--- a/docs/proposal.docx
+++ b/docs/proposal.docx
@@ -50017,7 +50017,25 @@
         <w:t xml:space="preserve"> </w:t>
       </w:r>
       <w:r>
-        <w:t xml:space="preserve">(D-0221). 결정마다</w:t>
+        <w:t xml:space="preserve">(D-0221). main에 들어가면 검사를 지난 뒤 GitHub Pages로 배포하고</w:t>
+      </w:r>
+      <w:r>
+        <w:t xml:space="preserve"> </w:t>
+      </w:r>
+      <w:r>
+        <w:rPr>
+          <w:rStyle w:val="VerbatimChar"/>
+        </w:rPr>
+        <w:t xml:space="preserve">site/proposal.html</w:t>
+      </w:r>
+      <w:r>
+        <w:t xml:space="preserve">이</w:t>
+      </w:r>
+      <w:r>
+        <w:t xml:space="preserve"> </w:t>
+      </w:r>
+      <w:r>
+        <w:t xml:space="preserve">그 docx를 변환 없이 그린다 (D-0222). 결정마다</w:t>
       </w:r>
       <w:r>
         <w:t xml:space="preserve"> </w:t>
@@ -50507,8 +50525,8 @@
         <w:tblLook w:firstRow="1" w:lastRow="0" w:firstColumn="0" w:lastColumn="0" w:noHBand="0" w:noVBand="0" w:val="0020"/>
       </w:tblPr>
       <w:tblGrid>
-        <w:gridCol w:w="3105"/>
-        <w:gridCol w:w="5966"/>
+        <w:gridCol w:w="3039"/>
+        <w:gridCol w:w="6032"/>
       </w:tblGrid>
       <w:tr>
         <w:trPr>
@@ -50516,7 +50534,7 @@
         </w:trPr>
         <w:tc>
           <w:tcPr>
-            <w:tcW w:type="dxa" w:w="3105"/>
+            <w:tcW w:type="dxa" w:w="3039"/>
             <w:shd w:val="clear" w:color="auto" w:fill="E8EEF5"/>
           </w:tcPr>
           <w:p>
@@ -50536,7 +50554,7 @@
         </w:tc>
         <w:tc>
           <w:tcPr>
-            <w:tcW w:type="dxa" w:w="5967"/>
+            <w:tcW w:type="dxa" w:w="6033"/>
             <w:shd w:val="clear" w:color="auto" w:fill="E8EEF5"/>
           </w:tcPr>
           <w:p>
@@ -50558,7 +50576,7 @@
       <w:tr>
         <w:tc>
           <w:tcPr>
-            <w:tcW w:type="dxa" w:w="3105"/>
+            <w:tcW w:type="dxa" w:w="3039"/>
           </w:tcPr>
           <w:p>
             <w:pPr>
@@ -50575,7 +50593,7 @@
         </w:tc>
         <w:tc>
           <w:tcPr>
-            <w:tcW w:type="dxa" w:w="5967"/>
+            <w:tcW w:type="dxa" w:w="6033"/>
           </w:tcPr>
           <w:p>
             <w:pPr>
@@ -50594,7 +50612,7 @@
       <w:tr>
         <w:tc>
           <w:tcPr>
-            <w:tcW w:type="dxa" w:w="3105"/>
+            <w:tcW w:type="dxa" w:w="3039"/>
           </w:tcPr>
           <w:p>
             <w:pPr>
@@ -50611,7 +50629,7 @@
         </w:tc>
         <w:tc>
           <w:tcPr>
-            <w:tcW w:type="dxa" w:w="5967"/>
+            <w:tcW w:type="dxa" w:w="6033"/>
           </w:tcPr>
           <w:p>
             <w:pPr>
@@ -50630,7 +50648,7 @@
       <w:tr>
         <w:tc>
           <w:tcPr>
-            <w:tcW w:type="dxa" w:w="3105"/>
+            <w:tcW w:type="dxa" w:w="3039"/>
           </w:tcPr>
           <w:p>
             <w:pPr>
@@ -50647,7 +50665,7 @@
         </w:tc>
         <w:tc>
           <w:tcPr>
-            <w:tcW w:type="dxa" w:w="5967"/>
+            <w:tcW w:type="dxa" w:w="6033"/>
           </w:tcPr>
           <w:p>
             <w:pPr>
@@ -50659,6 +50677,63 @@
                 <w:sz w:val="16"/>
               </w:rPr>
               <w:t xml:space="preserve">동일 시드 2회 실행 산출물 일치</w:t>
+            </w:r>
+          </w:p>
+        </w:tc>
+      </w:tr>
+      <w:tr>
+        <w:tc>
+          <w:tcPr>
+            <w:tcW w:type="dxa" w:w="3039"/>
+          </w:tcPr>
+          <w:p>
+            <w:pPr>
+              <w:pStyle w:val="Compact"/>
+              <w:spacing w:after="0" w:line="264" w:lineRule="auto"/>
+            </w:pPr>
+            <w:r>
+              <w:rPr>
+                <w:b/>
+                <w:bCs/>
+                <w:sz w:val="16"/>
+              </w:rPr>
+              <w:t xml:space="preserve">proposal</w:t>
+            </w:r>
+            <w:r>
+              <w:rPr>
+                <w:sz w:val="16"/>
+              </w:rPr>
+              <w:t xml:space="preserve"> </w:t>
+            </w:r>
+            <w:r>
+              <w:rPr>
+                <w:sz w:val="16"/>
+              </w:rPr>
+              <w:t xml:space="preserve">(배포)</w:t>
+            </w:r>
+          </w:p>
+        </w:tc>
+        <w:tc>
+          <w:tcPr>
+            <w:tcW w:type="dxa" w:w="6033"/>
+          </w:tcPr>
+          <w:p>
+            <w:pPr>
+              <w:pStyle w:val="Compact"/>
+              <w:spacing w:after="0" w:line="264" w:lineRule="auto"/>
+            </w:pPr>
+            <w:r>
+              <w:rPr>
+                <w:rStyle w:val="VerbatimChar"/>
+                <w:sz w:val="16"/>
+              </w:rPr>
+              <w:t xml:space="preserve">ci.yml</w:t>
+            </w:r>
+            <w:r>
+              <w:rPr>
+                <w:sz w:val="16"/>
+              </w:rPr>
+              <w:t xml:space="preserve">을 그대로 부른 뒤 기획서 지문 대조 → GitHub Pages. 검사를 지나야 올라간다 (D-0222)</w:t>
             </w:r>
           </w:p>
         </w:tc>

--- a/docs/proposal.docx
+++ b/docs/proposal.docx
@@ -48561,8 +48561,8 @@
         <w:tblLook w:firstRow="1" w:lastRow="0" w:firstColumn="0" w:lastColumn="0" w:noHBand="0" w:noVBand="0" w:val="0020"/>
       </w:tblPr>
       <w:tblGrid>
-        <w:gridCol w:w="1977"/>
-        <w:gridCol w:w="7094"/>
+        <w:gridCol w:w="1816"/>
+        <w:gridCol w:w="7255"/>
       </w:tblGrid>
       <w:tr>
         <w:trPr>
@@ -48570,7 +48570,7 @@
         </w:trPr>
         <w:tc>
           <w:tcPr>
-            <w:tcW w:type="dxa" w:w="1978"/>
+            <w:tcW w:type="dxa" w:w="1817"/>
             <w:shd w:val="clear" w:color="auto" w:fill="E8EEF5"/>
           </w:tcPr>
           <w:p>
@@ -48590,7 +48590,7 @@
         </w:tc>
         <w:tc>
           <w:tcPr>
-            <w:tcW w:type="dxa" w:w="7094"/>
+            <w:tcW w:type="dxa" w:w="7255"/>
             <w:shd w:val="clear" w:color="auto" w:fill="E8EEF5"/>
           </w:tcPr>
           <w:p>
@@ -48612,7 +48612,7 @@
       <w:tr>
         <w:tc>
           <w:tcPr>
-            <w:tcW w:type="dxa" w:w="1978"/>
+            <w:tcW w:type="dxa" w:w="1817"/>
           </w:tcPr>
           <w:p>
             <w:pPr>
@@ -48629,7 +48629,7 @@
         </w:tc>
         <w:tc>
           <w:tcPr>
-            <w:tcW w:type="dxa" w:w="7094"/>
+            <w:tcW w:type="dxa" w:w="7255"/>
           </w:tcPr>
           <w:p>
             <w:pPr>
@@ -48648,7 +48648,7 @@
       <w:tr>
         <w:tc>
           <w:tcPr>
-            <w:tcW w:type="dxa" w:w="1978"/>
+            <w:tcW w:type="dxa" w:w="1817"/>
           </w:tcPr>
           <w:p>
             <w:pPr>
@@ -48665,7 +48665,7 @@
         </w:tc>
         <w:tc>
           <w:tcPr>
-            <w:tcW w:type="dxa" w:w="7094"/>
+            <w:tcW w:type="dxa" w:w="7255"/>
           </w:tcPr>
           <w:p>
             <w:pPr>
@@ -48703,7 +48703,7 @@
       <w:tr>
         <w:tc>
           <w:tcPr>
-            <w:tcW w:type="dxa" w:w="1978"/>
+            <w:tcW w:type="dxa" w:w="1817"/>
           </w:tcPr>
           <w:p>
             <w:pPr>
@@ -48720,7 +48720,7 @@
         </w:tc>
         <w:tc>
           <w:tcPr>
-            <w:tcW w:type="dxa" w:w="7094"/>
+            <w:tcW w:type="dxa" w:w="7255"/>
           </w:tcPr>
           <w:p>
             <w:pPr>
@@ -48752,7 +48752,7 @@
       <w:tr>
         <w:tc>
           <w:tcPr>
-            <w:tcW w:type="dxa" w:w="1978"/>
+            <w:tcW w:type="dxa" w:w="1817"/>
           </w:tcPr>
           <w:p>
             <w:pPr>
@@ -48769,26 +48769,39 @@
         </w:tc>
         <w:tc>
           <w:tcPr>
-            <w:tcW w:type="dxa" w:w="7094"/>
-          </w:tcPr>
-          <w:p>
-            <w:pPr>
-              <w:pStyle w:val="Compact"/>
-              <w:spacing w:after="0" w:line="264" w:lineRule="auto"/>
-            </w:pPr>
-            <w:r>
-              <w:rPr>
-                <w:sz w:val="16"/>
-              </w:rPr>
-              <w:t xml:space="preserve">Docker Engine + Compose</w:t>
-            </w:r>
-          </w:p>
-        </w:tc>
-      </w:tr>
-      <w:tr>
-        <w:tc>
-          <w:tcPr>
-            <w:tcW w:type="dxa" w:w="1978"/>
+            <w:tcW w:type="dxa" w:w="7255"/>
+          </w:tcPr>
+          <w:p>
+            <w:pPr>
+              <w:pStyle w:val="Compact"/>
+              <w:spacing w:after="0" w:line="264" w:lineRule="auto"/>
+            </w:pPr>
+            <w:r>
+              <w:rPr>
+                <w:sz w:val="16"/>
+              </w:rPr>
+              <w:t xml:space="preserve">Docker Engine + Compose · 데브 컨테이너(</w:t>
+            </w:r>
+            <w:r>
+              <w:rPr>
+                <w:rStyle w:val="VerbatimChar"/>
+                <w:sz w:val="16"/>
+              </w:rPr>
+              <w:t xml:space="preserve">.devcontainer/</w:t>
+            </w:r>
+            <w:r>
+              <w:rPr>
+                <w:sz w:val="16"/>
+              </w:rPr>
+              <w:t xml:space="preserve">) — CI와 같은 묶음, GPU 없음 (D-0223)</w:t>
+            </w:r>
+          </w:p>
+        </w:tc>
+      </w:tr>
+      <w:tr>
+        <w:tc>
+          <w:tcPr>
+            <w:tcW w:type="dxa" w:w="1817"/>
           </w:tcPr>
           <w:p>
             <w:pPr>
@@ -48805,7 +48818,7 @@
         </w:tc>
         <w:tc>
           <w:tcPr>
-            <w:tcW w:type="dxa" w:w="7094"/>
+            <w:tcW w:type="dxa" w:w="7255"/>
           </w:tcPr>
           <w:p>
             <w:pPr>
@@ -48850,7 +48863,7 @@
       <w:tr>
         <w:tc>
           <w:tcPr>
-            <w:tcW w:type="dxa" w:w="1978"/>
+            <w:tcW w:type="dxa" w:w="1817"/>
           </w:tcPr>
           <w:p>
             <w:pPr>
@@ -48867,7 +48880,7 @@
         </w:tc>
         <w:tc>
           <w:tcPr>
-            <w:tcW w:type="dxa" w:w="7094"/>
+            <w:tcW w:type="dxa" w:w="7255"/>
           </w:tcPr>
           <w:p>
             <w:pPr>
@@ -49057,7 +49070,7 @@
     <w:tbl>
       <w:tblPr>
         <w:tblStyle w:val="Table"/>
-        <w:tblW w:w="9071" w:type="dxa"/>
+        <w:tblW w:w="9072" w:type="dxa"/>
         <w:tblBorders>
           <w:top w:val="single" w:sz="4" w:color="BFC8D3"/>
           <w:left w:val="single" w:sz="4" w:color="BFC8D3"/>
@@ -49070,9 +49083,9 @@
         <w:tblLook w:firstRow="1" w:lastRow="0" w:firstColumn="0" w:lastColumn="0" w:noHBand="0" w:noVBand="0" w:val="0020"/>
       </w:tblPr>
       <w:tblGrid>
-        <w:gridCol w:w="1635"/>
-        <w:gridCol w:w="4913"/>
-        <w:gridCol w:w="2523"/>
+        <w:gridCol w:w="1636"/>
+        <w:gridCol w:w="4987"/>
+        <w:gridCol w:w="2447"/>
       </w:tblGrid>
       <w:tr>
         <w:trPr>
@@ -49080,7 +49093,7 @@
         </w:trPr>
         <w:tc>
           <w:tcPr>
-            <w:tcW w:type="dxa" w:w="1636"/>
+            <w:tcW w:type="dxa" w:w="1637"/>
             <w:shd w:val="clear" w:color="auto" w:fill="E8EEF5"/>
           </w:tcPr>
           <w:p>
@@ -49100,7 +49113,7 @@
         </w:tc>
         <w:tc>
           <w:tcPr>
-            <w:tcW w:type="dxa" w:w="4913"/>
+            <w:tcW w:type="dxa" w:w="4987"/>
             <w:shd w:val="clear" w:color="auto" w:fill="E8EEF5"/>
           </w:tcPr>
           <w:p>
@@ -49120,7 +49133,7 @@
         </w:tc>
         <w:tc>
           <w:tcPr>
-            <w:tcW w:type="dxa" w:w="2523"/>
+            <w:tcW w:type="dxa" w:w="2448"/>
             <w:shd w:val="clear" w:color="auto" w:fill="E8EEF5"/>
           </w:tcPr>
           <w:p>
@@ -49142,7 +49155,7 @@
       <w:tr>
         <w:tc>
           <w:tcPr>
-            <w:tcW w:type="dxa" w:w="1636"/>
+            <w:tcW w:type="dxa" w:w="1637"/>
           </w:tcPr>
           <w:p>
             <w:pPr>
@@ -49159,7 +49172,7 @@
         </w:tc>
         <w:tc>
           <w:tcPr>
-            <w:tcW w:type="dxa" w:w="4913"/>
+            <w:tcW w:type="dxa" w:w="4987"/>
           </w:tcPr>
           <w:p>
             <w:pPr>
@@ -49176,7 +49189,7 @@
         </w:tc>
         <w:tc>
           <w:tcPr>
-            <w:tcW w:type="dxa" w:w="2523"/>
+            <w:tcW w:type="dxa" w:w="2448"/>
           </w:tcPr>
           <w:p>
             <w:pPr>
@@ -49195,7 +49208,7 @@
       <w:tr>
         <w:tc>
           <w:tcPr>
-            <w:tcW w:type="dxa" w:w="1636"/>
+            <w:tcW w:type="dxa" w:w="1637"/>
           </w:tcPr>
           <w:p>
             <w:pPr>
@@ -49212,7 +49225,7 @@
         </w:tc>
         <w:tc>
           <w:tcPr>
-            <w:tcW w:type="dxa" w:w="4913"/>
+            <w:tcW w:type="dxa" w:w="4987"/>
           </w:tcPr>
           <w:p>
             <w:pPr>
@@ -49229,7 +49242,7 @@
         </w:tc>
         <w:tc>
           <w:tcPr>
-            <w:tcW w:type="dxa" w:w="2523"/>
+            <w:tcW w:type="dxa" w:w="2448"/>
           </w:tcPr>
           <w:p>
             <w:pPr>
@@ -49248,7 +49261,7 @@
       <w:tr>
         <w:tc>
           <w:tcPr>
-            <w:tcW w:type="dxa" w:w="1636"/>
+            <w:tcW w:type="dxa" w:w="1637"/>
           </w:tcPr>
           <w:p>
             <w:pPr>
@@ -49265,7 +49278,7 @@
         </w:tc>
         <w:tc>
           <w:tcPr>
-            <w:tcW w:type="dxa" w:w="4913"/>
+            <w:tcW w:type="dxa" w:w="4987"/>
           </w:tcPr>
           <w:p>
             <w:pPr>
@@ -49282,7 +49295,7 @@
         </w:tc>
         <w:tc>
           <w:tcPr>
-            <w:tcW w:type="dxa" w:w="2523"/>
+            <w:tcW w:type="dxa" w:w="2448"/>
           </w:tcPr>
           <w:p>
             <w:pPr>
@@ -49301,7 +49314,7 @@
       <w:tr>
         <w:tc>
           <w:tcPr>
-            <w:tcW w:type="dxa" w:w="1636"/>
+            <w:tcW w:type="dxa" w:w="1637"/>
           </w:tcPr>
           <w:p>
             <w:pPr>
@@ -49318,7 +49331,7 @@
         </w:tc>
         <w:tc>
           <w:tcPr>
-            <w:tcW w:type="dxa" w:w="4913"/>
+            <w:tcW w:type="dxa" w:w="4987"/>
           </w:tcPr>
           <w:p>
             <w:pPr>
@@ -49335,7 +49348,7 @@
         </w:tc>
         <w:tc>
           <w:tcPr>
-            <w:tcW w:type="dxa" w:w="2523"/>
+            <w:tcW w:type="dxa" w:w="2448"/>
           </w:tcPr>
           <w:p>
             <w:pPr>
@@ -49354,7 +49367,7 @@
       <w:tr>
         <w:tc>
           <w:tcPr>
-            <w:tcW w:type="dxa" w:w="1636"/>
+            <w:tcW w:type="dxa" w:w="1637"/>
           </w:tcPr>
           <w:p>
             <w:pPr>
@@ -49371,7 +49384,7 @@
         </w:tc>
         <w:tc>
           <w:tcPr>
-            <w:tcW w:type="dxa" w:w="4913"/>
+            <w:tcW w:type="dxa" w:w="4987"/>
           </w:tcPr>
           <w:p>
             <w:pPr>
@@ -49388,7 +49401,7 @@
         </w:tc>
         <w:tc>
           <w:tcPr>
-            <w:tcW w:type="dxa" w:w="2523"/>
+            <w:tcW w:type="dxa" w:w="2448"/>
           </w:tcPr>
           <w:p>
             <w:pPr>
@@ -49407,7 +49420,7 @@
       <w:tr>
         <w:tc>
           <w:tcPr>
-            <w:tcW w:type="dxa" w:w="1636"/>
+            <w:tcW w:type="dxa" w:w="1637"/>
           </w:tcPr>
           <w:p>
             <w:pPr>
@@ -49424,7 +49437,7 @@
         </w:tc>
         <w:tc>
           <w:tcPr>
-            <w:tcW w:type="dxa" w:w="4913"/>
+            <w:tcW w:type="dxa" w:w="4987"/>
           </w:tcPr>
           <w:p>
             <w:pPr>
@@ -49441,7 +49454,7 @@
         </w:tc>
         <w:tc>
           <w:tcPr>
-            <w:tcW w:type="dxa" w:w="2523"/>
+            <w:tcW w:type="dxa" w:w="2448"/>
           </w:tcPr>
           <w:p>
             <w:pPr>
@@ -49460,7 +49473,7 @@
       <w:tr>
         <w:tc>
           <w:tcPr>
-            <w:tcW w:type="dxa" w:w="1636"/>
+            <w:tcW w:type="dxa" w:w="1637"/>
           </w:tcPr>
           <w:p>
             <w:pPr>
@@ -49477,7 +49490,7 @@
         </w:tc>
         <w:tc>
           <w:tcPr>
-            <w:tcW w:type="dxa" w:w="4913"/>
+            <w:tcW w:type="dxa" w:w="4987"/>
           </w:tcPr>
           <w:p>
             <w:pPr>
@@ -49494,7 +49507,7 @@
         </w:tc>
         <w:tc>
           <w:tcPr>
-            <w:tcW w:type="dxa" w:w="2523"/>
+            <w:tcW w:type="dxa" w:w="2448"/>
           </w:tcPr>
           <w:p>
             <w:pPr>
@@ -49513,7 +49526,7 @@
       <w:tr>
         <w:tc>
           <w:tcPr>
-            <w:tcW w:type="dxa" w:w="1636"/>
+            <w:tcW w:type="dxa" w:w="1637"/>
           </w:tcPr>
           <w:p>
             <w:pPr>
@@ -49530,7 +49543,7 @@
         </w:tc>
         <w:tc>
           <w:tcPr>
-            <w:tcW w:type="dxa" w:w="4913"/>
+            <w:tcW w:type="dxa" w:w="4987"/>
           </w:tcPr>
           <w:p>
             <w:pPr>
@@ -49547,7 +49560,7 @@
         </w:tc>
         <w:tc>
           <w:tcPr>
-            <w:tcW w:type="dxa" w:w="2523"/>
+            <w:tcW w:type="dxa" w:w="2448"/>
           </w:tcPr>
           <w:p>
             <w:pPr>
@@ -49566,7 +49579,7 @@
       <w:tr>
         <w:tc>
           <w:tcPr>
-            <w:tcW w:type="dxa" w:w="1636"/>
+            <w:tcW w:type="dxa" w:w="1637"/>
           </w:tcPr>
           <w:p>
             <w:pPr>
@@ -49583,7 +49596,7 @@
         </w:tc>
         <w:tc>
           <w:tcPr>
-            <w:tcW w:type="dxa" w:w="4913"/>
+            <w:tcW w:type="dxa" w:w="4987"/>
           </w:tcPr>
           <w:p>
             <w:pPr>
@@ -49600,7 +49613,7 @@
         </w:tc>
         <w:tc>
           <w:tcPr>
-            <w:tcW w:type="dxa" w:w="2523"/>
+            <w:tcW w:type="dxa" w:w="2448"/>
           </w:tcPr>
           <w:p>
             <w:pPr>
@@ -49619,7 +49632,7 @@
       <w:tr>
         <w:tc>
           <w:tcPr>
-            <w:tcW w:type="dxa" w:w="1636"/>
+            <w:tcW w:type="dxa" w:w="1637"/>
           </w:tcPr>
           <w:p>
             <w:pPr>
@@ -49636,7 +49649,7 @@
         </w:tc>
         <w:tc>
           <w:tcPr>
-            <w:tcW w:type="dxa" w:w="4913"/>
+            <w:tcW w:type="dxa" w:w="4987"/>
           </w:tcPr>
           <w:p>
             <w:pPr>
@@ -49653,7 +49666,7 @@
         </w:tc>
         <w:tc>
           <w:tcPr>
-            <w:tcW w:type="dxa" w:w="2523"/>
+            <w:tcW w:type="dxa" w:w="2448"/>
           </w:tcPr>
           <w:p>
             <w:pPr>
@@ -49672,7 +49685,7 @@
       <w:tr>
         <w:tc>
           <w:tcPr>
-            <w:tcW w:type="dxa" w:w="1636"/>
+            <w:tcW w:type="dxa" w:w="1637"/>
           </w:tcPr>
           <w:p>
             <w:pPr>
@@ -49689,7 +49702,7 @@
         </w:tc>
         <w:tc>
           <w:tcPr>
-            <w:tcW w:type="dxa" w:w="4913"/>
+            <w:tcW w:type="dxa" w:w="4987"/>
           </w:tcPr>
           <w:p>
             <w:pPr>
@@ -49706,7 +49719,7 @@
         </w:tc>
         <w:tc>
           <w:tcPr>
-            <w:tcW w:type="dxa" w:w="2523"/>
+            <w:tcW w:type="dxa" w:w="2448"/>
           </w:tcPr>
           <w:p>
             <w:pPr>
@@ -49725,52 +49738,77 @@
       <w:tr>
         <w:tc>
           <w:tcPr>
-            <w:tcW w:type="dxa" w:w="1636"/>
-          </w:tcPr>
-          <w:p>
-            <w:pPr>
-              <w:pStyle w:val="Compact"/>
-              <w:spacing w:after="0" w:line="264" w:lineRule="auto"/>
-            </w:pPr>
-            <w:r>
-              <w:rPr>
-                <w:sz w:val="16"/>
-              </w:rPr>
-              <w:t xml:space="preserve">시험</w:t>
-            </w:r>
-          </w:p>
-        </w:tc>
-        <w:tc>
-          <w:tcPr>
-            <w:tcW w:type="dxa" w:w="4913"/>
-          </w:tcPr>
-          <w:p>
-            <w:pPr>
-              <w:pStyle w:val="Compact"/>
-              <w:spacing w:after="0" w:line="264" w:lineRule="auto"/>
-            </w:pPr>
-            <w:r>
-              <w:rPr>
-                <w:sz w:val="16"/>
-              </w:rPr>
-              <w:t xml:space="preserve">pytest · 커버리지 83% 게이트 — 올린 뒤 내리지 않는다</w:t>
-            </w:r>
-          </w:p>
-        </w:tc>
-        <w:tc>
-          <w:tcPr>
-            <w:tcW w:type="dxa" w:w="2523"/>
-          </w:tcPr>
-          <w:p>
-            <w:pPr>
-              <w:pStyle w:val="Compact"/>
-              <w:spacing w:after="0" w:line="264" w:lineRule="auto"/>
-            </w:pPr>
-            <w:r>
-              <w:rPr>
-                <w:sz w:val="16"/>
-              </w:rPr>
-              <w:t xml:space="preserve">—</w:t>
+            <w:tcW w:type="dxa" w:w="1637"/>
+          </w:tcPr>
+          <w:p>
+            <w:pPr>
+              <w:pStyle w:val="Compact"/>
+              <w:spacing w:after="0" w:line="264" w:lineRule="auto"/>
+            </w:pPr>
+            <w:r>
+              <w:rPr>
+                <w:sz w:val="16"/>
+              </w:rPr>
+              <w:t xml:space="preserve">시험 · 커버리지</w:t>
+            </w:r>
+          </w:p>
+        </w:tc>
+        <w:tc>
+          <w:tcPr>
+            <w:tcW w:type="dxa" w:w="4987"/>
+          </w:tcPr>
+          <w:p>
+            <w:pPr>
+              <w:pStyle w:val="Compact"/>
+              <w:spacing w:after="0" w:line="264" w:lineRule="auto"/>
+            </w:pPr>
+            <w:r>
+              <w:rPr>
+                <w:sz w:val="16"/>
+              </w:rPr>
+              <w:t xml:space="preserve">pytest · 커버리지 바닥 래칫 — 숫자는</w:t>
+            </w:r>
+            <w:r>
+              <w:rPr>
+                <w:sz w:val="16"/>
+              </w:rPr>
+              <w:t xml:space="preserve"> </w:t>
+            </w:r>
+            <w:r>
+              <w:rPr>
+                <w:rStyle w:val="VerbatimChar"/>
+                <w:sz w:val="16"/>
+              </w:rPr>
+              <w:t xml:space="preserve">core/pyproject.toml</w:t>
+            </w:r>
+            <w:r>
+              <w:rPr>
+                <w:sz w:val="16"/>
+              </w:rPr>
+              <w:t xml:space="preserve"> </w:t>
+            </w:r>
+            <w:r>
+              <w:rPr>
+                <w:sz w:val="16"/>
+              </w:rPr>
+              <w:t xml:space="preserve">하나, 실측이 3%p 넘게 앞서면 바닥을 올린다</w:t>
+            </w:r>
+          </w:p>
+        </w:tc>
+        <w:tc>
+          <w:tcPr>
+            <w:tcW w:type="dxa" w:w="2448"/>
+          </w:tcPr>
+          <w:p>
+            <w:pPr>
+              <w:pStyle w:val="Compact"/>
+              <w:spacing w:after="0" w:line="264" w:lineRule="auto"/>
+            </w:pPr>
+            <w:r>
+              <w:rPr>
+                <w:sz w:val="16"/>
+              </w:rPr>
+              <w:t xml:space="preserve">D-0223</w:t>
             </w:r>
           </w:p>
         </w:tc>
@@ -49861,7 +49899,7 @@
       <w:r>
         <w:drawing>
           <wp:inline>
-            <wp:extent cx="5334000" cy="6137593"/>
+            <wp:extent cx="5334000" cy="6492805"/>
             <wp:effectExtent b="0" l="0" r="0" t="0"/>
             <wp:docPr descr="make check · CI · 커밋 훅 대조 (실물에서 읽었다)" title="" id="189" name="Picture"/>
             <a:graphic>
@@ -49882,7 +49920,7 @@
                   <pic:spPr bwMode="auto">
                     <a:xfrm>
                       <a:off x="0" y="0"/>
-                      <a:ext cx="5334000" cy="6137593"/>
+                      <a:ext cx="5334000" cy="6492805"/>
                     </a:xfrm>
                     <a:prstGeom prst="rect">
                       <a:avLst/>
@@ -50525,8 +50563,8 @@
         <w:tblLook w:firstRow="1" w:lastRow="0" w:firstColumn="0" w:lastColumn="0" w:noHBand="0" w:noVBand="0" w:val="0020"/>
       </w:tblPr>
       <w:tblGrid>
-        <w:gridCol w:w="3039"/>
-        <w:gridCol w:w="6032"/>
+        <w:gridCol w:w="2835"/>
+        <w:gridCol w:w="6236"/>
       </w:tblGrid>
       <w:tr>
         <w:trPr>
@@ -50534,7 +50572,7 @@
         </w:trPr>
         <w:tc>
           <w:tcPr>
-            <w:tcW w:type="dxa" w:w="3039"/>
+            <w:tcW w:type="dxa" w:w="2835"/>
             <w:shd w:val="clear" w:color="auto" w:fill="E8EEF5"/>
           </w:tcPr>
           <w:p>
@@ -50554,7 +50592,7 @@
         </w:tc>
         <w:tc>
           <w:tcPr>
-            <w:tcW w:type="dxa" w:w="6033"/>
+            <w:tcW w:type="dxa" w:w="6237"/>
             <w:shd w:val="clear" w:color="auto" w:fill="E8EEF5"/>
           </w:tcPr>
           <w:p>
@@ -50576,7 +50614,7 @@
       <w:tr>
         <w:tc>
           <w:tcPr>
-            <w:tcW w:type="dxa" w:w="3039"/>
+            <w:tcW w:type="dxa" w:w="2835"/>
           </w:tcPr>
           <w:p>
             <w:pPr>
@@ -50593,7 +50631,7 @@
         </w:tc>
         <w:tc>
           <w:tcPr>
-            <w:tcW w:type="dxa" w:w="6033"/>
+            <w:tcW w:type="dxa" w:w="6237"/>
           </w:tcPr>
           <w:p>
             <w:pPr>
@@ -50612,7 +50650,7 @@
       <w:tr>
         <w:tc>
           <w:tcPr>
-            <w:tcW w:type="dxa" w:w="3039"/>
+            <w:tcW w:type="dxa" w:w="2835"/>
           </w:tcPr>
           <w:p>
             <w:pPr>
@@ -50629,7 +50667,7 @@
         </w:tc>
         <w:tc>
           <w:tcPr>
-            <w:tcW w:type="dxa" w:w="6033"/>
+            <w:tcW w:type="dxa" w:w="6237"/>
           </w:tcPr>
           <w:p>
             <w:pPr>
@@ -50648,7 +50686,7 @@
       <w:tr>
         <w:tc>
           <w:tcPr>
-            <w:tcW w:type="dxa" w:w="3039"/>
+            <w:tcW w:type="dxa" w:w="2835"/>
           </w:tcPr>
           <w:p>
             <w:pPr>
@@ -50665,7 +50703,7 @@
         </w:tc>
         <w:tc>
           <w:tcPr>
-            <w:tcW w:type="dxa" w:w="6033"/>
+            <w:tcW w:type="dxa" w:w="6237"/>
           </w:tcPr>
           <w:p>
             <w:pPr>
@@ -50684,7 +50722,7 @@
       <w:tr>
         <w:tc>
           <w:tcPr>
-            <w:tcW w:type="dxa" w:w="3039"/>
+            <w:tcW w:type="dxa" w:w="2835"/>
           </w:tcPr>
           <w:p>
             <w:pPr>
@@ -50715,7 +50753,7 @@
         </w:tc>
         <w:tc>
           <w:tcPr>
-            <w:tcW w:type="dxa" w:w="6033"/>
+            <w:tcW w:type="dxa" w:w="6237"/>
           </w:tcPr>
           <w:p>
             <w:pPr>
@@ -50734,6 +50772,125 @@
                 <w:sz w:val="16"/>
               </w:rPr>
               <w:t xml:space="preserve">을 그대로 부른 뒤 기획서 지문 대조 → GitHub Pages. 검사를 지나야 올라간다 (D-0222)</w:t>
+            </w:r>
+          </w:p>
+        </w:tc>
+      </w:tr>
+      <w:tr>
+        <w:tc>
+          <w:tcPr>
+            <w:tcW w:type="dxa" w:w="2835"/>
+          </w:tcPr>
+          <w:p>
+            <w:pPr>
+              <w:pStyle w:val="Compact"/>
+              <w:spacing w:after="0" w:line="264" w:lineRule="auto"/>
+            </w:pPr>
+            <w:r>
+              <w:rPr>
+                <w:b/>
+                <w:bCs/>
+                <w:sz w:val="16"/>
+              </w:rPr>
+              <w:t xml:space="preserve">release</w:t>
+            </w:r>
+          </w:p>
+        </w:tc>
+        <w:tc>
+          <w:tcPr>
+            <w:tcW w:type="dxa" w:w="6237"/>
+          </w:tcPr>
+          <w:p>
+            <w:pPr>
+              <w:pStyle w:val="Compact"/>
+              <w:spacing w:after="0" w:line="264" w:lineRule="auto"/>
+            </w:pPr>
+            <w:r>
+              <w:rPr>
+                <w:sz w:val="16"/>
+              </w:rPr>
+              <w:t xml:space="preserve">결정이 main에 들어가면</w:t>
+            </w:r>
+            <w:r>
+              <w:rPr>
+                <w:sz w:val="16"/>
+              </w:rPr>
+              <w:t xml:space="preserve"> </w:t>
+            </w:r>
+            <w:r>
+              <w:rPr>
+                <w:rStyle w:val="VerbatimChar"/>
+                <w:sz w:val="16"/>
+              </w:rPr>
+              <w:t xml:space="preserve">ci.yml</w:t>
+            </w:r>
+            <w:r>
+              <w:rPr>
+                <w:sz w:val="16"/>
+              </w:rPr>
+              <w:t xml:space="preserve">을 지난 뒤 결정 번호(</w:t>
+            </w:r>
+            <w:r>
+              <w:rPr>
+                <w:rStyle w:val="VerbatimChar"/>
+                <w:sz w:val="16"/>
+              </w:rPr>
+              <w:t xml:space="preserve">D-0223</w:t>
+            </w:r>
+            <w:r>
+              <w:rPr>
+                <w:sz w:val="16"/>
+              </w:rPr>
+              <w:t xml:space="preserve">)로 태그 · 릴리스. 본문은 결정의 결과 · 남기는 것 (D-0223)</w:t>
+            </w:r>
+          </w:p>
+        </w:tc>
+      </w:tr>
+      <w:tr>
+        <w:tc>
+          <w:tcPr>
+            <w:tcW w:type="dxa" w:w="2835"/>
+          </w:tcPr>
+          <w:p>
+            <w:pPr>
+              <w:pStyle w:val="Compact"/>
+              <w:spacing w:after="0" w:line="264" w:lineRule="auto"/>
+            </w:pPr>
+            <w:r>
+              <w:rPr>
+                <w:sz w:val="16"/>
+              </w:rPr>
+              <w:t xml:space="preserve">Dependabot</w:t>
+            </w:r>
+          </w:p>
+        </w:tc>
+        <w:tc>
+          <w:tcPr>
+            <w:tcW w:type="dxa" w:w="6237"/>
+          </w:tcPr>
+          <w:p>
+            <w:pPr>
+              <w:pStyle w:val="Compact"/>
+              <w:spacing w:after="0" w:line="264" w:lineRule="auto"/>
+            </w:pPr>
+            <w:r>
+              <w:rPr>
+                <w:sz w:val="16"/>
+              </w:rPr>
+              <w:t xml:space="preserve">uv(</w:t>
+            </w:r>
+            <w:r>
+              <w:rPr>
+                <w:rStyle w:val="VerbatimChar"/>
+                <w:sz w:val="16"/>
+              </w:rPr>
+              <w:t xml:space="preserve">core/</w:t>
+            </w:r>
+            <w:r>
+              <w:rPr>
+                <w:sz w:val="16"/>
+              </w:rPr>
+              <w:t xml:space="preserve">) · GitHub Actions 주 1회 묶음 제안. GPU 묶음은 주 버전 자동 상향 안 함 (D-0223)</w:t>
             </w:r>
           </w:p>
         </w:tc>

--- a/docs/proposal.docx
+++ b/docs/proposal.docx
@@ -15966,12 +15966,12 @@
         <w:tblLook w:firstRow="1" w:lastRow="0" w:firstColumn="0" w:lastColumn="0" w:noHBand="0" w:noVBand="0" w:val="0020"/>
       </w:tblPr>
       <w:tblGrid>
-        <w:gridCol w:w="2364"/>
-        <w:gridCol w:w="2235"/>
-        <w:gridCol w:w="547"/>
-        <w:gridCol w:w="598"/>
-        <w:gridCol w:w="776"/>
-        <w:gridCol w:w="2549"/>
+        <w:gridCol w:w="2345"/>
+        <w:gridCol w:w="2198"/>
+        <w:gridCol w:w="544"/>
+        <w:gridCol w:w="593"/>
+        <w:gridCol w:w="771"/>
+        <w:gridCol w:w="2619"/>
       </w:tblGrid>
       <w:tr>
         <w:trPr>
@@ -15979,7 +15979,7 @@
         </w:trPr>
         <w:tc>
           <w:tcPr>
-            <w:tcW w:type="dxa" w:w="2365"/>
+            <w:tcW w:type="dxa" w:w="2345"/>
             <w:shd w:val="clear" w:color="auto" w:fill="E8EEF5"/>
           </w:tcPr>
           <w:p>
@@ -15999,7 +15999,7 @@
         </w:tc>
         <w:tc>
           <w:tcPr>
-            <w:tcW w:type="dxa" w:w="2235"/>
+            <w:tcW w:type="dxa" w:w="2198"/>
             <w:shd w:val="clear" w:color="auto" w:fill="E8EEF5"/>
           </w:tcPr>
           <w:p>
@@ -16019,7 +16019,7 @@
         </w:tc>
         <w:tc>
           <w:tcPr>
-            <w:tcW w:type="dxa" w:w="547"/>
+            <w:tcW w:type="dxa" w:w="544"/>
             <w:shd w:val="clear" w:color="auto" w:fill="E8EEF5"/>
           </w:tcPr>
           <w:p>
@@ -16039,7 +16039,7 @@
         </w:tc>
         <w:tc>
           <w:tcPr>
-            <w:tcW w:type="dxa" w:w="598"/>
+            <w:tcW w:type="dxa" w:w="594"/>
             <w:shd w:val="clear" w:color="auto" w:fill="E8EEF5"/>
           </w:tcPr>
           <w:p>
@@ -16059,7 +16059,7 @@
         </w:tc>
         <w:tc>
           <w:tcPr>
-            <w:tcW w:type="dxa" w:w="777"/>
+            <w:tcW w:type="dxa" w:w="771"/>
             <w:shd w:val="clear" w:color="auto" w:fill="E8EEF5"/>
           </w:tcPr>
           <w:p>
@@ -16079,7 +16079,7 @@
         </w:tc>
         <w:tc>
           <w:tcPr>
-            <w:tcW w:type="dxa" w:w="2550"/>
+            <w:tcW w:type="dxa" w:w="2619"/>
             <w:shd w:val="clear" w:color="auto" w:fill="E8EEF5"/>
           </w:tcPr>
           <w:p>
@@ -16101,7 +16101,7 @@
       <w:tr>
         <w:tc>
           <w:tcPr>
-            <w:tcW w:type="dxa" w:w="2365"/>
+            <w:tcW w:type="dxa" w:w="2345"/>
           </w:tcPr>
           <w:p>
             <w:pPr>
@@ -16118,7 +16118,7 @@
         </w:tc>
         <w:tc>
           <w:tcPr>
-            <w:tcW w:type="dxa" w:w="2235"/>
+            <w:tcW w:type="dxa" w:w="2198"/>
           </w:tcPr>
           <w:p>
             <w:pPr>
@@ -16137,7 +16137,7 @@
         </w:tc>
         <w:tc>
           <w:tcPr>
-            <w:tcW w:type="dxa" w:w="547"/>
+            <w:tcW w:type="dxa" w:w="544"/>
           </w:tcPr>
           <w:p>
             <w:pPr>
@@ -16154,7 +16154,7 @@
         </w:tc>
         <w:tc>
           <w:tcPr>
-            <w:tcW w:type="dxa" w:w="598"/>
+            <w:tcW w:type="dxa" w:w="594"/>
           </w:tcPr>
           <w:p>
             <w:pPr>
@@ -16171,7 +16171,7 @@
         </w:tc>
         <w:tc>
           <w:tcPr>
-            <w:tcW w:type="dxa" w:w="777"/>
+            <w:tcW w:type="dxa" w:w="771"/>
           </w:tcPr>
           <w:p>
             <w:pPr>
@@ -16188,26 +16188,26 @@
         </w:tc>
         <w:tc>
           <w:tcPr>
-            <w:tcW w:type="dxa" w:w="2550"/>
-          </w:tcPr>
-          <w:p>
-            <w:pPr>
-              <w:pStyle w:val="Compact"/>
-              <w:spacing w:after="0" w:line="264" w:lineRule="auto"/>
-            </w:pPr>
-            <w:r>
-              <w:rPr>
-                <w:sz w:val="16"/>
-              </w:rPr>
-              <w:t xml:space="preserve">계층 계약 5번 · 망 접점 허용 2곳 (D-0134)</w:t>
-            </w:r>
-          </w:p>
-        </w:tc>
-      </w:tr>
-      <w:tr>
-        <w:tc>
-          <w:tcPr>
-            <w:tcW w:type="dxa" w:w="2365"/>
+            <w:tcW w:type="dxa" w:w="2619"/>
+          </w:tcPr>
+          <w:p>
+            <w:pPr>
+              <w:pStyle w:val="Compact"/>
+              <w:spacing w:after="0" w:line="264" w:lineRule="auto"/>
+            </w:pPr>
+            <w:r>
+              <w:rPr>
+                <w:sz w:val="16"/>
+              </w:rPr>
+              <w:t xml:space="preserve">계층 계약 5번 · 망 접점 허용 4곳 — 밖 2 · 로컬 2 (D-0134 · D-0224)</w:t>
+            </w:r>
+          </w:p>
+        </w:tc>
+      </w:tr>
+      <w:tr>
+        <w:tc>
+          <w:tcPr>
+            <w:tcW w:type="dxa" w:w="2345"/>
           </w:tcPr>
           <w:p>
             <w:pPr>
@@ -16224,7 +16224,7 @@
         </w:tc>
         <w:tc>
           <w:tcPr>
-            <w:tcW w:type="dxa" w:w="2235"/>
+            <w:tcW w:type="dxa" w:w="2198"/>
           </w:tcPr>
           <w:p>
             <w:pPr>
@@ -16241,7 +16241,7 @@
         </w:tc>
         <w:tc>
           <w:tcPr>
-            <w:tcW w:type="dxa" w:w="547"/>
+            <w:tcW w:type="dxa" w:w="544"/>
           </w:tcPr>
           <w:p>
             <w:pPr>
@@ -16258,7 +16258,7 @@
         </w:tc>
         <w:tc>
           <w:tcPr>
-            <w:tcW w:type="dxa" w:w="598"/>
+            <w:tcW w:type="dxa" w:w="594"/>
           </w:tcPr>
           <w:p>
             <w:pPr>
@@ -16275,7 +16275,7 @@
         </w:tc>
         <w:tc>
           <w:tcPr>
-            <w:tcW w:type="dxa" w:w="777"/>
+            <w:tcW w:type="dxa" w:w="771"/>
           </w:tcPr>
           <w:p>
             <w:pPr>
@@ -16292,7 +16292,7 @@
         </w:tc>
         <w:tc>
           <w:tcPr>
-            <w:tcW w:type="dxa" w:w="2550"/>
+            <w:tcW w:type="dxa" w:w="2619"/>
           </w:tcPr>
           <w:p>
             <w:pPr>
@@ -16311,7 +16311,7 @@
       <w:tr>
         <w:tc>
           <w:tcPr>
-            <w:tcW w:type="dxa" w:w="2365"/>
+            <w:tcW w:type="dxa" w:w="2345"/>
           </w:tcPr>
           <w:p>
             <w:pPr>
@@ -16328,7 +16328,7 @@
         </w:tc>
         <w:tc>
           <w:tcPr>
-            <w:tcW w:type="dxa" w:w="2235"/>
+            <w:tcW w:type="dxa" w:w="2198"/>
           </w:tcPr>
           <w:p>
             <w:pPr>
@@ -16345,7 +16345,7 @@
         </w:tc>
         <w:tc>
           <w:tcPr>
-            <w:tcW w:type="dxa" w:w="547"/>
+            <w:tcW w:type="dxa" w:w="544"/>
           </w:tcPr>
           <w:p>
             <w:pPr>
@@ -16362,7 +16362,7 @@
         </w:tc>
         <w:tc>
           <w:tcPr>
-            <w:tcW w:type="dxa" w:w="598"/>
+            <w:tcW w:type="dxa" w:w="594"/>
           </w:tcPr>
           <w:p>
             <w:pPr>
@@ -16379,7 +16379,7 @@
         </w:tc>
         <w:tc>
           <w:tcPr>
-            <w:tcW w:type="dxa" w:w="777"/>
+            <w:tcW w:type="dxa" w:w="771"/>
           </w:tcPr>
           <w:p>
             <w:pPr>
@@ -16396,7 +16396,7 @@
         </w:tc>
         <w:tc>
           <w:tcPr>
-            <w:tcW w:type="dxa" w:w="2550"/>
+            <w:tcW w:type="dxa" w:w="2619"/>
           </w:tcPr>
           <w:p>
             <w:pPr>
@@ -16415,7 +16415,7 @@
       <w:tr>
         <w:tc>
           <w:tcPr>
-            <w:tcW w:type="dxa" w:w="2365"/>
+            <w:tcW w:type="dxa" w:w="2345"/>
           </w:tcPr>
           <w:p>
             <w:pPr>
@@ -16432,7 +16432,7 @@
         </w:tc>
         <w:tc>
           <w:tcPr>
-            <w:tcW w:type="dxa" w:w="2235"/>
+            <w:tcW w:type="dxa" w:w="2198"/>
           </w:tcPr>
           <w:p>
             <w:pPr>
@@ -16449,7 +16449,7 @@
         </w:tc>
         <w:tc>
           <w:tcPr>
-            <w:tcW w:type="dxa" w:w="547"/>
+            <w:tcW w:type="dxa" w:w="544"/>
           </w:tcPr>
           <w:p>
             <w:pPr>
@@ -16466,7 +16466,7 @@
         </w:tc>
         <w:tc>
           <w:tcPr>
-            <w:tcW w:type="dxa" w:w="598"/>
+            <w:tcW w:type="dxa" w:w="594"/>
           </w:tcPr>
           <w:p>
             <w:pPr>
@@ -16483,7 +16483,7 @@
         </w:tc>
         <w:tc>
           <w:tcPr>
-            <w:tcW w:type="dxa" w:w="777"/>
+            <w:tcW w:type="dxa" w:w="771"/>
           </w:tcPr>
           <w:p>
             <w:pPr>
@@ -16500,7 +16500,7 @@
         </w:tc>
         <w:tc>
           <w:tcPr>
-            <w:tcW w:type="dxa" w:w="2550"/>
+            <w:tcW w:type="dxa" w:w="2619"/>
           </w:tcPr>
           <w:p>
             <w:pPr>
@@ -16519,7 +16519,7 @@
       <w:tr>
         <w:tc>
           <w:tcPr>
-            <w:tcW w:type="dxa" w:w="2365"/>
+            <w:tcW w:type="dxa" w:w="2345"/>
           </w:tcPr>
           <w:p>
             <w:pPr>
@@ -16536,7 +16536,7 @@
         </w:tc>
         <w:tc>
           <w:tcPr>
-            <w:tcW w:type="dxa" w:w="2235"/>
+            <w:tcW w:type="dxa" w:w="2198"/>
           </w:tcPr>
           <w:p>
             <w:pPr>
@@ -16553,7 +16553,7 @@
         </w:tc>
         <w:tc>
           <w:tcPr>
-            <w:tcW w:type="dxa" w:w="547"/>
+            <w:tcW w:type="dxa" w:w="544"/>
           </w:tcPr>
           <w:p>
             <w:pPr>
@@ -16570,7 +16570,7 @@
         </w:tc>
         <w:tc>
           <w:tcPr>
-            <w:tcW w:type="dxa" w:w="598"/>
+            <w:tcW w:type="dxa" w:w="594"/>
           </w:tcPr>
           <w:p>
             <w:pPr>
@@ -16587,7 +16587,7 @@
         </w:tc>
         <w:tc>
           <w:tcPr>
-            <w:tcW w:type="dxa" w:w="777"/>
+            <w:tcW w:type="dxa" w:w="771"/>
           </w:tcPr>
           <w:p>
             <w:pPr>
@@ -16604,20 +16604,20 @@
         </w:tc>
         <w:tc>
           <w:tcPr>
-            <w:tcW w:type="dxa" w:w="2550"/>
-          </w:tcPr>
-          <w:p>
-            <w:pPr>
-              <w:pStyle w:val="Compact"/>
-              <w:spacing w:after="0" w:line="264" w:lineRule="auto"/>
-            </w:pPr>
-          </w:p>
-        </w:tc>
-      </w:tr>
-      <w:tr>
-        <w:tc>
-          <w:tcPr>
-            <w:tcW w:type="dxa" w:w="2365"/>
+            <w:tcW w:type="dxa" w:w="2619"/>
+          </w:tcPr>
+          <w:p>
+            <w:pPr>
+              <w:pStyle w:val="Compact"/>
+              <w:spacing w:after="0" w:line="264" w:lineRule="auto"/>
+            </w:pPr>
+          </w:p>
+        </w:tc>
+      </w:tr>
+      <w:tr>
+        <w:tc>
+          <w:tcPr>
+            <w:tcW w:type="dxa" w:w="2345"/>
           </w:tcPr>
           <w:p>
             <w:pPr>
@@ -16634,7 +16634,7 @@
         </w:tc>
         <w:tc>
           <w:tcPr>
-            <w:tcW w:type="dxa" w:w="2235"/>
+            <w:tcW w:type="dxa" w:w="2198"/>
           </w:tcPr>
           <w:p>
             <w:pPr>
@@ -16651,7 +16651,7 @@
         </w:tc>
         <w:tc>
           <w:tcPr>
-            <w:tcW w:type="dxa" w:w="547"/>
+            <w:tcW w:type="dxa" w:w="544"/>
           </w:tcPr>
           <w:p>
             <w:pPr>
@@ -16668,7 +16668,7 @@
         </w:tc>
         <w:tc>
           <w:tcPr>
-            <w:tcW w:type="dxa" w:w="598"/>
+            <w:tcW w:type="dxa" w:w="594"/>
           </w:tcPr>
           <w:p>
             <w:pPr>
@@ -16685,7 +16685,7 @@
         </w:tc>
         <w:tc>
           <w:tcPr>
-            <w:tcW w:type="dxa" w:w="777"/>
+            <w:tcW w:type="dxa" w:w="771"/>
           </w:tcPr>
           <w:p>
             <w:pPr>
@@ -16702,7 +16702,7 @@
         </w:tc>
         <w:tc>
           <w:tcPr>
-            <w:tcW w:type="dxa" w:w="2550"/>
+            <w:tcW w:type="dxa" w:w="2619"/>
           </w:tcPr>
           <w:p>
             <w:pPr>
@@ -16721,7 +16721,7 @@
       <w:tr>
         <w:tc>
           <w:tcPr>
-            <w:tcW w:type="dxa" w:w="2365"/>
+            <w:tcW w:type="dxa" w:w="2345"/>
           </w:tcPr>
           <w:p>
             <w:pPr>
@@ -16738,7 +16738,7 @@
         </w:tc>
         <w:tc>
           <w:tcPr>
-            <w:tcW w:type="dxa" w:w="2235"/>
+            <w:tcW w:type="dxa" w:w="2198"/>
           </w:tcPr>
           <w:p>
             <w:pPr>
@@ -16755,7 +16755,7 @@
         </w:tc>
         <w:tc>
           <w:tcPr>
-            <w:tcW w:type="dxa" w:w="547"/>
+            <w:tcW w:type="dxa" w:w="544"/>
           </w:tcPr>
           <w:p>
             <w:pPr>
@@ -16772,7 +16772,7 @@
         </w:tc>
         <w:tc>
           <w:tcPr>
-            <w:tcW w:type="dxa" w:w="598"/>
+            <w:tcW w:type="dxa" w:w="594"/>
           </w:tcPr>
           <w:p>
             <w:pPr>
@@ -16789,7 +16789,7 @@
         </w:tc>
         <w:tc>
           <w:tcPr>
-            <w:tcW w:type="dxa" w:w="777"/>
+            <w:tcW w:type="dxa" w:w="771"/>
           </w:tcPr>
           <w:p>
             <w:pPr>
@@ -16806,7 +16806,7 @@
         </w:tc>
         <w:tc>
           <w:tcPr>
-            <w:tcW w:type="dxa" w:w="2550"/>
+            <w:tcW w:type="dxa" w:w="2619"/>
           </w:tcPr>
           <w:p>
             <w:pPr>
@@ -16825,7 +16825,7 @@
       <w:tr>
         <w:tc>
           <w:tcPr>
-            <w:tcW w:type="dxa" w:w="2365"/>
+            <w:tcW w:type="dxa" w:w="2345"/>
           </w:tcPr>
           <w:p>
             <w:pPr>
@@ -16842,7 +16842,7 @@
         </w:tc>
         <w:tc>
           <w:tcPr>
-            <w:tcW w:type="dxa" w:w="2235"/>
+            <w:tcW w:type="dxa" w:w="2198"/>
           </w:tcPr>
           <w:p>
             <w:pPr>
@@ -16859,7 +16859,7 @@
         </w:tc>
         <w:tc>
           <w:tcPr>
-            <w:tcW w:type="dxa" w:w="547"/>
+            <w:tcW w:type="dxa" w:w="544"/>
           </w:tcPr>
           <w:p>
             <w:pPr>
@@ -16876,7 +16876,7 @@
         </w:tc>
         <w:tc>
           <w:tcPr>
-            <w:tcW w:type="dxa" w:w="598"/>
+            <w:tcW w:type="dxa" w:w="594"/>
           </w:tcPr>
           <w:p>
             <w:pPr>
@@ -16893,7 +16893,7 @@
         </w:tc>
         <w:tc>
           <w:tcPr>
-            <w:tcW w:type="dxa" w:w="777"/>
+            <w:tcW w:type="dxa" w:w="771"/>
           </w:tcPr>
           <w:p>
             <w:pPr>
@@ -16910,20 +16910,20 @@
         </w:tc>
         <w:tc>
           <w:tcPr>
-            <w:tcW w:type="dxa" w:w="2550"/>
-          </w:tcPr>
-          <w:p>
-            <w:pPr>
-              <w:pStyle w:val="Compact"/>
-              <w:spacing w:after="0" w:line="264" w:lineRule="auto"/>
-            </w:pPr>
-          </w:p>
-        </w:tc>
-      </w:tr>
-      <w:tr>
-        <w:tc>
-          <w:tcPr>
-            <w:tcW w:type="dxa" w:w="2365"/>
+            <w:tcW w:type="dxa" w:w="2619"/>
+          </w:tcPr>
+          <w:p>
+            <w:pPr>
+              <w:pStyle w:val="Compact"/>
+              <w:spacing w:after="0" w:line="264" w:lineRule="auto"/>
+            </w:pPr>
+          </w:p>
+        </w:tc>
+      </w:tr>
+      <w:tr>
+        <w:tc>
+          <w:tcPr>
+            <w:tcW w:type="dxa" w:w="2345"/>
           </w:tcPr>
           <w:p>
             <w:pPr>
@@ -16940,7 +16940,7 @@
         </w:tc>
         <w:tc>
           <w:tcPr>
-            <w:tcW w:type="dxa" w:w="2235"/>
+            <w:tcW w:type="dxa" w:w="2198"/>
           </w:tcPr>
           <w:p>
             <w:pPr>
@@ -16957,7 +16957,7 @@
         </w:tc>
         <w:tc>
           <w:tcPr>
-            <w:tcW w:type="dxa" w:w="547"/>
+            <w:tcW w:type="dxa" w:w="544"/>
           </w:tcPr>
           <w:p>
             <w:pPr>
@@ -16974,7 +16974,7 @@
         </w:tc>
         <w:tc>
           <w:tcPr>
-            <w:tcW w:type="dxa" w:w="598"/>
+            <w:tcW w:type="dxa" w:w="594"/>
           </w:tcPr>
           <w:p>
             <w:pPr>
@@ -16991,7 +16991,7 @@
         </w:tc>
         <w:tc>
           <w:tcPr>
-            <w:tcW w:type="dxa" w:w="777"/>
+            <w:tcW w:type="dxa" w:w="771"/>
           </w:tcPr>
           <w:p>
             <w:pPr>
@@ -17008,7 +17008,7 @@
         </w:tc>
         <w:tc>
           <w:tcPr>
-            <w:tcW w:type="dxa" w:w="2550"/>
+            <w:tcW w:type="dxa" w:w="2619"/>
           </w:tcPr>
           <w:p>
             <w:pPr>
@@ -21425,12 +21425,12 @@
         <w:tblLook w:firstRow="1" w:lastRow="0" w:firstColumn="0" w:lastColumn="0" w:noHBand="0" w:noVBand="0" w:val="0020"/>
       </w:tblPr>
       <w:tblGrid>
-        <w:gridCol w:w="2252"/>
-        <w:gridCol w:w="2648"/>
-        <w:gridCol w:w="529"/>
-        <w:gridCol w:w="570"/>
-        <w:gridCol w:w="570"/>
-        <w:gridCol w:w="2500"/>
+        <w:gridCol w:w="2231"/>
+        <w:gridCol w:w="2634"/>
+        <w:gridCol w:w="525"/>
+        <w:gridCol w:w="564"/>
+        <w:gridCol w:w="564"/>
+        <w:gridCol w:w="2551"/>
       </w:tblGrid>
       <w:tr>
         <w:trPr>
@@ -21438,7 +21438,7 @@
         </w:trPr>
         <w:tc>
           <w:tcPr>
-            <w:tcW w:type="dxa" w:w="2252"/>
+            <w:tcW w:type="dxa" w:w="2231"/>
             <w:shd w:val="clear" w:color="auto" w:fill="E8EEF5"/>
           </w:tcPr>
           <w:p>
@@ -21458,7 +21458,7 @@
         </w:tc>
         <w:tc>
           <w:tcPr>
-            <w:tcW w:type="dxa" w:w="2649"/>
+            <w:tcW w:type="dxa" w:w="2635"/>
             <w:shd w:val="clear" w:color="auto" w:fill="E8EEF5"/>
           </w:tcPr>
           <w:p>
@@ -21478,7 +21478,7 @@
         </w:tc>
         <w:tc>
           <w:tcPr>
-            <w:tcW w:type="dxa" w:w="530"/>
+            <w:tcW w:type="dxa" w:w="526"/>
             <w:shd w:val="clear" w:color="auto" w:fill="E8EEF5"/>
           </w:tcPr>
           <w:p>
@@ -21498,7 +21498,7 @@
         </w:tc>
         <w:tc>
           <w:tcPr>
-            <w:tcW w:type="dxa" w:w="570"/>
+            <w:tcW w:type="dxa" w:w="564"/>
             <w:shd w:val="clear" w:color="auto" w:fill="E8EEF5"/>
           </w:tcPr>
           <w:p>
@@ -21518,7 +21518,7 @@
         </w:tc>
         <w:tc>
           <w:tcPr>
-            <w:tcW w:type="dxa" w:w="570"/>
+            <w:tcW w:type="dxa" w:w="564"/>
             <w:shd w:val="clear" w:color="auto" w:fill="E8EEF5"/>
           </w:tcPr>
           <w:p>
@@ -21538,7 +21538,7 @@
         </w:tc>
         <w:tc>
           <w:tcPr>
-            <w:tcW w:type="dxa" w:w="2501"/>
+            <w:tcW w:type="dxa" w:w="2551"/>
             <w:shd w:val="clear" w:color="auto" w:fill="E8EEF5"/>
           </w:tcPr>
           <w:p>
@@ -21560,7 +21560,7 @@
       <w:tr>
         <w:tc>
           <w:tcPr>
-            <w:tcW w:type="dxa" w:w="2252"/>
+            <w:tcW w:type="dxa" w:w="2231"/>
           </w:tcPr>
           <w:p>
             <w:pPr>
@@ -21577,7 +21577,7 @@
         </w:tc>
         <w:tc>
           <w:tcPr>
-            <w:tcW w:type="dxa" w:w="2649"/>
+            <w:tcW w:type="dxa" w:w="2635"/>
           </w:tcPr>
           <w:p>
             <w:pPr>
@@ -21594,7 +21594,7 @@
         </w:tc>
         <w:tc>
           <w:tcPr>
-            <w:tcW w:type="dxa" w:w="530"/>
+            <w:tcW w:type="dxa" w:w="526"/>
           </w:tcPr>
           <w:p>
             <w:pPr>
@@ -21611,7 +21611,7 @@
         </w:tc>
         <w:tc>
           <w:tcPr>
-            <w:tcW w:type="dxa" w:w="570"/>
+            <w:tcW w:type="dxa" w:w="564"/>
           </w:tcPr>
           <w:p>
             <w:pPr>
@@ -21628,7 +21628,7 @@
         </w:tc>
         <w:tc>
           <w:tcPr>
-            <w:tcW w:type="dxa" w:w="570"/>
+            <w:tcW w:type="dxa" w:w="564"/>
           </w:tcPr>
           <w:p>
             <w:pPr>
@@ -21645,7 +21645,7 @@
         </w:tc>
         <w:tc>
           <w:tcPr>
-            <w:tcW w:type="dxa" w:w="2501"/>
+            <w:tcW w:type="dxa" w:w="2551"/>
           </w:tcPr>
           <w:p>
             <w:pPr>
@@ -21664,7 +21664,7 @@
       <w:tr>
         <w:tc>
           <w:tcPr>
-            <w:tcW w:type="dxa" w:w="2252"/>
+            <w:tcW w:type="dxa" w:w="2231"/>
           </w:tcPr>
           <w:p>
             <w:pPr>
@@ -21681,7 +21681,7 @@
         </w:tc>
         <w:tc>
           <w:tcPr>
-            <w:tcW w:type="dxa" w:w="2649"/>
+            <w:tcW w:type="dxa" w:w="2635"/>
           </w:tcPr>
           <w:p>
             <w:pPr>
@@ -21698,7 +21698,7 @@
         </w:tc>
         <w:tc>
           <w:tcPr>
-            <w:tcW w:type="dxa" w:w="530"/>
+            <w:tcW w:type="dxa" w:w="526"/>
           </w:tcPr>
           <w:p>
             <w:pPr>
@@ -21715,7 +21715,7 @@
         </w:tc>
         <w:tc>
           <w:tcPr>
-            <w:tcW w:type="dxa" w:w="570"/>
+            <w:tcW w:type="dxa" w:w="564"/>
           </w:tcPr>
           <w:p>
             <w:pPr>
@@ -21732,7 +21732,7 @@
         </w:tc>
         <w:tc>
           <w:tcPr>
-            <w:tcW w:type="dxa" w:w="570"/>
+            <w:tcW w:type="dxa" w:w="564"/>
           </w:tcPr>
           <w:p>
             <w:pPr>
@@ -21749,20 +21749,20 @@
         </w:tc>
         <w:tc>
           <w:tcPr>
-            <w:tcW w:type="dxa" w:w="2501"/>
-          </w:tcPr>
-          <w:p>
-            <w:pPr>
-              <w:pStyle w:val="Compact"/>
-              <w:spacing w:after="0" w:line="264" w:lineRule="auto"/>
-            </w:pPr>
-          </w:p>
-        </w:tc>
-      </w:tr>
-      <w:tr>
-        <w:tc>
-          <w:tcPr>
-            <w:tcW w:type="dxa" w:w="2252"/>
+            <w:tcW w:type="dxa" w:w="2551"/>
+          </w:tcPr>
+          <w:p>
+            <w:pPr>
+              <w:pStyle w:val="Compact"/>
+              <w:spacing w:after="0" w:line="264" w:lineRule="auto"/>
+            </w:pPr>
+          </w:p>
+        </w:tc>
+      </w:tr>
+      <w:tr>
+        <w:tc>
+          <w:tcPr>
+            <w:tcW w:type="dxa" w:w="2231"/>
           </w:tcPr>
           <w:p>
             <w:pPr>
@@ -21779,7 +21779,7 @@
         </w:tc>
         <w:tc>
           <w:tcPr>
-            <w:tcW w:type="dxa" w:w="2649"/>
+            <w:tcW w:type="dxa" w:w="2635"/>
           </w:tcPr>
           <w:p>
             <w:pPr>
@@ -21796,7 +21796,7 @@
         </w:tc>
         <w:tc>
           <w:tcPr>
-            <w:tcW w:type="dxa" w:w="530"/>
+            <w:tcW w:type="dxa" w:w="526"/>
           </w:tcPr>
           <w:p>
             <w:pPr>
@@ -21813,7 +21813,7 @@
         </w:tc>
         <w:tc>
           <w:tcPr>
-            <w:tcW w:type="dxa" w:w="570"/>
+            <w:tcW w:type="dxa" w:w="564"/>
           </w:tcPr>
           <w:p>
             <w:pPr>
@@ -21830,7 +21830,7 @@
         </w:tc>
         <w:tc>
           <w:tcPr>
-            <w:tcW w:type="dxa" w:w="570"/>
+            <w:tcW w:type="dxa" w:w="564"/>
           </w:tcPr>
           <w:p>
             <w:pPr>
@@ -21847,7 +21847,7 @@
         </w:tc>
         <w:tc>
           <w:tcPr>
-            <w:tcW w:type="dxa" w:w="2501"/>
+            <w:tcW w:type="dxa" w:w="2551"/>
           </w:tcPr>
           <w:p>
             <w:pPr>
@@ -21866,7 +21866,7 @@
       <w:tr>
         <w:tc>
           <w:tcPr>
-            <w:tcW w:type="dxa" w:w="2252"/>
+            <w:tcW w:type="dxa" w:w="2231"/>
           </w:tcPr>
           <w:p>
             <w:pPr>
@@ -21883,7 +21883,7 @@
         </w:tc>
         <w:tc>
           <w:tcPr>
-            <w:tcW w:type="dxa" w:w="2649"/>
+            <w:tcW w:type="dxa" w:w="2635"/>
           </w:tcPr>
           <w:p>
             <w:pPr>
@@ -21900,7 +21900,7 @@
         </w:tc>
         <w:tc>
           <w:tcPr>
-            <w:tcW w:type="dxa" w:w="530"/>
+            <w:tcW w:type="dxa" w:w="526"/>
           </w:tcPr>
           <w:p>
             <w:pPr>
@@ -21917,7 +21917,7 @@
         </w:tc>
         <w:tc>
           <w:tcPr>
-            <w:tcW w:type="dxa" w:w="570"/>
+            <w:tcW w:type="dxa" w:w="564"/>
           </w:tcPr>
           <w:p>
             <w:pPr>
@@ -21934,7 +21934,7 @@
         </w:tc>
         <w:tc>
           <w:tcPr>
-            <w:tcW w:type="dxa" w:w="570"/>
+            <w:tcW w:type="dxa" w:w="564"/>
           </w:tcPr>
           <w:p>
             <w:pPr>
@@ -21951,20 +21951,20 @@
         </w:tc>
         <w:tc>
           <w:tcPr>
-            <w:tcW w:type="dxa" w:w="2501"/>
-          </w:tcPr>
-          <w:p>
-            <w:pPr>
-              <w:pStyle w:val="Compact"/>
-              <w:spacing w:after="0" w:line="264" w:lineRule="auto"/>
-            </w:pPr>
-          </w:p>
-        </w:tc>
-      </w:tr>
-      <w:tr>
-        <w:tc>
-          <w:tcPr>
-            <w:tcW w:type="dxa" w:w="2252"/>
+            <w:tcW w:type="dxa" w:w="2551"/>
+          </w:tcPr>
+          <w:p>
+            <w:pPr>
+              <w:pStyle w:val="Compact"/>
+              <w:spacing w:after="0" w:line="264" w:lineRule="auto"/>
+            </w:pPr>
+          </w:p>
+        </w:tc>
+      </w:tr>
+      <w:tr>
+        <w:tc>
+          <w:tcPr>
+            <w:tcW w:type="dxa" w:w="2231"/>
           </w:tcPr>
           <w:p>
             <w:pPr>
@@ -21981,7 +21981,7 @@
         </w:tc>
         <w:tc>
           <w:tcPr>
-            <w:tcW w:type="dxa" w:w="2649"/>
+            <w:tcW w:type="dxa" w:w="2635"/>
           </w:tcPr>
           <w:p>
             <w:pPr>
@@ -21998,7 +21998,7 @@
         </w:tc>
         <w:tc>
           <w:tcPr>
-            <w:tcW w:type="dxa" w:w="530"/>
+            <w:tcW w:type="dxa" w:w="526"/>
           </w:tcPr>
           <w:p>
             <w:pPr>
@@ -22015,7 +22015,7 @@
         </w:tc>
         <w:tc>
           <w:tcPr>
-            <w:tcW w:type="dxa" w:w="570"/>
+            <w:tcW w:type="dxa" w:w="564"/>
           </w:tcPr>
           <w:p>
             <w:pPr>
@@ -22032,7 +22032,7 @@
         </w:tc>
         <w:tc>
           <w:tcPr>
-            <w:tcW w:type="dxa" w:w="570"/>
+            <w:tcW w:type="dxa" w:w="564"/>
           </w:tcPr>
           <w:p>
             <w:pPr>
@@ -22049,7 +22049,7 @@
         </w:tc>
         <w:tc>
           <w:tcPr>
-            <w:tcW w:type="dxa" w:w="2501"/>
+            <w:tcW w:type="dxa" w:w="2551"/>
           </w:tcPr>
           <w:p>
             <w:pPr>
@@ -22068,7 +22068,7 @@
       <w:tr>
         <w:tc>
           <w:tcPr>
-            <w:tcW w:type="dxa" w:w="2252"/>
+            <w:tcW w:type="dxa" w:w="2231"/>
           </w:tcPr>
           <w:p>
             <w:pPr>
@@ -22085,7 +22085,7 @@
         </w:tc>
         <w:tc>
           <w:tcPr>
-            <w:tcW w:type="dxa" w:w="2649"/>
+            <w:tcW w:type="dxa" w:w="2635"/>
           </w:tcPr>
           <w:p>
             <w:pPr>
@@ -22102,7 +22102,7 @@
         </w:tc>
         <w:tc>
           <w:tcPr>
-            <w:tcW w:type="dxa" w:w="530"/>
+            <w:tcW w:type="dxa" w:w="526"/>
           </w:tcPr>
           <w:p>
             <w:pPr>
@@ -22119,7 +22119,7 @@
         </w:tc>
         <w:tc>
           <w:tcPr>
-            <w:tcW w:type="dxa" w:w="570"/>
+            <w:tcW w:type="dxa" w:w="564"/>
           </w:tcPr>
           <w:p>
             <w:pPr>
@@ -22136,7 +22136,7 @@
         </w:tc>
         <w:tc>
           <w:tcPr>
-            <w:tcW w:type="dxa" w:w="570"/>
+            <w:tcW w:type="dxa" w:w="564"/>
           </w:tcPr>
           <w:p>
             <w:pPr>
@@ -22153,7 +22153,7 @@
         </w:tc>
         <w:tc>
           <w:tcPr>
-            <w:tcW w:type="dxa" w:w="2501"/>
+            <w:tcW w:type="dxa" w:w="2551"/>
           </w:tcPr>
           <w:p>
             <w:pPr>
@@ -22172,7 +22172,7 @@
       <w:tr>
         <w:tc>
           <w:tcPr>
-            <w:tcW w:type="dxa" w:w="2252"/>
+            <w:tcW w:type="dxa" w:w="2231"/>
           </w:tcPr>
           <w:p>
             <w:pPr>
@@ -22189,7 +22189,7 @@
         </w:tc>
         <w:tc>
           <w:tcPr>
-            <w:tcW w:type="dxa" w:w="2649"/>
+            <w:tcW w:type="dxa" w:w="2635"/>
           </w:tcPr>
           <w:p>
             <w:pPr>
@@ -22206,7 +22206,7 @@
         </w:tc>
         <w:tc>
           <w:tcPr>
-            <w:tcW w:type="dxa" w:w="530"/>
+            <w:tcW w:type="dxa" w:w="526"/>
           </w:tcPr>
           <w:p>
             <w:pPr>
@@ -22223,7 +22223,7 @@
         </w:tc>
         <w:tc>
           <w:tcPr>
-            <w:tcW w:type="dxa" w:w="570"/>
+            <w:tcW w:type="dxa" w:w="564"/>
           </w:tcPr>
           <w:p>
             <w:pPr>
@@ -22240,7 +22240,7 @@
         </w:tc>
         <w:tc>
           <w:tcPr>
-            <w:tcW w:type="dxa" w:w="570"/>
+            <w:tcW w:type="dxa" w:w="564"/>
           </w:tcPr>
           <w:p>
             <w:pPr>
@@ -22257,7 +22257,7 @@
         </w:tc>
         <w:tc>
           <w:tcPr>
-            <w:tcW w:type="dxa" w:w="2501"/>
+            <w:tcW w:type="dxa" w:w="2551"/>
           </w:tcPr>
           <w:p>
             <w:pPr>
@@ -22276,7 +22276,7 @@
       <w:tr>
         <w:tc>
           <w:tcPr>
-            <w:tcW w:type="dxa" w:w="2252"/>
+            <w:tcW w:type="dxa" w:w="2231"/>
           </w:tcPr>
           <w:p>
             <w:pPr>
@@ -22293,7 +22293,7 @@
         </w:tc>
         <w:tc>
           <w:tcPr>
-            <w:tcW w:type="dxa" w:w="2649"/>
+            <w:tcW w:type="dxa" w:w="2635"/>
           </w:tcPr>
           <w:p>
             <w:pPr>
@@ -22310,7 +22310,7 @@
         </w:tc>
         <w:tc>
           <w:tcPr>
-            <w:tcW w:type="dxa" w:w="530"/>
+            <w:tcW w:type="dxa" w:w="526"/>
           </w:tcPr>
           <w:p>
             <w:pPr>
@@ -22327,7 +22327,7 @@
         </w:tc>
         <w:tc>
           <w:tcPr>
-            <w:tcW w:type="dxa" w:w="570"/>
+            <w:tcW w:type="dxa" w:w="564"/>
           </w:tcPr>
           <w:p>
             <w:pPr>
@@ -22344,7 +22344,7 @@
         </w:tc>
         <w:tc>
           <w:tcPr>
-            <w:tcW w:type="dxa" w:w="570"/>
+            <w:tcW w:type="dxa" w:w="564"/>
           </w:tcPr>
           <w:p>
             <w:pPr>
@@ -22361,7 +22361,7 @@
         </w:tc>
         <w:tc>
           <w:tcPr>
-            <w:tcW w:type="dxa" w:w="2501"/>
+            <w:tcW w:type="dxa" w:w="2551"/>
           </w:tcPr>
           <w:p>
             <w:pPr>
@@ -22380,7 +22380,7 @@
       <w:tr>
         <w:tc>
           <w:tcPr>
-            <w:tcW w:type="dxa" w:w="2252"/>
+            <w:tcW w:type="dxa" w:w="2231"/>
           </w:tcPr>
           <w:p>
             <w:pPr>
@@ -22397,7 +22397,7 @@
         </w:tc>
         <w:tc>
           <w:tcPr>
-            <w:tcW w:type="dxa" w:w="2649"/>
+            <w:tcW w:type="dxa" w:w="2635"/>
           </w:tcPr>
           <w:p>
             <w:pPr>
@@ -22414,7 +22414,7 @@
         </w:tc>
         <w:tc>
           <w:tcPr>
-            <w:tcW w:type="dxa" w:w="530"/>
+            <w:tcW w:type="dxa" w:w="526"/>
           </w:tcPr>
           <w:p>
             <w:pPr>
@@ -22431,7 +22431,7 @@
         </w:tc>
         <w:tc>
           <w:tcPr>
-            <w:tcW w:type="dxa" w:w="570"/>
+            <w:tcW w:type="dxa" w:w="564"/>
           </w:tcPr>
           <w:p>
             <w:pPr>
@@ -22448,7 +22448,7 @@
         </w:tc>
         <w:tc>
           <w:tcPr>
-            <w:tcW w:type="dxa" w:w="570"/>
+            <w:tcW w:type="dxa" w:w="564"/>
           </w:tcPr>
           <w:p>
             <w:pPr>
@@ -22465,7 +22465,7 @@
         </w:tc>
         <w:tc>
           <w:tcPr>
-            <w:tcW w:type="dxa" w:w="2501"/>
+            <w:tcW w:type="dxa" w:w="2551"/>
           </w:tcPr>
           <w:p>
             <w:pPr>
@@ -22484,7 +22484,7 @@
       <w:tr>
         <w:tc>
           <w:tcPr>
-            <w:tcW w:type="dxa" w:w="2252"/>
+            <w:tcW w:type="dxa" w:w="2231"/>
           </w:tcPr>
           <w:p>
             <w:pPr>
@@ -22501,7 +22501,7 @@
         </w:tc>
         <w:tc>
           <w:tcPr>
-            <w:tcW w:type="dxa" w:w="2649"/>
+            <w:tcW w:type="dxa" w:w="2635"/>
           </w:tcPr>
           <w:p>
             <w:pPr>
@@ -22531,7 +22531,7 @@
         </w:tc>
         <w:tc>
           <w:tcPr>
-            <w:tcW w:type="dxa" w:w="530"/>
+            <w:tcW w:type="dxa" w:w="526"/>
           </w:tcPr>
           <w:p>
             <w:pPr>
@@ -22548,7 +22548,7 @@
         </w:tc>
         <w:tc>
           <w:tcPr>
-            <w:tcW w:type="dxa" w:w="570"/>
+            <w:tcW w:type="dxa" w:w="564"/>
           </w:tcPr>
           <w:p>
             <w:pPr>
@@ -22565,7 +22565,7 @@
         </w:tc>
         <w:tc>
           <w:tcPr>
-            <w:tcW w:type="dxa" w:w="570"/>
+            <w:tcW w:type="dxa" w:w="564"/>
           </w:tcPr>
           <w:p>
             <w:pPr>
@@ -22582,7 +22582,7 @@
         </w:tc>
         <w:tc>
           <w:tcPr>
-            <w:tcW w:type="dxa" w:w="2501"/>
+            <w:tcW w:type="dxa" w:w="2551"/>
           </w:tcPr>
           <w:p>
             <w:pPr>
@@ -22601,7 +22601,7 @@
       <w:tr>
         <w:tc>
           <w:tcPr>
-            <w:tcW w:type="dxa" w:w="2252"/>
+            <w:tcW w:type="dxa" w:w="2231"/>
           </w:tcPr>
           <w:p>
             <w:pPr>
@@ -22618,7 +22618,7 @@
         </w:tc>
         <w:tc>
           <w:tcPr>
-            <w:tcW w:type="dxa" w:w="2649"/>
+            <w:tcW w:type="dxa" w:w="2635"/>
           </w:tcPr>
           <w:p>
             <w:pPr>
@@ -22635,7 +22635,7 @@
         </w:tc>
         <w:tc>
           <w:tcPr>
-            <w:tcW w:type="dxa" w:w="530"/>
+            <w:tcW w:type="dxa" w:w="526"/>
           </w:tcPr>
           <w:p>
             <w:pPr>
@@ -22652,7 +22652,7 @@
         </w:tc>
         <w:tc>
           <w:tcPr>
-            <w:tcW w:type="dxa" w:w="570"/>
+            <w:tcW w:type="dxa" w:w="564"/>
           </w:tcPr>
           <w:p>
             <w:pPr>
@@ -22669,7 +22669,7 @@
         </w:tc>
         <w:tc>
           <w:tcPr>
-            <w:tcW w:type="dxa" w:w="570"/>
+            <w:tcW w:type="dxa" w:w="564"/>
           </w:tcPr>
           <w:p>
             <w:pPr>
@@ -22686,7 +22686,7 @@
         </w:tc>
         <w:tc>
           <w:tcPr>
-            <w:tcW w:type="dxa" w:w="2501"/>
+            <w:tcW w:type="dxa" w:w="2551"/>
           </w:tcPr>
           <w:p>
             <w:pPr>
@@ -22705,7 +22705,7 @@
       <w:tr>
         <w:tc>
           <w:tcPr>
-            <w:tcW w:type="dxa" w:w="2252"/>
+            <w:tcW w:type="dxa" w:w="2231"/>
           </w:tcPr>
           <w:p>
             <w:pPr>
@@ -22722,7 +22722,7 @@
         </w:tc>
         <w:tc>
           <w:tcPr>
-            <w:tcW w:type="dxa" w:w="2649"/>
+            <w:tcW w:type="dxa" w:w="2635"/>
           </w:tcPr>
           <w:p>
             <w:pPr>
@@ -22739,7 +22739,7 @@
         </w:tc>
         <w:tc>
           <w:tcPr>
-            <w:tcW w:type="dxa" w:w="530"/>
+            <w:tcW w:type="dxa" w:w="526"/>
           </w:tcPr>
           <w:p>
             <w:pPr>
@@ -22756,7 +22756,7 @@
         </w:tc>
         <w:tc>
           <w:tcPr>
-            <w:tcW w:type="dxa" w:w="570"/>
+            <w:tcW w:type="dxa" w:w="564"/>
           </w:tcPr>
           <w:p>
             <w:pPr>
@@ -22773,7 +22773,7 @@
         </w:tc>
         <w:tc>
           <w:tcPr>
-            <w:tcW w:type="dxa" w:w="570"/>
+            <w:tcW w:type="dxa" w:w="564"/>
           </w:tcPr>
           <w:p>
             <w:pPr>
@@ -22790,7 +22790,7 @@
         </w:tc>
         <w:tc>
           <w:tcPr>
-            <w:tcW w:type="dxa" w:w="2501"/>
+            <w:tcW w:type="dxa" w:w="2551"/>
           </w:tcPr>
           <w:p>
             <w:pPr>
@@ -22802,6 +22802,318 @@
                 <w:sz w:val="16"/>
               </w:rPr>
               <w:t xml:space="preserve">D-0220 · D-0221</w:t>
+            </w:r>
+          </w:p>
+        </w:tc>
+      </w:tr>
+      <w:tr>
+        <w:tc>
+          <w:tcPr>
+            <w:tcW w:type="dxa" w:w="2231"/>
+          </w:tcPr>
+          <w:p>
+            <w:pPr>
+              <w:pStyle w:val="Compact"/>
+              <w:spacing w:after="0" w:line="264" w:lineRule="auto"/>
+            </w:pPr>
+            <w:r>
+              <w:rPr>
+                <w:sz w:val="16"/>
+              </w:rPr>
+              <w:t xml:space="preserve">REQ-INF-013</w:t>
+            </w:r>
+          </w:p>
+        </w:tc>
+        <w:tc>
+          <w:tcPr>
+            <w:tcW w:type="dxa" w:w="2635"/>
+          </w:tcPr>
+          <w:p>
+            <w:pPr>
+              <w:pStyle w:val="Compact"/>
+              <w:spacing w:after="0" w:line="264" w:lineRule="auto"/>
+            </w:pPr>
+            <w:r>
+              <w:rPr>
+                <w:sz w:val="16"/>
+              </w:rPr>
+              <w:t xml:space="preserve">평가 실행을 실험 추적기로 모아 본다</w:t>
+            </w:r>
+          </w:p>
+        </w:tc>
+        <w:tc>
+          <w:tcPr>
+            <w:tcW w:type="dxa" w:w="526"/>
+          </w:tcPr>
+          <w:p>
+            <w:pPr>
+              <w:pStyle w:val="Compact"/>
+              <w:spacing w:after="0" w:line="264" w:lineRule="auto"/>
+            </w:pPr>
+            <w:r>
+              <w:rPr>
+                <w:sz w:val="16"/>
+              </w:rPr>
+              <w:t xml:space="preserve">S</w:t>
+            </w:r>
+          </w:p>
+        </w:tc>
+        <w:tc>
+          <w:tcPr>
+            <w:tcW w:type="dxa" w:w="564"/>
+          </w:tcPr>
+          <w:p>
+            <w:pPr>
+              <w:pStyle w:val="Compact"/>
+              <w:spacing w:after="0" w:line="264" w:lineRule="auto"/>
+            </w:pPr>
+            <w:r>
+              <w:rPr>
+                <w:sz w:val="16"/>
+              </w:rPr>
+              <w:t xml:space="preserve">P1</w:t>
+            </w:r>
+          </w:p>
+        </w:tc>
+        <w:tc>
+          <w:tcPr>
+            <w:tcW w:type="dxa" w:w="564"/>
+          </w:tcPr>
+          <w:p>
+            <w:pPr>
+              <w:pStyle w:val="Compact"/>
+              <w:spacing w:after="0" w:line="264" w:lineRule="auto"/>
+            </w:pPr>
+            <w:r>
+              <w:rPr>
+                <w:sz w:val="16"/>
+              </w:rPr>
+              <w:t xml:space="preserve">완료</w:t>
+            </w:r>
+          </w:p>
+        </w:tc>
+        <w:tc>
+          <w:tcPr>
+            <w:tcW w:type="dxa" w:w="2551"/>
+          </w:tcPr>
+          <w:p>
+            <w:pPr>
+              <w:pStyle w:val="Compact"/>
+              <w:spacing w:after="0" w:line="264" w:lineRule="auto"/>
+            </w:pPr>
+            <w:r>
+              <w:rPr>
+                <w:sz w:val="16"/>
+              </w:rPr>
+              <w:t xml:space="preserve">MLflow — 정본은 JSON, 추적기는 보는 창 (D-0224)</w:t>
+            </w:r>
+          </w:p>
+        </w:tc>
+      </w:tr>
+      <w:tr>
+        <w:tc>
+          <w:tcPr>
+            <w:tcW w:type="dxa" w:w="2231"/>
+          </w:tcPr>
+          <w:p>
+            <w:pPr>
+              <w:pStyle w:val="Compact"/>
+              <w:spacing w:after="0" w:line="264" w:lineRule="auto"/>
+            </w:pPr>
+            <w:r>
+              <w:rPr>
+                <w:sz w:val="16"/>
+              </w:rPr>
+              <w:t xml:space="preserve">REQ-INF-014</w:t>
+            </w:r>
+          </w:p>
+        </w:tc>
+        <w:tc>
+          <w:tcPr>
+            <w:tcW w:type="dxa" w:w="2635"/>
+          </w:tcPr>
+          <w:p>
+            <w:pPr>
+              <w:pStyle w:val="Compact"/>
+              <w:spacing w:after="0" w:line="264" w:lineRule="auto"/>
+            </w:pPr>
+            <w:r>
+              <w:rPr>
+                <w:sz w:val="16"/>
+              </w:rPr>
+              <w:t xml:space="preserve">인제스트 → 평가를 단계 상태가 남는 흐름으로 돈다</w:t>
+            </w:r>
+          </w:p>
+        </w:tc>
+        <w:tc>
+          <w:tcPr>
+            <w:tcW w:type="dxa" w:w="526"/>
+          </w:tcPr>
+          <w:p>
+            <w:pPr>
+              <w:pStyle w:val="Compact"/>
+              <w:spacing w:after="0" w:line="264" w:lineRule="auto"/>
+            </w:pPr>
+            <w:r>
+              <w:rPr>
+                <w:sz w:val="16"/>
+              </w:rPr>
+              <w:t xml:space="preserve">S</w:t>
+            </w:r>
+          </w:p>
+        </w:tc>
+        <w:tc>
+          <w:tcPr>
+            <w:tcW w:type="dxa" w:w="564"/>
+          </w:tcPr>
+          <w:p>
+            <w:pPr>
+              <w:pStyle w:val="Compact"/>
+              <w:spacing w:after="0" w:line="264" w:lineRule="auto"/>
+            </w:pPr>
+            <w:r>
+              <w:rPr>
+                <w:sz w:val="16"/>
+              </w:rPr>
+              <w:t xml:space="preserve">P1</w:t>
+            </w:r>
+          </w:p>
+        </w:tc>
+        <w:tc>
+          <w:tcPr>
+            <w:tcW w:type="dxa" w:w="564"/>
+          </w:tcPr>
+          <w:p>
+            <w:pPr>
+              <w:pStyle w:val="Compact"/>
+              <w:spacing w:after="0" w:line="264" w:lineRule="auto"/>
+            </w:pPr>
+            <w:r>
+              <w:rPr>
+                <w:sz w:val="16"/>
+              </w:rPr>
+              <w:t xml:space="preserve">완료</w:t>
+            </w:r>
+          </w:p>
+        </w:tc>
+        <w:tc>
+          <w:tcPr>
+            <w:tcW w:type="dxa" w:w="2551"/>
+          </w:tcPr>
+          <w:p>
+            <w:pPr>
+              <w:pStyle w:val="Compact"/>
+              <w:spacing w:after="0" w:line="264" w:lineRule="auto"/>
+            </w:pPr>
+            <w:r>
+              <w:rPr>
+                <w:sz w:val="16"/>
+              </w:rPr>
+              <w:t xml:space="preserve">Prefect — CLI를 부르기만 한다 (D-0224)</w:t>
+            </w:r>
+          </w:p>
+        </w:tc>
+      </w:tr>
+      <w:tr>
+        <w:tc>
+          <w:tcPr>
+            <w:tcW w:type="dxa" w:w="2231"/>
+          </w:tcPr>
+          <w:p>
+            <w:pPr>
+              <w:pStyle w:val="Compact"/>
+              <w:spacing w:after="0" w:line="264" w:lineRule="auto"/>
+            </w:pPr>
+            <w:r>
+              <w:rPr>
+                <w:sz w:val="16"/>
+              </w:rPr>
+              <w:t xml:space="preserve">REQ-INF-015</w:t>
+            </w:r>
+          </w:p>
+        </w:tc>
+        <w:tc>
+          <w:tcPr>
+            <w:tcW w:type="dxa" w:w="2635"/>
+          </w:tcPr>
+          <w:p>
+            <w:pPr>
+              <w:pStyle w:val="Compact"/>
+              <w:spacing w:after="0" w:line="264" w:lineRule="auto"/>
+            </w:pPr>
+            <w:r>
+              <w:rPr>
+                <w:sz w:val="16"/>
+              </w:rPr>
+              <w:t xml:space="preserve">GPU 기기가 엔진 재개 조건을 넘는지 버튼 하나로 잰다</w:t>
+            </w:r>
+          </w:p>
+        </w:tc>
+        <w:tc>
+          <w:tcPr>
+            <w:tcW w:type="dxa" w:w="526"/>
+          </w:tcPr>
+          <w:p>
+            <w:pPr>
+              <w:pStyle w:val="Compact"/>
+              <w:spacing w:after="0" w:line="264" w:lineRule="auto"/>
+            </w:pPr>
+            <w:r>
+              <w:rPr>
+                <w:sz w:val="16"/>
+              </w:rPr>
+              <w:t xml:space="preserve">S</w:t>
+            </w:r>
+          </w:p>
+        </w:tc>
+        <w:tc>
+          <w:tcPr>
+            <w:tcW w:type="dxa" w:w="564"/>
+          </w:tcPr>
+          <w:p>
+            <w:pPr>
+              <w:pStyle w:val="Compact"/>
+              <w:spacing w:after="0" w:line="264" w:lineRule="auto"/>
+            </w:pPr>
+            <w:r>
+              <w:rPr>
+                <w:sz w:val="16"/>
+              </w:rPr>
+              <w:t xml:space="preserve">P6</w:t>
+            </w:r>
+          </w:p>
+        </w:tc>
+        <w:tc>
+          <w:tcPr>
+            <w:tcW w:type="dxa" w:w="564"/>
+          </w:tcPr>
+          <w:p>
+            <w:pPr>
+              <w:pStyle w:val="Compact"/>
+              <w:spacing w:after="0" w:line="264" w:lineRule="auto"/>
+            </w:pPr>
+            <w:r>
+              <w:rPr>
+                <w:sz w:val="16"/>
+              </w:rPr>
+              <w:t xml:space="preserve">완료</w:t>
+            </w:r>
+          </w:p>
+        </w:tc>
+        <w:tc>
+          <w:tcPr>
+            <w:tcW w:type="dxa" w:w="2551"/>
+          </w:tcPr>
+          <w:p>
+            <w:pPr>
+              <w:pStyle w:val="Compact"/>
+              <w:spacing w:after="0" w:line="264" w:lineRule="auto"/>
+            </w:pPr>
+            <w:r>
+              <w:rPr>
+                <w:sz w:val="16"/>
+              </w:rPr>
+              <w:t xml:space="preserve">셀프호스티드 러너 · 손으로만 (D-0224)</w:t>
             </w:r>
           </w:p>
         </w:tc>
@@ -24852,9 +25164,9 @@
         <w:tblLook w:firstRow="1" w:lastRow="0" w:firstColumn="0" w:lastColumn="0" w:noHBand="0" w:noVBand="0" w:val="0020"/>
       </w:tblPr>
       <w:tblGrid>
-        <w:gridCol w:w="2832"/>
-        <w:gridCol w:w="1544"/>
-        <w:gridCol w:w="4695"/>
+        <w:gridCol w:w="2649"/>
+        <w:gridCol w:w="1402"/>
+        <w:gridCol w:w="5019"/>
       </w:tblGrid>
       <w:tr>
         <w:trPr>
@@ -24862,7 +25174,7 @@
         </w:trPr>
         <w:tc>
           <w:tcPr>
-            <w:tcW w:type="dxa" w:w="2833"/>
+            <w:tcW w:type="dxa" w:w="2649"/>
             <w:shd w:val="clear" w:color="auto" w:fill="E8EEF5"/>
           </w:tcPr>
           <w:p>
@@ -24882,7 +25194,7 @@
         </w:tc>
         <w:tc>
           <w:tcPr>
-            <w:tcW w:type="dxa" w:w="1544"/>
+            <w:tcW w:type="dxa" w:w="1403"/>
             <w:shd w:val="clear" w:color="auto" w:fill="E8EEF5"/>
           </w:tcPr>
           <w:p>
@@ -24902,7 +25214,7 @@
         </w:tc>
         <w:tc>
           <w:tcPr>
-            <w:tcW w:type="dxa" w:w="4695"/>
+            <w:tcW w:type="dxa" w:w="5020"/>
             <w:shd w:val="clear" w:color="auto" w:fill="E8EEF5"/>
           </w:tcPr>
           <w:p>
@@ -24924,7 +25236,7 @@
       <w:tr>
         <w:tc>
           <w:tcPr>
-            <w:tcW w:type="dxa" w:w="2833"/>
+            <w:tcW w:type="dxa" w:w="2649"/>
           </w:tcPr>
           <w:p>
             <w:pPr>
@@ -24941,7 +25253,7 @@
         </w:tc>
         <w:tc>
           <w:tcPr>
-            <w:tcW w:type="dxa" w:w="1544"/>
+            <w:tcW w:type="dxa" w:w="1403"/>
           </w:tcPr>
           <w:p>
             <w:pPr>
@@ -24960,7 +25272,7 @@
         </w:tc>
         <w:tc>
           <w:tcPr>
-            <w:tcW w:type="dxa" w:w="4695"/>
+            <w:tcW w:type="dxa" w:w="5020"/>
           </w:tcPr>
           <w:p>
             <w:pPr>
@@ -24979,7 +25291,7 @@
       <w:tr>
         <w:tc>
           <w:tcPr>
-            <w:tcW w:type="dxa" w:w="2833"/>
+            <w:tcW w:type="dxa" w:w="2649"/>
           </w:tcPr>
           <w:p>
             <w:pPr>
@@ -24996,7 +25308,7 @@
         </w:tc>
         <w:tc>
           <w:tcPr>
-            <w:tcW w:type="dxa" w:w="1544"/>
+            <w:tcW w:type="dxa" w:w="1403"/>
           </w:tcPr>
           <w:p>
             <w:pPr>
@@ -25013,7 +25325,7 @@
         </w:tc>
         <w:tc>
           <w:tcPr>
-            <w:tcW w:type="dxa" w:w="4695"/>
+            <w:tcW w:type="dxa" w:w="5020"/>
           </w:tcPr>
           <w:p>
             <w:pPr>
@@ -25032,7 +25344,7 @@
       <w:tr>
         <w:tc>
           <w:tcPr>
-            <w:tcW w:type="dxa" w:w="2833"/>
+            <w:tcW w:type="dxa" w:w="2649"/>
           </w:tcPr>
           <w:p>
             <w:pPr>
@@ -25049,7 +25361,7 @@
         </w:tc>
         <w:tc>
           <w:tcPr>
-            <w:tcW w:type="dxa" w:w="1544"/>
+            <w:tcW w:type="dxa" w:w="1403"/>
           </w:tcPr>
           <w:p>
             <w:pPr>
@@ -25066,7 +25378,7 @@
         </w:tc>
         <w:tc>
           <w:tcPr>
-            <w:tcW w:type="dxa" w:w="4695"/>
+            <w:tcW w:type="dxa" w:w="5020"/>
           </w:tcPr>
           <w:p>
             <w:pPr>
@@ -25085,7 +25397,7 @@
       <w:tr>
         <w:tc>
           <w:tcPr>
-            <w:tcW w:type="dxa" w:w="2833"/>
+            <w:tcW w:type="dxa" w:w="2649"/>
           </w:tcPr>
           <w:p>
             <w:pPr>
@@ -25102,7 +25414,7 @@
         </w:tc>
         <w:tc>
           <w:tcPr>
-            <w:tcW w:type="dxa" w:w="1544"/>
+            <w:tcW w:type="dxa" w:w="1403"/>
           </w:tcPr>
           <w:p>
             <w:pPr>
@@ -25119,7 +25431,7 @@
         </w:tc>
         <w:tc>
           <w:tcPr>
-            <w:tcW w:type="dxa" w:w="4695"/>
+            <w:tcW w:type="dxa" w:w="5020"/>
           </w:tcPr>
           <w:p>
             <w:pPr>
@@ -25138,7 +25450,7 @@
       <w:tr>
         <w:tc>
           <w:tcPr>
-            <w:tcW w:type="dxa" w:w="2833"/>
+            <w:tcW w:type="dxa" w:w="2649"/>
           </w:tcPr>
           <w:p>
             <w:pPr>
@@ -25155,7 +25467,7 @@
         </w:tc>
         <w:tc>
           <w:tcPr>
-            <w:tcW w:type="dxa" w:w="1544"/>
+            <w:tcW w:type="dxa" w:w="1403"/>
           </w:tcPr>
           <w:p>
             <w:pPr>
@@ -25172,7 +25484,7 @@
         </w:tc>
         <w:tc>
           <w:tcPr>
-            <w:tcW w:type="dxa" w:w="4695"/>
+            <w:tcW w:type="dxa" w:w="5020"/>
           </w:tcPr>
           <w:p>
             <w:pPr>
@@ -25191,7 +25503,7 @@
       <w:tr>
         <w:tc>
           <w:tcPr>
-            <w:tcW w:type="dxa" w:w="2833"/>
+            <w:tcW w:type="dxa" w:w="2649"/>
           </w:tcPr>
           <w:p>
             <w:pPr>
@@ -25208,7 +25520,7 @@
         </w:tc>
         <w:tc>
           <w:tcPr>
-            <w:tcW w:type="dxa" w:w="1544"/>
+            <w:tcW w:type="dxa" w:w="1403"/>
           </w:tcPr>
           <w:p>
             <w:pPr>
@@ -25225,7 +25537,7 @@
         </w:tc>
         <w:tc>
           <w:tcPr>
-            <w:tcW w:type="dxa" w:w="4695"/>
+            <w:tcW w:type="dxa" w:w="5020"/>
           </w:tcPr>
           <w:p>
             <w:pPr>
@@ -25244,7 +25556,7 @@
       <w:tr>
         <w:tc>
           <w:tcPr>
-            <w:tcW w:type="dxa" w:w="2833"/>
+            <w:tcW w:type="dxa" w:w="2649"/>
           </w:tcPr>
           <w:p>
             <w:pPr>
@@ -25261,7 +25573,7 @@
         </w:tc>
         <w:tc>
           <w:tcPr>
-            <w:tcW w:type="dxa" w:w="1544"/>
+            <w:tcW w:type="dxa" w:w="1403"/>
           </w:tcPr>
           <w:p>
             <w:pPr>
@@ -25278,18 +25590,18 @@
         </w:tc>
         <w:tc>
           <w:tcPr>
-            <w:tcW w:type="dxa" w:w="4695"/>
-          </w:tcPr>
-          <w:p>
-            <w:pPr>
-              <w:pStyle w:val="Compact"/>
-              <w:spacing w:after="0" w:line="264" w:lineRule="auto"/>
-            </w:pPr>
-            <w:r>
-              <w:rPr>
-                <w:sz w:val="16"/>
-              </w:rPr>
-              <w:t xml:space="preserve">망을 타는 모듈은 허용 목록 2곳뿐이며 문자열만 보낸다. 늘면 검사가 빨개진다 (D-0134)</w:t>
+            <w:tcW w:type="dxa" w:w="5020"/>
+          </w:tcPr>
+          <w:p>
+            <w:pPr>
+              <w:pStyle w:val="Compact"/>
+              <w:spacing w:after="0" w:line="264" w:lineRule="auto"/>
+            </w:pPr>
+            <w:r>
+              <w:rPr>
+                <w:sz w:val="16"/>
+              </w:rPr>
+              <w:t xml:space="preserve">망을 타는 모듈은 허용 목록 4곳뿐이다. 밖으로는 MusicBrainz 2곳이 문자열만, MLflow · Prefect 2곳은 로컬 주소만 받는다. 늘면 검사가 빨개진다 (D-0134 · D-0224)</w:t>
             </w:r>
           </w:p>
         </w:tc>
@@ -25308,7 +25620,7 @@
     <w:tbl>
       <w:tblPr>
         <w:tblStyle w:val="Table"/>
-        <w:tblW w:w="9071" w:type="dxa"/>
+        <w:tblW w:w="9072" w:type="dxa"/>
         <w:tblBorders>
           <w:top w:val="single" w:sz="4" w:color="BFC8D3"/>
           <w:left w:val="single" w:sz="4" w:color="BFC8D3"/>
@@ -25321,9 +25633,9 @@
         <w:tblLook w:firstRow="1" w:lastRow="0" w:firstColumn="0" w:lastColumn="0" w:noHBand="0" w:noVBand="0" w:val="0020"/>
       </w:tblPr>
       <w:tblGrid>
-        <w:gridCol w:w="2896"/>
-        <w:gridCol w:w="1411"/>
-        <w:gridCol w:w="4764"/>
+        <w:gridCol w:w="2832"/>
+        <w:gridCol w:w="1373"/>
+        <w:gridCol w:w="4866"/>
       </w:tblGrid>
       <w:tr>
         <w:trPr>
@@ -25331,7 +25643,7 @@
         </w:trPr>
         <w:tc>
           <w:tcPr>
-            <w:tcW w:type="dxa" w:w="2896"/>
+            <w:tcW w:type="dxa" w:w="2832"/>
             <w:shd w:val="clear" w:color="auto" w:fill="E8EEF5"/>
           </w:tcPr>
           <w:p>
@@ -25351,7 +25663,7 @@
         </w:tc>
         <w:tc>
           <w:tcPr>
-            <w:tcW w:type="dxa" w:w="1411"/>
+            <w:tcW w:type="dxa" w:w="1373"/>
             <w:shd w:val="clear" w:color="auto" w:fill="E8EEF5"/>
           </w:tcPr>
           <w:p>
@@ -25371,7 +25683,7 @@
         </w:tc>
         <w:tc>
           <w:tcPr>
-            <w:tcW w:type="dxa" w:w="4764"/>
+            <w:tcW w:type="dxa" w:w="4867"/>
             <w:shd w:val="clear" w:color="auto" w:fill="E8EEF5"/>
           </w:tcPr>
           <w:p>
@@ -25393,7 +25705,7 @@
       <w:tr>
         <w:tc>
           <w:tcPr>
-            <w:tcW w:type="dxa" w:w="2896"/>
+            <w:tcW w:type="dxa" w:w="2832"/>
           </w:tcPr>
           <w:p>
             <w:pPr>
@@ -25410,7 +25722,7 @@
         </w:tc>
         <w:tc>
           <w:tcPr>
-            <w:tcW w:type="dxa" w:w="1411"/>
+            <w:tcW w:type="dxa" w:w="1373"/>
           </w:tcPr>
           <w:p>
             <w:pPr>
@@ -25427,7 +25739,7 @@
         </w:tc>
         <w:tc>
           <w:tcPr>
-            <w:tcW w:type="dxa" w:w="4764"/>
+            <w:tcW w:type="dxa" w:w="4867"/>
           </w:tcPr>
           <w:p>
             <w:pPr>
@@ -25446,7 +25758,7 @@
       <w:tr>
         <w:tc>
           <w:tcPr>
-            <w:tcW w:type="dxa" w:w="2896"/>
+            <w:tcW w:type="dxa" w:w="2832"/>
           </w:tcPr>
           <w:p>
             <w:pPr>
@@ -25463,7 +25775,7 @@
         </w:tc>
         <w:tc>
           <w:tcPr>
-            <w:tcW w:type="dxa" w:w="1411"/>
+            <w:tcW w:type="dxa" w:w="1373"/>
           </w:tcPr>
           <w:p>
             <w:pPr>
@@ -25480,7 +25792,7 @@
         </w:tc>
         <w:tc>
           <w:tcPr>
-            <w:tcW w:type="dxa" w:w="4764"/>
+            <w:tcW w:type="dxa" w:w="4867"/>
           </w:tcPr>
           <w:p>
             <w:pPr>
@@ -25499,7 +25811,7 @@
       <w:tr>
         <w:tc>
           <w:tcPr>
-            <w:tcW w:type="dxa" w:w="2896"/>
+            <w:tcW w:type="dxa" w:w="2832"/>
           </w:tcPr>
           <w:p>
             <w:pPr>
@@ -25516,7 +25828,7 @@
         </w:tc>
         <w:tc>
           <w:tcPr>
-            <w:tcW w:type="dxa" w:w="1411"/>
+            <w:tcW w:type="dxa" w:w="1373"/>
           </w:tcPr>
           <w:p>
             <w:pPr>
@@ -25533,20 +25845,110 @@
         </w:tc>
         <w:tc>
           <w:tcPr>
-            <w:tcW w:type="dxa" w:w="4764"/>
-          </w:tcPr>
-          <w:p>
-            <w:pPr>
-              <w:pStyle w:val="Compact"/>
-              <w:spacing w:after="0" w:line="264" w:lineRule="auto"/>
-            </w:pPr>
+            <w:tcW w:type="dxa" w:w="4867"/>
+          </w:tcPr>
+          <w:p>
+            <w:pPr>
+              <w:pStyle w:val="Compact"/>
+              <w:spacing w:after="0" w:line="264" w:lineRule="auto"/>
+            </w:pPr>
+            <w:r>
+              <w:rPr>
+                <w:sz w:val="16"/>
+              </w:rPr>
+              <w:t xml:space="preserve">바닥은</w:t>
+            </w:r>
+            <w:r>
+              <w:rPr>
+                <w:sz w:val="16"/>
+              </w:rPr>
+              <w:t xml:space="preserve"> </w:t>
+            </w:r>
+            <w:r>
+              <w:rPr>
+                <w:rStyle w:val="VerbatimChar"/>
+                <w:sz w:val="16"/>
+              </w:rPr>
+              <w:t xml:space="preserve">core/pyproject.toml</w:t>
+            </w:r>
+            <w:r>
+              <w:rPr>
+                <w:sz w:val="16"/>
+              </w:rPr>
+              <w:t xml:space="preserve"> </w:t>
+            </w:r>
+            <w:r>
+              <w:rPr>
+                <w:sz w:val="16"/>
+              </w:rPr>
+              <w:t xml:space="preserve">한 곳이며 래칫이다 — 실측이 3%p 넘게 앞서면 올린다 (D-0223)</w:t>
+            </w:r>
+          </w:p>
+        </w:tc>
+      </w:tr>
+      <w:tr>
+        <w:tc>
+          <w:tcPr>
+            <w:tcW w:type="dxa" w:w="2832"/>
+          </w:tcPr>
+          <w:p>
+            <w:pPr>
+              <w:pStyle w:val="Compact"/>
+              <w:spacing w:after="0" w:line="264" w:lineRule="auto"/>
+            </w:pPr>
+            <w:r>
+              <w:rPr>
+                <w:sz w:val="16"/>
+              </w:rPr>
+              <w:t xml:space="preserve">NFR-MNT-004</w:t>
+            </w:r>
+          </w:p>
+        </w:tc>
+        <w:tc>
+          <w:tcPr>
+            <w:tcW w:type="dxa" w:w="1373"/>
+          </w:tcPr>
+          <w:p>
+            <w:pPr>
+              <w:pStyle w:val="Compact"/>
+              <w:spacing w:after="0" w:line="264" w:lineRule="auto"/>
+            </w:pPr>
+            <w:r>
+              <w:rPr>
+                <w:sz w:val="16"/>
+              </w:rPr>
+              <w:t xml:space="preserve">결정 기록</w:t>
+            </w:r>
+          </w:p>
+        </w:tc>
+        <w:tc>
+          <w:tcPr>
+            <w:tcW w:type="dxa" w:w="4867"/>
+          </w:tcPr>
+          <w:p>
+            <w:pPr>
+              <w:pStyle w:val="Compact"/>
+              <w:spacing w:after="0" w:line="264" w:lineRule="auto"/>
+            </w:pPr>
+            <w:r>
+              <w:rPr>
+                <w:sz w:val="16"/>
+              </w:rPr>
+              <w:t xml:space="preserve">설계 판단은 DECISIONS.md에 배경·후보·선택·결과와</w:t>
+            </w:r>
+            <w:r>
+              <w:rPr>
+                <w:sz w:val="16"/>
+              </w:rPr>
+              <w:t xml:space="preserve"> </w:t>
+            </w:r>
             <w:r>
               <w:rPr>
                 <w:b/>
                 <w:bCs/>
                 <w:sz w:val="16"/>
               </w:rPr>
-              <w:t xml:space="preserve">83% 이상 (CI 게이트).</w:t>
+              <w:t xml:space="preserve">강제자 · 재현</w:t>
             </w:r>
             <w:r>
               <w:rPr>
@@ -25558,60 +25960,114 @@
               <w:rPr>
                 <w:sz w:val="16"/>
               </w:rPr>
-              <w:t xml:space="preserve">올린 뒤 내리지 않는다</w:t>
-            </w:r>
-          </w:p>
-        </w:tc>
-      </w:tr>
-      <w:tr>
-        <w:tc>
-          <w:tcPr>
-            <w:tcW w:type="dxa" w:w="2896"/>
-          </w:tcPr>
-          <w:p>
-            <w:pPr>
-              <w:pStyle w:val="Compact"/>
-              <w:spacing w:after="0" w:line="264" w:lineRule="auto"/>
-            </w:pPr>
-            <w:r>
-              <w:rPr>
-                <w:sz w:val="16"/>
-              </w:rPr>
-              <w:t xml:space="preserve">NFR-MNT-004</w:t>
-            </w:r>
-          </w:p>
-        </w:tc>
-        <w:tc>
-          <w:tcPr>
-            <w:tcW w:type="dxa" w:w="1411"/>
-          </w:tcPr>
-          <w:p>
-            <w:pPr>
-              <w:pStyle w:val="Compact"/>
-              <w:spacing w:after="0" w:line="264" w:lineRule="auto"/>
-            </w:pPr>
-            <w:r>
-              <w:rPr>
-                <w:sz w:val="16"/>
-              </w:rPr>
-              <w:t xml:space="preserve">결정 기록</w:t>
-            </w:r>
-          </w:p>
-        </w:tc>
-        <w:tc>
-          <w:tcPr>
-            <w:tcW w:type="dxa" w:w="4764"/>
-          </w:tcPr>
-          <w:p>
-            <w:pPr>
-              <w:pStyle w:val="Compact"/>
-              <w:spacing w:after="0" w:line="264" w:lineRule="auto"/>
-            </w:pPr>
-            <w:r>
-              <w:rPr>
-                <w:sz w:val="16"/>
-              </w:rPr>
-              <w:t xml:space="preserve">설계 판단은 DECISIONS.md에 배경·후보·선택·결과와</w:t>
+              <w:t xml:space="preserve">줄로 기록. 형식은 검사가 본다</w:t>
+            </w:r>
+          </w:p>
+        </w:tc>
+      </w:tr>
+      <w:tr>
+        <w:tc>
+          <w:tcPr>
+            <w:tcW w:type="dxa" w:w="2832"/>
+          </w:tcPr>
+          <w:p>
+            <w:pPr>
+              <w:pStyle w:val="Compact"/>
+              <w:spacing w:after="0" w:line="264" w:lineRule="auto"/>
+            </w:pPr>
+            <w:r>
+              <w:rPr>
+                <w:sz w:val="16"/>
+              </w:rPr>
+              <w:t xml:space="preserve">NFR-MNT-005</w:t>
+            </w:r>
+          </w:p>
+        </w:tc>
+        <w:tc>
+          <w:tcPr>
+            <w:tcW w:type="dxa" w:w="1373"/>
+          </w:tcPr>
+          <w:p>
+            <w:pPr>
+              <w:pStyle w:val="Compact"/>
+              <w:spacing w:after="0" w:line="264" w:lineRule="auto"/>
+            </w:pPr>
+            <w:r>
+              <w:rPr>
+                <w:sz w:val="16"/>
+              </w:rPr>
+              <w:t xml:space="preserve">파일 길이</w:t>
+            </w:r>
+          </w:p>
+        </w:tc>
+        <w:tc>
+          <w:tcPr>
+            <w:tcW w:type="dxa" w:w="4867"/>
+          </w:tcPr>
+          <w:p>
+            <w:pPr>
+              <w:pStyle w:val="Compact"/>
+              <w:spacing w:after="0" w:line="264" w:lineRule="auto"/>
+            </w:pPr>
+            <w:r>
+              <w:rPr>
+                <w:sz w:val="16"/>
+              </w:rPr>
+              <w:t xml:space="preserve">코드 600줄 · 시험 700줄 상한. 넘는 파일은 래칫 — 늘어도 줄어도 빨개진다 (D-0117)</w:t>
+            </w:r>
+          </w:p>
+        </w:tc>
+      </w:tr>
+      <w:tr>
+        <w:tc>
+          <w:tcPr>
+            <w:tcW w:type="dxa" w:w="2832"/>
+          </w:tcPr>
+          <w:p>
+            <w:pPr>
+              <w:pStyle w:val="Compact"/>
+              <w:spacing w:after="0" w:line="264" w:lineRule="auto"/>
+            </w:pPr>
+            <w:r>
+              <w:rPr>
+                <w:sz w:val="16"/>
+              </w:rPr>
+              <w:t xml:space="preserve">NFR-MNT-006</w:t>
+            </w:r>
+          </w:p>
+        </w:tc>
+        <w:tc>
+          <w:tcPr>
+            <w:tcW w:type="dxa" w:w="1373"/>
+          </w:tcPr>
+          <w:p>
+            <w:pPr>
+              <w:pStyle w:val="Compact"/>
+              <w:spacing w:after="0" w:line="264" w:lineRule="auto"/>
+            </w:pPr>
+            <w:r>
+              <w:rPr>
+                <w:sz w:val="16"/>
+              </w:rPr>
+              <w:t xml:space="preserve">관문 일치</w:t>
+            </w:r>
+          </w:p>
+        </w:tc>
+        <w:tc>
+          <w:tcPr>
+            <w:tcW w:type="dxa" w:w="4867"/>
+          </w:tcPr>
+          <w:p>
+            <w:pPr>
+              <w:pStyle w:val="Compact"/>
+              <w:spacing w:after="0" w:line="264" w:lineRule="auto"/>
+            </w:pPr>
+            <w:r>
+              <w:rPr>
+                <w:rStyle w:val="VerbatimChar"/>
+                <w:sz w:val="16"/>
+              </w:rPr>
+              <w:t xml:space="preserve">make check</w:t>
             </w:r>
             <w:r>
               <w:rPr>
@@ -25621,139 +26077,6 @@
             </w:r>
             <w:r>
               <w:rPr>
-                <w:b/>
-                <w:bCs/>
-                <w:sz w:val="16"/>
-              </w:rPr>
-              <w:t xml:space="preserve">강제자 · 재현</w:t>
-            </w:r>
-            <w:r>
-              <w:rPr>
-                <w:sz w:val="16"/>
-              </w:rPr>
-              <w:t xml:space="preserve"> </w:t>
-            </w:r>
-            <w:r>
-              <w:rPr>
-                <w:sz w:val="16"/>
-              </w:rPr>
-              <w:t xml:space="preserve">줄로 기록. 형식은 검사가 본다</w:t>
-            </w:r>
-          </w:p>
-        </w:tc>
-      </w:tr>
-      <w:tr>
-        <w:tc>
-          <w:tcPr>
-            <w:tcW w:type="dxa" w:w="2896"/>
-          </w:tcPr>
-          <w:p>
-            <w:pPr>
-              <w:pStyle w:val="Compact"/>
-              <w:spacing w:after="0" w:line="264" w:lineRule="auto"/>
-            </w:pPr>
-            <w:r>
-              <w:rPr>
-                <w:sz w:val="16"/>
-              </w:rPr>
-              <w:t xml:space="preserve">NFR-MNT-005</w:t>
-            </w:r>
-          </w:p>
-        </w:tc>
-        <w:tc>
-          <w:tcPr>
-            <w:tcW w:type="dxa" w:w="1411"/>
-          </w:tcPr>
-          <w:p>
-            <w:pPr>
-              <w:pStyle w:val="Compact"/>
-              <w:spacing w:after="0" w:line="264" w:lineRule="auto"/>
-            </w:pPr>
-            <w:r>
-              <w:rPr>
-                <w:sz w:val="16"/>
-              </w:rPr>
-              <w:t xml:space="preserve">파일 길이</w:t>
-            </w:r>
-          </w:p>
-        </w:tc>
-        <w:tc>
-          <w:tcPr>
-            <w:tcW w:type="dxa" w:w="4764"/>
-          </w:tcPr>
-          <w:p>
-            <w:pPr>
-              <w:pStyle w:val="Compact"/>
-              <w:spacing w:after="0" w:line="264" w:lineRule="auto"/>
-            </w:pPr>
-            <w:r>
-              <w:rPr>
-                <w:sz w:val="16"/>
-              </w:rPr>
-              <w:t xml:space="preserve">코드 600줄 · 시험 700줄 상한. 넘는 파일은 래칫 — 늘어도 줄어도 빨개진다 (D-0117)</w:t>
-            </w:r>
-          </w:p>
-        </w:tc>
-      </w:tr>
-      <w:tr>
-        <w:tc>
-          <w:tcPr>
-            <w:tcW w:type="dxa" w:w="2896"/>
-          </w:tcPr>
-          <w:p>
-            <w:pPr>
-              <w:pStyle w:val="Compact"/>
-              <w:spacing w:after="0" w:line="264" w:lineRule="auto"/>
-            </w:pPr>
-            <w:r>
-              <w:rPr>
-                <w:sz w:val="16"/>
-              </w:rPr>
-              <w:t xml:space="preserve">NFR-MNT-006</w:t>
-            </w:r>
-          </w:p>
-        </w:tc>
-        <w:tc>
-          <w:tcPr>
-            <w:tcW w:type="dxa" w:w="1411"/>
-          </w:tcPr>
-          <w:p>
-            <w:pPr>
-              <w:pStyle w:val="Compact"/>
-              <w:spacing w:after="0" w:line="264" w:lineRule="auto"/>
-            </w:pPr>
-            <w:r>
-              <w:rPr>
-                <w:sz w:val="16"/>
-              </w:rPr>
-              <w:t xml:space="preserve">관문 일치</w:t>
-            </w:r>
-          </w:p>
-        </w:tc>
-        <w:tc>
-          <w:tcPr>
-            <w:tcW w:type="dxa" w:w="4764"/>
-          </w:tcPr>
-          <w:p>
-            <w:pPr>
-              <w:pStyle w:val="Compact"/>
-              <w:spacing w:after="0" w:line="264" w:lineRule="auto"/>
-            </w:pPr>
-            <w:r>
-              <w:rPr>
-                <w:rStyle w:val="VerbatimChar"/>
-                <w:sz w:val="16"/>
-              </w:rPr>
-              <w:t xml:space="preserve">make check</w:t>
-            </w:r>
-            <w:r>
-              <w:rPr>
-                <w:sz w:val="16"/>
-              </w:rPr>
-              <w:t xml:space="preserve"> </w:t>
-            </w:r>
-            <w:r>
-              <w:rPr>
                 <w:sz w:val="16"/>
               </w:rPr>
               <w:t xml:space="preserve">· CI · 커밋 훅의 검사 차집합이 선언과 같다 (D-0219)</w:t>
@@ -25764,7 +26087,7 @@
       <w:tr>
         <w:tc>
           <w:tcPr>
-            <w:tcW w:type="dxa" w:w="2896"/>
+            <w:tcW w:type="dxa" w:w="2832"/>
           </w:tcPr>
           <w:p>
             <w:pPr>
@@ -25781,7 +26104,7 @@
         </w:tc>
         <w:tc>
           <w:tcPr>
-            <w:tcW w:type="dxa" w:w="1411"/>
+            <w:tcW w:type="dxa" w:w="1373"/>
           </w:tcPr>
           <w:p>
             <w:pPr>
@@ -25798,7 +26121,7 @@
         </w:tc>
         <w:tc>
           <w:tcPr>
-            <w:tcW w:type="dxa" w:w="4764"/>
+            <w:tcW w:type="dxa" w:w="4867"/>
           </w:tcPr>
           <w:p>
             <w:pPr>
@@ -25817,7 +26140,7 @@
       <w:tr>
         <w:tc>
           <w:tcPr>
-            <w:tcW w:type="dxa" w:w="2896"/>
+            <w:tcW w:type="dxa" w:w="2832"/>
           </w:tcPr>
           <w:p>
             <w:pPr>
@@ -25834,7 +26157,7 @@
         </w:tc>
         <w:tc>
           <w:tcPr>
-            <w:tcW w:type="dxa" w:w="1411"/>
+            <w:tcW w:type="dxa" w:w="1373"/>
           </w:tcPr>
           <w:p>
             <w:pPr>
@@ -25851,7 +26174,7 @@
         </w:tc>
         <w:tc>
           <w:tcPr>
-            <w:tcW w:type="dxa" w:w="4764"/>
+            <w:tcW w:type="dxa" w:w="4867"/>
           </w:tcPr>
           <w:p>
             <w:pPr>
@@ -25870,7 +26193,7 @@
       <w:tr>
         <w:tc>
           <w:tcPr>
-            <w:tcW w:type="dxa" w:w="2896"/>
+            <w:tcW w:type="dxa" w:w="2832"/>
           </w:tcPr>
           <w:p>
             <w:pPr>
@@ -25887,7 +26210,7 @@
         </w:tc>
         <w:tc>
           <w:tcPr>
-            <w:tcW w:type="dxa" w:w="1411"/>
+            <w:tcW w:type="dxa" w:w="1373"/>
           </w:tcPr>
           <w:p>
             <w:pPr>
@@ -25904,7 +26227,7 @@
         </w:tc>
         <w:tc>
           <w:tcPr>
-            <w:tcW w:type="dxa" w:w="4764"/>
+            <w:tcW w:type="dxa" w:w="4867"/>
           </w:tcPr>
           <w:p>
             <w:pPr>
@@ -42646,7 +42969,7 @@
         <w:t xml:space="preserve"> </w:t>
       </w:r>
       <w:r>
-        <w:t xml:space="preserve">목록 2곳(MusicBrainz 조회 · 문자열만)이며 늘면</w:t>
+        <w:t xml:space="preserve">목록 4곳이며 늘면</w:t>
       </w:r>
       <w:r>
         <w:t xml:space="preserve"> </w:t>
@@ -42658,7 +42981,13 @@
         <w:t xml:space="preserve">check_egress</w:t>
       </w:r>
       <w:r>
-        <w:t xml:space="preserve">가 빨개진다.</w:t>
+        <w:t xml:space="preserve">가 빨개진다. 밖으로 가는 것은 MusicBrainz 조회 2곳(문자열만)이고,</w:t>
+      </w:r>
+      <w:r>
+        <w:t xml:space="preserve"> </w:t>
+      </w:r>
+      <w:r>
+        <w:t xml:space="preserve">MLflow · Prefect 2곳은 로컬 주소가 아니면 거절하며 둘의 사용 통계도 끈다 (D-0224).</w:t>
       </w:r>
     </w:p>
     <w:bookmarkEnd w:id="160"/>
@@ -50202,9 +50531,9 @@
         <w:tblLook w:firstRow="1" w:lastRow="0" w:firstColumn="0" w:lastColumn="0" w:noHBand="0" w:noVBand="0" w:val="0020"/>
       </w:tblPr>
       <w:tblGrid>
-        <w:gridCol w:w="3316"/>
-        <w:gridCol w:w="3043"/>
-        <w:gridCol w:w="2711"/>
+        <w:gridCol w:w="2878"/>
+        <w:gridCol w:w="3454"/>
+        <w:gridCol w:w="2738"/>
       </w:tblGrid>
       <w:tr>
         <w:trPr>
@@ -50212,7 +50541,7 @@
         </w:trPr>
         <w:tc>
           <w:tcPr>
-            <w:tcW w:type="dxa" w:w="3316"/>
+            <w:tcW w:type="dxa" w:w="2878"/>
             <w:shd w:val="clear" w:color="auto" w:fill="E8EEF5"/>
           </w:tcPr>
           <w:p>
@@ -50232,7 +50561,7 @@
         </w:tc>
         <w:tc>
           <w:tcPr>
-            <w:tcW w:type="dxa" w:w="3044"/>
+            <w:tcW w:type="dxa" w:w="3455"/>
             <w:shd w:val="clear" w:color="auto" w:fill="E8EEF5"/>
           </w:tcPr>
           <w:p>
@@ -50252,7 +50581,7 @@
         </w:tc>
         <w:tc>
           <w:tcPr>
-            <w:tcW w:type="dxa" w:w="2712"/>
+            <w:tcW w:type="dxa" w:w="2739"/>
             <w:shd w:val="clear" w:color="auto" w:fill="E8EEF5"/>
           </w:tcPr>
           <w:p>
@@ -50274,7 +50603,7 @@
       <w:tr>
         <w:tc>
           <w:tcPr>
-            <w:tcW w:type="dxa" w:w="3316"/>
+            <w:tcW w:type="dxa" w:w="2878"/>
           </w:tcPr>
           <w:p>
             <w:pPr>
@@ -50291,7 +50620,7 @@
         </w:tc>
         <w:tc>
           <w:tcPr>
-            <w:tcW w:type="dxa" w:w="3044"/>
+            <w:tcW w:type="dxa" w:w="3455"/>
           </w:tcPr>
           <w:p>
             <w:pPr>
@@ -50308,7 +50637,7 @@
         </w:tc>
         <w:tc>
           <w:tcPr>
-            <w:tcW w:type="dxa" w:w="2712"/>
+            <w:tcW w:type="dxa" w:w="2739"/>
           </w:tcPr>
           <w:p>
             <w:pPr>
@@ -50327,7 +50656,7 @@
       <w:tr>
         <w:tc>
           <w:tcPr>
-            <w:tcW w:type="dxa" w:w="3316"/>
+            <w:tcW w:type="dxa" w:w="2878"/>
           </w:tcPr>
           <w:p>
             <w:pPr>
@@ -50344,7 +50673,7 @@
         </w:tc>
         <w:tc>
           <w:tcPr>
-            <w:tcW w:type="dxa" w:w="3044"/>
+            <w:tcW w:type="dxa" w:w="3455"/>
           </w:tcPr>
           <w:p>
             <w:pPr>
@@ -50361,7 +50690,7 @@
         </w:tc>
         <w:tc>
           <w:tcPr>
-            <w:tcW w:type="dxa" w:w="2712"/>
+            <w:tcW w:type="dxa" w:w="2739"/>
           </w:tcPr>
           <w:p>
             <w:pPr>
@@ -50380,7 +50709,7 @@
       <w:tr>
         <w:tc>
           <w:tcPr>
-            <w:tcW w:type="dxa" w:w="3316"/>
+            <w:tcW w:type="dxa" w:w="2878"/>
           </w:tcPr>
           <w:p>
             <w:pPr>
@@ -50397,7 +50726,7 @@
         </w:tc>
         <w:tc>
           <w:tcPr>
-            <w:tcW w:type="dxa" w:w="3044"/>
+            <w:tcW w:type="dxa" w:w="3455"/>
           </w:tcPr>
           <w:p>
             <w:pPr>
@@ -50414,7 +50743,7 @@
         </w:tc>
         <w:tc>
           <w:tcPr>
-            <w:tcW w:type="dxa" w:w="2712"/>
+            <w:tcW w:type="dxa" w:w="2739"/>
           </w:tcPr>
           <w:p>
             <w:pPr>
@@ -50433,7 +50762,7 @@
       <w:tr>
         <w:tc>
           <w:tcPr>
-            <w:tcW w:type="dxa" w:w="3316"/>
+            <w:tcW w:type="dxa" w:w="2878"/>
           </w:tcPr>
           <w:p>
             <w:pPr>
@@ -50450,7 +50779,7 @@
         </w:tc>
         <w:tc>
           <w:tcPr>
-            <w:tcW w:type="dxa" w:w="3044"/>
+            <w:tcW w:type="dxa" w:w="3455"/>
           </w:tcPr>
           <w:p>
             <w:pPr>
@@ -50467,7 +50796,7 @@
         </w:tc>
         <w:tc>
           <w:tcPr>
-            <w:tcW w:type="dxa" w:w="2712"/>
+            <w:tcW w:type="dxa" w:w="2739"/>
           </w:tcPr>
           <w:p>
             <w:pPr>
@@ -50486,7 +50815,7 @@
       <w:tr>
         <w:tc>
           <w:tcPr>
-            <w:tcW w:type="dxa" w:w="3316"/>
+            <w:tcW w:type="dxa" w:w="2878"/>
           </w:tcPr>
           <w:p>
             <w:pPr>
@@ -50503,7 +50832,7 @@
         </w:tc>
         <w:tc>
           <w:tcPr>
-            <w:tcW w:type="dxa" w:w="3044"/>
+            <w:tcW w:type="dxa" w:w="3455"/>
           </w:tcPr>
           <w:p>
             <w:pPr>
@@ -50520,7 +50849,7 @@
         </w:tc>
         <w:tc>
           <w:tcPr>
-            <w:tcW w:type="dxa" w:w="2712"/>
+            <w:tcW w:type="dxa" w:w="2739"/>
           </w:tcPr>
           <w:p>
             <w:pPr>
@@ -50536,7 +50865,201 @@
           </w:p>
         </w:tc>
       </w:tr>
+      <w:tr>
+        <w:tc>
+          <w:tcPr>
+            <w:tcW w:type="dxa" w:w="2878"/>
+          </w:tcPr>
+          <w:p>
+            <w:pPr>
+              <w:pStyle w:val="Compact"/>
+              <w:spacing w:after="0" w:line="264" w:lineRule="auto"/>
+            </w:pPr>
+            <w:r>
+              <w:rPr>
+                <w:sz w:val="16"/>
+              </w:rPr>
+              <w:t xml:space="preserve">MLflow (</w:t>
+            </w:r>
+            <w:r>
+              <w:rPr>
+                <w:rStyle w:val="VerbatimChar"/>
+                <w:sz w:val="16"/>
+              </w:rPr>
+              <w:t xml:space="preserve">ml</w:t>
+            </w:r>
+            <w:r>
+              <w:rPr>
+                <w:sz w:val="16"/>
+              </w:rPr>
+              <w:t xml:space="preserve">)</w:t>
+            </w:r>
+          </w:p>
+        </w:tc>
+        <w:tc>
+          <w:tcPr>
+            <w:tcW w:type="dxa" w:w="3455"/>
+          </w:tcPr>
+          <w:p>
+            <w:pPr>
+              <w:pStyle w:val="Compact"/>
+              <w:spacing w:after="0" w:line="264" w:lineRule="auto"/>
+            </w:pPr>
+            <w:r>
+              <w:rPr>
+                <w:sz w:val="16"/>
+              </w:rPr>
+              <w:t xml:space="preserve">평가 실행 추적 —</w:t>
+            </w:r>
+            <w:r>
+              <w:rPr>
+                <w:sz w:val="16"/>
+              </w:rPr>
+              <w:t xml:space="preserve"> </w:t>
+            </w:r>
+            <w:r>
+              <w:rPr>
+                <w:rStyle w:val="VerbatimChar"/>
+                <w:sz w:val="16"/>
+              </w:rPr>
+              <w:t xml:space="preserve">make mlflow-sync</w:t>
+            </w:r>
+          </w:p>
+        </w:tc>
+        <w:tc>
+          <w:tcPr>
+            <w:tcW w:type="dxa" w:w="2739"/>
+          </w:tcPr>
+          <w:p>
+            <w:pPr>
+              <w:pStyle w:val="Compact"/>
+              <w:spacing w:after="0" w:line="264" w:lineRule="auto"/>
+            </w:pPr>
+            <w:r>
+              <w:rPr>
+                <w:sz w:val="16"/>
+              </w:rPr>
+              <w:t xml:space="preserve">연결 · 로컬만 (D-0224)</w:t>
+            </w:r>
+          </w:p>
+        </w:tc>
+      </w:tr>
+      <w:tr>
+        <w:tc>
+          <w:tcPr>
+            <w:tcW w:type="dxa" w:w="2878"/>
+          </w:tcPr>
+          <w:p>
+            <w:pPr>
+              <w:pStyle w:val="Compact"/>
+              <w:spacing w:after="0" w:line="264" w:lineRule="auto"/>
+            </w:pPr>
+            <w:r>
+              <w:rPr>
+                <w:sz w:val="16"/>
+              </w:rPr>
+              <w:t xml:space="preserve">Prefect (</w:t>
+            </w:r>
+            <w:r>
+              <w:rPr>
+                <w:rStyle w:val="VerbatimChar"/>
+                <w:sz w:val="16"/>
+              </w:rPr>
+              <w:t xml:space="preserve">ml</w:t>
+            </w:r>
+            <w:r>
+              <w:rPr>
+                <w:sz w:val="16"/>
+              </w:rPr>
+              <w:t xml:space="preserve">)</w:t>
+            </w:r>
+          </w:p>
+        </w:tc>
+        <w:tc>
+          <w:tcPr>
+            <w:tcW w:type="dxa" w:w="3455"/>
+          </w:tcPr>
+          <w:p>
+            <w:pPr>
+              <w:pStyle w:val="Compact"/>
+              <w:spacing w:after="0" w:line="264" w:lineRule="auto"/>
+            </w:pPr>
+            <w:r>
+              <w:rPr>
+                <w:sz w:val="16"/>
+              </w:rPr>
+              <w:t xml:space="preserve">인제스트 → 평가 흐름 —</w:t>
+            </w:r>
+            <w:r>
+              <w:rPr>
+                <w:sz w:val="16"/>
+              </w:rPr>
+              <w:t xml:space="preserve"> </w:t>
+            </w:r>
+            <w:r>
+              <w:rPr>
+                <w:rStyle w:val="VerbatimChar"/>
+                <w:sz w:val="16"/>
+              </w:rPr>
+              <w:t xml:space="preserve">make flow</w:t>
+            </w:r>
+          </w:p>
+        </w:tc>
+        <w:tc>
+          <w:tcPr>
+            <w:tcW w:type="dxa" w:w="2739"/>
+          </w:tcPr>
+          <w:p>
+            <w:pPr>
+              <w:pStyle w:val="Compact"/>
+              <w:spacing w:after="0" w:line="264" w:lineRule="auto"/>
+            </w:pPr>
+            <w:r>
+              <w:rPr>
+                <w:sz w:val="16"/>
+              </w:rPr>
+              <w:t xml:space="preserve">연결 · 로컬만 (D-0224)</w:t>
+            </w:r>
+          </w:p>
+        </w:tc>
+      </w:tr>
     </w:tbl>
+    <w:p>
+      <w:pPr>
+        <w:pStyle w:val="BodyText"/>
+      </w:pPr>
+      <w:r>
+        <w:rPr>
+          <w:b/>
+          <w:bCs/>
+        </w:rPr>
+        <w:t xml:space="preserve">MLflow · Prefect는 보는 창이다.</w:t>
+      </w:r>
+      <w:r>
+        <w:t xml:space="preserve"> </w:t>
+      </w:r>
+      <w:r>
+        <w:t xml:space="preserve">평가의 정본은</w:t>
+      </w:r>
+      <w:r>
+        <w:t xml:space="preserve"> </w:t>
+      </w:r>
+      <w:r>
+        <w:rPr>
+          <w:rStyle w:val="VerbatimChar"/>
+        </w:rPr>
+        <w:t xml:space="preserve">var/ingest/eval/*.eval.json</w:t>
+      </w:r>
+      <w:r>
+        <w:t xml:space="preserve">이고, 흐름은</w:t>
+      </w:r>
+      <w:r>
+        <w:t xml:space="preserve"> </w:t>
+      </w:r>
+      <w:r>
+        <w:t xml:space="preserve">이미 있는 CLI를 차례로 부를 뿐이다. 둘을 지워도 결과는 그대로 선다.</w:t>
+      </w:r>
+    </w:p>
     <w:bookmarkEnd w:id="196"/>
     <w:bookmarkStart w:id="197" w:name="ci-구성"/>
     <w:p>
@@ -50563,8 +51086,8 @@
         <w:tblLook w:firstRow="1" w:lastRow="0" w:firstColumn="0" w:lastColumn="0" w:noHBand="0" w:noVBand="0" w:val="0020"/>
       </w:tblPr>
       <w:tblGrid>
-        <w:gridCol w:w="2835"/>
-        <w:gridCol w:w="6236"/>
+        <w:gridCol w:w="2750"/>
+        <w:gridCol w:w="6321"/>
       </w:tblGrid>
       <w:tr>
         <w:trPr>
@@ -50572,7 +51095,7 @@
         </w:trPr>
         <w:tc>
           <w:tcPr>
-            <w:tcW w:type="dxa" w:w="2835"/>
+            <w:tcW w:type="dxa" w:w="2750"/>
             <w:shd w:val="clear" w:color="auto" w:fill="E8EEF5"/>
           </w:tcPr>
           <w:p>
@@ -50592,7 +51115,7 @@
         </w:tc>
         <w:tc>
           <w:tcPr>
-            <w:tcW w:type="dxa" w:w="6237"/>
+            <w:tcW w:type="dxa" w:w="6322"/>
             <w:shd w:val="clear" w:color="auto" w:fill="E8EEF5"/>
           </w:tcPr>
           <w:p>
@@ -50614,7 +51137,7 @@
       <w:tr>
         <w:tc>
           <w:tcPr>
-            <w:tcW w:type="dxa" w:w="2835"/>
+            <w:tcW w:type="dxa" w:w="2750"/>
           </w:tcPr>
           <w:p>
             <w:pPr>
@@ -50631,7 +51154,7 @@
         </w:tc>
         <w:tc>
           <w:tcPr>
-            <w:tcW w:type="dxa" w:w="6237"/>
+            <w:tcW w:type="dxa" w:w="6322"/>
           </w:tcPr>
           <w:p>
             <w:pPr>
@@ -50650,7 +51173,7 @@
       <w:tr>
         <w:tc>
           <w:tcPr>
-            <w:tcW w:type="dxa" w:w="2835"/>
+            <w:tcW w:type="dxa" w:w="2750"/>
           </w:tcPr>
           <w:p>
             <w:pPr>
@@ -50667,7 +51190,7 @@
         </w:tc>
         <w:tc>
           <w:tcPr>
-            <w:tcW w:type="dxa" w:w="6237"/>
+            <w:tcW w:type="dxa" w:w="6322"/>
           </w:tcPr>
           <w:p>
             <w:pPr>
@@ -50686,7 +51209,7 @@
       <w:tr>
         <w:tc>
           <w:tcPr>
-            <w:tcW w:type="dxa" w:w="2835"/>
+            <w:tcW w:type="dxa" w:w="2750"/>
           </w:tcPr>
           <w:p>
             <w:pPr>
@@ -50703,7 +51226,7 @@
         </w:tc>
         <w:tc>
           <w:tcPr>
-            <w:tcW w:type="dxa" w:w="6237"/>
+            <w:tcW w:type="dxa" w:w="6322"/>
           </w:tcPr>
           <w:p>
             <w:pPr>
@@ -50722,7 +51245,7 @@
       <w:tr>
         <w:tc>
           <w:tcPr>
-            <w:tcW w:type="dxa" w:w="2835"/>
+            <w:tcW w:type="dxa" w:w="2750"/>
           </w:tcPr>
           <w:p>
             <w:pPr>
@@ -50753,7 +51276,7 @@
         </w:tc>
         <w:tc>
           <w:tcPr>
-            <w:tcW w:type="dxa" w:w="6237"/>
+            <w:tcW w:type="dxa" w:w="6322"/>
           </w:tcPr>
           <w:p>
             <w:pPr>
@@ -50779,7 +51302,7 @@
       <w:tr>
         <w:tc>
           <w:tcPr>
-            <w:tcW w:type="dxa" w:w="2835"/>
+            <w:tcW w:type="dxa" w:w="2750"/>
           </w:tcPr>
           <w:p>
             <w:pPr>
@@ -50798,7 +51321,7 @@
         </w:tc>
         <w:tc>
           <w:tcPr>
-            <w:tcW w:type="dxa" w:w="6237"/>
+            <w:tcW w:type="dxa" w:w="6322"/>
           </w:tcPr>
           <w:p>
             <w:pPr>
@@ -50849,7 +51372,7 @@
       <w:tr>
         <w:tc>
           <w:tcPr>
-            <w:tcW w:type="dxa" w:w="2835"/>
+            <w:tcW w:type="dxa" w:w="2750"/>
           </w:tcPr>
           <w:p>
             <w:pPr>
@@ -50866,7 +51389,7 @@
         </w:tc>
         <w:tc>
           <w:tcPr>
-            <w:tcW w:type="dxa" w:w="6237"/>
+            <w:tcW w:type="dxa" w:w="6322"/>
           </w:tcPr>
           <w:p>
             <w:pPr>
@@ -50891,6 +51414,70 @@
                 <w:sz w:val="16"/>
               </w:rPr>
               <w:t xml:space="preserve">) · GitHub Actions 주 1회 묶음 제안. GPU 묶음은 주 버전 자동 상향 안 함 (D-0223)</w:t>
+            </w:r>
+          </w:p>
+        </w:tc>
+      </w:tr>
+      <w:tr>
+        <w:tc>
+          <w:tcPr>
+            <w:tcW w:type="dxa" w:w="2750"/>
+          </w:tcPr>
+          <w:p>
+            <w:pPr>
+              <w:pStyle w:val="Compact"/>
+              <w:spacing w:after="0" w:line="264" w:lineRule="auto"/>
+            </w:pPr>
+            <w:r>
+              <w:rPr>
+                <w:b/>
+                <w:bCs/>
+                <w:sz w:val="16"/>
+              </w:rPr>
+              <w:t xml:space="preserve">gpu-smoke</w:t>
+            </w:r>
+          </w:p>
+        </w:tc>
+        <w:tc>
+          <w:tcPr>
+            <w:tcW w:type="dxa" w:w="6322"/>
+          </w:tcPr>
+          <w:p>
+            <w:pPr>
+              <w:pStyle w:val="Compact"/>
+              <w:spacing w:after="0" w:line="264" w:lineRule="auto"/>
+            </w:pPr>
+            <w:r>
+              <w:rPr>
+                <w:sz w:val="16"/>
+              </w:rPr>
+              <w:t xml:space="preserve">셀프호스티드 러너(GTX 1660 Ti)에서</w:t>
+            </w:r>
+            <w:r>
+              <w:rPr>
+                <w:sz w:val="16"/>
+              </w:rPr>
+              <w:t xml:space="preserve"> </w:t>
+            </w:r>
+            <w:r>
+              <w:rPr>
+                <w:b/>
+                <w:bCs/>
+                <w:sz w:val="16"/>
+              </w:rPr>
+              <w:t xml:space="preserve">손으로만.</w:t>
+            </w:r>
+            <w:r>
+              <w:rPr>
+                <w:sz w:val="16"/>
+              </w:rPr>
+              <w:t xml:space="preserve"> </w:t>
+            </w:r>
+            <w:r>
+              <w:rPr>
+                <w:sz w:val="16"/>
+              </w:rPr>
+              <w:t xml:space="preserve">드라이버 · 환경 · 엔진 재개 조건(VRAM · bf16) 판정. push · PR에 걸면 시험이 빨개진다 (D-0224)</w:t>
             </w:r>
           </w:p>
         </w:tc>

--- a/docs/proposal.docx
+++ b/docs/proposal.docx
@@ -48890,8 +48890,8 @@
         <w:tblLook w:firstRow="1" w:lastRow="0" w:firstColumn="0" w:lastColumn="0" w:noHBand="0" w:noVBand="0" w:val="0020"/>
       </w:tblPr>
       <w:tblGrid>
-        <w:gridCol w:w="1816"/>
-        <w:gridCol w:w="7255"/>
+        <w:gridCol w:w="1715"/>
+        <w:gridCol w:w="7356"/>
       </w:tblGrid>
       <w:tr>
         <w:trPr>
@@ -48899,7 +48899,7 @@
         </w:trPr>
         <w:tc>
           <w:tcPr>
-            <w:tcW w:type="dxa" w:w="1817"/>
+            <w:tcW w:type="dxa" w:w="1716"/>
             <w:shd w:val="clear" w:color="auto" w:fill="E8EEF5"/>
           </w:tcPr>
           <w:p>
@@ -48919,7 +48919,7 @@
         </w:tc>
         <w:tc>
           <w:tcPr>
-            <w:tcW w:type="dxa" w:w="7255"/>
+            <w:tcW w:type="dxa" w:w="7356"/>
             <w:shd w:val="clear" w:color="auto" w:fill="E8EEF5"/>
           </w:tcPr>
           <w:p>
@@ -48941,7 +48941,7 @@
       <w:tr>
         <w:tc>
           <w:tcPr>
-            <w:tcW w:type="dxa" w:w="1817"/>
+            <w:tcW w:type="dxa" w:w="1716"/>
           </w:tcPr>
           <w:p>
             <w:pPr>
@@ -48958,7 +48958,7 @@
         </w:tc>
         <w:tc>
           <w:tcPr>
-            <w:tcW w:type="dxa" w:w="7255"/>
+            <w:tcW w:type="dxa" w:w="7356"/>
           </w:tcPr>
           <w:p>
             <w:pPr>
@@ -48977,7 +48977,7 @@
       <w:tr>
         <w:tc>
           <w:tcPr>
-            <w:tcW w:type="dxa" w:w="1817"/>
+            <w:tcW w:type="dxa" w:w="1716"/>
           </w:tcPr>
           <w:p>
             <w:pPr>
@@ -48994,7 +48994,7 @@
         </w:tc>
         <w:tc>
           <w:tcPr>
-            <w:tcW w:type="dxa" w:w="7255"/>
+            <w:tcW w:type="dxa" w:w="7356"/>
           </w:tcPr>
           <w:p>
             <w:pPr>
@@ -49032,7 +49032,7 @@
       <w:tr>
         <w:tc>
           <w:tcPr>
-            <w:tcW w:type="dxa" w:w="1817"/>
+            <w:tcW w:type="dxa" w:w="1716"/>
           </w:tcPr>
           <w:p>
             <w:pPr>
@@ -49049,7 +49049,7 @@
         </w:tc>
         <w:tc>
           <w:tcPr>
-            <w:tcW w:type="dxa" w:w="7255"/>
+            <w:tcW w:type="dxa" w:w="7356"/>
           </w:tcPr>
           <w:p>
             <w:pPr>
@@ -49075,13 +49075,50 @@
               </w:rPr>
               <w:t xml:space="preserve">uv.lock</w:t>
             </w:r>
-          </w:p>
-        </w:tc>
-      </w:tr>
-      <w:tr>
-        <w:tc>
-          <w:tcPr>
-            <w:tcW w:type="dxa" w:w="1817"/>
+            <w:r>
+              <w:rPr>
+                <w:sz w:val="16"/>
+              </w:rPr>
+              <w:t xml:space="preserve"> </w:t>
+            </w:r>
+            <w:r>
+              <w:rPr>
+                <w:sz w:val="16"/>
+              </w:rPr>
+              <w:t xml:space="preserve">· 환경은</w:t>
+            </w:r>
+            <w:r>
+              <w:rPr>
+                <w:sz w:val="16"/>
+              </w:rPr>
+              <w:t xml:space="preserve"> </w:t>
+            </w:r>
+            <w:r>
+              <w:rPr>
+                <w:rStyle w:val="VerbatimChar"/>
+                <w:sz w:val="16"/>
+              </w:rPr>
+              <w:t xml:space="preserve">make sync</w:t>
+            </w:r>
+            <w:r>
+              <w:rPr>
+                <w:sz w:val="16"/>
+              </w:rPr>
+              <w:t xml:space="preserve"> </w:t>
+            </w:r>
+            <w:r>
+              <w:rPr>
+                <w:sz w:val="16"/>
+              </w:rPr>
+              <w:t xml:space="preserve">하나 — 묶음을 골라 치면 나머지가 지워진다 (D-0225)</w:t>
+            </w:r>
+          </w:p>
+        </w:tc>
+      </w:tr>
+      <w:tr>
+        <w:tc>
+          <w:tcPr>
+            <w:tcW w:type="dxa" w:w="1716"/>
           </w:tcPr>
           <w:p>
             <w:pPr>
@@ -49098,7 +49135,7 @@
         </w:tc>
         <w:tc>
           <w:tcPr>
-            <w:tcW w:type="dxa" w:w="7255"/>
+            <w:tcW w:type="dxa" w:w="7356"/>
           </w:tcPr>
           <w:p>
             <w:pPr>
@@ -49130,7 +49167,7 @@
       <w:tr>
         <w:tc>
           <w:tcPr>
-            <w:tcW w:type="dxa" w:w="1817"/>
+            <w:tcW w:type="dxa" w:w="1716"/>
           </w:tcPr>
           <w:p>
             <w:pPr>
@@ -49147,7 +49184,7 @@
         </w:tc>
         <w:tc>
           <w:tcPr>
-            <w:tcW w:type="dxa" w:w="7255"/>
+            <w:tcW w:type="dxa" w:w="7356"/>
           </w:tcPr>
           <w:p>
             <w:pPr>
@@ -49192,7 +49229,7 @@
       <w:tr>
         <w:tc>
           <w:tcPr>
-            <w:tcW w:type="dxa" w:w="1817"/>
+            <w:tcW w:type="dxa" w:w="1716"/>
           </w:tcPr>
           <w:p>
             <w:pPr>
@@ -49209,7 +49246,7 @@
         </w:tc>
         <w:tc>
           <w:tcPr>
-            <w:tcW w:type="dxa" w:w="7255"/>
+            <w:tcW w:type="dxa" w:w="7356"/>
           </w:tcPr>
           <w:p>
             <w:pPr>
@@ -49412,9 +49449,9 @@
         <w:tblLook w:firstRow="1" w:lastRow="0" w:firstColumn="0" w:lastColumn="0" w:noHBand="0" w:noVBand="0" w:val="0020"/>
       </w:tblPr>
       <w:tblGrid>
-        <w:gridCol w:w="1636"/>
-        <w:gridCol w:w="4987"/>
-        <w:gridCol w:w="2447"/>
+        <w:gridCol w:w="1574"/>
+        <w:gridCol w:w="5064"/>
+        <w:gridCol w:w="2433"/>
       </w:tblGrid>
       <w:tr>
         <w:trPr>
@@ -49422,7 +49459,7 @@
         </w:trPr>
         <w:tc>
           <w:tcPr>
-            <w:tcW w:type="dxa" w:w="1637"/>
+            <w:tcW w:type="dxa" w:w="1574"/>
             <w:shd w:val="clear" w:color="auto" w:fill="E8EEF5"/>
           </w:tcPr>
           <w:p>
@@ -49442,7 +49479,7 @@
         </w:tc>
         <w:tc>
           <w:tcPr>
-            <w:tcW w:type="dxa" w:w="4987"/>
+            <w:tcW w:type="dxa" w:w="5064"/>
             <w:shd w:val="clear" w:color="auto" w:fill="E8EEF5"/>
           </w:tcPr>
           <w:p>
@@ -49462,7 +49499,7 @@
         </w:tc>
         <w:tc>
           <w:tcPr>
-            <w:tcW w:type="dxa" w:w="2448"/>
+            <w:tcW w:type="dxa" w:w="2434"/>
             <w:shd w:val="clear" w:color="auto" w:fill="E8EEF5"/>
           </w:tcPr>
           <w:p>
@@ -49484,7 +49521,7 @@
       <w:tr>
         <w:tc>
           <w:tcPr>
-            <w:tcW w:type="dxa" w:w="1637"/>
+            <w:tcW w:type="dxa" w:w="1574"/>
           </w:tcPr>
           <w:p>
             <w:pPr>
@@ -49501,7 +49538,7 @@
         </w:tc>
         <w:tc>
           <w:tcPr>
-            <w:tcW w:type="dxa" w:w="4987"/>
+            <w:tcW w:type="dxa" w:w="5064"/>
           </w:tcPr>
           <w:p>
             <w:pPr>
@@ -49518,7 +49555,7 @@
         </w:tc>
         <w:tc>
           <w:tcPr>
-            <w:tcW w:type="dxa" w:w="2448"/>
+            <w:tcW w:type="dxa" w:w="2434"/>
           </w:tcPr>
           <w:p>
             <w:pPr>
@@ -49537,7 +49574,7 @@
       <w:tr>
         <w:tc>
           <w:tcPr>
-            <w:tcW w:type="dxa" w:w="1637"/>
+            <w:tcW w:type="dxa" w:w="1574"/>
           </w:tcPr>
           <w:p>
             <w:pPr>
@@ -49554,7 +49591,7 @@
         </w:tc>
         <w:tc>
           <w:tcPr>
-            <w:tcW w:type="dxa" w:w="4987"/>
+            <w:tcW w:type="dxa" w:w="5064"/>
           </w:tcPr>
           <w:p>
             <w:pPr>
@@ -49571,7 +49608,7 @@
         </w:tc>
         <w:tc>
           <w:tcPr>
-            <w:tcW w:type="dxa" w:w="2448"/>
+            <w:tcW w:type="dxa" w:w="2434"/>
           </w:tcPr>
           <w:p>
             <w:pPr>
@@ -49590,7 +49627,7 @@
       <w:tr>
         <w:tc>
           <w:tcPr>
-            <w:tcW w:type="dxa" w:w="1637"/>
+            <w:tcW w:type="dxa" w:w="1574"/>
           </w:tcPr>
           <w:p>
             <w:pPr>
@@ -49607,7 +49644,7 @@
         </w:tc>
         <w:tc>
           <w:tcPr>
-            <w:tcW w:type="dxa" w:w="4987"/>
+            <w:tcW w:type="dxa" w:w="5064"/>
           </w:tcPr>
           <w:p>
             <w:pPr>
@@ -49624,7 +49661,7 @@
         </w:tc>
         <w:tc>
           <w:tcPr>
-            <w:tcW w:type="dxa" w:w="2448"/>
+            <w:tcW w:type="dxa" w:w="2434"/>
           </w:tcPr>
           <w:p>
             <w:pPr>
@@ -49643,7 +49680,7 @@
       <w:tr>
         <w:tc>
           <w:tcPr>
-            <w:tcW w:type="dxa" w:w="1637"/>
+            <w:tcW w:type="dxa" w:w="1574"/>
           </w:tcPr>
           <w:p>
             <w:pPr>
@@ -49660,7 +49697,7 @@
         </w:tc>
         <w:tc>
           <w:tcPr>
-            <w:tcW w:type="dxa" w:w="4987"/>
+            <w:tcW w:type="dxa" w:w="5064"/>
           </w:tcPr>
           <w:p>
             <w:pPr>
@@ -49677,7 +49714,7 @@
         </w:tc>
         <w:tc>
           <w:tcPr>
-            <w:tcW w:type="dxa" w:w="2448"/>
+            <w:tcW w:type="dxa" w:w="2434"/>
           </w:tcPr>
           <w:p>
             <w:pPr>
@@ -49696,7 +49733,7 @@
       <w:tr>
         <w:tc>
           <w:tcPr>
-            <w:tcW w:type="dxa" w:w="1637"/>
+            <w:tcW w:type="dxa" w:w="1574"/>
           </w:tcPr>
           <w:p>
             <w:pPr>
@@ -49713,7 +49750,7 @@
         </w:tc>
         <w:tc>
           <w:tcPr>
-            <w:tcW w:type="dxa" w:w="4987"/>
+            <w:tcW w:type="dxa" w:w="5064"/>
           </w:tcPr>
           <w:p>
             <w:pPr>
@@ -49730,7 +49767,7 @@
         </w:tc>
         <w:tc>
           <w:tcPr>
-            <w:tcW w:type="dxa" w:w="2448"/>
+            <w:tcW w:type="dxa" w:w="2434"/>
           </w:tcPr>
           <w:p>
             <w:pPr>
@@ -49749,7 +49786,7 @@
       <w:tr>
         <w:tc>
           <w:tcPr>
-            <w:tcW w:type="dxa" w:w="1637"/>
+            <w:tcW w:type="dxa" w:w="1574"/>
           </w:tcPr>
           <w:p>
             <w:pPr>
@@ -49766,7 +49803,7 @@
         </w:tc>
         <w:tc>
           <w:tcPr>
-            <w:tcW w:type="dxa" w:w="4987"/>
+            <w:tcW w:type="dxa" w:w="5064"/>
           </w:tcPr>
           <w:p>
             <w:pPr>
@@ -49783,7 +49820,7 @@
         </w:tc>
         <w:tc>
           <w:tcPr>
-            <w:tcW w:type="dxa" w:w="2448"/>
+            <w:tcW w:type="dxa" w:w="2434"/>
           </w:tcPr>
           <w:p>
             <w:pPr>
@@ -49802,7 +49839,7 @@
       <w:tr>
         <w:tc>
           <w:tcPr>
-            <w:tcW w:type="dxa" w:w="1637"/>
+            <w:tcW w:type="dxa" w:w="1574"/>
           </w:tcPr>
           <w:p>
             <w:pPr>
@@ -49819,7 +49856,7 @@
         </w:tc>
         <w:tc>
           <w:tcPr>
-            <w:tcW w:type="dxa" w:w="4987"/>
+            <w:tcW w:type="dxa" w:w="5064"/>
           </w:tcPr>
           <w:p>
             <w:pPr>
@@ -49836,7 +49873,7 @@
         </w:tc>
         <w:tc>
           <w:tcPr>
-            <w:tcW w:type="dxa" w:w="2448"/>
+            <w:tcW w:type="dxa" w:w="2434"/>
           </w:tcPr>
           <w:p>
             <w:pPr>
@@ -49855,7 +49892,7 @@
       <w:tr>
         <w:tc>
           <w:tcPr>
-            <w:tcW w:type="dxa" w:w="1637"/>
+            <w:tcW w:type="dxa" w:w="1574"/>
           </w:tcPr>
           <w:p>
             <w:pPr>
@@ -49872,7 +49909,7 @@
         </w:tc>
         <w:tc>
           <w:tcPr>
-            <w:tcW w:type="dxa" w:w="4987"/>
+            <w:tcW w:type="dxa" w:w="5064"/>
           </w:tcPr>
           <w:p>
             <w:pPr>
@@ -49889,7 +49926,7 @@
         </w:tc>
         <w:tc>
           <w:tcPr>
-            <w:tcW w:type="dxa" w:w="2448"/>
+            <w:tcW w:type="dxa" w:w="2434"/>
           </w:tcPr>
           <w:p>
             <w:pPr>
@@ -49908,7 +49945,7 @@
       <w:tr>
         <w:tc>
           <w:tcPr>
-            <w:tcW w:type="dxa" w:w="1637"/>
+            <w:tcW w:type="dxa" w:w="1574"/>
           </w:tcPr>
           <w:p>
             <w:pPr>
@@ -49925,7 +49962,7 @@
         </w:tc>
         <w:tc>
           <w:tcPr>
-            <w:tcW w:type="dxa" w:w="4987"/>
+            <w:tcW w:type="dxa" w:w="5064"/>
           </w:tcPr>
           <w:p>
             <w:pPr>
@@ -49942,7 +49979,7 @@
         </w:tc>
         <w:tc>
           <w:tcPr>
-            <w:tcW w:type="dxa" w:w="2448"/>
+            <w:tcW w:type="dxa" w:w="2434"/>
           </w:tcPr>
           <w:p>
             <w:pPr>
@@ -49961,7 +49998,7 @@
       <w:tr>
         <w:tc>
           <w:tcPr>
-            <w:tcW w:type="dxa" w:w="1637"/>
+            <w:tcW w:type="dxa" w:w="1574"/>
           </w:tcPr>
           <w:p>
             <w:pPr>
@@ -49978,43 +50015,43 @@
         </w:tc>
         <w:tc>
           <w:tcPr>
-            <w:tcW w:type="dxa" w:w="4987"/>
-          </w:tcPr>
-          <w:p>
-            <w:pPr>
-              <w:pStyle w:val="Compact"/>
-              <w:spacing w:after="0" w:line="264" w:lineRule="auto"/>
-            </w:pPr>
-            <w:r>
-              <w:rPr>
-                <w:sz w:val="16"/>
-              </w:rPr>
-              <w:t xml:space="preserve">ruff · mypy strict · 시험 코드 타입 래칫</w:t>
-            </w:r>
-          </w:p>
-        </w:tc>
-        <w:tc>
-          <w:tcPr>
-            <w:tcW w:type="dxa" w:w="2448"/>
-          </w:tcPr>
-          <w:p>
-            <w:pPr>
-              <w:pStyle w:val="Compact"/>
-              <w:spacing w:after="0" w:line="264" w:lineRule="auto"/>
-            </w:pPr>
-            <w:r>
-              <w:rPr>
-                <w:sz w:val="16"/>
-              </w:rPr>
-              <w:t xml:space="preserve">D-0149 · D-0150</w:t>
-            </w:r>
-          </w:p>
-        </w:tc>
-      </w:tr>
-      <w:tr>
-        <w:tc>
-          <w:tcPr>
-            <w:tcW w:type="dxa" w:w="1637"/>
+            <w:tcW w:type="dxa" w:w="5064"/>
+          </w:tcPr>
+          <w:p>
+            <w:pPr>
+              <w:pStyle w:val="Compact"/>
+              <w:spacing w:after="0" w:line="264" w:lineRule="auto"/>
+            </w:pPr>
+            <w:r>
+              <w:rPr>
+                <w:sz w:val="16"/>
+              </w:rPr>
+              <w:t xml:space="preserve">ruff · mypy strict · 시험 코드 타입 래칫 · 워크플로(actionlint) · 셸(shellcheck)</w:t>
+            </w:r>
+          </w:p>
+        </w:tc>
+        <w:tc>
+          <w:tcPr>
+            <w:tcW w:type="dxa" w:w="2434"/>
+          </w:tcPr>
+          <w:p>
+            <w:pPr>
+              <w:pStyle w:val="Compact"/>
+              <w:spacing w:after="0" w:line="264" w:lineRule="auto"/>
+            </w:pPr>
+            <w:r>
+              <w:rPr>
+                <w:sz w:val="16"/>
+              </w:rPr>
+              <w:t xml:space="preserve">D-0149 · D-0150 · D-0225</w:t>
+            </w:r>
+          </w:p>
+        </w:tc>
+      </w:tr>
+      <w:tr>
+        <w:tc>
+          <w:tcPr>
+            <w:tcW w:type="dxa" w:w="1574"/>
           </w:tcPr>
           <w:p>
             <w:pPr>
@@ -50031,7 +50068,7 @@
         </w:tc>
         <w:tc>
           <w:tcPr>
-            <w:tcW w:type="dxa" w:w="4987"/>
+            <w:tcW w:type="dxa" w:w="5064"/>
           </w:tcPr>
           <w:p>
             <w:pPr>
@@ -50048,7 +50085,7 @@
         </w:tc>
         <w:tc>
           <w:tcPr>
-            <w:tcW w:type="dxa" w:w="2448"/>
+            <w:tcW w:type="dxa" w:w="2434"/>
           </w:tcPr>
           <w:p>
             <w:pPr>
@@ -50067,7 +50104,7 @@
       <w:tr>
         <w:tc>
           <w:tcPr>
-            <w:tcW w:type="dxa" w:w="1637"/>
+            <w:tcW w:type="dxa" w:w="1574"/>
           </w:tcPr>
           <w:p>
             <w:pPr>
@@ -50084,7 +50121,7 @@
         </w:tc>
         <w:tc>
           <w:tcPr>
-            <w:tcW w:type="dxa" w:w="4987"/>
+            <w:tcW w:type="dxa" w:w="5064"/>
           </w:tcPr>
           <w:p>
             <w:pPr>
@@ -50126,7 +50163,7 @@
         </w:tc>
         <w:tc>
           <w:tcPr>
-            <w:tcW w:type="dxa" w:w="2448"/>
+            <w:tcW w:type="dxa" w:w="2434"/>
           </w:tcPr>
           <w:p>
             <w:pPr>
@@ -50228,7 +50265,7 @@
       <w:r>
         <w:drawing>
           <wp:inline>
-            <wp:extent cx="5334000" cy="6492805"/>
+            <wp:extent cx="5334000" cy="6848017"/>
             <wp:effectExtent b="0" l="0" r="0" t="0"/>
             <wp:docPr descr="make check · CI · 커밋 훅 대조 (실물에서 읽었다)" title="" id="189" name="Picture"/>
             <a:graphic>
@@ -50249,7 +50286,7 @@
                   <pic:spPr bwMode="auto">
                     <a:xfrm>
                       <a:off x="0" y="0"/>
-                      <a:ext cx="5334000" cy="6492805"/>
+                      <a:ext cx="5334000" cy="6848017"/>
                     </a:xfrm>
                     <a:prstGeom prst="rect">
                       <a:avLst/>
@@ -51086,8 +51123,8 @@
         <w:tblLook w:firstRow="1" w:lastRow="0" w:firstColumn="0" w:lastColumn="0" w:noHBand="0" w:noVBand="0" w:val="0020"/>
       </w:tblPr>
       <w:tblGrid>
-        <w:gridCol w:w="2750"/>
-        <w:gridCol w:w="6321"/>
+        <w:gridCol w:w="2699"/>
+        <w:gridCol w:w="6372"/>
       </w:tblGrid>
       <w:tr>
         <w:trPr>
@@ -51095,7 +51132,7 @@
         </w:trPr>
         <w:tc>
           <w:tcPr>
-            <w:tcW w:type="dxa" w:w="2750"/>
+            <w:tcW w:type="dxa" w:w="2700"/>
             <w:shd w:val="clear" w:color="auto" w:fill="E8EEF5"/>
           </w:tcPr>
           <w:p>
@@ -51115,7 +51152,7 @@
         </w:tc>
         <w:tc>
           <w:tcPr>
-            <w:tcW w:type="dxa" w:w="6322"/>
+            <w:tcW w:type="dxa" w:w="6372"/>
             <w:shd w:val="clear" w:color="auto" w:fill="E8EEF5"/>
           </w:tcPr>
           <w:p>
@@ -51137,7 +51174,7 @@
       <w:tr>
         <w:tc>
           <w:tcPr>
-            <w:tcW w:type="dxa" w:w="2750"/>
+            <w:tcW w:type="dxa" w:w="2700"/>
           </w:tcPr>
           <w:p>
             <w:pPr>
@@ -51154,7 +51191,7 @@
         </w:tc>
         <w:tc>
           <w:tcPr>
-            <w:tcW w:type="dxa" w:w="6322"/>
+            <w:tcW w:type="dxa" w:w="6372"/>
           </w:tcPr>
           <w:p>
             <w:pPr>
@@ -51173,7 +51210,7 @@
       <w:tr>
         <w:tc>
           <w:tcPr>
-            <w:tcW w:type="dxa" w:w="2750"/>
+            <w:tcW w:type="dxa" w:w="2700"/>
           </w:tcPr>
           <w:p>
             <w:pPr>
@@ -51190,7 +51227,7 @@
         </w:tc>
         <w:tc>
           <w:tcPr>
-            <w:tcW w:type="dxa" w:w="6322"/>
+            <w:tcW w:type="dxa" w:w="6372"/>
           </w:tcPr>
           <w:p>
             <w:pPr>
@@ -51209,7 +51246,7 @@
       <w:tr>
         <w:tc>
           <w:tcPr>
-            <w:tcW w:type="dxa" w:w="2750"/>
+            <w:tcW w:type="dxa" w:w="2700"/>
           </w:tcPr>
           <w:p>
             <w:pPr>
@@ -51226,7 +51263,7 @@
         </w:tc>
         <w:tc>
           <w:tcPr>
-            <w:tcW w:type="dxa" w:w="6322"/>
+            <w:tcW w:type="dxa" w:w="6372"/>
           </w:tcPr>
           <w:p>
             <w:pPr>
@@ -51245,7 +51282,7 @@
       <w:tr>
         <w:tc>
           <w:tcPr>
-            <w:tcW w:type="dxa" w:w="2750"/>
+            <w:tcW w:type="dxa" w:w="2700"/>
           </w:tcPr>
           <w:p>
             <w:pPr>
@@ -51276,7 +51313,7 @@
         </w:tc>
         <w:tc>
           <w:tcPr>
-            <w:tcW w:type="dxa" w:w="6322"/>
+            <w:tcW w:type="dxa" w:w="6372"/>
           </w:tcPr>
           <w:p>
             <w:pPr>
@@ -51302,7 +51339,7 @@
       <w:tr>
         <w:tc>
           <w:tcPr>
-            <w:tcW w:type="dxa" w:w="2750"/>
+            <w:tcW w:type="dxa" w:w="2700"/>
           </w:tcPr>
           <w:p>
             <w:pPr>
@@ -51321,7 +51358,7 @@
         </w:tc>
         <w:tc>
           <w:tcPr>
-            <w:tcW w:type="dxa" w:w="6322"/>
+            <w:tcW w:type="dxa" w:w="6372"/>
           </w:tcPr>
           <w:p>
             <w:pPr>
@@ -51372,7 +51409,7 @@
       <w:tr>
         <w:tc>
           <w:tcPr>
-            <w:tcW w:type="dxa" w:w="2750"/>
+            <w:tcW w:type="dxa" w:w="2700"/>
           </w:tcPr>
           <w:p>
             <w:pPr>
@@ -51389,7 +51426,7 @@
         </w:tc>
         <w:tc>
           <w:tcPr>
-            <w:tcW w:type="dxa" w:w="6322"/>
+            <w:tcW w:type="dxa" w:w="6372"/>
           </w:tcPr>
           <w:p>
             <w:pPr>
@@ -51413,34 +51450,85 @@
               <w:rPr>
                 <w:sz w:val="16"/>
               </w:rPr>
-              <w:t xml:space="preserve">) · GitHub Actions 주 1회 묶음 제안. GPU 묶음은 주 버전 자동 상향 안 함 (D-0223)</w:t>
-            </w:r>
-          </w:p>
-        </w:tc>
-      </w:tr>
-      <w:tr>
-        <w:tc>
-          <w:tcPr>
-            <w:tcW w:type="dxa" w:w="2750"/>
-          </w:tcPr>
-          <w:p>
-            <w:pPr>
-              <w:pStyle w:val="Compact"/>
-              <w:spacing w:after="0" w:line="264" w:lineRule="auto"/>
-            </w:pPr>
+              <w:t xml:space="preserve">) · GitHub Actions</w:t>
+            </w:r>
+            <w:r>
+              <w:rPr>
+                <w:sz w:val="16"/>
+              </w:rPr>
+              <w:t xml:space="preserve"> </w:t>
+            </w:r>
             <w:r>
               <w:rPr>
                 <w:b/>
                 <w:bCs/>
                 <w:sz w:val="16"/>
               </w:rPr>
+              <w:t xml:space="preserve">월 1회 · 생태계마다 PR 하나.</w:t>
+            </w:r>
+            <w:r>
+              <w:rPr>
+                <w:sz w:val="16"/>
+              </w:rPr>
+              <w:t xml:space="preserve"> </w:t>
+            </w:r>
+            <w:r>
+              <w:rPr>
+                <w:sz w:val="16"/>
+              </w:rPr>
+              <w:t xml:space="preserve">GPU 묶음은 주 버전 자동 상향 안 함. 로컬 찌꺼기는</w:t>
+            </w:r>
+            <w:r>
+              <w:rPr>
+                <w:sz w:val="16"/>
+              </w:rPr>
+              <w:t xml:space="preserve"> </w:t>
+            </w:r>
+            <w:r>
+              <w:rPr>
+                <w:rStyle w:val="VerbatimChar"/>
+                <w:sz w:val="16"/>
+              </w:rPr>
+              <w:t xml:space="preserve">make tidy</w:t>
+            </w:r>
+            <w:r>
+              <w:rPr>
+                <w:sz w:val="16"/>
+              </w:rPr>
+              <w:t xml:space="preserve"> </w:t>
+            </w:r>
+            <w:r>
+              <w:rPr>
+                <w:sz w:val="16"/>
+              </w:rPr>
+              <w:t xml:space="preserve">(D-0223 · D-0225)</w:t>
+            </w:r>
+          </w:p>
+        </w:tc>
+      </w:tr>
+      <w:tr>
+        <w:tc>
+          <w:tcPr>
+            <w:tcW w:type="dxa" w:w="2700"/>
+          </w:tcPr>
+          <w:p>
+            <w:pPr>
+              <w:pStyle w:val="Compact"/>
+              <w:spacing w:after="0" w:line="264" w:lineRule="auto"/>
+            </w:pPr>
+            <w:r>
+              <w:rPr>
+                <w:b/>
+                <w:bCs/>
+                <w:sz w:val="16"/>
+              </w:rPr>
               <w:t xml:space="preserve">gpu-smoke</w:t>
             </w:r>
           </w:p>
         </w:tc>
         <w:tc>
           <w:tcPr>
-            <w:tcW w:type="dxa" w:w="6322"/>
+            <w:tcW w:type="dxa" w:w="6372"/>
           </w:tcPr>
           <w:p>
             <w:pPr>

--- a/docs/proposal.docx
+++ b/docs/proposal.docx
@@ -48877,7 +48877,7 @@
     <w:tbl>
       <w:tblPr>
         <w:tblStyle w:val="Table"/>
-        <w:tblW w:w="9071" w:type="dxa"/>
+        <w:tblW w:w="9072" w:type="dxa"/>
         <w:tblBorders>
           <w:top w:val="single" w:sz="4" w:color="BFC8D3"/>
           <w:left w:val="single" w:sz="4" w:color="BFC8D3"/>
@@ -48890,8 +48890,8 @@
         <w:tblLook w:firstRow="1" w:lastRow="0" w:firstColumn="0" w:lastColumn="0" w:noHBand="0" w:noVBand="0" w:val="0020"/>
       </w:tblPr>
       <w:tblGrid>
-        <w:gridCol w:w="1715"/>
-        <w:gridCol w:w="7356"/>
+        <w:gridCol w:w="1660"/>
+        <w:gridCol w:w="7411"/>
       </w:tblGrid>
       <w:tr>
         <w:trPr>
@@ -48899,7 +48899,7 @@
         </w:trPr>
         <w:tc>
           <w:tcPr>
-            <w:tcW w:type="dxa" w:w="1716"/>
+            <w:tcW w:type="dxa" w:w="1661"/>
             <w:shd w:val="clear" w:color="auto" w:fill="E8EEF5"/>
           </w:tcPr>
           <w:p>
@@ -48919,7 +48919,7 @@
         </w:tc>
         <w:tc>
           <w:tcPr>
-            <w:tcW w:type="dxa" w:w="7356"/>
+            <w:tcW w:type="dxa" w:w="7411"/>
             <w:shd w:val="clear" w:color="auto" w:fill="E8EEF5"/>
           </w:tcPr>
           <w:p>
@@ -48941,7 +48941,7 @@
       <w:tr>
         <w:tc>
           <w:tcPr>
-            <w:tcW w:type="dxa" w:w="1716"/>
+            <w:tcW w:type="dxa" w:w="1661"/>
           </w:tcPr>
           <w:p>
             <w:pPr>
@@ -48958,7 +48958,7 @@
         </w:tc>
         <w:tc>
           <w:tcPr>
-            <w:tcW w:type="dxa" w:w="7356"/>
+            <w:tcW w:type="dxa" w:w="7411"/>
           </w:tcPr>
           <w:p>
             <w:pPr>
@@ -48977,7 +48977,7 @@
       <w:tr>
         <w:tc>
           <w:tcPr>
-            <w:tcW w:type="dxa" w:w="1716"/>
+            <w:tcW w:type="dxa" w:w="1661"/>
           </w:tcPr>
           <w:p>
             <w:pPr>
@@ -48994,7 +48994,7 @@
         </w:tc>
         <w:tc>
           <w:tcPr>
-            <w:tcW w:type="dxa" w:w="7356"/>
+            <w:tcW w:type="dxa" w:w="7411"/>
           </w:tcPr>
           <w:p>
             <w:pPr>
@@ -49032,7 +49032,7 @@
       <w:tr>
         <w:tc>
           <w:tcPr>
-            <w:tcW w:type="dxa" w:w="1716"/>
+            <w:tcW w:type="dxa" w:w="1661"/>
           </w:tcPr>
           <w:p>
             <w:pPr>
@@ -49049,7 +49049,7 @@
         </w:tc>
         <w:tc>
           <w:tcPr>
-            <w:tcW w:type="dxa" w:w="7356"/>
+            <w:tcW w:type="dxa" w:w="7411"/>
           </w:tcPr>
           <w:p>
             <w:pPr>
@@ -49110,15 +49110,15 @@
               <w:rPr>
                 <w:sz w:val="16"/>
               </w:rPr>
-              <w:t xml:space="preserve">하나 — 묶음을 골라 치면 나머지가 지워진다 (D-0225)</w:t>
-            </w:r>
-          </w:p>
-        </w:tc>
-      </w:tr>
-      <w:tr>
-        <w:tc>
-          <w:tcPr>
-            <w:tcW w:type="dxa" w:w="1716"/>
+              <w:t xml:space="preserve">하나 — 묶음을 골라 치면 나머지가 지워진다 (D-0225). 잠금은 도는 곳(리눅스 x86_64)만 푼다 (D-0227)</w:t>
+            </w:r>
+          </w:p>
+        </w:tc>
+      </w:tr>
+      <w:tr>
+        <w:tc>
+          <w:tcPr>
+            <w:tcW w:type="dxa" w:w="1661"/>
           </w:tcPr>
           <w:p>
             <w:pPr>
@@ -49135,7 +49135,7 @@
         </w:tc>
         <w:tc>
           <w:tcPr>
-            <w:tcW w:type="dxa" w:w="7356"/>
+            <w:tcW w:type="dxa" w:w="7411"/>
           </w:tcPr>
           <w:p>
             <w:pPr>
@@ -49167,7 +49167,7 @@
       <w:tr>
         <w:tc>
           <w:tcPr>
-            <w:tcW w:type="dxa" w:w="1716"/>
+            <w:tcW w:type="dxa" w:w="1661"/>
           </w:tcPr>
           <w:p>
             <w:pPr>
@@ -49184,7 +49184,7 @@
         </w:tc>
         <w:tc>
           <w:tcPr>
-            <w:tcW w:type="dxa" w:w="7356"/>
+            <w:tcW w:type="dxa" w:w="7411"/>
           </w:tcPr>
           <w:p>
             <w:pPr>
@@ -49229,7 +49229,7 @@
       <w:tr>
         <w:tc>
           <w:tcPr>
-            <w:tcW w:type="dxa" w:w="1716"/>
+            <w:tcW w:type="dxa" w:w="1661"/>
           </w:tcPr>
           <w:p>
             <w:pPr>
@@ -49246,7 +49246,7 @@
         </w:tc>
         <w:tc>
           <w:tcPr>
-            <w:tcW w:type="dxa" w:w="7356"/>
+            <w:tcW w:type="dxa" w:w="7411"/>
           </w:tcPr>
           <w:p>
             <w:pPr>

--- a/docs/proposal.docx
+++ b/docs/proposal.docx
@@ -124,7 +124,7 @@
           <w:color w:val="888888"/>
           <w:sz w:val="17"/>
         </w:rPr>
-        <w:t>빌드 2026-09-22 · 정본 docs/MASTER.md Part I ~ III</w:t>
+        <w:t>빌드 2026-09-23 · 정본 docs/MASTER.md Part I ~ III</w:t>
       </w:r>
     </w:p>
     <w:p>
@@ -50421,25 +50421,29 @@
         <w:t xml:space="preserve"> </w:t>
       </w:r>
       <w:r>
-        <w:t xml:space="preserve">(D-0221). main에 들어가면 검사를 지난 뒤 GitHub Pages로 배포하고</w:t>
+        <w:t xml:space="preserve">(D-0221). main에 들어가면 검사를 지난 뒤 GitHub Pages로 배포한다 (D-0222).</w:t>
       </w:r>
       <w:r>
         <w:t xml:space="preserve"> </w:t>
       </w:r>
       <w:r>
         <w:rPr>
-          <w:rStyle w:val="VerbatimChar"/>
+          <w:b/>
+          <w:bCs/>
         </w:rPr>
-        <w:t xml:space="preserve">site/proposal.html</w:t>
-      </w:r>
-      <w:r>
-        <w:t xml:space="preserve">이</w:t>
+        <w:t xml:space="preserve">웹에서 보여 주는 것은 배포가 구운 PDF다</w:t>
       </w:r>
       <w:r>
         <w:t xml:space="preserve"> </w:t>
       </w:r>
       <w:r>
-        <w:t xml:space="preserve">그 docx를 변환 없이 그린다 (D-0222). 결정마다</w:t>
+        <w:t xml:space="preserve">— 브라우저가 docx를 직접 그리던 판은 표와 글꼴이</w:t>
+      </w:r>
+      <w:r>
+        <w:t xml:space="preserve"> </w:t>
+      </w:r>
+      <w:r>
+        <w:t xml:space="preserve">무너졌다. 구운 판이 깨졌는지는 쪽수와 본문 글자로 본다 (D-0229). 결정마다</w:t>
       </w:r>
       <w:r>
         <w:t xml:space="preserve"> </w:t>

--- a/docs/proposal.docx
+++ b/docs/proposal.docx
@@ -49449,9 +49449,9 @@
         <w:tblLook w:firstRow="1" w:lastRow="0" w:firstColumn="0" w:lastColumn="0" w:noHBand="0" w:noVBand="0" w:val="0020"/>
       </w:tblPr>
       <w:tblGrid>
-        <w:gridCol w:w="1574"/>
-        <w:gridCol w:w="5064"/>
-        <w:gridCol w:w="2433"/>
+        <w:gridCol w:w="1555"/>
+        <w:gridCol w:w="5190"/>
+        <w:gridCol w:w="2325"/>
       </w:tblGrid>
       <w:tr>
         <w:trPr>
@@ -49459,7 +49459,7 @@
         </w:trPr>
         <w:tc>
           <w:tcPr>
-            <w:tcW w:type="dxa" w:w="1574"/>
+            <w:tcW w:type="dxa" w:w="1556"/>
             <w:shd w:val="clear" w:color="auto" w:fill="E8EEF5"/>
           </w:tcPr>
           <w:p>
@@ -49479,7 +49479,7 @@
         </w:tc>
         <w:tc>
           <w:tcPr>
-            <w:tcW w:type="dxa" w:w="5064"/>
+            <w:tcW w:type="dxa" w:w="5191"/>
             <w:shd w:val="clear" w:color="auto" w:fill="E8EEF5"/>
           </w:tcPr>
           <w:p>
@@ -49499,7 +49499,7 @@
         </w:tc>
         <w:tc>
           <w:tcPr>
-            <w:tcW w:type="dxa" w:w="2434"/>
+            <w:tcW w:type="dxa" w:w="2325"/>
             <w:shd w:val="clear" w:color="auto" w:fill="E8EEF5"/>
           </w:tcPr>
           <w:p>
@@ -49521,7 +49521,7 @@
       <w:tr>
         <w:tc>
           <w:tcPr>
-            <w:tcW w:type="dxa" w:w="1574"/>
+            <w:tcW w:type="dxa" w:w="1556"/>
           </w:tcPr>
           <w:p>
             <w:pPr>
@@ -49538,7 +49538,7 @@
         </w:tc>
         <w:tc>
           <w:tcPr>
-            <w:tcW w:type="dxa" w:w="5064"/>
+            <w:tcW w:type="dxa" w:w="5191"/>
           </w:tcPr>
           <w:p>
             <w:pPr>
@@ -49555,7 +49555,7 @@
         </w:tc>
         <w:tc>
           <w:tcPr>
-            <w:tcW w:type="dxa" w:w="2434"/>
+            <w:tcW w:type="dxa" w:w="2325"/>
           </w:tcPr>
           <w:p>
             <w:pPr>
@@ -49574,7 +49574,7 @@
       <w:tr>
         <w:tc>
           <w:tcPr>
-            <w:tcW w:type="dxa" w:w="1574"/>
+            <w:tcW w:type="dxa" w:w="1556"/>
           </w:tcPr>
           <w:p>
             <w:pPr>
@@ -49591,7 +49591,7 @@
         </w:tc>
         <w:tc>
           <w:tcPr>
-            <w:tcW w:type="dxa" w:w="5064"/>
+            <w:tcW w:type="dxa" w:w="5191"/>
           </w:tcPr>
           <w:p>
             <w:pPr>
@@ -49608,7 +49608,7 @@
         </w:tc>
         <w:tc>
           <w:tcPr>
-            <w:tcW w:type="dxa" w:w="2434"/>
+            <w:tcW w:type="dxa" w:w="2325"/>
           </w:tcPr>
           <w:p>
             <w:pPr>
@@ -49627,7 +49627,7 @@
       <w:tr>
         <w:tc>
           <w:tcPr>
-            <w:tcW w:type="dxa" w:w="1574"/>
+            <w:tcW w:type="dxa" w:w="1556"/>
           </w:tcPr>
           <w:p>
             <w:pPr>
@@ -49644,7 +49644,7 @@
         </w:tc>
         <w:tc>
           <w:tcPr>
-            <w:tcW w:type="dxa" w:w="5064"/>
+            <w:tcW w:type="dxa" w:w="5191"/>
           </w:tcPr>
           <w:p>
             <w:pPr>
@@ -49661,7 +49661,7 @@
         </w:tc>
         <w:tc>
           <w:tcPr>
-            <w:tcW w:type="dxa" w:w="2434"/>
+            <w:tcW w:type="dxa" w:w="2325"/>
           </w:tcPr>
           <w:p>
             <w:pPr>
@@ -49680,7 +49680,7 @@
       <w:tr>
         <w:tc>
           <w:tcPr>
-            <w:tcW w:type="dxa" w:w="1574"/>
+            <w:tcW w:type="dxa" w:w="1556"/>
           </w:tcPr>
           <w:p>
             <w:pPr>
@@ -49697,7 +49697,7 @@
         </w:tc>
         <w:tc>
           <w:tcPr>
-            <w:tcW w:type="dxa" w:w="5064"/>
+            <w:tcW w:type="dxa" w:w="5191"/>
           </w:tcPr>
           <w:p>
             <w:pPr>
@@ -49714,7 +49714,7 @@
         </w:tc>
         <w:tc>
           <w:tcPr>
-            <w:tcW w:type="dxa" w:w="2434"/>
+            <w:tcW w:type="dxa" w:w="2325"/>
           </w:tcPr>
           <w:p>
             <w:pPr>
@@ -49733,7 +49733,7 @@
       <w:tr>
         <w:tc>
           <w:tcPr>
-            <w:tcW w:type="dxa" w:w="1574"/>
+            <w:tcW w:type="dxa" w:w="1556"/>
           </w:tcPr>
           <w:p>
             <w:pPr>
@@ -49750,7 +49750,7 @@
         </w:tc>
         <w:tc>
           <w:tcPr>
-            <w:tcW w:type="dxa" w:w="5064"/>
+            <w:tcW w:type="dxa" w:w="5191"/>
           </w:tcPr>
           <w:p>
             <w:pPr>
@@ -49767,7 +49767,7 @@
         </w:tc>
         <w:tc>
           <w:tcPr>
-            <w:tcW w:type="dxa" w:w="2434"/>
+            <w:tcW w:type="dxa" w:w="2325"/>
           </w:tcPr>
           <w:p>
             <w:pPr>
@@ -49786,7 +49786,7 @@
       <w:tr>
         <w:tc>
           <w:tcPr>
-            <w:tcW w:type="dxa" w:w="1574"/>
+            <w:tcW w:type="dxa" w:w="1556"/>
           </w:tcPr>
           <w:p>
             <w:pPr>
@@ -49803,7 +49803,7 @@
         </w:tc>
         <w:tc>
           <w:tcPr>
-            <w:tcW w:type="dxa" w:w="5064"/>
+            <w:tcW w:type="dxa" w:w="5191"/>
           </w:tcPr>
           <w:p>
             <w:pPr>
@@ -49820,7 +49820,7 @@
         </w:tc>
         <w:tc>
           <w:tcPr>
-            <w:tcW w:type="dxa" w:w="2434"/>
+            <w:tcW w:type="dxa" w:w="2325"/>
           </w:tcPr>
           <w:p>
             <w:pPr>
@@ -49839,7 +49839,7 @@
       <w:tr>
         <w:tc>
           <w:tcPr>
-            <w:tcW w:type="dxa" w:w="1574"/>
+            <w:tcW w:type="dxa" w:w="1556"/>
           </w:tcPr>
           <w:p>
             <w:pPr>
@@ -49856,7 +49856,7 @@
         </w:tc>
         <w:tc>
           <w:tcPr>
-            <w:tcW w:type="dxa" w:w="5064"/>
+            <w:tcW w:type="dxa" w:w="5191"/>
           </w:tcPr>
           <w:p>
             <w:pPr>
@@ -49873,7 +49873,7 @@
         </w:tc>
         <w:tc>
           <w:tcPr>
-            <w:tcW w:type="dxa" w:w="2434"/>
+            <w:tcW w:type="dxa" w:w="2325"/>
           </w:tcPr>
           <w:p>
             <w:pPr>
@@ -49892,7 +49892,7 @@
       <w:tr>
         <w:tc>
           <w:tcPr>
-            <w:tcW w:type="dxa" w:w="1574"/>
+            <w:tcW w:type="dxa" w:w="1556"/>
           </w:tcPr>
           <w:p>
             <w:pPr>
@@ -49909,7 +49909,7 @@
         </w:tc>
         <w:tc>
           <w:tcPr>
-            <w:tcW w:type="dxa" w:w="5064"/>
+            <w:tcW w:type="dxa" w:w="5191"/>
           </w:tcPr>
           <w:p>
             <w:pPr>
@@ -49926,7 +49926,7 @@
         </w:tc>
         <w:tc>
           <w:tcPr>
-            <w:tcW w:type="dxa" w:w="2434"/>
+            <w:tcW w:type="dxa" w:w="2325"/>
           </w:tcPr>
           <w:p>
             <w:pPr>
@@ -49945,7 +49945,7 @@
       <w:tr>
         <w:tc>
           <w:tcPr>
-            <w:tcW w:type="dxa" w:w="1574"/>
+            <w:tcW w:type="dxa" w:w="1556"/>
           </w:tcPr>
           <w:p>
             <w:pPr>
@@ -49962,7 +49962,7 @@
         </w:tc>
         <w:tc>
           <w:tcPr>
-            <w:tcW w:type="dxa" w:w="5064"/>
+            <w:tcW w:type="dxa" w:w="5191"/>
           </w:tcPr>
           <w:p>
             <w:pPr>
@@ -49979,7 +49979,7 @@
         </w:tc>
         <w:tc>
           <w:tcPr>
-            <w:tcW w:type="dxa" w:w="2434"/>
+            <w:tcW w:type="dxa" w:w="2325"/>
           </w:tcPr>
           <w:p>
             <w:pPr>
@@ -49998,7 +49998,117 @@
       <w:tr>
         <w:tc>
           <w:tcPr>
-            <w:tcW w:type="dxa" w:w="1574"/>
+            <w:tcW w:type="dxa" w:w="1556"/>
+          </w:tcPr>
+          <w:p>
+            <w:pPr>
+              <w:pStyle w:val="Compact"/>
+              <w:spacing w:after="0" w:line="264" w:lineRule="auto"/>
+            </w:pPr>
+            <w:r>
+              <w:rPr>
+                <w:b/>
+                <w:bCs/>
+                <w:sz w:val="16"/>
+              </w:rPr>
+              <w:t xml:space="preserve">죽은 검사</w:t>
+            </w:r>
+          </w:p>
+        </w:tc>
+        <w:tc>
+          <w:tcPr>
+            <w:tcW w:type="dxa" w:w="5191"/>
+          </w:tcPr>
+          <w:p>
+            <w:pPr>
+              <w:pStyle w:val="Compact"/>
+              <w:spacing w:after="0" w:line="264" w:lineRule="auto"/>
+            </w:pPr>
+            <w:r>
+              <w:rPr>
+                <w:sz w:val="16"/>
+              </w:rPr>
+              <w:t xml:space="preserve">무검증 시험 · 건너뛴 시험 · 삼킨 예외 · 빈 그물을 세는 래칫. 생사는 합성 트리에서 묻는다</w:t>
+            </w:r>
+          </w:p>
+        </w:tc>
+        <w:tc>
+          <w:tcPr>
+            <w:tcW w:type="dxa" w:w="2325"/>
+          </w:tcPr>
+          <w:p>
+            <w:pPr>
+              <w:pStyle w:val="Compact"/>
+              <w:spacing w:after="0" w:line="264" w:lineRule="auto"/>
+            </w:pPr>
+            <w:r>
+              <w:rPr>
+                <w:sz w:val="16"/>
+              </w:rPr>
+              <w:t xml:space="preserve">D-0230</w:t>
+            </w:r>
+          </w:p>
+        </w:tc>
+      </w:tr>
+      <w:tr>
+        <w:tc>
+          <w:tcPr>
+            <w:tcW w:type="dxa" w:w="1556"/>
+          </w:tcPr>
+          <w:p>
+            <w:pPr>
+              <w:pStyle w:val="Compact"/>
+              <w:spacing w:after="0" w:line="264" w:lineRule="auto"/>
+            </w:pPr>
+            <w:r>
+              <w:rPr>
+                <w:b/>
+                <w:bCs/>
+                <w:sz w:val="16"/>
+              </w:rPr>
+              <w:t xml:space="preserve">글자 · 개행</w:t>
+            </w:r>
+          </w:p>
+        </w:tc>
+        <w:tc>
+          <w:tcPr>
+            <w:tcW w:type="dxa" w:w="5191"/>
+          </w:tcPr>
+          <w:p>
+            <w:pPr>
+              <w:pStyle w:val="Compact"/>
+              <w:spacing w:after="0" w:line="264" w:lineRule="auto"/>
+            </w:pPr>
+            <w:r>
+              <w:rPr>
+                <w:sz w:val="16"/>
+              </w:rPr>
+              <w:t xml:space="preserve">BOM · CRLF · 비 UTF-8 · 끝 개행 없음</w:t>
+            </w:r>
+          </w:p>
+        </w:tc>
+        <w:tc>
+          <w:tcPr>
+            <w:tcW w:type="dxa" w:w="2325"/>
+          </w:tcPr>
+          <w:p>
+            <w:pPr>
+              <w:pStyle w:val="Compact"/>
+              <w:spacing w:after="0" w:line="264" w:lineRule="auto"/>
+            </w:pPr>
+            <w:r>
+              <w:rPr>
+                <w:sz w:val="16"/>
+              </w:rPr>
+              <w:t xml:space="preserve">D-0230</w:t>
+            </w:r>
+          </w:p>
+        </w:tc>
+      </w:tr>
+      <w:tr>
+        <w:tc>
+          <w:tcPr>
+            <w:tcW w:type="dxa" w:w="1556"/>
           </w:tcPr>
           <w:p>
             <w:pPr>
@@ -50015,7 +50125,7 @@
         </w:tc>
         <w:tc>
           <w:tcPr>
-            <w:tcW w:type="dxa" w:w="5064"/>
+            <w:tcW w:type="dxa" w:w="5191"/>
           </w:tcPr>
           <w:p>
             <w:pPr>
@@ -50032,7 +50142,7 @@
         </w:tc>
         <w:tc>
           <w:tcPr>
-            <w:tcW w:type="dxa" w:w="2434"/>
+            <w:tcW w:type="dxa" w:w="2325"/>
           </w:tcPr>
           <w:p>
             <w:pPr>
@@ -50051,7 +50161,7 @@
       <w:tr>
         <w:tc>
           <w:tcPr>
-            <w:tcW w:type="dxa" w:w="1574"/>
+            <w:tcW w:type="dxa" w:w="1556"/>
           </w:tcPr>
           <w:p>
             <w:pPr>
@@ -50068,7 +50178,7 @@
         </w:tc>
         <w:tc>
           <w:tcPr>
-            <w:tcW w:type="dxa" w:w="5064"/>
+            <w:tcW w:type="dxa" w:w="5191"/>
           </w:tcPr>
           <w:p>
             <w:pPr>
@@ -50085,7 +50195,7 @@
         </w:tc>
         <w:tc>
           <w:tcPr>
-            <w:tcW w:type="dxa" w:w="2434"/>
+            <w:tcW w:type="dxa" w:w="2325"/>
           </w:tcPr>
           <w:p>
             <w:pPr>
@@ -50104,7 +50214,7 @@
       <w:tr>
         <w:tc>
           <w:tcPr>
-            <w:tcW w:type="dxa" w:w="1574"/>
+            <w:tcW w:type="dxa" w:w="1556"/>
           </w:tcPr>
           <w:p>
             <w:pPr>
@@ -50121,7 +50231,7 @@
         </w:tc>
         <w:tc>
           <w:tcPr>
-            <w:tcW w:type="dxa" w:w="5064"/>
+            <w:tcW w:type="dxa" w:w="5191"/>
           </w:tcPr>
           <w:p>
             <w:pPr>
@@ -50163,7 +50273,7 @@
         </w:tc>
         <w:tc>
           <w:tcPr>
-            <w:tcW w:type="dxa" w:w="2434"/>
+            <w:tcW w:type="dxa" w:w="2325"/>
           </w:tcPr>
           <w:p>
             <w:pPr>
@@ -50265,7 +50375,7 @@
       <w:r>
         <w:drawing>
           <wp:inline>
-            <wp:extent cx="5334000" cy="6848017"/>
+            <wp:extent cx="5334000" cy="7203229"/>
             <wp:effectExtent b="0" l="0" r="0" t="0"/>
             <wp:docPr descr="make check · CI · 커밋 훅 대조 (실물에서 읽었다)" title="" id="189" name="Picture"/>
             <a:graphic>
@@ -50286,7 +50396,7 @@
                   <pic:spPr bwMode="auto">
                     <a:xfrm>
                       <a:off x="0" y="0"/>
-                      <a:ext cx="5334000" cy="6848017"/>
+                      <a:ext cx="5334000" cy="7203229"/>
                     </a:xfrm>
                     <a:prstGeom prst="rect">
                       <a:avLst/>

--- a/docs/proposal.docx
+++ b/docs/proposal.docx
@@ -13542,12 +13542,12 @@
         <w:tblLook w:firstRow="1" w:lastRow="0" w:firstColumn="0" w:lastColumn="0" w:noHBand="0" w:noVBand="0" w:val="0020"/>
       </w:tblPr>
       <w:tblGrid>
-        <w:gridCol w:w="2146"/>
-        <w:gridCol w:w="2609"/>
-        <w:gridCol w:w="516"/>
-        <w:gridCol w:w="546"/>
-        <w:gridCol w:w="702"/>
-        <w:gridCol w:w="2551"/>
+        <w:gridCol w:w="2128"/>
+        <w:gridCol w:w="2567"/>
+        <w:gridCol w:w="513"/>
+        <w:gridCol w:w="542"/>
+        <w:gridCol w:w="698"/>
+        <w:gridCol w:w="2621"/>
       </w:tblGrid>
       <w:tr>
         <w:trPr>
@@ -13555,7 +13555,7 @@
         </w:trPr>
         <w:tc>
           <w:tcPr>
-            <w:tcW w:type="dxa" w:w="2146"/>
+            <w:tcW w:type="dxa" w:w="2128"/>
             <w:shd w:val="clear" w:color="auto" w:fill="E8EEF5"/>
           </w:tcPr>
           <w:p>
@@ -13575,7 +13575,7 @@
         </w:tc>
         <w:tc>
           <w:tcPr>
-            <w:tcW w:type="dxa" w:w="2609"/>
+            <w:tcW w:type="dxa" w:w="2567"/>
             <w:shd w:val="clear" w:color="auto" w:fill="E8EEF5"/>
           </w:tcPr>
           <w:p>
@@ -13595,7 +13595,7 @@
         </w:tc>
         <w:tc>
           <w:tcPr>
-            <w:tcW w:type="dxa" w:w="516"/>
+            <w:tcW w:type="dxa" w:w="514"/>
             <w:shd w:val="clear" w:color="auto" w:fill="E8EEF5"/>
           </w:tcPr>
           <w:p>
@@ -13615,7 +13615,7 @@
         </w:tc>
         <w:tc>
           <w:tcPr>
-            <w:tcW w:type="dxa" w:w="546"/>
+            <w:tcW w:type="dxa" w:w="542"/>
             <w:shd w:val="clear" w:color="auto" w:fill="E8EEF5"/>
           </w:tcPr>
           <w:p>
@@ -13635,7 +13635,7 @@
         </w:tc>
         <w:tc>
           <w:tcPr>
-            <w:tcW w:type="dxa" w:w="703"/>
+            <w:tcW w:type="dxa" w:w="699"/>
             <w:shd w:val="clear" w:color="auto" w:fill="E8EEF5"/>
           </w:tcPr>
           <w:p>
@@ -13655,7 +13655,7 @@
         </w:tc>
         <w:tc>
           <w:tcPr>
-            <w:tcW w:type="dxa" w:w="2551"/>
+            <w:tcW w:type="dxa" w:w="2621"/>
             <w:shd w:val="clear" w:color="auto" w:fill="E8EEF5"/>
           </w:tcPr>
           <w:p>
@@ -13677,7 +13677,7 @@
       <w:tr>
         <w:tc>
           <w:tcPr>
-            <w:tcW w:type="dxa" w:w="2146"/>
+            <w:tcW w:type="dxa" w:w="2128"/>
           </w:tcPr>
           <w:p>
             <w:pPr>
@@ -13694,7 +13694,7 @@
         </w:tc>
         <w:tc>
           <w:tcPr>
-            <w:tcW w:type="dxa" w:w="2609"/>
+            <w:tcW w:type="dxa" w:w="2567"/>
           </w:tcPr>
           <w:p>
             <w:pPr>
@@ -13711,7 +13711,7 @@
         </w:tc>
         <w:tc>
           <w:tcPr>
-            <w:tcW w:type="dxa" w:w="516"/>
+            <w:tcW w:type="dxa" w:w="514"/>
           </w:tcPr>
           <w:p>
             <w:pPr>
@@ -13728,7 +13728,7 @@
         </w:tc>
         <w:tc>
           <w:tcPr>
-            <w:tcW w:type="dxa" w:w="546"/>
+            <w:tcW w:type="dxa" w:w="542"/>
           </w:tcPr>
           <w:p>
             <w:pPr>
@@ -13745,7 +13745,7 @@
         </w:tc>
         <w:tc>
           <w:tcPr>
-            <w:tcW w:type="dxa" w:w="703"/>
+            <w:tcW w:type="dxa" w:w="699"/>
           </w:tcPr>
           <w:p>
             <w:pPr>
@@ -13762,7 +13762,7 @@
         </w:tc>
         <w:tc>
           <w:tcPr>
-            <w:tcW w:type="dxa" w:w="2551"/>
+            <w:tcW w:type="dxa" w:w="2621"/>
           </w:tcPr>
           <w:p>
             <w:pPr>
@@ -13781,7 +13781,7 @@
       <w:tr>
         <w:tc>
           <w:tcPr>
-            <w:tcW w:type="dxa" w:w="2146"/>
+            <w:tcW w:type="dxa" w:w="2128"/>
           </w:tcPr>
           <w:p>
             <w:pPr>
@@ -13798,7 +13798,7 @@
         </w:tc>
         <w:tc>
           <w:tcPr>
-            <w:tcW w:type="dxa" w:w="2609"/>
+            <w:tcW w:type="dxa" w:w="2567"/>
           </w:tcPr>
           <w:p>
             <w:pPr>
@@ -13815,7 +13815,7 @@
         </w:tc>
         <w:tc>
           <w:tcPr>
-            <w:tcW w:type="dxa" w:w="516"/>
+            <w:tcW w:type="dxa" w:w="514"/>
           </w:tcPr>
           <w:p>
             <w:pPr>
@@ -13832,7 +13832,7 @@
         </w:tc>
         <w:tc>
           <w:tcPr>
-            <w:tcW w:type="dxa" w:w="546"/>
+            <w:tcW w:type="dxa" w:w="542"/>
           </w:tcPr>
           <w:p>
             <w:pPr>
@@ -13849,7 +13849,7 @@
         </w:tc>
         <w:tc>
           <w:tcPr>
-            <w:tcW w:type="dxa" w:w="703"/>
+            <w:tcW w:type="dxa" w:w="699"/>
           </w:tcPr>
           <w:p>
             <w:pPr>
@@ -13866,7 +13866,7 @@
         </w:tc>
         <w:tc>
           <w:tcPr>
-            <w:tcW w:type="dxa" w:w="2551"/>
+            <w:tcW w:type="dxa" w:w="2621"/>
           </w:tcPr>
           <w:p>
             <w:pPr>
@@ -13885,7 +13885,7 @@
       <w:tr>
         <w:tc>
           <w:tcPr>
-            <w:tcW w:type="dxa" w:w="2146"/>
+            <w:tcW w:type="dxa" w:w="2128"/>
           </w:tcPr>
           <w:p>
             <w:pPr>
@@ -13902,7 +13902,7 @@
         </w:tc>
         <w:tc>
           <w:tcPr>
-            <w:tcW w:type="dxa" w:w="2609"/>
+            <w:tcW w:type="dxa" w:w="2567"/>
           </w:tcPr>
           <w:p>
             <w:pPr>
@@ -13919,7 +13919,7 @@
         </w:tc>
         <w:tc>
           <w:tcPr>
-            <w:tcW w:type="dxa" w:w="516"/>
+            <w:tcW w:type="dxa" w:w="514"/>
           </w:tcPr>
           <w:p>
             <w:pPr>
@@ -13936,7 +13936,7 @@
         </w:tc>
         <w:tc>
           <w:tcPr>
-            <w:tcW w:type="dxa" w:w="546"/>
+            <w:tcW w:type="dxa" w:w="542"/>
           </w:tcPr>
           <w:p>
             <w:pPr>
@@ -13953,7 +13953,7 @@
         </w:tc>
         <w:tc>
           <w:tcPr>
-            <w:tcW w:type="dxa" w:w="703"/>
+            <w:tcW w:type="dxa" w:w="699"/>
           </w:tcPr>
           <w:p>
             <w:pPr>
@@ -13970,7 +13970,7 @@
         </w:tc>
         <w:tc>
           <w:tcPr>
-            <w:tcW w:type="dxa" w:w="2551"/>
+            <w:tcW w:type="dxa" w:w="2621"/>
           </w:tcPr>
           <w:p>
             <w:pPr>
@@ -13989,7 +13989,7 @@
       <w:tr>
         <w:tc>
           <w:tcPr>
-            <w:tcW w:type="dxa" w:w="2146"/>
+            <w:tcW w:type="dxa" w:w="2128"/>
           </w:tcPr>
           <w:p>
             <w:pPr>
@@ -14006,7 +14006,7 @@
         </w:tc>
         <w:tc>
           <w:tcPr>
-            <w:tcW w:type="dxa" w:w="2609"/>
+            <w:tcW w:type="dxa" w:w="2567"/>
           </w:tcPr>
           <w:p>
             <w:pPr>
@@ -14023,7 +14023,7 @@
         </w:tc>
         <w:tc>
           <w:tcPr>
-            <w:tcW w:type="dxa" w:w="516"/>
+            <w:tcW w:type="dxa" w:w="514"/>
           </w:tcPr>
           <w:p>
             <w:pPr>
@@ -14040,7 +14040,7 @@
         </w:tc>
         <w:tc>
           <w:tcPr>
-            <w:tcW w:type="dxa" w:w="546"/>
+            <w:tcW w:type="dxa" w:w="542"/>
           </w:tcPr>
           <w:p>
             <w:pPr>
@@ -14057,7 +14057,7 @@
         </w:tc>
         <w:tc>
           <w:tcPr>
-            <w:tcW w:type="dxa" w:w="703"/>
+            <w:tcW w:type="dxa" w:w="699"/>
           </w:tcPr>
           <w:p>
             <w:pPr>
@@ -14074,7 +14074,7 @@
         </w:tc>
         <w:tc>
           <w:tcPr>
-            <w:tcW w:type="dxa" w:w="2551"/>
+            <w:tcW w:type="dxa" w:w="2621"/>
           </w:tcPr>
           <w:p>
             <w:pPr>
@@ -14093,7 +14093,7 @@
       <w:tr>
         <w:tc>
           <w:tcPr>
-            <w:tcW w:type="dxa" w:w="2146"/>
+            <w:tcW w:type="dxa" w:w="2128"/>
           </w:tcPr>
           <w:p>
             <w:pPr>
@@ -14110,7 +14110,7 @@
         </w:tc>
         <w:tc>
           <w:tcPr>
-            <w:tcW w:type="dxa" w:w="2609"/>
+            <w:tcW w:type="dxa" w:w="2567"/>
           </w:tcPr>
           <w:p>
             <w:pPr>
@@ -14127,7 +14127,7 @@
         </w:tc>
         <w:tc>
           <w:tcPr>
-            <w:tcW w:type="dxa" w:w="516"/>
+            <w:tcW w:type="dxa" w:w="514"/>
           </w:tcPr>
           <w:p>
             <w:pPr>
@@ -14144,7 +14144,7 @@
         </w:tc>
         <w:tc>
           <w:tcPr>
-            <w:tcW w:type="dxa" w:w="546"/>
+            <w:tcW w:type="dxa" w:w="542"/>
           </w:tcPr>
           <w:p>
             <w:pPr>
@@ -14161,7 +14161,7 @@
         </w:tc>
         <w:tc>
           <w:tcPr>
-            <w:tcW w:type="dxa" w:w="703"/>
+            <w:tcW w:type="dxa" w:w="699"/>
           </w:tcPr>
           <w:p>
             <w:pPr>
@@ -14178,7 +14178,7 @@
         </w:tc>
         <w:tc>
           <w:tcPr>
-            <w:tcW w:type="dxa" w:w="2551"/>
+            <w:tcW w:type="dxa" w:w="2621"/>
           </w:tcPr>
           <w:p>
             <w:pPr>
@@ -14197,7 +14197,7 @@
       <w:tr>
         <w:tc>
           <w:tcPr>
-            <w:tcW w:type="dxa" w:w="2146"/>
+            <w:tcW w:type="dxa" w:w="2128"/>
           </w:tcPr>
           <w:p>
             <w:pPr>
@@ -14214,7 +14214,7 @@
         </w:tc>
         <w:tc>
           <w:tcPr>
-            <w:tcW w:type="dxa" w:w="2609"/>
+            <w:tcW w:type="dxa" w:w="2567"/>
           </w:tcPr>
           <w:p>
             <w:pPr>
@@ -14231,7 +14231,7 @@
         </w:tc>
         <w:tc>
           <w:tcPr>
-            <w:tcW w:type="dxa" w:w="516"/>
+            <w:tcW w:type="dxa" w:w="514"/>
           </w:tcPr>
           <w:p>
             <w:pPr>
@@ -14248,7 +14248,7 @@
         </w:tc>
         <w:tc>
           <w:tcPr>
-            <w:tcW w:type="dxa" w:w="546"/>
+            <w:tcW w:type="dxa" w:w="542"/>
           </w:tcPr>
           <w:p>
             <w:pPr>
@@ -14265,7 +14265,7 @@
         </w:tc>
         <w:tc>
           <w:tcPr>
-            <w:tcW w:type="dxa" w:w="703"/>
+            <w:tcW w:type="dxa" w:w="699"/>
           </w:tcPr>
           <w:p>
             <w:pPr>
@@ -14282,7 +14282,7 @@
         </w:tc>
         <w:tc>
           <w:tcPr>
-            <w:tcW w:type="dxa" w:w="2551"/>
+            <w:tcW w:type="dxa" w:w="2621"/>
           </w:tcPr>
           <w:p>
             <w:pPr>
@@ -14301,7 +14301,7 @@
       <w:tr>
         <w:tc>
           <w:tcPr>
-            <w:tcW w:type="dxa" w:w="2146"/>
+            <w:tcW w:type="dxa" w:w="2128"/>
           </w:tcPr>
           <w:p>
             <w:pPr>
@@ -14318,7 +14318,7 @@
         </w:tc>
         <w:tc>
           <w:tcPr>
-            <w:tcW w:type="dxa" w:w="2609"/>
+            <w:tcW w:type="dxa" w:w="2567"/>
           </w:tcPr>
           <w:p>
             <w:pPr>
@@ -14335,7 +14335,7 @@
         </w:tc>
         <w:tc>
           <w:tcPr>
-            <w:tcW w:type="dxa" w:w="516"/>
+            <w:tcW w:type="dxa" w:w="514"/>
           </w:tcPr>
           <w:p>
             <w:pPr>
@@ -14352,7 +14352,7 @@
         </w:tc>
         <w:tc>
           <w:tcPr>
-            <w:tcW w:type="dxa" w:w="546"/>
+            <w:tcW w:type="dxa" w:w="542"/>
           </w:tcPr>
           <w:p>
             <w:pPr>
@@ -14369,7 +14369,7 @@
         </w:tc>
         <w:tc>
           <w:tcPr>
-            <w:tcW w:type="dxa" w:w="703"/>
+            <w:tcW w:type="dxa" w:w="699"/>
           </w:tcPr>
           <w:p>
             <w:pPr>
@@ -14386,7 +14386,7 @@
         </w:tc>
         <w:tc>
           <w:tcPr>
-            <w:tcW w:type="dxa" w:w="2551"/>
+            <w:tcW w:type="dxa" w:w="2621"/>
           </w:tcPr>
           <w:p>
             <w:pPr>
@@ -14405,7 +14405,7 @@
       <w:tr>
         <w:tc>
           <w:tcPr>
-            <w:tcW w:type="dxa" w:w="2146"/>
+            <w:tcW w:type="dxa" w:w="2128"/>
           </w:tcPr>
           <w:p>
             <w:pPr>
@@ -14422,7 +14422,7 @@
         </w:tc>
         <w:tc>
           <w:tcPr>
-            <w:tcW w:type="dxa" w:w="2609"/>
+            <w:tcW w:type="dxa" w:w="2567"/>
           </w:tcPr>
           <w:p>
             <w:pPr>
@@ -14439,7 +14439,7 @@
         </w:tc>
         <w:tc>
           <w:tcPr>
-            <w:tcW w:type="dxa" w:w="516"/>
+            <w:tcW w:type="dxa" w:w="514"/>
           </w:tcPr>
           <w:p>
             <w:pPr>
@@ -14456,7 +14456,7 @@
         </w:tc>
         <w:tc>
           <w:tcPr>
-            <w:tcW w:type="dxa" w:w="546"/>
+            <w:tcW w:type="dxa" w:w="542"/>
           </w:tcPr>
           <w:p>
             <w:pPr>
@@ -14473,7 +14473,7 @@
         </w:tc>
         <w:tc>
           <w:tcPr>
-            <w:tcW w:type="dxa" w:w="703"/>
+            <w:tcW w:type="dxa" w:w="699"/>
           </w:tcPr>
           <w:p>
             <w:pPr>
@@ -14490,7 +14490,7 @@
         </w:tc>
         <w:tc>
           <w:tcPr>
-            <w:tcW w:type="dxa" w:w="2551"/>
+            <w:tcW w:type="dxa" w:w="2621"/>
           </w:tcPr>
           <w:p>
             <w:pPr>
@@ -14509,7 +14509,7 @@
       <w:tr>
         <w:tc>
           <w:tcPr>
-            <w:tcW w:type="dxa" w:w="2146"/>
+            <w:tcW w:type="dxa" w:w="2128"/>
           </w:tcPr>
           <w:p>
             <w:pPr>
@@ -14526,7 +14526,7 @@
         </w:tc>
         <w:tc>
           <w:tcPr>
-            <w:tcW w:type="dxa" w:w="2609"/>
+            <w:tcW w:type="dxa" w:w="2567"/>
           </w:tcPr>
           <w:p>
             <w:pPr>
@@ -14543,7 +14543,7 @@
         </w:tc>
         <w:tc>
           <w:tcPr>
-            <w:tcW w:type="dxa" w:w="516"/>
+            <w:tcW w:type="dxa" w:w="514"/>
           </w:tcPr>
           <w:p>
             <w:pPr>
@@ -14560,7 +14560,7 @@
         </w:tc>
         <w:tc>
           <w:tcPr>
-            <w:tcW w:type="dxa" w:w="546"/>
+            <w:tcW w:type="dxa" w:w="542"/>
           </w:tcPr>
           <w:p>
             <w:pPr>
@@ -14577,7 +14577,7 @@
         </w:tc>
         <w:tc>
           <w:tcPr>
-            <w:tcW w:type="dxa" w:w="703"/>
+            <w:tcW w:type="dxa" w:w="699"/>
           </w:tcPr>
           <w:p>
             <w:pPr>
@@ -14594,7 +14594,7 @@
         </w:tc>
         <w:tc>
           <w:tcPr>
-            <w:tcW w:type="dxa" w:w="2551"/>
+            <w:tcW w:type="dxa" w:w="2621"/>
           </w:tcPr>
           <w:p>
             <w:pPr>
@@ -14631,15 +14631,34 @@
               <w:rPr>
                 <w:sz w:val="16"/>
               </w:rPr>
-              <w:t xml:space="preserve">— CLAP 대체 실측 (O-68)</w:t>
-            </w:r>
-          </w:p>
-        </w:tc>
-      </w:tr>
-      <w:tr>
-        <w:tc>
-          <w:tcPr>
-            <w:tcW w:type="dxa" w:w="2146"/>
+              <w:t xml:space="preserve">— CLAP(</w:t>
+            </w:r>
+            <w:r>
+              <w:rPr>
+                <w:rStyle w:val="VerbatimChar"/>
+                <w:sz w:val="16"/>
+              </w:rPr>
+              <w:t xml:space="preserve">larger_clap_music</w:t>
+            </w:r>
+            <w:r>
+              <w:rPr>
+                <w:sz w:val="16"/>
+              </w:rPr>
+              <w:t xml:space="preserve"> </w:t>
+            </w:r>
+            <w:r>
+              <w:rPr>
+                <w:sz w:val="16"/>
+              </w:rPr>
+              <w:t xml:space="preserve">· Apache-2.0) 추출 경로가 섰고 배치·비교가 남았다 (O-68 · D-0231)</w:t>
+            </w:r>
+          </w:p>
+        </w:tc>
+      </w:tr>
+      <w:tr>
+        <w:tc>
+          <w:tcPr>
+            <w:tcW w:type="dxa" w:w="2128"/>
           </w:tcPr>
           <w:p>
             <w:pPr>
@@ -14656,7 +14675,7 @@
         </w:tc>
         <w:tc>
           <w:tcPr>
-            <w:tcW w:type="dxa" w:w="2609"/>
+            <w:tcW w:type="dxa" w:w="2567"/>
           </w:tcPr>
           <w:p>
             <w:pPr>
@@ -14673,7 +14692,7 @@
         </w:tc>
         <w:tc>
           <w:tcPr>
-            <w:tcW w:type="dxa" w:w="516"/>
+            <w:tcW w:type="dxa" w:w="514"/>
           </w:tcPr>
           <w:p>
             <w:pPr>
@@ -14690,7 +14709,7 @@
         </w:tc>
         <w:tc>
           <w:tcPr>
-            <w:tcW w:type="dxa" w:w="546"/>
+            <w:tcW w:type="dxa" w:w="542"/>
           </w:tcPr>
           <w:p>
             <w:pPr>
@@ -14707,7 +14726,7 @@
         </w:tc>
         <w:tc>
           <w:tcPr>
-            <w:tcW w:type="dxa" w:w="703"/>
+            <w:tcW w:type="dxa" w:w="699"/>
           </w:tcPr>
           <w:p>
             <w:pPr>
@@ -14724,7 +14743,7 @@
         </w:tc>
         <w:tc>
           <w:tcPr>
-            <w:tcW w:type="dxa" w:w="2551"/>
+            <w:tcW w:type="dxa" w:w="2621"/>
           </w:tcPr>
           <w:p>
             <w:pPr>
@@ -14743,7 +14762,7 @@
       <w:tr>
         <w:tc>
           <w:tcPr>
-            <w:tcW w:type="dxa" w:w="2146"/>
+            <w:tcW w:type="dxa" w:w="2128"/>
           </w:tcPr>
           <w:p>
             <w:pPr>
@@ -14760,7 +14779,7 @@
         </w:tc>
         <w:tc>
           <w:tcPr>
-            <w:tcW w:type="dxa" w:w="2609"/>
+            <w:tcW w:type="dxa" w:w="2567"/>
           </w:tcPr>
           <w:p>
             <w:pPr>
@@ -14777,7 +14796,7 @@
         </w:tc>
         <w:tc>
           <w:tcPr>
-            <w:tcW w:type="dxa" w:w="516"/>
+            <w:tcW w:type="dxa" w:w="514"/>
           </w:tcPr>
           <w:p>
             <w:pPr>
@@ -14794,7 +14813,7 @@
         </w:tc>
         <w:tc>
           <w:tcPr>
-            <w:tcW w:type="dxa" w:w="546"/>
+            <w:tcW w:type="dxa" w:w="542"/>
           </w:tcPr>
           <w:p>
             <w:pPr>
@@ -14811,7 +14830,7 @@
         </w:tc>
         <w:tc>
           <w:tcPr>
-            <w:tcW w:type="dxa" w:w="703"/>
+            <w:tcW w:type="dxa" w:w="699"/>
           </w:tcPr>
           <w:p>
             <w:pPr>
@@ -14828,7 +14847,7 @@
         </w:tc>
         <w:tc>
           <w:tcPr>
-            <w:tcW w:type="dxa" w:w="2551"/>
+            <w:tcW w:type="dxa" w:w="2621"/>
           </w:tcPr>
           <w:p>
             <w:pPr>

--- a/docs/proposal.docx
+++ b/docs/proposal.docx
@@ -13542,12 +13542,12 @@
         <w:tblLook w:firstRow="1" w:lastRow="0" w:firstColumn="0" w:lastColumn="0" w:noHBand="0" w:noVBand="0" w:val="0020"/>
       </w:tblPr>
       <w:tblGrid>
-        <w:gridCol w:w="2128"/>
-        <w:gridCol w:w="2567"/>
-        <w:gridCol w:w="513"/>
-        <w:gridCol w:w="542"/>
-        <w:gridCol w:w="698"/>
-        <w:gridCol w:w="2621"/>
+        <w:gridCol w:w="2117"/>
+        <w:gridCol w:w="2542"/>
+        <w:gridCol w:w="512"/>
+        <w:gridCol w:w="539"/>
+        <w:gridCol w:w="696"/>
+        <w:gridCol w:w="2663"/>
       </w:tblGrid>
       <w:tr>
         <w:trPr>
@@ -13555,7 +13555,7 @@
         </w:trPr>
         <w:tc>
           <w:tcPr>
-            <w:tcW w:type="dxa" w:w="2128"/>
+            <w:tcW w:type="dxa" w:w="2118"/>
             <w:shd w:val="clear" w:color="auto" w:fill="E8EEF5"/>
           </w:tcPr>
           <w:p>
@@ -13575,7 +13575,7 @@
         </w:tc>
         <w:tc>
           <w:tcPr>
-            <w:tcW w:type="dxa" w:w="2567"/>
+            <w:tcW w:type="dxa" w:w="2542"/>
             <w:shd w:val="clear" w:color="auto" w:fill="E8EEF5"/>
           </w:tcPr>
           <w:p>
@@ -13595,7 +13595,7 @@
         </w:tc>
         <w:tc>
           <w:tcPr>
-            <w:tcW w:type="dxa" w:w="514"/>
+            <w:tcW w:type="dxa" w:w="513"/>
             <w:shd w:val="clear" w:color="auto" w:fill="E8EEF5"/>
           </w:tcPr>
           <w:p>
@@ -13615,7 +13615,7 @@
         </w:tc>
         <w:tc>
           <w:tcPr>
-            <w:tcW w:type="dxa" w:w="542"/>
+            <w:tcW w:type="dxa" w:w="540"/>
             <w:shd w:val="clear" w:color="auto" w:fill="E8EEF5"/>
           </w:tcPr>
           <w:p>
@@ -13635,7 +13635,7 @@
         </w:tc>
         <w:tc>
           <w:tcPr>
-            <w:tcW w:type="dxa" w:w="699"/>
+            <w:tcW w:type="dxa" w:w="696"/>
             <w:shd w:val="clear" w:color="auto" w:fill="E8EEF5"/>
           </w:tcPr>
           <w:p>
@@ -13655,7 +13655,7 @@
         </w:tc>
         <w:tc>
           <w:tcPr>
-            <w:tcW w:type="dxa" w:w="2621"/>
+            <w:tcW w:type="dxa" w:w="2663"/>
             <w:shd w:val="clear" w:color="auto" w:fill="E8EEF5"/>
           </w:tcPr>
           <w:p>
@@ -13677,7 +13677,7 @@
       <w:tr>
         <w:tc>
           <w:tcPr>
-            <w:tcW w:type="dxa" w:w="2128"/>
+            <w:tcW w:type="dxa" w:w="2118"/>
           </w:tcPr>
           <w:p>
             <w:pPr>
@@ -13694,7 +13694,7 @@
         </w:tc>
         <w:tc>
           <w:tcPr>
-            <w:tcW w:type="dxa" w:w="2567"/>
+            <w:tcW w:type="dxa" w:w="2542"/>
           </w:tcPr>
           <w:p>
             <w:pPr>
@@ -13711,7 +13711,7 @@
         </w:tc>
         <w:tc>
           <w:tcPr>
-            <w:tcW w:type="dxa" w:w="514"/>
+            <w:tcW w:type="dxa" w:w="513"/>
           </w:tcPr>
           <w:p>
             <w:pPr>
@@ -13728,7 +13728,7 @@
         </w:tc>
         <w:tc>
           <w:tcPr>
-            <w:tcW w:type="dxa" w:w="542"/>
+            <w:tcW w:type="dxa" w:w="540"/>
           </w:tcPr>
           <w:p>
             <w:pPr>
@@ -13745,7 +13745,7 @@
         </w:tc>
         <w:tc>
           <w:tcPr>
-            <w:tcW w:type="dxa" w:w="699"/>
+            <w:tcW w:type="dxa" w:w="696"/>
           </w:tcPr>
           <w:p>
             <w:pPr>
@@ -13762,7 +13762,7 @@
         </w:tc>
         <w:tc>
           <w:tcPr>
-            <w:tcW w:type="dxa" w:w="2621"/>
+            <w:tcW w:type="dxa" w:w="2663"/>
           </w:tcPr>
           <w:p>
             <w:pPr>
@@ -13781,7 +13781,7 @@
       <w:tr>
         <w:tc>
           <w:tcPr>
-            <w:tcW w:type="dxa" w:w="2128"/>
+            <w:tcW w:type="dxa" w:w="2118"/>
           </w:tcPr>
           <w:p>
             <w:pPr>
@@ -13798,7 +13798,7 @@
         </w:tc>
         <w:tc>
           <w:tcPr>
-            <w:tcW w:type="dxa" w:w="2567"/>
+            <w:tcW w:type="dxa" w:w="2542"/>
           </w:tcPr>
           <w:p>
             <w:pPr>
@@ -13815,7 +13815,7 @@
         </w:tc>
         <w:tc>
           <w:tcPr>
-            <w:tcW w:type="dxa" w:w="514"/>
+            <w:tcW w:type="dxa" w:w="513"/>
           </w:tcPr>
           <w:p>
             <w:pPr>
@@ -13832,7 +13832,7 @@
         </w:tc>
         <w:tc>
           <w:tcPr>
-            <w:tcW w:type="dxa" w:w="542"/>
+            <w:tcW w:type="dxa" w:w="540"/>
           </w:tcPr>
           <w:p>
             <w:pPr>
@@ -13849,7 +13849,7 @@
         </w:tc>
         <w:tc>
           <w:tcPr>
-            <w:tcW w:type="dxa" w:w="699"/>
+            <w:tcW w:type="dxa" w:w="696"/>
           </w:tcPr>
           <w:p>
             <w:pPr>
@@ -13866,7 +13866,7 @@
         </w:tc>
         <w:tc>
           <w:tcPr>
-            <w:tcW w:type="dxa" w:w="2621"/>
+            <w:tcW w:type="dxa" w:w="2663"/>
           </w:tcPr>
           <w:p>
             <w:pPr>
@@ -13885,7 +13885,7 @@
       <w:tr>
         <w:tc>
           <w:tcPr>
-            <w:tcW w:type="dxa" w:w="2128"/>
+            <w:tcW w:type="dxa" w:w="2118"/>
           </w:tcPr>
           <w:p>
             <w:pPr>
@@ -13902,7 +13902,7 @@
         </w:tc>
         <w:tc>
           <w:tcPr>
-            <w:tcW w:type="dxa" w:w="2567"/>
+            <w:tcW w:type="dxa" w:w="2542"/>
           </w:tcPr>
           <w:p>
             <w:pPr>
@@ -13919,7 +13919,7 @@
         </w:tc>
         <w:tc>
           <w:tcPr>
-            <w:tcW w:type="dxa" w:w="514"/>
+            <w:tcW w:type="dxa" w:w="513"/>
           </w:tcPr>
           <w:p>
             <w:pPr>
@@ -13936,7 +13936,7 @@
         </w:tc>
         <w:tc>
           <w:tcPr>
-            <w:tcW w:type="dxa" w:w="542"/>
+            <w:tcW w:type="dxa" w:w="540"/>
           </w:tcPr>
           <w:p>
             <w:pPr>
@@ -13953,7 +13953,7 @@
         </w:tc>
         <w:tc>
           <w:tcPr>
-            <w:tcW w:type="dxa" w:w="699"/>
+            <w:tcW w:type="dxa" w:w="696"/>
           </w:tcPr>
           <w:p>
             <w:pPr>
@@ -13970,7 +13970,7 @@
         </w:tc>
         <w:tc>
           <w:tcPr>
-            <w:tcW w:type="dxa" w:w="2621"/>
+            <w:tcW w:type="dxa" w:w="2663"/>
           </w:tcPr>
           <w:p>
             <w:pPr>
@@ -13989,7 +13989,7 @@
       <w:tr>
         <w:tc>
           <w:tcPr>
-            <w:tcW w:type="dxa" w:w="2128"/>
+            <w:tcW w:type="dxa" w:w="2118"/>
           </w:tcPr>
           <w:p>
             <w:pPr>
@@ -14006,7 +14006,7 @@
         </w:tc>
         <w:tc>
           <w:tcPr>
-            <w:tcW w:type="dxa" w:w="2567"/>
+            <w:tcW w:type="dxa" w:w="2542"/>
           </w:tcPr>
           <w:p>
             <w:pPr>
@@ -14023,7 +14023,7 @@
         </w:tc>
         <w:tc>
           <w:tcPr>
-            <w:tcW w:type="dxa" w:w="514"/>
+            <w:tcW w:type="dxa" w:w="513"/>
           </w:tcPr>
           <w:p>
             <w:pPr>
@@ -14040,7 +14040,7 @@
         </w:tc>
         <w:tc>
           <w:tcPr>
-            <w:tcW w:type="dxa" w:w="542"/>
+            <w:tcW w:type="dxa" w:w="540"/>
           </w:tcPr>
           <w:p>
             <w:pPr>
@@ -14057,7 +14057,7 @@
         </w:tc>
         <w:tc>
           <w:tcPr>
-            <w:tcW w:type="dxa" w:w="699"/>
+            <w:tcW w:type="dxa" w:w="696"/>
           </w:tcPr>
           <w:p>
             <w:pPr>
@@ -14074,7 +14074,7 @@
         </w:tc>
         <w:tc>
           <w:tcPr>
-            <w:tcW w:type="dxa" w:w="2621"/>
+            <w:tcW w:type="dxa" w:w="2663"/>
           </w:tcPr>
           <w:p>
             <w:pPr>
@@ -14093,7 +14093,7 @@
       <w:tr>
         <w:tc>
           <w:tcPr>
-            <w:tcW w:type="dxa" w:w="2128"/>
+            <w:tcW w:type="dxa" w:w="2118"/>
           </w:tcPr>
           <w:p>
             <w:pPr>
@@ -14110,7 +14110,7 @@
         </w:tc>
         <w:tc>
           <w:tcPr>
-            <w:tcW w:type="dxa" w:w="2567"/>
+            <w:tcW w:type="dxa" w:w="2542"/>
           </w:tcPr>
           <w:p>
             <w:pPr>
@@ -14127,7 +14127,7 @@
         </w:tc>
         <w:tc>
           <w:tcPr>
-            <w:tcW w:type="dxa" w:w="514"/>
+            <w:tcW w:type="dxa" w:w="513"/>
           </w:tcPr>
           <w:p>
             <w:pPr>
@@ -14144,7 +14144,7 @@
         </w:tc>
         <w:tc>
           <w:tcPr>
-            <w:tcW w:type="dxa" w:w="542"/>
+            <w:tcW w:type="dxa" w:w="540"/>
           </w:tcPr>
           <w:p>
             <w:pPr>
@@ -14161,7 +14161,7 @@
         </w:tc>
         <w:tc>
           <w:tcPr>
-            <w:tcW w:type="dxa" w:w="699"/>
+            <w:tcW w:type="dxa" w:w="696"/>
           </w:tcPr>
           <w:p>
             <w:pPr>
@@ -14178,7 +14178,7 @@
         </w:tc>
         <w:tc>
           <w:tcPr>
-            <w:tcW w:type="dxa" w:w="2621"/>
+            <w:tcW w:type="dxa" w:w="2663"/>
           </w:tcPr>
           <w:p>
             <w:pPr>
@@ -14197,7 +14197,7 @@
       <w:tr>
         <w:tc>
           <w:tcPr>
-            <w:tcW w:type="dxa" w:w="2128"/>
+            <w:tcW w:type="dxa" w:w="2118"/>
           </w:tcPr>
           <w:p>
             <w:pPr>
@@ -14214,7 +14214,7 @@
         </w:tc>
         <w:tc>
           <w:tcPr>
-            <w:tcW w:type="dxa" w:w="2567"/>
+            <w:tcW w:type="dxa" w:w="2542"/>
           </w:tcPr>
           <w:p>
             <w:pPr>
@@ -14231,7 +14231,7 @@
         </w:tc>
         <w:tc>
           <w:tcPr>
-            <w:tcW w:type="dxa" w:w="514"/>
+            <w:tcW w:type="dxa" w:w="513"/>
           </w:tcPr>
           <w:p>
             <w:pPr>
@@ -14248,7 +14248,7 @@
         </w:tc>
         <w:tc>
           <w:tcPr>
-            <w:tcW w:type="dxa" w:w="542"/>
+            <w:tcW w:type="dxa" w:w="540"/>
           </w:tcPr>
           <w:p>
             <w:pPr>
@@ -14265,7 +14265,7 @@
         </w:tc>
         <w:tc>
           <w:tcPr>
-            <w:tcW w:type="dxa" w:w="699"/>
+            <w:tcW w:type="dxa" w:w="696"/>
           </w:tcPr>
           <w:p>
             <w:pPr>
@@ -14282,7 +14282,7 @@
         </w:tc>
         <w:tc>
           <w:tcPr>
-            <w:tcW w:type="dxa" w:w="2621"/>
+            <w:tcW w:type="dxa" w:w="2663"/>
           </w:tcPr>
           <w:p>
             <w:pPr>
@@ -14301,7 +14301,7 @@
       <w:tr>
         <w:tc>
           <w:tcPr>
-            <w:tcW w:type="dxa" w:w="2128"/>
+            <w:tcW w:type="dxa" w:w="2118"/>
           </w:tcPr>
           <w:p>
             <w:pPr>
@@ -14318,7 +14318,7 @@
         </w:tc>
         <w:tc>
           <w:tcPr>
-            <w:tcW w:type="dxa" w:w="2567"/>
+            <w:tcW w:type="dxa" w:w="2542"/>
           </w:tcPr>
           <w:p>
             <w:pPr>
@@ -14335,7 +14335,7 @@
         </w:tc>
         <w:tc>
           <w:tcPr>
-            <w:tcW w:type="dxa" w:w="514"/>
+            <w:tcW w:type="dxa" w:w="513"/>
           </w:tcPr>
           <w:p>
             <w:pPr>
@@ -14352,7 +14352,7 @@
         </w:tc>
         <w:tc>
           <w:tcPr>
-            <w:tcW w:type="dxa" w:w="542"/>
+            <w:tcW w:type="dxa" w:w="540"/>
           </w:tcPr>
           <w:p>
             <w:pPr>
@@ -14369,7 +14369,7 @@
         </w:tc>
         <w:tc>
           <w:tcPr>
-            <w:tcW w:type="dxa" w:w="699"/>
+            <w:tcW w:type="dxa" w:w="696"/>
           </w:tcPr>
           <w:p>
             <w:pPr>
@@ -14386,7 +14386,7 @@
         </w:tc>
         <w:tc>
           <w:tcPr>
-            <w:tcW w:type="dxa" w:w="2621"/>
+            <w:tcW w:type="dxa" w:w="2663"/>
           </w:tcPr>
           <w:p>
             <w:pPr>
@@ -14405,7 +14405,7 @@
       <w:tr>
         <w:tc>
           <w:tcPr>
-            <w:tcW w:type="dxa" w:w="2128"/>
+            <w:tcW w:type="dxa" w:w="2118"/>
           </w:tcPr>
           <w:p>
             <w:pPr>
@@ -14422,7 +14422,7 @@
         </w:tc>
         <w:tc>
           <w:tcPr>
-            <w:tcW w:type="dxa" w:w="2567"/>
+            <w:tcW w:type="dxa" w:w="2542"/>
           </w:tcPr>
           <w:p>
             <w:pPr>
@@ -14439,7 +14439,7 @@
         </w:tc>
         <w:tc>
           <w:tcPr>
-            <w:tcW w:type="dxa" w:w="514"/>
+            <w:tcW w:type="dxa" w:w="513"/>
           </w:tcPr>
           <w:p>
             <w:pPr>
@@ -14456,7 +14456,7 @@
         </w:tc>
         <w:tc>
           <w:tcPr>
-            <w:tcW w:type="dxa" w:w="542"/>
+            <w:tcW w:type="dxa" w:w="540"/>
           </w:tcPr>
           <w:p>
             <w:pPr>
@@ -14473,7 +14473,7 @@
         </w:tc>
         <w:tc>
           <w:tcPr>
-            <w:tcW w:type="dxa" w:w="699"/>
+            <w:tcW w:type="dxa" w:w="696"/>
           </w:tcPr>
           <w:p>
             <w:pPr>
@@ -14490,7 +14490,7 @@
         </w:tc>
         <w:tc>
           <w:tcPr>
-            <w:tcW w:type="dxa" w:w="2621"/>
+            <w:tcW w:type="dxa" w:w="2663"/>
           </w:tcPr>
           <w:p>
             <w:pPr>
@@ -14509,7 +14509,7 @@
       <w:tr>
         <w:tc>
           <w:tcPr>
-            <w:tcW w:type="dxa" w:w="2128"/>
+            <w:tcW w:type="dxa" w:w="2118"/>
           </w:tcPr>
           <w:p>
             <w:pPr>
@@ -14526,7 +14526,7 @@
         </w:tc>
         <w:tc>
           <w:tcPr>
-            <w:tcW w:type="dxa" w:w="2567"/>
+            <w:tcW w:type="dxa" w:w="2542"/>
           </w:tcPr>
           <w:p>
             <w:pPr>
@@ -14543,7 +14543,7 @@
         </w:tc>
         <w:tc>
           <w:tcPr>
-            <w:tcW w:type="dxa" w:w="514"/>
+            <w:tcW w:type="dxa" w:w="513"/>
           </w:tcPr>
           <w:p>
             <w:pPr>
@@ -14560,7 +14560,7 @@
         </w:tc>
         <w:tc>
           <w:tcPr>
-            <w:tcW w:type="dxa" w:w="542"/>
+            <w:tcW w:type="dxa" w:w="540"/>
           </w:tcPr>
           <w:p>
             <w:pPr>
@@ -14577,7 +14577,7 @@
         </w:tc>
         <w:tc>
           <w:tcPr>
-            <w:tcW w:type="dxa" w:w="699"/>
+            <w:tcW w:type="dxa" w:w="696"/>
           </w:tcPr>
           <w:p>
             <w:pPr>
@@ -14594,7 +14594,7 @@
         </w:tc>
         <w:tc>
           <w:tcPr>
-            <w:tcW w:type="dxa" w:w="2621"/>
+            <w:tcW w:type="dxa" w:w="2663"/>
           </w:tcPr>
           <w:p>
             <w:pPr>
@@ -14650,15 +14650,41 @@
               <w:rPr>
                 <w:sz w:val="16"/>
               </w:rPr>
-              <w:t xml:space="preserve">· Apache-2.0) 추출 경로가 섰고 배치·비교가 남았다 (O-68 · D-0231)</w:t>
-            </w:r>
-          </w:p>
-        </w:tc>
-      </w:tr>
-      <w:tr>
-        <w:tc>
-          <w:tcPr>
-            <w:tcW w:type="dxa" w:w="2128"/>
+              <w:t xml:space="preserve">· Apache-2.0) 경로가 섰다.</w:t>
+            </w:r>
+            <w:r>
+              <w:rPr>
+                <w:sz w:val="16"/>
+              </w:rPr>
+              <w:t xml:space="preserve"> </w:t>
+            </w:r>
+            <w:r>
+              <w:rPr>
+                <w:b/>
+                <w:bCs/>
+                <w:sz w:val="16"/>
+              </w:rPr>
+              <w:t xml:space="preserve">첫 배치는 임베딩이 아니라 은닉 상태를 쌓았고 6GB를 버렸다</w:t>
+            </w:r>
+            <w:r>
+              <w:rPr>
+                <w:sz w:val="16"/>
+              </w:rPr>
+              <w:t xml:space="preserve"> </w:t>
+            </w:r>
+            <w:r>
+              <w:rPr>
+                <w:sz w:val="16"/>
+              </w:rPr>
+              <w:t xml:space="preserve">(D-0233). 다시 뽑아 비교하면 O-68이 닫힌다</w:t>
+            </w:r>
+          </w:p>
+        </w:tc>
+      </w:tr>
+      <w:tr>
+        <w:tc>
+          <w:tcPr>
+            <w:tcW w:type="dxa" w:w="2118"/>
           </w:tcPr>
           <w:p>
             <w:pPr>
@@ -14675,7 +14701,7 @@
         </w:tc>
         <w:tc>
           <w:tcPr>
-            <w:tcW w:type="dxa" w:w="2567"/>
+            <w:tcW w:type="dxa" w:w="2542"/>
           </w:tcPr>
           <w:p>
             <w:pPr>
@@ -14692,7 +14718,7 @@
         </w:tc>
         <w:tc>
           <w:tcPr>
-            <w:tcW w:type="dxa" w:w="514"/>
+            <w:tcW w:type="dxa" w:w="513"/>
           </w:tcPr>
           <w:p>
             <w:pPr>
@@ -14709,7 +14735,7 @@
         </w:tc>
         <w:tc>
           <w:tcPr>
-            <w:tcW w:type="dxa" w:w="542"/>
+            <w:tcW w:type="dxa" w:w="540"/>
           </w:tcPr>
           <w:p>
             <w:pPr>
@@ -14726,7 +14752,7 @@
         </w:tc>
         <w:tc>
           <w:tcPr>
-            <w:tcW w:type="dxa" w:w="699"/>
+            <w:tcW w:type="dxa" w:w="696"/>
           </w:tcPr>
           <w:p>
             <w:pPr>
@@ -14743,7 +14769,7 @@
         </w:tc>
         <w:tc>
           <w:tcPr>
-            <w:tcW w:type="dxa" w:w="2621"/>
+            <w:tcW w:type="dxa" w:w="2663"/>
           </w:tcPr>
           <w:p>
             <w:pPr>
@@ -14762,7 +14788,7 @@
       <w:tr>
         <w:tc>
           <w:tcPr>
-            <w:tcW w:type="dxa" w:w="2128"/>
+            <w:tcW w:type="dxa" w:w="2118"/>
           </w:tcPr>
           <w:p>
             <w:pPr>
@@ -14779,7 +14805,7 @@
         </w:tc>
         <w:tc>
           <w:tcPr>
-            <w:tcW w:type="dxa" w:w="2567"/>
+            <w:tcW w:type="dxa" w:w="2542"/>
           </w:tcPr>
           <w:p>
             <w:pPr>
@@ -14796,7 +14822,7 @@
         </w:tc>
         <w:tc>
           <w:tcPr>
-            <w:tcW w:type="dxa" w:w="514"/>
+            <w:tcW w:type="dxa" w:w="513"/>
           </w:tcPr>
           <w:p>
             <w:pPr>
@@ -14813,7 +14839,7 @@
         </w:tc>
         <w:tc>
           <w:tcPr>
-            <w:tcW w:type="dxa" w:w="542"/>
+            <w:tcW w:type="dxa" w:w="540"/>
           </w:tcPr>
           <w:p>
             <w:pPr>
@@ -14830,7 +14856,7 @@
         </w:tc>
         <w:tc>
           <w:tcPr>
-            <w:tcW w:type="dxa" w:w="699"/>
+            <w:tcW w:type="dxa" w:w="696"/>
           </w:tcPr>
           <w:p>
             <w:pPr>
@@ -14847,7 +14873,7 @@
         </w:tc>
         <w:tc>
           <w:tcPr>
-            <w:tcW w:type="dxa" w:w="2621"/>
+            <w:tcW w:type="dxa" w:w="2663"/>
           </w:tcPr>
           <w:p>
             <w:pPr>
@@ -30725,7 +30751,7 @@
     <w:tbl>
       <w:tblPr>
         <w:tblStyle w:val="Table"/>
-        <w:tblW w:w="9071" w:type="dxa"/>
+        <w:tblW w:w="9072" w:type="dxa"/>
         <w:tblBorders>
           <w:top w:val="single" w:sz="4" w:color="BFC8D3"/>
           <w:left w:val="single" w:sz="4" w:color="BFC8D3"/>
@@ -30738,9 +30764,9 @@
         <w:tblLook w:firstRow="1" w:lastRow="0" w:firstColumn="0" w:lastColumn="0" w:noHBand="0" w:noVBand="0" w:val="0020"/>
       </w:tblPr>
       <w:tblGrid>
-        <w:gridCol w:w="994"/>
-        <w:gridCol w:w="3315"/>
-        <w:gridCol w:w="4761"/>
+        <w:gridCol w:w="1096"/>
+        <w:gridCol w:w="3219"/>
+        <w:gridCol w:w="4755"/>
       </w:tblGrid>
       <w:tr>
         <w:trPr>
@@ -30748,7 +30774,7 @@
         </w:trPr>
         <w:tc>
           <w:tcPr>
-            <w:tcW w:type="dxa" w:w="995"/>
+            <w:tcW w:type="dxa" w:w="1097"/>
             <w:shd w:val="clear" w:color="auto" w:fill="E8EEF5"/>
           </w:tcPr>
           <w:p>
@@ -30768,7 +30794,7 @@
         </w:tc>
         <w:tc>
           <w:tcPr>
-            <w:tcW w:type="dxa" w:w="3316"/>
+            <w:tcW w:type="dxa" w:w="3220"/>
             <w:shd w:val="clear" w:color="auto" w:fill="E8EEF5"/>
           </w:tcPr>
           <w:p>
@@ -30788,7 +30814,7 @@
         </w:tc>
         <w:tc>
           <w:tcPr>
-            <w:tcW w:type="dxa" w:w="4762"/>
+            <w:tcW w:type="dxa" w:w="4755"/>
             <w:shd w:val="clear" w:color="auto" w:fill="E8EEF5"/>
           </w:tcPr>
           <w:p>
@@ -30810,7 +30836,7 @@
       <w:tr>
         <w:tc>
           <w:tcPr>
-            <w:tcW w:type="dxa" w:w="995"/>
+            <w:tcW w:type="dxa" w:w="1097"/>
           </w:tcPr>
           <w:p>
             <w:pPr>
@@ -30827,7 +30853,7 @@
         </w:tc>
         <w:tc>
           <w:tcPr>
-            <w:tcW w:type="dxa" w:w="3316"/>
+            <w:tcW w:type="dxa" w:w="3220"/>
           </w:tcPr>
           <w:p>
             <w:pPr>
@@ -30857,26 +30883,175 @@
         </w:tc>
         <w:tc>
           <w:tcPr>
-            <w:tcW w:type="dxa" w:w="4762"/>
-          </w:tcPr>
-          <w:p>
-            <w:pPr>
-              <w:pStyle w:val="Compact"/>
-              <w:spacing w:after="0" w:line="264" w:lineRule="auto"/>
-            </w:pPr>
-            <w:r>
-              <w:rPr>
-                <w:sz w:val="16"/>
-              </w:rPr>
-              <w:t xml:space="preserve">MERT 13층 × 5소스 · 크로마 · 온셋 · 음고 · 무음. 추출 조건을 manifest에 적는다 (D-0211)</w:t>
-            </w:r>
-          </w:p>
-        </w:tc>
-      </w:tr>
-      <w:tr>
-        <w:tc>
-          <w:tcPr>
-            <w:tcW w:type="dxa" w:w="995"/>
+            <w:tcW w:type="dxa" w:w="4755"/>
+          </w:tcPr>
+          <w:p>
+            <w:pPr>
+              <w:pStyle w:val="Compact"/>
+              <w:spacing w:after="0" w:line="264" w:lineRule="auto"/>
+            </w:pPr>
+            <w:r>
+              <w:rPr>
+                <w:sz w:val="16"/>
+              </w:rPr>
+              <w:t xml:space="preserve">MERT 13층 × 5소스 · 크로마 · 온셋 · 음고 · 무음. 추출 조건을 manifest에 적는다 (D-0211). 검색 하네스는</w:t>
+            </w:r>
+            <w:r>
+              <w:rPr>
+                <w:sz w:val="16"/>
+              </w:rPr>
+              <w:t xml:space="preserve"> </w:t>
+            </w:r>
+            <w:r>
+              <w:rPr>
+                <w:rStyle w:val="VerbatimChar"/>
+                <w:sz w:val="16"/>
+              </w:rPr>
+              <w:t xml:space="preserve">BundleFeatureSource</w:t>
+            </w:r>
+            <w:r>
+              <w:rPr>
+                <w:sz w:val="16"/>
+              </w:rPr>
+              <w:t xml:space="preserve">로 읽는다 —</w:t>
+            </w:r>
+            <w:r>
+              <w:rPr>
+                <w:sz w:val="16"/>
+              </w:rPr>
+              <w:t xml:space="preserve"> </w:t>
+            </w:r>
+            <w:r>
+              <w:rPr>
+                <w:rStyle w:val="VerbatimChar"/>
+                <w:sz w:val="16"/>
+              </w:rPr>
+              <w:t xml:space="preserve">--keys mert/mixture/layer00</w:t>
+            </w:r>
+            <w:r>
+              <w:rPr>
+                <w:sz w:val="16"/>
+              </w:rPr>
+              <w:t xml:space="preserve"> </w:t>
+            </w:r>
+            <w:r>
+              <w:rPr>
+                <w:sz w:val="16"/>
+              </w:rPr>
+              <w:t xml:space="preserve">(D-0233)</w:t>
+            </w:r>
+          </w:p>
+        </w:tc>
+      </w:tr>
+      <w:tr>
+        <w:tc>
+          <w:tcPr>
+            <w:tcW w:type="dxa" w:w="1097"/>
+          </w:tcPr>
+          <w:p>
+            <w:pPr>
+              <w:pStyle w:val="Compact"/>
+              <w:spacing w:after="0" w:line="264" w:lineRule="auto"/>
+            </w:pPr>
+            <w:r>
+              <w:rPr>
+                <w:sz w:val="16"/>
+              </w:rPr>
+              <w:t xml:space="preserve">CLAP 임베딩</w:t>
+            </w:r>
+          </w:p>
+        </w:tc>
+        <w:tc>
+          <w:tcPr>
+            <w:tcW w:type="dxa" w:w="3220"/>
+          </w:tcPr>
+          <w:p>
+            <w:pPr>
+              <w:pStyle w:val="Compact"/>
+              <w:spacing w:after="0" w:line="264" w:lineRule="auto"/>
+            </w:pPr>
+            <w:r>
+              <w:rPr>
+                <w:rStyle w:val="VerbatimChar"/>
+                <w:sz w:val="16"/>
+              </w:rPr>
+              <w:t xml:space="preserve">var/ingest/clap/features/</w:t>
+            </w:r>
+            <w:r>
+              <w:rPr>
+                <w:sz w:val="16"/>
+              </w:rPr>
+              <w:t xml:space="preserve"> </w:t>
+            </w:r>
+            <w:r>
+              <w:rPr>
+                <w:sz w:val="16"/>
+              </w:rPr>
+              <w:t xml:space="preserve">+</w:t>
+            </w:r>
+            <w:r>
+              <w:rPr>
+                <w:sz w:val="16"/>
+              </w:rPr>
+              <w:t xml:space="preserve"> </w:t>
+            </w:r>
+            <w:r>
+              <w:rPr>
+                <w:rStyle w:val="VerbatimChar"/>
+                <w:sz w:val="16"/>
+              </w:rPr>
+              <w:t xml:space="preserve">clap.manifest.json</w:t>
+            </w:r>
+          </w:p>
+        </w:tc>
+        <w:tc>
+          <w:tcPr>
+            <w:tcW w:type="dxa" w:w="4755"/>
+          </w:tcPr>
+          <w:p>
+            <w:pPr>
+              <w:pStyle w:val="Compact"/>
+              <w:spacing w:after="0" w:line="264" w:lineRule="auto"/>
+            </w:pPr>
+            <w:r>
+              <w:rPr>
+                <w:sz w:val="16"/>
+              </w:rPr>
+              <w:t xml:space="preserve">곡당 (청크, 512) 하나.</w:t>
+            </w:r>
+            <w:r>
+              <w:rPr>
+                <w:sz w:val="16"/>
+              </w:rPr>
+              <w:t xml:space="preserve"> </w:t>
+            </w:r>
+            <w:r>
+              <w:rPr>
+                <w:b/>
+                <w:bCs/>
+                <w:sz w:val="16"/>
+              </w:rPr>
+              <w:t xml:space="preserve">2차원이 아니면 저장소가 거부한다</w:t>
+            </w:r>
+            <w:r>
+              <w:rPr>
+                <w:sz w:val="16"/>
+              </w:rPr>
+              <w:t xml:space="preserve"> </w:t>
+            </w:r>
+            <w:r>
+              <w:rPr>
+                <w:sz w:val="16"/>
+              </w:rPr>
+              <w:t xml:space="preserve">(D-0233)</w:t>
+            </w:r>
+          </w:p>
+        </w:tc>
+      </w:tr>
+      <w:tr>
+        <w:tc>
+          <w:tcPr>
+            <w:tcW w:type="dxa" w:w="1097"/>
           </w:tcPr>
           <w:p>
             <w:pPr>
@@ -30893,7 +31068,7 @@
         </w:tc>
         <w:tc>
           <w:tcPr>
-            <w:tcW w:type="dxa" w:w="3316"/>
+            <w:tcW w:type="dxa" w:w="3220"/>
           </w:tcPr>
           <w:p>
             <w:pPr>
@@ -30910,7 +31085,7 @@
         </w:tc>
         <w:tc>
           <w:tcPr>
-            <w:tcW w:type="dxa" w:w="4762"/>
+            <w:tcW w:type="dxa" w:w="4755"/>
           </w:tcPr>
           <w:p>
             <w:pPr>
@@ -30929,7 +31104,7 @@
       <w:tr>
         <w:tc>
           <w:tcPr>
-            <w:tcW w:type="dxa" w:w="995"/>
+            <w:tcW w:type="dxa" w:w="1097"/>
           </w:tcPr>
           <w:p>
             <w:pPr>
@@ -30946,7 +31121,7 @@
         </w:tc>
         <w:tc>
           <w:tcPr>
-            <w:tcW w:type="dxa" w:w="3316"/>
+            <w:tcW w:type="dxa" w:w="3220"/>
           </w:tcPr>
           <w:p>
             <w:pPr>
@@ -30976,7 +31151,7 @@
         </w:tc>
         <w:tc>
           <w:tcPr>
-            <w:tcW w:type="dxa" w:w="4762"/>
+            <w:tcW w:type="dxa" w:w="4755"/>
           </w:tcPr>
           <w:p>
             <w:pPr>

--- a/docs/proposal.docx
+++ b/docs/proposal.docx
@@ -43776,9 +43776,9 @@
         <w:tblLook w:firstRow="1" w:lastRow="0" w:firstColumn="0" w:lastColumn="0" w:noHBand="0" w:noVBand="0" w:val="0020"/>
       </w:tblPr>
       <w:tblGrid>
-        <w:gridCol w:w="1069"/>
-        <w:gridCol w:w="1654"/>
-        <w:gridCol w:w="6348"/>
+        <w:gridCol w:w="1065"/>
+        <w:gridCol w:w="1643"/>
+        <w:gridCol w:w="6362"/>
       </w:tblGrid>
       <w:tr>
         <w:trPr>
@@ -43786,7 +43786,7 @@
         </w:trPr>
         <w:tc>
           <w:tcPr>
-            <w:tcW w:type="dxa" w:w="1070"/>
+            <w:tcW w:type="dxa" w:w="1066"/>
             <w:shd w:val="clear" w:color="auto" w:fill="E8EEF5"/>
           </w:tcPr>
           <w:p>
@@ -43806,7 +43806,7 @@
         </w:tc>
         <w:tc>
           <w:tcPr>
-            <w:tcW w:type="dxa" w:w="1654"/>
+            <w:tcW w:type="dxa" w:w="1644"/>
             <w:shd w:val="clear" w:color="auto" w:fill="E8EEF5"/>
           </w:tcPr>
           <w:p>
@@ -43826,7 +43826,7 @@
         </w:tc>
         <w:tc>
           <w:tcPr>
-            <w:tcW w:type="dxa" w:w="6348"/>
+            <w:tcW w:type="dxa" w:w="6362"/>
             <w:shd w:val="clear" w:color="auto" w:fill="E8EEF5"/>
           </w:tcPr>
           <w:p>
@@ -43848,7 +43848,7 @@
       <w:tr>
         <w:tc>
           <w:tcPr>
-            <w:tcW w:type="dxa" w:w="1070"/>
+            <w:tcW w:type="dxa" w:w="1066"/>
           </w:tcPr>
           <w:p>
             <w:pPr>
@@ -43865,7 +43865,7 @@
         </w:tc>
         <w:tc>
           <w:tcPr>
-            <w:tcW w:type="dxa" w:w="1654"/>
+            <w:tcW w:type="dxa" w:w="1644"/>
           </w:tcPr>
           <w:p>
             <w:pPr>
@@ -43882,7 +43882,7 @@
         </w:tc>
         <w:tc>
           <w:tcPr>
-            <w:tcW w:type="dxa" w:w="6348"/>
+            <w:tcW w:type="dxa" w:w="6362"/>
           </w:tcPr>
           <w:p>
             <w:pPr>
@@ -43915,7 +43915,7 @@
       <w:tr>
         <w:tc>
           <w:tcPr>
-            <w:tcW w:type="dxa" w:w="1070"/>
+            <w:tcW w:type="dxa" w:w="1066"/>
           </w:tcPr>
           <w:p>
             <w:pPr>
@@ -43932,7 +43932,7 @@
         </w:tc>
         <w:tc>
           <w:tcPr>
-            <w:tcW w:type="dxa" w:w="1654"/>
+            <w:tcW w:type="dxa" w:w="1644"/>
           </w:tcPr>
           <w:p>
             <w:pPr>
@@ -43949,7 +43949,7 @@
         </w:tc>
         <w:tc>
           <w:tcPr>
-            <w:tcW w:type="dxa" w:w="6348"/>
+            <w:tcW w:type="dxa" w:w="6362"/>
           </w:tcPr>
           <w:p>
             <w:pPr>
@@ -43974,13 +43974,13 @@
                 <w:bCs/>
                 <w:sz w:val="16"/>
               </w:rPr>
-              <w:t xml:space="preserve">게이트</w:t>
-            </w:r>
-            <w:r>
-              <w:rPr>
-                <w:sz w:val="16"/>
-              </w:rPr>
-              <w:t xml:space="preserve">.</w:t>
+              <w:t xml:space="preserve">식별 판정</w:t>
+            </w:r>
+            <w:r>
+              <w:rPr>
+                <w:sz w:val="16"/>
+              </w:rPr>
+              <w:t xml:space="preserve">이며 붕괴 판정과 갈라져 있다 (D-0234).</w:t>
             </w:r>
             <w:r>
               <w:rPr>
@@ -44014,7 +44014,7 @@
       <w:tr>
         <w:tc>
           <w:tcPr>
-            <w:tcW w:type="dxa" w:w="1070"/>
+            <w:tcW w:type="dxa" w:w="1066"/>
           </w:tcPr>
           <w:p>
             <w:pPr>
@@ -44031,7 +44031,7 @@
         </w:tc>
         <w:tc>
           <w:tcPr>
-            <w:tcW w:type="dxa" w:w="1654"/>
+            <w:tcW w:type="dxa" w:w="1644"/>
           </w:tcPr>
           <w:p>
             <w:pPr>
@@ -44048,7 +44048,7 @@
         </w:tc>
         <w:tc>
           <w:tcPr>
-            <w:tcW w:type="dxa" w:w="6348"/>
+            <w:tcW w:type="dxa" w:w="6362"/>
           </w:tcPr>
           <w:p>
             <w:pPr>
@@ -44069,7 +44069,7 @@
       <w:tr>
         <w:tc>
           <w:tcPr>
-            <w:tcW w:type="dxa" w:w="1070"/>
+            <w:tcW w:type="dxa" w:w="1066"/>
           </w:tcPr>
           <w:p>
             <w:pPr>
@@ -44086,7 +44086,7 @@
         </w:tc>
         <w:tc>
           <w:tcPr>
-            <w:tcW w:type="dxa" w:w="1654"/>
+            <w:tcW w:type="dxa" w:w="1644"/>
           </w:tcPr>
           <w:p>
             <w:pPr>
@@ -44103,7 +44103,7 @@
         </w:tc>
         <w:tc>
           <w:tcPr>
-            <w:tcW w:type="dxa" w:w="6348"/>
+            <w:tcW w:type="dxa" w:w="6362"/>
           </w:tcPr>
           <w:p>
             <w:pPr>
@@ -44124,7 +44124,7 @@
       <w:tr>
         <w:tc>
           <w:tcPr>
-            <w:tcW w:type="dxa" w:w="1070"/>
+            <w:tcW w:type="dxa" w:w="1066"/>
           </w:tcPr>
           <w:p>
             <w:pPr>
@@ -44141,7 +44141,7 @@
         </w:tc>
         <w:tc>
           <w:tcPr>
-            <w:tcW w:type="dxa" w:w="1654"/>
+            <w:tcW w:type="dxa" w:w="1644"/>
           </w:tcPr>
           <w:p>
             <w:pPr>
@@ -44158,7 +44158,7 @@
         </w:tc>
         <w:tc>
           <w:tcPr>
-            <w:tcW w:type="dxa" w:w="6348"/>
+            <w:tcW w:type="dxa" w:w="6362"/>
           </w:tcPr>
           <w:p>
             <w:pPr>
@@ -44185,7 +44185,7 @@
       <w:tr>
         <w:tc>
           <w:tcPr>
-            <w:tcW w:type="dxa" w:w="1070"/>
+            <w:tcW w:type="dxa" w:w="1066"/>
           </w:tcPr>
           <w:p>
             <w:pPr>
@@ -44202,7 +44202,7 @@
         </w:tc>
         <w:tc>
           <w:tcPr>
-            <w:tcW w:type="dxa" w:w="1654"/>
+            <w:tcW w:type="dxa" w:w="1644"/>
           </w:tcPr>
           <w:p>
             <w:pPr>
@@ -44219,7 +44219,7 @@
         </w:tc>
         <w:tc>
           <w:tcPr>
-            <w:tcW w:type="dxa" w:w="6348"/>
+            <w:tcW w:type="dxa" w:w="6362"/>
           </w:tcPr>
           <w:p>
             <w:pPr>
@@ -44272,7 +44272,7 @@
       <w:tr>
         <w:tc>
           <w:tcPr>
-            <w:tcW w:type="dxa" w:w="1070"/>
+            <w:tcW w:type="dxa" w:w="1066"/>
           </w:tcPr>
           <w:p>
             <w:pPr>
@@ -44289,7 +44289,7 @@
         </w:tc>
         <w:tc>
           <w:tcPr>
-            <w:tcW w:type="dxa" w:w="1654"/>
+            <w:tcW w:type="dxa" w:w="1644"/>
           </w:tcPr>
           <w:p>
             <w:pPr>
@@ -44306,7 +44306,7 @@
         </w:tc>
         <w:tc>
           <w:tcPr>
-            <w:tcW w:type="dxa" w:w="6348"/>
+            <w:tcW w:type="dxa" w:w="6362"/>
           </w:tcPr>
           <w:p>
             <w:pPr>
@@ -44462,7 +44462,7 @@
       <w:tr>
         <w:tc>
           <w:tcPr>
-            <w:tcW w:type="dxa" w:w="1070"/>
+            <w:tcW w:type="dxa" w:w="1066"/>
           </w:tcPr>
           <w:p>
             <w:pPr>
@@ -44479,7 +44479,7 @@
         </w:tc>
         <w:tc>
           <w:tcPr>
-            <w:tcW w:type="dxa" w:w="1654"/>
+            <w:tcW w:type="dxa" w:w="1644"/>
           </w:tcPr>
           <w:p>
             <w:pPr>
@@ -44496,7 +44496,7 @@
         </w:tc>
         <w:tc>
           <w:tcPr>
-            <w:tcW w:type="dxa" w:w="6348"/>
+            <w:tcW w:type="dxa" w:w="6362"/>
           </w:tcPr>
           <w:p>
             <w:pPr>
@@ -44541,7 +44541,7 @@
       <w:tr>
         <w:tc>
           <w:tcPr>
-            <w:tcW w:type="dxa" w:w="1070"/>
+            <w:tcW w:type="dxa" w:w="1066"/>
           </w:tcPr>
           <w:p>
             <w:pPr>
@@ -44558,7 +44558,7 @@
         </w:tc>
         <w:tc>
           <w:tcPr>
-            <w:tcW w:type="dxa" w:w="1654"/>
+            <w:tcW w:type="dxa" w:w="1644"/>
           </w:tcPr>
           <w:p>
             <w:pPr>
@@ -44575,7 +44575,7 @@
         </w:tc>
         <w:tc>
           <w:tcPr>
-            <w:tcW w:type="dxa" w:w="6348"/>
+            <w:tcW w:type="dxa" w:w="6362"/>
           </w:tcPr>
           <w:p>
             <w:pPr>
@@ -44732,7 +44732,7 @@
       <w:tr>
         <w:tc>
           <w:tcPr>
-            <w:tcW w:type="dxa" w:w="1070"/>
+            <w:tcW w:type="dxa" w:w="1066"/>
           </w:tcPr>
           <w:p>
             <w:pPr>
@@ -44749,7 +44749,7 @@
         </w:tc>
         <w:tc>
           <w:tcPr>
-            <w:tcW w:type="dxa" w:w="1654"/>
+            <w:tcW w:type="dxa" w:w="1644"/>
           </w:tcPr>
           <w:p>
             <w:pPr>
@@ -44766,7 +44766,7 @@
         </w:tc>
         <w:tc>
           <w:tcPr>
-            <w:tcW w:type="dxa" w:w="6348"/>
+            <w:tcW w:type="dxa" w:w="6362"/>
           </w:tcPr>
           <w:p>
             <w:pPr>
@@ -44837,7 +44837,7 @@
       <w:tr>
         <w:tc>
           <w:tcPr>
-            <w:tcW w:type="dxa" w:w="1070"/>
+            <w:tcW w:type="dxa" w:w="1066"/>
           </w:tcPr>
           <w:p>
             <w:pPr>
@@ -44854,7 +44854,7 @@
         </w:tc>
         <w:tc>
           <w:tcPr>
-            <w:tcW w:type="dxa" w:w="1654"/>
+            <w:tcW w:type="dxa" w:w="1644"/>
           </w:tcPr>
           <w:p>
             <w:pPr>
@@ -44871,7 +44871,7 @@
         </w:tc>
         <w:tc>
           <w:tcPr>
-            <w:tcW w:type="dxa" w:w="6348"/>
+            <w:tcW w:type="dxa" w:w="6362"/>
           </w:tcPr>
           <w:p>
             <w:pPr>
@@ -45021,7 +45021,7 @@
       <w:tr>
         <w:tc>
           <w:tcPr>
-            <w:tcW w:type="dxa" w:w="1070"/>
+            <w:tcW w:type="dxa" w:w="1066"/>
           </w:tcPr>
           <w:p>
             <w:pPr>
@@ -45038,7 +45038,7 @@
         </w:tc>
         <w:tc>
           <w:tcPr>
-            <w:tcW w:type="dxa" w:w="1654"/>
+            <w:tcW w:type="dxa" w:w="1644"/>
           </w:tcPr>
           <w:p>
             <w:pPr>
@@ -45055,7 +45055,7 @@
         </w:tc>
         <w:tc>
           <w:tcPr>
-            <w:tcW w:type="dxa" w:w="6348"/>
+            <w:tcW w:type="dxa" w:w="6362"/>
           </w:tcPr>
           <w:p>
             <w:pPr>
@@ -45158,7 +45158,7 @@
       <w:tr>
         <w:tc>
           <w:tcPr>
-            <w:tcW w:type="dxa" w:w="1070"/>
+            <w:tcW w:type="dxa" w:w="1066"/>
           </w:tcPr>
           <w:p>
             <w:pPr>
@@ -45175,7 +45175,7 @@
         </w:tc>
         <w:tc>
           <w:tcPr>
-            <w:tcW w:type="dxa" w:w="1654"/>
+            <w:tcW w:type="dxa" w:w="1644"/>
           </w:tcPr>
           <w:p>
             <w:pPr>
@@ -45192,7 +45192,7 @@
         </w:tc>
         <w:tc>
           <w:tcPr>
-            <w:tcW w:type="dxa" w:w="6348"/>
+            <w:tcW w:type="dxa" w:w="6362"/>
           </w:tcPr>
           <w:p>
             <w:pPr>
@@ -45251,7 +45251,7 @@
       <w:tr>
         <w:tc>
           <w:tcPr>
-            <w:tcW w:type="dxa" w:w="1070"/>
+            <w:tcW w:type="dxa" w:w="1066"/>
           </w:tcPr>
           <w:p>
             <w:pPr>
@@ -45268,7 +45268,7 @@
         </w:tc>
         <w:tc>
           <w:tcPr>
-            <w:tcW w:type="dxa" w:w="1654"/>
+            <w:tcW w:type="dxa" w:w="1644"/>
           </w:tcPr>
           <w:p>
             <w:pPr>
@@ -45285,7 +45285,7 @@
         </w:tc>
         <w:tc>
           <w:tcPr>
-            <w:tcW w:type="dxa" w:w="6348"/>
+            <w:tcW w:type="dxa" w:w="6362"/>
           </w:tcPr>
           <w:p>
             <w:pPr>
@@ -45304,7 +45304,7 @@
       <w:tr>
         <w:tc>
           <w:tcPr>
-            <w:tcW w:type="dxa" w:w="1070"/>
+            <w:tcW w:type="dxa" w:w="1066"/>
           </w:tcPr>
           <w:p>
             <w:pPr>
@@ -45321,7 +45321,7 @@
         </w:tc>
         <w:tc>
           <w:tcPr>
-            <w:tcW w:type="dxa" w:w="1654"/>
+            <w:tcW w:type="dxa" w:w="1644"/>
           </w:tcPr>
           <w:p>
             <w:pPr>
@@ -45338,7 +45338,7 @@
         </w:tc>
         <w:tc>
           <w:tcPr>
-            <w:tcW w:type="dxa" w:w="6348"/>
+            <w:tcW w:type="dxa" w:w="6362"/>
           </w:tcPr>
           <w:p>
             <w:pPr>
@@ -45357,7 +45357,7 @@
       <w:tr>
         <w:tc>
           <w:tcPr>
-            <w:tcW w:type="dxa" w:w="1070"/>
+            <w:tcW w:type="dxa" w:w="1066"/>
           </w:tcPr>
           <w:p>
             <w:pPr>
@@ -45374,7 +45374,7 @@
         </w:tc>
         <w:tc>
           <w:tcPr>
-            <w:tcW w:type="dxa" w:w="1654"/>
+            <w:tcW w:type="dxa" w:w="1644"/>
           </w:tcPr>
           <w:p>
             <w:pPr>
@@ -45391,7 +45391,7 @@
         </w:tc>
         <w:tc>
           <w:tcPr>
-            <w:tcW w:type="dxa" w:w="6348"/>
+            <w:tcW w:type="dxa" w:w="6362"/>
           </w:tcPr>
           <w:p>
             <w:pPr>
@@ -45410,7 +45410,7 @@
       <w:tr>
         <w:tc>
           <w:tcPr>
-            <w:tcW w:type="dxa" w:w="1070"/>
+            <w:tcW w:type="dxa" w:w="1066"/>
           </w:tcPr>
           <w:p>
             <w:pPr>
@@ -45427,7 +45427,7 @@
         </w:tc>
         <w:tc>
           <w:tcPr>
-            <w:tcW w:type="dxa" w:w="1654"/>
+            <w:tcW w:type="dxa" w:w="1644"/>
           </w:tcPr>
           <w:p>
             <w:pPr>
@@ -45444,7 +45444,7 @@
         </w:tc>
         <w:tc>
           <w:tcPr>
-            <w:tcW w:type="dxa" w:w="6348"/>
+            <w:tcW w:type="dxa" w:w="6362"/>
           </w:tcPr>
           <w:p>
             <w:pPr>
@@ -45463,7 +45463,7 @@
       <w:tr>
         <w:tc>
           <w:tcPr>
-            <w:tcW w:type="dxa" w:w="1070"/>
+            <w:tcW w:type="dxa" w:w="1066"/>
           </w:tcPr>
           <w:p>
             <w:pPr>
@@ -45480,7 +45480,7 @@
         </w:tc>
         <w:tc>
           <w:tcPr>
-            <w:tcW w:type="dxa" w:w="1654"/>
+            <w:tcW w:type="dxa" w:w="1644"/>
           </w:tcPr>
           <w:p>
             <w:pPr>
@@ -45497,7 +45497,7 @@
         </w:tc>
         <w:tc>
           <w:tcPr>
-            <w:tcW w:type="dxa" w:w="6348"/>
+            <w:tcW w:type="dxa" w:w="6362"/>
           </w:tcPr>
           <w:p>
             <w:pPr>
@@ -45516,7 +45516,7 @@
       <w:tr>
         <w:tc>
           <w:tcPr>
-            <w:tcW w:type="dxa" w:w="1070"/>
+            <w:tcW w:type="dxa" w:w="1066"/>
           </w:tcPr>
           <w:p>
             <w:pPr>
@@ -45533,7 +45533,7 @@
         </w:tc>
         <w:tc>
           <w:tcPr>
-            <w:tcW w:type="dxa" w:w="1654"/>
+            <w:tcW w:type="dxa" w:w="1644"/>
           </w:tcPr>
           <w:p>
             <w:pPr>
@@ -45550,7 +45550,7 @@
         </w:tc>
         <w:tc>
           <w:tcPr>
-            <w:tcW w:type="dxa" w:w="6348"/>
+            <w:tcW w:type="dxa" w:w="6362"/>
           </w:tcPr>
           <w:p>
             <w:pPr>
@@ -45569,7 +45569,7 @@
       <w:tr>
         <w:tc>
           <w:tcPr>
-            <w:tcW w:type="dxa" w:w="1070"/>
+            <w:tcW w:type="dxa" w:w="1066"/>
           </w:tcPr>
           <w:p>
             <w:pPr>
@@ -45586,7 +45586,7 @@
         </w:tc>
         <w:tc>
           <w:tcPr>
-            <w:tcW w:type="dxa" w:w="1654"/>
+            <w:tcW w:type="dxa" w:w="1644"/>
           </w:tcPr>
           <w:p>
             <w:pPr>
@@ -45603,7 +45603,7 @@
         </w:tc>
         <w:tc>
           <w:tcPr>
-            <w:tcW w:type="dxa" w:w="6348"/>
+            <w:tcW w:type="dxa" w:w="6362"/>
           </w:tcPr>
           <w:p>
             <w:pPr>
@@ -48085,6 +48085,347 @@
           <w:bCs/>
         </w:rPr>
         <w:t xml:space="preserve">두 상황은 처방이 정반대이며, D-0041 이전에는 같은 문구로 보고되고 있었다.</w:t>
+      </w:r>
+    </w:p>
+    <w:p>
+      <w:pPr>
+        <w:pStyle w:val="BodyText"/>
+      </w:pPr>
+      <w:r>
+        <w:rPr>
+          <w:b/>
+          <w:bCs/>
+        </w:rPr>
+        <w:t xml:space="preserve">그 가름이 이제 관문 자체를 가른다 (D-0234).</w:t>
+      </w:r>
+      <w:r>
+        <w:t xml:space="preserve"> </w:t>
+      </w:r>
+      <w:r>
+        <w:t xml:space="preserve">판정은 둘이다.</w:t>
+      </w:r>
+    </w:p>
+    <w:tbl>
+      <w:tblPr>
+        <w:tblStyle w:val="Table"/>
+        <w:tblW w:w="9072" w:type="dxa"/>
+        <w:tblBorders>
+          <w:top w:val="single" w:sz="4" w:color="BFC8D3"/>
+          <w:left w:val="single" w:sz="4" w:color="BFC8D3"/>
+          <w:bottom w:val="single" w:sz="4" w:color="BFC8D3"/>
+          <w:right w:val="single" w:sz="4" w:color="BFC8D3"/>
+          <w:insideH w:val="single" w:sz="4" w:color="BFC8D3"/>
+          <w:insideV w:val="single" w:sz="4" w:color="BFC8D3"/>
+        </w:tblBorders>
+        <w:tblLayout w:type="fixed"/>
+        <w:tblLook w:firstRow="1" w:lastRow="0" w:firstColumn="0" w:lastColumn="0" w:noHBand="0" w:noVBand="0" w:val="0020"/>
+      </w:tblPr>
+      <w:tblGrid>
+        <w:gridCol w:w="781"/>
+        <w:gridCol w:w="5107"/>
+        <w:gridCol w:w="3182"/>
+      </w:tblGrid>
+      <w:tr>
+        <w:trPr>
+          <w:tblHeader w:val="on"/>
+        </w:trPr>
+        <w:tc>
+          <w:tcPr>
+            <w:tcW w:type="dxa" w:w="782"/>
+            <w:shd w:val="clear" w:color="auto" w:fill="E8EEF5"/>
+          </w:tcPr>
+          <w:p>
+            <w:pPr>
+              <w:pStyle w:val="Compact"/>
+              <w:spacing w:after="0" w:line="264" w:lineRule="auto"/>
+            </w:pPr>
+            <w:r>
+              <w:rPr>
+                <w:b/>
+                <w:color w:val="1F4E79"/>
+                <w:sz w:val="16"/>
+              </w:rPr>
+              <w:t xml:space="preserve">판정</w:t>
+            </w:r>
+          </w:p>
+        </w:tc>
+        <w:tc>
+          <w:tcPr>
+            <w:tcW w:type="dxa" w:w="5108"/>
+            <w:shd w:val="clear" w:color="auto" w:fill="E8EEF5"/>
+          </w:tcPr>
+          <w:p>
+            <w:pPr>
+              <w:pStyle w:val="Compact"/>
+              <w:spacing w:after="0" w:line="264" w:lineRule="auto"/>
+            </w:pPr>
+            <w:r>
+              <w:rPr>
+                <w:b/>
+                <w:color w:val="1F4E79"/>
+                <w:sz w:val="16"/>
+              </w:rPr>
+              <w:t xml:space="preserve">기준</w:t>
+            </w:r>
+          </w:p>
+        </w:tc>
+        <w:tc>
+          <w:tcPr>
+            <w:tcW w:type="dxa" w:w="3183"/>
+            <w:shd w:val="clear" w:color="auto" w:fill="E8EEF5"/>
+          </w:tcPr>
+          <w:p>
+            <w:pPr>
+              <w:pStyle w:val="Compact"/>
+              <w:spacing w:after="0" w:line="264" w:lineRule="auto"/>
+            </w:pPr>
+            <w:r>
+              <w:rPr>
+                <w:b/>
+                <w:color w:val="1F4E79"/>
+                <w:sz w:val="16"/>
+              </w:rPr>
+              <w:t xml:space="preserve">못 넘으면</w:t>
+            </w:r>
+          </w:p>
+        </w:tc>
+      </w:tr>
+      <w:tr>
+        <w:tc>
+          <w:tcPr>
+            <w:tcW w:type="dxa" w:w="782"/>
+          </w:tcPr>
+          <w:p>
+            <w:pPr>
+              <w:pStyle w:val="Compact"/>
+              <w:spacing w:after="0" w:line="264" w:lineRule="auto"/>
+            </w:pPr>
+            <w:r>
+              <w:rPr>
+                <w:b/>
+                <w:bCs/>
+                <w:sz w:val="16"/>
+              </w:rPr>
+              <w:t xml:space="preserve">붕괴</w:t>
+            </w:r>
+          </w:p>
+        </w:tc>
+        <w:tc>
+          <w:tcPr>
+            <w:tcW w:type="dxa" w:w="5108"/>
+          </w:tcPr>
+          <w:p>
+            <w:pPr>
+              <w:pStyle w:val="Compact"/>
+              <w:spacing w:after="0" w:line="264" w:lineRule="auto"/>
+            </w:pPr>
+            <w:r>
+              <w:rPr>
+                <w:sz w:val="16"/>
+              </w:rPr>
+              <w:t xml:space="preserve">R@10 ≥ 게이트,</w:t>
+            </w:r>
+            <w:r>
+              <w:rPr>
+                <w:sz w:val="16"/>
+              </w:rPr>
+              <w:t xml:space="preserve"> </w:t>
+            </w:r>
+            <w:r>
+              <w:rPr>
+                <w:b/>
+                <w:bCs/>
+                <w:sz w:val="16"/>
+              </w:rPr>
+              <w:t xml:space="preserve">또는</w:t>
+            </w:r>
+            <w:r>
+              <w:rPr>
+                <w:sz w:val="16"/>
+              </w:rPr>
+              <w:t xml:space="preserve"> </w:t>
+            </w:r>
+            <w:r>
+              <w:rPr>
+                <w:sz w:val="16"/>
+              </w:rPr>
+              <w:t xml:space="preserve">실패 순위 중앙값이 k 안.</w:t>
+            </w:r>
+            <w:r>
+              <w:rPr>
+                <w:sz w:val="16"/>
+              </w:rPr>
+              <w:t xml:space="preserve"> </w:t>
+            </w:r>
+            <w:r>
+              <w:rPr>
+                <w:b/>
+                <w:bCs/>
+                <w:sz w:val="16"/>
+              </w:rPr>
+              <w:t xml:space="preserve">둘 다 무작위 중앙값이 k 밖인 코퍼스에서만 인정한다</w:t>
+            </w:r>
+            <w:r>
+              <w:rPr>
+                <w:sz w:val="16"/>
+              </w:rPr>
+              <w:t xml:space="preserve"> </w:t>
+            </w:r>
+            <w:r>
+              <w:rPr>
+                <w:sz w:val="16"/>
+              </w:rPr>
+              <w:t xml:space="preserve">— 곡이 열뿐이면 잡음도 R@10 1.0이다</w:t>
+            </w:r>
+          </w:p>
+        </w:tc>
+        <w:tc>
+          <w:tcPr>
+            <w:tcW w:type="dxa" w:w="3183"/>
+          </w:tcPr>
+          <w:p>
+            <w:pPr>
+              <w:pStyle w:val="Compact"/>
+              <w:spacing w:after="0" w:line="264" w:lineRule="auto"/>
+            </w:pPr>
+            <w:r>
+              <w:rPr>
+                <w:sz w:val="16"/>
+              </w:rPr>
+              <w:t xml:space="preserve">M1/M2를</w:t>
+            </w:r>
+            <w:r>
+              <w:rPr>
+                <w:sz w:val="16"/>
+              </w:rPr>
+              <w:t xml:space="preserve"> </w:t>
+            </w:r>
+            <w:r>
+              <w:rPr>
+                <w:b/>
+                <w:bCs/>
+                <w:sz w:val="16"/>
+              </w:rPr>
+              <w:t xml:space="preserve">계산하지 않는다</w:t>
+            </w:r>
+          </w:p>
+        </w:tc>
+      </w:tr>
+      <w:tr>
+        <w:tc>
+          <w:tcPr>
+            <w:tcW w:type="dxa" w:w="782"/>
+          </w:tcPr>
+          <w:p>
+            <w:pPr>
+              <w:pStyle w:val="Compact"/>
+              <w:spacing w:after="0" w:line="264" w:lineRule="auto"/>
+            </w:pPr>
+            <w:r>
+              <w:rPr>
+                <w:b/>
+                <w:bCs/>
+                <w:sz w:val="16"/>
+              </w:rPr>
+              <w:t xml:space="preserve">식별</w:t>
+            </w:r>
+          </w:p>
+        </w:tc>
+        <w:tc>
+          <w:tcPr>
+            <w:tcW w:type="dxa" w:w="5108"/>
+          </w:tcPr>
+          <w:p>
+            <w:pPr>
+              <w:pStyle w:val="Compact"/>
+              <w:spacing w:after="0" w:line="264" w:lineRule="auto"/>
+            </w:pPr>
+            <w:r>
+              <w:rPr>
+                <w:sz w:val="16"/>
+              </w:rPr>
+              <w:t xml:space="preserve">top-1 ≥ 게이트 (0.95)</w:t>
+            </w:r>
+          </w:p>
+        </w:tc>
+        <w:tc>
+          <w:tcPr>
+            <w:tcW w:type="dxa" w:w="3183"/>
+          </w:tcPr>
+          <w:p>
+            <w:pPr>
+              <w:pStyle w:val="Compact"/>
+              <w:spacing w:after="0" w:line="264" w:lineRule="auto"/>
+            </w:pPr>
+            <w:r>
+              <w:rPr>
+                <w:sz w:val="16"/>
+              </w:rPr>
+              <w:t xml:space="preserve">계산하되</w:t>
+            </w:r>
+            <w:r>
+              <w:rPr>
+                <w:sz w:val="16"/>
+              </w:rPr>
+              <w:t xml:space="preserve"> </w:t>
+            </w:r>
+            <w:r>
+              <w:rPr>
+                <w:b/>
+                <w:bCs/>
+                <w:sz w:val="16"/>
+              </w:rPr>
+              <w:t xml:space="preserve">«비교용»</w:t>
+            </w:r>
+            <w:r>
+              <w:rPr>
+                <w:sz w:val="16"/>
+              </w:rPr>
+              <w:t xml:space="preserve"> </w:t>
+            </w:r>
+            <w:r>
+              <w:rPr>
+                <w:sz w:val="16"/>
+              </w:rPr>
+              <w:t xml:space="preserve">표식을 달고 정본으로 인용하지 않는다</w:t>
+            </w:r>
+          </w:p>
+        </w:tc>
+      </w:tr>
+    </w:tbl>
+    <w:p>
+      <w:pPr>
+        <w:pStyle w:val="BodyText"/>
+      </w:pPr>
+      <w:r>
+        <w:t xml:space="preserve">리포트 JSON이</w:t>
+      </w:r>
+      <w:r>
+        <w:t xml:space="preserve"> </w:t>
+      </w:r>
+      <w:r>
+        <w:rPr>
+          <w:rStyle w:val="VerbatimChar"/>
+        </w:rPr>
+        <w:t xml:space="preserve">collapsed</w:t>
+      </w:r>
+      <w:r>
+        <w:t xml:space="preserve"> </w:t>
+      </w:r>
+      <w:r>
+        <w:t xml:space="preserve">·</w:t>
+      </w:r>
+      <w:r>
+        <w:t xml:space="preserve"> </w:t>
+      </w:r>
+      <w:r>
+        <w:rPr>
+          <w:rStyle w:val="VerbatimChar"/>
+        </w:rPr>
+        <w:t xml:space="preserve">citable</w:t>
+      </w:r>
+      <w:r>
+        <w:t xml:space="preserve">을 들고 다닌다 — 자격을 로그가 아니라 산출물이 든다.</w:t>
       </w:r>
     </w:p>
     <w:bookmarkEnd w:id="176"/>

--- a/docs/proposal.docx
+++ b/docs/proposal.docx
@@ -9653,9 +9653,9 @@
         <w:tblLook w:firstRow="1" w:lastRow="0" w:firstColumn="0" w:lastColumn="0" w:noHBand="0" w:noVBand="0" w:val="0020"/>
       </w:tblPr>
       <w:tblGrid>
-        <w:gridCol w:w="1339"/>
-        <w:gridCol w:w="4413"/>
-        <w:gridCol w:w="3319"/>
+        <w:gridCol w:w="1305"/>
+        <w:gridCol w:w="4562"/>
+        <w:gridCol w:w="3204"/>
       </w:tblGrid>
       <w:tr>
         <w:trPr>
@@ -9663,7 +9663,7 @@
         </w:trPr>
         <w:tc>
           <w:tcPr>
-            <w:tcW w:type="dxa" w:w="1339"/>
+            <w:tcW w:type="dxa" w:w="1305"/>
             <w:shd w:val="clear" w:color="auto" w:fill="E8EEF5"/>
           </w:tcPr>
           <w:p>
@@ -9683,7 +9683,7 @@
         </w:tc>
         <w:tc>
           <w:tcPr>
-            <w:tcW w:type="dxa" w:w="4413"/>
+            <w:tcW w:type="dxa" w:w="4563"/>
             <w:shd w:val="clear" w:color="auto" w:fill="E8EEF5"/>
           </w:tcPr>
           <w:p>
@@ -9703,7 +9703,7 @@
         </w:tc>
         <w:tc>
           <w:tcPr>
-            <w:tcW w:type="dxa" w:w="3319"/>
+            <w:tcW w:type="dxa" w:w="3204"/>
             <w:shd w:val="clear" w:color="auto" w:fill="E8EEF5"/>
           </w:tcPr>
           <w:p>
@@ -9725,7 +9725,7 @@
       <w:tr>
         <w:tc>
           <w:tcPr>
-            <w:tcW w:type="dxa" w:w="1339"/>
+            <w:tcW w:type="dxa" w:w="1305"/>
           </w:tcPr>
           <w:p>
             <w:pPr>
@@ -9742,7 +9742,7 @@
         </w:tc>
         <w:tc>
           <w:tcPr>
-            <w:tcW w:type="dxa" w:w="4413"/>
+            <w:tcW w:type="dxa" w:w="4563"/>
           </w:tcPr>
           <w:p>
             <w:pPr>
@@ -9785,7 +9785,7 @@
         </w:tc>
         <w:tc>
           <w:tcPr>
-            <w:tcW w:type="dxa" w:w="3319"/>
+            <w:tcW w:type="dxa" w:w="3204"/>
           </w:tcPr>
           <w:p>
             <w:pPr>
@@ -9804,7 +9804,7 @@
       <w:tr>
         <w:tc>
           <w:tcPr>
-            <w:tcW w:type="dxa" w:w="1339"/>
+            <w:tcW w:type="dxa" w:w="1305"/>
           </w:tcPr>
           <w:p>
             <w:pPr>
@@ -9821,7 +9821,7 @@
         </w:tc>
         <w:tc>
           <w:tcPr>
-            <w:tcW w:type="dxa" w:w="4413"/>
+            <w:tcW w:type="dxa" w:w="4563"/>
           </w:tcPr>
           <w:p>
             <w:pPr>
@@ -9864,7 +9864,7 @@
         </w:tc>
         <w:tc>
           <w:tcPr>
-            <w:tcW w:type="dxa" w:w="3319"/>
+            <w:tcW w:type="dxa" w:w="3204"/>
           </w:tcPr>
           <w:p>
             <w:pPr>
@@ -9883,7 +9883,7 @@
       <w:tr>
         <w:tc>
           <w:tcPr>
-            <w:tcW w:type="dxa" w:w="1339"/>
+            <w:tcW w:type="dxa" w:w="1305"/>
           </w:tcPr>
           <w:p>
             <w:pPr>
@@ -9900,7 +9900,7 @@
         </w:tc>
         <w:tc>
           <w:tcPr>
-            <w:tcW w:type="dxa" w:w="4413"/>
+            <w:tcW w:type="dxa" w:w="4563"/>
           </w:tcPr>
           <w:p>
             <w:pPr>
@@ -9917,7 +9917,7 @@
         </w:tc>
         <w:tc>
           <w:tcPr>
-            <w:tcW w:type="dxa" w:w="3319"/>
+            <w:tcW w:type="dxa" w:w="3204"/>
           </w:tcPr>
           <w:p>
             <w:pPr>
@@ -9936,7 +9936,7 @@
       <w:tr>
         <w:tc>
           <w:tcPr>
-            <w:tcW w:type="dxa" w:w="1339"/>
+            <w:tcW w:type="dxa" w:w="1305"/>
           </w:tcPr>
           <w:p>
             <w:pPr>
@@ -9953,7 +9953,7 @@
         </w:tc>
         <w:tc>
           <w:tcPr>
-            <w:tcW w:type="dxa" w:w="4413"/>
+            <w:tcW w:type="dxa" w:w="4563"/>
           </w:tcPr>
           <w:p>
             <w:pPr>
@@ -9970,7 +9970,7 @@
         </w:tc>
         <w:tc>
           <w:tcPr>
-            <w:tcW w:type="dxa" w:w="3319"/>
+            <w:tcW w:type="dxa" w:w="3204"/>
           </w:tcPr>
           <w:p>
             <w:pPr>
@@ -9989,7 +9989,7 @@
       <w:tr>
         <w:tc>
           <w:tcPr>
-            <w:tcW w:type="dxa" w:w="1339"/>
+            <w:tcW w:type="dxa" w:w="1305"/>
           </w:tcPr>
           <w:p>
             <w:pPr>
@@ -10006,7 +10006,7 @@
         </w:tc>
         <w:tc>
           <w:tcPr>
-            <w:tcW w:type="dxa" w:w="4413"/>
+            <w:tcW w:type="dxa" w:w="4563"/>
           </w:tcPr>
           <w:p>
             <w:pPr>
@@ -10023,7 +10023,7 @@
         </w:tc>
         <w:tc>
           <w:tcPr>
-            <w:tcW w:type="dxa" w:w="3319"/>
+            <w:tcW w:type="dxa" w:w="3204"/>
           </w:tcPr>
           <w:p>
             <w:pPr>
@@ -10042,7 +10042,7 @@
       <w:tr>
         <w:tc>
           <w:tcPr>
-            <w:tcW w:type="dxa" w:w="1339"/>
+            <w:tcW w:type="dxa" w:w="1305"/>
           </w:tcPr>
           <w:p>
             <w:pPr>
@@ -10059,7 +10059,7 @@
         </w:tc>
         <w:tc>
           <w:tcPr>
-            <w:tcW w:type="dxa" w:w="4413"/>
+            <w:tcW w:type="dxa" w:w="4563"/>
           </w:tcPr>
           <w:p>
             <w:pPr>
@@ -10076,7 +10076,7 @@
         </w:tc>
         <w:tc>
           <w:tcPr>
-            <w:tcW w:type="dxa" w:w="3319"/>
+            <w:tcW w:type="dxa" w:w="3204"/>
           </w:tcPr>
           <w:p>
             <w:pPr>
@@ -10095,7 +10095,7 @@
       <w:tr>
         <w:tc>
           <w:tcPr>
-            <w:tcW w:type="dxa" w:w="1339"/>
+            <w:tcW w:type="dxa" w:w="1305"/>
           </w:tcPr>
           <w:p>
             <w:pPr>
@@ -10112,7 +10112,7 @@
         </w:tc>
         <w:tc>
           <w:tcPr>
-            <w:tcW w:type="dxa" w:w="4413"/>
+            <w:tcW w:type="dxa" w:w="4563"/>
           </w:tcPr>
           <w:p>
             <w:pPr>
@@ -10129,7 +10129,7 @@
         </w:tc>
         <w:tc>
           <w:tcPr>
-            <w:tcW w:type="dxa" w:w="3319"/>
+            <w:tcW w:type="dxa" w:w="3204"/>
           </w:tcPr>
           <w:p>
             <w:pPr>
@@ -10148,7 +10148,7 @@
       <w:tr>
         <w:tc>
           <w:tcPr>
-            <w:tcW w:type="dxa" w:w="1339"/>
+            <w:tcW w:type="dxa" w:w="1305"/>
           </w:tcPr>
           <w:p>
             <w:pPr>
@@ -10165,7 +10165,7 @@
         </w:tc>
         <w:tc>
           <w:tcPr>
-            <w:tcW w:type="dxa" w:w="4413"/>
+            <w:tcW w:type="dxa" w:w="4563"/>
           </w:tcPr>
           <w:p>
             <w:pPr>
@@ -10182,7 +10182,7 @@
         </w:tc>
         <w:tc>
           <w:tcPr>
-            <w:tcW w:type="dxa" w:w="3319"/>
+            <w:tcW w:type="dxa" w:w="3204"/>
           </w:tcPr>
           <w:p>
             <w:pPr>
@@ -10201,7 +10201,7 @@
       <w:tr>
         <w:tc>
           <w:tcPr>
-            <w:tcW w:type="dxa" w:w="1339"/>
+            <w:tcW w:type="dxa" w:w="1305"/>
           </w:tcPr>
           <w:p>
             <w:pPr>
@@ -10218,7 +10218,7 @@
         </w:tc>
         <w:tc>
           <w:tcPr>
-            <w:tcW w:type="dxa" w:w="4413"/>
+            <w:tcW w:type="dxa" w:w="4563"/>
           </w:tcPr>
           <w:p>
             <w:pPr>
@@ -10235,7 +10235,7 @@
         </w:tc>
         <w:tc>
           <w:tcPr>
-            <w:tcW w:type="dxa" w:w="3319"/>
+            <w:tcW w:type="dxa" w:w="3204"/>
           </w:tcPr>
           <w:p>
             <w:pPr>
@@ -10254,7 +10254,7 @@
       <w:tr>
         <w:tc>
           <w:tcPr>
-            <w:tcW w:type="dxa" w:w="1339"/>
+            <w:tcW w:type="dxa" w:w="1305"/>
           </w:tcPr>
           <w:p>
             <w:pPr>
@@ -10271,7 +10271,7 @@
         </w:tc>
         <w:tc>
           <w:tcPr>
-            <w:tcW w:type="dxa" w:w="4413"/>
+            <w:tcW w:type="dxa" w:w="4563"/>
           </w:tcPr>
           <w:p>
             <w:pPr>
@@ -10314,7 +10314,7 @@
         </w:tc>
         <w:tc>
           <w:tcPr>
-            <w:tcW w:type="dxa" w:w="3319"/>
+            <w:tcW w:type="dxa" w:w="3204"/>
           </w:tcPr>
           <w:p>
             <w:pPr>
@@ -10333,7 +10333,7 @@
       <w:tr>
         <w:tc>
           <w:tcPr>
-            <w:tcW w:type="dxa" w:w="1339"/>
+            <w:tcW w:type="dxa" w:w="1305"/>
           </w:tcPr>
           <w:p>
             <w:pPr>
@@ -10350,7 +10350,7 @@
         </w:tc>
         <w:tc>
           <w:tcPr>
-            <w:tcW w:type="dxa" w:w="4413"/>
+            <w:tcW w:type="dxa" w:w="4563"/>
           </w:tcPr>
           <w:p>
             <w:pPr>
@@ -10367,7 +10367,7 @@
         </w:tc>
         <w:tc>
           <w:tcPr>
-            <w:tcW w:type="dxa" w:w="3319"/>
+            <w:tcW w:type="dxa" w:w="3204"/>
           </w:tcPr>
           <w:p>
             <w:pPr>
@@ -10386,7 +10386,7 @@
       <w:tr>
         <w:tc>
           <w:tcPr>
-            <w:tcW w:type="dxa" w:w="1339"/>
+            <w:tcW w:type="dxa" w:w="1305"/>
           </w:tcPr>
           <w:p>
             <w:pPr>
@@ -10403,7 +10403,7 @@
         </w:tc>
         <w:tc>
           <w:tcPr>
-            <w:tcW w:type="dxa" w:w="4413"/>
+            <w:tcW w:type="dxa" w:w="4563"/>
           </w:tcPr>
           <w:p>
             <w:pPr>
@@ -10420,7 +10420,7 @@
         </w:tc>
         <w:tc>
           <w:tcPr>
-            <w:tcW w:type="dxa" w:w="3319"/>
+            <w:tcW w:type="dxa" w:w="3204"/>
           </w:tcPr>
           <w:p>
             <w:pPr>
@@ -10439,7 +10439,7 @@
       <w:tr>
         <w:tc>
           <w:tcPr>
-            <w:tcW w:type="dxa" w:w="1339"/>
+            <w:tcW w:type="dxa" w:w="1305"/>
           </w:tcPr>
           <w:p>
             <w:pPr>
@@ -10456,7 +10456,7 @@
         </w:tc>
         <w:tc>
           <w:tcPr>
-            <w:tcW w:type="dxa" w:w="4413"/>
+            <w:tcW w:type="dxa" w:w="4563"/>
           </w:tcPr>
           <w:p>
             <w:pPr>
@@ -10473,7 +10473,7 @@
         </w:tc>
         <w:tc>
           <w:tcPr>
-            <w:tcW w:type="dxa" w:w="3319"/>
+            <w:tcW w:type="dxa" w:w="3204"/>
           </w:tcPr>
           <w:p>
             <w:pPr>
@@ -10492,7 +10492,7 @@
       <w:tr>
         <w:tc>
           <w:tcPr>
-            <w:tcW w:type="dxa" w:w="1339"/>
+            <w:tcW w:type="dxa" w:w="1305"/>
           </w:tcPr>
           <w:p>
             <w:pPr>
@@ -10509,7 +10509,7 @@
         </w:tc>
         <w:tc>
           <w:tcPr>
-            <w:tcW w:type="dxa" w:w="4413"/>
+            <w:tcW w:type="dxa" w:w="4563"/>
           </w:tcPr>
           <w:p>
             <w:pPr>
@@ -10526,7 +10526,7 @@
         </w:tc>
         <w:tc>
           <w:tcPr>
-            <w:tcW w:type="dxa" w:w="3319"/>
+            <w:tcW w:type="dxa" w:w="3204"/>
           </w:tcPr>
           <w:p>
             <w:pPr>
@@ -10545,7 +10545,7 @@
       <w:tr>
         <w:tc>
           <w:tcPr>
-            <w:tcW w:type="dxa" w:w="1339"/>
+            <w:tcW w:type="dxa" w:w="1305"/>
           </w:tcPr>
           <w:p>
             <w:pPr>
@@ -10562,7 +10562,7 @@
         </w:tc>
         <w:tc>
           <w:tcPr>
-            <w:tcW w:type="dxa" w:w="4413"/>
+            <w:tcW w:type="dxa" w:w="4563"/>
           </w:tcPr>
           <w:p>
             <w:pPr>
@@ -10579,7 +10579,7 @@
         </w:tc>
         <w:tc>
           <w:tcPr>
-            <w:tcW w:type="dxa" w:w="3319"/>
+            <w:tcW w:type="dxa" w:w="3204"/>
           </w:tcPr>
           <w:p>
             <w:pPr>
@@ -10598,7 +10598,7 @@
       <w:tr>
         <w:tc>
           <w:tcPr>
-            <w:tcW w:type="dxa" w:w="1339"/>
+            <w:tcW w:type="dxa" w:w="1305"/>
           </w:tcPr>
           <w:p>
             <w:pPr>
@@ -10615,7 +10615,7 @@
         </w:tc>
         <w:tc>
           <w:tcPr>
-            <w:tcW w:type="dxa" w:w="4413"/>
+            <w:tcW w:type="dxa" w:w="4563"/>
           </w:tcPr>
           <w:p>
             <w:pPr>
@@ -10632,7 +10632,7 @@
         </w:tc>
         <w:tc>
           <w:tcPr>
-            <w:tcW w:type="dxa" w:w="3319"/>
+            <w:tcW w:type="dxa" w:w="3204"/>
           </w:tcPr>
           <w:p>
             <w:pPr>
@@ -10651,7 +10651,7 @@
       <w:tr>
         <w:tc>
           <w:tcPr>
-            <w:tcW w:type="dxa" w:w="1339"/>
+            <w:tcW w:type="dxa" w:w="1305"/>
           </w:tcPr>
           <w:p>
             <w:pPr>
@@ -10668,7 +10668,7 @@
         </w:tc>
         <w:tc>
           <w:tcPr>
-            <w:tcW w:type="dxa" w:w="4413"/>
+            <w:tcW w:type="dxa" w:w="4563"/>
           </w:tcPr>
           <w:p>
             <w:pPr>
@@ -10685,7 +10685,7 @@
         </w:tc>
         <w:tc>
           <w:tcPr>
-            <w:tcW w:type="dxa" w:w="3319"/>
+            <w:tcW w:type="dxa" w:w="3204"/>
           </w:tcPr>
           <w:p>
             <w:pPr>
@@ -10704,7 +10704,7 @@
       <w:tr>
         <w:tc>
           <w:tcPr>
-            <w:tcW w:type="dxa" w:w="1339"/>
+            <w:tcW w:type="dxa" w:w="1305"/>
           </w:tcPr>
           <w:p>
             <w:pPr>
@@ -10721,7 +10721,7 @@
         </w:tc>
         <w:tc>
           <w:tcPr>
-            <w:tcW w:type="dxa" w:w="4413"/>
+            <w:tcW w:type="dxa" w:w="4563"/>
           </w:tcPr>
           <w:p>
             <w:pPr>
@@ -10738,7 +10738,7 @@
         </w:tc>
         <w:tc>
           <w:tcPr>
-            <w:tcW w:type="dxa" w:w="3319"/>
+            <w:tcW w:type="dxa" w:w="3204"/>
           </w:tcPr>
           <w:p>
             <w:pPr>
@@ -10757,7 +10757,7 @@
       <w:tr>
         <w:tc>
           <w:tcPr>
-            <w:tcW w:type="dxa" w:w="1339"/>
+            <w:tcW w:type="dxa" w:w="1305"/>
           </w:tcPr>
           <w:p>
             <w:pPr>
@@ -10774,7 +10774,7 @@
         </w:tc>
         <w:tc>
           <w:tcPr>
-            <w:tcW w:type="dxa" w:w="4413"/>
+            <w:tcW w:type="dxa" w:w="4563"/>
           </w:tcPr>
           <w:p>
             <w:pPr>
@@ -10791,7 +10791,7 @@
         </w:tc>
         <w:tc>
           <w:tcPr>
-            <w:tcW w:type="dxa" w:w="3319"/>
+            <w:tcW w:type="dxa" w:w="3204"/>
           </w:tcPr>
           <w:p>
             <w:pPr>
@@ -10810,7 +10810,7 @@
       <w:tr>
         <w:tc>
           <w:tcPr>
-            <w:tcW w:type="dxa" w:w="1339"/>
+            <w:tcW w:type="dxa" w:w="1305"/>
           </w:tcPr>
           <w:p>
             <w:pPr>
@@ -10827,7 +10827,7 @@
         </w:tc>
         <w:tc>
           <w:tcPr>
-            <w:tcW w:type="dxa" w:w="4413"/>
+            <w:tcW w:type="dxa" w:w="4563"/>
           </w:tcPr>
           <w:p>
             <w:pPr>
@@ -10844,7 +10844,7 @@
         </w:tc>
         <w:tc>
           <w:tcPr>
-            <w:tcW w:type="dxa" w:w="3319"/>
+            <w:tcW w:type="dxa" w:w="3204"/>
           </w:tcPr>
           <w:p>
             <w:pPr>
@@ -10863,7 +10863,7 @@
       <w:tr>
         <w:tc>
           <w:tcPr>
-            <w:tcW w:type="dxa" w:w="1339"/>
+            <w:tcW w:type="dxa" w:w="1305"/>
           </w:tcPr>
           <w:p>
             <w:pPr>
@@ -10880,7 +10880,7 @@
         </w:tc>
         <w:tc>
           <w:tcPr>
-            <w:tcW w:type="dxa" w:w="4413"/>
+            <w:tcW w:type="dxa" w:w="4563"/>
           </w:tcPr>
           <w:p>
             <w:pPr>
@@ -10897,7 +10897,7 @@
         </w:tc>
         <w:tc>
           <w:tcPr>
-            <w:tcW w:type="dxa" w:w="3319"/>
+            <w:tcW w:type="dxa" w:w="3204"/>
           </w:tcPr>
           <w:p>
             <w:pPr>
@@ -10916,7 +10916,7 @@
       <w:tr>
         <w:tc>
           <w:tcPr>
-            <w:tcW w:type="dxa" w:w="1339"/>
+            <w:tcW w:type="dxa" w:w="1305"/>
           </w:tcPr>
           <w:p>
             <w:pPr>
@@ -10933,7 +10933,7 @@
         </w:tc>
         <w:tc>
           <w:tcPr>
-            <w:tcW w:type="dxa" w:w="4413"/>
+            <w:tcW w:type="dxa" w:w="4563"/>
           </w:tcPr>
           <w:p>
             <w:pPr>
@@ -10950,7 +10950,7 @@
         </w:tc>
         <w:tc>
           <w:tcPr>
-            <w:tcW w:type="dxa" w:w="3319"/>
+            <w:tcW w:type="dxa" w:w="3204"/>
           </w:tcPr>
           <w:p>
             <w:pPr>
@@ -10969,7 +10969,7 @@
       <w:tr>
         <w:tc>
           <w:tcPr>
-            <w:tcW w:type="dxa" w:w="1339"/>
+            <w:tcW w:type="dxa" w:w="1305"/>
           </w:tcPr>
           <w:p>
             <w:pPr>
@@ -10986,7 +10986,7 @@
         </w:tc>
         <w:tc>
           <w:tcPr>
-            <w:tcW w:type="dxa" w:w="4413"/>
+            <w:tcW w:type="dxa" w:w="4563"/>
           </w:tcPr>
           <w:p>
             <w:pPr>
@@ -11003,7 +11003,7 @@
         </w:tc>
         <w:tc>
           <w:tcPr>
-            <w:tcW w:type="dxa" w:w="3319"/>
+            <w:tcW w:type="dxa" w:w="3204"/>
           </w:tcPr>
           <w:p>
             <w:pPr>
@@ -11022,7 +11022,7 @@
       <w:tr>
         <w:tc>
           <w:tcPr>
-            <w:tcW w:type="dxa" w:w="1339"/>
+            <w:tcW w:type="dxa" w:w="1305"/>
           </w:tcPr>
           <w:p>
             <w:pPr>
@@ -11039,7 +11039,7 @@
         </w:tc>
         <w:tc>
           <w:tcPr>
-            <w:tcW w:type="dxa" w:w="4413"/>
+            <w:tcW w:type="dxa" w:w="4563"/>
           </w:tcPr>
           <w:p>
             <w:pPr>
@@ -11082,7 +11082,7 @@
         </w:tc>
         <w:tc>
           <w:tcPr>
-            <w:tcW w:type="dxa" w:w="3319"/>
+            <w:tcW w:type="dxa" w:w="3204"/>
           </w:tcPr>
           <w:p>
             <w:pPr>
@@ -11101,7 +11101,7 @@
       <w:tr>
         <w:tc>
           <w:tcPr>
-            <w:tcW w:type="dxa" w:w="1339"/>
+            <w:tcW w:type="dxa" w:w="1305"/>
           </w:tcPr>
           <w:p>
             <w:pPr>
@@ -11118,7 +11118,7 @@
         </w:tc>
         <w:tc>
           <w:tcPr>
-            <w:tcW w:type="dxa" w:w="4413"/>
+            <w:tcW w:type="dxa" w:w="4563"/>
           </w:tcPr>
           <w:p>
             <w:pPr>
@@ -11149,7 +11149,7 @@
         </w:tc>
         <w:tc>
           <w:tcPr>
-            <w:tcW w:type="dxa" w:w="3319"/>
+            <w:tcW w:type="dxa" w:w="3204"/>
           </w:tcPr>
           <w:p>
             <w:pPr>
@@ -11168,7 +11168,7 @@
       <w:tr>
         <w:tc>
           <w:tcPr>
-            <w:tcW w:type="dxa" w:w="1339"/>
+            <w:tcW w:type="dxa" w:w="1305"/>
           </w:tcPr>
           <w:p>
             <w:pPr>
@@ -11185,7 +11185,7 @@
         </w:tc>
         <w:tc>
           <w:tcPr>
-            <w:tcW w:type="dxa" w:w="4413"/>
+            <w:tcW w:type="dxa" w:w="4563"/>
           </w:tcPr>
           <w:p>
             <w:pPr>
@@ -11221,7 +11221,7 @@
         </w:tc>
         <w:tc>
           <w:tcPr>
-            <w:tcW w:type="dxa" w:w="3319"/>
+            <w:tcW w:type="dxa" w:w="3204"/>
           </w:tcPr>
           <w:p>
             <w:pPr>
@@ -11240,7 +11240,7 @@
       <w:tr>
         <w:tc>
           <w:tcPr>
-            <w:tcW w:type="dxa" w:w="1339"/>
+            <w:tcW w:type="dxa" w:w="1305"/>
           </w:tcPr>
           <w:p>
             <w:pPr>
@@ -11257,7 +11257,7 @@
         </w:tc>
         <w:tc>
           <w:tcPr>
-            <w:tcW w:type="dxa" w:w="4413"/>
+            <w:tcW w:type="dxa" w:w="4563"/>
           </w:tcPr>
           <w:p>
             <w:pPr>
@@ -11300,7 +11300,7 @@
         </w:tc>
         <w:tc>
           <w:tcPr>
-            <w:tcW w:type="dxa" w:w="3319"/>
+            <w:tcW w:type="dxa" w:w="3204"/>
           </w:tcPr>
           <w:p>
             <w:pPr>
@@ -11312,6 +11312,85 @@
                 <w:sz w:val="16"/>
               </w:rPr>
               <w:t xml:space="preserve">D-0215 · D-0216</w:t>
+            </w:r>
+          </w:p>
+        </w:tc>
+      </w:tr>
+      <w:tr>
+        <w:tc>
+          <w:tcPr>
+            <w:tcW w:type="dxa" w:w="1305"/>
+          </w:tcPr>
+          <w:p>
+            <w:pPr>
+              <w:pStyle w:val="Compact"/>
+              <w:spacing w:after="0" w:line="264" w:lineRule="auto"/>
+            </w:pPr>
+            <w:r>
+              <w:rPr>
+                <w:sz w:val="16"/>
+              </w:rPr>
+              <w:t xml:space="preserve">O-68</w:t>
+            </w:r>
+          </w:p>
+        </w:tc>
+        <w:tc>
+          <w:tcPr>
+            <w:tcW w:type="dxa" w:w="4563"/>
+          </w:tcPr>
+          <w:p>
+            <w:pPr>
+              <w:pStyle w:val="Compact"/>
+              <w:spacing w:after="0" w:line="264" w:lineRule="auto"/>
+            </w:pPr>
+            <w:r>
+              <w:rPr>
+                <w:sz w:val="16"/>
+              </w:rPr>
+              <w:t xml:space="preserve">취향 축의 임베딩이 비상업이다 →</w:t>
+            </w:r>
+            <w:r>
+              <w:rPr>
+                <w:sz w:val="16"/>
+              </w:rPr>
+              <w:t xml:space="preserve"> </w:t>
+            </w:r>
+            <w:r>
+              <w:rPr>
+                <w:b/>
+                <w:bCs/>
+                <w:sz w:val="16"/>
+              </w:rPr>
+              <w:t xml:space="preserve">상업 가능한 대체재가 없다.</w:t>
+            </w:r>
+            <w:r>
+              <w:rPr>
+                <w:sz w:val="16"/>
+              </w:rPr>
+              <w:t xml:space="preserve"> </w:t>
+            </w:r>
+            <w:r>
+              <w:rPr>
+                <w:sz w:val="16"/>
+              </w:rPr>
+              <w:t xml:space="preserve">CLAP 단독은 MERT의 27%(M1) · 16%(M2)이고 상업 가능 최선(CLAP+MFCC)도 42%</w:t>
+            </w:r>
+          </w:p>
+        </w:tc>
+        <w:tc>
+          <w:tcPr>
+            <w:tcW w:type="dxa" w:w="3204"/>
+          </w:tcPr>
+          <w:p>
+            <w:pPr>
+              <w:pStyle w:val="Compact"/>
+              <w:spacing w:after="0" w:line="264" w:lineRule="auto"/>
+            </w:pPr>
+            <w:r>
+              <w:rPr>
+                <w:sz w:val="16"/>
+              </w:rPr>
+              <w:t xml:space="preserve">D-0233 · D-0234 · D-0235</w:t>
             </w:r>
           </w:p>
         </w:tc>
@@ -13542,12 +13621,12 @@
         <w:tblLook w:firstRow="1" w:lastRow="0" w:firstColumn="0" w:lastColumn="0" w:noHBand="0" w:noVBand="0" w:val="0020"/>
       </w:tblPr>
       <w:tblGrid>
-        <w:gridCol w:w="2117"/>
-        <w:gridCol w:w="2542"/>
-        <w:gridCol w:w="512"/>
-        <w:gridCol w:w="539"/>
-        <w:gridCol w:w="696"/>
-        <w:gridCol w:w="2663"/>
+        <w:gridCol w:w="2127"/>
+        <w:gridCol w:w="2565"/>
+        <w:gridCol w:w="513"/>
+        <w:gridCol w:w="542"/>
+        <w:gridCol w:w="698"/>
+        <w:gridCol w:w="2624"/>
       </w:tblGrid>
       <w:tr>
         <w:trPr>
@@ -13555,7 +13634,7 @@
         </w:trPr>
         <w:tc>
           <w:tcPr>
-            <w:tcW w:type="dxa" w:w="2118"/>
+            <w:tcW w:type="dxa" w:w="2128"/>
             <w:shd w:val="clear" w:color="auto" w:fill="E8EEF5"/>
           </w:tcPr>
           <w:p>
@@ -13575,7 +13654,7 @@
         </w:tc>
         <w:tc>
           <w:tcPr>
-            <w:tcW w:type="dxa" w:w="2542"/>
+            <w:tcW w:type="dxa" w:w="2565"/>
             <w:shd w:val="clear" w:color="auto" w:fill="E8EEF5"/>
           </w:tcPr>
           <w:p>
@@ -13595,7 +13674,7 @@
         </w:tc>
         <w:tc>
           <w:tcPr>
-            <w:tcW w:type="dxa" w:w="513"/>
+            <w:tcW w:type="dxa" w:w="514"/>
             <w:shd w:val="clear" w:color="auto" w:fill="E8EEF5"/>
           </w:tcPr>
           <w:p>
@@ -13615,7 +13694,7 @@
         </w:tc>
         <w:tc>
           <w:tcPr>
-            <w:tcW w:type="dxa" w:w="540"/>
+            <w:tcW w:type="dxa" w:w="542"/>
             <w:shd w:val="clear" w:color="auto" w:fill="E8EEF5"/>
           </w:tcPr>
           <w:p>
@@ -13635,7 +13714,7 @@
         </w:tc>
         <w:tc>
           <w:tcPr>
-            <w:tcW w:type="dxa" w:w="696"/>
+            <w:tcW w:type="dxa" w:w="698"/>
             <w:shd w:val="clear" w:color="auto" w:fill="E8EEF5"/>
           </w:tcPr>
           <w:p>
@@ -13655,7 +13734,7 @@
         </w:tc>
         <w:tc>
           <w:tcPr>
-            <w:tcW w:type="dxa" w:w="2663"/>
+            <w:tcW w:type="dxa" w:w="2625"/>
             <w:shd w:val="clear" w:color="auto" w:fill="E8EEF5"/>
           </w:tcPr>
           <w:p>
@@ -13677,7 +13756,7 @@
       <w:tr>
         <w:tc>
           <w:tcPr>
-            <w:tcW w:type="dxa" w:w="2118"/>
+            <w:tcW w:type="dxa" w:w="2128"/>
           </w:tcPr>
           <w:p>
             <w:pPr>
@@ -13694,7 +13773,7 @@
         </w:tc>
         <w:tc>
           <w:tcPr>
-            <w:tcW w:type="dxa" w:w="2542"/>
+            <w:tcW w:type="dxa" w:w="2565"/>
           </w:tcPr>
           <w:p>
             <w:pPr>
@@ -13711,7 +13790,7 @@
         </w:tc>
         <w:tc>
           <w:tcPr>
-            <w:tcW w:type="dxa" w:w="513"/>
+            <w:tcW w:type="dxa" w:w="514"/>
           </w:tcPr>
           <w:p>
             <w:pPr>
@@ -13728,7 +13807,7 @@
         </w:tc>
         <w:tc>
           <w:tcPr>
-            <w:tcW w:type="dxa" w:w="540"/>
+            <w:tcW w:type="dxa" w:w="542"/>
           </w:tcPr>
           <w:p>
             <w:pPr>
@@ -13745,7 +13824,7 @@
         </w:tc>
         <w:tc>
           <w:tcPr>
-            <w:tcW w:type="dxa" w:w="696"/>
+            <w:tcW w:type="dxa" w:w="698"/>
           </w:tcPr>
           <w:p>
             <w:pPr>
@@ -13762,7 +13841,7 @@
         </w:tc>
         <w:tc>
           <w:tcPr>
-            <w:tcW w:type="dxa" w:w="2663"/>
+            <w:tcW w:type="dxa" w:w="2625"/>
           </w:tcPr>
           <w:p>
             <w:pPr>
@@ -13781,7 +13860,7 @@
       <w:tr>
         <w:tc>
           <w:tcPr>
-            <w:tcW w:type="dxa" w:w="2118"/>
+            <w:tcW w:type="dxa" w:w="2128"/>
           </w:tcPr>
           <w:p>
             <w:pPr>
@@ -13798,7 +13877,7 @@
         </w:tc>
         <w:tc>
           <w:tcPr>
-            <w:tcW w:type="dxa" w:w="2542"/>
+            <w:tcW w:type="dxa" w:w="2565"/>
           </w:tcPr>
           <w:p>
             <w:pPr>
@@ -13815,7 +13894,7 @@
         </w:tc>
         <w:tc>
           <w:tcPr>
-            <w:tcW w:type="dxa" w:w="513"/>
+            <w:tcW w:type="dxa" w:w="514"/>
           </w:tcPr>
           <w:p>
             <w:pPr>
@@ -13832,7 +13911,7 @@
         </w:tc>
         <w:tc>
           <w:tcPr>
-            <w:tcW w:type="dxa" w:w="540"/>
+            <w:tcW w:type="dxa" w:w="542"/>
           </w:tcPr>
           <w:p>
             <w:pPr>
@@ -13849,7 +13928,7 @@
         </w:tc>
         <w:tc>
           <w:tcPr>
-            <w:tcW w:type="dxa" w:w="696"/>
+            <w:tcW w:type="dxa" w:w="698"/>
           </w:tcPr>
           <w:p>
             <w:pPr>
@@ -13866,7 +13945,7 @@
         </w:tc>
         <w:tc>
           <w:tcPr>
-            <w:tcW w:type="dxa" w:w="2663"/>
+            <w:tcW w:type="dxa" w:w="2625"/>
           </w:tcPr>
           <w:p>
             <w:pPr>
@@ -13885,7 +13964,7 @@
       <w:tr>
         <w:tc>
           <w:tcPr>
-            <w:tcW w:type="dxa" w:w="2118"/>
+            <w:tcW w:type="dxa" w:w="2128"/>
           </w:tcPr>
           <w:p>
             <w:pPr>
@@ -13902,7 +13981,7 @@
         </w:tc>
         <w:tc>
           <w:tcPr>
-            <w:tcW w:type="dxa" w:w="2542"/>
+            <w:tcW w:type="dxa" w:w="2565"/>
           </w:tcPr>
           <w:p>
             <w:pPr>
@@ -13919,7 +13998,7 @@
         </w:tc>
         <w:tc>
           <w:tcPr>
-            <w:tcW w:type="dxa" w:w="513"/>
+            <w:tcW w:type="dxa" w:w="514"/>
           </w:tcPr>
           <w:p>
             <w:pPr>
@@ -13936,7 +14015,7 @@
         </w:tc>
         <w:tc>
           <w:tcPr>
-            <w:tcW w:type="dxa" w:w="540"/>
+            <w:tcW w:type="dxa" w:w="542"/>
           </w:tcPr>
           <w:p>
             <w:pPr>
@@ -13953,7 +14032,7 @@
         </w:tc>
         <w:tc>
           <w:tcPr>
-            <w:tcW w:type="dxa" w:w="696"/>
+            <w:tcW w:type="dxa" w:w="698"/>
           </w:tcPr>
           <w:p>
             <w:pPr>
@@ -13970,7 +14049,7 @@
         </w:tc>
         <w:tc>
           <w:tcPr>
-            <w:tcW w:type="dxa" w:w="2663"/>
+            <w:tcW w:type="dxa" w:w="2625"/>
           </w:tcPr>
           <w:p>
             <w:pPr>
@@ -13989,7 +14068,7 @@
       <w:tr>
         <w:tc>
           <w:tcPr>
-            <w:tcW w:type="dxa" w:w="2118"/>
+            <w:tcW w:type="dxa" w:w="2128"/>
           </w:tcPr>
           <w:p>
             <w:pPr>
@@ -14006,7 +14085,7 @@
         </w:tc>
         <w:tc>
           <w:tcPr>
-            <w:tcW w:type="dxa" w:w="2542"/>
+            <w:tcW w:type="dxa" w:w="2565"/>
           </w:tcPr>
           <w:p>
             <w:pPr>
@@ -14023,7 +14102,7 @@
         </w:tc>
         <w:tc>
           <w:tcPr>
-            <w:tcW w:type="dxa" w:w="513"/>
+            <w:tcW w:type="dxa" w:w="514"/>
           </w:tcPr>
           <w:p>
             <w:pPr>
@@ -14040,7 +14119,7 @@
         </w:tc>
         <w:tc>
           <w:tcPr>
-            <w:tcW w:type="dxa" w:w="540"/>
+            <w:tcW w:type="dxa" w:w="542"/>
           </w:tcPr>
           <w:p>
             <w:pPr>
@@ -14057,7 +14136,7 @@
         </w:tc>
         <w:tc>
           <w:tcPr>
-            <w:tcW w:type="dxa" w:w="696"/>
+            <w:tcW w:type="dxa" w:w="698"/>
           </w:tcPr>
           <w:p>
             <w:pPr>
@@ -14074,7 +14153,7 @@
         </w:tc>
         <w:tc>
           <w:tcPr>
-            <w:tcW w:type="dxa" w:w="2663"/>
+            <w:tcW w:type="dxa" w:w="2625"/>
           </w:tcPr>
           <w:p>
             <w:pPr>
@@ -14093,7 +14172,7 @@
       <w:tr>
         <w:tc>
           <w:tcPr>
-            <w:tcW w:type="dxa" w:w="2118"/>
+            <w:tcW w:type="dxa" w:w="2128"/>
           </w:tcPr>
           <w:p>
             <w:pPr>
@@ -14110,7 +14189,7 @@
         </w:tc>
         <w:tc>
           <w:tcPr>
-            <w:tcW w:type="dxa" w:w="2542"/>
+            <w:tcW w:type="dxa" w:w="2565"/>
           </w:tcPr>
           <w:p>
             <w:pPr>
@@ -14127,7 +14206,7 @@
         </w:tc>
         <w:tc>
           <w:tcPr>
-            <w:tcW w:type="dxa" w:w="513"/>
+            <w:tcW w:type="dxa" w:w="514"/>
           </w:tcPr>
           <w:p>
             <w:pPr>
@@ -14144,7 +14223,7 @@
         </w:tc>
         <w:tc>
           <w:tcPr>
-            <w:tcW w:type="dxa" w:w="540"/>
+            <w:tcW w:type="dxa" w:w="542"/>
           </w:tcPr>
           <w:p>
             <w:pPr>
@@ -14161,7 +14240,7 @@
         </w:tc>
         <w:tc>
           <w:tcPr>
-            <w:tcW w:type="dxa" w:w="696"/>
+            <w:tcW w:type="dxa" w:w="698"/>
           </w:tcPr>
           <w:p>
             <w:pPr>
@@ -14178,7 +14257,7 @@
         </w:tc>
         <w:tc>
           <w:tcPr>
-            <w:tcW w:type="dxa" w:w="2663"/>
+            <w:tcW w:type="dxa" w:w="2625"/>
           </w:tcPr>
           <w:p>
             <w:pPr>
@@ -14197,7 +14276,7 @@
       <w:tr>
         <w:tc>
           <w:tcPr>
-            <w:tcW w:type="dxa" w:w="2118"/>
+            <w:tcW w:type="dxa" w:w="2128"/>
           </w:tcPr>
           <w:p>
             <w:pPr>
@@ -14214,7 +14293,7 @@
         </w:tc>
         <w:tc>
           <w:tcPr>
-            <w:tcW w:type="dxa" w:w="2542"/>
+            <w:tcW w:type="dxa" w:w="2565"/>
           </w:tcPr>
           <w:p>
             <w:pPr>
@@ -14231,7 +14310,7 @@
         </w:tc>
         <w:tc>
           <w:tcPr>
-            <w:tcW w:type="dxa" w:w="513"/>
+            <w:tcW w:type="dxa" w:w="514"/>
           </w:tcPr>
           <w:p>
             <w:pPr>
@@ -14248,7 +14327,7 @@
         </w:tc>
         <w:tc>
           <w:tcPr>
-            <w:tcW w:type="dxa" w:w="540"/>
+            <w:tcW w:type="dxa" w:w="542"/>
           </w:tcPr>
           <w:p>
             <w:pPr>
@@ -14265,7 +14344,7 @@
         </w:tc>
         <w:tc>
           <w:tcPr>
-            <w:tcW w:type="dxa" w:w="696"/>
+            <w:tcW w:type="dxa" w:w="698"/>
           </w:tcPr>
           <w:p>
             <w:pPr>
@@ -14282,7 +14361,7 @@
         </w:tc>
         <w:tc>
           <w:tcPr>
-            <w:tcW w:type="dxa" w:w="2663"/>
+            <w:tcW w:type="dxa" w:w="2625"/>
           </w:tcPr>
           <w:p>
             <w:pPr>
@@ -14301,7 +14380,7 @@
       <w:tr>
         <w:tc>
           <w:tcPr>
-            <w:tcW w:type="dxa" w:w="2118"/>
+            <w:tcW w:type="dxa" w:w="2128"/>
           </w:tcPr>
           <w:p>
             <w:pPr>
@@ -14318,7 +14397,7 @@
         </w:tc>
         <w:tc>
           <w:tcPr>
-            <w:tcW w:type="dxa" w:w="2542"/>
+            <w:tcW w:type="dxa" w:w="2565"/>
           </w:tcPr>
           <w:p>
             <w:pPr>
@@ -14335,7 +14414,7 @@
         </w:tc>
         <w:tc>
           <w:tcPr>
-            <w:tcW w:type="dxa" w:w="513"/>
+            <w:tcW w:type="dxa" w:w="514"/>
           </w:tcPr>
           <w:p>
             <w:pPr>
@@ -14352,7 +14431,7 @@
         </w:tc>
         <w:tc>
           <w:tcPr>
-            <w:tcW w:type="dxa" w:w="540"/>
+            <w:tcW w:type="dxa" w:w="542"/>
           </w:tcPr>
           <w:p>
             <w:pPr>
@@ -14369,7 +14448,7 @@
         </w:tc>
         <w:tc>
           <w:tcPr>
-            <w:tcW w:type="dxa" w:w="696"/>
+            <w:tcW w:type="dxa" w:w="698"/>
           </w:tcPr>
           <w:p>
             <w:pPr>
@@ -14386,7 +14465,7 @@
         </w:tc>
         <w:tc>
           <w:tcPr>
-            <w:tcW w:type="dxa" w:w="2663"/>
+            <w:tcW w:type="dxa" w:w="2625"/>
           </w:tcPr>
           <w:p>
             <w:pPr>
@@ -14405,7 +14484,7 @@
       <w:tr>
         <w:tc>
           <w:tcPr>
-            <w:tcW w:type="dxa" w:w="2118"/>
+            <w:tcW w:type="dxa" w:w="2128"/>
           </w:tcPr>
           <w:p>
             <w:pPr>
@@ -14422,7 +14501,7 @@
         </w:tc>
         <w:tc>
           <w:tcPr>
-            <w:tcW w:type="dxa" w:w="2542"/>
+            <w:tcW w:type="dxa" w:w="2565"/>
           </w:tcPr>
           <w:p>
             <w:pPr>
@@ -14439,7 +14518,7 @@
         </w:tc>
         <w:tc>
           <w:tcPr>
-            <w:tcW w:type="dxa" w:w="513"/>
+            <w:tcW w:type="dxa" w:w="514"/>
           </w:tcPr>
           <w:p>
             <w:pPr>
@@ -14456,7 +14535,7 @@
         </w:tc>
         <w:tc>
           <w:tcPr>
-            <w:tcW w:type="dxa" w:w="540"/>
+            <w:tcW w:type="dxa" w:w="542"/>
           </w:tcPr>
           <w:p>
             <w:pPr>
@@ -14473,7 +14552,7 @@
         </w:tc>
         <w:tc>
           <w:tcPr>
-            <w:tcW w:type="dxa" w:w="696"/>
+            <w:tcW w:type="dxa" w:w="698"/>
           </w:tcPr>
           <w:p>
             <w:pPr>
@@ -14490,7 +14569,7 @@
         </w:tc>
         <w:tc>
           <w:tcPr>
-            <w:tcW w:type="dxa" w:w="2663"/>
+            <w:tcW w:type="dxa" w:w="2625"/>
           </w:tcPr>
           <w:p>
             <w:pPr>
@@ -14509,7 +14588,7 @@
       <w:tr>
         <w:tc>
           <w:tcPr>
-            <w:tcW w:type="dxa" w:w="2118"/>
+            <w:tcW w:type="dxa" w:w="2128"/>
           </w:tcPr>
           <w:p>
             <w:pPr>
@@ -14526,7 +14605,7 @@
         </w:tc>
         <w:tc>
           <w:tcPr>
-            <w:tcW w:type="dxa" w:w="2542"/>
+            <w:tcW w:type="dxa" w:w="2565"/>
           </w:tcPr>
           <w:p>
             <w:pPr>
@@ -14543,7 +14622,7 @@
         </w:tc>
         <w:tc>
           <w:tcPr>
-            <w:tcW w:type="dxa" w:w="513"/>
+            <w:tcW w:type="dxa" w:w="514"/>
           </w:tcPr>
           <w:p>
             <w:pPr>
@@ -14560,7 +14639,7 @@
         </w:tc>
         <w:tc>
           <w:tcPr>
-            <w:tcW w:type="dxa" w:w="540"/>
+            <w:tcW w:type="dxa" w:w="542"/>
           </w:tcPr>
           <w:p>
             <w:pPr>
@@ -14577,35 +14656,35 @@
         </w:tc>
         <w:tc>
           <w:tcPr>
-            <w:tcW w:type="dxa" w:w="696"/>
-          </w:tcPr>
-          <w:p>
-            <w:pPr>
-              <w:pStyle w:val="Compact"/>
-              <w:spacing w:after="0" w:line="264" w:lineRule="auto"/>
-            </w:pPr>
-            <w:r>
-              <w:rPr>
-                <w:sz w:val="16"/>
-              </w:rPr>
-              <w:t xml:space="preserve">부분</w:t>
-            </w:r>
-          </w:p>
-        </w:tc>
-        <w:tc>
-          <w:tcPr>
-            <w:tcW w:type="dxa" w:w="2663"/>
-          </w:tcPr>
-          <w:p>
-            <w:pPr>
-              <w:pStyle w:val="Compact"/>
-              <w:spacing w:after="0" w:line="264" w:lineRule="auto"/>
-            </w:pPr>
-            <w:r>
-              <w:rPr>
-                <w:sz w:val="16"/>
-              </w:rPr>
-              <w:t xml:space="preserve">MERT 13층 × 5소스 완료.</w:t>
+            <w:tcW w:type="dxa" w:w="698"/>
+          </w:tcPr>
+          <w:p>
+            <w:pPr>
+              <w:pStyle w:val="Compact"/>
+              <w:spacing w:after="0" w:line="264" w:lineRule="auto"/>
+            </w:pPr>
+            <w:r>
+              <w:rPr>
+                <w:sz w:val="16"/>
+              </w:rPr>
+              <w:t xml:space="preserve">완료</w:t>
+            </w:r>
+          </w:p>
+        </w:tc>
+        <w:tc>
+          <w:tcPr>
+            <w:tcW w:type="dxa" w:w="2625"/>
+          </w:tcPr>
+          <w:p>
+            <w:pPr>
+              <w:pStyle w:val="Compact"/>
+              <w:spacing w:after="0" w:line="264" w:lineRule="auto"/>
+            </w:pPr>
+            <w:r>
+              <w:rPr>
+                <w:sz w:val="16"/>
+              </w:rPr>
+              <w:t xml:space="preserve">MERT 13층 × 5소스 · CLAP 1004곡.</w:t>
             </w:r>
             <w:r>
               <w:rPr>
@@ -14619,7 +14698,7 @@
                 <w:bCs/>
                 <w:sz w:val="16"/>
               </w:rPr>
-              <w:t xml:space="preserve">MERT 비상업</w:t>
+              <w:t xml:space="preserve">둘을 같은 자로 쟀고 CLAP이 MERT의 27%다</w:t>
             </w:r>
             <w:r>
               <w:rPr>
@@ -14631,26 +14710,7 @@
               <w:rPr>
                 <w:sz w:val="16"/>
               </w:rPr>
-              <w:t xml:space="preserve">— CLAP(</w:t>
-            </w:r>
-            <w:r>
-              <w:rPr>
-                <w:rStyle w:val="VerbatimChar"/>
-                <w:sz w:val="16"/>
-              </w:rPr>
-              <w:t xml:space="preserve">larger_clap_music</w:t>
-            </w:r>
-            <w:r>
-              <w:rPr>
-                <w:sz w:val="16"/>
-              </w:rPr>
-              <w:t xml:space="preserve"> </w:t>
-            </w:r>
-            <w:r>
-              <w:rPr>
-                <w:sz w:val="16"/>
-              </w:rPr>
-              <w:t xml:space="preserve">· Apache-2.0) 경로가 섰다.</w:t>
+              <w:t xml:space="preserve">(O-68 닫힘 · D-0235). 취향 축은 MERT로 가며</w:t>
             </w:r>
             <w:r>
               <w:rPr>
@@ -14664,27 +14724,15 @@
                 <w:bCs/>
                 <w:sz w:val="16"/>
               </w:rPr>
-              <w:t xml:space="preserve">첫 배치는 임베딩이 아니라 은닉 상태를 쌓았고 6GB를 버렸다</w:t>
-            </w:r>
-            <w:r>
-              <w:rPr>
-                <w:sz w:val="16"/>
-              </w:rPr>
-              <w:t xml:space="preserve"> </w:t>
-            </w:r>
-            <w:r>
-              <w:rPr>
-                <w:sz w:val="16"/>
-              </w:rPr>
-              <w:t xml:space="preserve">(D-0233). 다시 뽑아 비교하면 O-68이 닫힌다</w:t>
-            </w:r>
-          </w:p>
-        </w:tc>
-      </w:tr>
-      <w:tr>
-        <w:tc>
-          <w:tcPr>
-            <w:tcW w:type="dxa" w:w="2118"/>
+              <w:t xml:space="preserve">비상업 제약을 안고 간다</w:t>
+            </w:r>
+          </w:p>
+        </w:tc>
+      </w:tr>
+      <w:tr>
+        <w:tc>
+          <w:tcPr>
+            <w:tcW w:type="dxa" w:w="2128"/>
           </w:tcPr>
           <w:p>
             <w:pPr>
@@ -14701,7 +14749,7 @@
         </w:tc>
         <w:tc>
           <w:tcPr>
-            <w:tcW w:type="dxa" w:w="2542"/>
+            <w:tcW w:type="dxa" w:w="2565"/>
           </w:tcPr>
           <w:p>
             <w:pPr>
@@ -14718,7 +14766,7 @@
         </w:tc>
         <w:tc>
           <w:tcPr>
-            <w:tcW w:type="dxa" w:w="513"/>
+            <w:tcW w:type="dxa" w:w="514"/>
           </w:tcPr>
           <w:p>
             <w:pPr>
@@ -14735,7 +14783,7 @@
         </w:tc>
         <w:tc>
           <w:tcPr>
-            <w:tcW w:type="dxa" w:w="540"/>
+            <w:tcW w:type="dxa" w:w="542"/>
           </w:tcPr>
           <w:p>
             <w:pPr>
@@ -14752,7 +14800,7 @@
         </w:tc>
         <w:tc>
           <w:tcPr>
-            <w:tcW w:type="dxa" w:w="696"/>
+            <w:tcW w:type="dxa" w:w="698"/>
           </w:tcPr>
           <w:p>
             <w:pPr>
@@ -14769,7 +14817,7 @@
         </w:tc>
         <w:tc>
           <w:tcPr>
-            <w:tcW w:type="dxa" w:w="2663"/>
+            <w:tcW w:type="dxa" w:w="2625"/>
           </w:tcPr>
           <w:p>
             <w:pPr>
@@ -14788,7 +14836,7 @@
       <w:tr>
         <w:tc>
           <w:tcPr>
-            <w:tcW w:type="dxa" w:w="2118"/>
+            <w:tcW w:type="dxa" w:w="2128"/>
           </w:tcPr>
           <w:p>
             <w:pPr>
@@ -14805,7 +14853,7 @@
         </w:tc>
         <w:tc>
           <w:tcPr>
-            <w:tcW w:type="dxa" w:w="2542"/>
+            <w:tcW w:type="dxa" w:w="2565"/>
           </w:tcPr>
           <w:p>
             <w:pPr>
@@ -14822,7 +14870,7 @@
         </w:tc>
         <w:tc>
           <w:tcPr>
-            <w:tcW w:type="dxa" w:w="513"/>
+            <w:tcW w:type="dxa" w:w="514"/>
           </w:tcPr>
           <w:p>
             <w:pPr>
@@ -14839,7 +14887,7 @@
         </w:tc>
         <w:tc>
           <w:tcPr>
-            <w:tcW w:type="dxa" w:w="540"/>
+            <w:tcW w:type="dxa" w:w="542"/>
           </w:tcPr>
           <w:p>
             <w:pPr>
@@ -14856,7 +14904,7 @@
         </w:tc>
         <w:tc>
           <w:tcPr>
-            <w:tcW w:type="dxa" w:w="696"/>
+            <w:tcW w:type="dxa" w:w="698"/>
           </w:tcPr>
           <w:p>
             <w:pPr>
@@ -14873,7 +14921,7 @@
         </w:tc>
         <w:tc>
           <w:tcPr>
-            <w:tcW w:type="dxa" w:w="2663"/>
+            <w:tcW w:type="dxa" w:w="2625"/>
           </w:tcPr>
           <w:p>
             <w:pPr>
@@ -38651,7 +38699,7 @@
       <w:r>
         <w:drawing>
           <wp:inline>
-            <wp:extent cx="5334000" cy="3023648"/>
+            <wp:extent cx="5334000" cy="3019195"/>
             <wp:effectExtent b="0" l="0" r="0" t="0"/>
             <wp:docPr descr="4축과 모델 — 스템 분리가 편곡 · 가창의 전제다" title="" id="116" name="Picture"/>
             <a:graphic>
@@ -38672,7 +38720,7 @@
                   <pic:spPr bwMode="auto">
                     <a:xfrm>
                       <a:off x="0" y="0"/>
-                      <a:ext cx="5334000" cy="3023648"/>
+                      <a:ext cx="5334000" cy="3019195"/>
                     </a:xfrm>
                     <a:prstGeom prst="rect">
                       <a:avLst/>
@@ -48949,6 +48997,143 @@
           <w:bCs/>
         </w:rPr>
         <w:t xml:space="preserve">M2의 검정력이 M1보다 높다.</w:t>
+      </w:r>
+    </w:p>
+    <w:p>
+      <w:pPr>
+        <w:pStyle w:val="Compact"/>
+        <w:numPr>
+          <w:ilvl w:val="0"/>
+          <w:numId w:val="1005"/>
+        </w:numPr>
+      </w:pPr>
+      <w:r>
+        <w:rPr>
+          <w:b/>
+          <w:bCs/>
+        </w:rPr>
+        <w:t xml:space="preserve">상업 가능 축 실측은 D-0235 (O-68 닫힘).</w:t>
+      </w:r>
+      <w:r>
+        <w:t xml:space="preserve"> </w:t>
+      </w:r>
+      <w:r>
+        <w:t xml:space="preserve">같은 1004곡·홀짝 분할에서</w:t>
+      </w:r>
+      <w:r>
+        <w:t xml:space="preserve"> </w:t>
+      </w:r>
+      <w:r>
+        <w:rPr>
+          <w:b/>
+          <w:bCs/>
+        </w:rPr>
+        <w:t xml:space="preserve">CLAP 단독 M1 MAP@10</w:t>
+      </w:r>
+      <w:r>
+        <w:rPr>
+          <w:b/>
+          <w:bCs/>
+        </w:rPr>
+        <w:t xml:space="preserve"> </w:t>
+      </w:r>
+      <w:r>
+        <w:rPr>
+          <w:b/>
+          <w:bCs/>
+        </w:rPr>
+        <w:t xml:space="preserve">0.0527(6.6배) · M2 0.0348(3.6배)</w:t>
+      </w:r>
+      <w:r>
+        <w:t xml:space="preserve"> </w:t>
+      </w:r>
+      <w:r>
+        <w:t xml:space="preserve">— MERT</w:t>
+      </w:r>
+      <w:r>
+        <w:t xml:space="preserve"> </w:t>
+      </w:r>
+      <w:r>
+        <w:rPr>
+          <w:rStyle w:val="VerbatimChar"/>
+        </w:rPr>
+        <w:t xml:space="preserve">layer00</w:t>
+      </w:r>
+      <w:r>
+        <w:t xml:space="preserve">의</w:t>
+      </w:r>
+      <w:r>
+        <w:t xml:space="preserve"> </w:t>
+      </w:r>
+      <w:r>
+        <w:rPr>
+          <w:b/>
+          <w:bCs/>
+        </w:rPr>
+        <w:t xml:space="preserve">27% · 16%</w:t>
+      </w:r>
+      <w:r>
+        <w:t xml:space="preserve">다. 상업 가능 최선은</w:t>
+      </w:r>
+      <w:r>
+        <w:t xml:space="preserve"> </w:t>
+      </w:r>
+      <w:r>
+        <w:rPr>
+          <w:b/>
+          <w:bCs/>
+        </w:rPr>
+        <w:t xml:space="preserve">CLAP+MFCC(</w:t>
+      </w:r>
+      <w:r>
+        <w:rPr>
+          <w:rStyle w:val="VerbatimChar"/>
+          <w:b/>
+          <w:bCs/>
+        </w:rPr>
+        <w:t xml:space="preserve">--block-l2</w:t>
+      </w:r>
+      <w:r>
+        <w:rPr>
+          <w:b/>
+          <w:bCs/>
+        </w:rPr>
+        <w:t xml:space="preserve">) 0.0825(9.9배) · 0.0822(7.1배)</w:t>
+      </w:r>
+      <w:r>
+        <w:t xml:space="preserve">이며 42% · 38%다.</w:t>
+      </w:r>
+      <w:r>
+        <w:t xml:space="preserve"> </w:t>
+      </w:r>
+      <w:r>
+        <w:rPr>
+          <w:b/>
+          <w:bCs/>
+        </w:rPr>
+        <w:t xml:space="preserve">MFCC를 붙이면 CLAP은 +57%, MERT는 -32%다</w:t>
+      </w:r>
+      <w:r>
+        <w:t xml:space="preserve"> </w:t>
+      </w:r>
+      <w:r>
+        <w:t xml:space="preserve">— CLAP에 없는 음향 정보가 MFCC에 있고</w:t>
+      </w:r>
+      <w:r>
+        <w:t xml:space="preserve"> </w:t>
+      </w:r>
+      <w:r>
+        <w:t xml:space="preserve">MERT 첫 층에는 이미 있다.</w:t>
+      </w:r>
+      <w:r>
+        <w:t xml:space="preserve"> </w:t>
+      </w:r>
+      <w:r>
+        <w:rPr>
+          <w:b/>
+          <w:bCs/>
+        </w:rPr>
+        <w:t xml:space="preserve">대체재는 없다.</w:t>
       </w:r>
     </w:p>
     <w:p>

--- a/docs/proposal.docx
+++ b/docs/proposal.docx
@@ -124,7 +124,7 @@
           <w:color w:val="888888"/>
           <w:sz w:val="17"/>
         </w:rPr>
-        <w:t>빌드 2026-09-23 · 정본 docs/MASTER.md Part I ~ III</w:t>
+        <w:t>빌드 2026-09-25 · 정본 docs/MASTER.md Part I ~ III</w:t>
       </w:r>
     </w:p>
     <w:p>
@@ -9653,9 +9653,9 @@
         <w:tblLook w:firstRow="1" w:lastRow="0" w:firstColumn="0" w:lastColumn="0" w:noHBand="0" w:noVBand="0" w:val="0020"/>
       </w:tblPr>
       <w:tblGrid>
-        <w:gridCol w:w="1305"/>
-        <w:gridCol w:w="4562"/>
-        <w:gridCol w:w="3204"/>
+        <w:gridCol w:w="1298"/>
+        <w:gridCol w:w="4642"/>
+        <w:gridCol w:w="3130"/>
       </w:tblGrid>
       <w:tr>
         <w:trPr>
@@ -9663,7 +9663,7 @@
         </w:trPr>
         <w:tc>
           <w:tcPr>
-            <w:tcW w:type="dxa" w:w="1305"/>
+            <w:tcW w:type="dxa" w:w="1298"/>
             <w:shd w:val="clear" w:color="auto" w:fill="E8EEF5"/>
           </w:tcPr>
           <w:p>
@@ -9683,7 +9683,7 @@
         </w:tc>
         <w:tc>
           <w:tcPr>
-            <w:tcW w:type="dxa" w:w="4563"/>
+            <w:tcW w:type="dxa" w:w="4643"/>
             <w:shd w:val="clear" w:color="auto" w:fill="E8EEF5"/>
           </w:tcPr>
           <w:p>
@@ -9703,7 +9703,7 @@
         </w:tc>
         <w:tc>
           <w:tcPr>
-            <w:tcW w:type="dxa" w:w="3204"/>
+            <w:tcW w:type="dxa" w:w="3131"/>
             <w:shd w:val="clear" w:color="auto" w:fill="E8EEF5"/>
           </w:tcPr>
           <w:p>
@@ -9725,7 +9725,7 @@
       <w:tr>
         <w:tc>
           <w:tcPr>
-            <w:tcW w:type="dxa" w:w="1305"/>
+            <w:tcW w:type="dxa" w:w="1298"/>
           </w:tcPr>
           <w:p>
             <w:pPr>
@@ -9742,7 +9742,7 @@
         </w:tc>
         <w:tc>
           <w:tcPr>
-            <w:tcW w:type="dxa" w:w="4563"/>
+            <w:tcW w:type="dxa" w:w="4643"/>
           </w:tcPr>
           <w:p>
             <w:pPr>
@@ -9785,7 +9785,7 @@
         </w:tc>
         <w:tc>
           <w:tcPr>
-            <w:tcW w:type="dxa" w:w="3204"/>
+            <w:tcW w:type="dxa" w:w="3131"/>
           </w:tcPr>
           <w:p>
             <w:pPr>
@@ -9804,7 +9804,7 @@
       <w:tr>
         <w:tc>
           <w:tcPr>
-            <w:tcW w:type="dxa" w:w="1305"/>
+            <w:tcW w:type="dxa" w:w="1298"/>
           </w:tcPr>
           <w:p>
             <w:pPr>
@@ -9821,7 +9821,7 @@
         </w:tc>
         <w:tc>
           <w:tcPr>
-            <w:tcW w:type="dxa" w:w="4563"/>
+            <w:tcW w:type="dxa" w:w="4643"/>
           </w:tcPr>
           <w:p>
             <w:pPr>
@@ -9864,7 +9864,7 @@
         </w:tc>
         <w:tc>
           <w:tcPr>
-            <w:tcW w:type="dxa" w:w="3204"/>
+            <w:tcW w:type="dxa" w:w="3131"/>
           </w:tcPr>
           <w:p>
             <w:pPr>
@@ -9883,7 +9883,7 @@
       <w:tr>
         <w:tc>
           <w:tcPr>
-            <w:tcW w:type="dxa" w:w="1305"/>
+            <w:tcW w:type="dxa" w:w="1298"/>
           </w:tcPr>
           <w:p>
             <w:pPr>
@@ -9900,7 +9900,7 @@
         </w:tc>
         <w:tc>
           <w:tcPr>
-            <w:tcW w:type="dxa" w:w="4563"/>
+            <w:tcW w:type="dxa" w:w="4643"/>
           </w:tcPr>
           <w:p>
             <w:pPr>
@@ -9917,7 +9917,7 @@
         </w:tc>
         <w:tc>
           <w:tcPr>
-            <w:tcW w:type="dxa" w:w="3204"/>
+            <w:tcW w:type="dxa" w:w="3131"/>
           </w:tcPr>
           <w:p>
             <w:pPr>
@@ -9936,7 +9936,7 @@
       <w:tr>
         <w:tc>
           <w:tcPr>
-            <w:tcW w:type="dxa" w:w="1305"/>
+            <w:tcW w:type="dxa" w:w="1298"/>
           </w:tcPr>
           <w:p>
             <w:pPr>
@@ -9953,7 +9953,7 @@
         </w:tc>
         <w:tc>
           <w:tcPr>
-            <w:tcW w:type="dxa" w:w="4563"/>
+            <w:tcW w:type="dxa" w:w="4643"/>
           </w:tcPr>
           <w:p>
             <w:pPr>
@@ -9970,7 +9970,7 @@
         </w:tc>
         <w:tc>
           <w:tcPr>
-            <w:tcW w:type="dxa" w:w="3204"/>
+            <w:tcW w:type="dxa" w:w="3131"/>
           </w:tcPr>
           <w:p>
             <w:pPr>
@@ -9989,7 +9989,7 @@
       <w:tr>
         <w:tc>
           <w:tcPr>
-            <w:tcW w:type="dxa" w:w="1305"/>
+            <w:tcW w:type="dxa" w:w="1298"/>
           </w:tcPr>
           <w:p>
             <w:pPr>
@@ -10006,7 +10006,7 @@
         </w:tc>
         <w:tc>
           <w:tcPr>
-            <w:tcW w:type="dxa" w:w="4563"/>
+            <w:tcW w:type="dxa" w:w="4643"/>
           </w:tcPr>
           <w:p>
             <w:pPr>
@@ -10023,7 +10023,7 @@
         </w:tc>
         <w:tc>
           <w:tcPr>
-            <w:tcW w:type="dxa" w:w="3204"/>
+            <w:tcW w:type="dxa" w:w="3131"/>
           </w:tcPr>
           <w:p>
             <w:pPr>
@@ -10042,7 +10042,7 @@
       <w:tr>
         <w:tc>
           <w:tcPr>
-            <w:tcW w:type="dxa" w:w="1305"/>
+            <w:tcW w:type="dxa" w:w="1298"/>
           </w:tcPr>
           <w:p>
             <w:pPr>
@@ -10059,7 +10059,7 @@
         </w:tc>
         <w:tc>
           <w:tcPr>
-            <w:tcW w:type="dxa" w:w="4563"/>
+            <w:tcW w:type="dxa" w:w="4643"/>
           </w:tcPr>
           <w:p>
             <w:pPr>
@@ -10076,7 +10076,7 @@
         </w:tc>
         <w:tc>
           <w:tcPr>
-            <w:tcW w:type="dxa" w:w="3204"/>
+            <w:tcW w:type="dxa" w:w="3131"/>
           </w:tcPr>
           <w:p>
             <w:pPr>
@@ -10095,7 +10095,7 @@
       <w:tr>
         <w:tc>
           <w:tcPr>
-            <w:tcW w:type="dxa" w:w="1305"/>
+            <w:tcW w:type="dxa" w:w="1298"/>
           </w:tcPr>
           <w:p>
             <w:pPr>
@@ -10112,7 +10112,7 @@
         </w:tc>
         <w:tc>
           <w:tcPr>
-            <w:tcW w:type="dxa" w:w="4563"/>
+            <w:tcW w:type="dxa" w:w="4643"/>
           </w:tcPr>
           <w:p>
             <w:pPr>
@@ -10129,7 +10129,7 @@
         </w:tc>
         <w:tc>
           <w:tcPr>
-            <w:tcW w:type="dxa" w:w="3204"/>
+            <w:tcW w:type="dxa" w:w="3131"/>
           </w:tcPr>
           <w:p>
             <w:pPr>
@@ -10148,7 +10148,7 @@
       <w:tr>
         <w:tc>
           <w:tcPr>
-            <w:tcW w:type="dxa" w:w="1305"/>
+            <w:tcW w:type="dxa" w:w="1298"/>
           </w:tcPr>
           <w:p>
             <w:pPr>
@@ -10165,7 +10165,7 @@
         </w:tc>
         <w:tc>
           <w:tcPr>
-            <w:tcW w:type="dxa" w:w="4563"/>
+            <w:tcW w:type="dxa" w:w="4643"/>
           </w:tcPr>
           <w:p>
             <w:pPr>
@@ -10182,7 +10182,7 @@
         </w:tc>
         <w:tc>
           <w:tcPr>
-            <w:tcW w:type="dxa" w:w="3204"/>
+            <w:tcW w:type="dxa" w:w="3131"/>
           </w:tcPr>
           <w:p>
             <w:pPr>
@@ -10201,7 +10201,7 @@
       <w:tr>
         <w:tc>
           <w:tcPr>
-            <w:tcW w:type="dxa" w:w="1305"/>
+            <w:tcW w:type="dxa" w:w="1298"/>
           </w:tcPr>
           <w:p>
             <w:pPr>
@@ -10218,7 +10218,7 @@
         </w:tc>
         <w:tc>
           <w:tcPr>
-            <w:tcW w:type="dxa" w:w="4563"/>
+            <w:tcW w:type="dxa" w:w="4643"/>
           </w:tcPr>
           <w:p>
             <w:pPr>
@@ -10235,7 +10235,7 @@
         </w:tc>
         <w:tc>
           <w:tcPr>
-            <w:tcW w:type="dxa" w:w="3204"/>
+            <w:tcW w:type="dxa" w:w="3131"/>
           </w:tcPr>
           <w:p>
             <w:pPr>
@@ -10254,7 +10254,7 @@
       <w:tr>
         <w:tc>
           <w:tcPr>
-            <w:tcW w:type="dxa" w:w="1305"/>
+            <w:tcW w:type="dxa" w:w="1298"/>
           </w:tcPr>
           <w:p>
             <w:pPr>
@@ -10271,7 +10271,7 @@
         </w:tc>
         <w:tc>
           <w:tcPr>
-            <w:tcW w:type="dxa" w:w="4563"/>
+            <w:tcW w:type="dxa" w:w="4643"/>
           </w:tcPr>
           <w:p>
             <w:pPr>
@@ -10314,7 +10314,7 @@
         </w:tc>
         <w:tc>
           <w:tcPr>
-            <w:tcW w:type="dxa" w:w="3204"/>
+            <w:tcW w:type="dxa" w:w="3131"/>
           </w:tcPr>
           <w:p>
             <w:pPr>
@@ -10333,7 +10333,7 @@
       <w:tr>
         <w:tc>
           <w:tcPr>
-            <w:tcW w:type="dxa" w:w="1305"/>
+            <w:tcW w:type="dxa" w:w="1298"/>
           </w:tcPr>
           <w:p>
             <w:pPr>
@@ -10350,7 +10350,7 @@
         </w:tc>
         <w:tc>
           <w:tcPr>
-            <w:tcW w:type="dxa" w:w="4563"/>
+            <w:tcW w:type="dxa" w:w="4643"/>
           </w:tcPr>
           <w:p>
             <w:pPr>
@@ -10367,7 +10367,7 @@
         </w:tc>
         <w:tc>
           <w:tcPr>
-            <w:tcW w:type="dxa" w:w="3204"/>
+            <w:tcW w:type="dxa" w:w="3131"/>
           </w:tcPr>
           <w:p>
             <w:pPr>
@@ -10386,7 +10386,7 @@
       <w:tr>
         <w:tc>
           <w:tcPr>
-            <w:tcW w:type="dxa" w:w="1305"/>
+            <w:tcW w:type="dxa" w:w="1298"/>
           </w:tcPr>
           <w:p>
             <w:pPr>
@@ -10403,7 +10403,7 @@
         </w:tc>
         <w:tc>
           <w:tcPr>
-            <w:tcW w:type="dxa" w:w="4563"/>
+            <w:tcW w:type="dxa" w:w="4643"/>
           </w:tcPr>
           <w:p>
             <w:pPr>
@@ -10420,7 +10420,7 @@
         </w:tc>
         <w:tc>
           <w:tcPr>
-            <w:tcW w:type="dxa" w:w="3204"/>
+            <w:tcW w:type="dxa" w:w="3131"/>
           </w:tcPr>
           <w:p>
             <w:pPr>
@@ -10439,7 +10439,7 @@
       <w:tr>
         <w:tc>
           <w:tcPr>
-            <w:tcW w:type="dxa" w:w="1305"/>
+            <w:tcW w:type="dxa" w:w="1298"/>
           </w:tcPr>
           <w:p>
             <w:pPr>
@@ -10456,7 +10456,7 @@
         </w:tc>
         <w:tc>
           <w:tcPr>
-            <w:tcW w:type="dxa" w:w="4563"/>
+            <w:tcW w:type="dxa" w:w="4643"/>
           </w:tcPr>
           <w:p>
             <w:pPr>
@@ -10473,7 +10473,7 @@
         </w:tc>
         <w:tc>
           <w:tcPr>
-            <w:tcW w:type="dxa" w:w="3204"/>
+            <w:tcW w:type="dxa" w:w="3131"/>
           </w:tcPr>
           <w:p>
             <w:pPr>
@@ -10492,7 +10492,7 @@
       <w:tr>
         <w:tc>
           <w:tcPr>
-            <w:tcW w:type="dxa" w:w="1305"/>
+            <w:tcW w:type="dxa" w:w="1298"/>
           </w:tcPr>
           <w:p>
             <w:pPr>
@@ -10509,7 +10509,7 @@
         </w:tc>
         <w:tc>
           <w:tcPr>
-            <w:tcW w:type="dxa" w:w="4563"/>
+            <w:tcW w:type="dxa" w:w="4643"/>
           </w:tcPr>
           <w:p>
             <w:pPr>
@@ -10526,7 +10526,7 @@
         </w:tc>
         <w:tc>
           <w:tcPr>
-            <w:tcW w:type="dxa" w:w="3204"/>
+            <w:tcW w:type="dxa" w:w="3131"/>
           </w:tcPr>
           <w:p>
             <w:pPr>
@@ -10545,7 +10545,7 @@
       <w:tr>
         <w:tc>
           <w:tcPr>
-            <w:tcW w:type="dxa" w:w="1305"/>
+            <w:tcW w:type="dxa" w:w="1298"/>
           </w:tcPr>
           <w:p>
             <w:pPr>
@@ -10562,7 +10562,7 @@
         </w:tc>
         <w:tc>
           <w:tcPr>
-            <w:tcW w:type="dxa" w:w="4563"/>
+            <w:tcW w:type="dxa" w:w="4643"/>
           </w:tcPr>
           <w:p>
             <w:pPr>
@@ -10579,7 +10579,7 @@
         </w:tc>
         <w:tc>
           <w:tcPr>
-            <w:tcW w:type="dxa" w:w="3204"/>
+            <w:tcW w:type="dxa" w:w="3131"/>
           </w:tcPr>
           <w:p>
             <w:pPr>
@@ -10598,7 +10598,7 @@
       <w:tr>
         <w:tc>
           <w:tcPr>
-            <w:tcW w:type="dxa" w:w="1305"/>
+            <w:tcW w:type="dxa" w:w="1298"/>
           </w:tcPr>
           <w:p>
             <w:pPr>
@@ -10615,7 +10615,7 @@
         </w:tc>
         <w:tc>
           <w:tcPr>
-            <w:tcW w:type="dxa" w:w="4563"/>
+            <w:tcW w:type="dxa" w:w="4643"/>
           </w:tcPr>
           <w:p>
             <w:pPr>
@@ -10632,7 +10632,7 @@
         </w:tc>
         <w:tc>
           <w:tcPr>
-            <w:tcW w:type="dxa" w:w="3204"/>
+            <w:tcW w:type="dxa" w:w="3131"/>
           </w:tcPr>
           <w:p>
             <w:pPr>
@@ -10651,7 +10651,7 @@
       <w:tr>
         <w:tc>
           <w:tcPr>
-            <w:tcW w:type="dxa" w:w="1305"/>
+            <w:tcW w:type="dxa" w:w="1298"/>
           </w:tcPr>
           <w:p>
             <w:pPr>
@@ -10668,7 +10668,7 @@
         </w:tc>
         <w:tc>
           <w:tcPr>
-            <w:tcW w:type="dxa" w:w="4563"/>
+            <w:tcW w:type="dxa" w:w="4643"/>
           </w:tcPr>
           <w:p>
             <w:pPr>
@@ -10685,7 +10685,7 @@
         </w:tc>
         <w:tc>
           <w:tcPr>
-            <w:tcW w:type="dxa" w:w="3204"/>
+            <w:tcW w:type="dxa" w:w="3131"/>
           </w:tcPr>
           <w:p>
             <w:pPr>
@@ -10704,7 +10704,7 @@
       <w:tr>
         <w:tc>
           <w:tcPr>
-            <w:tcW w:type="dxa" w:w="1305"/>
+            <w:tcW w:type="dxa" w:w="1298"/>
           </w:tcPr>
           <w:p>
             <w:pPr>
@@ -10721,7 +10721,7 @@
         </w:tc>
         <w:tc>
           <w:tcPr>
-            <w:tcW w:type="dxa" w:w="4563"/>
+            <w:tcW w:type="dxa" w:w="4643"/>
           </w:tcPr>
           <w:p>
             <w:pPr>
@@ -10738,7 +10738,7 @@
         </w:tc>
         <w:tc>
           <w:tcPr>
-            <w:tcW w:type="dxa" w:w="3204"/>
+            <w:tcW w:type="dxa" w:w="3131"/>
           </w:tcPr>
           <w:p>
             <w:pPr>
@@ -10757,7 +10757,7 @@
       <w:tr>
         <w:tc>
           <w:tcPr>
-            <w:tcW w:type="dxa" w:w="1305"/>
+            <w:tcW w:type="dxa" w:w="1298"/>
           </w:tcPr>
           <w:p>
             <w:pPr>
@@ -10774,7 +10774,7 @@
         </w:tc>
         <w:tc>
           <w:tcPr>
-            <w:tcW w:type="dxa" w:w="4563"/>
+            <w:tcW w:type="dxa" w:w="4643"/>
           </w:tcPr>
           <w:p>
             <w:pPr>
@@ -10791,7 +10791,7 @@
         </w:tc>
         <w:tc>
           <w:tcPr>
-            <w:tcW w:type="dxa" w:w="3204"/>
+            <w:tcW w:type="dxa" w:w="3131"/>
           </w:tcPr>
           <w:p>
             <w:pPr>
@@ -10810,7 +10810,7 @@
       <w:tr>
         <w:tc>
           <w:tcPr>
-            <w:tcW w:type="dxa" w:w="1305"/>
+            <w:tcW w:type="dxa" w:w="1298"/>
           </w:tcPr>
           <w:p>
             <w:pPr>
@@ -10827,7 +10827,7 @@
         </w:tc>
         <w:tc>
           <w:tcPr>
-            <w:tcW w:type="dxa" w:w="4563"/>
+            <w:tcW w:type="dxa" w:w="4643"/>
           </w:tcPr>
           <w:p>
             <w:pPr>
@@ -10844,7 +10844,7 @@
         </w:tc>
         <w:tc>
           <w:tcPr>
-            <w:tcW w:type="dxa" w:w="3204"/>
+            <w:tcW w:type="dxa" w:w="3131"/>
           </w:tcPr>
           <w:p>
             <w:pPr>
@@ -10863,7 +10863,7 @@
       <w:tr>
         <w:tc>
           <w:tcPr>
-            <w:tcW w:type="dxa" w:w="1305"/>
+            <w:tcW w:type="dxa" w:w="1298"/>
           </w:tcPr>
           <w:p>
             <w:pPr>
@@ -10880,7 +10880,7 @@
         </w:tc>
         <w:tc>
           <w:tcPr>
-            <w:tcW w:type="dxa" w:w="4563"/>
+            <w:tcW w:type="dxa" w:w="4643"/>
           </w:tcPr>
           <w:p>
             <w:pPr>
@@ -10897,7 +10897,7 @@
         </w:tc>
         <w:tc>
           <w:tcPr>
-            <w:tcW w:type="dxa" w:w="3204"/>
+            <w:tcW w:type="dxa" w:w="3131"/>
           </w:tcPr>
           <w:p>
             <w:pPr>
@@ -10916,7 +10916,7 @@
       <w:tr>
         <w:tc>
           <w:tcPr>
-            <w:tcW w:type="dxa" w:w="1305"/>
+            <w:tcW w:type="dxa" w:w="1298"/>
           </w:tcPr>
           <w:p>
             <w:pPr>
@@ -10933,7 +10933,7 @@
         </w:tc>
         <w:tc>
           <w:tcPr>
-            <w:tcW w:type="dxa" w:w="4563"/>
+            <w:tcW w:type="dxa" w:w="4643"/>
           </w:tcPr>
           <w:p>
             <w:pPr>
@@ -10950,7 +10950,7 @@
         </w:tc>
         <w:tc>
           <w:tcPr>
-            <w:tcW w:type="dxa" w:w="3204"/>
+            <w:tcW w:type="dxa" w:w="3131"/>
           </w:tcPr>
           <w:p>
             <w:pPr>
@@ -10969,7 +10969,7 @@
       <w:tr>
         <w:tc>
           <w:tcPr>
-            <w:tcW w:type="dxa" w:w="1305"/>
+            <w:tcW w:type="dxa" w:w="1298"/>
           </w:tcPr>
           <w:p>
             <w:pPr>
@@ -10986,7 +10986,7 @@
         </w:tc>
         <w:tc>
           <w:tcPr>
-            <w:tcW w:type="dxa" w:w="4563"/>
+            <w:tcW w:type="dxa" w:w="4643"/>
           </w:tcPr>
           <w:p>
             <w:pPr>
@@ -11003,7 +11003,7 @@
         </w:tc>
         <w:tc>
           <w:tcPr>
-            <w:tcW w:type="dxa" w:w="3204"/>
+            <w:tcW w:type="dxa" w:w="3131"/>
           </w:tcPr>
           <w:p>
             <w:pPr>
@@ -11022,35 +11022,35 @@
       <w:tr>
         <w:tc>
           <w:tcPr>
-            <w:tcW w:type="dxa" w:w="1305"/>
-          </w:tcPr>
-          <w:p>
-            <w:pPr>
-              <w:pStyle w:val="Compact"/>
-              <w:spacing w:after="0" w:line="264" w:lineRule="auto"/>
-            </w:pPr>
-            <w:r>
-              <w:rPr>
-                <w:sz w:val="16"/>
-              </w:rPr>
-              <w:t xml:space="preserve">O-57</w:t>
-            </w:r>
-          </w:p>
-        </w:tc>
-        <w:tc>
-          <w:tcPr>
-            <w:tcW w:type="dxa" w:w="4563"/>
-          </w:tcPr>
-          <w:p>
-            <w:pPr>
-              <w:pStyle w:val="Compact"/>
-              <w:spacing w:after="0" w:line="264" w:lineRule="auto"/>
-            </w:pPr>
-            <w:r>
-              <w:rPr>
-                <w:sz w:val="16"/>
-              </w:rPr>
-              <w:t xml:space="preserve">배음 감산 기각이 장조에 가려져 있었다 →</w:t>
+            <w:tcW w:type="dxa" w:w="1298"/>
+          </w:tcPr>
+          <w:p>
+            <w:pPr>
+              <w:pStyle w:val="Compact"/>
+              <w:spacing w:after="0" w:line="264" w:lineRule="auto"/>
+            </w:pPr>
+            <w:r>
+              <w:rPr>
+                <w:sz w:val="16"/>
+              </w:rPr>
+              <w:t xml:space="preserve">O-56</w:t>
+            </w:r>
+          </w:p>
+        </w:tc>
+        <w:tc>
+          <w:tcPr>
+            <w:tcW w:type="dxa" w:w="4643"/>
+          </w:tcPr>
+          <w:p>
+            <w:pPr>
+              <w:pStyle w:val="Compact"/>
+              <w:spacing w:after="0" w:line="264" w:lineRule="auto"/>
+            </w:pPr>
+            <w:r>
+              <w:rPr>
+                <w:sz w:val="16"/>
+              </w:rPr>
+              <w:t xml:space="preserve">DTO 다섯이 응용에 있어 저장소가 거꾸로 본다 →</w:t>
             </w:r>
             <w:r>
               <w:rPr>
@@ -11064,7 +11064,7 @@
                 <w:bCs/>
                 <w:sz w:val="16"/>
               </w:rPr>
-              <w:t xml:space="preserve">뒤집었다</w:t>
+              <w:t xml:space="preserve">도메인으로 내렸다.</w:t>
             </w:r>
             <w:r>
               <w:rPr>
@@ -11076,60 +11076,60 @@
               <w:rPr>
                 <w:sz w:val="16"/>
               </w:rPr>
-              <w:t xml:space="preserve">(D-0201)</w:t>
-            </w:r>
-          </w:p>
-        </w:tc>
-        <w:tc>
-          <w:tcPr>
-            <w:tcW w:type="dxa" w:w="3204"/>
-          </w:tcPr>
-          <w:p>
-            <w:pPr>
-              <w:pStyle w:val="Compact"/>
-              <w:spacing w:after="0" w:line="264" w:lineRule="auto"/>
-            </w:pPr>
-            <w:r>
-              <w:rPr>
-                <w:sz w:val="16"/>
-              </w:rPr>
-              <w:t xml:space="preserve">D-0191 · D-0197 · D-0201</w:t>
-            </w:r>
-          </w:p>
-        </w:tc>
-      </w:tr>
-      <w:tr>
-        <w:tc>
-          <w:tcPr>
-            <w:tcW w:type="dxa" w:w="1305"/>
-          </w:tcPr>
-          <w:p>
-            <w:pPr>
-              <w:pStyle w:val="Compact"/>
-              <w:spacing w:after="0" w:line="264" w:lineRule="auto"/>
-            </w:pPr>
-            <w:r>
-              <w:rPr>
-                <w:sz w:val="16"/>
-              </w:rPr>
-              <w:t xml:space="preserve">O-60</w:t>
-            </w:r>
-          </w:p>
-        </w:tc>
-        <w:tc>
-          <w:tcPr>
-            <w:tcW w:type="dxa" w:w="4563"/>
-          </w:tcPr>
-          <w:p>
-            <w:pPr>
-              <w:pStyle w:val="Compact"/>
-              <w:spacing w:after="0" w:line="264" w:lineRule="auto"/>
-            </w:pPr>
-            <w:r>
-              <w:rPr>
-                <w:sz w:val="16"/>
-              </w:rPr>
-              <w:t xml:space="preserve">패치 도구를 안 쓴 것이 아니라</w:t>
+              <w:t xml:space="preserve">계층 계약의 예외 목록이 비었다</w:t>
+            </w:r>
+          </w:p>
+        </w:tc>
+        <w:tc>
+          <w:tcPr>
+            <w:tcW w:type="dxa" w:w="3131"/>
+          </w:tcPr>
+          <w:p>
+            <w:pPr>
+              <w:pStyle w:val="Compact"/>
+              <w:spacing w:after="0" w:line="264" w:lineRule="auto"/>
+            </w:pPr>
+            <w:r>
+              <w:rPr>
+                <w:sz w:val="16"/>
+              </w:rPr>
+              <w:t xml:space="preserve">D-0236</w:t>
+            </w:r>
+          </w:p>
+        </w:tc>
+      </w:tr>
+      <w:tr>
+        <w:tc>
+          <w:tcPr>
+            <w:tcW w:type="dxa" w:w="1298"/>
+          </w:tcPr>
+          <w:p>
+            <w:pPr>
+              <w:pStyle w:val="Compact"/>
+              <w:spacing w:after="0" w:line="264" w:lineRule="auto"/>
+            </w:pPr>
+            <w:r>
+              <w:rPr>
+                <w:sz w:val="16"/>
+              </w:rPr>
+              <w:t xml:space="preserve">O-57</w:t>
+            </w:r>
+          </w:p>
+        </w:tc>
+        <w:tc>
+          <w:tcPr>
+            <w:tcW w:type="dxa" w:w="4643"/>
+          </w:tcPr>
+          <w:p>
+            <w:pPr>
+              <w:pStyle w:val="Compact"/>
+              <w:spacing w:after="0" w:line="264" w:lineRule="auto"/>
+            </w:pPr>
+            <w:r>
+              <w:rPr>
+                <w:sz w:val="16"/>
+              </w:rPr>
+              <w:t xml:space="preserve">배음 감산 기각이 장조에 가려져 있었다 →</w:t>
             </w:r>
             <w:r>
               <w:rPr>
@@ -11143,60 +11143,7 @@
                 <w:bCs/>
                 <w:sz w:val="16"/>
               </w:rPr>
-              <w:t xml:space="preserve">죽어 있었다</w:t>
-            </w:r>
-          </w:p>
-        </w:tc>
-        <w:tc>
-          <w:tcPr>
-            <w:tcW w:type="dxa" w:w="3204"/>
-          </w:tcPr>
-          <w:p>
-            <w:pPr>
-              <w:pStyle w:val="Compact"/>
-              <w:spacing w:after="0" w:line="264" w:lineRule="auto"/>
-            </w:pPr>
-            <w:r>
-              <w:rPr>
-                <w:sz w:val="16"/>
-              </w:rPr>
-              <w:t xml:space="preserve">D-0070 · D-0196</w:t>
-            </w:r>
-          </w:p>
-        </w:tc>
-      </w:tr>
-      <w:tr>
-        <w:tc>
-          <w:tcPr>
-            <w:tcW w:type="dxa" w:w="1305"/>
-          </w:tcPr>
-          <w:p>
-            <w:pPr>
-              <w:pStyle w:val="Compact"/>
-              <w:spacing w:after="0" w:line="264" w:lineRule="auto"/>
-            </w:pPr>
-            <w:r>
-              <w:rPr>
-                <w:sz w:val="16"/>
-              </w:rPr>
-              <w:t xml:space="preserve">O-63</w:t>
-            </w:r>
-          </w:p>
-        </w:tc>
-        <w:tc>
-          <w:tcPr>
-            <w:tcW w:type="dxa" w:w="4563"/>
-          </w:tcPr>
-          <w:p>
-            <w:pPr>
-              <w:pStyle w:val="Compact"/>
-              <w:spacing w:after="0" w:line="264" w:lineRule="auto"/>
-            </w:pPr>
-            <w:r>
-              <w:rPr>
-                <w:sz w:val="16"/>
-              </w:rPr>
-              <w:t xml:space="preserve">묶음 산출물을</w:t>
+              <w:t xml:space="preserve">뒤집었다</w:t>
             </w:r>
             <w:r>
               <w:rPr>
@@ -11206,69 +11153,62 @@
             </w:r>
             <w:r>
               <w:rPr>
-                <w:rStyle w:val="VerbatimChar"/>
-                <w:sz w:val="16"/>
-              </w:rPr>
-              <w:t xml:space="preserve">generate</w:t>
-            </w:r>
-            <w:r>
-              <w:rPr>
-                <w:sz w:val="16"/>
-              </w:rPr>
-              <w:t xml:space="preserve">가 못 읽었다 → 옛 규격 재생성 · 분포가 소수점까지 재현됐다</w:t>
-            </w:r>
-          </w:p>
-        </w:tc>
-        <w:tc>
-          <w:tcPr>
-            <w:tcW w:type="dxa" w:w="3204"/>
-          </w:tcPr>
-          <w:p>
-            <w:pPr>
-              <w:pStyle w:val="Compact"/>
-              <w:spacing w:after="0" w:line="264" w:lineRule="auto"/>
-            </w:pPr>
-            <w:r>
-              <w:rPr>
-                <w:sz w:val="16"/>
-              </w:rPr>
-              <w:t xml:space="preserve">D-0203 · D-0211 · D-0212</w:t>
-            </w:r>
-          </w:p>
-        </w:tc>
-      </w:tr>
-      <w:tr>
-        <w:tc>
-          <w:tcPr>
-            <w:tcW w:type="dxa" w:w="1305"/>
-          </w:tcPr>
-          <w:p>
-            <w:pPr>
-              <w:pStyle w:val="Compact"/>
-              <w:spacing w:after="0" w:line="264" w:lineRule="auto"/>
-            </w:pPr>
-            <w:r>
-              <w:rPr>
-                <w:sz w:val="16"/>
-              </w:rPr>
-              <w:t xml:space="preserve">O-66</w:t>
-            </w:r>
-          </w:p>
-        </w:tc>
-        <w:tc>
-          <w:tcPr>
-            <w:tcW w:type="dxa" w:w="4563"/>
-          </w:tcPr>
-          <w:p>
-            <w:pPr>
-              <w:pStyle w:val="Compact"/>
-              <w:spacing w:after="0" w:line="264" w:lineRule="auto"/>
-            </w:pPr>
-            <w:r>
-              <w:rPr>
-                <w:sz w:val="16"/>
-              </w:rPr>
-              <w:t xml:space="preserve">대중성 라벨을 무엇으로 세우나 →</w:t>
+                <w:sz w:val="16"/>
+              </w:rPr>
+              <w:t xml:space="preserve">(D-0201)</w:t>
+            </w:r>
+          </w:p>
+        </w:tc>
+        <w:tc>
+          <w:tcPr>
+            <w:tcW w:type="dxa" w:w="3131"/>
+          </w:tcPr>
+          <w:p>
+            <w:pPr>
+              <w:pStyle w:val="Compact"/>
+              <w:spacing w:after="0" w:line="264" w:lineRule="auto"/>
+            </w:pPr>
+            <w:r>
+              <w:rPr>
+                <w:sz w:val="16"/>
+              </w:rPr>
+              <w:t xml:space="preserve">D-0191 · D-0197 · D-0201</w:t>
+            </w:r>
+          </w:p>
+        </w:tc>
+      </w:tr>
+      <w:tr>
+        <w:tc>
+          <w:tcPr>
+            <w:tcW w:type="dxa" w:w="1298"/>
+          </w:tcPr>
+          <w:p>
+            <w:pPr>
+              <w:pStyle w:val="Compact"/>
+              <w:spacing w:after="0" w:line="264" w:lineRule="auto"/>
+            </w:pPr>
+            <w:r>
+              <w:rPr>
+                <w:sz w:val="16"/>
+              </w:rPr>
+              <w:t xml:space="preserve">O-60</w:t>
+            </w:r>
+          </w:p>
+        </w:tc>
+        <w:tc>
+          <w:tcPr>
+            <w:tcW w:type="dxa" w:w="4643"/>
+          </w:tcPr>
+          <w:p>
+            <w:pPr>
+              <w:pStyle w:val="Compact"/>
+              <w:spacing w:after="0" w:line="264" w:lineRule="auto"/>
+            </w:pPr>
+            <w:r>
+              <w:rPr>
+                <w:sz w:val="16"/>
+              </w:rPr>
+              <w:t xml:space="preserve">패치 도구를 안 쓴 것이 아니라</w:t>
             </w:r>
             <w:r>
               <w:rPr>
@@ -11282,7 +11222,60 @@
                 <w:bCs/>
                 <w:sz w:val="16"/>
               </w:rPr>
-              <w:t xml:space="preserve">밖에서는 못 구한다.</w:t>
+              <w:t xml:space="preserve">죽어 있었다</w:t>
+            </w:r>
+          </w:p>
+        </w:tc>
+        <w:tc>
+          <w:tcPr>
+            <w:tcW w:type="dxa" w:w="3131"/>
+          </w:tcPr>
+          <w:p>
+            <w:pPr>
+              <w:pStyle w:val="Compact"/>
+              <w:spacing w:after="0" w:line="264" w:lineRule="auto"/>
+            </w:pPr>
+            <w:r>
+              <w:rPr>
+                <w:sz w:val="16"/>
+              </w:rPr>
+              <w:t xml:space="preserve">D-0070 · D-0196</w:t>
+            </w:r>
+          </w:p>
+        </w:tc>
+      </w:tr>
+      <w:tr>
+        <w:tc>
+          <w:tcPr>
+            <w:tcW w:type="dxa" w:w="1298"/>
+          </w:tcPr>
+          <w:p>
+            <w:pPr>
+              <w:pStyle w:val="Compact"/>
+              <w:spacing w:after="0" w:line="264" w:lineRule="auto"/>
+            </w:pPr>
+            <w:r>
+              <w:rPr>
+                <w:sz w:val="16"/>
+              </w:rPr>
+              <w:t xml:space="preserve">O-63</w:t>
+            </w:r>
+          </w:p>
+        </w:tc>
+        <w:tc>
+          <w:tcPr>
+            <w:tcW w:type="dxa" w:w="4643"/>
+          </w:tcPr>
+          <w:p>
+            <w:pPr>
+              <w:pStyle w:val="Compact"/>
+              <w:spacing w:after="0" w:line="264" w:lineRule="auto"/>
+            </w:pPr>
+            <w:r>
+              <w:rPr>
+                <w:sz w:val="16"/>
+              </w:rPr>
+              <w:t xml:space="preserve">묶음 산출물을</w:t>
             </w:r>
             <w:r>
               <w:rPr>
@@ -11292,62 +11285,69 @@
             </w:r>
             <w:r>
               <w:rPr>
-                <w:sz w:val="16"/>
-              </w:rPr>
-              <w:t xml:space="preserve">세 출처가 라이선스·커버리지에 막혔다</w:t>
-            </w:r>
-          </w:p>
-        </w:tc>
-        <w:tc>
-          <w:tcPr>
-            <w:tcW w:type="dxa" w:w="3204"/>
-          </w:tcPr>
-          <w:p>
-            <w:pPr>
-              <w:pStyle w:val="Compact"/>
-              <w:spacing w:after="0" w:line="264" w:lineRule="auto"/>
-            </w:pPr>
-            <w:r>
-              <w:rPr>
-                <w:sz w:val="16"/>
-              </w:rPr>
-              <w:t xml:space="preserve">D-0215 · D-0216</w:t>
-            </w:r>
-          </w:p>
-        </w:tc>
-      </w:tr>
-      <w:tr>
-        <w:tc>
-          <w:tcPr>
-            <w:tcW w:type="dxa" w:w="1305"/>
-          </w:tcPr>
-          <w:p>
-            <w:pPr>
-              <w:pStyle w:val="Compact"/>
-              <w:spacing w:after="0" w:line="264" w:lineRule="auto"/>
-            </w:pPr>
-            <w:r>
-              <w:rPr>
-                <w:sz w:val="16"/>
-              </w:rPr>
-              <w:t xml:space="preserve">O-68</w:t>
-            </w:r>
-          </w:p>
-        </w:tc>
-        <w:tc>
-          <w:tcPr>
-            <w:tcW w:type="dxa" w:w="4563"/>
-          </w:tcPr>
-          <w:p>
-            <w:pPr>
-              <w:pStyle w:val="Compact"/>
-              <w:spacing w:after="0" w:line="264" w:lineRule="auto"/>
-            </w:pPr>
-            <w:r>
-              <w:rPr>
-                <w:sz w:val="16"/>
-              </w:rPr>
-              <w:t xml:space="preserve">취향 축의 임베딩이 비상업이다 →</w:t>
+                <w:rStyle w:val="VerbatimChar"/>
+                <w:sz w:val="16"/>
+              </w:rPr>
+              <w:t xml:space="preserve">generate</w:t>
+            </w:r>
+            <w:r>
+              <w:rPr>
+                <w:sz w:val="16"/>
+              </w:rPr>
+              <w:t xml:space="preserve">가 못 읽었다 → 옛 규격 재생성 · 분포가 소수점까지 재현됐다</w:t>
+            </w:r>
+          </w:p>
+        </w:tc>
+        <w:tc>
+          <w:tcPr>
+            <w:tcW w:type="dxa" w:w="3131"/>
+          </w:tcPr>
+          <w:p>
+            <w:pPr>
+              <w:pStyle w:val="Compact"/>
+              <w:spacing w:after="0" w:line="264" w:lineRule="auto"/>
+            </w:pPr>
+            <w:r>
+              <w:rPr>
+                <w:sz w:val="16"/>
+              </w:rPr>
+              <w:t xml:space="preserve">D-0203 · D-0211 · D-0212</w:t>
+            </w:r>
+          </w:p>
+        </w:tc>
+      </w:tr>
+      <w:tr>
+        <w:tc>
+          <w:tcPr>
+            <w:tcW w:type="dxa" w:w="1298"/>
+          </w:tcPr>
+          <w:p>
+            <w:pPr>
+              <w:pStyle w:val="Compact"/>
+              <w:spacing w:after="0" w:line="264" w:lineRule="auto"/>
+            </w:pPr>
+            <w:r>
+              <w:rPr>
+                <w:sz w:val="16"/>
+              </w:rPr>
+              <w:t xml:space="preserve">O-66</w:t>
+            </w:r>
+          </w:p>
+        </w:tc>
+        <w:tc>
+          <w:tcPr>
+            <w:tcW w:type="dxa" w:w="4643"/>
+          </w:tcPr>
+          <w:p>
+            <w:pPr>
+              <w:pStyle w:val="Compact"/>
+              <w:spacing w:after="0" w:line="264" w:lineRule="auto"/>
+            </w:pPr>
+            <w:r>
+              <w:rPr>
+                <w:sz w:val="16"/>
+              </w:rPr>
+              <w:t xml:space="preserve">대중성 라벨을 무엇으로 세우나 →</w:t>
             </w:r>
             <w:r>
               <w:rPr>
@@ -11361,6 +11361,85 @@
                 <w:bCs/>
                 <w:sz w:val="16"/>
               </w:rPr>
+              <w:t xml:space="preserve">밖에서는 못 구한다.</w:t>
+            </w:r>
+            <w:r>
+              <w:rPr>
+                <w:sz w:val="16"/>
+              </w:rPr>
+              <w:t xml:space="preserve"> </w:t>
+            </w:r>
+            <w:r>
+              <w:rPr>
+                <w:sz w:val="16"/>
+              </w:rPr>
+              <w:t xml:space="preserve">세 출처가 라이선스·커버리지에 막혔다</w:t>
+            </w:r>
+          </w:p>
+        </w:tc>
+        <w:tc>
+          <w:tcPr>
+            <w:tcW w:type="dxa" w:w="3131"/>
+          </w:tcPr>
+          <w:p>
+            <w:pPr>
+              <w:pStyle w:val="Compact"/>
+              <w:spacing w:after="0" w:line="264" w:lineRule="auto"/>
+            </w:pPr>
+            <w:r>
+              <w:rPr>
+                <w:sz w:val="16"/>
+              </w:rPr>
+              <w:t xml:space="preserve">D-0215 · D-0216</w:t>
+            </w:r>
+          </w:p>
+        </w:tc>
+      </w:tr>
+      <w:tr>
+        <w:tc>
+          <w:tcPr>
+            <w:tcW w:type="dxa" w:w="1298"/>
+          </w:tcPr>
+          <w:p>
+            <w:pPr>
+              <w:pStyle w:val="Compact"/>
+              <w:spacing w:after="0" w:line="264" w:lineRule="auto"/>
+            </w:pPr>
+            <w:r>
+              <w:rPr>
+                <w:sz w:val="16"/>
+              </w:rPr>
+              <w:t xml:space="preserve">O-68</w:t>
+            </w:r>
+          </w:p>
+        </w:tc>
+        <w:tc>
+          <w:tcPr>
+            <w:tcW w:type="dxa" w:w="4643"/>
+          </w:tcPr>
+          <w:p>
+            <w:pPr>
+              <w:pStyle w:val="Compact"/>
+              <w:spacing w:after="0" w:line="264" w:lineRule="auto"/>
+            </w:pPr>
+            <w:r>
+              <w:rPr>
+                <w:sz w:val="16"/>
+              </w:rPr>
+              <w:t xml:space="preserve">취향 축의 임베딩이 비상업이다 →</w:t>
+            </w:r>
+            <w:r>
+              <w:rPr>
+                <w:sz w:val="16"/>
+              </w:rPr>
+              <w:t xml:space="preserve"> </w:t>
+            </w:r>
+            <w:r>
+              <w:rPr>
+                <w:b/>
+                <w:bCs/>
+                <w:sz w:val="16"/>
+              </w:rPr>
               <w:t xml:space="preserve">상업 가능한 대체재가 없다.</w:t>
             </w:r>
             <w:r>
@@ -11379,7 +11458,7 @@
         </w:tc>
         <w:tc>
           <w:tcPr>
-            <w:tcW w:type="dxa" w:w="3204"/>
+            <w:tcW w:type="dxa" w:w="3131"/>
           </w:tcPr>
           <w:p>
             <w:pPr>

--- a/docs/proposal.docx
+++ b/docs/proposal.docx
@@ -124,7 +124,7 @@
           <w:color w:val="888888"/>
           <w:sz w:val="17"/>
         </w:rPr>
-        <w:t>빌드 2026-09-25 · 정본 docs/MASTER.md Part I ~ III</w:t>
+        <w:t>빌드 2026-09-26 · 정본 docs/MASTER.md Part I ~ III</w:t>
       </w:r>
     </w:p>
     <w:p>

--- a/docs/proposal.docx
+++ b/docs/proposal.docx
@@ -30878,7 +30878,7 @@
     <w:tbl>
       <w:tblPr>
         <w:tblStyle w:val="Table"/>
-        <w:tblW w:w="9072" w:type="dxa"/>
+        <w:tblW w:w="9071" w:type="dxa"/>
         <w:tblBorders>
           <w:top w:val="single" w:sz="4" w:color="BFC8D3"/>
           <w:left w:val="single" w:sz="4" w:color="BFC8D3"/>
@@ -30891,9 +30891,9 @@
         <w:tblLook w:firstRow="1" w:lastRow="0" w:firstColumn="0" w:lastColumn="0" w:noHBand="0" w:noVBand="0" w:val="0020"/>
       </w:tblPr>
       <w:tblGrid>
-        <w:gridCol w:w="1096"/>
-        <w:gridCol w:w="3219"/>
-        <w:gridCol w:w="4755"/>
+        <w:gridCol w:w="1060"/>
+        <w:gridCol w:w="3068"/>
+        <w:gridCol w:w="4942"/>
       </w:tblGrid>
       <w:tr>
         <w:trPr>
@@ -30901,7 +30901,7 @@
         </w:trPr>
         <w:tc>
           <w:tcPr>
-            <w:tcW w:type="dxa" w:w="1097"/>
+            <w:tcW w:type="dxa" w:w="1061"/>
             <w:shd w:val="clear" w:color="auto" w:fill="E8EEF5"/>
           </w:tcPr>
           <w:p>
@@ -30921,7 +30921,7 @@
         </w:tc>
         <w:tc>
           <w:tcPr>
-            <w:tcW w:type="dxa" w:w="3220"/>
+            <w:tcW w:type="dxa" w:w="3069"/>
             <w:shd w:val="clear" w:color="auto" w:fill="E8EEF5"/>
           </w:tcPr>
           <w:p>
@@ -30941,7 +30941,7 @@
         </w:tc>
         <w:tc>
           <w:tcPr>
-            <w:tcW w:type="dxa" w:w="4755"/>
+            <w:tcW w:type="dxa" w:w="4942"/>
             <w:shd w:val="clear" w:color="auto" w:fill="E8EEF5"/>
           </w:tcPr>
           <w:p>
@@ -30963,7 +30963,7 @@
       <w:tr>
         <w:tc>
           <w:tcPr>
-            <w:tcW w:type="dxa" w:w="1097"/>
+            <w:tcW w:type="dxa" w:w="1061"/>
           </w:tcPr>
           <w:p>
             <w:pPr>
@@ -30980,7 +30980,7 @@
         </w:tc>
         <w:tc>
           <w:tcPr>
-            <w:tcW w:type="dxa" w:w="3220"/>
+            <w:tcW w:type="dxa" w:w="3069"/>
           </w:tcPr>
           <w:p>
             <w:pPr>
@@ -31010,7 +31010,7 @@
         </w:tc>
         <w:tc>
           <w:tcPr>
-            <w:tcW w:type="dxa" w:w="4755"/>
+            <w:tcW w:type="dxa" w:w="4942"/>
           </w:tcPr>
           <w:p>
             <w:pPr>
@@ -31073,7 +31073,7 @@
       <w:tr>
         <w:tc>
           <w:tcPr>
-            <w:tcW w:type="dxa" w:w="1097"/>
+            <w:tcW w:type="dxa" w:w="1061"/>
           </w:tcPr>
           <w:p>
             <w:pPr>
@@ -31090,7 +31090,7 @@
         </w:tc>
         <w:tc>
           <w:tcPr>
-            <w:tcW w:type="dxa" w:w="3220"/>
+            <w:tcW w:type="dxa" w:w="3069"/>
           </w:tcPr>
           <w:p>
             <w:pPr>
@@ -31133,7 +31133,7 @@
         </w:tc>
         <w:tc>
           <w:tcPr>
-            <w:tcW w:type="dxa" w:w="4755"/>
+            <w:tcW w:type="dxa" w:w="4942"/>
           </w:tcPr>
           <w:p>
             <w:pPr>
@@ -31178,7 +31178,7 @@
       <w:tr>
         <w:tc>
           <w:tcPr>
-            <w:tcW w:type="dxa" w:w="1097"/>
+            <w:tcW w:type="dxa" w:w="1061"/>
           </w:tcPr>
           <w:p>
             <w:pPr>
@@ -31195,7 +31195,7 @@
         </w:tc>
         <w:tc>
           <w:tcPr>
-            <w:tcW w:type="dxa" w:w="3220"/>
+            <w:tcW w:type="dxa" w:w="3069"/>
           </w:tcPr>
           <w:p>
             <w:pPr>
@@ -31212,7 +31212,7 @@
         </w:tc>
         <w:tc>
           <w:tcPr>
-            <w:tcW w:type="dxa" w:w="4755"/>
+            <w:tcW w:type="dxa" w:w="4942"/>
           </w:tcPr>
           <w:p>
             <w:pPr>
@@ -31231,7 +31231,7 @@
       <w:tr>
         <w:tc>
           <w:tcPr>
-            <w:tcW w:type="dxa" w:w="1097"/>
+            <w:tcW w:type="dxa" w:w="1061"/>
           </w:tcPr>
           <w:p>
             <w:pPr>
@@ -31248,7 +31248,7 @@
         </w:tc>
         <w:tc>
           <w:tcPr>
-            <w:tcW w:type="dxa" w:w="3220"/>
+            <w:tcW w:type="dxa" w:w="3069"/>
           </w:tcPr>
           <w:p>
             <w:pPr>
@@ -31278,18 +31278,69 @@
         </w:tc>
         <w:tc>
           <w:tcPr>
-            <w:tcW w:type="dxa" w:w="4755"/>
-          </w:tcPr>
-          <w:p>
-            <w:pPr>
-              <w:pStyle w:val="Compact"/>
-              <w:spacing w:after="0" w:line="264" w:lineRule="auto"/>
-            </w:pPr>
-            <w:r>
-              <w:rPr>
-                <w:sz w:val="16"/>
-              </w:rPr>
-              <w:t xml:space="preserve">push가 백업, pull이 복원. 덮어쓰지 않는다 (D-0118 · D-0122)</w:t>
+            <w:tcW w:type="dxa" w:w="4942"/>
+          </w:tcPr>
+          <w:p>
+            <w:pPr>
+              <w:pStyle w:val="Compact"/>
+              <w:spacing w:after="0" w:line="264" w:lineRule="auto"/>
+            </w:pPr>
+            <w:r>
+              <w:rPr>
+                <w:sz w:val="16"/>
+              </w:rPr>
+              <w:t xml:space="preserve">push가 백업, pull이 복원. 덮어쓰지 않는다 (D-0118 · D-0122).</w:t>
+            </w:r>
+            <w:r>
+              <w:rPr>
+                <w:sz w:val="16"/>
+              </w:rPr>
+              <w:t xml:space="preserve"> </w:t>
+            </w:r>
+            <w:r>
+              <w:rPr>
+                <w:b/>
+                <w:bCs/>
+                <w:sz w:val="16"/>
+              </w:rPr>
+              <w:t xml:space="preserve">같은지는</w:t>
+            </w:r>
+            <w:r>
+              <w:rPr>
+                <w:b/>
+                <w:bCs/>
+                <w:sz w:val="16"/>
+              </w:rPr>
+              <w:t xml:space="preserve"> </w:t>
+            </w:r>
+            <w:r>
+              <w:rPr>
+                <w:rStyle w:val="VerbatimChar"/>
+                <w:b/>
+                <w:bCs/>
+                <w:sz w:val="16"/>
+              </w:rPr>
+              <w:t xml:space="preserve">make artifacts-verify</w:t>
+            </w:r>
+            <w:r>
+              <w:rPr>
+                <w:b/>
+                <w:bCs/>
+                <w:sz w:val="16"/>
+              </w:rPr>
+              <w:t xml:space="preserve">가 내용으로 본다</w:t>
+            </w:r>
+            <w:r>
+              <w:rPr>
+                <w:sz w:val="16"/>
+              </w:rPr>
+              <w:t xml:space="preserve"> </w:t>
+            </w:r>
+            <w:r>
+              <w:rPr>
+                <w:sz w:val="16"/>
+              </w:rPr>
+              <w:t xml:space="preserve">— 이름 대조는 답이 아니다 (D-0242)</w:t>
             </w:r>
           </w:p>
         </w:tc>

--- a/docs/proposal.docx
+++ b/docs/proposal.docx
@@ -30878,7 +30878,7 @@
     <w:tbl>
       <w:tblPr>
         <w:tblStyle w:val="Table"/>
-        <w:tblW w:w="9071" w:type="dxa"/>
+        <w:tblW w:w="9072" w:type="dxa"/>
         <w:tblBorders>
           <w:top w:val="single" w:sz="4" w:color="BFC8D3"/>
           <w:left w:val="single" w:sz="4" w:color="BFC8D3"/>
@@ -30891,9 +30891,9 @@
         <w:tblLook w:firstRow="1" w:lastRow="0" w:firstColumn="0" w:lastColumn="0" w:noHBand="0" w:noVBand="0" w:val="0020"/>
       </w:tblPr>
       <w:tblGrid>
-        <w:gridCol w:w="1060"/>
-        <w:gridCol w:w="3068"/>
-        <w:gridCol w:w="4942"/>
+        <w:gridCol w:w="1028"/>
+        <w:gridCol w:w="2933"/>
+        <w:gridCol w:w="5109"/>
       </w:tblGrid>
       <w:tr>
         <w:trPr>
@@ -30901,7 +30901,7 @@
         </w:trPr>
         <w:tc>
           <w:tcPr>
-            <w:tcW w:type="dxa" w:w="1061"/>
+            <w:tcW w:type="dxa" w:w="1029"/>
             <w:shd w:val="clear" w:color="auto" w:fill="E8EEF5"/>
           </w:tcPr>
           <w:p>
@@ -30921,7 +30921,7 @@
         </w:tc>
         <w:tc>
           <w:tcPr>
-            <w:tcW w:type="dxa" w:w="3069"/>
+            <w:tcW w:type="dxa" w:w="2933"/>
             <w:shd w:val="clear" w:color="auto" w:fill="E8EEF5"/>
           </w:tcPr>
           <w:p>
@@ -30941,7 +30941,7 @@
         </w:tc>
         <w:tc>
           <w:tcPr>
-            <w:tcW w:type="dxa" w:w="4942"/>
+            <w:tcW w:type="dxa" w:w="5110"/>
             <w:shd w:val="clear" w:color="auto" w:fill="E8EEF5"/>
           </w:tcPr>
           <w:p>
@@ -30963,7 +30963,7 @@
       <w:tr>
         <w:tc>
           <w:tcPr>
-            <w:tcW w:type="dxa" w:w="1061"/>
+            <w:tcW w:type="dxa" w:w="1029"/>
           </w:tcPr>
           <w:p>
             <w:pPr>
@@ -30980,7 +30980,7 @@
         </w:tc>
         <w:tc>
           <w:tcPr>
-            <w:tcW w:type="dxa" w:w="3069"/>
+            <w:tcW w:type="dxa" w:w="2933"/>
           </w:tcPr>
           <w:p>
             <w:pPr>
@@ -31010,7 +31010,7 @@
         </w:tc>
         <w:tc>
           <w:tcPr>
-            <w:tcW w:type="dxa" w:w="4942"/>
+            <w:tcW w:type="dxa" w:w="5110"/>
           </w:tcPr>
           <w:p>
             <w:pPr>
@@ -31073,7 +31073,7 @@
       <w:tr>
         <w:tc>
           <w:tcPr>
-            <w:tcW w:type="dxa" w:w="1061"/>
+            <w:tcW w:type="dxa" w:w="1029"/>
           </w:tcPr>
           <w:p>
             <w:pPr>
@@ -31090,7 +31090,7 @@
         </w:tc>
         <w:tc>
           <w:tcPr>
-            <w:tcW w:type="dxa" w:w="3069"/>
+            <w:tcW w:type="dxa" w:w="2933"/>
           </w:tcPr>
           <w:p>
             <w:pPr>
@@ -31133,7 +31133,7 @@
         </w:tc>
         <w:tc>
           <w:tcPr>
-            <w:tcW w:type="dxa" w:w="4942"/>
+            <w:tcW w:type="dxa" w:w="5110"/>
           </w:tcPr>
           <w:p>
             <w:pPr>
@@ -31178,7 +31178,7 @@
       <w:tr>
         <w:tc>
           <w:tcPr>
-            <w:tcW w:type="dxa" w:w="1061"/>
+            <w:tcW w:type="dxa" w:w="1029"/>
           </w:tcPr>
           <w:p>
             <w:pPr>
@@ -31195,7 +31195,7 @@
         </w:tc>
         <w:tc>
           <w:tcPr>
-            <w:tcW w:type="dxa" w:w="3069"/>
+            <w:tcW w:type="dxa" w:w="2933"/>
           </w:tcPr>
           <w:p>
             <w:pPr>
@@ -31212,7 +31212,7 @@
         </w:tc>
         <w:tc>
           <w:tcPr>
-            <w:tcW w:type="dxa" w:w="4942"/>
+            <w:tcW w:type="dxa" w:w="5110"/>
           </w:tcPr>
           <w:p>
             <w:pPr>
@@ -31231,7 +31231,7 @@
       <w:tr>
         <w:tc>
           <w:tcPr>
-            <w:tcW w:type="dxa" w:w="1061"/>
+            <w:tcW w:type="dxa" w:w="1029"/>
           </w:tcPr>
           <w:p>
             <w:pPr>
@@ -31248,7 +31248,7 @@
         </w:tc>
         <w:tc>
           <w:tcPr>
-            <w:tcW w:type="dxa" w:w="3069"/>
+            <w:tcW w:type="dxa" w:w="2933"/>
           </w:tcPr>
           <w:p>
             <w:pPr>
@@ -31278,7 +31278,7 @@
         </w:tc>
         <w:tc>
           <w:tcPr>
-            <w:tcW w:type="dxa" w:w="4942"/>
+            <w:tcW w:type="dxa" w:w="5110"/>
           </w:tcPr>
           <w:p>
             <w:pPr>
@@ -31340,7 +31340,33 @@
               <w:rPr>
                 <w:sz w:val="16"/>
               </w:rPr>
-              <w:t xml:space="preserve">— 이름 대조는 답이 아니다 (D-0242)</w:t>
+              <w:t xml:space="preserve">— 이름 대조는 답이 아니다 (D-0242).</w:t>
+            </w:r>
+            <w:r>
+              <w:rPr>
+                <w:sz w:val="16"/>
+              </w:rPr>
+              <w:t xml:space="preserve"> </w:t>
+            </w:r>
+            <w:r>
+              <w:rPr>
+                <w:b/>
+                <w:bCs/>
+                <w:sz w:val="16"/>
+              </w:rPr>
+              <w:t xml:space="preserve">실측 2026-09-26: 양쪽에 있는 8060개 중 8059개가 내용까지 같고 나머지 하나는 잠금 파일이었다</w:t>
+            </w:r>
+            <w:r>
+              <w:rPr>
+                <w:sz w:val="16"/>
+              </w:rPr>
+              <w:t xml:space="preserve"> </w:t>
+            </w:r>
+            <w:r>
+              <w:rPr>
+                <w:sz w:val="16"/>
+              </w:rPr>
+              <w:t xml:space="preserve">(D-0243)</w:t>
             </w:r>
           </w:p>
         </w:tc>

--- a/docs/proposal.docx
+++ b/docs/proposal.docx
@@ -9653,9 +9653,9 @@
         <w:tblLook w:firstRow="1" w:lastRow="0" w:firstColumn="0" w:lastColumn="0" w:noHBand="0" w:noVBand="0" w:val="0020"/>
       </w:tblPr>
       <w:tblGrid>
-        <w:gridCol w:w="1298"/>
-        <w:gridCol w:w="4642"/>
-        <w:gridCol w:w="3130"/>
+        <w:gridCol w:w="1282"/>
+        <w:gridCol w:w="4734"/>
+        <w:gridCol w:w="3055"/>
       </w:tblGrid>
       <w:tr>
         <w:trPr>
@@ -9663,7 +9663,7 @@
         </w:trPr>
         <w:tc>
           <w:tcPr>
-            <w:tcW w:type="dxa" w:w="1298"/>
+            <w:tcW w:type="dxa" w:w="1282"/>
             <w:shd w:val="clear" w:color="auto" w:fill="E8EEF5"/>
           </w:tcPr>
           <w:p>
@@ -9683,7 +9683,7 @@
         </w:tc>
         <w:tc>
           <w:tcPr>
-            <w:tcW w:type="dxa" w:w="4643"/>
+            <w:tcW w:type="dxa" w:w="4734"/>
             <w:shd w:val="clear" w:color="auto" w:fill="E8EEF5"/>
           </w:tcPr>
           <w:p>
@@ -9703,7 +9703,7 @@
         </w:tc>
         <w:tc>
           <w:tcPr>
-            <w:tcW w:type="dxa" w:w="3131"/>
+            <w:tcW w:type="dxa" w:w="3056"/>
             <w:shd w:val="clear" w:color="auto" w:fill="E8EEF5"/>
           </w:tcPr>
           <w:p>
@@ -9725,7 +9725,7 @@
       <w:tr>
         <w:tc>
           <w:tcPr>
-            <w:tcW w:type="dxa" w:w="1298"/>
+            <w:tcW w:type="dxa" w:w="1282"/>
           </w:tcPr>
           <w:p>
             <w:pPr>
@@ -9742,7 +9742,7 @@
         </w:tc>
         <w:tc>
           <w:tcPr>
-            <w:tcW w:type="dxa" w:w="4643"/>
+            <w:tcW w:type="dxa" w:w="4734"/>
           </w:tcPr>
           <w:p>
             <w:pPr>
@@ -9785,7 +9785,7 @@
         </w:tc>
         <w:tc>
           <w:tcPr>
-            <w:tcW w:type="dxa" w:w="3131"/>
+            <w:tcW w:type="dxa" w:w="3056"/>
           </w:tcPr>
           <w:p>
             <w:pPr>
@@ -9804,7 +9804,7 @@
       <w:tr>
         <w:tc>
           <w:tcPr>
-            <w:tcW w:type="dxa" w:w="1298"/>
+            <w:tcW w:type="dxa" w:w="1282"/>
           </w:tcPr>
           <w:p>
             <w:pPr>
@@ -9821,7 +9821,7 @@
         </w:tc>
         <w:tc>
           <w:tcPr>
-            <w:tcW w:type="dxa" w:w="4643"/>
+            <w:tcW w:type="dxa" w:w="4734"/>
           </w:tcPr>
           <w:p>
             <w:pPr>
@@ -9864,7 +9864,7 @@
         </w:tc>
         <w:tc>
           <w:tcPr>
-            <w:tcW w:type="dxa" w:w="3131"/>
+            <w:tcW w:type="dxa" w:w="3056"/>
           </w:tcPr>
           <w:p>
             <w:pPr>
@@ -9883,7 +9883,7 @@
       <w:tr>
         <w:tc>
           <w:tcPr>
-            <w:tcW w:type="dxa" w:w="1298"/>
+            <w:tcW w:type="dxa" w:w="1282"/>
           </w:tcPr>
           <w:p>
             <w:pPr>
@@ -9900,7 +9900,7 @@
         </w:tc>
         <w:tc>
           <w:tcPr>
-            <w:tcW w:type="dxa" w:w="4643"/>
+            <w:tcW w:type="dxa" w:w="4734"/>
           </w:tcPr>
           <w:p>
             <w:pPr>
@@ -9917,7 +9917,7 @@
         </w:tc>
         <w:tc>
           <w:tcPr>
-            <w:tcW w:type="dxa" w:w="3131"/>
+            <w:tcW w:type="dxa" w:w="3056"/>
           </w:tcPr>
           <w:p>
             <w:pPr>
@@ -9936,7 +9936,7 @@
       <w:tr>
         <w:tc>
           <w:tcPr>
-            <w:tcW w:type="dxa" w:w="1298"/>
+            <w:tcW w:type="dxa" w:w="1282"/>
           </w:tcPr>
           <w:p>
             <w:pPr>
@@ -9953,7 +9953,7 @@
         </w:tc>
         <w:tc>
           <w:tcPr>
-            <w:tcW w:type="dxa" w:w="4643"/>
+            <w:tcW w:type="dxa" w:w="4734"/>
           </w:tcPr>
           <w:p>
             <w:pPr>
@@ -9970,7 +9970,7 @@
         </w:tc>
         <w:tc>
           <w:tcPr>
-            <w:tcW w:type="dxa" w:w="3131"/>
+            <w:tcW w:type="dxa" w:w="3056"/>
           </w:tcPr>
           <w:p>
             <w:pPr>
@@ -9989,7 +9989,7 @@
       <w:tr>
         <w:tc>
           <w:tcPr>
-            <w:tcW w:type="dxa" w:w="1298"/>
+            <w:tcW w:type="dxa" w:w="1282"/>
           </w:tcPr>
           <w:p>
             <w:pPr>
@@ -10006,7 +10006,7 @@
         </w:tc>
         <w:tc>
           <w:tcPr>
-            <w:tcW w:type="dxa" w:w="4643"/>
+            <w:tcW w:type="dxa" w:w="4734"/>
           </w:tcPr>
           <w:p>
             <w:pPr>
@@ -10023,7 +10023,7 @@
         </w:tc>
         <w:tc>
           <w:tcPr>
-            <w:tcW w:type="dxa" w:w="3131"/>
+            <w:tcW w:type="dxa" w:w="3056"/>
           </w:tcPr>
           <w:p>
             <w:pPr>
@@ -10042,7 +10042,7 @@
       <w:tr>
         <w:tc>
           <w:tcPr>
-            <w:tcW w:type="dxa" w:w="1298"/>
+            <w:tcW w:type="dxa" w:w="1282"/>
           </w:tcPr>
           <w:p>
             <w:pPr>
@@ -10059,7 +10059,7 @@
         </w:tc>
         <w:tc>
           <w:tcPr>
-            <w:tcW w:type="dxa" w:w="4643"/>
+            <w:tcW w:type="dxa" w:w="4734"/>
           </w:tcPr>
           <w:p>
             <w:pPr>
@@ -10076,7 +10076,7 @@
         </w:tc>
         <w:tc>
           <w:tcPr>
-            <w:tcW w:type="dxa" w:w="3131"/>
+            <w:tcW w:type="dxa" w:w="3056"/>
           </w:tcPr>
           <w:p>
             <w:pPr>
@@ -10095,7 +10095,7 @@
       <w:tr>
         <w:tc>
           <w:tcPr>
-            <w:tcW w:type="dxa" w:w="1298"/>
+            <w:tcW w:type="dxa" w:w="1282"/>
           </w:tcPr>
           <w:p>
             <w:pPr>
@@ -10112,7 +10112,7 @@
         </w:tc>
         <w:tc>
           <w:tcPr>
-            <w:tcW w:type="dxa" w:w="4643"/>
+            <w:tcW w:type="dxa" w:w="4734"/>
           </w:tcPr>
           <w:p>
             <w:pPr>
@@ -10129,7 +10129,7 @@
         </w:tc>
         <w:tc>
           <w:tcPr>
-            <w:tcW w:type="dxa" w:w="3131"/>
+            <w:tcW w:type="dxa" w:w="3056"/>
           </w:tcPr>
           <w:p>
             <w:pPr>
@@ -10148,7 +10148,7 @@
       <w:tr>
         <w:tc>
           <w:tcPr>
-            <w:tcW w:type="dxa" w:w="1298"/>
+            <w:tcW w:type="dxa" w:w="1282"/>
           </w:tcPr>
           <w:p>
             <w:pPr>
@@ -10165,7 +10165,7 @@
         </w:tc>
         <w:tc>
           <w:tcPr>
-            <w:tcW w:type="dxa" w:w="4643"/>
+            <w:tcW w:type="dxa" w:w="4734"/>
           </w:tcPr>
           <w:p>
             <w:pPr>
@@ -10182,7 +10182,7 @@
         </w:tc>
         <w:tc>
           <w:tcPr>
-            <w:tcW w:type="dxa" w:w="3131"/>
+            <w:tcW w:type="dxa" w:w="3056"/>
           </w:tcPr>
           <w:p>
             <w:pPr>
@@ -10201,7 +10201,7 @@
       <w:tr>
         <w:tc>
           <w:tcPr>
-            <w:tcW w:type="dxa" w:w="1298"/>
+            <w:tcW w:type="dxa" w:w="1282"/>
           </w:tcPr>
           <w:p>
             <w:pPr>
@@ -10218,7 +10218,7 @@
         </w:tc>
         <w:tc>
           <w:tcPr>
-            <w:tcW w:type="dxa" w:w="4643"/>
+            <w:tcW w:type="dxa" w:w="4734"/>
           </w:tcPr>
           <w:p>
             <w:pPr>
@@ -10235,7 +10235,7 @@
         </w:tc>
         <w:tc>
           <w:tcPr>
-            <w:tcW w:type="dxa" w:w="3131"/>
+            <w:tcW w:type="dxa" w:w="3056"/>
           </w:tcPr>
           <w:p>
             <w:pPr>
@@ -10254,7 +10254,7 @@
       <w:tr>
         <w:tc>
           <w:tcPr>
-            <w:tcW w:type="dxa" w:w="1298"/>
+            <w:tcW w:type="dxa" w:w="1282"/>
           </w:tcPr>
           <w:p>
             <w:pPr>
@@ -10271,7 +10271,7 @@
         </w:tc>
         <w:tc>
           <w:tcPr>
-            <w:tcW w:type="dxa" w:w="4643"/>
+            <w:tcW w:type="dxa" w:w="4734"/>
           </w:tcPr>
           <w:p>
             <w:pPr>
@@ -10314,7 +10314,7 @@
         </w:tc>
         <w:tc>
           <w:tcPr>
-            <w:tcW w:type="dxa" w:w="3131"/>
+            <w:tcW w:type="dxa" w:w="3056"/>
           </w:tcPr>
           <w:p>
             <w:pPr>
@@ -10333,7 +10333,7 @@
       <w:tr>
         <w:tc>
           <w:tcPr>
-            <w:tcW w:type="dxa" w:w="1298"/>
+            <w:tcW w:type="dxa" w:w="1282"/>
           </w:tcPr>
           <w:p>
             <w:pPr>
@@ -10350,7 +10350,7 @@
         </w:tc>
         <w:tc>
           <w:tcPr>
-            <w:tcW w:type="dxa" w:w="4643"/>
+            <w:tcW w:type="dxa" w:w="4734"/>
           </w:tcPr>
           <w:p>
             <w:pPr>
@@ -10367,7 +10367,7 @@
         </w:tc>
         <w:tc>
           <w:tcPr>
-            <w:tcW w:type="dxa" w:w="3131"/>
+            <w:tcW w:type="dxa" w:w="3056"/>
           </w:tcPr>
           <w:p>
             <w:pPr>
@@ -10386,7 +10386,7 @@
       <w:tr>
         <w:tc>
           <w:tcPr>
-            <w:tcW w:type="dxa" w:w="1298"/>
+            <w:tcW w:type="dxa" w:w="1282"/>
           </w:tcPr>
           <w:p>
             <w:pPr>
@@ -10403,7 +10403,7 @@
         </w:tc>
         <w:tc>
           <w:tcPr>
-            <w:tcW w:type="dxa" w:w="4643"/>
+            <w:tcW w:type="dxa" w:w="4734"/>
           </w:tcPr>
           <w:p>
             <w:pPr>
@@ -10420,7 +10420,7 @@
         </w:tc>
         <w:tc>
           <w:tcPr>
-            <w:tcW w:type="dxa" w:w="3131"/>
+            <w:tcW w:type="dxa" w:w="3056"/>
           </w:tcPr>
           <w:p>
             <w:pPr>
@@ -10439,7 +10439,7 @@
       <w:tr>
         <w:tc>
           <w:tcPr>
-            <w:tcW w:type="dxa" w:w="1298"/>
+            <w:tcW w:type="dxa" w:w="1282"/>
           </w:tcPr>
           <w:p>
             <w:pPr>
@@ -10456,7 +10456,7 @@
         </w:tc>
         <w:tc>
           <w:tcPr>
-            <w:tcW w:type="dxa" w:w="4643"/>
+            <w:tcW w:type="dxa" w:w="4734"/>
           </w:tcPr>
           <w:p>
             <w:pPr>
@@ -10473,7 +10473,7 @@
         </w:tc>
         <w:tc>
           <w:tcPr>
-            <w:tcW w:type="dxa" w:w="3131"/>
+            <w:tcW w:type="dxa" w:w="3056"/>
           </w:tcPr>
           <w:p>
             <w:pPr>
@@ -10492,7 +10492,7 @@
       <w:tr>
         <w:tc>
           <w:tcPr>
-            <w:tcW w:type="dxa" w:w="1298"/>
+            <w:tcW w:type="dxa" w:w="1282"/>
           </w:tcPr>
           <w:p>
             <w:pPr>
@@ -10509,7 +10509,7 @@
         </w:tc>
         <w:tc>
           <w:tcPr>
-            <w:tcW w:type="dxa" w:w="4643"/>
+            <w:tcW w:type="dxa" w:w="4734"/>
           </w:tcPr>
           <w:p>
             <w:pPr>
@@ -10526,7 +10526,7 @@
         </w:tc>
         <w:tc>
           <w:tcPr>
-            <w:tcW w:type="dxa" w:w="3131"/>
+            <w:tcW w:type="dxa" w:w="3056"/>
           </w:tcPr>
           <w:p>
             <w:pPr>
@@ -10545,7 +10545,7 @@
       <w:tr>
         <w:tc>
           <w:tcPr>
-            <w:tcW w:type="dxa" w:w="1298"/>
+            <w:tcW w:type="dxa" w:w="1282"/>
           </w:tcPr>
           <w:p>
             <w:pPr>
@@ -10562,7 +10562,7 @@
         </w:tc>
         <w:tc>
           <w:tcPr>
-            <w:tcW w:type="dxa" w:w="4643"/>
+            <w:tcW w:type="dxa" w:w="4734"/>
           </w:tcPr>
           <w:p>
             <w:pPr>
@@ -10579,7 +10579,7 @@
         </w:tc>
         <w:tc>
           <w:tcPr>
-            <w:tcW w:type="dxa" w:w="3131"/>
+            <w:tcW w:type="dxa" w:w="3056"/>
           </w:tcPr>
           <w:p>
             <w:pPr>
@@ -10598,7 +10598,7 @@
       <w:tr>
         <w:tc>
           <w:tcPr>
-            <w:tcW w:type="dxa" w:w="1298"/>
+            <w:tcW w:type="dxa" w:w="1282"/>
           </w:tcPr>
           <w:p>
             <w:pPr>
@@ -10615,7 +10615,7 @@
         </w:tc>
         <w:tc>
           <w:tcPr>
-            <w:tcW w:type="dxa" w:w="4643"/>
+            <w:tcW w:type="dxa" w:w="4734"/>
           </w:tcPr>
           <w:p>
             <w:pPr>
@@ -10632,7 +10632,7 @@
         </w:tc>
         <w:tc>
           <w:tcPr>
-            <w:tcW w:type="dxa" w:w="3131"/>
+            <w:tcW w:type="dxa" w:w="3056"/>
           </w:tcPr>
           <w:p>
             <w:pPr>
@@ -10651,7 +10651,7 @@
       <w:tr>
         <w:tc>
           <w:tcPr>
-            <w:tcW w:type="dxa" w:w="1298"/>
+            <w:tcW w:type="dxa" w:w="1282"/>
           </w:tcPr>
           <w:p>
             <w:pPr>
@@ -10668,7 +10668,7 @@
         </w:tc>
         <w:tc>
           <w:tcPr>
-            <w:tcW w:type="dxa" w:w="4643"/>
+            <w:tcW w:type="dxa" w:w="4734"/>
           </w:tcPr>
           <w:p>
             <w:pPr>
@@ -10685,7 +10685,7 @@
         </w:tc>
         <w:tc>
           <w:tcPr>
-            <w:tcW w:type="dxa" w:w="3131"/>
+            <w:tcW w:type="dxa" w:w="3056"/>
           </w:tcPr>
           <w:p>
             <w:pPr>
@@ -10704,7 +10704,7 @@
       <w:tr>
         <w:tc>
           <w:tcPr>
-            <w:tcW w:type="dxa" w:w="1298"/>
+            <w:tcW w:type="dxa" w:w="1282"/>
           </w:tcPr>
           <w:p>
             <w:pPr>
@@ -10721,7 +10721,7 @@
         </w:tc>
         <w:tc>
           <w:tcPr>
-            <w:tcW w:type="dxa" w:w="4643"/>
+            <w:tcW w:type="dxa" w:w="4734"/>
           </w:tcPr>
           <w:p>
             <w:pPr>
@@ -10738,7 +10738,7 @@
         </w:tc>
         <w:tc>
           <w:tcPr>
-            <w:tcW w:type="dxa" w:w="3131"/>
+            <w:tcW w:type="dxa" w:w="3056"/>
           </w:tcPr>
           <w:p>
             <w:pPr>
@@ -10757,7 +10757,7 @@
       <w:tr>
         <w:tc>
           <w:tcPr>
-            <w:tcW w:type="dxa" w:w="1298"/>
+            <w:tcW w:type="dxa" w:w="1282"/>
           </w:tcPr>
           <w:p>
             <w:pPr>
@@ -10774,7 +10774,7 @@
         </w:tc>
         <w:tc>
           <w:tcPr>
-            <w:tcW w:type="dxa" w:w="4643"/>
+            <w:tcW w:type="dxa" w:w="4734"/>
           </w:tcPr>
           <w:p>
             <w:pPr>
@@ -10791,7 +10791,7 @@
         </w:tc>
         <w:tc>
           <w:tcPr>
-            <w:tcW w:type="dxa" w:w="3131"/>
+            <w:tcW w:type="dxa" w:w="3056"/>
           </w:tcPr>
           <w:p>
             <w:pPr>
@@ -10810,7 +10810,7 @@
       <w:tr>
         <w:tc>
           <w:tcPr>
-            <w:tcW w:type="dxa" w:w="1298"/>
+            <w:tcW w:type="dxa" w:w="1282"/>
           </w:tcPr>
           <w:p>
             <w:pPr>
@@ -10827,7 +10827,7 @@
         </w:tc>
         <w:tc>
           <w:tcPr>
-            <w:tcW w:type="dxa" w:w="4643"/>
+            <w:tcW w:type="dxa" w:w="4734"/>
           </w:tcPr>
           <w:p>
             <w:pPr>
@@ -10844,7 +10844,7 @@
         </w:tc>
         <w:tc>
           <w:tcPr>
-            <w:tcW w:type="dxa" w:w="3131"/>
+            <w:tcW w:type="dxa" w:w="3056"/>
           </w:tcPr>
           <w:p>
             <w:pPr>
@@ -10863,7 +10863,7 @@
       <w:tr>
         <w:tc>
           <w:tcPr>
-            <w:tcW w:type="dxa" w:w="1298"/>
+            <w:tcW w:type="dxa" w:w="1282"/>
           </w:tcPr>
           <w:p>
             <w:pPr>
@@ -10880,7 +10880,7 @@
         </w:tc>
         <w:tc>
           <w:tcPr>
-            <w:tcW w:type="dxa" w:w="4643"/>
+            <w:tcW w:type="dxa" w:w="4734"/>
           </w:tcPr>
           <w:p>
             <w:pPr>
@@ -10897,7 +10897,7 @@
         </w:tc>
         <w:tc>
           <w:tcPr>
-            <w:tcW w:type="dxa" w:w="3131"/>
+            <w:tcW w:type="dxa" w:w="3056"/>
           </w:tcPr>
           <w:p>
             <w:pPr>
@@ -10916,7 +10916,7 @@
       <w:tr>
         <w:tc>
           <w:tcPr>
-            <w:tcW w:type="dxa" w:w="1298"/>
+            <w:tcW w:type="dxa" w:w="1282"/>
           </w:tcPr>
           <w:p>
             <w:pPr>
@@ -10933,7 +10933,7 @@
         </w:tc>
         <w:tc>
           <w:tcPr>
-            <w:tcW w:type="dxa" w:w="4643"/>
+            <w:tcW w:type="dxa" w:w="4734"/>
           </w:tcPr>
           <w:p>
             <w:pPr>
@@ -10950,7 +10950,7 @@
         </w:tc>
         <w:tc>
           <w:tcPr>
-            <w:tcW w:type="dxa" w:w="3131"/>
+            <w:tcW w:type="dxa" w:w="3056"/>
           </w:tcPr>
           <w:p>
             <w:pPr>
@@ -10969,7 +10969,7 @@
       <w:tr>
         <w:tc>
           <w:tcPr>
-            <w:tcW w:type="dxa" w:w="1298"/>
+            <w:tcW w:type="dxa" w:w="1282"/>
           </w:tcPr>
           <w:p>
             <w:pPr>
@@ -10986,7 +10986,7 @@
         </w:tc>
         <w:tc>
           <w:tcPr>
-            <w:tcW w:type="dxa" w:w="4643"/>
+            <w:tcW w:type="dxa" w:w="4734"/>
           </w:tcPr>
           <w:p>
             <w:pPr>
@@ -11003,7 +11003,7 @@
         </w:tc>
         <w:tc>
           <w:tcPr>
-            <w:tcW w:type="dxa" w:w="3131"/>
+            <w:tcW w:type="dxa" w:w="3056"/>
           </w:tcPr>
           <w:p>
             <w:pPr>
@@ -11022,7 +11022,7 @@
       <w:tr>
         <w:tc>
           <w:tcPr>
-            <w:tcW w:type="dxa" w:w="1298"/>
+            <w:tcW w:type="dxa" w:w="1282"/>
           </w:tcPr>
           <w:p>
             <w:pPr>
@@ -11039,7 +11039,7 @@
         </w:tc>
         <w:tc>
           <w:tcPr>
-            <w:tcW w:type="dxa" w:w="4643"/>
+            <w:tcW w:type="dxa" w:w="4734"/>
           </w:tcPr>
           <w:p>
             <w:pPr>
@@ -11082,7 +11082,7 @@
         </w:tc>
         <w:tc>
           <w:tcPr>
-            <w:tcW w:type="dxa" w:w="3131"/>
+            <w:tcW w:type="dxa" w:w="3056"/>
           </w:tcPr>
           <w:p>
             <w:pPr>
@@ -11101,7 +11101,7 @@
       <w:tr>
         <w:tc>
           <w:tcPr>
-            <w:tcW w:type="dxa" w:w="1298"/>
+            <w:tcW w:type="dxa" w:w="1282"/>
           </w:tcPr>
           <w:p>
             <w:pPr>
@@ -11118,7 +11118,7 @@
         </w:tc>
         <w:tc>
           <w:tcPr>
-            <w:tcW w:type="dxa" w:w="4643"/>
+            <w:tcW w:type="dxa" w:w="4734"/>
           </w:tcPr>
           <w:p>
             <w:pPr>
@@ -11161,7 +11161,7 @@
         </w:tc>
         <w:tc>
           <w:tcPr>
-            <w:tcW w:type="dxa" w:w="3131"/>
+            <w:tcW w:type="dxa" w:w="3056"/>
           </w:tcPr>
           <w:p>
             <w:pPr>
@@ -11180,7 +11180,7 @@
       <w:tr>
         <w:tc>
           <w:tcPr>
-            <w:tcW w:type="dxa" w:w="1298"/>
+            <w:tcW w:type="dxa" w:w="1282"/>
           </w:tcPr>
           <w:p>
             <w:pPr>
@@ -11197,7 +11197,7 @@
         </w:tc>
         <w:tc>
           <w:tcPr>
-            <w:tcW w:type="dxa" w:w="4643"/>
+            <w:tcW w:type="dxa" w:w="4734"/>
           </w:tcPr>
           <w:p>
             <w:pPr>
@@ -11228,7 +11228,7 @@
         </w:tc>
         <w:tc>
           <w:tcPr>
-            <w:tcW w:type="dxa" w:w="3131"/>
+            <w:tcW w:type="dxa" w:w="3056"/>
           </w:tcPr>
           <w:p>
             <w:pPr>
@@ -11247,107 +11247,35 @@
       <w:tr>
         <w:tc>
           <w:tcPr>
-            <w:tcW w:type="dxa" w:w="1298"/>
-          </w:tcPr>
-          <w:p>
-            <w:pPr>
-              <w:pStyle w:val="Compact"/>
-              <w:spacing w:after="0" w:line="264" w:lineRule="auto"/>
-            </w:pPr>
-            <w:r>
-              <w:rPr>
-                <w:sz w:val="16"/>
-              </w:rPr>
-              <w:t xml:space="preserve">O-63</w:t>
-            </w:r>
-          </w:p>
-        </w:tc>
-        <w:tc>
-          <w:tcPr>
-            <w:tcW w:type="dxa" w:w="4643"/>
-          </w:tcPr>
-          <w:p>
-            <w:pPr>
-              <w:pStyle w:val="Compact"/>
-              <w:spacing w:after="0" w:line="264" w:lineRule="auto"/>
-            </w:pPr>
-            <w:r>
-              <w:rPr>
-                <w:sz w:val="16"/>
-              </w:rPr>
-              <w:t xml:space="preserve">묶음 산출물을</w:t>
-            </w:r>
-            <w:r>
-              <w:rPr>
-                <w:sz w:val="16"/>
-              </w:rPr>
-              <w:t xml:space="preserve"> </w:t>
-            </w:r>
-            <w:r>
-              <w:rPr>
-                <w:rStyle w:val="VerbatimChar"/>
-                <w:sz w:val="16"/>
-              </w:rPr>
-              <w:t xml:space="preserve">generate</w:t>
-            </w:r>
-            <w:r>
-              <w:rPr>
-                <w:sz w:val="16"/>
-              </w:rPr>
-              <w:t xml:space="preserve">가 못 읽었다 → 옛 규격 재생성 · 분포가 소수점까지 재현됐다</w:t>
-            </w:r>
-          </w:p>
-        </w:tc>
-        <w:tc>
-          <w:tcPr>
-            <w:tcW w:type="dxa" w:w="3131"/>
-          </w:tcPr>
-          <w:p>
-            <w:pPr>
-              <w:pStyle w:val="Compact"/>
-              <w:spacing w:after="0" w:line="264" w:lineRule="auto"/>
-            </w:pPr>
-            <w:r>
-              <w:rPr>
-                <w:sz w:val="16"/>
-              </w:rPr>
-              <w:t xml:space="preserve">D-0203 · D-0211 · D-0212</w:t>
-            </w:r>
-          </w:p>
-        </w:tc>
-      </w:tr>
-      <w:tr>
-        <w:tc>
-          <w:tcPr>
-            <w:tcW w:type="dxa" w:w="1298"/>
-          </w:tcPr>
-          <w:p>
-            <w:pPr>
-              <w:pStyle w:val="Compact"/>
-              <w:spacing w:after="0" w:line="264" w:lineRule="auto"/>
-            </w:pPr>
-            <w:r>
-              <w:rPr>
-                <w:sz w:val="16"/>
-              </w:rPr>
-              <w:t xml:space="preserve">O-66</w:t>
-            </w:r>
-          </w:p>
-        </w:tc>
-        <w:tc>
-          <w:tcPr>
-            <w:tcW w:type="dxa" w:w="4643"/>
-          </w:tcPr>
-          <w:p>
-            <w:pPr>
-              <w:pStyle w:val="Compact"/>
-              <w:spacing w:after="0" w:line="264" w:lineRule="auto"/>
-            </w:pPr>
-            <w:r>
-              <w:rPr>
-                <w:sz w:val="16"/>
-              </w:rPr>
-              <w:t xml:space="preserve">대중성 라벨을 무엇으로 세우나 →</w:t>
+            <w:tcW w:type="dxa" w:w="1282"/>
+          </w:tcPr>
+          <w:p>
+            <w:pPr>
+              <w:pStyle w:val="Compact"/>
+              <w:spacing w:after="0" w:line="264" w:lineRule="auto"/>
+            </w:pPr>
+            <w:r>
+              <w:rPr>
+                <w:sz w:val="16"/>
+              </w:rPr>
+              <w:t xml:space="preserve">O-62</w:t>
+            </w:r>
+          </w:p>
+        </w:tc>
+        <w:tc>
+          <w:tcPr>
+            <w:tcW w:type="dxa" w:w="4734"/>
+          </w:tcPr>
+          <w:p>
+            <w:pPr>
+              <w:pStyle w:val="Compact"/>
+              <w:spacing w:after="0" w:line="264" w:lineRule="auto"/>
+            </w:pPr>
+            <w:r>
+              <w:rPr>
+                <w:sz w:val="16"/>
+              </w:rPr>
+              <w:t xml:space="preserve">타임스탬프가 잔해를 쌓는다 →</w:t>
             </w:r>
             <w:r>
               <w:rPr>
@@ -11361,7 +11289,7 @@
                 <w:bCs/>
                 <w:sz w:val="16"/>
               </w:rPr>
-              <w:t xml:space="preserve">밖에서는 못 구한다.</w:t>
+              <w:t xml:space="preserve">규격이 선 뒤 잔해를 버리고 관문을 세웠다.</w:t>
             </w:r>
             <w:r>
               <w:rPr>
@@ -11373,60 +11301,151 @@
               <w:rPr>
                 <w:sz w:val="16"/>
               </w:rPr>
-              <w:t xml:space="preserve">세 출처가 라이선스·커버리지에 막혔다</w:t>
-            </w:r>
-          </w:p>
-        </w:tc>
-        <w:tc>
-          <w:tcPr>
-            <w:tcW w:type="dxa" w:w="3131"/>
-          </w:tcPr>
-          <w:p>
-            <w:pPr>
-              <w:pStyle w:val="Compact"/>
-              <w:spacing w:after="0" w:line="264" w:lineRule="auto"/>
-            </w:pPr>
-            <w:r>
-              <w:rPr>
-                <w:sz w:val="16"/>
-              </w:rPr>
-              <w:t xml:space="preserve">D-0215 · D-0216</w:t>
-            </w:r>
-          </w:p>
-        </w:tc>
-      </w:tr>
-      <w:tr>
-        <w:tc>
-          <w:tcPr>
-            <w:tcW w:type="dxa" w:w="1298"/>
-          </w:tcPr>
-          <w:p>
-            <w:pPr>
-              <w:pStyle w:val="Compact"/>
-              <w:spacing w:after="0" w:line="264" w:lineRule="auto"/>
-            </w:pPr>
-            <w:r>
-              <w:rPr>
-                <w:sz w:val="16"/>
-              </w:rPr>
-              <w:t xml:space="preserve">O-68</w:t>
-            </w:r>
-          </w:p>
-        </w:tc>
-        <w:tc>
-          <w:tcPr>
-            <w:tcW w:type="dxa" w:w="4643"/>
-          </w:tcPr>
-          <w:p>
-            <w:pPr>
-              <w:pStyle w:val="Compact"/>
-              <w:spacing w:after="0" w:line="264" w:lineRule="auto"/>
-            </w:pPr>
-            <w:r>
-              <w:rPr>
-                <w:sz w:val="16"/>
-              </w:rPr>
-              <w:t xml:space="preserve">취향 축의 임베딩이 비상업이다 →</w:t>
+              <w:t xml:space="preserve">이름당 실행이 둘 이상이면</w:t>
+            </w:r>
+            <w:r>
+              <w:rPr>
+                <w:sz w:val="16"/>
+              </w:rPr>
+              <w:t xml:space="preserve"> </w:t>
+            </w:r>
+            <w:r>
+              <w:rPr>
+                <w:rStyle w:val="VerbatimChar"/>
+                <w:sz w:val="16"/>
+              </w:rPr>
+              <w:t xml:space="preserve">var_fsck --ratchet</w:t>
+            </w:r>
+            <w:r>
+              <w:rPr>
+                <w:sz w:val="16"/>
+              </w:rPr>
+              <w:t xml:space="preserve">이 막는다</w:t>
+            </w:r>
+          </w:p>
+        </w:tc>
+        <w:tc>
+          <w:tcPr>
+            <w:tcW w:type="dxa" w:w="3056"/>
+          </w:tcPr>
+          <w:p>
+            <w:pPr>
+              <w:pStyle w:val="Compact"/>
+              <w:spacing w:after="0" w:line="264" w:lineRule="auto"/>
+            </w:pPr>
+            <w:r>
+              <w:rPr>
+                <w:sz w:val="16"/>
+              </w:rPr>
+              <w:t xml:space="preserve">D-0203 · D-0245</w:t>
+            </w:r>
+          </w:p>
+        </w:tc>
+      </w:tr>
+      <w:tr>
+        <w:tc>
+          <w:tcPr>
+            <w:tcW w:type="dxa" w:w="1282"/>
+          </w:tcPr>
+          <w:p>
+            <w:pPr>
+              <w:pStyle w:val="Compact"/>
+              <w:spacing w:after="0" w:line="264" w:lineRule="auto"/>
+            </w:pPr>
+            <w:r>
+              <w:rPr>
+                <w:sz w:val="16"/>
+              </w:rPr>
+              <w:t xml:space="preserve">O-63</w:t>
+            </w:r>
+          </w:p>
+        </w:tc>
+        <w:tc>
+          <w:tcPr>
+            <w:tcW w:type="dxa" w:w="4734"/>
+          </w:tcPr>
+          <w:p>
+            <w:pPr>
+              <w:pStyle w:val="Compact"/>
+              <w:spacing w:after="0" w:line="264" w:lineRule="auto"/>
+            </w:pPr>
+            <w:r>
+              <w:rPr>
+                <w:sz w:val="16"/>
+              </w:rPr>
+              <w:t xml:space="preserve">묶음 산출물을</w:t>
+            </w:r>
+            <w:r>
+              <w:rPr>
+                <w:sz w:val="16"/>
+              </w:rPr>
+              <w:t xml:space="preserve"> </w:t>
+            </w:r>
+            <w:r>
+              <w:rPr>
+                <w:rStyle w:val="VerbatimChar"/>
+                <w:sz w:val="16"/>
+              </w:rPr>
+              <w:t xml:space="preserve">generate</w:t>
+            </w:r>
+            <w:r>
+              <w:rPr>
+                <w:sz w:val="16"/>
+              </w:rPr>
+              <w:t xml:space="preserve">가 못 읽었다 → 옛 규격 재생성 · 분포가 소수점까지 재현됐다</w:t>
+            </w:r>
+          </w:p>
+        </w:tc>
+        <w:tc>
+          <w:tcPr>
+            <w:tcW w:type="dxa" w:w="3056"/>
+          </w:tcPr>
+          <w:p>
+            <w:pPr>
+              <w:pStyle w:val="Compact"/>
+              <w:spacing w:after="0" w:line="264" w:lineRule="auto"/>
+            </w:pPr>
+            <w:r>
+              <w:rPr>
+                <w:sz w:val="16"/>
+              </w:rPr>
+              <w:t xml:space="preserve">D-0203 · D-0211 · D-0212</w:t>
+            </w:r>
+          </w:p>
+        </w:tc>
+      </w:tr>
+      <w:tr>
+        <w:tc>
+          <w:tcPr>
+            <w:tcW w:type="dxa" w:w="1282"/>
+          </w:tcPr>
+          <w:p>
+            <w:pPr>
+              <w:pStyle w:val="Compact"/>
+              <w:spacing w:after="0" w:line="264" w:lineRule="auto"/>
+            </w:pPr>
+            <w:r>
+              <w:rPr>
+                <w:sz w:val="16"/>
+              </w:rPr>
+              <w:t xml:space="preserve">O-66</w:t>
+            </w:r>
+          </w:p>
+        </w:tc>
+        <w:tc>
+          <w:tcPr>
+            <w:tcW w:type="dxa" w:w="4734"/>
+          </w:tcPr>
+          <w:p>
+            <w:pPr>
+              <w:pStyle w:val="Compact"/>
+              <w:spacing w:after="0" w:line="264" w:lineRule="auto"/>
+            </w:pPr>
+            <w:r>
+              <w:rPr>
+                <w:sz w:val="16"/>
+              </w:rPr>
+              <w:t xml:space="preserve">대중성 라벨을 무엇으로 세우나 →</w:t>
             </w:r>
             <w:r>
               <w:rPr>
@@ -11440,6 +11459,85 @@
                 <w:bCs/>
                 <w:sz w:val="16"/>
               </w:rPr>
+              <w:t xml:space="preserve">밖에서는 못 구한다.</w:t>
+            </w:r>
+            <w:r>
+              <w:rPr>
+                <w:sz w:val="16"/>
+              </w:rPr>
+              <w:t xml:space="preserve"> </w:t>
+            </w:r>
+            <w:r>
+              <w:rPr>
+                <w:sz w:val="16"/>
+              </w:rPr>
+              <w:t xml:space="preserve">세 출처가 라이선스·커버리지에 막혔다</w:t>
+            </w:r>
+          </w:p>
+        </w:tc>
+        <w:tc>
+          <w:tcPr>
+            <w:tcW w:type="dxa" w:w="3056"/>
+          </w:tcPr>
+          <w:p>
+            <w:pPr>
+              <w:pStyle w:val="Compact"/>
+              <w:spacing w:after="0" w:line="264" w:lineRule="auto"/>
+            </w:pPr>
+            <w:r>
+              <w:rPr>
+                <w:sz w:val="16"/>
+              </w:rPr>
+              <w:t xml:space="preserve">D-0215 · D-0216</w:t>
+            </w:r>
+          </w:p>
+        </w:tc>
+      </w:tr>
+      <w:tr>
+        <w:tc>
+          <w:tcPr>
+            <w:tcW w:type="dxa" w:w="1282"/>
+          </w:tcPr>
+          <w:p>
+            <w:pPr>
+              <w:pStyle w:val="Compact"/>
+              <w:spacing w:after="0" w:line="264" w:lineRule="auto"/>
+            </w:pPr>
+            <w:r>
+              <w:rPr>
+                <w:sz w:val="16"/>
+              </w:rPr>
+              <w:t xml:space="preserve">O-68</w:t>
+            </w:r>
+          </w:p>
+        </w:tc>
+        <w:tc>
+          <w:tcPr>
+            <w:tcW w:type="dxa" w:w="4734"/>
+          </w:tcPr>
+          <w:p>
+            <w:pPr>
+              <w:pStyle w:val="Compact"/>
+              <w:spacing w:after="0" w:line="264" w:lineRule="auto"/>
+            </w:pPr>
+            <w:r>
+              <w:rPr>
+                <w:sz w:val="16"/>
+              </w:rPr>
+              <w:t xml:space="preserve">취향 축의 임베딩이 비상업이다 →</w:t>
+            </w:r>
+            <w:r>
+              <w:rPr>
+                <w:sz w:val="16"/>
+              </w:rPr>
+              <w:t xml:space="preserve"> </w:t>
+            </w:r>
+            <w:r>
+              <w:rPr>
+                <w:b/>
+                <w:bCs/>
+                <w:sz w:val="16"/>
+              </w:rPr>
               <w:t xml:space="preserve">상업 가능한 대체재가 없다.</w:t>
             </w:r>
             <w:r>
@@ -11458,7 +11556,7 @@
         </w:tc>
         <w:tc>
           <w:tcPr>
-            <w:tcW w:type="dxa" w:w="3131"/>
+            <w:tcW w:type="dxa" w:w="3056"/>
           </w:tcPr>
           <w:p>
             <w:pPr>

--- a/docs/proposal.docx
+++ b/docs/proposal.docx
@@ -124,7 +124,7 @@
           <w:color w:val="888888"/>
           <w:sz w:val="17"/>
         </w:rPr>
-        <w:t>빌드 2026-09-26 · 정본 docs/MASTER.md Part I ~ III</w:t>
+        <w:t>빌드 2026-09-27 · 정본 docs/MASTER.md Part I ~ III</w:t>
       </w:r>
     </w:p>
     <w:p>

--- a/docs/proposal.docx
+++ b/docs/proposal.docx
@@ -51349,7 +51349,7 @@
       <w:r>
         <w:drawing>
           <wp:inline>
-            <wp:extent cx="5334000" cy="7203229"/>
+            <wp:extent cx="5334000" cy="7377923"/>
             <wp:effectExtent b="0" l="0" r="0" t="0"/>
             <wp:docPr descr="make check · CI · 커밋 훅 대조 (실물에서 읽었다)" title="" id="189" name="Picture"/>
             <a:graphic>
@@ -51370,7 +51370,7 @@
                   <pic:spPr bwMode="auto">
                     <a:xfrm>
                       <a:off x="0" y="0"/>
-                      <a:ext cx="5334000" cy="7203229"/>
+                      <a:ext cx="5334000" cy="7377923"/>
                     </a:xfrm>
                     <a:prstGeom prst="rect">
                       <a:avLst/>

--- a/docs/proposal.docx
+++ b/docs/proposal.docx
@@ -51349,7 +51349,7 @@
       <w:r>
         <w:drawing>
           <wp:inline>
-            <wp:extent cx="5334000" cy="7377923"/>
+            <wp:extent cx="5334000" cy="7558441"/>
             <wp:effectExtent b="0" l="0" r="0" t="0"/>
             <wp:docPr descr="make check · CI · 커밋 훅 대조 (실물에서 읽었다)" title="" id="189" name="Picture"/>
             <a:graphic>
@@ -51370,7 +51370,7 @@
                   <pic:spPr bwMode="auto">
                     <a:xfrm>
                       <a:off x="0" y="0"/>
-                      <a:ext cx="5334000" cy="7377923"/>
+                      <a:ext cx="5334000" cy="7558441"/>
                     </a:xfrm>
                     <a:prstGeom prst="rect">
                       <a:avLst/>

--- a/docs/proposal.docx
+++ b/docs/proposal.docx
@@ -21695,12 +21695,12 @@
         <w:tblLook w:firstRow="1" w:lastRow="0" w:firstColumn="0" w:lastColumn="0" w:noHBand="0" w:noVBand="0" w:val="0020"/>
       </w:tblPr>
       <w:tblGrid>
-        <w:gridCol w:w="2231"/>
-        <w:gridCol w:w="2634"/>
+        <w:gridCol w:w="2227"/>
+        <w:gridCol w:w="2628"/>
         <w:gridCol w:w="525"/>
-        <w:gridCol w:w="564"/>
-        <w:gridCol w:w="564"/>
-        <w:gridCol w:w="2551"/>
+        <w:gridCol w:w="563"/>
+        <w:gridCol w:w="563"/>
+        <w:gridCol w:w="2563"/>
       </w:tblGrid>
       <w:tr>
         <w:trPr>
@@ -21708,7 +21708,7 @@
         </w:trPr>
         <w:tc>
           <w:tcPr>
-            <w:tcW w:type="dxa" w:w="2231"/>
+            <w:tcW w:type="dxa" w:w="2228"/>
             <w:shd w:val="clear" w:color="auto" w:fill="E8EEF5"/>
           </w:tcPr>
           <w:p>
@@ -21728,7 +21728,7 @@
         </w:tc>
         <w:tc>
           <w:tcPr>
-            <w:tcW w:type="dxa" w:w="2635"/>
+            <w:tcW w:type="dxa" w:w="2628"/>
             <w:shd w:val="clear" w:color="auto" w:fill="E8EEF5"/>
           </w:tcPr>
           <w:p>
@@ -21748,7 +21748,7 @@
         </w:tc>
         <w:tc>
           <w:tcPr>
-            <w:tcW w:type="dxa" w:w="526"/>
+            <w:tcW w:type="dxa" w:w="525"/>
             <w:shd w:val="clear" w:color="auto" w:fill="E8EEF5"/>
           </w:tcPr>
           <w:p>
@@ -21808,7 +21808,7 @@
         </w:tc>
         <w:tc>
           <w:tcPr>
-            <w:tcW w:type="dxa" w:w="2551"/>
+            <w:tcW w:type="dxa" w:w="2563"/>
             <w:shd w:val="clear" w:color="auto" w:fill="E8EEF5"/>
           </w:tcPr>
           <w:p>
@@ -21830,7 +21830,7 @@
       <w:tr>
         <w:tc>
           <w:tcPr>
-            <w:tcW w:type="dxa" w:w="2231"/>
+            <w:tcW w:type="dxa" w:w="2228"/>
           </w:tcPr>
           <w:p>
             <w:pPr>
@@ -21847,7 +21847,7 @@
         </w:tc>
         <w:tc>
           <w:tcPr>
-            <w:tcW w:type="dxa" w:w="2635"/>
+            <w:tcW w:type="dxa" w:w="2628"/>
           </w:tcPr>
           <w:p>
             <w:pPr>
@@ -21864,7 +21864,7 @@
         </w:tc>
         <w:tc>
           <w:tcPr>
-            <w:tcW w:type="dxa" w:w="526"/>
+            <w:tcW w:type="dxa" w:w="525"/>
           </w:tcPr>
           <w:p>
             <w:pPr>
@@ -21915,26 +21915,26 @@
         </w:tc>
         <w:tc>
           <w:tcPr>
-            <w:tcW w:type="dxa" w:w="2551"/>
-          </w:tcPr>
-          <w:p>
-            <w:pPr>
-              <w:pStyle w:val="Compact"/>
-              <w:spacing w:after="0" w:line="264" w:lineRule="auto"/>
-            </w:pPr>
-            <w:r>
-              <w:rPr>
-                <w:sz w:val="16"/>
-              </w:rPr>
-              <w:t xml:space="preserve">import-linter 5종 (D-0134)</w:t>
-            </w:r>
-          </w:p>
-        </w:tc>
-      </w:tr>
-      <w:tr>
-        <w:tc>
-          <w:tcPr>
-            <w:tcW w:type="dxa" w:w="2231"/>
+            <w:tcW w:type="dxa" w:w="2563"/>
+          </w:tcPr>
+          <w:p>
+            <w:pPr>
+              <w:pStyle w:val="Compact"/>
+              <w:spacing w:after="0" w:line="264" w:lineRule="auto"/>
+            </w:pPr>
+            <w:r>
+              <w:rPr>
+                <w:sz w:val="16"/>
+              </w:rPr>
+              <w:t xml:space="preserve">import-linter 6종 (D-0134 · D-0261)</w:t>
+            </w:r>
+          </w:p>
+        </w:tc>
+      </w:tr>
+      <w:tr>
+        <w:tc>
+          <w:tcPr>
+            <w:tcW w:type="dxa" w:w="2228"/>
           </w:tcPr>
           <w:p>
             <w:pPr>
@@ -21951,7 +21951,7 @@
         </w:tc>
         <w:tc>
           <w:tcPr>
-            <w:tcW w:type="dxa" w:w="2635"/>
+            <w:tcW w:type="dxa" w:w="2628"/>
           </w:tcPr>
           <w:p>
             <w:pPr>
@@ -21968,7 +21968,7 @@
         </w:tc>
         <w:tc>
           <w:tcPr>
-            <w:tcW w:type="dxa" w:w="526"/>
+            <w:tcW w:type="dxa" w:w="525"/>
           </w:tcPr>
           <w:p>
             <w:pPr>
@@ -22019,20 +22019,20 @@
         </w:tc>
         <w:tc>
           <w:tcPr>
-            <w:tcW w:type="dxa" w:w="2551"/>
-          </w:tcPr>
-          <w:p>
-            <w:pPr>
-              <w:pStyle w:val="Compact"/>
-              <w:spacing w:after="0" w:line="264" w:lineRule="auto"/>
-            </w:pPr>
-          </w:p>
-        </w:tc>
-      </w:tr>
-      <w:tr>
-        <w:tc>
-          <w:tcPr>
-            <w:tcW w:type="dxa" w:w="2231"/>
+            <w:tcW w:type="dxa" w:w="2563"/>
+          </w:tcPr>
+          <w:p>
+            <w:pPr>
+              <w:pStyle w:val="Compact"/>
+              <w:spacing w:after="0" w:line="264" w:lineRule="auto"/>
+            </w:pPr>
+          </w:p>
+        </w:tc>
+      </w:tr>
+      <w:tr>
+        <w:tc>
+          <w:tcPr>
+            <w:tcW w:type="dxa" w:w="2228"/>
           </w:tcPr>
           <w:p>
             <w:pPr>
@@ -22049,7 +22049,7 @@
         </w:tc>
         <w:tc>
           <w:tcPr>
-            <w:tcW w:type="dxa" w:w="2635"/>
+            <w:tcW w:type="dxa" w:w="2628"/>
           </w:tcPr>
           <w:p>
             <w:pPr>
@@ -22066,7 +22066,7 @@
         </w:tc>
         <w:tc>
           <w:tcPr>
-            <w:tcW w:type="dxa" w:w="526"/>
+            <w:tcW w:type="dxa" w:w="525"/>
           </w:tcPr>
           <w:p>
             <w:pPr>
@@ -22117,7 +22117,7 @@
         </w:tc>
         <w:tc>
           <w:tcPr>
-            <w:tcW w:type="dxa" w:w="2551"/>
+            <w:tcW w:type="dxa" w:w="2563"/>
           </w:tcPr>
           <w:p>
             <w:pPr>
@@ -22136,7 +22136,7 @@
       <w:tr>
         <w:tc>
           <w:tcPr>
-            <w:tcW w:type="dxa" w:w="2231"/>
+            <w:tcW w:type="dxa" w:w="2228"/>
           </w:tcPr>
           <w:p>
             <w:pPr>
@@ -22153,7 +22153,7 @@
         </w:tc>
         <w:tc>
           <w:tcPr>
-            <w:tcW w:type="dxa" w:w="2635"/>
+            <w:tcW w:type="dxa" w:w="2628"/>
           </w:tcPr>
           <w:p>
             <w:pPr>
@@ -22170,7 +22170,7 @@
         </w:tc>
         <w:tc>
           <w:tcPr>
-            <w:tcW w:type="dxa" w:w="526"/>
+            <w:tcW w:type="dxa" w:w="525"/>
           </w:tcPr>
           <w:p>
             <w:pPr>
@@ -22221,20 +22221,20 @@
         </w:tc>
         <w:tc>
           <w:tcPr>
-            <w:tcW w:type="dxa" w:w="2551"/>
-          </w:tcPr>
-          <w:p>
-            <w:pPr>
-              <w:pStyle w:val="Compact"/>
-              <w:spacing w:after="0" w:line="264" w:lineRule="auto"/>
-            </w:pPr>
-          </w:p>
-        </w:tc>
-      </w:tr>
-      <w:tr>
-        <w:tc>
-          <w:tcPr>
-            <w:tcW w:type="dxa" w:w="2231"/>
+            <w:tcW w:type="dxa" w:w="2563"/>
+          </w:tcPr>
+          <w:p>
+            <w:pPr>
+              <w:pStyle w:val="Compact"/>
+              <w:spacing w:after="0" w:line="264" w:lineRule="auto"/>
+            </w:pPr>
+          </w:p>
+        </w:tc>
+      </w:tr>
+      <w:tr>
+        <w:tc>
+          <w:tcPr>
+            <w:tcW w:type="dxa" w:w="2228"/>
           </w:tcPr>
           <w:p>
             <w:pPr>
@@ -22251,7 +22251,7 @@
         </w:tc>
         <w:tc>
           <w:tcPr>
-            <w:tcW w:type="dxa" w:w="2635"/>
+            <w:tcW w:type="dxa" w:w="2628"/>
           </w:tcPr>
           <w:p>
             <w:pPr>
@@ -22268,7 +22268,7 @@
         </w:tc>
         <w:tc>
           <w:tcPr>
-            <w:tcW w:type="dxa" w:w="526"/>
+            <w:tcW w:type="dxa" w:w="525"/>
           </w:tcPr>
           <w:p>
             <w:pPr>
@@ -22319,7 +22319,7 @@
         </w:tc>
         <w:tc>
           <w:tcPr>
-            <w:tcW w:type="dxa" w:w="2551"/>
+            <w:tcW w:type="dxa" w:w="2563"/>
           </w:tcPr>
           <w:p>
             <w:pPr>
@@ -22338,7 +22338,7 @@
       <w:tr>
         <w:tc>
           <w:tcPr>
-            <w:tcW w:type="dxa" w:w="2231"/>
+            <w:tcW w:type="dxa" w:w="2228"/>
           </w:tcPr>
           <w:p>
             <w:pPr>
@@ -22355,7 +22355,7 @@
         </w:tc>
         <w:tc>
           <w:tcPr>
-            <w:tcW w:type="dxa" w:w="2635"/>
+            <w:tcW w:type="dxa" w:w="2628"/>
           </w:tcPr>
           <w:p>
             <w:pPr>
@@ -22372,7 +22372,7 @@
         </w:tc>
         <w:tc>
           <w:tcPr>
-            <w:tcW w:type="dxa" w:w="526"/>
+            <w:tcW w:type="dxa" w:w="525"/>
           </w:tcPr>
           <w:p>
             <w:pPr>
@@ -22423,7 +22423,7 @@
         </w:tc>
         <w:tc>
           <w:tcPr>
-            <w:tcW w:type="dxa" w:w="2551"/>
+            <w:tcW w:type="dxa" w:w="2563"/>
           </w:tcPr>
           <w:p>
             <w:pPr>
@@ -22442,7 +22442,7 @@
       <w:tr>
         <w:tc>
           <w:tcPr>
-            <w:tcW w:type="dxa" w:w="2231"/>
+            <w:tcW w:type="dxa" w:w="2228"/>
           </w:tcPr>
           <w:p>
             <w:pPr>
@@ -22459,7 +22459,7 @@
         </w:tc>
         <w:tc>
           <w:tcPr>
-            <w:tcW w:type="dxa" w:w="2635"/>
+            <w:tcW w:type="dxa" w:w="2628"/>
           </w:tcPr>
           <w:p>
             <w:pPr>
@@ -22476,7 +22476,7 @@
         </w:tc>
         <w:tc>
           <w:tcPr>
-            <w:tcW w:type="dxa" w:w="526"/>
+            <w:tcW w:type="dxa" w:w="525"/>
           </w:tcPr>
           <w:p>
             <w:pPr>
@@ -22527,7 +22527,7 @@
         </w:tc>
         <w:tc>
           <w:tcPr>
-            <w:tcW w:type="dxa" w:w="2551"/>
+            <w:tcW w:type="dxa" w:w="2563"/>
           </w:tcPr>
           <w:p>
             <w:pPr>
@@ -22546,7 +22546,7 @@
       <w:tr>
         <w:tc>
           <w:tcPr>
-            <w:tcW w:type="dxa" w:w="2231"/>
+            <w:tcW w:type="dxa" w:w="2228"/>
           </w:tcPr>
           <w:p>
             <w:pPr>
@@ -22563,7 +22563,7 @@
         </w:tc>
         <w:tc>
           <w:tcPr>
-            <w:tcW w:type="dxa" w:w="2635"/>
+            <w:tcW w:type="dxa" w:w="2628"/>
           </w:tcPr>
           <w:p>
             <w:pPr>
@@ -22580,7 +22580,7 @@
         </w:tc>
         <w:tc>
           <w:tcPr>
-            <w:tcW w:type="dxa" w:w="526"/>
+            <w:tcW w:type="dxa" w:w="525"/>
           </w:tcPr>
           <w:p>
             <w:pPr>
@@ -22631,7 +22631,7 @@
         </w:tc>
         <w:tc>
           <w:tcPr>
-            <w:tcW w:type="dxa" w:w="2551"/>
+            <w:tcW w:type="dxa" w:w="2563"/>
           </w:tcPr>
           <w:p>
             <w:pPr>
@@ -22650,7 +22650,7 @@
       <w:tr>
         <w:tc>
           <w:tcPr>
-            <w:tcW w:type="dxa" w:w="2231"/>
+            <w:tcW w:type="dxa" w:w="2228"/>
           </w:tcPr>
           <w:p>
             <w:pPr>
@@ -22667,7 +22667,7 @@
         </w:tc>
         <w:tc>
           <w:tcPr>
-            <w:tcW w:type="dxa" w:w="2635"/>
+            <w:tcW w:type="dxa" w:w="2628"/>
           </w:tcPr>
           <w:p>
             <w:pPr>
@@ -22684,7 +22684,7 @@
         </w:tc>
         <w:tc>
           <w:tcPr>
-            <w:tcW w:type="dxa" w:w="526"/>
+            <w:tcW w:type="dxa" w:w="525"/>
           </w:tcPr>
           <w:p>
             <w:pPr>
@@ -22735,7 +22735,7 @@
         </w:tc>
         <w:tc>
           <w:tcPr>
-            <w:tcW w:type="dxa" w:w="2551"/>
+            <w:tcW w:type="dxa" w:w="2563"/>
           </w:tcPr>
           <w:p>
             <w:pPr>
@@ -22754,7 +22754,7 @@
       <w:tr>
         <w:tc>
           <w:tcPr>
-            <w:tcW w:type="dxa" w:w="2231"/>
+            <w:tcW w:type="dxa" w:w="2228"/>
           </w:tcPr>
           <w:p>
             <w:pPr>
@@ -22771,7 +22771,7 @@
         </w:tc>
         <w:tc>
           <w:tcPr>
-            <w:tcW w:type="dxa" w:w="2635"/>
+            <w:tcW w:type="dxa" w:w="2628"/>
           </w:tcPr>
           <w:p>
             <w:pPr>
@@ -22801,7 +22801,7 @@
         </w:tc>
         <w:tc>
           <w:tcPr>
-            <w:tcW w:type="dxa" w:w="526"/>
+            <w:tcW w:type="dxa" w:w="525"/>
           </w:tcPr>
           <w:p>
             <w:pPr>
@@ -22852,7 +22852,7 @@
         </w:tc>
         <w:tc>
           <w:tcPr>
-            <w:tcW w:type="dxa" w:w="2551"/>
+            <w:tcW w:type="dxa" w:w="2563"/>
           </w:tcPr>
           <w:p>
             <w:pPr>
@@ -22871,7 +22871,7 @@
       <w:tr>
         <w:tc>
           <w:tcPr>
-            <w:tcW w:type="dxa" w:w="2231"/>
+            <w:tcW w:type="dxa" w:w="2228"/>
           </w:tcPr>
           <w:p>
             <w:pPr>
@@ -22888,7 +22888,7 @@
         </w:tc>
         <w:tc>
           <w:tcPr>
-            <w:tcW w:type="dxa" w:w="2635"/>
+            <w:tcW w:type="dxa" w:w="2628"/>
           </w:tcPr>
           <w:p>
             <w:pPr>
@@ -22905,7 +22905,7 @@
         </w:tc>
         <w:tc>
           <w:tcPr>
-            <w:tcW w:type="dxa" w:w="526"/>
+            <w:tcW w:type="dxa" w:w="525"/>
           </w:tcPr>
           <w:p>
             <w:pPr>
@@ -22956,7 +22956,7 @@
         </w:tc>
         <w:tc>
           <w:tcPr>
-            <w:tcW w:type="dxa" w:w="2551"/>
+            <w:tcW w:type="dxa" w:w="2563"/>
           </w:tcPr>
           <w:p>
             <w:pPr>
@@ -22975,7 +22975,7 @@
       <w:tr>
         <w:tc>
           <w:tcPr>
-            <w:tcW w:type="dxa" w:w="2231"/>
+            <w:tcW w:type="dxa" w:w="2228"/>
           </w:tcPr>
           <w:p>
             <w:pPr>
@@ -22992,7 +22992,7 @@
         </w:tc>
         <w:tc>
           <w:tcPr>
-            <w:tcW w:type="dxa" w:w="2635"/>
+            <w:tcW w:type="dxa" w:w="2628"/>
           </w:tcPr>
           <w:p>
             <w:pPr>
@@ -23009,7 +23009,7 @@
         </w:tc>
         <w:tc>
           <w:tcPr>
-            <w:tcW w:type="dxa" w:w="526"/>
+            <w:tcW w:type="dxa" w:w="525"/>
           </w:tcPr>
           <w:p>
             <w:pPr>
@@ -23060,7 +23060,7 @@
         </w:tc>
         <w:tc>
           <w:tcPr>
-            <w:tcW w:type="dxa" w:w="2551"/>
+            <w:tcW w:type="dxa" w:w="2563"/>
           </w:tcPr>
           <w:p>
             <w:pPr>
@@ -23079,7 +23079,7 @@
       <w:tr>
         <w:tc>
           <w:tcPr>
-            <w:tcW w:type="dxa" w:w="2231"/>
+            <w:tcW w:type="dxa" w:w="2228"/>
           </w:tcPr>
           <w:p>
             <w:pPr>
@@ -23096,7 +23096,7 @@
         </w:tc>
         <w:tc>
           <w:tcPr>
-            <w:tcW w:type="dxa" w:w="2635"/>
+            <w:tcW w:type="dxa" w:w="2628"/>
           </w:tcPr>
           <w:p>
             <w:pPr>
@@ -23113,7 +23113,7 @@
         </w:tc>
         <w:tc>
           <w:tcPr>
-            <w:tcW w:type="dxa" w:w="526"/>
+            <w:tcW w:type="dxa" w:w="525"/>
           </w:tcPr>
           <w:p>
             <w:pPr>
@@ -23164,7 +23164,7 @@
         </w:tc>
         <w:tc>
           <w:tcPr>
-            <w:tcW w:type="dxa" w:w="2551"/>
+            <w:tcW w:type="dxa" w:w="2563"/>
           </w:tcPr>
           <w:p>
             <w:pPr>
@@ -23183,7 +23183,7 @@
       <w:tr>
         <w:tc>
           <w:tcPr>
-            <w:tcW w:type="dxa" w:w="2231"/>
+            <w:tcW w:type="dxa" w:w="2228"/>
           </w:tcPr>
           <w:p>
             <w:pPr>
@@ -23200,7 +23200,7 @@
         </w:tc>
         <w:tc>
           <w:tcPr>
-            <w:tcW w:type="dxa" w:w="2635"/>
+            <w:tcW w:type="dxa" w:w="2628"/>
           </w:tcPr>
           <w:p>
             <w:pPr>
@@ -23217,7 +23217,7 @@
         </w:tc>
         <w:tc>
           <w:tcPr>
-            <w:tcW w:type="dxa" w:w="526"/>
+            <w:tcW w:type="dxa" w:w="525"/>
           </w:tcPr>
           <w:p>
             <w:pPr>
@@ -23268,7 +23268,7 @@
         </w:tc>
         <w:tc>
           <w:tcPr>
-            <w:tcW w:type="dxa" w:w="2551"/>
+            <w:tcW w:type="dxa" w:w="2563"/>
           </w:tcPr>
           <w:p>
             <w:pPr>
@@ -23287,7 +23287,7 @@
       <w:tr>
         <w:tc>
           <w:tcPr>
-            <w:tcW w:type="dxa" w:w="2231"/>
+            <w:tcW w:type="dxa" w:w="2228"/>
           </w:tcPr>
           <w:p>
             <w:pPr>
@@ -23304,7 +23304,7 @@
         </w:tc>
         <w:tc>
           <w:tcPr>
-            <w:tcW w:type="dxa" w:w="2635"/>
+            <w:tcW w:type="dxa" w:w="2628"/>
           </w:tcPr>
           <w:p>
             <w:pPr>
@@ -23321,7 +23321,7 @@
         </w:tc>
         <w:tc>
           <w:tcPr>
-            <w:tcW w:type="dxa" w:w="526"/>
+            <w:tcW w:type="dxa" w:w="525"/>
           </w:tcPr>
           <w:p>
             <w:pPr>
@@ -23372,7 +23372,7 @@
         </w:tc>
         <w:tc>
           <w:tcPr>
-            <w:tcW w:type="dxa" w:w="2551"/>
+            <w:tcW w:type="dxa" w:w="2563"/>
           </w:tcPr>
           <w:p>
             <w:pPr>
@@ -26020,7 +26020,7 @@
               <w:rPr>
                 <w:sz w:val="16"/>
               </w:rPr>
-              <w:t xml:space="preserve">import-linter 계약 5종 전부 KEPT</w:t>
+              <w:t xml:space="preserve">import-linter 계약 6종 전부 KEPT</w:t>
             </w:r>
           </w:p>
         </w:tc>
@@ -28782,7 +28782,7 @@
           <w:b/>
           <w:bCs/>
         </w:rPr>
-        <w:t xml:space="preserve">계약 5종</w:t>
+        <w:t xml:space="preserve">계약 6종</w:t>
       </w:r>
       <w:r>
         <w:t xml:space="preserve"> </w:t>
@@ -28902,6 +28902,52 @@
       </w:r>
       <w:r>
         <w:t xml:space="preserve">형태다 (D-0134)</w:t>
+      </w:r>
+      <w:r>
+        <w:t xml:space="preserve"> </w:t>
+      </w:r>
+      <w:r>
+        <w:t xml:space="preserve">6.</w:t>
+      </w:r>
+      <w:r>
+        <w:t xml:space="preserve"> </w:t>
+      </w:r>
+      <w:r>
+        <w:rPr>
+          <w:b/>
+          <w:bCs/>
+        </w:rPr>
+        <w:t xml:space="preserve">가창 엔진은 라이브러리 오디오를 모른다</w:t>
+      </w:r>
+      <w:r>
+        <w:t xml:space="preserve"> </w:t>
+      </w:r>
+      <w:r>
+        <w:t xml:space="preserve">—</w:t>
+      </w:r>
+      <w:r>
+        <w:t xml:space="preserve"> </w:t>
+      </w:r>
+      <w:r>
+        <w:rPr>
+          <w:rStyle w:val="VerbatimChar"/>
+        </w:rPr>
+        <w:t xml:space="preserve">engines.vocal</w:t>
+      </w:r>
+      <w:r>
+        <w:t xml:space="preserve">이 디코더·분리기·특징</w:t>
+      </w:r>
+      <w:r>
+        <w:t xml:space="preserve"> </w:t>
+      </w:r>
+      <w:r>
+        <w:t xml:space="preserve">추출기·특징 저장소를 import하지 않는다. 낱말을 안 쓰고도 성문을 뽑는 길을 막는</w:t>
+      </w:r>
+      <w:r>
+        <w:t xml:space="preserve"> </w:t>
+      </w:r>
+      <w:r>
+        <w:t xml:space="preserve">것이며, D-0003의 판단을 계층으로 옮긴 형태다 (D-0261)</w:t>
       </w:r>
     </w:p>
     <w:p>
@@ -50423,9 +50469,9 @@
         <w:tblLook w:firstRow="1" w:lastRow="0" w:firstColumn="0" w:lastColumn="0" w:noHBand="0" w:noVBand="0" w:val="0020"/>
       </w:tblPr>
       <w:tblGrid>
-        <w:gridCol w:w="1555"/>
-        <w:gridCol w:w="5190"/>
-        <w:gridCol w:w="2325"/>
+        <w:gridCol w:w="1545"/>
+        <w:gridCol w:w="5146"/>
+        <w:gridCol w:w="2379"/>
       </w:tblGrid>
       <w:tr>
         <w:trPr>
@@ -50433,7 +50479,7 @@
         </w:trPr>
         <w:tc>
           <w:tcPr>
-            <w:tcW w:type="dxa" w:w="1556"/>
+            <w:tcW w:type="dxa" w:w="1545"/>
             <w:shd w:val="clear" w:color="auto" w:fill="E8EEF5"/>
           </w:tcPr>
           <w:p>
@@ -50453,7 +50499,7 @@
         </w:tc>
         <w:tc>
           <w:tcPr>
-            <w:tcW w:type="dxa" w:w="5191"/>
+            <w:tcW w:type="dxa" w:w="5147"/>
             <w:shd w:val="clear" w:color="auto" w:fill="E8EEF5"/>
           </w:tcPr>
           <w:p>
@@ -50473,7 +50519,7 @@
         </w:tc>
         <w:tc>
           <w:tcPr>
-            <w:tcW w:type="dxa" w:w="2325"/>
+            <w:tcW w:type="dxa" w:w="2380"/>
             <w:shd w:val="clear" w:color="auto" w:fill="E8EEF5"/>
           </w:tcPr>
           <w:p>
@@ -50495,7 +50541,7 @@
       <w:tr>
         <w:tc>
           <w:tcPr>
-            <w:tcW w:type="dxa" w:w="1556"/>
+            <w:tcW w:type="dxa" w:w="1545"/>
           </w:tcPr>
           <w:p>
             <w:pPr>
@@ -50512,7 +50558,7 @@
         </w:tc>
         <w:tc>
           <w:tcPr>
-            <w:tcW w:type="dxa" w:w="5191"/>
+            <w:tcW w:type="dxa" w:w="5147"/>
           </w:tcPr>
           <w:p>
             <w:pPr>
@@ -50529,7 +50575,7 @@
         </w:tc>
         <w:tc>
           <w:tcPr>
-            <w:tcW w:type="dxa" w:w="2325"/>
+            <w:tcW w:type="dxa" w:w="2380"/>
           </w:tcPr>
           <w:p>
             <w:pPr>
@@ -50548,7 +50594,7 @@
       <w:tr>
         <w:tc>
           <w:tcPr>
-            <w:tcW w:type="dxa" w:w="1556"/>
+            <w:tcW w:type="dxa" w:w="1545"/>
           </w:tcPr>
           <w:p>
             <w:pPr>
@@ -50565,7 +50611,7 @@
         </w:tc>
         <w:tc>
           <w:tcPr>
-            <w:tcW w:type="dxa" w:w="5191"/>
+            <w:tcW w:type="dxa" w:w="5147"/>
           </w:tcPr>
           <w:p>
             <w:pPr>
@@ -50582,7 +50628,7 @@
         </w:tc>
         <w:tc>
           <w:tcPr>
-            <w:tcW w:type="dxa" w:w="2325"/>
+            <w:tcW w:type="dxa" w:w="2380"/>
           </w:tcPr>
           <w:p>
             <w:pPr>
@@ -50601,7 +50647,7 @@
       <w:tr>
         <w:tc>
           <w:tcPr>
-            <w:tcW w:type="dxa" w:w="1556"/>
+            <w:tcW w:type="dxa" w:w="1545"/>
           </w:tcPr>
           <w:p>
             <w:pPr>
@@ -50618,7 +50664,7 @@
         </w:tc>
         <w:tc>
           <w:tcPr>
-            <w:tcW w:type="dxa" w:w="5191"/>
+            <w:tcW w:type="dxa" w:w="5147"/>
           </w:tcPr>
           <w:p>
             <w:pPr>
@@ -50635,7 +50681,7 @@
         </w:tc>
         <w:tc>
           <w:tcPr>
-            <w:tcW w:type="dxa" w:w="2325"/>
+            <w:tcW w:type="dxa" w:w="2380"/>
           </w:tcPr>
           <w:p>
             <w:pPr>
@@ -50654,7 +50700,7 @@
       <w:tr>
         <w:tc>
           <w:tcPr>
-            <w:tcW w:type="dxa" w:w="1556"/>
+            <w:tcW w:type="dxa" w:w="1545"/>
           </w:tcPr>
           <w:p>
             <w:pPr>
@@ -50671,7 +50717,7 @@
         </w:tc>
         <w:tc>
           <w:tcPr>
-            <w:tcW w:type="dxa" w:w="5191"/>
+            <w:tcW w:type="dxa" w:w="5147"/>
           </w:tcPr>
           <w:p>
             <w:pPr>
@@ -50688,7 +50734,7 @@
         </w:tc>
         <w:tc>
           <w:tcPr>
-            <w:tcW w:type="dxa" w:w="2325"/>
+            <w:tcW w:type="dxa" w:w="2380"/>
           </w:tcPr>
           <w:p>
             <w:pPr>
@@ -50707,7 +50753,7 @@
       <w:tr>
         <w:tc>
           <w:tcPr>
-            <w:tcW w:type="dxa" w:w="1556"/>
+            <w:tcW w:type="dxa" w:w="1545"/>
           </w:tcPr>
           <w:p>
             <w:pPr>
@@ -50724,7 +50770,7 @@
         </w:tc>
         <w:tc>
           <w:tcPr>
-            <w:tcW w:type="dxa" w:w="5191"/>
+            <w:tcW w:type="dxa" w:w="5147"/>
           </w:tcPr>
           <w:p>
             <w:pPr>
@@ -50741,7 +50787,7 @@
         </w:tc>
         <w:tc>
           <w:tcPr>
-            <w:tcW w:type="dxa" w:w="2325"/>
+            <w:tcW w:type="dxa" w:w="2380"/>
           </w:tcPr>
           <w:p>
             <w:pPr>
@@ -50760,7 +50806,7 @@
       <w:tr>
         <w:tc>
           <w:tcPr>
-            <w:tcW w:type="dxa" w:w="1556"/>
+            <w:tcW w:type="dxa" w:w="1545"/>
           </w:tcPr>
           <w:p>
             <w:pPr>
@@ -50777,7 +50823,7 @@
         </w:tc>
         <w:tc>
           <w:tcPr>
-            <w:tcW w:type="dxa" w:w="5191"/>
+            <w:tcW w:type="dxa" w:w="5147"/>
           </w:tcPr>
           <w:p>
             <w:pPr>
@@ -50794,7 +50840,7 @@
         </w:tc>
         <w:tc>
           <w:tcPr>
-            <w:tcW w:type="dxa" w:w="2325"/>
+            <w:tcW w:type="dxa" w:w="2380"/>
           </w:tcPr>
           <w:p>
             <w:pPr>
@@ -50813,7 +50859,7 @@
       <w:tr>
         <w:tc>
           <w:tcPr>
-            <w:tcW w:type="dxa" w:w="1556"/>
+            <w:tcW w:type="dxa" w:w="1545"/>
           </w:tcPr>
           <w:p>
             <w:pPr>
@@ -50830,7 +50876,7 @@
         </w:tc>
         <w:tc>
           <w:tcPr>
-            <w:tcW w:type="dxa" w:w="5191"/>
+            <w:tcW w:type="dxa" w:w="5147"/>
           </w:tcPr>
           <w:p>
             <w:pPr>
@@ -50847,7 +50893,7 @@
         </w:tc>
         <w:tc>
           <w:tcPr>
-            <w:tcW w:type="dxa" w:w="2325"/>
+            <w:tcW w:type="dxa" w:w="2380"/>
           </w:tcPr>
           <w:p>
             <w:pPr>
@@ -50866,7 +50912,7 @@
       <w:tr>
         <w:tc>
           <w:tcPr>
-            <w:tcW w:type="dxa" w:w="1556"/>
+            <w:tcW w:type="dxa" w:w="1545"/>
           </w:tcPr>
           <w:p>
             <w:pPr>
@@ -50883,7 +50929,7 @@
         </w:tc>
         <w:tc>
           <w:tcPr>
-            <w:tcW w:type="dxa" w:w="5191"/>
+            <w:tcW w:type="dxa" w:w="5147"/>
           </w:tcPr>
           <w:p>
             <w:pPr>
@@ -50900,7 +50946,7 @@
         </w:tc>
         <w:tc>
           <w:tcPr>
-            <w:tcW w:type="dxa" w:w="2325"/>
+            <w:tcW w:type="dxa" w:w="2380"/>
           </w:tcPr>
           <w:p>
             <w:pPr>
@@ -50919,7 +50965,7 @@
       <w:tr>
         <w:tc>
           <w:tcPr>
-            <w:tcW w:type="dxa" w:w="1556"/>
+            <w:tcW w:type="dxa" w:w="1545"/>
           </w:tcPr>
           <w:p>
             <w:pPr>
@@ -50936,7 +50982,7 @@
         </w:tc>
         <w:tc>
           <w:tcPr>
-            <w:tcW w:type="dxa" w:w="5191"/>
+            <w:tcW w:type="dxa" w:w="5147"/>
           </w:tcPr>
           <w:p>
             <w:pPr>
@@ -50953,7 +50999,7 @@
         </w:tc>
         <w:tc>
           <w:tcPr>
-            <w:tcW w:type="dxa" w:w="2325"/>
+            <w:tcW w:type="dxa" w:w="2380"/>
           </w:tcPr>
           <w:p>
             <w:pPr>
@@ -50972,7 +51018,7 @@
       <w:tr>
         <w:tc>
           <w:tcPr>
-            <w:tcW w:type="dxa" w:w="1556"/>
+            <w:tcW w:type="dxa" w:w="1545"/>
           </w:tcPr>
           <w:p>
             <w:pPr>
@@ -50991,7 +51037,7 @@
         </w:tc>
         <w:tc>
           <w:tcPr>
-            <w:tcW w:type="dxa" w:w="5191"/>
+            <w:tcW w:type="dxa" w:w="5147"/>
           </w:tcPr>
           <w:p>
             <w:pPr>
@@ -51008,7 +51054,7 @@
         </w:tc>
         <w:tc>
           <w:tcPr>
-            <w:tcW w:type="dxa" w:w="2325"/>
+            <w:tcW w:type="dxa" w:w="2380"/>
           </w:tcPr>
           <w:p>
             <w:pPr>
@@ -51027,7 +51073,7 @@
       <w:tr>
         <w:tc>
           <w:tcPr>
-            <w:tcW w:type="dxa" w:w="1556"/>
+            <w:tcW w:type="dxa" w:w="1545"/>
           </w:tcPr>
           <w:p>
             <w:pPr>
@@ -51046,7 +51092,7 @@
         </w:tc>
         <w:tc>
           <w:tcPr>
-            <w:tcW w:type="dxa" w:w="5191"/>
+            <w:tcW w:type="dxa" w:w="5147"/>
           </w:tcPr>
           <w:p>
             <w:pPr>
@@ -51063,7 +51109,7 @@
         </w:tc>
         <w:tc>
           <w:tcPr>
-            <w:tcW w:type="dxa" w:w="2325"/>
+            <w:tcW w:type="dxa" w:w="2380"/>
           </w:tcPr>
           <w:p>
             <w:pPr>
@@ -51082,7 +51128,7 @@
       <w:tr>
         <w:tc>
           <w:tcPr>
-            <w:tcW w:type="dxa" w:w="1556"/>
+            <w:tcW w:type="dxa" w:w="1545"/>
           </w:tcPr>
           <w:p>
             <w:pPr>
@@ -51099,7 +51145,7 @@
         </w:tc>
         <w:tc>
           <w:tcPr>
-            <w:tcW w:type="dxa" w:w="5191"/>
+            <w:tcW w:type="dxa" w:w="5147"/>
           </w:tcPr>
           <w:p>
             <w:pPr>
@@ -51116,7 +51162,7 @@
         </w:tc>
         <w:tc>
           <w:tcPr>
-            <w:tcW w:type="dxa" w:w="2325"/>
+            <w:tcW w:type="dxa" w:w="2380"/>
           </w:tcPr>
           <w:p>
             <w:pPr>
@@ -51135,7 +51181,7 @@
       <w:tr>
         <w:tc>
           <w:tcPr>
-            <w:tcW w:type="dxa" w:w="1556"/>
+            <w:tcW w:type="dxa" w:w="1545"/>
           </w:tcPr>
           <w:p>
             <w:pPr>
@@ -51152,43 +51198,43 @@
         </w:tc>
         <w:tc>
           <w:tcPr>
-            <w:tcW w:type="dxa" w:w="5191"/>
-          </w:tcPr>
-          <w:p>
-            <w:pPr>
-              <w:pStyle w:val="Compact"/>
-              <w:spacing w:after="0" w:line="264" w:lineRule="auto"/>
-            </w:pPr>
-            <w:r>
-              <w:rPr>
-                <w:sz w:val="16"/>
-              </w:rPr>
-              <w:t xml:space="preserve">import-linter 5종</w:t>
-            </w:r>
-          </w:p>
-        </w:tc>
-        <w:tc>
-          <w:tcPr>
-            <w:tcW w:type="dxa" w:w="2325"/>
-          </w:tcPr>
-          <w:p>
-            <w:pPr>
-              <w:pStyle w:val="Compact"/>
-              <w:spacing w:after="0" w:line="264" w:lineRule="auto"/>
-            </w:pPr>
-            <w:r>
-              <w:rPr>
-                <w:sz w:val="16"/>
-              </w:rPr>
-              <w:t xml:space="preserve">D-0134</w:t>
-            </w:r>
-          </w:p>
-        </w:tc>
-      </w:tr>
-      <w:tr>
-        <w:tc>
-          <w:tcPr>
-            <w:tcW w:type="dxa" w:w="1556"/>
+            <w:tcW w:type="dxa" w:w="5147"/>
+          </w:tcPr>
+          <w:p>
+            <w:pPr>
+              <w:pStyle w:val="Compact"/>
+              <w:spacing w:after="0" w:line="264" w:lineRule="auto"/>
+            </w:pPr>
+            <w:r>
+              <w:rPr>
+                <w:sz w:val="16"/>
+              </w:rPr>
+              <w:t xml:space="preserve">import-linter 6종</w:t>
+            </w:r>
+          </w:p>
+        </w:tc>
+        <w:tc>
+          <w:tcPr>
+            <w:tcW w:type="dxa" w:w="2380"/>
+          </w:tcPr>
+          <w:p>
+            <w:pPr>
+              <w:pStyle w:val="Compact"/>
+              <w:spacing w:after="0" w:line="264" w:lineRule="auto"/>
+            </w:pPr>
+            <w:r>
+              <w:rPr>
+                <w:sz w:val="16"/>
+              </w:rPr>
+              <w:t xml:space="preserve">D-0134 · D-0261</w:t>
+            </w:r>
+          </w:p>
+        </w:tc>
+      </w:tr>
+      <w:tr>
+        <w:tc>
+          <w:tcPr>
+            <w:tcW w:type="dxa" w:w="1545"/>
           </w:tcPr>
           <w:p>
             <w:pPr>
@@ -51205,7 +51251,7 @@
         </w:tc>
         <w:tc>
           <w:tcPr>
-            <w:tcW w:type="dxa" w:w="5191"/>
+            <w:tcW w:type="dxa" w:w="5147"/>
           </w:tcPr>
           <w:p>
             <w:pPr>
@@ -51247,7 +51293,7 @@
         </w:tc>
         <w:tc>
           <w:tcPr>
-            <w:tcW w:type="dxa" w:w="2325"/>
+            <w:tcW w:type="dxa" w:w="2380"/>
           </w:tcPr>
           <w:p>
             <w:pPr>

--- a/docs/proposal.docx
+++ b/docs/proposal.docx
@@ -31019,6 +31019,115 @@
         <w:t xml:space="preserve">곡마다 한 묶음이다 (D-0203).</w:t>
       </w:r>
     </w:p>
+    <w:p>
+      <w:pPr>
+        <w:pStyle w:val="BodyText"/>
+      </w:pPr>
+      <w:r>
+        <w:rPr>
+          <w:b/>
+          <w:bCs/>
+        </w:rPr>
+        <w:t xml:space="preserve">정본은</w:t>
+      </w:r>
+      <w:r>
+        <w:rPr>
+          <w:b/>
+          <w:bCs/>
+        </w:rPr>
+        <w:t xml:space="preserve"> </w:t>
+      </w:r>
+      <w:r>
+        <w:rPr>
+          <w:rStyle w:val="VerbatimChar"/>
+          <w:b/>
+          <w:bCs/>
+        </w:rPr>
+        <w:t xml:space="preserve">artifacts.toml</w:t>
+      </w:r>
+      <w:r>
+        <w:rPr>
+          <w:b/>
+          <w:bCs/>
+        </w:rPr>
+        <w:t xml:space="preserve">이다</w:t>
+      </w:r>
+      <w:r>
+        <w:t xml:space="preserve"> </w:t>
+      </w:r>
+      <w:r>
+        <w:t xml:space="preserve">(D-0266). 계열마다 «무엇인가 · 만드는 코드 · 다시 만드는</w:t>
+      </w:r>
+      <w:r>
+        <w:t xml:space="preserve"> </w:t>
+      </w:r>
+      <w:r>
+        <w:t xml:space="preserve">명령 · 누가 읽나 · 교두보 의무»를 그 파일이 든다.</w:t>
+      </w:r>
+      <w:r>
+        <w:t xml:space="preserve"> </w:t>
+      </w:r>
+      <w:r>
+        <w:rPr>
+          <w:b/>
+          <w:bCs/>
+        </w:rPr>
+        <w:t xml:space="preserve">이 절은 그것을 가리키기만 한다</w:t>
+      </w:r>
+      <w:r>
+        <w:t xml:space="preserve"> </w:t>
+      </w:r>
+      <w:r>
+        <w:t xml:space="preserve">—</w:t>
+      </w:r>
+      <w:r>
+        <w:t xml:space="preserve"> </w:t>
+      </w:r>
+      <w:r>
+        <w:t xml:space="preserve">여기 표를 두면 손대장이 둘이 되고, 실제로 그랬다. 옛 표는 계열을 넷만 들고 있었는데</w:t>
+      </w:r>
+      <w:r>
+        <w:t xml:space="preserve"> </w:t>
+      </w:r>
+      <w:r>
+        <w:t xml:space="preserve">실물은 열둘이었다.</w:t>
+      </w:r>
+    </w:p>
+    <w:p>
+      <w:pPr>
+        <w:pStyle w:val="SourceCode"/>
+      </w:pPr>
+      <w:r>
+        <w:rPr>
+          <w:rStyle w:val="ExtensionTok"/>
+        </w:rPr>
+        <w:t xml:space="preserve">python3</w:t>
+      </w:r>
+      <w:r>
+        <w:rPr>
+          <w:rStyle w:val="NormalTok"/>
+        </w:rPr>
+        <w:t xml:space="preserve"> tools/check_artifacts.py </w:t>
+      </w:r>
+      <w:r>
+        <w:rPr>
+          <w:rStyle w:val="AttributeTok"/>
+        </w:rPr>
+        <w:t xml:space="preserve">--audit</w:t>
+      </w:r>
+      <w:r>
+        <w:rPr>
+          <w:rStyle w:val="NormalTok"/>
+        </w:rPr>
+        <w:t xml:space="preserve">   </w:t>
+      </w:r>
+      <w:r>
+        <w:rPr>
+          <w:rStyle w:val="CommentTok"/>
+        </w:rPr>
+        <w:t xml:space="preserve"># 대장 ↔ 실물. 결손 · 격리 대상</w:t>
+      </w:r>
+    </w:p>
     <w:tbl>
       <w:tblPr>
         <w:tblStyle w:val="Table"/>
@@ -31035,9 +31144,8 @@
         <w:tblLook w:firstRow="1" w:lastRow="0" w:firstColumn="0" w:lastColumn="0" w:noHBand="0" w:noVBand="0" w:val="0020"/>
       </w:tblPr>
       <w:tblGrid>
-        <w:gridCol w:w="1028"/>
-        <w:gridCol w:w="2933"/>
-        <w:gridCol w:w="5109"/>
+        <w:gridCol w:w="1397"/>
+        <w:gridCol w:w="7674"/>
       </w:tblGrid>
       <w:tr>
         <w:trPr>
@@ -31045,7 +31153,7 @@
         </w:trPr>
         <w:tc>
           <w:tcPr>
-            <w:tcW w:type="dxa" w:w="1029"/>
+            <w:tcW w:type="dxa" w:w="1397"/>
             <w:shd w:val="clear" w:color="auto" w:fill="E8EEF5"/>
           </w:tcPr>
           <w:p>
@@ -31059,13 +31167,13 @@
                 <w:color w:val="1F4E79"/>
                 <w:sz w:val="16"/>
               </w:rPr>
-              <w:t xml:space="preserve">산출물</w:t>
-            </w:r>
-          </w:p>
-        </w:tc>
-        <w:tc>
-          <w:tcPr>
-            <w:tcW w:type="dxa" w:w="2933"/>
+              <w:t xml:space="preserve">규율</w:t>
+            </w:r>
+          </w:p>
+        </w:tc>
+        <w:tc>
+          <w:tcPr>
+            <w:tcW w:type="dxa" w:w="7675"/>
             <w:shd w:val="clear" w:color="auto" w:fill="E8EEF5"/>
           </w:tcPr>
           <w:p>
@@ -31079,52 +31187,32 @@
                 <w:color w:val="1F4E79"/>
                 <w:sz w:val="16"/>
               </w:rPr>
-              <w:t xml:space="preserve">형태</w:t>
-            </w:r>
-          </w:p>
-        </w:tc>
-        <w:tc>
-          <w:tcPr>
-            <w:tcW w:type="dxa" w:w="5110"/>
-            <w:shd w:val="clear" w:color="auto" w:fill="E8EEF5"/>
-          </w:tcPr>
-          <w:p>
-            <w:pPr>
-              <w:pStyle w:val="Compact"/>
-              <w:spacing w:after="0" w:line="264" w:lineRule="auto"/>
-            </w:pPr>
-            <w:r>
-              <w:rPr>
-                <w:b/>
-                <w:color w:val="1F4E79"/>
-                <w:sz w:val="16"/>
-              </w:rPr>
-              <w:t xml:space="preserve">내용</w:t>
-            </w:r>
-          </w:p>
-        </w:tc>
-      </w:tr>
-      <w:tr>
-        <w:tc>
-          <w:tcPr>
-            <w:tcW w:type="dxa" w:w="1029"/>
-          </w:tcPr>
-          <w:p>
-            <w:pPr>
-              <w:pStyle w:val="Compact"/>
-              <w:spacing w:after="0" w:line="264" w:lineRule="auto"/>
-            </w:pPr>
-            <w:r>
-              <w:rPr>
-                <w:sz w:val="16"/>
-              </w:rPr>
-              <w:t xml:space="preserve">곡 묶음</w:t>
-            </w:r>
-          </w:p>
-        </w:tc>
-        <w:tc>
-          <w:tcPr>
-            <w:tcW w:type="dxa" w:w="2933"/>
+              <w:t xml:space="preserve">무엇</w:t>
+            </w:r>
+          </w:p>
+        </w:tc>
+      </w:tr>
+      <w:tr>
+        <w:tc>
+          <w:tcPr>
+            <w:tcW w:type="dxa" w:w="1397"/>
+          </w:tcPr>
+          <w:p>
+            <w:pPr>
+              <w:pStyle w:val="Compact"/>
+              <w:spacing w:after="0" w:line="264" w:lineRule="auto"/>
+            </w:pPr>
+            <w:r>
+              <w:rPr>
+                <w:sz w:val="16"/>
+              </w:rPr>
+              <w:t xml:space="preserve">R2 재생성</w:t>
+            </w:r>
+          </w:p>
+        </w:tc>
+        <w:tc>
+          <w:tcPr>
+            <w:tcW w:type="dxa" w:w="7675"/>
           </w:tcPr>
           <w:p>
             <w:pPr>
@@ -31136,7 +31224,13 @@
                 <w:rStyle w:val="VerbatimChar"/>
                 <w:sz w:val="16"/>
               </w:rPr>
-              <w:t xml:space="preserve">var/ingest/audio/&lt;해시&gt;.npz</w:t>
+              <w:t xml:space="preserve">var/</w:t>
+            </w:r>
+            <w:r>
+              <w:rPr>
+                <w:sz w:val="16"/>
+              </w:rPr>
+              <w:t xml:space="preserve">를</w:t>
             </w:r>
             <w:r>
               <w:rPr>
@@ -31146,149 +31240,16 @@
             </w:r>
             <w:r>
               <w:rPr>
-                <w:sz w:val="16"/>
-              </w:rPr>
-              <w:t xml:space="preserve">+ manifest</w:t>
-            </w:r>
-          </w:p>
-        </w:tc>
-        <w:tc>
-          <w:tcPr>
-            <w:tcW w:type="dxa" w:w="5110"/>
-          </w:tcPr>
-          <w:p>
-            <w:pPr>
-              <w:pStyle w:val="Compact"/>
-              <w:spacing w:after="0" w:line="264" w:lineRule="auto"/>
-            </w:pPr>
-            <w:r>
-              <w:rPr>
-                <w:sz w:val="16"/>
-              </w:rPr>
-              <w:t xml:space="preserve">MERT 13층 × 5소스 · 크로마 · 온셋 · 음고 · 무음. 추출 조건을 manifest에 적는다 (D-0211). 검색 하네스는</w:t>
-            </w:r>
-            <w:r>
-              <w:rPr>
-                <w:sz w:val="16"/>
-              </w:rPr>
-              <w:t xml:space="preserve"> </w:t>
-            </w:r>
-            <w:r>
-              <w:rPr>
                 <w:rStyle w:val="VerbatimChar"/>
                 <w:sz w:val="16"/>
               </w:rPr>
-              <w:t xml:space="preserve">BundleFeatureSource</w:t>
-            </w:r>
-            <w:r>
-              <w:rPr>
-                <w:sz w:val="16"/>
-              </w:rPr>
-              <w:t xml:space="preserve">로 읽는다 —</w:t>
-            </w:r>
-            <w:r>
-              <w:rPr>
-                <w:sz w:val="16"/>
-              </w:rPr>
-              <w:t xml:space="preserve"> </w:t>
-            </w:r>
-            <w:r>
-              <w:rPr>
-                <w:rStyle w:val="VerbatimChar"/>
-                <w:sz w:val="16"/>
-              </w:rPr>
-              <w:t xml:space="preserve">--keys mert/mixture/layer00</w:t>
-            </w:r>
-            <w:r>
-              <w:rPr>
-                <w:sz w:val="16"/>
-              </w:rPr>
-              <w:t xml:space="preserve"> </w:t>
-            </w:r>
-            <w:r>
-              <w:rPr>
-                <w:sz w:val="16"/>
-              </w:rPr>
-              <w:t xml:space="preserve">(D-0233)</w:t>
-            </w:r>
-          </w:p>
-        </w:tc>
-      </w:tr>
-      <w:tr>
-        <w:tc>
-          <w:tcPr>
-            <w:tcW w:type="dxa" w:w="1029"/>
-          </w:tcPr>
-          <w:p>
-            <w:pPr>
-              <w:pStyle w:val="Compact"/>
-              <w:spacing w:after="0" w:line="264" w:lineRule="auto"/>
-            </w:pPr>
-            <w:r>
-              <w:rPr>
-                <w:sz w:val="16"/>
-              </w:rPr>
-              <w:t xml:space="preserve">CLAP 임베딩</w:t>
-            </w:r>
-          </w:p>
-        </w:tc>
-        <w:tc>
-          <w:tcPr>
-            <w:tcW w:type="dxa" w:w="2933"/>
-          </w:tcPr>
-          <w:p>
-            <w:pPr>
-              <w:pStyle w:val="Compact"/>
-              <w:spacing w:after="0" w:line="264" w:lineRule="auto"/>
-            </w:pPr>
-            <w:r>
-              <w:rPr>
-                <w:rStyle w:val="VerbatimChar"/>
-                <w:sz w:val="16"/>
-              </w:rPr>
-              <w:t xml:space="preserve">var/ingest/clap/features/</w:t>
-            </w:r>
-            <w:r>
-              <w:rPr>
-                <w:sz w:val="16"/>
-              </w:rPr>
-              <w:t xml:space="preserve"> </w:t>
-            </w:r>
-            <w:r>
-              <w:rPr>
-                <w:sz w:val="16"/>
-              </w:rPr>
-              <w:t xml:space="preserve">+</w:t>
-            </w:r>
-            <w:r>
-              <w:rPr>
-                <w:sz w:val="16"/>
-              </w:rPr>
-              <w:t xml:space="preserve"> </w:t>
-            </w:r>
-            <w:r>
-              <w:rPr>
-                <w:rStyle w:val="VerbatimChar"/>
-                <w:sz w:val="16"/>
-              </w:rPr>
-              <w:t xml:space="preserve">clap.manifest.json</w:t>
-            </w:r>
-          </w:p>
-        </w:tc>
-        <w:tc>
-          <w:tcPr>
-            <w:tcW w:type="dxa" w:w="5110"/>
-          </w:tcPr>
-          <w:p>
-            <w:pPr>
-              <w:pStyle w:val="Compact"/>
-              <w:spacing w:after="0" w:line="264" w:lineRule="auto"/>
-            </w:pPr>
-            <w:r>
-              <w:rPr>
-                <w:sz w:val="16"/>
-              </w:rPr>
-              <w:t xml:space="preserve">곡당 (청크, 512) 하나.</w:t>
+              <w:t xml:space="preserve">.gitignore</w:t>
+            </w:r>
+            <w:r>
+              <w:rPr>
+                <w:sz w:val="16"/>
+              </w:rPr>
+              <w:t xml:space="preserve">하는 근거는</w:t>
             </w:r>
             <w:r>
               <w:rPr>
@@ -31302,7 +31263,20 @@
                 <w:bCs/>
                 <w:sz w:val="16"/>
               </w:rPr>
-              <w:t xml:space="preserve">2차원이 아니면 저장소가 거부한다</w:t>
+              <w:t xml:space="preserve">한 명령으로 다시 만들 수 있어서</w:t>
+            </w:r>
+            <w:r>
+              <w:rPr>
+                <w:sz w:val="16"/>
+              </w:rPr>
+              <w:t xml:space="preserve">다. 못 만드는 계열(</w:t>
+            </w:r>
+            <w:r>
+              <w:rPr>
+                <w:rStyle w:val="VerbatimChar"/>
+                <w:sz w:val="16"/>
+              </w:rPr>
+              <w:t xml:space="preserve">taste</w:t>
             </w:r>
             <w:r>
               <w:rPr>
@@ -31314,126 +31288,7 @@
               <w:rPr>
                 <w:sz w:val="16"/>
               </w:rPr>
-              <w:t xml:space="preserve">(D-0233)</w:t>
-            </w:r>
-          </w:p>
-        </w:tc>
-      </w:tr>
-      <w:tr>
-        <w:tc>
-          <w:tcPr>
-            <w:tcW w:type="dxa" w:w="1029"/>
-          </w:tcPr>
-          <w:p>
-            <w:pPr>
-              <w:pStyle w:val="Compact"/>
-              <w:spacing w:after="0" w:line="264" w:lineRule="auto"/>
-            </w:pPr>
-            <w:r>
-              <w:rPr>
-                <w:sz w:val="16"/>
-              </w:rPr>
-              <w:t xml:space="preserve">스캔 · 조회</w:t>
-            </w:r>
-          </w:p>
-        </w:tc>
-        <w:tc>
-          <w:tcPr>
-            <w:tcW w:type="dxa" w:w="2933"/>
-          </w:tcPr>
-          <w:p>
-            <w:pPr>
-              <w:pStyle w:val="Compact"/>
-              <w:spacing w:after="0" w:line="264" w:lineRule="auto"/>
-            </w:pPr>
-            <w:r>
-              <w:rPr>
-                <w:sz w:val="16"/>
-              </w:rPr>
-              <w:t xml:space="preserve">JSONL</w:t>
-            </w:r>
-          </w:p>
-        </w:tc>
-        <w:tc>
-          <w:tcPr>
-            <w:tcW w:type="dxa" w:w="5110"/>
-          </w:tcPr>
-          <w:p>
-            <w:pPr>
-              <w:pStyle w:val="Compact"/>
-              <w:spacing w:after="0" w:line="264" w:lineRule="auto"/>
-            </w:pPr>
-            <w:r>
-              <w:rPr>
-                <w:sz w:val="16"/>
-              </w:rPr>
-              <w:t xml:space="preserve">스캔 이벤트 · MusicBrainz 조회 결과 · 조성 · 온셋 · 쌍대비교 응답</w:t>
-            </w:r>
-          </w:p>
-        </w:tc>
-      </w:tr>
-      <w:tr>
-        <w:tc>
-          <w:tcPr>
-            <w:tcW w:type="dxa" w:w="1029"/>
-          </w:tcPr>
-          <w:p>
-            <w:pPr>
-              <w:pStyle w:val="Compact"/>
-              <w:spacing w:after="0" w:line="264" w:lineRule="auto"/>
-            </w:pPr>
-            <w:r>
-              <w:rPr>
-                <w:sz w:val="16"/>
-              </w:rPr>
-              <w:t xml:space="preserve">백업</w:t>
-            </w:r>
-          </w:p>
-        </w:tc>
-        <w:tc>
-          <w:tcPr>
-            <w:tcW w:type="dxa" w:w="2933"/>
-          </w:tcPr>
-          <w:p>
-            <w:pPr>
-              <w:pStyle w:val="Compact"/>
-              <w:spacing w:after="0" w:line="264" w:lineRule="auto"/>
-            </w:pPr>
-            <w:r>
-              <w:rPr>
-                <w:sz w:val="16"/>
-              </w:rPr>
-              <w:t xml:space="preserve">외장 SSD (</w:t>
-            </w:r>
-            <w:r>
-              <w:rPr>
-                <w:rStyle w:val="VerbatimChar"/>
-                <w:sz w:val="16"/>
-              </w:rPr>
-              <w:t xml:space="preserve">HATHOR_ARTIFACT_STORE</w:t>
-            </w:r>
-            <w:r>
-              <w:rPr>
-                <w:sz w:val="16"/>
-              </w:rPr>
-              <w:t xml:space="preserve">)</w:t>
-            </w:r>
-          </w:p>
-        </w:tc>
-        <w:tc>
-          <w:tcPr>
-            <w:tcW w:type="dxa" w:w="5110"/>
-          </w:tcPr>
-          <w:p>
-            <w:pPr>
-              <w:pStyle w:val="Compact"/>
-              <w:spacing w:after="0" w:line="264" w:lineRule="auto"/>
-            </w:pPr>
-            <w:r>
-              <w:rPr>
-                <w:sz w:val="16"/>
-              </w:rPr>
-              <w:t xml:space="preserve">push가 백업, pull이 복원. 덮어쓰지 않는다 (D-0118 · D-0122).</w:t>
+              <w:t xml:space="preserve">— 사람이 답한 라벨)은</w:t>
             </w:r>
             <w:r>
               <w:rPr>
@@ -31447,70 +31302,112 @@
                 <w:bCs/>
                 <w:sz w:val="16"/>
               </w:rPr>
-              <w:t xml:space="preserve">같은지는</w:t>
-            </w:r>
+              <w:t xml:space="preserve">교두보 의무가 강제된다</w:t>
+            </w:r>
+          </w:p>
+        </w:tc>
+      </w:tr>
+      <w:tr>
+        <w:tc>
+          <w:tcPr>
+            <w:tcW w:type="dxa" w:w="1397"/>
+          </w:tcPr>
+          <w:p>
+            <w:pPr>
+              <w:pStyle w:val="Compact"/>
+              <w:spacing w:after="0" w:line="264" w:lineRule="auto"/>
+            </w:pPr>
+            <w:r>
+              <w:rPr>
+                <w:sz w:val="16"/>
+              </w:rPr>
+              <w:t xml:space="preserve">R3 등록</w:t>
+            </w:r>
+          </w:p>
+        </w:tc>
+        <w:tc>
+          <w:tcPr>
+            <w:tcW w:type="dxa" w:w="7675"/>
+          </w:tcPr>
+          <w:p>
+            <w:pPr>
+              <w:pStyle w:val="Compact"/>
+              <w:spacing w:after="0" w:line="264" w:lineRule="auto"/>
+            </w:pPr>
             <w:r>
               <w:rPr>
                 <w:b/>
                 <w:bCs/>
                 <w:sz w:val="16"/>
               </w:rPr>
+              <w:t xml:space="preserve">대장에 없는 계열은 없는 산출물이다.</w:t>
+            </w:r>
+            <w:r>
+              <w:rPr>
+                <w:sz w:val="16"/>
+              </w:rPr>
               <w:t xml:space="preserve"> </w:t>
             </w:r>
             <w:r>
               <w:rPr>
+                <w:sz w:val="16"/>
+              </w:rPr>
+              <w:t xml:space="preserve">새 계열을 내기 전에 대장부터 쓴다 — 천장이 0이다</w:t>
+            </w:r>
+          </w:p>
+        </w:tc>
+      </w:tr>
+      <w:tr>
+        <w:tc>
+          <w:tcPr>
+            <w:tcW w:type="dxa" w:w="1397"/>
+          </w:tcPr>
+          <w:p>
+            <w:pPr>
+              <w:pStyle w:val="Compact"/>
+              <w:spacing w:after="0" w:line="264" w:lineRule="auto"/>
+            </w:pPr>
+            <w:r>
+              <w:rPr>
+                <w:sz w:val="16"/>
+              </w:rPr>
+              <w:t xml:space="preserve">R4 소비자</w:t>
+            </w:r>
+          </w:p>
+        </w:tc>
+        <w:tc>
+          <w:tcPr>
+            <w:tcW w:type="dxa" w:w="7675"/>
+          </w:tcPr>
+          <w:p>
+            <w:pPr>
+              <w:pStyle w:val="Compact"/>
+              <w:spacing w:after="0" w:line="264" w:lineRule="auto"/>
+            </w:pPr>
+            <w:r>
+              <w:rPr>
+                <w:sz w:val="16"/>
+              </w:rPr>
+              <w:t xml:space="preserve">계열마다 «누가 읽나»를 든다. 못 채우면</w:t>
+            </w:r>
+            <w:r>
+              <w:rPr>
+                <w:sz w:val="16"/>
+              </w:rPr>
+              <w:t xml:space="preserve"> </w:t>
+            </w:r>
+            <w:r>
+              <w:rPr>
                 <w:rStyle w:val="VerbatimChar"/>
-                <w:b/>
-                <w:bCs/>
-                <w:sz w:val="16"/>
-              </w:rPr>
-              <w:t xml:space="preserve">make artifacts-verify</w:t>
-            </w:r>
-            <w:r>
-              <w:rPr>
-                <w:b/>
-                <w:bCs/>
-                <w:sz w:val="16"/>
-              </w:rPr>
-              <w:t xml:space="preserve">가 내용으로 본다</w:t>
-            </w:r>
-            <w:r>
-              <w:rPr>
-                <w:sz w:val="16"/>
-              </w:rPr>
-              <w:t xml:space="preserve"> </w:t>
-            </w:r>
-            <w:r>
-              <w:rPr>
-                <w:sz w:val="16"/>
-              </w:rPr>
-              <w:t xml:space="preserve">— 이름 대조는 답이 아니다 (D-0242).</w:t>
-            </w:r>
-            <w:r>
-              <w:rPr>
-                <w:sz w:val="16"/>
-              </w:rPr>
-              <w:t xml:space="preserve"> </w:t>
-            </w:r>
-            <w:r>
-              <w:rPr>
-                <w:b/>
-                <w:bCs/>
-                <w:sz w:val="16"/>
-              </w:rPr>
-              <w:t xml:space="preserve">실측 2026-09-26: 양쪽에 있는 8060개 중 8059개가 내용까지 같고 나머지 하나는 잠금 파일이었다</w:t>
-            </w:r>
-            <w:r>
-              <w:rPr>
-                <w:sz w:val="16"/>
-              </w:rPr>
-              <w:t xml:space="preserve"> </w:t>
-            </w:r>
-            <w:r>
-              <w:rPr>
-                <w:sz w:val="16"/>
-              </w:rPr>
-              <w:t xml:space="preserve">(D-0243)</w:t>
+                <w:sz w:val="16"/>
+              </w:rPr>
+              <w:t xml:space="preserve">미투입 — 언제 쓸지</w:t>
+            </w:r>
+            <w:r>
+              <w:rPr>
+                <w:sz w:val="16"/>
+              </w:rPr>
+              <w:t xml:space="preserve">를 적고 산다</w:t>
             </w:r>
           </w:p>
         </w:tc>
@@ -31521,6 +31418,223 @@
         <w:pStyle w:val="BodyText"/>
       </w:pPr>
       <w:r>
+        <w:t xml:space="preserve">세 규율은 파이어레인</w:t>
+      </w:r>
+      <w:r>
+        <w:t xml:space="preserve"> </w:t>
+      </w:r>
+      <w:r>
+        <w:rPr>
+          <w:rStyle w:val="VerbatimChar"/>
+        </w:rPr>
+        <w:t xml:space="preserve">sources.yaml</w:t>
+      </w:r>
+      <w:r>
+        <w:t xml:space="preserve">의 그라운드 룰을 그대로 옮긴 것이다 (D-0266).</w:t>
+      </w:r>
+    </w:p>
+    <w:p>
+      <w:pPr>
+        <w:pStyle w:val="BodyText"/>
+      </w:pPr>
+      <w:r>
+        <w:rPr>
+          <w:b/>
+          <w:bCs/>
+        </w:rPr>
+        <w:t xml:space="preserve">수와 크기는 문서에 안 적는다.</w:t>
+      </w:r>
+      <w:r>
+        <w:t xml:space="preserve"> </w:t>
+      </w:r>
+      <w:r>
+        <w:rPr>
+          <w:rStyle w:val="VerbatimChar"/>
+        </w:rPr>
+        <w:t xml:space="preserve">make ship</w:t>
+      </w:r>
+      <w:r>
+        <w:t xml:space="preserve">이 찍는 «파일 N개»는 파일 수이며 곡 수가</w:t>
+      </w:r>
+      <w:r>
+        <w:t xml:space="preserve"> </w:t>
+      </w:r>
+      <w:r>
+        <w:t xml:space="preserve">아니다 — 곡 하나가 여러 파일을 낳는다. 그 수가 맞는지는 대장과 대조해야 알 수 있고,</w:t>
+      </w:r>
+      <w:r>
+        <w:t xml:space="preserve"> </w:t>
+      </w:r>
+      <w:r>
+        <w:rPr>
+          <w:b/>
+          <w:bCs/>
+        </w:rPr>
+        <w:t xml:space="preserve">차집합은 양쪽이 똑같이 틀리면 조용하다</w:t>
+      </w:r>
+      <w:r>
+        <w:t xml:space="preserve"> </w:t>
+      </w:r>
+      <w:r>
+        <w:t xml:space="preserve">(D-0266).</w:t>
+      </w:r>
+    </w:p>
+    <w:p>
+      <w:pPr>
+        <w:pStyle w:val="BodyText"/>
+      </w:pPr>
+      <w:r>
+        <w:t xml:space="preserve">곡 묶음은 MERT 13층 × 5소스 · 크로마 · 온셋 · 음고 · 무음을 한</w:t>
+      </w:r>
+      <w:r>
+        <w:t xml:space="preserve"> </w:t>
+      </w:r>
+      <w:r>
+        <w:rPr>
+          <w:rStyle w:val="VerbatimChar"/>
+        </w:rPr>
+        <w:t xml:space="preserve">.npz</w:t>
+      </w:r>
+      <w:r>
+        <w:t xml:space="preserve">에 담고 추출 조건을</w:t>
+      </w:r>
+      <w:r>
+        <w:t xml:space="preserve"> </w:t>
+      </w:r>
+      <w:r>
+        <w:t xml:space="preserve">manifest에 적는다 (D-0211). 검색 하네스는</w:t>
+      </w:r>
+      <w:r>
+        <w:t xml:space="preserve"> </w:t>
+      </w:r>
+      <w:r>
+        <w:rPr>
+          <w:rStyle w:val="VerbatimChar"/>
+        </w:rPr>
+        <w:t xml:space="preserve">BundleFeatureSource</w:t>
+      </w:r>
+      <w:r>
+        <w:t xml:space="preserve">로 읽는다 —</w:t>
+      </w:r>
+      <w:r>
+        <w:t xml:space="preserve"> </w:t>
+      </w:r>
+      <w:r>
+        <w:rPr>
+          <w:rStyle w:val="VerbatimChar"/>
+        </w:rPr>
+        <w:t xml:space="preserve">--keys mert/mixture/layer00</w:t>
+      </w:r>
+      <w:r>
+        <w:t xml:space="preserve"> </w:t>
+      </w:r>
+      <w:r>
+        <w:t xml:space="preserve">(D-0233). CLAP은 곡당 (청크, 512) 하나이며</w:t>
+      </w:r>
+      <w:r>
+        <w:t xml:space="preserve"> </w:t>
+      </w:r>
+      <w:r>
+        <w:rPr>
+          <w:b/>
+          <w:bCs/>
+        </w:rPr>
+        <w:t xml:space="preserve">2차원이 아니면</w:t>
+      </w:r>
+      <w:r>
+        <w:rPr>
+          <w:b/>
+          <w:bCs/>
+        </w:rPr>
+        <w:t xml:space="preserve"> </w:t>
+      </w:r>
+      <w:r>
+        <w:rPr>
+          <w:b/>
+          <w:bCs/>
+        </w:rPr>
+        <w:t xml:space="preserve">저장소가 거부한다</w:t>
+      </w:r>
+      <w:r>
+        <w:t xml:space="preserve"> </w:t>
+      </w:r>
+      <w:r>
+        <w:t xml:space="preserve">(D-0233).</w:t>
+      </w:r>
+    </w:p>
+    <w:p>
+      <w:pPr>
+        <w:pStyle w:val="BodyText"/>
+      </w:pPr>
+      <w:r>
+        <w:t xml:space="preserve">교두보(외장 SSD</w:t>
+      </w:r>
+      <w:r>
+        <w:t xml:space="preserve"> </w:t>
+      </w:r>
+      <w:r>
+        <w:rPr>
+          <w:rStyle w:val="VerbatimChar"/>
+        </w:rPr>
+        <w:t xml:space="preserve">HATHOR_ARTIFACT_STORE</w:t>
+      </w:r>
+      <w:r>
+        <w:t xml:space="preserve">)는 push가 백업, pull이 복원이며 덮어쓰지 않는다</w:t>
+      </w:r>
+      <w:r>
+        <w:t xml:space="preserve"> </w:t>
+      </w:r>
+      <w:r>
+        <w:t xml:space="preserve">(D-0118 · D-0122).</w:t>
+      </w:r>
+      <w:r>
+        <w:t xml:space="preserve"> </w:t>
+      </w:r>
+      <w:r>
+        <w:rPr>
+          <w:b/>
+          <w:bCs/>
+        </w:rPr>
+        <w:t xml:space="preserve">같은지는</w:t>
+      </w:r>
+      <w:r>
+        <w:rPr>
+          <w:b/>
+          <w:bCs/>
+        </w:rPr>
+        <w:t xml:space="preserve"> </w:t>
+      </w:r>
+      <w:r>
+        <w:rPr>
+          <w:rStyle w:val="VerbatimChar"/>
+          <w:b/>
+          <w:bCs/>
+        </w:rPr>
+        <w:t xml:space="preserve">make artifacts-verify</w:t>
+      </w:r>
+      <w:r>
+        <w:rPr>
+          <w:b/>
+          <w:bCs/>
+        </w:rPr>
+        <w:t xml:space="preserve">가 내용으로 본다</w:t>
+      </w:r>
+      <w:r>
+        <w:t xml:space="preserve"> </w:t>
+      </w:r>
+      <w:r>
+        <w:t xml:space="preserve">— 이름 대조는</w:t>
+      </w:r>
+      <w:r>
+        <w:t xml:space="preserve"> </w:t>
+      </w:r>
+      <w:r>
+        <w:t xml:space="preserve">답이 아니다 (D-0242).</w:t>
+      </w:r>
+      <w:r>
+        <w:t xml:space="preserve"> </w:t>
+      </w:r>
+      <w:r>
         <w:rPr>
           <w:b/>
           <w:bCs/>
@@ -31543,7 +31657,13 @@
         <w:t xml:space="preserve">.partial</w:t>
       </w:r>
       <w:r>
-        <w:t xml:space="preserve">로 쓰고 끝나야 이름을 준다 (D-0216).</w:t>
+        <w:t xml:space="preserve">로 쓰고</w:t>
+      </w:r>
+      <w:r>
+        <w:t xml:space="preserve"> </w:t>
+      </w:r>
+      <w:r>
+        <w:t xml:space="preserve">끝나야 이름을 준다 (D-0216).</w:t>
       </w:r>
     </w:p>
     <w:bookmarkEnd w:id="84"/>
@@ -51395,7 +51515,7 @@
       <w:r>
         <w:drawing>
           <wp:inline>
-            <wp:extent cx="5334000" cy="7558441"/>
+            <wp:extent cx="5230368" cy="7588601"/>
             <wp:effectExtent b="0" l="0" r="0" t="0"/>
             <wp:docPr descr="make check · CI · 커밋 훅 대조 (실물에서 읽었다)" title="" id="189" name="Picture"/>
             <a:graphic>
@@ -51416,7 +51536,7 @@
                   <pic:spPr bwMode="auto">
                     <a:xfrm>
                       <a:off x="0" y="0"/>
-                      <a:ext cx="5334000" cy="7558441"/>
+                      <a:ext cx="5230368" cy="7588601"/>
                     </a:xfrm>
                     <a:prstGeom prst="rect">
                       <a:avLst/>

--- a/docs/proposal.docx
+++ b/docs/proposal.docx
@@ -124,7 +124,7 @@
           <w:color w:val="888888"/>
           <w:sz w:val="17"/>
         </w:rPr>
-        <w:t>빌드 2026-09-27 · 정본 docs/MASTER.md Part I ~ III</w:t>
+        <w:t>빌드 2026-09-28 · 정본 docs/MASTER.md Part I ~ III</w:t>
       </w:r>
     </w:p>
     <w:p>
@@ -9653,9 +9653,9 @@
         <w:tblLook w:firstRow="1" w:lastRow="0" w:firstColumn="0" w:lastColumn="0" w:noHBand="0" w:noVBand="0" w:val="0020"/>
       </w:tblPr>
       <w:tblGrid>
-        <w:gridCol w:w="1282"/>
-        <w:gridCol w:w="4734"/>
-        <w:gridCol w:w="3055"/>
+        <w:gridCol w:w="1252"/>
+        <w:gridCol w:w="4874"/>
+        <w:gridCol w:w="2945"/>
       </w:tblGrid>
       <w:tr>
         <w:trPr>
@@ -9663,7 +9663,7 @@
         </w:trPr>
         <w:tc>
           <w:tcPr>
-            <w:tcW w:type="dxa" w:w="1282"/>
+            <w:tcW w:type="dxa" w:w="1252"/>
             <w:shd w:val="clear" w:color="auto" w:fill="E8EEF5"/>
           </w:tcPr>
           <w:p>
@@ -9683,7 +9683,7 @@
         </w:tc>
         <w:tc>
           <w:tcPr>
-            <w:tcW w:type="dxa" w:w="4734"/>
+            <w:tcW w:type="dxa" w:w="4874"/>
             <w:shd w:val="clear" w:color="auto" w:fill="E8EEF5"/>
           </w:tcPr>
           <w:p>
@@ -9703,7 +9703,7 @@
         </w:tc>
         <w:tc>
           <w:tcPr>
-            <w:tcW w:type="dxa" w:w="3056"/>
+            <w:tcW w:type="dxa" w:w="2946"/>
             <w:shd w:val="clear" w:color="auto" w:fill="E8EEF5"/>
           </w:tcPr>
           <w:p>
@@ -9725,7 +9725,7 @@
       <w:tr>
         <w:tc>
           <w:tcPr>
-            <w:tcW w:type="dxa" w:w="1282"/>
+            <w:tcW w:type="dxa" w:w="1252"/>
           </w:tcPr>
           <w:p>
             <w:pPr>
@@ -9742,7 +9742,7 @@
         </w:tc>
         <w:tc>
           <w:tcPr>
-            <w:tcW w:type="dxa" w:w="4734"/>
+            <w:tcW w:type="dxa" w:w="4874"/>
           </w:tcPr>
           <w:p>
             <w:pPr>
@@ -9785,7 +9785,7 @@
         </w:tc>
         <w:tc>
           <w:tcPr>
-            <w:tcW w:type="dxa" w:w="3056"/>
+            <w:tcW w:type="dxa" w:w="2946"/>
           </w:tcPr>
           <w:p>
             <w:pPr>
@@ -9804,7 +9804,7 @@
       <w:tr>
         <w:tc>
           <w:tcPr>
-            <w:tcW w:type="dxa" w:w="1282"/>
+            <w:tcW w:type="dxa" w:w="1252"/>
           </w:tcPr>
           <w:p>
             <w:pPr>
@@ -9821,7 +9821,7 @@
         </w:tc>
         <w:tc>
           <w:tcPr>
-            <w:tcW w:type="dxa" w:w="4734"/>
+            <w:tcW w:type="dxa" w:w="4874"/>
           </w:tcPr>
           <w:p>
             <w:pPr>
@@ -9864,7 +9864,7 @@
         </w:tc>
         <w:tc>
           <w:tcPr>
-            <w:tcW w:type="dxa" w:w="3056"/>
+            <w:tcW w:type="dxa" w:w="2946"/>
           </w:tcPr>
           <w:p>
             <w:pPr>
@@ -9883,7 +9883,7 @@
       <w:tr>
         <w:tc>
           <w:tcPr>
-            <w:tcW w:type="dxa" w:w="1282"/>
+            <w:tcW w:type="dxa" w:w="1252"/>
           </w:tcPr>
           <w:p>
             <w:pPr>
@@ -9900,7 +9900,7 @@
         </w:tc>
         <w:tc>
           <w:tcPr>
-            <w:tcW w:type="dxa" w:w="4734"/>
+            <w:tcW w:type="dxa" w:w="4874"/>
           </w:tcPr>
           <w:p>
             <w:pPr>
@@ -9917,7 +9917,7 @@
         </w:tc>
         <w:tc>
           <w:tcPr>
-            <w:tcW w:type="dxa" w:w="3056"/>
+            <w:tcW w:type="dxa" w:w="2946"/>
           </w:tcPr>
           <w:p>
             <w:pPr>
@@ -9936,7 +9936,7 @@
       <w:tr>
         <w:tc>
           <w:tcPr>
-            <w:tcW w:type="dxa" w:w="1282"/>
+            <w:tcW w:type="dxa" w:w="1252"/>
           </w:tcPr>
           <w:p>
             <w:pPr>
@@ -9953,7 +9953,7 @@
         </w:tc>
         <w:tc>
           <w:tcPr>
-            <w:tcW w:type="dxa" w:w="4734"/>
+            <w:tcW w:type="dxa" w:w="4874"/>
           </w:tcPr>
           <w:p>
             <w:pPr>
@@ -9970,7 +9970,7 @@
         </w:tc>
         <w:tc>
           <w:tcPr>
-            <w:tcW w:type="dxa" w:w="3056"/>
+            <w:tcW w:type="dxa" w:w="2946"/>
           </w:tcPr>
           <w:p>
             <w:pPr>
@@ -9989,7 +9989,7 @@
       <w:tr>
         <w:tc>
           <w:tcPr>
-            <w:tcW w:type="dxa" w:w="1282"/>
+            <w:tcW w:type="dxa" w:w="1252"/>
           </w:tcPr>
           <w:p>
             <w:pPr>
@@ -10006,7 +10006,7 @@
         </w:tc>
         <w:tc>
           <w:tcPr>
-            <w:tcW w:type="dxa" w:w="4734"/>
+            <w:tcW w:type="dxa" w:w="4874"/>
           </w:tcPr>
           <w:p>
             <w:pPr>
@@ -10023,7 +10023,7 @@
         </w:tc>
         <w:tc>
           <w:tcPr>
-            <w:tcW w:type="dxa" w:w="3056"/>
+            <w:tcW w:type="dxa" w:w="2946"/>
           </w:tcPr>
           <w:p>
             <w:pPr>
@@ -10042,7 +10042,7 @@
       <w:tr>
         <w:tc>
           <w:tcPr>
-            <w:tcW w:type="dxa" w:w="1282"/>
+            <w:tcW w:type="dxa" w:w="1252"/>
           </w:tcPr>
           <w:p>
             <w:pPr>
@@ -10059,7 +10059,7 @@
         </w:tc>
         <w:tc>
           <w:tcPr>
-            <w:tcW w:type="dxa" w:w="4734"/>
+            <w:tcW w:type="dxa" w:w="4874"/>
           </w:tcPr>
           <w:p>
             <w:pPr>
@@ -10076,7 +10076,7 @@
         </w:tc>
         <w:tc>
           <w:tcPr>
-            <w:tcW w:type="dxa" w:w="3056"/>
+            <w:tcW w:type="dxa" w:w="2946"/>
           </w:tcPr>
           <w:p>
             <w:pPr>
@@ -10095,7 +10095,7 @@
       <w:tr>
         <w:tc>
           <w:tcPr>
-            <w:tcW w:type="dxa" w:w="1282"/>
+            <w:tcW w:type="dxa" w:w="1252"/>
           </w:tcPr>
           <w:p>
             <w:pPr>
@@ -10112,7 +10112,7 @@
         </w:tc>
         <w:tc>
           <w:tcPr>
-            <w:tcW w:type="dxa" w:w="4734"/>
+            <w:tcW w:type="dxa" w:w="4874"/>
           </w:tcPr>
           <w:p>
             <w:pPr>
@@ -10129,7 +10129,7 @@
         </w:tc>
         <w:tc>
           <w:tcPr>
-            <w:tcW w:type="dxa" w:w="3056"/>
+            <w:tcW w:type="dxa" w:w="2946"/>
           </w:tcPr>
           <w:p>
             <w:pPr>
@@ -10148,7 +10148,7 @@
       <w:tr>
         <w:tc>
           <w:tcPr>
-            <w:tcW w:type="dxa" w:w="1282"/>
+            <w:tcW w:type="dxa" w:w="1252"/>
           </w:tcPr>
           <w:p>
             <w:pPr>
@@ -10165,7 +10165,7 @@
         </w:tc>
         <w:tc>
           <w:tcPr>
-            <w:tcW w:type="dxa" w:w="4734"/>
+            <w:tcW w:type="dxa" w:w="4874"/>
           </w:tcPr>
           <w:p>
             <w:pPr>
@@ -10182,7 +10182,7 @@
         </w:tc>
         <w:tc>
           <w:tcPr>
-            <w:tcW w:type="dxa" w:w="3056"/>
+            <w:tcW w:type="dxa" w:w="2946"/>
           </w:tcPr>
           <w:p>
             <w:pPr>
@@ -10201,7 +10201,7 @@
       <w:tr>
         <w:tc>
           <w:tcPr>
-            <w:tcW w:type="dxa" w:w="1282"/>
+            <w:tcW w:type="dxa" w:w="1252"/>
           </w:tcPr>
           <w:p>
             <w:pPr>
@@ -10218,7 +10218,7 @@
         </w:tc>
         <w:tc>
           <w:tcPr>
-            <w:tcW w:type="dxa" w:w="4734"/>
+            <w:tcW w:type="dxa" w:w="4874"/>
           </w:tcPr>
           <w:p>
             <w:pPr>
@@ -10235,7 +10235,7 @@
         </w:tc>
         <w:tc>
           <w:tcPr>
-            <w:tcW w:type="dxa" w:w="3056"/>
+            <w:tcW w:type="dxa" w:w="2946"/>
           </w:tcPr>
           <w:p>
             <w:pPr>
@@ -10254,7 +10254,7 @@
       <w:tr>
         <w:tc>
           <w:tcPr>
-            <w:tcW w:type="dxa" w:w="1282"/>
+            <w:tcW w:type="dxa" w:w="1252"/>
           </w:tcPr>
           <w:p>
             <w:pPr>
@@ -10271,7 +10271,7 @@
         </w:tc>
         <w:tc>
           <w:tcPr>
-            <w:tcW w:type="dxa" w:w="4734"/>
+            <w:tcW w:type="dxa" w:w="4874"/>
           </w:tcPr>
           <w:p>
             <w:pPr>
@@ -10314,7 +10314,7 @@
         </w:tc>
         <w:tc>
           <w:tcPr>
-            <w:tcW w:type="dxa" w:w="3056"/>
+            <w:tcW w:type="dxa" w:w="2946"/>
           </w:tcPr>
           <w:p>
             <w:pPr>
@@ -10333,7 +10333,7 @@
       <w:tr>
         <w:tc>
           <w:tcPr>
-            <w:tcW w:type="dxa" w:w="1282"/>
+            <w:tcW w:type="dxa" w:w="1252"/>
           </w:tcPr>
           <w:p>
             <w:pPr>
@@ -10350,7 +10350,7 @@
         </w:tc>
         <w:tc>
           <w:tcPr>
-            <w:tcW w:type="dxa" w:w="4734"/>
+            <w:tcW w:type="dxa" w:w="4874"/>
           </w:tcPr>
           <w:p>
             <w:pPr>
@@ -10367,7 +10367,7 @@
         </w:tc>
         <w:tc>
           <w:tcPr>
-            <w:tcW w:type="dxa" w:w="3056"/>
+            <w:tcW w:type="dxa" w:w="2946"/>
           </w:tcPr>
           <w:p>
             <w:pPr>
@@ -10386,7 +10386,7 @@
       <w:tr>
         <w:tc>
           <w:tcPr>
-            <w:tcW w:type="dxa" w:w="1282"/>
+            <w:tcW w:type="dxa" w:w="1252"/>
           </w:tcPr>
           <w:p>
             <w:pPr>
@@ -10403,7 +10403,7 @@
         </w:tc>
         <w:tc>
           <w:tcPr>
-            <w:tcW w:type="dxa" w:w="4734"/>
+            <w:tcW w:type="dxa" w:w="4874"/>
           </w:tcPr>
           <w:p>
             <w:pPr>
@@ -10420,7 +10420,7 @@
         </w:tc>
         <w:tc>
           <w:tcPr>
-            <w:tcW w:type="dxa" w:w="3056"/>
+            <w:tcW w:type="dxa" w:w="2946"/>
           </w:tcPr>
           <w:p>
             <w:pPr>
@@ -10439,7 +10439,7 @@
       <w:tr>
         <w:tc>
           <w:tcPr>
-            <w:tcW w:type="dxa" w:w="1282"/>
+            <w:tcW w:type="dxa" w:w="1252"/>
           </w:tcPr>
           <w:p>
             <w:pPr>
@@ -10456,7 +10456,7 @@
         </w:tc>
         <w:tc>
           <w:tcPr>
-            <w:tcW w:type="dxa" w:w="4734"/>
+            <w:tcW w:type="dxa" w:w="4874"/>
           </w:tcPr>
           <w:p>
             <w:pPr>
@@ -10473,7 +10473,7 @@
         </w:tc>
         <w:tc>
           <w:tcPr>
-            <w:tcW w:type="dxa" w:w="3056"/>
+            <w:tcW w:type="dxa" w:w="2946"/>
           </w:tcPr>
           <w:p>
             <w:pPr>
@@ -10492,7 +10492,7 @@
       <w:tr>
         <w:tc>
           <w:tcPr>
-            <w:tcW w:type="dxa" w:w="1282"/>
+            <w:tcW w:type="dxa" w:w="1252"/>
           </w:tcPr>
           <w:p>
             <w:pPr>
@@ -10509,7 +10509,7 @@
         </w:tc>
         <w:tc>
           <w:tcPr>
-            <w:tcW w:type="dxa" w:w="4734"/>
+            <w:tcW w:type="dxa" w:w="4874"/>
           </w:tcPr>
           <w:p>
             <w:pPr>
@@ -10526,7 +10526,7 @@
         </w:tc>
         <w:tc>
           <w:tcPr>
-            <w:tcW w:type="dxa" w:w="3056"/>
+            <w:tcW w:type="dxa" w:w="2946"/>
           </w:tcPr>
           <w:p>
             <w:pPr>
@@ -10545,7 +10545,7 @@
       <w:tr>
         <w:tc>
           <w:tcPr>
-            <w:tcW w:type="dxa" w:w="1282"/>
+            <w:tcW w:type="dxa" w:w="1252"/>
           </w:tcPr>
           <w:p>
             <w:pPr>
@@ -10562,7 +10562,7 @@
         </w:tc>
         <w:tc>
           <w:tcPr>
-            <w:tcW w:type="dxa" w:w="4734"/>
+            <w:tcW w:type="dxa" w:w="4874"/>
           </w:tcPr>
           <w:p>
             <w:pPr>
@@ -10579,7 +10579,7 @@
         </w:tc>
         <w:tc>
           <w:tcPr>
-            <w:tcW w:type="dxa" w:w="3056"/>
+            <w:tcW w:type="dxa" w:w="2946"/>
           </w:tcPr>
           <w:p>
             <w:pPr>
@@ -10598,7 +10598,7 @@
       <w:tr>
         <w:tc>
           <w:tcPr>
-            <w:tcW w:type="dxa" w:w="1282"/>
+            <w:tcW w:type="dxa" w:w="1252"/>
           </w:tcPr>
           <w:p>
             <w:pPr>
@@ -10615,7 +10615,7 @@
         </w:tc>
         <w:tc>
           <w:tcPr>
-            <w:tcW w:type="dxa" w:w="4734"/>
+            <w:tcW w:type="dxa" w:w="4874"/>
           </w:tcPr>
           <w:p>
             <w:pPr>
@@ -10632,7 +10632,7 @@
         </w:tc>
         <w:tc>
           <w:tcPr>
-            <w:tcW w:type="dxa" w:w="3056"/>
+            <w:tcW w:type="dxa" w:w="2946"/>
           </w:tcPr>
           <w:p>
             <w:pPr>
@@ -10651,7 +10651,7 @@
       <w:tr>
         <w:tc>
           <w:tcPr>
-            <w:tcW w:type="dxa" w:w="1282"/>
+            <w:tcW w:type="dxa" w:w="1252"/>
           </w:tcPr>
           <w:p>
             <w:pPr>
@@ -10668,7 +10668,7 @@
         </w:tc>
         <w:tc>
           <w:tcPr>
-            <w:tcW w:type="dxa" w:w="4734"/>
+            <w:tcW w:type="dxa" w:w="4874"/>
           </w:tcPr>
           <w:p>
             <w:pPr>
@@ -10685,7 +10685,7 @@
         </w:tc>
         <w:tc>
           <w:tcPr>
-            <w:tcW w:type="dxa" w:w="3056"/>
+            <w:tcW w:type="dxa" w:w="2946"/>
           </w:tcPr>
           <w:p>
             <w:pPr>
@@ -10704,7 +10704,7 @@
       <w:tr>
         <w:tc>
           <w:tcPr>
-            <w:tcW w:type="dxa" w:w="1282"/>
+            <w:tcW w:type="dxa" w:w="1252"/>
           </w:tcPr>
           <w:p>
             <w:pPr>
@@ -10721,7 +10721,7 @@
         </w:tc>
         <w:tc>
           <w:tcPr>
-            <w:tcW w:type="dxa" w:w="4734"/>
+            <w:tcW w:type="dxa" w:w="4874"/>
           </w:tcPr>
           <w:p>
             <w:pPr>
@@ -10738,7 +10738,7 @@
         </w:tc>
         <w:tc>
           <w:tcPr>
-            <w:tcW w:type="dxa" w:w="3056"/>
+            <w:tcW w:type="dxa" w:w="2946"/>
           </w:tcPr>
           <w:p>
             <w:pPr>
@@ -10757,7 +10757,7 @@
       <w:tr>
         <w:tc>
           <w:tcPr>
-            <w:tcW w:type="dxa" w:w="1282"/>
+            <w:tcW w:type="dxa" w:w="1252"/>
           </w:tcPr>
           <w:p>
             <w:pPr>
@@ -10774,7 +10774,7 @@
         </w:tc>
         <w:tc>
           <w:tcPr>
-            <w:tcW w:type="dxa" w:w="4734"/>
+            <w:tcW w:type="dxa" w:w="4874"/>
           </w:tcPr>
           <w:p>
             <w:pPr>
@@ -10791,7 +10791,7 @@
         </w:tc>
         <w:tc>
           <w:tcPr>
-            <w:tcW w:type="dxa" w:w="3056"/>
+            <w:tcW w:type="dxa" w:w="2946"/>
           </w:tcPr>
           <w:p>
             <w:pPr>
@@ -10810,7 +10810,7 @@
       <w:tr>
         <w:tc>
           <w:tcPr>
-            <w:tcW w:type="dxa" w:w="1282"/>
+            <w:tcW w:type="dxa" w:w="1252"/>
           </w:tcPr>
           <w:p>
             <w:pPr>
@@ -10827,7 +10827,7 @@
         </w:tc>
         <w:tc>
           <w:tcPr>
-            <w:tcW w:type="dxa" w:w="4734"/>
+            <w:tcW w:type="dxa" w:w="4874"/>
           </w:tcPr>
           <w:p>
             <w:pPr>
@@ -10844,7 +10844,7 @@
         </w:tc>
         <w:tc>
           <w:tcPr>
-            <w:tcW w:type="dxa" w:w="3056"/>
+            <w:tcW w:type="dxa" w:w="2946"/>
           </w:tcPr>
           <w:p>
             <w:pPr>
@@ -10863,7 +10863,7 @@
       <w:tr>
         <w:tc>
           <w:tcPr>
-            <w:tcW w:type="dxa" w:w="1282"/>
+            <w:tcW w:type="dxa" w:w="1252"/>
           </w:tcPr>
           <w:p>
             <w:pPr>
@@ -10880,7 +10880,7 @@
         </w:tc>
         <w:tc>
           <w:tcPr>
-            <w:tcW w:type="dxa" w:w="4734"/>
+            <w:tcW w:type="dxa" w:w="4874"/>
           </w:tcPr>
           <w:p>
             <w:pPr>
@@ -10897,7 +10897,7 @@
         </w:tc>
         <w:tc>
           <w:tcPr>
-            <w:tcW w:type="dxa" w:w="3056"/>
+            <w:tcW w:type="dxa" w:w="2946"/>
           </w:tcPr>
           <w:p>
             <w:pPr>
@@ -10916,7 +10916,7 @@
       <w:tr>
         <w:tc>
           <w:tcPr>
-            <w:tcW w:type="dxa" w:w="1282"/>
+            <w:tcW w:type="dxa" w:w="1252"/>
           </w:tcPr>
           <w:p>
             <w:pPr>
@@ -10933,7 +10933,7 @@
         </w:tc>
         <w:tc>
           <w:tcPr>
-            <w:tcW w:type="dxa" w:w="4734"/>
+            <w:tcW w:type="dxa" w:w="4874"/>
           </w:tcPr>
           <w:p>
             <w:pPr>
@@ -10950,7 +10950,7 @@
         </w:tc>
         <w:tc>
           <w:tcPr>
-            <w:tcW w:type="dxa" w:w="3056"/>
+            <w:tcW w:type="dxa" w:w="2946"/>
           </w:tcPr>
           <w:p>
             <w:pPr>
@@ -10969,7 +10969,7 @@
       <w:tr>
         <w:tc>
           <w:tcPr>
-            <w:tcW w:type="dxa" w:w="1282"/>
+            <w:tcW w:type="dxa" w:w="1252"/>
           </w:tcPr>
           <w:p>
             <w:pPr>
@@ -10986,7 +10986,7 @@
         </w:tc>
         <w:tc>
           <w:tcPr>
-            <w:tcW w:type="dxa" w:w="4734"/>
+            <w:tcW w:type="dxa" w:w="4874"/>
           </w:tcPr>
           <w:p>
             <w:pPr>
@@ -11003,7 +11003,7 @@
         </w:tc>
         <w:tc>
           <w:tcPr>
-            <w:tcW w:type="dxa" w:w="3056"/>
+            <w:tcW w:type="dxa" w:w="2946"/>
           </w:tcPr>
           <w:p>
             <w:pPr>
@@ -11022,7 +11022,7 @@
       <w:tr>
         <w:tc>
           <w:tcPr>
-            <w:tcW w:type="dxa" w:w="1282"/>
+            <w:tcW w:type="dxa" w:w="1252"/>
           </w:tcPr>
           <w:p>
             <w:pPr>
@@ -11039,7 +11039,7 @@
         </w:tc>
         <w:tc>
           <w:tcPr>
-            <w:tcW w:type="dxa" w:w="4734"/>
+            <w:tcW w:type="dxa" w:w="4874"/>
           </w:tcPr>
           <w:p>
             <w:pPr>
@@ -11082,7 +11082,7 @@
         </w:tc>
         <w:tc>
           <w:tcPr>
-            <w:tcW w:type="dxa" w:w="3056"/>
+            <w:tcW w:type="dxa" w:w="2946"/>
           </w:tcPr>
           <w:p>
             <w:pPr>
@@ -11101,7 +11101,7 @@
       <w:tr>
         <w:tc>
           <w:tcPr>
-            <w:tcW w:type="dxa" w:w="1282"/>
+            <w:tcW w:type="dxa" w:w="1252"/>
           </w:tcPr>
           <w:p>
             <w:pPr>
@@ -11118,7 +11118,7 @@
         </w:tc>
         <w:tc>
           <w:tcPr>
-            <w:tcW w:type="dxa" w:w="4734"/>
+            <w:tcW w:type="dxa" w:w="4874"/>
           </w:tcPr>
           <w:p>
             <w:pPr>
@@ -11161,7 +11161,7 @@
         </w:tc>
         <w:tc>
           <w:tcPr>
-            <w:tcW w:type="dxa" w:w="3056"/>
+            <w:tcW w:type="dxa" w:w="2946"/>
           </w:tcPr>
           <w:p>
             <w:pPr>
@@ -11180,7 +11180,7 @@
       <w:tr>
         <w:tc>
           <w:tcPr>
-            <w:tcW w:type="dxa" w:w="1282"/>
+            <w:tcW w:type="dxa" w:w="1252"/>
           </w:tcPr>
           <w:p>
             <w:pPr>
@@ -11197,7 +11197,7 @@
         </w:tc>
         <w:tc>
           <w:tcPr>
-            <w:tcW w:type="dxa" w:w="4734"/>
+            <w:tcW w:type="dxa" w:w="4874"/>
           </w:tcPr>
           <w:p>
             <w:pPr>
@@ -11228,7 +11228,7 @@
         </w:tc>
         <w:tc>
           <w:tcPr>
-            <w:tcW w:type="dxa" w:w="3056"/>
+            <w:tcW w:type="dxa" w:w="2946"/>
           </w:tcPr>
           <w:p>
             <w:pPr>
@@ -11247,7 +11247,7 @@
       <w:tr>
         <w:tc>
           <w:tcPr>
-            <w:tcW w:type="dxa" w:w="1282"/>
+            <w:tcW w:type="dxa" w:w="1252"/>
           </w:tcPr>
           <w:p>
             <w:pPr>
@@ -11264,7 +11264,7 @@
         </w:tc>
         <w:tc>
           <w:tcPr>
-            <w:tcW w:type="dxa" w:w="4734"/>
+            <w:tcW w:type="dxa" w:w="4874"/>
           </w:tcPr>
           <w:p>
             <w:pPr>
@@ -11326,7 +11326,7 @@
         </w:tc>
         <w:tc>
           <w:tcPr>
-            <w:tcW w:type="dxa" w:w="3056"/>
+            <w:tcW w:type="dxa" w:w="2946"/>
           </w:tcPr>
           <w:p>
             <w:pPr>
@@ -11345,7 +11345,7 @@
       <w:tr>
         <w:tc>
           <w:tcPr>
-            <w:tcW w:type="dxa" w:w="1282"/>
+            <w:tcW w:type="dxa" w:w="1252"/>
           </w:tcPr>
           <w:p>
             <w:pPr>
@@ -11362,7 +11362,7 @@
         </w:tc>
         <w:tc>
           <w:tcPr>
-            <w:tcW w:type="dxa" w:w="4734"/>
+            <w:tcW w:type="dxa" w:w="4874"/>
           </w:tcPr>
           <w:p>
             <w:pPr>
@@ -11398,7 +11398,7 @@
         </w:tc>
         <w:tc>
           <w:tcPr>
-            <w:tcW w:type="dxa" w:w="3056"/>
+            <w:tcW w:type="dxa" w:w="2946"/>
           </w:tcPr>
           <w:p>
             <w:pPr>
@@ -11417,7 +11417,7 @@
       <w:tr>
         <w:tc>
           <w:tcPr>
-            <w:tcW w:type="dxa" w:w="1282"/>
+            <w:tcW w:type="dxa" w:w="1252"/>
           </w:tcPr>
           <w:p>
             <w:pPr>
@@ -11434,7 +11434,7 @@
         </w:tc>
         <w:tc>
           <w:tcPr>
-            <w:tcW w:type="dxa" w:w="4734"/>
+            <w:tcW w:type="dxa" w:w="4874"/>
           </w:tcPr>
           <w:p>
             <w:pPr>
@@ -11477,7 +11477,7 @@
         </w:tc>
         <w:tc>
           <w:tcPr>
-            <w:tcW w:type="dxa" w:w="3056"/>
+            <w:tcW w:type="dxa" w:w="2946"/>
           </w:tcPr>
           <w:p>
             <w:pPr>
@@ -11496,7 +11496,7 @@
       <w:tr>
         <w:tc>
           <w:tcPr>
-            <w:tcW w:type="dxa" w:w="1282"/>
+            <w:tcW w:type="dxa" w:w="1252"/>
           </w:tcPr>
           <w:p>
             <w:pPr>
@@ -11513,7 +11513,7 @@
         </w:tc>
         <w:tc>
           <w:tcPr>
-            <w:tcW w:type="dxa" w:w="4734"/>
+            <w:tcW w:type="dxa" w:w="4874"/>
           </w:tcPr>
           <w:p>
             <w:pPr>
@@ -11556,7 +11556,7 @@
         </w:tc>
         <w:tc>
           <w:tcPr>
-            <w:tcW w:type="dxa" w:w="3056"/>
+            <w:tcW w:type="dxa" w:w="2946"/>
           </w:tcPr>
           <w:p>
             <w:pPr>
@@ -11568,6 +11568,209 @@
                 <w:sz w:val="16"/>
               </w:rPr>
               <w:t xml:space="preserve">D-0233 · D-0234 · D-0235</w:t>
+            </w:r>
+          </w:p>
+        </w:tc>
+      </w:tr>
+      <w:tr>
+        <w:tc>
+          <w:tcPr>
+            <w:tcW w:type="dxa" w:w="1252"/>
+          </w:tcPr>
+          <w:p>
+            <w:pPr>
+              <w:pStyle w:val="Compact"/>
+              <w:spacing w:after="0" w:line="264" w:lineRule="auto"/>
+            </w:pPr>
+            <w:r>
+              <w:rPr>
+                <w:sz w:val="16"/>
+              </w:rPr>
+              <w:t xml:space="preserve">O-69</w:t>
+            </w:r>
+          </w:p>
+        </w:tc>
+        <w:tc>
+          <w:tcPr>
+            <w:tcW w:type="dxa" w:w="4874"/>
+          </w:tcPr>
+          <w:p>
+            <w:pPr>
+              <w:pStyle w:val="Compact"/>
+              <w:spacing w:after="0" w:line="264" w:lineRule="auto"/>
+            </w:pPr>
+            <w:r>
+              <w:rPr>
+                <w:rStyle w:val="VerbatimChar"/>
+                <w:sz w:val="16"/>
+              </w:rPr>
+              <w:t xml:space="preserve">--features</w:t>
+            </w:r>
+            <w:r>
+              <w:rPr>
+                <w:sz w:val="16"/>
+              </w:rPr>
+              <w:t xml:space="preserve"> </w:t>
+            </w:r>
+            <w:r>
+              <w:rPr>
+                <w:sz w:val="16"/>
+              </w:rPr>
+              <w:t xml:space="preserve">없이 도는 명령이 없는 폴더를 열었다 →</w:t>
+            </w:r>
+            <w:r>
+              <w:rPr>
+                <w:sz w:val="16"/>
+              </w:rPr>
+              <w:t xml:space="preserve"> </w:t>
+            </w:r>
+            <w:r>
+              <w:rPr>
+                <w:b/>
+                <w:bCs/>
+                <w:sz w:val="16"/>
+              </w:rPr>
+              <w:t xml:space="preserve">증상은 기본값이고 원인은 리더가 하나였다.</w:t>
+            </w:r>
+            <w:r>
+              <w:rPr>
+                <w:sz w:val="16"/>
+              </w:rPr>
+              <w:t xml:space="preserve"> </w:t>
+            </w:r>
+            <w:r>
+              <w:rPr>
+                <w:sz w:val="16"/>
+              </w:rPr>
+              <w:t xml:space="preserve">읽는 쪽 셋이</w:t>
+            </w:r>
+            <w:r>
+              <w:rPr>
+                <w:sz w:val="16"/>
+              </w:rPr>
+              <w:t xml:space="preserve"> </w:t>
+            </w:r>
+            <w:r>
+              <w:rPr>
+                <w:rStyle w:val="VerbatimChar"/>
+                <w:sz w:val="16"/>
+              </w:rPr>
+              <w:t xml:space="preserve">open_feature_source</w:t>
+            </w:r>
+            <w:r>
+              <w:rPr>
+                <w:sz w:val="16"/>
+              </w:rPr>
+              <w:t xml:space="preserve">를 안 지나 묶음을 줘도 못 읽었다</w:t>
+            </w:r>
+          </w:p>
+        </w:tc>
+        <w:tc>
+          <w:tcPr>
+            <w:tcW w:type="dxa" w:w="2946"/>
+          </w:tcPr>
+          <w:p>
+            <w:pPr>
+              <w:pStyle w:val="Compact"/>
+              <w:spacing w:after="0" w:line="264" w:lineRule="auto"/>
+            </w:pPr>
+            <w:r>
+              <w:rPr>
+                <w:sz w:val="16"/>
+              </w:rPr>
+              <w:t xml:space="preserve">D-0269 · D-0270 · D-0274</w:t>
+            </w:r>
+          </w:p>
+        </w:tc>
+      </w:tr>
+      <w:tr>
+        <w:tc>
+          <w:tcPr>
+            <w:tcW w:type="dxa" w:w="1252"/>
+          </w:tcPr>
+          <w:p>
+            <w:pPr>
+              <w:pStyle w:val="Compact"/>
+              <w:spacing w:after="0" w:line="264" w:lineRule="auto"/>
+            </w:pPr>
+            <w:r>
+              <w:rPr>
+                <w:sz w:val="16"/>
+              </w:rPr>
+              <w:t xml:space="preserve">O-70</w:t>
+            </w:r>
+          </w:p>
+        </w:tc>
+        <w:tc>
+          <w:tcPr>
+            <w:tcW w:type="dxa" w:w="4874"/>
+          </w:tcPr>
+          <w:p>
+            <w:pPr>
+              <w:pStyle w:val="Compact"/>
+              <w:spacing w:after="0" w:line="264" w:lineRule="auto"/>
+            </w:pPr>
+            <w:r>
+              <w:rPr>
+                <w:sz w:val="16"/>
+              </w:rPr>
+              <w:t xml:space="preserve">버려지는 문서 문자열을 아무 관문도 안 봤다 →</w:t>
+            </w:r>
+            <w:r>
+              <w:rPr>
+                <w:sz w:val="16"/>
+              </w:rPr>
+              <w:t xml:space="preserve"> </w:t>
+            </w:r>
+            <w:r>
+              <w:rPr>
+                <w:rStyle w:val="VerbatimChar"/>
+                <w:sz w:val="16"/>
+              </w:rPr>
+              <w:t xml:space="preserve">deadcheck</w:t>
+            </w:r>
+            <w:r>
+              <w:rPr>
+                <w:sz w:val="16"/>
+              </w:rPr>
+              <w:t xml:space="preserve"> </w:t>
+            </w:r>
+            <w:r>
+              <w:rPr>
+                <w:sz w:val="16"/>
+              </w:rPr>
+              <w:t xml:space="preserve">다섯째 프로브.</w:t>
+            </w:r>
+            <w:r>
+              <w:rPr>
+                <w:sz w:val="16"/>
+              </w:rPr>
+              <w:t xml:space="preserve"> </w:t>
+            </w:r>
+            <w:r>
+              <w:rPr>
+                <w:b/>
+                <w:bCs/>
+                <w:sz w:val="16"/>
+              </w:rPr>
+              <w:t xml:space="preserve">눈으로 하나, 프로브로 셋</w:t>
+            </w:r>
+          </w:p>
+        </w:tc>
+        <w:tc>
+          <w:tcPr>
+            <w:tcW w:type="dxa" w:w="2946"/>
+          </w:tcPr>
+          <w:p>
+            <w:pPr>
+              <w:pStyle w:val="Compact"/>
+              <w:spacing w:after="0" w:line="264" w:lineRule="auto"/>
+            </w:pPr>
+            <w:r>
+              <w:rPr>
+                <w:sz w:val="16"/>
+              </w:rPr>
+              <w:t xml:space="preserve">D-0273 · D-0274</w:t>
             </w:r>
           </w:p>
         </w:tc>

--- a/docs/proposal.docx
+++ b/docs/proposal.docx
@@ -761,7 +761,7 @@
         <w:t xml:space="preserve">    12. 산출물 목록</w:t>
       </w:r>
     </w:p>
-    <w:bookmarkStart w:id="38" w:name="part-i.-프로젝트-제안서"/>
+    <w:bookmarkStart w:id="39" w:name="part-i.-프로젝트-제안서"/>
     <w:p>
       <w:pPr>
         <w:pStyle w:val="Heading1"/>
@@ -4578,7 +4578,7 @@
     </w:p>
     <w:bookmarkEnd w:id="22"/>
     <w:bookmarkEnd w:id="23"/>
-    <w:bookmarkStart w:id="37" w:name="시장현황-및-유사-서비스-분석"/>
+    <w:bookmarkStart w:id="38" w:name="시장현황-및-유사-서비스-분석"/>
     <w:p>
       <w:pPr>
         <w:pStyle w:val="Heading2"/>
@@ -5735,7 +5735,1227 @@
       </w:r>
     </w:p>
     <w:bookmarkEnd w:id="24"/>
-    <w:bookmarkStart w:id="25" w:name="swot-분석"/>
+    <w:bookmarkStart w:id="25" w:name="선행연구"/>
+    <w:p>
+      <w:pPr>
+        <w:pStyle w:val="Heading3"/>
+      </w:pPr>
+      <w:r>
+        <w:t xml:space="preserve">□ 선행연구</w:t>
+      </w:r>
+    </w:p>
+    <w:p>
+      <w:pPr>
+        <w:pStyle w:val="FirstParagraph"/>
+      </w:pPr>
+      <w:r>
+        <w:rPr>
+          <w:b/>
+          <w:bCs/>
+        </w:rPr>
+        <w:t xml:space="preserve">281판을 돌 때까지 이 절이 없었다</w:t>
+      </w:r>
+      <w:r>
+        <w:t xml:space="preserve"> </w:t>
+      </w:r>
+      <w:r>
+        <w:t xml:space="preserve">(D-0284). 결정 기록 어디에도 «이 문제를 남이 어디까지</w:t>
+      </w:r>
+      <w:r>
+        <w:t xml:space="preserve"> </w:t>
+      </w:r>
+      <w:r>
+        <w:t xml:space="preserve">풀었나»가 없고, 인용한 것은</w:t>
+      </w:r>
+      <w:r>
+        <w:t xml:space="preserve"> </w:t>
+      </w:r>
+      <w:r>
+        <w:rPr>
+          <w:b/>
+          <w:bCs/>
+        </w:rPr>
+        <w:t xml:space="preserve">쓴 모델</w:t>
+      </w:r>
+      <w:r>
+        <w:t xml:space="preserve">(MERT · CLAP · Demucs)뿐이다. 쓴 도구를 적는 것과</w:t>
+      </w:r>
+      <w:r>
+        <w:t xml:space="preserve"> </w:t>
+      </w:r>
+      <w:r>
+        <w:t xml:space="preserve">선행연구를 보는 것은 다르다.</w:t>
+      </w:r>
+    </w:p>
+    <w:tbl>
+      <w:tblPr>
+        <w:tblStyle w:val="Table"/>
+        <w:tblW w:w="9072" w:type="dxa"/>
+        <w:tblBorders>
+          <w:top w:val="single" w:sz="4" w:color="BFC8D3"/>
+          <w:left w:val="single" w:sz="4" w:color="BFC8D3"/>
+          <w:bottom w:val="single" w:sz="4" w:color="BFC8D3"/>
+          <w:right w:val="single" w:sz="4" w:color="BFC8D3"/>
+          <w:insideH w:val="single" w:sz="4" w:color="BFC8D3"/>
+          <w:insideV w:val="single" w:sz="4" w:color="BFC8D3"/>
+        </w:tblBorders>
+        <w:tblLayout w:type="fixed"/>
+        <w:tblLook w:firstRow="1" w:lastRow="0" w:firstColumn="0" w:lastColumn="0" w:noHBand="0" w:noVBand="0" w:val="0020"/>
+      </w:tblPr>
+      <w:tblGrid>
+        <w:gridCol w:w="1259"/>
+        <w:gridCol w:w="4605"/>
+        <w:gridCol w:w="3207"/>
+      </w:tblGrid>
+      <w:tr>
+        <w:trPr>
+          <w:tblHeader w:val="on"/>
+        </w:trPr>
+        <w:tc>
+          <w:tcPr>
+            <w:tcW w:type="dxa" w:w="1259"/>
+            <w:shd w:val="clear" w:color="auto" w:fill="E8EEF5"/>
+          </w:tcPr>
+          <w:p>
+            <w:pPr>
+              <w:pStyle w:val="Compact"/>
+              <w:spacing w:after="0" w:line="264" w:lineRule="auto"/>
+            </w:pPr>
+            <w:r>
+              <w:rPr>
+                <w:b/>
+                <w:color w:val="1F4E79"/>
+                <w:sz w:val="16"/>
+              </w:rPr>
+              <w:t xml:space="preserve">갈래</w:t>
+            </w:r>
+          </w:p>
+        </w:tc>
+        <w:tc>
+          <w:tcPr>
+            <w:tcW w:type="dxa" w:w="4605"/>
+            <w:shd w:val="clear" w:color="auto" w:fill="E8EEF5"/>
+          </w:tcPr>
+          <w:p>
+            <w:pPr>
+              <w:pStyle w:val="Compact"/>
+              <w:spacing w:after="0" w:line="264" w:lineRule="auto"/>
+            </w:pPr>
+            <w:r>
+              <w:rPr>
+                <w:b/>
+                <w:color w:val="1F4E79"/>
+                <w:sz w:val="16"/>
+              </w:rPr>
+              <w:t xml:space="preserve">대표</w:t>
+            </w:r>
+          </w:p>
+        </w:tc>
+        <w:tc>
+          <w:tcPr>
+            <w:tcW w:type="dxa" w:w="3208"/>
+            <w:shd w:val="clear" w:color="auto" w:fill="E8EEF5"/>
+          </w:tcPr>
+          <w:p>
+            <w:pPr>
+              <w:pStyle w:val="Compact"/>
+              <w:spacing w:after="0" w:line="264" w:lineRule="auto"/>
+            </w:pPr>
+            <w:r>
+              <w:rPr>
+                <w:b/>
+                <w:color w:val="1F4E79"/>
+                <w:sz w:val="16"/>
+              </w:rPr>
+              <w:t xml:space="preserve">우리와의 관계</w:t>
+            </w:r>
+          </w:p>
+        </w:tc>
+      </w:tr>
+      <w:tr>
+        <w:tc>
+          <w:tcPr>
+            <w:tcW w:type="dxa" w:w="1259"/>
+          </w:tcPr>
+          <w:p>
+            <w:pPr>
+              <w:pStyle w:val="Compact"/>
+              <w:spacing w:after="0" w:line="264" w:lineRule="auto"/>
+            </w:pPr>
+            <w:r>
+              <w:rPr>
+                <w:sz w:val="16"/>
+              </w:rPr>
+              <w:t xml:space="preserve">콘텐츠 기반 추천</w:t>
+            </w:r>
+          </w:p>
+        </w:tc>
+        <w:tc>
+          <w:tcPr>
+            <w:tcW w:type="dxa" w:w="4605"/>
+          </w:tcPr>
+          <w:p>
+            <w:pPr>
+              <w:pStyle w:val="Compact"/>
+              <w:spacing w:after="0" w:line="264" w:lineRule="auto"/>
+            </w:pPr>
+            <w:r>
+              <w:rPr>
+                <w:sz w:val="16"/>
+              </w:rPr>
+              <w:t xml:space="preserve">van den Oord,</w:t>
+            </w:r>
+            <w:r>
+              <w:rPr>
+                <w:sz w:val="16"/>
+              </w:rPr>
+              <w:t xml:space="preserve"> </w:t>
+            </w:r>
+            <w:r>
+              <w:rPr>
+                <w:i/>
+                <w:iCs/>
+                <w:sz w:val="16"/>
+              </w:rPr>
+              <w:t xml:space="preserve">Deep content-based music recommendation</w:t>
+            </w:r>
+            <w:r>
+              <w:rPr>
+                <w:sz w:val="16"/>
+              </w:rPr>
+              <w:t xml:space="preserve"> </w:t>
+            </w:r>
+            <w:r>
+              <w:rPr>
+                <w:sz w:val="16"/>
+              </w:rPr>
+              <w:t xml:space="preserve">(NeurIPS 2013)</w:t>
+            </w:r>
+          </w:p>
+        </w:tc>
+        <w:tc>
+          <w:tcPr>
+            <w:tcW w:type="dxa" w:w="3208"/>
+          </w:tcPr>
+          <w:p>
+            <w:pPr>
+              <w:pStyle w:val="Compact"/>
+              <w:spacing w:after="0" w:line="264" w:lineRule="auto"/>
+            </w:pPr>
+            <w:r>
+              <w:rPr>
+                <w:b/>
+                <w:bCs/>
+                <w:sz w:val="16"/>
+              </w:rPr>
+              <w:t xml:space="preserve">직계 원형.</w:t>
+            </w:r>
+            <w:r>
+              <w:rPr>
+                <w:sz w:val="16"/>
+              </w:rPr>
+              <w:t xml:space="preserve"> </w:t>
+            </w:r>
+            <w:r>
+              <w:rPr>
+                <w:sz w:val="16"/>
+              </w:rPr>
+              <w:t xml:space="preserve">오디오 임베딩을 취향 축으로 쓰는 발상 자체</w:t>
+            </w:r>
+          </w:p>
+        </w:tc>
+      </w:tr>
+      <w:tr>
+        <w:tc>
+          <w:tcPr>
+            <w:tcW w:type="dxa" w:w="1259"/>
+          </w:tcPr>
+          <w:p>
+            <w:pPr>
+              <w:pStyle w:val="Compact"/>
+              <w:spacing w:after="0" w:line="264" w:lineRule="auto"/>
+            </w:pPr>
+            <w:r>
+              <w:rPr>
+                <w:sz w:val="16"/>
+              </w:rPr>
+              <w:t xml:space="preserve">소수 신호 개인화</w:t>
+            </w:r>
+          </w:p>
+        </w:tc>
+        <w:tc>
+          <w:tcPr>
+            <w:tcW w:type="dxa" w:w="4605"/>
+          </w:tcPr>
+          <w:p>
+            <w:pPr>
+              <w:pStyle w:val="Compact"/>
+              <w:spacing w:after="0" w:line="264" w:lineRule="auto"/>
+            </w:pPr>
+            <w:r>
+              <w:rPr>
+                <w:sz w:val="16"/>
+              </w:rPr>
+              <w:t xml:space="preserve">Deezer,</w:t>
+            </w:r>
+            <w:r>
+              <w:rPr>
+                <w:sz w:val="16"/>
+              </w:rPr>
+              <w:t xml:space="preserve"> </w:t>
+            </w:r>
+            <w:r>
+              <w:rPr>
+                <w:i/>
+                <w:iCs/>
+                <w:sz w:val="16"/>
+              </w:rPr>
+              <w:t xml:space="preserve">Semi-Personalized Cold Start</w:t>
+            </w:r>
+            <w:r>
+              <w:rPr>
+                <w:sz w:val="16"/>
+              </w:rPr>
+              <w:t xml:space="preserve"> </w:t>
+            </w:r>
+            <w:r>
+              <w:rPr>
+                <w:sz w:val="16"/>
+              </w:rPr>
+              <w:t xml:space="preserve">(2021)</w:t>
+            </w:r>
+          </w:p>
+        </w:tc>
+        <w:tc>
+          <w:tcPr>
+            <w:tcW w:type="dxa" w:w="3208"/>
+          </w:tcPr>
+          <w:p>
+            <w:pPr>
+              <w:pStyle w:val="Compact"/>
+              <w:spacing w:after="0" w:line="264" w:lineRule="auto"/>
+            </w:pPr>
+            <w:r>
+              <w:rPr>
+                <w:sz w:val="16"/>
+              </w:rPr>
+              <w:t xml:space="preserve">1004곡·1인은 사실상</w:t>
+            </w:r>
+            <w:r>
+              <w:rPr>
+                <w:sz w:val="16"/>
+              </w:rPr>
+              <w:t xml:space="preserve"> </w:t>
+            </w:r>
+            <w:r>
+              <w:rPr>
+                <w:b/>
+                <w:bCs/>
+                <w:sz w:val="16"/>
+              </w:rPr>
+              <w:t xml:space="preserve">콜드스타트</w:t>
+            </w:r>
+            <w:r>
+              <w:rPr>
+                <w:sz w:val="16"/>
+              </w:rPr>
+              <w:t xml:space="preserve">다</w:t>
+            </w:r>
+          </w:p>
+        </w:tc>
+      </w:tr>
+      <w:tr>
+        <w:tc>
+          <w:tcPr>
+            <w:tcW w:type="dxa" w:w="1259"/>
+          </w:tcPr>
+          <w:p>
+            <w:pPr>
+              <w:pStyle w:val="Compact"/>
+              <w:spacing w:after="0" w:line="264" w:lineRule="auto"/>
+            </w:pPr>
+            <w:r>
+              <w:rPr>
+                <w:sz w:val="16"/>
+              </w:rPr>
+              <w:t xml:space="preserve">표현 모델 벤치마크</w:t>
+            </w:r>
+          </w:p>
+        </w:tc>
+        <w:tc>
+          <w:tcPr>
+            <w:tcW w:type="dxa" w:w="4605"/>
+          </w:tcPr>
+          <w:p>
+            <w:pPr>
+              <w:pStyle w:val="Compact"/>
+              <w:spacing w:after="0" w:line="264" w:lineRule="auto"/>
+            </w:pPr>
+            <w:r>
+              <w:rPr>
+                <w:i/>
+                <w:iCs/>
+                <w:sz w:val="16"/>
+              </w:rPr>
+              <w:t xml:space="preserve">MARBLE</w:t>
+            </w:r>
+            <w:r>
+              <w:rPr>
+                <w:sz w:val="16"/>
+              </w:rPr>
+              <w:t xml:space="preserve"> </w:t>
+            </w:r>
+            <w:r>
+              <w:rPr>
+                <w:sz w:val="16"/>
+              </w:rPr>
+              <w:t xml:space="preserve">(NeurIPS 2023)</w:t>
+            </w:r>
+          </w:p>
+        </w:tc>
+        <w:tc>
+          <w:tcPr>
+            <w:tcW w:type="dxa" w:w="3208"/>
+          </w:tcPr>
+          <w:p>
+            <w:pPr>
+              <w:pStyle w:val="Compact"/>
+              <w:spacing w:after="0" w:line="264" w:lineRule="auto"/>
+            </w:pPr>
+            <w:r>
+              <w:rPr>
+                <w:sz w:val="16"/>
+              </w:rPr>
+              <w:t xml:space="preserve">MERT · CLAP · MULE · Jukebox를 표준 과제로 이미 비교했다</w:t>
+            </w:r>
+          </w:p>
+        </w:tc>
+      </w:tr>
+      <w:tr>
+        <w:tc>
+          <w:tcPr>
+            <w:tcW w:type="dxa" w:w="1259"/>
+          </w:tcPr>
+          <w:p>
+            <w:pPr>
+              <w:pStyle w:val="Compact"/>
+              <w:spacing w:after="0" w:line="264" w:lineRule="auto"/>
+            </w:pPr>
+            <w:r>
+              <w:rPr>
+                <w:sz w:val="16"/>
+              </w:rPr>
+              <w:t xml:space="preserve">층별 프로빙</w:t>
+            </w:r>
+          </w:p>
+        </w:tc>
+        <w:tc>
+          <w:tcPr>
+            <w:tcW w:type="dxa" w:w="4605"/>
+          </w:tcPr>
+          <w:p>
+            <w:pPr>
+              <w:pStyle w:val="Compact"/>
+              <w:spacing w:after="0" w:line="264" w:lineRule="auto"/>
+            </w:pPr>
+            <w:r>
+              <w:rPr>
+                <w:i/>
+                <w:iCs/>
+                <w:sz w:val="16"/>
+              </w:rPr>
+              <w:t xml:space="preserve">Layer-wise Investigation of SSL Music Models</w:t>
+            </w:r>
+            <w:r>
+              <w:rPr>
+                <w:sz w:val="16"/>
+              </w:rPr>
+              <w:t xml:space="preserve"> </w:t>
+            </w:r>
+            <w:r>
+              <w:rPr>
+                <w:sz w:val="16"/>
+              </w:rPr>
+              <w:t xml:space="preserve">(2025)</w:t>
+            </w:r>
+          </w:p>
+        </w:tc>
+        <w:tc>
+          <w:tcPr>
+            <w:tcW w:type="dxa" w:w="3208"/>
+          </w:tcPr>
+          <w:p>
+            <w:pPr>
+              <w:pStyle w:val="Compact"/>
+              <w:spacing w:after="0" w:line="264" w:lineRule="auto"/>
+            </w:pPr>
+            <w:r>
+              <w:rPr>
+                <w:b/>
+                <w:bCs/>
+                <w:sz w:val="16"/>
+              </w:rPr>
+              <w:t xml:space="preserve">하위층 = 음향·객관 과제, 상위층 = 의미·주관 과제</w:t>
+            </w:r>
+          </w:p>
+        </w:tc>
+      </w:tr>
+      <w:tr>
+        <w:tc>
+          <w:tcPr>
+            <w:tcW w:type="dxa" w:w="1259"/>
+          </w:tcPr>
+          <w:p>
+            <w:pPr>
+              <w:pStyle w:val="Compact"/>
+              <w:spacing w:after="0" w:line="264" w:lineRule="auto"/>
+            </w:pPr>
+            <w:r>
+              <w:rPr>
+                <w:sz w:val="16"/>
+              </w:rPr>
+              <w:t xml:space="preserve">유사도 평가 함정</w:t>
+            </w:r>
+          </w:p>
+        </w:tc>
+        <w:tc>
+          <w:tcPr>
+            <w:tcW w:type="dxa" w:w="4605"/>
+          </w:tcPr>
+          <w:p>
+            <w:pPr>
+              <w:pStyle w:val="Compact"/>
+              <w:spacing w:after="0" w:line="264" w:lineRule="auto"/>
+            </w:pPr>
+            <w:r>
+              <w:rPr>
+                <w:sz w:val="16"/>
+              </w:rPr>
+              <w:t xml:space="preserve">Mandel &amp; Ellis,</w:t>
+            </w:r>
+            <w:r>
+              <w:rPr>
+                <w:sz w:val="16"/>
+              </w:rPr>
+              <w:t xml:space="preserve"> </w:t>
+            </w:r>
+            <w:r>
+              <w:rPr>
+                <w:i/>
+                <w:iCs/>
+                <w:sz w:val="16"/>
+              </w:rPr>
+              <w:t xml:space="preserve">Song-level features…</w:t>
+            </w:r>
+            <w:r>
+              <w:rPr>
+                <w:sz w:val="16"/>
+              </w:rPr>
+              <w:t xml:space="preserve"> </w:t>
+            </w:r>
+            <w:r>
+              <w:rPr>
+                <w:sz w:val="16"/>
+              </w:rPr>
+              <w:t xml:space="preserve">(ISMIR 2005) —</w:t>
+            </w:r>
+            <w:r>
+              <w:rPr>
+                <w:sz w:val="16"/>
+              </w:rPr>
+              <w:t xml:space="preserve"> </w:t>
+            </w:r>
+            <w:r>
+              <w:rPr>
+                <w:b/>
+                <w:bCs/>
+                <w:sz w:val="16"/>
+              </w:rPr>
+              <w:t xml:space="preserve">앨범 효과</w:t>
+            </w:r>
+          </w:p>
+        </w:tc>
+        <w:tc>
+          <w:tcPr>
+            <w:tcW w:type="dxa" w:w="3208"/>
+          </w:tcPr>
+          <w:p>
+            <w:pPr>
+              <w:pStyle w:val="Compact"/>
+              <w:spacing w:after="0" w:line="264" w:lineRule="auto"/>
+            </w:pPr>
+            <w:r>
+              <w:rPr>
+                <w:sz w:val="16"/>
+              </w:rPr>
+              <w:t xml:space="preserve">같은 앨범은 마스터링이 같아 쉽게 맞고 성능이 부푼다</w:t>
+            </w:r>
+          </w:p>
+        </w:tc>
+      </w:tr>
+      <w:tr>
+        <w:tc>
+          <w:tcPr>
+            <w:tcW w:type="dxa" w:w="1259"/>
+          </w:tcPr>
+          <w:p>
+            <w:pPr>
+              <w:pStyle w:val="Compact"/>
+              <w:spacing w:after="0" w:line="264" w:lineRule="auto"/>
+            </w:pPr>
+            <w:r>
+              <w:rPr>
+                <w:sz w:val="16"/>
+              </w:rPr>
+              <w:t xml:space="preserve">조성 추정</w:t>
+            </w:r>
+          </w:p>
+        </w:tc>
+        <w:tc>
+          <w:tcPr>
+            <w:tcW w:type="dxa" w:w="4605"/>
+          </w:tcPr>
+          <w:p>
+            <w:pPr>
+              <w:pStyle w:val="Compact"/>
+              <w:spacing w:after="0" w:line="264" w:lineRule="auto"/>
+            </w:pPr>
+            <w:r>
+              <w:rPr>
+                <w:sz w:val="16"/>
+              </w:rPr>
+              <w:t xml:space="preserve">Krumhansl-Schmuckler (1990) → Temperley (1999) → Korzeniowski &amp; Widmer CNN (2017) · S-KEY (2025)</w:t>
+            </w:r>
+          </w:p>
+        </w:tc>
+        <w:tc>
+          <w:tcPr>
+            <w:tcW w:type="dxa" w:w="3208"/>
+          </w:tcPr>
+          <w:p>
+            <w:pPr>
+              <w:pStyle w:val="Compact"/>
+              <w:spacing w:after="0" w:line="264" w:lineRule="auto"/>
+            </w:pPr>
+            <w:r>
+              <w:rPr>
+                <w:sz w:val="16"/>
+              </w:rPr>
+              <w:t xml:space="preserve">우리는</w:t>
+            </w:r>
+            <w:r>
+              <w:rPr>
+                <w:sz w:val="16"/>
+              </w:rPr>
+              <w:t xml:space="preserve"> </w:t>
+            </w:r>
+            <w:r>
+              <w:rPr>
+                <w:b/>
+                <w:bCs/>
+                <w:sz w:val="16"/>
+              </w:rPr>
+              <w:t xml:space="preserve">1990~2001년 기법 수준</w:t>
+            </w:r>
+            <w:r>
+              <w:rPr>
+                <w:sz w:val="16"/>
+              </w:rPr>
+              <w:t xml:space="preserve">이다</w:t>
+            </w:r>
+          </w:p>
+        </w:tc>
+      </w:tr>
+      <w:tr>
+        <w:tc>
+          <w:tcPr>
+            <w:tcW w:type="dxa" w:w="1259"/>
+          </w:tcPr>
+          <w:p>
+            <w:pPr>
+              <w:pStyle w:val="Compact"/>
+              <w:spacing w:after="0" w:line="264" w:lineRule="auto"/>
+            </w:pPr>
+            <w:r>
+              <w:rPr>
+                <w:sz w:val="16"/>
+              </w:rPr>
+              <w:t xml:space="preserve">취향 조건부 생성</w:t>
+            </w:r>
+          </w:p>
+        </w:tc>
+        <w:tc>
+          <w:tcPr>
+            <w:tcW w:type="dxa" w:w="4605"/>
+          </w:tcPr>
+          <w:p>
+            <w:pPr>
+              <w:pStyle w:val="Compact"/>
+              <w:spacing w:after="0" w:line="264" w:lineRule="auto"/>
+            </w:pPr>
+            <w:r>
+              <w:rPr>
+                <w:sz w:val="16"/>
+              </w:rPr>
+              <w:t xml:space="preserve">MusicLM · MusicGen-Melody (2023) · Stable Audio · DiffRhythm+ (2025)</w:t>
+            </w:r>
+          </w:p>
+        </w:tc>
+        <w:tc>
+          <w:tcPr>
+            <w:tcW w:type="dxa" w:w="3208"/>
+          </w:tcPr>
+          <w:p>
+            <w:pPr>
+              <w:pStyle w:val="Compact"/>
+              <w:spacing w:after="0" w:line="264" w:lineRule="auto"/>
+            </w:pPr>
+            <w:r>
+              <w:rPr>
+                <w:sz w:val="16"/>
+              </w:rPr>
+              <w:t xml:space="preserve">참조 오디오를</w:t>
+            </w:r>
+            <w:r>
+              <w:rPr>
+                <w:sz w:val="16"/>
+              </w:rPr>
+              <w:t xml:space="preserve"> </w:t>
+            </w:r>
+            <w:r>
+              <w:rPr>
+                <w:b/>
+                <w:bCs/>
+                <w:sz w:val="16"/>
+              </w:rPr>
+              <w:t xml:space="preserve">음색이 벗겨진 중간표현</w:t>
+            </w:r>
+            <w:r>
+              <w:rPr>
+                <w:sz w:val="16"/>
+              </w:rPr>
+              <w:t xml:space="preserve">으로만 통과시킨다</w:t>
+            </w:r>
+          </w:p>
+        </w:tc>
+      </w:tr>
+    </w:tbl>
+    <w:p>
+      <w:pPr>
+        <w:pStyle w:val="BodyText"/>
+      </w:pPr>
+      <w:r>
+        <w:rPr>
+          <w:b/>
+          <w:bCs/>
+        </w:rPr>
+        <w:t xml:space="preserve">무엇이 확인됐고 무엇이 뒤집혔나</w:t>
+      </w:r>
+    </w:p>
+    <w:p>
+      <w:pPr>
+        <w:pStyle w:val="Compact"/>
+        <w:numPr>
+          <w:ilvl w:val="0"/>
+          <w:numId w:val="1002"/>
+        </w:numPr>
+      </w:pPr>
+      <w:r>
+        <w:rPr>
+          <w:rStyle w:val="VerbatimChar"/>
+          <w:b/>
+          <w:bCs/>
+        </w:rPr>
+        <w:t xml:space="preserve">layer00</w:t>
+      </w:r>
+      <w:r>
+        <w:rPr>
+          <w:b/>
+          <w:bCs/>
+        </w:rPr>
+        <w:t xml:space="preserve"> </w:t>
+      </w:r>
+      <w:r>
+        <w:rPr>
+          <w:b/>
+          <w:bCs/>
+        </w:rPr>
+        <w:t xml:space="preserve">우세는 발견이 아니라 재현이다.</w:t>
+      </w:r>
+      <w:r>
+        <w:t xml:space="preserve"> </w:t>
+      </w:r>
+      <w:r>
+        <w:t xml:space="preserve">우리 정답은 아티스트·앨범이고 그것은</w:t>
+      </w:r>
+      <w:r>
+        <w:t xml:space="preserve"> </w:t>
+      </w:r>
+      <w:r>
+        <w:t xml:space="preserve">음색·프로덕션 동일성 과제다 — 선행연구가 그런 과제를 하위층에 배정한다. D-0026이</w:t>
+      </w:r>
+      <w:r>
+        <w:t xml:space="preserve"> </w:t>
+      </w:r>
+      <w:r>
+        <w:t xml:space="preserve">실측으로 고른 것은 맞지만</w:t>
+      </w:r>
+      <w:r>
+        <w:t xml:space="preserve"> </w:t>
+      </w:r>
+      <w:r>
+        <w:rPr>
+          <w:b/>
+          <w:bCs/>
+        </w:rPr>
+        <w:t xml:space="preserve">새로 안 것은 아니다.</w:t>
+      </w:r>
+    </w:p>
+    <w:p>
+      <w:pPr>
+        <w:pStyle w:val="Compact"/>
+        <w:numPr>
+          <w:ilvl w:val="0"/>
+          <w:numId w:val="1002"/>
+        </w:numPr>
+      </w:pPr>
+      <w:r>
+        <w:rPr>
+          <w:b/>
+          <w:bCs/>
+        </w:rPr>
+        <w:t xml:space="preserve">앨범 효과를 우리는 다시 발명했다.</w:t>
+      </w:r>
+      <w:r>
+        <w:t xml:space="preserve"> </w:t>
+      </w:r>
+      <w:r>
+        <w:t xml:space="preserve">D-0027이</w:t>
+      </w:r>
+      <w:r>
+        <w:t xml:space="preserve"> </w:t>
+      </w:r>
+      <w:r>
+        <w:rPr>
+          <w:i/>
+          <w:iCs/>
+        </w:rPr>
+        <w:t xml:space="preserve">“동일 마스터링·믹스가 만드는 앨범 효과를</w:t>
+      </w:r>
+      <w:r>
+        <w:rPr>
+          <w:i/>
+          <w:iCs/>
+        </w:rPr>
+        <w:t xml:space="preserve"> </w:t>
+      </w:r>
+      <w:r>
+        <w:rPr>
+          <w:i/>
+          <w:iCs/>
+        </w:rPr>
+        <w:t xml:space="preserve">아티스트 유사도로”</w:t>
+      </w:r>
+      <w:r>
+        <w:t xml:space="preserve"> </w:t>
+      </w:r>
+      <w:r>
+        <w:t xml:space="preserve">착각하지 않으려 M2에서 같은 앨범을 후보에서 뺐다 —</w:t>
+      </w:r>
+      <w:r>
+        <w:t xml:space="preserve"> </w:t>
+      </w:r>
+      <w:r>
+        <w:rPr>
+          <w:b/>
+          <w:bCs/>
+        </w:rPr>
+        <w:t xml:space="preserve">2005년에 이름이</w:t>
+      </w:r>
+      <w:r>
+        <w:rPr>
+          <w:b/>
+          <w:bCs/>
+        </w:rPr>
+        <w:t xml:space="preserve"> </w:t>
+      </w:r>
+      <w:r>
+        <w:rPr>
+          <w:b/>
+          <w:bCs/>
+        </w:rPr>
+        <w:t xml:space="preserve">붙은 함정이고 우리는 이름을 모른 채 통제했다.</w:t>
+      </w:r>
+      <w:r>
+        <w:t xml:space="preserve"> </w:t>
+      </w:r>
+      <w:r>
+        <w:t xml:space="preserve">통제는 옳았고, 인용이 없어</w:t>
+      </w:r>
+      <w:r>
+        <w:t xml:space="preserve"> </w:t>
+      </w:r>
+      <w:r>
+        <w:rPr>
+          <w:b/>
+          <w:bCs/>
+        </w:rPr>
+        <w:t xml:space="preserve">우리 통제가</w:t>
+      </w:r>
+      <w:r>
+        <w:rPr>
+          <w:b/>
+          <w:bCs/>
+        </w:rPr>
+        <w:t xml:space="preserve"> </w:t>
+      </w:r>
+      <w:r>
+        <w:rPr>
+          <w:b/>
+          <w:bCs/>
+        </w:rPr>
+        <w:t xml:space="preserve">분야의 통제와 같은지 대조할 수 없었다.</w:t>
+      </w:r>
+    </w:p>
+    <w:p>
+      <w:pPr>
+        <w:pStyle w:val="Compact"/>
+        <w:numPr>
+          <w:ilvl w:val="0"/>
+          <w:numId w:val="1002"/>
+        </w:numPr>
+      </w:pPr>
+      <w:r>
+        <w:rPr>
+          <w:b/>
+          <w:bCs/>
+        </w:rPr>
+        <w:t xml:space="preserve">대표로 들던 수가 앨범 효과 위의 것이다.</w:t>
+      </w:r>
+      <w:r>
+        <w:t xml:space="preserve"> </w:t>
+      </w:r>
+      <w:r>
+        <w:rPr>
+          <w:rStyle w:val="VerbatimChar"/>
+        </w:rPr>
+        <w:t xml:space="preserve">M1 20.4배</w:t>
+      </w:r>
+      <w:r>
+        <w:t xml:space="preserve">는 «같은 앨범 찾기»이고 그 과제가</w:t>
+      </w:r>
+      <w:r>
+        <w:t xml:space="preserve"> </w:t>
+      </w:r>
+      <w:r>
+        <w:t xml:space="preserve">곧 앨범 효과다. 밖에 내보일 수는</w:t>
+      </w:r>
+      <w:r>
+        <w:t xml:space="preserve"> </w:t>
+      </w:r>
+      <w:r>
+        <w:rPr>
+          <w:rStyle w:val="VerbatimChar"/>
+          <w:b/>
+          <w:bCs/>
+        </w:rPr>
+        <w:t xml:space="preserve">M2</w:t>
+      </w:r>
+      <w:r>
+        <w:rPr>
+          <w:b/>
+          <w:bCs/>
+        </w:rPr>
+        <w:t xml:space="preserve"> </w:t>
+      </w:r>
+      <w:r>
+        <w:rPr>
+          <w:b/>
+          <w:bCs/>
+        </w:rPr>
+        <w:t xml:space="preserve">14.3배</w:t>
+      </w:r>
+      <w:r>
+        <w:t xml:space="preserve">(같은 앨범을 뺀 뒤 같은 아티스트 찾기)다.</w:t>
+      </w:r>
+      <w:r>
+        <w:t xml:space="preserve"> </w:t>
+      </w:r>
+      <w:r>
+        <w:t xml:space="preserve">둘 다 기록돼 있었는데</w:t>
+      </w:r>
+      <w:r>
+        <w:t xml:space="preserve"> </w:t>
+      </w:r>
+      <w:r>
+        <w:rPr>
+          <w:b/>
+          <w:bCs/>
+        </w:rPr>
+        <w:t xml:space="preserve">인용이 부푼 쪽을 골랐다.</w:t>
+      </w:r>
+    </w:p>
+    <w:p>
+      <w:pPr>
+        <w:pStyle w:val="Compact"/>
+        <w:numPr>
+          <w:ilvl w:val="0"/>
+          <w:numId w:val="1002"/>
+        </w:numPr>
+      </w:pPr>
+      <w:r>
+        <w:rPr>
+          <w:b/>
+          <w:bCs/>
+        </w:rPr>
+        <w:t xml:space="preserve">배수(lift) 보고는 MIR 표준이 아니다.</w:t>
+      </w:r>
+      <w:r>
+        <w:t xml:space="preserve"> </w:t>
+      </w:r>
+      <w:r>
+        <w:t xml:space="preserve">절대 P@k·MAP@k를 같은 프로토콜로 견주는 것이</w:t>
+      </w:r>
+      <w:r>
+        <w:t xml:space="preserve"> </w:t>
+      </w:r>
+      <w:r>
+        <w:t xml:space="preserve">표준이고, 배수는 추천시스템 쪽 관용이다.</w:t>
+      </w:r>
+    </w:p>
+    <w:p>
+      <w:pPr>
+        <w:pStyle w:val="Compact"/>
+        <w:numPr>
+          <w:ilvl w:val="0"/>
+          <w:numId w:val="1002"/>
+        </w:numPr>
+      </w:pPr>
+      <w:r>
+        <w:rPr>
+          <w:b/>
+          <w:bCs/>
+        </w:rPr>
+        <w:t xml:space="preserve">외부 비교가 성립하지 않는다.</w:t>
+      </w:r>
+      <w:r>
+        <w:t xml:space="preserve"> </w:t>
+      </w:r>
+      <w:r>
+        <w:t xml:space="preserve">1004곡 개인 라이브러리에 아티스트·앨범 프록시이므로</w:t>
+      </w:r>
+      <w:r>
+        <w:t xml:space="preserve"> </w:t>
+      </w:r>
+      <w:r>
+        <w:t xml:space="preserve">MARBLE 등 공개 벤치마크 수치와</w:t>
+      </w:r>
+      <w:r>
+        <w:t xml:space="preserve"> </w:t>
+      </w:r>
+      <w:r>
+        <w:rPr>
+          <w:b/>
+          <w:bCs/>
+        </w:rPr>
+        <w:t xml:space="preserve">직접 견줄 수 없다.</w:t>
+      </w:r>
+      <w:r>
+        <w:t xml:space="preserve"> </w:t>
+      </w:r>
+      <w:r>
+        <w:t xml:space="preserve">20.4배도 14.3배도 밖에서 통하는</w:t>
+      </w:r>
+      <w:r>
+        <w:t xml:space="preserve"> </w:t>
+      </w:r>
+      <w:r>
+        <w:t xml:space="preserve">수가 아니다.</w:t>
+      </w:r>
+    </w:p>
+    <w:p>
+      <w:pPr>
+        <w:pStyle w:val="FirstParagraph"/>
+      </w:pPr>
+      <w:r>
+        <w:rPr>
+          <w:b/>
+          <w:bCs/>
+        </w:rPr>
+        <w:t xml:space="preserve">선행연구가 이미 답해서 다시 잴 필요 없는 것</w:t>
+      </w:r>
+    </w:p>
+    <w:p>
+      <w:pPr>
+        <w:pStyle w:val="Compact"/>
+        <w:numPr>
+          <w:ilvl w:val="0"/>
+          <w:numId w:val="1003"/>
+        </w:numPr>
+      </w:pPr>
+      <w:r>
+        <w:t xml:space="preserve">어느 층이 어느 과제에 좋은가 — 층별 전수 스윕을 다시 돌릴 이유가 없다.</w:t>
+      </w:r>
+    </w:p>
+    <w:p>
+      <w:pPr>
+        <w:pStyle w:val="Compact"/>
+        <w:numPr>
+          <w:ilvl w:val="0"/>
+          <w:numId w:val="1003"/>
+        </w:numPr>
+      </w:pPr>
+      <w:r>
+        <w:t xml:space="preserve">MERT · CLAP · MULE · Jukebox의 표준 과제 성능 순위.</w:t>
+      </w:r>
+    </w:p>
+    <w:p>
+      <w:pPr>
+        <w:pStyle w:val="Compact"/>
+        <w:numPr>
+          <w:ilvl w:val="0"/>
+          <w:numId w:val="1003"/>
+        </w:numPr>
+      </w:pPr>
+      <w:r>
+        <w:t xml:space="preserve">프로파일법 대 딥러닝 조성 추정의 우열, 그리고 나란한조 혼동이 난제라는 사실 —</w:t>
+      </w:r>
+      <w:r>
+        <w:t xml:space="preserve"> </w:t>
+      </w:r>
+      <w:r>
+        <w:t xml:space="preserve">MIREX 가중 점수가 부분점수를 주는 것 자체가 그 인정이다 (O-54가 이것을 몰랐다).</w:t>
+      </w:r>
+    </w:p>
+    <w:p>
+      <w:pPr>
+        <w:pStyle w:val="FirstParagraph"/>
+      </w:pPr>
+      <w:r>
+        <w:rPr>
+          <w:b/>
+          <w:bCs/>
+        </w:rPr>
+        <w:t xml:space="preserve">선행연구에 없어서 우리가 재야 하는 것</w:t>
+      </w:r>
+    </w:p>
+    <w:p>
+      <w:pPr>
+        <w:pStyle w:val="Compact"/>
+        <w:numPr>
+          <w:ilvl w:val="0"/>
+          <w:numId w:val="1004"/>
+        </w:numPr>
+      </w:pPr>
+      <w:r>
+        <w:rPr>
+          <w:b/>
+          <w:bCs/>
+        </w:rPr>
+        <w:t xml:space="preserve">아티스트·앨범 프록시가 실제 취향과 얼마나 일치하는가.</w:t>
+      </w:r>
+      <w:r>
+        <w:t xml:space="preserve"> </w:t>
+      </w:r>
+      <w:r>
+        <w:t xml:space="preserve">취향 라벨이 0건이라 못 잰다</w:t>
+      </w:r>
+      <w:r>
+        <w:t xml:space="preserve"> </w:t>
+      </w:r>
+      <w:r>
+        <w:t xml:space="preserve">(D-0028) — O-10과 O-67이 이 자리다.</w:t>
+      </w:r>
+    </w:p>
+    <w:p>
+      <w:pPr>
+        <w:pStyle w:val="Compact"/>
+        <w:numPr>
+          <w:ilvl w:val="0"/>
+          <w:numId w:val="1004"/>
+        </w:numPr>
+      </w:pPr>
+      <w:r>
+        <w:rPr>
+          <w:b/>
+          <w:bCs/>
+        </w:rPr>
+        <w:t xml:space="preserve">1인 · 1004곡 규모에서 취향 벡터의 안정성.</w:t>
+      </w:r>
+      <w:r>
+        <w:t xml:space="preserve"> </w:t>
+      </w:r>
+      <w:r>
+        <w:t xml:space="preserve">공개 연구는 수만 명 평균을 재지 1인 소표본</w:t>
+      </w:r>
+      <w:r>
+        <w:t xml:space="preserve"> </w:t>
+      </w:r>
+      <w:r>
+        <w:t xml:space="preserve">분산을 재지 않는다.</w:t>
+      </w:r>
+    </w:p>
+    <w:p>
+      <w:pPr>
+        <w:pStyle w:val="Compact"/>
+        <w:numPr>
+          <w:ilvl w:val="0"/>
+          <w:numId w:val="1004"/>
+        </w:numPr>
+      </w:pPr>
+      <w:r>
+        <w:rPr>
+          <w:b/>
+          <w:bCs/>
+        </w:rPr>
+        <w:t xml:space="preserve">검색 지표가 생성 만족도를 예측하는가.</w:t>
+      </w:r>
+      <w:r>
+        <w:t xml:space="preserve"> </w:t>
+      </w:r>
+      <w:r>
+        <w:t xml:space="preserve">사실상 선행연구가 없다 — O-25가 이 자리다.</w:t>
+      </w:r>
+    </w:p>
+    <w:p>
+      <w:pPr>
+        <w:pStyle w:val="FirstParagraph"/>
+      </w:pPr>
+      <w:r>
+        <w:rPr>
+          <w:b/>
+          <w:bCs/>
+        </w:rPr>
+        <w:t xml:space="preserve">이 절의 한계</w:t>
+      </w:r>
+      <w:r>
+        <w:t xml:space="preserve">: 웹 검색 한 판으로 세웠고</w:t>
+      </w:r>
+      <w:r>
+        <w:t xml:space="preserve"> </w:t>
+      </w:r>
+      <w:r>
+        <w:rPr>
+          <w:b/>
+          <w:bCs/>
+        </w:rPr>
+        <w:t xml:space="preserve">원문을 전량 읽지 않았다.</w:t>
+      </w:r>
+      <w:r>
+        <w:t xml:space="preserve"> </w:t>
+      </w:r>
+      <w:r>
+        <w:t xml:space="preserve">인용은 제목·연도·요지</w:t>
+      </w:r>
+      <w:r>
+        <w:t xml:space="preserve"> </w:t>
+      </w:r>
+      <w:r>
+        <w:t xml:space="preserve">수준이며, 수치를 우리 표에 옮겨 적지 않는다 (D-0043의 규율 — 베끼면 두 곳이 어긋난다).</w:t>
+      </w:r>
+    </w:p>
+    <w:bookmarkEnd w:id="25"/>
+    <w:bookmarkStart w:id="26" w:name="swot-분석"/>
     <w:p>
       <w:pPr>
         <w:pStyle w:val="Heading3"/>
@@ -6076,8 +7296,8 @@
         </w:tc>
       </w:tr>
     </w:tbl>
-    <w:bookmarkEnd w:id="25"/>
-    <w:bookmarkStart w:id="26" w:name="swot-교차-분석-기반-실행-전략"/>
+    <w:bookmarkEnd w:id="26"/>
+    <w:bookmarkStart w:id="27" w:name="swot-교차-분석-기반-실행-전략"/>
     <w:p>
       <w:pPr>
         <w:pStyle w:val="Heading3"/>
@@ -6279,8 +7499,8 @@
         <w:t xml:space="preserve">(D-0218). 생성 엔진 실측이 GPU를 기다리는 동안 분석·검사·문서는 계속한다.</w:t>
       </w:r>
     </w:p>
-    <w:bookmarkEnd w:id="26"/>
-    <w:bookmarkStart w:id="27" w:name="stp-전략"/>
+    <w:bookmarkEnd w:id="27"/>
+    <w:bookmarkStart w:id="28" w:name="stp-전략"/>
     <w:p>
       <w:pPr>
         <w:pStyle w:val="Heading3"/>
@@ -6926,8 +8146,8 @@
         </w:tc>
       </w:tr>
     </w:tbl>
-    <w:bookmarkEnd w:id="27"/>
-    <w:bookmarkStart w:id="31" w:name="추진-일정"/>
+    <w:bookmarkEnd w:id="28"/>
+    <w:bookmarkStart w:id="32" w:name="추진-일정"/>
     <w:p>
       <w:pPr>
         <w:pStyle w:val="Heading3"/>
@@ -7939,18 +9159,18 @@
           <wp:inline>
             <wp:extent cx="5334000" cy="3257892"/>
             <wp:effectExtent b="0" l="0" r="0" t="0"/>
-            <wp:docPr descr="추진 일정과 단계별 상태" title="" id="29" name="Picture"/>
+            <wp:docPr descr="추진 일정과 단계별 상태" title="" id="30" name="Picture"/>
             <a:graphic>
               <a:graphicData uri="http://schemas.openxmlformats.org/drawingml/2006/picture">
                 <pic:pic>
                   <pic:nvPicPr>
-                    <pic:cNvPr descr="/tmp/claude-0/-home-claude/ca0c3818-fa79-588c-a1fe-d7e40f2b4b69/scratchpad/wt/var/proposal/figures/gantt.png" id="30" name="Picture"/>
+                    <pic:cNvPr descr="/tmp/claude-0/-home-claude/ca0c3818-fa79-588c-a1fe-d7e40f2b4b69/scratchpad/wt/var/proposal/figures/gantt.png" id="31" name="Picture"/>
                     <pic:cNvPicPr>
                       <a:picLocks noChangeArrowheads="1" noChangeAspect="1"/>
                     </pic:cNvPicPr>
                   </pic:nvPicPr>
                   <pic:blipFill>
-                    <a:blip r:embed="rId28"/>
+                    <a:blip r:embed="rId29"/>
                     <a:stretch>
                       <a:fillRect/>
                     </a:stretch>
@@ -7985,8 +9205,8 @@
         <w:t>[그림 2] 추진 일정과 단계별 상태</w:t>
       </w:r>
     </w:p>
-    <w:bookmarkEnd w:id="31"/>
-    <w:bookmarkStart w:id="32" w:name="차별성"/>
+    <w:bookmarkEnd w:id="32"/>
+    <w:bookmarkStart w:id="33" w:name="차별성"/>
     <w:p>
       <w:pPr>
         <w:pStyle w:val="Heading3"/>
@@ -8466,8 +9686,8 @@
         </w:tc>
       </w:tr>
     </w:tbl>
-    <w:bookmarkEnd w:id="32"/>
-    <w:bookmarkStart w:id="33" w:name="주요-리스크-및-대응"/>
+    <w:bookmarkEnd w:id="33"/>
+    <w:bookmarkStart w:id="34" w:name="주요-리스크-및-대응"/>
     <w:p>
       <w:pPr>
         <w:pStyle w:val="Heading3"/>
@@ -9412,8 +10632,8 @@
         </w:tc>
       </w:tr>
     </w:tbl>
-    <w:bookmarkEnd w:id="33"/>
-    <w:bookmarkStart w:id="34" w:name="진행-중-미해결"/>
+    <w:bookmarkEnd w:id="34"/>
+    <w:bookmarkStart w:id="35" w:name="진행-중-미해결"/>
     <w:p>
       <w:pPr>
         <w:pStyle w:val="Heading3"/>
@@ -9572,8 +10792,8 @@
         <w:t xml:space="preserve">(D-0130). 미래는 이 문서 소관이 아니다.</w:t>
       </w:r>
     </w:p>
-    <w:bookmarkEnd w:id="34"/>
-    <w:bookmarkStart w:id="35" w:name="닫힌-미해결"/>
+    <w:bookmarkEnd w:id="35"/>
+    <w:bookmarkStart w:id="36" w:name="닫힌-미해결"/>
     <w:p>
       <w:pPr>
         <w:pStyle w:val="Heading3"/>
@@ -11776,8 +12996,8 @@
         </w:tc>
       </w:tr>
     </w:tbl>
-    <w:bookmarkEnd w:id="35"/>
-    <w:bookmarkStart w:id="36" w:name="참고-자료"/>
+    <w:bookmarkEnd w:id="36"/>
+    <w:bookmarkStart w:id="37" w:name="참고-자료"/>
     <w:p>
       <w:pPr>
         <w:pStyle w:val="Heading3"/>
@@ -12118,10 +13338,10 @@
         <w:t xml:space="preserve">(실측 필요) 참고 문헌의 서지 정보는 구현 착수 시 정확한 출처로 보강한다.</w:t>
       </w:r>
     </w:p>
-    <w:bookmarkEnd w:id="36"/>
     <w:bookmarkEnd w:id="37"/>
     <w:bookmarkEnd w:id="38"/>
-    <w:bookmarkStart w:id="71" w:name="part-ii.-요구사항-분석서"/>
+    <w:bookmarkEnd w:id="39"/>
+    <w:bookmarkStart w:id="72" w:name="part-ii.-요구사항-분석서"/>
     <w:p>
       <w:pPr>
         <w:pStyle w:val="Heading1"/>
@@ -12130,7 +13350,7 @@
         <w:t xml:space="preserve">Part II. 요구사항 분석서</w:t>
       </w:r>
     </w:p>
-    <w:bookmarkStart w:id="45" w:name="req-hathor-요구사항-체계도"/>
+    <w:bookmarkStart w:id="46" w:name="req-hathor-요구사항-체계도"/>
     <w:p>
       <w:pPr>
         <w:pStyle w:val="Heading2"/>
@@ -12148,18 +13368,18 @@
           <wp:inline>
             <wp:extent cx="2898648" cy="7578244"/>
             <wp:effectExtent b="0" l="0" r="0" t="0"/>
-            <wp:docPr descr="요구사항 체계도 — 12개 영역" title="" id="40" name="Picture"/>
+            <wp:docPr descr="요구사항 체계도 — 12개 영역" title="" id="41" name="Picture"/>
             <a:graphic>
               <a:graphicData uri="http://schemas.openxmlformats.org/drawingml/2006/picture">
                 <pic:pic>
                   <pic:nvPicPr>
-                    <pic:cNvPr descr="/tmp/claude-0/-home-claude/ca0c3818-fa79-588c-a1fe-d7e40f2b4b69/scratchpad/wt/var/proposal/figures/requirement_tree.png" id="41" name="Picture"/>
+                    <pic:cNvPr descr="/tmp/claude-0/-home-claude/ca0c3818-fa79-588c-a1fe-d7e40f2b4b69/scratchpad/wt/var/proposal/figures/requirement_tree.png" id="42" name="Picture"/>
                     <pic:cNvPicPr>
                       <a:picLocks noChangeArrowheads="1" noChangeAspect="1"/>
                     </pic:cNvPicPr>
                   </pic:nvPicPr>
                   <pic:blipFill>
-                    <a:blip r:embed="rId39"/>
+                    <a:blip r:embed="rId40"/>
                     <a:stretch>
                       <a:fillRect/>
                     </a:stretch>
@@ -12203,18 +13423,18 @@
           <wp:inline>
             <wp:extent cx="5334000" cy="4318134"/>
             <wp:effectExtent b="0" l="0" r="0" t="0"/>
-            <wp:docPr descr="유스케이스 — 사용자 · 개발자" title="" id="43" name="Picture"/>
+            <wp:docPr descr="유스케이스 — 사용자 · 개발자" title="" id="44" name="Picture"/>
             <a:graphic>
               <a:graphicData uri="http://schemas.openxmlformats.org/drawingml/2006/picture">
                 <pic:pic>
                   <pic:nvPicPr>
-                    <pic:cNvPr descr="/tmp/claude-0/-home-claude/ca0c3818-fa79-588c-a1fe-d7e40f2b4b69/scratchpad/wt/var/proposal/figures/use_cases.png" id="44" name="Picture"/>
+                    <pic:cNvPr descr="/tmp/claude-0/-home-claude/ca0c3818-fa79-588c-a1fe-d7e40f2b4b69/scratchpad/wt/var/proposal/figures/use_cases.png" id="45" name="Picture"/>
                     <pic:cNvPicPr>
                       <a:picLocks noChangeArrowheads="1" noChangeAspect="1"/>
                     </pic:cNvPicPr>
                   </pic:nvPicPr>
                   <pic:blipFill>
-                    <a:blip r:embed="rId42"/>
+                    <a:blip r:embed="rId43"/>
                     <a:stretch>
                       <a:fillRect/>
                     </a:stretch>
@@ -12249,8 +13469,8 @@
         <w:t>[그림 4] 유스케이스 — 사용자 · 개발자</w:t>
       </w:r>
     </w:p>
-    <w:bookmarkEnd w:id="45"/>
-    <w:bookmarkStart w:id="46" w:name="요구사항-id-체계-정의"/>
+    <w:bookmarkEnd w:id="46"/>
+    <w:bookmarkStart w:id="47" w:name="요구사항-id-체계-정의"/>
     <w:p>
       <w:pPr>
         <w:pStyle w:val="Heading2"/>
@@ -12584,8 +13804,8 @@
         <w:t xml:space="preserve">: 우선순위 M은 P4까지의 범위에 한정한다. P5 이후 요구사항은 최대 S를 부여한다. 이는 미완 시 MVP 판정에 영향을 주지 않기 위한 장치다.</w:t>
       </w:r>
     </w:p>
-    <w:bookmarkEnd w:id="46"/>
-    <w:bookmarkStart w:id="62" w:name="세부-기능-요구사항-정의서"/>
+    <w:bookmarkEnd w:id="47"/>
+    <w:bookmarkStart w:id="63" w:name="세부-기능-요구사항-정의서"/>
     <w:p>
       <w:pPr>
         <w:pStyle w:val="Heading2"/>
@@ -12627,18 +13847,18 @@
           <wp:inline>
             <wp:extent cx="5334000" cy="3217333"/>
             <wp:effectExtent b="0" l="0" r="0" t="0"/>
-            <wp:docPr descr="요구사항 상태 집계 — 영역별" title="" id="48" name="Picture"/>
+            <wp:docPr descr="요구사항 상태 집계 — 영역별" title="" id="49" name="Picture"/>
             <a:graphic>
               <a:graphicData uri="http://schemas.openxmlformats.org/drawingml/2006/picture">
                 <pic:pic>
                   <pic:nvPicPr>
-                    <pic:cNvPr descr="/tmp/claude-0/-home-claude/ca0c3818-fa79-588c-a1fe-d7e40f2b4b69/scratchpad/wt/var/proposal/figures/requirement_status.png" id="49" name="Picture"/>
+                    <pic:cNvPr descr="/tmp/claude-0/-home-claude/ca0c3818-fa79-588c-a1fe-d7e40f2b4b69/scratchpad/wt/var/proposal/figures/requirement_status.png" id="50" name="Picture"/>
                     <pic:cNvPicPr>
                       <a:picLocks noChangeArrowheads="1" noChangeAspect="1"/>
                     </pic:cNvPicPr>
                   </pic:nvPicPr>
                   <pic:blipFill>
-                    <a:blip r:embed="rId47"/>
+                    <a:blip r:embed="rId48"/>
                     <a:stretch>
                       <a:fillRect/>
                     </a:stretch>
@@ -12673,7 +13893,7 @@
         <w:t>[그림 5] 요구사항 상태 집계 — 영역별</w:t>
       </w:r>
     </w:p>
-    <w:bookmarkStart w:id="50" w:name="req-ing-인제스트"/>
+    <w:bookmarkStart w:id="51" w:name="req-ing-인제스트"/>
     <w:p>
       <w:pPr>
         <w:pStyle w:val="Heading3"/>
@@ -13975,8 +15195,8 @@
         </w:tc>
       </w:tr>
     </w:tbl>
-    <w:bookmarkEnd w:id="50"/>
-    <w:bookmarkStart w:id="51" w:name="req-anl-4축-분석"/>
+    <w:bookmarkEnd w:id="51"/>
+    <w:bookmarkStart w:id="52" w:name="req-anl-4축-분석"/>
     <w:p>
       <w:pPr>
         <w:pStyle w:val="Heading3"/>
@@ -15318,8 +16538,8 @@
         </w:tc>
       </w:tr>
     </w:tbl>
-    <w:bookmarkEnd w:id="51"/>
-    <w:bookmarkStart w:id="52" w:name="req-tst-취향-모델"/>
+    <w:bookmarkEnd w:id="52"/>
+    <w:bookmarkStart w:id="53" w:name="req-tst-취향-모델"/>
     <w:p>
       <w:pPr>
         <w:pStyle w:val="Heading3"/>
@@ -16413,8 +17633,8 @@
         </w:tc>
       </w:tr>
     </w:tbl>
-    <w:bookmarkEnd w:id="52"/>
-    <w:bookmarkStart w:id="53" w:name="req-agt-로컬-에이전트"/>
+    <w:bookmarkEnd w:id="53"/>
+    <w:bookmarkStart w:id="54" w:name="req-agt-로컬-에이전트"/>
     <w:p>
       <w:pPr>
         <w:pStyle w:val="Heading3"/>
@@ -17492,8 +18712,8 @@
         </w:tc>
       </w:tr>
     </w:tbl>
-    <w:bookmarkEnd w:id="53"/>
-    <w:bookmarkStart w:id="54" w:name="req-gen-생성"/>
+    <w:bookmarkEnd w:id="54"/>
+    <w:bookmarkStart w:id="55" w:name="req-gen-생성"/>
     <w:p>
       <w:pPr>
         <w:pStyle w:val="Heading3"/>
@@ -18718,8 +19938,8 @@
         </w:tc>
       </w:tr>
     </w:tbl>
-    <w:bookmarkEnd w:id="54"/>
-    <w:bookmarkStart w:id="55" w:name="req-lyr-작사"/>
+    <w:bookmarkEnd w:id="55"/>
+    <w:bookmarkStart w:id="56" w:name="req-lyr-작사"/>
     <w:p>
       <w:pPr>
         <w:pStyle w:val="Heading3"/>
@@ -19183,8 +20403,8 @@
         </w:tc>
       </w:tr>
     </w:tbl>
-    <w:bookmarkEnd w:id="55"/>
-    <w:bookmarkStart w:id="56" w:name="req-voc-가창"/>
+    <w:bookmarkEnd w:id="56"/>
+    <w:bookmarkStart w:id="57" w:name="req-voc-가창"/>
     <w:p>
       <w:pPr>
         <w:pStyle w:val="Heading3"/>
@@ -19776,8 +20996,8 @@
         </w:tc>
       </w:tr>
     </w:tbl>
-    <w:bookmarkEnd w:id="56"/>
-    <w:bookmarkStart w:id="57" w:name="req-qua-품질-안전"/>
+    <w:bookmarkEnd w:id="57"/>
+    <w:bookmarkStart w:id="58" w:name="req-qua-품질-안전"/>
     <w:p>
       <w:pPr>
         <w:pStyle w:val="Heading3"/>
@@ -20445,8 +21665,8 @@
         </w:tc>
       </w:tr>
     </w:tbl>
-    <w:bookmarkEnd w:id="57"/>
-    <w:bookmarkStart w:id="58" w:name="req-api-서빙"/>
+    <w:bookmarkEnd w:id="58"/>
+    <w:bookmarkStart w:id="59" w:name="req-api-서빙"/>
     <w:p>
       <w:pPr>
         <w:pStyle w:val="Heading3"/>
@@ -21100,8 +22320,8 @@
         </w:tc>
       </w:tr>
     </w:tbl>
-    <w:bookmarkEnd w:id="58"/>
-    <w:bookmarkStart w:id="59" w:name="req-ui-인터페이스"/>
+    <w:bookmarkEnd w:id="59"/>
+    <w:bookmarkStart w:id="60" w:name="req-ui-인터페이스"/>
     <w:p>
       <w:pPr>
         <w:pStyle w:val="Heading3"/>
@@ -21872,8 +23092,8 @@
         </w:tc>
       </w:tr>
     </w:tbl>
-    <w:bookmarkEnd w:id="59"/>
-    <w:bookmarkStart w:id="60" w:name="req-inf-인프라"/>
+    <w:bookmarkEnd w:id="60"/>
+    <w:bookmarkStart w:id="61" w:name="req-inf-인프라"/>
     <w:p>
       <w:pPr>
         <w:pStyle w:val="Heading3"/>
@@ -23592,8 +24812,8 @@
         </w:tc>
       </w:tr>
     </w:tbl>
-    <w:bookmarkEnd w:id="60"/>
-    <w:bookmarkStart w:id="61" w:name="req-evl-평가-검증"/>
+    <w:bookmarkEnd w:id="61"/>
+    <w:bookmarkStart w:id="62" w:name="req-evl-평가-검증"/>
     <w:p>
       <w:pPr>
         <w:pStyle w:val="Heading3"/>
@@ -24669,9 +25889,9 @@
         </w:tc>
       </w:tr>
     </w:tbl>
-    <w:bookmarkEnd w:id="61"/>
     <w:bookmarkEnd w:id="62"/>
-    <w:bookmarkStart w:id="68" w:name="비기능-요구사항-nfr"/>
+    <w:bookmarkEnd w:id="63"/>
+    <w:bookmarkStart w:id="69" w:name="비기능-요구사항-nfr"/>
     <w:p>
       <w:pPr>
         <w:pStyle w:val="Heading2"/>
@@ -24680,7 +25900,7 @@
         <w:t xml:space="preserve">□ 비기능 요구사항 (NFR)</w:t>
       </w:r>
     </w:p>
-    <w:bookmarkStart w:id="63" w:name="정확성-및-안전성-accuracy-safety"/>
+    <w:bookmarkStart w:id="64" w:name="정확성-및-안전성-accuracy-safety"/>
     <w:p>
       <w:pPr>
         <w:pStyle w:val="Heading3"/>
@@ -25181,8 +26401,8 @@
         <w:t xml:space="preserve">이다 — 누설이 보이면 참조 오디오 모드 자체를 끈다.</w:t>
       </w:r>
     </w:p>
-    <w:bookmarkEnd w:id="63"/>
-    <w:bookmarkStart w:id="64" w:name="성능-및-가용성-performance-availability"/>
+    <w:bookmarkEnd w:id="64"/>
+    <w:bookmarkStart w:id="65" w:name="성능-및-가용성-performance-availability"/>
     <w:p>
       <w:pPr>
         <w:pStyle w:val="Heading3"/>
@@ -25611,8 +26831,8 @@
         </w:tc>
       </w:tr>
     </w:tbl>
-    <w:bookmarkEnd w:id="64"/>
-    <w:bookmarkStart w:id="65" w:name="보안-및-법규-준수-security-compliance"/>
+    <w:bookmarkEnd w:id="65"/>
+    <w:bookmarkStart w:id="66" w:name="보안-및-법규-준수-security-compliance"/>
     <w:p>
       <w:pPr>
         <w:pStyle w:val="Heading3"/>
@@ -26080,8 +27300,8 @@
         </w:tc>
       </w:tr>
     </w:tbl>
-    <w:bookmarkEnd w:id="65"/>
-    <w:bookmarkStart w:id="66" w:name="Xad3dd94fe336c981f159c99ef8f67103a17e2ed"/>
+    <w:bookmarkEnd w:id="66"/>
+    <w:bookmarkStart w:id="67" w:name="Xad3dd94fe336c981f159c99ef8f67103a17e2ed"/>
     <w:p>
       <w:pPr>
         <w:pStyle w:val="Heading3"/>
@@ -26717,8 +27937,8 @@
         </w:tc>
       </w:tr>
     </w:tbl>
-    <w:bookmarkEnd w:id="66"/>
-    <w:bookmarkStart w:id="67" w:name="호환성-compatibility"/>
+    <w:bookmarkEnd w:id="67"/>
+    <w:bookmarkStart w:id="68" w:name="호환성-compatibility"/>
     <w:p>
       <w:pPr>
         <w:pStyle w:val="Heading3"/>
@@ -27078,9 +28298,9 @@
         </w:tc>
       </w:tr>
     </w:tbl>
-    <w:bookmarkEnd w:id="67"/>
     <w:bookmarkEnd w:id="68"/>
-    <w:bookmarkStart w:id="69" w:name="제약사항-및-전제"/>
+    <w:bookmarkEnd w:id="69"/>
+    <w:bookmarkStart w:id="70" w:name="제약사항-및-전제"/>
     <w:p>
       <w:pPr>
         <w:pStyle w:val="Heading2"/>
@@ -27892,8 +29112,8 @@
         </w:tc>
       </w:tr>
     </w:tbl>
-    <w:bookmarkEnd w:id="69"/>
-    <w:bookmarkStart w:id="70" w:name="요구사항-변경-이력"/>
+    <w:bookmarkEnd w:id="70"/>
+    <w:bookmarkStart w:id="71" w:name="요구사항-변경-이력"/>
     <w:p>
       <w:pPr>
         <w:pStyle w:val="Heading2"/>
@@ -28412,9 +29632,9 @@
         </w:tc>
       </w:tr>
     </w:tbl>
-    <w:bookmarkEnd w:id="70"/>
     <w:bookmarkEnd w:id="71"/>
-    <w:bookmarkStart w:id="200" w:name="part-iii.-상세-설계서"/>
+    <w:bookmarkEnd w:id="72"/>
+    <w:bookmarkStart w:id="201" w:name="part-iii.-상세-설계서"/>
     <w:p>
       <w:pPr>
         <w:pStyle w:val="Heading1"/>
@@ -28423,7 +29643,7 @@
         <w:t xml:space="preserve">Part III. 상세 설계서</w:t>
       </w:r>
     </w:p>
-    <w:bookmarkStart w:id="82" w:name="시스템-아키텍처"/>
+    <w:bookmarkStart w:id="83" w:name="시스템-아키텍처"/>
     <w:p>
       <w:pPr>
         <w:pStyle w:val="Heading2"/>
@@ -28432,7 +29652,7 @@
         <w:t xml:space="preserve">1. 시스템 아키텍처</w:t>
       </w:r>
     </w:p>
-    <w:bookmarkStart w:id="75" w:name="전체-파이프라인"/>
+    <w:bookmarkStart w:id="76" w:name="전체-파이프라인"/>
     <w:p>
       <w:pPr>
         <w:pStyle w:val="Heading3"/>
@@ -28450,18 +29670,18 @@
           <wp:inline>
             <wp:extent cx="4754880" cy="7589964"/>
             <wp:effectExtent b="0" l="0" r="0" t="0"/>
-            <wp:docPr descr="전체 파이프라인 — 기기 분석 · 기획 · 렌더 · 관문" title="" id="73" name="Picture"/>
+            <wp:docPr descr="전체 파이프라인 — 기기 분석 · 기획 · 렌더 · 관문" title="" id="74" name="Picture"/>
             <a:graphic>
               <a:graphicData uri="http://schemas.openxmlformats.org/drawingml/2006/picture">
                 <pic:pic>
                   <pic:nvPicPr>
-                    <pic:cNvPr descr="/tmp/claude-0/-home-claude/ca0c3818-fa79-588c-a1fe-d7e40f2b4b69/scratchpad/wt/var/proposal/figures/pipeline.png" id="74" name="Picture"/>
+                    <pic:cNvPr descr="/tmp/claude-0/-home-claude/ca0c3818-fa79-588c-a1fe-d7e40f2b4b69/scratchpad/wt/var/proposal/figures/pipeline.png" id="75" name="Picture"/>
                     <pic:cNvPicPr>
                       <a:picLocks noChangeArrowheads="1" noChangeAspect="1"/>
                     </pic:cNvPicPr>
                   </pic:nvPicPr>
                   <pic:blipFill>
-                    <a:blip r:embed="rId72"/>
+                    <a:blip r:embed="rId73"/>
                     <a:stretch>
                       <a:fillRect/>
                     </a:stretch>
@@ -28496,8 +29716,8 @@
         <w:t>[그림 6] 전체 파이프라인 — 기기 분석 · 기획 · 렌더 · 관문</w:t>
       </w:r>
     </w:p>
-    <w:bookmarkEnd w:id="75"/>
-    <w:bookmarkStart w:id="79" w:name="계층-구조-gr-2"/>
+    <w:bookmarkEnd w:id="76"/>
+    <w:bookmarkStart w:id="80" w:name="계층-구조-gr-2"/>
     <w:p>
       <w:pPr>
         <w:pStyle w:val="Heading3"/>
@@ -29204,18 +30424,18 @@
           <wp:inline>
             <wp:extent cx="5334000" cy="4926763"/>
             <wp:effectExtent b="0" l="0" r="0" t="0"/>
-            <wp:docPr descr="계층 구조와 import 계약 5종" title="" id="77" name="Picture"/>
+            <wp:docPr descr="계층 구조와 import 계약 5종" title="" id="78" name="Picture"/>
             <a:graphic>
               <a:graphicData uri="http://schemas.openxmlformats.org/drawingml/2006/picture">
                 <pic:pic>
                   <pic:nvPicPr>
-                    <pic:cNvPr descr="/tmp/claude-0/-home-claude/ca0c3818-fa79-588c-a1fe-d7e40f2b4b69/scratchpad/wt/var/proposal/figures/layers.png" id="78" name="Picture"/>
+                    <pic:cNvPr descr="/tmp/claude-0/-home-claude/ca0c3818-fa79-588c-a1fe-d7e40f2b4b69/scratchpad/wt/var/proposal/figures/layers.png" id="79" name="Picture"/>
                     <pic:cNvPicPr>
                       <a:picLocks noChangeArrowheads="1" noChangeAspect="1"/>
                     </pic:cNvPicPr>
                   </pic:nvPicPr>
                   <pic:blipFill>
-                    <a:blip r:embed="rId76"/>
+                    <a:blip r:embed="rId77"/>
                     <a:stretch>
                       <a:fillRect/>
                     </a:stretch>
@@ -29250,8 +30470,8 @@
         <w:t>[그림 7] 계층 구조와 import 계약 5종</w:t>
       </w:r>
     </w:p>
-    <w:bookmarkEnd w:id="79"/>
-    <w:bookmarkStart w:id="80" w:name="트리거-타이밍-명시적-실행-상시-감시-없음"/>
+    <w:bookmarkEnd w:id="80"/>
+    <w:bookmarkStart w:id="81" w:name="트리거-타이밍-명시적-실행-상시-감시-없음"/>
     <w:p>
       <w:pPr>
         <w:pStyle w:val="Heading3"/>
@@ -29540,8 +30760,8 @@
         <w:t xml:space="preserve">건너뛰기는 P2에서 구현한다.</w:t>
       </w:r>
     </w:p>
-    <w:bookmarkEnd w:id="80"/>
-    <w:bookmarkStart w:id="81" w:name="모듈-경계-로컬-서버"/>
+    <w:bookmarkEnd w:id="81"/>
+    <w:bookmarkStart w:id="82" w:name="모듈-경계-로컬-서버"/>
     <w:p>
       <w:pPr>
         <w:pStyle w:val="Heading3"/>
@@ -29971,9 +31191,9 @@
         <w:t xml:space="preserve">: 서버 수신 스키마에 오디오 바이트 필드를 정의하지 않는다. 필드가 없으면 전송 자체가 불가능하다. 정책이 아니라 타입으로 강제한다.</w:t>
       </w:r>
     </w:p>
-    <w:bookmarkEnd w:id="81"/>
     <w:bookmarkEnd w:id="82"/>
-    <w:bookmarkStart w:id="99" w:name="데이터-설계"/>
+    <w:bookmarkEnd w:id="83"/>
+    <w:bookmarkStart w:id="100" w:name="데이터-설계"/>
     <w:p>
       <w:pPr>
         <w:pStyle w:val="Heading2"/>
@@ -29982,7 +31202,7 @@
         <w:t xml:space="preserve">2. 데이터 설계</w:t>
       </w:r>
     </w:p>
-    <w:bookmarkStart w:id="83" w:name="데이터-규칙-gr-3"/>
+    <w:bookmarkStart w:id="84" w:name="데이터-규칙-gr-3"/>
     <w:p>
       <w:pPr>
         <w:pStyle w:val="Heading3"/>
@@ -30759,7 +31979,7 @@
         <w:pStyle w:val="Compact"/>
         <w:numPr>
           <w:ilvl w:val="0"/>
-          <w:numId w:val="1002"/>
+          <w:numId w:val="1005"/>
         </w:numPr>
       </w:pPr>
       <w:r>
@@ -30784,7 +32004,7 @@
         <w:pStyle w:val="Compact"/>
         <w:numPr>
           <w:ilvl w:val="0"/>
-          <w:numId w:val="1002"/>
+          <w:numId w:val="1005"/>
         </w:numPr>
       </w:pPr>
       <w:r>
@@ -30812,7 +32032,7 @@
         <w:pStyle w:val="Compact"/>
         <w:numPr>
           <w:ilvl w:val="0"/>
-          <w:numId w:val="1002"/>
+          <w:numId w:val="1005"/>
         </w:numPr>
       </w:pPr>
       <w:r>
@@ -30837,7 +32057,7 @@
         <w:pStyle w:val="Compact"/>
         <w:numPr>
           <w:ilvl w:val="0"/>
-          <w:numId w:val="1002"/>
+          <w:numId w:val="1005"/>
         </w:numPr>
       </w:pPr>
       <w:r>
@@ -30859,7 +32079,7 @@
         <w:pStyle w:val="Compact"/>
         <w:numPr>
           <w:ilvl w:val="0"/>
-          <w:numId w:val="1002"/>
+          <w:numId w:val="1005"/>
         </w:numPr>
       </w:pPr>
       <w:r>
@@ -31176,8 +32396,8 @@
         </w:tc>
       </w:tr>
     </w:tbl>
-    <w:bookmarkEnd w:id="83"/>
-    <w:bookmarkStart w:id="84" w:name="현재-산출물-저장-p1-p2"/>
+    <w:bookmarkEnd w:id="84"/>
+    <w:bookmarkStart w:id="85" w:name="현재-산출물-저장-p1-p2"/>
     <w:p>
       <w:pPr>
         <w:pStyle w:val="Heading3"/>
@@ -31869,8 +33089,8 @@
         <w:t xml:space="preserve">끝나야 이름을 준다 (D-0216).</w:t>
       </w:r>
     </w:p>
-    <w:bookmarkEnd w:id="84"/>
-    <w:bookmarkStart w:id="85" w:name="개발-코퍼스-실측"/>
+    <w:bookmarkEnd w:id="85"/>
+    <w:bookmarkStart w:id="86" w:name="개발-코퍼스-실측"/>
     <w:p>
       <w:pPr>
         <w:pStyle w:val="Heading3"/>
@@ -32245,8 +33465,8 @@
         </w:tc>
       </w:tr>
     </w:tbl>
-    <w:bookmarkEnd w:id="85"/>
-    <w:bookmarkStart w:id="89" w:name="id3-프레임-실측-1004곡-전수"/>
+    <w:bookmarkEnd w:id="86"/>
+    <w:bookmarkStart w:id="90" w:name="id3-프레임-실측-1004곡-전수"/>
     <w:p>
       <w:pPr>
         <w:pStyle w:val="Heading3"/>
@@ -33033,18 +34253,18 @@
           <wp:inline>
             <wp:extent cx="5334000" cy="3308166"/>
             <wp:effectExtent b="0" l="0" r="0" t="0"/>
-            <wp:docPr descr="ID3 프레임 보유율 (1004곡 전수)" title="" id="87" name="Picture"/>
+            <wp:docPr descr="ID3 프레임 보유율 (1004곡 전수)" title="" id="88" name="Picture"/>
             <a:graphic>
               <a:graphicData uri="http://schemas.openxmlformats.org/drawingml/2006/picture">
                 <pic:pic>
                   <pic:nvPicPr>
-                    <pic:cNvPr descr="/tmp/claude-0/-home-claude/ca0c3818-fa79-588c-a1fe-d7e40f2b4b69/scratchpad/wt/var/proposal/figures/id3_frames.png" id="88" name="Picture"/>
+                    <pic:cNvPr descr="/tmp/claude-0/-home-claude/ca0c3818-fa79-588c-a1fe-d7e40f2b4b69/scratchpad/wt/var/proposal/figures/id3_frames.png" id="89" name="Picture"/>
                     <pic:cNvPicPr>
                       <a:picLocks noChangeArrowheads="1" noChangeAspect="1"/>
                     </pic:cNvPicPr>
                   </pic:nvPicPr>
                   <pic:blipFill>
-                    <a:blip r:embed="rId86"/>
+                    <a:blip r:embed="rId87"/>
                     <a:stretch>
                       <a:fillRect/>
                     </a:stretch>
@@ -33079,8 +34299,8 @@
         <w:t>[그림 8] ID3 프레임 보유율 (1004곡 전수)</w:t>
       </w:r>
     </w:p>
-    <w:bookmarkEnd w:id="89"/>
-    <w:bookmarkStart w:id="93" w:name="아티스트-표기-실측"/>
+    <w:bookmarkEnd w:id="90"/>
+    <w:bookmarkStart w:id="94" w:name="아티스트-표기-실측"/>
     <w:p>
       <w:pPr>
         <w:pStyle w:val="Heading3"/>
@@ -33576,18 +34796,18 @@
           <wp:inline>
             <wp:extent cx="5334000" cy="1818949"/>
             <wp:effectExtent b="0" l="0" r="0" t="0"/>
-            <wp:docPr descr="아티스트 표기 구성" title="" id="91" name="Picture"/>
+            <wp:docPr descr="아티스트 표기 구성" title="" id="92" name="Picture"/>
             <a:graphic>
               <a:graphicData uri="http://schemas.openxmlformats.org/drawingml/2006/picture">
                 <pic:pic>
                   <pic:nvPicPr>
-                    <pic:cNvPr descr="/tmp/claude-0/-home-claude/ca0c3818-fa79-588c-a1fe-d7e40f2b4b69/scratchpad/wt/var/proposal/figures/artist_notation.png" id="92" name="Picture"/>
+                    <pic:cNvPr descr="/tmp/claude-0/-home-claude/ca0c3818-fa79-588c-a1fe-d7e40f2b4b69/scratchpad/wt/var/proposal/figures/artist_notation.png" id="93" name="Picture"/>
                     <pic:cNvPicPr>
                       <a:picLocks noChangeArrowheads="1" noChangeAspect="1"/>
                     </pic:cNvPicPr>
                   </pic:nvPicPr>
                   <pic:blipFill>
-                    <a:blip r:embed="rId90"/>
+                    <a:blip r:embed="rId91"/>
                     <a:stretch>
                       <a:fillRect/>
                     </a:stretch>
@@ -33622,8 +34842,8 @@
         <w:t>[그림 9] 아티스트 표기 구성</w:t>
       </w:r>
     </w:p>
-    <w:bookmarkEnd w:id="93"/>
-    <w:bookmarkStart w:id="94" w:name="좌표-없는-정규화-식별자-체계"/>
+    <w:bookmarkEnd w:id="94"/>
+    <w:bookmarkStart w:id="95" w:name="좌표-없는-정규화-식별자-체계"/>
     <w:p>
       <w:pPr>
         <w:pStyle w:val="Heading3"/>
@@ -34108,8 +35328,8 @@
         <w:t xml:space="preserve">절대경로를 쓰지 않는 이유는 기기마다 라이브러리 루트가 달라 산출물 동일성이 깨지기 때문이다.</w:t>
       </w:r>
     </w:p>
-    <w:bookmarkEnd w:id="94"/>
-    <w:bookmarkStart w:id="98" w:name="테이블-명세-주요-p4-설계-미구현"/>
+    <w:bookmarkEnd w:id="95"/>
+    <w:bookmarkStart w:id="99" w:name="테이블-명세-주요-p4-설계-미구현"/>
     <w:p>
       <w:pPr>
         <w:pStyle w:val="Heading3"/>
@@ -34146,18 +35366,18 @@
           <wp:inline>
             <wp:extent cx="5334000" cy="5542301"/>
             <wp:effectExtent b="0" l="0" r="0" t="0"/>
-            <wp:docPr descr="ERD — P4 설계" title="" id="96" name="Picture"/>
+            <wp:docPr descr="ERD — P4 설계" title="" id="97" name="Picture"/>
             <a:graphic>
               <a:graphicData uri="http://schemas.openxmlformats.org/drawingml/2006/picture">
                 <pic:pic>
                   <pic:nvPicPr>
-                    <pic:cNvPr descr="/tmp/claude-0/-home-claude/ca0c3818-fa79-588c-a1fe-d7e40f2b4b69/scratchpad/wt/var/proposal/figures/erd.png" id="97" name="Picture"/>
+                    <pic:cNvPr descr="/tmp/claude-0/-home-claude/ca0c3818-fa79-588c-a1fe-d7e40f2b4b69/scratchpad/wt/var/proposal/figures/erd.png" id="98" name="Picture"/>
                     <pic:cNvPicPr>
                       <a:picLocks noChangeArrowheads="1" noChangeAspect="1"/>
                     </pic:cNvPicPr>
                   </pic:nvPicPr>
                   <pic:blipFill>
-                    <a:blip r:embed="rId95"/>
+                    <a:blip r:embed="rId96"/>
                     <a:stretch>
                       <a:fillRect/>
                     </a:stretch>
@@ -36831,9 +38051,9 @@
         </w:tc>
       </w:tr>
     </w:tbl>
-    <w:bookmarkEnd w:id="98"/>
     <w:bookmarkEnd w:id="99"/>
-    <w:bookmarkStart w:id="114" w:name="인제스트-상세-설계"/>
+    <w:bookmarkEnd w:id="100"/>
+    <w:bookmarkStart w:id="115" w:name="인제스트-상세-설계"/>
     <w:p>
       <w:pPr>
         <w:pStyle w:val="Heading2"/>
@@ -36842,7 +38062,7 @@
         <w:t xml:space="preserve">3. 인제스트 상세 설계</w:t>
       </w:r>
     </w:p>
-    <w:bookmarkStart w:id="103" w:name="처리-순서"/>
+    <w:bookmarkStart w:id="104" w:name="처리-순서"/>
     <w:p>
       <w:pPr>
         <w:pStyle w:val="Heading3"/>
@@ -36860,18 +38080,18 @@
           <wp:inline>
             <wp:extent cx="4471416" cy="7588351"/>
             <wp:effectExtent b="0" l="0" r="0" t="0"/>
-            <wp:docPr descr="인제스트 처리 순서" title="" id="101" name="Picture"/>
+            <wp:docPr descr="인제스트 처리 순서" title="" id="102" name="Picture"/>
             <a:graphic>
               <a:graphicData uri="http://schemas.openxmlformats.org/drawingml/2006/picture">
                 <pic:pic>
                   <pic:nvPicPr>
-                    <pic:cNvPr descr="/tmp/claude-0/-home-claude/ca0c3818-fa79-588c-a1fe-d7e40f2b4b69/scratchpad/wt/var/proposal/figures/ingest_flow.png" id="102" name="Picture"/>
+                    <pic:cNvPr descr="/tmp/claude-0/-home-claude/ca0c3818-fa79-588c-a1fe-d7e40f2b4b69/scratchpad/wt/var/proposal/figures/ingest_flow.png" id="103" name="Picture"/>
                     <pic:cNvPicPr>
                       <a:picLocks noChangeArrowheads="1" noChangeAspect="1"/>
                     </pic:cNvPicPr>
                   </pic:nvPicPr>
                   <pic:blipFill>
-                    <a:blip r:embed="rId100"/>
+                    <a:blip r:embed="rId101"/>
                     <a:stretch>
                       <a:fillRect/>
                     </a:stretch>
@@ -36906,8 +38126,8 @@
         <w:t>[그림 11] 인제스트 처리 순서</w:t>
       </w:r>
     </w:p>
-    <w:bookmarkEnd w:id="103"/>
-    <w:bookmarkStart w:id="104" w:name="실패-분류"/>
+    <w:bookmarkEnd w:id="104"/>
+    <w:bookmarkStart w:id="105" w:name="실패-분류"/>
     <w:p>
       <w:pPr>
         <w:pStyle w:val="Heading3"/>
@@ -37218,8 +38438,8 @@
         <w:t xml:space="preserve">: 어떤 단일 파일도 전체 순회를 중단시키지 않는다. 프로세스 종료 코드는 실패율이 임계를 넘을 때만 비정상이 된다.</w:t>
       </w:r>
     </w:p>
-    <w:bookmarkEnd w:id="104"/>
-    <w:bookmarkStart w:id="108" w:name="델타-이벤트"/>
+    <w:bookmarkEnd w:id="105"/>
+    <w:bookmarkStart w:id="109" w:name="델타-이벤트"/>
     <w:p>
       <w:pPr>
         <w:pStyle w:val="Heading3"/>
@@ -37592,18 +38812,18 @@
           <wp:inline>
             <wp:extent cx="5334000" cy="1901949"/>
             <wp:effectExtent b="0" l="0" r="0" t="0"/>
-            <wp:docPr descr="델타 판정 — 재스캔 이벤트 넷" title="" id="106" name="Picture"/>
+            <wp:docPr descr="델타 판정 — 재스캔 이벤트 넷" title="" id="107" name="Picture"/>
             <a:graphic>
               <a:graphicData uri="http://schemas.openxmlformats.org/drawingml/2006/picture">
                 <pic:pic>
                   <pic:nvPicPr>
-                    <pic:cNvPr descr="/tmp/claude-0/-home-claude/ca0c3818-fa79-588c-a1fe-d7e40f2b4b69/scratchpad/wt/var/proposal/figures/delta_states.png" id="107" name="Picture"/>
+                    <pic:cNvPr descr="/tmp/claude-0/-home-claude/ca0c3818-fa79-588c-a1fe-d7e40f2b4b69/scratchpad/wt/var/proposal/figures/delta_states.png" id="108" name="Picture"/>
                     <pic:cNvPicPr>
                       <a:picLocks noChangeArrowheads="1" noChangeAspect="1"/>
                     </pic:cNvPicPr>
                   </pic:nvPicPr>
                   <pic:blipFill>
-                    <a:blip r:embed="rId105"/>
+                    <a:blip r:embed="rId106"/>
                     <a:stretch>
                       <a:fillRect/>
                     </a:stretch>
@@ -37638,8 +38858,8 @@
         <w:t>[그림 12] 델타 판정 — 재스캔 이벤트 넷</w:t>
       </w:r>
     </w:p>
-    <w:bookmarkEnd w:id="108"/>
-    <w:bookmarkStart w:id="109" w:name="아티스트-파서"/>
+    <w:bookmarkEnd w:id="109"/>
+    <w:bookmarkStart w:id="110" w:name="아티스트-파서"/>
     <w:p>
       <w:pPr>
         <w:pStyle w:val="Heading3"/>
@@ -38177,8 +39397,8 @@
         </w:tc>
       </w:tr>
     </w:tbl>
-    <w:bookmarkEnd w:id="109"/>
-    <w:bookmarkStart w:id="113" w:name="musicbrainz-조회-개선-이력-d-0019"/>
+    <w:bookmarkEnd w:id="110"/>
+    <w:bookmarkStart w:id="114" w:name="musicbrainz-조회-개선-이력-d-0019"/>
     <w:p>
       <w:pPr>
         <w:pStyle w:val="Heading3"/>
@@ -38500,18 +39720,18 @@
           <wp:inline>
             <wp:extent cx="5334000" cy="2152387"/>
             <wp:effectExtent b="0" l="0" r="0" t="0"/>
-            <wp:docPr descr="MusicBrainz 곡 조회 성공률 개선" title="" id="111" name="Picture"/>
+            <wp:docPr descr="MusicBrainz 곡 조회 성공률 개선" title="" id="112" name="Picture"/>
             <a:graphic>
               <a:graphicData uri="http://schemas.openxmlformats.org/drawingml/2006/picture">
                 <pic:pic>
                   <pic:nvPicPr>
-                    <pic:cNvPr descr="/tmp/claude-0/-home-claude/ca0c3818-fa79-588c-a1fe-d7e40f2b4b69/scratchpad/wt/var/proposal/figures/musicbrainz.png" id="112" name="Picture"/>
+                    <pic:cNvPr descr="/tmp/claude-0/-home-claude/ca0c3818-fa79-588c-a1fe-d7e40f2b4b69/scratchpad/wt/var/proposal/figures/musicbrainz.png" id="113" name="Picture"/>
                     <pic:cNvPicPr>
                       <a:picLocks noChangeArrowheads="1" noChangeAspect="1"/>
                     </pic:cNvPicPr>
                   </pic:nvPicPr>
                   <pic:blipFill>
-                    <a:blip r:embed="rId110"/>
+                    <a:blip r:embed="rId111"/>
                     <a:stretch>
                       <a:fillRect/>
                     </a:stretch>
@@ -38546,9 +39766,9 @@
         <w:t>[그림 13] MusicBrainz 곡 조회 성공률 개선</w:t>
       </w:r>
     </w:p>
-    <w:bookmarkEnd w:id="113"/>
     <w:bookmarkEnd w:id="114"/>
-    <w:bookmarkStart w:id="118" w:name="축-특징-설계"/>
+    <w:bookmarkEnd w:id="115"/>
+    <w:bookmarkStart w:id="119" w:name="축-특징-설계"/>
     <w:p>
       <w:pPr>
         <w:pStyle w:val="Heading2"/>
@@ -39075,7 +40295,7 @@
         <w:pStyle w:val="Compact"/>
         <w:numPr>
           <w:ilvl w:val="0"/>
-          <w:numId w:val="1003"/>
+          <w:numId w:val="1006"/>
         </w:numPr>
       </w:pPr>
       <w:r>
@@ -39087,7 +40307,7 @@
         <w:pStyle w:val="Compact"/>
         <w:numPr>
           <w:ilvl w:val="0"/>
-          <w:numId w:val="1003"/>
+          <w:numId w:val="1006"/>
         </w:numPr>
       </w:pPr>
       <w:r>
@@ -39099,7 +40319,7 @@
         <w:pStyle w:val="Compact"/>
         <w:numPr>
           <w:ilvl w:val="0"/>
-          <w:numId w:val="1003"/>
+          <w:numId w:val="1006"/>
         </w:numPr>
       </w:pPr>
       <w:r>
@@ -39324,18 +40544,18 @@
           <wp:inline>
             <wp:extent cx="5334000" cy="3019195"/>
             <wp:effectExtent b="0" l="0" r="0" t="0"/>
-            <wp:docPr descr="4축과 모델 — 스템 분리가 편곡 · 가창의 전제다" title="" id="116" name="Picture"/>
+            <wp:docPr descr="4축과 모델 — 스템 분리가 편곡 · 가창의 전제다" title="" id="117" name="Picture"/>
             <a:graphic>
               <a:graphicData uri="http://schemas.openxmlformats.org/drawingml/2006/picture">
                 <pic:pic>
                   <pic:nvPicPr>
-                    <pic:cNvPr descr="/tmp/claude-0/-home-claude/ca0c3818-fa79-588c-a1fe-d7e40f2b4b69/scratchpad/wt/var/proposal/figures/axes.png" id="117" name="Picture"/>
+                    <pic:cNvPr descr="/tmp/claude-0/-home-claude/ca0c3818-fa79-588c-a1fe-d7e40f2b4b69/scratchpad/wt/var/proposal/figures/axes.png" id="118" name="Picture"/>
                     <pic:cNvPicPr>
                       <a:picLocks noChangeArrowheads="1" noChangeAspect="1"/>
                     </pic:cNvPicPr>
                   </pic:nvPicPr>
                   <pic:blipFill>
-                    <a:blip r:embed="rId115"/>
+                    <a:blip r:embed="rId116"/>
                     <a:stretch>
                       <a:fillRect/>
                     </a:stretch>
@@ -39370,8 +40590,8 @@
         <w:t>[그림 14] 4축과 모델 — 스템 분리가 편곡 · 가창의 전제다</w:t>
       </w:r>
     </w:p>
-    <w:bookmarkEnd w:id="118"/>
-    <w:bookmarkStart w:id="126" w:name="취향-모델-설계"/>
+    <w:bookmarkEnd w:id="119"/>
+    <w:bookmarkStart w:id="127" w:name="취향-모델-설계"/>
     <w:p>
       <w:pPr>
         <w:pStyle w:val="Heading2"/>
@@ -39423,7 +40643,7 @@
         <w:t xml:space="preserve">길은 세 번 다 라이선스·커버리지에 막혔다 (D-0215 · D-0216 · O-67).</w:t>
       </w:r>
     </w:p>
-    <w:bookmarkStart w:id="119" w:name="문제-재정의"/>
+    <w:bookmarkStart w:id="120" w:name="문제-재정의"/>
     <w:p>
       <w:pPr>
         <w:pStyle w:val="Heading3"/>
@@ -39658,8 +40878,8 @@
         <w:t xml:space="preserve">는 양성만으로 성립한다. 균일 양성 데이터가 결함이 아니라 전제가 된다.</w:t>
       </w:r>
     </w:p>
-    <w:bookmarkEnd w:id="119"/>
-    <w:bookmarkStart w:id="123" w:name="취향-신호-3층"/>
+    <w:bookmarkEnd w:id="120"/>
+    <w:bookmarkStart w:id="124" w:name="취향-신호-3층"/>
     <w:p>
       <w:pPr>
         <w:pStyle w:val="Heading3"/>
@@ -40012,18 +41232,18 @@
           <wp:inline>
             <wp:extent cx="5334000" cy="2616592"/>
             <wp:effectExtent b="0" l="0" r="0" t="0"/>
-            <wp:docPr descr="취향 신호 3층" title="" id="121" name="Picture"/>
+            <wp:docPr descr="취향 신호 3층" title="" id="122" name="Picture"/>
             <a:graphic>
               <a:graphicData uri="http://schemas.openxmlformats.org/drawingml/2006/picture">
                 <pic:pic>
                   <pic:nvPicPr>
-                    <pic:cNvPr descr="/tmp/claude-0/-home-claude/ca0c3818-fa79-588c-a1fe-d7e40f2b4b69/scratchpad/wt/var/proposal/figures/taste_layers.png" id="122" name="Picture"/>
+                    <pic:cNvPr descr="/tmp/claude-0/-home-claude/ca0c3818-fa79-588c-a1fe-d7e40f2b4b69/scratchpad/wt/var/proposal/figures/taste_layers.png" id="123" name="Picture"/>
                     <pic:cNvPicPr>
                       <a:picLocks noChangeArrowheads="1" noChangeAspect="1"/>
                     </pic:cNvPicPr>
                   </pic:nvPicPr>
                   <pic:blipFill>
-                    <a:blip r:embed="rId120"/>
+                    <a:blip r:embed="rId121"/>
                     <a:stretch>
                       <a:fillRect/>
                     </a:stretch>
@@ -40058,8 +41278,8 @@
         <w:t>[그림 15] 취향 신호 3층</w:t>
       </w:r>
     </w:p>
-    <w:bookmarkEnd w:id="123"/>
-    <w:bookmarkStart w:id="124" w:name="쌍대비교"/>
+    <w:bookmarkEnd w:id="124"/>
+    <w:bookmarkStart w:id="125" w:name="쌍대비교"/>
     <w:p>
       <w:pPr>
         <w:pStyle w:val="Heading3"/>
@@ -40171,8 +41391,8 @@
         <w:t xml:space="preserve">: 본 기법은 랜덤 포레스트가 아니다. 문서·발표에서 혼용하지 않는다.</w:t>
       </w:r>
     </w:p>
-    <w:bookmarkEnd w:id="124"/>
-    <w:bookmarkStart w:id="125" w:name="축별-분해"/>
+    <w:bookmarkEnd w:id="125"/>
+    <w:bookmarkStart w:id="126" w:name="축별-분해"/>
     <w:p>
       <w:pPr>
         <w:pStyle w:val="Heading3"/>
@@ -40189,9 +41409,9 @@
         <w:t xml:space="preserve">취향 벡터는 4축 각각에 대해 독립적으로 산출한다. 사용자가 발라드 멜로디를 선호하면서 힙합 편곡을 선호하는 것은 모순이 아니며, 축을 합치면 이 정보가 소실된다.</w:t>
       </w:r>
     </w:p>
-    <w:bookmarkEnd w:id="125"/>
     <w:bookmarkEnd w:id="126"/>
-    <w:bookmarkStart w:id="151" w:name="생성-파이프라인-설계"/>
+    <w:bookmarkEnd w:id="127"/>
+    <w:bookmarkStart w:id="152" w:name="생성-파이프라인-설계"/>
     <w:p>
       <w:pPr>
         <w:pStyle w:val="Heading2"/>
@@ -40200,7 +41420,7 @@
         <w:t xml:space="preserve">6. 생성 파이프라인 설계</w:t>
       </w:r>
     </w:p>
-    <w:bookmarkStart w:id="130" w:name="기획과-렌더를-나눈다"/>
+    <w:bookmarkStart w:id="131" w:name="기획과-렌더를-나눈다"/>
     <w:p>
       <w:pPr>
         <w:pStyle w:val="Heading3"/>
@@ -40258,18 +41478,18 @@
           <wp:inline>
             <wp:extent cx="2880360" cy="7594618"/>
             <wp:effectExtent b="0" l="0" r="0" t="0"/>
-            <wp:docPr descr="hathor가 기획하고 엔진이 소리를 입힌다" title="" id="128" name="Picture"/>
+            <wp:docPr descr="hathor가 기획하고 엔진이 소리를 입힌다" title="" id="129" name="Picture"/>
             <a:graphic>
               <a:graphicData uri="http://schemas.openxmlformats.org/drawingml/2006/picture">
                 <pic:pic>
                   <pic:nvPicPr>
-                    <pic:cNvPr descr="/tmp/claude-0/-home-claude/ca0c3818-fa79-588c-a1fe-d7e40f2b4b69/scratchpad/wt/var/proposal/figures/plan_render.png" id="129" name="Picture"/>
+                    <pic:cNvPr descr="/tmp/claude-0/-home-claude/ca0c3818-fa79-588c-a1fe-d7e40f2b4b69/scratchpad/wt/var/proposal/figures/plan_render.png" id="130" name="Picture"/>
                     <pic:cNvPicPr>
                       <a:picLocks noChangeArrowheads="1" noChangeAspect="1"/>
                     </pic:cNvPicPr>
                   </pic:nvPicPr>
                   <pic:blipFill>
-                    <a:blip r:embed="rId127"/>
+                    <a:blip r:embed="rId128"/>
                     <a:stretch>
                       <a:fillRect/>
                     </a:stretch>
@@ -40347,8 +41567,8 @@
         <w:t xml:space="preserve">라 적는다 (D-0218).</w:t>
       </w:r>
     </w:p>
-    <w:bookmarkEnd w:id="130"/>
-    <w:bookmarkStart w:id="131" w:name="결정성"/>
+    <w:bookmarkEnd w:id="131"/>
+    <w:bookmarkStart w:id="132" w:name="결정성"/>
     <w:p>
       <w:pPr>
         <w:pStyle w:val="Heading3"/>
@@ -40412,8 +41632,8 @@
         <w:t xml:space="preserve">결정론은 기획(조건)까지만 보장한다 (O-65).</w:t>
       </w:r>
     </w:p>
-    <w:bookmarkEnd w:id="131"/>
-    <w:bookmarkStart w:id="135" w:name="엔진-선정-서류-관문-d-0217"/>
+    <w:bookmarkEnd w:id="132"/>
+    <w:bookmarkStart w:id="136" w:name="엔진-선정-서류-관문-d-0217"/>
     <w:p>
       <w:pPr>
         <w:pStyle w:val="Heading3"/>
@@ -41360,18 +42580,18 @@
           <wp:inline>
             <wp:extent cx="5334000" cy="2687532"/>
             <wp:effectExtent b="0" l="0" r="0" t="0"/>
-            <wp:docPr descr="엔진 서류 관문 — 일곱에서 둘로" title="" id="133" name="Picture"/>
+            <wp:docPr descr="엔진 서류 관문 — 일곱에서 둘로" title="" id="134" name="Picture"/>
             <a:graphic>
               <a:graphicData uri="http://schemas.openxmlformats.org/drawingml/2006/picture">
                 <pic:pic>
                   <pic:nvPicPr>
-                    <pic:cNvPr descr="/tmp/claude-0/-home-claude/ca0c3818-fa79-588c-a1fe-d7e40f2b4b69/scratchpad/wt/var/proposal/figures/engine_funnel.png" id="134" name="Picture"/>
+                    <pic:cNvPr descr="/tmp/claude-0/-home-claude/ca0c3818-fa79-588c-a1fe-d7e40f2b4b69/scratchpad/wt/var/proposal/figures/engine_funnel.png" id="135" name="Picture"/>
                     <pic:cNvPicPr>
                       <a:picLocks noChangeArrowheads="1" noChangeAspect="1"/>
                     </pic:cNvPicPr>
                   </pic:nvPicPr>
                   <pic:blipFill>
-                    <a:blip r:embed="rId132"/>
+                    <a:blip r:embed="rId133"/>
                     <a:stretch>
                       <a:fillRect/>
                     </a:stretch>
@@ -41406,8 +42626,8 @@
         <w:t>[그림 17] 엔진 서류 관문 — 일곱에서 둘로</w:t>
       </w:r>
     </w:p>
-    <w:bookmarkEnd w:id="135"/>
-    <w:bookmarkStart w:id="139" w:name="실측-관문-착수-전에-적었다-d-0217"/>
+    <w:bookmarkEnd w:id="136"/>
+    <w:bookmarkStart w:id="140" w:name="실측-관문-착수-전에-적었다-d-0217"/>
     <w:p>
       <w:pPr>
         <w:pStyle w:val="Heading3"/>
@@ -41777,18 +42997,18 @@
           <wp:inline>
             <wp:extent cx="5334000" cy="4910054"/>
             <wp:effectExtent b="0" l="0" r="0" t="0"/>
-            <wp:docPr descr="엔진 실측 관문 G0 ~ G3" title="" id="137" name="Picture"/>
+            <wp:docPr descr="엔진 실측 관문 G0 ~ G3" title="" id="138" name="Picture"/>
             <a:graphic>
               <a:graphicData uri="http://schemas.openxmlformats.org/drawingml/2006/picture">
                 <pic:pic>
                   <pic:nvPicPr>
-                    <pic:cNvPr descr="/tmp/claude-0/-home-claude/ca0c3818-fa79-588c-a1fe-d7e40f2b4b69/scratchpad/wt/var/proposal/figures/engine_gates.png" id="138" name="Picture"/>
+                    <pic:cNvPr descr="/tmp/claude-0/-home-claude/ca0c3818-fa79-588c-a1fe-d7e40f2b4b69/scratchpad/wt/var/proposal/figures/engine_gates.png" id="139" name="Picture"/>
                     <pic:cNvPicPr>
                       <a:picLocks noChangeArrowheads="1" noChangeAspect="1"/>
                     </pic:cNvPicPr>
                   </pic:nvPicPr>
                   <pic:blipFill>
-                    <a:blip r:embed="rId136"/>
+                    <a:blip r:embed="rId137"/>
                     <a:stretch>
                       <a:fillRect/>
                     </a:stretch>
@@ -41823,8 +43043,8 @@
         <w:t>[그림 18] 엔진 실측 관문 G0 ~ G3</w:t>
       </w:r>
     </w:p>
-    <w:bookmarkEnd w:id="139"/>
-    <w:bookmarkStart w:id="143" w:name="g0-실측-기기가-떨어졌다-d-0218"/>
+    <w:bookmarkEnd w:id="140"/>
+    <w:bookmarkStart w:id="144" w:name="g0-실측-기기가-떨어졌다-d-0218"/>
     <w:p>
       <w:pPr>
         <w:pStyle w:val="Heading3"/>
@@ -42142,18 +43362,18 @@
           <wp:inline>
             <wp:extent cx="5334000" cy="2007123"/>
             <wp:effectExtent b="0" l="0" r="0" t="0"/>
-            <wp:docPr descr="G0 실측 — fp16 NaN · fp32 메모리 부족" title="" id="141" name="Picture"/>
+            <wp:docPr descr="G0 실측 — fp16 NaN · fp32 메모리 부족" title="" id="142" name="Picture"/>
             <a:graphic>
               <a:graphicData uri="http://schemas.openxmlformats.org/drawingml/2006/picture">
                 <pic:pic>
                   <pic:nvPicPr>
-                    <pic:cNvPr descr="/tmp/claude-0/-home-claude/ca0c3818-fa79-588c-a1fe-d7e40f2b4b69/scratchpad/wt/var/proposal/figures/g0_runs.png" id="142" name="Picture"/>
+                    <pic:cNvPr descr="/tmp/claude-0/-home-claude/ca0c3818-fa79-588c-a1fe-d7e40f2b4b69/scratchpad/wt/var/proposal/figures/g0_runs.png" id="143" name="Picture"/>
                     <pic:cNvPicPr>
                       <a:picLocks noChangeArrowheads="1" noChangeAspect="1"/>
                     </pic:cNvPicPr>
                   </pic:nvPicPr>
                   <pic:blipFill>
-                    <a:blip r:embed="rId140"/>
+                    <a:blip r:embed="rId141"/>
                     <a:stretch>
                       <a:fillRect/>
                     </a:stretch>
@@ -42188,8 +43408,8 @@
         <w:t>[그림 19] G0 실측 — fp16 NaN · fp32 메모리 부족</w:t>
       </w:r>
     </w:p>
-    <w:bookmarkEnd w:id="143"/>
-    <w:bookmarkStart w:id="150" w:name="청취-판정-이력"/>
+    <w:bookmarkEnd w:id="144"/>
+    <w:bookmarkStart w:id="151" w:name="청취-판정-이력"/>
     <w:p>
       <w:pPr>
         <w:pStyle w:val="Heading3"/>
@@ -42702,18 +43922,18 @@
           <wp:inline>
             <wp:extent cx="5334000" cy="2490192"/>
             <wp:effectExtent b="0" l="0" r="0" t="0"/>
-            <wp:docPr descr="청취 판정 이력" title="" id="145" name="Picture"/>
+            <wp:docPr descr="청취 판정 이력" title="" id="146" name="Picture"/>
             <a:graphic>
               <a:graphicData uri="http://schemas.openxmlformats.org/drawingml/2006/picture">
                 <pic:pic>
                   <pic:nvPicPr>
-                    <pic:cNvPr descr="/tmp/claude-0/-home-claude/ca0c3818-fa79-588c-a1fe-d7e40f2b4b69/scratchpad/wt/var/proposal/figures/listening.png" id="146" name="Picture"/>
+                    <pic:cNvPr descr="/tmp/claude-0/-home-claude/ca0c3818-fa79-588c-a1fe-d7e40f2b4b69/scratchpad/wt/var/proposal/figures/listening.png" id="147" name="Picture"/>
                     <pic:cNvPicPr>
                       <a:picLocks noChangeArrowheads="1" noChangeAspect="1"/>
                     </pic:cNvPicPr>
                   </pic:nvPicPr>
                   <pic:blipFill>
-                    <a:blip r:embed="rId144"/>
+                    <a:blip r:embed="rId145"/>
                     <a:stretch>
                       <a:fillRect/>
                     </a:stretch>
@@ -42757,18 +43977,18 @@
           <wp:inline>
             <wp:extent cx="5334000" cy="1730949"/>
             <wp:effectExtent b="0" l="0" r="0" t="0"/>
-            <wp:docPr descr="성부 진행 전후 (D-0137)" title="" id="148" name="Picture"/>
+            <wp:docPr descr="성부 진행 전후 (D-0137)" title="" id="149" name="Picture"/>
             <a:graphic>
               <a:graphicData uri="http://schemas.openxmlformats.org/drawingml/2006/picture">
                 <pic:pic>
                   <pic:nvPicPr>
-                    <pic:cNvPr descr="/tmp/claude-0/-home-claude/ca0c3818-fa79-588c-a1fe-d7e40f2b4b69/scratchpad/wt/var/proposal/figures/voice_leading.png" id="149" name="Picture"/>
+                    <pic:cNvPr descr="/tmp/claude-0/-home-claude/ca0c3818-fa79-588c-a1fe-d7e40f2b4b69/scratchpad/wt/var/proposal/figures/voice_leading.png" id="150" name="Picture"/>
                     <pic:cNvPicPr>
                       <a:picLocks noChangeArrowheads="1" noChangeAspect="1"/>
                     </pic:cNvPicPr>
                   </pic:nvPicPr>
                   <pic:blipFill>
-                    <a:blip r:embed="rId147"/>
+                    <a:blip r:embed="rId148"/>
                     <a:stretch>
                       <a:fillRect/>
                     </a:stretch>
@@ -42803,9 +44023,9 @@
         <w:t>[그림 21] 성부 진행 전후 (D-0137)</w:t>
       </w:r>
     </w:p>
-    <w:bookmarkEnd w:id="150"/>
     <w:bookmarkEnd w:id="151"/>
-    <w:bookmarkStart w:id="157" w:name="가창-및-안전-게이트-설계"/>
+    <w:bookmarkEnd w:id="152"/>
+    <w:bookmarkStart w:id="158" w:name="가창-및-안전-게이트-설계"/>
     <w:p>
       <w:pPr>
         <w:pStyle w:val="Heading2"/>
@@ -42814,7 +44034,7 @@
         <w:t xml:space="preserve">7. 가창 및 안전 게이트 설계</w:t>
       </w:r>
     </w:p>
-    <w:bookmarkStart w:id="152" w:name="가창은-엔진이-입힌다"/>
+    <w:bookmarkStart w:id="153" w:name="가창은-엔진이-입힌다"/>
     <w:p>
       <w:pPr>
         <w:pStyle w:val="Heading3"/>
@@ -42863,8 +44083,8 @@
         <w:t xml:space="preserve">(D-0003).</w:t>
       </w:r>
     </w:p>
-    <w:bookmarkEnd w:id="152"/>
-    <w:bookmarkStart w:id="156" w:name="음색-누설-관문-g2"/>
+    <w:bookmarkEnd w:id="153"/>
+    <w:bookmarkStart w:id="157" w:name="음색-누설-관문-g2"/>
     <w:p>
       <w:pPr>
         <w:pStyle w:val="Heading3"/>
@@ -42916,18 +44136,18 @@
           <wp:inline>
             <wp:extent cx="5334000" cy="5843703"/>
             <wp:effectExtent b="0" l="0" r="0" t="0"/>
-            <wp:docPr descr="음색 누설 관문 G2" title="" id="154" name="Picture"/>
+            <wp:docPr descr="음색 누설 관문 G2" title="" id="155" name="Picture"/>
             <a:graphic>
               <a:graphicData uri="http://schemas.openxmlformats.org/drawingml/2006/picture">
                 <pic:pic>
                   <pic:nvPicPr>
-                    <pic:cNvPr descr="/tmp/claude-0/-home-claude/ca0c3818-fa79-588c-a1fe-d7e40f2b4b69/scratchpad/wt/var/proposal/figures/leak_gate.png" id="155" name="Picture"/>
+                    <pic:cNvPr descr="/tmp/claude-0/-home-claude/ca0c3818-fa79-588c-a1fe-d7e40f2b4b69/scratchpad/wt/var/proposal/figures/leak_gate.png" id="156" name="Picture"/>
                     <pic:cNvPicPr>
                       <a:picLocks noChangeArrowheads="1" noChangeAspect="1"/>
                     </pic:cNvPicPr>
                   </pic:nvPicPr>
                   <pic:blipFill>
-                    <a:blip r:embed="rId153"/>
+                    <a:blip r:embed="rId154"/>
                     <a:stretch>
                       <a:fillRect/>
                     </a:stretch>
@@ -43030,9 +44250,9 @@
         <w:t xml:space="preserve">을 금지한다.</w:t>
       </w:r>
     </w:p>
-    <w:bookmarkEnd w:id="156"/>
     <w:bookmarkEnd w:id="157"/>
-    <w:bookmarkStart w:id="161" w:name="로컬-에이전트-설계"/>
+    <w:bookmarkEnd w:id="158"/>
+    <w:bookmarkStart w:id="162" w:name="로컬-에이전트-설계"/>
     <w:p>
       <w:pPr>
         <w:pStyle w:val="Heading2"/>
@@ -43059,7 +44279,7 @@
         <w:t xml:space="preserve">지금 강제되고 있는 것은 전송 경계 하나다 — 서버가 없어도 구멍은 셀 수 있다 (D-0134).</w:t>
       </w:r>
     </w:p>
-    <w:bookmarkStart w:id="158" w:name="구성"/>
+    <w:bookmarkStart w:id="159" w:name="구성"/>
     <w:p>
       <w:pPr>
         <w:pStyle w:val="Heading3"/>
@@ -43387,8 +44607,8 @@
         <w:t xml:space="preserve">넘는다. 이미 구현된 인제스트 코드를 그대로 재사용한다.</w:t>
       </w:r>
     </w:p>
-    <w:bookmarkEnd w:id="158"/>
-    <w:bookmarkStart w:id="159" w:name="작업-관리"/>
+    <w:bookmarkEnd w:id="159"/>
+    <w:bookmarkStart w:id="160" w:name="작업-관리"/>
     <w:p>
       <w:pPr>
         <w:pStyle w:val="Heading3"/>
@@ -43642,8 +44862,8 @@
         </w:tc>
       </w:tr>
     </w:tbl>
-    <w:bookmarkEnd w:id="159"/>
-    <w:bookmarkStart w:id="160" w:name="전송-경계-강제"/>
+    <w:bookmarkEnd w:id="160"/>
+    <w:bookmarkStart w:id="161" w:name="전송-경계-강제"/>
     <w:p>
       <w:pPr>
         <w:pStyle w:val="Heading3"/>
@@ -43855,9 +45075,9 @@
         <w:t xml:space="preserve">MLflow · Prefect 2곳은 로컬 주소가 아니면 거절하며 둘의 사용 통계도 끈다 (D-0224).</w:t>
       </w:r>
     </w:p>
-    <w:bookmarkEnd w:id="160"/>
     <w:bookmarkEnd w:id="161"/>
-    <w:bookmarkStart w:id="162" w:name="서빙-api-명세-개요"/>
+    <w:bookmarkEnd w:id="162"/>
+    <w:bookmarkStart w:id="163" w:name="서빙-api-명세-개요"/>
     <w:p>
       <w:pPr>
         <w:pStyle w:val="Heading2"/>
@@ -44412,8 +45632,8 @@
         <w:t xml:space="preserve">전체 스키마는 OpenAPI로 문서화한다.</w:t>
       </w:r>
     </w:p>
-    <w:bookmarkEnd w:id="162"/>
-    <w:bookmarkStart w:id="182" w:name="평가-설계"/>
+    <w:bookmarkEnd w:id="163"/>
+    <w:bookmarkStart w:id="183" w:name="평가-설계"/>
     <w:p>
       <w:pPr>
         <w:pStyle w:val="Heading2"/>
@@ -44422,7 +45642,7 @@
         <w:t xml:space="preserve">10. 평가 설계</w:t>
       </w:r>
     </w:p>
-    <w:bookmarkStart w:id="166" w:name="지표"/>
+    <w:bookmarkStart w:id="167" w:name="지표"/>
     <w:p>
       <w:pPr>
         <w:pStyle w:val="Heading3"/>
@@ -46612,18 +47832,18 @@
           <wp:inline>
             <wp:extent cx="5334000" cy="2441130"/>
             <wp:effectExtent b="0" l="0" r="0" t="0"/>
-            <wp:docPr descr="검색 평가 — 무작위 대비" title="" id="164" name="Picture"/>
+            <wp:docPr descr="검색 평가 — 무작위 대비" title="" id="165" name="Picture"/>
             <a:graphic>
               <a:graphicData uri="http://schemas.openxmlformats.org/drawingml/2006/picture">
                 <pic:pic>
                   <pic:nvPicPr>
-                    <pic:cNvPr descr="/tmp/claude-0/-home-claude/ca0c3818-fa79-588c-a1fe-d7e40f2b4b69/scratchpad/wt/var/proposal/figures/retrieval.png" id="165" name="Picture"/>
+                    <pic:cNvPr descr="/tmp/claude-0/-home-claude/ca0c3818-fa79-588c-a1fe-d7e40f2b4b69/scratchpad/wt/var/proposal/figures/retrieval.png" id="166" name="Picture"/>
                     <pic:cNvPicPr>
                       <a:picLocks noChangeArrowheads="1" noChangeAspect="1"/>
                     </pic:cNvPicPr>
                   </pic:nvPicPr>
                   <pic:blipFill>
-                    <a:blip r:embed="rId163"/>
+                    <a:blip r:embed="rId164"/>
                     <a:stretch>
                       <a:fillRect/>
                     </a:stretch>
@@ -46658,8 +47878,8 @@
         <w:t>[그림 23] 검색 평가 — 무작위 대비</w:t>
       </w:r>
     </w:p>
-    <w:bookmarkEnd w:id="166"/>
-    <w:bookmarkStart w:id="170" w:name="레이어-곡선-검색축-d-0027"/>
+    <w:bookmarkEnd w:id="167"/>
+    <w:bookmarkStart w:id="171" w:name="레이어-곡선-검색축-d-0027"/>
     <w:p>
       <w:pPr>
         <w:pStyle w:val="Heading3"/>
@@ -47298,18 +48518,18 @@
           <wp:inline>
             <wp:extent cx="5334000" cy="2579029"/>
             <wp:effectExtent b="0" l="0" r="0" t="0"/>
-            <wp:docPr descr="레이어 곡선 — 검색축" title="" id="168" name="Picture"/>
+            <wp:docPr descr="레이어 곡선 — 검색축" title="" id="169" name="Picture"/>
             <a:graphic>
               <a:graphicData uri="http://schemas.openxmlformats.org/drawingml/2006/picture">
                 <pic:pic>
                   <pic:nvPicPr>
-                    <pic:cNvPr descr="/tmp/claude-0/-home-claude/ca0c3818-fa79-588c-a1fe-d7e40f2b4b69/scratchpad/wt/var/proposal/figures/layer_curve.png" id="169" name="Picture"/>
+                    <pic:cNvPr descr="/tmp/claude-0/-home-claude/ca0c3818-fa79-588c-a1fe-d7e40f2b4b69/scratchpad/wt/var/proposal/figures/layer_curve.png" id="170" name="Picture"/>
                     <pic:cNvPicPr>
                       <a:picLocks noChangeArrowheads="1" noChangeAspect="1"/>
                     </pic:cNvPicPr>
                   </pic:nvPicPr>
                   <pic:blipFill>
-                    <a:blip r:embed="rId167"/>
+                    <a:blip r:embed="rId168"/>
                     <a:stretch>
                       <a:fillRect/>
                     </a:stretch>
@@ -47344,8 +48564,8 @@
         <w:t>[그림 24] 레이어 곡선 — 검색축</w:t>
       </w:r>
     </w:p>
-    <w:bookmarkEnd w:id="170"/>
-    <w:bookmarkStart w:id="174" w:name="층별-화성-화성축-d-0181"/>
+    <w:bookmarkEnd w:id="171"/>
+    <w:bookmarkStart w:id="175" w:name="층별-화성-화성축-d-0181"/>
     <w:p>
       <w:pPr>
         <w:pStyle w:val="Heading3"/>
@@ -48043,18 +49263,18 @@
           <wp:inline>
             <wp:extent cx="5334000" cy="2280392"/>
             <wp:effectExtent b="0" l="0" r="0" t="0"/>
-            <wp:docPr descr="층별 화성 — 화성축" title="" id="172" name="Picture"/>
+            <wp:docPr descr="층별 화성 — 화성축" title="" id="173" name="Picture"/>
             <a:graphic>
               <a:graphicData uri="http://schemas.openxmlformats.org/drawingml/2006/picture">
                 <pic:pic>
                   <pic:nvPicPr>
-                    <pic:cNvPr descr="/tmp/claude-0/-home-claude/ca0c3818-fa79-588c-a1fe-d7e40f2b4b69/scratchpad/wt/var/proposal/figures/harmony_layers.png" id="173" name="Picture"/>
+                    <pic:cNvPr descr="/tmp/claude-0/-home-claude/ca0c3818-fa79-588c-a1fe-d7e40f2b4b69/scratchpad/wt/var/proposal/figures/harmony_layers.png" id="174" name="Picture"/>
                     <pic:cNvPicPr>
                       <a:picLocks noChangeArrowheads="1" noChangeAspect="1"/>
                     </pic:cNvPicPr>
                   </pic:nvPicPr>
                   <pic:blipFill>
-                    <a:blip r:embed="rId171"/>
+                    <a:blip r:embed="rId172"/>
                     <a:stretch>
                       <a:fillRect/>
                     </a:stretch>
@@ -48089,8 +49309,8 @@
         <w:t>[그림 25] 층별 화성 — 화성축</w:t>
       </w:r>
     </w:p>
-    <w:bookmarkEnd w:id="174"/>
-    <w:bookmarkStart w:id="175" w:name="조건화-판정-selfother와-그-한계"/>
+    <w:bookmarkEnd w:id="175"/>
+    <w:bookmarkStart w:id="176" w:name="조건화-판정-selfother와-그-한계"/>
     <w:p>
       <w:pPr>
         <w:pStyle w:val="Heading3"/>
@@ -48179,8 +49399,8 @@
         <w:t xml:space="preserve">귀가 판정한다.</w:t>
       </w:r>
     </w:p>
-    <w:bookmarkEnd w:id="175"/>
-    <w:bookmarkStart w:id="179" w:name="검색-평가-하네스-d-0023"/>
+    <w:bookmarkEnd w:id="176"/>
+    <w:bookmarkStart w:id="180" w:name="검색-평가-하네스-d-0023"/>
     <w:p>
       <w:pPr>
         <w:pStyle w:val="Heading3"/>
@@ -48596,7 +49816,7 @@
         <w:t xml:space="preserve">그 둘은 처방이 정반대다.</w:t>
       </w:r>
     </w:p>
-    <w:bookmarkStart w:id="176" w:name="m0-게이트를-어떻게-읽는가"/>
+    <w:bookmarkStart w:id="177" w:name="m0-게이트를-어떻게-읽는가"/>
     <w:p>
       <w:pPr>
         <w:pStyle w:val="Heading4"/>
@@ -49099,8 +50319,8 @@
         <w:t xml:space="preserve">을 들고 다닌다 — 자격을 로그가 아니라 산출물이 든다.</w:t>
       </w:r>
     </w:p>
-    <w:bookmarkEnd w:id="176"/>
-    <w:bookmarkStart w:id="177" w:name="하네스-운용과-실측-이력"/>
+    <w:bookmarkEnd w:id="177"/>
+    <w:bookmarkStart w:id="178" w:name="하네스-운용과-실측-이력"/>
     <w:p>
       <w:pPr>
         <w:pStyle w:val="Heading4"/>
@@ -49114,7 +50334,7 @@
         <w:pStyle w:val="Compact"/>
         <w:numPr>
           <w:ilvl w:val="0"/>
-          <w:numId w:val="1004"/>
+          <w:numId w:val="1007"/>
         </w:numPr>
       </w:pPr>
       <w:r>
@@ -49133,7 +50353,7 @@
         <w:pStyle w:val="Compact"/>
         <w:numPr>
           <w:ilvl w:val="0"/>
-          <w:numId w:val="1004"/>
+          <w:numId w:val="1007"/>
         </w:numPr>
       </w:pPr>
       <w:r>
@@ -49157,7 +50377,7 @@
         <w:pStyle w:val="Compact"/>
         <w:numPr>
           <w:ilvl w:val="0"/>
-          <w:numId w:val="1004"/>
+          <w:numId w:val="1007"/>
         </w:numPr>
       </w:pPr>
       <w:r>
@@ -49169,7 +50389,7 @@
         <w:pStyle w:val="Compact"/>
         <w:numPr>
           <w:ilvl w:val="0"/>
-          <w:numId w:val="1004"/>
+          <w:numId w:val="1007"/>
         </w:numPr>
       </w:pPr>
       <w:r>
@@ -49218,7 +50438,7 @@
         <w:pStyle w:val="Compact"/>
         <w:numPr>
           <w:ilvl w:val="0"/>
-          <w:numId w:val="1004"/>
+          <w:numId w:val="1007"/>
         </w:numPr>
       </w:pPr>
       <w:r>
@@ -49254,8 +50474,8 @@
         <w:t xml:space="preserve">원인 미확정이며 O-8(D-0024)로 등재. 스템은 MERT 임베딩에 기여하지 않음이 확인됐다.</w:t>
       </w:r>
     </w:p>
-    <w:bookmarkEnd w:id="177"/>
-    <w:bookmarkStart w:id="178" w:name="표현-선택의-실측-이력"/>
+    <w:bookmarkEnd w:id="178"/>
+    <w:bookmarkStart w:id="179" w:name="표현-선택의-실측-이력"/>
     <w:p>
       <w:pPr>
         <w:pStyle w:val="Heading4"/>
@@ -49269,7 +50489,7 @@
         <w:pStyle w:val="Compact"/>
         <w:numPr>
           <w:ilvl w:val="0"/>
-          <w:numId w:val="1005"/>
+          <w:numId w:val="1008"/>
         </w:numPr>
       </w:pPr>
       <w:r>
@@ -49366,7 +50586,7 @@
         <w:pStyle w:val="Compact"/>
         <w:numPr>
           <w:ilvl w:val="0"/>
-          <w:numId w:val="1005"/>
+          <w:numId w:val="1008"/>
         </w:numPr>
       </w:pPr>
       <w:r>
@@ -49438,7 +50658,7 @@
         <w:pStyle w:val="Compact"/>
         <w:numPr>
           <w:ilvl w:val="0"/>
-          <w:numId w:val="1005"/>
+          <w:numId w:val="1008"/>
         </w:numPr>
       </w:pPr>
       <w:r>
@@ -49545,7 +50765,7 @@
         <w:pStyle w:val="Compact"/>
         <w:numPr>
           <w:ilvl w:val="0"/>
-          <w:numId w:val="1005"/>
+          <w:numId w:val="1008"/>
         </w:numPr>
       </w:pPr>
       <w:r>
@@ -49592,7 +50812,7 @@
         <w:pStyle w:val="Compact"/>
         <w:numPr>
           <w:ilvl w:val="0"/>
-          <w:numId w:val="1005"/>
+          <w:numId w:val="1008"/>
         </w:numPr>
       </w:pPr>
       <w:r>
@@ -49627,7 +50847,7 @@
         <w:pStyle w:val="Compact"/>
         <w:numPr>
           <w:ilvl w:val="0"/>
-          <w:numId w:val="1005"/>
+          <w:numId w:val="1008"/>
         </w:numPr>
       </w:pPr>
       <w:r>
@@ -49764,7 +50984,7 @@
         <w:pStyle w:val="Compact"/>
         <w:numPr>
           <w:ilvl w:val="0"/>
-          <w:numId w:val="1005"/>
+          <w:numId w:val="1008"/>
         </w:numPr>
       </w:pPr>
       <w:r>
@@ -49801,9 +51021,9 @@
         <w:t xml:space="preserve">제작 맥락을 담는지까지만 말해준다.</w:t>
       </w:r>
     </w:p>
-    <w:bookmarkEnd w:id="178"/>
     <w:bookmarkEnd w:id="179"/>
-    <w:bookmarkStart w:id="180" w:name="절제-실험"/>
+    <w:bookmarkEnd w:id="180"/>
+    <w:bookmarkStart w:id="181" w:name="절제-실험"/>
     <w:p>
       <w:pPr>
         <w:pStyle w:val="Heading3"/>
@@ -50179,8 +51399,8 @@
         <w:t xml:space="preserve">각 축을 제거했을 때 해당 특성만 변화하고 다른 축이 유지되면 축 분리가 유효하다.</w:t>
       </w:r>
     </w:p>
-    <w:bookmarkEnd w:id="180"/>
-    <w:bookmarkStart w:id="181" w:name="재현성-검증"/>
+    <w:bookmarkEnd w:id="181"/>
+    <w:bookmarkStart w:id="182" w:name="재현성-검증"/>
     <w:p>
       <w:pPr>
         <w:pStyle w:val="Heading3"/>
@@ -50197,9 +51417,9 @@
         <w:t xml:space="preserve">CI에서 동일 시드 2회 실행 후 산출물을 비교한다. UUID 등 본질적으로 매 실행 달라지는 필드는 비교에서 제외한다.</w:t>
       </w:r>
     </w:p>
-    <w:bookmarkEnd w:id="181"/>
     <w:bookmarkEnd w:id="182"/>
-    <w:bookmarkStart w:id="198" w:name="개발-환경-및-배포-설계"/>
+    <w:bookmarkEnd w:id="183"/>
+    <w:bookmarkStart w:id="199" w:name="개발-환경-및-배포-설계"/>
     <w:p>
       <w:pPr>
         <w:pStyle w:val="Heading2"/>
@@ -50208,7 +51428,7 @@
         <w:t xml:space="preserve">11. 개발 환경 및 배포 설계</w:t>
       </w:r>
     </w:p>
-    <w:bookmarkStart w:id="183" w:name="개발-환경"/>
+    <w:bookmarkStart w:id="184" w:name="개발-환경"/>
     <w:p>
       <w:pPr>
         <w:pStyle w:val="Heading3"/>
@@ -50671,8 +51891,8 @@
         <w:t xml:space="preserve">이 탐지해 채운다 (D-0068). 셸에 export하지 않는다.</w:t>
       </w:r>
     </w:p>
-    <w:bookmarkEnd w:id="183"/>
-    <w:bookmarkStart w:id="187" w:name="패치-파이프"/>
+    <w:bookmarkEnd w:id="184"/>
+    <w:bookmarkStart w:id="188" w:name="패치-파이프"/>
     <w:p>
       <w:pPr>
         <w:pStyle w:val="Heading3"/>
@@ -50690,18 +51910,18 @@
           <wp:inline>
             <wp:extent cx="5334000" cy="6150918"/>
             <wp:effectExtent b="0" l="0" r="0" t="0"/>
-            <wp:docPr descr="패치 파이프" title="" id="185" name="Picture"/>
+            <wp:docPr descr="패치 파이프" title="" id="186" name="Picture"/>
             <a:graphic>
               <a:graphicData uri="http://schemas.openxmlformats.org/drawingml/2006/picture">
                 <pic:pic>
                   <pic:nvPicPr>
-                    <pic:cNvPr descr="/tmp/claude-0/-home-claude/ca0c3818-fa79-588c-a1fe-d7e40f2b4b69/scratchpad/wt/var/proposal/figures/patch_pipe.png" id="186" name="Picture"/>
+                    <pic:cNvPr descr="/tmp/claude-0/-home-claude/ca0c3818-fa79-588c-a1fe-d7e40f2b4b69/scratchpad/wt/var/proposal/figures/patch_pipe.png" id="187" name="Picture"/>
                     <pic:cNvPicPr>
                       <a:picLocks noChangeArrowheads="1" noChangeAspect="1"/>
                     </pic:cNvPicPr>
                   </pic:nvPicPr>
                   <pic:blipFill>
-                    <a:blip r:embed="rId184"/>
+                    <a:blip r:embed="rId185"/>
                     <a:stretch>
                       <a:fillRect/>
                     </a:stretch>
@@ -50766,8 +51986,8 @@
         <w:t xml:space="preserve">이 커밋 메시지다.</w:t>
       </w:r>
     </w:p>
-    <w:bookmarkEnd w:id="187"/>
-    <w:bookmarkStart w:id="191" w:name="검사-체계"/>
+    <w:bookmarkEnd w:id="188"/>
+    <w:bookmarkStart w:id="192" w:name="검사-체계"/>
     <w:p>
       <w:pPr>
         <w:pStyle w:val="Heading3"/>
@@ -51720,18 +52940,18 @@
           <wp:inline>
             <wp:extent cx="5230368" cy="7588601"/>
             <wp:effectExtent b="0" l="0" r="0" t="0"/>
-            <wp:docPr descr="make check · CI · 커밋 훅 대조 (실물에서 읽었다)" title="" id="189" name="Picture"/>
+            <wp:docPr descr="make check · CI · 커밋 훅 대조 (실물에서 읽었다)" title="" id="190" name="Picture"/>
             <a:graphic>
               <a:graphicData uri="http://schemas.openxmlformats.org/drawingml/2006/picture">
                 <pic:pic>
                   <pic:nvPicPr>
-                    <pic:cNvPr descr="/tmp/claude-0/-home-claude/ca0c3818-fa79-588c-a1fe-d7e40f2b4b69/scratchpad/wt/var/proposal/figures/gate_parity.png" id="190" name="Picture"/>
+                    <pic:cNvPr descr="/tmp/claude-0/-home-claude/ca0c3818-fa79-588c-a1fe-d7e40f2b4b69/scratchpad/wt/var/proposal/figures/gate_parity.png" id="191" name="Picture"/>
                     <pic:cNvPicPr>
                       <a:picLocks noChangeArrowheads="1" noChangeAspect="1"/>
                     </pic:cNvPicPr>
                   </pic:nvPicPr>
                   <pic:blipFill>
-                    <a:blip r:embed="rId188"/>
+                    <a:blip r:embed="rId189"/>
                     <a:stretch>
                       <a:fillRect/>
                     </a:stretch>
@@ -51766,8 +52986,8 @@
         <w:t>[그림 27] make check · CI · 커밋 훅 대조 (실물에서 읽었다)</w:t>
       </w:r>
     </w:p>
-    <w:bookmarkEnd w:id="191"/>
-    <w:bookmarkStart w:id="195" w:name="문서-체계"/>
+    <w:bookmarkEnd w:id="192"/>
+    <w:bookmarkStart w:id="196" w:name="문서-체계"/>
     <w:p>
       <w:pPr>
         <w:pStyle w:val="Heading3"/>
@@ -51953,18 +53173,18 @@
           <wp:inline>
             <wp:extent cx="5334000" cy="4745802"/>
             <wp:effectExtent b="0" l="0" r="0" t="0"/>
-            <wp:docPr descr="문서 체계 — 기획서는 MASTER에서 빌드한다" title="" id="193" name="Picture"/>
+            <wp:docPr descr="문서 체계 — 기획서는 MASTER에서 빌드한다" title="" id="194" name="Picture"/>
             <a:graphic>
               <a:graphicData uri="http://schemas.openxmlformats.org/drawingml/2006/picture">
                 <pic:pic>
                   <pic:nvPicPr>
-                    <pic:cNvPr descr="/tmp/claude-0/-home-claude/ca0c3818-fa79-588c-a1fe-d7e40f2b4b69/scratchpad/wt/var/proposal/figures/documents.png" id="194" name="Picture"/>
+                    <pic:cNvPr descr="/tmp/claude-0/-home-claude/ca0c3818-fa79-588c-a1fe-d7e40f2b4b69/scratchpad/wt/var/proposal/figures/documents.png" id="195" name="Picture"/>
                     <pic:cNvPicPr>
                       <a:picLocks noChangeArrowheads="1" noChangeAspect="1"/>
                     </pic:cNvPicPr>
                   </pic:nvPicPr>
                   <pic:blipFill>
-                    <a:blip r:embed="rId192"/>
+                    <a:blip r:embed="rId193"/>
                     <a:stretch>
                       <a:fillRect/>
                     </a:stretch>
@@ -51999,8 +53219,8 @@
         <w:t>[그림 28] 문서 체계 — 기획서는 MASTER에서 빌드한다</w:t>
       </w:r>
     </w:p>
-    <w:bookmarkEnd w:id="195"/>
-    <w:bookmarkStart w:id="196" w:name="컨테이너-구성"/>
+    <w:bookmarkEnd w:id="196"/>
+    <w:bookmarkStart w:id="197" w:name="컨테이너-구성"/>
     <w:p>
       <w:pPr>
         <w:pStyle w:val="Heading3"/>
@@ -52554,8 +53774,8 @@
         <w:t xml:space="preserve">이미 있는 CLI를 차례로 부를 뿐이다. 둘을 지워도 결과는 그대로 선다.</w:t>
       </w:r>
     </w:p>
-    <w:bookmarkEnd w:id="196"/>
-    <w:bookmarkStart w:id="197" w:name="ci-구성"/>
+    <w:bookmarkEnd w:id="197"/>
+    <w:bookmarkStart w:id="198" w:name="ci-구성"/>
     <w:p>
       <w:pPr>
         <w:pStyle w:val="Heading3"/>
@@ -53028,9 +54248,9 @@
         </w:tc>
       </w:tr>
     </w:tbl>
-    <w:bookmarkEnd w:id="197"/>
     <w:bookmarkEnd w:id="198"/>
-    <w:bookmarkStart w:id="199" w:name="산출물-목록"/>
+    <w:bookmarkEnd w:id="199"/>
+    <w:bookmarkStart w:id="200" w:name="산출물-목록"/>
     <w:p>
       <w:pPr>
         <w:pStyle w:val="Heading2"/>
@@ -54312,8 +55532,8 @@
         </w:tc>
       </w:tr>
     </w:tbl>
-    <w:bookmarkEnd w:id="199"/>
     <w:bookmarkEnd w:id="200"/>
+    <w:bookmarkEnd w:id="201"/>
     <w:sectPr>
       <w:footerReference w:type="default" r:id="rId9"/>
       <w:footnotePr>
@@ -54646,6 +55866,9 @@
     <w:abstractNumId w:val="991"/>
   </w:num>
   <w:num w:numId="1002">
+    <w:abstractNumId w:val="991"/>
+  </w:num>
+  <w:num w:numId="1003">
     <w:abstractNumId w:val="99411"/>
     <w:lvlOverride w:ilvl="0">
       <w:startOverride w:val="1"/>
@@ -54675,13 +55898,73 @@
       <w:startOverride w:val="1"/>
     </w:lvlOverride>
   </w:num>
-  <w:num w:numId="1003">
+  <w:num w:numId="1004">
+    <w:abstractNumId w:val="99411"/>
+    <w:lvlOverride w:ilvl="0">
+      <w:startOverride w:val="1"/>
+    </w:lvlOverride>
+    <w:lvlOverride w:ilvl="1">
+      <w:startOverride w:val="1"/>
+    </w:lvlOverride>
+    <w:lvlOverride w:ilvl="2">
+      <w:startOverride w:val="1"/>
+    </w:lvlOverride>
+    <w:lvlOverride w:ilvl="3">
+      <w:startOverride w:val="1"/>
+    </w:lvlOverride>
+    <w:lvlOverride w:ilvl="4">
+      <w:startOverride w:val="1"/>
+    </w:lvlOverride>
+    <w:lvlOverride w:ilvl="5">
+      <w:startOverride w:val="1"/>
+    </w:lvlOverride>
+    <w:lvlOverride w:ilvl="6">
+      <w:startOverride w:val="1"/>
+    </w:lvlOverride>
+    <w:lvlOverride w:ilvl="7">
+      <w:startOverride w:val="1"/>
+    </w:lvlOverride>
+    <w:lvlOverride w:ilvl="8">
+      <w:startOverride w:val="1"/>
+    </w:lvlOverride>
+  </w:num>
+  <w:num w:numId="1005">
+    <w:abstractNumId w:val="99411"/>
+    <w:lvlOverride w:ilvl="0">
+      <w:startOverride w:val="1"/>
+    </w:lvlOverride>
+    <w:lvlOverride w:ilvl="1">
+      <w:startOverride w:val="1"/>
+    </w:lvlOverride>
+    <w:lvlOverride w:ilvl="2">
+      <w:startOverride w:val="1"/>
+    </w:lvlOverride>
+    <w:lvlOverride w:ilvl="3">
+      <w:startOverride w:val="1"/>
+    </w:lvlOverride>
+    <w:lvlOverride w:ilvl="4">
+      <w:startOverride w:val="1"/>
+    </w:lvlOverride>
+    <w:lvlOverride w:ilvl="5">
+      <w:startOverride w:val="1"/>
+    </w:lvlOverride>
+    <w:lvlOverride w:ilvl="6">
+      <w:startOverride w:val="1"/>
+    </w:lvlOverride>
+    <w:lvlOverride w:ilvl="7">
+      <w:startOverride w:val="1"/>
+    </w:lvlOverride>
+    <w:lvlOverride w:ilvl="8">
+      <w:startOverride w:val="1"/>
+    </w:lvlOverride>
+  </w:num>
+  <w:num w:numId="1006">
     <w:abstractNumId w:val="991"/>
   </w:num>
-  <w:num w:numId="1004">
+  <w:num w:numId="1007">
     <w:abstractNumId w:val="991"/>
   </w:num>
-  <w:num w:numId="1005">
+  <w:num w:numId="1008">
     <w:abstractNumId w:val="991"/>
   </w:num>
 </w:numbering>

--- a/docs/proposal.docx
+++ b/docs/proposal.docx
@@ -10873,9 +10873,9 @@
         <w:tblLook w:firstRow="1" w:lastRow="0" w:firstColumn="0" w:lastColumn="0" w:noHBand="0" w:noVBand="0" w:val="0020"/>
       </w:tblPr>
       <w:tblGrid>
-        <w:gridCol w:w="1252"/>
-        <w:gridCol w:w="4874"/>
-        <w:gridCol w:w="2945"/>
+        <w:gridCol w:w="1243"/>
+        <w:gridCol w:w="4953"/>
+        <w:gridCol w:w="2875"/>
       </w:tblGrid>
       <w:tr>
         <w:trPr>
@@ -10883,7 +10883,7 @@
         </w:trPr>
         <w:tc>
           <w:tcPr>
-            <w:tcW w:type="dxa" w:w="1252"/>
+            <w:tcW w:type="dxa" w:w="1243"/>
             <w:shd w:val="clear" w:color="auto" w:fill="E8EEF5"/>
           </w:tcPr>
           <w:p>
@@ -10903,7 +10903,7 @@
         </w:tc>
         <w:tc>
           <w:tcPr>
-            <w:tcW w:type="dxa" w:w="4874"/>
+            <w:tcW w:type="dxa" w:w="4953"/>
             <w:shd w:val="clear" w:color="auto" w:fill="E8EEF5"/>
           </w:tcPr>
           <w:p>
@@ -10923,7 +10923,7 @@
         </w:tc>
         <w:tc>
           <w:tcPr>
-            <w:tcW w:type="dxa" w:w="2946"/>
+            <w:tcW w:type="dxa" w:w="2875"/>
             <w:shd w:val="clear" w:color="auto" w:fill="E8EEF5"/>
           </w:tcPr>
           <w:p>
@@ -10945,7 +10945,7 @@
       <w:tr>
         <w:tc>
           <w:tcPr>
-            <w:tcW w:type="dxa" w:w="1252"/>
+            <w:tcW w:type="dxa" w:w="1243"/>
           </w:tcPr>
           <w:p>
             <w:pPr>
@@ -10962,7 +10962,7 @@
         </w:tc>
         <w:tc>
           <w:tcPr>
-            <w:tcW w:type="dxa" w:w="4874"/>
+            <w:tcW w:type="dxa" w:w="4953"/>
           </w:tcPr>
           <w:p>
             <w:pPr>
@@ -11005,7 +11005,7 @@
         </w:tc>
         <w:tc>
           <w:tcPr>
-            <w:tcW w:type="dxa" w:w="2946"/>
+            <w:tcW w:type="dxa" w:w="2875"/>
           </w:tcPr>
           <w:p>
             <w:pPr>
@@ -11024,7 +11024,7 @@
       <w:tr>
         <w:tc>
           <w:tcPr>
-            <w:tcW w:type="dxa" w:w="1252"/>
+            <w:tcW w:type="dxa" w:w="1243"/>
           </w:tcPr>
           <w:p>
             <w:pPr>
@@ -11041,7 +11041,7 @@
         </w:tc>
         <w:tc>
           <w:tcPr>
-            <w:tcW w:type="dxa" w:w="4874"/>
+            <w:tcW w:type="dxa" w:w="4953"/>
           </w:tcPr>
           <w:p>
             <w:pPr>
@@ -11084,7 +11084,7 @@
         </w:tc>
         <w:tc>
           <w:tcPr>
-            <w:tcW w:type="dxa" w:w="2946"/>
+            <w:tcW w:type="dxa" w:w="2875"/>
           </w:tcPr>
           <w:p>
             <w:pPr>
@@ -11103,7 +11103,7 @@
       <w:tr>
         <w:tc>
           <w:tcPr>
-            <w:tcW w:type="dxa" w:w="1252"/>
+            <w:tcW w:type="dxa" w:w="1243"/>
           </w:tcPr>
           <w:p>
             <w:pPr>
@@ -11120,7 +11120,7 @@
         </w:tc>
         <w:tc>
           <w:tcPr>
-            <w:tcW w:type="dxa" w:w="4874"/>
+            <w:tcW w:type="dxa" w:w="4953"/>
           </w:tcPr>
           <w:p>
             <w:pPr>
@@ -11137,7 +11137,7 @@
         </w:tc>
         <w:tc>
           <w:tcPr>
-            <w:tcW w:type="dxa" w:w="2946"/>
+            <w:tcW w:type="dxa" w:w="2875"/>
           </w:tcPr>
           <w:p>
             <w:pPr>
@@ -11156,7 +11156,7 @@
       <w:tr>
         <w:tc>
           <w:tcPr>
-            <w:tcW w:type="dxa" w:w="1252"/>
+            <w:tcW w:type="dxa" w:w="1243"/>
           </w:tcPr>
           <w:p>
             <w:pPr>
@@ -11173,7 +11173,7 @@
         </w:tc>
         <w:tc>
           <w:tcPr>
-            <w:tcW w:type="dxa" w:w="4874"/>
+            <w:tcW w:type="dxa" w:w="4953"/>
           </w:tcPr>
           <w:p>
             <w:pPr>
@@ -11190,7 +11190,7 @@
         </w:tc>
         <w:tc>
           <w:tcPr>
-            <w:tcW w:type="dxa" w:w="2946"/>
+            <w:tcW w:type="dxa" w:w="2875"/>
           </w:tcPr>
           <w:p>
             <w:pPr>
@@ -11209,7 +11209,7 @@
       <w:tr>
         <w:tc>
           <w:tcPr>
-            <w:tcW w:type="dxa" w:w="1252"/>
+            <w:tcW w:type="dxa" w:w="1243"/>
           </w:tcPr>
           <w:p>
             <w:pPr>
@@ -11226,7 +11226,7 @@
         </w:tc>
         <w:tc>
           <w:tcPr>
-            <w:tcW w:type="dxa" w:w="4874"/>
+            <w:tcW w:type="dxa" w:w="4953"/>
           </w:tcPr>
           <w:p>
             <w:pPr>
@@ -11243,7 +11243,7 @@
         </w:tc>
         <w:tc>
           <w:tcPr>
-            <w:tcW w:type="dxa" w:w="2946"/>
+            <w:tcW w:type="dxa" w:w="2875"/>
           </w:tcPr>
           <w:p>
             <w:pPr>
@@ -11262,7 +11262,7 @@
       <w:tr>
         <w:tc>
           <w:tcPr>
-            <w:tcW w:type="dxa" w:w="1252"/>
+            <w:tcW w:type="dxa" w:w="1243"/>
           </w:tcPr>
           <w:p>
             <w:pPr>
@@ -11279,7 +11279,7 @@
         </w:tc>
         <w:tc>
           <w:tcPr>
-            <w:tcW w:type="dxa" w:w="4874"/>
+            <w:tcW w:type="dxa" w:w="4953"/>
           </w:tcPr>
           <w:p>
             <w:pPr>
@@ -11296,7 +11296,7 @@
         </w:tc>
         <w:tc>
           <w:tcPr>
-            <w:tcW w:type="dxa" w:w="2946"/>
+            <w:tcW w:type="dxa" w:w="2875"/>
           </w:tcPr>
           <w:p>
             <w:pPr>
@@ -11315,7 +11315,7 @@
       <w:tr>
         <w:tc>
           <w:tcPr>
-            <w:tcW w:type="dxa" w:w="1252"/>
+            <w:tcW w:type="dxa" w:w="1243"/>
           </w:tcPr>
           <w:p>
             <w:pPr>
@@ -11332,7 +11332,7 @@
         </w:tc>
         <w:tc>
           <w:tcPr>
-            <w:tcW w:type="dxa" w:w="4874"/>
+            <w:tcW w:type="dxa" w:w="4953"/>
           </w:tcPr>
           <w:p>
             <w:pPr>
@@ -11349,7 +11349,7 @@
         </w:tc>
         <w:tc>
           <w:tcPr>
-            <w:tcW w:type="dxa" w:w="2946"/>
+            <w:tcW w:type="dxa" w:w="2875"/>
           </w:tcPr>
           <w:p>
             <w:pPr>
@@ -11368,7 +11368,7 @@
       <w:tr>
         <w:tc>
           <w:tcPr>
-            <w:tcW w:type="dxa" w:w="1252"/>
+            <w:tcW w:type="dxa" w:w="1243"/>
           </w:tcPr>
           <w:p>
             <w:pPr>
@@ -11385,7 +11385,7 @@
         </w:tc>
         <w:tc>
           <w:tcPr>
-            <w:tcW w:type="dxa" w:w="4874"/>
+            <w:tcW w:type="dxa" w:w="4953"/>
           </w:tcPr>
           <w:p>
             <w:pPr>
@@ -11402,7 +11402,7 @@
         </w:tc>
         <w:tc>
           <w:tcPr>
-            <w:tcW w:type="dxa" w:w="2946"/>
+            <w:tcW w:type="dxa" w:w="2875"/>
           </w:tcPr>
           <w:p>
             <w:pPr>
@@ -11421,7 +11421,7 @@
       <w:tr>
         <w:tc>
           <w:tcPr>
-            <w:tcW w:type="dxa" w:w="1252"/>
+            <w:tcW w:type="dxa" w:w="1243"/>
           </w:tcPr>
           <w:p>
             <w:pPr>
@@ -11438,7 +11438,7 @@
         </w:tc>
         <w:tc>
           <w:tcPr>
-            <w:tcW w:type="dxa" w:w="4874"/>
+            <w:tcW w:type="dxa" w:w="4953"/>
           </w:tcPr>
           <w:p>
             <w:pPr>
@@ -11455,7 +11455,7 @@
         </w:tc>
         <w:tc>
           <w:tcPr>
-            <w:tcW w:type="dxa" w:w="2946"/>
+            <w:tcW w:type="dxa" w:w="2875"/>
           </w:tcPr>
           <w:p>
             <w:pPr>
@@ -11474,7 +11474,7 @@
       <w:tr>
         <w:tc>
           <w:tcPr>
-            <w:tcW w:type="dxa" w:w="1252"/>
+            <w:tcW w:type="dxa" w:w="1243"/>
           </w:tcPr>
           <w:p>
             <w:pPr>
@@ -11491,7 +11491,7 @@
         </w:tc>
         <w:tc>
           <w:tcPr>
-            <w:tcW w:type="dxa" w:w="4874"/>
+            <w:tcW w:type="dxa" w:w="4953"/>
           </w:tcPr>
           <w:p>
             <w:pPr>
@@ -11534,7 +11534,7 @@
         </w:tc>
         <w:tc>
           <w:tcPr>
-            <w:tcW w:type="dxa" w:w="2946"/>
+            <w:tcW w:type="dxa" w:w="2875"/>
           </w:tcPr>
           <w:p>
             <w:pPr>
@@ -11553,7 +11553,7 @@
       <w:tr>
         <w:tc>
           <w:tcPr>
-            <w:tcW w:type="dxa" w:w="1252"/>
+            <w:tcW w:type="dxa" w:w="1243"/>
           </w:tcPr>
           <w:p>
             <w:pPr>
@@ -11570,7 +11570,7 @@
         </w:tc>
         <w:tc>
           <w:tcPr>
-            <w:tcW w:type="dxa" w:w="4874"/>
+            <w:tcW w:type="dxa" w:w="4953"/>
           </w:tcPr>
           <w:p>
             <w:pPr>
@@ -11587,7 +11587,7 @@
         </w:tc>
         <w:tc>
           <w:tcPr>
-            <w:tcW w:type="dxa" w:w="2946"/>
+            <w:tcW w:type="dxa" w:w="2875"/>
           </w:tcPr>
           <w:p>
             <w:pPr>
@@ -11606,7 +11606,7 @@
       <w:tr>
         <w:tc>
           <w:tcPr>
-            <w:tcW w:type="dxa" w:w="1252"/>
+            <w:tcW w:type="dxa" w:w="1243"/>
           </w:tcPr>
           <w:p>
             <w:pPr>
@@ -11623,7 +11623,7 @@
         </w:tc>
         <w:tc>
           <w:tcPr>
-            <w:tcW w:type="dxa" w:w="4874"/>
+            <w:tcW w:type="dxa" w:w="4953"/>
           </w:tcPr>
           <w:p>
             <w:pPr>
@@ -11640,7 +11640,7 @@
         </w:tc>
         <w:tc>
           <w:tcPr>
-            <w:tcW w:type="dxa" w:w="2946"/>
+            <w:tcW w:type="dxa" w:w="2875"/>
           </w:tcPr>
           <w:p>
             <w:pPr>
@@ -11659,7 +11659,7 @@
       <w:tr>
         <w:tc>
           <w:tcPr>
-            <w:tcW w:type="dxa" w:w="1252"/>
+            <w:tcW w:type="dxa" w:w="1243"/>
           </w:tcPr>
           <w:p>
             <w:pPr>
@@ -11676,7 +11676,7 @@
         </w:tc>
         <w:tc>
           <w:tcPr>
-            <w:tcW w:type="dxa" w:w="4874"/>
+            <w:tcW w:type="dxa" w:w="4953"/>
           </w:tcPr>
           <w:p>
             <w:pPr>
@@ -11693,7 +11693,7 @@
         </w:tc>
         <w:tc>
           <w:tcPr>
-            <w:tcW w:type="dxa" w:w="2946"/>
+            <w:tcW w:type="dxa" w:w="2875"/>
           </w:tcPr>
           <w:p>
             <w:pPr>
@@ -11712,7 +11712,7 @@
       <w:tr>
         <w:tc>
           <w:tcPr>
-            <w:tcW w:type="dxa" w:w="1252"/>
+            <w:tcW w:type="dxa" w:w="1243"/>
           </w:tcPr>
           <w:p>
             <w:pPr>
@@ -11729,7 +11729,7 @@
         </w:tc>
         <w:tc>
           <w:tcPr>
-            <w:tcW w:type="dxa" w:w="4874"/>
+            <w:tcW w:type="dxa" w:w="4953"/>
           </w:tcPr>
           <w:p>
             <w:pPr>
@@ -11746,7 +11746,7 @@
         </w:tc>
         <w:tc>
           <w:tcPr>
-            <w:tcW w:type="dxa" w:w="2946"/>
+            <w:tcW w:type="dxa" w:w="2875"/>
           </w:tcPr>
           <w:p>
             <w:pPr>
@@ -11765,7 +11765,7 @@
       <w:tr>
         <w:tc>
           <w:tcPr>
-            <w:tcW w:type="dxa" w:w="1252"/>
+            <w:tcW w:type="dxa" w:w="1243"/>
           </w:tcPr>
           <w:p>
             <w:pPr>
@@ -11782,7 +11782,7 @@
         </w:tc>
         <w:tc>
           <w:tcPr>
-            <w:tcW w:type="dxa" w:w="4874"/>
+            <w:tcW w:type="dxa" w:w="4953"/>
           </w:tcPr>
           <w:p>
             <w:pPr>
@@ -11799,7 +11799,7 @@
         </w:tc>
         <w:tc>
           <w:tcPr>
-            <w:tcW w:type="dxa" w:w="2946"/>
+            <w:tcW w:type="dxa" w:w="2875"/>
           </w:tcPr>
           <w:p>
             <w:pPr>
@@ -11818,7 +11818,7 @@
       <w:tr>
         <w:tc>
           <w:tcPr>
-            <w:tcW w:type="dxa" w:w="1252"/>
+            <w:tcW w:type="dxa" w:w="1243"/>
           </w:tcPr>
           <w:p>
             <w:pPr>
@@ -11835,7 +11835,7 @@
         </w:tc>
         <w:tc>
           <w:tcPr>
-            <w:tcW w:type="dxa" w:w="4874"/>
+            <w:tcW w:type="dxa" w:w="4953"/>
           </w:tcPr>
           <w:p>
             <w:pPr>
@@ -11852,7 +11852,7 @@
         </w:tc>
         <w:tc>
           <w:tcPr>
-            <w:tcW w:type="dxa" w:w="2946"/>
+            <w:tcW w:type="dxa" w:w="2875"/>
           </w:tcPr>
           <w:p>
             <w:pPr>
@@ -11871,7 +11871,7 @@
       <w:tr>
         <w:tc>
           <w:tcPr>
-            <w:tcW w:type="dxa" w:w="1252"/>
+            <w:tcW w:type="dxa" w:w="1243"/>
           </w:tcPr>
           <w:p>
             <w:pPr>
@@ -11888,7 +11888,7 @@
         </w:tc>
         <w:tc>
           <w:tcPr>
-            <w:tcW w:type="dxa" w:w="4874"/>
+            <w:tcW w:type="dxa" w:w="4953"/>
           </w:tcPr>
           <w:p>
             <w:pPr>
@@ -11905,7 +11905,7 @@
         </w:tc>
         <w:tc>
           <w:tcPr>
-            <w:tcW w:type="dxa" w:w="2946"/>
+            <w:tcW w:type="dxa" w:w="2875"/>
           </w:tcPr>
           <w:p>
             <w:pPr>
@@ -11924,7 +11924,7 @@
       <w:tr>
         <w:tc>
           <w:tcPr>
-            <w:tcW w:type="dxa" w:w="1252"/>
+            <w:tcW w:type="dxa" w:w="1243"/>
           </w:tcPr>
           <w:p>
             <w:pPr>
@@ -11941,7 +11941,7 @@
         </w:tc>
         <w:tc>
           <w:tcPr>
-            <w:tcW w:type="dxa" w:w="4874"/>
+            <w:tcW w:type="dxa" w:w="4953"/>
           </w:tcPr>
           <w:p>
             <w:pPr>
@@ -11958,7 +11958,7 @@
         </w:tc>
         <w:tc>
           <w:tcPr>
-            <w:tcW w:type="dxa" w:w="2946"/>
+            <w:tcW w:type="dxa" w:w="2875"/>
           </w:tcPr>
           <w:p>
             <w:pPr>
@@ -11977,7 +11977,7 @@
       <w:tr>
         <w:tc>
           <w:tcPr>
-            <w:tcW w:type="dxa" w:w="1252"/>
+            <w:tcW w:type="dxa" w:w="1243"/>
           </w:tcPr>
           <w:p>
             <w:pPr>
@@ -11994,7 +11994,7 @@
         </w:tc>
         <w:tc>
           <w:tcPr>
-            <w:tcW w:type="dxa" w:w="4874"/>
+            <w:tcW w:type="dxa" w:w="4953"/>
           </w:tcPr>
           <w:p>
             <w:pPr>
@@ -12011,7 +12011,7 @@
         </w:tc>
         <w:tc>
           <w:tcPr>
-            <w:tcW w:type="dxa" w:w="2946"/>
+            <w:tcW w:type="dxa" w:w="2875"/>
           </w:tcPr>
           <w:p>
             <w:pPr>
@@ -12030,7 +12030,7 @@
       <w:tr>
         <w:tc>
           <w:tcPr>
-            <w:tcW w:type="dxa" w:w="1252"/>
+            <w:tcW w:type="dxa" w:w="1243"/>
           </w:tcPr>
           <w:p>
             <w:pPr>
@@ -12047,7 +12047,7 @@
         </w:tc>
         <w:tc>
           <w:tcPr>
-            <w:tcW w:type="dxa" w:w="4874"/>
+            <w:tcW w:type="dxa" w:w="4953"/>
           </w:tcPr>
           <w:p>
             <w:pPr>
@@ -12064,7 +12064,7 @@
         </w:tc>
         <w:tc>
           <w:tcPr>
-            <w:tcW w:type="dxa" w:w="2946"/>
+            <w:tcW w:type="dxa" w:w="2875"/>
           </w:tcPr>
           <w:p>
             <w:pPr>
@@ -12083,7 +12083,7 @@
       <w:tr>
         <w:tc>
           <w:tcPr>
-            <w:tcW w:type="dxa" w:w="1252"/>
+            <w:tcW w:type="dxa" w:w="1243"/>
           </w:tcPr>
           <w:p>
             <w:pPr>
@@ -12100,7 +12100,7 @@
         </w:tc>
         <w:tc>
           <w:tcPr>
-            <w:tcW w:type="dxa" w:w="4874"/>
+            <w:tcW w:type="dxa" w:w="4953"/>
           </w:tcPr>
           <w:p>
             <w:pPr>
@@ -12117,7 +12117,7 @@
         </w:tc>
         <w:tc>
           <w:tcPr>
-            <w:tcW w:type="dxa" w:w="2946"/>
+            <w:tcW w:type="dxa" w:w="2875"/>
           </w:tcPr>
           <w:p>
             <w:pPr>
@@ -12136,7 +12136,7 @@
       <w:tr>
         <w:tc>
           <w:tcPr>
-            <w:tcW w:type="dxa" w:w="1252"/>
+            <w:tcW w:type="dxa" w:w="1243"/>
           </w:tcPr>
           <w:p>
             <w:pPr>
@@ -12153,7 +12153,7 @@
         </w:tc>
         <w:tc>
           <w:tcPr>
-            <w:tcW w:type="dxa" w:w="4874"/>
+            <w:tcW w:type="dxa" w:w="4953"/>
           </w:tcPr>
           <w:p>
             <w:pPr>
@@ -12170,7 +12170,7 @@
         </w:tc>
         <w:tc>
           <w:tcPr>
-            <w:tcW w:type="dxa" w:w="2946"/>
+            <w:tcW w:type="dxa" w:w="2875"/>
           </w:tcPr>
           <w:p>
             <w:pPr>
@@ -12189,7 +12189,7 @@
       <w:tr>
         <w:tc>
           <w:tcPr>
-            <w:tcW w:type="dxa" w:w="1252"/>
+            <w:tcW w:type="dxa" w:w="1243"/>
           </w:tcPr>
           <w:p>
             <w:pPr>
@@ -12206,7 +12206,7 @@
         </w:tc>
         <w:tc>
           <w:tcPr>
-            <w:tcW w:type="dxa" w:w="4874"/>
+            <w:tcW w:type="dxa" w:w="4953"/>
           </w:tcPr>
           <w:p>
             <w:pPr>
@@ -12223,7 +12223,7 @@
         </w:tc>
         <w:tc>
           <w:tcPr>
-            <w:tcW w:type="dxa" w:w="2946"/>
+            <w:tcW w:type="dxa" w:w="2875"/>
           </w:tcPr>
           <w:p>
             <w:pPr>
@@ -12242,7 +12242,7 @@
       <w:tr>
         <w:tc>
           <w:tcPr>
-            <w:tcW w:type="dxa" w:w="1252"/>
+            <w:tcW w:type="dxa" w:w="1243"/>
           </w:tcPr>
           <w:p>
             <w:pPr>
@@ -12259,7 +12259,7 @@
         </w:tc>
         <w:tc>
           <w:tcPr>
-            <w:tcW w:type="dxa" w:w="4874"/>
+            <w:tcW w:type="dxa" w:w="4953"/>
           </w:tcPr>
           <w:p>
             <w:pPr>
@@ -12302,7 +12302,7 @@
         </w:tc>
         <w:tc>
           <w:tcPr>
-            <w:tcW w:type="dxa" w:w="2946"/>
+            <w:tcW w:type="dxa" w:w="2875"/>
           </w:tcPr>
           <w:p>
             <w:pPr>
@@ -12321,7 +12321,7 @@
       <w:tr>
         <w:tc>
           <w:tcPr>
-            <w:tcW w:type="dxa" w:w="1252"/>
+            <w:tcW w:type="dxa" w:w="1243"/>
           </w:tcPr>
           <w:p>
             <w:pPr>
@@ -12338,7 +12338,7 @@
         </w:tc>
         <w:tc>
           <w:tcPr>
-            <w:tcW w:type="dxa" w:w="4874"/>
+            <w:tcW w:type="dxa" w:w="4953"/>
           </w:tcPr>
           <w:p>
             <w:pPr>
@@ -12381,7 +12381,7 @@
         </w:tc>
         <w:tc>
           <w:tcPr>
-            <w:tcW w:type="dxa" w:w="2946"/>
+            <w:tcW w:type="dxa" w:w="2875"/>
           </w:tcPr>
           <w:p>
             <w:pPr>
@@ -12400,102 +12400,102 @@
       <w:tr>
         <w:tc>
           <w:tcPr>
-            <w:tcW w:type="dxa" w:w="1252"/>
-          </w:tcPr>
-          <w:p>
-            <w:pPr>
-              <w:pStyle w:val="Compact"/>
-              <w:spacing w:after="0" w:line="264" w:lineRule="auto"/>
-            </w:pPr>
-            <w:r>
-              <w:rPr>
-                <w:sz w:val="16"/>
-              </w:rPr>
-              <w:t xml:space="preserve">O-60</w:t>
-            </w:r>
-          </w:p>
-        </w:tc>
-        <w:tc>
-          <w:tcPr>
-            <w:tcW w:type="dxa" w:w="4874"/>
-          </w:tcPr>
-          <w:p>
-            <w:pPr>
-              <w:pStyle w:val="Compact"/>
-              <w:spacing w:after="0" w:line="264" w:lineRule="auto"/>
-            </w:pPr>
-            <w:r>
-              <w:rPr>
-                <w:sz w:val="16"/>
-              </w:rPr>
-              <w:t xml:space="preserve">패치 도구를 안 쓴 것이 아니라</w:t>
-            </w:r>
-            <w:r>
-              <w:rPr>
-                <w:sz w:val="16"/>
-              </w:rPr>
-              <w:t xml:space="preserve"> </w:t>
-            </w:r>
+            <w:tcW w:type="dxa" w:w="1243"/>
+          </w:tcPr>
+          <w:p>
+            <w:pPr>
+              <w:pStyle w:val="Compact"/>
+              <w:spacing w:after="0" w:line="264" w:lineRule="auto"/>
+            </w:pPr>
+            <w:r>
+              <w:rPr>
+                <w:sz w:val="16"/>
+              </w:rPr>
+              <w:t xml:space="preserve">O-58</w:t>
+            </w:r>
+          </w:p>
+        </w:tc>
+        <w:tc>
+          <w:tcPr>
+            <w:tcW w:type="dxa" w:w="4953"/>
+          </w:tcPr>
+          <w:p>
+            <w:pPr>
+              <w:pStyle w:val="Compact"/>
+              <w:spacing w:after="0" w:line="264" w:lineRule="auto"/>
+            </w:pPr>
             <w:r>
               <w:rPr>
                 <w:b/>
                 <w:bCs/>
                 <w:sz w:val="16"/>
               </w:rPr>
-              <w:t xml:space="preserve">죽어 있었다</w:t>
-            </w:r>
-          </w:p>
-        </w:tc>
-        <w:tc>
-          <w:tcPr>
-            <w:tcW w:type="dxa" w:w="2946"/>
-          </w:tcPr>
-          <w:p>
-            <w:pPr>
-              <w:pStyle w:val="Compact"/>
-              <w:spacing w:after="0" w:line="264" w:lineRule="auto"/>
-            </w:pPr>
-            <w:r>
-              <w:rPr>
-                <w:sz w:val="16"/>
-              </w:rPr>
-              <w:t xml:space="preserve">D-0070 · D-0196</w:t>
-            </w:r>
-          </w:p>
-        </w:tc>
-      </w:tr>
-      <w:tr>
-        <w:tc>
-          <w:tcPr>
-            <w:tcW w:type="dxa" w:w="1252"/>
-          </w:tcPr>
-          <w:p>
-            <w:pPr>
-              <w:pStyle w:val="Compact"/>
-              <w:spacing w:after="0" w:line="264" w:lineRule="auto"/>
-            </w:pPr>
-            <w:r>
-              <w:rPr>
-                <w:sz w:val="16"/>
-              </w:rPr>
-              <w:t xml:space="preserve">O-62</w:t>
-            </w:r>
-          </w:p>
-        </w:tc>
-        <w:tc>
-          <w:tcPr>
-            <w:tcW w:type="dxa" w:w="4874"/>
-          </w:tcPr>
-          <w:p>
-            <w:pPr>
-              <w:pStyle w:val="Compact"/>
-              <w:spacing w:after="0" w:line="264" w:lineRule="auto"/>
-            </w:pPr>
-            <w:r>
-              <w:rPr>
-                <w:sz w:val="16"/>
-              </w:rPr>
-              <w:t xml:space="preserve">타임스탬프가 잔해를 쌓는다 →</w:t>
+              <w:t xml:space="preserve">강제자가 파일까지만 가리킨다</w:t>
+            </w:r>
+            <w:r>
+              <w:rPr>
+                <w:sz w:val="16"/>
+              </w:rPr>
+              <w:t xml:space="preserve"> </w:t>
+            </w:r>
+            <w:r>
+              <w:rPr>
+                <w:sz w:val="16"/>
+              </w:rPr>
+              <w:t xml:space="preserve">— 함수까지 적은 68건은 못이고(D-0288), 신규는 함수를 요구한다(D-0291). 옛 156건은 소급하지 않는다</w:t>
+            </w:r>
+          </w:p>
+        </w:tc>
+        <w:tc>
+          <w:tcPr>
+            <w:tcW w:type="dxa" w:w="2875"/>
+          </w:tcPr>
+          <w:p>
+            <w:pPr>
+              <w:pStyle w:val="Compact"/>
+              <w:spacing w:after="0" w:line="264" w:lineRule="auto"/>
+            </w:pPr>
+            <w:r>
+              <w:rPr>
+                <w:sz w:val="16"/>
+              </w:rPr>
+              <w:t xml:space="preserve">D-0291</w:t>
+            </w:r>
+          </w:p>
+        </w:tc>
+      </w:tr>
+      <w:tr>
+        <w:tc>
+          <w:tcPr>
+            <w:tcW w:type="dxa" w:w="1243"/>
+          </w:tcPr>
+          <w:p>
+            <w:pPr>
+              <w:pStyle w:val="Compact"/>
+              <w:spacing w:after="0" w:line="264" w:lineRule="auto"/>
+            </w:pPr>
+            <w:r>
+              <w:rPr>
+                <w:sz w:val="16"/>
+              </w:rPr>
+              <w:t xml:space="preserve">O-60</w:t>
+            </w:r>
+          </w:p>
+        </w:tc>
+        <w:tc>
+          <w:tcPr>
+            <w:tcW w:type="dxa" w:w="4953"/>
+          </w:tcPr>
+          <w:p>
+            <w:pPr>
+              <w:pStyle w:val="Compact"/>
+              <w:spacing w:after="0" w:line="264" w:lineRule="auto"/>
+            </w:pPr>
+            <w:r>
+              <w:rPr>
+                <w:sz w:val="16"/>
+              </w:rPr>
+              <w:t xml:space="preserve">패치 도구를 안 쓴 것이 아니라</w:t>
             </w:r>
             <w:r>
               <w:rPr>
@@ -12509,163 +12509,60 @@
                 <w:bCs/>
                 <w:sz w:val="16"/>
               </w:rPr>
-              <w:t xml:space="preserve">규격이 선 뒤 잔해를 버리고 관문을 세웠다.</w:t>
-            </w:r>
-            <w:r>
-              <w:rPr>
-                <w:sz w:val="16"/>
-              </w:rPr>
-              <w:t xml:space="preserve"> </w:t>
-            </w:r>
-            <w:r>
-              <w:rPr>
-                <w:sz w:val="16"/>
-              </w:rPr>
-              <w:t xml:space="preserve">이름당 실행이 둘 이상이면</w:t>
-            </w:r>
-            <w:r>
-              <w:rPr>
-                <w:sz w:val="16"/>
-              </w:rPr>
-              <w:t xml:space="preserve"> </w:t>
-            </w:r>
-            <w:r>
-              <w:rPr>
-                <w:rStyle w:val="VerbatimChar"/>
-                <w:sz w:val="16"/>
-              </w:rPr>
-              <w:t xml:space="preserve">var_fsck --ratchet</w:t>
-            </w:r>
-            <w:r>
-              <w:rPr>
-                <w:sz w:val="16"/>
-              </w:rPr>
-              <w:t xml:space="preserve">이 막는다</w:t>
-            </w:r>
-          </w:p>
-        </w:tc>
-        <w:tc>
-          <w:tcPr>
-            <w:tcW w:type="dxa" w:w="2946"/>
-          </w:tcPr>
-          <w:p>
-            <w:pPr>
-              <w:pStyle w:val="Compact"/>
-              <w:spacing w:after="0" w:line="264" w:lineRule="auto"/>
-            </w:pPr>
-            <w:r>
-              <w:rPr>
-                <w:sz w:val="16"/>
-              </w:rPr>
-              <w:t xml:space="preserve">D-0203 · D-0245</w:t>
-            </w:r>
-          </w:p>
-        </w:tc>
-      </w:tr>
-      <w:tr>
-        <w:tc>
-          <w:tcPr>
-            <w:tcW w:type="dxa" w:w="1252"/>
-          </w:tcPr>
-          <w:p>
-            <w:pPr>
-              <w:pStyle w:val="Compact"/>
-              <w:spacing w:after="0" w:line="264" w:lineRule="auto"/>
-            </w:pPr>
-            <w:r>
-              <w:rPr>
-                <w:sz w:val="16"/>
-              </w:rPr>
-              <w:t xml:space="preserve">O-63</w:t>
-            </w:r>
-          </w:p>
-        </w:tc>
-        <w:tc>
-          <w:tcPr>
-            <w:tcW w:type="dxa" w:w="4874"/>
-          </w:tcPr>
-          <w:p>
-            <w:pPr>
-              <w:pStyle w:val="Compact"/>
-              <w:spacing w:after="0" w:line="264" w:lineRule="auto"/>
-            </w:pPr>
-            <w:r>
-              <w:rPr>
-                <w:sz w:val="16"/>
-              </w:rPr>
-              <w:t xml:space="preserve">묶음 산출물을</w:t>
-            </w:r>
-            <w:r>
-              <w:rPr>
-                <w:sz w:val="16"/>
-              </w:rPr>
-              <w:t xml:space="preserve"> </w:t>
-            </w:r>
-            <w:r>
-              <w:rPr>
-                <w:rStyle w:val="VerbatimChar"/>
-                <w:sz w:val="16"/>
-              </w:rPr>
-              <w:t xml:space="preserve">generate</w:t>
-            </w:r>
-            <w:r>
-              <w:rPr>
-                <w:sz w:val="16"/>
-              </w:rPr>
-              <w:t xml:space="preserve">가 못 읽었다 → 옛 규격 재생성 · 분포가 소수점까지 재현됐다</w:t>
-            </w:r>
-          </w:p>
-        </w:tc>
-        <w:tc>
-          <w:tcPr>
-            <w:tcW w:type="dxa" w:w="2946"/>
-          </w:tcPr>
-          <w:p>
-            <w:pPr>
-              <w:pStyle w:val="Compact"/>
-              <w:spacing w:after="0" w:line="264" w:lineRule="auto"/>
-            </w:pPr>
-            <w:r>
-              <w:rPr>
-                <w:sz w:val="16"/>
-              </w:rPr>
-              <w:t xml:space="preserve">D-0203 · D-0211 · D-0212</w:t>
-            </w:r>
-          </w:p>
-        </w:tc>
-      </w:tr>
-      <w:tr>
-        <w:tc>
-          <w:tcPr>
-            <w:tcW w:type="dxa" w:w="1252"/>
-          </w:tcPr>
-          <w:p>
-            <w:pPr>
-              <w:pStyle w:val="Compact"/>
-              <w:spacing w:after="0" w:line="264" w:lineRule="auto"/>
-            </w:pPr>
-            <w:r>
-              <w:rPr>
-                <w:sz w:val="16"/>
-              </w:rPr>
-              <w:t xml:space="preserve">O-66</w:t>
-            </w:r>
-          </w:p>
-        </w:tc>
-        <w:tc>
-          <w:tcPr>
-            <w:tcW w:type="dxa" w:w="4874"/>
-          </w:tcPr>
-          <w:p>
-            <w:pPr>
-              <w:pStyle w:val="Compact"/>
-              <w:spacing w:after="0" w:line="264" w:lineRule="auto"/>
-            </w:pPr>
-            <w:r>
-              <w:rPr>
-                <w:sz w:val="16"/>
-              </w:rPr>
-              <w:t xml:space="preserve">대중성 라벨을 무엇으로 세우나 →</w:t>
+              <w:t xml:space="preserve">죽어 있었다</w:t>
+            </w:r>
+          </w:p>
+        </w:tc>
+        <w:tc>
+          <w:tcPr>
+            <w:tcW w:type="dxa" w:w="2875"/>
+          </w:tcPr>
+          <w:p>
+            <w:pPr>
+              <w:pStyle w:val="Compact"/>
+              <w:spacing w:after="0" w:line="264" w:lineRule="auto"/>
+            </w:pPr>
+            <w:r>
+              <w:rPr>
+                <w:sz w:val="16"/>
+              </w:rPr>
+              <w:t xml:space="preserve">D-0070 · D-0196</w:t>
+            </w:r>
+          </w:p>
+        </w:tc>
+      </w:tr>
+      <w:tr>
+        <w:tc>
+          <w:tcPr>
+            <w:tcW w:type="dxa" w:w="1243"/>
+          </w:tcPr>
+          <w:p>
+            <w:pPr>
+              <w:pStyle w:val="Compact"/>
+              <w:spacing w:after="0" w:line="264" w:lineRule="auto"/>
+            </w:pPr>
+            <w:r>
+              <w:rPr>
+                <w:sz w:val="16"/>
+              </w:rPr>
+              <w:t xml:space="preserve">O-62</w:t>
+            </w:r>
+          </w:p>
+        </w:tc>
+        <w:tc>
+          <w:tcPr>
+            <w:tcW w:type="dxa" w:w="4953"/>
+          </w:tcPr>
+          <w:p>
+            <w:pPr>
+              <w:pStyle w:val="Compact"/>
+              <w:spacing w:after="0" w:line="264" w:lineRule="auto"/>
+            </w:pPr>
+            <w:r>
+              <w:rPr>
+                <w:sz w:val="16"/>
+              </w:rPr>
+              <w:t xml:space="preserve">타임스탬프가 잔해를 쌓는다 →</w:t>
             </w:r>
             <w:r>
               <w:rPr>
@@ -12679,7 +12576,7 @@
                 <w:bCs/>
                 <w:sz w:val="16"/>
               </w:rPr>
-              <w:t xml:space="preserve">밖에서는 못 구한다.</w:t>
+              <w:t xml:space="preserve">규격이 선 뒤 잔해를 버리고 관문을 세웠다.</w:t>
             </w:r>
             <w:r>
               <w:rPr>
@@ -12691,60 +12588,151 @@
               <w:rPr>
                 <w:sz w:val="16"/>
               </w:rPr>
-              <w:t xml:space="preserve">세 출처가 라이선스·커버리지에 막혔다</w:t>
-            </w:r>
-          </w:p>
-        </w:tc>
-        <w:tc>
-          <w:tcPr>
-            <w:tcW w:type="dxa" w:w="2946"/>
-          </w:tcPr>
-          <w:p>
-            <w:pPr>
-              <w:pStyle w:val="Compact"/>
-              <w:spacing w:after="0" w:line="264" w:lineRule="auto"/>
-            </w:pPr>
-            <w:r>
-              <w:rPr>
-                <w:sz w:val="16"/>
-              </w:rPr>
-              <w:t xml:space="preserve">D-0215 · D-0216</w:t>
-            </w:r>
-          </w:p>
-        </w:tc>
-      </w:tr>
-      <w:tr>
-        <w:tc>
-          <w:tcPr>
-            <w:tcW w:type="dxa" w:w="1252"/>
-          </w:tcPr>
-          <w:p>
-            <w:pPr>
-              <w:pStyle w:val="Compact"/>
-              <w:spacing w:after="0" w:line="264" w:lineRule="auto"/>
-            </w:pPr>
-            <w:r>
-              <w:rPr>
-                <w:sz w:val="16"/>
-              </w:rPr>
-              <w:t xml:space="preserve">O-68</w:t>
-            </w:r>
-          </w:p>
-        </w:tc>
-        <w:tc>
-          <w:tcPr>
-            <w:tcW w:type="dxa" w:w="4874"/>
-          </w:tcPr>
-          <w:p>
-            <w:pPr>
-              <w:pStyle w:val="Compact"/>
-              <w:spacing w:after="0" w:line="264" w:lineRule="auto"/>
-            </w:pPr>
-            <w:r>
-              <w:rPr>
-                <w:sz w:val="16"/>
-              </w:rPr>
-              <w:t xml:space="preserve">취향 축의 임베딩이 비상업이다 →</w:t>
+              <w:t xml:space="preserve">이름당 실행이 둘 이상이면</w:t>
+            </w:r>
+            <w:r>
+              <w:rPr>
+                <w:sz w:val="16"/>
+              </w:rPr>
+              <w:t xml:space="preserve"> </w:t>
+            </w:r>
+            <w:r>
+              <w:rPr>
+                <w:rStyle w:val="VerbatimChar"/>
+                <w:sz w:val="16"/>
+              </w:rPr>
+              <w:t xml:space="preserve">var_fsck --ratchet</w:t>
+            </w:r>
+            <w:r>
+              <w:rPr>
+                <w:sz w:val="16"/>
+              </w:rPr>
+              <w:t xml:space="preserve">이 막는다</w:t>
+            </w:r>
+          </w:p>
+        </w:tc>
+        <w:tc>
+          <w:tcPr>
+            <w:tcW w:type="dxa" w:w="2875"/>
+          </w:tcPr>
+          <w:p>
+            <w:pPr>
+              <w:pStyle w:val="Compact"/>
+              <w:spacing w:after="0" w:line="264" w:lineRule="auto"/>
+            </w:pPr>
+            <w:r>
+              <w:rPr>
+                <w:sz w:val="16"/>
+              </w:rPr>
+              <w:t xml:space="preserve">D-0203 · D-0245</w:t>
+            </w:r>
+          </w:p>
+        </w:tc>
+      </w:tr>
+      <w:tr>
+        <w:tc>
+          <w:tcPr>
+            <w:tcW w:type="dxa" w:w="1243"/>
+          </w:tcPr>
+          <w:p>
+            <w:pPr>
+              <w:pStyle w:val="Compact"/>
+              <w:spacing w:after="0" w:line="264" w:lineRule="auto"/>
+            </w:pPr>
+            <w:r>
+              <w:rPr>
+                <w:sz w:val="16"/>
+              </w:rPr>
+              <w:t xml:space="preserve">O-63</w:t>
+            </w:r>
+          </w:p>
+        </w:tc>
+        <w:tc>
+          <w:tcPr>
+            <w:tcW w:type="dxa" w:w="4953"/>
+          </w:tcPr>
+          <w:p>
+            <w:pPr>
+              <w:pStyle w:val="Compact"/>
+              <w:spacing w:after="0" w:line="264" w:lineRule="auto"/>
+            </w:pPr>
+            <w:r>
+              <w:rPr>
+                <w:sz w:val="16"/>
+              </w:rPr>
+              <w:t xml:space="preserve">묶음 산출물을</w:t>
+            </w:r>
+            <w:r>
+              <w:rPr>
+                <w:sz w:val="16"/>
+              </w:rPr>
+              <w:t xml:space="preserve"> </w:t>
+            </w:r>
+            <w:r>
+              <w:rPr>
+                <w:rStyle w:val="VerbatimChar"/>
+                <w:sz w:val="16"/>
+              </w:rPr>
+              <w:t xml:space="preserve">generate</w:t>
+            </w:r>
+            <w:r>
+              <w:rPr>
+                <w:sz w:val="16"/>
+              </w:rPr>
+              <w:t xml:space="preserve">가 못 읽었다 → 옛 규격 재생성 · 분포가 소수점까지 재현됐다</w:t>
+            </w:r>
+          </w:p>
+        </w:tc>
+        <w:tc>
+          <w:tcPr>
+            <w:tcW w:type="dxa" w:w="2875"/>
+          </w:tcPr>
+          <w:p>
+            <w:pPr>
+              <w:pStyle w:val="Compact"/>
+              <w:spacing w:after="0" w:line="264" w:lineRule="auto"/>
+            </w:pPr>
+            <w:r>
+              <w:rPr>
+                <w:sz w:val="16"/>
+              </w:rPr>
+              <w:t xml:space="preserve">D-0203 · D-0211 · D-0212</w:t>
+            </w:r>
+          </w:p>
+        </w:tc>
+      </w:tr>
+      <w:tr>
+        <w:tc>
+          <w:tcPr>
+            <w:tcW w:type="dxa" w:w="1243"/>
+          </w:tcPr>
+          <w:p>
+            <w:pPr>
+              <w:pStyle w:val="Compact"/>
+              <w:spacing w:after="0" w:line="264" w:lineRule="auto"/>
+            </w:pPr>
+            <w:r>
+              <w:rPr>
+                <w:sz w:val="16"/>
+              </w:rPr>
+              <w:t xml:space="preserve">O-66</w:t>
+            </w:r>
+          </w:p>
+        </w:tc>
+        <w:tc>
+          <w:tcPr>
+            <w:tcW w:type="dxa" w:w="4953"/>
+          </w:tcPr>
+          <w:p>
+            <w:pPr>
+              <w:pStyle w:val="Compact"/>
+              <w:spacing w:after="0" w:line="264" w:lineRule="auto"/>
+            </w:pPr>
+            <w:r>
+              <w:rPr>
+                <w:sz w:val="16"/>
+              </w:rPr>
+              <w:t xml:space="preserve">대중성 라벨을 무엇으로 세우나 →</w:t>
             </w:r>
             <w:r>
               <w:rPr>
@@ -12758,7 +12746,7 @@
                 <w:bCs/>
                 <w:sz w:val="16"/>
               </w:rPr>
-              <w:t xml:space="preserve">상업 가능한 대체재가 없다.</w:t>
+              <w:t xml:space="preserve">밖에서는 못 구한다.</w:t>
             </w:r>
             <w:r>
               <w:rPr>
@@ -12770,73 +12758,60 @@
               <w:rPr>
                 <w:sz w:val="16"/>
               </w:rPr>
-              <w:t xml:space="preserve">CLAP 단독은 MERT의 27%(M1) · 16%(M2)이고 상업 가능 최선(CLAP+MFCC)도 42%</w:t>
-            </w:r>
-          </w:p>
-        </w:tc>
-        <w:tc>
-          <w:tcPr>
-            <w:tcW w:type="dxa" w:w="2946"/>
-          </w:tcPr>
-          <w:p>
-            <w:pPr>
-              <w:pStyle w:val="Compact"/>
-              <w:spacing w:after="0" w:line="264" w:lineRule="auto"/>
-            </w:pPr>
-            <w:r>
-              <w:rPr>
-                <w:sz w:val="16"/>
-              </w:rPr>
-              <w:t xml:space="preserve">D-0233 · D-0234 · D-0235</w:t>
-            </w:r>
-          </w:p>
-        </w:tc>
-      </w:tr>
-      <w:tr>
-        <w:tc>
-          <w:tcPr>
-            <w:tcW w:type="dxa" w:w="1252"/>
-          </w:tcPr>
-          <w:p>
-            <w:pPr>
-              <w:pStyle w:val="Compact"/>
-              <w:spacing w:after="0" w:line="264" w:lineRule="auto"/>
-            </w:pPr>
-            <w:r>
-              <w:rPr>
-                <w:sz w:val="16"/>
-              </w:rPr>
-              <w:t xml:space="preserve">O-69</w:t>
-            </w:r>
-          </w:p>
-        </w:tc>
-        <w:tc>
-          <w:tcPr>
-            <w:tcW w:type="dxa" w:w="4874"/>
-          </w:tcPr>
-          <w:p>
-            <w:pPr>
-              <w:pStyle w:val="Compact"/>
-              <w:spacing w:after="0" w:line="264" w:lineRule="auto"/>
-            </w:pPr>
-            <w:r>
-              <w:rPr>
-                <w:rStyle w:val="VerbatimChar"/>
-                <w:sz w:val="16"/>
-              </w:rPr>
-              <w:t xml:space="preserve">--features</w:t>
-            </w:r>
-            <w:r>
-              <w:rPr>
-                <w:sz w:val="16"/>
-              </w:rPr>
-              <w:t xml:space="preserve"> </w:t>
-            </w:r>
-            <w:r>
-              <w:rPr>
-                <w:sz w:val="16"/>
-              </w:rPr>
-              <w:t xml:space="preserve">없이 도는 명령이 없는 폴더를 열었다 →</w:t>
+              <w:t xml:space="preserve">세 출처가 라이선스·커버리지에 막혔다</w:t>
+            </w:r>
+          </w:p>
+        </w:tc>
+        <w:tc>
+          <w:tcPr>
+            <w:tcW w:type="dxa" w:w="2875"/>
+          </w:tcPr>
+          <w:p>
+            <w:pPr>
+              <w:pStyle w:val="Compact"/>
+              <w:spacing w:after="0" w:line="264" w:lineRule="auto"/>
+            </w:pPr>
+            <w:r>
+              <w:rPr>
+                <w:sz w:val="16"/>
+              </w:rPr>
+              <w:t xml:space="preserve">D-0215 · D-0216</w:t>
+            </w:r>
+          </w:p>
+        </w:tc>
+      </w:tr>
+      <w:tr>
+        <w:tc>
+          <w:tcPr>
+            <w:tcW w:type="dxa" w:w="1243"/>
+          </w:tcPr>
+          <w:p>
+            <w:pPr>
+              <w:pStyle w:val="Compact"/>
+              <w:spacing w:after="0" w:line="264" w:lineRule="auto"/>
+            </w:pPr>
+            <w:r>
+              <w:rPr>
+                <w:sz w:val="16"/>
+              </w:rPr>
+              <w:t xml:space="preserve">O-68</w:t>
+            </w:r>
+          </w:p>
+        </w:tc>
+        <w:tc>
+          <w:tcPr>
+            <w:tcW w:type="dxa" w:w="4953"/>
+          </w:tcPr>
+          <w:p>
+            <w:pPr>
+              <w:pStyle w:val="Compact"/>
+              <w:spacing w:after="0" w:line="264" w:lineRule="auto"/>
+            </w:pPr>
+            <w:r>
+              <w:rPr>
+                <w:sz w:val="16"/>
+              </w:rPr>
+              <w:t xml:space="preserve">취향 축의 임베딩이 비상업이다 →</w:t>
             </w:r>
             <w:r>
               <w:rPr>
@@ -12850,7 +12825,7 @@
                 <w:bCs/>
                 <w:sz w:val="16"/>
               </w:rPr>
-              <w:t xml:space="preserve">증상은 기본값이고 원인은 리더가 하나였다.</w:t>
+              <w:t xml:space="preserve">상업 가능한 대체재가 없다.</w:t>
             </w:r>
             <w:r>
               <w:rPr>
@@ -12862,7 +12837,61 @@
               <w:rPr>
                 <w:sz w:val="16"/>
               </w:rPr>
-              <w:t xml:space="preserve">읽는 쪽 셋이</w:t>
+              <w:t xml:space="preserve">CLAP 단독은 MERT의 27%(M1) · 16%(M2)이고 상업 가능 최선(CLAP+MFCC)도 42%</w:t>
+            </w:r>
+          </w:p>
+        </w:tc>
+        <w:tc>
+          <w:tcPr>
+            <w:tcW w:type="dxa" w:w="2875"/>
+          </w:tcPr>
+          <w:p>
+            <w:pPr>
+              <w:pStyle w:val="Compact"/>
+              <w:spacing w:after="0" w:line="264" w:lineRule="auto"/>
+            </w:pPr>
+            <w:r>
+              <w:rPr>
+                <w:sz w:val="16"/>
+              </w:rPr>
+              <w:t xml:space="preserve">D-0233 · D-0234 · D-0235</w:t>
+            </w:r>
+          </w:p>
+        </w:tc>
+      </w:tr>
+      <w:tr>
+        <w:tc>
+          <w:tcPr>
+            <w:tcW w:type="dxa" w:w="1243"/>
+          </w:tcPr>
+          <w:p>
+            <w:pPr>
+              <w:pStyle w:val="Compact"/>
+              <w:spacing w:after="0" w:line="264" w:lineRule="auto"/>
+            </w:pPr>
+            <w:r>
+              <w:rPr>
+                <w:sz w:val="16"/>
+              </w:rPr>
+              <w:t xml:space="preserve">O-69</w:t>
+            </w:r>
+          </w:p>
+        </w:tc>
+        <w:tc>
+          <w:tcPr>
+            <w:tcW w:type="dxa" w:w="4953"/>
+          </w:tcPr>
+          <w:p>
+            <w:pPr>
+              <w:pStyle w:val="Compact"/>
+              <w:spacing w:after="0" w:line="264" w:lineRule="auto"/>
+            </w:pPr>
+            <w:r>
+              <w:rPr>
+                <w:rStyle w:val="VerbatimChar"/>
+                <w:sz w:val="16"/>
+              </w:rPr>
+              <w:t xml:space="preserve">--features</w:t>
             </w:r>
             <w:r>
               <w:rPr>
@@ -12872,94 +12901,9 @@
             </w:r>
             <w:r>
               <w:rPr>
-                <w:rStyle w:val="VerbatimChar"/>
-                <w:sz w:val="16"/>
-              </w:rPr>
-              <w:t xml:space="preserve">open_feature_source</w:t>
-            </w:r>
-            <w:r>
-              <w:rPr>
-                <w:sz w:val="16"/>
-              </w:rPr>
-              <w:t xml:space="preserve">를 안 지나 묶음을 줘도 못 읽었다</w:t>
-            </w:r>
-          </w:p>
-        </w:tc>
-        <w:tc>
-          <w:tcPr>
-            <w:tcW w:type="dxa" w:w="2946"/>
-          </w:tcPr>
-          <w:p>
-            <w:pPr>
-              <w:pStyle w:val="Compact"/>
-              <w:spacing w:after="0" w:line="264" w:lineRule="auto"/>
-            </w:pPr>
-            <w:r>
-              <w:rPr>
-                <w:sz w:val="16"/>
-              </w:rPr>
-              <w:t xml:space="preserve">D-0269 · D-0270 · D-0274</w:t>
-            </w:r>
-          </w:p>
-        </w:tc>
-      </w:tr>
-      <w:tr>
-        <w:tc>
-          <w:tcPr>
-            <w:tcW w:type="dxa" w:w="1252"/>
-          </w:tcPr>
-          <w:p>
-            <w:pPr>
-              <w:pStyle w:val="Compact"/>
-              <w:spacing w:after="0" w:line="264" w:lineRule="auto"/>
-            </w:pPr>
-            <w:r>
-              <w:rPr>
-                <w:sz w:val="16"/>
-              </w:rPr>
-              <w:t xml:space="preserve">O-70</w:t>
-            </w:r>
-          </w:p>
-        </w:tc>
-        <w:tc>
-          <w:tcPr>
-            <w:tcW w:type="dxa" w:w="4874"/>
-          </w:tcPr>
-          <w:p>
-            <w:pPr>
-              <w:pStyle w:val="Compact"/>
-              <w:spacing w:after="0" w:line="264" w:lineRule="auto"/>
-            </w:pPr>
-            <w:r>
-              <w:rPr>
-                <w:sz w:val="16"/>
-              </w:rPr>
-              <w:t xml:space="preserve">버려지는 문서 문자열을 아무 관문도 안 봤다 →</w:t>
-            </w:r>
-            <w:r>
-              <w:rPr>
-                <w:sz w:val="16"/>
-              </w:rPr>
-              <w:t xml:space="preserve"> </w:t>
-            </w:r>
-            <w:r>
-              <w:rPr>
-                <w:rStyle w:val="VerbatimChar"/>
-                <w:sz w:val="16"/>
-              </w:rPr>
-              <w:t xml:space="preserve">deadcheck</w:t>
-            </w:r>
-            <w:r>
-              <w:rPr>
-                <w:sz w:val="16"/>
-              </w:rPr>
-              <w:t xml:space="preserve"> </w:t>
-            </w:r>
-            <w:r>
-              <w:rPr>
-                <w:sz w:val="16"/>
-              </w:rPr>
-              <w:t xml:space="preserve">다섯째 프로브.</w:t>
+                <w:sz w:val="16"/>
+              </w:rPr>
+              <w:t xml:space="preserve">없이 도는 명령이 없는 폴더를 열었다 →</w:t>
             </w:r>
             <w:r>
               <w:rPr>
@@ -12973,13 +12917,136 @@
                 <w:bCs/>
                 <w:sz w:val="16"/>
               </w:rPr>
+              <w:t xml:space="preserve">증상은 기본값이고 원인은 리더가 하나였다.</w:t>
+            </w:r>
+            <w:r>
+              <w:rPr>
+                <w:sz w:val="16"/>
+              </w:rPr>
+              <w:t xml:space="preserve"> </w:t>
+            </w:r>
+            <w:r>
+              <w:rPr>
+                <w:sz w:val="16"/>
+              </w:rPr>
+              <w:t xml:space="preserve">읽는 쪽 셋이</w:t>
+            </w:r>
+            <w:r>
+              <w:rPr>
+                <w:sz w:val="16"/>
+              </w:rPr>
+              <w:t xml:space="preserve"> </w:t>
+            </w:r>
+            <w:r>
+              <w:rPr>
+                <w:rStyle w:val="VerbatimChar"/>
+                <w:sz w:val="16"/>
+              </w:rPr>
+              <w:t xml:space="preserve">open_feature_source</w:t>
+            </w:r>
+            <w:r>
+              <w:rPr>
+                <w:sz w:val="16"/>
+              </w:rPr>
+              <w:t xml:space="preserve">를 안 지나 묶음을 줘도 못 읽었다</w:t>
+            </w:r>
+          </w:p>
+        </w:tc>
+        <w:tc>
+          <w:tcPr>
+            <w:tcW w:type="dxa" w:w="2875"/>
+          </w:tcPr>
+          <w:p>
+            <w:pPr>
+              <w:pStyle w:val="Compact"/>
+              <w:spacing w:after="0" w:line="264" w:lineRule="auto"/>
+            </w:pPr>
+            <w:r>
+              <w:rPr>
+                <w:sz w:val="16"/>
+              </w:rPr>
+              <w:t xml:space="preserve">D-0269 · D-0270 · D-0274</w:t>
+            </w:r>
+          </w:p>
+        </w:tc>
+      </w:tr>
+      <w:tr>
+        <w:tc>
+          <w:tcPr>
+            <w:tcW w:type="dxa" w:w="1243"/>
+          </w:tcPr>
+          <w:p>
+            <w:pPr>
+              <w:pStyle w:val="Compact"/>
+              <w:spacing w:after="0" w:line="264" w:lineRule="auto"/>
+            </w:pPr>
+            <w:r>
+              <w:rPr>
+                <w:sz w:val="16"/>
+              </w:rPr>
+              <w:t xml:space="preserve">O-70</w:t>
+            </w:r>
+          </w:p>
+        </w:tc>
+        <w:tc>
+          <w:tcPr>
+            <w:tcW w:type="dxa" w:w="4953"/>
+          </w:tcPr>
+          <w:p>
+            <w:pPr>
+              <w:pStyle w:val="Compact"/>
+              <w:spacing w:after="0" w:line="264" w:lineRule="auto"/>
+            </w:pPr>
+            <w:r>
+              <w:rPr>
+                <w:sz w:val="16"/>
+              </w:rPr>
+              <w:t xml:space="preserve">버려지는 문서 문자열을 아무 관문도 안 봤다 →</w:t>
+            </w:r>
+            <w:r>
+              <w:rPr>
+                <w:sz w:val="16"/>
+              </w:rPr>
+              <w:t xml:space="preserve"> </w:t>
+            </w:r>
+            <w:r>
+              <w:rPr>
+                <w:rStyle w:val="VerbatimChar"/>
+                <w:sz w:val="16"/>
+              </w:rPr>
+              <w:t xml:space="preserve">deadcheck</w:t>
+            </w:r>
+            <w:r>
+              <w:rPr>
+                <w:sz w:val="16"/>
+              </w:rPr>
+              <w:t xml:space="preserve"> </w:t>
+            </w:r>
+            <w:r>
+              <w:rPr>
+                <w:sz w:val="16"/>
+              </w:rPr>
+              <w:t xml:space="preserve">다섯째 프로브.</w:t>
+            </w:r>
+            <w:r>
+              <w:rPr>
+                <w:sz w:val="16"/>
+              </w:rPr>
+              <w:t xml:space="preserve"> </w:t>
+            </w:r>
+            <w:r>
+              <w:rPr>
+                <w:b/>
+                <w:bCs/>
+                <w:sz w:val="16"/>
+              </w:rPr>
               <w:t xml:space="preserve">눈으로 하나, 프로브로 셋</w:t>
             </w:r>
           </w:p>
         </w:tc>
         <w:tc>
           <w:tcPr>
-            <w:tcW w:type="dxa" w:w="2946"/>
+            <w:tcW w:type="dxa" w:w="2875"/>
           </w:tcPr>
           <w:p>
             <w:pPr>

--- a/docs/proposal.docx
+++ b/docs/proposal.docx
@@ -124,7 +124,7 @@
           <w:color w:val="888888"/>
           <w:sz w:val="17"/>
         </w:rPr>
-        <w:t>빌드 2026-09-28 · 정본 docs/MASTER.md Part I ~ III</w:t>
+        <w:t>빌드 2026-09-29 · 정본 docs/MASTER.md Part I ~ III</w:t>
       </w:r>
     </w:p>
     <w:p>

--- a/docs/proposal.docx
+++ b/docs/proposal.docx
@@ -10873,9 +10873,9 @@
         <w:tblLook w:firstRow="1" w:lastRow="0" w:firstColumn="0" w:lastColumn="0" w:noHBand="0" w:noVBand="0" w:val="0020"/>
       </w:tblPr>
       <w:tblGrid>
-        <w:gridCol w:w="1243"/>
-        <w:gridCol w:w="4953"/>
-        <w:gridCol w:w="2875"/>
+        <w:gridCol w:w="1231"/>
+        <w:gridCol w:w="4987"/>
+        <w:gridCol w:w="2853"/>
       </w:tblGrid>
       <w:tr>
         <w:trPr>
@@ -10883,7 +10883,7 @@
         </w:trPr>
         <w:tc>
           <w:tcPr>
-            <w:tcW w:type="dxa" w:w="1243"/>
+            <w:tcW w:type="dxa" w:w="1231"/>
             <w:shd w:val="clear" w:color="auto" w:fill="E8EEF5"/>
           </w:tcPr>
           <w:p>
@@ -10903,7 +10903,7 @@
         </w:tc>
         <w:tc>
           <w:tcPr>
-            <w:tcW w:type="dxa" w:w="4953"/>
+            <w:tcW w:type="dxa" w:w="4988"/>
             <w:shd w:val="clear" w:color="auto" w:fill="E8EEF5"/>
           </w:tcPr>
           <w:p>
@@ -10923,7 +10923,7 @@
         </w:tc>
         <w:tc>
           <w:tcPr>
-            <w:tcW w:type="dxa" w:w="2875"/>
+            <w:tcW w:type="dxa" w:w="2853"/>
             <w:shd w:val="clear" w:color="auto" w:fill="E8EEF5"/>
           </w:tcPr>
           <w:p>
@@ -10945,7 +10945,7 @@
       <w:tr>
         <w:tc>
           <w:tcPr>
-            <w:tcW w:type="dxa" w:w="1243"/>
+            <w:tcW w:type="dxa" w:w="1231"/>
           </w:tcPr>
           <w:p>
             <w:pPr>
@@ -10962,7 +10962,7 @@
         </w:tc>
         <w:tc>
           <w:tcPr>
-            <w:tcW w:type="dxa" w:w="4953"/>
+            <w:tcW w:type="dxa" w:w="4988"/>
           </w:tcPr>
           <w:p>
             <w:pPr>
@@ -11005,7 +11005,7 @@
         </w:tc>
         <w:tc>
           <w:tcPr>
-            <w:tcW w:type="dxa" w:w="2875"/>
+            <w:tcW w:type="dxa" w:w="2853"/>
           </w:tcPr>
           <w:p>
             <w:pPr>
@@ -11024,7 +11024,7 @@
       <w:tr>
         <w:tc>
           <w:tcPr>
-            <w:tcW w:type="dxa" w:w="1243"/>
+            <w:tcW w:type="dxa" w:w="1231"/>
           </w:tcPr>
           <w:p>
             <w:pPr>
@@ -11041,7 +11041,7 @@
         </w:tc>
         <w:tc>
           <w:tcPr>
-            <w:tcW w:type="dxa" w:w="4953"/>
+            <w:tcW w:type="dxa" w:w="4988"/>
           </w:tcPr>
           <w:p>
             <w:pPr>
@@ -11084,7 +11084,7 @@
         </w:tc>
         <w:tc>
           <w:tcPr>
-            <w:tcW w:type="dxa" w:w="2875"/>
+            <w:tcW w:type="dxa" w:w="2853"/>
           </w:tcPr>
           <w:p>
             <w:pPr>
@@ -11103,7 +11103,7 @@
       <w:tr>
         <w:tc>
           <w:tcPr>
-            <w:tcW w:type="dxa" w:w="1243"/>
+            <w:tcW w:type="dxa" w:w="1231"/>
           </w:tcPr>
           <w:p>
             <w:pPr>
@@ -11120,7 +11120,7 @@
         </w:tc>
         <w:tc>
           <w:tcPr>
-            <w:tcW w:type="dxa" w:w="4953"/>
+            <w:tcW w:type="dxa" w:w="4988"/>
           </w:tcPr>
           <w:p>
             <w:pPr>
@@ -11137,7 +11137,7 @@
         </w:tc>
         <w:tc>
           <w:tcPr>
-            <w:tcW w:type="dxa" w:w="2875"/>
+            <w:tcW w:type="dxa" w:w="2853"/>
           </w:tcPr>
           <w:p>
             <w:pPr>
@@ -11156,7 +11156,7 @@
       <w:tr>
         <w:tc>
           <w:tcPr>
-            <w:tcW w:type="dxa" w:w="1243"/>
+            <w:tcW w:type="dxa" w:w="1231"/>
           </w:tcPr>
           <w:p>
             <w:pPr>
@@ -11173,7 +11173,7 @@
         </w:tc>
         <w:tc>
           <w:tcPr>
-            <w:tcW w:type="dxa" w:w="4953"/>
+            <w:tcW w:type="dxa" w:w="4988"/>
           </w:tcPr>
           <w:p>
             <w:pPr>
@@ -11190,7 +11190,7 @@
         </w:tc>
         <w:tc>
           <w:tcPr>
-            <w:tcW w:type="dxa" w:w="2875"/>
+            <w:tcW w:type="dxa" w:w="2853"/>
           </w:tcPr>
           <w:p>
             <w:pPr>
@@ -11209,7 +11209,7 @@
       <w:tr>
         <w:tc>
           <w:tcPr>
-            <w:tcW w:type="dxa" w:w="1243"/>
+            <w:tcW w:type="dxa" w:w="1231"/>
           </w:tcPr>
           <w:p>
             <w:pPr>
@@ -11226,7 +11226,7 @@
         </w:tc>
         <w:tc>
           <w:tcPr>
-            <w:tcW w:type="dxa" w:w="4953"/>
+            <w:tcW w:type="dxa" w:w="4988"/>
           </w:tcPr>
           <w:p>
             <w:pPr>
@@ -11243,7 +11243,7 @@
         </w:tc>
         <w:tc>
           <w:tcPr>
-            <w:tcW w:type="dxa" w:w="2875"/>
+            <w:tcW w:type="dxa" w:w="2853"/>
           </w:tcPr>
           <w:p>
             <w:pPr>
@@ -11262,7 +11262,7 @@
       <w:tr>
         <w:tc>
           <w:tcPr>
-            <w:tcW w:type="dxa" w:w="1243"/>
+            <w:tcW w:type="dxa" w:w="1231"/>
           </w:tcPr>
           <w:p>
             <w:pPr>
@@ -11279,7 +11279,7 @@
         </w:tc>
         <w:tc>
           <w:tcPr>
-            <w:tcW w:type="dxa" w:w="4953"/>
+            <w:tcW w:type="dxa" w:w="4988"/>
           </w:tcPr>
           <w:p>
             <w:pPr>
@@ -11296,7 +11296,7 @@
         </w:tc>
         <w:tc>
           <w:tcPr>
-            <w:tcW w:type="dxa" w:w="2875"/>
+            <w:tcW w:type="dxa" w:w="2853"/>
           </w:tcPr>
           <w:p>
             <w:pPr>
@@ -11315,7 +11315,7 @@
       <w:tr>
         <w:tc>
           <w:tcPr>
-            <w:tcW w:type="dxa" w:w="1243"/>
+            <w:tcW w:type="dxa" w:w="1231"/>
           </w:tcPr>
           <w:p>
             <w:pPr>
@@ -11332,7 +11332,7 @@
         </w:tc>
         <w:tc>
           <w:tcPr>
-            <w:tcW w:type="dxa" w:w="4953"/>
+            <w:tcW w:type="dxa" w:w="4988"/>
           </w:tcPr>
           <w:p>
             <w:pPr>
@@ -11349,7 +11349,7 @@
         </w:tc>
         <w:tc>
           <w:tcPr>
-            <w:tcW w:type="dxa" w:w="2875"/>
+            <w:tcW w:type="dxa" w:w="2853"/>
           </w:tcPr>
           <w:p>
             <w:pPr>
@@ -11368,7 +11368,7 @@
       <w:tr>
         <w:tc>
           <w:tcPr>
-            <w:tcW w:type="dxa" w:w="1243"/>
+            <w:tcW w:type="dxa" w:w="1231"/>
           </w:tcPr>
           <w:p>
             <w:pPr>
@@ -11385,7 +11385,7 @@
         </w:tc>
         <w:tc>
           <w:tcPr>
-            <w:tcW w:type="dxa" w:w="4953"/>
+            <w:tcW w:type="dxa" w:w="4988"/>
           </w:tcPr>
           <w:p>
             <w:pPr>
@@ -11402,7 +11402,7 @@
         </w:tc>
         <w:tc>
           <w:tcPr>
-            <w:tcW w:type="dxa" w:w="2875"/>
+            <w:tcW w:type="dxa" w:w="2853"/>
           </w:tcPr>
           <w:p>
             <w:pPr>
@@ -11421,7 +11421,7 @@
       <w:tr>
         <w:tc>
           <w:tcPr>
-            <w:tcW w:type="dxa" w:w="1243"/>
+            <w:tcW w:type="dxa" w:w="1231"/>
           </w:tcPr>
           <w:p>
             <w:pPr>
@@ -11438,7 +11438,7 @@
         </w:tc>
         <w:tc>
           <w:tcPr>
-            <w:tcW w:type="dxa" w:w="4953"/>
+            <w:tcW w:type="dxa" w:w="4988"/>
           </w:tcPr>
           <w:p>
             <w:pPr>
@@ -11455,7 +11455,7 @@
         </w:tc>
         <w:tc>
           <w:tcPr>
-            <w:tcW w:type="dxa" w:w="2875"/>
+            <w:tcW w:type="dxa" w:w="2853"/>
           </w:tcPr>
           <w:p>
             <w:pPr>
@@ -11474,7 +11474,7 @@
       <w:tr>
         <w:tc>
           <w:tcPr>
-            <w:tcW w:type="dxa" w:w="1243"/>
+            <w:tcW w:type="dxa" w:w="1231"/>
           </w:tcPr>
           <w:p>
             <w:pPr>
@@ -11491,7 +11491,7 @@
         </w:tc>
         <w:tc>
           <w:tcPr>
-            <w:tcW w:type="dxa" w:w="4953"/>
+            <w:tcW w:type="dxa" w:w="4988"/>
           </w:tcPr>
           <w:p>
             <w:pPr>
@@ -11534,7 +11534,7 @@
         </w:tc>
         <w:tc>
           <w:tcPr>
-            <w:tcW w:type="dxa" w:w="2875"/>
+            <w:tcW w:type="dxa" w:w="2853"/>
           </w:tcPr>
           <w:p>
             <w:pPr>
@@ -11553,7 +11553,7 @@
       <w:tr>
         <w:tc>
           <w:tcPr>
-            <w:tcW w:type="dxa" w:w="1243"/>
+            <w:tcW w:type="dxa" w:w="1231"/>
           </w:tcPr>
           <w:p>
             <w:pPr>
@@ -11570,7 +11570,7 @@
         </w:tc>
         <w:tc>
           <w:tcPr>
-            <w:tcW w:type="dxa" w:w="4953"/>
+            <w:tcW w:type="dxa" w:w="4988"/>
           </w:tcPr>
           <w:p>
             <w:pPr>
@@ -11587,7 +11587,7 @@
         </w:tc>
         <w:tc>
           <w:tcPr>
-            <w:tcW w:type="dxa" w:w="2875"/>
+            <w:tcW w:type="dxa" w:w="2853"/>
           </w:tcPr>
           <w:p>
             <w:pPr>
@@ -11606,7 +11606,7 @@
       <w:tr>
         <w:tc>
           <w:tcPr>
-            <w:tcW w:type="dxa" w:w="1243"/>
+            <w:tcW w:type="dxa" w:w="1231"/>
           </w:tcPr>
           <w:p>
             <w:pPr>
@@ -11623,7 +11623,7 @@
         </w:tc>
         <w:tc>
           <w:tcPr>
-            <w:tcW w:type="dxa" w:w="4953"/>
+            <w:tcW w:type="dxa" w:w="4988"/>
           </w:tcPr>
           <w:p>
             <w:pPr>
@@ -11640,7 +11640,7 @@
         </w:tc>
         <w:tc>
           <w:tcPr>
-            <w:tcW w:type="dxa" w:w="2875"/>
+            <w:tcW w:type="dxa" w:w="2853"/>
           </w:tcPr>
           <w:p>
             <w:pPr>
@@ -11659,7 +11659,7 @@
       <w:tr>
         <w:tc>
           <w:tcPr>
-            <w:tcW w:type="dxa" w:w="1243"/>
+            <w:tcW w:type="dxa" w:w="1231"/>
           </w:tcPr>
           <w:p>
             <w:pPr>
@@ -11676,7 +11676,7 @@
         </w:tc>
         <w:tc>
           <w:tcPr>
-            <w:tcW w:type="dxa" w:w="4953"/>
+            <w:tcW w:type="dxa" w:w="4988"/>
           </w:tcPr>
           <w:p>
             <w:pPr>
@@ -11693,7 +11693,7 @@
         </w:tc>
         <w:tc>
           <w:tcPr>
-            <w:tcW w:type="dxa" w:w="2875"/>
+            <w:tcW w:type="dxa" w:w="2853"/>
           </w:tcPr>
           <w:p>
             <w:pPr>
@@ -11712,7 +11712,7 @@
       <w:tr>
         <w:tc>
           <w:tcPr>
-            <w:tcW w:type="dxa" w:w="1243"/>
+            <w:tcW w:type="dxa" w:w="1231"/>
           </w:tcPr>
           <w:p>
             <w:pPr>
@@ -11729,7 +11729,7 @@
         </w:tc>
         <w:tc>
           <w:tcPr>
-            <w:tcW w:type="dxa" w:w="4953"/>
+            <w:tcW w:type="dxa" w:w="4988"/>
           </w:tcPr>
           <w:p>
             <w:pPr>
@@ -11746,7 +11746,7 @@
         </w:tc>
         <w:tc>
           <w:tcPr>
-            <w:tcW w:type="dxa" w:w="2875"/>
+            <w:tcW w:type="dxa" w:w="2853"/>
           </w:tcPr>
           <w:p>
             <w:pPr>
@@ -11765,7 +11765,7 @@
       <w:tr>
         <w:tc>
           <w:tcPr>
-            <w:tcW w:type="dxa" w:w="1243"/>
+            <w:tcW w:type="dxa" w:w="1231"/>
           </w:tcPr>
           <w:p>
             <w:pPr>
@@ -11782,7 +11782,7 @@
         </w:tc>
         <w:tc>
           <w:tcPr>
-            <w:tcW w:type="dxa" w:w="4953"/>
+            <w:tcW w:type="dxa" w:w="4988"/>
           </w:tcPr>
           <w:p>
             <w:pPr>
@@ -11799,7 +11799,7 @@
         </w:tc>
         <w:tc>
           <w:tcPr>
-            <w:tcW w:type="dxa" w:w="2875"/>
+            <w:tcW w:type="dxa" w:w="2853"/>
           </w:tcPr>
           <w:p>
             <w:pPr>
@@ -11818,7 +11818,7 @@
       <w:tr>
         <w:tc>
           <w:tcPr>
-            <w:tcW w:type="dxa" w:w="1243"/>
+            <w:tcW w:type="dxa" w:w="1231"/>
           </w:tcPr>
           <w:p>
             <w:pPr>
@@ -11835,7 +11835,7 @@
         </w:tc>
         <w:tc>
           <w:tcPr>
-            <w:tcW w:type="dxa" w:w="4953"/>
+            <w:tcW w:type="dxa" w:w="4988"/>
           </w:tcPr>
           <w:p>
             <w:pPr>
@@ -11852,7 +11852,7 @@
         </w:tc>
         <w:tc>
           <w:tcPr>
-            <w:tcW w:type="dxa" w:w="2875"/>
+            <w:tcW w:type="dxa" w:w="2853"/>
           </w:tcPr>
           <w:p>
             <w:pPr>
@@ -11871,7 +11871,7 @@
       <w:tr>
         <w:tc>
           <w:tcPr>
-            <w:tcW w:type="dxa" w:w="1243"/>
+            <w:tcW w:type="dxa" w:w="1231"/>
           </w:tcPr>
           <w:p>
             <w:pPr>
@@ -11888,7 +11888,7 @@
         </w:tc>
         <w:tc>
           <w:tcPr>
-            <w:tcW w:type="dxa" w:w="4953"/>
+            <w:tcW w:type="dxa" w:w="4988"/>
           </w:tcPr>
           <w:p>
             <w:pPr>
@@ -11905,7 +11905,7 @@
         </w:tc>
         <w:tc>
           <w:tcPr>
-            <w:tcW w:type="dxa" w:w="2875"/>
+            <w:tcW w:type="dxa" w:w="2853"/>
           </w:tcPr>
           <w:p>
             <w:pPr>
@@ -11924,7 +11924,7 @@
       <w:tr>
         <w:tc>
           <w:tcPr>
-            <w:tcW w:type="dxa" w:w="1243"/>
+            <w:tcW w:type="dxa" w:w="1231"/>
           </w:tcPr>
           <w:p>
             <w:pPr>
@@ -11941,7 +11941,7 @@
         </w:tc>
         <w:tc>
           <w:tcPr>
-            <w:tcW w:type="dxa" w:w="4953"/>
+            <w:tcW w:type="dxa" w:w="4988"/>
           </w:tcPr>
           <w:p>
             <w:pPr>
@@ -11958,7 +11958,7 @@
         </w:tc>
         <w:tc>
           <w:tcPr>
-            <w:tcW w:type="dxa" w:w="2875"/>
+            <w:tcW w:type="dxa" w:w="2853"/>
           </w:tcPr>
           <w:p>
             <w:pPr>
@@ -11977,7 +11977,7 @@
       <w:tr>
         <w:tc>
           <w:tcPr>
-            <w:tcW w:type="dxa" w:w="1243"/>
+            <w:tcW w:type="dxa" w:w="1231"/>
           </w:tcPr>
           <w:p>
             <w:pPr>
@@ -11994,7 +11994,7 @@
         </w:tc>
         <w:tc>
           <w:tcPr>
-            <w:tcW w:type="dxa" w:w="4953"/>
+            <w:tcW w:type="dxa" w:w="4988"/>
           </w:tcPr>
           <w:p>
             <w:pPr>
@@ -12011,7 +12011,7 @@
         </w:tc>
         <w:tc>
           <w:tcPr>
-            <w:tcW w:type="dxa" w:w="2875"/>
+            <w:tcW w:type="dxa" w:w="2853"/>
           </w:tcPr>
           <w:p>
             <w:pPr>
@@ -12030,7 +12030,7 @@
       <w:tr>
         <w:tc>
           <w:tcPr>
-            <w:tcW w:type="dxa" w:w="1243"/>
+            <w:tcW w:type="dxa" w:w="1231"/>
           </w:tcPr>
           <w:p>
             <w:pPr>
@@ -12047,7 +12047,7 @@
         </w:tc>
         <w:tc>
           <w:tcPr>
-            <w:tcW w:type="dxa" w:w="4953"/>
+            <w:tcW w:type="dxa" w:w="4988"/>
           </w:tcPr>
           <w:p>
             <w:pPr>
@@ -12064,7 +12064,7 @@
         </w:tc>
         <w:tc>
           <w:tcPr>
-            <w:tcW w:type="dxa" w:w="2875"/>
+            <w:tcW w:type="dxa" w:w="2853"/>
           </w:tcPr>
           <w:p>
             <w:pPr>
@@ -12083,7 +12083,7 @@
       <w:tr>
         <w:tc>
           <w:tcPr>
-            <w:tcW w:type="dxa" w:w="1243"/>
+            <w:tcW w:type="dxa" w:w="1231"/>
           </w:tcPr>
           <w:p>
             <w:pPr>
@@ -12100,7 +12100,7 @@
         </w:tc>
         <w:tc>
           <w:tcPr>
-            <w:tcW w:type="dxa" w:w="4953"/>
+            <w:tcW w:type="dxa" w:w="4988"/>
           </w:tcPr>
           <w:p>
             <w:pPr>
@@ -12117,7 +12117,7 @@
         </w:tc>
         <w:tc>
           <w:tcPr>
-            <w:tcW w:type="dxa" w:w="2875"/>
+            <w:tcW w:type="dxa" w:w="2853"/>
           </w:tcPr>
           <w:p>
             <w:pPr>
@@ -12136,7 +12136,7 @@
       <w:tr>
         <w:tc>
           <w:tcPr>
-            <w:tcW w:type="dxa" w:w="1243"/>
+            <w:tcW w:type="dxa" w:w="1231"/>
           </w:tcPr>
           <w:p>
             <w:pPr>
@@ -12153,7 +12153,7 @@
         </w:tc>
         <w:tc>
           <w:tcPr>
-            <w:tcW w:type="dxa" w:w="4953"/>
+            <w:tcW w:type="dxa" w:w="4988"/>
           </w:tcPr>
           <w:p>
             <w:pPr>
@@ -12170,7 +12170,7 @@
         </w:tc>
         <w:tc>
           <w:tcPr>
-            <w:tcW w:type="dxa" w:w="2875"/>
+            <w:tcW w:type="dxa" w:w="2853"/>
           </w:tcPr>
           <w:p>
             <w:pPr>
@@ -12189,7 +12189,7 @@
       <w:tr>
         <w:tc>
           <w:tcPr>
-            <w:tcW w:type="dxa" w:w="1243"/>
+            <w:tcW w:type="dxa" w:w="1231"/>
           </w:tcPr>
           <w:p>
             <w:pPr>
@@ -12206,7 +12206,7 @@
         </w:tc>
         <w:tc>
           <w:tcPr>
-            <w:tcW w:type="dxa" w:w="4953"/>
+            <w:tcW w:type="dxa" w:w="4988"/>
           </w:tcPr>
           <w:p>
             <w:pPr>
@@ -12223,7 +12223,7 @@
         </w:tc>
         <w:tc>
           <w:tcPr>
-            <w:tcW w:type="dxa" w:w="2875"/>
+            <w:tcW w:type="dxa" w:w="2853"/>
           </w:tcPr>
           <w:p>
             <w:pPr>
@@ -12242,7 +12242,7 @@
       <w:tr>
         <w:tc>
           <w:tcPr>
-            <w:tcW w:type="dxa" w:w="1243"/>
+            <w:tcW w:type="dxa" w:w="1231"/>
           </w:tcPr>
           <w:p>
             <w:pPr>
@@ -12259,7 +12259,7 @@
         </w:tc>
         <w:tc>
           <w:tcPr>
-            <w:tcW w:type="dxa" w:w="4953"/>
+            <w:tcW w:type="dxa" w:w="4988"/>
           </w:tcPr>
           <w:p>
             <w:pPr>
@@ -12302,7 +12302,7 @@
         </w:tc>
         <w:tc>
           <w:tcPr>
-            <w:tcW w:type="dxa" w:w="2875"/>
+            <w:tcW w:type="dxa" w:w="2853"/>
           </w:tcPr>
           <w:p>
             <w:pPr>
@@ -12321,7 +12321,7 @@
       <w:tr>
         <w:tc>
           <w:tcPr>
-            <w:tcW w:type="dxa" w:w="1243"/>
+            <w:tcW w:type="dxa" w:w="1231"/>
           </w:tcPr>
           <w:p>
             <w:pPr>
@@ -12338,7 +12338,7 @@
         </w:tc>
         <w:tc>
           <w:tcPr>
-            <w:tcW w:type="dxa" w:w="4953"/>
+            <w:tcW w:type="dxa" w:w="4988"/>
           </w:tcPr>
           <w:p>
             <w:pPr>
@@ -12381,7 +12381,7 @@
         </w:tc>
         <w:tc>
           <w:tcPr>
-            <w:tcW w:type="dxa" w:w="2875"/>
+            <w:tcW w:type="dxa" w:w="2853"/>
           </w:tcPr>
           <w:p>
             <w:pPr>
@@ -12400,7 +12400,7 @@
       <w:tr>
         <w:tc>
           <w:tcPr>
-            <w:tcW w:type="dxa" w:w="1243"/>
+            <w:tcW w:type="dxa" w:w="1231"/>
           </w:tcPr>
           <w:p>
             <w:pPr>
@@ -12417,7 +12417,7 @@
         </w:tc>
         <w:tc>
           <w:tcPr>
-            <w:tcW w:type="dxa" w:w="4953"/>
+            <w:tcW w:type="dxa" w:w="4988"/>
           </w:tcPr>
           <w:p>
             <w:pPr>
@@ -12448,7 +12448,7 @@
         </w:tc>
         <w:tc>
           <w:tcPr>
-            <w:tcW w:type="dxa" w:w="2875"/>
+            <w:tcW w:type="dxa" w:w="2853"/>
           </w:tcPr>
           <w:p>
             <w:pPr>
@@ -12467,7 +12467,7 @@
       <w:tr>
         <w:tc>
           <w:tcPr>
-            <w:tcW w:type="dxa" w:w="1243"/>
+            <w:tcW w:type="dxa" w:w="1231"/>
           </w:tcPr>
           <w:p>
             <w:pPr>
@@ -12484,7 +12484,7 @@
         </w:tc>
         <w:tc>
           <w:tcPr>
-            <w:tcW w:type="dxa" w:w="4953"/>
+            <w:tcW w:type="dxa" w:w="4988"/>
           </w:tcPr>
           <w:p>
             <w:pPr>
@@ -12515,7 +12515,7 @@
         </w:tc>
         <w:tc>
           <w:tcPr>
-            <w:tcW w:type="dxa" w:w="2875"/>
+            <w:tcW w:type="dxa" w:w="2853"/>
           </w:tcPr>
           <w:p>
             <w:pPr>
@@ -12534,7 +12534,7 @@
       <w:tr>
         <w:tc>
           <w:tcPr>
-            <w:tcW w:type="dxa" w:w="1243"/>
+            <w:tcW w:type="dxa" w:w="1231"/>
           </w:tcPr>
           <w:p>
             <w:pPr>
@@ -12551,7 +12551,7 @@
         </w:tc>
         <w:tc>
           <w:tcPr>
-            <w:tcW w:type="dxa" w:w="4953"/>
+            <w:tcW w:type="dxa" w:w="4988"/>
           </w:tcPr>
           <w:p>
             <w:pPr>
@@ -12613,7 +12613,7 @@
         </w:tc>
         <w:tc>
           <w:tcPr>
-            <w:tcW w:type="dxa" w:w="2875"/>
+            <w:tcW w:type="dxa" w:w="2853"/>
           </w:tcPr>
           <w:p>
             <w:pPr>
@@ -12632,7 +12632,7 @@
       <w:tr>
         <w:tc>
           <w:tcPr>
-            <w:tcW w:type="dxa" w:w="1243"/>
+            <w:tcW w:type="dxa" w:w="1231"/>
           </w:tcPr>
           <w:p>
             <w:pPr>
@@ -12649,7 +12649,7 @@
         </w:tc>
         <w:tc>
           <w:tcPr>
-            <w:tcW w:type="dxa" w:w="4953"/>
+            <w:tcW w:type="dxa" w:w="4988"/>
           </w:tcPr>
           <w:p>
             <w:pPr>
@@ -12685,7 +12685,7 @@
         </w:tc>
         <w:tc>
           <w:tcPr>
-            <w:tcW w:type="dxa" w:w="2875"/>
+            <w:tcW w:type="dxa" w:w="2853"/>
           </w:tcPr>
           <w:p>
             <w:pPr>
@@ -12704,7 +12704,7 @@
       <w:tr>
         <w:tc>
           <w:tcPr>
-            <w:tcW w:type="dxa" w:w="1243"/>
+            <w:tcW w:type="dxa" w:w="1231"/>
           </w:tcPr>
           <w:p>
             <w:pPr>
@@ -12721,7 +12721,7 @@
         </w:tc>
         <w:tc>
           <w:tcPr>
-            <w:tcW w:type="dxa" w:w="4953"/>
+            <w:tcW w:type="dxa" w:w="4988"/>
           </w:tcPr>
           <w:p>
             <w:pPr>
@@ -12764,7 +12764,7 @@
         </w:tc>
         <w:tc>
           <w:tcPr>
-            <w:tcW w:type="dxa" w:w="2875"/>
+            <w:tcW w:type="dxa" w:w="2853"/>
           </w:tcPr>
           <w:p>
             <w:pPr>
@@ -12783,7 +12783,7 @@
       <w:tr>
         <w:tc>
           <w:tcPr>
-            <w:tcW w:type="dxa" w:w="1243"/>
+            <w:tcW w:type="dxa" w:w="1231"/>
           </w:tcPr>
           <w:p>
             <w:pPr>
@@ -12800,7 +12800,7 @@
         </w:tc>
         <w:tc>
           <w:tcPr>
-            <w:tcW w:type="dxa" w:w="4953"/>
+            <w:tcW w:type="dxa" w:w="4988"/>
           </w:tcPr>
           <w:p>
             <w:pPr>
@@ -12837,73 +12837,7 @@
               <w:rPr>
                 <w:sz w:val="16"/>
               </w:rPr>
-              <w:t xml:space="preserve">CLAP 단독은 MERT의 27%(M1) · 16%(M2)이고 상업 가능 최선(CLAP+MFCC)도 42%</w:t>
-            </w:r>
-          </w:p>
-        </w:tc>
-        <w:tc>
-          <w:tcPr>
-            <w:tcW w:type="dxa" w:w="2875"/>
-          </w:tcPr>
-          <w:p>
-            <w:pPr>
-              <w:pStyle w:val="Compact"/>
-              <w:spacing w:after="0" w:line="264" w:lineRule="auto"/>
-            </w:pPr>
-            <w:r>
-              <w:rPr>
-                <w:sz w:val="16"/>
-              </w:rPr>
-              <w:t xml:space="preserve">D-0233 · D-0234 · D-0235</w:t>
-            </w:r>
-          </w:p>
-        </w:tc>
-      </w:tr>
-      <w:tr>
-        <w:tc>
-          <w:tcPr>
-            <w:tcW w:type="dxa" w:w="1243"/>
-          </w:tcPr>
-          <w:p>
-            <w:pPr>
-              <w:pStyle w:val="Compact"/>
-              <w:spacing w:after="0" w:line="264" w:lineRule="auto"/>
-            </w:pPr>
-            <w:r>
-              <w:rPr>
-                <w:sz w:val="16"/>
-              </w:rPr>
-              <w:t xml:space="preserve">O-69</w:t>
-            </w:r>
-          </w:p>
-        </w:tc>
-        <w:tc>
-          <w:tcPr>
-            <w:tcW w:type="dxa" w:w="4953"/>
-          </w:tcPr>
-          <w:p>
-            <w:pPr>
-              <w:pStyle w:val="Compact"/>
-              <w:spacing w:after="0" w:line="264" w:lineRule="auto"/>
-            </w:pPr>
-            <w:r>
-              <w:rPr>
-                <w:rStyle w:val="VerbatimChar"/>
-                <w:sz w:val="16"/>
-              </w:rPr>
-              <w:t xml:space="preserve">--features</w:t>
-            </w:r>
-            <w:r>
-              <w:rPr>
-                <w:sz w:val="16"/>
-              </w:rPr>
-              <w:t xml:space="preserve"> </w:t>
-            </w:r>
-            <w:r>
-              <w:rPr>
-                <w:sz w:val="16"/>
-              </w:rPr>
-              <w:t xml:space="preserve">없이 도는 명령이 없는 폴더를 열었다 →</w:t>
+              <w:t xml:space="preserve">CLAP 단독은 MERT의 16%(M2)이고,</w:t>
             </w:r>
             <w:r>
               <w:rPr>
@@ -12917,7 +12851,7 @@
                 <w:bCs/>
                 <w:sz w:val="16"/>
               </w:rPr>
-              <w:t xml:space="preserve">증상은 기본값이고 원인은 리더가 하나였다.</w:t>
+              <w:t xml:space="preserve">«최선»이라 적었던 CLAP+MFCC(38%)보다 MFCC 단독(41.9%)이 높다</w:t>
             </w:r>
             <w:r>
               <w:rPr>
@@ -12929,7 +12863,61 @@
               <w:rPr>
                 <w:sz w:val="16"/>
               </w:rPr>
-              <w:t xml:space="preserve">읽는 쪽 셋이</w:t>
+              <w:t xml:space="preserve">— 다만 MFCC 단독은 M0 미달이다 (D-0299)</w:t>
+            </w:r>
+          </w:p>
+        </w:tc>
+        <w:tc>
+          <w:tcPr>
+            <w:tcW w:type="dxa" w:w="2853"/>
+          </w:tcPr>
+          <w:p>
+            <w:pPr>
+              <w:pStyle w:val="Compact"/>
+              <w:spacing w:after="0" w:line="264" w:lineRule="auto"/>
+            </w:pPr>
+            <w:r>
+              <w:rPr>
+                <w:sz w:val="16"/>
+              </w:rPr>
+              <w:t xml:space="preserve">D-0233 · D-0234 · D-0235 · D-0299</w:t>
+            </w:r>
+          </w:p>
+        </w:tc>
+      </w:tr>
+      <w:tr>
+        <w:tc>
+          <w:tcPr>
+            <w:tcW w:type="dxa" w:w="1231"/>
+          </w:tcPr>
+          <w:p>
+            <w:pPr>
+              <w:pStyle w:val="Compact"/>
+              <w:spacing w:after="0" w:line="264" w:lineRule="auto"/>
+            </w:pPr>
+            <w:r>
+              <w:rPr>
+                <w:sz w:val="16"/>
+              </w:rPr>
+              <w:t xml:space="preserve">O-69</w:t>
+            </w:r>
+          </w:p>
+        </w:tc>
+        <w:tc>
+          <w:tcPr>
+            <w:tcW w:type="dxa" w:w="4988"/>
+          </w:tcPr>
+          <w:p>
+            <w:pPr>
+              <w:pStyle w:val="Compact"/>
+              <w:spacing w:after="0" w:line="264" w:lineRule="auto"/>
+            </w:pPr>
+            <w:r>
+              <w:rPr>
+                <w:rStyle w:val="VerbatimChar"/>
+                <w:sz w:val="16"/>
+              </w:rPr>
+              <w:t xml:space="preserve">--features</w:t>
             </w:r>
             <w:r>
               <w:rPr>
@@ -12939,94 +12927,9 @@
             </w:r>
             <w:r>
               <w:rPr>
-                <w:rStyle w:val="VerbatimChar"/>
-                <w:sz w:val="16"/>
-              </w:rPr>
-              <w:t xml:space="preserve">open_feature_source</w:t>
-            </w:r>
-            <w:r>
-              <w:rPr>
-                <w:sz w:val="16"/>
-              </w:rPr>
-              <w:t xml:space="preserve">를 안 지나 묶음을 줘도 못 읽었다</w:t>
-            </w:r>
-          </w:p>
-        </w:tc>
-        <w:tc>
-          <w:tcPr>
-            <w:tcW w:type="dxa" w:w="2875"/>
-          </w:tcPr>
-          <w:p>
-            <w:pPr>
-              <w:pStyle w:val="Compact"/>
-              <w:spacing w:after="0" w:line="264" w:lineRule="auto"/>
-            </w:pPr>
-            <w:r>
-              <w:rPr>
-                <w:sz w:val="16"/>
-              </w:rPr>
-              <w:t xml:space="preserve">D-0269 · D-0270 · D-0274</w:t>
-            </w:r>
-          </w:p>
-        </w:tc>
-      </w:tr>
-      <w:tr>
-        <w:tc>
-          <w:tcPr>
-            <w:tcW w:type="dxa" w:w="1243"/>
-          </w:tcPr>
-          <w:p>
-            <w:pPr>
-              <w:pStyle w:val="Compact"/>
-              <w:spacing w:after="0" w:line="264" w:lineRule="auto"/>
-            </w:pPr>
-            <w:r>
-              <w:rPr>
-                <w:sz w:val="16"/>
-              </w:rPr>
-              <w:t xml:space="preserve">O-70</w:t>
-            </w:r>
-          </w:p>
-        </w:tc>
-        <w:tc>
-          <w:tcPr>
-            <w:tcW w:type="dxa" w:w="4953"/>
-          </w:tcPr>
-          <w:p>
-            <w:pPr>
-              <w:pStyle w:val="Compact"/>
-              <w:spacing w:after="0" w:line="264" w:lineRule="auto"/>
-            </w:pPr>
-            <w:r>
-              <w:rPr>
-                <w:sz w:val="16"/>
-              </w:rPr>
-              <w:t xml:space="preserve">버려지는 문서 문자열을 아무 관문도 안 봤다 →</w:t>
-            </w:r>
-            <w:r>
-              <w:rPr>
-                <w:sz w:val="16"/>
-              </w:rPr>
-              <w:t xml:space="preserve"> </w:t>
-            </w:r>
-            <w:r>
-              <w:rPr>
-                <w:rStyle w:val="VerbatimChar"/>
-                <w:sz w:val="16"/>
-              </w:rPr>
-              <w:t xml:space="preserve">deadcheck</w:t>
-            </w:r>
-            <w:r>
-              <w:rPr>
-                <w:sz w:val="16"/>
-              </w:rPr>
-              <w:t xml:space="preserve"> </w:t>
-            </w:r>
-            <w:r>
-              <w:rPr>
-                <w:sz w:val="16"/>
-              </w:rPr>
-              <w:t xml:space="preserve">다섯째 프로브.</w:t>
+                <w:sz w:val="16"/>
+              </w:rPr>
+              <w:t xml:space="preserve">없이 도는 명령이 없는 폴더를 열었다 →</w:t>
             </w:r>
             <w:r>
               <w:rPr>
@@ -13040,13 +12943,136 @@
                 <w:bCs/>
                 <w:sz w:val="16"/>
               </w:rPr>
+              <w:t xml:space="preserve">증상은 기본값이고 원인은 리더가 하나였다.</w:t>
+            </w:r>
+            <w:r>
+              <w:rPr>
+                <w:sz w:val="16"/>
+              </w:rPr>
+              <w:t xml:space="preserve"> </w:t>
+            </w:r>
+            <w:r>
+              <w:rPr>
+                <w:sz w:val="16"/>
+              </w:rPr>
+              <w:t xml:space="preserve">읽는 쪽 셋이</w:t>
+            </w:r>
+            <w:r>
+              <w:rPr>
+                <w:sz w:val="16"/>
+              </w:rPr>
+              <w:t xml:space="preserve"> </w:t>
+            </w:r>
+            <w:r>
+              <w:rPr>
+                <w:rStyle w:val="VerbatimChar"/>
+                <w:sz w:val="16"/>
+              </w:rPr>
+              <w:t xml:space="preserve">open_feature_source</w:t>
+            </w:r>
+            <w:r>
+              <w:rPr>
+                <w:sz w:val="16"/>
+              </w:rPr>
+              <w:t xml:space="preserve">를 안 지나 묶음을 줘도 못 읽었다</w:t>
+            </w:r>
+          </w:p>
+        </w:tc>
+        <w:tc>
+          <w:tcPr>
+            <w:tcW w:type="dxa" w:w="2853"/>
+          </w:tcPr>
+          <w:p>
+            <w:pPr>
+              <w:pStyle w:val="Compact"/>
+              <w:spacing w:after="0" w:line="264" w:lineRule="auto"/>
+            </w:pPr>
+            <w:r>
+              <w:rPr>
+                <w:sz w:val="16"/>
+              </w:rPr>
+              <w:t xml:space="preserve">D-0269 · D-0270 · D-0274</w:t>
+            </w:r>
+          </w:p>
+        </w:tc>
+      </w:tr>
+      <w:tr>
+        <w:tc>
+          <w:tcPr>
+            <w:tcW w:type="dxa" w:w="1231"/>
+          </w:tcPr>
+          <w:p>
+            <w:pPr>
+              <w:pStyle w:val="Compact"/>
+              <w:spacing w:after="0" w:line="264" w:lineRule="auto"/>
+            </w:pPr>
+            <w:r>
+              <w:rPr>
+                <w:sz w:val="16"/>
+              </w:rPr>
+              <w:t xml:space="preserve">O-70</w:t>
+            </w:r>
+          </w:p>
+        </w:tc>
+        <w:tc>
+          <w:tcPr>
+            <w:tcW w:type="dxa" w:w="4988"/>
+          </w:tcPr>
+          <w:p>
+            <w:pPr>
+              <w:pStyle w:val="Compact"/>
+              <w:spacing w:after="0" w:line="264" w:lineRule="auto"/>
+            </w:pPr>
+            <w:r>
+              <w:rPr>
+                <w:sz w:val="16"/>
+              </w:rPr>
+              <w:t xml:space="preserve">버려지는 문서 문자열을 아무 관문도 안 봤다 →</w:t>
+            </w:r>
+            <w:r>
+              <w:rPr>
+                <w:sz w:val="16"/>
+              </w:rPr>
+              <w:t xml:space="preserve"> </w:t>
+            </w:r>
+            <w:r>
+              <w:rPr>
+                <w:rStyle w:val="VerbatimChar"/>
+                <w:sz w:val="16"/>
+              </w:rPr>
+              <w:t xml:space="preserve">deadcheck</w:t>
+            </w:r>
+            <w:r>
+              <w:rPr>
+                <w:sz w:val="16"/>
+              </w:rPr>
+              <w:t xml:space="preserve"> </w:t>
+            </w:r>
+            <w:r>
+              <w:rPr>
+                <w:sz w:val="16"/>
+              </w:rPr>
+              <w:t xml:space="preserve">다섯째 프로브.</w:t>
+            </w:r>
+            <w:r>
+              <w:rPr>
+                <w:sz w:val="16"/>
+              </w:rPr>
+              <w:t xml:space="preserve"> </w:t>
+            </w:r>
+            <w:r>
+              <w:rPr>
+                <w:b/>
+                <w:bCs/>
+                <w:sz w:val="16"/>
+              </w:rPr>
               <w:t xml:space="preserve">눈으로 하나, 프로브로 셋</w:t>
             </w:r>
           </w:p>
         </w:tc>
         <w:tc>
           <w:tcPr>
-            <w:tcW w:type="dxa" w:w="2875"/>
+            <w:tcW w:type="dxa" w:w="2853"/>
           </w:tcPr>
           <w:p>
             <w:pPr>
@@ -50984,6 +51010,60 @@
       </w:r>
       <w:r>
         <w:t xml:space="preserve">다. 상업 가능 최선은</w:t>
+      </w:r>
+    </w:p>
+    <w:p>
+      <w:pPr>
+        <w:pStyle w:val="Compact"/>
+        <w:numPr>
+          <w:ilvl w:val="0"/>
+          <w:numId w:val="1008"/>
+        </w:numPr>
+      </w:pPr>
+      <w:r>
+        <w:rPr>
+          <w:b/>
+          <w:bCs/>
+        </w:rPr>
+        <w:t xml:space="preserve">D-0299가 그 표를 다시 쟀다.</w:t>
+      </w:r>
+      <w:r>
+        <w:t xml:space="preserve"> </w:t>
+      </w:r>
+      <w:r>
+        <w:t xml:space="preserve">수는 전부 재현됐고</w:t>
+      </w:r>
+      <w:r>
+        <w:t xml:space="preserve"> </w:t>
+      </w:r>
+      <w:r>
+        <w:rPr>
+          <w:b/>
+          <w:bCs/>
+        </w:rPr>
+        <w:t xml:space="preserve">MFCC 단독이 빠져 있었다</w:t>
+      </w:r>
+      <w:r>
+        <w:t xml:space="preserve"> </w:t>
+      </w:r>
+      <w:r>
+        <w:t xml:space="preserve">— M2에서</w:t>
+      </w:r>
+      <w:r>
+        <w:t xml:space="preserve"> </w:t>
+      </w:r>
+      <w:r>
+        <w:t xml:space="preserve">그것이 CLAP+MFCC를 이긴다(0.0899 대 0.0822). 「최선은 조합」은</w:t>
+      </w:r>
+      <w:r>
+        <w:t xml:space="preserve"> </w:t>
+      </w:r>
+      <w:r>
+        <w:rPr>
+          <w:b/>
+          <w:bCs/>
+        </w:rPr>
+        <w:t xml:space="preserve">M1을 앞세운 판정이었다.</w:t>
       </w:r>
       <w:r>
         <w:t xml:space="preserve"> </w:t>

--- a/docs/proposal.docx
+++ b/docs/proposal.docx
@@ -10873,9 +10873,9 @@
         <w:tblLook w:firstRow="1" w:lastRow="0" w:firstColumn="0" w:lastColumn="0" w:noHBand="0" w:noVBand="0" w:val="0020"/>
       </w:tblPr>
       <w:tblGrid>
-        <w:gridCol w:w="1231"/>
-        <w:gridCol w:w="4987"/>
-        <w:gridCol w:w="2853"/>
+        <w:gridCol w:w="1215"/>
+        <w:gridCol w:w="5027"/>
+        <w:gridCol w:w="2829"/>
       </w:tblGrid>
       <w:tr>
         <w:trPr>
@@ -10883,7 +10883,7 @@
         </w:trPr>
         <w:tc>
           <w:tcPr>
-            <w:tcW w:type="dxa" w:w="1231"/>
+            <w:tcW w:type="dxa" w:w="1215"/>
             <w:shd w:val="clear" w:color="auto" w:fill="E8EEF5"/>
           </w:tcPr>
           <w:p>
@@ -10903,7 +10903,7 @@
         </w:tc>
         <w:tc>
           <w:tcPr>
-            <w:tcW w:type="dxa" w:w="4988"/>
+            <w:tcW w:type="dxa" w:w="5028"/>
             <w:shd w:val="clear" w:color="auto" w:fill="E8EEF5"/>
           </w:tcPr>
           <w:p>
@@ -10923,7 +10923,7 @@
         </w:tc>
         <w:tc>
           <w:tcPr>
-            <w:tcW w:type="dxa" w:w="2853"/>
+            <w:tcW w:type="dxa" w:w="2829"/>
             <w:shd w:val="clear" w:color="auto" w:fill="E8EEF5"/>
           </w:tcPr>
           <w:p>
@@ -10945,7 +10945,7 @@
       <w:tr>
         <w:tc>
           <w:tcPr>
-            <w:tcW w:type="dxa" w:w="1231"/>
+            <w:tcW w:type="dxa" w:w="1215"/>
           </w:tcPr>
           <w:p>
             <w:pPr>
@@ -10962,7 +10962,7 @@
         </w:tc>
         <w:tc>
           <w:tcPr>
-            <w:tcW w:type="dxa" w:w="4988"/>
+            <w:tcW w:type="dxa" w:w="5028"/>
           </w:tcPr>
           <w:p>
             <w:pPr>
@@ -11005,7 +11005,7 @@
         </w:tc>
         <w:tc>
           <w:tcPr>
-            <w:tcW w:type="dxa" w:w="2853"/>
+            <w:tcW w:type="dxa" w:w="2829"/>
           </w:tcPr>
           <w:p>
             <w:pPr>
@@ -11024,7 +11024,7 @@
       <w:tr>
         <w:tc>
           <w:tcPr>
-            <w:tcW w:type="dxa" w:w="1231"/>
+            <w:tcW w:type="dxa" w:w="1215"/>
           </w:tcPr>
           <w:p>
             <w:pPr>
@@ -11041,7 +11041,7 @@
         </w:tc>
         <w:tc>
           <w:tcPr>
-            <w:tcW w:type="dxa" w:w="4988"/>
+            <w:tcW w:type="dxa" w:w="5028"/>
           </w:tcPr>
           <w:p>
             <w:pPr>
@@ -11084,7 +11084,7 @@
         </w:tc>
         <w:tc>
           <w:tcPr>
-            <w:tcW w:type="dxa" w:w="2853"/>
+            <w:tcW w:type="dxa" w:w="2829"/>
           </w:tcPr>
           <w:p>
             <w:pPr>
@@ -11103,7 +11103,7 @@
       <w:tr>
         <w:tc>
           <w:tcPr>
-            <w:tcW w:type="dxa" w:w="1231"/>
+            <w:tcW w:type="dxa" w:w="1215"/>
           </w:tcPr>
           <w:p>
             <w:pPr>
@@ -11120,7 +11120,7 @@
         </w:tc>
         <w:tc>
           <w:tcPr>
-            <w:tcW w:type="dxa" w:w="4988"/>
+            <w:tcW w:type="dxa" w:w="5028"/>
           </w:tcPr>
           <w:p>
             <w:pPr>
@@ -11137,7 +11137,7 @@
         </w:tc>
         <w:tc>
           <w:tcPr>
-            <w:tcW w:type="dxa" w:w="2853"/>
+            <w:tcW w:type="dxa" w:w="2829"/>
           </w:tcPr>
           <w:p>
             <w:pPr>
@@ -11156,7 +11156,7 @@
       <w:tr>
         <w:tc>
           <w:tcPr>
-            <w:tcW w:type="dxa" w:w="1231"/>
+            <w:tcW w:type="dxa" w:w="1215"/>
           </w:tcPr>
           <w:p>
             <w:pPr>
@@ -11173,7 +11173,7 @@
         </w:tc>
         <w:tc>
           <w:tcPr>
-            <w:tcW w:type="dxa" w:w="4988"/>
+            <w:tcW w:type="dxa" w:w="5028"/>
           </w:tcPr>
           <w:p>
             <w:pPr>
@@ -11190,7 +11190,7 @@
         </w:tc>
         <w:tc>
           <w:tcPr>
-            <w:tcW w:type="dxa" w:w="2853"/>
+            <w:tcW w:type="dxa" w:w="2829"/>
           </w:tcPr>
           <w:p>
             <w:pPr>
@@ -11209,7 +11209,7 @@
       <w:tr>
         <w:tc>
           <w:tcPr>
-            <w:tcW w:type="dxa" w:w="1231"/>
+            <w:tcW w:type="dxa" w:w="1215"/>
           </w:tcPr>
           <w:p>
             <w:pPr>
@@ -11226,7 +11226,7 @@
         </w:tc>
         <w:tc>
           <w:tcPr>
-            <w:tcW w:type="dxa" w:w="4988"/>
+            <w:tcW w:type="dxa" w:w="5028"/>
           </w:tcPr>
           <w:p>
             <w:pPr>
@@ -11243,7 +11243,7 @@
         </w:tc>
         <w:tc>
           <w:tcPr>
-            <w:tcW w:type="dxa" w:w="2853"/>
+            <w:tcW w:type="dxa" w:w="2829"/>
           </w:tcPr>
           <w:p>
             <w:pPr>
@@ -11262,7 +11262,7 @@
       <w:tr>
         <w:tc>
           <w:tcPr>
-            <w:tcW w:type="dxa" w:w="1231"/>
+            <w:tcW w:type="dxa" w:w="1215"/>
           </w:tcPr>
           <w:p>
             <w:pPr>
@@ -11279,7 +11279,7 @@
         </w:tc>
         <w:tc>
           <w:tcPr>
-            <w:tcW w:type="dxa" w:w="4988"/>
+            <w:tcW w:type="dxa" w:w="5028"/>
           </w:tcPr>
           <w:p>
             <w:pPr>
@@ -11296,7 +11296,7 @@
         </w:tc>
         <w:tc>
           <w:tcPr>
-            <w:tcW w:type="dxa" w:w="2853"/>
+            <w:tcW w:type="dxa" w:w="2829"/>
           </w:tcPr>
           <w:p>
             <w:pPr>
@@ -11315,7 +11315,7 @@
       <w:tr>
         <w:tc>
           <w:tcPr>
-            <w:tcW w:type="dxa" w:w="1231"/>
+            <w:tcW w:type="dxa" w:w="1215"/>
           </w:tcPr>
           <w:p>
             <w:pPr>
@@ -11332,7 +11332,7 @@
         </w:tc>
         <w:tc>
           <w:tcPr>
-            <w:tcW w:type="dxa" w:w="4988"/>
+            <w:tcW w:type="dxa" w:w="5028"/>
           </w:tcPr>
           <w:p>
             <w:pPr>
@@ -11349,7 +11349,7 @@
         </w:tc>
         <w:tc>
           <w:tcPr>
-            <w:tcW w:type="dxa" w:w="2853"/>
+            <w:tcW w:type="dxa" w:w="2829"/>
           </w:tcPr>
           <w:p>
             <w:pPr>
@@ -11368,7 +11368,7 @@
       <w:tr>
         <w:tc>
           <w:tcPr>
-            <w:tcW w:type="dxa" w:w="1231"/>
+            <w:tcW w:type="dxa" w:w="1215"/>
           </w:tcPr>
           <w:p>
             <w:pPr>
@@ -11385,7 +11385,7 @@
         </w:tc>
         <w:tc>
           <w:tcPr>
-            <w:tcW w:type="dxa" w:w="4988"/>
+            <w:tcW w:type="dxa" w:w="5028"/>
           </w:tcPr>
           <w:p>
             <w:pPr>
@@ -11402,7 +11402,7 @@
         </w:tc>
         <w:tc>
           <w:tcPr>
-            <w:tcW w:type="dxa" w:w="2853"/>
+            <w:tcW w:type="dxa" w:w="2829"/>
           </w:tcPr>
           <w:p>
             <w:pPr>
@@ -11421,7 +11421,7 @@
       <w:tr>
         <w:tc>
           <w:tcPr>
-            <w:tcW w:type="dxa" w:w="1231"/>
+            <w:tcW w:type="dxa" w:w="1215"/>
           </w:tcPr>
           <w:p>
             <w:pPr>
@@ -11438,7 +11438,7 @@
         </w:tc>
         <w:tc>
           <w:tcPr>
-            <w:tcW w:type="dxa" w:w="4988"/>
+            <w:tcW w:type="dxa" w:w="5028"/>
           </w:tcPr>
           <w:p>
             <w:pPr>
@@ -11455,7 +11455,7 @@
         </w:tc>
         <w:tc>
           <w:tcPr>
-            <w:tcW w:type="dxa" w:w="2853"/>
+            <w:tcW w:type="dxa" w:w="2829"/>
           </w:tcPr>
           <w:p>
             <w:pPr>
@@ -11474,7 +11474,7 @@
       <w:tr>
         <w:tc>
           <w:tcPr>
-            <w:tcW w:type="dxa" w:w="1231"/>
+            <w:tcW w:type="dxa" w:w="1215"/>
           </w:tcPr>
           <w:p>
             <w:pPr>
@@ -11491,7 +11491,7 @@
         </w:tc>
         <w:tc>
           <w:tcPr>
-            <w:tcW w:type="dxa" w:w="4988"/>
+            <w:tcW w:type="dxa" w:w="5028"/>
           </w:tcPr>
           <w:p>
             <w:pPr>
@@ -11534,7 +11534,7 @@
         </w:tc>
         <w:tc>
           <w:tcPr>
-            <w:tcW w:type="dxa" w:w="2853"/>
+            <w:tcW w:type="dxa" w:w="2829"/>
           </w:tcPr>
           <w:p>
             <w:pPr>
@@ -11553,7 +11553,7 @@
       <w:tr>
         <w:tc>
           <w:tcPr>
-            <w:tcW w:type="dxa" w:w="1231"/>
+            <w:tcW w:type="dxa" w:w="1215"/>
           </w:tcPr>
           <w:p>
             <w:pPr>
@@ -11570,7 +11570,7 @@
         </w:tc>
         <w:tc>
           <w:tcPr>
-            <w:tcW w:type="dxa" w:w="4988"/>
+            <w:tcW w:type="dxa" w:w="5028"/>
           </w:tcPr>
           <w:p>
             <w:pPr>
@@ -11587,7 +11587,7 @@
         </w:tc>
         <w:tc>
           <w:tcPr>
-            <w:tcW w:type="dxa" w:w="2853"/>
+            <w:tcW w:type="dxa" w:w="2829"/>
           </w:tcPr>
           <w:p>
             <w:pPr>
@@ -11606,7 +11606,7 @@
       <w:tr>
         <w:tc>
           <w:tcPr>
-            <w:tcW w:type="dxa" w:w="1231"/>
+            <w:tcW w:type="dxa" w:w="1215"/>
           </w:tcPr>
           <w:p>
             <w:pPr>
@@ -11623,7 +11623,7 @@
         </w:tc>
         <w:tc>
           <w:tcPr>
-            <w:tcW w:type="dxa" w:w="4988"/>
+            <w:tcW w:type="dxa" w:w="5028"/>
           </w:tcPr>
           <w:p>
             <w:pPr>
@@ -11640,7 +11640,7 @@
         </w:tc>
         <w:tc>
           <w:tcPr>
-            <w:tcW w:type="dxa" w:w="2853"/>
+            <w:tcW w:type="dxa" w:w="2829"/>
           </w:tcPr>
           <w:p>
             <w:pPr>
@@ -11659,7 +11659,7 @@
       <w:tr>
         <w:tc>
           <w:tcPr>
-            <w:tcW w:type="dxa" w:w="1231"/>
+            <w:tcW w:type="dxa" w:w="1215"/>
           </w:tcPr>
           <w:p>
             <w:pPr>
@@ -11676,7 +11676,7 @@
         </w:tc>
         <w:tc>
           <w:tcPr>
-            <w:tcW w:type="dxa" w:w="4988"/>
+            <w:tcW w:type="dxa" w:w="5028"/>
           </w:tcPr>
           <w:p>
             <w:pPr>
@@ -11693,7 +11693,7 @@
         </w:tc>
         <w:tc>
           <w:tcPr>
-            <w:tcW w:type="dxa" w:w="2853"/>
+            <w:tcW w:type="dxa" w:w="2829"/>
           </w:tcPr>
           <w:p>
             <w:pPr>
@@ -11712,7 +11712,7 @@
       <w:tr>
         <w:tc>
           <w:tcPr>
-            <w:tcW w:type="dxa" w:w="1231"/>
+            <w:tcW w:type="dxa" w:w="1215"/>
           </w:tcPr>
           <w:p>
             <w:pPr>
@@ -11729,7 +11729,7 @@
         </w:tc>
         <w:tc>
           <w:tcPr>
-            <w:tcW w:type="dxa" w:w="4988"/>
+            <w:tcW w:type="dxa" w:w="5028"/>
           </w:tcPr>
           <w:p>
             <w:pPr>
@@ -11746,7 +11746,7 @@
         </w:tc>
         <w:tc>
           <w:tcPr>
-            <w:tcW w:type="dxa" w:w="2853"/>
+            <w:tcW w:type="dxa" w:w="2829"/>
           </w:tcPr>
           <w:p>
             <w:pPr>
@@ -11765,7 +11765,7 @@
       <w:tr>
         <w:tc>
           <w:tcPr>
-            <w:tcW w:type="dxa" w:w="1231"/>
+            <w:tcW w:type="dxa" w:w="1215"/>
           </w:tcPr>
           <w:p>
             <w:pPr>
@@ -11782,7 +11782,7 @@
         </w:tc>
         <w:tc>
           <w:tcPr>
-            <w:tcW w:type="dxa" w:w="4988"/>
+            <w:tcW w:type="dxa" w:w="5028"/>
           </w:tcPr>
           <w:p>
             <w:pPr>
@@ -11799,7 +11799,7 @@
         </w:tc>
         <w:tc>
           <w:tcPr>
-            <w:tcW w:type="dxa" w:w="2853"/>
+            <w:tcW w:type="dxa" w:w="2829"/>
           </w:tcPr>
           <w:p>
             <w:pPr>
@@ -11818,7 +11818,7 @@
       <w:tr>
         <w:tc>
           <w:tcPr>
-            <w:tcW w:type="dxa" w:w="1231"/>
+            <w:tcW w:type="dxa" w:w="1215"/>
           </w:tcPr>
           <w:p>
             <w:pPr>
@@ -11835,7 +11835,7 @@
         </w:tc>
         <w:tc>
           <w:tcPr>
-            <w:tcW w:type="dxa" w:w="4988"/>
+            <w:tcW w:type="dxa" w:w="5028"/>
           </w:tcPr>
           <w:p>
             <w:pPr>
@@ -11852,7 +11852,7 @@
         </w:tc>
         <w:tc>
           <w:tcPr>
-            <w:tcW w:type="dxa" w:w="2853"/>
+            <w:tcW w:type="dxa" w:w="2829"/>
           </w:tcPr>
           <w:p>
             <w:pPr>
@@ -11871,7 +11871,7 @@
       <w:tr>
         <w:tc>
           <w:tcPr>
-            <w:tcW w:type="dxa" w:w="1231"/>
+            <w:tcW w:type="dxa" w:w="1215"/>
           </w:tcPr>
           <w:p>
             <w:pPr>
@@ -11888,7 +11888,7 @@
         </w:tc>
         <w:tc>
           <w:tcPr>
-            <w:tcW w:type="dxa" w:w="4988"/>
+            <w:tcW w:type="dxa" w:w="5028"/>
           </w:tcPr>
           <w:p>
             <w:pPr>
@@ -11905,7 +11905,7 @@
         </w:tc>
         <w:tc>
           <w:tcPr>
-            <w:tcW w:type="dxa" w:w="2853"/>
+            <w:tcW w:type="dxa" w:w="2829"/>
           </w:tcPr>
           <w:p>
             <w:pPr>
@@ -11924,7 +11924,7 @@
       <w:tr>
         <w:tc>
           <w:tcPr>
-            <w:tcW w:type="dxa" w:w="1231"/>
+            <w:tcW w:type="dxa" w:w="1215"/>
           </w:tcPr>
           <w:p>
             <w:pPr>
@@ -11941,7 +11941,7 @@
         </w:tc>
         <w:tc>
           <w:tcPr>
-            <w:tcW w:type="dxa" w:w="4988"/>
+            <w:tcW w:type="dxa" w:w="5028"/>
           </w:tcPr>
           <w:p>
             <w:pPr>
@@ -11958,7 +11958,7 @@
         </w:tc>
         <w:tc>
           <w:tcPr>
-            <w:tcW w:type="dxa" w:w="2853"/>
+            <w:tcW w:type="dxa" w:w="2829"/>
           </w:tcPr>
           <w:p>
             <w:pPr>
@@ -11977,7 +11977,7 @@
       <w:tr>
         <w:tc>
           <w:tcPr>
-            <w:tcW w:type="dxa" w:w="1231"/>
+            <w:tcW w:type="dxa" w:w="1215"/>
           </w:tcPr>
           <w:p>
             <w:pPr>
@@ -11994,7 +11994,7 @@
         </w:tc>
         <w:tc>
           <w:tcPr>
-            <w:tcW w:type="dxa" w:w="4988"/>
+            <w:tcW w:type="dxa" w:w="5028"/>
           </w:tcPr>
           <w:p>
             <w:pPr>
@@ -12011,7 +12011,7 @@
         </w:tc>
         <w:tc>
           <w:tcPr>
-            <w:tcW w:type="dxa" w:w="2853"/>
+            <w:tcW w:type="dxa" w:w="2829"/>
           </w:tcPr>
           <w:p>
             <w:pPr>
@@ -12030,7 +12030,7 @@
       <w:tr>
         <w:tc>
           <w:tcPr>
-            <w:tcW w:type="dxa" w:w="1231"/>
+            <w:tcW w:type="dxa" w:w="1215"/>
           </w:tcPr>
           <w:p>
             <w:pPr>
@@ -12047,7 +12047,7 @@
         </w:tc>
         <w:tc>
           <w:tcPr>
-            <w:tcW w:type="dxa" w:w="4988"/>
+            <w:tcW w:type="dxa" w:w="5028"/>
           </w:tcPr>
           <w:p>
             <w:pPr>
@@ -12064,7 +12064,7 @@
         </w:tc>
         <w:tc>
           <w:tcPr>
-            <w:tcW w:type="dxa" w:w="2853"/>
+            <w:tcW w:type="dxa" w:w="2829"/>
           </w:tcPr>
           <w:p>
             <w:pPr>
@@ -12083,7 +12083,7 @@
       <w:tr>
         <w:tc>
           <w:tcPr>
-            <w:tcW w:type="dxa" w:w="1231"/>
+            <w:tcW w:type="dxa" w:w="1215"/>
           </w:tcPr>
           <w:p>
             <w:pPr>
@@ -12100,7 +12100,7 @@
         </w:tc>
         <w:tc>
           <w:tcPr>
-            <w:tcW w:type="dxa" w:w="4988"/>
+            <w:tcW w:type="dxa" w:w="5028"/>
           </w:tcPr>
           <w:p>
             <w:pPr>
@@ -12117,7 +12117,7 @@
         </w:tc>
         <w:tc>
           <w:tcPr>
-            <w:tcW w:type="dxa" w:w="2853"/>
+            <w:tcW w:type="dxa" w:w="2829"/>
           </w:tcPr>
           <w:p>
             <w:pPr>
@@ -12136,7 +12136,7 @@
       <w:tr>
         <w:tc>
           <w:tcPr>
-            <w:tcW w:type="dxa" w:w="1231"/>
+            <w:tcW w:type="dxa" w:w="1215"/>
           </w:tcPr>
           <w:p>
             <w:pPr>
@@ -12153,7 +12153,7 @@
         </w:tc>
         <w:tc>
           <w:tcPr>
-            <w:tcW w:type="dxa" w:w="4988"/>
+            <w:tcW w:type="dxa" w:w="5028"/>
           </w:tcPr>
           <w:p>
             <w:pPr>
@@ -12170,7 +12170,7 @@
         </w:tc>
         <w:tc>
           <w:tcPr>
-            <w:tcW w:type="dxa" w:w="2853"/>
+            <w:tcW w:type="dxa" w:w="2829"/>
           </w:tcPr>
           <w:p>
             <w:pPr>
@@ -12189,7 +12189,7 @@
       <w:tr>
         <w:tc>
           <w:tcPr>
-            <w:tcW w:type="dxa" w:w="1231"/>
+            <w:tcW w:type="dxa" w:w="1215"/>
           </w:tcPr>
           <w:p>
             <w:pPr>
@@ -12206,7 +12206,7 @@
         </w:tc>
         <w:tc>
           <w:tcPr>
-            <w:tcW w:type="dxa" w:w="4988"/>
+            <w:tcW w:type="dxa" w:w="5028"/>
           </w:tcPr>
           <w:p>
             <w:pPr>
@@ -12223,7 +12223,7 @@
         </w:tc>
         <w:tc>
           <w:tcPr>
-            <w:tcW w:type="dxa" w:w="2853"/>
+            <w:tcW w:type="dxa" w:w="2829"/>
           </w:tcPr>
           <w:p>
             <w:pPr>
@@ -12242,7 +12242,7 @@
       <w:tr>
         <w:tc>
           <w:tcPr>
-            <w:tcW w:type="dxa" w:w="1231"/>
+            <w:tcW w:type="dxa" w:w="1215"/>
           </w:tcPr>
           <w:p>
             <w:pPr>
@@ -12259,7 +12259,7 @@
         </w:tc>
         <w:tc>
           <w:tcPr>
-            <w:tcW w:type="dxa" w:w="4988"/>
+            <w:tcW w:type="dxa" w:w="5028"/>
           </w:tcPr>
           <w:p>
             <w:pPr>
@@ -12302,7 +12302,7 @@
         </w:tc>
         <w:tc>
           <w:tcPr>
-            <w:tcW w:type="dxa" w:w="2853"/>
+            <w:tcW w:type="dxa" w:w="2829"/>
           </w:tcPr>
           <w:p>
             <w:pPr>
@@ -12321,7 +12321,7 @@
       <w:tr>
         <w:tc>
           <w:tcPr>
-            <w:tcW w:type="dxa" w:w="1231"/>
+            <w:tcW w:type="dxa" w:w="1215"/>
           </w:tcPr>
           <w:p>
             <w:pPr>
@@ -12338,7 +12338,7 @@
         </w:tc>
         <w:tc>
           <w:tcPr>
-            <w:tcW w:type="dxa" w:w="4988"/>
+            <w:tcW w:type="dxa" w:w="5028"/>
           </w:tcPr>
           <w:p>
             <w:pPr>
@@ -12381,7 +12381,7 @@
         </w:tc>
         <w:tc>
           <w:tcPr>
-            <w:tcW w:type="dxa" w:w="2853"/>
+            <w:tcW w:type="dxa" w:w="2829"/>
           </w:tcPr>
           <w:p>
             <w:pPr>
@@ -12400,7 +12400,7 @@
       <w:tr>
         <w:tc>
           <w:tcPr>
-            <w:tcW w:type="dxa" w:w="1231"/>
+            <w:tcW w:type="dxa" w:w="1215"/>
           </w:tcPr>
           <w:p>
             <w:pPr>
@@ -12417,7 +12417,7 @@
         </w:tc>
         <w:tc>
           <w:tcPr>
-            <w:tcW w:type="dxa" w:w="4988"/>
+            <w:tcW w:type="dxa" w:w="5028"/>
           </w:tcPr>
           <w:p>
             <w:pPr>
@@ -12448,7 +12448,7 @@
         </w:tc>
         <w:tc>
           <w:tcPr>
-            <w:tcW w:type="dxa" w:w="2853"/>
+            <w:tcW w:type="dxa" w:w="2829"/>
           </w:tcPr>
           <w:p>
             <w:pPr>
@@ -12467,7 +12467,7 @@
       <w:tr>
         <w:tc>
           <w:tcPr>
-            <w:tcW w:type="dxa" w:w="1231"/>
+            <w:tcW w:type="dxa" w:w="1215"/>
           </w:tcPr>
           <w:p>
             <w:pPr>
@@ -12484,7 +12484,7 @@
         </w:tc>
         <w:tc>
           <w:tcPr>
-            <w:tcW w:type="dxa" w:w="4988"/>
+            <w:tcW w:type="dxa" w:w="5028"/>
           </w:tcPr>
           <w:p>
             <w:pPr>
@@ -12515,7 +12515,7 @@
         </w:tc>
         <w:tc>
           <w:tcPr>
-            <w:tcW w:type="dxa" w:w="2853"/>
+            <w:tcW w:type="dxa" w:w="2829"/>
           </w:tcPr>
           <w:p>
             <w:pPr>
@@ -12534,7 +12534,7 @@
       <w:tr>
         <w:tc>
           <w:tcPr>
-            <w:tcW w:type="dxa" w:w="1231"/>
+            <w:tcW w:type="dxa" w:w="1215"/>
           </w:tcPr>
           <w:p>
             <w:pPr>
@@ -12551,7 +12551,7 @@
         </w:tc>
         <w:tc>
           <w:tcPr>
-            <w:tcW w:type="dxa" w:w="4988"/>
+            <w:tcW w:type="dxa" w:w="5028"/>
           </w:tcPr>
           <w:p>
             <w:pPr>
@@ -12613,7 +12613,7 @@
         </w:tc>
         <w:tc>
           <w:tcPr>
-            <w:tcW w:type="dxa" w:w="2853"/>
+            <w:tcW w:type="dxa" w:w="2829"/>
           </w:tcPr>
           <w:p>
             <w:pPr>
@@ -12632,7 +12632,7 @@
       <w:tr>
         <w:tc>
           <w:tcPr>
-            <w:tcW w:type="dxa" w:w="1231"/>
+            <w:tcW w:type="dxa" w:w="1215"/>
           </w:tcPr>
           <w:p>
             <w:pPr>
@@ -12649,7 +12649,7 @@
         </w:tc>
         <w:tc>
           <w:tcPr>
-            <w:tcW w:type="dxa" w:w="4988"/>
+            <w:tcW w:type="dxa" w:w="5028"/>
           </w:tcPr>
           <w:p>
             <w:pPr>
@@ -12685,7 +12685,7 @@
         </w:tc>
         <w:tc>
           <w:tcPr>
-            <w:tcW w:type="dxa" w:w="2853"/>
+            <w:tcW w:type="dxa" w:w="2829"/>
           </w:tcPr>
           <w:p>
             <w:pPr>
@@ -12704,35 +12704,35 @@
       <w:tr>
         <w:tc>
           <w:tcPr>
-            <w:tcW w:type="dxa" w:w="1231"/>
-          </w:tcPr>
-          <w:p>
-            <w:pPr>
-              <w:pStyle w:val="Compact"/>
-              <w:spacing w:after="0" w:line="264" w:lineRule="auto"/>
-            </w:pPr>
-            <w:r>
-              <w:rPr>
-                <w:sz w:val="16"/>
-              </w:rPr>
-              <w:t xml:space="preserve">O-66</w:t>
-            </w:r>
-          </w:p>
-        </w:tc>
-        <w:tc>
-          <w:tcPr>
-            <w:tcW w:type="dxa" w:w="4988"/>
-          </w:tcPr>
-          <w:p>
-            <w:pPr>
-              <w:pStyle w:val="Compact"/>
-              <w:spacing w:after="0" w:line="264" w:lineRule="auto"/>
-            </w:pPr>
-            <w:r>
-              <w:rPr>
-                <w:sz w:val="16"/>
-              </w:rPr>
-              <w:t xml:space="preserve">대중성 라벨을 무엇으로 세우나 →</w:t>
+            <w:tcW w:type="dxa" w:w="1215"/>
+          </w:tcPr>
+          <w:p>
+            <w:pPr>
+              <w:pStyle w:val="Compact"/>
+              <w:spacing w:after="0" w:line="264" w:lineRule="auto"/>
+            </w:pPr>
+            <w:r>
+              <w:rPr>
+                <w:sz w:val="16"/>
+              </w:rPr>
+              <w:t xml:space="preserve">O-64</w:t>
+            </w:r>
+          </w:p>
+        </w:tc>
+        <w:tc>
+          <w:tcPr>
+            <w:tcW w:type="dxa" w:w="5028"/>
+          </w:tcPr>
+          <w:p>
+            <w:pPr>
+              <w:pStyle w:val="Compact"/>
+              <w:spacing w:after="0" w:line="264" w:lineRule="auto"/>
+            </w:pPr>
+            <w:r>
+              <w:rPr>
+                <w:sz w:val="16"/>
+              </w:rPr>
+              <w:t xml:space="preserve">화음이 3화음뿐이다 →</w:t>
             </w:r>
             <w:r>
               <w:rPr>
@@ -12746,78 +12746,7 @@
                 <w:bCs/>
                 <w:sz w:val="16"/>
               </w:rPr>
-              <w:t xml:space="preserve">밖에서는 못 구한다.</w:t>
-            </w:r>
-            <w:r>
-              <w:rPr>
-                <w:sz w:val="16"/>
-              </w:rPr>
-              <w:t xml:space="preserve"> </w:t>
-            </w:r>
-            <w:r>
-              <w:rPr>
-                <w:sz w:val="16"/>
-              </w:rPr>
-              <w:t xml:space="preserve">세 출처가 라이선스·커버리지에 막혔다</w:t>
-            </w:r>
-          </w:p>
-        </w:tc>
-        <w:tc>
-          <w:tcPr>
-            <w:tcW w:type="dxa" w:w="2853"/>
-          </w:tcPr>
-          <w:p>
-            <w:pPr>
-              <w:pStyle w:val="Compact"/>
-              <w:spacing w:after="0" w:line="264" w:lineRule="auto"/>
-            </w:pPr>
-            <w:r>
-              <w:rPr>
-                <w:sz w:val="16"/>
-              </w:rPr>
-              <w:t xml:space="preserve">D-0215 · D-0216</w:t>
-            </w:r>
-          </w:p>
-        </w:tc>
-      </w:tr>
-      <w:tr>
-        <w:tc>
-          <w:tcPr>
-            <w:tcW w:type="dxa" w:w="1231"/>
-          </w:tcPr>
-          <w:p>
-            <w:pPr>
-              <w:pStyle w:val="Compact"/>
-              <w:spacing w:after="0" w:line="264" w:lineRule="auto"/>
-            </w:pPr>
-            <w:r>
-              <w:rPr>
-                <w:sz w:val="16"/>
-              </w:rPr>
-              <w:t xml:space="preserve">O-68</w:t>
-            </w:r>
-          </w:p>
-        </w:tc>
-        <w:tc>
-          <w:tcPr>
-            <w:tcW w:type="dxa" w:w="4988"/>
-          </w:tcPr>
-          <w:p>
-            <w:pPr>
-              <w:pStyle w:val="Compact"/>
-              <w:spacing w:after="0" w:line="264" w:lineRule="auto"/>
-            </w:pPr>
-            <w:r>
-              <w:rPr>
-                <w:sz w:val="16"/>
-              </w:rPr>
-              <w:t xml:space="preserve">취향 축의 임베딩이 비상업이다 →</w:t>
-            </w:r>
-            <w:r>
-              <w:rPr>
-                <w:sz w:val="16"/>
-              </w:rPr>
-              <w:t xml:space="preserve"> </w:t>
+              <w:t xml:space="preserve">적은 측정이 원리적으로 불가능해 창 템플릿 적합으로 갈아탔고, 실측이</w:t>
             </w:r>
             <w:r>
               <w:rPr>
@@ -12825,117 +12754,16 @@
                 <w:bCs/>
                 <w:sz w:val="16"/>
               </w:rPr>
-              <w:t xml:space="preserve">상업 가능한 대체재가 없다.</w:t>
-            </w:r>
-            <w:r>
-              <w:rPr>
-                <w:sz w:val="16"/>
-              </w:rPr>
               <w:t xml:space="preserve"> </w:t>
             </w:r>
             <w:r>
               <w:rPr>
-                <w:sz w:val="16"/>
-              </w:rPr>
-              <w:t xml:space="preserve">CLAP 단독은 MERT의 16%(M2)이고,</w:t>
-            </w:r>
-            <w:r>
-              <w:rPr>
-                <w:sz w:val="16"/>
-              </w:rPr>
-              <w:t xml:space="preserve"> </w:t>
-            </w:r>
-            <w:r>
-              <w:rPr>
+                <w:rStyle w:val="VerbatimChar"/>
                 <w:b/>
                 <w:bCs/>
                 <w:sz w:val="16"/>
               </w:rPr>
-              <w:t xml:space="preserve">«최선»이라 적었던 CLAP+MFCC(38%)보다 MFCC 단독(41.9%)이 높다</w:t>
-            </w:r>
-            <w:r>
-              <w:rPr>
-                <w:sz w:val="16"/>
-              </w:rPr>
-              <w:t xml:space="preserve"> </w:t>
-            </w:r>
-            <w:r>
-              <w:rPr>
-                <w:sz w:val="16"/>
-              </w:rPr>
-              <w:t xml:space="preserve">— 다만 MFCC 단독은 M0 미달이다 (D-0299)</w:t>
-            </w:r>
-          </w:p>
-        </w:tc>
-        <w:tc>
-          <w:tcPr>
-            <w:tcW w:type="dxa" w:w="2853"/>
-          </w:tcPr>
-          <w:p>
-            <w:pPr>
-              <w:pStyle w:val="Compact"/>
-              <w:spacing w:after="0" w:line="264" w:lineRule="auto"/>
-            </w:pPr>
-            <w:r>
-              <w:rPr>
-                <w:sz w:val="16"/>
-              </w:rPr>
-              <w:t xml:space="preserve">D-0233 · D-0234 · D-0235 · D-0299</w:t>
-            </w:r>
-          </w:p>
-        </w:tc>
-      </w:tr>
-      <w:tr>
-        <w:tc>
-          <w:tcPr>
-            <w:tcW w:type="dxa" w:w="1231"/>
-          </w:tcPr>
-          <w:p>
-            <w:pPr>
-              <w:pStyle w:val="Compact"/>
-              <w:spacing w:after="0" w:line="264" w:lineRule="auto"/>
-            </w:pPr>
-            <w:r>
-              <w:rPr>
-                <w:sz w:val="16"/>
-              </w:rPr>
-              <w:t xml:space="preserve">O-69</w:t>
-            </w:r>
-          </w:p>
-        </w:tc>
-        <w:tc>
-          <w:tcPr>
-            <w:tcW w:type="dxa" w:w="4988"/>
-          </w:tcPr>
-          <w:p>
-            <w:pPr>
-              <w:pStyle w:val="Compact"/>
-              <w:spacing w:after="0" w:line="264" w:lineRule="auto"/>
-            </w:pPr>
-            <w:r>
-              <w:rPr>
-                <w:rStyle w:val="VerbatimChar"/>
-                <w:sz w:val="16"/>
-              </w:rPr>
-              <w:t xml:space="preserve">--features</w:t>
-            </w:r>
-            <w:r>
-              <w:rPr>
-                <w:sz w:val="16"/>
-              </w:rPr>
-              <w:t xml:space="preserve"> </w:t>
-            </w:r>
-            <w:r>
-              <w:rPr>
-                <w:sz w:val="16"/>
-              </w:rPr>
-              <w:t xml:space="preserve">없이 도는 명령이 없는 폴더를 열었다 →</w:t>
-            </w:r>
-            <w:r>
-              <w:rPr>
-                <w:sz w:val="16"/>
-              </w:rPr>
-              <w:t xml:space="preserve"> </w:t>
+              <w:t xml:space="preserve">sus4</w:t>
             </w:r>
             <w:r>
               <w:rPr>
@@ -12943,136 +12771,471 @@
                 <w:bCs/>
                 <w:sz w:val="16"/>
               </w:rPr>
-              <w:t xml:space="preserve">증상은 기본값이고 원인은 리더가 하나였다.</w:t>
-            </w:r>
-            <w:r>
-              <w:rPr>
-                <w:sz w:val="16"/>
-              </w:rPr>
-              <w:t xml:space="preserve"> </w:t>
-            </w:r>
-            <w:r>
-              <w:rPr>
-                <w:sz w:val="16"/>
-              </w:rPr>
-              <w:t xml:space="preserve">읽는 쪽 셋이</w:t>
-            </w:r>
-            <w:r>
-              <w:rPr>
-                <w:sz w:val="16"/>
-              </w:rPr>
-              <w:t xml:space="preserve"> </w:t>
+              <w:t xml:space="preserve">·</w:t>
             </w:r>
             <w:r>
               <w:rPr>
                 <w:rStyle w:val="VerbatimChar"/>
-                <w:sz w:val="16"/>
-              </w:rPr>
-              <w:t xml:space="preserve">open_feature_source</w:t>
-            </w:r>
-            <w:r>
-              <w:rPr>
-                <w:sz w:val="16"/>
-              </w:rPr>
-              <w:t xml:space="preserve">를 안 지나 묶음을 줘도 못 읽었다</w:t>
-            </w:r>
-          </w:p>
-        </w:tc>
-        <w:tc>
-          <w:tcPr>
-            <w:tcW w:type="dxa" w:w="2853"/>
-          </w:tcPr>
-          <w:p>
-            <w:pPr>
-              <w:pStyle w:val="Compact"/>
-              <w:spacing w:after="0" w:line="264" w:lineRule="auto"/>
-            </w:pPr>
-            <w:r>
-              <w:rPr>
-                <w:sz w:val="16"/>
-              </w:rPr>
-              <w:t xml:space="preserve">D-0269 · D-0270 · D-0274</w:t>
-            </w:r>
-          </w:p>
-        </w:tc>
-      </w:tr>
-      <w:tr>
-        <w:tc>
-          <w:tcPr>
-            <w:tcW w:type="dxa" w:w="1231"/>
-          </w:tcPr>
-          <w:p>
-            <w:pPr>
-              <w:pStyle w:val="Compact"/>
-              <w:spacing w:after="0" w:line="264" w:lineRule="auto"/>
-            </w:pPr>
-            <w:r>
-              <w:rPr>
-                <w:sz w:val="16"/>
-              </w:rPr>
-              <w:t xml:space="preserve">O-70</w:t>
-            </w:r>
-          </w:p>
-        </w:tc>
-        <w:tc>
-          <w:tcPr>
-            <w:tcW w:type="dxa" w:w="4988"/>
-          </w:tcPr>
-          <w:p>
-            <w:pPr>
-              <w:pStyle w:val="Compact"/>
-              <w:spacing w:after="0" w:line="264" w:lineRule="auto"/>
-            </w:pPr>
-            <w:r>
-              <w:rPr>
-                <w:sz w:val="16"/>
-              </w:rPr>
-              <w:t xml:space="preserve">버려지는 문서 문자열을 아무 관문도 안 봤다 →</w:t>
-            </w:r>
-            <w:r>
-              <w:rPr>
-                <w:sz w:val="16"/>
-              </w:rPr>
-              <w:t xml:space="preserve"> </w:t>
-            </w:r>
-            <w:r>
-              <w:rPr>
-                <w:rStyle w:val="VerbatimChar"/>
-                <w:sz w:val="16"/>
-              </w:rPr>
-              <w:t xml:space="preserve">deadcheck</w:t>
-            </w:r>
-            <w:r>
-              <w:rPr>
-                <w:sz w:val="16"/>
-              </w:rPr>
-              <w:t xml:space="preserve"> </w:t>
-            </w:r>
-            <w:r>
-              <w:rPr>
-                <w:sz w:val="16"/>
-              </w:rPr>
-              <w:t xml:space="preserve">다섯째 프로브.</w:t>
-            </w:r>
-            <w:r>
-              <w:rPr>
-                <w:sz w:val="16"/>
-              </w:rPr>
-              <w:t xml:space="preserve"> </w:t>
-            </w:r>
-            <w:r>
-              <w:rPr>
                 <w:b/>
                 <w:bCs/>
                 <w:sz w:val="16"/>
               </w:rPr>
+              <w:t xml:space="preserve">maj7</w:t>
+            </w:r>
+            <w:r>
+              <w:rPr>
+                <w:b/>
+                <w:bCs/>
+                <w:sz w:val="16"/>
+              </w:rPr>
+              <w:t xml:space="preserve">·</w:t>
+            </w:r>
+            <w:r>
+              <w:rPr>
+                <w:rStyle w:val="VerbatimChar"/>
+                <w:b/>
+                <w:bCs/>
+                <w:sz w:val="16"/>
+              </w:rPr>
+              <w:t xml:space="preserve">m7</w:t>
+            </w:r>
+            <w:r>
+              <w:rPr>
+                <w:b/>
+                <w:bCs/>
+                <w:sz w:val="16"/>
+              </w:rPr>
+              <w:t xml:space="preserve">을 골라내고</w:t>
+            </w:r>
+            <w:r>
+              <w:rPr>
+                <w:b/>
+                <w:bCs/>
+                <w:sz w:val="16"/>
+              </w:rPr>
+              <w:t xml:space="preserve"> </w:t>
+            </w:r>
+            <w:r>
+              <w:rPr>
+                <w:rStyle w:val="VerbatimChar"/>
+                <w:b/>
+                <w:bCs/>
+                <w:sz w:val="16"/>
+              </w:rPr>
+              <w:t xml:space="preserve">dom7</w:t>
+            </w:r>
+            <w:r>
+              <w:rPr>
+                <w:b/>
+                <w:bCs/>
+                <w:sz w:val="16"/>
+              </w:rPr>
+              <w:t xml:space="preserve">을 버렸다.</w:t>
+            </w:r>
+            <w:r>
+              <w:rPr>
+                <w:sz w:val="16"/>
+              </w:rPr>
+              <w:t xml:space="preserve"> </w:t>
+            </w:r>
+            <w:r>
+              <w:rPr>
+                <w:sz w:val="16"/>
+              </w:rPr>
+              <w:t xml:space="preserve">4음 전체는 귀무보다 낮다</w:t>
+            </w:r>
+          </w:p>
+        </w:tc>
+        <w:tc>
+          <w:tcPr>
+            <w:tcW w:type="dxa" w:w="2829"/>
+          </w:tcPr>
+          <w:p>
+            <w:pPr>
+              <w:pStyle w:val="Compact"/>
+              <w:spacing w:after="0" w:line="264" w:lineRule="auto"/>
+            </w:pPr>
+            <w:r>
+              <w:rPr>
+                <w:sz w:val="16"/>
+              </w:rPr>
+              <w:t xml:space="preserve">D-0300 · D-0302 · D-0303 · D-0305</w:t>
+            </w:r>
+          </w:p>
+        </w:tc>
+      </w:tr>
+      <w:tr>
+        <w:tc>
+          <w:tcPr>
+            <w:tcW w:type="dxa" w:w="1215"/>
+          </w:tcPr>
+          <w:p>
+            <w:pPr>
+              <w:pStyle w:val="Compact"/>
+              <w:spacing w:after="0" w:line="264" w:lineRule="auto"/>
+            </w:pPr>
+            <w:r>
+              <w:rPr>
+                <w:sz w:val="16"/>
+              </w:rPr>
+              <w:t xml:space="preserve">O-66</w:t>
+            </w:r>
+          </w:p>
+        </w:tc>
+        <w:tc>
+          <w:tcPr>
+            <w:tcW w:type="dxa" w:w="5028"/>
+          </w:tcPr>
+          <w:p>
+            <w:pPr>
+              <w:pStyle w:val="Compact"/>
+              <w:spacing w:after="0" w:line="264" w:lineRule="auto"/>
+            </w:pPr>
+            <w:r>
+              <w:rPr>
+                <w:sz w:val="16"/>
+              </w:rPr>
+              <w:t xml:space="preserve">대중성 라벨을 무엇으로 세우나 →</w:t>
+            </w:r>
+            <w:r>
+              <w:rPr>
+                <w:sz w:val="16"/>
+              </w:rPr>
+              <w:t xml:space="preserve"> </w:t>
+            </w:r>
+            <w:r>
+              <w:rPr>
+                <w:b/>
+                <w:bCs/>
+                <w:sz w:val="16"/>
+              </w:rPr>
+              <w:t xml:space="preserve">밖에서는 못 구한다.</w:t>
+            </w:r>
+            <w:r>
+              <w:rPr>
+                <w:sz w:val="16"/>
+              </w:rPr>
+              <w:t xml:space="preserve"> </w:t>
+            </w:r>
+            <w:r>
+              <w:rPr>
+                <w:sz w:val="16"/>
+              </w:rPr>
+              <w:t xml:space="preserve">세 출처가 라이선스·커버리지에 막혔다</w:t>
+            </w:r>
+          </w:p>
+        </w:tc>
+        <w:tc>
+          <w:tcPr>
+            <w:tcW w:type="dxa" w:w="2829"/>
+          </w:tcPr>
+          <w:p>
+            <w:pPr>
+              <w:pStyle w:val="Compact"/>
+              <w:spacing w:after="0" w:line="264" w:lineRule="auto"/>
+            </w:pPr>
+            <w:r>
+              <w:rPr>
+                <w:sz w:val="16"/>
+              </w:rPr>
+              <w:t xml:space="preserve">D-0215 · D-0216</w:t>
+            </w:r>
+          </w:p>
+        </w:tc>
+      </w:tr>
+      <w:tr>
+        <w:tc>
+          <w:tcPr>
+            <w:tcW w:type="dxa" w:w="1215"/>
+          </w:tcPr>
+          <w:p>
+            <w:pPr>
+              <w:pStyle w:val="Compact"/>
+              <w:spacing w:after="0" w:line="264" w:lineRule="auto"/>
+            </w:pPr>
+            <w:r>
+              <w:rPr>
+                <w:sz w:val="16"/>
+              </w:rPr>
+              <w:t xml:space="preserve">O-68</w:t>
+            </w:r>
+          </w:p>
+        </w:tc>
+        <w:tc>
+          <w:tcPr>
+            <w:tcW w:type="dxa" w:w="5028"/>
+          </w:tcPr>
+          <w:p>
+            <w:pPr>
+              <w:pStyle w:val="Compact"/>
+              <w:spacing w:after="0" w:line="264" w:lineRule="auto"/>
+            </w:pPr>
+            <w:r>
+              <w:rPr>
+                <w:sz w:val="16"/>
+              </w:rPr>
+              <w:t xml:space="preserve">취향 축의 임베딩이 비상업이다 →</w:t>
+            </w:r>
+            <w:r>
+              <w:rPr>
+                <w:sz w:val="16"/>
+              </w:rPr>
+              <w:t xml:space="preserve"> </w:t>
+            </w:r>
+            <w:r>
+              <w:rPr>
+                <w:b/>
+                <w:bCs/>
+                <w:sz w:val="16"/>
+              </w:rPr>
+              <w:t xml:space="preserve">상업 가능한 대체재가 없다.</w:t>
+            </w:r>
+            <w:r>
+              <w:rPr>
+                <w:sz w:val="16"/>
+              </w:rPr>
+              <w:t xml:space="preserve"> </w:t>
+            </w:r>
+            <w:r>
+              <w:rPr>
+                <w:sz w:val="16"/>
+              </w:rPr>
+              <w:t xml:space="preserve">CLAP 단독은 MERT의 16%(M2)이고,</w:t>
+            </w:r>
+            <w:r>
+              <w:rPr>
+                <w:sz w:val="16"/>
+              </w:rPr>
+              <w:t xml:space="preserve"> </w:t>
+            </w:r>
+            <w:r>
+              <w:rPr>
+                <w:b/>
+                <w:bCs/>
+                <w:sz w:val="16"/>
+              </w:rPr>
+              <w:t xml:space="preserve">«최선»이라 적었던 CLAP+MFCC(38%)보다 MFCC 단독(41.9%)이 높다</w:t>
+            </w:r>
+            <w:r>
+              <w:rPr>
+                <w:sz w:val="16"/>
+              </w:rPr>
+              <w:t xml:space="preserve"> </w:t>
+            </w:r>
+            <w:r>
+              <w:rPr>
+                <w:sz w:val="16"/>
+              </w:rPr>
+              <w:t xml:space="preserve">— 다만 MFCC 단독은 M0 미달이다 (D-0299)</w:t>
+            </w:r>
+          </w:p>
+        </w:tc>
+        <w:tc>
+          <w:tcPr>
+            <w:tcW w:type="dxa" w:w="2829"/>
+          </w:tcPr>
+          <w:p>
+            <w:pPr>
+              <w:pStyle w:val="Compact"/>
+              <w:spacing w:after="0" w:line="264" w:lineRule="auto"/>
+            </w:pPr>
+            <w:r>
+              <w:rPr>
+                <w:sz w:val="16"/>
+              </w:rPr>
+              <w:t xml:space="preserve">D-0233 · D-0234 · D-0235 · D-0299</w:t>
+            </w:r>
+          </w:p>
+        </w:tc>
+      </w:tr>
+      <w:tr>
+        <w:tc>
+          <w:tcPr>
+            <w:tcW w:type="dxa" w:w="1215"/>
+          </w:tcPr>
+          <w:p>
+            <w:pPr>
+              <w:pStyle w:val="Compact"/>
+              <w:spacing w:after="0" w:line="264" w:lineRule="auto"/>
+            </w:pPr>
+            <w:r>
+              <w:rPr>
+                <w:sz w:val="16"/>
+              </w:rPr>
+              <w:t xml:space="preserve">O-69</w:t>
+            </w:r>
+          </w:p>
+        </w:tc>
+        <w:tc>
+          <w:tcPr>
+            <w:tcW w:type="dxa" w:w="5028"/>
+          </w:tcPr>
+          <w:p>
+            <w:pPr>
+              <w:pStyle w:val="Compact"/>
+              <w:spacing w:after="0" w:line="264" w:lineRule="auto"/>
+            </w:pPr>
+            <w:r>
+              <w:rPr>
+                <w:rStyle w:val="VerbatimChar"/>
+                <w:sz w:val="16"/>
+              </w:rPr>
+              <w:t xml:space="preserve">--features</w:t>
+            </w:r>
+            <w:r>
+              <w:rPr>
+                <w:sz w:val="16"/>
+              </w:rPr>
+              <w:t xml:space="preserve"> </w:t>
+            </w:r>
+            <w:r>
+              <w:rPr>
+                <w:sz w:val="16"/>
+              </w:rPr>
+              <w:t xml:space="preserve">없이 도는 명령이 없는 폴더를 열었다 →</w:t>
+            </w:r>
+            <w:r>
+              <w:rPr>
+                <w:sz w:val="16"/>
+              </w:rPr>
+              <w:t xml:space="preserve"> </w:t>
+            </w:r>
+            <w:r>
+              <w:rPr>
+                <w:b/>
+                <w:bCs/>
+                <w:sz w:val="16"/>
+              </w:rPr>
+              <w:t xml:space="preserve">증상은 기본값이고 원인은 리더가 하나였다.</w:t>
+            </w:r>
+            <w:r>
+              <w:rPr>
+                <w:sz w:val="16"/>
+              </w:rPr>
+              <w:t xml:space="preserve"> </w:t>
+            </w:r>
+            <w:r>
+              <w:rPr>
+                <w:sz w:val="16"/>
+              </w:rPr>
+              <w:t xml:space="preserve">읽는 쪽 셋이</w:t>
+            </w:r>
+            <w:r>
+              <w:rPr>
+                <w:sz w:val="16"/>
+              </w:rPr>
+              <w:t xml:space="preserve"> </w:t>
+            </w:r>
+            <w:r>
+              <w:rPr>
+                <w:rStyle w:val="VerbatimChar"/>
+                <w:sz w:val="16"/>
+              </w:rPr>
+              <w:t xml:space="preserve">open_feature_source</w:t>
+            </w:r>
+            <w:r>
+              <w:rPr>
+                <w:sz w:val="16"/>
+              </w:rPr>
+              <w:t xml:space="preserve">를 안 지나 묶음을 줘도 못 읽었다</w:t>
+            </w:r>
+          </w:p>
+        </w:tc>
+        <w:tc>
+          <w:tcPr>
+            <w:tcW w:type="dxa" w:w="2829"/>
+          </w:tcPr>
+          <w:p>
+            <w:pPr>
+              <w:pStyle w:val="Compact"/>
+              <w:spacing w:after="0" w:line="264" w:lineRule="auto"/>
+            </w:pPr>
+            <w:r>
+              <w:rPr>
+                <w:sz w:val="16"/>
+              </w:rPr>
+              <w:t xml:space="preserve">D-0269 · D-0270 · D-0274</w:t>
+            </w:r>
+          </w:p>
+        </w:tc>
+      </w:tr>
+      <w:tr>
+        <w:tc>
+          <w:tcPr>
+            <w:tcW w:type="dxa" w:w="1215"/>
+          </w:tcPr>
+          <w:p>
+            <w:pPr>
+              <w:pStyle w:val="Compact"/>
+              <w:spacing w:after="0" w:line="264" w:lineRule="auto"/>
+            </w:pPr>
+            <w:r>
+              <w:rPr>
+                <w:sz w:val="16"/>
+              </w:rPr>
+              <w:t xml:space="preserve">O-70</w:t>
+            </w:r>
+          </w:p>
+        </w:tc>
+        <w:tc>
+          <w:tcPr>
+            <w:tcW w:type="dxa" w:w="5028"/>
+          </w:tcPr>
+          <w:p>
+            <w:pPr>
+              <w:pStyle w:val="Compact"/>
+              <w:spacing w:after="0" w:line="264" w:lineRule="auto"/>
+            </w:pPr>
+            <w:r>
+              <w:rPr>
+                <w:sz w:val="16"/>
+              </w:rPr>
+              <w:t xml:space="preserve">버려지는 문서 문자열을 아무 관문도 안 봤다 →</w:t>
+            </w:r>
+            <w:r>
+              <w:rPr>
+                <w:sz w:val="16"/>
+              </w:rPr>
+              <w:t xml:space="preserve"> </w:t>
+            </w:r>
+            <w:r>
+              <w:rPr>
+                <w:rStyle w:val="VerbatimChar"/>
+                <w:sz w:val="16"/>
+              </w:rPr>
+              <w:t xml:space="preserve">deadcheck</w:t>
+            </w:r>
+            <w:r>
+              <w:rPr>
+                <w:sz w:val="16"/>
+              </w:rPr>
+              <w:t xml:space="preserve"> </w:t>
+            </w:r>
+            <w:r>
+              <w:rPr>
+                <w:sz w:val="16"/>
+              </w:rPr>
+              <w:t xml:space="preserve">다섯째 프로브.</w:t>
+            </w:r>
+            <w:r>
+              <w:rPr>
+                <w:sz w:val="16"/>
+              </w:rPr>
+              <w:t xml:space="preserve"> </w:t>
+            </w:r>
+            <w:r>
+              <w:rPr>
+                <w:b/>
+                <w:bCs/>
+                <w:sz w:val="16"/>
+              </w:rPr>
               <w:t xml:space="preserve">눈으로 하나, 프로브로 셋</w:t>
             </w:r>
           </w:p>
         </w:tc>
         <w:tc>
           <w:tcPr>
-            <w:tcW w:type="dxa" w:w="2853"/>
+            <w:tcW w:type="dxa" w:w="2829"/>
           </w:tcPr>
           <w:p>
             <w:pPr>

--- a/docs/proposal.docx
+++ b/docs/proposal.docx
@@ -761,7 +761,7 @@
         <w:t xml:space="preserve">    12. 산출물 목록</w:t>
       </w:r>
     </w:p>
-    <w:bookmarkStart w:id="39" w:name="part-i.-프로젝트-제안서"/>
+    <w:bookmarkStart w:id="40" w:name="part-i.-프로젝트-제안서"/>
     <w:p>
       <w:pPr>
         <w:pStyle w:val="Heading1"/>
@@ -4578,7 +4578,7 @@
     </w:p>
     <w:bookmarkEnd w:id="22"/>
     <w:bookmarkEnd w:id="23"/>
-    <w:bookmarkStart w:id="38" w:name="시장현황-및-유사-서비스-분석"/>
+    <w:bookmarkStart w:id="39" w:name="시장현황-및-유사-서비스-분석"/>
     <w:p>
       <w:pPr>
         <w:pStyle w:val="Heading2"/>
@@ -13253,13 +13253,13 @@
       </w:tr>
     </w:tbl>
     <w:bookmarkEnd w:id="36"/>
-    <w:bookmarkStart w:id="37" w:name="참고-자료"/>
+    <w:bookmarkStart w:id="37" w:name="갚은-빚-d-0308"/>
     <w:p>
       <w:pPr>
         <w:pStyle w:val="Heading3"/>
       </w:pPr>
       <w:r>
-        <w:t xml:space="preserve">□ 참고 자료</w:t>
+        <w:t xml:space="preserve">갚은 빚 (D-0308)</w:t>
       </w:r>
     </w:p>
     <w:p>
@@ -13268,6 +13268,1447 @@
       </w:pPr>
       <w:r>
         <w:rPr>
+          <w:rStyle w:val="VerbatimChar"/>
+          <w:b/>
+          <w:bCs/>
+        </w:rPr>
+        <w:t xml:space="preserve">docs/PLAN.md</w:t>
+      </w:r>
+      <w:r>
+        <w:rPr>
+          <w:b/>
+          <w:bCs/>
+        </w:rPr>
+        <w:t xml:space="preserve"> </w:t>
+      </w:r>
+      <w:r>
+        <w:rPr>
+          <w:b/>
+          <w:bCs/>
+        </w:rPr>
+        <w:t xml:space="preserve">§3에서 내려온다.</w:t>
+      </w:r>
+      <w:r>
+        <w:t xml:space="preserve"> </w:t>
+      </w:r>
+      <w:r>
+        <w:t xml:space="preserve">갚히면 PLAN에서 지우고 여기 한 줄로 남긴다 —</w:t>
+      </w:r>
+      <w:r>
+        <w:t xml:space="preserve"> </w:t>
+      </w:r>
+      <w:r>
+        <w:t xml:space="preserve">취소선을 그어 두고 남기면</w:t>
+      </w:r>
+      <w:r>
+        <w:t xml:space="preserve"> </w:t>
+      </w:r>
+      <w:r>
+        <w:rPr>
+          <w:b/>
+          <w:bCs/>
+        </w:rPr>
+        <w:t xml:space="preserve">미래 문서가 과거를 이고 간다.</w:t>
+      </w:r>
+      <w:r>
+        <w:t xml:space="preserve"> </w:t>
+      </w:r>
+      <w:r>
+        <w:t xml:space="preserve">크기 추이와 갚은 방법은</w:t>
+      </w:r>
+      <w:r>
+        <w:t xml:space="preserve"> </w:t>
+      </w:r>
+      <w:r>
+        <w:t xml:space="preserve">결정 기록이 든다.</w:t>
+      </w:r>
+    </w:p>
+    <w:tbl>
+      <w:tblPr>
+        <w:tblStyle w:val="Table"/>
+        <w:tblW w:w="9072" w:type="dxa"/>
+        <w:tblBorders>
+          <w:top w:val="single" w:sz="4" w:color="BFC8D3"/>
+          <w:left w:val="single" w:sz="4" w:color="BFC8D3"/>
+          <w:bottom w:val="single" w:sz="4" w:color="BFC8D3"/>
+          <w:right w:val="single" w:sz="4" w:color="BFC8D3"/>
+          <w:insideH w:val="single" w:sz="4" w:color="BFC8D3"/>
+          <w:insideV w:val="single" w:sz="4" w:color="BFC8D3"/>
+        </w:tblBorders>
+        <w:tblLayout w:type="fixed"/>
+        <w:tblLook w:firstRow="1" w:lastRow="0" w:firstColumn="0" w:lastColumn="0" w:noHBand="0" w:noVBand="0" w:val="0020"/>
+      </w:tblPr>
+      <w:tblGrid>
+        <w:gridCol w:w="2848"/>
+        <w:gridCol w:w="3816"/>
+        <w:gridCol w:w="2406"/>
+      </w:tblGrid>
+      <w:tr>
+        <w:trPr>
+          <w:tblHeader w:val="on"/>
+        </w:trPr>
+        <w:tc>
+          <w:tcPr>
+            <w:tcW w:type="dxa" w:w="2849"/>
+            <w:shd w:val="clear" w:color="auto" w:fill="E8EEF5"/>
+          </w:tcPr>
+          <w:p>
+            <w:pPr>
+              <w:pStyle w:val="Compact"/>
+              <w:spacing w:after="0" w:line="264" w:lineRule="auto"/>
+            </w:pPr>
+            <w:r>
+              <w:rPr>
+                <w:b/>
+                <w:color w:val="1F4E79"/>
+                <w:sz w:val="16"/>
+              </w:rPr>
+              <w:t xml:space="preserve">빚</w:t>
+            </w:r>
+          </w:p>
+        </w:tc>
+        <w:tc>
+          <w:tcPr>
+            <w:tcW w:type="dxa" w:w="3817"/>
+            <w:shd w:val="clear" w:color="auto" w:fill="E8EEF5"/>
+          </w:tcPr>
+          <w:p>
+            <w:pPr>
+              <w:pStyle w:val="Compact"/>
+              <w:spacing w:after="0" w:line="264" w:lineRule="auto"/>
+            </w:pPr>
+            <w:r>
+              <w:rPr>
+                <w:b/>
+                <w:color w:val="1F4E79"/>
+                <w:sz w:val="16"/>
+              </w:rPr>
+              <w:t xml:space="preserve">크기</w:t>
+            </w:r>
+          </w:p>
+        </w:tc>
+        <w:tc>
+          <w:tcPr>
+            <w:tcW w:type="dxa" w:w="2406"/>
+            <w:shd w:val="clear" w:color="auto" w:fill="E8EEF5"/>
+          </w:tcPr>
+          <w:p>
+            <w:pPr>
+              <w:pStyle w:val="Compact"/>
+              <w:spacing w:after="0" w:line="264" w:lineRule="auto"/>
+            </w:pPr>
+            <w:r>
+              <w:rPr>
+                <w:b/>
+                <w:color w:val="1F4E79"/>
+                <w:sz w:val="16"/>
+              </w:rPr>
+              <w:t xml:space="preserve">결정</w:t>
+            </w:r>
+          </w:p>
+        </w:tc>
+      </w:tr>
+      <w:tr>
+        <w:tc>
+          <w:tcPr>
+            <w:tcW w:type="dxa" w:w="2849"/>
+          </w:tcPr>
+          <w:p>
+            <w:pPr>
+              <w:pStyle w:val="Compact"/>
+              <w:spacing w:after="0" w:line="264" w:lineRule="auto"/>
+            </w:pPr>
+            <w:r>
+              <w:rPr>
+                <w:sz w:val="16"/>
+              </w:rPr>
+              <w:t xml:space="preserve">설계 판단</w:t>
+            </w:r>
+            <w:r>
+              <w:rPr>
+                <w:sz w:val="16"/>
+              </w:rPr>
+              <w:t xml:space="preserve"> </w:t>
+            </w:r>
+            <w:r>
+              <w:rPr>
+                <w:b/>
+                <w:bCs/>
+                <w:sz w:val="16"/>
+              </w:rPr>
+              <w:t xml:space="preserve">4건</w:t>
+            </w:r>
+            <w:r>
+              <w:rPr>
+                <w:sz w:val="16"/>
+              </w:rPr>
+              <w:t xml:space="preserve">에 강제 수단이 없다</w:t>
+            </w:r>
+          </w:p>
+        </w:tc>
+        <w:tc>
+          <w:tcPr>
+            <w:tcW w:type="dxa" w:w="3817"/>
+          </w:tcPr>
+          <w:p>
+            <w:pPr>
+              <w:pStyle w:val="Compact"/>
+              <w:spacing w:after="0" w:line="264" w:lineRule="auto"/>
+            </w:pPr>
+            <w:r>
+              <w:rPr>
+                <w:sz w:val="16"/>
+              </w:rPr>
+              <w:t xml:space="preserve">14 → 7 → 4 →</w:t>
+            </w:r>
+            <w:r>
+              <w:rPr>
+                <w:sz w:val="16"/>
+              </w:rPr>
+              <w:t xml:space="preserve"> </w:t>
+            </w:r>
+            <w:r>
+              <w:rPr>
+                <w:b/>
+                <w:bCs/>
+                <w:sz w:val="16"/>
+              </w:rPr>
+              <w:t xml:space="preserve">1</w:t>
+            </w:r>
+            <w:r>
+              <w:rPr>
+                <w:sz w:val="16"/>
+              </w:rPr>
+              <w:t xml:space="preserve"> </w:t>
+            </w:r>
+            <w:r>
+              <w:rPr>
+                <w:sz w:val="16"/>
+              </w:rPr>
+              <w:t xml:space="preserve">(D-0286)</w:t>
+            </w:r>
+          </w:p>
+        </w:tc>
+        <w:tc>
+          <w:tcPr>
+            <w:tcW w:type="dxa" w:w="2406"/>
+          </w:tcPr>
+          <w:p>
+            <w:pPr>
+              <w:pStyle w:val="Compact"/>
+              <w:spacing w:after="0" w:line="264" w:lineRule="auto"/>
+            </w:pPr>
+            <w:r>
+              <w:rPr>
+                <w:sz w:val="16"/>
+              </w:rPr>
+              <w:t xml:space="preserve">D-0004 · D-0008 · D-0039 · D-0046 · D-0067 · D-0117 · D-0118 · D-0263 · D-0286</w:t>
+            </w:r>
+          </w:p>
+        </w:tc>
+      </w:tr>
+      <w:tr>
+        <w:tc>
+          <w:tcPr>
+            <w:tcW w:type="dxa" w:w="2849"/>
+          </w:tcPr>
+          <w:p>
+            <w:pPr>
+              <w:pStyle w:val="Compact"/>
+              <w:spacing w:after="0" w:line="264" w:lineRule="auto"/>
+            </w:pPr>
+            <w:r>
+              <w:rPr>
+                <w:rStyle w:val="VerbatimChar"/>
+                <w:sz w:val="16"/>
+              </w:rPr>
+              <w:t xml:space="preserve">main.py</w:t>
+            </w:r>
+            <w:r>
+              <w:rPr>
+                <w:sz w:val="16"/>
+              </w:rPr>
+              <w:t xml:space="preserve">가 크다</w:t>
+            </w:r>
+          </w:p>
+        </w:tc>
+        <w:tc>
+          <w:tcPr>
+            <w:tcW w:type="dxa" w:w="3817"/>
+          </w:tcPr>
+          <w:p>
+            <w:pPr>
+              <w:pStyle w:val="Compact"/>
+              <w:spacing w:after="0" w:line="264" w:lineRule="auto"/>
+            </w:pPr>
+            <w:r>
+              <w:rPr>
+                <w:rStyle w:val="VerbatimChar"/>
+                <w:sz w:val="16"/>
+              </w:rPr>
+              <w:t xml:space="preserve">build_parser</w:t>
+            </w:r>
+            <w:r>
+              <w:rPr>
+                <w:sz w:val="16"/>
+              </w:rPr>
+              <w:t xml:space="preserve"> </w:t>
+            </w:r>
+            <w:r>
+              <w:rPr>
+                <w:sz w:val="16"/>
+              </w:rPr>
+              <w:t xml:space="preserve">599 →</w:t>
+            </w:r>
+            <w:r>
+              <w:rPr>
+                <w:sz w:val="16"/>
+              </w:rPr>
+              <w:t xml:space="preserve"> </w:t>
+            </w:r>
+            <w:r>
+              <w:rPr>
+                <w:b/>
+                <w:bCs/>
+                <w:sz w:val="16"/>
+              </w:rPr>
+              <w:t xml:space="preserve">9</w:t>
+            </w:r>
+            <w:r>
+              <w:rPr>
+                <w:sz w:val="16"/>
+              </w:rPr>
+              <w:t xml:space="preserve"> </w:t>
+            </w:r>
+            <w:r>
+              <w:rPr>
+                <w:sz w:val="16"/>
+              </w:rPr>
+              <w:t xml:space="preserve">(D-0273) ·</w:t>
+            </w:r>
+            <w:r>
+              <w:rPr>
+                <w:sz w:val="16"/>
+              </w:rPr>
+              <w:t xml:space="preserve"> </w:t>
+            </w:r>
+            <w:r>
+              <w:rPr>
+                <w:rStyle w:val="VerbatimChar"/>
+                <w:sz w:val="16"/>
+              </w:rPr>
+              <w:t xml:space="preserve">_run_ingest_keys</w:t>
+            </w:r>
+            <w:r>
+              <w:rPr>
+                <w:sz w:val="16"/>
+              </w:rPr>
+              <w:t xml:space="preserve"> </w:t>
+            </w:r>
+            <w:r>
+              <w:rPr>
+                <w:sz w:val="16"/>
+              </w:rPr>
+              <w:t xml:space="preserve">352 →</w:t>
+            </w:r>
+            <w:r>
+              <w:rPr>
+                <w:sz w:val="16"/>
+              </w:rPr>
+              <w:t xml:space="preserve"> </w:t>
+            </w:r>
+            <w:r>
+              <w:rPr>
+                <w:b/>
+                <w:bCs/>
+                <w:sz w:val="16"/>
+              </w:rPr>
+              <w:t xml:space="preserve">없어졌다</w:t>
+            </w:r>
+            <w:r>
+              <w:rPr>
+                <w:sz w:val="16"/>
+              </w:rPr>
+              <w:t xml:space="preserve"> </w:t>
+            </w:r>
+            <w:r>
+              <w:rPr>
+                <w:sz w:val="16"/>
+              </w:rPr>
+              <w:t xml:space="preserve">(D-0277)</w:t>
+            </w:r>
+          </w:p>
+        </w:tc>
+        <w:tc>
+          <w:tcPr>
+            <w:tcW w:type="dxa" w:w="2406"/>
+          </w:tcPr>
+          <w:p>
+            <w:pPr>
+              <w:pStyle w:val="Compact"/>
+              <w:spacing w:after="0" w:line="264" w:lineRule="auto"/>
+            </w:pPr>
+            <w:r>
+              <w:rPr>
+                <w:sz w:val="16"/>
+              </w:rPr>
+              <w:t xml:space="preserve">D-0204 · D-0273 · D-0277</w:t>
+            </w:r>
+          </w:p>
+        </w:tc>
+      </w:tr>
+      <w:tr>
+        <w:tc>
+          <w:tcPr>
+            <w:tcW w:type="dxa" w:w="2849"/>
+          </w:tcPr>
+          <w:p>
+            <w:pPr>
+              <w:pStyle w:val="Compact"/>
+              <w:spacing w:after="0" w:line="264" w:lineRule="auto"/>
+            </w:pPr>
+            <w:r>
+              <w:rPr>
+                <w:sz w:val="16"/>
+              </w:rPr>
+              <w:t xml:space="preserve">산출물에 대장이 없다</w:t>
+            </w:r>
+          </w:p>
+        </w:tc>
+        <w:tc>
+          <w:tcPr>
+            <w:tcW w:type="dxa" w:w="3817"/>
+          </w:tcPr>
+          <w:p>
+            <w:pPr>
+              <w:pStyle w:val="Compact"/>
+              <w:spacing w:after="0" w:line="264" w:lineRule="auto"/>
+            </w:pPr>
+            <w:r>
+              <w:rPr>
+                <w:sz w:val="16"/>
+              </w:rPr>
+              <w:t xml:space="preserve">계열 0 →</w:t>
+            </w:r>
+            <w:r>
+              <w:rPr>
+                <w:sz w:val="16"/>
+              </w:rPr>
+              <w:t xml:space="preserve"> </w:t>
+            </w:r>
+            <w:r>
+              <w:rPr>
+                <w:b/>
+                <w:bCs/>
+                <w:sz w:val="16"/>
+              </w:rPr>
+              <w:t xml:space="preserve">19</w:t>
+            </w:r>
+            <w:r>
+              <w:rPr>
+                <w:sz w:val="16"/>
+              </w:rPr>
+              <w:t xml:space="preserve"> </w:t>
+            </w:r>
+            <w:r>
+              <w:rPr>
+                <w:sz w:val="16"/>
+              </w:rPr>
+              <w:t xml:space="preserve">· 격리 6 →</w:t>
+            </w:r>
+            <w:r>
+              <w:rPr>
+                <w:sz w:val="16"/>
+              </w:rPr>
+              <w:t xml:space="preserve"> </w:t>
+            </w:r>
+            <w:r>
+              <w:rPr>
+                <w:b/>
+                <w:bCs/>
+                <w:sz w:val="16"/>
+              </w:rPr>
+              <w:t xml:space="preserve">0</w:t>
+            </w:r>
+            <w:r>
+              <w:rPr>
+                <w:sz w:val="16"/>
+              </w:rPr>
+              <w:t xml:space="preserve"> </w:t>
+            </w:r>
+            <w:r>
+              <w:rPr>
+                <w:sz w:val="16"/>
+              </w:rPr>
+              <w:t xml:space="preserve">· 조사중 1 (D-0266 ~ D-0269)</w:t>
+            </w:r>
+          </w:p>
+        </w:tc>
+        <w:tc>
+          <w:tcPr>
+            <w:tcW w:type="dxa" w:w="2406"/>
+          </w:tcPr>
+          <w:p>
+            <w:pPr>
+              <w:pStyle w:val="Compact"/>
+              <w:spacing w:after="0" w:line="264" w:lineRule="auto"/>
+            </w:pPr>
+            <w:r>
+              <w:rPr>
+                <w:sz w:val="16"/>
+              </w:rPr>
+              <w:t xml:space="preserve">D-0266 · D-0267 · D-0269</w:t>
+            </w:r>
+          </w:p>
+        </w:tc>
+      </w:tr>
+      <w:tr>
+        <w:tc>
+          <w:tcPr>
+            <w:tcW w:type="dxa" w:w="2849"/>
+          </w:tcPr>
+          <w:p>
+            <w:pPr>
+              <w:pStyle w:val="Compact"/>
+              <w:spacing w:after="0" w:line="264" w:lineRule="auto"/>
+            </w:pPr>
+            <w:r>
+              <w:rPr>
+                <w:sz w:val="16"/>
+              </w:rPr>
+              <w:t xml:space="preserve">가짜가 제 포트를 닮았는지 아무도 안 본다</w:t>
+            </w:r>
+          </w:p>
+        </w:tc>
+        <w:tc>
+          <w:tcPr>
+            <w:tcW w:type="dxa" w:w="3817"/>
+          </w:tcPr>
+          <w:p>
+            <w:pPr>
+              <w:pStyle w:val="Compact"/>
+              <w:spacing w:after="0" w:line="264" w:lineRule="auto"/>
+            </w:pPr>
+            <w:r>
+              <w:rPr>
+                <w:sz w:val="16"/>
+              </w:rPr>
+              <w:t xml:space="preserve">포트 가짜 19개 중 무주석</w:t>
+            </w:r>
+            <w:r>
+              <w:rPr>
+                <w:sz w:val="16"/>
+              </w:rPr>
+              <w:t xml:space="preserve"> </w:t>
+            </w:r>
+            <w:r>
+              <w:rPr>
+                <w:b/>
+                <w:bCs/>
+                <w:sz w:val="16"/>
+              </w:rPr>
+              <w:t xml:space="preserve">16 → 0</w:t>
+            </w:r>
+            <w:r>
+              <w:rPr>
+                <w:sz w:val="16"/>
+              </w:rPr>
+              <w:t xml:space="preserve"> </w:t>
+            </w:r>
+            <w:r>
+              <w:rPr>
+                <w:sz w:val="16"/>
+              </w:rPr>
+              <w:t xml:space="preserve">(D-0271)</w:t>
+            </w:r>
+          </w:p>
+        </w:tc>
+        <w:tc>
+          <w:tcPr>
+            <w:tcW w:type="dxa" w:w="2406"/>
+          </w:tcPr>
+          <w:p>
+            <w:pPr>
+              <w:pStyle w:val="Compact"/>
+              <w:spacing w:after="0" w:line="264" w:lineRule="auto"/>
+            </w:pPr>
+            <w:r>
+              <w:rPr>
+                <w:sz w:val="16"/>
+              </w:rPr>
+              <w:t xml:space="preserve">D-0271</w:t>
+            </w:r>
+          </w:p>
+        </w:tc>
+      </w:tr>
+      <w:tr>
+        <w:tc>
+          <w:tcPr>
+            <w:tcW w:type="dxa" w:w="2849"/>
+          </w:tcPr>
+          <w:p>
+            <w:pPr>
+              <w:pStyle w:val="Compact"/>
+              <w:spacing w:after="0" w:line="264" w:lineRule="auto"/>
+            </w:pPr>
+            <w:r>
+              <w:rPr>
+                <w:sz w:val="16"/>
+              </w:rPr>
+              <w:t xml:space="preserve">시험이 도구를 싣는 로더가 21벌이다</w:t>
+            </w:r>
+          </w:p>
+        </w:tc>
+        <w:tc>
+          <w:tcPr>
+            <w:tcW w:type="dxa" w:w="3817"/>
+          </w:tcPr>
+          <w:p>
+            <w:pPr>
+              <w:pStyle w:val="Compact"/>
+              <w:spacing w:after="0" w:line="264" w:lineRule="auto"/>
+            </w:pPr>
+            <w:r>
+              <w:rPr>
+                <w:sz w:val="16"/>
+              </w:rPr>
+              <w:t xml:space="preserve">20 → 21 →</w:t>
+            </w:r>
+            <w:r>
+              <w:rPr>
+                <w:sz w:val="16"/>
+              </w:rPr>
+              <w:t xml:space="preserve"> </w:t>
+            </w:r>
+            <w:r>
+              <w:rPr>
+                <w:b/>
+                <w:bCs/>
+                <w:sz w:val="16"/>
+              </w:rPr>
+              <w:t xml:space="preserve">1</w:t>
+            </w:r>
+            <w:r>
+              <w:rPr>
+                <w:sz w:val="16"/>
+              </w:rPr>
+              <w:t xml:space="preserve"> </w:t>
+            </w:r>
+            <w:r>
+              <w:rPr>
+                <w:sz w:val="16"/>
+              </w:rPr>
+              <w:t xml:space="preserve">(D-0272)</w:t>
+            </w:r>
+          </w:p>
+        </w:tc>
+        <w:tc>
+          <w:tcPr>
+            <w:tcW w:type="dxa" w:w="2406"/>
+          </w:tcPr>
+          <w:p>
+            <w:pPr>
+              <w:pStyle w:val="Compact"/>
+              <w:spacing w:after="0" w:line="264" w:lineRule="auto"/>
+            </w:pPr>
+            <w:r>
+              <w:rPr>
+                <w:sz w:val="16"/>
+              </w:rPr>
+              <w:t xml:space="preserve">D-0264 · D-0272</w:t>
+            </w:r>
+          </w:p>
+        </w:tc>
+      </w:tr>
+      <w:tr>
+        <w:tc>
+          <w:tcPr>
+            <w:tcW w:type="dxa" w:w="2849"/>
+          </w:tcPr>
+          <w:p>
+            <w:pPr>
+              <w:pStyle w:val="Compact"/>
+              <w:spacing w:after="0" w:line="264" w:lineRule="auto"/>
+            </w:pPr>
+            <w:r>
+              <w:rPr>
+                <w:sz w:val="16"/>
+              </w:rPr>
+              <w:t xml:space="preserve">표시 계층이 계산한다 (GR-2.2)</w:t>
+            </w:r>
+          </w:p>
+        </w:tc>
+        <w:tc>
+          <w:tcPr>
+            <w:tcW w:type="dxa" w:w="3817"/>
+          </w:tcPr>
+          <w:p>
+            <w:pPr>
+              <w:pStyle w:val="Compact"/>
+              <w:spacing w:after="0" w:line="264" w:lineRule="auto"/>
+            </w:pPr>
+            <w:r>
+              <w:rPr>
+                <w:rStyle w:val="VerbatimChar"/>
+                <w:sz w:val="16"/>
+              </w:rPr>
+              <w:t xml:space="preserve">numpy</w:t>
+            </w:r>
+            <w:r>
+              <w:rPr>
+                <w:sz w:val="16"/>
+              </w:rPr>
+              <w:t xml:space="preserve">를 들이는 파일 5 → 3 → 1 →</w:t>
+            </w:r>
+            <w:r>
+              <w:rPr>
+                <w:sz w:val="16"/>
+              </w:rPr>
+              <w:t xml:space="preserve"> </w:t>
+            </w:r>
+            <w:r>
+              <w:rPr>
+                <w:b/>
+                <w:bCs/>
+                <w:sz w:val="16"/>
+              </w:rPr>
+              <w:t xml:space="preserve">0</w:t>
+            </w:r>
+            <w:r>
+              <w:rPr>
+                <w:sz w:val="16"/>
+              </w:rPr>
+              <w:t xml:space="preserve"> </w:t>
+            </w:r>
+            <w:r>
+              <w:rPr>
+                <w:sz w:val="16"/>
+              </w:rPr>
+              <w:t xml:space="preserve">(D-0279 ~ D-0281)</w:t>
+            </w:r>
+          </w:p>
+        </w:tc>
+        <w:tc>
+          <w:tcPr>
+            <w:tcW w:type="dxa" w:w="2406"/>
+          </w:tcPr>
+          <w:p>
+            <w:pPr>
+              <w:pStyle w:val="Compact"/>
+              <w:spacing w:after="0" w:line="264" w:lineRule="auto"/>
+            </w:pPr>
+            <w:r>
+              <w:rPr>
+                <w:sz w:val="16"/>
+              </w:rPr>
+              <w:t xml:space="preserve">D-0279 · D-0281</w:t>
+            </w:r>
+          </w:p>
+        </w:tc>
+      </w:tr>
+      <w:tr>
+        <w:tc>
+          <w:tcPr>
+            <w:tcW w:type="dxa" w:w="2849"/>
+          </w:tcPr>
+          <w:p>
+            <w:pPr>
+              <w:pStyle w:val="Compact"/>
+              <w:spacing w:after="0" w:line="264" w:lineRule="auto"/>
+            </w:pPr>
+            <w:r>
+              <w:rPr>
+                <w:sz w:val="16"/>
+              </w:rPr>
+              <w:t xml:space="preserve">정리 정책이</w:t>
+            </w:r>
+            <w:r>
+              <w:rPr>
+                <w:sz w:val="16"/>
+              </w:rPr>
+              <w:t xml:space="preserve"> </w:t>
+            </w:r>
+            <w:r>
+              <w:rPr>
+                <w:rStyle w:val="VerbatimChar"/>
+                <w:sz w:val="16"/>
+              </w:rPr>
+              <w:t xml:space="preserve">__pycache__</w:t>
+            </w:r>
+            <w:r>
+              <w:rPr>
+                <w:sz w:val="16"/>
+              </w:rPr>
+              <w:t xml:space="preserve">뿐이다</w:t>
+            </w:r>
+          </w:p>
+        </w:tc>
+        <w:tc>
+          <w:tcPr>
+            <w:tcW w:type="dxa" w:w="3817"/>
+          </w:tcPr>
+          <w:p>
+            <w:pPr>
+              <w:pStyle w:val="Compact"/>
+              <w:spacing w:after="0" w:line="264" w:lineRule="auto"/>
+            </w:pPr>
+            <w:r>
+              <w:rPr>
+                <w:sz w:val="16"/>
+              </w:rPr>
+              <w:t xml:space="preserve">부류</w:t>
+            </w:r>
+            <w:r>
+              <w:rPr>
+                <w:sz w:val="16"/>
+              </w:rPr>
+              <w:t xml:space="preserve"> </w:t>
+            </w:r>
+            <w:r>
+              <w:rPr>
+                <w:b/>
+                <w:bCs/>
+                <w:sz w:val="16"/>
+              </w:rPr>
+              <w:t xml:space="preserve">셋</w:t>
+            </w:r>
+            <w:r>
+              <w:rPr>
+                <w:sz w:val="16"/>
+              </w:rPr>
+              <w:t xml:space="preserve">을 선언하고 대조한다 (D-0279)</w:t>
+            </w:r>
+          </w:p>
+        </w:tc>
+        <w:tc>
+          <w:tcPr>
+            <w:tcW w:type="dxa" w:w="2406"/>
+          </w:tcPr>
+          <w:p>
+            <w:pPr>
+              <w:pStyle w:val="Compact"/>
+              <w:spacing w:after="0" w:line="264" w:lineRule="auto"/>
+            </w:pPr>
+            <w:r>
+              <w:rPr>
+                <w:sz w:val="16"/>
+              </w:rPr>
+              <w:t xml:space="preserve">D-0219 · D-0279</w:t>
+            </w:r>
+          </w:p>
+        </w:tc>
+      </w:tr>
+      <w:tr>
+        <w:tc>
+          <w:tcPr>
+            <w:tcW w:type="dxa" w:w="2849"/>
+          </w:tcPr>
+          <w:p>
+            <w:pPr>
+              <w:pStyle w:val="Compact"/>
+              <w:spacing w:after="0" w:line="264" w:lineRule="auto"/>
+            </w:pPr>
+            <w:r>
+              <w:rPr>
+                <w:sz w:val="16"/>
+              </w:rPr>
+              <w:t xml:space="preserve">검사 코드 타입 오류</w:t>
+            </w:r>
+          </w:p>
+        </w:tc>
+        <w:tc>
+          <w:tcPr>
+            <w:tcW w:type="dxa" w:w="3817"/>
+          </w:tcPr>
+          <w:p>
+            <w:pPr>
+              <w:pStyle w:val="Compact"/>
+              <w:spacing w:after="0" w:line="264" w:lineRule="auto"/>
+            </w:pPr>
+            <w:r>
+              <w:rPr>
+                <w:sz w:val="16"/>
+              </w:rPr>
+              <w:t xml:space="preserve">1421 → 75 → 66 →</w:t>
+            </w:r>
+            <w:r>
+              <w:rPr>
+                <w:sz w:val="16"/>
+              </w:rPr>
+              <w:t xml:space="preserve"> </w:t>
+            </w:r>
+            <w:r>
+              <w:rPr>
+                <w:b/>
+                <w:bCs/>
+                <w:sz w:val="16"/>
+              </w:rPr>
+              <w:t xml:space="preserve">0</w:t>
+            </w:r>
+            <w:r>
+              <w:rPr>
+                <w:sz w:val="16"/>
+              </w:rPr>
+              <w:t xml:space="preserve"> </w:t>
+            </w:r>
+            <w:r>
+              <w:rPr>
+                <w:sz w:val="16"/>
+              </w:rPr>
+              <w:t xml:space="preserve">(D-0264)</w:t>
+            </w:r>
+          </w:p>
+        </w:tc>
+        <w:tc>
+          <w:tcPr>
+            <w:tcW w:type="dxa" w:w="2406"/>
+          </w:tcPr>
+          <w:p>
+            <w:pPr>
+              <w:pStyle w:val="Compact"/>
+              <w:spacing w:after="0" w:line="264" w:lineRule="auto"/>
+            </w:pPr>
+            <w:r>
+              <w:rPr>
+                <w:sz w:val="16"/>
+              </w:rPr>
+              <w:t xml:space="preserve">D-0134 · D-0264</w:t>
+            </w:r>
+          </w:p>
+        </w:tc>
+      </w:tr>
+      <w:tr>
+        <w:tc>
+          <w:tcPr>
+            <w:tcW w:type="dxa" w:w="2849"/>
+          </w:tcPr>
+          <w:p>
+            <w:pPr>
+              <w:pStyle w:val="Compact"/>
+              <w:spacing w:after="0" w:line="264" w:lineRule="auto"/>
+            </w:pPr>
+            <w:r>
+              <w:rPr>
+                <w:sz w:val="16"/>
+              </w:rPr>
+              <w:t xml:space="preserve">관문 도구가 타입 검사 밖이다</w:t>
+            </w:r>
+          </w:p>
+        </w:tc>
+        <w:tc>
+          <w:tcPr>
+            <w:tcW w:type="dxa" w:w="3817"/>
+          </w:tcPr>
+          <w:p>
+            <w:pPr>
+              <w:pStyle w:val="Compact"/>
+              <w:spacing w:after="0" w:line="264" w:lineRule="auto"/>
+            </w:pPr>
+            <w:r>
+              <w:rPr>
+                <w:sz w:val="16"/>
+              </w:rPr>
+              <w:t xml:space="preserve">42 →</w:t>
+            </w:r>
+            <w:r>
+              <w:rPr>
+                <w:sz w:val="16"/>
+              </w:rPr>
+              <w:t xml:space="preserve"> </w:t>
+            </w:r>
+            <w:r>
+              <w:rPr>
+                <w:b/>
+                <w:bCs/>
+                <w:sz w:val="16"/>
+              </w:rPr>
+              <w:t xml:space="preserve">0</w:t>
+            </w:r>
+            <w:r>
+              <w:rPr>
+                <w:sz w:val="16"/>
+              </w:rPr>
+              <w:t xml:space="preserve"> </w:t>
+            </w:r>
+            <w:r>
+              <w:rPr>
+                <w:sz w:val="16"/>
+              </w:rPr>
+              <w:t xml:space="preserve">(D-0263)</w:t>
+            </w:r>
+          </w:p>
+        </w:tc>
+        <w:tc>
+          <w:tcPr>
+            <w:tcW w:type="dxa" w:w="2406"/>
+          </w:tcPr>
+          <w:p>
+            <w:pPr>
+              <w:pStyle w:val="Compact"/>
+              <w:spacing w:after="0" w:line="264" w:lineRule="auto"/>
+            </w:pPr>
+            <w:r>
+              <w:rPr>
+                <w:sz w:val="16"/>
+              </w:rPr>
+              <w:t xml:space="preserve">D-0263</w:t>
+            </w:r>
+          </w:p>
+        </w:tc>
+      </w:tr>
+      <w:tr>
+        <w:tc>
+          <w:tcPr>
+            <w:tcW w:type="dxa" w:w="2849"/>
+          </w:tcPr>
+          <w:p>
+            <w:pPr>
+              <w:pStyle w:val="Compact"/>
+              <w:spacing w:after="0" w:line="264" w:lineRule="auto"/>
+            </w:pPr>
+            <w:r>
+              <w:rPr>
+                <w:sz w:val="16"/>
+              </w:rPr>
+              <w:t xml:space="preserve">문서가 세어서 적은 수를 아무도 안 본다</w:t>
+            </w:r>
+          </w:p>
+        </w:tc>
+        <w:tc>
+          <w:tcPr>
+            <w:tcW w:type="dxa" w:w="3817"/>
+          </w:tcPr>
+          <w:p>
+            <w:pPr>
+              <w:pStyle w:val="Compact"/>
+              <w:spacing w:after="0" w:line="264" w:lineRule="auto"/>
+            </w:pPr>
+            <w:r>
+              <w:rPr>
+                <w:sz w:val="16"/>
+              </w:rPr>
+              <w:t xml:space="preserve">어긋난 자리</w:t>
+            </w:r>
+            <w:r>
+              <w:rPr>
+                <w:sz w:val="16"/>
+              </w:rPr>
+              <w:t xml:space="preserve"> </w:t>
+            </w:r>
+            <w:r>
+              <w:rPr>
+                <w:b/>
+                <w:bCs/>
+                <w:sz w:val="16"/>
+              </w:rPr>
+              <w:t xml:space="preserve">4곳</w:t>
+            </w:r>
+            <w:r>
+              <w:rPr>
+                <w:sz w:val="16"/>
+              </w:rPr>
+              <w:t xml:space="preserve"> </w:t>
+            </w:r>
+            <w:r>
+              <w:rPr>
+                <w:sz w:val="16"/>
+              </w:rPr>
+              <w:t xml:space="preserve">→ 0 (D-0263)</w:t>
+            </w:r>
+          </w:p>
+        </w:tc>
+        <w:tc>
+          <w:tcPr>
+            <w:tcW w:type="dxa" w:w="2406"/>
+          </w:tcPr>
+          <w:p>
+            <w:pPr>
+              <w:pStyle w:val="Compact"/>
+              <w:spacing w:after="0" w:line="264" w:lineRule="auto"/>
+            </w:pPr>
+            <w:r>
+              <w:rPr>
+                <w:sz w:val="16"/>
+              </w:rPr>
+              <w:t xml:space="preserve">D-0261 · D-0263</w:t>
+            </w:r>
+          </w:p>
+        </w:tc>
+      </w:tr>
+      <w:tr>
+        <w:tc>
+          <w:tcPr>
+            <w:tcW w:type="dxa" w:w="2849"/>
+          </w:tcPr>
+          <w:p>
+            <w:pPr>
+              <w:pStyle w:val="Compact"/>
+              <w:spacing w:after="0" w:line="264" w:lineRule="auto"/>
+            </w:pPr>
+            <w:r>
+              <w:rPr>
+                <w:b/>
+                <w:bCs/>
+                <w:sz w:val="16"/>
+              </w:rPr>
+              <w:t xml:space="preserve">재현 불명 1건</w:t>
+            </w:r>
+          </w:p>
+        </w:tc>
+        <w:tc>
+          <w:tcPr>
+            <w:tcW w:type="dxa" w:w="3817"/>
+          </w:tcPr>
+          <w:p>
+            <w:pPr>
+              <w:pStyle w:val="Compact"/>
+              <w:spacing w:after="0" w:line="264" w:lineRule="auto"/>
+            </w:pPr>
+            <w:r>
+              <w:rPr>
+                <w:sz w:val="16"/>
+              </w:rPr>
+              <w:t xml:space="preserve">145 → 93 → 75 → 74 → 16 → 11 →</w:t>
+            </w:r>
+            <w:r>
+              <w:rPr>
+                <w:sz w:val="16"/>
+              </w:rPr>
+              <w:t xml:space="preserve"> </w:t>
+            </w:r>
+            <w:r>
+              <w:rPr>
+                <w:b/>
+                <w:bCs/>
+                <w:sz w:val="16"/>
+              </w:rPr>
+              <w:t xml:space="preserve">1</w:t>
+            </w:r>
+            <w:r>
+              <w:rPr>
+                <w:sz w:val="16"/>
+              </w:rPr>
+              <w:t xml:space="preserve">. 수는</w:t>
+            </w:r>
+            <w:r>
+              <w:rPr>
+                <w:sz w:val="16"/>
+              </w:rPr>
+              <w:t xml:space="preserve"> </w:t>
+            </w:r>
+            <w:r>
+              <w:rPr>
+                <w:rStyle w:val="VerbatimChar"/>
+                <w:sz w:val="16"/>
+              </w:rPr>
+              <w:t xml:space="preserve">doc_fsck</w:t>
+            </w:r>
+            <w:r>
+              <w:rPr>
+                <w:sz w:val="16"/>
+              </w:rPr>
+              <w:t xml:space="preserve">가 센다 (D-0307)</w:t>
+            </w:r>
+          </w:p>
+        </w:tc>
+        <w:tc>
+          <w:tcPr>
+            <w:tcW w:type="dxa" w:w="2406"/>
+          </w:tcPr>
+          <w:p>
+            <w:pPr>
+              <w:pStyle w:val="Compact"/>
+              <w:spacing w:after="0" w:line="264" w:lineRule="auto"/>
+            </w:pPr>
+            <w:r>
+              <w:rPr>
+                <w:sz w:val="16"/>
+              </w:rPr>
+              <w:t xml:space="preserve">D-0018 · D-0033 · D-0036 · D-0136 · D-0253 · D-0262 · D-0307</w:t>
+            </w:r>
+          </w:p>
+        </w:tc>
+      </w:tr>
+      <w:tr>
+        <w:tc>
+          <w:tcPr>
+            <w:tcW w:type="dxa" w:w="2849"/>
+          </w:tcPr>
+          <w:p>
+            <w:pPr>
+              <w:pStyle w:val="Compact"/>
+              <w:spacing w:after="0" w:line="264" w:lineRule="auto"/>
+            </w:pPr>
+            <w:r>
+              <w:rPr>
+                <w:sz w:val="16"/>
+              </w:rPr>
+              <w:t xml:space="preserve">결정 기록의 인칭</w:t>
+            </w:r>
+          </w:p>
+        </w:tc>
+        <w:tc>
+          <w:tcPr>
+            <w:tcW w:type="dxa" w:w="3817"/>
+          </w:tcPr>
+          <w:p>
+            <w:pPr>
+              <w:pStyle w:val="Compact"/>
+              <w:spacing w:after="0" w:line="264" w:lineRule="auto"/>
+            </w:pPr>
+            <w:r>
+              <w:rPr>
+                <w:sz w:val="16"/>
+              </w:rPr>
+              <w:t xml:space="preserve">25 →</w:t>
+            </w:r>
+            <w:r>
+              <w:rPr>
+                <w:sz w:val="16"/>
+              </w:rPr>
+              <w:t xml:space="preserve"> </w:t>
+            </w:r>
+            <w:r>
+              <w:rPr>
+                <w:b/>
+                <w:bCs/>
+                <w:sz w:val="16"/>
+              </w:rPr>
+              <w:t xml:space="preserve">0</w:t>
+            </w:r>
+            <w:r>
+              <w:rPr>
+                <w:sz w:val="16"/>
+              </w:rPr>
+              <w:t xml:space="preserve"> </w:t>
+            </w:r>
+            <w:r>
+              <w:rPr>
+                <w:sz w:val="16"/>
+              </w:rPr>
+              <w:t xml:space="preserve">· 귀속 26건 · 근거 없는 것</w:t>
+            </w:r>
+            <w:r>
+              <w:rPr>
+                <w:sz w:val="16"/>
+              </w:rPr>
+              <w:t xml:space="preserve"> </w:t>
+            </w:r>
+            <w:r>
+              <w:rPr>
+                <w:b/>
+                <w:bCs/>
+                <w:sz w:val="16"/>
+              </w:rPr>
+              <w:t xml:space="preserve">0건</w:t>
+            </w:r>
+            <w:r>
+              <w:rPr>
+                <w:sz w:val="16"/>
+              </w:rPr>
+              <w:t xml:space="preserve"> </w:t>
+            </w:r>
+            <w:r>
+              <w:rPr>
+                <w:sz w:val="16"/>
+              </w:rPr>
+              <w:t xml:space="preserve">(D-0285)</w:t>
+            </w:r>
+          </w:p>
+        </w:tc>
+        <w:tc>
+          <w:tcPr>
+            <w:tcW w:type="dxa" w:w="2406"/>
+          </w:tcPr>
+          <w:p>
+            <w:pPr>
+              <w:pStyle w:val="Compact"/>
+              <w:spacing w:after="0" w:line="264" w:lineRule="auto"/>
+            </w:pPr>
+            <w:r>
+              <w:rPr>
+                <w:sz w:val="16"/>
+              </w:rPr>
+              <w:t xml:space="preserve">D-0133 · D-0285</w:t>
+            </w:r>
+          </w:p>
+        </w:tc>
+      </w:tr>
+      <w:tr>
+        <w:tc>
+          <w:tcPr>
+            <w:tcW w:type="dxa" w:w="2849"/>
+          </w:tcPr>
+          <w:p>
+            <w:pPr>
+              <w:pStyle w:val="Compact"/>
+              <w:spacing w:after="0" w:line="264" w:lineRule="auto"/>
+            </w:pPr>
+            <w:r>
+              <w:rPr>
+                <w:sz w:val="16"/>
+              </w:rPr>
+              <w:t xml:space="preserve">선행연구를 안 봤다</w:t>
+            </w:r>
+          </w:p>
+        </w:tc>
+        <w:tc>
+          <w:tcPr>
+            <w:tcW w:type="dxa" w:w="3817"/>
+          </w:tcPr>
+          <w:p>
+            <w:pPr>
+              <w:pStyle w:val="Compact"/>
+              <w:spacing w:after="0" w:line="264" w:lineRule="auto"/>
+            </w:pPr>
+            <w:r>
+              <w:rPr>
+                <w:sz w:val="16"/>
+              </w:rPr>
+              <w:t xml:space="preserve">인용</w:t>
+            </w:r>
+            <w:r>
+              <w:rPr>
+                <w:sz w:val="16"/>
+              </w:rPr>
+              <w:t xml:space="preserve"> </w:t>
+            </w:r>
+            <w:r>
+              <w:rPr>
+                <w:b/>
+                <w:bCs/>
+                <w:sz w:val="16"/>
+              </w:rPr>
+              <w:t xml:space="preserve">0건</w:t>
+            </w:r>
+            <w:r>
+              <w:rPr>
+                <w:sz w:val="16"/>
+              </w:rPr>
+              <w:t xml:space="preserve"> </w:t>
+            </w:r>
+            <w:r>
+              <w:rPr>
+                <w:sz w:val="16"/>
+              </w:rPr>
+              <w:t xml:space="preserve">→ 일곱 갈래 (D-0284)</w:t>
+            </w:r>
+          </w:p>
+        </w:tc>
+        <w:tc>
+          <w:tcPr>
+            <w:tcW w:type="dxa" w:w="2406"/>
+          </w:tcPr>
+          <w:p>
+            <w:pPr>
+              <w:pStyle w:val="Compact"/>
+              <w:spacing w:after="0" w:line="264" w:lineRule="auto"/>
+            </w:pPr>
+            <w:r>
+              <w:rPr>
+                <w:sz w:val="16"/>
+              </w:rPr>
+              <w:t xml:space="preserve">D-0284</w:t>
+            </w:r>
+          </w:p>
+        </w:tc>
+      </w:tr>
+      <w:tr>
+        <w:tc>
+          <w:tcPr>
+            <w:tcW w:type="dxa" w:w="2849"/>
+          </w:tcPr>
+          <w:p>
+            <w:pPr>
+              <w:pStyle w:val="Compact"/>
+              <w:spacing w:after="0" w:line="264" w:lineRule="auto"/>
+            </w:pPr>
+            <w:r>
+              <w:rPr>
+                <w:sz w:val="16"/>
+              </w:rPr>
+              <w:t xml:space="preserve">패치가 제 자리를 모른다</w:t>
+            </w:r>
+          </w:p>
+        </w:tc>
+        <w:tc>
+          <w:tcPr>
+            <w:tcW w:type="dxa" w:w="3817"/>
+          </w:tcPr>
+          <w:p>
+            <w:pPr>
+              <w:pStyle w:val="Compact"/>
+              <w:spacing w:after="0" w:line="264" w:lineRule="auto"/>
+            </w:pPr>
+            <w:r>
+              <w:rPr>
+                <w:sz w:val="16"/>
+              </w:rPr>
+              <w:t xml:space="preserve">선행 선언</w:t>
+            </w:r>
+            <w:r>
+              <w:rPr>
+                <w:sz w:val="16"/>
+              </w:rPr>
+              <w:t xml:space="preserve"> </w:t>
+            </w:r>
+            <w:r>
+              <w:rPr>
+                <w:b/>
+                <w:bCs/>
+                <w:sz w:val="16"/>
+              </w:rPr>
+              <w:t xml:space="preserve">0건</w:t>
+            </w:r>
+            <w:r>
+              <w:rPr>
+                <w:sz w:val="16"/>
+              </w:rPr>
+              <w:t xml:space="preserve"> </w:t>
+            </w:r>
+            <w:r>
+              <w:rPr>
+                <w:sz w:val="16"/>
+              </w:rPr>
+              <w:t xml:space="preserve">→ 관문 (D-0287)</w:t>
+            </w:r>
+          </w:p>
+        </w:tc>
+        <w:tc>
+          <w:tcPr>
+            <w:tcW w:type="dxa" w:w="2406"/>
+          </w:tcPr>
+          <w:p>
+            <w:pPr>
+              <w:pStyle w:val="Compact"/>
+              <w:spacing w:after="0" w:line="264" w:lineRule="auto"/>
+            </w:pPr>
+            <w:r>
+              <w:rPr>
+                <w:sz w:val="16"/>
+              </w:rPr>
+              <w:t xml:space="preserve">D-0287</w:t>
+            </w:r>
+          </w:p>
+        </w:tc>
+      </w:tr>
+    </w:tbl>
+    <w:bookmarkEnd w:id="37"/>
+    <w:bookmarkStart w:id="38" w:name="참고-자료"/>
+    <w:p>
+      <w:pPr>
+        <w:pStyle w:val="Heading3"/>
+      </w:pPr>
+      <w:r>
+        <w:t xml:space="preserve">□ 참고 자료</w:t>
+      </w:r>
+    </w:p>
+    <w:p>
+      <w:pPr>
+        <w:pStyle w:val="FirstParagraph"/>
+      </w:pPr>
+      <w:r>
+        <w:rPr>
           <w:b/>
           <w:bCs/>
         </w:rPr>
@@ -13594,10 +15035,10 @@
         <w:t xml:space="preserve">(실측 필요) 참고 문헌의 서지 정보는 구현 착수 시 정확한 출처로 보강한다.</w:t>
       </w:r>
     </w:p>
-    <w:bookmarkEnd w:id="37"/>
     <w:bookmarkEnd w:id="38"/>
     <w:bookmarkEnd w:id="39"/>
-    <w:bookmarkStart w:id="72" w:name="part-ii.-요구사항-분석서"/>
+    <w:bookmarkEnd w:id="40"/>
+    <w:bookmarkStart w:id="73" w:name="part-ii.-요구사항-분석서"/>
     <w:p>
       <w:pPr>
         <w:pStyle w:val="Heading1"/>
@@ -13606,7 +15047,7 @@
         <w:t xml:space="preserve">Part II. 요구사항 분석서</w:t>
       </w:r>
     </w:p>
-    <w:bookmarkStart w:id="46" w:name="req-hathor-요구사항-체계도"/>
+    <w:bookmarkStart w:id="47" w:name="req-hathor-요구사항-체계도"/>
     <w:p>
       <w:pPr>
         <w:pStyle w:val="Heading2"/>
@@ -13624,18 +15065,18 @@
           <wp:inline>
             <wp:extent cx="2898648" cy="7578244"/>
             <wp:effectExtent b="0" l="0" r="0" t="0"/>
-            <wp:docPr descr="요구사항 체계도 — 12개 영역" title="" id="41" name="Picture"/>
+            <wp:docPr descr="요구사항 체계도 — 12개 영역" title="" id="42" name="Picture"/>
             <a:graphic>
               <a:graphicData uri="http://schemas.openxmlformats.org/drawingml/2006/picture">
                 <pic:pic>
                   <pic:nvPicPr>
-                    <pic:cNvPr descr="/tmp/claude-0/-home-claude/ca0c3818-fa79-588c-a1fe-d7e40f2b4b69/scratchpad/wt/var/proposal/figures/requirement_tree.png" id="42" name="Picture"/>
+                    <pic:cNvPr descr="/tmp/claude-0/-home-claude/ca0c3818-fa79-588c-a1fe-d7e40f2b4b69/scratchpad/wt/var/proposal/figures/requirement_tree.png" id="43" name="Picture"/>
                     <pic:cNvPicPr>
                       <a:picLocks noChangeArrowheads="1" noChangeAspect="1"/>
                     </pic:cNvPicPr>
                   </pic:nvPicPr>
                   <pic:blipFill>
-                    <a:blip r:embed="rId40"/>
+                    <a:blip r:embed="rId41"/>
                     <a:stretch>
                       <a:fillRect/>
                     </a:stretch>
@@ -13679,18 +15120,18 @@
           <wp:inline>
             <wp:extent cx="5334000" cy="4318134"/>
             <wp:effectExtent b="0" l="0" r="0" t="0"/>
-            <wp:docPr descr="유스케이스 — 사용자 · 개발자" title="" id="44" name="Picture"/>
+            <wp:docPr descr="유스케이스 — 사용자 · 개발자" title="" id="45" name="Picture"/>
             <a:graphic>
               <a:graphicData uri="http://schemas.openxmlformats.org/drawingml/2006/picture">
                 <pic:pic>
                   <pic:nvPicPr>
-                    <pic:cNvPr descr="/tmp/claude-0/-home-claude/ca0c3818-fa79-588c-a1fe-d7e40f2b4b69/scratchpad/wt/var/proposal/figures/use_cases.png" id="45" name="Picture"/>
+                    <pic:cNvPr descr="/tmp/claude-0/-home-claude/ca0c3818-fa79-588c-a1fe-d7e40f2b4b69/scratchpad/wt/var/proposal/figures/use_cases.png" id="46" name="Picture"/>
                     <pic:cNvPicPr>
                       <a:picLocks noChangeArrowheads="1" noChangeAspect="1"/>
                     </pic:cNvPicPr>
                   </pic:nvPicPr>
                   <pic:blipFill>
-                    <a:blip r:embed="rId43"/>
+                    <a:blip r:embed="rId44"/>
                     <a:stretch>
                       <a:fillRect/>
                     </a:stretch>
@@ -13725,8 +15166,8 @@
         <w:t>[그림 4] 유스케이스 — 사용자 · 개발자</w:t>
       </w:r>
     </w:p>
-    <w:bookmarkEnd w:id="46"/>
-    <w:bookmarkStart w:id="47" w:name="요구사항-id-체계-정의"/>
+    <w:bookmarkEnd w:id="47"/>
+    <w:bookmarkStart w:id="48" w:name="요구사항-id-체계-정의"/>
     <w:p>
       <w:pPr>
         <w:pStyle w:val="Heading2"/>
@@ -14060,8 +15501,8 @@
         <w:t xml:space="preserve">: 우선순위 M은 P4까지의 범위에 한정한다. P5 이후 요구사항은 최대 S를 부여한다. 이는 미완 시 MVP 판정에 영향을 주지 않기 위한 장치다.</w:t>
       </w:r>
     </w:p>
-    <w:bookmarkEnd w:id="47"/>
-    <w:bookmarkStart w:id="63" w:name="세부-기능-요구사항-정의서"/>
+    <w:bookmarkEnd w:id="48"/>
+    <w:bookmarkStart w:id="64" w:name="세부-기능-요구사항-정의서"/>
     <w:p>
       <w:pPr>
         <w:pStyle w:val="Heading2"/>
@@ -14103,18 +15544,18 @@
           <wp:inline>
             <wp:extent cx="5334000" cy="3217333"/>
             <wp:effectExtent b="0" l="0" r="0" t="0"/>
-            <wp:docPr descr="요구사항 상태 집계 — 영역별" title="" id="49" name="Picture"/>
+            <wp:docPr descr="요구사항 상태 집계 — 영역별" title="" id="50" name="Picture"/>
             <a:graphic>
               <a:graphicData uri="http://schemas.openxmlformats.org/drawingml/2006/picture">
                 <pic:pic>
                   <pic:nvPicPr>
-                    <pic:cNvPr descr="/tmp/claude-0/-home-claude/ca0c3818-fa79-588c-a1fe-d7e40f2b4b69/scratchpad/wt/var/proposal/figures/requirement_status.png" id="50" name="Picture"/>
+                    <pic:cNvPr descr="/tmp/claude-0/-home-claude/ca0c3818-fa79-588c-a1fe-d7e40f2b4b69/scratchpad/wt/var/proposal/figures/requirement_status.png" id="51" name="Picture"/>
                     <pic:cNvPicPr>
                       <a:picLocks noChangeArrowheads="1" noChangeAspect="1"/>
                     </pic:cNvPicPr>
                   </pic:nvPicPr>
                   <pic:blipFill>
-                    <a:blip r:embed="rId48"/>
+                    <a:blip r:embed="rId49"/>
                     <a:stretch>
                       <a:fillRect/>
                     </a:stretch>
@@ -14149,7 +15590,7 @@
         <w:t>[그림 5] 요구사항 상태 집계 — 영역별</w:t>
       </w:r>
     </w:p>
-    <w:bookmarkStart w:id="51" w:name="req-ing-인제스트"/>
+    <w:bookmarkStart w:id="52" w:name="req-ing-인제스트"/>
     <w:p>
       <w:pPr>
         <w:pStyle w:val="Heading3"/>
@@ -15451,8 +16892,8 @@
         </w:tc>
       </w:tr>
     </w:tbl>
-    <w:bookmarkEnd w:id="51"/>
-    <w:bookmarkStart w:id="52" w:name="req-anl-4축-분석"/>
+    <w:bookmarkEnd w:id="52"/>
+    <w:bookmarkStart w:id="53" w:name="req-anl-4축-분석"/>
     <w:p>
       <w:pPr>
         <w:pStyle w:val="Heading3"/>
@@ -16794,8 +18235,8 @@
         </w:tc>
       </w:tr>
     </w:tbl>
-    <w:bookmarkEnd w:id="52"/>
-    <w:bookmarkStart w:id="53" w:name="req-tst-취향-모델"/>
+    <w:bookmarkEnd w:id="53"/>
+    <w:bookmarkStart w:id="54" w:name="req-tst-취향-모델"/>
     <w:p>
       <w:pPr>
         <w:pStyle w:val="Heading3"/>
@@ -17889,8 +19330,8 @@
         </w:tc>
       </w:tr>
     </w:tbl>
-    <w:bookmarkEnd w:id="53"/>
-    <w:bookmarkStart w:id="54" w:name="req-agt-로컬-에이전트"/>
+    <w:bookmarkEnd w:id="54"/>
+    <w:bookmarkStart w:id="55" w:name="req-agt-로컬-에이전트"/>
     <w:p>
       <w:pPr>
         <w:pStyle w:val="Heading3"/>
@@ -18968,8 +20409,8 @@
         </w:tc>
       </w:tr>
     </w:tbl>
-    <w:bookmarkEnd w:id="54"/>
-    <w:bookmarkStart w:id="55" w:name="req-gen-생성"/>
+    <w:bookmarkEnd w:id="55"/>
+    <w:bookmarkStart w:id="56" w:name="req-gen-생성"/>
     <w:p>
       <w:pPr>
         <w:pStyle w:val="Heading3"/>
@@ -20194,8 +21635,8 @@
         </w:tc>
       </w:tr>
     </w:tbl>
-    <w:bookmarkEnd w:id="55"/>
-    <w:bookmarkStart w:id="56" w:name="req-lyr-작사"/>
+    <w:bookmarkEnd w:id="56"/>
+    <w:bookmarkStart w:id="57" w:name="req-lyr-작사"/>
     <w:p>
       <w:pPr>
         <w:pStyle w:val="Heading3"/>
@@ -20659,8 +22100,8 @@
         </w:tc>
       </w:tr>
     </w:tbl>
-    <w:bookmarkEnd w:id="56"/>
-    <w:bookmarkStart w:id="57" w:name="req-voc-가창"/>
+    <w:bookmarkEnd w:id="57"/>
+    <w:bookmarkStart w:id="58" w:name="req-voc-가창"/>
     <w:p>
       <w:pPr>
         <w:pStyle w:val="Heading3"/>
@@ -21252,8 +22693,8 @@
         </w:tc>
       </w:tr>
     </w:tbl>
-    <w:bookmarkEnd w:id="57"/>
-    <w:bookmarkStart w:id="58" w:name="req-qua-품질-안전"/>
+    <w:bookmarkEnd w:id="58"/>
+    <w:bookmarkStart w:id="59" w:name="req-qua-품질-안전"/>
     <w:p>
       <w:pPr>
         <w:pStyle w:val="Heading3"/>
@@ -21921,8 +23362,8 @@
         </w:tc>
       </w:tr>
     </w:tbl>
-    <w:bookmarkEnd w:id="58"/>
-    <w:bookmarkStart w:id="59" w:name="req-api-서빙"/>
+    <w:bookmarkEnd w:id="59"/>
+    <w:bookmarkStart w:id="60" w:name="req-api-서빙"/>
     <w:p>
       <w:pPr>
         <w:pStyle w:val="Heading3"/>
@@ -22576,8 +24017,8 @@
         </w:tc>
       </w:tr>
     </w:tbl>
-    <w:bookmarkEnd w:id="59"/>
-    <w:bookmarkStart w:id="60" w:name="req-ui-인터페이스"/>
+    <w:bookmarkEnd w:id="60"/>
+    <w:bookmarkStart w:id="61" w:name="req-ui-인터페이스"/>
     <w:p>
       <w:pPr>
         <w:pStyle w:val="Heading3"/>
@@ -23348,8 +24789,8 @@
         </w:tc>
       </w:tr>
     </w:tbl>
-    <w:bookmarkEnd w:id="60"/>
-    <w:bookmarkStart w:id="61" w:name="req-inf-인프라"/>
+    <w:bookmarkEnd w:id="61"/>
+    <w:bookmarkStart w:id="62" w:name="req-inf-인프라"/>
     <w:p>
       <w:pPr>
         <w:pStyle w:val="Heading3"/>
@@ -25068,8 +26509,8 @@
         </w:tc>
       </w:tr>
     </w:tbl>
-    <w:bookmarkEnd w:id="61"/>
-    <w:bookmarkStart w:id="62" w:name="req-evl-평가-검증"/>
+    <w:bookmarkEnd w:id="62"/>
+    <w:bookmarkStart w:id="63" w:name="req-evl-평가-검증"/>
     <w:p>
       <w:pPr>
         <w:pStyle w:val="Heading3"/>
@@ -26145,9 +27586,9 @@
         </w:tc>
       </w:tr>
     </w:tbl>
-    <w:bookmarkEnd w:id="62"/>
     <w:bookmarkEnd w:id="63"/>
-    <w:bookmarkStart w:id="69" w:name="비기능-요구사항-nfr"/>
+    <w:bookmarkEnd w:id="64"/>
+    <w:bookmarkStart w:id="70" w:name="비기능-요구사항-nfr"/>
     <w:p>
       <w:pPr>
         <w:pStyle w:val="Heading2"/>
@@ -26156,7 +27597,7 @@
         <w:t xml:space="preserve">□ 비기능 요구사항 (NFR)</w:t>
       </w:r>
     </w:p>
-    <w:bookmarkStart w:id="64" w:name="정확성-및-안전성-accuracy-safety"/>
+    <w:bookmarkStart w:id="65" w:name="정확성-및-안전성-accuracy-safety"/>
     <w:p>
       <w:pPr>
         <w:pStyle w:val="Heading3"/>
@@ -26657,8 +28098,8 @@
         <w:t xml:space="preserve">이다 — 누설이 보이면 참조 오디오 모드 자체를 끈다.</w:t>
       </w:r>
     </w:p>
-    <w:bookmarkEnd w:id="64"/>
-    <w:bookmarkStart w:id="65" w:name="성능-및-가용성-performance-availability"/>
+    <w:bookmarkEnd w:id="65"/>
+    <w:bookmarkStart w:id="66" w:name="성능-및-가용성-performance-availability"/>
     <w:p>
       <w:pPr>
         <w:pStyle w:val="Heading3"/>
@@ -27087,8 +28528,8 @@
         </w:tc>
       </w:tr>
     </w:tbl>
-    <w:bookmarkEnd w:id="65"/>
-    <w:bookmarkStart w:id="66" w:name="보안-및-법규-준수-security-compliance"/>
+    <w:bookmarkEnd w:id="66"/>
+    <w:bookmarkStart w:id="67" w:name="보안-및-법규-준수-security-compliance"/>
     <w:p>
       <w:pPr>
         <w:pStyle w:val="Heading3"/>
@@ -27556,8 +28997,8 @@
         </w:tc>
       </w:tr>
     </w:tbl>
-    <w:bookmarkEnd w:id="66"/>
-    <w:bookmarkStart w:id="67" w:name="Xad3dd94fe336c981f159c99ef8f67103a17e2ed"/>
+    <w:bookmarkEnd w:id="67"/>
+    <w:bookmarkStart w:id="68" w:name="Xad3dd94fe336c981f159c99ef8f67103a17e2ed"/>
     <w:p>
       <w:pPr>
         <w:pStyle w:val="Heading3"/>
@@ -28193,8 +29634,8 @@
         </w:tc>
       </w:tr>
     </w:tbl>
-    <w:bookmarkEnd w:id="67"/>
-    <w:bookmarkStart w:id="68" w:name="호환성-compatibility"/>
+    <w:bookmarkEnd w:id="68"/>
+    <w:bookmarkStart w:id="69" w:name="호환성-compatibility"/>
     <w:p>
       <w:pPr>
         <w:pStyle w:val="Heading3"/>
@@ -28554,9 +29995,9 @@
         </w:tc>
       </w:tr>
     </w:tbl>
-    <w:bookmarkEnd w:id="68"/>
     <w:bookmarkEnd w:id="69"/>
-    <w:bookmarkStart w:id="70" w:name="제약사항-및-전제"/>
+    <w:bookmarkEnd w:id="70"/>
+    <w:bookmarkStart w:id="71" w:name="제약사항-및-전제"/>
     <w:p>
       <w:pPr>
         <w:pStyle w:val="Heading2"/>
@@ -29368,8 +30809,8 @@
         </w:tc>
       </w:tr>
     </w:tbl>
-    <w:bookmarkEnd w:id="70"/>
-    <w:bookmarkStart w:id="71" w:name="요구사항-변경-이력"/>
+    <w:bookmarkEnd w:id="71"/>
+    <w:bookmarkStart w:id="72" w:name="요구사항-변경-이력"/>
     <w:p>
       <w:pPr>
         <w:pStyle w:val="Heading2"/>
@@ -29888,9 +31329,9 @@
         </w:tc>
       </w:tr>
     </w:tbl>
-    <w:bookmarkEnd w:id="71"/>
     <w:bookmarkEnd w:id="72"/>
-    <w:bookmarkStart w:id="201" w:name="part-iii.-상세-설계서"/>
+    <w:bookmarkEnd w:id="73"/>
+    <w:bookmarkStart w:id="202" w:name="part-iii.-상세-설계서"/>
     <w:p>
       <w:pPr>
         <w:pStyle w:val="Heading1"/>
@@ -29899,7 +31340,7 @@
         <w:t xml:space="preserve">Part III. 상세 설계서</w:t>
       </w:r>
     </w:p>
-    <w:bookmarkStart w:id="83" w:name="시스템-아키텍처"/>
+    <w:bookmarkStart w:id="84" w:name="시스템-아키텍처"/>
     <w:p>
       <w:pPr>
         <w:pStyle w:val="Heading2"/>
@@ -29908,7 +31349,7 @@
         <w:t xml:space="preserve">1. 시스템 아키텍처</w:t>
       </w:r>
     </w:p>
-    <w:bookmarkStart w:id="76" w:name="전체-파이프라인"/>
+    <w:bookmarkStart w:id="77" w:name="전체-파이프라인"/>
     <w:p>
       <w:pPr>
         <w:pStyle w:val="Heading3"/>
@@ -29926,18 +31367,18 @@
           <wp:inline>
             <wp:extent cx="4754880" cy="7589964"/>
             <wp:effectExtent b="0" l="0" r="0" t="0"/>
-            <wp:docPr descr="전체 파이프라인 — 기기 분석 · 기획 · 렌더 · 관문" title="" id="74" name="Picture"/>
+            <wp:docPr descr="전체 파이프라인 — 기기 분석 · 기획 · 렌더 · 관문" title="" id="75" name="Picture"/>
             <a:graphic>
               <a:graphicData uri="http://schemas.openxmlformats.org/drawingml/2006/picture">
                 <pic:pic>
                   <pic:nvPicPr>
-                    <pic:cNvPr descr="/tmp/claude-0/-home-claude/ca0c3818-fa79-588c-a1fe-d7e40f2b4b69/scratchpad/wt/var/proposal/figures/pipeline.png" id="75" name="Picture"/>
+                    <pic:cNvPr descr="/tmp/claude-0/-home-claude/ca0c3818-fa79-588c-a1fe-d7e40f2b4b69/scratchpad/wt/var/proposal/figures/pipeline.png" id="76" name="Picture"/>
                     <pic:cNvPicPr>
                       <a:picLocks noChangeArrowheads="1" noChangeAspect="1"/>
                     </pic:cNvPicPr>
                   </pic:nvPicPr>
                   <pic:blipFill>
-                    <a:blip r:embed="rId73"/>
+                    <a:blip r:embed="rId74"/>
                     <a:stretch>
                       <a:fillRect/>
                     </a:stretch>
@@ -29972,8 +31413,8 @@
         <w:t>[그림 6] 전체 파이프라인 — 기기 분석 · 기획 · 렌더 · 관문</w:t>
       </w:r>
     </w:p>
-    <w:bookmarkEnd w:id="76"/>
-    <w:bookmarkStart w:id="80" w:name="계층-구조-gr-2"/>
+    <w:bookmarkEnd w:id="77"/>
+    <w:bookmarkStart w:id="81" w:name="계층-구조-gr-2"/>
     <w:p>
       <w:pPr>
         <w:pStyle w:val="Heading3"/>
@@ -30680,18 +32121,18 @@
           <wp:inline>
             <wp:extent cx="5334000" cy="4926763"/>
             <wp:effectExtent b="0" l="0" r="0" t="0"/>
-            <wp:docPr descr="계층 구조와 import 계약 5종" title="" id="78" name="Picture"/>
+            <wp:docPr descr="계층 구조와 import 계약 5종" title="" id="79" name="Picture"/>
             <a:graphic>
               <a:graphicData uri="http://schemas.openxmlformats.org/drawingml/2006/picture">
                 <pic:pic>
                   <pic:nvPicPr>
-                    <pic:cNvPr descr="/tmp/claude-0/-home-claude/ca0c3818-fa79-588c-a1fe-d7e40f2b4b69/scratchpad/wt/var/proposal/figures/layers.png" id="79" name="Picture"/>
+                    <pic:cNvPr descr="/tmp/claude-0/-home-claude/ca0c3818-fa79-588c-a1fe-d7e40f2b4b69/scratchpad/wt/var/proposal/figures/layers.png" id="80" name="Picture"/>
                     <pic:cNvPicPr>
                       <a:picLocks noChangeArrowheads="1" noChangeAspect="1"/>
                     </pic:cNvPicPr>
                   </pic:nvPicPr>
                   <pic:blipFill>
-                    <a:blip r:embed="rId77"/>
+                    <a:blip r:embed="rId78"/>
                     <a:stretch>
                       <a:fillRect/>
                     </a:stretch>
@@ -30726,8 +32167,8 @@
         <w:t>[그림 7] 계층 구조와 import 계약 5종</w:t>
       </w:r>
     </w:p>
-    <w:bookmarkEnd w:id="80"/>
-    <w:bookmarkStart w:id="81" w:name="트리거-타이밍-명시적-실행-상시-감시-없음"/>
+    <w:bookmarkEnd w:id="81"/>
+    <w:bookmarkStart w:id="82" w:name="트리거-타이밍-명시적-실행-상시-감시-없음"/>
     <w:p>
       <w:pPr>
         <w:pStyle w:val="Heading3"/>
@@ -31016,8 +32457,8 @@
         <w:t xml:space="preserve">건너뛰기는 P2에서 구현한다.</w:t>
       </w:r>
     </w:p>
-    <w:bookmarkEnd w:id="81"/>
-    <w:bookmarkStart w:id="82" w:name="모듈-경계-로컬-서버"/>
+    <w:bookmarkEnd w:id="82"/>
+    <w:bookmarkStart w:id="83" w:name="모듈-경계-로컬-서버"/>
     <w:p>
       <w:pPr>
         <w:pStyle w:val="Heading3"/>
@@ -31447,9 +32888,9 @@
         <w:t xml:space="preserve">: 서버 수신 스키마에 오디오 바이트 필드를 정의하지 않는다. 필드가 없으면 전송 자체가 불가능하다. 정책이 아니라 타입으로 강제한다.</w:t>
       </w:r>
     </w:p>
-    <w:bookmarkEnd w:id="82"/>
     <w:bookmarkEnd w:id="83"/>
-    <w:bookmarkStart w:id="100" w:name="데이터-설계"/>
+    <w:bookmarkEnd w:id="84"/>
+    <w:bookmarkStart w:id="101" w:name="데이터-설계"/>
     <w:p>
       <w:pPr>
         <w:pStyle w:val="Heading2"/>
@@ -31458,7 +32899,7 @@
         <w:t xml:space="preserve">2. 데이터 설계</w:t>
       </w:r>
     </w:p>
-    <w:bookmarkStart w:id="84" w:name="데이터-규칙-gr-3"/>
+    <w:bookmarkStart w:id="85" w:name="데이터-규칙-gr-3"/>
     <w:p>
       <w:pPr>
         <w:pStyle w:val="Heading3"/>
@@ -32652,8 +34093,8 @@
         </w:tc>
       </w:tr>
     </w:tbl>
-    <w:bookmarkEnd w:id="84"/>
-    <w:bookmarkStart w:id="85" w:name="현재-산출물-저장-p1-p2"/>
+    <w:bookmarkEnd w:id="85"/>
+    <w:bookmarkStart w:id="86" w:name="현재-산출물-저장-p1-p2"/>
     <w:p>
       <w:pPr>
         <w:pStyle w:val="Heading3"/>
@@ -33345,8 +34786,8 @@
         <w:t xml:space="preserve">끝나야 이름을 준다 (D-0216).</w:t>
       </w:r>
     </w:p>
-    <w:bookmarkEnd w:id="85"/>
-    <w:bookmarkStart w:id="86" w:name="개발-코퍼스-실측"/>
+    <w:bookmarkEnd w:id="86"/>
+    <w:bookmarkStart w:id="87" w:name="개발-코퍼스-실측"/>
     <w:p>
       <w:pPr>
         <w:pStyle w:val="Heading3"/>
@@ -33721,8 +35162,8 @@
         </w:tc>
       </w:tr>
     </w:tbl>
-    <w:bookmarkEnd w:id="86"/>
-    <w:bookmarkStart w:id="90" w:name="id3-프레임-실측-1004곡-전수"/>
+    <w:bookmarkEnd w:id="87"/>
+    <w:bookmarkStart w:id="91" w:name="id3-프레임-실측-1004곡-전수"/>
     <w:p>
       <w:pPr>
         <w:pStyle w:val="Heading3"/>
@@ -34509,18 +35950,18 @@
           <wp:inline>
             <wp:extent cx="5334000" cy="3308166"/>
             <wp:effectExtent b="0" l="0" r="0" t="0"/>
-            <wp:docPr descr="ID3 프레임 보유율 (1004곡 전수)" title="" id="88" name="Picture"/>
+            <wp:docPr descr="ID3 프레임 보유율 (1004곡 전수)" title="" id="89" name="Picture"/>
             <a:graphic>
               <a:graphicData uri="http://schemas.openxmlformats.org/drawingml/2006/picture">
                 <pic:pic>
                   <pic:nvPicPr>
-                    <pic:cNvPr descr="/tmp/claude-0/-home-claude/ca0c3818-fa79-588c-a1fe-d7e40f2b4b69/scratchpad/wt/var/proposal/figures/id3_frames.png" id="89" name="Picture"/>
+                    <pic:cNvPr descr="/tmp/claude-0/-home-claude/ca0c3818-fa79-588c-a1fe-d7e40f2b4b69/scratchpad/wt/var/proposal/figures/id3_frames.png" id="90" name="Picture"/>
                     <pic:cNvPicPr>
                       <a:picLocks noChangeArrowheads="1" noChangeAspect="1"/>
                     </pic:cNvPicPr>
                   </pic:nvPicPr>
                   <pic:blipFill>
-                    <a:blip r:embed="rId87"/>
+                    <a:blip r:embed="rId88"/>
                     <a:stretch>
                       <a:fillRect/>
                     </a:stretch>
@@ -34555,8 +35996,8 @@
         <w:t>[그림 8] ID3 프레임 보유율 (1004곡 전수)</w:t>
       </w:r>
     </w:p>
-    <w:bookmarkEnd w:id="90"/>
-    <w:bookmarkStart w:id="94" w:name="아티스트-표기-실측"/>
+    <w:bookmarkEnd w:id="91"/>
+    <w:bookmarkStart w:id="95" w:name="아티스트-표기-실측"/>
     <w:p>
       <w:pPr>
         <w:pStyle w:val="Heading3"/>
@@ -35052,18 +36493,18 @@
           <wp:inline>
             <wp:extent cx="5334000" cy="1818949"/>
             <wp:effectExtent b="0" l="0" r="0" t="0"/>
-            <wp:docPr descr="아티스트 표기 구성" title="" id="92" name="Picture"/>
+            <wp:docPr descr="아티스트 표기 구성" title="" id="93" name="Picture"/>
             <a:graphic>
               <a:graphicData uri="http://schemas.openxmlformats.org/drawingml/2006/picture">
                 <pic:pic>
                   <pic:nvPicPr>
-                    <pic:cNvPr descr="/tmp/claude-0/-home-claude/ca0c3818-fa79-588c-a1fe-d7e40f2b4b69/scratchpad/wt/var/proposal/figures/artist_notation.png" id="93" name="Picture"/>
+                    <pic:cNvPr descr="/tmp/claude-0/-home-claude/ca0c3818-fa79-588c-a1fe-d7e40f2b4b69/scratchpad/wt/var/proposal/figures/artist_notation.png" id="94" name="Picture"/>
                     <pic:cNvPicPr>
                       <a:picLocks noChangeArrowheads="1" noChangeAspect="1"/>
                     </pic:cNvPicPr>
                   </pic:nvPicPr>
                   <pic:blipFill>
-                    <a:blip r:embed="rId91"/>
+                    <a:blip r:embed="rId92"/>
                     <a:stretch>
                       <a:fillRect/>
                     </a:stretch>
@@ -35098,8 +36539,8 @@
         <w:t>[그림 9] 아티스트 표기 구성</w:t>
       </w:r>
     </w:p>
-    <w:bookmarkEnd w:id="94"/>
-    <w:bookmarkStart w:id="95" w:name="좌표-없는-정규화-식별자-체계"/>
+    <w:bookmarkEnd w:id="95"/>
+    <w:bookmarkStart w:id="96" w:name="좌표-없는-정규화-식별자-체계"/>
     <w:p>
       <w:pPr>
         <w:pStyle w:val="Heading3"/>
@@ -35584,8 +37025,8 @@
         <w:t xml:space="preserve">절대경로를 쓰지 않는 이유는 기기마다 라이브러리 루트가 달라 산출물 동일성이 깨지기 때문이다.</w:t>
       </w:r>
     </w:p>
-    <w:bookmarkEnd w:id="95"/>
-    <w:bookmarkStart w:id="99" w:name="테이블-명세-주요-p4-설계-미구현"/>
+    <w:bookmarkEnd w:id="96"/>
+    <w:bookmarkStart w:id="100" w:name="테이블-명세-주요-p4-설계-미구현"/>
     <w:p>
       <w:pPr>
         <w:pStyle w:val="Heading3"/>
@@ -35622,18 +37063,18 @@
           <wp:inline>
             <wp:extent cx="5334000" cy="5542301"/>
             <wp:effectExtent b="0" l="0" r="0" t="0"/>
-            <wp:docPr descr="ERD — P4 설계" title="" id="97" name="Picture"/>
+            <wp:docPr descr="ERD — P4 설계" title="" id="98" name="Picture"/>
             <a:graphic>
               <a:graphicData uri="http://schemas.openxmlformats.org/drawingml/2006/picture">
                 <pic:pic>
                   <pic:nvPicPr>
-                    <pic:cNvPr descr="/tmp/claude-0/-home-claude/ca0c3818-fa79-588c-a1fe-d7e40f2b4b69/scratchpad/wt/var/proposal/figures/erd.png" id="98" name="Picture"/>
+                    <pic:cNvPr descr="/tmp/claude-0/-home-claude/ca0c3818-fa79-588c-a1fe-d7e40f2b4b69/scratchpad/wt/var/proposal/figures/erd.png" id="99" name="Picture"/>
                     <pic:cNvPicPr>
                       <a:picLocks noChangeArrowheads="1" noChangeAspect="1"/>
                     </pic:cNvPicPr>
                   </pic:nvPicPr>
                   <pic:blipFill>
-                    <a:blip r:embed="rId96"/>
+                    <a:blip r:embed="rId97"/>
                     <a:stretch>
                       <a:fillRect/>
                     </a:stretch>
@@ -38307,9 +39748,9 @@
         </w:tc>
       </w:tr>
     </w:tbl>
-    <w:bookmarkEnd w:id="99"/>
     <w:bookmarkEnd w:id="100"/>
-    <w:bookmarkStart w:id="115" w:name="인제스트-상세-설계"/>
+    <w:bookmarkEnd w:id="101"/>
+    <w:bookmarkStart w:id="116" w:name="인제스트-상세-설계"/>
     <w:p>
       <w:pPr>
         <w:pStyle w:val="Heading2"/>
@@ -38318,7 +39759,7 @@
         <w:t xml:space="preserve">3. 인제스트 상세 설계</w:t>
       </w:r>
     </w:p>
-    <w:bookmarkStart w:id="104" w:name="처리-순서"/>
+    <w:bookmarkStart w:id="105" w:name="처리-순서"/>
     <w:p>
       <w:pPr>
         <w:pStyle w:val="Heading3"/>
@@ -38336,18 +39777,18 @@
           <wp:inline>
             <wp:extent cx="4471416" cy="7588351"/>
             <wp:effectExtent b="0" l="0" r="0" t="0"/>
-            <wp:docPr descr="인제스트 처리 순서" title="" id="102" name="Picture"/>
+            <wp:docPr descr="인제스트 처리 순서" title="" id="103" name="Picture"/>
             <a:graphic>
               <a:graphicData uri="http://schemas.openxmlformats.org/drawingml/2006/picture">
                 <pic:pic>
                   <pic:nvPicPr>
-                    <pic:cNvPr descr="/tmp/claude-0/-home-claude/ca0c3818-fa79-588c-a1fe-d7e40f2b4b69/scratchpad/wt/var/proposal/figures/ingest_flow.png" id="103" name="Picture"/>
+                    <pic:cNvPr descr="/tmp/claude-0/-home-claude/ca0c3818-fa79-588c-a1fe-d7e40f2b4b69/scratchpad/wt/var/proposal/figures/ingest_flow.png" id="104" name="Picture"/>
                     <pic:cNvPicPr>
                       <a:picLocks noChangeArrowheads="1" noChangeAspect="1"/>
                     </pic:cNvPicPr>
                   </pic:nvPicPr>
                   <pic:blipFill>
-                    <a:blip r:embed="rId101"/>
+                    <a:blip r:embed="rId102"/>
                     <a:stretch>
                       <a:fillRect/>
                     </a:stretch>
@@ -38382,8 +39823,8 @@
         <w:t>[그림 11] 인제스트 처리 순서</w:t>
       </w:r>
     </w:p>
-    <w:bookmarkEnd w:id="104"/>
-    <w:bookmarkStart w:id="105" w:name="실패-분류"/>
+    <w:bookmarkEnd w:id="105"/>
+    <w:bookmarkStart w:id="106" w:name="실패-분류"/>
     <w:p>
       <w:pPr>
         <w:pStyle w:val="Heading3"/>
@@ -38694,8 +40135,8 @@
         <w:t xml:space="preserve">: 어떤 단일 파일도 전체 순회를 중단시키지 않는다. 프로세스 종료 코드는 실패율이 임계를 넘을 때만 비정상이 된다.</w:t>
       </w:r>
     </w:p>
-    <w:bookmarkEnd w:id="105"/>
-    <w:bookmarkStart w:id="109" w:name="델타-이벤트"/>
+    <w:bookmarkEnd w:id="106"/>
+    <w:bookmarkStart w:id="110" w:name="델타-이벤트"/>
     <w:p>
       <w:pPr>
         <w:pStyle w:val="Heading3"/>
@@ -39068,18 +40509,18 @@
           <wp:inline>
             <wp:extent cx="5334000" cy="1901949"/>
             <wp:effectExtent b="0" l="0" r="0" t="0"/>
-            <wp:docPr descr="델타 판정 — 재스캔 이벤트 넷" title="" id="107" name="Picture"/>
+            <wp:docPr descr="델타 판정 — 재스캔 이벤트 넷" title="" id="108" name="Picture"/>
             <a:graphic>
               <a:graphicData uri="http://schemas.openxmlformats.org/drawingml/2006/picture">
                 <pic:pic>
                   <pic:nvPicPr>
-                    <pic:cNvPr descr="/tmp/claude-0/-home-claude/ca0c3818-fa79-588c-a1fe-d7e40f2b4b69/scratchpad/wt/var/proposal/figures/delta_states.png" id="108" name="Picture"/>
+                    <pic:cNvPr descr="/tmp/claude-0/-home-claude/ca0c3818-fa79-588c-a1fe-d7e40f2b4b69/scratchpad/wt/var/proposal/figures/delta_states.png" id="109" name="Picture"/>
                     <pic:cNvPicPr>
                       <a:picLocks noChangeArrowheads="1" noChangeAspect="1"/>
                     </pic:cNvPicPr>
                   </pic:nvPicPr>
                   <pic:blipFill>
-                    <a:blip r:embed="rId106"/>
+                    <a:blip r:embed="rId107"/>
                     <a:stretch>
                       <a:fillRect/>
                     </a:stretch>
@@ -39114,8 +40555,8 @@
         <w:t>[그림 12] 델타 판정 — 재스캔 이벤트 넷</w:t>
       </w:r>
     </w:p>
-    <w:bookmarkEnd w:id="109"/>
-    <w:bookmarkStart w:id="110" w:name="아티스트-파서"/>
+    <w:bookmarkEnd w:id="110"/>
+    <w:bookmarkStart w:id="111" w:name="아티스트-파서"/>
     <w:p>
       <w:pPr>
         <w:pStyle w:val="Heading3"/>
@@ -39653,8 +41094,8 @@
         </w:tc>
       </w:tr>
     </w:tbl>
-    <w:bookmarkEnd w:id="110"/>
-    <w:bookmarkStart w:id="114" w:name="musicbrainz-조회-개선-이력-d-0019"/>
+    <w:bookmarkEnd w:id="111"/>
+    <w:bookmarkStart w:id="115" w:name="musicbrainz-조회-개선-이력-d-0019"/>
     <w:p>
       <w:pPr>
         <w:pStyle w:val="Heading3"/>
@@ -39976,18 +41417,18 @@
           <wp:inline>
             <wp:extent cx="5334000" cy="2152387"/>
             <wp:effectExtent b="0" l="0" r="0" t="0"/>
-            <wp:docPr descr="MusicBrainz 곡 조회 성공률 개선" title="" id="112" name="Picture"/>
+            <wp:docPr descr="MusicBrainz 곡 조회 성공률 개선" title="" id="113" name="Picture"/>
             <a:graphic>
               <a:graphicData uri="http://schemas.openxmlformats.org/drawingml/2006/picture">
                 <pic:pic>
                   <pic:nvPicPr>
-                    <pic:cNvPr descr="/tmp/claude-0/-home-claude/ca0c3818-fa79-588c-a1fe-d7e40f2b4b69/scratchpad/wt/var/proposal/figures/musicbrainz.png" id="113" name="Picture"/>
+                    <pic:cNvPr descr="/tmp/claude-0/-home-claude/ca0c3818-fa79-588c-a1fe-d7e40f2b4b69/scratchpad/wt/var/proposal/figures/musicbrainz.png" id="114" name="Picture"/>
                     <pic:cNvPicPr>
                       <a:picLocks noChangeArrowheads="1" noChangeAspect="1"/>
                     </pic:cNvPicPr>
                   </pic:nvPicPr>
                   <pic:blipFill>
-                    <a:blip r:embed="rId111"/>
+                    <a:blip r:embed="rId112"/>
                     <a:stretch>
                       <a:fillRect/>
                     </a:stretch>
@@ -40022,9 +41463,9 @@
         <w:t>[그림 13] MusicBrainz 곡 조회 성공률 개선</w:t>
       </w:r>
     </w:p>
-    <w:bookmarkEnd w:id="114"/>
     <w:bookmarkEnd w:id="115"/>
-    <w:bookmarkStart w:id="119" w:name="축-특징-설계"/>
+    <w:bookmarkEnd w:id="116"/>
+    <w:bookmarkStart w:id="120" w:name="축-특징-설계"/>
     <w:p>
       <w:pPr>
         <w:pStyle w:val="Heading2"/>
@@ -40800,18 +42241,18 @@
           <wp:inline>
             <wp:extent cx="5334000" cy="3019195"/>
             <wp:effectExtent b="0" l="0" r="0" t="0"/>
-            <wp:docPr descr="4축과 모델 — 스템 분리가 편곡 · 가창의 전제다" title="" id="117" name="Picture"/>
+            <wp:docPr descr="4축과 모델 — 스템 분리가 편곡 · 가창의 전제다" title="" id="118" name="Picture"/>
             <a:graphic>
               <a:graphicData uri="http://schemas.openxmlformats.org/drawingml/2006/picture">
                 <pic:pic>
                   <pic:nvPicPr>
-                    <pic:cNvPr descr="/tmp/claude-0/-home-claude/ca0c3818-fa79-588c-a1fe-d7e40f2b4b69/scratchpad/wt/var/proposal/figures/axes.png" id="118" name="Picture"/>
+                    <pic:cNvPr descr="/tmp/claude-0/-home-claude/ca0c3818-fa79-588c-a1fe-d7e40f2b4b69/scratchpad/wt/var/proposal/figures/axes.png" id="119" name="Picture"/>
                     <pic:cNvPicPr>
                       <a:picLocks noChangeArrowheads="1" noChangeAspect="1"/>
                     </pic:cNvPicPr>
                   </pic:nvPicPr>
                   <pic:blipFill>
-                    <a:blip r:embed="rId116"/>
+                    <a:blip r:embed="rId117"/>
                     <a:stretch>
                       <a:fillRect/>
                     </a:stretch>
@@ -40846,8 +42287,8 @@
         <w:t>[그림 14] 4축과 모델 — 스템 분리가 편곡 · 가창의 전제다</w:t>
       </w:r>
     </w:p>
-    <w:bookmarkEnd w:id="119"/>
-    <w:bookmarkStart w:id="127" w:name="취향-모델-설계"/>
+    <w:bookmarkEnd w:id="120"/>
+    <w:bookmarkStart w:id="128" w:name="취향-모델-설계"/>
     <w:p>
       <w:pPr>
         <w:pStyle w:val="Heading2"/>
@@ -40899,7 +42340,7 @@
         <w:t xml:space="preserve">길은 세 번 다 라이선스·커버리지에 막혔다 (D-0215 · D-0216 · O-67).</w:t>
       </w:r>
     </w:p>
-    <w:bookmarkStart w:id="120" w:name="문제-재정의"/>
+    <w:bookmarkStart w:id="121" w:name="문제-재정의"/>
     <w:p>
       <w:pPr>
         <w:pStyle w:val="Heading3"/>
@@ -41134,8 +42575,8 @@
         <w:t xml:space="preserve">는 양성만으로 성립한다. 균일 양성 데이터가 결함이 아니라 전제가 된다.</w:t>
       </w:r>
     </w:p>
-    <w:bookmarkEnd w:id="120"/>
-    <w:bookmarkStart w:id="124" w:name="취향-신호-3층"/>
+    <w:bookmarkEnd w:id="121"/>
+    <w:bookmarkStart w:id="125" w:name="취향-신호-3층"/>
     <w:p>
       <w:pPr>
         <w:pStyle w:val="Heading3"/>
@@ -41488,18 +42929,18 @@
           <wp:inline>
             <wp:extent cx="5334000" cy="2616592"/>
             <wp:effectExtent b="0" l="0" r="0" t="0"/>
-            <wp:docPr descr="취향 신호 3층" title="" id="122" name="Picture"/>
+            <wp:docPr descr="취향 신호 3층" title="" id="123" name="Picture"/>
             <a:graphic>
               <a:graphicData uri="http://schemas.openxmlformats.org/drawingml/2006/picture">
                 <pic:pic>
                   <pic:nvPicPr>
-                    <pic:cNvPr descr="/tmp/claude-0/-home-claude/ca0c3818-fa79-588c-a1fe-d7e40f2b4b69/scratchpad/wt/var/proposal/figures/taste_layers.png" id="123" name="Picture"/>
+                    <pic:cNvPr descr="/tmp/claude-0/-home-claude/ca0c3818-fa79-588c-a1fe-d7e40f2b4b69/scratchpad/wt/var/proposal/figures/taste_layers.png" id="124" name="Picture"/>
                     <pic:cNvPicPr>
                       <a:picLocks noChangeArrowheads="1" noChangeAspect="1"/>
                     </pic:cNvPicPr>
                   </pic:nvPicPr>
                   <pic:blipFill>
-                    <a:blip r:embed="rId121"/>
+                    <a:blip r:embed="rId122"/>
                     <a:stretch>
                       <a:fillRect/>
                     </a:stretch>
@@ -41534,8 +42975,8 @@
         <w:t>[그림 15] 취향 신호 3층</w:t>
       </w:r>
     </w:p>
-    <w:bookmarkEnd w:id="124"/>
-    <w:bookmarkStart w:id="125" w:name="쌍대비교"/>
+    <w:bookmarkEnd w:id="125"/>
+    <w:bookmarkStart w:id="126" w:name="쌍대비교"/>
     <w:p>
       <w:pPr>
         <w:pStyle w:val="Heading3"/>
@@ -41647,8 +43088,8 @@
         <w:t xml:space="preserve">: 본 기법은 랜덤 포레스트가 아니다. 문서·발표에서 혼용하지 않는다.</w:t>
       </w:r>
     </w:p>
-    <w:bookmarkEnd w:id="125"/>
-    <w:bookmarkStart w:id="126" w:name="축별-분해"/>
+    <w:bookmarkEnd w:id="126"/>
+    <w:bookmarkStart w:id="127" w:name="축별-분해"/>
     <w:p>
       <w:pPr>
         <w:pStyle w:val="Heading3"/>
@@ -41665,9 +43106,9 @@
         <w:t xml:space="preserve">취향 벡터는 4축 각각에 대해 독립적으로 산출한다. 사용자가 발라드 멜로디를 선호하면서 힙합 편곡을 선호하는 것은 모순이 아니며, 축을 합치면 이 정보가 소실된다.</w:t>
       </w:r>
     </w:p>
-    <w:bookmarkEnd w:id="126"/>
     <w:bookmarkEnd w:id="127"/>
-    <w:bookmarkStart w:id="152" w:name="생성-파이프라인-설계"/>
+    <w:bookmarkEnd w:id="128"/>
+    <w:bookmarkStart w:id="153" w:name="생성-파이프라인-설계"/>
     <w:p>
       <w:pPr>
         <w:pStyle w:val="Heading2"/>
@@ -41676,7 +43117,7 @@
         <w:t xml:space="preserve">6. 생성 파이프라인 설계</w:t>
       </w:r>
     </w:p>
-    <w:bookmarkStart w:id="131" w:name="기획과-렌더를-나눈다"/>
+    <w:bookmarkStart w:id="132" w:name="기획과-렌더를-나눈다"/>
     <w:p>
       <w:pPr>
         <w:pStyle w:val="Heading3"/>
@@ -41734,18 +43175,18 @@
           <wp:inline>
             <wp:extent cx="2880360" cy="7594618"/>
             <wp:effectExtent b="0" l="0" r="0" t="0"/>
-            <wp:docPr descr="hathor가 기획하고 엔진이 소리를 입힌다" title="" id="129" name="Picture"/>
+            <wp:docPr descr="hathor가 기획하고 엔진이 소리를 입힌다" title="" id="130" name="Picture"/>
             <a:graphic>
               <a:graphicData uri="http://schemas.openxmlformats.org/drawingml/2006/picture">
                 <pic:pic>
                   <pic:nvPicPr>
-                    <pic:cNvPr descr="/tmp/claude-0/-home-claude/ca0c3818-fa79-588c-a1fe-d7e40f2b4b69/scratchpad/wt/var/proposal/figures/plan_render.png" id="130" name="Picture"/>
+                    <pic:cNvPr descr="/tmp/claude-0/-home-claude/ca0c3818-fa79-588c-a1fe-d7e40f2b4b69/scratchpad/wt/var/proposal/figures/plan_render.png" id="131" name="Picture"/>
                     <pic:cNvPicPr>
                       <a:picLocks noChangeArrowheads="1" noChangeAspect="1"/>
                     </pic:cNvPicPr>
                   </pic:nvPicPr>
                   <pic:blipFill>
-                    <a:blip r:embed="rId128"/>
+                    <a:blip r:embed="rId129"/>
                     <a:stretch>
                       <a:fillRect/>
                     </a:stretch>
@@ -41823,8 +43264,8 @@
         <w:t xml:space="preserve">라 적는다 (D-0218).</w:t>
       </w:r>
     </w:p>
-    <w:bookmarkEnd w:id="131"/>
-    <w:bookmarkStart w:id="132" w:name="결정성"/>
+    <w:bookmarkEnd w:id="132"/>
+    <w:bookmarkStart w:id="133" w:name="결정성"/>
     <w:p>
       <w:pPr>
         <w:pStyle w:val="Heading3"/>
@@ -41888,8 +43329,8 @@
         <w:t xml:space="preserve">결정론은 기획(조건)까지만 보장한다 (O-65).</w:t>
       </w:r>
     </w:p>
-    <w:bookmarkEnd w:id="132"/>
-    <w:bookmarkStart w:id="136" w:name="엔진-선정-서류-관문-d-0217"/>
+    <w:bookmarkEnd w:id="133"/>
+    <w:bookmarkStart w:id="137" w:name="엔진-선정-서류-관문-d-0217"/>
     <w:p>
       <w:pPr>
         <w:pStyle w:val="Heading3"/>
@@ -42836,18 +44277,18 @@
           <wp:inline>
             <wp:extent cx="5334000" cy="2687532"/>
             <wp:effectExtent b="0" l="0" r="0" t="0"/>
-            <wp:docPr descr="엔진 서류 관문 — 일곱에서 둘로" title="" id="134" name="Picture"/>
+            <wp:docPr descr="엔진 서류 관문 — 일곱에서 둘로" title="" id="135" name="Picture"/>
             <a:graphic>
               <a:graphicData uri="http://schemas.openxmlformats.org/drawingml/2006/picture">
                 <pic:pic>
                   <pic:nvPicPr>
-                    <pic:cNvPr descr="/tmp/claude-0/-home-claude/ca0c3818-fa79-588c-a1fe-d7e40f2b4b69/scratchpad/wt/var/proposal/figures/engine_funnel.png" id="135" name="Picture"/>
+                    <pic:cNvPr descr="/tmp/claude-0/-home-claude/ca0c3818-fa79-588c-a1fe-d7e40f2b4b69/scratchpad/wt/var/proposal/figures/engine_funnel.png" id="136" name="Picture"/>
                     <pic:cNvPicPr>
                       <a:picLocks noChangeArrowheads="1" noChangeAspect="1"/>
                     </pic:cNvPicPr>
                   </pic:nvPicPr>
                   <pic:blipFill>
-                    <a:blip r:embed="rId133"/>
+                    <a:blip r:embed="rId134"/>
                     <a:stretch>
                       <a:fillRect/>
                     </a:stretch>
@@ -42882,8 +44323,8 @@
         <w:t>[그림 17] 엔진 서류 관문 — 일곱에서 둘로</w:t>
       </w:r>
     </w:p>
-    <w:bookmarkEnd w:id="136"/>
-    <w:bookmarkStart w:id="140" w:name="실측-관문-착수-전에-적었다-d-0217"/>
+    <w:bookmarkEnd w:id="137"/>
+    <w:bookmarkStart w:id="141" w:name="실측-관문-착수-전에-적었다-d-0217"/>
     <w:p>
       <w:pPr>
         <w:pStyle w:val="Heading3"/>
@@ -43253,18 +44694,18 @@
           <wp:inline>
             <wp:extent cx="5334000" cy="4910054"/>
             <wp:effectExtent b="0" l="0" r="0" t="0"/>
-            <wp:docPr descr="엔진 실측 관문 G0 ~ G3" title="" id="138" name="Picture"/>
+            <wp:docPr descr="엔진 실측 관문 G0 ~ G3" title="" id="139" name="Picture"/>
             <a:graphic>
               <a:graphicData uri="http://schemas.openxmlformats.org/drawingml/2006/picture">
                 <pic:pic>
                   <pic:nvPicPr>
-                    <pic:cNvPr descr="/tmp/claude-0/-home-claude/ca0c3818-fa79-588c-a1fe-d7e40f2b4b69/scratchpad/wt/var/proposal/figures/engine_gates.png" id="139" name="Picture"/>
+                    <pic:cNvPr descr="/tmp/claude-0/-home-claude/ca0c3818-fa79-588c-a1fe-d7e40f2b4b69/scratchpad/wt/var/proposal/figures/engine_gates.png" id="140" name="Picture"/>
                     <pic:cNvPicPr>
                       <a:picLocks noChangeArrowheads="1" noChangeAspect="1"/>
                     </pic:cNvPicPr>
                   </pic:nvPicPr>
                   <pic:blipFill>
-                    <a:blip r:embed="rId137"/>
+                    <a:blip r:embed="rId138"/>
                     <a:stretch>
                       <a:fillRect/>
                     </a:stretch>
@@ -43299,8 +44740,8 @@
         <w:t>[그림 18] 엔진 실측 관문 G0 ~ G3</w:t>
       </w:r>
     </w:p>
-    <w:bookmarkEnd w:id="140"/>
-    <w:bookmarkStart w:id="144" w:name="g0-실측-기기가-떨어졌다-d-0218"/>
+    <w:bookmarkEnd w:id="141"/>
+    <w:bookmarkStart w:id="145" w:name="g0-실측-기기가-떨어졌다-d-0218"/>
     <w:p>
       <w:pPr>
         <w:pStyle w:val="Heading3"/>
@@ -43618,18 +45059,18 @@
           <wp:inline>
             <wp:extent cx="5334000" cy="2007123"/>
             <wp:effectExtent b="0" l="0" r="0" t="0"/>
-            <wp:docPr descr="G0 실측 — fp16 NaN · fp32 메모리 부족" title="" id="142" name="Picture"/>
+            <wp:docPr descr="G0 실측 — fp16 NaN · fp32 메모리 부족" title="" id="143" name="Picture"/>
             <a:graphic>
               <a:graphicData uri="http://schemas.openxmlformats.org/drawingml/2006/picture">
                 <pic:pic>
                   <pic:nvPicPr>
-                    <pic:cNvPr descr="/tmp/claude-0/-home-claude/ca0c3818-fa79-588c-a1fe-d7e40f2b4b69/scratchpad/wt/var/proposal/figures/g0_runs.png" id="143" name="Picture"/>
+                    <pic:cNvPr descr="/tmp/claude-0/-home-claude/ca0c3818-fa79-588c-a1fe-d7e40f2b4b69/scratchpad/wt/var/proposal/figures/g0_runs.png" id="144" name="Picture"/>
                     <pic:cNvPicPr>
                       <a:picLocks noChangeArrowheads="1" noChangeAspect="1"/>
                     </pic:cNvPicPr>
                   </pic:nvPicPr>
                   <pic:blipFill>
-                    <a:blip r:embed="rId141"/>
+                    <a:blip r:embed="rId142"/>
                     <a:stretch>
                       <a:fillRect/>
                     </a:stretch>
@@ -43664,8 +45105,8 @@
         <w:t>[그림 19] G0 실측 — fp16 NaN · fp32 메모리 부족</w:t>
       </w:r>
     </w:p>
-    <w:bookmarkEnd w:id="144"/>
-    <w:bookmarkStart w:id="151" w:name="청취-판정-이력"/>
+    <w:bookmarkEnd w:id="145"/>
+    <w:bookmarkStart w:id="152" w:name="청취-판정-이력"/>
     <w:p>
       <w:pPr>
         <w:pStyle w:val="Heading3"/>
@@ -44178,18 +45619,18 @@
           <wp:inline>
             <wp:extent cx="5334000" cy="2490192"/>
             <wp:effectExtent b="0" l="0" r="0" t="0"/>
-            <wp:docPr descr="청취 판정 이력" title="" id="146" name="Picture"/>
+            <wp:docPr descr="청취 판정 이력" title="" id="147" name="Picture"/>
             <a:graphic>
               <a:graphicData uri="http://schemas.openxmlformats.org/drawingml/2006/picture">
                 <pic:pic>
                   <pic:nvPicPr>
-                    <pic:cNvPr descr="/tmp/claude-0/-home-claude/ca0c3818-fa79-588c-a1fe-d7e40f2b4b69/scratchpad/wt/var/proposal/figures/listening.png" id="147" name="Picture"/>
+                    <pic:cNvPr descr="/tmp/claude-0/-home-claude/ca0c3818-fa79-588c-a1fe-d7e40f2b4b69/scratchpad/wt/var/proposal/figures/listening.png" id="148" name="Picture"/>
                     <pic:cNvPicPr>
                       <a:picLocks noChangeArrowheads="1" noChangeAspect="1"/>
                     </pic:cNvPicPr>
                   </pic:nvPicPr>
                   <pic:blipFill>
-                    <a:blip r:embed="rId145"/>
+                    <a:blip r:embed="rId146"/>
                     <a:stretch>
                       <a:fillRect/>
                     </a:stretch>
@@ -44233,18 +45674,18 @@
           <wp:inline>
             <wp:extent cx="5334000" cy="1730949"/>
             <wp:effectExtent b="0" l="0" r="0" t="0"/>
-            <wp:docPr descr="성부 진행 전후 (D-0137)" title="" id="149" name="Picture"/>
+            <wp:docPr descr="성부 진행 전후 (D-0137)" title="" id="150" name="Picture"/>
             <a:graphic>
               <a:graphicData uri="http://schemas.openxmlformats.org/drawingml/2006/picture">
                 <pic:pic>
                   <pic:nvPicPr>
-                    <pic:cNvPr descr="/tmp/claude-0/-home-claude/ca0c3818-fa79-588c-a1fe-d7e40f2b4b69/scratchpad/wt/var/proposal/figures/voice_leading.png" id="150" name="Picture"/>
+                    <pic:cNvPr descr="/tmp/claude-0/-home-claude/ca0c3818-fa79-588c-a1fe-d7e40f2b4b69/scratchpad/wt/var/proposal/figures/voice_leading.png" id="151" name="Picture"/>
                     <pic:cNvPicPr>
                       <a:picLocks noChangeArrowheads="1" noChangeAspect="1"/>
                     </pic:cNvPicPr>
                   </pic:nvPicPr>
                   <pic:blipFill>
-                    <a:blip r:embed="rId148"/>
+                    <a:blip r:embed="rId149"/>
                     <a:stretch>
                       <a:fillRect/>
                     </a:stretch>
@@ -44279,9 +45720,9 @@
         <w:t>[그림 21] 성부 진행 전후 (D-0137)</w:t>
       </w:r>
     </w:p>
-    <w:bookmarkEnd w:id="151"/>
     <w:bookmarkEnd w:id="152"/>
-    <w:bookmarkStart w:id="158" w:name="가창-및-안전-게이트-설계"/>
+    <w:bookmarkEnd w:id="153"/>
+    <w:bookmarkStart w:id="159" w:name="가창-및-안전-게이트-설계"/>
     <w:p>
       <w:pPr>
         <w:pStyle w:val="Heading2"/>
@@ -44290,7 +45731,7 @@
         <w:t xml:space="preserve">7. 가창 및 안전 게이트 설계</w:t>
       </w:r>
     </w:p>
-    <w:bookmarkStart w:id="153" w:name="가창은-엔진이-입힌다"/>
+    <w:bookmarkStart w:id="154" w:name="가창은-엔진이-입힌다"/>
     <w:p>
       <w:pPr>
         <w:pStyle w:val="Heading3"/>
@@ -44339,8 +45780,8 @@
         <w:t xml:space="preserve">(D-0003).</w:t>
       </w:r>
     </w:p>
-    <w:bookmarkEnd w:id="153"/>
-    <w:bookmarkStart w:id="157" w:name="음색-누설-관문-g2"/>
+    <w:bookmarkEnd w:id="154"/>
+    <w:bookmarkStart w:id="158" w:name="음색-누설-관문-g2"/>
     <w:p>
       <w:pPr>
         <w:pStyle w:val="Heading3"/>
@@ -44392,18 +45833,18 @@
           <wp:inline>
             <wp:extent cx="5334000" cy="5843703"/>
             <wp:effectExtent b="0" l="0" r="0" t="0"/>
-            <wp:docPr descr="음색 누설 관문 G2" title="" id="155" name="Picture"/>
+            <wp:docPr descr="음색 누설 관문 G2" title="" id="156" name="Picture"/>
             <a:graphic>
               <a:graphicData uri="http://schemas.openxmlformats.org/drawingml/2006/picture">
                 <pic:pic>
                   <pic:nvPicPr>
-                    <pic:cNvPr descr="/tmp/claude-0/-home-claude/ca0c3818-fa79-588c-a1fe-d7e40f2b4b69/scratchpad/wt/var/proposal/figures/leak_gate.png" id="156" name="Picture"/>
+                    <pic:cNvPr descr="/tmp/claude-0/-home-claude/ca0c3818-fa79-588c-a1fe-d7e40f2b4b69/scratchpad/wt/var/proposal/figures/leak_gate.png" id="157" name="Picture"/>
                     <pic:cNvPicPr>
                       <a:picLocks noChangeArrowheads="1" noChangeAspect="1"/>
                     </pic:cNvPicPr>
                   </pic:nvPicPr>
                   <pic:blipFill>
-                    <a:blip r:embed="rId154"/>
+                    <a:blip r:embed="rId155"/>
                     <a:stretch>
                       <a:fillRect/>
                     </a:stretch>
@@ -44506,9 +45947,9 @@
         <w:t xml:space="preserve">을 금지한다.</w:t>
       </w:r>
     </w:p>
-    <w:bookmarkEnd w:id="157"/>
     <w:bookmarkEnd w:id="158"/>
-    <w:bookmarkStart w:id="162" w:name="로컬-에이전트-설계"/>
+    <w:bookmarkEnd w:id="159"/>
+    <w:bookmarkStart w:id="163" w:name="로컬-에이전트-설계"/>
     <w:p>
       <w:pPr>
         <w:pStyle w:val="Heading2"/>
@@ -44535,7 +45976,7 @@
         <w:t xml:space="preserve">지금 강제되고 있는 것은 전송 경계 하나다 — 서버가 없어도 구멍은 셀 수 있다 (D-0134).</w:t>
       </w:r>
     </w:p>
-    <w:bookmarkStart w:id="159" w:name="구성"/>
+    <w:bookmarkStart w:id="160" w:name="구성"/>
     <w:p>
       <w:pPr>
         <w:pStyle w:val="Heading3"/>
@@ -44863,8 +46304,8 @@
         <w:t xml:space="preserve">넘는다. 이미 구현된 인제스트 코드를 그대로 재사용한다.</w:t>
       </w:r>
     </w:p>
-    <w:bookmarkEnd w:id="159"/>
-    <w:bookmarkStart w:id="160" w:name="작업-관리"/>
+    <w:bookmarkEnd w:id="160"/>
+    <w:bookmarkStart w:id="161" w:name="작업-관리"/>
     <w:p>
       <w:pPr>
         <w:pStyle w:val="Heading3"/>
@@ -45118,8 +46559,8 @@
         </w:tc>
       </w:tr>
     </w:tbl>
-    <w:bookmarkEnd w:id="160"/>
-    <w:bookmarkStart w:id="161" w:name="전송-경계-강제"/>
+    <w:bookmarkEnd w:id="161"/>
+    <w:bookmarkStart w:id="162" w:name="전송-경계-강제"/>
     <w:p>
       <w:pPr>
         <w:pStyle w:val="Heading3"/>
@@ -45331,9 +46772,9 @@
         <w:t xml:space="preserve">MLflow · Prefect 2곳은 로컬 주소가 아니면 거절하며 둘의 사용 통계도 끈다 (D-0224).</w:t>
       </w:r>
     </w:p>
-    <w:bookmarkEnd w:id="161"/>
     <w:bookmarkEnd w:id="162"/>
-    <w:bookmarkStart w:id="163" w:name="서빙-api-명세-개요"/>
+    <w:bookmarkEnd w:id="163"/>
+    <w:bookmarkStart w:id="164" w:name="서빙-api-명세-개요"/>
     <w:p>
       <w:pPr>
         <w:pStyle w:val="Heading2"/>
@@ -45888,8 +47329,8 @@
         <w:t xml:space="preserve">전체 스키마는 OpenAPI로 문서화한다.</w:t>
       </w:r>
     </w:p>
-    <w:bookmarkEnd w:id="163"/>
-    <w:bookmarkStart w:id="183" w:name="평가-설계"/>
+    <w:bookmarkEnd w:id="164"/>
+    <w:bookmarkStart w:id="184" w:name="평가-설계"/>
     <w:p>
       <w:pPr>
         <w:pStyle w:val="Heading2"/>
@@ -45898,7 +47339,7 @@
         <w:t xml:space="preserve">10. 평가 설계</w:t>
       </w:r>
     </w:p>
-    <w:bookmarkStart w:id="167" w:name="지표"/>
+    <w:bookmarkStart w:id="168" w:name="지표"/>
     <w:p>
       <w:pPr>
         <w:pStyle w:val="Heading3"/>
@@ -48088,18 +49529,18 @@
           <wp:inline>
             <wp:extent cx="5334000" cy="2441130"/>
             <wp:effectExtent b="0" l="0" r="0" t="0"/>
-            <wp:docPr descr="검색 평가 — 무작위 대비" title="" id="165" name="Picture"/>
+            <wp:docPr descr="검색 평가 — 무작위 대비" title="" id="166" name="Picture"/>
             <a:graphic>
               <a:graphicData uri="http://schemas.openxmlformats.org/drawingml/2006/picture">
                 <pic:pic>
                   <pic:nvPicPr>
-                    <pic:cNvPr descr="/tmp/claude-0/-home-claude/ca0c3818-fa79-588c-a1fe-d7e40f2b4b69/scratchpad/wt/var/proposal/figures/retrieval.png" id="166" name="Picture"/>
+                    <pic:cNvPr descr="/tmp/claude-0/-home-claude/ca0c3818-fa79-588c-a1fe-d7e40f2b4b69/scratchpad/wt/var/proposal/figures/retrieval.png" id="167" name="Picture"/>
                     <pic:cNvPicPr>
                       <a:picLocks noChangeArrowheads="1" noChangeAspect="1"/>
                     </pic:cNvPicPr>
                   </pic:nvPicPr>
                   <pic:blipFill>
-                    <a:blip r:embed="rId164"/>
+                    <a:blip r:embed="rId165"/>
                     <a:stretch>
                       <a:fillRect/>
                     </a:stretch>
@@ -48134,8 +49575,8 @@
         <w:t>[그림 23] 검색 평가 — 무작위 대비</w:t>
       </w:r>
     </w:p>
-    <w:bookmarkEnd w:id="167"/>
-    <w:bookmarkStart w:id="171" w:name="레이어-곡선-검색축-d-0027"/>
+    <w:bookmarkEnd w:id="168"/>
+    <w:bookmarkStart w:id="172" w:name="레이어-곡선-검색축-d-0027"/>
     <w:p>
       <w:pPr>
         <w:pStyle w:val="Heading3"/>
@@ -48774,18 +50215,18 @@
           <wp:inline>
             <wp:extent cx="5334000" cy="2579029"/>
             <wp:effectExtent b="0" l="0" r="0" t="0"/>
-            <wp:docPr descr="레이어 곡선 — 검색축" title="" id="169" name="Picture"/>
+            <wp:docPr descr="레이어 곡선 — 검색축" title="" id="170" name="Picture"/>
             <a:graphic>
               <a:graphicData uri="http://schemas.openxmlformats.org/drawingml/2006/picture">
                 <pic:pic>
                   <pic:nvPicPr>
-                    <pic:cNvPr descr="/tmp/claude-0/-home-claude/ca0c3818-fa79-588c-a1fe-d7e40f2b4b69/scratchpad/wt/var/proposal/figures/layer_curve.png" id="170" name="Picture"/>
+                    <pic:cNvPr descr="/tmp/claude-0/-home-claude/ca0c3818-fa79-588c-a1fe-d7e40f2b4b69/scratchpad/wt/var/proposal/figures/layer_curve.png" id="171" name="Picture"/>
                     <pic:cNvPicPr>
                       <a:picLocks noChangeArrowheads="1" noChangeAspect="1"/>
                     </pic:cNvPicPr>
                   </pic:nvPicPr>
                   <pic:blipFill>
-                    <a:blip r:embed="rId168"/>
+                    <a:blip r:embed="rId169"/>
                     <a:stretch>
                       <a:fillRect/>
                     </a:stretch>
@@ -48820,8 +50261,8 @@
         <w:t>[그림 24] 레이어 곡선 — 검색축</w:t>
       </w:r>
     </w:p>
-    <w:bookmarkEnd w:id="171"/>
-    <w:bookmarkStart w:id="175" w:name="층별-화성-화성축-d-0181"/>
+    <w:bookmarkEnd w:id="172"/>
+    <w:bookmarkStart w:id="176" w:name="층별-화성-화성축-d-0181"/>
     <w:p>
       <w:pPr>
         <w:pStyle w:val="Heading3"/>
@@ -49519,18 +50960,18 @@
           <wp:inline>
             <wp:extent cx="5334000" cy="2280392"/>
             <wp:effectExtent b="0" l="0" r="0" t="0"/>
-            <wp:docPr descr="층별 화성 — 화성축" title="" id="173" name="Picture"/>
+            <wp:docPr descr="층별 화성 — 화성축" title="" id="174" name="Picture"/>
             <a:graphic>
               <a:graphicData uri="http://schemas.openxmlformats.org/drawingml/2006/picture">
                 <pic:pic>
                   <pic:nvPicPr>
-                    <pic:cNvPr descr="/tmp/claude-0/-home-claude/ca0c3818-fa79-588c-a1fe-d7e40f2b4b69/scratchpad/wt/var/proposal/figures/harmony_layers.png" id="174" name="Picture"/>
+                    <pic:cNvPr descr="/tmp/claude-0/-home-claude/ca0c3818-fa79-588c-a1fe-d7e40f2b4b69/scratchpad/wt/var/proposal/figures/harmony_layers.png" id="175" name="Picture"/>
                     <pic:cNvPicPr>
                       <a:picLocks noChangeArrowheads="1" noChangeAspect="1"/>
                     </pic:cNvPicPr>
                   </pic:nvPicPr>
                   <pic:blipFill>
-                    <a:blip r:embed="rId172"/>
+                    <a:blip r:embed="rId173"/>
                     <a:stretch>
                       <a:fillRect/>
                     </a:stretch>
@@ -49565,8 +51006,8 @@
         <w:t>[그림 25] 층별 화성 — 화성축</w:t>
       </w:r>
     </w:p>
-    <w:bookmarkEnd w:id="175"/>
-    <w:bookmarkStart w:id="176" w:name="조건화-판정-selfother와-그-한계"/>
+    <w:bookmarkEnd w:id="176"/>
+    <w:bookmarkStart w:id="177" w:name="조건화-판정-selfother와-그-한계"/>
     <w:p>
       <w:pPr>
         <w:pStyle w:val="Heading3"/>
@@ -49655,8 +51096,8 @@
         <w:t xml:space="preserve">귀가 판정한다.</w:t>
       </w:r>
     </w:p>
-    <w:bookmarkEnd w:id="176"/>
-    <w:bookmarkStart w:id="180" w:name="검색-평가-하네스-d-0023"/>
+    <w:bookmarkEnd w:id="177"/>
+    <w:bookmarkStart w:id="181" w:name="검색-평가-하네스-d-0023"/>
     <w:p>
       <w:pPr>
         <w:pStyle w:val="Heading3"/>
@@ -50072,7 +51513,7 @@
         <w:t xml:space="preserve">그 둘은 처방이 정반대다.</w:t>
       </w:r>
     </w:p>
-    <w:bookmarkStart w:id="177" w:name="m0-게이트를-어떻게-읽는가"/>
+    <w:bookmarkStart w:id="178" w:name="m0-게이트를-어떻게-읽는가"/>
     <w:p>
       <w:pPr>
         <w:pStyle w:val="Heading4"/>
@@ -50575,8 +52016,8 @@
         <w:t xml:space="preserve">을 들고 다닌다 — 자격을 로그가 아니라 산출물이 든다.</w:t>
       </w:r>
     </w:p>
-    <w:bookmarkEnd w:id="177"/>
-    <w:bookmarkStart w:id="178" w:name="하네스-운용과-실측-이력"/>
+    <w:bookmarkEnd w:id="178"/>
+    <w:bookmarkStart w:id="179" w:name="하네스-운용과-실측-이력"/>
     <w:p>
       <w:pPr>
         <w:pStyle w:val="Heading4"/>
@@ -50730,8 +52171,8 @@
         <w:t xml:space="preserve">원인 미확정이며 O-8(D-0024)로 등재. 스템은 MERT 임베딩에 기여하지 않음이 확인됐다.</w:t>
       </w:r>
     </w:p>
-    <w:bookmarkEnd w:id="178"/>
-    <w:bookmarkStart w:id="179" w:name="표현-선택의-실측-이력"/>
+    <w:bookmarkEnd w:id="179"/>
+    <w:bookmarkStart w:id="180" w:name="표현-선택의-실측-이력"/>
     <w:p>
       <w:pPr>
         <w:pStyle w:val="Heading4"/>
@@ -51331,9 +52772,9 @@
         <w:t xml:space="preserve">제작 맥락을 담는지까지만 말해준다.</w:t>
       </w:r>
     </w:p>
-    <w:bookmarkEnd w:id="179"/>
     <w:bookmarkEnd w:id="180"/>
-    <w:bookmarkStart w:id="181" w:name="절제-실험"/>
+    <w:bookmarkEnd w:id="181"/>
+    <w:bookmarkStart w:id="182" w:name="절제-실험"/>
     <w:p>
       <w:pPr>
         <w:pStyle w:val="Heading3"/>
@@ -51709,8 +53150,8 @@
         <w:t xml:space="preserve">각 축을 제거했을 때 해당 특성만 변화하고 다른 축이 유지되면 축 분리가 유효하다.</w:t>
       </w:r>
     </w:p>
-    <w:bookmarkEnd w:id="181"/>
-    <w:bookmarkStart w:id="182" w:name="재현성-검증"/>
+    <w:bookmarkEnd w:id="182"/>
+    <w:bookmarkStart w:id="183" w:name="재현성-검증"/>
     <w:p>
       <w:pPr>
         <w:pStyle w:val="Heading3"/>
@@ -51727,9 +53168,9 @@
         <w:t xml:space="preserve">CI에서 동일 시드 2회 실행 후 산출물을 비교한다. UUID 등 본질적으로 매 실행 달라지는 필드는 비교에서 제외한다.</w:t>
       </w:r>
     </w:p>
-    <w:bookmarkEnd w:id="182"/>
     <w:bookmarkEnd w:id="183"/>
-    <w:bookmarkStart w:id="199" w:name="개발-환경-및-배포-설계"/>
+    <w:bookmarkEnd w:id="184"/>
+    <w:bookmarkStart w:id="200" w:name="개발-환경-및-배포-설계"/>
     <w:p>
       <w:pPr>
         <w:pStyle w:val="Heading2"/>
@@ -51738,7 +53179,7 @@
         <w:t xml:space="preserve">11. 개발 환경 및 배포 설계</w:t>
       </w:r>
     </w:p>
-    <w:bookmarkStart w:id="184" w:name="개발-환경"/>
+    <w:bookmarkStart w:id="185" w:name="개발-환경"/>
     <w:p>
       <w:pPr>
         <w:pStyle w:val="Heading3"/>
@@ -52201,8 +53642,8 @@
         <w:t xml:space="preserve">이 탐지해 채운다 (D-0068). 셸에 export하지 않는다.</w:t>
       </w:r>
     </w:p>
-    <w:bookmarkEnd w:id="184"/>
-    <w:bookmarkStart w:id="188" w:name="패치-파이프"/>
+    <w:bookmarkEnd w:id="185"/>
+    <w:bookmarkStart w:id="189" w:name="패치-파이프"/>
     <w:p>
       <w:pPr>
         <w:pStyle w:val="Heading3"/>
@@ -52220,18 +53661,18 @@
           <wp:inline>
             <wp:extent cx="5334000" cy="6150918"/>
             <wp:effectExtent b="0" l="0" r="0" t="0"/>
-            <wp:docPr descr="패치 파이프" title="" id="186" name="Picture"/>
+            <wp:docPr descr="패치 파이프" title="" id="187" name="Picture"/>
             <a:graphic>
               <a:graphicData uri="http://schemas.openxmlformats.org/drawingml/2006/picture">
                 <pic:pic>
                   <pic:nvPicPr>
-                    <pic:cNvPr descr="/tmp/claude-0/-home-claude/ca0c3818-fa79-588c-a1fe-d7e40f2b4b69/scratchpad/wt/var/proposal/figures/patch_pipe.png" id="187" name="Picture"/>
+                    <pic:cNvPr descr="/tmp/claude-0/-home-claude/ca0c3818-fa79-588c-a1fe-d7e40f2b4b69/scratchpad/wt/var/proposal/figures/patch_pipe.png" id="188" name="Picture"/>
                     <pic:cNvPicPr>
                       <a:picLocks noChangeArrowheads="1" noChangeAspect="1"/>
                     </pic:cNvPicPr>
                   </pic:nvPicPr>
                   <pic:blipFill>
-                    <a:blip r:embed="rId185"/>
+                    <a:blip r:embed="rId186"/>
                     <a:stretch>
                       <a:fillRect/>
                     </a:stretch>
@@ -52296,8 +53737,8 @@
         <w:t xml:space="preserve">이 커밋 메시지다.</w:t>
       </w:r>
     </w:p>
-    <w:bookmarkEnd w:id="188"/>
-    <w:bookmarkStart w:id="192" w:name="검사-체계"/>
+    <w:bookmarkEnd w:id="189"/>
+    <w:bookmarkStart w:id="193" w:name="검사-체계"/>
     <w:p>
       <w:pPr>
         <w:pStyle w:val="Heading3"/>
@@ -53250,18 +54691,18 @@
           <wp:inline>
             <wp:extent cx="5230368" cy="7588601"/>
             <wp:effectExtent b="0" l="0" r="0" t="0"/>
-            <wp:docPr descr="make check · CI · 커밋 훅 대조 (실물에서 읽었다)" title="" id="190" name="Picture"/>
+            <wp:docPr descr="make check · CI · 커밋 훅 대조 (실물에서 읽었다)" title="" id="191" name="Picture"/>
             <a:graphic>
               <a:graphicData uri="http://schemas.openxmlformats.org/drawingml/2006/picture">
                 <pic:pic>
                   <pic:nvPicPr>
-                    <pic:cNvPr descr="/tmp/claude-0/-home-claude/ca0c3818-fa79-588c-a1fe-d7e40f2b4b69/scratchpad/wt/var/proposal/figures/gate_parity.png" id="191" name="Picture"/>
+                    <pic:cNvPr descr="/tmp/claude-0/-home-claude/ca0c3818-fa79-588c-a1fe-d7e40f2b4b69/scratchpad/wt/var/proposal/figures/gate_parity.png" id="192" name="Picture"/>
                     <pic:cNvPicPr>
                       <a:picLocks noChangeArrowheads="1" noChangeAspect="1"/>
                     </pic:cNvPicPr>
                   </pic:nvPicPr>
                   <pic:blipFill>
-                    <a:blip r:embed="rId189"/>
+                    <a:blip r:embed="rId190"/>
                     <a:stretch>
                       <a:fillRect/>
                     </a:stretch>
@@ -53296,8 +54737,8 @@
         <w:t>[그림 27] make check · CI · 커밋 훅 대조 (실물에서 읽었다)</w:t>
       </w:r>
     </w:p>
-    <w:bookmarkEnd w:id="192"/>
-    <w:bookmarkStart w:id="196" w:name="문서-체계"/>
+    <w:bookmarkEnd w:id="193"/>
+    <w:bookmarkStart w:id="197" w:name="문서-체계"/>
     <w:p>
       <w:pPr>
         <w:pStyle w:val="Heading3"/>
@@ -53483,18 +54924,18 @@
           <wp:inline>
             <wp:extent cx="5334000" cy="4745802"/>
             <wp:effectExtent b="0" l="0" r="0" t="0"/>
-            <wp:docPr descr="문서 체계 — 기획서는 MASTER에서 빌드한다" title="" id="194" name="Picture"/>
+            <wp:docPr descr="문서 체계 — 기획서는 MASTER에서 빌드한다" title="" id="195" name="Picture"/>
             <a:graphic>
               <a:graphicData uri="http://schemas.openxmlformats.org/drawingml/2006/picture">
                 <pic:pic>
                   <pic:nvPicPr>
-                    <pic:cNvPr descr="/tmp/claude-0/-home-claude/ca0c3818-fa79-588c-a1fe-d7e40f2b4b69/scratchpad/wt/var/proposal/figures/documents.png" id="195" name="Picture"/>
+                    <pic:cNvPr descr="/tmp/claude-0/-home-claude/ca0c3818-fa79-588c-a1fe-d7e40f2b4b69/scratchpad/wt/var/proposal/figures/documents.png" id="196" name="Picture"/>
                     <pic:cNvPicPr>
                       <a:picLocks noChangeArrowheads="1" noChangeAspect="1"/>
                     </pic:cNvPicPr>
                   </pic:nvPicPr>
                   <pic:blipFill>
-                    <a:blip r:embed="rId193"/>
+                    <a:blip r:embed="rId194"/>
                     <a:stretch>
                       <a:fillRect/>
                     </a:stretch>
@@ -53529,8 +54970,8 @@
         <w:t>[그림 28] 문서 체계 — 기획서는 MASTER에서 빌드한다</w:t>
       </w:r>
     </w:p>
-    <w:bookmarkEnd w:id="196"/>
-    <w:bookmarkStart w:id="197" w:name="컨테이너-구성"/>
+    <w:bookmarkEnd w:id="197"/>
+    <w:bookmarkStart w:id="198" w:name="컨테이너-구성"/>
     <w:p>
       <w:pPr>
         <w:pStyle w:val="Heading3"/>
@@ -54084,8 +55525,8 @@
         <w:t xml:space="preserve">이미 있는 CLI를 차례로 부를 뿐이다. 둘을 지워도 결과는 그대로 선다.</w:t>
       </w:r>
     </w:p>
-    <w:bookmarkEnd w:id="197"/>
-    <w:bookmarkStart w:id="198" w:name="ci-구성"/>
+    <w:bookmarkEnd w:id="198"/>
+    <w:bookmarkStart w:id="199" w:name="ci-구성"/>
     <w:p>
       <w:pPr>
         <w:pStyle w:val="Heading3"/>
@@ -54558,9 +55999,9 @@
         </w:tc>
       </w:tr>
     </w:tbl>
-    <w:bookmarkEnd w:id="198"/>
     <w:bookmarkEnd w:id="199"/>
-    <w:bookmarkStart w:id="200" w:name="산출물-목록"/>
+    <w:bookmarkEnd w:id="200"/>
+    <w:bookmarkStart w:id="201" w:name="산출물-목록"/>
     <w:p>
       <w:pPr>
         <w:pStyle w:val="Heading2"/>
@@ -55842,8 +57283,8 @@
         </w:tc>
       </w:tr>
     </w:tbl>
-    <w:bookmarkEnd w:id="200"/>
     <w:bookmarkEnd w:id="201"/>
+    <w:bookmarkEnd w:id="202"/>
     <w:sectPr>
       <w:footerReference w:type="default" r:id="rId9"/>
       <w:footnotePr>

--- a/docs/proposal.docx
+++ b/docs/proposal.docx
@@ -10873,9 +10873,9 @@
         <w:tblLook w:firstRow="1" w:lastRow="0" w:firstColumn="0" w:lastColumn="0" w:noHBand="0" w:noVBand="0" w:val="0020"/>
       </w:tblPr>
       <w:tblGrid>
-        <w:gridCol w:w="1215"/>
-        <w:gridCol w:w="5027"/>
-        <w:gridCol w:w="2829"/>
+        <w:gridCol w:w="1204"/>
+        <w:gridCol w:w="5090"/>
+        <w:gridCol w:w="2776"/>
       </w:tblGrid>
       <w:tr>
         <w:trPr>
@@ -10883,7 +10883,7 @@
         </w:trPr>
         <w:tc>
           <w:tcPr>
-            <w:tcW w:type="dxa" w:w="1215"/>
+            <w:tcW w:type="dxa" w:w="1204"/>
             <w:shd w:val="clear" w:color="auto" w:fill="E8EEF5"/>
           </w:tcPr>
           <w:p>
@@ -10903,7 +10903,7 @@
         </w:tc>
         <w:tc>
           <w:tcPr>
-            <w:tcW w:type="dxa" w:w="5028"/>
+            <w:tcW w:type="dxa" w:w="5091"/>
             <w:shd w:val="clear" w:color="auto" w:fill="E8EEF5"/>
           </w:tcPr>
           <w:p>
@@ -10923,7 +10923,7 @@
         </w:tc>
         <w:tc>
           <w:tcPr>
-            <w:tcW w:type="dxa" w:w="2829"/>
+            <w:tcW w:type="dxa" w:w="2777"/>
             <w:shd w:val="clear" w:color="auto" w:fill="E8EEF5"/>
           </w:tcPr>
           <w:p>
@@ -10945,7 +10945,7 @@
       <w:tr>
         <w:tc>
           <w:tcPr>
-            <w:tcW w:type="dxa" w:w="1215"/>
+            <w:tcW w:type="dxa" w:w="1204"/>
           </w:tcPr>
           <w:p>
             <w:pPr>
@@ -10962,7 +10962,7 @@
         </w:tc>
         <w:tc>
           <w:tcPr>
-            <w:tcW w:type="dxa" w:w="5028"/>
+            <w:tcW w:type="dxa" w:w="5091"/>
           </w:tcPr>
           <w:p>
             <w:pPr>
@@ -11005,7 +11005,7 @@
         </w:tc>
         <w:tc>
           <w:tcPr>
-            <w:tcW w:type="dxa" w:w="2829"/>
+            <w:tcW w:type="dxa" w:w="2777"/>
           </w:tcPr>
           <w:p>
             <w:pPr>
@@ -11024,7 +11024,7 @@
       <w:tr>
         <w:tc>
           <w:tcPr>
-            <w:tcW w:type="dxa" w:w="1215"/>
+            <w:tcW w:type="dxa" w:w="1204"/>
           </w:tcPr>
           <w:p>
             <w:pPr>
@@ -11041,7 +11041,7 @@
         </w:tc>
         <w:tc>
           <w:tcPr>
-            <w:tcW w:type="dxa" w:w="5028"/>
+            <w:tcW w:type="dxa" w:w="5091"/>
           </w:tcPr>
           <w:p>
             <w:pPr>
@@ -11084,7 +11084,7 @@
         </w:tc>
         <w:tc>
           <w:tcPr>
-            <w:tcW w:type="dxa" w:w="2829"/>
+            <w:tcW w:type="dxa" w:w="2777"/>
           </w:tcPr>
           <w:p>
             <w:pPr>
@@ -11103,7 +11103,7 @@
       <w:tr>
         <w:tc>
           <w:tcPr>
-            <w:tcW w:type="dxa" w:w="1215"/>
+            <w:tcW w:type="dxa" w:w="1204"/>
           </w:tcPr>
           <w:p>
             <w:pPr>
@@ -11120,7 +11120,7 @@
         </w:tc>
         <w:tc>
           <w:tcPr>
-            <w:tcW w:type="dxa" w:w="5028"/>
+            <w:tcW w:type="dxa" w:w="5091"/>
           </w:tcPr>
           <w:p>
             <w:pPr>
@@ -11137,7 +11137,7 @@
         </w:tc>
         <w:tc>
           <w:tcPr>
-            <w:tcW w:type="dxa" w:w="2829"/>
+            <w:tcW w:type="dxa" w:w="2777"/>
           </w:tcPr>
           <w:p>
             <w:pPr>
@@ -11156,7 +11156,7 @@
       <w:tr>
         <w:tc>
           <w:tcPr>
-            <w:tcW w:type="dxa" w:w="1215"/>
+            <w:tcW w:type="dxa" w:w="1204"/>
           </w:tcPr>
           <w:p>
             <w:pPr>
@@ -11173,7 +11173,7 @@
         </w:tc>
         <w:tc>
           <w:tcPr>
-            <w:tcW w:type="dxa" w:w="5028"/>
+            <w:tcW w:type="dxa" w:w="5091"/>
           </w:tcPr>
           <w:p>
             <w:pPr>
@@ -11190,7 +11190,7 @@
         </w:tc>
         <w:tc>
           <w:tcPr>
-            <w:tcW w:type="dxa" w:w="2829"/>
+            <w:tcW w:type="dxa" w:w="2777"/>
           </w:tcPr>
           <w:p>
             <w:pPr>
@@ -11209,7 +11209,7 @@
       <w:tr>
         <w:tc>
           <w:tcPr>
-            <w:tcW w:type="dxa" w:w="1215"/>
+            <w:tcW w:type="dxa" w:w="1204"/>
           </w:tcPr>
           <w:p>
             <w:pPr>
@@ -11226,7 +11226,7 @@
         </w:tc>
         <w:tc>
           <w:tcPr>
-            <w:tcW w:type="dxa" w:w="5028"/>
+            <w:tcW w:type="dxa" w:w="5091"/>
           </w:tcPr>
           <w:p>
             <w:pPr>
@@ -11243,7 +11243,7 @@
         </w:tc>
         <w:tc>
           <w:tcPr>
-            <w:tcW w:type="dxa" w:w="2829"/>
+            <w:tcW w:type="dxa" w:w="2777"/>
           </w:tcPr>
           <w:p>
             <w:pPr>
@@ -11262,7 +11262,7 @@
       <w:tr>
         <w:tc>
           <w:tcPr>
-            <w:tcW w:type="dxa" w:w="1215"/>
+            <w:tcW w:type="dxa" w:w="1204"/>
           </w:tcPr>
           <w:p>
             <w:pPr>
@@ -11279,7 +11279,7 @@
         </w:tc>
         <w:tc>
           <w:tcPr>
-            <w:tcW w:type="dxa" w:w="5028"/>
+            <w:tcW w:type="dxa" w:w="5091"/>
           </w:tcPr>
           <w:p>
             <w:pPr>
@@ -11296,7 +11296,7 @@
         </w:tc>
         <w:tc>
           <w:tcPr>
-            <w:tcW w:type="dxa" w:w="2829"/>
+            <w:tcW w:type="dxa" w:w="2777"/>
           </w:tcPr>
           <w:p>
             <w:pPr>
@@ -11315,7 +11315,7 @@
       <w:tr>
         <w:tc>
           <w:tcPr>
-            <w:tcW w:type="dxa" w:w="1215"/>
+            <w:tcW w:type="dxa" w:w="1204"/>
           </w:tcPr>
           <w:p>
             <w:pPr>
@@ -11332,7 +11332,7 @@
         </w:tc>
         <w:tc>
           <w:tcPr>
-            <w:tcW w:type="dxa" w:w="5028"/>
+            <w:tcW w:type="dxa" w:w="5091"/>
           </w:tcPr>
           <w:p>
             <w:pPr>
@@ -11349,7 +11349,7 @@
         </w:tc>
         <w:tc>
           <w:tcPr>
-            <w:tcW w:type="dxa" w:w="2829"/>
+            <w:tcW w:type="dxa" w:w="2777"/>
           </w:tcPr>
           <w:p>
             <w:pPr>
@@ -11368,7 +11368,7 @@
       <w:tr>
         <w:tc>
           <w:tcPr>
-            <w:tcW w:type="dxa" w:w="1215"/>
+            <w:tcW w:type="dxa" w:w="1204"/>
           </w:tcPr>
           <w:p>
             <w:pPr>
@@ -11385,7 +11385,7 @@
         </w:tc>
         <w:tc>
           <w:tcPr>
-            <w:tcW w:type="dxa" w:w="5028"/>
+            <w:tcW w:type="dxa" w:w="5091"/>
           </w:tcPr>
           <w:p>
             <w:pPr>
@@ -11402,7 +11402,7 @@
         </w:tc>
         <w:tc>
           <w:tcPr>
-            <w:tcW w:type="dxa" w:w="2829"/>
+            <w:tcW w:type="dxa" w:w="2777"/>
           </w:tcPr>
           <w:p>
             <w:pPr>
@@ -11421,7 +11421,7 @@
       <w:tr>
         <w:tc>
           <w:tcPr>
-            <w:tcW w:type="dxa" w:w="1215"/>
+            <w:tcW w:type="dxa" w:w="1204"/>
           </w:tcPr>
           <w:p>
             <w:pPr>
@@ -11438,7 +11438,7 @@
         </w:tc>
         <w:tc>
           <w:tcPr>
-            <w:tcW w:type="dxa" w:w="5028"/>
+            <w:tcW w:type="dxa" w:w="5091"/>
           </w:tcPr>
           <w:p>
             <w:pPr>
@@ -11455,7 +11455,7 @@
         </w:tc>
         <w:tc>
           <w:tcPr>
-            <w:tcW w:type="dxa" w:w="2829"/>
+            <w:tcW w:type="dxa" w:w="2777"/>
           </w:tcPr>
           <w:p>
             <w:pPr>
@@ -11474,7 +11474,7 @@
       <w:tr>
         <w:tc>
           <w:tcPr>
-            <w:tcW w:type="dxa" w:w="1215"/>
+            <w:tcW w:type="dxa" w:w="1204"/>
           </w:tcPr>
           <w:p>
             <w:pPr>
@@ -11491,7 +11491,7 @@
         </w:tc>
         <w:tc>
           <w:tcPr>
-            <w:tcW w:type="dxa" w:w="5028"/>
+            <w:tcW w:type="dxa" w:w="5091"/>
           </w:tcPr>
           <w:p>
             <w:pPr>
@@ -11534,7 +11534,7 @@
         </w:tc>
         <w:tc>
           <w:tcPr>
-            <w:tcW w:type="dxa" w:w="2829"/>
+            <w:tcW w:type="dxa" w:w="2777"/>
           </w:tcPr>
           <w:p>
             <w:pPr>
@@ -11553,7 +11553,7 @@
       <w:tr>
         <w:tc>
           <w:tcPr>
-            <w:tcW w:type="dxa" w:w="1215"/>
+            <w:tcW w:type="dxa" w:w="1204"/>
           </w:tcPr>
           <w:p>
             <w:pPr>
@@ -11570,7 +11570,7 @@
         </w:tc>
         <w:tc>
           <w:tcPr>
-            <w:tcW w:type="dxa" w:w="5028"/>
+            <w:tcW w:type="dxa" w:w="5091"/>
           </w:tcPr>
           <w:p>
             <w:pPr>
@@ -11587,7 +11587,7 @@
         </w:tc>
         <w:tc>
           <w:tcPr>
-            <w:tcW w:type="dxa" w:w="2829"/>
+            <w:tcW w:type="dxa" w:w="2777"/>
           </w:tcPr>
           <w:p>
             <w:pPr>
@@ -11606,7 +11606,7 @@
       <w:tr>
         <w:tc>
           <w:tcPr>
-            <w:tcW w:type="dxa" w:w="1215"/>
+            <w:tcW w:type="dxa" w:w="1204"/>
           </w:tcPr>
           <w:p>
             <w:pPr>
@@ -11623,7 +11623,7 @@
         </w:tc>
         <w:tc>
           <w:tcPr>
-            <w:tcW w:type="dxa" w:w="5028"/>
+            <w:tcW w:type="dxa" w:w="5091"/>
           </w:tcPr>
           <w:p>
             <w:pPr>
@@ -11640,7 +11640,7 @@
         </w:tc>
         <w:tc>
           <w:tcPr>
-            <w:tcW w:type="dxa" w:w="2829"/>
+            <w:tcW w:type="dxa" w:w="2777"/>
           </w:tcPr>
           <w:p>
             <w:pPr>
@@ -11659,7 +11659,7 @@
       <w:tr>
         <w:tc>
           <w:tcPr>
-            <w:tcW w:type="dxa" w:w="1215"/>
+            <w:tcW w:type="dxa" w:w="1204"/>
           </w:tcPr>
           <w:p>
             <w:pPr>
@@ -11676,7 +11676,7 @@
         </w:tc>
         <w:tc>
           <w:tcPr>
-            <w:tcW w:type="dxa" w:w="5028"/>
+            <w:tcW w:type="dxa" w:w="5091"/>
           </w:tcPr>
           <w:p>
             <w:pPr>
@@ -11693,7 +11693,7 @@
         </w:tc>
         <w:tc>
           <w:tcPr>
-            <w:tcW w:type="dxa" w:w="2829"/>
+            <w:tcW w:type="dxa" w:w="2777"/>
           </w:tcPr>
           <w:p>
             <w:pPr>
@@ -11712,7 +11712,7 @@
       <w:tr>
         <w:tc>
           <w:tcPr>
-            <w:tcW w:type="dxa" w:w="1215"/>
+            <w:tcW w:type="dxa" w:w="1204"/>
           </w:tcPr>
           <w:p>
             <w:pPr>
@@ -11729,7 +11729,7 @@
         </w:tc>
         <w:tc>
           <w:tcPr>
-            <w:tcW w:type="dxa" w:w="5028"/>
+            <w:tcW w:type="dxa" w:w="5091"/>
           </w:tcPr>
           <w:p>
             <w:pPr>
@@ -11746,7 +11746,7 @@
         </w:tc>
         <w:tc>
           <w:tcPr>
-            <w:tcW w:type="dxa" w:w="2829"/>
+            <w:tcW w:type="dxa" w:w="2777"/>
           </w:tcPr>
           <w:p>
             <w:pPr>
@@ -11765,7 +11765,7 @@
       <w:tr>
         <w:tc>
           <w:tcPr>
-            <w:tcW w:type="dxa" w:w="1215"/>
+            <w:tcW w:type="dxa" w:w="1204"/>
           </w:tcPr>
           <w:p>
             <w:pPr>
@@ -11782,7 +11782,7 @@
         </w:tc>
         <w:tc>
           <w:tcPr>
-            <w:tcW w:type="dxa" w:w="5028"/>
+            <w:tcW w:type="dxa" w:w="5091"/>
           </w:tcPr>
           <w:p>
             <w:pPr>
@@ -11799,7 +11799,7 @@
         </w:tc>
         <w:tc>
           <w:tcPr>
-            <w:tcW w:type="dxa" w:w="2829"/>
+            <w:tcW w:type="dxa" w:w="2777"/>
           </w:tcPr>
           <w:p>
             <w:pPr>
@@ -11818,7 +11818,7 @@
       <w:tr>
         <w:tc>
           <w:tcPr>
-            <w:tcW w:type="dxa" w:w="1215"/>
+            <w:tcW w:type="dxa" w:w="1204"/>
           </w:tcPr>
           <w:p>
             <w:pPr>
@@ -11835,7 +11835,7 @@
         </w:tc>
         <w:tc>
           <w:tcPr>
-            <w:tcW w:type="dxa" w:w="5028"/>
+            <w:tcW w:type="dxa" w:w="5091"/>
           </w:tcPr>
           <w:p>
             <w:pPr>
@@ -11852,7 +11852,7 @@
         </w:tc>
         <w:tc>
           <w:tcPr>
-            <w:tcW w:type="dxa" w:w="2829"/>
+            <w:tcW w:type="dxa" w:w="2777"/>
           </w:tcPr>
           <w:p>
             <w:pPr>
@@ -11871,7 +11871,7 @@
       <w:tr>
         <w:tc>
           <w:tcPr>
-            <w:tcW w:type="dxa" w:w="1215"/>
+            <w:tcW w:type="dxa" w:w="1204"/>
           </w:tcPr>
           <w:p>
             <w:pPr>
@@ -11888,7 +11888,7 @@
         </w:tc>
         <w:tc>
           <w:tcPr>
-            <w:tcW w:type="dxa" w:w="5028"/>
+            <w:tcW w:type="dxa" w:w="5091"/>
           </w:tcPr>
           <w:p>
             <w:pPr>
@@ -11905,7 +11905,7 @@
         </w:tc>
         <w:tc>
           <w:tcPr>
-            <w:tcW w:type="dxa" w:w="2829"/>
+            <w:tcW w:type="dxa" w:w="2777"/>
           </w:tcPr>
           <w:p>
             <w:pPr>
@@ -11924,7 +11924,7 @@
       <w:tr>
         <w:tc>
           <w:tcPr>
-            <w:tcW w:type="dxa" w:w="1215"/>
+            <w:tcW w:type="dxa" w:w="1204"/>
           </w:tcPr>
           <w:p>
             <w:pPr>
@@ -11941,7 +11941,7 @@
         </w:tc>
         <w:tc>
           <w:tcPr>
-            <w:tcW w:type="dxa" w:w="5028"/>
+            <w:tcW w:type="dxa" w:w="5091"/>
           </w:tcPr>
           <w:p>
             <w:pPr>
@@ -11958,7 +11958,7 @@
         </w:tc>
         <w:tc>
           <w:tcPr>
-            <w:tcW w:type="dxa" w:w="2829"/>
+            <w:tcW w:type="dxa" w:w="2777"/>
           </w:tcPr>
           <w:p>
             <w:pPr>
@@ -11977,7 +11977,7 @@
       <w:tr>
         <w:tc>
           <w:tcPr>
-            <w:tcW w:type="dxa" w:w="1215"/>
+            <w:tcW w:type="dxa" w:w="1204"/>
           </w:tcPr>
           <w:p>
             <w:pPr>
@@ -11994,7 +11994,7 @@
         </w:tc>
         <w:tc>
           <w:tcPr>
-            <w:tcW w:type="dxa" w:w="5028"/>
+            <w:tcW w:type="dxa" w:w="5091"/>
           </w:tcPr>
           <w:p>
             <w:pPr>
@@ -12011,7 +12011,7 @@
         </w:tc>
         <w:tc>
           <w:tcPr>
-            <w:tcW w:type="dxa" w:w="2829"/>
+            <w:tcW w:type="dxa" w:w="2777"/>
           </w:tcPr>
           <w:p>
             <w:pPr>
@@ -12030,7 +12030,7 @@
       <w:tr>
         <w:tc>
           <w:tcPr>
-            <w:tcW w:type="dxa" w:w="1215"/>
+            <w:tcW w:type="dxa" w:w="1204"/>
           </w:tcPr>
           <w:p>
             <w:pPr>
@@ -12047,7 +12047,7 @@
         </w:tc>
         <w:tc>
           <w:tcPr>
-            <w:tcW w:type="dxa" w:w="5028"/>
+            <w:tcW w:type="dxa" w:w="5091"/>
           </w:tcPr>
           <w:p>
             <w:pPr>
@@ -12064,7 +12064,7 @@
         </w:tc>
         <w:tc>
           <w:tcPr>
-            <w:tcW w:type="dxa" w:w="2829"/>
+            <w:tcW w:type="dxa" w:w="2777"/>
           </w:tcPr>
           <w:p>
             <w:pPr>
@@ -12083,7 +12083,7 @@
       <w:tr>
         <w:tc>
           <w:tcPr>
-            <w:tcW w:type="dxa" w:w="1215"/>
+            <w:tcW w:type="dxa" w:w="1204"/>
           </w:tcPr>
           <w:p>
             <w:pPr>
@@ -12100,7 +12100,7 @@
         </w:tc>
         <w:tc>
           <w:tcPr>
-            <w:tcW w:type="dxa" w:w="5028"/>
+            <w:tcW w:type="dxa" w:w="5091"/>
           </w:tcPr>
           <w:p>
             <w:pPr>
@@ -12117,7 +12117,7 @@
         </w:tc>
         <w:tc>
           <w:tcPr>
-            <w:tcW w:type="dxa" w:w="2829"/>
+            <w:tcW w:type="dxa" w:w="2777"/>
           </w:tcPr>
           <w:p>
             <w:pPr>
@@ -12136,7 +12136,7 @@
       <w:tr>
         <w:tc>
           <w:tcPr>
-            <w:tcW w:type="dxa" w:w="1215"/>
+            <w:tcW w:type="dxa" w:w="1204"/>
           </w:tcPr>
           <w:p>
             <w:pPr>
@@ -12153,7 +12153,7 @@
         </w:tc>
         <w:tc>
           <w:tcPr>
-            <w:tcW w:type="dxa" w:w="5028"/>
+            <w:tcW w:type="dxa" w:w="5091"/>
           </w:tcPr>
           <w:p>
             <w:pPr>
@@ -12170,7 +12170,7 @@
         </w:tc>
         <w:tc>
           <w:tcPr>
-            <w:tcW w:type="dxa" w:w="2829"/>
+            <w:tcW w:type="dxa" w:w="2777"/>
           </w:tcPr>
           <w:p>
             <w:pPr>
@@ -12189,7 +12189,7 @@
       <w:tr>
         <w:tc>
           <w:tcPr>
-            <w:tcW w:type="dxa" w:w="1215"/>
+            <w:tcW w:type="dxa" w:w="1204"/>
           </w:tcPr>
           <w:p>
             <w:pPr>
@@ -12206,7 +12206,7 @@
         </w:tc>
         <w:tc>
           <w:tcPr>
-            <w:tcW w:type="dxa" w:w="5028"/>
+            <w:tcW w:type="dxa" w:w="5091"/>
           </w:tcPr>
           <w:p>
             <w:pPr>
@@ -12223,7 +12223,7 @@
         </w:tc>
         <w:tc>
           <w:tcPr>
-            <w:tcW w:type="dxa" w:w="2829"/>
+            <w:tcW w:type="dxa" w:w="2777"/>
           </w:tcPr>
           <w:p>
             <w:pPr>
@@ -12242,7 +12242,7 @@
       <w:tr>
         <w:tc>
           <w:tcPr>
-            <w:tcW w:type="dxa" w:w="1215"/>
+            <w:tcW w:type="dxa" w:w="1204"/>
           </w:tcPr>
           <w:p>
             <w:pPr>
@@ -12259,7 +12259,7 @@
         </w:tc>
         <w:tc>
           <w:tcPr>
-            <w:tcW w:type="dxa" w:w="5028"/>
+            <w:tcW w:type="dxa" w:w="5091"/>
           </w:tcPr>
           <w:p>
             <w:pPr>
@@ -12302,7 +12302,7 @@
         </w:tc>
         <w:tc>
           <w:tcPr>
-            <w:tcW w:type="dxa" w:w="2829"/>
+            <w:tcW w:type="dxa" w:w="2777"/>
           </w:tcPr>
           <w:p>
             <w:pPr>
@@ -12321,7 +12321,7 @@
       <w:tr>
         <w:tc>
           <w:tcPr>
-            <w:tcW w:type="dxa" w:w="1215"/>
+            <w:tcW w:type="dxa" w:w="1204"/>
           </w:tcPr>
           <w:p>
             <w:pPr>
@@ -12338,7 +12338,7 @@
         </w:tc>
         <w:tc>
           <w:tcPr>
-            <w:tcW w:type="dxa" w:w="5028"/>
+            <w:tcW w:type="dxa" w:w="5091"/>
           </w:tcPr>
           <w:p>
             <w:pPr>
@@ -12381,7 +12381,7 @@
         </w:tc>
         <w:tc>
           <w:tcPr>
-            <w:tcW w:type="dxa" w:w="2829"/>
+            <w:tcW w:type="dxa" w:w="2777"/>
           </w:tcPr>
           <w:p>
             <w:pPr>
@@ -12400,7 +12400,7 @@
       <w:tr>
         <w:tc>
           <w:tcPr>
-            <w:tcW w:type="dxa" w:w="1215"/>
+            <w:tcW w:type="dxa" w:w="1204"/>
           </w:tcPr>
           <w:p>
             <w:pPr>
@@ -12417,7 +12417,7 @@
         </w:tc>
         <w:tc>
           <w:tcPr>
-            <w:tcW w:type="dxa" w:w="5028"/>
+            <w:tcW w:type="dxa" w:w="5091"/>
           </w:tcPr>
           <w:p>
             <w:pPr>
@@ -12448,7 +12448,7 @@
         </w:tc>
         <w:tc>
           <w:tcPr>
-            <w:tcW w:type="dxa" w:w="2829"/>
+            <w:tcW w:type="dxa" w:w="2777"/>
           </w:tcPr>
           <w:p>
             <w:pPr>
@@ -12467,7 +12467,7 @@
       <w:tr>
         <w:tc>
           <w:tcPr>
-            <w:tcW w:type="dxa" w:w="1215"/>
+            <w:tcW w:type="dxa" w:w="1204"/>
           </w:tcPr>
           <w:p>
             <w:pPr>
@@ -12484,7 +12484,7 @@
         </w:tc>
         <w:tc>
           <w:tcPr>
-            <w:tcW w:type="dxa" w:w="5028"/>
+            <w:tcW w:type="dxa" w:w="5091"/>
           </w:tcPr>
           <w:p>
             <w:pPr>
@@ -12515,7 +12515,7 @@
         </w:tc>
         <w:tc>
           <w:tcPr>
-            <w:tcW w:type="dxa" w:w="2829"/>
+            <w:tcW w:type="dxa" w:w="2777"/>
           </w:tcPr>
           <w:p>
             <w:pPr>
@@ -12534,7 +12534,7 @@
       <w:tr>
         <w:tc>
           <w:tcPr>
-            <w:tcW w:type="dxa" w:w="1215"/>
+            <w:tcW w:type="dxa" w:w="1204"/>
           </w:tcPr>
           <w:p>
             <w:pPr>
@@ -12551,7 +12551,7 @@
         </w:tc>
         <w:tc>
           <w:tcPr>
-            <w:tcW w:type="dxa" w:w="5028"/>
+            <w:tcW w:type="dxa" w:w="5091"/>
           </w:tcPr>
           <w:p>
             <w:pPr>
@@ -12613,7 +12613,7 @@
         </w:tc>
         <w:tc>
           <w:tcPr>
-            <w:tcW w:type="dxa" w:w="2829"/>
+            <w:tcW w:type="dxa" w:w="2777"/>
           </w:tcPr>
           <w:p>
             <w:pPr>
@@ -12632,7 +12632,7 @@
       <w:tr>
         <w:tc>
           <w:tcPr>
-            <w:tcW w:type="dxa" w:w="1215"/>
+            <w:tcW w:type="dxa" w:w="1204"/>
           </w:tcPr>
           <w:p>
             <w:pPr>
@@ -12649,7 +12649,7 @@
         </w:tc>
         <w:tc>
           <w:tcPr>
-            <w:tcW w:type="dxa" w:w="5028"/>
+            <w:tcW w:type="dxa" w:w="5091"/>
           </w:tcPr>
           <w:p>
             <w:pPr>
@@ -12685,7 +12685,7 @@
         </w:tc>
         <w:tc>
           <w:tcPr>
-            <w:tcW w:type="dxa" w:w="2829"/>
+            <w:tcW w:type="dxa" w:w="2777"/>
           </w:tcPr>
           <w:p>
             <w:pPr>
@@ -12704,7 +12704,7 @@
       <w:tr>
         <w:tc>
           <w:tcPr>
-            <w:tcW w:type="dxa" w:w="1215"/>
+            <w:tcW w:type="dxa" w:w="1204"/>
           </w:tcPr>
           <w:p>
             <w:pPr>
@@ -12721,7 +12721,7 @@
         </w:tc>
         <w:tc>
           <w:tcPr>
-            <w:tcW w:type="dxa" w:w="5028"/>
+            <w:tcW w:type="dxa" w:w="5091"/>
           </w:tcPr>
           <w:p>
             <w:pPr>
@@ -12848,7 +12848,7 @@
         </w:tc>
         <w:tc>
           <w:tcPr>
-            <w:tcW w:type="dxa" w:w="2829"/>
+            <w:tcW w:type="dxa" w:w="2777"/>
           </w:tcPr>
           <w:p>
             <w:pPr>
@@ -12867,7 +12867,7 @@
       <w:tr>
         <w:tc>
           <w:tcPr>
-            <w:tcW w:type="dxa" w:w="1215"/>
+            <w:tcW w:type="dxa" w:w="1204"/>
           </w:tcPr>
           <w:p>
             <w:pPr>
@@ -12884,7 +12884,7 @@
         </w:tc>
         <w:tc>
           <w:tcPr>
-            <w:tcW w:type="dxa" w:w="5028"/>
+            <w:tcW w:type="dxa" w:w="5091"/>
           </w:tcPr>
           <w:p>
             <w:pPr>
@@ -12927,7 +12927,7 @@
         </w:tc>
         <w:tc>
           <w:tcPr>
-            <w:tcW w:type="dxa" w:w="2829"/>
+            <w:tcW w:type="dxa" w:w="2777"/>
           </w:tcPr>
           <w:p>
             <w:pPr>
@@ -12946,7 +12946,7 @@
       <w:tr>
         <w:tc>
           <w:tcPr>
-            <w:tcW w:type="dxa" w:w="1215"/>
+            <w:tcW w:type="dxa" w:w="1204"/>
           </w:tcPr>
           <w:p>
             <w:pPr>
@@ -12963,7 +12963,7 @@
         </w:tc>
         <w:tc>
           <w:tcPr>
-            <w:tcW w:type="dxa" w:w="5028"/>
+            <w:tcW w:type="dxa" w:w="5091"/>
           </w:tcPr>
           <w:p>
             <w:pPr>
@@ -13032,7 +13032,7 @@
         </w:tc>
         <w:tc>
           <w:tcPr>
-            <w:tcW w:type="dxa" w:w="2829"/>
+            <w:tcW w:type="dxa" w:w="2777"/>
           </w:tcPr>
           <w:p>
             <w:pPr>
@@ -13051,7 +13051,7 @@
       <w:tr>
         <w:tc>
           <w:tcPr>
-            <w:tcW w:type="dxa" w:w="1215"/>
+            <w:tcW w:type="dxa" w:w="1204"/>
           </w:tcPr>
           <w:p>
             <w:pPr>
@@ -13068,7 +13068,7 @@
         </w:tc>
         <w:tc>
           <w:tcPr>
-            <w:tcW w:type="dxa" w:w="5028"/>
+            <w:tcW w:type="dxa" w:w="5091"/>
           </w:tcPr>
           <w:p>
             <w:pPr>
@@ -13143,7 +13143,7 @@
         </w:tc>
         <w:tc>
           <w:tcPr>
-            <w:tcW w:type="dxa" w:w="2829"/>
+            <w:tcW w:type="dxa" w:w="2777"/>
           </w:tcPr>
           <w:p>
             <w:pPr>
@@ -13162,7 +13162,7 @@
       <w:tr>
         <w:tc>
           <w:tcPr>
-            <w:tcW w:type="dxa" w:w="1215"/>
+            <w:tcW w:type="dxa" w:w="1204"/>
           </w:tcPr>
           <w:p>
             <w:pPr>
@@ -13179,7 +13179,7 @@
         </w:tc>
         <w:tc>
           <w:tcPr>
-            <w:tcW w:type="dxa" w:w="5028"/>
+            <w:tcW w:type="dxa" w:w="5091"/>
           </w:tcPr>
           <w:p>
             <w:pPr>
@@ -13235,7 +13235,7 @@
         </w:tc>
         <w:tc>
           <w:tcPr>
-            <w:tcW w:type="dxa" w:w="2829"/>
+            <w:tcW w:type="dxa" w:w="2777"/>
           </w:tcPr>
           <w:p>
             <w:pPr>
@@ -13247,6 +13247,85 @@
                 <w:sz w:val="16"/>
               </w:rPr>
               <w:t xml:space="preserve">D-0273 · D-0274</w:t>
+            </w:r>
+          </w:p>
+        </w:tc>
+      </w:tr>
+      <w:tr>
+        <w:tc>
+          <w:tcPr>
+            <w:tcW w:type="dxa" w:w="1204"/>
+          </w:tcPr>
+          <w:p>
+            <w:pPr>
+              <w:pStyle w:val="Compact"/>
+              <w:spacing w:after="0" w:line="264" w:lineRule="auto"/>
+            </w:pPr>
+            <w:r>
+              <w:rPr>
+                <w:sz w:val="16"/>
+              </w:rPr>
+              <w:t xml:space="preserve">O-72</w:t>
+            </w:r>
+          </w:p>
+        </w:tc>
+        <w:tc>
+          <w:tcPr>
+            <w:tcW w:type="dxa" w:w="5091"/>
+          </w:tcPr>
+          <w:p>
+            <w:pPr>
+              <w:pStyle w:val="Compact"/>
+              <w:spacing w:after="0" w:line="264" w:lineRule="auto"/>
+            </w:pPr>
+            <w:r>
+              <w:rPr>
+                <w:sz w:val="16"/>
+              </w:rPr>
+              <w:t xml:space="preserve">전이 조건화의 몫이 도수 누설과 안 갈려 있다 →</w:t>
+            </w:r>
+            <w:r>
+              <w:rPr>
+                <w:sz w:val="16"/>
+              </w:rPr>
+              <w:t xml:space="preserve"> </w:t>
+            </w:r>
+            <w:r>
+              <w:rPr>
+                <w:b/>
+                <w:bCs/>
+                <w:sz w:val="16"/>
+              </w:rPr>
+              <w:t xml:space="preserve">짝지은 이득으로 갈랐고 누설을 뺀 뒤에도 t 30.93 · 곡승률 100%다.</w:t>
+            </w:r>
+            <w:r>
+              <w:rPr>
+                <w:sz w:val="16"/>
+              </w:rPr>
+              <w:t xml:space="preserve"> </w:t>
+            </w:r>
+            <w:r>
+              <w:rPr>
+                <w:sz w:val="16"/>
+              </w:rPr>
+              <w:t xml:space="preserve">음성 대조가 스스로 판정 규칙을 통과하고 있었다</w:t>
+            </w:r>
+          </w:p>
+        </w:tc>
+        <w:tc>
+          <w:tcPr>
+            <w:tcW w:type="dxa" w:w="2777"/>
+          </w:tcPr>
+          <w:p>
+            <w:pPr>
+              <w:pStyle w:val="Compact"/>
+              <w:spacing w:after="0" w:line="264" w:lineRule="auto"/>
+            </w:pPr>
+            <w:r>
+              <w:rPr>
+                <w:sz w:val="16"/>
+              </w:rPr>
+              <w:t xml:space="preserve">D-0311 · D-0312</w:t>
             </w:r>
           </w:p>
         </w:tc>

--- a/docs/proposal.docx
+++ b/docs/proposal.docx
@@ -124,7 +124,7 @@
           <w:color w:val="888888"/>
           <w:sz w:val="17"/>
         </w:rPr>
-        <w:t>빌드 2026-09-29 · 정본 docs/MASTER.md Part I ~ III</w:t>
+        <w:t>빌드 2026-10-01 · 정본 docs/MASTER.md Part I ~ III</w:t>
       </w:r>
     </w:p>
     <w:p>
@@ -10873,9 +10873,9 @@
         <w:tblLook w:firstRow="1" w:lastRow="0" w:firstColumn="0" w:lastColumn="0" w:noHBand="0" w:noVBand="0" w:val="0020"/>
       </w:tblPr>
       <w:tblGrid>
-        <w:gridCol w:w="1204"/>
-        <w:gridCol w:w="5090"/>
-        <w:gridCol w:w="2776"/>
+        <w:gridCol w:w="1192"/>
+        <w:gridCol w:w="5072"/>
+        <w:gridCol w:w="2806"/>
       </w:tblGrid>
       <w:tr>
         <w:trPr>
@@ -10883,7 +10883,7 @@
         </w:trPr>
         <w:tc>
           <w:tcPr>
-            <w:tcW w:type="dxa" w:w="1204"/>
+            <w:tcW w:type="dxa" w:w="1193"/>
             <w:shd w:val="clear" w:color="auto" w:fill="E8EEF5"/>
           </w:tcPr>
           <w:p>
@@ -10903,7 +10903,7 @@
         </w:tc>
         <w:tc>
           <w:tcPr>
-            <w:tcW w:type="dxa" w:w="5091"/>
+            <w:tcW w:type="dxa" w:w="5073"/>
             <w:shd w:val="clear" w:color="auto" w:fill="E8EEF5"/>
           </w:tcPr>
           <w:p>
@@ -10923,7 +10923,7 @@
         </w:tc>
         <w:tc>
           <w:tcPr>
-            <w:tcW w:type="dxa" w:w="2777"/>
+            <w:tcW w:type="dxa" w:w="2807"/>
             <w:shd w:val="clear" w:color="auto" w:fill="E8EEF5"/>
           </w:tcPr>
           <w:p>
@@ -10945,7 +10945,7 @@
       <w:tr>
         <w:tc>
           <w:tcPr>
-            <w:tcW w:type="dxa" w:w="1204"/>
+            <w:tcW w:type="dxa" w:w="1193"/>
           </w:tcPr>
           <w:p>
             <w:pPr>
@@ -10962,7 +10962,7 @@
         </w:tc>
         <w:tc>
           <w:tcPr>
-            <w:tcW w:type="dxa" w:w="5091"/>
+            <w:tcW w:type="dxa" w:w="5073"/>
           </w:tcPr>
           <w:p>
             <w:pPr>
@@ -11005,7 +11005,7 @@
         </w:tc>
         <w:tc>
           <w:tcPr>
-            <w:tcW w:type="dxa" w:w="2777"/>
+            <w:tcW w:type="dxa" w:w="2807"/>
           </w:tcPr>
           <w:p>
             <w:pPr>
@@ -11024,7 +11024,7 @@
       <w:tr>
         <w:tc>
           <w:tcPr>
-            <w:tcW w:type="dxa" w:w="1204"/>
+            <w:tcW w:type="dxa" w:w="1193"/>
           </w:tcPr>
           <w:p>
             <w:pPr>
@@ -11041,7 +11041,7 @@
         </w:tc>
         <w:tc>
           <w:tcPr>
-            <w:tcW w:type="dxa" w:w="5091"/>
+            <w:tcW w:type="dxa" w:w="5073"/>
           </w:tcPr>
           <w:p>
             <w:pPr>
@@ -11084,7 +11084,7 @@
         </w:tc>
         <w:tc>
           <w:tcPr>
-            <w:tcW w:type="dxa" w:w="2777"/>
+            <w:tcW w:type="dxa" w:w="2807"/>
           </w:tcPr>
           <w:p>
             <w:pPr>
@@ -11103,7 +11103,7 @@
       <w:tr>
         <w:tc>
           <w:tcPr>
-            <w:tcW w:type="dxa" w:w="1204"/>
+            <w:tcW w:type="dxa" w:w="1193"/>
           </w:tcPr>
           <w:p>
             <w:pPr>
@@ -11120,7 +11120,7 @@
         </w:tc>
         <w:tc>
           <w:tcPr>
-            <w:tcW w:type="dxa" w:w="5091"/>
+            <w:tcW w:type="dxa" w:w="5073"/>
           </w:tcPr>
           <w:p>
             <w:pPr>
@@ -11137,7 +11137,7 @@
         </w:tc>
         <w:tc>
           <w:tcPr>
-            <w:tcW w:type="dxa" w:w="2777"/>
+            <w:tcW w:type="dxa" w:w="2807"/>
           </w:tcPr>
           <w:p>
             <w:pPr>
@@ -11156,7 +11156,7 @@
       <w:tr>
         <w:tc>
           <w:tcPr>
-            <w:tcW w:type="dxa" w:w="1204"/>
+            <w:tcW w:type="dxa" w:w="1193"/>
           </w:tcPr>
           <w:p>
             <w:pPr>
@@ -11173,7 +11173,7 @@
         </w:tc>
         <w:tc>
           <w:tcPr>
-            <w:tcW w:type="dxa" w:w="5091"/>
+            <w:tcW w:type="dxa" w:w="5073"/>
           </w:tcPr>
           <w:p>
             <w:pPr>
@@ -11190,7 +11190,7 @@
         </w:tc>
         <w:tc>
           <w:tcPr>
-            <w:tcW w:type="dxa" w:w="2777"/>
+            <w:tcW w:type="dxa" w:w="2807"/>
           </w:tcPr>
           <w:p>
             <w:pPr>
@@ -11209,7 +11209,7 @@
       <w:tr>
         <w:tc>
           <w:tcPr>
-            <w:tcW w:type="dxa" w:w="1204"/>
+            <w:tcW w:type="dxa" w:w="1193"/>
           </w:tcPr>
           <w:p>
             <w:pPr>
@@ -11226,7 +11226,7 @@
         </w:tc>
         <w:tc>
           <w:tcPr>
-            <w:tcW w:type="dxa" w:w="5091"/>
+            <w:tcW w:type="dxa" w:w="5073"/>
           </w:tcPr>
           <w:p>
             <w:pPr>
@@ -11243,7 +11243,7 @@
         </w:tc>
         <w:tc>
           <w:tcPr>
-            <w:tcW w:type="dxa" w:w="2777"/>
+            <w:tcW w:type="dxa" w:w="2807"/>
           </w:tcPr>
           <w:p>
             <w:pPr>
@@ -11262,7 +11262,7 @@
       <w:tr>
         <w:tc>
           <w:tcPr>
-            <w:tcW w:type="dxa" w:w="1204"/>
+            <w:tcW w:type="dxa" w:w="1193"/>
           </w:tcPr>
           <w:p>
             <w:pPr>
@@ -11279,7 +11279,7 @@
         </w:tc>
         <w:tc>
           <w:tcPr>
-            <w:tcW w:type="dxa" w:w="5091"/>
+            <w:tcW w:type="dxa" w:w="5073"/>
           </w:tcPr>
           <w:p>
             <w:pPr>
@@ -11296,7 +11296,7 @@
         </w:tc>
         <w:tc>
           <w:tcPr>
-            <w:tcW w:type="dxa" w:w="2777"/>
+            <w:tcW w:type="dxa" w:w="2807"/>
           </w:tcPr>
           <w:p>
             <w:pPr>
@@ -11315,7 +11315,7 @@
       <w:tr>
         <w:tc>
           <w:tcPr>
-            <w:tcW w:type="dxa" w:w="1204"/>
+            <w:tcW w:type="dxa" w:w="1193"/>
           </w:tcPr>
           <w:p>
             <w:pPr>
@@ -11332,7 +11332,7 @@
         </w:tc>
         <w:tc>
           <w:tcPr>
-            <w:tcW w:type="dxa" w:w="5091"/>
+            <w:tcW w:type="dxa" w:w="5073"/>
           </w:tcPr>
           <w:p>
             <w:pPr>
@@ -11349,7 +11349,7 @@
         </w:tc>
         <w:tc>
           <w:tcPr>
-            <w:tcW w:type="dxa" w:w="2777"/>
+            <w:tcW w:type="dxa" w:w="2807"/>
           </w:tcPr>
           <w:p>
             <w:pPr>
@@ -11368,7 +11368,7 @@
       <w:tr>
         <w:tc>
           <w:tcPr>
-            <w:tcW w:type="dxa" w:w="1204"/>
+            <w:tcW w:type="dxa" w:w="1193"/>
           </w:tcPr>
           <w:p>
             <w:pPr>
@@ -11385,7 +11385,7 @@
         </w:tc>
         <w:tc>
           <w:tcPr>
-            <w:tcW w:type="dxa" w:w="5091"/>
+            <w:tcW w:type="dxa" w:w="5073"/>
           </w:tcPr>
           <w:p>
             <w:pPr>
@@ -11402,7 +11402,7 @@
         </w:tc>
         <w:tc>
           <w:tcPr>
-            <w:tcW w:type="dxa" w:w="2777"/>
+            <w:tcW w:type="dxa" w:w="2807"/>
           </w:tcPr>
           <w:p>
             <w:pPr>
@@ -11421,7 +11421,7 @@
       <w:tr>
         <w:tc>
           <w:tcPr>
-            <w:tcW w:type="dxa" w:w="1204"/>
+            <w:tcW w:type="dxa" w:w="1193"/>
           </w:tcPr>
           <w:p>
             <w:pPr>
@@ -11438,7 +11438,7 @@
         </w:tc>
         <w:tc>
           <w:tcPr>
-            <w:tcW w:type="dxa" w:w="5091"/>
+            <w:tcW w:type="dxa" w:w="5073"/>
           </w:tcPr>
           <w:p>
             <w:pPr>
@@ -11455,7 +11455,7 @@
         </w:tc>
         <w:tc>
           <w:tcPr>
-            <w:tcW w:type="dxa" w:w="2777"/>
+            <w:tcW w:type="dxa" w:w="2807"/>
           </w:tcPr>
           <w:p>
             <w:pPr>
@@ -11474,7 +11474,7 @@
       <w:tr>
         <w:tc>
           <w:tcPr>
-            <w:tcW w:type="dxa" w:w="1204"/>
+            <w:tcW w:type="dxa" w:w="1193"/>
           </w:tcPr>
           <w:p>
             <w:pPr>
@@ -11491,7 +11491,7 @@
         </w:tc>
         <w:tc>
           <w:tcPr>
-            <w:tcW w:type="dxa" w:w="5091"/>
+            <w:tcW w:type="dxa" w:w="5073"/>
           </w:tcPr>
           <w:p>
             <w:pPr>
@@ -11534,7 +11534,7 @@
         </w:tc>
         <w:tc>
           <w:tcPr>
-            <w:tcW w:type="dxa" w:w="2777"/>
+            <w:tcW w:type="dxa" w:w="2807"/>
           </w:tcPr>
           <w:p>
             <w:pPr>
@@ -11553,7 +11553,7 @@
       <w:tr>
         <w:tc>
           <w:tcPr>
-            <w:tcW w:type="dxa" w:w="1204"/>
+            <w:tcW w:type="dxa" w:w="1193"/>
           </w:tcPr>
           <w:p>
             <w:pPr>
@@ -11570,7 +11570,7 @@
         </w:tc>
         <w:tc>
           <w:tcPr>
-            <w:tcW w:type="dxa" w:w="5091"/>
+            <w:tcW w:type="dxa" w:w="5073"/>
           </w:tcPr>
           <w:p>
             <w:pPr>
@@ -11587,7 +11587,7 @@
         </w:tc>
         <w:tc>
           <w:tcPr>
-            <w:tcW w:type="dxa" w:w="2777"/>
+            <w:tcW w:type="dxa" w:w="2807"/>
           </w:tcPr>
           <w:p>
             <w:pPr>
@@ -11606,7 +11606,7 @@
       <w:tr>
         <w:tc>
           <w:tcPr>
-            <w:tcW w:type="dxa" w:w="1204"/>
+            <w:tcW w:type="dxa" w:w="1193"/>
           </w:tcPr>
           <w:p>
             <w:pPr>
@@ -11623,7 +11623,7 @@
         </w:tc>
         <w:tc>
           <w:tcPr>
-            <w:tcW w:type="dxa" w:w="5091"/>
+            <w:tcW w:type="dxa" w:w="5073"/>
           </w:tcPr>
           <w:p>
             <w:pPr>
@@ -11640,7 +11640,7 @@
         </w:tc>
         <w:tc>
           <w:tcPr>
-            <w:tcW w:type="dxa" w:w="2777"/>
+            <w:tcW w:type="dxa" w:w="2807"/>
           </w:tcPr>
           <w:p>
             <w:pPr>
@@ -11659,7 +11659,7 @@
       <w:tr>
         <w:tc>
           <w:tcPr>
-            <w:tcW w:type="dxa" w:w="1204"/>
+            <w:tcW w:type="dxa" w:w="1193"/>
           </w:tcPr>
           <w:p>
             <w:pPr>
@@ -11676,7 +11676,7 @@
         </w:tc>
         <w:tc>
           <w:tcPr>
-            <w:tcW w:type="dxa" w:w="5091"/>
+            <w:tcW w:type="dxa" w:w="5073"/>
           </w:tcPr>
           <w:p>
             <w:pPr>
@@ -11693,7 +11693,7 @@
         </w:tc>
         <w:tc>
           <w:tcPr>
-            <w:tcW w:type="dxa" w:w="2777"/>
+            <w:tcW w:type="dxa" w:w="2807"/>
           </w:tcPr>
           <w:p>
             <w:pPr>
@@ -11712,7 +11712,7 @@
       <w:tr>
         <w:tc>
           <w:tcPr>
-            <w:tcW w:type="dxa" w:w="1204"/>
+            <w:tcW w:type="dxa" w:w="1193"/>
           </w:tcPr>
           <w:p>
             <w:pPr>
@@ -11729,7 +11729,7 @@
         </w:tc>
         <w:tc>
           <w:tcPr>
-            <w:tcW w:type="dxa" w:w="5091"/>
+            <w:tcW w:type="dxa" w:w="5073"/>
           </w:tcPr>
           <w:p>
             <w:pPr>
@@ -11746,7 +11746,7 @@
         </w:tc>
         <w:tc>
           <w:tcPr>
-            <w:tcW w:type="dxa" w:w="2777"/>
+            <w:tcW w:type="dxa" w:w="2807"/>
           </w:tcPr>
           <w:p>
             <w:pPr>
@@ -11765,7 +11765,7 @@
       <w:tr>
         <w:tc>
           <w:tcPr>
-            <w:tcW w:type="dxa" w:w="1204"/>
+            <w:tcW w:type="dxa" w:w="1193"/>
           </w:tcPr>
           <w:p>
             <w:pPr>
@@ -11782,7 +11782,7 @@
         </w:tc>
         <w:tc>
           <w:tcPr>
-            <w:tcW w:type="dxa" w:w="5091"/>
+            <w:tcW w:type="dxa" w:w="5073"/>
           </w:tcPr>
           <w:p>
             <w:pPr>
@@ -11799,7 +11799,7 @@
         </w:tc>
         <w:tc>
           <w:tcPr>
-            <w:tcW w:type="dxa" w:w="2777"/>
+            <w:tcW w:type="dxa" w:w="2807"/>
           </w:tcPr>
           <w:p>
             <w:pPr>
@@ -11818,7 +11818,7 @@
       <w:tr>
         <w:tc>
           <w:tcPr>
-            <w:tcW w:type="dxa" w:w="1204"/>
+            <w:tcW w:type="dxa" w:w="1193"/>
           </w:tcPr>
           <w:p>
             <w:pPr>
@@ -11835,7 +11835,7 @@
         </w:tc>
         <w:tc>
           <w:tcPr>
-            <w:tcW w:type="dxa" w:w="5091"/>
+            <w:tcW w:type="dxa" w:w="5073"/>
           </w:tcPr>
           <w:p>
             <w:pPr>
@@ -11852,7 +11852,7 @@
         </w:tc>
         <w:tc>
           <w:tcPr>
-            <w:tcW w:type="dxa" w:w="2777"/>
+            <w:tcW w:type="dxa" w:w="2807"/>
           </w:tcPr>
           <w:p>
             <w:pPr>
@@ -11871,7 +11871,7 @@
       <w:tr>
         <w:tc>
           <w:tcPr>
-            <w:tcW w:type="dxa" w:w="1204"/>
+            <w:tcW w:type="dxa" w:w="1193"/>
           </w:tcPr>
           <w:p>
             <w:pPr>
@@ -11888,7 +11888,7 @@
         </w:tc>
         <w:tc>
           <w:tcPr>
-            <w:tcW w:type="dxa" w:w="5091"/>
+            <w:tcW w:type="dxa" w:w="5073"/>
           </w:tcPr>
           <w:p>
             <w:pPr>
@@ -11905,26 +11905,26 @@
         </w:tc>
         <w:tc>
           <w:tcPr>
-            <w:tcW w:type="dxa" w:w="2777"/>
-          </w:tcPr>
-          <w:p>
-            <w:pPr>
-              <w:pStyle w:val="Compact"/>
-              <w:spacing w:after="0" w:line="264" w:lineRule="auto"/>
-            </w:pPr>
-            <w:r>
-              <w:rPr>
-                <w:sz w:val="16"/>
-              </w:rPr>
-              <w:t xml:space="preserve">D-0082 · D-0087 · D-0094</w:t>
-            </w:r>
-          </w:p>
-        </w:tc>
-      </w:tr>
-      <w:tr>
-        <w:tc>
-          <w:tcPr>
-            <w:tcW w:type="dxa" w:w="1204"/>
+            <w:tcW w:type="dxa" w:w="2807"/>
+          </w:tcPr>
+          <w:p>
+            <w:pPr>
+              <w:pStyle w:val="Compact"/>
+              <w:spacing w:after="0" w:line="264" w:lineRule="auto"/>
+            </w:pPr>
+            <w:r>
+              <w:rPr>
+                <w:sz w:val="16"/>
+              </w:rPr>
+              <w:t xml:space="preserve">D-0082 · D-0087 · D-0094 · D-0327</w:t>
+            </w:r>
+          </w:p>
+        </w:tc>
+      </w:tr>
+      <w:tr>
+        <w:tc>
+          <w:tcPr>
+            <w:tcW w:type="dxa" w:w="1193"/>
           </w:tcPr>
           <w:p>
             <w:pPr>
@@ -11941,336 +11941,18 @@
         </w:tc>
         <w:tc>
           <w:tcPr>
-            <w:tcW w:type="dxa" w:w="5091"/>
-          </w:tcPr>
-          <w:p>
-            <w:pPr>
-              <w:pStyle w:val="Compact"/>
-              <w:spacing w:after="0" w:line="264" w:lineRule="auto"/>
-            </w:pPr>
-            <w:r>
-              <w:rPr>
-                <w:sz w:val="16"/>
-              </w:rPr>
-              <w:t xml:space="preserve">누설인가 차용인가</w:t>
-            </w:r>
-          </w:p>
-        </w:tc>
-        <w:tc>
-          <w:tcPr>
-            <w:tcW w:type="dxa" w:w="2777"/>
-          </w:tcPr>
-          <w:p>
-            <w:pPr>
-              <w:pStyle w:val="Compact"/>
-              <w:spacing w:after="0" w:line="264" w:lineRule="auto"/>
-            </w:pPr>
-            <w:r>
-              <w:rPr>
-                <w:sz w:val="16"/>
-              </w:rPr>
-              <w:t xml:space="preserve">D-0093</w:t>
-            </w:r>
-          </w:p>
-        </w:tc>
-      </w:tr>
-      <w:tr>
-        <w:tc>
-          <w:tcPr>
-            <w:tcW w:type="dxa" w:w="1204"/>
-          </w:tcPr>
-          <w:p>
-            <w:pPr>
-              <w:pStyle w:val="Compact"/>
-              <w:spacing w:after="0" w:line="264" w:lineRule="auto"/>
-            </w:pPr>
-            <w:r>
-              <w:rPr>
-                <w:sz w:val="16"/>
-              </w:rPr>
-              <w:t xml:space="preserve">O-36</w:t>
-            </w:r>
-          </w:p>
-        </w:tc>
-        <w:tc>
-          <w:tcPr>
-            <w:tcW w:type="dxa" w:w="5091"/>
-          </w:tcPr>
-          <w:p>
-            <w:pPr>
-              <w:pStyle w:val="Compact"/>
-              <w:spacing w:after="0" w:line="264" w:lineRule="auto"/>
-            </w:pPr>
-            <w:r>
-              <w:rPr>
-                <w:sz w:val="16"/>
-              </w:rPr>
-              <w:t xml:space="preserve">어휘 확장</w:t>
-            </w:r>
-          </w:p>
-        </w:tc>
-        <w:tc>
-          <w:tcPr>
-            <w:tcW w:type="dxa" w:w="2777"/>
-          </w:tcPr>
-          <w:p>
-            <w:pPr>
-              <w:pStyle w:val="Compact"/>
-              <w:spacing w:after="0" w:line="264" w:lineRule="auto"/>
-            </w:pPr>
-            <w:r>
-              <w:rPr>
-                <w:sz w:val="16"/>
-              </w:rPr>
-              <w:t xml:space="preserve">D-0078 · D-0097</w:t>
-            </w:r>
-          </w:p>
-        </w:tc>
-      </w:tr>
-      <w:tr>
-        <w:tc>
-          <w:tcPr>
-            <w:tcW w:type="dxa" w:w="1204"/>
-          </w:tcPr>
-          <w:p>
-            <w:pPr>
-              <w:pStyle w:val="Compact"/>
-              <w:spacing w:after="0" w:line="264" w:lineRule="auto"/>
-            </w:pPr>
-            <w:r>
-              <w:rPr>
-                <w:sz w:val="16"/>
-              </w:rPr>
-              <w:t xml:space="preserve">O-37</w:t>
-            </w:r>
-          </w:p>
-        </w:tc>
-        <w:tc>
-          <w:tcPr>
-            <w:tcW w:type="dxa" w:w="5091"/>
-          </w:tcPr>
-          <w:p>
-            <w:pPr>
-              <w:pStyle w:val="Compact"/>
-              <w:spacing w:after="0" w:line="264" w:lineRule="auto"/>
-            </w:pPr>
-            <w:r>
-              <w:rPr>
-                <w:sz w:val="16"/>
-              </w:rPr>
-              <w:t xml:space="preserve">화성 리듬</w:t>
-            </w:r>
-          </w:p>
-        </w:tc>
-        <w:tc>
-          <w:tcPr>
-            <w:tcW w:type="dxa" w:w="2777"/>
-          </w:tcPr>
-          <w:p>
-            <w:pPr>
-              <w:pStyle w:val="Compact"/>
-              <w:spacing w:after="0" w:line="264" w:lineRule="auto"/>
-            </w:pPr>
-            <w:r>
-              <w:rPr>
-                <w:sz w:val="16"/>
-              </w:rPr>
-              <w:t xml:space="preserve">D-0103 · D-0123 · D-0124 · D-0125</w:t>
-            </w:r>
-          </w:p>
-        </w:tc>
-      </w:tr>
-      <w:tr>
-        <w:tc>
-          <w:tcPr>
-            <w:tcW w:type="dxa" w:w="1204"/>
-          </w:tcPr>
-          <w:p>
-            <w:pPr>
-              <w:pStyle w:val="Compact"/>
-              <w:spacing w:after="0" w:line="264" w:lineRule="auto"/>
-            </w:pPr>
-            <w:r>
-              <w:rPr>
-                <w:sz w:val="16"/>
-              </w:rPr>
-              <w:t xml:space="preserve">O-38</w:t>
-            </w:r>
-          </w:p>
-        </w:tc>
-        <w:tc>
-          <w:tcPr>
-            <w:tcW w:type="dxa" w:w="5091"/>
-          </w:tcPr>
-          <w:p>
-            <w:pPr>
-              <w:pStyle w:val="Compact"/>
-              <w:spacing w:after="0" w:line="264" w:lineRule="auto"/>
-            </w:pPr>
-            <w:r>
-              <w:rPr>
-                <w:sz w:val="16"/>
-              </w:rPr>
-              <w:t xml:space="preserve">8마디 부호 뒤집힘</w:t>
-            </w:r>
-          </w:p>
-        </w:tc>
-        <w:tc>
-          <w:tcPr>
-            <w:tcW w:type="dxa" w:w="2777"/>
-          </w:tcPr>
-          <w:p>
-            <w:pPr>
-              <w:pStyle w:val="Compact"/>
-              <w:spacing w:after="0" w:line="264" w:lineRule="auto"/>
-            </w:pPr>
-            <w:r>
-              <w:rPr>
-                <w:sz w:val="16"/>
-              </w:rPr>
-              <w:t xml:space="preserve">D-0109 · D-0112 · D-0114 · D-0125</w:t>
-            </w:r>
-          </w:p>
-        </w:tc>
-      </w:tr>
-      <w:tr>
-        <w:tc>
-          <w:tcPr>
-            <w:tcW w:type="dxa" w:w="1204"/>
-          </w:tcPr>
-          <w:p>
-            <w:pPr>
-              <w:pStyle w:val="Compact"/>
-              <w:spacing w:after="0" w:line="264" w:lineRule="auto"/>
-            </w:pPr>
-            <w:r>
-              <w:rPr>
-                <w:sz w:val="16"/>
-              </w:rPr>
-              <w:t xml:space="preserve">O-47</w:t>
-            </w:r>
-          </w:p>
-        </w:tc>
-        <w:tc>
-          <w:tcPr>
-            <w:tcW w:type="dxa" w:w="5091"/>
-          </w:tcPr>
-          <w:p>
-            <w:pPr>
-              <w:pStyle w:val="Compact"/>
-              <w:spacing w:after="0" w:line="264" w:lineRule="auto"/>
-            </w:pPr>
-            <w:r>
-              <w:rPr>
-                <w:sz w:val="16"/>
-              </w:rPr>
-              <w:t xml:space="preserve">박이 격자에 흔들린다</w:t>
-            </w:r>
-          </w:p>
-        </w:tc>
-        <w:tc>
-          <w:tcPr>
-            <w:tcW w:type="dxa" w:w="2777"/>
-          </w:tcPr>
-          <w:p>
-            <w:pPr>
-              <w:pStyle w:val="Compact"/>
-              <w:spacing w:after="0" w:line="264" w:lineRule="auto"/>
-            </w:pPr>
-            <w:r>
-              <w:rPr>
-                <w:sz w:val="16"/>
-              </w:rPr>
-              <w:t xml:space="preserve">D-0169 · D-0171 · D-0173</w:t>
-            </w:r>
-          </w:p>
-        </w:tc>
-      </w:tr>
-      <w:tr>
-        <w:tc>
-          <w:tcPr>
-            <w:tcW w:type="dxa" w:w="1204"/>
-          </w:tcPr>
-          <w:p>
-            <w:pPr>
-              <w:pStyle w:val="Compact"/>
-              <w:spacing w:after="0" w:line="264" w:lineRule="auto"/>
-            </w:pPr>
-            <w:r>
-              <w:rPr>
-                <w:sz w:val="16"/>
-              </w:rPr>
-              <w:t xml:space="preserve">O-52</w:t>
-            </w:r>
-          </w:p>
-        </w:tc>
-        <w:tc>
-          <w:tcPr>
-            <w:tcW w:type="dxa" w:w="5091"/>
-          </w:tcPr>
-          <w:p>
-            <w:pPr>
-              <w:pStyle w:val="Compact"/>
-              <w:spacing w:after="0" w:line="264" w:lineRule="auto"/>
-            </w:pPr>
-            <w:r>
-              <w:rPr>
-                <w:sz w:val="16"/>
-              </w:rPr>
-              <w:t xml:space="preserve">어느 층이 화성을 담는가</w:t>
-            </w:r>
-          </w:p>
-        </w:tc>
-        <w:tc>
-          <w:tcPr>
-            <w:tcW w:type="dxa" w:w="2777"/>
-          </w:tcPr>
-          <w:p>
-            <w:pPr>
-              <w:pStyle w:val="Compact"/>
-              <w:spacing w:after="0" w:line="264" w:lineRule="auto"/>
-            </w:pPr>
-            <w:r>
-              <w:rPr>
-                <w:sz w:val="16"/>
-              </w:rPr>
-              <w:t xml:space="preserve">D-0180 · D-0181</w:t>
-            </w:r>
-          </w:p>
-        </w:tc>
-      </w:tr>
-      <w:tr>
-        <w:tc>
-          <w:tcPr>
-            <w:tcW w:type="dxa" w:w="1204"/>
-          </w:tcPr>
-          <w:p>
-            <w:pPr>
-              <w:pStyle w:val="Compact"/>
-              <w:spacing w:after="0" w:line="264" w:lineRule="auto"/>
-            </w:pPr>
-            <w:r>
-              <w:rPr>
-                <w:sz w:val="16"/>
-              </w:rPr>
-              <w:t xml:space="preserve">O-56</w:t>
-            </w:r>
-          </w:p>
-        </w:tc>
-        <w:tc>
-          <w:tcPr>
-            <w:tcW w:type="dxa" w:w="5091"/>
-          </w:tcPr>
-          <w:p>
-            <w:pPr>
-              <w:pStyle w:val="Compact"/>
-              <w:spacing w:after="0" w:line="264" w:lineRule="auto"/>
-            </w:pPr>
-            <w:r>
-              <w:rPr>
-                <w:sz w:val="16"/>
-              </w:rPr>
-              <w:t xml:space="preserve">DTO 다섯이 응용에 있어 저장소가 거꾸로 본다 →</w:t>
+            <w:tcW w:type="dxa" w:w="5073"/>
+          </w:tcPr>
+          <w:p>
+            <w:pPr>
+              <w:pStyle w:val="Compact"/>
+              <w:spacing w:after="0" w:line="264" w:lineRule="auto"/>
+            </w:pPr>
+            <w:r>
+              <w:rPr>
+                <w:sz w:val="16"/>
+              </w:rPr>
+              <w:t xml:space="preserve">누설인가 차용인가 —</w:t>
             </w:r>
             <w:r>
               <w:rPr>
@@ -12284,7 +11966,7 @@
                 <w:bCs/>
                 <w:sz w:val="16"/>
               </w:rPr>
-              <w:t xml:space="preserve">도메인으로 내렸다.</w:t>
+              <w:t xml:space="preserve">누설이다</w:t>
             </w:r>
             <w:r>
               <w:rPr>
@@ -12296,60 +11978,60 @@
               <w:rPr>
                 <w:sz w:val="16"/>
               </w:rPr>
-              <w:t xml:space="preserve">계층 계약의 예외 목록이 비었다</w:t>
-            </w:r>
-          </w:p>
-        </w:tc>
-        <w:tc>
-          <w:tcPr>
-            <w:tcW w:type="dxa" w:w="2777"/>
-          </w:tcPr>
-          <w:p>
-            <w:pPr>
-              <w:pStyle w:val="Compact"/>
-              <w:spacing w:after="0" w:line="264" w:lineRule="auto"/>
-            </w:pPr>
-            <w:r>
-              <w:rPr>
-                <w:sz w:val="16"/>
-              </w:rPr>
-              <w:t xml:space="preserve">D-0236</w:t>
-            </w:r>
-          </w:p>
-        </w:tc>
-      </w:tr>
-      <w:tr>
-        <w:tc>
-          <w:tcPr>
-            <w:tcW w:type="dxa" w:w="1204"/>
-          </w:tcPr>
-          <w:p>
-            <w:pPr>
-              <w:pStyle w:val="Compact"/>
-              <w:spacing w:after="0" w:line="264" w:lineRule="auto"/>
-            </w:pPr>
-            <w:r>
-              <w:rPr>
-                <w:sz w:val="16"/>
-              </w:rPr>
-              <w:t xml:space="preserve">O-57</w:t>
-            </w:r>
-          </w:p>
-        </w:tc>
-        <w:tc>
-          <w:tcPr>
-            <w:tcW w:type="dxa" w:w="5091"/>
-          </w:tcPr>
-          <w:p>
-            <w:pPr>
-              <w:pStyle w:val="Compact"/>
-              <w:spacing w:after="0" w:line="264" w:lineRule="auto"/>
-            </w:pPr>
-            <w:r>
-              <w:rPr>
-                <w:sz w:val="16"/>
-              </w:rPr>
-              <w:t xml:space="preserve">배음 감산 기각이 장조에 가려져 있었다 →</w:t>
+              <w:t xml:space="preserve">(D-0327이 차용 가설을 기각했다)</w:t>
+            </w:r>
+          </w:p>
+        </w:tc>
+        <w:tc>
+          <w:tcPr>
+            <w:tcW w:type="dxa" w:w="2807"/>
+          </w:tcPr>
+          <w:p>
+            <w:pPr>
+              <w:pStyle w:val="Compact"/>
+              <w:spacing w:after="0" w:line="264" w:lineRule="auto"/>
+            </w:pPr>
+            <w:r>
+              <w:rPr>
+                <w:sz w:val="16"/>
+              </w:rPr>
+              <w:t xml:space="preserve">D-0093 · D-0327</w:t>
+            </w:r>
+          </w:p>
+        </w:tc>
+      </w:tr>
+      <w:tr>
+        <w:tc>
+          <w:tcPr>
+            <w:tcW w:type="dxa" w:w="1193"/>
+          </w:tcPr>
+          <w:p>
+            <w:pPr>
+              <w:pStyle w:val="Compact"/>
+              <w:spacing w:after="0" w:line="264" w:lineRule="auto"/>
+            </w:pPr>
+            <w:r>
+              <w:rPr>
+                <w:sz w:val="16"/>
+              </w:rPr>
+              <w:t xml:space="preserve">O-36</w:t>
+            </w:r>
+          </w:p>
+        </w:tc>
+        <w:tc>
+          <w:tcPr>
+            <w:tcW w:type="dxa" w:w="5073"/>
+          </w:tcPr>
+          <w:p>
+            <w:pPr>
+              <w:pStyle w:val="Compact"/>
+              <w:spacing w:after="0" w:line="264" w:lineRule="auto"/>
+            </w:pPr>
+            <w:r>
+              <w:rPr>
+                <w:sz w:val="16"/>
+              </w:rPr>
+              <w:t xml:space="preserve">어휘 확장 —</w:t>
             </w:r>
             <w:r>
               <w:rPr>
@@ -12363,7 +12045,7 @@
                 <w:bCs/>
                 <w:sz w:val="16"/>
               </w:rPr>
-              <w:t xml:space="preserve">뒤집었다</w:t>
+              <w:t xml:space="preserve">실물에서 대조군을 못 넘었다</w:t>
             </w:r>
             <w:r>
               <w:rPr>
@@ -12375,62 +12057,339 @@
               <w:rPr>
                 <w:sz w:val="16"/>
               </w:rPr>
-              <w:t xml:space="preserve">(D-0201)</w:t>
-            </w:r>
-          </w:p>
-        </w:tc>
-        <w:tc>
-          <w:tcPr>
-            <w:tcW w:type="dxa" w:w="2777"/>
-          </w:tcPr>
-          <w:p>
-            <w:pPr>
-              <w:pStyle w:val="Compact"/>
-              <w:spacing w:after="0" w:line="264" w:lineRule="auto"/>
-            </w:pPr>
-            <w:r>
-              <w:rPr>
-                <w:sz w:val="16"/>
-              </w:rPr>
-              <w:t xml:space="preserve">D-0191 · D-0197 · D-0201</w:t>
-            </w:r>
-          </w:p>
-        </w:tc>
-      </w:tr>
-      <w:tr>
-        <w:tc>
-          <w:tcPr>
-            <w:tcW w:type="dxa" w:w="1204"/>
-          </w:tcPr>
-          <w:p>
-            <w:pPr>
-              <w:pStyle w:val="Compact"/>
-              <w:spacing w:after="0" w:line="264" w:lineRule="auto"/>
-            </w:pPr>
-            <w:r>
-              <w:rPr>
-                <w:sz w:val="16"/>
-              </w:rPr>
-              <w:t xml:space="preserve">O-58</w:t>
-            </w:r>
-          </w:p>
-        </w:tc>
-        <w:tc>
-          <w:tcPr>
-            <w:tcW w:type="dxa" w:w="5091"/>
-          </w:tcPr>
-          <w:p>
-            <w:pPr>
-              <w:pStyle w:val="Compact"/>
-              <w:spacing w:after="0" w:line="264" w:lineRule="auto"/>
-            </w:pPr>
+              <w:t xml:space="preserve">(D-0327)</w:t>
+            </w:r>
+          </w:p>
+        </w:tc>
+        <w:tc>
+          <w:tcPr>
+            <w:tcW w:type="dxa" w:w="2807"/>
+          </w:tcPr>
+          <w:p>
+            <w:pPr>
+              <w:pStyle w:val="Compact"/>
+              <w:spacing w:after="0" w:line="264" w:lineRule="auto"/>
+            </w:pPr>
+            <w:r>
+              <w:rPr>
+                <w:sz w:val="16"/>
+              </w:rPr>
+              <w:t xml:space="preserve">D-0078 · D-0097 · D-0327</w:t>
+            </w:r>
+          </w:p>
+        </w:tc>
+      </w:tr>
+      <w:tr>
+        <w:tc>
+          <w:tcPr>
+            <w:tcW w:type="dxa" w:w="1193"/>
+          </w:tcPr>
+          <w:p>
+            <w:pPr>
+              <w:pStyle w:val="Compact"/>
+              <w:spacing w:after="0" w:line="264" w:lineRule="auto"/>
+            </w:pPr>
+            <w:r>
+              <w:rPr>
+                <w:sz w:val="16"/>
+              </w:rPr>
+              <w:t xml:space="preserve">O-37</w:t>
+            </w:r>
+          </w:p>
+        </w:tc>
+        <w:tc>
+          <w:tcPr>
+            <w:tcW w:type="dxa" w:w="5073"/>
+          </w:tcPr>
+          <w:p>
+            <w:pPr>
+              <w:pStyle w:val="Compact"/>
+              <w:spacing w:after="0" w:line="264" w:lineRule="auto"/>
+            </w:pPr>
+            <w:r>
+              <w:rPr>
+                <w:sz w:val="16"/>
+              </w:rPr>
+              <w:t xml:space="preserve">화성 리듬</w:t>
+            </w:r>
+          </w:p>
+        </w:tc>
+        <w:tc>
+          <w:tcPr>
+            <w:tcW w:type="dxa" w:w="2807"/>
+          </w:tcPr>
+          <w:p>
+            <w:pPr>
+              <w:pStyle w:val="Compact"/>
+              <w:spacing w:after="0" w:line="264" w:lineRule="auto"/>
+            </w:pPr>
+            <w:r>
+              <w:rPr>
+                <w:sz w:val="16"/>
+              </w:rPr>
+              <w:t xml:space="preserve">D-0103 · D-0123 · D-0124 · D-0125</w:t>
+            </w:r>
+          </w:p>
+        </w:tc>
+      </w:tr>
+      <w:tr>
+        <w:tc>
+          <w:tcPr>
+            <w:tcW w:type="dxa" w:w="1193"/>
+          </w:tcPr>
+          <w:p>
+            <w:pPr>
+              <w:pStyle w:val="Compact"/>
+              <w:spacing w:after="0" w:line="264" w:lineRule="auto"/>
+            </w:pPr>
+            <w:r>
+              <w:rPr>
+                <w:sz w:val="16"/>
+              </w:rPr>
+              <w:t xml:space="preserve">O-38</w:t>
+            </w:r>
+          </w:p>
+        </w:tc>
+        <w:tc>
+          <w:tcPr>
+            <w:tcW w:type="dxa" w:w="5073"/>
+          </w:tcPr>
+          <w:p>
+            <w:pPr>
+              <w:pStyle w:val="Compact"/>
+              <w:spacing w:after="0" w:line="264" w:lineRule="auto"/>
+            </w:pPr>
+            <w:r>
+              <w:rPr>
+                <w:sz w:val="16"/>
+              </w:rPr>
+              <w:t xml:space="preserve">8마디 부호 뒤집힘</w:t>
+            </w:r>
+          </w:p>
+        </w:tc>
+        <w:tc>
+          <w:tcPr>
+            <w:tcW w:type="dxa" w:w="2807"/>
+          </w:tcPr>
+          <w:p>
+            <w:pPr>
+              <w:pStyle w:val="Compact"/>
+              <w:spacing w:after="0" w:line="264" w:lineRule="auto"/>
+            </w:pPr>
+            <w:r>
+              <w:rPr>
+                <w:sz w:val="16"/>
+              </w:rPr>
+              <w:t xml:space="preserve">D-0109 · D-0112 · D-0114 · D-0125</w:t>
+            </w:r>
+          </w:p>
+        </w:tc>
+      </w:tr>
+      <w:tr>
+        <w:tc>
+          <w:tcPr>
+            <w:tcW w:type="dxa" w:w="1193"/>
+          </w:tcPr>
+          <w:p>
+            <w:pPr>
+              <w:pStyle w:val="Compact"/>
+              <w:spacing w:after="0" w:line="264" w:lineRule="auto"/>
+            </w:pPr>
+            <w:r>
+              <w:rPr>
+                <w:sz w:val="16"/>
+              </w:rPr>
+              <w:t xml:space="preserve">O-39</w:t>
+            </w:r>
+          </w:p>
+        </w:tc>
+        <w:tc>
+          <w:tcPr>
+            <w:tcW w:type="dxa" w:w="5073"/>
+          </w:tcPr>
+          <w:p>
+            <w:pPr>
+              <w:pStyle w:val="Compact"/>
+              <w:spacing w:after="0" w:line="264" w:lineRule="auto"/>
+            </w:pPr>
+            <w:r>
+              <w:rPr>
+                <w:sz w:val="16"/>
+              </w:rPr>
+              <w:t xml:space="preserve">기획서를 빌드해 배포한다</w:t>
+            </w:r>
+          </w:p>
+        </w:tc>
+        <w:tc>
+          <w:tcPr>
+            <w:tcW w:type="dxa" w:w="2807"/>
+          </w:tcPr>
+          <w:p>
+            <w:pPr>
+              <w:pStyle w:val="Compact"/>
+              <w:spacing w:after="0" w:line="264" w:lineRule="auto"/>
+            </w:pPr>
+            <w:r>
+              <w:rPr>
+                <w:sz w:val="16"/>
+              </w:rPr>
+              <w:t xml:space="preserve">D-0221 · D-0222 · D-0229</w:t>
+            </w:r>
+          </w:p>
+        </w:tc>
+      </w:tr>
+      <w:tr>
+        <w:tc>
+          <w:tcPr>
+            <w:tcW w:type="dxa" w:w="1193"/>
+          </w:tcPr>
+          <w:p>
+            <w:pPr>
+              <w:pStyle w:val="Compact"/>
+              <w:spacing w:after="0" w:line="264" w:lineRule="auto"/>
+            </w:pPr>
+            <w:r>
+              <w:rPr>
+                <w:sz w:val="16"/>
+              </w:rPr>
+              <w:t xml:space="preserve">O-47</w:t>
+            </w:r>
+          </w:p>
+        </w:tc>
+        <w:tc>
+          <w:tcPr>
+            <w:tcW w:type="dxa" w:w="5073"/>
+          </w:tcPr>
+          <w:p>
+            <w:pPr>
+              <w:pStyle w:val="Compact"/>
+              <w:spacing w:after="0" w:line="264" w:lineRule="auto"/>
+            </w:pPr>
+            <w:r>
+              <w:rPr>
+                <w:sz w:val="16"/>
+              </w:rPr>
+              <w:t xml:space="preserve">박이 격자에 흔들린다</w:t>
+            </w:r>
+          </w:p>
+        </w:tc>
+        <w:tc>
+          <w:tcPr>
+            <w:tcW w:type="dxa" w:w="2807"/>
+          </w:tcPr>
+          <w:p>
+            <w:pPr>
+              <w:pStyle w:val="Compact"/>
+              <w:spacing w:after="0" w:line="264" w:lineRule="auto"/>
+            </w:pPr>
+            <w:r>
+              <w:rPr>
+                <w:sz w:val="16"/>
+              </w:rPr>
+              <w:t xml:space="preserve">D-0169 · D-0171 · D-0173</w:t>
+            </w:r>
+          </w:p>
+        </w:tc>
+      </w:tr>
+      <w:tr>
+        <w:tc>
+          <w:tcPr>
+            <w:tcW w:type="dxa" w:w="1193"/>
+          </w:tcPr>
+          <w:p>
+            <w:pPr>
+              <w:pStyle w:val="Compact"/>
+              <w:spacing w:after="0" w:line="264" w:lineRule="auto"/>
+            </w:pPr>
+            <w:r>
+              <w:rPr>
+                <w:sz w:val="16"/>
+              </w:rPr>
+              <w:t xml:space="preserve">O-52</w:t>
+            </w:r>
+          </w:p>
+        </w:tc>
+        <w:tc>
+          <w:tcPr>
+            <w:tcW w:type="dxa" w:w="5073"/>
+          </w:tcPr>
+          <w:p>
+            <w:pPr>
+              <w:pStyle w:val="Compact"/>
+              <w:spacing w:after="0" w:line="264" w:lineRule="auto"/>
+            </w:pPr>
+            <w:r>
+              <w:rPr>
+                <w:sz w:val="16"/>
+              </w:rPr>
+              <w:t xml:space="preserve">어느 층이 화성을 담는가</w:t>
+            </w:r>
+          </w:p>
+        </w:tc>
+        <w:tc>
+          <w:tcPr>
+            <w:tcW w:type="dxa" w:w="2807"/>
+          </w:tcPr>
+          <w:p>
+            <w:pPr>
+              <w:pStyle w:val="Compact"/>
+              <w:spacing w:after="0" w:line="264" w:lineRule="auto"/>
+            </w:pPr>
+            <w:r>
+              <w:rPr>
+                <w:sz w:val="16"/>
+              </w:rPr>
+              <w:t xml:space="preserve">D-0180 · D-0181</w:t>
+            </w:r>
+          </w:p>
+        </w:tc>
+      </w:tr>
+      <w:tr>
+        <w:tc>
+          <w:tcPr>
+            <w:tcW w:type="dxa" w:w="1193"/>
+          </w:tcPr>
+          <w:p>
+            <w:pPr>
+              <w:pStyle w:val="Compact"/>
+              <w:spacing w:after="0" w:line="264" w:lineRule="auto"/>
+            </w:pPr>
+            <w:r>
+              <w:rPr>
+                <w:sz w:val="16"/>
+              </w:rPr>
+              <w:t xml:space="preserve">O-56</w:t>
+            </w:r>
+          </w:p>
+        </w:tc>
+        <w:tc>
+          <w:tcPr>
+            <w:tcW w:type="dxa" w:w="5073"/>
+          </w:tcPr>
+          <w:p>
+            <w:pPr>
+              <w:pStyle w:val="Compact"/>
+              <w:spacing w:after="0" w:line="264" w:lineRule="auto"/>
+            </w:pPr>
+            <w:r>
+              <w:rPr>
+                <w:sz w:val="16"/>
+              </w:rPr>
+              <w:t xml:space="preserve">DTO 다섯이 응용에 있어 저장소가 거꾸로 본다 →</w:t>
+            </w:r>
+            <w:r>
+              <w:rPr>
+                <w:sz w:val="16"/>
+              </w:rPr>
+              <w:t xml:space="preserve"> </w:t>
+            </w:r>
             <w:r>
               <w:rPr>
                 <w:b/>
                 <w:bCs/>
                 <w:sz w:val="16"/>
               </w:rPr>
-              <w:t xml:space="preserve">강제자가 파일까지만 가리킨다</w:t>
+              <w:t xml:space="preserve">도메인으로 내렸다.</w:t>
             </w:r>
             <w:r>
               <w:rPr>
@@ -12442,60 +12401,60 @@
               <w:rPr>
                 <w:sz w:val="16"/>
               </w:rPr>
-              <w:t xml:space="preserve">— 함수까지 적은 68건은 못이고(D-0288), 신규는 함수를 요구한다(D-0291). 옛 156건은 소급하지 않는다</w:t>
-            </w:r>
-          </w:p>
-        </w:tc>
-        <w:tc>
-          <w:tcPr>
-            <w:tcW w:type="dxa" w:w="2777"/>
-          </w:tcPr>
-          <w:p>
-            <w:pPr>
-              <w:pStyle w:val="Compact"/>
-              <w:spacing w:after="0" w:line="264" w:lineRule="auto"/>
-            </w:pPr>
-            <w:r>
-              <w:rPr>
-                <w:sz w:val="16"/>
-              </w:rPr>
-              <w:t xml:space="preserve">D-0291</w:t>
-            </w:r>
-          </w:p>
-        </w:tc>
-      </w:tr>
-      <w:tr>
-        <w:tc>
-          <w:tcPr>
-            <w:tcW w:type="dxa" w:w="1204"/>
-          </w:tcPr>
-          <w:p>
-            <w:pPr>
-              <w:pStyle w:val="Compact"/>
-              <w:spacing w:after="0" w:line="264" w:lineRule="auto"/>
-            </w:pPr>
-            <w:r>
-              <w:rPr>
-                <w:sz w:val="16"/>
-              </w:rPr>
-              <w:t xml:space="preserve">O-60</w:t>
-            </w:r>
-          </w:p>
-        </w:tc>
-        <w:tc>
-          <w:tcPr>
-            <w:tcW w:type="dxa" w:w="5091"/>
-          </w:tcPr>
-          <w:p>
-            <w:pPr>
-              <w:pStyle w:val="Compact"/>
-              <w:spacing w:after="0" w:line="264" w:lineRule="auto"/>
-            </w:pPr>
-            <w:r>
-              <w:rPr>
-                <w:sz w:val="16"/>
-              </w:rPr>
-              <w:t xml:space="preserve">패치 도구를 안 쓴 것이 아니라</w:t>
+              <w:t xml:space="preserve">계층 계약의 예외 목록이 비었다</w:t>
+            </w:r>
+          </w:p>
+        </w:tc>
+        <w:tc>
+          <w:tcPr>
+            <w:tcW w:type="dxa" w:w="2807"/>
+          </w:tcPr>
+          <w:p>
+            <w:pPr>
+              <w:pStyle w:val="Compact"/>
+              <w:spacing w:after="0" w:line="264" w:lineRule="auto"/>
+            </w:pPr>
+            <w:r>
+              <w:rPr>
+                <w:sz w:val="16"/>
+              </w:rPr>
+              <w:t xml:space="preserve">D-0236</w:t>
+            </w:r>
+          </w:p>
+        </w:tc>
+      </w:tr>
+      <w:tr>
+        <w:tc>
+          <w:tcPr>
+            <w:tcW w:type="dxa" w:w="1193"/>
+          </w:tcPr>
+          <w:p>
+            <w:pPr>
+              <w:pStyle w:val="Compact"/>
+              <w:spacing w:after="0" w:line="264" w:lineRule="auto"/>
+            </w:pPr>
+            <w:r>
+              <w:rPr>
+                <w:sz w:val="16"/>
+              </w:rPr>
+              <w:t xml:space="preserve">O-57</w:t>
+            </w:r>
+          </w:p>
+        </w:tc>
+        <w:tc>
+          <w:tcPr>
+            <w:tcW w:type="dxa" w:w="5073"/>
+          </w:tcPr>
+          <w:p>
+            <w:pPr>
+              <w:pStyle w:val="Compact"/>
+              <w:spacing w:after="0" w:line="264" w:lineRule="auto"/>
+            </w:pPr>
+            <w:r>
+              <w:rPr>
+                <w:sz w:val="16"/>
+              </w:rPr>
+              <w:t xml:space="preserve">배음 감산 기각이 장조에 가려져 있었다 →</w:t>
             </w:r>
             <w:r>
               <w:rPr>
@@ -12509,60 +12468,7 @@
                 <w:bCs/>
                 <w:sz w:val="16"/>
               </w:rPr>
-              <w:t xml:space="preserve">죽어 있었다</w:t>
-            </w:r>
-          </w:p>
-        </w:tc>
-        <w:tc>
-          <w:tcPr>
-            <w:tcW w:type="dxa" w:w="2777"/>
-          </w:tcPr>
-          <w:p>
-            <w:pPr>
-              <w:pStyle w:val="Compact"/>
-              <w:spacing w:after="0" w:line="264" w:lineRule="auto"/>
-            </w:pPr>
-            <w:r>
-              <w:rPr>
-                <w:sz w:val="16"/>
-              </w:rPr>
-              <w:t xml:space="preserve">D-0070 · D-0196</w:t>
-            </w:r>
-          </w:p>
-        </w:tc>
-      </w:tr>
-      <w:tr>
-        <w:tc>
-          <w:tcPr>
-            <w:tcW w:type="dxa" w:w="1204"/>
-          </w:tcPr>
-          <w:p>
-            <w:pPr>
-              <w:pStyle w:val="Compact"/>
-              <w:spacing w:after="0" w:line="264" w:lineRule="auto"/>
-            </w:pPr>
-            <w:r>
-              <w:rPr>
-                <w:sz w:val="16"/>
-              </w:rPr>
-              <w:t xml:space="preserve">O-62</w:t>
-            </w:r>
-          </w:p>
-        </w:tc>
-        <w:tc>
-          <w:tcPr>
-            <w:tcW w:type="dxa" w:w="5091"/>
-          </w:tcPr>
-          <w:p>
-            <w:pPr>
-              <w:pStyle w:val="Compact"/>
-              <w:spacing w:after="0" w:line="264" w:lineRule="auto"/>
-            </w:pPr>
-            <w:r>
-              <w:rPr>
-                <w:sz w:val="16"/>
-              </w:rPr>
-              <w:t xml:space="preserve">타임스탬프가 잔해를 쌓는다 →</w:t>
+              <w:t xml:space="preserve">뒤집었다</w:t>
             </w:r>
             <w:r>
               <w:rPr>
@@ -12570,12 +12476,211 @@
               </w:rPr>
               <w:t xml:space="preserve"> </w:t>
             </w:r>
+            <w:r>
+              <w:rPr>
+                <w:sz w:val="16"/>
+              </w:rPr>
+              <w:t xml:space="preserve">(D-0201)</w:t>
+            </w:r>
+          </w:p>
+        </w:tc>
+        <w:tc>
+          <w:tcPr>
+            <w:tcW w:type="dxa" w:w="2807"/>
+          </w:tcPr>
+          <w:p>
+            <w:pPr>
+              <w:pStyle w:val="Compact"/>
+              <w:spacing w:after="0" w:line="264" w:lineRule="auto"/>
+            </w:pPr>
+            <w:r>
+              <w:rPr>
+                <w:sz w:val="16"/>
+              </w:rPr>
+              <w:t xml:space="preserve">D-0191 · D-0197 · D-0201</w:t>
+            </w:r>
+          </w:p>
+        </w:tc>
+      </w:tr>
+      <w:tr>
+        <w:tc>
+          <w:tcPr>
+            <w:tcW w:type="dxa" w:w="1193"/>
+          </w:tcPr>
+          <w:p>
+            <w:pPr>
+              <w:pStyle w:val="Compact"/>
+              <w:spacing w:after="0" w:line="264" w:lineRule="auto"/>
+            </w:pPr>
+            <w:r>
+              <w:rPr>
+                <w:sz w:val="16"/>
+              </w:rPr>
+              <w:t xml:space="preserve">O-58</w:t>
+            </w:r>
+          </w:p>
+        </w:tc>
+        <w:tc>
+          <w:tcPr>
+            <w:tcW w:type="dxa" w:w="5073"/>
+          </w:tcPr>
+          <w:p>
+            <w:pPr>
+              <w:pStyle w:val="Compact"/>
+              <w:spacing w:after="0" w:line="264" w:lineRule="auto"/>
+            </w:pPr>
             <w:r>
               <w:rPr>
                 <w:b/>
                 <w:bCs/>
                 <w:sz w:val="16"/>
               </w:rPr>
+              <w:t xml:space="preserve">강제자가 파일까지만 가리킨다</w:t>
+            </w:r>
+            <w:r>
+              <w:rPr>
+                <w:sz w:val="16"/>
+              </w:rPr>
+              <w:t xml:space="preserve"> </w:t>
+            </w:r>
+            <w:r>
+              <w:rPr>
+                <w:sz w:val="16"/>
+              </w:rPr>
+              <w:t xml:space="preserve">— 함수까지 적은 68건은 못이고(D-0288), 신규는 함수를 요구한다(D-0291). 옛 156건은 소급하지 않는다</w:t>
+            </w:r>
+          </w:p>
+        </w:tc>
+        <w:tc>
+          <w:tcPr>
+            <w:tcW w:type="dxa" w:w="2807"/>
+          </w:tcPr>
+          <w:p>
+            <w:pPr>
+              <w:pStyle w:val="Compact"/>
+              <w:spacing w:after="0" w:line="264" w:lineRule="auto"/>
+            </w:pPr>
+            <w:r>
+              <w:rPr>
+                <w:sz w:val="16"/>
+              </w:rPr>
+              <w:t xml:space="preserve">D-0291</w:t>
+            </w:r>
+          </w:p>
+        </w:tc>
+      </w:tr>
+      <w:tr>
+        <w:tc>
+          <w:tcPr>
+            <w:tcW w:type="dxa" w:w="1193"/>
+          </w:tcPr>
+          <w:p>
+            <w:pPr>
+              <w:pStyle w:val="Compact"/>
+              <w:spacing w:after="0" w:line="264" w:lineRule="auto"/>
+            </w:pPr>
+            <w:r>
+              <w:rPr>
+                <w:sz w:val="16"/>
+              </w:rPr>
+              <w:t xml:space="preserve">O-60</w:t>
+            </w:r>
+          </w:p>
+        </w:tc>
+        <w:tc>
+          <w:tcPr>
+            <w:tcW w:type="dxa" w:w="5073"/>
+          </w:tcPr>
+          <w:p>
+            <w:pPr>
+              <w:pStyle w:val="Compact"/>
+              <w:spacing w:after="0" w:line="264" w:lineRule="auto"/>
+            </w:pPr>
+            <w:r>
+              <w:rPr>
+                <w:sz w:val="16"/>
+              </w:rPr>
+              <w:t xml:space="preserve">패치 도구를 안 쓴 것이 아니라</w:t>
+            </w:r>
+            <w:r>
+              <w:rPr>
+                <w:sz w:val="16"/>
+              </w:rPr>
+              <w:t xml:space="preserve"> </w:t>
+            </w:r>
+            <w:r>
+              <w:rPr>
+                <w:b/>
+                <w:bCs/>
+                <w:sz w:val="16"/>
+              </w:rPr>
+              <w:t xml:space="preserve">죽어 있었다</w:t>
+            </w:r>
+          </w:p>
+        </w:tc>
+        <w:tc>
+          <w:tcPr>
+            <w:tcW w:type="dxa" w:w="2807"/>
+          </w:tcPr>
+          <w:p>
+            <w:pPr>
+              <w:pStyle w:val="Compact"/>
+              <w:spacing w:after="0" w:line="264" w:lineRule="auto"/>
+            </w:pPr>
+            <w:r>
+              <w:rPr>
+                <w:sz w:val="16"/>
+              </w:rPr>
+              <w:t xml:space="preserve">D-0070 · D-0196</w:t>
+            </w:r>
+          </w:p>
+        </w:tc>
+      </w:tr>
+      <w:tr>
+        <w:tc>
+          <w:tcPr>
+            <w:tcW w:type="dxa" w:w="1193"/>
+          </w:tcPr>
+          <w:p>
+            <w:pPr>
+              <w:pStyle w:val="Compact"/>
+              <w:spacing w:after="0" w:line="264" w:lineRule="auto"/>
+            </w:pPr>
+            <w:r>
+              <w:rPr>
+                <w:sz w:val="16"/>
+              </w:rPr>
+              <w:t xml:space="preserve">O-62</w:t>
+            </w:r>
+          </w:p>
+        </w:tc>
+        <w:tc>
+          <w:tcPr>
+            <w:tcW w:type="dxa" w:w="5073"/>
+          </w:tcPr>
+          <w:p>
+            <w:pPr>
+              <w:pStyle w:val="Compact"/>
+              <w:spacing w:after="0" w:line="264" w:lineRule="auto"/>
+            </w:pPr>
+            <w:r>
+              <w:rPr>
+                <w:sz w:val="16"/>
+              </w:rPr>
+              <w:t xml:space="preserve">타임스탬프가 잔해를 쌓는다 →</w:t>
+            </w:r>
+            <w:r>
+              <w:rPr>
+                <w:sz w:val="16"/>
+              </w:rPr>
+              <w:t xml:space="preserve"> </w:t>
+            </w:r>
+            <w:r>
+              <w:rPr>
+                <w:b/>
+                <w:bCs/>
+                <w:sz w:val="16"/>
+              </w:rPr>
               <w:t xml:space="preserve">규격이 선 뒤 잔해를 버리고 관문을 세웠다.</w:t>
             </w:r>
             <w:r>
@@ -12613,7 +12718,7 @@
         </w:tc>
         <w:tc>
           <w:tcPr>
-            <w:tcW w:type="dxa" w:w="2777"/>
+            <w:tcW w:type="dxa" w:w="2807"/>
           </w:tcPr>
           <w:p>
             <w:pPr>
@@ -12632,7 +12737,7 @@
       <w:tr>
         <w:tc>
           <w:tcPr>
-            <w:tcW w:type="dxa" w:w="1204"/>
+            <w:tcW w:type="dxa" w:w="1193"/>
           </w:tcPr>
           <w:p>
             <w:pPr>
@@ -12649,7 +12754,7 @@
         </w:tc>
         <w:tc>
           <w:tcPr>
-            <w:tcW w:type="dxa" w:w="5091"/>
+            <w:tcW w:type="dxa" w:w="5073"/>
           </w:tcPr>
           <w:p>
             <w:pPr>
@@ -12685,7 +12790,7 @@
         </w:tc>
         <w:tc>
           <w:tcPr>
-            <w:tcW w:type="dxa" w:w="2777"/>
+            <w:tcW w:type="dxa" w:w="2807"/>
           </w:tcPr>
           <w:p>
             <w:pPr>
@@ -12704,7 +12809,7 @@
       <w:tr>
         <w:tc>
           <w:tcPr>
-            <w:tcW w:type="dxa" w:w="1204"/>
+            <w:tcW w:type="dxa" w:w="1193"/>
           </w:tcPr>
           <w:p>
             <w:pPr>
@@ -12721,7 +12826,7 @@
         </w:tc>
         <w:tc>
           <w:tcPr>
-            <w:tcW w:type="dxa" w:w="5091"/>
+            <w:tcW w:type="dxa" w:w="5073"/>
           </w:tcPr>
           <w:p>
             <w:pPr>
@@ -12848,7 +12953,7 @@
         </w:tc>
         <w:tc>
           <w:tcPr>
-            <w:tcW w:type="dxa" w:w="2777"/>
+            <w:tcW w:type="dxa" w:w="2807"/>
           </w:tcPr>
           <w:p>
             <w:pPr>
@@ -12867,7 +12972,7 @@
       <w:tr>
         <w:tc>
           <w:tcPr>
-            <w:tcW w:type="dxa" w:w="1204"/>
+            <w:tcW w:type="dxa" w:w="1193"/>
           </w:tcPr>
           <w:p>
             <w:pPr>
@@ -12884,7 +12989,7 @@
         </w:tc>
         <w:tc>
           <w:tcPr>
-            <w:tcW w:type="dxa" w:w="5091"/>
+            <w:tcW w:type="dxa" w:w="5073"/>
           </w:tcPr>
           <w:p>
             <w:pPr>
@@ -12927,7 +13032,7 @@
         </w:tc>
         <w:tc>
           <w:tcPr>
-            <w:tcW w:type="dxa" w:w="2777"/>
+            <w:tcW w:type="dxa" w:w="2807"/>
           </w:tcPr>
           <w:p>
             <w:pPr>
@@ -12946,7 +13051,7 @@
       <w:tr>
         <w:tc>
           <w:tcPr>
-            <w:tcW w:type="dxa" w:w="1204"/>
+            <w:tcW w:type="dxa" w:w="1193"/>
           </w:tcPr>
           <w:p>
             <w:pPr>
@@ -12963,7 +13068,7 @@
         </w:tc>
         <w:tc>
           <w:tcPr>
-            <w:tcW w:type="dxa" w:w="5091"/>
+            <w:tcW w:type="dxa" w:w="5073"/>
           </w:tcPr>
           <w:p>
             <w:pPr>
@@ -13032,7 +13137,7 @@
         </w:tc>
         <w:tc>
           <w:tcPr>
-            <w:tcW w:type="dxa" w:w="2777"/>
+            <w:tcW w:type="dxa" w:w="2807"/>
           </w:tcPr>
           <w:p>
             <w:pPr>
@@ -13051,7 +13156,7 @@
       <w:tr>
         <w:tc>
           <w:tcPr>
-            <w:tcW w:type="dxa" w:w="1204"/>
+            <w:tcW w:type="dxa" w:w="1193"/>
           </w:tcPr>
           <w:p>
             <w:pPr>
@@ -13068,7 +13173,7 @@
         </w:tc>
         <w:tc>
           <w:tcPr>
-            <w:tcW w:type="dxa" w:w="5091"/>
+            <w:tcW w:type="dxa" w:w="5073"/>
           </w:tcPr>
           <w:p>
             <w:pPr>
@@ -13143,7 +13248,7 @@
         </w:tc>
         <w:tc>
           <w:tcPr>
-            <w:tcW w:type="dxa" w:w="2777"/>
+            <w:tcW w:type="dxa" w:w="2807"/>
           </w:tcPr>
           <w:p>
             <w:pPr>
@@ -13162,7 +13267,7 @@
       <w:tr>
         <w:tc>
           <w:tcPr>
-            <w:tcW w:type="dxa" w:w="1204"/>
+            <w:tcW w:type="dxa" w:w="1193"/>
           </w:tcPr>
           <w:p>
             <w:pPr>
@@ -13179,7 +13284,7 @@
         </w:tc>
         <w:tc>
           <w:tcPr>
-            <w:tcW w:type="dxa" w:w="5091"/>
+            <w:tcW w:type="dxa" w:w="5073"/>
           </w:tcPr>
           <w:p>
             <w:pPr>
@@ -13235,7 +13340,7 @@
         </w:tc>
         <w:tc>
           <w:tcPr>
-            <w:tcW w:type="dxa" w:w="2777"/>
+            <w:tcW w:type="dxa" w:w="2807"/>
           </w:tcPr>
           <w:p>
             <w:pPr>
@@ -13254,7 +13359,7 @@
       <w:tr>
         <w:tc>
           <w:tcPr>
-            <w:tcW w:type="dxa" w:w="1204"/>
+            <w:tcW w:type="dxa" w:w="1193"/>
           </w:tcPr>
           <w:p>
             <w:pPr>
@@ -13271,7 +13376,7 @@
         </w:tc>
         <w:tc>
           <w:tcPr>
-            <w:tcW w:type="dxa" w:w="5091"/>
+            <w:tcW w:type="dxa" w:w="5073"/>
           </w:tcPr>
           <w:p>
             <w:pPr>
@@ -13314,7 +13419,7 @@
         </w:tc>
         <w:tc>
           <w:tcPr>
-            <w:tcW w:type="dxa" w:w="2777"/>
+            <w:tcW w:type="dxa" w:w="2807"/>
           </w:tcPr>
           <w:p>
             <w:pPr>
@@ -47443,9 +47548,9 @@
         <w:tblLook w:firstRow="1" w:lastRow="0" w:firstColumn="0" w:lastColumn="0" w:noHBand="0" w:noVBand="0" w:val="0020"/>
       </w:tblPr>
       <w:tblGrid>
-        <w:gridCol w:w="1065"/>
-        <w:gridCol w:w="1643"/>
-        <w:gridCol w:w="6362"/>
+        <w:gridCol w:w="999"/>
+        <w:gridCol w:w="1510"/>
+        <w:gridCol w:w="6561"/>
       </w:tblGrid>
       <w:tr>
         <w:trPr>
@@ -47453,7 +47558,7 @@
         </w:trPr>
         <w:tc>
           <w:tcPr>
-            <w:tcW w:type="dxa" w:w="1066"/>
+            <w:tcW w:type="dxa" w:w="1000"/>
             <w:shd w:val="clear" w:color="auto" w:fill="E8EEF5"/>
           </w:tcPr>
           <w:p>
@@ -47473,7 +47578,7 @@
         </w:tc>
         <w:tc>
           <w:tcPr>
-            <w:tcW w:type="dxa" w:w="1644"/>
+            <w:tcW w:type="dxa" w:w="1511"/>
             <w:shd w:val="clear" w:color="auto" w:fill="E8EEF5"/>
           </w:tcPr>
           <w:p>
@@ -47493,7 +47598,7 @@
         </w:tc>
         <w:tc>
           <w:tcPr>
-            <w:tcW w:type="dxa" w:w="6362"/>
+            <w:tcW w:type="dxa" w:w="6562"/>
             <w:shd w:val="clear" w:color="auto" w:fill="E8EEF5"/>
           </w:tcPr>
           <w:p>
@@ -47515,7 +47620,7 @@
       <w:tr>
         <w:tc>
           <w:tcPr>
-            <w:tcW w:type="dxa" w:w="1066"/>
+            <w:tcW w:type="dxa" w:w="1000"/>
           </w:tcPr>
           <w:p>
             <w:pPr>
@@ -47532,7 +47637,7 @@
         </w:tc>
         <w:tc>
           <w:tcPr>
-            <w:tcW w:type="dxa" w:w="1644"/>
+            <w:tcW w:type="dxa" w:w="1511"/>
           </w:tcPr>
           <w:p>
             <w:pPr>
@@ -47549,7 +47654,7 @@
         </w:tc>
         <w:tc>
           <w:tcPr>
-            <w:tcW w:type="dxa" w:w="6362"/>
+            <w:tcW w:type="dxa" w:w="6562"/>
           </w:tcPr>
           <w:p>
             <w:pPr>
@@ -47582,7 +47687,7 @@
       <w:tr>
         <w:tc>
           <w:tcPr>
-            <w:tcW w:type="dxa" w:w="1066"/>
+            <w:tcW w:type="dxa" w:w="1000"/>
           </w:tcPr>
           <w:p>
             <w:pPr>
@@ -47599,7 +47704,7 @@
         </w:tc>
         <w:tc>
           <w:tcPr>
-            <w:tcW w:type="dxa" w:w="1644"/>
+            <w:tcW w:type="dxa" w:w="1511"/>
           </w:tcPr>
           <w:p>
             <w:pPr>
@@ -47616,7 +47721,7 @@
         </w:tc>
         <w:tc>
           <w:tcPr>
-            <w:tcW w:type="dxa" w:w="6362"/>
+            <w:tcW w:type="dxa" w:w="6562"/>
           </w:tcPr>
           <w:p>
             <w:pPr>
@@ -47681,7 +47786,7 @@
       <w:tr>
         <w:tc>
           <w:tcPr>
-            <w:tcW w:type="dxa" w:w="1066"/>
+            <w:tcW w:type="dxa" w:w="1000"/>
           </w:tcPr>
           <w:p>
             <w:pPr>
@@ -47698,7 +47803,7 @@
         </w:tc>
         <w:tc>
           <w:tcPr>
-            <w:tcW w:type="dxa" w:w="1644"/>
+            <w:tcW w:type="dxa" w:w="1511"/>
           </w:tcPr>
           <w:p>
             <w:pPr>
@@ -47715,7 +47820,7 @@
         </w:tc>
         <w:tc>
           <w:tcPr>
-            <w:tcW w:type="dxa" w:w="6362"/>
+            <w:tcW w:type="dxa" w:w="6562"/>
           </w:tcPr>
           <w:p>
             <w:pPr>
@@ -47736,7 +47841,7 @@
       <w:tr>
         <w:tc>
           <w:tcPr>
-            <w:tcW w:type="dxa" w:w="1066"/>
+            <w:tcW w:type="dxa" w:w="1000"/>
           </w:tcPr>
           <w:p>
             <w:pPr>
@@ -47753,7 +47858,7 @@
         </w:tc>
         <w:tc>
           <w:tcPr>
-            <w:tcW w:type="dxa" w:w="1644"/>
+            <w:tcW w:type="dxa" w:w="1511"/>
           </w:tcPr>
           <w:p>
             <w:pPr>
@@ -47770,7 +47875,7 @@
         </w:tc>
         <w:tc>
           <w:tcPr>
-            <w:tcW w:type="dxa" w:w="6362"/>
+            <w:tcW w:type="dxa" w:w="6562"/>
           </w:tcPr>
           <w:p>
             <w:pPr>
@@ -47791,7 +47896,7 @@
       <w:tr>
         <w:tc>
           <w:tcPr>
-            <w:tcW w:type="dxa" w:w="1066"/>
+            <w:tcW w:type="dxa" w:w="1000"/>
           </w:tcPr>
           <w:p>
             <w:pPr>
@@ -47808,7 +47913,7 @@
         </w:tc>
         <w:tc>
           <w:tcPr>
-            <w:tcW w:type="dxa" w:w="1644"/>
+            <w:tcW w:type="dxa" w:w="1511"/>
           </w:tcPr>
           <w:p>
             <w:pPr>
@@ -47825,7 +47930,7 @@
         </w:tc>
         <w:tc>
           <w:tcPr>
-            <w:tcW w:type="dxa" w:w="6362"/>
+            <w:tcW w:type="dxa" w:w="6562"/>
           </w:tcPr>
           <w:p>
             <w:pPr>
@@ -47852,7 +47957,7 @@
       <w:tr>
         <w:tc>
           <w:tcPr>
-            <w:tcW w:type="dxa" w:w="1066"/>
+            <w:tcW w:type="dxa" w:w="1000"/>
           </w:tcPr>
           <w:p>
             <w:pPr>
@@ -47869,7 +47974,7 @@
         </w:tc>
         <w:tc>
           <w:tcPr>
-            <w:tcW w:type="dxa" w:w="1644"/>
+            <w:tcW w:type="dxa" w:w="1511"/>
           </w:tcPr>
           <w:p>
             <w:pPr>
@@ -47886,7 +47991,7 @@
         </w:tc>
         <w:tc>
           <w:tcPr>
-            <w:tcW w:type="dxa" w:w="6362"/>
+            <w:tcW w:type="dxa" w:w="6562"/>
           </w:tcPr>
           <w:p>
             <w:pPr>
@@ -47939,7 +48044,7 @@
       <w:tr>
         <w:tc>
           <w:tcPr>
-            <w:tcW w:type="dxa" w:w="1066"/>
+            <w:tcW w:type="dxa" w:w="1000"/>
           </w:tcPr>
           <w:p>
             <w:pPr>
@@ -47956,7 +48061,7 @@
         </w:tc>
         <w:tc>
           <w:tcPr>
-            <w:tcW w:type="dxa" w:w="1644"/>
+            <w:tcW w:type="dxa" w:w="1511"/>
           </w:tcPr>
           <w:p>
             <w:pPr>
@@ -47973,18 +48078,18 @@
         </w:tc>
         <w:tc>
           <w:tcPr>
-            <w:tcW w:type="dxa" w:w="6362"/>
-          </w:tcPr>
-          <w:p>
-            <w:pPr>
-              <w:pStyle w:val="Compact"/>
-              <w:spacing w:after="0" w:line="264" w:lineRule="auto"/>
-            </w:pPr>
-            <w:r>
-              <w:rPr>
-                <w:sz w:val="16"/>
-              </w:rPr>
-              <w:t xml:space="preserve">참조곡을 바꿨을 때 진행이 갈리는 정도 (O-29 · D-0082). 시드 1000개 · 쌍 100 · 8마디.</w:t>
+            <w:tcW w:type="dxa" w:w="6562"/>
+          </w:tcPr>
+          <w:p>
+            <w:pPr>
+              <w:pStyle w:val="Compact"/>
+              <w:spacing w:after="0" w:line="264" w:lineRule="auto"/>
+            </w:pPr>
+            <w:r>
+              <w:rPr>
+                <w:sz w:val="16"/>
+              </w:rPr>
+              <w:t xml:space="preserve">참조곡을 바꿨을 때 진행이 갈리는 정도 (O-29 · D-0082). 시드 1000 · 쌍 100 · 8마디.</w:t>
             </w:r>
             <w:r>
               <w:rPr>
@@ -47998,7 +48103,7 @@
                 <w:bCs/>
                 <w:sz w:val="16"/>
               </w:rPr>
-              <w:t xml:space="preserve">실측</w:t>
+              <w:t xml:space="preserve">1004곡에서</w:t>
             </w:r>
             <w:r>
               <w:rPr>
@@ -48031,7 +48136,7 @@
                 <w:bCs/>
                 <w:sz w:val="16"/>
               </w:rPr>
-              <w:t xml:space="preserve">0.1817 ·</w:t>
+              <w:t xml:space="preserve">0.2592 ·</w:t>
             </w:r>
             <w:r>
               <w:rPr>
@@ -48064,13 +48169,19 @@
                 <w:bCs/>
                 <w:sz w:val="16"/>
               </w:rPr>
-              <w:t xml:space="preserve">0.1310 · 쌍 단위 승률 75.0%</w:t>
-            </w:r>
-            <w:r>
-              <w:rPr>
-                <w:sz w:val="16"/>
-              </w:rPr>
-              <w:t xml:space="preserve">. 극한(사전 가중치 거리)은 0.1199 / 0.0795이며</w:t>
+              <w:t xml:space="preserve">0.1938, 짝지은 이득 +0.0654 ±0.0107 (t=+6.11) · 승률 71.0% — 전달된다</w:t>
+            </w:r>
+            <w:r>
+              <w:rPr>
+                <w:sz w:val="16"/>
+              </w:rPr>
+              <w:t xml:space="preserve"> </w:t>
+            </w:r>
+            <w:r>
+              <w:rPr>
+                <w:sz w:val="16"/>
+              </w:rPr>
+              <w:t xml:space="preserve">(D-0327).</w:t>
             </w:r>
             <w:r>
               <w:rPr>
@@ -48084,205 +48195,12 @@
                 <w:bCs/>
                 <w:sz w:val="16"/>
               </w:rPr>
-              <w:t xml:space="preserve">8마디 초과분 34%는 되튐이지 정보가 아니다.</w:t>
-            </w:r>
-            <w:r>
-              <w:rPr>
-                <w:sz w:val="16"/>
-              </w:rPr>
-              <w:t xml:space="preserve"> </w:t>
-            </w:r>
-            <w:r>
-              <w:rPr>
-                <w:sz w:val="16"/>
-              </w:rPr>
-              <w:t xml:space="preserve">귀무선</w:t>
-            </w:r>
-            <w:r>
-              <w:rPr>
-                <w:sz w:val="16"/>
-              </w:rPr>
-              <w:t xml:space="preserve"> </w:t>
-            </w:r>
-            <w:r>
-              <w:rPr>
-                <w:rStyle w:val="VerbatimChar"/>
-                <w:sz w:val="16"/>
-              </w:rPr>
-              <w:t xml:space="preserve">shuffled</w:t>
-            </w:r>
-            <w:r>
-              <w:rPr>
-                <w:sz w:val="16"/>
-              </w:rPr>
-              <w:t xml:space="preserve"> </w:t>
-            </w:r>
-            <w:r>
-              <w:rPr>
-                <w:sz w:val="16"/>
-              </w:rPr>
-              <w:t xml:space="preserve">0.2679 대비 67.8% — 코퍼스가 화성 어휘를 공유한다</w:t>
-            </w:r>
-          </w:p>
-        </w:tc>
-      </w:tr>
-      <w:tr>
-        <w:tc>
-          <w:tcPr>
-            <w:tcW w:type="dxa" w:w="1066"/>
-          </w:tcPr>
-          <w:p>
-            <w:pPr>
-              <w:pStyle w:val="Compact"/>
-              <w:spacing w:after="0" w:line="264" w:lineRule="auto"/>
-            </w:pPr>
-            <w:r>
-              <w:rPr>
-                <w:sz w:val="16"/>
-              </w:rPr>
-              <w:t xml:space="preserve">생성</w:t>
-            </w:r>
-          </w:p>
-        </w:tc>
-        <w:tc>
-          <w:tcPr>
-            <w:tcW w:type="dxa" w:w="1644"/>
-          </w:tcPr>
-          <w:p>
-            <w:pPr>
-              <w:pStyle w:val="Compact"/>
-              <w:spacing w:after="0" w:line="264" w:lineRule="auto"/>
-            </w:pPr>
-            <w:r>
-              <w:rPr>
-                <w:sz w:val="16"/>
-              </w:rPr>
-              <w:t xml:space="preserve">M9 어휘 이득</w:t>
-            </w:r>
-          </w:p>
-        </w:tc>
-        <w:tc>
-          <w:tcPr>
-            <w:tcW w:type="dxa" w:w="6362"/>
-          </w:tcPr>
-          <w:p>
-            <w:pPr>
-              <w:pStyle w:val="Compact"/>
-              <w:spacing w:after="0" w:line="264" w:lineRule="auto"/>
-            </w:pPr>
-            <w:r>
-              <w:rPr>
-                <w:sz w:val="16"/>
-              </w:rPr>
-              <w:t xml:space="preserve">차용 어휘가 대조군보다 출력을 더 가르는가 (O-36 · D-0097). 극한 차이 +0.0208.</w:t>
-            </w:r>
-            <w:r>
-              <w:rPr>
-                <w:sz w:val="16"/>
-              </w:rPr>
-              <w:t xml:space="preserve"> </w:t>
+              <w:t xml:space="preserve">판정 규칙</w:t>
             </w:r>
             <w:r>
               <w:rPr>
                 <w:b/>
                 <w:bCs/>
-                <w:sz w:val="16"/>
-              </w:rPr>
-              <w:t xml:space="preserve">극한 대비 8마디 30.3% → 64마디 77.9%(승률 60%) → 128마디 86.9%(65%).</w:t>
-            </w:r>
-            <w:r>
-              <w:rPr>
-                <w:sz w:val="16"/>
-              </w:rPr>
-              <w:t xml:space="preserve"> </w:t>
-            </w:r>
-            <w:r>
-              <w:rPr>
-                <w:sz w:val="16"/>
-              </w:rPr>
-              <w:t xml:space="preserve">8마디에서 안 보인 것은 되튐이 6.1배로 덮었기 때문이다</w:t>
-            </w:r>
-          </w:p>
-        </w:tc>
-      </w:tr>
-      <w:tr>
-        <w:tc>
-          <w:tcPr>
-            <w:tcW w:type="dxa" w:w="1066"/>
-          </w:tcPr>
-          <w:p>
-            <w:pPr>
-              <w:pStyle w:val="Compact"/>
-              <w:spacing w:after="0" w:line="264" w:lineRule="auto"/>
-            </w:pPr>
-            <w:r>
-              <w:rPr>
-                <w:sz w:val="16"/>
-              </w:rPr>
-              <w:t xml:space="preserve">생성</w:t>
-            </w:r>
-          </w:p>
-        </w:tc>
-        <w:tc>
-          <w:tcPr>
-            <w:tcW w:type="dxa" w:w="1644"/>
-          </w:tcPr>
-          <w:p>
-            <w:pPr>
-              <w:pStyle w:val="Compact"/>
-              <w:spacing w:after="0" w:line="264" w:lineRule="auto"/>
-            </w:pPr>
-            <w:r>
-              <w:rPr>
-                <w:sz w:val="16"/>
-              </w:rPr>
-              <w:t xml:space="preserve">M10 시간 변화 상관</w:t>
-            </w:r>
-          </w:p>
-        </w:tc>
-        <w:tc>
-          <w:tcPr>
-            <w:tcW w:type="dxa" w:w="6362"/>
-          </w:tcPr>
-          <w:p>
-            <w:pPr>
-              <w:pStyle w:val="Compact"/>
-              <w:spacing w:after="0" w:line="264" w:lineRule="auto"/>
-            </w:pPr>
-            <w:r>
-              <w:rPr>
-                <w:sz w:val="16"/>
-              </w:rPr>
-              <w:t xml:space="preserve">두</w:t>
-            </w:r>
-            <w:r>
-              <w:rPr>
-                <w:sz w:val="16"/>
-              </w:rPr>
-              <w:t xml:space="preserve"> </w:t>
-            </w:r>
-            <w:r>
-              <w:rPr>
-                <w:b/>
-                <w:bCs/>
-                <w:sz w:val="16"/>
-              </w:rPr>
-              <w:t xml:space="preserve">겹치지 않는</w:t>
-            </w:r>
-            <w:r>
-              <w:rPr>
-                <w:sz w:val="16"/>
-              </w:rPr>
-              <w:t xml:space="preserve"> </w:t>
-            </w:r>
-            <w:r>
-              <w:rPr>
-                <w:sz w:val="16"/>
-              </w:rPr>
-              <w:t xml:space="preserve">관측의 변화 벡터가 곡 단위로 맞물리는가 (O-32 게이트 · D-0099). 곡 짝을 뒤섞은 귀무선을 뺀다. 문턱 t &gt; 3 · 칸 과반.</w:t>
-            </w:r>
-            <w:r>
-              <w:rPr>
                 <w:sz w:val="16"/>
               </w:rPr>
               <w:t xml:space="preserve"> </w:t>
@@ -48294,7 +48212,7 @@
                 <w:bCs/>
                 <w:sz w:val="16"/>
               </w:rPr>
-              <w:t xml:space="preserve">mix</w:t>
+              <w:t xml:space="preserve">is_output_conditioned</w:t>
             </w:r>
             <w:r>
               <w:rPr>
@@ -48302,23 +48220,7 @@
                 <w:bCs/>
                 <w:sz w:val="16"/>
               </w:rPr>
-              <w:t xml:space="preserve"> </w:t>
-            </w:r>
-            <w:r>
-              <w:rPr>
-                <w:b/>
-                <w:bCs/>
-                <w:sz w:val="16"/>
-              </w:rPr>
-              <w:t xml:space="preserve">대</w:t>
-            </w:r>
-            <w:r>
-              <w:rPr>
-                <w:b/>
-                <w:bCs/>
-                <w:sz w:val="16"/>
-              </w:rPr>
-              <w:t xml:space="preserve"> </w:t>
+              <w:t xml:space="preserve">는 아직 옛 꼴(</w:t>
             </w:r>
             <w:r>
               <w:rPr>
@@ -48327,7 +48229,7 @@
                 <w:bCs/>
                 <w:sz w:val="16"/>
               </w:rPr>
-              <w:t xml:space="preserve">other</w:t>
+              <w:t xml:space="preserve">거리 &gt; 0 and 승률 &gt; 0.5</w:t>
             </w:r>
             <w:r>
               <w:rPr>
@@ -48335,7 +48237,7 @@
                 <w:bCs/>
                 <w:sz w:val="16"/>
               </w:rPr>
-              <w:t xml:space="preserve">는 겹쳐서 0.5572가 나왔고 못 읽는다</w:t>
+              <w:t xml:space="preserve">)이다</w:t>
             </w:r>
             <w:r>
               <w:rPr>
@@ -48347,104 +48249,7 @@
               <w:rPr>
                 <w:sz w:val="16"/>
               </w:rPr>
-              <w:t xml:space="preserve">—</w:t>
-            </w:r>
-            <w:r>
-              <w:rPr>
-                <w:sz w:val="16"/>
-              </w:rPr>
-              <w:t xml:space="preserve"> </w:t>
-            </w:r>
-            <w:r>
-              <w:rPr>
-                <w:rStyle w:val="VerbatimChar"/>
-                <w:sz w:val="16"/>
-              </w:rPr>
-              <w:t xml:space="preserve">other</w:t>
-            </w:r>
-            <w:r>
-              <w:rPr>
-                <w:sz w:val="16"/>
-              </w:rPr>
-              <w:t xml:space="preserve"> </w:t>
-            </w:r>
-            <w:r>
-              <w:rPr>
-                <w:sz w:val="16"/>
-              </w:rPr>
-              <w:t xml:space="preserve">대</w:t>
-            </w:r>
-            <w:r>
-              <w:rPr>
-                <w:sz w:val="16"/>
-              </w:rPr>
-              <w:t xml:space="preserve"> </w:t>
-            </w:r>
-            <w:r>
-              <w:rPr>
-                <w:rStyle w:val="VerbatimChar"/>
-                <w:sz w:val="16"/>
-              </w:rPr>
-              <w:t xml:space="preserve">bass</w:t>
-            </w:r>
-            <w:r>
-              <w:rPr>
-                <w:sz w:val="16"/>
-              </w:rPr>
-              <w:t xml:space="preserve">로 잰다 (실측 필요)</w:t>
-            </w:r>
-          </w:p>
-        </w:tc>
-      </w:tr>
-      <w:tr>
-        <w:tc>
-          <w:tcPr>
-            <w:tcW w:type="dxa" w:w="1066"/>
-          </w:tcPr>
-          <w:p>
-            <w:pPr>
-              <w:pStyle w:val="Compact"/>
-              <w:spacing w:after="0" w:line="264" w:lineRule="auto"/>
-            </w:pPr>
-            <w:r>
-              <w:rPr>
-                <w:sz w:val="16"/>
-              </w:rPr>
-              <w:t xml:space="preserve">생성</w:t>
-            </w:r>
-          </w:p>
-        </w:tc>
-        <w:tc>
-          <w:tcPr>
-            <w:tcW w:type="dxa" w:w="1644"/>
-          </w:tcPr>
-          <w:p>
-            <w:pPr>
-              <w:pStyle w:val="Compact"/>
-              <w:spacing w:after="0" w:line="264" w:lineRule="auto"/>
-            </w:pPr>
-            <w:r>
-              <w:rPr>
-                <w:sz w:val="16"/>
-              </w:rPr>
-              <w:t xml:space="preserve">M11 전이 초과</w:t>
-            </w:r>
-          </w:p>
-        </w:tc>
-        <w:tc>
-          <w:tcPr>
-            <w:tcW w:type="dxa" w:w="6362"/>
-          </w:tcPr>
-          <w:p>
-            <w:pPr>
-              <w:pStyle w:val="Compact"/>
-              <w:spacing w:after="0" w:line="264" w:lineRule="auto"/>
-            </w:pPr>
-            <w:r>
-              <w:rPr>
-                <w:sz w:val="16"/>
-              </w:rPr>
-              <w:t xml:space="preserve">배열이 참조곡을 담는가 (O-32 · D-0102). 전이 행렬 거리에서</w:t>
+              <w:t xml:space="preserve">— 효과가 압도적이라 안 바뀔 것으로 보이지만</w:t>
             </w:r>
             <w:r>
               <w:rPr>
@@ -48458,7 +48263,7 @@
                 <w:bCs/>
                 <w:sz w:val="16"/>
               </w:rPr>
-              <w:t xml:space="preserve">같은 치환</w:t>
+              <w:t xml:space="preserve">재지 않았다</w:t>
             </w:r>
             <w:r>
               <w:rPr>
@@ -48470,7 +48275,60 @@
               <w:rPr>
                 <w:sz w:val="16"/>
               </w:rPr>
-              <w:t xml:space="preserve">귀무선을 뺀다.</w:t>
+              <w:t xml:space="preserve">(D-0327 남기는 것)</w:t>
+            </w:r>
+          </w:p>
+        </w:tc>
+      </w:tr>
+      <w:tr>
+        <w:tc>
+          <w:tcPr>
+            <w:tcW w:type="dxa" w:w="1000"/>
+          </w:tcPr>
+          <w:p>
+            <w:pPr>
+              <w:pStyle w:val="Compact"/>
+              <w:spacing w:after="0" w:line="264" w:lineRule="auto"/>
+            </w:pPr>
+            <w:r>
+              <w:rPr>
+                <w:sz w:val="16"/>
+              </w:rPr>
+              <w:t xml:space="preserve">생성</w:t>
+            </w:r>
+          </w:p>
+        </w:tc>
+        <w:tc>
+          <w:tcPr>
+            <w:tcW w:type="dxa" w:w="1511"/>
+          </w:tcPr>
+          <w:p>
+            <w:pPr>
+              <w:pStyle w:val="Compact"/>
+              <w:spacing w:after="0" w:line="264" w:lineRule="auto"/>
+            </w:pPr>
+            <w:r>
+              <w:rPr>
+                <w:sz w:val="16"/>
+              </w:rPr>
+              <w:t xml:space="preserve">M9 어휘 이득</w:t>
+            </w:r>
+          </w:p>
+        </w:tc>
+        <w:tc>
+          <w:tcPr>
+            <w:tcW w:type="dxa" w:w="6562"/>
+          </w:tcPr>
+          <w:p>
+            <w:pPr>
+              <w:pStyle w:val="Compact"/>
+              <w:spacing w:after="0" w:line="264" w:lineRule="auto"/>
+            </w:pPr>
+            <w:r>
+              <w:rPr>
+                <w:sz w:val="16"/>
+              </w:rPr>
+              <w:t xml:space="preserve">차용 어휘가 대조군보다 출력을 더 가르는가 (O-36 · D-0097).</w:t>
             </w:r>
             <w:r>
               <w:rPr>
@@ -48484,7 +48342,7 @@
                 <w:bCs/>
                 <w:sz w:val="16"/>
               </w:rPr>
-              <w:t xml:space="preserve">현재 0.0000이 정상이다</w:t>
+              <w:t xml:space="preserve">1004곡에서 +0.0011 ±0.0055 · t=+0.20 — 대조군을 못 넘는다</w:t>
             </w:r>
             <w:r>
               <w:rPr>
@@ -48496,73 +48354,45 @@
               <w:rPr>
                 <w:sz w:val="16"/>
               </w:rPr>
-              <w:t xml:space="preserve">— 순서를 시드가 정하므로. 양수가 되는 날이 O-32가 풀린 날이다</w:t>
-            </w:r>
-          </w:p>
-        </w:tc>
-      </w:tr>
-      <w:tr>
-        <w:tc>
-          <w:tcPr>
-            <w:tcW w:type="dxa" w:w="1066"/>
-          </w:tcPr>
-          <w:p>
-            <w:pPr>
-              <w:pStyle w:val="Compact"/>
-              <w:spacing w:after="0" w:line="264" w:lineRule="auto"/>
-            </w:pPr>
-            <w:r>
-              <w:rPr>
-                <w:sz w:val="16"/>
-              </w:rPr>
-              <w:t xml:space="preserve">생성</w:t>
-            </w:r>
-          </w:p>
-        </w:tc>
-        <w:tc>
-          <w:tcPr>
-            <w:tcW w:type="dxa" w:w="1644"/>
-          </w:tcPr>
-          <w:p>
-            <w:pPr>
-              <w:pStyle w:val="Compact"/>
-              <w:spacing w:after="0" w:line="264" w:lineRule="auto"/>
-            </w:pPr>
-            <w:r>
-              <w:rPr>
-                <w:sz w:val="16"/>
-              </w:rPr>
-              <w:t xml:space="preserve">M6 비음계 몫</w:t>
-            </w:r>
-          </w:p>
-        </w:tc>
-        <w:tc>
-          <w:tcPr>
-            <w:tcW w:type="dxa" w:w="6362"/>
-          </w:tcPr>
-          <w:p>
-            <w:pPr>
-              <w:pStyle w:val="Compact"/>
-              <w:spacing w:after="0" w:line="264" w:lineRule="auto"/>
-            </w:pPr>
-            <w:r>
-              <w:rPr>
-                <w:sz w:val="16"/>
-              </w:rPr>
-              <w:t xml:space="preserve">다이어토닉 제한이 버리는 대비의 비율 (O-31 · D-0088). 등가선(</w:t>
+              <w:t xml:space="preserve">(D-0327). 문턱은</w:t>
+            </w:r>
+            <w:r>
+              <w:rPr>
+                <w:sz w:val="16"/>
+              </w:rPr>
+              <w:t xml:space="preserve"> </w:t>
             </w:r>
             <w:r>
               <w:rPr>
                 <w:rStyle w:val="VerbatimChar"/>
                 <w:sz w:val="16"/>
               </w:rPr>
-              <w:t xml:space="preserve">matched</w:t>
-            </w:r>
-            <w:r>
-              <w:rPr>
-                <w:sz w:val="16"/>
-              </w:rPr>
-              <w:t xml:space="preserve">)과 견준다.</w:t>
+              <w:t xml:space="preserve">이득 &gt; 0 and t &gt;= 2</w:t>
+            </w:r>
+            <w:r>
+              <w:rPr>
+                <w:sz w:val="16"/>
+              </w:rPr>
+              <w:t xml:space="preserve">이며, 옛 규칙</w:t>
+            </w:r>
+            <w:r>
+              <w:rPr>
+                <w:sz w:val="16"/>
+              </w:rPr>
+              <w:t xml:space="preserve"> </w:t>
+            </w:r>
+            <w:r>
+              <w:rPr>
+                <w:rStyle w:val="VerbatimChar"/>
+                <w:sz w:val="16"/>
+              </w:rPr>
+              <w:t xml:space="preserve">이득 &gt; 0 and 승률 &gt; 0.5</w:t>
+            </w:r>
+            <w:r>
+              <w:rPr>
+                <w:sz w:val="16"/>
+              </w:rPr>
+              <w:t xml:space="preserve">는</w:t>
             </w:r>
             <w:r>
               <w:rPr>
@@ -48576,12 +48406,127 @@
                 <w:bCs/>
                 <w:sz w:val="16"/>
               </w:rPr>
-              <w:t xml:space="preserve">실측</w:t>
+              <w:t xml:space="preserve">진짜 차이가 0인 합성에서 50%가 통과했다.</w:t>
+            </w:r>
+            <w:r>
+              <w:rPr>
+                <w:sz w:val="16"/>
+              </w:rPr>
+              <w:t xml:space="preserve"> </w:t>
+            </w:r>
+            <w:r>
+              <w:rPr>
+                <w:sz w:val="16"/>
+              </w:rPr>
+              <w:t xml:space="preserve">승률(52.0%)은</w:t>
+            </w:r>
+            <w:r>
+              <w:rPr>
+                <w:sz w:val="16"/>
+              </w:rPr>
+              <w:t xml:space="preserve"> </w:t>
             </w:r>
             <w:r>
               <w:rPr>
                 <w:b/>
                 <w:bCs/>
+                <w:sz w:val="16"/>
+              </w:rPr>
+              <w:t xml:space="preserve">진단이다.</w:t>
+            </w:r>
+            <w:r>
+              <w:rPr>
+                <w:sz w:val="16"/>
+              </w:rPr>
+              <w:t xml:space="preserve"> </w:t>
+            </w:r>
+            <w:r>
+              <w:rPr>
+                <w:sz w:val="16"/>
+              </w:rPr>
+              <w:t xml:space="preserve">칸이 늘어 공짜로 오른 몫은 +0.0686</w:t>
+            </w:r>
+          </w:p>
+        </w:tc>
+      </w:tr>
+      <w:tr>
+        <w:tc>
+          <w:tcPr>
+            <w:tcW w:type="dxa" w:w="1000"/>
+          </w:tcPr>
+          <w:p>
+            <w:pPr>
+              <w:pStyle w:val="Compact"/>
+              <w:spacing w:after="0" w:line="264" w:lineRule="auto"/>
+            </w:pPr>
+            <w:r>
+              <w:rPr>
+                <w:sz w:val="16"/>
+              </w:rPr>
+              <w:t xml:space="preserve">생성</w:t>
+            </w:r>
+          </w:p>
+        </w:tc>
+        <w:tc>
+          <w:tcPr>
+            <w:tcW w:type="dxa" w:w="1511"/>
+          </w:tcPr>
+          <w:p>
+            <w:pPr>
+              <w:pStyle w:val="Compact"/>
+              <w:spacing w:after="0" w:line="264" w:lineRule="auto"/>
+            </w:pPr>
+            <w:r>
+              <w:rPr>
+                <w:sz w:val="16"/>
+              </w:rPr>
+              <w:t xml:space="preserve">M10 시간 변화 상관</w:t>
+            </w:r>
+          </w:p>
+        </w:tc>
+        <w:tc>
+          <w:tcPr>
+            <w:tcW w:type="dxa" w:w="6562"/>
+          </w:tcPr>
+          <w:p>
+            <w:pPr>
+              <w:pStyle w:val="Compact"/>
+              <w:spacing w:after="0" w:line="264" w:lineRule="auto"/>
+            </w:pPr>
+            <w:r>
+              <w:rPr>
+                <w:sz w:val="16"/>
+              </w:rPr>
+              <w:t xml:space="preserve">두</w:t>
+            </w:r>
+            <w:r>
+              <w:rPr>
+                <w:sz w:val="16"/>
+              </w:rPr>
+              <w:t xml:space="preserve"> </w:t>
+            </w:r>
+            <w:r>
+              <w:rPr>
+                <w:b/>
+                <w:bCs/>
+                <w:sz w:val="16"/>
+              </w:rPr>
+              <w:t xml:space="preserve">겹치지 않는</w:t>
+            </w:r>
+            <w:r>
+              <w:rPr>
+                <w:sz w:val="16"/>
+              </w:rPr>
+              <w:t xml:space="preserve"> </w:t>
+            </w:r>
+            <w:r>
+              <w:rPr>
+                <w:sz w:val="16"/>
+              </w:rPr>
+              <w:t xml:space="preserve">관측의 변화 벡터가 곡 단위로 맞물리는가 (O-32 게이트 · D-0099). 곡 짝을 뒤섞은 귀무선을 뺀다. 문턱 t &gt; 3 · 칸 과반.</w:t>
+            </w:r>
+            <w:r>
+              <w:rPr>
                 <w:sz w:val="16"/>
               </w:rPr>
               <w:t xml:space="preserve"> </w:t>
@@ -48593,7 +48538,7 @@
                 <w:bCs/>
                 <w:sz w:val="16"/>
               </w:rPr>
-              <w:t xml:space="preserve">other</w:t>
+              <w:t xml:space="preserve">mix</w:t>
             </w:r>
             <w:r>
               <w:rPr>
@@ -48609,7 +48554,7 @@
                 <w:bCs/>
                 <w:sz w:val="16"/>
               </w:rPr>
-              <w:t xml:space="preserve">0.4357 ·</w:t>
+              <w:t xml:space="preserve">대</w:t>
             </w:r>
             <w:r>
               <w:rPr>
@@ -48626,7 +48571,7 @@
                 <w:bCs/>
                 <w:sz w:val="16"/>
               </w:rPr>
-              <w:t xml:space="preserve">mix</w:t>
+              <w:t xml:space="preserve">other</w:t>
             </w:r>
             <w:r>
               <w:rPr>
@@ -48634,6 +48579,121 @@
                 <w:bCs/>
                 <w:sz w:val="16"/>
               </w:rPr>
+              <w:t xml:space="preserve">는 겹쳐서 0.5572가 나왔고 못 읽는다</w:t>
+            </w:r>
+            <w:r>
+              <w:rPr>
+                <w:sz w:val="16"/>
+              </w:rPr>
+              <w:t xml:space="preserve"> </w:t>
+            </w:r>
+            <w:r>
+              <w:rPr>
+                <w:sz w:val="16"/>
+              </w:rPr>
+              <w:t xml:space="preserve">—</w:t>
+            </w:r>
+            <w:r>
+              <w:rPr>
+                <w:sz w:val="16"/>
+              </w:rPr>
+              <w:t xml:space="preserve"> </w:t>
+            </w:r>
+            <w:r>
+              <w:rPr>
+                <w:rStyle w:val="VerbatimChar"/>
+                <w:sz w:val="16"/>
+              </w:rPr>
+              <w:t xml:space="preserve">other</w:t>
+            </w:r>
+            <w:r>
+              <w:rPr>
+                <w:sz w:val="16"/>
+              </w:rPr>
+              <w:t xml:space="preserve"> </w:t>
+            </w:r>
+            <w:r>
+              <w:rPr>
+                <w:sz w:val="16"/>
+              </w:rPr>
+              <w:t xml:space="preserve">대</w:t>
+            </w:r>
+            <w:r>
+              <w:rPr>
+                <w:sz w:val="16"/>
+              </w:rPr>
+              <w:t xml:space="preserve"> </w:t>
+            </w:r>
+            <w:r>
+              <w:rPr>
+                <w:rStyle w:val="VerbatimChar"/>
+                <w:sz w:val="16"/>
+              </w:rPr>
+              <w:t xml:space="preserve">bass</w:t>
+            </w:r>
+            <w:r>
+              <w:rPr>
+                <w:sz w:val="16"/>
+              </w:rPr>
+              <w:t xml:space="preserve">로 잰다 (실측 필요)</w:t>
+            </w:r>
+          </w:p>
+        </w:tc>
+      </w:tr>
+      <w:tr>
+        <w:tc>
+          <w:tcPr>
+            <w:tcW w:type="dxa" w:w="1000"/>
+          </w:tcPr>
+          <w:p>
+            <w:pPr>
+              <w:pStyle w:val="Compact"/>
+              <w:spacing w:after="0" w:line="264" w:lineRule="auto"/>
+            </w:pPr>
+            <w:r>
+              <w:rPr>
+                <w:sz w:val="16"/>
+              </w:rPr>
+              <w:t xml:space="preserve">생성</w:t>
+            </w:r>
+          </w:p>
+        </w:tc>
+        <w:tc>
+          <w:tcPr>
+            <w:tcW w:type="dxa" w:w="1511"/>
+          </w:tcPr>
+          <w:p>
+            <w:pPr>
+              <w:pStyle w:val="Compact"/>
+              <w:spacing w:after="0" w:line="264" w:lineRule="auto"/>
+            </w:pPr>
+            <w:r>
+              <w:rPr>
+                <w:sz w:val="16"/>
+              </w:rPr>
+              <w:t xml:space="preserve">M11 전이 초과</w:t>
+            </w:r>
+          </w:p>
+        </w:tc>
+        <w:tc>
+          <w:tcPr>
+            <w:tcW w:type="dxa" w:w="6562"/>
+          </w:tcPr>
+          <w:p>
+            <w:pPr>
+              <w:pStyle w:val="Compact"/>
+              <w:spacing w:after="0" w:line="264" w:lineRule="auto"/>
+            </w:pPr>
+            <w:r>
+              <w:rPr>
+                <w:sz w:val="16"/>
+              </w:rPr>
+              <w:t xml:space="preserve">배열이 참조곡을 담는가 (O-32 · D-0102). 전이 행렬 거리에서</w:t>
+            </w:r>
+            <w:r>
+              <w:rPr>
+                <w:sz w:val="16"/>
+              </w:rPr>
               <w:t xml:space="preserve"> </w:t>
             </w:r>
             <w:r>
@@ -48642,7 +48702,7 @@
                 <w:bCs/>
                 <w:sz w:val="16"/>
               </w:rPr>
-              <w:t xml:space="preserve">0.4670</w:t>
+              <w:t xml:space="preserve">같은 치환</w:t>
             </w:r>
             <w:r>
               <w:rPr>
@@ -48654,7 +48714,7 @@
               <w:rPr>
                 <w:sz w:val="16"/>
               </w:rPr>
-              <w:t xml:space="preserve">— 거리의 44~47%를 버리며 이는 항등식이다. 등가선 대비 +0.0112 / +0.0146으로</w:t>
+              <w:t xml:space="preserve">귀무선을 뺀다.</w:t>
             </w:r>
             <w:r>
               <w:rPr>
@@ -48668,7 +48728,7 @@
                 <w:bCs/>
                 <w:sz w:val="16"/>
               </w:rPr>
-              <w:t xml:space="preserve">곡 고유성은 다이어토닉과 대등하다.</w:t>
+              <w:t xml:space="preserve">현재 0.0000이 정상이다</w:t>
             </w:r>
             <w:r>
               <w:rPr>
@@ -48680,15 +48740,15 @@
               <w:rPr>
                 <w:sz w:val="16"/>
               </w:rPr>
-              <w:t xml:space="preserve">초과분은 전부 진짜 반음계 5칸에서 나온다</w:t>
-            </w:r>
-          </w:p>
-        </w:tc>
-      </w:tr>
-      <w:tr>
-        <w:tc>
-          <w:tcPr>
-            <w:tcW w:type="dxa" w:w="1066"/>
+              <w:t xml:space="preserve">— 순서를 시드가 정하므로. 양수가 되는 날이 O-32가 풀린 날이다</w:t>
+            </w:r>
+          </w:p>
+        </w:tc>
+      </w:tr>
+      <w:tr>
+        <w:tc>
+          <w:tcPr>
+            <w:tcW w:type="dxa" w:w="1000"/>
           </w:tcPr>
           <w:p>
             <w:pPr>
@@ -48705,35 +48765,48 @@
         </w:tc>
         <w:tc>
           <w:tcPr>
-            <w:tcW w:type="dxa" w:w="1644"/>
-          </w:tcPr>
-          <w:p>
-            <w:pPr>
-              <w:pStyle w:val="Compact"/>
-              <w:spacing w:after="0" w:line="264" w:lineRule="auto"/>
-            </w:pPr>
-            <w:r>
-              <w:rPr>
-                <w:sz w:val="16"/>
-              </w:rPr>
-              <w:t xml:space="preserve">M7 치환 상관</w:t>
-            </w:r>
-          </w:p>
-        </w:tc>
-        <w:tc>
-          <w:tcPr>
-            <w:tcW w:type="dxa" w:w="6362"/>
-          </w:tcPr>
-          <w:p>
-            <w:pPr>
-              <w:pStyle w:val="Compact"/>
-              <w:spacing w:after="0" w:line="264" w:lineRule="auto"/>
-            </w:pPr>
-            <w:r>
-              <w:rPr>
-                <w:sz w:val="16"/>
-              </w:rPr>
-              <w:t xml:space="preserve">반음계 칸이 짝 온음계 칸을 대체하는가 (O-33 · D-0090).</w:t>
+            <w:tcW w:type="dxa" w:w="1511"/>
+          </w:tcPr>
+          <w:p>
+            <w:pPr>
+              <w:pStyle w:val="Compact"/>
+              <w:spacing w:after="0" w:line="264" w:lineRule="auto"/>
+            </w:pPr>
+            <w:r>
+              <w:rPr>
+                <w:sz w:val="16"/>
+              </w:rPr>
+              <w:t xml:space="preserve">M6 비음계 몫</w:t>
+            </w:r>
+          </w:p>
+        </w:tc>
+        <w:tc>
+          <w:tcPr>
+            <w:tcW w:type="dxa" w:w="6562"/>
+          </w:tcPr>
+          <w:p>
+            <w:pPr>
+              <w:pStyle w:val="Compact"/>
+              <w:spacing w:after="0" w:line="264" w:lineRule="auto"/>
+            </w:pPr>
+            <w:r>
+              <w:rPr>
+                <w:sz w:val="16"/>
+              </w:rPr>
+              <w:t xml:space="preserve">다이어토닉 제한이 버리는 대비의 비율 (O-31 · D-0088). 등가선(</w:t>
+            </w:r>
+            <w:r>
+              <w:rPr>
+                <w:rStyle w:val="VerbatimChar"/>
+                <w:sz w:val="16"/>
+              </w:rPr>
+              <w:t xml:space="preserve">matched</w:t>
+            </w:r>
+            <w:r>
+              <w:rPr>
+                <w:sz w:val="16"/>
+              </w:rPr>
+              <w:t xml:space="preserve">)과 견준다.</w:t>
             </w:r>
             <w:r>
               <w:rPr>
@@ -48780,103 +48853,7 @@
                 <w:bCs/>
                 <w:sz w:val="16"/>
               </w:rPr>
-              <w:t xml:space="preserve">전체 +0.0192 · 추정 확실 +0.0916(t=3.79) · 추정 불확실 -0.0338.</w:t>
-            </w:r>
-            <w:r>
-              <w:rPr>
-                <w:sz w:val="16"/>
-              </w:rPr>
-              <w:t xml:space="preserve"> </w:t>
-            </w:r>
-            <w:r>
-              <w:rPr>
-                <w:sz w:val="16"/>
-              </w:rPr>
-              <w:t xml:space="preserve">조성 오차가 지배하지 않는다.</w:t>
-            </w:r>
-            <w:r>
-              <w:rPr>
-                <w:sz w:val="16"/>
-              </w:rPr>
-              <w:t xml:space="preserve"> </w:t>
-            </w:r>
-            <w:r>
-              <w:rPr>
-                <w:rStyle w:val="VerbatimChar"/>
-                <w:sz w:val="16"/>
-              </w:rPr>
-              <w:t xml:space="preserve">mix</w:t>
-            </w:r>
-            <w:r>
-              <w:rPr>
-                <w:sz w:val="16"/>
-              </w:rPr>
-              <w:t xml:space="preserve"> </w:t>
-            </w:r>
-            <w:r>
-              <w:rPr>
-                <w:sz w:val="16"/>
-              </w:rPr>
-              <w:t xml:space="preserve">+0.1247은 누설의 경고다</w:t>
-            </w:r>
-          </w:p>
-        </w:tc>
-      </w:tr>
-      <w:tr>
-        <w:tc>
-          <w:tcPr>
-            <w:tcW w:type="dxa" w:w="1066"/>
-          </w:tcPr>
-          <w:p>
-            <w:pPr>
-              <w:pStyle w:val="Compact"/>
-              <w:spacing w:after="0" w:line="264" w:lineRule="auto"/>
-            </w:pPr>
-            <w:r>
-              <w:rPr>
-                <w:sz w:val="16"/>
-              </w:rPr>
-              <w:t xml:space="preserve">생성</w:t>
-            </w:r>
-          </w:p>
-        </w:tc>
-        <w:tc>
-          <w:tcPr>
-            <w:tcW w:type="dxa" w:w="1644"/>
-          </w:tcPr>
-          <w:p>
-            <w:pPr>
-              <w:pStyle w:val="Compact"/>
-              <w:spacing w:after="0" w:line="264" w:lineRule="auto"/>
-            </w:pPr>
-            <w:r>
-              <w:rPr>
-                <w:sz w:val="16"/>
-              </w:rPr>
-              <w:t xml:space="preserve">M8 뭉침 대비</w:t>
-            </w:r>
-          </w:p>
-        </w:tc>
-        <w:tc>
-          <w:tcPr>
-            <w:tcW w:type="dxa" w:w="6362"/>
-          </w:tcPr>
-          <w:p>
-            <w:pPr>
-              <w:pStyle w:val="Compact"/>
-              <w:spacing w:after="0" w:line="264" w:lineRule="auto"/>
-            </w:pPr>
-            <w:r>
-              <w:rPr>
-                <w:sz w:val="16"/>
-              </w:rPr>
-              <w:t xml:space="preserve">♭3·♭6·♭7이 한 곡에서 같이 오르는가 (O-35 · D-0093).</w:t>
-            </w:r>
-            <w:r>
-              <w:rPr>
-                <w:sz w:val="16"/>
-              </w:rPr>
-              <w:t xml:space="preserve"> </w:t>
+              <w:t xml:space="preserve">0.4357 ·</w:t>
             </w:r>
             <w:r>
               <w:rPr>
@@ -48884,41 +48861,728 @@
                 <w:bCs/>
                 <w:sz w:val="16"/>
               </w:rPr>
-              <w:t xml:space="preserve">실측 +0.3787 (t=12.81)이며 신뢰도 묶음 셋이 0.379로 같다.</w:t>
-            </w:r>
-            <w:r>
-              <w:rPr>
-                <w:sz w:val="16"/>
-              </w:rPr>
               <w:t xml:space="preserve"> </w:t>
             </w:r>
             <w:r>
               <w:rPr>
-                <w:sz w:val="16"/>
-              </w:rPr>
-              <w:t xml:space="preserve">합성에서 누설만 -0.03~0.00 — 열 배 떨어져 있다.</w:t>
-            </w:r>
-            <w:r>
-              <w:rPr>
-                <w:sz w:val="16"/>
-              </w:rPr>
-              <w:t xml:space="preserve"> </w:t>
-            </w:r>
-            <w:r>
-              <w:rPr>
+                <w:rStyle w:val="VerbatimChar"/>
                 <w:b/>
                 <w:bCs/>
                 <w:sz w:val="16"/>
               </w:rPr>
-              <w:t xml:space="preserve">단조 차용이 실재한다</w:t>
-            </w:r>
-          </w:p>
-        </w:tc>
-      </w:tr>
-      <w:tr>
-        <w:tc>
-          <w:tcPr>
-            <w:tcW w:type="dxa" w:w="1066"/>
+              <w:t xml:space="preserve">mix</w:t>
+            </w:r>
+            <w:r>
+              <w:rPr>
+                <w:b/>
+                <w:bCs/>
+                <w:sz w:val="16"/>
+              </w:rPr>
+              <w:t xml:space="preserve"> </w:t>
+            </w:r>
+            <w:r>
+              <w:rPr>
+                <w:b/>
+                <w:bCs/>
+                <w:sz w:val="16"/>
+              </w:rPr>
+              <w:t xml:space="preserve">0.4670</w:t>
+            </w:r>
+            <w:r>
+              <w:rPr>
+                <w:sz w:val="16"/>
+              </w:rPr>
+              <w:t xml:space="preserve"> </w:t>
+            </w:r>
+            <w:r>
+              <w:rPr>
+                <w:sz w:val="16"/>
+              </w:rPr>
+              <w:t xml:space="preserve">— 거리의 44~47%를 버리며 이는 항등식이다. 등가선 대비 +0.0112 / +0.0146으로</w:t>
+            </w:r>
+            <w:r>
+              <w:rPr>
+                <w:sz w:val="16"/>
+              </w:rPr>
+              <w:t xml:space="preserve"> </w:t>
+            </w:r>
+            <w:r>
+              <w:rPr>
+                <w:b/>
+                <w:bCs/>
+                <w:sz w:val="16"/>
+              </w:rPr>
+              <w:t xml:space="preserve">곡 고유성은 다이어토닉과 대등하다.</w:t>
+            </w:r>
+            <w:r>
+              <w:rPr>
+                <w:sz w:val="16"/>
+              </w:rPr>
+              <w:t xml:space="preserve"> </w:t>
+            </w:r>
+            <w:r>
+              <w:rPr>
+                <w:sz w:val="16"/>
+              </w:rPr>
+              <w:t xml:space="preserve">초과분은 전부 진짜 반음계 5칸에서 나온다</w:t>
+            </w:r>
+          </w:p>
+        </w:tc>
+      </w:tr>
+      <w:tr>
+        <w:tc>
+          <w:tcPr>
+            <w:tcW w:type="dxa" w:w="1000"/>
+          </w:tcPr>
+          <w:p>
+            <w:pPr>
+              <w:pStyle w:val="Compact"/>
+              <w:spacing w:after="0" w:line="264" w:lineRule="auto"/>
+            </w:pPr>
+            <w:r>
+              <w:rPr>
+                <w:sz w:val="16"/>
+              </w:rPr>
+              <w:t xml:space="preserve">생성</w:t>
+            </w:r>
+          </w:p>
+        </w:tc>
+        <w:tc>
+          <w:tcPr>
+            <w:tcW w:type="dxa" w:w="1511"/>
+          </w:tcPr>
+          <w:p>
+            <w:pPr>
+              <w:pStyle w:val="Compact"/>
+              <w:spacing w:after="0" w:line="264" w:lineRule="auto"/>
+            </w:pPr>
+            <w:r>
+              <w:rPr>
+                <w:sz w:val="16"/>
+              </w:rPr>
+              <w:t xml:space="preserve">M7 치환 상관</w:t>
+            </w:r>
+          </w:p>
+        </w:tc>
+        <w:tc>
+          <w:tcPr>
+            <w:tcW w:type="dxa" w:w="6562"/>
+          </w:tcPr>
+          <w:p>
+            <w:pPr>
+              <w:pStyle w:val="Compact"/>
+              <w:spacing w:after="0" w:line="264" w:lineRule="auto"/>
+            </w:pPr>
+            <w:r>
+              <w:rPr>
+                <w:sz w:val="16"/>
+              </w:rPr>
+              <w:t xml:space="preserve">반음계 칸이 짝 온음계 칸을 대체하는가 (O-33 · D-0090).</w:t>
+            </w:r>
+            <w:r>
+              <w:rPr>
+                <w:sz w:val="16"/>
+              </w:rPr>
+              <w:t xml:space="preserve"> </w:t>
+            </w:r>
+            <w:r>
+              <w:rPr>
+                <w:b/>
+                <w:bCs/>
+                <w:sz w:val="16"/>
+              </w:rPr>
+              <w:t xml:space="preserve">1004곡 전체 +0.2074 (t=7.34) — 오차로 설명되지 않는다</w:t>
+            </w:r>
+            <w:r>
+              <w:rPr>
+                <w:sz w:val="16"/>
+              </w:rPr>
+              <w:t xml:space="preserve"> </w:t>
+            </w:r>
+            <w:r>
+              <w:rPr>
+                <w:sz w:val="16"/>
+              </w:rPr>
+              <w:t xml:space="preserve">(D-0327). 양수이므로</w:t>
+            </w:r>
+            <w:r>
+              <w:rPr>
+                <w:sz w:val="16"/>
+              </w:rPr>
+              <w:t xml:space="preserve"> </w:t>
+            </w:r>
+            <w:r>
+              <w:rPr>
+                <w:b/>
+                <w:bCs/>
+                <w:sz w:val="16"/>
+              </w:rPr>
+              <w:t xml:space="preserve">첨가</w:t>
+            </w:r>
+            <w:r>
+              <w:rPr>
+                <w:sz w:val="16"/>
+              </w:rPr>
+              <w:t xml:space="preserve">이며, 그 첨가를 만드는 것은 차용이 아니라</w:t>
+            </w:r>
+            <w:r>
+              <w:rPr>
+                <w:sz w:val="16"/>
+              </w:rPr>
+              <w:t xml:space="preserve"> </w:t>
+            </w:r>
+            <w:r>
+              <w:rPr>
+                <w:b/>
+                <w:bCs/>
+                <w:sz w:val="16"/>
+              </w:rPr>
+              <w:t xml:space="preserve">누설</w:t>
+            </w:r>
+            <w:r>
+              <w:rPr>
+                <w:sz w:val="16"/>
+              </w:rPr>
+              <w:t xml:space="preserve">이다 (M8). 옛 +0.0192는 40곡 산출물로 난 수다 (D-0325)</w:t>
+            </w:r>
+          </w:p>
+        </w:tc>
+      </w:tr>
+      <w:tr>
+        <w:tc>
+          <w:tcPr>
+            <w:tcW w:type="dxa" w:w="1000"/>
+          </w:tcPr>
+          <w:p>
+            <w:pPr>
+              <w:pStyle w:val="Compact"/>
+              <w:spacing w:after="0" w:line="264" w:lineRule="auto"/>
+            </w:pPr>
+            <w:r>
+              <w:rPr>
+                <w:sz w:val="16"/>
+              </w:rPr>
+              <w:t xml:space="preserve">생성</w:t>
+            </w:r>
+          </w:p>
+        </w:tc>
+        <w:tc>
+          <w:tcPr>
+            <w:tcW w:type="dxa" w:w="1511"/>
+          </w:tcPr>
+          <w:p>
+            <w:pPr>
+              <w:pStyle w:val="Compact"/>
+              <w:spacing w:after="0" w:line="264" w:lineRule="auto"/>
+            </w:pPr>
+            <w:r>
+              <w:rPr>
+                <w:sz w:val="16"/>
+              </w:rPr>
+              <w:t xml:space="preserve">M8 뭉침 대비</w:t>
+            </w:r>
+          </w:p>
+        </w:tc>
+        <w:tc>
+          <w:tcPr>
+            <w:tcW w:type="dxa" w:w="6562"/>
+          </w:tcPr>
+          <w:p>
+            <w:pPr>
+              <w:pStyle w:val="Compact"/>
+              <w:spacing w:after="0" w:line="264" w:lineRule="auto"/>
+            </w:pPr>
+            <w:r>
+              <w:rPr>
+                <w:sz w:val="16"/>
+              </w:rPr>
+              <w:t xml:space="preserve">♭3·♭6·♭7이 한 곡에서 같이 오르는가 (O-35 · D-0093).</w:t>
+            </w:r>
+            <w:r>
+              <w:rPr>
+                <w:sz w:val="16"/>
+              </w:rPr>
+              <w:t xml:space="preserve"> </w:t>
+            </w:r>
+            <w:r>
+              <w:rPr>
+                <w:b/>
+                <w:bCs/>
+                <w:sz w:val="16"/>
+              </w:rPr>
+              <w:t xml:space="preserve">1004곡 정본 사전에서 -0.0066 ±0.0303 (t=-0.22) — 기각이다</w:t>
+            </w:r>
+            <w:r>
+              <w:rPr>
+                <w:sz w:val="16"/>
+              </w:rPr>
+              <w:t xml:space="preserve"> </w:t>
+            </w:r>
+            <w:r>
+              <w:rPr>
+                <w:sz w:val="16"/>
+              </w:rPr>
+              <w:t xml:space="preserve">(D-0327). D-0091이 미리 박은 눈금에서 누설만이 -0.032~-0.002, 차용은 +0.787 이상이다. 실측은</w:t>
+            </w:r>
+            <w:r>
+              <w:rPr>
+                <w:sz w:val="16"/>
+              </w:rPr>
+              <w:t xml:space="preserve"> </w:t>
+            </w:r>
+            <w:r>
+              <w:rPr>
+                <w:b/>
+                <w:bCs/>
+                <w:sz w:val="16"/>
+              </w:rPr>
+              <w:t xml:space="preserve">누설 구간 한가운데</w:t>
+            </w:r>
+            <w:r>
+              <w:rPr>
+                <w:sz w:val="16"/>
+              </w:rPr>
+              <w:t xml:space="preserve">이며 차용 구간에서 16시그마 밖이다.</w:t>
+            </w:r>
+            <w:r>
+              <w:rPr>
+                <w:sz w:val="16"/>
+              </w:rPr>
+              <w:t xml:space="preserve"> </w:t>
+            </w:r>
+            <w:r>
+              <w:rPr>
+                <w:b/>
+                <w:bCs/>
+                <w:sz w:val="16"/>
+              </w:rPr>
+              <w:t xml:space="preserve">단조 차용의 증거가 없다 — 누설이다.</w:t>
+            </w:r>
+            <w:r>
+              <w:rPr>
+                <w:sz w:val="16"/>
+              </w:rPr>
+              <w:t xml:space="preserve"> </w:t>
+            </w:r>
+            <w:r>
+              <w:rPr>
+                <w:sz w:val="16"/>
+              </w:rPr>
+              <w:t xml:space="preserve">옛 +0.3787은 실험용 40곡 산출물로 난 수다 (D-0325)</w:t>
+            </w:r>
+          </w:p>
+        </w:tc>
+      </w:tr>
+      <w:tr>
+        <w:tc>
+          <w:tcPr>
+            <w:tcW w:type="dxa" w:w="1000"/>
+          </w:tcPr>
+          <w:p>
+            <w:pPr>
+              <w:pStyle w:val="Compact"/>
+              <w:spacing w:after="0" w:line="264" w:lineRule="auto"/>
+            </w:pPr>
+            <w:r>
+              <w:rPr>
+                <w:sz w:val="16"/>
+              </w:rPr>
+              <w:t xml:space="preserve">분석</w:t>
+            </w:r>
+          </w:p>
+        </w:tc>
+        <w:tc>
+          <w:tcPr>
+            <w:tcW w:type="dxa" w:w="1511"/>
+          </w:tcPr>
+          <w:p>
+            <w:pPr>
+              <w:pStyle w:val="Compact"/>
+              <w:spacing w:after="0" w:line="264" w:lineRule="auto"/>
+            </w:pPr>
+            <w:r>
+              <w:rPr>
+                <w:sz w:val="16"/>
+              </w:rPr>
+              <w:t xml:space="preserve">M12 창 길이 불변</w:t>
+            </w:r>
+          </w:p>
+        </w:tc>
+        <w:tc>
+          <w:tcPr>
+            <w:tcW w:type="dxa" w:w="6562"/>
+          </w:tcPr>
+          <w:p>
+            <w:pPr>
+              <w:pStyle w:val="Compact"/>
+              <w:spacing w:after="0" w:line="264" w:lineRule="auto"/>
+            </w:pPr>
+            <w:r>
+              <w:rPr>
+                <w:sz w:val="16"/>
+              </w:rPr>
+              <w:t xml:space="preserve">묶어 만든 것과 처음부터 그 길이로 뽑은 것이 같은가 (D-0104 · D-0320). 사전 등록 천장 0.01.</w:t>
+            </w:r>
+            <w:r>
+              <w:rPr>
+                <w:sz w:val="16"/>
+              </w:rPr>
+              <w:t xml:space="preserve"> </w:t>
+            </w:r>
+            <w:r>
+              <w:rPr>
+                <w:b/>
+                <w:bCs/>
+                <w:sz w:val="16"/>
+              </w:rPr>
+              <w:t xml:space="preserve">실물에서</w:t>
+            </w:r>
+            <w:r>
+              <w:rPr>
+                <w:b/>
+                <w:bCs/>
+                <w:sz w:val="16"/>
+              </w:rPr>
+              <w:t xml:space="preserve"> </w:t>
+            </w:r>
+            <w:r>
+              <w:rPr>
+                <w:rStyle w:val="VerbatimChar"/>
+                <w:b/>
+                <w:bCs/>
+                <w:sz w:val="16"/>
+              </w:rPr>
+              <w:t xml:space="preserve">bass</w:t>
+            </w:r>
+            <w:r>
+              <w:rPr>
+                <w:b/>
+                <w:bCs/>
+                <w:sz w:val="16"/>
+              </w:rPr>
+              <w:t xml:space="preserve"> </w:t>
+            </w:r>
+            <w:r>
+              <w:rPr>
+                <w:b/>
+                <w:bCs/>
+                <w:sz w:val="16"/>
+              </w:rPr>
+              <w:t xml:space="preserve">중앙 0.3548 · 최대 0.5852로 30~60배 깼다</w:t>
+            </w:r>
+            <w:r>
+              <w:rPr>
+                <w:sz w:val="16"/>
+              </w:rPr>
+              <w:t xml:space="preserve"> </w:t>
+            </w:r>
+            <w:r>
+              <w:rPr>
+                <w:sz w:val="16"/>
+              </w:rPr>
+              <w:t xml:space="preserve">(D-0322).</w:t>
+            </w:r>
+            <w:r>
+              <w:rPr>
+                <w:sz w:val="16"/>
+              </w:rPr>
+              <w:t xml:space="preserve"> </w:t>
+            </w:r>
+            <w:r>
+              <w:rPr>
+                <w:b/>
+                <w:bCs/>
+                <w:sz w:val="16"/>
+              </w:rPr>
+              <w:t xml:space="preserve">천장을 안 올린다</w:t>
+            </w:r>
+            <w:r>
+              <w:rPr>
+                <w:sz w:val="16"/>
+              </w:rPr>
+              <w:t xml:space="preserve"> </w:t>
+            </w:r>
+            <w:r>
+              <w:rPr>
+                <w:sz w:val="16"/>
+              </w:rPr>
+              <w:t xml:space="preserve">— 올리면 그것이 D-0058이다. 「창 길이는 분석 인자다」는 폐기됐다</w:t>
+            </w:r>
+          </w:p>
+        </w:tc>
+      </w:tr>
+      <w:tr>
+        <w:tc>
+          <w:tcPr>
+            <w:tcW w:type="dxa" w:w="1000"/>
+          </w:tcPr>
+          <w:p>
+            <w:pPr>
+              <w:pStyle w:val="Compact"/>
+              <w:spacing w:after="0" w:line="264" w:lineRule="auto"/>
+            </w:pPr>
+            <w:r>
+              <w:rPr>
+                <w:sz w:val="16"/>
+              </w:rPr>
+              <w:t xml:space="preserve">분석</w:t>
+            </w:r>
+          </w:p>
+        </w:tc>
+        <w:tc>
+          <w:tcPr>
+            <w:tcW w:type="dxa" w:w="1511"/>
+          </w:tcPr>
+          <w:p>
+            <w:pPr>
+              <w:pStyle w:val="Compact"/>
+              <w:spacing w:after="0" w:line="264" w:lineRule="auto"/>
+            </w:pPr>
+            <w:r>
+              <w:rPr>
+                <w:sz w:val="16"/>
+              </w:rPr>
+              <w:t xml:space="preserve">M13 박 세기</w:t>
+            </w:r>
+          </w:p>
+        </w:tc>
+        <w:tc>
+          <w:tcPr>
+            <w:tcW w:type="dxa" w:w="6562"/>
+          </w:tcPr>
+          <w:p>
+            <w:pPr>
+              <w:pStyle w:val="Compact"/>
+              <w:spacing w:after="0" w:line="264" w:lineRule="auto"/>
+            </w:pPr>
+            <w:r>
+              <w:rPr>
+                <w:sz w:val="16"/>
+              </w:rPr>
+              <w:t xml:space="preserve">박이 있는가 (D-0314 · D-0315).</w:t>
+            </w:r>
+            <w:r>
+              <w:rPr>
+                <w:sz w:val="16"/>
+              </w:rPr>
+              <w:t xml:space="preserve"> </w:t>
+            </w:r>
+            <w:r>
+              <w:rPr>
+                <w:b/>
+                <w:bCs/>
+                <w:sz w:val="16"/>
+              </w:rPr>
+              <w:t xml:space="preserve">수준이 아니라 변화에서 잰다</w:t>
+            </w:r>
+            <w:r>
+              <w:rPr>
+                <w:sz w:val="16"/>
+              </w:rPr>
+              <w:t xml:space="preserve"> </w:t>
+            </w:r>
+            <w:r>
+              <w:rPr>
+                <w:sz w:val="16"/>
+              </w:rPr>
+              <w:t xml:space="preserve">— 포락선을 그대로 쓰면 느린 곡의 크기 변화가 분모를 부풀려</w:t>
+            </w:r>
+            <w:r>
+              <w:rPr>
+                <w:sz w:val="16"/>
+              </w:rPr>
+              <w:t xml:space="preserve"> </w:t>
+            </w:r>
+            <w:r>
+              <w:rPr>
+                <w:b/>
+                <w:bCs/>
+                <w:sz w:val="16"/>
+              </w:rPr>
+              <w:t xml:space="preserve">음성 대조(시간 섞음)에게 진다</w:t>
+            </w:r>
+            <w:r>
+              <w:rPr>
+                <w:sz w:val="16"/>
+              </w:rPr>
+              <w:t xml:space="preserve"> </w:t>
+            </w:r>
+            <w:r>
+              <w:rPr>
+                <w:sz w:val="16"/>
+              </w:rPr>
+              <w:t xml:space="preserve">(이득 -0.354 · t -6.92).</w:t>
+            </w:r>
+            <w:r>
+              <w:rPr>
+                <w:sz w:val="16"/>
+              </w:rPr>
+              <w:t xml:space="preserve"> </w:t>
+            </w:r>
+            <w:r>
+              <w:rPr>
+                <w:rStyle w:val="VerbatimChar"/>
+                <w:sz w:val="16"/>
+              </w:rPr>
+              <w:t xml:space="preserve">np.diff</w:t>
+            </w:r>
+            <w:r>
+              <w:rPr>
+                <w:sz w:val="16"/>
+              </w:rPr>
+              <w:t xml:space="preserve"> </w:t>
+            </w:r>
+            <w:r>
+              <w:rPr>
+                <w:sz w:val="16"/>
+              </w:rPr>
+              <w:t xml:space="preserve">뒤 재서</w:t>
+            </w:r>
+            <w:r>
+              <w:rPr>
+                <w:sz w:val="16"/>
+              </w:rPr>
+              <w:t xml:space="preserve"> </w:t>
+            </w:r>
+            <w:r>
+              <w:rPr>
+                <w:b/>
+                <w:bCs/>
+                <w:sz w:val="16"/>
+              </w:rPr>
+              <w:t xml:space="preserve">이득 +6.093 · t 58.76 · 곡승률 98.7%</w:t>
+            </w:r>
+            <w:r>
+              <w:rPr>
+                <w:sz w:val="16"/>
+              </w:rPr>
+              <w:t xml:space="preserve"> </w:t>
+            </w:r>
+            <w:r>
+              <w:rPr>
+                <w:sz w:val="16"/>
+              </w:rPr>
+              <w:t xml:space="preserve">(D-0317).</w:t>
+            </w:r>
+            <w:r>
+              <w:rPr>
+                <w:sz w:val="16"/>
+              </w:rPr>
+              <w:t xml:space="preserve"> </w:t>
+            </w:r>
+            <w:r>
+              <w:rPr>
+                <w:rStyle w:val="VerbatimChar"/>
+                <w:sz w:val="16"/>
+              </w:rPr>
+              <w:t xml:space="preserve">ruler_broken</w:t>
+            </w:r>
+            <w:r>
+              <w:rPr>
+                <w:sz w:val="16"/>
+              </w:rPr>
+              <w:t xml:space="preserve">이 그 사고를 다시 잡는다</w:t>
+            </w:r>
+          </w:p>
+        </w:tc>
+      </w:tr>
+      <w:tr>
+        <w:tc>
+          <w:tcPr>
+            <w:tcW w:type="dxa" w:w="1000"/>
+          </w:tcPr>
+          <w:p>
+            <w:pPr>
+              <w:pStyle w:val="Compact"/>
+              <w:spacing w:after="0" w:line="264" w:lineRule="auto"/>
+            </w:pPr>
+            <w:r>
+              <w:rPr>
+                <w:sz w:val="16"/>
+              </w:rPr>
+              <w:t xml:space="preserve">분석</w:t>
+            </w:r>
+          </w:p>
+        </w:tc>
+        <w:tc>
+          <w:tcPr>
+            <w:tcW w:type="dxa" w:w="1511"/>
+          </w:tcPr>
+          <w:p>
+            <w:pPr>
+              <w:pStyle w:val="Compact"/>
+              <w:spacing w:after="0" w:line="264" w:lineRule="auto"/>
+            </w:pPr>
+            <w:r>
+              <w:rPr>
+                <w:sz w:val="16"/>
+              </w:rPr>
+              <w:t xml:space="preserve">M14 박 안 위상</w:t>
+            </w:r>
+          </w:p>
+        </w:tc>
+        <w:tc>
+          <w:tcPr>
+            <w:tcW w:type="dxa" w:w="6562"/>
+          </w:tcPr>
+          <w:p>
+            <w:pPr>
+              <w:pStyle w:val="Compact"/>
+              <w:spacing w:after="0" w:line="264" w:lineRule="auto"/>
+            </w:pPr>
+            <w:r>
+              <w:rPr>
+                <w:sz w:val="16"/>
+              </w:rPr>
+              <w:t xml:space="preserve">온셋이 박 안 어디에 앉는가 (D-0143 · D-0317).</w:t>
+            </w:r>
+            <w:r>
+              <w:rPr>
+                <w:sz w:val="16"/>
+              </w:rPr>
+              <w:t xml:space="preserve"> </w:t>
+            </w:r>
+            <w:r>
+              <w:rPr>
+                <w:b/>
+                <w:bCs/>
+                <w:sz w:val="16"/>
+              </w:rPr>
+              <w:t xml:space="preserve">곡 간 평균 위상은 구조상 균등하므로 증거가 못 된다</w:t>
+            </w:r>
+            <w:r>
+              <w:rPr>
+                <w:sz w:val="16"/>
+              </w:rPr>
+              <w:t xml:space="preserve"> </w:t>
+            </w:r>
+            <w:r>
+              <w:rPr>
+                <w:sz w:val="16"/>
+              </w:rPr>
+              <w:t xml:space="preserve">— 원점 고정 합성과 원점 흩뜨린 합성이 같은 값을 냈다 (D-0318).</w:t>
+            </w:r>
+            <w:r>
+              <w:rPr>
+                <w:sz w:val="16"/>
+              </w:rPr>
+              <w:t xml:space="preserve"> </w:t>
+            </w:r>
+            <w:r>
+              <w:rPr>
+                <w:b/>
+                <w:bCs/>
+                <w:sz w:val="16"/>
+              </w:rPr>
+              <w:t xml:space="preserve">곡 단위로 본다</w:t>
+            </w:r>
+          </w:p>
+        </w:tc>
+      </w:tr>
+      <w:tr>
+        <w:tc>
+          <w:tcPr>
+            <w:tcW w:type="dxa" w:w="1000"/>
           </w:tcPr>
           <w:p>
             <w:pPr>
@@ -48935,7 +49599,7 @@
         </w:tc>
         <w:tc>
           <w:tcPr>
-            <w:tcW w:type="dxa" w:w="1644"/>
+            <w:tcW w:type="dxa" w:w="1511"/>
           </w:tcPr>
           <w:p>
             <w:pPr>
@@ -48952,7 +49616,7 @@
         </w:tc>
         <w:tc>
           <w:tcPr>
-            <w:tcW w:type="dxa" w:w="6362"/>
+            <w:tcW w:type="dxa" w:w="6562"/>
           </w:tcPr>
           <w:p>
             <w:pPr>
@@ -48971,7 +49635,7 @@
       <w:tr>
         <w:tc>
           <w:tcPr>
-            <w:tcW w:type="dxa" w:w="1066"/>
+            <w:tcW w:type="dxa" w:w="1000"/>
           </w:tcPr>
           <w:p>
             <w:pPr>
@@ -48988,7 +49652,7 @@
         </w:tc>
         <w:tc>
           <w:tcPr>
-            <w:tcW w:type="dxa" w:w="1644"/>
+            <w:tcW w:type="dxa" w:w="1511"/>
           </w:tcPr>
           <w:p>
             <w:pPr>
@@ -49005,7 +49669,7 @@
         </w:tc>
         <w:tc>
           <w:tcPr>
-            <w:tcW w:type="dxa" w:w="6362"/>
+            <w:tcW w:type="dxa" w:w="6562"/>
           </w:tcPr>
           <w:p>
             <w:pPr>
@@ -49024,7 +49688,7 @@
       <w:tr>
         <w:tc>
           <w:tcPr>
-            <w:tcW w:type="dxa" w:w="1066"/>
+            <w:tcW w:type="dxa" w:w="1000"/>
           </w:tcPr>
           <w:p>
             <w:pPr>
@@ -49041,7 +49705,7 @@
         </w:tc>
         <w:tc>
           <w:tcPr>
-            <w:tcW w:type="dxa" w:w="1644"/>
+            <w:tcW w:type="dxa" w:w="1511"/>
           </w:tcPr>
           <w:p>
             <w:pPr>
@@ -49058,7 +49722,7 @@
         </w:tc>
         <w:tc>
           <w:tcPr>
-            <w:tcW w:type="dxa" w:w="6362"/>
+            <w:tcW w:type="dxa" w:w="6562"/>
           </w:tcPr>
           <w:p>
             <w:pPr>
@@ -49077,7 +49741,7 @@
       <w:tr>
         <w:tc>
           <w:tcPr>
-            <w:tcW w:type="dxa" w:w="1066"/>
+            <w:tcW w:type="dxa" w:w="1000"/>
           </w:tcPr>
           <w:p>
             <w:pPr>
@@ -49094,7 +49758,7 @@
         </w:tc>
         <w:tc>
           <w:tcPr>
-            <w:tcW w:type="dxa" w:w="1644"/>
+            <w:tcW w:type="dxa" w:w="1511"/>
           </w:tcPr>
           <w:p>
             <w:pPr>
@@ -49111,7 +49775,7 @@
         </w:tc>
         <w:tc>
           <w:tcPr>
-            <w:tcW w:type="dxa" w:w="6362"/>
+            <w:tcW w:type="dxa" w:w="6562"/>
           </w:tcPr>
           <w:p>
             <w:pPr>
@@ -49130,7 +49794,7 @@
       <w:tr>
         <w:tc>
           <w:tcPr>
-            <w:tcW w:type="dxa" w:w="1066"/>
+            <w:tcW w:type="dxa" w:w="1000"/>
           </w:tcPr>
           <w:p>
             <w:pPr>
@@ -49147,7 +49811,7 @@
         </w:tc>
         <w:tc>
           <w:tcPr>
-            <w:tcW w:type="dxa" w:w="1644"/>
+            <w:tcW w:type="dxa" w:w="1511"/>
           </w:tcPr>
           <w:p>
             <w:pPr>
@@ -49164,7 +49828,7 @@
         </w:tc>
         <w:tc>
           <w:tcPr>
-            <w:tcW w:type="dxa" w:w="6362"/>
+            <w:tcW w:type="dxa" w:w="6562"/>
           </w:tcPr>
           <w:p>
             <w:pPr>
@@ -49183,7 +49847,7 @@
       <w:tr>
         <w:tc>
           <w:tcPr>
-            <w:tcW w:type="dxa" w:w="1066"/>
+            <w:tcW w:type="dxa" w:w="1000"/>
           </w:tcPr>
           <w:p>
             <w:pPr>
@@ -49200,7 +49864,7 @@
         </w:tc>
         <w:tc>
           <w:tcPr>
-            <w:tcW w:type="dxa" w:w="1644"/>
+            <w:tcW w:type="dxa" w:w="1511"/>
           </w:tcPr>
           <w:p>
             <w:pPr>
@@ -49217,7 +49881,7 @@
         </w:tc>
         <w:tc>
           <w:tcPr>
-            <w:tcW w:type="dxa" w:w="6362"/>
+            <w:tcW w:type="dxa" w:w="6562"/>
           </w:tcPr>
           <w:p>
             <w:pPr>
@@ -49236,7 +49900,7 @@
       <w:tr>
         <w:tc>
           <w:tcPr>
-            <w:tcW w:type="dxa" w:w="1066"/>
+            <w:tcW w:type="dxa" w:w="1000"/>
           </w:tcPr>
           <w:p>
             <w:pPr>
@@ -49253,7 +49917,7 @@
         </w:tc>
         <w:tc>
           <w:tcPr>
-            <w:tcW w:type="dxa" w:w="1644"/>
+            <w:tcW w:type="dxa" w:w="1511"/>
           </w:tcPr>
           <w:p>
             <w:pPr>
@@ -49270,7 +49934,7 @@
         </w:tc>
         <w:tc>
           <w:tcPr>
-            <w:tcW w:type="dxa" w:w="6362"/>
+            <w:tcW w:type="dxa" w:w="6562"/>
           </w:tcPr>
           <w:p>
             <w:pPr>

--- a/docs/proposal.docx
+++ b/docs/proposal.docx
@@ -761,7 +761,7 @@
         <w:t xml:space="preserve">    12. 산출물 목록</w:t>
       </w:r>
     </w:p>
-    <w:bookmarkStart w:id="40" w:name="part-i.-프로젝트-제안서"/>
+    <w:bookmarkStart w:id="38" w:name="part-i.-프로젝트-제안서"/>
     <w:p>
       <w:pPr>
         <w:pStyle w:val="Heading1"/>
@@ -4578,7 +4578,7 @@
     </w:p>
     <w:bookmarkEnd w:id="22"/>
     <w:bookmarkEnd w:id="23"/>
-    <w:bookmarkStart w:id="39" w:name="시장현황-및-유사-서비스-분석"/>
+    <w:bookmarkStart w:id="37" w:name="시장현황-및-유사-서비스-분석"/>
     <w:p>
       <w:pPr>
         <w:pStyle w:val="Heading2"/>
@@ -10672,13 +10672,35 @@
           <w:b/>
           <w:bCs/>
         </w:rPr>
-        <w:t xml:space="preserve">닫힌 항목을 지우지 않고 아래 「닫힌 미해결」로 옮긴다</w:t>
-      </w:r>
-      <w:r>
-        <w:t xml:space="preserve"> </w:t>
-      </w:r>
-      <w:r>
-        <w:t xml:space="preserve">(D-0080). 예전 규약은</w:t>
+        <w:t xml:space="preserve">닫힌 항목을 지우지 않고 「운영 장부」의 「닫힌 미해결」로 옮긴다</w:t>
+      </w:r>
+      <w:r>
+        <w:t xml:space="preserve"> </w:t>
+      </w:r>
+      <w:r>
+        <w:t xml:space="preserve">(D-0080).</w:t>
+      </w:r>
+      <w:r>
+        <w:t xml:space="preserve"> </w:t>
+      </w:r>
+      <w:r>
+        <w:rPr>
+          <w:b/>
+          <w:bCs/>
+        </w:rPr>
+        <w:t xml:space="preserve">그 표는 기획서 밖에 있다</w:t>
+      </w:r>
+      <w:r>
+        <w:t xml:space="preserve"> </w:t>
+      </w:r>
+      <w:r>
+        <w:t xml:space="preserve">(D-0332) — 닫힌 질문을 고칠 때마다 기획서를</w:t>
+      </w:r>
+      <w:r>
+        <w:t xml:space="preserve"> </w:t>
+      </w:r>
+      <w:r>
+        <w:t xml:space="preserve">다시 빌드하지 않으려는 것이다. 예전 규약은</w:t>
       </w:r>
       <w:r>
         <w:t xml:space="preserve"> </w:t>
@@ -10793,13 +10815,13 @@
       </w:r>
     </w:p>
     <w:bookmarkEnd w:id="35"/>
-    <w:bookmarkStart w:id="36" w:name="닫힌-미해결"/>
+    <w:bookmarkStart w:id="36" w:name="참고-자료"/>
     <w:p>
       <w:pPr>
         <w:pStyle w:val="Heading3"/>
       </w:pPr>
       <w:r>
-        <w:t xml:space="preserve">□ 닫힌 미해결</w:t>
+        <w:t xml:space="preserve">□ 참고 자료</w:t>
       </w:r>
     </w:p>
     <w:p>
@@ -10811,4091 +10833,6 @@
           <w:b/>
           <w:bCs/>
         </w:rPr>
-        <w:t xml:space="preserve">판단의 근거는 결정 기록에 있다.</w:t>
-      </w:r>
-      <w:r>
-        <w:t xml:space="preserve"> </w:t>
-      </w:r>
-      <w:r>
-        <w:t xml:space="preserve">여기 남기는 것은</w:t>
-      </w:r>
-      <w:r>
-        <w:t xml:space="preserve"> </w:t>
-      </w:r>
-      <w:r>
-        <w:t xml:space="preserve">“이미 답이 나온 질문”</w:t>
-      </w:r>
-      <w:r>
-        <w:t xml:space="preserve">이라는</w:t>
-      </w:r>
-      <w:r>
-        <w:t xml:space="preserve"> </w:t>
-      </w:r>
-      <w:r>
-        <w:t xml:space="preserve">사실과 그 번호뿐이다. O-23은 중간 상태(D-0058)와 최종 판정(D-0061)이 두 행으로</w:t>
-      </w:r>
-      <w:r>
-        <w:t xml:space="preserve"> </w:t>
-      </w:r>
-      <w:r>
-        <w:t xml:space="preserve">남아 있었고</w:t>
-      </w:r>
-      <w:r>
-        <w:t xml:space="preserve"> </w:t>
-      </w:r>
-      <w:r>
-        <w:rPr>
-          <w:b/>
-          <w:bCs/>
-        </w:rPr>
-        <w:t xml:space="preserve">최종만 남긴다</w:t>
-      </w:r>
-      <w:r>
-        <w:t xml:space="preserve"> </w:t>
-      </w:r>
-      <w:r>
-        <w:t xml:space="preserve">— 중간 상태의 근거는 결정 기록에 그대로 있다.</w:t>
-      </w:r>
-    </w:p>
-    <w:tbl>
-      <w:tblPr>
-        <w:tblStyle w:val="Table"/>
-        <w:tblW w:w="9072" w:type="dxa"/>
-        <w:tblBorders>
-          <w:top w:val="single" w:sz="4" w:color="BFC8D3"/>
-          <w:left w:val="single" w:sz="4" w:color="BFC8D3"/>
-          <w:bottom w:val="single" w:sz="4" w:color="BFC8D3"/>
-          <w:right w:val="single" w:sz="4" w:color="BFC8D3"/>
-          <w:insideH w:val="single" w:sz="4" w:color="BFC8D3"/>
-          <w:insideV w:val="single" w:sz="4" w:color="BFC8D3"/>
-        </w:tblBorders>
-        <w:tblLayout w:type="fixed"/>
-        <w:tblLook w:firstRow="1" w:lastRow="0" w:firstColumn="0" w:lastColumn="0" w:noHBand="0" w:noVBand="0" w:val="0020"/>
-      </w:tblPr>
-      <w:tblGrid>
-        <w:gridCol w:w="1192"/>
-        <w:gridCol w:w="5072"/>
-        <w:gridCol w:w="2806"/>
-      </w:tblGrid>
-      <w:tr>
-        <w:trPr>
-          <w:tblHeader w:val="on"/>
-        </w:trPr>
-        <w:tc>
-          <w:tcPr>
-            <w:tcW w:type="dxa" w:w="1193"/>
-            <w:shd w:val="clear" w:color="auto" w:fill="E8EEF5"/>
-          </w:tcPr>
-          <w:p>
-            <w:pPr>
-              <w:pStyle w:val="Compact"/>
-              <w:spacing w:after="0" w:line="264" w:lineRule="auto"/>
-            </w:pPr>
-            <w:r>
-              <w:rPr>
-                <w:b/>
-                <w:color w:val="1F4E79"/>
-                <w:sz w:val="16"/>
-              </w:rPr>
-              <w:t xml:space="preserve">#</w:t>
-            </w:r>
-          </w:p>
-        </w:tc>
-        <w:tc>
-          <w:tcPr>
-            <w:tcW w:type="dxa" w:w="5073"/>
-            <w:shd w:val="clear" w:color="auto" w:fill="E8EEF5"/>
-          </w:tcPr>
-          <w:p>
-            <w:pPr>
-              <w:pStyle w:val="Compact"/>
-              <w:spacing w:after="0" w:line="264" w:lineRule="auto"/>
-            </w:pPr>
-            <w:r>
-              <w:rPr>
-                <w:b/>
-                <w:color w:val="1F4E79"/>
-                <w:sz w:val="16"/>
-              </w:rPr>
-              <w:t xml:space="preserve">항목</w:t>
-            </w:r>
-          </w:p>
-        </w:tc>
-        <w:tc>
-          <w:tcPr>
-            <w:tcW w:type="dxa" w:w="2807"/>
-            <w:shd w:val="clear" w:color="auto" w:fill="E8EEF5"/>
-          </w:tcPr>
-          <w:p>
-            <w:pPr>
-              <w:pStyle w:val="Compact"/>
-              <w:spacing w:after="0" w:line="264" w:lineRule="auto"/>
-            </w:pPr>
-            <w:r>
-              <w:rPr>
-                <w:b/>
-                <w:color w:val="1F4E79"/>
-                <w:sz w:val="16"/>
-              </w:rPr>
-              <w:t xml:space="preserve">근거</w:t>
-            </w:r>
-          </w:p>
-        </w:tc>
-      </w:tr>
-      <w:tr>
-        <w:tc>
-          <w:tcPr>
-            <w:tcW w:type="dxa" w:w="1193"/>
-          </w:tcPr>
-          <w:p>
-            <w:pPr>
-              <w:pStyle w:val="Compact"/>
-              <w:spacing w:after="0" w:line="264" w:lineRule="auto"/>
-            </w:pPr>
-            <w:r>
-              <w:rPr>
-                <w:sz w:val="16"/>
-              </w:rPr>
-              <w:t xml:space="preserve">O-1</w:t>
-            </w:r>
-          </w:p>
-        </w:tc>
-        <w:tc>
-          <w:tcPr>
-            <w:tcW w:type="dxa" w:w="5073"/>
-          </w:tcPr>
-          <w:p>
-            <w:pPr>
-              <w:pStyle w:val="Compact"/>
-              <w:spacing w:after="0" w:line="264" w:lineRule="auto"/>
-            </w:pPr>
-            <w:r>
-              <w:rPr>
-                <w:sz w:val="16"/>
-              </w:rPr>
-              <w:t xml:space="preserve">MusicBrainz 조회 —</w:t>
-            </w:r>
-            <w:r>
-              <w:rPr>
-                <w:sz w:val="16"/>
-              </w:rPr>
-              <w:t xml:space="preserve"> </w:t>
-            </w:r>
-            <w:r>
-              <w:rPr>
-                <w:b/>
-                <w:bCs/>
-                <w:sz w:val="16"/>
-              </w:rPr>
-              <w:t xml:space="preserve">원 제목을 모른다</w:t>
-            </w:r>
-            <w:r>
-              <w:rPr>
-                <w:sz w:val="16"/>
-              </w:rPr>
-              <w:t xml:space="preserve"> </w:t>
-            </w:r>
-            <w:r>
-              <w:rPr>
-                <w:sz w:val="16"/>
-              </w:rPr>
-              <w:t xml:space="preserve">(D-0183)</w:t>
-            </w:r>
-          </w:p>
-        </w:tc>
-        <w:tc>
-          <w:tcPr>
-            <w:tcW w:type="dxa" w:w="2807"/>
-          </w:tcPr>
-          <w:p>
-            <w:pPr>
-              <w:pStyle w:val="Compact"/>
-              <w:spacing w:after="0" w:line="264" w:lineRule="auto"/>
-            </w:pPr>
-            <w:r>
-              <w:rPr>
-                <w:sz w:val="16"/>
-              </w:rPr>
-              <w:t xml:space="preserve">D-0019</w:t>
-            </w:r>
-          </w:p>
-        </w:tc>
-      </w:tr>
-      <w:tr>
-        <w:tc>
-          <w:tcPr>
-            <w:tcW w:type="dxa" w:w="1193"/>
-          </w:tcPr>
-          <w:p>
-            <w:pPr>
-              <w:pStyle w:val="Compact"/>
-              <w:spacing w:after="0" w:line="264" w:lineRule="auto"/>
-            </w:pPr>
-            <w:r>
-              <w:rPr>
-                <w:sz w:val="16"/>
-              </w:rPr>
-              <w:t xml:space="preserve">O-2</w:t>
-            </w:r>
-          </w:p>
-        </w:tc>
-        <w:tc>
-          <w:tcPr>
-            <w:tcW w:type="dxa" w:w="5073"/>
-          </w:tcPr>
-          <w:p>
-            <w:pPr>
-              <w:pStyle w:val="Compact"/>
-              <w:spacing w:after="0" w:line="264" w:lineRule="auto"/>
-            </w:pPr>
-            <w:r>
-              <w:rPr>
-                <w:sz w:val="16"/>
-              </w:rPr>
-              <w:t xml:space="preserve">MusicBrainz 조회 —</w:t>
-            </w:r>
-            <w:r>
-              <w:rPr>
-                <w:sz w:val="16"/>
-              </w:rPr>
-              <w:t xml:space="preserve"> </w:t>
-            </w:r>
-            <w:r>
-              <w:rPr>
-                <w:b/>
-                <w:bCs/>
-                <w:sz w:val="16"/>
-              </w:rPr>
-              <w:t xml:space="preserve">원 제목을 모른다</w:t>
-            </w:r>
-            <w:r>
-              <w:rPr>
-                <w:sz w:val="16"/>
-              </w:rPr>
-              <w:t xml:space="preserve"> </w:t>
-            </w:r>
-            <w:r>
-              <w:rPr>
-                <w:sz w:val="16"/>
-              </w:rPr>
-              <w:t xml:space="preserve">(D-0183)</w:t>
-            </w:r>
-          </w:p>
-        </w:tc>
-        <w:tc>
-          <w:tcPr>
-            <w:tcW w:type="dxa" w:w="2807"/>
-          </w:tcPr>
-          <w:p>
-            <w:pPr>
-              <w:pStyle w:val="Compact"/>
-              <w:spacing w:after="0" w:line="264" w:lineRule="auto"/>
-            </w:pPr>
-            <w:r>
-              <w:rPr>
-                <w:sz w:val="16"/>
-              </w:rPr>
-              <w:t xml:space="preserve">D-0019</w:t>
-            </w:r>
-          </w:p>
-        </w:tc>
-      </w:tr>
-      <w:tr>
-        <w:tc>
-          <w:tcPr>
-            <w:tcW w:type="dxa" w:w="1193"/>
-          </w:tcPr>
-          <w:p>
-            <w:pPr>
-              <w:pStyle w:val="Compact"/>
-              <w:spacing w:after="0" w:line="264" w:lineRule="auto"/>
-            </w:pPr>
-            <w:r>
-              <w:rPr>
-                <w:sz w:val="16"/>
-              </w:rPr>
-              <w:t xml:space="preserve">O-5</w:t>
-            </w:r>
-          </w:p>
-        </w:tc>
-        <w:tc>
-          <w:tcPr>
-            <w:tcW w:type="dxa" w:w="5073"/>
-          </w:tcPr>
-          <w:p>
-            <w:pPr>
-              <w:pStyle w:val="Compact"/>
-              <w:spacing w:after="0" w:line="264" w:lineRule="auto"/>
-            </w:pPr>
-            <w:r>
-              <w:rPr>
-                <w:sz w:val="16"/>
-              </w:rPr>
-              <w:t xml:space="preserve">레코딩 버전을 무엇으로 확정하나</w:t>
-            </w:r>
-          </w:p>
-        </w:tc>
-        <w:tc>
-          <w:tcPr>
-            <w:tcW w:type="dxa" w:w="2807"/>
-          </w:tcPr>
-          <w:p>
-            <w:pPr>
-              <w:pStyle w:val="Compact"/>
-              <w:spacing w:after="0" w:line="264" w:lineRule="auto"/>
-            </w:pPr>
-            <w:r>
-              <w:rPr>
-                <w:sz w:val="16"/>
-              </w:rPr>
-              <w:t xml:space="preserve">D-0020</w:t>
-            </w:r>
-          </w:p>
-        </w:tc>
-      </w:tr>
-      <w:tr>
-        <w:tc>
-          <w:tcPr>
-            <w:tcW w:type="dxa" w:w="1193"/>
-          </w:tcPr>
-          <w:p>
-            <w:pPr>
-              <w:pStyle w:val="Compact"/>
-              <w:spacing w:after="0" w:line="264" w:lineRule="auto"/>
-            </w:pPr>
-            <w:r>
-              <w:rPr>
-                <w:sz w:val="16"/>
-              </w:rPr>
-              <w:t xml:space="preserve">O-7</w:t>
-            </w:r>
-          </w:p>
-        </w:tc>
-        <w:tc>
-          <w:tcPr>
-            <w:tcW w:type="dxa" w:w="5073"/>
-          </w:tcPr>
-          <w:p>
-            <w:pPr>
-              <w:pStyle w:val="Compact"/>
-              <w:spacing w:after="0" w:line="264" w:lineRule="auto"/>
-            </w:pPr>
-            <w:r>
-              <w:rPr>
-                <w:sz w:val="16"/>
-              </w:rPr>
-              <w:t xml:space="preserve">배치 중복 실행으로 색인이 깨졌다</w:t>
-            </w:r>
-          </w:p>
-        </w:tc>
-        <w:tc>
-          <w:tcPr>
-            <w:tcW w:type="dxa" w:w="2807"/>
-          </w:tcPr>
-          <w:p>
-            <w:pPr>
-              <w:pStyle w:val="Compact"/>
-              <w:spacing w:after="0" w:line="264" w:lineRule="auto"/>
-            </w:pPr>
-            <w:r>
-              <w:rPr>
-                <w:sz w:val="16"/>
-              </w:rPr>
-              <w:t xml:space="preserve">D-0022 · D-0023</w:t>
-            </w:r>
-          </w:p>
-        </w:tc>
-      </w:tr>
-      <w:tr>
-        <w:tc>
-          <w:tcPr>
-            <w:tcW w:type="dxa" w:w="1193"/>
-          </w:tcPr>
-          <w:p>
-            <w:pPr>
-              <w:pStyle w:val="Compact"/>
-              <w:spacing w:after="0" w:line="264" w:lineRule="auto"/>
-            </w:pPr>
-            <w:r>
-              <w:rPr>
-                <w:sz w:val="16"/>
-              </w:rPr>
-              <w:t xml:space="preserve">O-8</w:t>
-            </w:r>
-          </w:p>
-        </w:tc>
-        <w:tc>
-          <w:tcPr>
-            <w:tcW w:type="dxa" w:w="5073"/>
-          </w:tcPr>
-          <w:p>
-            <w:pPr>
-              <w:pStyle w:val="Compact"/>
-              <w:spacing w:after="0" w:line="264" w:lineRule="auto"/>
-            </w:pPr>
-            <w:r>
-              <w:rPr>
-                <w:sz w:val="16"/>
-              </w:rPr>
-              <w:t xml:space="preserve">MERT가 MFCC에 진 원인</w:t>
-            </w:r>
-          </w:p>
-        </w:tc>
-        <w:tc>
-          <w:tcPr>
-            <w:tcW w:type="dxa" w:w="2807"/>
-          </w:tcPr>
-          <w:p>
-            <w:pPr>
-              <w:pStyle w:val="Compact"/>
-              <w:spacing w:after="0" w:line="264" w:lineRule="auto"/>
-            </w:pPr>
-            <w:r>
-              <w:rPr>
-                <w:sz w:val="16"/>
-              </w:rPr>
-              <w:t xml:space="preserve">D-0024 · D-0025 · D-0026</w:t>
-            </w:r>
-          </w:p>
-        </w:tc>
-      </w:tr>
-      <w:tr>
-        <w:tc>
-          <w:tcPr>
-            <w:tcW w:type="dxa" w:w="1193"/>
-          </w:tcPr>
-          <w:p>
-            <w:pPr>
-              <w:pStyle w:val="Compact"/>
-              <w:spacing w:after="0" w:line="264" w:lineRule="auto"/>
-            </w:pPr>
-            <w:r>
-              <w:rPr>
-                <w:sz w:val="16"/>
-              </w:rPr>
-              <w:t xml:space="preserve">O-9</w:t>
-            </w:r>
-          </w:p>
-        </w:tc>
-        <w:tc>
-          <w:tcPr>
-            <w:tcW w:type="dxa" w:w="5073"/>
-          </w:tcPr>
-          <w:p>
-            <w:pPr>
-              <w:pStyle w:val="Compact"/>
-              <w:spacing w:after="0" w:line="264" w:lineRule="auto"/>
-            </w:pPr>
-            <w:r>
-              <w:rPr>
-                <w:sz w:val="16"/>
-              </w:rPr>
-              <w:t xml:space="preserve">어느 레이어를 쓸 것인가</w:t>
-            </w:r>
-          </w:p>
-        </w:tc>
-        <w:tc>
-          <w:tcPr>
-            <w:tcW w:type="dxa" w:w="2807"/>
-          </w:tcPr>
-          <w:p>
-            <w:pPr>
-              <w:pStyle w:val="Compact"/>
-              <w:spacing w:after="0" w:line="264" w:lineRule="auto"/>
-            </w:pPr>
-            <w:r>
-              <w:rPr>
-                <w:sz w:val="16"/>
-              </w:rPr>
-              <w:t xml:space="preserve">D-0026 · D-0027</w:t>
-            </w:r>
-          </w:p>
-        </w:tc>
-      </w:tr>
-      <w:tr>
-        <w:tc>
-          <w:tcPr>
-            <w:tcW w:type="dxa" w:w="1193"/>
-          </w:tcPr>
-          <w:p>
-            <w:pPr>
-              <w:pStyle w:val="Compact"/>
-              <w:spacing w:after="0" w:line="264" w:lineRule="auto"/>
-            </w:pPr>
-            <w:r>
-              <w:rPr>
-                <w:sz w:val="16"/>
-              </w:rPr>
-              <w:t xml:space="preserve">O-12</w:t>
-            </w:r>
-          </w:p>
-        </w:tc>
-        <w:tc>
-          <w:tcPr>
-            <w:tcW w:type="dxa" w:w="5073"/>
-          </w:tcPr>
-          <w:p>
-            <w:pPr>
-              <w:pStyle w:val="Compact"/>
-              <w:spacing w:after="0" w:line="264" w:lineRule="auto"/>
-            </w:pPr>
-            <w:r>
-              <w:rPr>
-                <w:sz w:val="16"/>
-              </w:rPr>
-              <w:t xml:space="preserve">가사축 M0 정의 부적합</w:t>
-            </w:r>
-          </w:p>
-        </w:tc>
-        <w:tc>
-          <w:tcPr>
-            <w:tcW w:type="dxa" w:w="2807"/>
-          </w:tcPr>
-          <w:p>
-            <w:pPr>
-              <w:pStyle w:val="Compact"/>
-              <w:spacing w:after="0" w:line="264" w:lineRule="auto"/>
-            </w:pPr>
-            <w:r>
-              <w:rPr>
-                <w:sz w:val="16"/>
-              </w:rPr>
-              <w:t xml:space="preserve">D-0044</w:t>
-            </w:r>
-          </w:p>
-        </w:tc>
-      </w:tr>
-      <w:tr>
-        <w:tc>
-          <w:tcPr>
-            <w:tcW w:type="dxa" w:w="1193"/>
-          </w:tcPr>
-          <w:p>
-            <w:pPr>
-              <w:pStyle w:val="Compact"/>
-              <w:spacing w:after="0" w:line="264" w:lineRule="auto"/>
-            </w:pPr>
-            <w:r>
-              <w:rPr>
-                <w:sz w:val="16"/>
-              </w:rPr>
-              <w:t xml:space="preserve">O-18</w:t>
-            </w:r>
-          </w:p>
-        </w:tc>
-        <w:tc>
-          <w:tcPr>
-            <w:tcW w:type="dxa" w:w="5073"/>
-          </w:tcPr>
-          <w:p>
-            <w:pPr>
-              <w:pStyle w:val="Compact"/>
-              <w:spacing w:after="0" w:line="264" w:lineRule="auto"/>
-            </w:pPr>
-            <w:r>
-              <w:rPr>
-                <w:sz w:val="16"/>
-              </w:rPr>
-              <w:t xml:space="preserve">가사 구간 분할에서 1곡이 조용히 빠진다</w:t>
-            </w:r>
-          </w:p>
-        </w:tc>
-        <w:tc>
-          <w:tcPr>
-            <w:tcW w:type="dxa" w:w="2807"/>
-          </w:tcPr>
-          <w:p>
-            <w:pPr>
-              <w:pStyle w:val="Compact"/>
-              <w:spacing w:after="0" w:line="264" w:lineRule="auto"/>
-            </w:pPr>
-            <w:r>
-              <w:rPr>
-                <w:sz w:val="16"/>
-              </w:rPr>
-              <w:t xml:space="preserve">D-0050</w:t>
-            </w:r>
-          </w:p>
-        </w:tc>
-      </w:tr>
-      <w:tr>
-        <w:tc>
-          <w:tcPr>
-            <w:tcW w:type="dxa" w:w="1193"/>
-          </w:tcPr>
-          <w:p>
-            <w:pPr>
-              <w:pStyle w:val="Compact"/>
-              <w:spacing w:after="0" w:line="264" w:lineRule="auto"/>
-            </w:pPr>
-            <w:r>
-              <w:rPr>
-                <w:sz w:val="16"/>
-              </w:rPr>
-              <w:t xml:space="preserve">O-21</w:t>
-            </w:r>
-          </w:p>
-        </w:tc>
-        <w:tc>
-          <w:tcPr>
-            <w:tcW w:type="dxa" w:w="5073"/>
-          </w:tcPr>
-          <w:p>
-            <w:pPr>
-              <w:pStyle w:val="Compact"/>
-              <w:spacing w:after="0" w:line="264" w:lineRule="auto"/>
-            </w:pPr>
-            <w:r>
-              <w:rPr>
-                <w:sz w:val="16"/>
-              </w:rPr>
-              <w:t xml:space="preserve">화성 어휘 조건화</w:t>
-            </w:r>
-          </w:p>
-        </w:tc>
-        <w:tc>
-          <w:tcPr>
-            <w:tcW w:type="dxa" w:w="2807"/>
-          </w:tcPr>
-          <w:p>
-            <w:pPr>
-              <w:pStyle w:val="Compact"/>
-              <w:spacing w:after="0" w:line="264" w:lineRule="auto"/>
-            </w:pPr>
-            <w:r>
-              <w:rPr>
-                <w:sz w:val="16"/>
-              </w:rPr>
-              <w:t xml:space="preserve">D-0054 · D-0063 · D-0074 · D-0082</w:t>
-            </w:r>
-          </w:p>
-        </w:tc>
-      </w:tr>
-      <w:tr>
-        <w:tc>
-          <w:tcPr>
-            <w:tcW w:type="dxa" w:w="1193"/>
-          </w:tcPr>
-          <w:p>
-            <w:pPr>
-              <w:pStyle w:val="Compact"/>
-              <w:spacing w:after="0" w:line="264" w:lineRule="auto"/>
-            </w:pPr>
-            <w:r>
-              <w:rPr>
-                <w:sz w:val="16"/>
-              </w:rPr>
-              <w:t xml:space="preserve">O-22</w:t>
-            </w:r>
-          </w:p>
-        </w:tc>
-        <w:tc>
-          <w:tcPr>
-            <w:tcW w:type="dxa" w:w="5073"/>
-          </w:tcPr>
-          <w:p>
-            <w:pPr>
-              <w:pStyle w:val="Compact"/>
-              <w:spacing w:after="0" w:line="264" w:lineRule="auto"/>
-            </w:pPr>
-            <w:r>
-              <w:rPr>
-                <w:sz w:val="16"/>
-              </w:rPr>
-              <w:t xml:space="preserve">조성 라벨이 없다 →</w:t>
-            </w:r>
-            <w:r>
-              <w:rPr>
-                <w:sz w:val="16"/>
-              </w:rPr>
-              <w:t xml:space="preserve"> </w:t>
-            </w:r>
-            <w:r>
-              <w:rPr>
-                <w:b/>
-                <w:bCs/>
-                <w:sz w:val="16"/>
-              </w:rPr>
-              <w:t xml:space="preserve">안 만든다.</w:t>
-            </w:r>
-            <w:r>
-              <w:rPr>
-                <w:sz w:val="16"/>
-              </w:rPr>
-              <w:t xml:space="preserve"> </w:t>
-            </w:r>
-            <w:r>
-              <w:rPr>
-                <w:sz w:val="16"/>
-              </w:rPr>
-              <w:t xml:space="preserve">취향에는 맞음이 아니라 일관됨이 든다 (D-0201)</w:t>
-            </w:r>
-          </w:p>
-        </w:tc>
-        <w:tc>
-          <w:tcPr>
-            <w:tcW w:type="dxa" w:w="2807"/>
-          </w:tcPr>
-          <w:p>
-            <w:pPr>
-              <w:pStyle w:val="Compact"/>
-              <w:spacing w:after="0" w:line="264" w:lineRule="auto"/>
-            </w:pPr>
-            <w:r>
-              <w:rPr>
-                <w:sz w:val="16"/>
-              </w:rPr>
-              <w:t xml:space="preserve">D-0055 · D-0056 · D-0201</w:t>
-            </w:r>
-          </w:p>
-        </w:tc>
-      </w:tr>
-      <w:tr>
-        <w:tc>
-          <w:tcPr>
-            <w:tcW w:type="dxa" w:w="1193"/>
-          </w:tcPr>
-          <w:p>
-            <w:pPr>
-              <w:pStyle w:val="Compact"/>
-              <w:spacing w:after="0" w:line="264" w:lineRule="auto"/>
-            </w:pPr>
-            <w:r>
-              <w:rPr>
-                <w:sz w:val="16"/>
-              </w:rPr>
-              <w:t xml:space="preserve">O-23</w:t>
-            </w:r>
-          </w:p>
-        </w:tc>
-        <w:tc>
-          <w:tcPr>
-            <w:tcW w:type="dxa" w:w="5073"/>
-          </w:tcPr>
-          <w:p>
-            <w:pPr>
-              <w:pStyle w:val="Compact"/>
-              <w:spacing w:after="0" w:line="264" w:lineRule="auto"/>
-            </w:pPr>
-            <w:r>
-              <w:rPr>
-                <w:sz w:val="16"/>
-              </w:rPr>
-              <w:t xml:space="preserve">검은건반 33.5% — 기각. 이상이 아니었다 (D-0061)</w:t>
-            </w:r>
-          </w:p>
-        </w:tc>
-        <w:tc>
-          <w:tcPr>
-            <w:tcW w:type="dxa" w:w="2807"/>
-          </w:tcPr>
-          <w:p>
-            <w:pPr>
-              <w:pStyle w:val="Compact"/>
-              <w:spacing w:after="0" w:line="264" w:lineRule="auto"/>
-            </w:pPr>
-            <w:r>
-              <w:rPr>
-                <w:sz w:val="16"/>
-              </w:rPr>
-              <w:t xml:space="preserve">D-0034 · D-0061</w:t>
-            </w:r>
-          </w:p>
-        </w:tc>
-      </w:tr>
-      <w:tr>
-        <w:tc>
-          <w:tcPr>
-            <w:tcW w:type="dxa" w:w="1193"/>
-          </w:tcPr>
-          <w:p>
-            <w:pPr>
-              <w:pStyle w:val="Compact"/>
-              <w:spacing w:after="0" w:line="264" w:lineRule="auto"/>
-            </w:pPr>
-            <w:r>
-              <w:rPr>
-                <w:sz w:val="16"/>
-              </w:rPr>
-              <w:t xml:space="preserve">O-27</w:t>
-            </w:r>
-          </w:p>
-        </w:tc>
-        <w:tc>
-          <w:tcPr>
-            <w:tcW w:type="dxa" w:w="5073"/>
-          </w:tcPr>
-          <w:p>
-            <w:pPr>
-              <w:pStyle w:val="Compact"/>
-              <w:spacing w:after="0" w:line="264" w:lineRule="auto"/>
-            </w:pPr>
-            <w:r>
-              <w:rPr>
-                <w:sz w:val="16"/>
-              </w:rPr>
-              <w:t xml:space="preserve">크로마 대비가 교과서 프로파일의 30%뿐이다 → 닫힘 (D-0074)</w:t>
-            </w:r>
-          </w:p>
-        </w:tc>
-        <w:tc>
-          <w:tcPr>
-            <w:tcW w:type="dxa" w:w="2807"/>
-          </w:tcPr>
-          <w:p>
-            <w:pPr>
-              <w:pStyle w:val="Compact"/>
-              <w:spacing w:after="0" w:line="264" w:lineRule="auto"/>
-            </w:pPr>
-            <w:r>
-              <w:rPr>
-                <w:sz w:val="16"/>
-              </w:rPr>
-              <w:t xml:space="preserve">D-0056 · D-0063 · D-0065 · D-0074</w:t>
-            </w:r>
-          </w:p>
-        </w:tc>
-      </w:tr>
-      <w:tr>
-        <w:tc>
-          <w:tcPr>
-            <w:tcW w:type="dxa" w:w="1193"/>
-          </w:tcPr>
-          <w:p>
-            <w:pPr>
-              <w:pStyle w:val="Compact"/>
-              <w:spacing w:after="0" w:line="264" w:lineRule="auto"/>
-            </w:pPr>
-            <w:r>
-              <w:rPr>
-                <w:sz w:val="16"/>
-              </w:rPr>
-              <w:t xml:space="preserve">O-29</w:t>
-            </w:r>
-          </w:p>
-        </w:tc>
-        <w:tc>
-          <w:tcPr>
-            <w:tcW w:type="dxa" w:w="5073"/>
-          </w:tcPr>
-          <w:p>
-            <w:pPr>
-              <w:pStyle w:val="Compact"/>
-              <w:spacing w:after="0" w:line="264" w:lineRule="auto"/>
-            </w:pPr>
-            <w:r>
-              <w:rPr>
-                <w:sz w:val="16"/>
-              </w:rPr>
-              <w:t xml:space="preserve">출력 차이</w:t>
-            </w:r>
-          </w:p>
-        </w:tc>
-        <w:tc>
-          <w:tcPr>
-            <w:tcW w:type="dxa" w:w="2807"/>
-          </w:tcPr>
-          <w:p>
-            <w:pPr>
-              <w:pStyle w:val="Compact"/>
-              <w:spacing w:after="0" w:line="264" w:lineRule="auto"/>
-            </w:pPr>
-            <w:r>
-              <w:rPr>
-                <w:sz w:val="16"/>
-              </w:rPr>
-              <w:t xml:space="preserve">D-0078 · D-0082</w:t>
-            </w:r>
-          </w:p>
-        </w:tc>
-      </w:tr>
-      <w:tr>
-        <w:tc>
-          <w:tcPr>
-            <w:tcW w:type="dxa" w:w="1193"/>
-          </w:tcPr>
-          <w:p>
-            <w:pPr>
-              <w:pStyle w:val="Compact"/>
-              <w:spacing w:after="0" w:line="264" w:lineRule="auto"/>
-            </w:pPr>
-            <w:r>
-              <w:rPr>
-                <w:sz w:val="16"/>
-              </w:rPr>
-              <w:t xml:space="preserve">O-31</w:t>
-            </w:r>
-          </w:p>
-        </w:tc>
-        <w:tc>
-          <w:tcPr>
-            <w:tcW w:type="dxa" w:w="5073"/>
-          </w:tcPr>
-          <w:p>
-            <w:pPr>
-              <w:pStyle w:val="Compact"/>
-              <w:spacing w:after="0" w:line="264" w:lineRule="auto"/>
-            </w:pPr>
-            <w:r>
-              <w:rPr>
-                <w:sz w:val="16"/>
-              </w:rPr>
-              <w:t xml:space="preserve">다이어토닉 제한이 버리는 몫</w:t>
-            </w:r>
-          </w:p>
-        </w:tc>
-        <w:tc>
-          <w:tcPr>
-            <w:tcW w:type="dxa" w:w="2807"/>
-          </w:tcPr>
-          <w:p>
-            <w:pPr>
-              <w:pStyle w:val="Compact"/>
-              <w:spacing w:after="0" w:line="264" w:lineRule="auto"/>
-            </w:pPr>
-            <w:r>
-              <w:rPr>
-                <w:sz w:val="16"/>
-              </w:rPr>
-              <w:t xml:space="preserve">D-0085 · D-0088</w:t>
-            </w:r>
-          </w:p>
-        </w:tc>
-      </w:tr>
-      <w:tr>
-        <w:tc>
-          <w:tcPr>
-            <w:tcW w:type="dxa" w:w="1193"/>
-          </w:tcPr>
-          <w:p>
-            <w:pPr>
-              <w:pStyle w:val="Compact"/>
-              <w:spacing w:after="0" w:line="264" w:lineRule="auto"/>
-            </w:pPr>
-            <w:r>
-              <w:rPr>
-                <w:sz w:val="16"/>
-              </w:rPr>
-              <w:t xml:space="preserve">O-32</w:t>
-            </w:r>
-          </w:p>
-        </w:tc>
-        <w:tc>
-          <w:tcPr>
-            <w:tcW w:type="dxa" w:w="5073"/>
-          </w:tcPr>
-          <w:p>
-            <w:pPr>
-              <w:pStyle w:val="Compact"/>
-              <w:spacing w:after="0" w:line="264" w:lineRule="auto"/>
-            </w:pPr>
-            <w:r>
-              <w:rPr>
-                <w:sz w:val="16"/>
-              </w:rPr>
-              <w:t xml:space="preserve">순서 조건화</w:t>
-            </w:r>
-          </w:p>
-        </w:tc>
-        <w:tc>
-          <w:tcPr>
-            <w:tcW w:type="dxa" w:w="2807"/>
-          </w:tcPr>
-          <w:p>
-            <w:pPr>
-              <w:pStyle w:val="Compact"/>
-              <w:spacing w:after="0" w:line="264" w:lineRule="auto"/>
-            </w:pPr>
-            <w:r>
-              <w:rPr>
-                <w:sz w:val="16"/>
-              </w:rPr>
-              <w:t xml:space="preserve">D-0063 · D-0101 · D-0113</w:t>
-            </w:r>
-          </w:p>
-        </w:tc>
-      </w:tr>
-      <w:tr>
-        <w:tc>
-          <w:tcPr>
-            <w:tcW w:type="dxa" w:w="1193"/>
-          </w:tcPr>
-          <w:p>
-            <w:pPr>
-              <w:pStyle w:val="Compact"/>
-              <w:spacing w:after="0" w:line="264" w:lineRule="auto"/>
-            </w:pPr>
-            <w:r>
-              <w:rPr>
-                <w:sz w:val="16"/>
-              </w:rPr>
-              <w:t xml:space="preserve">O-33</w:t>
-            </w:r>
-          </w:p>
-        </w:tc>
-        <w:tc>
-          <w:tcPr>
-            <w:tcW w:type="dxa" w:w="5073"/>
-          </w:tcPr>
-          <w:p>
-            <w:pPr>
-              <w:pStyle w:val="Compact"/>
-              <w:spacing w:after="0" w:line="264" w:lineRule="auto"/>
-            </w:pPr>
-            <w:r>
-              <w:rPr>
-                <w:sz w:val="16"/>
-              </w:rPr>
-              <w:t xml:space="preserve">반음계 질량의 정체</w:t>
-            </w:r>
-          </w:p>
-        </w:tc>
-        <w:tc>
-          <w:tcPr>
-            <w:tcW w:type="dxa" w:w="2807"/>
-          </w:tcPr>
-          <w:p>
-            <w:pPr>
-              <w:pStyle w:val="Compact"/>
-              <w:spacing w:after="0" w:line="264" w:lineRule="auto"/>
-            </w:pPr>
-            <w:r>
-              <w:rPr>
-                <w:sz w:val="16"/>
-              </w:rPr>
-              <w:t xml:space="preserve">D-0090</w:t>
-            </w:r>
-          </w:p>
-        </w:tc>
-      </w:tr>
-      <w:tr>
-        <w:tc>
-          <w:tcPr>
-            <w:tcW w:type="dxa" w:w="1193"/>
-          </w:tcPr>
-          <w:p>
-            <w:pPr>
-              <w:pStyle w:val="Compact"/>
-              <w:spacing w:after="0" w:line="264" w:lineRule="auto"/>
-            </w:pPr>
-            <w:r>
-              <w:rPr>
-                <w:sz w:val="16"/>
-              </w:rPr>
-              <w:t xml:space="preserve">O-34</w:t>
-            </w:r>
-          </w:p>
-        </w:tc>
-        <w:tc>
-          <w:tcPr>
-            <w:tcW w:type="dxa" w:w="5073"/>
-          </w:tcPr>
-          <w:p>
-            <w:pPr>
-              <w:pStyle w:val="Compact"/>
-              <w:spacing w:after="0" w:line="264" w:lineRule="auto"/>
-            </w:pPr>
-            <w:r>
-              <w:rPr>
-                <w:sz w:val="16"/>
-              </w:rPr>
-              <w:t xml:space="preserve">난수 흐름 결함</w:t>
-            </w:r>
-          </w:p>
-        </w:tc>
-        <w:tc>
-          <w:tcPr>
-            <w:tcW w:type="dxa" w:w="2807"/>
-          </w:tcPr>
-          <w:p>
-            <w:pPr>
-              <w:pStyle w:val="Compact"/>
-              <w:spacing w:after="0" w:line="264" w:lineRule="auto"/>
-            </w:pPr>
-            <w:r>
-              <w:rPr>
-                <w:sz w:val="16"/>
-              </w:rPr>
-              <w:t xml:space="preserve">D-0082 · D-0087 · D-0094 · D-0327</w:t>
-            </w:r>
-          </w:p>
-        </w:tc>
-      </w:tr>
-      <w:tr>
-        <w:tc>
-          <w:tcPr>
-            <w:tcW w:type="dxa" w:w="1193"/>
-          </w:tcPr>
-          <w:p>
-            <w:pPr>
-              <w:pStyle w:val="Compact"/>
-              <w:spacing w:after="0" w:line="264" w:lineRule="auto"/>
-            </w:pPr>
-            <w:r>
-              <w:rPr>
-                <w:sz w:val="16"/>
-              </w:rPr>
-              <w:t xml:space="preserve">O-35</w:t>
-            </w:r>
-          </w:p>
-        </w:tc>
-        <w:tc>
-          <w:tcPr>
-            <w:tcW w:type="dxa" w:w="5073"/>
-          </w:tcPr>
-          <w:p>
-            <w:pPr>
-              <w:pStyle w:val="Compact"/>
-              <w:spacing w:after="0" w:line="264" w:lineRule="auto"/>
-            </w:pPr>
-            <w:r>
-              <w:rPr>
-                <w:sz w:val="16"/>
-              </w:rPr>
-              <w:t xml:space="preserve">누설인가 차용인가 —</w:t>
-            </w:r>
-            <w:r>
-              <w:rPr>
-                <w:sz w:val="16"/>
-              </w:rPr>
-              <w:t xml:space="preserve"> </w:t>
-            </w:r>
-            <w:r>
-              <w:rPr>
-                <w:b/>
-                <w:bCs/>
-                <w:sz w:val="16"/>
-              </w:rPr>
-              <w:t xml:space="preserve">누설이다</w:t>
-            </w:r>
-            <w:r>
-              <w:rPr>
-                <w:sz w:val="16"/>
-              </w:rPr>
-              <w:t xml:space="preserve"> </w:t>
-            </w:r>
-            <w:r>
-              <w:rPr>
-                <w:sz w:val="16"/>
-              </w:rPr>
-              <w:t xml:space="preserve">(D-0327이 차용 가설을 기각했다)</w:t>
-            </w:r>
-          </w:p>
-        </w:tc>
-        <w:tc>
-          <w:tcPr>
-            <w:tcW w:type="dxa" w:w="2807"/>
-          </w:tcPr>
-          <w:p>
-            <w:pPr>
-              <w:pStyle w:val="Compact"/>
-              <w:spacing w:after="0" w:line="264" w:lineRule="auto"/>
-            </w:pPr>
-            <w:r>
-              <w:rPr>
-                <w:sz w:val="16"/>
-              </w:rPr>
-              <w:t xml:space="preserve">D-0093 · D-0327</w:t>
-            </w:r>
-          </w:p>
-        </w:tc>
-      </w:tr>
-      <w:tr>
-        <w:tc>
-          <w:tcPr>
-            <w:tcW w:type="dxa" w:w="1193"/>
-          </w:tcPr>
-          <w:p>
-            <w:pPr>
-              <w:pStyle w:val="Compact"/>
-              <w:spacing w:after="0" w:line="264" w:lineRule="auto"/>
-            </w:pPr>
-            <w:r>
-              <w:rPr>
-                <w:sz w:val="16"/>
-              </w:rPr>
-              <w:t xml:space="preserve">O-36</w:t>
-            </w:r>
-          </w:p>
-        </w:tc>
-        <w:tc>
-          <w:tcPr>
-            <w:tcW w:type="dxa" w:w="5073"/>
-          </w:tcPr>
-          <w:p>
-            <w:pPr>
-              <w:pStyle w:val="Compact"/>
-              <w:spacing w:after="0" w:line="264" w:lineRule="auto"/>
-            </w:pPr>
-            <w:r>
-              <w:rPr>
-                <w:sz w:val="16"/>
-              </w:rPr>
-              <w:t xml:space="preserve">어휘 확장 —</w:t>
-            </w:r>
-            <w:r>
-              <w:rPr>
-                <w:sz w:val="16"/>
-              </w:rPr>
-              <w:t xml:space="preserve"> </w:t>
-            </w:r>
-            <w:r>
-              <w:rPr>
-                <w:b/>
-                <w:bCs/>
-                <w:sz w:val="16"/>
-              </w:rPr>
-              <w:t xml:space="preserve">실물에서 대조군을 못 넘었다</w:t>
-            </w:r>
-            <w:r>
-              <w:rPr>
-                <w:sz w:val="16"/>
-              </w:rPr>
-              <w:t xml:space="preserve"> </w:t>
-            </w:r>
-            <w:r>
-              <w:rPr>
-                <w:sz w:val="16"/>
-              </w:rPr>
-              <w:t xml:space="preserve">(D-0327)</w:t>
-            </w:r>
-          </w:p>
-        </w:tc>
-        <w:tc>
-          <w:tcPr>
-            <w:tcW w:type="dxa" w:w="2807"/>
-          </w:tcPr>
-          <w:p>
-            <w:pPr>
-              <w:pStyle w:val="Compact"/>
-              <w:spacing w:after="0" w:line="264" w:lineRule="auto"/>
-            </w:pPr>
-            <w:r>
-              <w:rPr>
-                <w:sz w:val="16"/>
-              </w:rPr>
-              <w:t xml:space="preserve">D-0078 · D-0097 · D-0327</w:t>
-            </w:r>
-          </w:p>
-        </w:tc>
-      </w:tr>
-      <w:tr>
-        <w:tc>
-          <w:tcPr>
-            <w:tcW w:type="dxa" w:w="1193"/>
-          </w:tcPr>
-          <w:p>
-            <w:pPr>
-              <w:pStyle w:val="Compact"/>
-              <w:spacing w:after="0" w:line="264" w:lineRule="auto"/>
-            </w:pPr>
-            <w:r>
-              <w:rPr>
-                <w:sz w:val="16"/>
-              </w:rPr>
-              <w:t xml:space="preserve">O-37</w:t>
-            </w:r>
-          </w:p>
-        </w:tc>
-        <w:tc>
-          <w:tcPr>
-            <w:tcW w:type="dxa" w:w="5073"/>
-          </w:tcPr>
-          <w:p>
-            <w:pPr>
-              <w:pStyle w:val="Compact"/>
-              <w:spacing w:after="0" w:line="264" w:lineRule="auto"/>
-            </w:pPr>
-            <w:r>
-              <w:rPr>
-                <w:sz w:val="16"/>
-              </w:rPr>
-              <w:t xml:space="preserve">화성 리듬</w:t>
-            </w:r>
-          </w:p>
-        </w:tc>
-        <w:tc>
-          <w:tcPr>
-            <w:tcW w:type="dxa" w:w="2807"/>
-          </w:tcPr>
-          <w:p>
-            <w:pPr>
-              <w:pStyle w:val="Compact"/>
-              <w:spacing w:after="0" w:line="264" w:lineRule="auto"/>
-            </w:pPr>
-            <w:r>
-              <w:rPr>
-                <w:sz w:val="16"/>
-              </w:rPr>
-              <w:t xml:space="preserve">D-0103 · D-0123 · D-0124 · D-0125</w:t>
-            </w:r>
-          </w:p>
-        </w:tc>
-      </w:tr>
-      <w:tr>
-        <w:tc>
-          <w:tcPr>
-            <w:tcW w:type="dxa" w:w="1193"/>
-          </w:tcPr>
-          <w:p>
-            <w:pPr>
-              <w:pStyle w:val="Compact"/>
-              <w:spacing w:after="0" w:line="264" w:lineRule="auto"/>
-            </w:pPr>
-            <w:r>
-              <w:rPr>
-                <w:sz w:val="16"/>
-              </w:rPr>
-              <w:t xml:space="preserve">O-38</w:t>
-            </w:r>
-          </w:p>
-        </w:tc>
-        <w:tc>
-          <w:tcPr>
-            <w:tcW w:type="dxa" w:w="5073"/>
-          </w:tcPr>
-          <w:p>
-            <w:pPr>
-              <w:pStyle w:val="Compact"/>
-              <w:spacing w:after="0" w:line="264" w:lineRule="auto"/>
-            </w:pPr>
-            <w:r>
-              <w:rPr>
-                <w:sz w:val="16"/>
-              </w:rPr>
-              <w:t xml:space="preserve">8마디 부호 뒤집힘</w:t>
-            </w:r>
-          </w:p>
-        </w:tc>
-        <w:tc>
-          <w:tcPr>
-            <w:tcW w:type="dxa" w:w="2807"/>
-          </w:tcPr>
-          <w:p>
-            <w:pPr>
-              <w:pStyle w:val="Compact"/>
-              <w:spacing w:after="0" w:line="264" w:lineRule="auto"/>
-            </w:pPr>
-            <w:r>
-              <w:rPr>
-                <w:sz w:val="16"/>
-              </w:rPr>
-              <w:t xml:space="preserve">D-0109 · D-0112 · D-0114 · D-0125</w:t>
-            </w:r>
-          </w:p>
-        </w:tc>
-      </w:tr>
-      <w:tr>
-        <w:tc>
-          <w:tcPr>
-            <w:tcW w:type="dxa" w:w="1193"/>
-          </w:tcPr>
-          <w:p>
-            <w:pPr>
-              <w:pStyle w:val="Compact"/>
-              <w:spacing w:after="0" w:line="264" w:lineRule="auto"/>
-            </w:pPr>
-            <w:r>
-              <w:rPr>
-                <w:sz w:val="16"/>
-              </w:rPr>
-              <w:t xml:space="preserve">O-39</w:t>
-            </w:r>
-          </w:p>
-        </w:tc>
-        <w:tc>
-          <w:tcPr>
-            <w:tcW w:type="dxa" w:w="5073"/>
-          </w:tcPr>
-          <w:p>
-            <w:pPr>
-              <w:pStyle w:val="Compact"/>
-              <w:spacing w:after="0" w:line="264" w:lineRule="auto"/>
-            </w:pPr>
-            <w:r>
-              <w:rPr>
-                <w:sz w:val="16"/>
-              </w:rPr>
-              <w:t xml:space="preserve">기획서를 빌드해 배포한다</w:t>
-            </w:r>
-          </w:p>
-        </w:tc>
-        <w:tc>
-          <w:tcPr>
-            <w:tcW w:type="dxa" w:w="2807"/>
-          </w:tcPr>
-          <w:p>
-            <w:pPr>
-              <w:pStyle w:val="Compact"/>
-              <w:spacing w:after="0" w:line="264" w:lineRule="auto"/>
-            </w:pPr>
-            <w:r>
-              <w:rPr>
-                <w:sz w:val="16"/>
-              </w:rPr>
-              <w:t xml:space="preserve">D-0221 · D-0222 · D-0229</w:t>
-            </w:r>
-          </w:p>
-        </w:tc>
-      </w:tr>
-      <w:tr>
-        <w:tc>
-          <w:tcPr>
-            <w:tcW w:type="dxa" w:w="1193"/>
-          </w:tcPr>
-          <w:p>
-            <w:pPr>
-              <w:pStyle w:val="Compact"/>
-              <w:spacing w:after="0" w:line="264" w:lineRule="auto"/>
-            </w:pPr>
-            <w:r>
-              <w:rPr>
-                <w:sz w:val="16"/>
-              </w:rPr>
-              <w:t xml:space="preserve">O-47</w:t>
-            </w:r>
-          </w:p>
-        </w:tc>
-        <w:tc>
-          <w:tcPr>
-            <w:tcW w:type="dxa" w:w="5073"/>
-          </w:tcPr>
-          <w:p>
-            <w:pPr>
-              <w:pStyle w:val="Compact"/>
-              <w:spacing w:after="0" w:line="264" w:lineRule="auto"/>
-            </w:pPr>
-            <w:r>
-              <w:rPr>
-                <w:sz w:val="16"/>
-              </w:rPr>
-              <w:t xml:space="preserve">박이 격자에 흔들린다</w:t>
-            </w:r>
-          </w:p>
-        </w:tc>
-        <w:tc>
-          <w:tcPr>
-            <w:tcW w:type="dxa" w:w="2807"/>
-          </w:tcPr>
-          <w:p>
-            <w:pPr>
-              <w:pStyle w:val="Compact"/>
-              <w:spacing w:after="0" w:line="264" w:lineRule="auto"/>
-            </w:pPr>
-            <w:r>
-              <w:rPr>
-                <w:sz w:val="16"/>
-              </w:rPr>
-              <w:t xml:space="preserve">D-0169 · D-0171 · D-0173</w:t>
-            </w:r>
-          </w:p>
-        </w:tc>
-      </w:tr>
-      <w:tr>
-        <w:tc>
-          <w:tcPr>
-            <w:tcW w:type="dxa" w:w="1193"/>
-          </w:tcPr>
-          <w:p>
-            <w:pPr>
-              <w:pStyle w:val="Compact"/>
-              <w:spacing w:after="0" w:line="264" w:lineRule="auto"/>
-            </w:pPr>
-            <w:r>
-              <w:rPr>
-                <w:sz w:val="16"/>
-              </w:rPr>
-              <w:t xml:space="preserve">O-52</w:t>
-            </w:r>
-          </w:p>
-        </w:tc>
-        <w:tc>
-          <w:tcPr>
-            <w:tcW w:type="dxa" w:w="5073"/>
-          </w:tcPr>
-          <w:p>
-            <w:pPr>
-              <w:pStyle w:val="Compact"/>
-              <w:spacing w:after="0" w:line="264" w:lineRule="auto"/>
-            </w:pPr>
-            <w:r>
-              <w:rPr>
-                <w:sz w:val="16"/>
-              </w:rPr>
-              <w:t xml:space="preserve">어느 층이 화성을 담는가</w:t>
-            </w:r>
-          </w:p>
-        </w:tc>
-        <w:tc>
-          <w:tcPr>
-            <w:tcW w:type="dxa" w:w="2807"/>
-          </w:tcPr>
-          <w:p>
-            <w:pPr>
-              <w:pStyle w:val="Compact"/>
-              <w:spacing w:after="0" w:line="264" w:lineRule="auto"/>
-            </w:pPr>
-            <w:r>
-              <w:rPr>
-                <w:sz w:val="16"/>
-              </w:rPr>
-              <w:t xml:space="preserve">D-0180 · D-0181</w:t>
-            </w:r>
-          </w:p>
-        </w:tc>
-      </w:tr>
-      <w:tr>
-        <w:tc>
-          <w:tcPr>
-            <w:tcW w:type="dxa" w:w="1193"/>
-          </w:tcPr>
-          <w:p>
-            <w:pPr>
-              <w:pStyle w:val="Compact"/>
-              <w:spacing w:after="0" w:line="264" w:lineRule="auto"/>
-            </w:pPr>
-            <w:r>
-              <w:rPr>
-                <w:sz w:val="16"/>
-              </w:rPr>
-              <w:t xml:space="preserve">O-56</w:t>
-            </w:r>
-          </w:p>
-        </w:tc>
-        <w:tc>
-          <w:tcPr>
-            <w:tcW w:type="dxa" w:w="5073"/>
-          </w:tcPr>
-          <w:p>
-            <w:pPr>
-              <w:pStyle w:val="Compact"/>
-              <w:spacing w:after="0" w:line="264" w:lineRule="auto"/>
-            </w:pPr>
-            <w:r>
-              <w:rPr>
-                <w:sz w:val="16"/>
-              </w:rPr>
-              <w:t xml:space="preserve">DTO 다섯이 응용에 있어 저장소가 거꾸로 본다 →</w:t>
-            </w:r>
-            <w:r>
-              <w:rPr>
-                <w:sz w:val="16"/>
-              </w:rPr>
-              <w:t xml:space="preserve"> </w:t>
-            </w:r>
-            <w:r>
-              <w:rPr>
-                <w:b/>
-                <w:bCs/>
-                <w:sz w:val="16"/>
-              </w:rPr>
-              <w:t xml:space="preserve">도메인으로 내렸다.</w:t>
-            </w:r>
-            <w:r>
-              <w:rPr>
-                <w:sz w:val="16"/>
-              </w:rPr>
-              <w:t xml:space="preserve"> </w:t>
-            </w:r>
-            <w:r>
-              <w:rPr>
-                <w:sz w:val="16"/>
-              </w:rPr>
-              <w:t xml:space="preserve">계층 계약의 예외 목록이 비었다</w:t>
-            </w:r>
-          </w:p>
-        </w:tc>
-        <w:tc>
-          <w:tcPr>
-            <w:tcW w:type="dxa" w:w="2807"/>
-          </w:tcPr>
-          <w:p>
-            <w:pPr>
-              <w:pStyle w:val="Compact"/>
-              <w:spacing w:after="0" w:line="264" w:lineRule="auto"/>
-            </w:pPr>
-            <w:r>
-              <w:rPr>
-                <w:sz w:val="16"/>
-              </w:rPr>
-              <w:t xml:space="preserve">D-0236</w:t>
-            </w:r>
-          </w:p>
-        </w:tc>
-      </w:tr>
-      <w:tr>
-        <w:tc>
-          <w:tcPr>
-            <w:tcW w:type="dxa" w:w="1193"/>
-          </w:tcPr>
-          <w:p>
-            <w:pPr>
-              <w:pStyle w:val="Compact"/>
-              <w:spacing w:after="0" w:line="264" w:lineRule="auto"/>
-            </w:pPr>
-            <w:r>
-              <w:rPr>
-                <w:sz w:val="16"/>
-              </w:rPr>
-              <w:t xml:space="preserve">O-57</w:t>
-            </w:r>
-          </w:p>
-        </w:tc>
-        <w:tc>
-          <w:tcPr>
-            <w:tcW w:type="dxa" w:w="5073"/>
-          </w:tcPr>
-          <w:p>
-            <w:pPr>
-              <w:pStyle w:val="Compact"/>
-              <w:spacing w:after="0" w:line="264" w:lineRule="auto"/>
-            </w:pPr>
-            <w:r>
-              <w:rPr>
-                <w:sz w:val="16"/>
-              </w:rPr>
-              <w:t xml:space="preserve">배음 감산 기각이 장조에 가려져 있었다 →</w:t>
-            </w:r>
-            <w:r>
-              <w:rPr>
-                <w:sz w:val="16"/>
-              </w:rPr>
-              <w:t xml:space="preserve"> </w:t>
-            </w:r>
-            <w:r>
-              <w:rPr>
-                <w:b/>
-                <w:bCs/>
-                <w:sz w:val="16"/>
-              </w:rPr>
-              <w:t xml:space="preserve">뒤집었다</w:t>
-            </w:r>
-            <w:r>
-              <w:rPr>
-                <w:sz w:val="16"/>
-              </w:rPr>
-              <w:t xml:space="preserve"> </w:t>
-            </w:r>
-            <w:r>
-              <w:rPr>
-                <w:sz w:val="16"/>
-              </w:rPr>
-              <w:t xml:space="preserve">(D-0201)</w:t>
-            </w:r>
-          </w:p>
-        </w:tc>
-        <w:tc>
-          <w:tcPr>
-            <w:tcW w:type="dxa" w:w="2807"/>
-          </w:tcPr>
-          <w:p>
-            <w:pPr>
-              <w:pStyle w:val="Compact"/>
-              <w:spacing w:after="0" w:line="264" w:lineRule="auto"/>
-            </w:pPr>
-            <w:r>
-              <w:rPr>
-                <w:sz w:val="16"/>
-              </w:rPr>
-              <w:t xml:space="preserve">D-0191 · D-0197 · D-0201</w:t>
-            </w:r>
-          </w:p>
-        </w:tc>
-      </w:tr>
-      <w:tr>
-        <w:tc>
-          <w:tcPr>
-            <w:tcW w:type="dxa" w:w="1193"/>
-          </w:tcPr>
-          <w:p>
-            <w:pPr>
-              <w:pStyle w:val="Compact"/>
-              <w:spacing w:after="0" w:line="264" w:lineRule="auto"/>
-            </w:pPr>
-            <w:r>
-              <w:rPr>
-                <w:sz w:val="16"/>
-              </w:rPr>
-              <w:t xml:space="preserve">O-58</w:t>
-            </w:r>
-          </w:p>
-        </w:tc>
-        <w:tc>
-          <w:tcPr>
-            <w:tcW w:type="dxa" w:w="5073"/>
-          </w:tcPr>
-          <w:p>
-            <w:pPr>
-              <w:pStyle w:val="Compact"/>
-              <w:spacing w:after="0" w:line="264" w:lineRule="auto"/>
-            </w:pPr>
-            <w:r>
-              <w:rPr>
-                <w:b/>
-                <w:bCs/>
-                <w:sz w:val="16"/>
-              </w:rPr>
-              <w:t xml:space="preserve">강제자가 파일까지만 가리킨다</w:t>
-            </w:r>
-            <w:r>
-              <w:rPr>
-                <w:sz w:val="16"/>
-              </w:rPr>
-              <w:t xml:space="preserve"> </w:t>
-            </w:r>
-            <w:r>
-              <w:rPr>
-                <w:sz w:val="16"/>
-              </w:rPr>
-              <w:t xml:space="preserve">— 함수까지 적은 68건은 못이고(D-0288), 신규는 함수를 요구한다(D-0291). 옛 156건은 소급하지 않는다</w:t>
-            </w:r>
-          </w:p>
-        </w:tc>
-        <w:tc>
-          <w:tcPr>
-            <w:tcW w:type="dxa" w:w="2807"/>
-          </w:tcPr>
-          <w:p>
-            <w:pPr>
-              <w:pStyle w:val="Compact"/>
-              <w:spacing w:after="0" w:line="264" w:lineRule="auto"/>
-            </w:pPr>
-            <w:r>
-              <w:rPr>
-                <w:sz w:val="16"/>
-              </w:rPr>
-              <w:t xml:space="preserve">D-0291</w:t>
-            </w:r>
-          </w:p>
-        </w:tc>
-      </w:tr>
-      <w:tr>
-        <w:tc>
-          <w:tcPr>
-            <w:tcW w:type="dxa" w:w="1193"/>
-          </w:tcPr>
-          <w:p>
-            <w:pPr>
-              <w:pStyle w:val="Compact"/>
-              <w:spacing w:after="0" w:line="264" w:lineRule="auto"/>
-            </w:pPr>
-            <w:r>
-              <w:rPr>
-                <w:sz w:val="16"/>
-              </w:rPr>
-              <w:t xml:space="preserve">O-60</w:t>
-            </w:r>
-          </w:p>
-        </w:tc>
-        <w:tc>
-          <w:tcPr>
-            <w:tcW w:type="dxa" w:w="5073"/>
-          </w:tcPr>
-          <w:p>
-            <w:pPr>
-              <w:pStyle w:val="Compact"/>
-              <w:spacing w:after="0" w:line="264" w:lineRule="auto"/>
-            </w:pPr>
-            <w:r>
-              <w:rPr>
-                <w:sz w:val="16"/>
-              </w:rPr>
-              <w:t xml:space="preserve">패치 도구를 안 쓴 것이 아니라</w:t>
-            </w:r>
-            <w:r>
-              <w:rPr>
-                <w:sz w:val="16"/>
-              </w:rPr>
-              <w:t xml:space="preserve"> </w:t>
-            </w:r>
-            <w:r>
-              <w:rPr>
-                <w:b/>
-                <w:bCs/>
-                <w:sz w:val="16"/>
-              </w:rPr>
-              <w:t xml:space="preserve">죽어 있었다</w:t>
-            </w:r>
-          </w:p>
-        </w:tc>
-        <w:tc>
-          <w:tcPr>
-            <w:tcW w:type="dxa" w:w="2807"/>
-          </w:tcPr>
-          <w:p>
-            <w:pPr>
-              <w:pStyle w:val="Compact"/>
-              <w:spacing w:after="0" w:line="264" w:lineRule="auto"/>
-            </w:pPr>
-            <w:r>
-              <w:rPr>
-                <w:sz w:val="16"/>
-              </w:rPr>
-              <w:t xml:space="preserve">D-0070 · D-0196</w:t>
-            </w:r>
-          </w:p>
-        </w:tc>
-      </w:tr>
-      <w:tr>
-        <w:tc>
-          <w:tcPr>
-            <w:tcW w:type="dxa" w:w="1193"/>
-          </w:tcPr>
-          <w:p>
-            <w:pPr>
-              <w:pStyle w:val="Compact"/>
-              <w:spacing w:after="0" w:line="264" w:lineRule="auto"/>
-            </w:pPr>
-            <w:r>
-              <w:rPr>
-                <w:sz w:val="16"/>
-              </w:rPr>
-              <w:t xml:space="preserve">O-62</w:t>
-            </w:r>
-          </w:p>
-        </w:tc>
-        <w:tc>
-          <w:tcPr>
-            <w:tcW w:type="dxa" w:w="5073"/>
-          </w:tcPr>
-          <w:p>
-            <w:pPr>
-              <w:pStyle w:val="Compact"/>
-              <w:spacing w:after="0" w:line="264" w:lineRule="auto"/>
-            </w:pPr>
-            <w:r>
-              <w:rPr>
-                <w:sz w:val="16"/>
-              </w:rPr>
-              <w:t xml:space="preserve">타임스탬프가 잔해를 쌓는다 →</w:t>
-            </w:r>
-            <w:r>
-              <w:rPr>
-                <w:sz w:val="16"/>
-              </w:rPr>
-              <w:t xml:space="preserve"> </w:t>
-            </w:r>
-            <w:r>
-              <w:rPr>
-                <w:b/>
-                <w:bCs/>
-                <w:sz w:val="16"/>
-              </w:rPr>
-              <w:t xml:space="preserve">규격이 선 뒤 잔해를 버리고 관문을 세웠다.</w:t>
-            </w:r>
-            <w:r>
-              <w:rPr>
-                <w:sz w:val="16"/>
-              </w:rPr>
-              <w:t xml:space="preserve"> </w:t>
-            </w:r>
-            <w:r>
-              <w:rPr>
-                <w:sz w:val="16"/>
-              </w:rPr>
-              <w:t xml:space="preserve">이름당 실행이 둘 이상이면</w:t>
-            </w:r>
-            <w:r>
-              <w:rPr>
-                <w:sz w:val="16"/>
-              </w:rPr>
-              <w:t xml:space="preserve"> </w:t>
-            </w:r>
-            <w:r>
-              <w:rPr>
-                <w:rStyle w:val="VerbatimChar"/>
-                <w:sz w:val="16"/>
-              </w:rPr>
-              <w:t xml:space="preserve">var_fsck --ratchet</w:t>
-            </w:r>
-            <w:r>
-              <w:rPr>
-                <w:sz w:val="16"/>
-              </w:rPr>
-              <w:t xml:space="preserve">이 막는다</w:t>
-            </w:r>
-          </w:p>
-        </w:tc>
-        <w:tc>
-          <w:tcPr>
-            <w:tcW w:type="dxa" w:w="2807"/>
-          </w:tcPr>
-          <w:p>
-            <w:pPr>
-              <w:pStyle w:val="Compact"/>
-              <w:spacing w:after="0" w:line="264" w:lineRule="auto"/>
-            </w:pPr>
-            <w:r>
-              <w:rPr>
-                <w:sz w:val="16"/>
-              </w:rPr>
-              <w:t xml:space="preserve">D-0203 · D-0245</w:t>
-            </w:r>
-          </w:p>
-        </w:tc>
-      </w:tr>
-      <w:tr>
-        <w:tc>
-          <w:tcPr>
-            <w:tcW w:type="dxa" w:w="1193"/>
-          </w:tcPr>
-          <w:p>
-            <w:pPr>
-              <w:pStyle w:val="Compact"/>
-              <w:spacing w:after="0" w:line="264" w:lineRule="auto"/>
-            </w:pPr>
-            <w:r>
-              <w:rPr>
-                <w:sz w:val="16"/>
-              </w:rPr>
-              <w:t xml:space="preserve">O-63</w:t>
-            </w:r>
-          </w:p>
-        </w:tc>
-        <w:tc>
-          <w:tcPr>
-            <w:tcW w:type="dxa" w:w="5073"/>
-          </w:tcPr>
-          <w:p>
-            <w:pPr>
-              <w:pStyle w:val="Compact"/>
-              <w:spacing w:after="0" w:line="264" w:lineRule="auto"/>
-            </w:pPr>
-            <w:r>
-              <w:rPr>
-                <w:sz w:val="16"/>
-              </w:rPr>
-              <w:t xml:space="preserve">묶음 산출물을</w:t>
-            </w:r>
-            <w:r>
-              <w:rPr>
-                <w:sz w:val="16"/>
-              </w:rPr>
-              <w:t xml:space="preserve"> </w:t>
-            </w:r>
-            <w:r>
-              <w:rPr>
-                <w:rStyle w:val="VerbatimChar"/>
-                <w:sz w:val="16"/>
-              </w:rPr>
-              <w:t xml:space="preserve">generate</w:t>
-            </w:r>
-            <w:r>
-              <w:rPr>
-                <w:sz w:val="16"/>
-              </w:rPr>
-              <w:t xml:space="preserve">가 못 읽었다 → 옛 규격 재생성 · 분포가 소수점까지 재현됐다</w:t>
-            </w:r>
-          </w:p>
-        </w:tc>
-        <w:tc>
-          <w:tcPr>
-            <w:tcW w:type="dxa" w:w="2807"/>
-          </w:tcPr>
-          <w:p>
-            <w:pPr>
-              <w:pStyle w:val="Compact"/>
-              <w:spacing w:after="0" w:line="264" w:lineRule="auto"/>
-            </w:pPr>
-            <w:r>
-              <w:rPr>
-                <w:sz w:val="16"/>
-              </w:rPr>
-              <w:t xml:space="preserve">D-0203 · D-0211 · D-0212</w:t>
-            </w:r>
-          </w:p>
-        </w:tc>
-      </w:tr>
-      <w:tr>
-        <w:tc>
-          <w:tcPr>
-            <w:tcW w:type="dxa" w:w="1193"/>
-          </w:tcPr>
-          <w:p>
-            <w:pPr>
-              <w:pStyle w:val="Compact"/>
-              <w:spacing w:after="0" w:line="264" w:lineRule="auto"/>
-            </w:pPr>
-            <w:r>
-              <w:rPr>
-                <w:sz w:val="16"/>
-              </w:rPr>
-              <w:t xml:space="preserve">O-64</w:t>
-            </w:r>
-          </w:p>
-        </w:tc>
-        <w:tc>
-          <w:tcPr>
-            <w:tcW w:type="dxa" w:w="5073"/>
-          </w:tcPr>
-          <w:p>
-            <w:pPr>
-              <w:pStyle w:val="Compact"/>
-              <w:spacing w:after="0" w:line="264" w:lineRule="auto"/>
-            </w:pPr>
-            <w:r>
-              <w:rPr>
-                <w:sz w:val="16"/>
-              </w:rPr>
-              <w:t xml:space="preserve">화음이 3화음뿐이다 →</w:t>
-            </w:r>
-            <w:r>
-              <w:rPr>
-                <w:sz w:val="16"/>
-              </w:rPr>
-              <w:t xml:space="preserve"> </w:t>
-            </w:r>
-            <w:r>
-              <w:rPr>
-                <w:b/>
-                <w:bCs/>
-                <w:sz w:val="16"/>
-              </w:rPr>
-              <w:t xml:space="preserve">적은 측정이 원리적으로 불가능해 창 템플릿 적합으로 갈아탔고, 실측이</w:t>
-            </w:r>
-            <w:r>
-              <w:rPr>
-                <w:b/>
-                <w:bCs/>
-                <w:sz w:val="16"/>
-              </w:rPr>
-              <w:t xml:space="preserve"> </w:t>
-            </w:r>
-            <w:r>
-              <w:rPr>
-                <w:rStyle w:val="VerbatimChar"/>
-                <w:b/>
-                <w:bCs/>
-                <w:sz w:val="16"/>
-              </w:rPr>
-              <w:t xml:space="preserve">sus4</w:t>
-            </w:r>
-            <w:r>
-              <w:rPr>
-                <w:b/>
-                <w:bCs/>
-                <w:sz w:val="16"/>
-              </w:rPr>
-              <w:t xml:space="preserve">·</w:t>
-            </w:r>
-            <w:r>
-              <w:rPr>
-                <w:rStyle w:val="VerbatimChar"/>
-                <w:b/>
-                <w:bCs/>
-                <w:sz w:val="16"/>
-              </w:rPr>
-              <w:t xml:space="preserve">maj7</w:t>
-            </w:r>
-            <w:r>
-              <w:rPr>
-                <w:b/>
-                <w:bCs/>
-                <w:sz w:val="16"/>
-              </w:rPr>
-              <w:t xml:space="preserve">·</w:t>
-            </w:r>
-            <w:r>
-              <w:rPr>
-                <w:rStyle w:val="VerbatimChar"/>
-                <w:b/>
-                <w:bCs/>
-                <w:sz w:val="16"/>
-              </w:rPr>
-              <w:t xml:space="preserve">m7</w:t>
-            </w:r>
-            <w:r>
-              <w:rPr>
-                <w:b/>
-                <w:bCs/>
-                <w:sz w:val="16"/>
-              </w:rPr>
-              <w:t xml:space="preserve">을 골라내고</w:t>
-            </w:r>
-            <w:r>
-              <w:rPr>
-                <w:b/>
-                <w:bCs/>
-                <w:sz w:val="16"/>
-              </w:rPr>
-              <w:t xml:space="preserve"> </w:t>
-            </w:r>
-            <w:r>
-              <w:rPr>
-                <w:rStyle w:val="VerbatimChar"/>
-                <w:b/>
-                <w:bCs/>
-                <w:sz w:val="16"/>
-              </w:rPr>
-              <w:t xml:space="preserve">dom7</w:t>
-            </w:r>
-            <w:r>
-              <w:rPr>
-                <w:b/>
-                <w:bCs/>
-                <w:sz w:val="16"/>
-              </w:rPr>
-              <w:t xml:space="preserve">을 버렸다.</w:t>
-            </w:r>
-            <w:r>
-              <w:rPr>
-                <w:sz w:val="16"/>
-              </w:rPr>
-              <w:t xml:space="preserve"> </w:t>
-            </w:r>
-            <w:r>
-              <w:rPr>
-                <w:sz w:val="16"/>
-              </w:rPr>
-              <w:t xml:space="preserve">4음 전체는 귀무보다 낮다</w:t>
-            </w:r>
-          </w:p>
-        </w:tc>
-        <w:tc>
-          <w:tcPr>
-            <w:tcW w:type="dxa" w:w="2807"/>
-          </w:tcPr>
-          <w:p>
-            <w:pPr>
-              <w:pStyle w:val="Compact"/>
-              <w:spacing w:after="0" w:line="264" w:lineRule="auto"/>
-            </w:pPr>
-            <w:r>
-              <w:rPr>
-                <w:sz w:val="16"/>
-              </w:rPr>
-              <w:t xml:space="preserve">D-0300 · D-0302 · D-0303 · D-0305</w:t>
-            </w:r>
-          </w:p>
-        </w:tc>
-      </w:tr>
-      <w:tr>
-        <w:tc>
-          <w:tcPr>
-            <w:tcW w:type="dxa" w:w="1193"/>
-          </w:tcPr>
-          <w:p>
-            <w:pPr>
-              <w:pStyle w:val="Compact"/>
-              <w:spacing w:after="0" w:line="264" w:lineRule="auto"/>
-            </w:pPr>
-            <w:r>
-              <w:rPr>
-                <w:sz w:val="16"/>
-              </w:rPr>
-              <w:t xml:space="preserve">O-66</w:t>
-            </w:r>
-          </w:p>
-        </w:tc>
-        <w:tc>
-          <w:tcPr>
-            <w:tcW w:type="dxa" w:w="5073"/>
-          </w:tcPr>
-          <w:p>
-            <w:pPr>
-              <w:pStyle w:val="Compact"/>
-              <w:spacing w:after="0" w:line="264" w:lineRule="auto"/>
-            </w:pPr>
-            <w:r>
-              <w:rPr>
-                <w:sz w:val="16"/>
-              </w:rPr>
-              <w:t xml:space="preserve">대중성 라벨을 무엇으로 세우나 →</w:t>
-            </w:r>
-            <w:r>
-              <w:rPr>
-                <w:sz w:val="16"/>
-              </w:rPr>
-              <w:t xml:space="preserve"> </w:t>
-            </w:r>
-            <w:r>
-              <w:rPr>
-                <w:b/>
-                <w:bCs/>
-                <w:sz w:val="16"/>
-              </w:rPr>
-              <w:t xml:space="preserve">밖에서는 못 구한다.</w:t>
-            </w:r>
-            <w:r>
-              <w:rPr>
-                <w:sz w:val="16"/>
-              </w:rPr>
-              <w:t xml:space="preserve"> </w:t>
-            </w:r>
-            <w:r>
-              <w:rPr>
-                <w:sz w:val="16"/>
-              </w:rPr>
-              <w:t xml:space="preserve">세 출처가 라이선스·커버리지에 막혔다</w:t>
-            </w:r>
-          </w:p>
-        </w:tc>
-        <w:tc>
-          <w:tcPr>
-            <w:tcW w:type="dxa" w:w="2807"/>
-          </w:tcPr>
-          <w:p>
-            <w:pPr>
-              <w:pStyle w:val="Compact"/>
-              <w:spacing w:after="0" w:line="264" w:lineRule="auto"/>
-            </w:pPr>
-            <w:r>
-              <w:rPr>
-                <w:sz w:val="16"/>
-              </w:rPr>
-              <w:t xml:space="preserve">D-0215 · D-0216</w:t>
-            </w:r>
-          </w:p>
-        </w:tc>
-      </w:tr>
-      <w:tr>
-        <w:tc>
-          <w:tcPr>
-            <w:tcW w:type="dxa" w:w="1193"/>
-          </w:tcPr>
-          <w:p>
-            <w:pPr>
-              <w:pStyle w:val="Compact"/>
-              <w:spacing w:after="0" w:line="264" w:lineRule="auto"/>
-            </w:pPr>
-            <w:r>
-              <w:rPr>
-                <w:sz w:val="16"/>
-              </w:rPr>
-              <w:t xml:space="preserve">O-68</w:t>
-            </w:r>
-          </w:p>
-        </w:tc>
-        <w:tc>
-          <w:tcPr>
-            <w:tcW w:type="dxa" w:w="5073"/>
-          </w:tcPr>
-          <w:p>
-            <w:pPr>
-              <w:pStyle w:val="Compact"/>
-              <w:spacing w:after="0" w:line="264" w:lineRule="auto"/>
-            </w:pPr>
-            <w:r>
-              <w:rPr>
-                <w:sz w:val="16"/>
-              </w:rPr>
-              <w:t xml:space="preserve">취향 축의 임베딩이 비상업이다 →</w:t>
-            </w:r>
-            <w:r>
-              <w:rPr>
-                <w:sz w:val="16"/>
-              </w:rPr>
-              <w:t xml:space="preserve"> </w:t>
-            </w:r>
-            <w:r>
-              <w:rPr>
-                <w:b/>
-                <w:bCs/>
-                <w:sz w:val="16"/>
-              </w:rPr>
-              <w:t xml:space="preserve">상업 가능한 대체재가 없다.</w:t>
-            </w:r>
-            <w:r>
-              <w:rPr>
-                <w:sz w:val="16"/>
-              </w:rPr>
-              <w:t xml:space="preserve"> </w:t>
-            </w:r>
-            <w:r>
-              <w:rPr>
-                <w:sz w:val="16"/>
-              </w:rPr>
-              <w:t xml:space="preserve">CLAP 단독은 MERT의 16%(M2)이고,</w:t>
-            </w:r>
-            <w:r>
-              <w:rPr>
-                <w:sz w:val="16"/>
-              </w:rPr>
-              <w:t xml:space="preserve"> </w:t>
-            </w:r>
-            <w:r>
-              <w:rPr>
-                <w:b/>
-                <w:bCs/>
-                <w:sz w:val="16"/>
-              </w:rPr>
-              <w:t xml:space="preserve">«최선»이라 적었던 CLAP+MFCC(38%)보다 MFCC 단독(41.9%)이 높다</w:t>
-            </w:r>
-            <w:r>
-              <w:rPr>
-                <w:sz w:val="16"/>
-              </w:rPr>
-              <w:t xml:space="preserve"> </w:t>
-            </w:r>
-            <w:r>
-              <w:rPr>
-                <w:sz w:val="16"/>
-              </w:rPr>
-              <w:t xml:space="preserve">— 다만 MFCC 단독은 M0 미달이다 (D-0299)</w:t>
-            </w:r>
-          </w:p>
-        </w:tc>
-        <w:tc>
-          <w:tcPr>
-            <w:tcW w:type="dxa" w:w="2807"/>
-          </w:tcPr>
-          <w:p>
-            <w:pPr>
-              <w:pStyle w:val="Compact"/>
-              <w:spacing w:after="0" w:line="264" w:lineRule="auto"/>
-            </w:pPr>
-            <w:r>
-              <w:rPr>
-                <w:sz w:val="16"/>
-              </w:rPr>
-              <w:t xml:space="preserve">D-0233 · D-0234 · D-0235 · D-0299</w:t>
-            </w:r>
-          </w:p>
-        </w:tc>
-      </w:tr>
-      <w:tr>
-        <w:tc>
-          <w:tcPr>
-            <w:tcW w:type="dxa" w:w="1193"/>
-          </w:tcPr>
-          <w:p>
-            <w:pPr>
-              <w:pStyle w:val="Compact"/>
-              <w:spacing w:after="0" w:line="264" w:lineRule="auto"/>
-            </w:pPr>
-            <w:r>
-              <w:rPr>
-                <w:sz w:val="16"/>
-              </w:rPr>
-              <w:t xml:space="preserve">O-69</w:t>
-            </w:r>
-          </w:p>
-        </w:tc>
-        <w:tc>
-          <w:tcPr>
-            <w:tcW w:type="dxa" w:w="5073"/>
-          </w:tcPr>
-          <w:p>
-            <w:pPr>
-              <w:pStyle w:val="Compact"/>
-              <w:spacing w:after="0" w:line="264" w:lineRule="auto"/>
-            </w:pPr>
-            <w:r>
-              <w:rPr>
-                <w:rStyle w:val="VerbatimChar"/>
-                <w:sz w:val="16"/>
-              </w:rPr>
-              <w:t xml:space="preserve">--features</w:t>
-            </w:r>
-            <w:r>
-              <w:rPr>
-                <w:sz w:val="16"/>
-              </w:rPr>
-              <w:t xml:space="preserve"> </w:t>
-            </w:r>
-            <w:r>
-              <w:rPr>
-                <w:sz w:val="16"/>
-              </w:rPr>
-              <w:t xml:space="preserve">없이 도는 명령이 없는 폴더를 열었다 →</w:t>
-            </w:r>
-            <w:r>
-              <w:rPr>
-                <w:sz w:val="16"/>
-              </w:rPr>
-              <w:t xml:space="preserve"> </w:t>
-            </w:r>
-            <w:r>
-              <w:rPr>
-                <w:b/>
-                <w:bCs/>
-                <w:sz w:val="16"/>
-              </w:rPr>
-              <w:t xml:space="preserve">증상은 기본값이고 원인은 리더가 하나였다.</w:t>
-            </w:r>
-            <w:r>
-              <w:rPr>
-                <w:sz w:val="16"/>
-              </w:rPr>
-              <w:t xml:space="preserve"> </w:t>
-            </w:r>
-            <w:r>
-              <w:rPr>
-                <w:sz w:val="16"/>
-              </w:rPr>
-              <w:t xml:space="preserve">읽는 쪽 셋이</w:t>
-            </w:r>
-            <w:r>
-              <w:rPr>
-                <w:sz w:val="16"/>
-              </w:rPr>
-              <w:t xml:space="preserve"> </w:t>
-            </w:r>
-            <w:r>
-              <w:rPr>
-                <w:rStyle w:val="VerbatimChar"/>
-                <w:sz w:val="16"/>
-              </w:rPr>
-              <w:t xml:space="preserve">open_feature_source</w:t>
-            </w:r>
-            <w:r>
-              <w:rPr>
-                <w:sz w:val="16"/>
-              </w:rPr>
-              <w:t xml:space="preserve">를 안 지나 묶음을 줘도 못 읽었다</w:t>
-            </w:r>
-          </w:p>
-        </w:tc>
-        <w:tc>
-          <w:tcPr>
-            <w:tcW w:type="dxa" w:w="2807"/>
-          </w:tcPr>
-          <w:p>
-            <w:pPr>
-              <w:pStyle w:val="Compact"/>
-              <w:spacing w:after="0" w:line="264" w:lineRule="auto"/>
-            </w:pPr>
-            <w:r>
-              <w:rPr>
-                <w:sz w:val="16"/>
-              </w:rPr>
-              <w:t xml:space="preserve">D-0269 · D-0270 · D-0274</w:t>
-            </w:r>
-          </w:p>
-        </w:tc>
-      </w:tr>
-      <w:tr>
-        <w:tc>
-          <w:tcPr>
-            <w:tcW w:type="dxa" w:w="1193"/>
-          </w:tcPr>
-          <w:p>
-            <w:pPr>
-              <w:pStyle w:val="Compact"/>
-              <w:spacing w:after="0" w:line="264" w:lineRule="auto"/>
-            </w:pPr>
-            <w:r>
-              <w:rPr>
-                <w:sz w:val="16"/>
-              </w:rPr>
-              <w:t xml:space="preserve">O-70</w:t>
-            </w:r>
-          </w:p>
-        </w:tc>
-        <w:tc>
-          <w:tcPr>
-            <w:tcW w:type="dxa" w:w="5073"/>
-          </w:tcPr>
-          <w:p>
-            <w:pPr>
-              <w:pStyle w:val="Compact"/>
-              <w:spacing w:after="0" w:line="264" w:lineRule="auto"/>
-            </w:pPr>
-            <w:r>
-              <w:rPr>
-                <w:sz w:val="16"/>
-              </w:rPr>
-              <w:t xml:space="preserve">버려지는 문서 문자열을 아무 관문도 안 봤다 →</w:t>
-            </w:r>
-            <w:r>
-              <w:rPr>
-                <w:sz w:val="16"/>
-              </w:rPr>
-              <w:t xml:space="preserve"> </w:t>
-            </w:r>
-            <w:r>
-              <w:rPr>
-                <w:rStyle w:val="VerbatimChar"/>
-                <w:sz w:val="16"/>
-              </w:rPr>
-              <w:t xml:space="preserve">deadcheck</w:t>
-            </w:r>
-            <w:r>
-              <w:rPr>
-                <w:sz w:val="16"/>
-              </w:rPr>
-              <w:t xml:space="preserve"> </w:t>
-            </w:r>
-            <w:r>
-              <w:rPr>
-                <w:sz w:val="16"/>
-              </w:rPr>
-              <w:t xml:space="preserve">다섯째 프로브.</w:t>
-            </w:r>
-            <w:r>
-              <w:rPr>
-                <w:sz w:val="16"/>
-              </w:rPr>
-              <w:t xml:space="preserve"> </w:t>
-            </w:r>
-            <w:r>
-              <w:rPr>
-                <w:b/>
-                <w:bCs/>
-                <w:sz w:val="16"/>
-              </w:rPr>
-              <w:t xml:space="preserve">눈으로 하나, 프로브로 셋</w:t>
-            </w:r>
-          </w:p>
-        </w:tc>
-        <w:tc>
-          <w:tcPr>
-            <w:tcW w:type="dxa" w:w="2807"/>
-          </w:tcPr>
-          <w:p>
-            <w:pPr>
-              <w:pStyle w:val="Compact"/>
-              <w:spacing w:after="0" w:line="264" w:lineRule="auto"/>
-            </w:pPr>
-            <w:r>
-              <w:rPr>
-                <w:sz w:val="16"/>
-              </w:rPr>
-              <w:t xml:space="preserve">D-0273 · D-0274</w:t>
-            </w:r>
-          </w:p>
-        </w:tc>
-      </w:tr>
-      <w:tr>
-        <w:tc>
-          <w:tcPr>
-            <w:tcW w:type="dxa" w:w="1193"/>
-          </w:tcPr>
-          <w:p>
-            <w:pPr>
-              <w:pStyle w:val="Compact"/>
-              <w:spacing w:after="0" w:line="264" w:lineRule="auto"/>
-            </w:pPr>
-            <w:r>
-              <w:rPr>
-                <w:sz w:val="16"/>
-              </w:rPr>
-              <w:t xml:space="preserve">O-72</w:t>
-            </w:r>
-          </w:p>
-        </w:tc>
-        <w:tc>
-          <w:tcPr>
-            <w:tcW w:type="dxa" w:w="5073"/>
-          </w:tcPr>
-          <w:p>
-            <w:pPr>
-              <w:pStyle w:val="Compact"/>
-              <w:spacing w:after="0" w:line="264" w:lineRule="auto"/>
-            </w:pPr>
-            <w:r>
-              <w:rPr>
-                <w:sz w:val="16"/>
-              </w:rPr>
-              <w:t xml:space="preserve">전이 조건화의 몫이 도수 누설과 안 갈려 있다 →</w:t>
-            </w:r>
-            <w:r>
-              <w:rPr>
-                <w:sz w:val="16"/>
-              </w:rPr>
-              <w:t xml:space="preserve"> </w:t>
-            </w:r>
-            <w:r>
-              <w:rPr>
-                <w:b/>
-                <w:bCs/>
-                <w:sz w:val="16"/>
-              </w:rPr>
-              <w:t xml:space="preserve">짝지은 이득으로 갈랐고 누설을 뺀 뒤에도 t 30.93 · 곡승률 100%다.</w:t>
-            </w:r>
-            <w:r>
-              <w:rPr>
-                <w:sz w:val="16"/>
-              </w:rPr>
-              <w:t xml:space="preserve"> </w:t>
-            </w:r>
-            <w:r>
-              <w:rPr>
-                <w:sz w:val="16"/>
-              </w:rPr>
-              <w:t xml:space="preserve">음성 대조가 스스로 판정 규칙을 통과하고 있었다</w:t>
-            </w:r>
-          </w:p>
-        </w:tc>
-        <w:tc>
-          <w:tcPr>
-            <w:tcW w:type="dxa" w:w="2807"/>
-          </w:tcPr>
-          <w:p>
-            <w:pPr>
-              <w:pStyle w:val="Compact"/>
-              <w:spacing w:after="0" w:line="264" w:lineRule="auto"/>
-            </w:pPr>
-            <w:r>
-              <w:rPr>
-                <w:sz w:val="16"/>
-              </w:rPr>
-              <w:t xml:space="preserve">D-0311 · D-0312</w:t>
-            </w:r>
-          </w:p>
-        </w:tc>
-      </w:tr>
-    </w:tbl>
-    <w:bookmarkEnd w:id="36"/>
-    <w:bookmarkStart w:id="37" w:name="갚은-빚-d-0308"/>
-    <w:p>
-      <w:pPr>
-        <w:pStyle w:val="Heading3"/>
-      </w:pPr>
-      <w:r>
-        <w:t xml:space="preserve">갚은 빚 (D-0308)</w:t>
-      </w:r>
-    </w:p>
-    <w:p>
-      <w:pPr>
-        <w:pStyle w:val="FirstParagraph"/>
-      </w:pPr>
-      <w:r>
-        <w:rPr>
-          <w:rStyle w:val="VerbatimChar"/>
-          <w:b/>
-          <w:bCs/>
-        </w:rPr>
-        <w:t xml:space="preserve">docs/PLAN.md</w:t>
-      </w:r>
-      <w:r>
-        <w:rPr>
-          <w:b/>
-          <w:bCs/>
-        </w:rPr>
-        <w:t xml:space="preserve"> </w:t>
-      </w:r>
-      <w:r>
-        <w:rPr>
-          <w:b/>
-          <w:bCs/>
-        </w:rPr>
-        <w:t xml:space="preserve">§3에서 내려온다.</w:t>
-      </w:r>
-      <w:r>
-        <w:t xml:space="preserve"> </w:t>
-      </w:r>
-      <w:r>
-        <w:t xml:space="preserve">갚히면 PLAN에서 지우고 여기 한 줄로 남긴다 —</w:t>
-      </w:r>
-      <w:r>
-        <w:t xml:space="preserve"> </w:t>
-      </w:r>
-      <w:r>
-        <w:t xml:space="preserve">취소선을 그어 두고 남기면</w:t>
-      </w:r>
-      <w:r>
-        <w:t xml:space="preserve"> </w:t>
-      </w:r>
-      <w:r>
-        <w:rPr>
-          <w:b/>
-          <w:bCs/>
-        </w:rPr>
-        <w:t xml:space="preserve">미래 문서가 과거를 이고 간다.</w:t>
-      </w:r>
-      <w:r>
-        <w:t xml:space="preserve"> </w:t>
-      </w:r>
-      <w:r>
-        <w:t xml:space="preserve">크기 추이와 갚은 방법은</w:t>
-      </w:r>
-      <w:r>
-        <w:t xml:space="preserve"> </w:t>
-      </w:r>
-      <w:r>
-        <w:t xml:space="preserve">결정 기록이 든다.</w:t>
-      </w:r>
-    </w:p>
-    <w:tbl>
-      <w:tblPr>
-        <w:tblStyle w:val="Table"/>
-        <w:tblW w:w="9072" w:type="dxa"/>
-        <w:tblBorders>
-          <w:top w:val="single" w:sz="4" w:color="BFC8D3"/>
-          <w:left w:val="single" w:sz="4" w:color="BFC8D3"/>
-          <w:bottom w:val="single" w:sz="4" w:color="BFC8D3"/>
-          <w:right w:val="single" w:sz="4" w:color="BFC8D3"/>
-          <w:insideH w:val="single" w:sz="4" w:color="BFC8D3"/>
-          <w:insideV w:val="single" w:sz="4" w:color="BFC8D3"/>
-        </w:tblBorders>
-        <w:tblLayout w:type="fixed"/>
-        <w:tblLook w:firstRow="1" w:lastRow="0" w:firstColumn="0" w:lastColumn="0" w:noHBand="0" w:noVBand="0" w:val="0020"/>
-      </w:tblPr>
-      <w:tblGrid>
-        <w:gridCol w:w="2848"/>
-        <w:gridCol w:w="3816"/>
-        <w:gridCol w:w="2406"/>
-      </w:tblGrid>
-      <w:tr>
-        <w:trPr>
-          <w:tblHeader w:val="on"/>
-        </w:trPr>
-        <w:tc>
-          <w:tcPr>
-            <w:tcW w:type="dxa" w:w="2849"/>
-            <w:shd w:val="clear" w:color="auto" w:fill="E8EEF5"/>
-          </w:tcPr>
-          <w:p>
-            <w:pPr>
-              <w:pStyle w:val="Compact"/>
-              <w:spacing w:after="0" w:line="264" w:lineRule="auto"/>
-            </w:pPr>
-            <w:r>
-              <w:rPr>
-                <w:b/>
-                <w:color w:val="1F4E79"/>
-                <w:sz w:val="16"/>
-              </w:rPr>
-              <w:t xml:space="preserve">빚</w:t>
-            </w:r>
-          </w:p>
-        </w:tc>
-        <w:tc>
-          <w:tcPr>
-            <w:tcW w:type="dxa" w:w="3817"/>
-            <w:shd w:val="clear" w:color="auto" w:fill="E8EEF5"/>
-          </w:tcPr>
-          <w:p>
-            <w:pPr>
-              <w:pStyle w:val="Compact"/>
-              <w:spacing w:after="0" w:line="264" w:lineRule="auto"/>
-            </w:pPr>
-            <w:r>
-              <w:rPr>
-                <w:b/>
-                <w:color w:val="1F4E79"/>
-                <w:sz w:val="16"/>
-              </w:rPr>
-              <w:t xml:space="preserve">크기</w:t>
-            </w:r>
-          </w:p>
-        </w:tc>
-        <w:tc>
-          <w:tcPr>
-            <w:tcW w:type="dxa" w:w="2406"/>
-            <w:shd w:val="clear" w:color="auto" w:fill="E8EEF5"/>
-          </w:tcPr>
-          <w:p>
-            <w:pPr>
-              <w:pStyle w:val="Compact"/>
-              <w:spacing w:after="0" w:line="264" w:lineRule="auto"/>
-            </w:pPr>
-            <w:r>
-              <w:rPr>
-                <w:b/>
-                <w:color w:val="1F4E79"/>
-                <w:sz w:val="16"/>
-              </w:rPr>
-              <w:t xml:space="preserve">결정</w:t>
-            </w:r>
-          </w:p>
-        </w:tc>
-      </w:tr>
-      <w:tr>
-        <w:tc>
-          <w:tcPr>
-            <w:tcW w:type="dxa" w:w="2849"/>
-          </w:tcPr>
-          <w:p>
-            <w:pPr>
-              <w:pStyle w:val="Compact"/>
-              <w:spacing w:after="0" w:line="264" w:lineRule="auto"/>
-            </w:pPr>
-            <w:r>
-              <w:rPr>
-                <w:sz w:val="16"/>
-              </w:rPr>
-              <w:t xml:space="preserve">설계 판단</w:t>
-            </w:r>
-            <w:r>
-              <w:rPr>
-                <w:sz w:val="16"/>
-              </w:rPr>
-              <w:t xml:space="preserve"> </w:t>
-            </w:r>
-            <w:r>
-              <w:rPr>
-                <w:b/>
-                <w:bCs/>
-                <w:sz w:val="16"/>
-              </w:rPr>
-              <w:t xml:space="preserve">4건</w:t>
-            </w:r>
-            <w:r>
-              <w:rPr>
-                <w:sz w:val="16"/>
-              </w:rPr>
-              <w:t xml:space="preserve">에 강제 수단이 없다</w:t>
-            </w:r>
-          </w:p>
-        </w:tc>
-        <w:tc>
-          <w:tcPr>
-            <w:tcW w:type="dxa" w:w="3817"/>
-          </w:tcPr>
-          <w:p>
-            <w:pPr>
-              <w:pStyle w:val="Compact"/>
-              <w:spacing w:after="0" w:line="264" w:lineRule="auto"/>
-            </w:pPr>
-            <w:r>
-              <w:rPr>
-                <w:sz w:val="16"/>
-              </w:rPr>
-              <w:t xml:space="preserve">14 → 7 → 4 →</w:t>
-            </w:r>
-            <w:r>
-              <w:rPr>
-                <w:sz w:val="16"/>
-              </w:rPr>
-              <w:t xml:space="preserve"> </w:t>
-            </w:r>
-            <w:r>
-              <w:rPr>
-                <w:b/>
-                <w:bCs/>
-                <w:sz w:val="16"/>
-              </w:rPr>
-              <w:t xml:space="preserve">1</w:t>
-            </w:r>
-            <w:r>
-              <w:rPr>
-                <w:sz w:val="16"/>
-              </w:rPr>
-              <w:t xml:space="preserve"> </w:t>
-            </w:r>
-            <w:r>
-              <w:rPr>
-                <w:sz w:val="16"/>
-              </w:rPr>
-              <w:t xml:space="preserve">(D-0286)</w:t>
-            </w:r>
-          </w:p>
-        </w:tc>
-        <w:tc>
-          <w:tcPr>
-            <w:tcW w:type="dxa" w:w="2406"/>
-          </w:tcPr>
-          <w:p>
-            <w:pPr>
-              <w:pStyle w:val="Compact"/>
-              <w:spacing w:after="0" w:line="264" w:lineRule="auto"/>
-            </w:pPr>
-            <w:r>
-              <w:rPr>
-                <w:sz w:val="16"/>
-              </w:rPr>
-              <w:t xml:space="preserve">D-0004 · D-0008 · D-0039 · D-0046 · D-0067 · D-0117 · D-0118 · D-0263 · D-0286</w:t>
-            </w:r>
-          </w:p>
-        </w:tc>
-      </w:tr>
-      <w:tr>
-        <w:tc>
-          <w:tcPr>
-            <w:tcW w:type="dxa" w:w="2849"/>
-          </w:tcPr>
-          <w:p>
-            <w:pPr>
-              <w:pStyle w:val="Compact"/>
-              <w:spacing w:after="0" w:line="264" w:lineRule="auto"/>
-            </w:pPr>
-            <w:r>
-              <w:rPr>
-                <w:rStyle w:val="VerbatimChar"/>
-                <w:sz w:val="16"/>
-              </w:rPr>
-              <w:t xml:space="preserve">main.py</w:t>
-            </w:r>
-            <w:r>
-              <w:rPr>
-                <w:sz w:val="16"/>
-              </w:rPr>
-              <w:t xml:space="preserve">가 크다</w:t>
-            </w:r>
-          </w:p>
-        </w:tc>
-        <w:tc>
-          <w:tcPr>
-            <w:tcW w:type="dxa" w:w="3817"/>
-          </w:tcPr>
-          <w:p>
-            <w:pPr>
-              <w:pStyle w:val="Compact"/>
-              <w:spacing w:after="0" w:line="264" w:lineRule="auto"/>
-            </w:pPr>
-            <w:r>
-              <w:rPr>
-                <w:rStyle w:val="VerbatimChar"/>
-                <w:sz w:val="16"/>
-              </w:rPr>
-              <w:t xml:space="preserve">build_parser</w:t>
-            </w:r>
-            <w:r>
-              <w:rPr>
-                <w:sz w:val="16"/>
-              </w:rPr>
-              <w:t xml:space="preserve"> </w:t>
-            </w:r>
-            <w:r>
-              <w:rPr>
-                <w:sz w:val="16"/>
-              </w:rPr>
-              <w:t xml:space="preserve">599 →</w:t>
-            </w:r>
-            <w:r>
-              <w:rPr>
-                <w:sz w:val="16"/>
-              </w:rPr>
-              <w:t xml:space="preserve"> </w:t>
-            </w:r>
-            <w:r>
-              <w:rPr>
-                <w:b/>
-                <w:bCs/>
-                <w:sz w:val="16"/>
-              </w:rPr>
-              <w:t xml:space="preserve">9</w:t>
-            </w:r>
-            <w:r>
-              <w:rPr>
-                <w:sz w:val="16"/>
-              </w:rPr>
-              <w:t xml:space="preserve"> </w:t>
-            </w:r>
-            <w:r>
-              <w:rPr>
-                <w:sz w:val="16"/>
-              </w:rPr>
-              <w:t xml:space="preserve">(D-0273) ·</w:t>
-            </w:r>
-            <w:r>
-              <w:rPr>
-                <w:sz w:val="16"/>
-              </w:rPr>
-              <w:t xml:space="preserve"> </w:t>
-            </w:r>
-            <w:r>
-              <w:rPr>
-                <w:rStyle w:val="VerbatimChar"/>
-                <w:sz w:val="16"/>
-              </w:rPr>
-              <w:t xml:space="preserve">_run_ingest_keys</w:t>
-            </w:r>
-            <w:r>
-              <w:rPr>
-                <w:sz w:val="16"/>
-              </w:rPr>
-              <w:t xml:space="preserve"> </w:t>
-            </w:r>
-            <w:r>
-              <w:rPr>
-                <w:sz w:val="16"/>
-              </w:rPr>
-              <w:t xml:space="preserve">352 →</w:t>
-            </w:r>
-            <w:r>
-              <w:rPr>
-                <w:sz w:val="16"/>
-              </w:rPr>
-              <w:t xml:space="preserve"> </w:t>
-            </w:r>
-            <w:r>
-              <w:rPr>
-                <w:b/>
-                <w:bCs/>
-                <w:sz w:val="16"/>
-              </w:rPr>
-              <w:t xml:space="preserve">없어졌다</w:t>
-            </w:r>
-            <w:r>
-              <w:rPr>
-                <w:sz w:val="16"/>
-              </w:rPr>
-              <w:t xml:space="preserve"> </w:t>
-            </w:r>
-            <w:r>
-              <w:rPr>
-                <w:sz w:val="16"/>
-              </w:rPr>
-              <w:t xml:space="preserve">(D-0277)</w:t>
-            </w:r>
-          </w:p>
-        </w:tc>
-        <w:tc>
-          <w:tcPr>
-            <w:tcW w:type="dxa" w:w="2406"/>
-          </w:tcPr>
-          <w:p>
-            <w:pPr>
-              <w:pStyle w:val="Compact"/>
-              <w:spacing w:after="0" w:line="264" w:lineRule="auto"/>
-            </w:pPr>
-            <w:r>
-              <w:rPr>
-                <w:sz w:val="16"/>
-              </w:rPr>
-              <w:t xml:space="preserve">D-0204 · D-0273 · D-0277</w:t>
-            </w:r>
-          </w:p>
-        </w:tc>
-      </w:tr>
-      <w:tr>
-        <w:tc>
-          <w:tcPr>
-            <w:tcW w:type="dxa" w:w="2849"/>
-          </w:tcPr>
-          <w:p>
-            <w:pPr>
-              <w:pStyle w:val="Compact"/>
-              <w:spacing w:after="0" w:line="264" w:lineRule="auto"/>
-            </w:pPr>
-            <w:r>
-              <w:rPr>
-                <w:sz w:val="16"/>
-              </w:rPr>
-              <w:t xml:space="preserve">산출물에 대장이 없다</w:t>
-            </w:r>
-          </w:p>
-        </w:tc>
-        <w:tc>
-          <w:tcPr>
-            <w:tcW w:type="dxa" w:w="3817"/>
-          </w:tcPr>
-          <w:p>
-            <w:pPr>
-              <w:pStyle w:val="Compact"/>
-              <w:spacing w:after="0" w:line="264" w:lineRule="auto"/>
-            </w:pPr>
-            <w:r>
-              <w:rPr>
-                <w:sz w:val="16"/>
-              </w:rPr>
-              <w:t xml:space="preserve">계열 0 →</w:t>
-            </w:r>
-            <w:r>
-              <w:rPr>
-                <w:sz w:val="16"/>
-              </w:rPr>
-              <w:t xml:space="preserve"> </w:t>
-            </w:r>
-            <w:r>
-              <w:rPr>
-                <w:b/>
-                <w:bCs/>
-                <w:sz w:val="16"/>
-              </w:rPr>
-              <w:t xml:space="preserve">19</w:t>
-            </w:r>
-            <w:r>
-              <w:rPr>
-                <w:sz w:val="16"/>
-              </w:rPr>
-              <w:t xml:space="preserve"> </w:t>
-            </w:r>
-            <w:r>
-              <w:rPr>
-                <w:sz w:val="16"/>
-              </w:rPr>
-              <w:t xml:space="preserve">· 격리 6 →</w:t>
-            </w:r>
-            <w:r>
-              <w:rPr>
-                <w:sz w:val="16"/>
-              </w:rPr>
-              <w:t xml:space="preserve"> </w:t>
-            </w:r>
-            <w:r>
-              <w:rPr>
-                <w:b/>
-                <w:bCs/>
-                <w:sz w:val="16"/>
-              </w:rPr>
-              <w:t xml:space="preserve">0</w:t>
-            </w:r>
-            <w:r>
-              <w:rPr>
-                <w:sz w:val="16"/>
-              </w:rPr>
-              <w:t xml:space="preserve"> </w:t>
-            </w:r>
-            <w:r>
-              <w:rPr>
-                <w:sz w:val="16"/>
-              </w:rPr>
-              <w:t xml:space="preserve">· 조사중 1 (D-0266 ~ D-0269)</w:t>
-            </w:r>
-          </w:p>
-        </w:tc>
-        <w:tc>
-          <w:tcPr>
-            <w:tcW w:type="dxa" w:w="2406"/>
-          </w:tcPr>
-          <w:p>
-            <w:pPr>
-              <w:pStyle w:val="Compact"/>
-              <w:spacing w:after="0" w:line="264" w:lineRule="auto"/>
-            </w:pPr>
-            <w:r>
-              <w:rPr>
-                <w:sz w:val="16"/>
-              </w:rPr>
-              <w:t xml:space="preserve">D-0266 · D-0267 · D-0269</w:t>
-            </w:r>
-          </w:p>
-        </w:tc>
-      </w:tr>
-      <w:tr>
-        <w:tc>
-          <w:tcPr>
-            <w:tcW w:type="dxa" w:w="2849"/>
-          </w:tcPr>
-          <w:p>
-            <w:pPr>
-              <w:pStyle w:val="Compact"/>
-              <w:spacing w:after="0" w:line="264" w:lineRule="auto"/>
-            </w:pPr>
-            <w:r>
-              <w:rPr>
-                <w:sz w:val="16"/>
-              </w:rPr>
-              <w:t xml:space="preserve">가짜가 제 포트를 닮았는지 아무도 안 본다</w:t>
-            </w:r>
-          </w:p>
-        </w:tc>
-        <w:tc>
-          <w:tcPr>
-            <w:tcW w:type="dxa" w:w="3817"/>
-          </w:tcPr>
-          <w:p>
-            <w:pPr>
-              <w:pStyle w:val="Compact"/>
-              <w:spacing w:after="0" w:line="264" w:lineRule="auto"/>
-            </w:pPr>
-            <w:r>
-              <w:rPr>
-                <w:sz w:val="16"/>
-              </w:rPr>
-              <w:t xml:space="preserve">포트 가짜 19개 중 무주석</w:t>
-            </w:r>
-            <w:r>
-              <w:rPr>
-                <w:sz w:val="16"/>
-              </w:rPr>
-              <w:t xml:space="preserve"> </w:t>
-            </w:r>
-            <w:r>
-              <w:rPr>
-                <w:b/>
-                <w:bCs/>
-                <w:sz w:val="16"/>
-              </w:rPr>
-              <w:t xml:space="preserve">16 → 0</w:t>
-            </w:r>
-            <w:r>
-              <w:rPr>
-                <w:sz w:val="16"/>
-              </w:rPr>
-              <w:t xml:space="preserve"> </w:t>
-            </w:r>
-            <w:r>
-              <w:rPr>
-                <w:sz w:val="16"/>
-              </w:rPr>
-              <w:t xml:space="preserve">(D-0271)</w:t>
-            </w:r>
-          </w:p>
-        </w:tc>
-        <w:tc>
-          <w:tcPr>
-            <w:tcW w:type="dxa" w:w="2406"/>
-          </w:tcPr>
-          <w:p>
-            <w:pPr>
-              <w:pStyle w:val="Compact"/>
-              <w:spacing w:after="0" w:line="264" w:lineRule="auto"/>
-            </w:pPr>
-            <w:r>
-              <w:rPr>
-                <w:sz w:val="16"/>
-              </w:rPr>
-              <w:t xml:space="preserve">D-0271</w:t>
-            </w:r>
-          </w:p>
-        </w:tc>
-      </w:tr>
-      <w:tr>
-        <w:tc>
-          <w:tcPr>
-            <w:tcW w:type="dxa" w:w="2849"/>
-          </w:tcPr>
-          <w:p>
-            <w:pPr>
-              <w:pStyle w:val="Compact"/>
-              <w:spacing w:after="0" w:line="264" w:lineRule="auto"/>
-            </w:pPr>
-            <w:r>
-              <w:rPr>
-                <w:sz w:val="16"/>
-              </w:rPr>
-              <w:t xml:space="preserve">시험이 도구를 싣는 로더가 21벌이다</w:t>
-            </w:r>
-          </w:p>
-        </w:tc>
-        <w:tc>
-          <w:tcPr>
-            <w:tcW w:type="dxa" w:w="3817"/>
-          </w:tcPr>
-          <w:p>
-            <w:pPr>
-              <w:pStyle w:val="Compact"/>
-              <w:spacing w:after="0" w:line="264" w:lineRule="auto"/>
-            </w:pPr>
-            <w:r>
-              <w:rPr>
-                <w:sz w:val="16"/>
-              </w:rPr>
-              <w:t xml:space="preserve">20 → 21 →</w:t>
-            </w:r>
-            <w:r>
-              <w:rPr>
-                <w:sz w:val="16"/>
-              </w:rPr>
-              <w:t xml:space="preserve"> </w:t>
-            </w:r>
-            <w:r>
-              <w:rPr>
-                <w:b/>
-                <w:bCs/>
-                <w:sz w:val="16"/>
-              </w:rPr>
-              <w:t xml:space="preserve">1</w:t>
-            </w:r>
-            <w:r>
-              <w:rPr>
-                <w:sz w:val="16"/>
-              </w:rPr>
-              <w:t xml:space="preserve"> </w:t>
-            </w:r>
-            <w:r>
-              <w:rPr>
-                <w:sz w:val="16"/>
-              </w:rPr>
-              <w:t xml:space="preserve">(D-0272)</w:t>
-            </w:r>
-          </w:p>
-        </w:tc>
-        <w:tc>
-          <w:tcPr>
-            <w:tcW w:type="dxa" w:w="2406"/>
-          </w:tcPr>
-          <w:p>
-            <w:pPr>
-              <w:pStyle w:val="Compact"/>
-              <w:spacing w:after="0" w:line="264" w:lineRule="auto"/>
-            </w:pPr>
-            <w:r>
-              <w:rPr>
-                <w:sz w:val="16"/>
-              </w:rPr>
-              <w:t xml:space="preserve">D-0264 · D-0272</w:t>
-            </w:r>
-          </w:p>
-        </w:tc>
-      </w:tr>
-      <w:tr>
-        <w:tc>
-          <w:tcPr>
-            <w:tcW w:type="dxa" w:w="2849"/>
-          </w:tcPr>
-          <w:p>
-            <w:pPr>
-              <w:pStyle w:val="Compact"/>
-              <w:spacing w:after="0" w:line="264" w:lineRule="auto"/>
-            </w:pPr>
-            <w:r>
-              <w:rPr>
-                <w:sz w:val="16"/>
-              </w:rPr>
-              <w:t xml:space="preserve">표시 계층이 계산한다 (GR-2.2)</w:t>
-            </w:r>
-          </w:p>
-        </w:tc>
-        <w:tc>
-          <w:tcPr>
-            <w:tcW w:type="dxa" w:w="3817"/>
-          </w:tcPr>
-          <w:p>
-            <w:pPr>
-              <w:pStyle w:val="Compact"/>
-              <w:spacing w:after="0" w:line="264" w:lineRule="auto"/>
-            </w:pPr>
-            <w:r>
-              <w:rPr>
-                <w:rStyle w:val="VerbatimChar"/>
-                <w:sz w:val="16"/>
-              </w:rPr>
-              <w:t xml:space="preserve">numpy</w:t>
-            </w:r>
-            <w:r>
-              <w:rPr>
-                <w:sz w:val="16"/>
-              </w:rPr>
-              <w:t xml:space="preserve">를 들이는 파일 5 → 3 → 1 →</w:t>
-            </w:r>
-            <w:r>
-              <w:rPr>
-                <w:sz w:val="16"/>
-              </w:rPr>
-              <w:t xml:space="preserve"> </w:t>
-            </w:r>
-            <w:r>
-              <w:rPr>
-                <w:b/>
-                <w:bCs/>
-                <w:sz w:val="16"/>
-              </w:rPr>
-              <w:t xml:space="preserve">0</w:t>
-            </w:r>
-            <w:r>
-              <w:rPr>
-                <w:sz w:val="16"/>
-              </w:rPr>
-              <w:t xml:space="preserve"> </w:t>
-            </w:r>
-            <w:r>
-              <w:rPr>
-                <w:sz w:val="16"/>
-              </w:rPr>
-              <w:t xml:space="preserve">(D-0279 ~ D-0281)</w:t>
-            </w:r>
-          </w:p>
-        </w:tc>
-        <w:tc>
-          <w:tcPr>
-            <w:tcW w:type="dxa" w:w="2406"/>
-          </w:tcPr>
-          <w:p>
-            <w:pPr>
-              <w:pStyle w:val="Compact"/>
-              <w:spacing w:after="0" w:line="264" w:lineRule="auto"/>
-            </w:pPr>
-            <w:r>
-              <w:rPr>
-                <w:sz w:val="16"/>
-              </w:rPr>
-              <w:t xml:space="preserve">D-0279 · D-0281</w:t>
-            </w:r>
-          </w:p>
-        </w:tc>
-      </w:tr>
-      <w:tr>
-        <w:tc>
-          <w:tcPr>
-            <w:tcW w:type="dxa" w:w="2849"/>
-          </w:tcPr>
-          <w:p>
-            <w:pPr>
-              <w:pStyle w:val="Compact"/>
-              <w:spacing w:after="0" w:line="264" w:lineRule="auto"/>
-            </w:pPr>
-            <w:r>
-              <w:rPr>
-                <w:sz w:val="16"/>
-              </w:rPr>
-              <w:t xml:space="preserve">정리 정책이</w:t>
-            </w:r>
-            <w:r>
-              <w:rPr>
-                <w:sz w:val="16"/>
-              </w:rPr>
-              <w:t xml:space="preserve"> </w:t>
-            </w:r>
-            <w:r>
-              <w:rPr>
-                <w:rStyle w:val="VerbatimChar"/>
-                <w:sz w:val="16"/>
-              </w:rPr>
-              <w:t xml:space="preserve">__pycache__</w:t>
-            </w:r>
-            <w:r>
-              <w:rPr>
-                <w:sz w:val="16"/>
-              </w:rPr>
-              <w:t xml:space="preserve">뿐이다</w:t>
-            </w:r>
-          </w:p>
-        </w:tc>
-        <w:tc>
-          <w:tcPr>
-            <w:tcW w:type="dxa" w:w="3817"/>
-          </w:tcPr>
-          <w:p>
-            <w:pPr>
-              <w:pStyle w:val="Compact"/>
-              <w:spacing w:after="0" w:line="264" w:lineRule="auto"/>
-            </w:pPr>
-            <w:r>
-              <w:rPr>
-                <w:sz w:val="16"/>
-              </w:rPr>
-              <w:t xml:space="preserve">부류</w:t>
-            </w:r>
-            <w:r>
-              <w:rPr>
-                <w:sz w:val="16"/>
-              </w:rPr>
-              <w:t xml:space="preserve"> </w:t>
-            </w:r>
-            <w:r>
-              <w:rPr>
-                <w:b/>
-                <w:bCs/>
-                <w:sz w:val="16"/>
-              </w:rPr>
-              <w:t xml:space="preserve">셋</w:t>
-            </w:r>
-            <w:r>
-              <w:rPr>
-                <w:sz w:val="16"/>
-              </w:rPr>
-              <w:t xml:space="preserve">을 선언하고 대조한다 (D-0279)</w:t>
-            </w:r>
-          </w:p>
-        </w:tc>
-        <w:tc>
-          <w:tcPr>
-            <w:tcW w:type="dxa" w:w="2406"/>
-          </w:tcPr>
-          <w:p>
-            <w:pPr>
-              <w:pStyle w:val="Compact"/>
-              <w:spacing w:after="0" w:line="264" w:lineRule="auto"/>
-            </w:pPr>
-            <w:r>
-              <w:rPr>
-                <w:sz w:val="16"/>
-              </w:rPr>
-              <w:t xml:space="preserve">D-0219 · D-0279</w:t>
-            </w:r>
-          </w:p>
-        </w:tc>
-      </w:tr>
-      <w:tr>
-        <w:tc>
-          <w:tcPr>
-            <w:tcW w:type="dxa" w:w="2849"/>
-          </w:tcPr>
-          <w:p>
-            <w:pPr>
-              <w:pStyle w:val="Compact"/>
-              <w:spacing w:after="0" w:line="264" w:lineRule="auto"/>
-            </w:pPr>
-            <w:r>
-              <w:rPr>
-                <w:sz w:val="16"/>
-              </w:rPr>
-              <w:t xml:space="preserve">검사 코드 타입 오류</w:t>
-            </w:r>
-          </w:p>
-        </w:tc>
-        <w:tc>
-          <w:tcPr>
-            <w:tcW w:type="dxa" w:w="3817"/>
-          </w:tcPr>
-          <w:p>
-            <w:pPr>
-              <w:pStyle w:val="Compact"/>
-              <w:spacing w:after="0" w:line="264" w:lineRule="auto"/>
-            </w:pPr>
-            <w:r>
-              <w:rPr>
-                <w:sz w:val="16"/>
-              </w:rPr>
-              <w:t xml:space="preserve">1421 → 75 → 66 →</w:t>
-            </w:r>
-            <w:r>
-              <w:rPr>
-                <w:sz w:val="16"/>
-              </w:rPr>
-              <w:t xml:space="preserve"> </w:t>
-            </w:r>
-            <w:r>
-              <w:rPr>
-                <w:b/>
-                <w:bCs/>
-                <w:sz w:val="16"/>
-              </w:rPr>
-              <w:t xml:space="preserve">0</w:t>
-            </w:r>
-            <w:r>
-              <w:rPr>
-                <w:sz w:val="16"/>
-              </w:rPr>
-              <w:t xml:space="preserve"> </w:t>
-            </w:r>
-            <w:r>
-              <w:rPr>
-                <w:sz w:val="16"/>
-              </w:rPr>
-              <w:t xml:space="preserve">(D-0264)</w:t>
-            </w:r>
-          </w:p>
-        </w:tc>
-        <w:tc>
-          <w:tcPr>
-            <w:tcW w:type="dxa" w:w="2406"/>
-          </w:tcPr>
-          <w:p>
-            <w:pPr>
-              <w:pStyle w:val="Compact"/>
-              <w:spacing w:after="0" w:line="264" w:lineRule="auto"/>
-            </w:pPr>
-            <w:r>
-              <w:rPr>
-                <w:sz w:val="16"/>
-              </w:rPr>
-              <w:t xml:space="preserve">D-0134 · D-0264</w:t>
-            </w:r>
-          </w:p>
-        </w:tc>
-      </w:tr>
-      <w:tr>
-        <w:tc>
-          <w:tcPr>
-            <w:tcW w:type="dxa" w:w="2849"/>
-          </w:tcPr>
-          <w:p>
-            <w:pPr>
-              <w:pStyle w:val="Compact"/>
-              <w:spacing w:after="0" w:line="264" w:lineRule="auto"/>
-            </w:pPr>
-            <w:r>
-              <w:rPr>
-                <w:sz w:val="16"/>
-              </w:rPr>
-              <w:t xml:space="preserve">관문 도구가 타입 검사 밖이다</w:t>
-            </w:r>
-          </w:p>
-        </w:tc>
-        <w:tc>
-          <w:tcPr>
-            <w:tcW w:type="dxa" w:w="3817"/>
-          </w:tcPr>
-          <w:p>
-            <w:pPr>
-              <w:pStyle w:val="Compact"/>
-              <w:spacing w:after="0" w:line="264" w:lineRule="auto"/>
-            </w:pPr>
-            <w:r>
-              <w:rPr>
-                <w:sz w:val="16"/>
-              </w:rPr>
-              <w:t xml:space="preserve">42 →</w:t>
-            </w:r>
-            <w:r>
-              <w:rPr>
-                <w:sz w:val="16"/>
-              </w:rPr>
-              <w:t xml:space="preserve"> </w:t>
-            </w:r>
-            <w:r>
-              <w:rPr>
-                <w:b/>
-                <w:bCs/>
-                <w:sz w:val="16"/>
-              </w:rPr>
-              <w:t xml:space="preserve">0</w:t>
-            </w:r>
-            <w:r>
-              <w:rPr>
-                <w:sz w:val="16"/>
-              </w:rPr>
-              <w:t xml:space="preserve"> </w:t>
-            </w:r>
-            <w:r>
-              <w:rPr>
-                <w:sz w:val="16"/>
-              </w:rPr>
-              <w:t xml:space="preserve">(D-0263)</w:t>
-            </w:r>
-          </w:p>
-        </w:tc>
-        <w:tc>
-          <w:tcPr>
-            <w:tcW w:type="dxa" w:w="2406"/>
-          </w:tcPr>
-          <w:p>
-            <w:pPr>
-              <w:pStyle w:val="Compact"/>
-              <w:spacing w:after="0" w:line="264" w:lineRule="auto"/>
-            </w:pPr>
-            <w:r>
-              <w:rPr>
-                <w:sz w:val="16"/>
-              </w:rPr>
-              <w:t xml:space="preserve">D-0263</w:t>
-            </w:r>
-          </w:p>
-        </w:tc>
-      </w:tr>
-      <w:tr>
-        <w:tc>
-          <w:tcPr>
-            <w:tcW w:type="dxa" w:w="2849"/>
-          </w:tcPr>
-          <w:p>
-            <w:pPr>
-              <w:pStyle w:val="Compact"/>
-              <w:spacing w:after="0" w:line="264" w:lineRule="auto"/>
-            </w:pPr>
-            <w:r>
-              <w:rPr>
-                <w:sz w:val="16"/>
-              </w:rPr>
-              <w:t xml:space="preserve">문서가 세어서 적은 수를 아무도 안 본다</w:t>
-            </w:r>
-          </w:p>
-        </w:tc>
-        <w:tc>
-          <w:tcPr>
-            <w:tcW w:type="dxa" w:w="3817"/>
-          </w:tcPr>
-          <w:p>
-            <w:pPr>
-              <w:pStyle w:val="Compact"/>
-              <w:spacing w:after="0" w:line="264" w:lineRule="auto"/>
-            </w:pPr>
-            <w:r>
-              <w:rPr>
-                <w:sz w:val="16"/>
-              </w:rPr>
-              <w:t xml:space="preserve">어긋난 자리</w:t>
-            </w:r>
-            <w:r>
-              <w:rPr>
-                <w:sz w:val="16"/>
-              </w:rPr>
-              <w:t xml:space="preserve"> </w:t>
-            </w:r>
-            <w:r>
-              <w:rPr>
-                <w:b/>
-                <w:bCs/>
-                <w:sz w:val="16"/>
-              </w:rPr>
-              <w:t xml:space="preserve">4곳</w:t>
-            </w:r>
-            <w:r>
-              <w:rPr>
-                <w:sz w:val="16"/>
-              </w:rPr>
-              <w:t xml:space="preserve"> </w:t>
-            </w:r>
-            <w:r>
-              <w:rPr>
-                <w:sz w:val="16"/>
-              </w:rPr>
-              <w:t xml:space="preserve">→ 0 (D-0263)</w:t>
-            </w:r>
-          </w:p>
-        </w:tc>
-        <w:tc>
-          <w:tcPr>
-            <w:tcW w:type="dxa" w:w="2406"/>
-          </w:tcPr>
-          <w:p>
-            <w:pPr>
-              <w:pStyle w:val="Compact"/>
-              <w:spacing w:after="0" w:line="264" w:lineRule="auto"/>
-            </w:pPr>
-            <w:r>
-              <w:rPr>
-                <w:sz w:val="16"/>
-              </w:rPr>
-              <w:t xml:space="preserve">D-0261 · D-0263</w:t>
-            </w:r>
-          </w:p>
-        </w:tc>
-      </w:tr>
-      <w:tr>
-        <w:tc>
-          <w:tcPr>
-            <w:tcW w:type="dxa" w:w="2849"/>
-          </w:tcPr>
-          <w:p>
-            <w:pPr>
-              <w:pStyle w:val="Compact"/>
-              <w:spacing w:after="0" w:line="264" w:lineRule="auto"/>
-            </w:pPr>
-            <w:r>
-              <w:rPr>
-                <w:b/>
-                <w:bCs/>
-                <w:sz w:val="16"/>
-              </w:rPr>
-              <w:t xml:space="preserve">재현 불명 1건</w:t>
-            </w:r>
-          </w:p>
-        </w:tc>
-        <w:tc>
-          <w:tcPr>
-            <w:tcW w:type="dxa" w:w="3817"/>
-          </w:tcPr>
-          <w:p>
-            <w:pPr>
-              <w:pStyle w:val="Compact"/>
-              <w:spacing w:after="0" w:line="264" w:lineRule="auto"/>
-            </w:pPr>
-            <w:r>
-              <w:rPr>
-                <w:sz w:val="16"/>
-              </w:rPr>
-              <w:t xml:space="preserve">145 → 93 → 75 → 74 → 16 → 11 →</w:t>
-            </w:r>
-            <w:r>
-              <w:rPr>
-                <w:sz w:val="16"/>
-              </w:rPr>
-              <w:t xml:space="preserve"> </w:t>
-            </w:r>
-            <w:r>
-              <w:rPr>
-                <w:b/>
-                <w:bCs/>
-                <w:sz w:val="16"/>
-              </w:rPr>
-              <w:t xml:space="preserve">1</w:t>
-            </w:r>
-            <w:r>
-              <w:rPr>
-                <w:sz w:val="16"/>
-              </w:rPr>
-              <w:t xml:space="preserve">. 수는</w:t>
-            </w:r>
-            <w:r>
-              <w:rPr>
-                <w:sz w:val="16"/>
-              </w:rPr>
-              <w:t xml:space="preserve"> </w:t>
-            </w:r>
-            <w:r>
-              <w:rPr>
-                <w:rStyle w:val="VerbatimChar"/>
-                <w:sz w:val="16"/>
-              </w:rPr>
-              <w:t xml:space="preserve">doc_fsck</w:t>
-            </w:r>
-            <w:r>
-              <w:rPr>
-                <w:sz w:val="16"/>
-              </w:rPr>
-              <w:t xml:space="preserve">가 센다 (D-0307)</w:t>
-            </w:r>
-          </w:p>
-        </w:tc>
-        <w:tc>
-          <w:tcPr>
-            <w:tcW w:type="dxa" w:w="2406"/>
-          </w:tcPr>
-          <w:p>
-            <w:pPr>
-              <w:pStyle w:val="Compact"/>
-              <w:spacing w:after="0" w:line="264" w:lineRule="auto"/>
-            </w:pPr>
-            <w:r>
-              <w:rPr>
-                <w:sz w:val="16"/>
-              </w:rPr>
-              <w:t xml:space="preserve">D-0018 · D-0033 · D-0036 · D-0136 · D-0253 · D-0262 · D-0307</w:t>
-            </w:r>
-          </w:p>
-        </w:tc>
-      </w:tr>
-      <w:tr>
-        <w:tc>
-          <w:tcPr>
-            <w:tcW w:type="dxa" w:w="2849"/>
-          </w:tcPr>
-          <w:p>
-            <w:pPr>
-              <w:pStyle w:val="Compact"/>
-              <w:spacing w:after="0" w:line="264" w:lineRule="auto"/>
-            </w:pPr>
-            <w:r>
-              <w:rPr>
-                <w:sz w:val="16"/>
-              </w:rPr>
-              <w:t xml:space="preserve">결정 기록의 인칭</w:t>
-            </w:r>
-          </w:p>
-        </w:tc>
-        <w:tc>
-          <w:tcPr>
-            <w:tcW w:type="dxa" w:w="3817"/>
-          </w:tcPr>
-          <w:p>
-            <w:pPr>
-              <w:pStyle w:val="Compact"/>
-              <w:spacing w:after="0" w:line="264" w:lineRule="auto"/>
-            </w:pPr>
-            <w:r>
-              <w:rPr>
-                <w:sz w:val="16"/>
-              </w:rPr>
-              <w:t xml:space="preserve">25 →</w:t>
-            </w:r>
-            <w:r>
-              <w:rPr>
-                <w:sz w:val="16"/>
-              </w:rPr>
-              <w:t xml:space="preserve"> </w:t>
-            </w:r>
-            <w:r>
-              <w:rPr>
-                <w:b/>
-                <w:bCs/>
-                <w:sz w:val="16"/>
-              </w:rPr>
-              <w:t xml:space="preserve">0</w:t>
-            </w:r>
-            <w:r>
-              <w:rPr>
-                <w:sz w:val="16"/>
-              </w:rPr>
-              <w:t xml:space="preserve"> </w:t>
-            </w:r>
-            <w:r>
-              <w:rPr>
-                <w:sz w:val="16"/>
-              </w:rPr>
-              <w:t xml:space="preserve">· 귀속 26건 · 근거 없는 것</w:t>
-            </w:r>
-            <w:r>
-              <w:rPr>
-                <w:sz w:val="16"/>
-              </w:rPr>
-              <w:t xml:space="preserve"> </w:t>
-            </w:r>
-            <w:r>
-              <w:rPr>
-                <w:b/>
-                <w:bCs/>
-                <w:sz w:val="16"/>
-              </w:rPr>
-              <w:t xml:space="preserve">0건</w:t>
-            </w:r>
-            <w:r>
-              <w:rPr>
-                <w:sz w:val="16"/>
-              </w:rPr>
-              <w:t xml:space="preserve"> </w:t>
-            </w:r>
-            <w:r>
-              <w:rPr>
-                <w:sz w:val="16"/>
-              </w:rPr>
-              <w:t xml:space="preserve">(D-0285)</w:t>
-            </w:r>
-          </w:p>
-        </w:tc>
-        <w:tc>
-          <w:tcPr>
-            <w:tcW w:type="dxa" w:w="2406"/>
-          </w:tcPr>
-          <w:p>
-            <w:pPr>
-              <w:pStyle w:val="Compact"/>
-              <w:spacing w:after="0" w:line="264" w:lineRule="auto"/>
-            </w:pPr>
-            <w:r>
-              <w:rPr>
-                <w:sz w:val="16"/>
-              </w:rPr>
-              <w:t xml:space="preserve">D-0133 · D-0285</w:t>
-            </w:r>
-          </w:p>
-        </w:tc>
-      </w:tr>
-      <w:tr>
-        <w:tc>
-          <w:tcPr>
-            <w:tcW w:type="dxa" w:w="2849"/>
-          </w:tcPr>
-          <w:p>
-            <w:pPr>
-              <w:pStyle w:val="Compact"/>
-              <w:spacing w:after="0" w:line="264" w:lineRule="auto"/>
-            </w:pPr>
-            <w:r>
-              <w:rPr>
-                <w:sz w:val="16"/>
-              </w:rPr>
-              <w:t xml:space="preserve">선행연구를 안 봤다</w:t>
-            </w:r>
-          </w:p>
-        </w:tc>
-        <w:tc>
-          <w:tcPr>
-            <w:tcW w:type="dxa" w:w="3817"/>
-          </w:tcPr>
-          <w:p>
-            <w:pPr>
-              <w:pStyle w:val="Compact"/>
-              <w:spacing w:after="0" w:line="264" w:lineRule="auto"/>
-            </w:pPr>
-            <w:r>
-              <w:rPr>
-                <w:sz w:val="16"/>
-              </w:rPr>
-              <w:t xml:space="preserve">인용</w:t>
-            </w:r>
-            <w:r>
-              <w:rPr>
-                <w:sz w:val="16"/>
-              </w:rPr>
-              <w:t xml:space="preserve"> </w:t>
-            </w:r>
-            <w:r>
-              <w:rPr>
-                <w:b/>
-                <w:bCs/>
-                <w:sz w:val="16"/>
-              </w:rPr>
-              <w:t xml:space="preserve">0건</w:t>
-            </w:r>
-            <w:r>
-              <w:rPr>
-                <w:sz w:val="16"/>
-              </w:rPr>
-              <w:t xml:space="preserve"> </w:t>
-            </w:r>
-            <w:r>
-              <w:rPr>
-                <w:sz w:val="16"/>
-              </w:rPr>
-              <w:t xml:space="preserve">→ 일곱 갈래 (D-0284)</w:t>
-            </w:r>
-          </w:p>
-        </w:tc>
-        <w:tc>
-          <w:tcPr>
-            <w:tcW w:type="dxa" w:w="2406"/>
-          </w:tcPr>
-          <w:p>
-            <w:pPr>
-              <w:pStyle w:val="Compact"/>
-              <w:spacing w:after="0" w:line="264" w:lineRule="auto"/>
-            </w:pPr>
-            <w:r>
-              <w:rPr>
-                <w:sz w:val="16"/>
-              </w:rPr>
-              <w:t xml:space="preserve">D-0284</w:t>
-            </w:r>
-          </w:p>
-        </w:tc>
-      </w:tr>
-      <w:tr>
-        <w:tc>
-          <w:tcPr>
-            <w:tcW w:type="dxa" w:w="2849"/>
-          </w:tcPr>
-          <w:p>
-            <w:pPr>
-              <w:pStyle w:val="Compact"/>
-              <w:spacing w:after="0" w:line="264" w:lineRule="auto"/>
-            </w:pPr>
-            <w:r>
-              <w:rPr>
-                <w:sz w:val="16"/>
-              </w:rPr>
-              <w:t xml:space="preserve">패치가 제 자리를 모른다</w:t>
-            </w:r>
-          </w:p>
-        </w:tc>
-        <w:tc>
-          <w:tcPr>
-            <w:tcW w:type="dxa" w:w="3817"/>
-          </w:tcPr>
-          <w:p>
-            <w:pPr>
-              <w:pStyle w:val="Compact"/>
-              <w:spacing w:after="0" w:line="264" w:lineRule="auto"/>
-            </w:pPr>
-            <w:r>
-              <w:rPr>
-                <w:sz w:val="16"/>
-              </w:rPr>
-              <w:t xml:space="preserve">선행 선언</w:t>
-            </w:r>
-            <w:r>
-              <w:rPr>
-                <w:sz w:val="16"/>
-              </w:rPr>
-              <w:t xml:space="preserve"> </w:t>
-            </w:r>
-            <w:r>
-              <w:rPr>
-                <w:b/>
-                <w:bCs/>
-                <w:sz w:val="16"/>
-              </w:rPr>
-              <w:t xml:space="preserve">0건</w:t>
-            </w:r>
-            <w:r>
-              <w:rPr>
-                <w:sz w:val="16"/>
-              </w:rPr>
-              <w:t xml:space="preserve"> </w:t>
-            </w:r>
-            <w:r>
-              <w:rPr>
-                <w:sz w:val="16"/>
-              </w:rPr>
-              <w:t xml:space="preserve">→ 관문 (D-0287)</w:t>
-            </w:r>
-          </w:p>
-        </w:tc>
-        <w:tc>
-          <w:tcPr>
-            <w:tcW w:type="dxa" w:w="2406"/>
-          </w:tcPr>
-          <w:p>
-            <w:pPr>
-              <w:pStyle w:val="Compact"/>
-              <w:spacing w:after="0" w:line="264" w:lineRule="auto"/>
-            </w:pPr>
-            <w:r>
-              <w:rPr>
-                <w:sz w:val="16"/>
-              </w:rPr>
-              <w:t xml:space="preserve">D-0287</w:t>
-            </w:r>
-          </w:p>
-        </w:tc>
-      </w:tr>
-    </w:tbl>
-    <w:bookmarkEnd w:id="37"/>
-    <w:bookmarkStart w:id="38" w:name="참고-자료"/>
-    <w:p>
-      <w:pPr>
-        <w:pStyle w:val="Heading3"/>
-      </w:pPr>
-      <w:r>
-        <w:t xml:space="preserve">□ 참고 자료</w:t>
-      </w:r>
-    </w:p>
-    <w:p>
-      <w:pPr>
-        <w:pStyle w:val="FirstParagraph"/>
-      </w:pPr>
-      <w:r>
-        <w:rPr>
-          <w:b/>
-          <w:bCs/>
-        </w:rPr>
         <w:t xml:space="preserve">모델·기법</w:t>
       </w:r>
       <w:r>
@@ -15219,10 +11156,10 @@
         <w:t xml:space="preserve">(실측 필요) 참고 문헌의 서지 정보는 구현 착수 시 정확한 출처로 보강한다.</w:t>
       </w:r>
     </w:p>
+    <w:bookmarkEnd w:id="36"/>
+    <w:bookmarkEnd w:id="37"/>
     <w:bookmarkEnd w:id="38"/>
-    <w:bookmarkEnd w:id="39"/>
-    <w:bookmarkEnd w:id="40"/>
-    <w:bookmarkStart w:id="73" w:name="part-ii.-요구사항-분석서"/>
+    <w:bookmarkStart w:id="71" w:name="part-ii.-요구사항-분석서"/>
     <w:p>
       <w:pPr>
         <w:pStyle w:val="Heading1"/>
@@ -15231,7 +11168,7 @@
         <w:t xml:space="preserve">Part II. 요구사항 분석서</w:t>
       </w:r>
     </w:p>
-    <w:bookmarkStart w:id="47" w:name="req-hathor-요구사항-체계도"/>
+    <w:bookmarkStart w:id="45" w:name="req-hathor-요구사항-체계도"/>
     <w:p>
       <w:pPr>
         <w:pStyle w:val="Heading2"/>
@@ -15249,18 +11186,18 @@
           <wp:inline>
             <wp:extent cx="2898648" cy="7578244"/>
             <wp:effectExtent b="0" l="0" r="0" t="0"/>
-            <wp:docPr descr="요구사항 체계도 — 12개 영역" title="" id="42" name="Picture"/>
+            <wp:docPr descr="요구사항 체계도 — 12개 영역" title="" id="40" name="Picture"/>
             <a:graphic>
               <a:graphicData uri="http://schemas.openxmlformats.org/drawingml/2006/picture">
                 <pic:pic>
                   <pic:nvPicPr>
-                    <pic:cNvPr descr="/tmp/claude-0/-home-claude/ca0c3818-fa79-588c-a1fe-d7e40f2b4b69/scratchpad/wt/var/proposal/figures/requirement_tree.png" id="43" name="Picture"/>
+                    <pic:cNvPr descr="/tmp/claude-0/-home-claude/ca0c3818-fa79-588c-a1fe-d7e40f2b4b69/scratchpad/wt/var/proposal/figures/requirement_tree.png" id="41" name="Picture"/>
                     <pic:cNvPicPr>
                       <a:picLocks noChangeArrowheads="1" noChangeAspect="1"/>
                     </pic:cNvPicPr>
                   </pic:nvPicPr>
                   <pic:blipFill>
-                    <a:blip r:embed="rId41"/>
+                    <a:blip r:embed="rId39"/>
                     <a:stretch>
                       <a:fillRect/>
                     </a:stretch>
@@ -15304,18 +11241,18 @@
           <wp:inline>
             <wp:extent cx="5334000" cy="4318134"/>
             <wp:effectExtent b="0" l="0" r="0" t="0"/>
-            <wp:docPr descr="유스케이스 — 사용자 · 개발자" title="" id="45" name="Picture"/>
+            <wp:docPr descr="유스케이스 — 사용자 · 개발자" title="" id="43" name="Picture"/>
             <a:graphic>
               <a:graphicData uri="http://schemas.openxmlformats.org/drawingml/2006/picture">
                 <pic:pic>
                   <pic:nvPicPr>
-                    <pic:cNvPr descr="/tmp/claude-0/-home-claude/ca0c3818-fa79-588c-a1fe-d7e40f2b4b69/scratchpad/wt/var/proposal/figures/use_cases.png" id="46" name="Picture"/>
+                    <pic:cNvPr descr="/tmp/claude-0/-home-claude/ca0c3818-fa79-588c-a1fe-d7e40f2b4b69/scratchpad/wt/var/proposal/figures/use_cases.png" id="44" name="Picture"/>
                     <pic:cNvPicPr>
                       <a:picLocks noChangeArrowheads="1" noChangeAspect="1"/>
                     </pic:cNvPicPr>
                   </pic:nvPicPr>
                   <pic:blipFill>
-                    <a:blip r:embed="rId44"/>
+                    <a:blip r:embed="rId42"/>
                     <a:stretch>
                       <a:fillRect/>
                     </a:stretch>
@@ -15350,8 +11287,8 @@
         <w:t>[그림 4] 유스케이스 — 사용자 · 개발자</w:t>
       </w:r>
     </w:p>
-    <w:bookmarkEnd w:id="47"/>
-    <w:bookmarkStart w:id="48" w:name="요구사항-id-체계-정의"/>
+    <w:bookmarkEnd w:id="45"/>
+    <w:bookmarkStart w:id="46" w:name="요구사항-id-체계-정의"/>
     <w:p>
       <w:pPr>
         <w:pStyle w:val="Heading2"/>
@@ -15685,8 +11622,8 @@
         <w:t xml:space="preserve">: 우선순위 M은 P4까지의 범위에 한정한다. P5 이후 요구사항은 최대 S를 부여한다. 이는 미완 시 MVP 판정에 영향을 주지 않기 위한 장치다.</w:t>
       </w:r>
     </w:p>
-    <w:bookmarkEnd w:id="48"/>
-    <w:bookmarkStart w:id="64" w:name="세부-기능-요구사항-정의서"/>
+    <w:bookmarkEnd w:id="46"/>
+    <w:bookmarkStart w:id="62" w:name="세부-기능-요구사항-정의서"/>
     <w:p>
       <w:pPr>
         <w:pStyle w:val="Heading2"/>
@@ -15728,18 +11665,18 @@
           <wp:inline>
             <wp:extent cx="5334000" cy="3217333"/>
             <wp:effectExtent b="0" l="0" r="0" t="0"/>
-            <wp:docPr descr="요구사항 상태 집계 — 영역별" title="" id="50" name="Picture"/>
+            <wp:docPr descr="요구사항 상태 집계 — 영역별" title="" id="48" name="Picture"/>
             <a:graphic>
               <a:graphicData uri="http://schemas.openxmlformats.org/drawingml/2006/picture">
                 <pic:pic>
                   <pic:nvPicPr>
-                    <pic:cNvPr descr="/tmp/claude-0/-home-claude/ca0c3818-fa79-588c-a1fe-d7e40f2b4b69/scratchpad/wt/var/proposal/figures/requirement_status.png" id="51" name="Picture"/>
+                    <pic:cNvPr descr="/tmp/claude-0/-home-claude/ca0c3818-fa79-588c-a1fe-d7e40f2b4b69/scratchpad/wt/var/proposal/figures/requirement_status.png" id="49" name="Picture"/>
                     <pic:cNvPicPr>
                       <a:picLocks noChangeArrowheads="1" noChangeAspect="1"/>
                     </pic:cNvPicPr>
                   </pic:nvPicPr>
                   <pic:blipFill>
-                    <a:blip r:embed="rId49"/>
+                    <a:blip r:embed="rId47"/>
                     <a:stretch>
                       <a:fillRect/>
                     </a:stretch>
@@ -15774,7 +11711,7 @@
         <w:t>[그림 5] 요구사항 상태 집계 — 영역별</w:t>
       </w:r>
     </w:p>
-    <w:bookmarkStart w:id="52" w:name="req-ing-인제스트"/>
+    <w:bookmarkStart w:id="50" w:name="req-ing-인제스트"/>
     <w:p>
       <w:pPr>
         <w:pStyle w:val="Heading3"/>
@@ -17076,8 +13013,8 @@
         </w:tc>
       </w:tr>
     </w:tbl>
-    <w:bookmarkEnd w:id="52"/>
-    <w:bookmarkStart w:id="53" w:name="req-anl-4축-분석"/>
+    <w:bookmarkEnd w:id="50"/>
+    <w:bookmarkStart w:id="51" w:name="req-anl-4축-분석"/>
     <w:p>
       <w:pPr>
         <w:pStyle w:val="Heading3"/>
@@ -18419,8 +14356,8 @@
         </w:tc>
       </w:tr>
     </w:tbl>
-    <w:bookmarkEnd w:id="53"/>
-    <w:bookmarkStart w:id="54" w:name="req-tst-취향-모델"/>
+    <w:bookmarkEnd w:id="51"/>
+    <w:bookmarkStart w:id="52" w:name="req-tst-취향-모델"/>
     <w:p>
       <w:pPr>
         <w:pStyle w:val="Heading3"/>
@@ -19514,8 +15451,8 @@
         </w:tc>
       </w:tr>
     </w:tbl>
-    <w:bookmarkEnd w:id="54"/>
-    <w:bookmarkStart w:id="55" w:name="req-agt-로컬-에이전트"/>
+    <w:bookmarkEnd w:id="52"/>
+    <w:bookmarkStart w:id="53" w:name="req-agt-로컬-에이전트"/>
     <w:p>
       <w:pPr>
         <w:pStyle w:val="Heading3"/>
@@ -20593,8 +16530,8 @@
         </w:tc>
       </w:tr>
     </w:tbl>
-    <w:bookmarkEnd w:id="55"/>
-    <w:bookmarkStart w:id="56" w:name="req-gen-생성"/>
+    <w:bookmarkEnd w:id="53"/>
+    <w:bookmarkStart w:id="54" w:name="req-gen-생성"/>
     <w:p>
       <w:pPr>
         <w:pStyle w:val="Heading3"/>
@@ -21819,8 +17756,8 @@
         </w:tc>
       </w:tr>
     </w:tbl>
-    <w:bookmarkEnd w:id="56"/>
-    <w:bookmarkStart w:id="57" w:name="req-lyr-작사"/>
+    <w:bookmarkEnd w:id="54"/>
+    <w:bookmarkStart w:id="55" w:name="req-lyr-작사"/>
     <w:p>
       <w:pPr>
         <w:pStyle w:val="Heading3"/>
@@ -22284,8 +18221,8 @@
         </w:tc>
       </w:tr>
     </w:tbl>
-    <w:bookmarkEnd w:id="57"/>
-    <w:bookmarkStart w:id="58" w:name="req-voc-가창"/>
+    <w:bookmarkEnd w:id="55"/>
+    <w:bookmarkStart w:id="56" w:name="req-voc-가창"/>
     <w:p>
       <w:pPr>
         <w:pStyle w:val="Heading3"/>
@@ -22877,8 +18814,8 @@
         </w:tc>
       </w:tr>
     </w:tbl>
-    <w:bookmarkEnd w:id="58"/>
-    <w:bookmarkStart w:id="59" w:name="req-qua-품질-안전"/>
+    <w:bookmarkEnd w:id="56"/>
+    <w:bookmarkStart w:id="57" w:name="req-qua-품질-안전"/>
     <w:p>
       <w:pPr>
         <w:pStyle w:val="Heading3"/>
@@ -23546,8 +19483,8 @@
         </w:tc>
       </w:tr>
     </w:tbl>
-    <w:bookmarkEnd w:id="59"/>
-    <w:bookmarkStart w:id="60" w:name="req-api-서빙"/>
+    <w:bookmarkEnd w:id="57"/>
+    <w:bookmarkStart w:id="58" w:name="req-api-서빙"/>
     <w:p>
       <w:pPr>
         <w:pStyle w:val="Heading3"/>
@@ -24201,8 +20138,8 @@
         </w:tc>
       </w:tr>
     </w:tbl>
-    <w:bookmarkEnd w:id="60"/>
-    <w:bookmarkStart w:id="61" w:name="req-ui-인터페이스"/>
+    <w:bookmarkEnd w:id="58"/>
+    <w:bookmarkStart w:id="59" w:name="req-ui-인터페이스"/>
     <w:p>
       <w:pPr>
         <w:pStyle w:val="Heading3"/>
@@ -24973,8 +20910,8 @@
         </w:tc>
       </w:tr>
     </w:tbl>
-    <w:bookmarkEnd w:id="61"/>
-    <w:bookmarkStart w:id="62" w:name="req-inf-인프라"/>
+    <w:bookmarkEnd w:id="59"/>
+    <w:bookmarkStart w:id="60" w:name="req-inf-인프라"/>
     <w:p>
       <w:pPr>
         <w:pStyle w:val="Heading3"/>
@@ -26693,8 +22630,8 @@
         </w:tc>
       </w:tr>
     </w:tbl>
-    <w:bookmarkEnd w:id="62"/>
-    <w:bookmarkStart w:id="63" w:name="req-evl-평가-검증"/>
+    <w:bookmarkEnd w:id="60"/>
+    <w:bookmarkStart w:id="61" w:name="req-evl-평가-검증"/>
     <w:p>
       <w:pPr>
         <w:pStyle w:val="Heading3"/>
@@ -27770,9 +23707,9 @@
         </w:tc>
       </w:tr>
     </w:tbl>
-    <w:bookmarkEnd w:id="63"/>
-    <w:bookmarkEnd w:id="64"/>
-    <w:bookmarkStart w:id="70" w:name="비기능-요구사항-nfr"/>
+    <w:bookmarkEnd w:id="61"/>
+    <w:bookmarkEnd w:id="62"/>
+    <w:bookmarkStart w:id="68" w:name="비기능-요구사항-nfr"/>
     <w:p>
       <w:pPr>
         <w:pStyle w:val="Heading2"/>
@@ -27781,7 +23718,7 @@
         <w:t xml:space="preserve">□ 비기능 요구사항 (NFR)</w:t>
       </w:r>
     </w:p>
-    <w:bookmarkStart w:id="65" w:name="정확성-및-안전성-accuracy-safety"/>
+    <w:bookmarkStart w:id="63" w:name="정확성-및-안전성-accuracy-safety"/>
     <w:p>
       <w:pPr>
         <w:pStyle w:val="Heading3"/>
@@ -28282,8 +24219,8 @@
         <w:t xml:space="preserve">이다 — 누설이 보이면 참조 오디오 모드 자체를 끈다.</w:t>
       </w:r>
     </w:p>
-    <w:bookmarkEnd w:id="65"/>
-    <w:bookmarkStart w:id="66" w:name="성능-및-가용성-performance-availability"/>
+    <w:bookmarkEnd w:id="63"/>
+    <w:bookmarkStart w:id="64" w:name="성능-및-가용성-performance-availability"/>
     <w:p>
       <w:pPr>
         <w:pStyle w:val="Heading3"/>
@@ -28712,8 +24649,8 @@
         </w:tc>
       </w:tr>
     </w:tbl>
-    <w:bookmarkEnd w:id="66"/>
-    <w:bookmarkStart w:id="67" w:name="보안-및-법규-준수-security-compliance"/>
+    <w:bookmarkEnd w:id="64"/>
+    <w:bookmarkStart w:id="65" w:name="보안-및-법규-준수-security-compliance"/>
     <w:p>
       <w:pPr>
         <w:pStyle w:val="Heading3"/>
@@ -29181,8 +25118,8 @@
         </w:tc>
       </w:tr>
     </w:tbl>
-    <w:bookmarkEnd w:id="67"/>
-    <w:bookmarkStart w:id="68" w:name="Xad3dd94fe336c981f159c99ef8f67103a17e2ed"/>
+    <w:bookmarkEnd w:id="65"/>
+    <w:bookmarkStart w:id="66" w:name="Xad3dd94fe336c981f159c99ef8f67103a17e2ed"/>
     <w:p>
       <w:pPr>
         <w:pStyle w:val="Heading3"/>
@@ -29818,8 +25755,8 @@
         </w:tc>
       </w:tr>
     </w:tbl>
-    <w:bookmarkEnd w:id="68"/>
-    <w:bookmarkStart w:id="69" w:name="호환성-compatibility"/>
+    <w:bookmarkEnd w:id="66"/>
+    <w:bookmarkStart w:id="67" w:name="호환성-compatibility"/>
     <w:p>
       <w:pPr>
         <w:pStyle w:val="Heading3"/>
@@ -30179,9 +26116,9 @@
         </w:tc>
       </w:tr>
     </w:tbl>
-    <w:bookmarkEnd w:id="69"/>
-    <w:bookmarkEnd w:id="70"/>
-    <w:bookmarkStart w:id="71" w:name="제약사항-및-전제"/>
+    <w:bookmarkEnd w:id="67"/>
+    <w:bookmarkEnd w:id="68"/>
+    <w:bookmarkStart w:id="69" w:name="제약사항-및-전제"/>
     <w:p>
       <w:pPr>
         <w:pStyle w:val="Heading2"/>
@@ -30993,8 +26930,8 @@
         </w:tc>
       </w:tr>
     </w:tbl>
-    <w:bookmarkEnd w:id="71"/>
-    <w:bookmarkStart w:id="72" w:name="요구사항-변경-이력"/>
+    <w:bookmarkEnd w:id="69"/>
+    <w:bookmarkStart w:id="70" w:name="요구사항-변경-이력"/>
     <w:p>
       <w:pPr>
         <w:pStyle w:val="Heading2"/>
@@ -31513,9 +27450,9 @@
         </w:tc>
       </w:tr>
     </w:tbl>
-    <w:bookmarkEnd w:id="72"/>
-    <w:bookmarkEnd w:id="73"/>
-    <w:bookmarkStart w:id="202" w:name="part-iii.-상세-설계서"/>
+    <w:bookmarkEnd w:id="70"/>
+    <w:bookmarkEnd w:id="71"/>
+    <w:bookmarkStart w:id="200" w:name="part-iii.-상세-설계서"/>
     <w:p>
       <w:pPr>
         <w:pStyle w:val="Heading1"/>
@@ -31524,7 +27461,7 @@
         <w:t xml:space="preserve">Part III. 상세 설계서</w:t>
       </w:r>
     </w:p>
-    <w:bookmarkStart w:id="84" w:name="시스템-아키텍처"/>
+    <w:bookmarkStart w:id="82" w:name="시스템-아키텍처"/>
     <w:p>
       <w:pPr>
         <w:pStyle w:val="Heading2"/>
@@ -31533,7 +27470,7 @@
         <w:t xml:space="preserve">1. 시스템 아키텍처</w:t>
       </w:r>
     </w:p>
-    <w:bookmarkStart w:id="77" w:name="전체-파이프라인"/>
+    <w:bookmarkStart w:id="75" w:name="전체-파이프라인"/>
     <w:p>
       <w:pPr>
         <w:pStyle w:val="Heading3"/>
@@ -31551,18 +27488,18 @@
           <wp:inline>
             <wp:extent cx="4754880" cy="7589964"/>
             <wp:effectExtent b="0" l="0" r="0" t="0"/>
-            <wp:docPr descr="전체 파이프라인 — 기기 분석 · 기획 · 렌더 · 관문" title="" id="75" name="Picture"/>
+            <wp:docPr descr="전체 파이프라인 — 기기 분석 · 기획 · 렌더 · 관문" title="" id="73" name="Picture"/>
             <a:graphic>
               <a:graphicData uri="http://schemas.openxmlformats.org/drawingml/2006/picture">
                 <pic:pic>
                   <pic:nvPicPr>
-                    <pic:cNvPr descr="/tmp/claude-0/-home-claude/ca0c3818-fa79-588c-a1fe-d7e40f2b4b69/scratchpad/wt/var/proposal/figures/pipeline.png" id="76" name="Picture"/>
+                    <pic:cNvPr descr="/tmp/claude-0/-home-claude/ca0c3818-fa79-588c-a1fe-d7e40f2b4b69/scratchpad/wt/var/proposal/figures/pipeline.png" id="74" name="Picture"/>
                     <pic:cNvPicPr>
                       <a:picLocks noChangeArrowheads="1" noChangeAspect="1"/>
                     </pic:cNvPicPr>
                   </pic:nvPicPr>
                   <pic:blipFill>
-                    <a:blip r:embed="rId74"/>
+                    <a:blip r:embed="rId72"/>
                     <a:stretch>
                       <a:fillRect/>
                     </a:stretch>
@@ -31597,8 +27534,8 @@
         <w:t>[그림 6] 전체 파이프라인 — 기기 분석 · 기획 · 렌더 · 관문</w:t>
       </w:r>
     </w:p>
-    <w:bookmarkEnd w:id="77"/>
-    <w:bookmarkStart w:id="81" w:name="계층-구조-gr-2"/>
+    <w:bookmarkEnd w:id="75"/>
+    <w:bookmarkStart w:id="79" w:name="계층-구조-gr-2"/>
     <w:p>
       <w:pPr>
         <w:pStyle w:val="Heading3"/>
@@ -32305,18 +28242,18 @@
           <wp:inline>
             <wp:extent cx="5334000" cy="4926763"/>
             <wp:effectExtent b="0" l="0" r="0" t="0"/>
-            <wp:docPr descr="계층 구조와 import 계약 5종" title="" id="79" name="Picture"/>
+            <wp:docPr descr="계층 구조와 import 계약 5종" title="" id="77" name="Picture"/>
             <a:graphic>
               <a:graphicData uri="http://schemas.openxmlformats.org/drawingml/2006/picture">
                 <pic:pic>
                   <pic:nvPicPr>
-                    <pic:cNvPr descr="/tmp/claude-0/-home-claude/ca0c3818-fa79-588c-a1fe-d7e40f2b4b69/scratchpad/wt/var/proposal/figures/layers.png" id="80" name="Picture"/>
+                    <pic:cNvPr descr="/tmp/claude-0/-home-claude/ca0c3818-fa79-588c-a1fe-d7e40f2b4b69/scratchpad/wt/var/proposal/figures/layers.png" id="78" name="Picture"/>
                     <pic:cNvPicPr>
                       <a:picLocks noChangeArrowheads="1" noChangeAspect="1"/>
                     </pic:cNvPicPr>
                   </pic:nvPicPr>
                   <pic:blipFill>
-                    <a:blip r:embed="rId78"/>
+                    <a:blip r:embed="rId76"/>
                     <a:stretch>
                       <a:fillRect/>
                     </a:stretch>
@@ -32351,8 +28288,8 @@
         <w:t>[그림 7] 계층 구조와 import 계약 5종</w:t>
       </w:r>
     </w:p>
-    <w:bookmarkEnd w:id="81"/>
-    <w:bookmarkStart w:id="82" w:name="트리거-타이밍-명시적-실행-상시-감시-없음"/>
+    <w:bookmarkEnd w:id="79"/>
+    <w:bookmarkStart w:id="80" w:name="트리거-타이밍-명시적-실행-상시-감시-없음"/>
     <w:p>
       <w:pPr>
         <w:pStyle w:val="Heading3"/>
@@ -32641,8 +28578,8 @@
         <w:t xml:space="preserve">건너뛰기는 P2에서 구현한다.</w:t>
       </w:r>
     </w:p>
-    <w:bookmarkEnd w:id="82"/>
-    <w:bookmarkStart w:id="83" w:name="모듈-경계-로컬-서버"/>
+    <w:bookmarkEnd w:id="80"/>
+    <w:bookmarkStart w:id="81" w:name="모듈-경계-로컬-서버"/>
     <w:p>
       <w:pPr>
         <w:pStyle w:val="Heading3"/>
@@ -33072,9 +29009,9 @@
         <w:t xml:space="preserve">: 서버 수신 스키마에 오디오 바이트 필드를 정의하지 않는다. 필드가 없으면 전송 자체가 불가능하다. 정책이 아니라 타입으로 강제한다.</w:t>
       </w:r>
     </w:p>
-    <w:bookmarkEnd w:id="83"/>
-    <w:bookmarkEnd w:id="84"/>
-    <w:bookmarkStart w:id="101" w:name="데이터-설계"/>
+    <w:bookmarkEnd w:id="81"/>
+    <w:bookmarkEnd w:id="82"/>
+    <w:bookmarkStart w:id="99" w:name="데이터-설계"/>
     <w:p>
       <w:pPr>
         <w:pStyle w:val="Heading2"/>
@@ -33083,7 +29020,7 @@
         <w:t xml:space="preserve">2. 데이터 설계</w:t>
       </w:r>
     </w:p>
-    <w:bookmarkStart w:id="85" w:name="데이터-규칙-gr-3"/>
+    <w:bookmarkStart w:id="83" w:name="데이터-규칙-gr-3"/>
     <w:p>
       <w:pPr>
         <w:pStyle w:val="Heading3"/>
@@ -34277,8 +30214,8 @@
         </w:tc>
       </w:tr>
     </w:tbl>
-    <w:bookmarkEnd w:id="85"/>
-    <w:bookmarkStart w:id="86" w:name="현재-산출물-저장-p1-p2"/>
+    <w:bookmarkEnd w:id="83"/>
+    <w:bookmarkStart w:id="84" w:name="현재-산출물-저장-p1-p2"/>
     <w:p>
       <w:pPr>
         <w:pStyle w:val="Heading3"/>
@@ -34970,8 +30907,8 @@
         <w:t xml:space="preserve">끝나야 이름을 준다 (D-0216).</w:t>
       </w:r>
     </w:p>
-    <w:bookmarkEnd w:id="86"/>
-    <w:bookmarkStart w:id="87" w:name="개발-코퍼스-실측"/>
+    <w:bookmarkEnd w:id="84"/>
+    <w:bookmarkStart w:id="85" w:name="개발-코퍼스-실측"/>
     <w:p>
       <w:pPr>
         <w:pStyle w:val="Heading3"/>
@@ -35346,8 +31283,8 @@
         </w:tc>
       </w:tr>
     </w:tbl>
-    <w:bookmarkEnd w:id="87"/>
-    <w:bookmarkStart w:id="91" w:name="id3-프레임-실측-1004곡-전수"/>
+    <w:bookmarkEnd w:id="85"/>
+    <w:bookmarkStart w:id="89" w:name="id3-프레임-실측-1004곡-전수"/>
     <w:p>
       <w:pPr>
         <w:pStyle w:val="Heading3"/>
@@ -36134,18 +32071,18 @@
           <wp:inline>
             <wp:extent cx="5334000" cy="3308166"/>
             <wp:effectExtent b="0" l="0" r="0" t="0"/>
-            <wp:docPr descr="ID3 프레임 보유율 (1004곡 전수)" title="" id="89" name="Picture"/>
+            <wp:docPr descr="ID3 프레임 보유율 (1004곡 전수)" title="" id="87" name="Picture"/>
             <a:graphic>
               <a:graphicData uri="http://schemas.openxmlformats.org/drawingml/2006/picture">
                 <pic:pic>
                   <pic:nvPicPr>
-                    <pic:cNvPr descr="/tmp/claude-0/-home-claude/ca0c3818-fa79-588c-a1fe-d7e40f2b4b69/scratchpad/wt/var/proposal/figures/id3_frames.png" id="90" name="Picture"/>
+                    <pic:cNvPr descr="/tmp/claude-0/-home-claude/ca0c3818-fa79-588c-a1fe-d7e40f2b4b69/scratchpad/wt/var/proposal/figures/id3_frames.png" id="88" name="Picture"/>
                     <pic:cNvPicPr>
                       <a:picLocks noChangeArrowheads="1" noChangeAspect="1"/>
                     </pic:cNvPicPr>
                   </pic:nvPicPr>
                   <pic:blipFill>
-                    <a:blip r:embed="rId88"/>
+                    <a:blip r:embed="rId86"/>
                     <a:stretch>
                       <a:fillRect/>
                     </a:stretch>
@@ -36180,8 +32117,8 @@
         <w:t>[그림 8] ID3 프레임 보유율 (1004곡 전수)</w:t>
       </w:r>
     </w:p>
-    <w:bookmarkEnd w:id="91"/>
-    <w:bookmarkStart w:id="95" w:name="아티스트-표기-실측"/>
+    <w:bookmarkEnd w:id="89"/>
+    <w:bookmarkStart w:id="93" w:name="아티스트-표기-실측"/>
     <w:p>
       <w:pPr>
         <w:pStyle w:val="Heading3"/>
@@ -36677,18 +32614,18 @@
           <wp:inline>
             <wp:extent cx="5334000" cy="1818949"/>
             <wp:effectExtent b="0" l="0" r="0" t="0"/>
-            <wp:docPr descr="아티스트 표기 구성" title="" id="93" name="Picture"/>
+            <wp:docPr descr="아티스트 표기 구성" title="" id="91" name="Picture"/>
             <a:graphic>
               <a:graphicData uri="http://schemas.openxmlformats.org/drawingml/2006/picture">
                 <pic:pic>
                   <pic:nvPicPr>
-                    <pic:cNvPr descr="/tmp/claude-0/-home-claude/ca0c3818-fa79-588c-a1fe-d7e40f2b4b69/scratchpad/wt/var/proposal/figures/artist_notation.png" id="94" name="Picture"/>
+                    <pic:cNvPr descr="/tmp/claude-0/-home-claude/ca0c3818-fa79-588c-a1fe-d7e40f2b4b69/scratchpad/wt/var/proposal/figures/artist_notation.png" id="92" name="Picture"/>
                     <pic:cNvPicPr>
                       <a:picLocks noChangeArrowheads="1" noChangeAspect="1"/>
                     </pic:cNvPicPr>
                   </pic:nvPicPr>
                   <pic:blipFill>
-                    <a:blip r:embed="rId92"/>
+                    <a:blip r:embed="rId90"/>
                     <a:stretch>
                       <a:fillRect/>
                     </a:stretch>
@@ -36723,8 +32660,8 @@
         <w:t>[그림 9] 아티스트 표기 구성</w:t>
       </w:r>
     </w:p>
-    <w:bookmarkEnd w:id="95"/>
-    <w:bookmarkStart w:id="96" w:name="좌표-없는-정규화-식별자-체계"/>
+    <w:bookmarkEnd w:id="93"/>
+    <w:bookmarkStart w:id="94" w:name="좌표-없는-정규화-식별자-체계"/>
     <w:p>
       <w:pPr>
         <w:pStyle w:val="Heading3"/>
@@ -37209,8 +33146,8 @@
         <w:t xml:space="preserve">절대경로를 쓰지 않는 이유는 기기마다 라이브러리 루트가 달라 산출물 동일성이 깨지기 때문이다.</w:t>
       </w:r>
     </w:p>
-    <w:bookmarkEnd w:id="96"/>
-    <w:bookmarkStart w:id="100" w:name="테이블-명세-주요-p4-설계-미구현"/>
+    <w:bookmarkEnd w:id="94"/>
+    <w:bookmarkStart w:id="98" w:name="테이블-명세-주요-p4-설계-미구현"/>
     <w:p>
       <w:pPr>
         <w:pStyle w:val="Heading3"/>
@@ -37247,18 +33184,18 @@
           <wp:inline>
             <wp:extent cx="5334000" cy="5542301"/>
             <wp:effectExtent b="0" l="0" r="0" t="0"/>
-            <wp:docPr descr="ERD — P4 설계" title="" id="98" name="Picture"/>
+            <wp:docPr descr="ERD — P4 설계" title="" id="96" name="Picture"/>
             <a:graphic>
               <a:graphicData uri="http://schemas.openxmlformats.org/drawingml/2006/picture">
                 <pic:pic>
                   <pic:nvPicPr>
-                    <pic:cNvPr descr="/tmp/claude-0/-home-claude/ca0c3818-fa79-588c-a1fe-d7e40f2b4b69/scratchpad/wt/var/proposal/figures/erd.png" id="99" name="Picture"/>
+                    <pic:cNvPr descr="/tmp/claude-0/-home-claude/ca0c3818-fa79-588c-a1fe-d7e40f2b4b69/scratchpad/wt/var/proposal/figures/erd.png" id="97" name="Picture"/>
                     <pic:cNvPicPr>
                       <a:picLocks noChangeArrowheads="1" noChangeAspect="1"/>
                     </pic:cNvPicPr>
                   </pic:nvPicPr>
                   <pic:blipFill>
-                    <a:blip r:embed="rId97"/>
+                    <a:blip r:embed="rId95"/>
                     <a:stretch>
                       <a:fillRect/>
                     </a:stretch>
@@ -39932,9 +35869,9 @@
         </w:tc>
       </w:tr>
     </w:tbl>
-    <w:bookmarkEnd w:id="100"/>
-    <w:bookmarkEnd w:id="101"/>
-    <w:bookmarkStart w:id="116" w:name="인제스트-상세-설계"/>
+    <w:bookmarkEnd w:id="98"/>
+    <w:bookmarkEnd w:id="99"/>
+    <w:bookmarkStart w:id="114" w:name="인제스트-상세-설계"/>
     <w:p>
       <w:pPr>
         <w:pStyle w:val="Heading2"/>
@@ -39943,7 +35880,7 @@
         <w:t xml:space="preserve">3. 인제스트 상세 설계</w:t>
       </w:r>
     </w:p>
-    <w:bookmarkStart w:id="105" w:name="처리-순서"/>
+    <w:bookmarkStart w:id="103" w:name="처리-순서"/>
     <w:p>
       <w:pPr>
         <w:pStyle w:val="Heading3"/>
@@ -39961,18 +35898,18 @@
           <wp:inline>
             <wp:extent cx="4471416" cy="7588351"/>
             <wp:effectExtent b="0" l="0" r="0" t="0"/>
-            <wp:docPr descr="인제스트 처리 순서" title="" id="103" name="Picture"/>
+            <wp:docPr descr="인제스트 처리 순서" title="" id="101" name="Picture"/>
             <a:graphic>
               <a:graphicData uri="http://schemas.openxmlformats.org/drawingml/2006/picture">
                 <pic:pic>
                   <pic:nvPicPr>
-                    <pic:cNvPr descr="/tmp/claude-0/-home-claude/ca0c3818-fa79-588c-a1fe-d7e40f2b4b69/scratchpad/wt/var/proposal/figures/ingest_flow.png" id="104" name="Picture"/>
+                    <pic:cNvPr descr="/tmp/claude-0/-home-claude/ca0c3818-fa79-588c-a1fe-d7e40f2b4b69/scratchpad/wt/var/proposal/figures/ingest_flow.png" id="102" name="Picture"/>
                     <pic:cNvPicPr>
                       <a:picLocks noChangeArrowheads="1" noChangeAspect="1"/>
                     </pic:cNvPicPr>
                   </pic:nvPicPr>
                   <pic:blipFill>
-                    <a:blip r:embed="rId102"/>
+                    <a:blip r:embed="rId100"/>
                     <a:stretch>
                       <a:fillRect/>
                     </a:stretch>
@@ -40007,8 +35944,8 @@
         <w:t>[그림 11] 인제스트 처리 순서</w:t>
       </w:r>
     </w:p>
-    <w:bookmarkEnd w:id="105"/>
-    <w:bookmarkStart w:id="106" w:name="실패-분류"/>
+    <w:bookmarkEnd w:id="103"/>
+    <w:bookmarkStart w:id="104" w:name="실패-분류"/>
     <w:p>
       <w:pPr>
         <w:pStyle w:val="Heading3"/>
@@ -40319,8 +36256,8 @@
         <w:t xml:space="preserve">: 어떤 단일 파일도 전체 순회를 중단시키지 않는다. 프로세스 종료 코드는 실패율이 임계를 넘을 때만 비정상이 된다.</w:t>
       </w:r>
     </w:p>
-    <w:bookmarkEnd w:id="106"/>
-    <w:bookmarkStart w:id="110" w:name="델타-이벤트"/>
+    <w:bookmarkEnd w:id="104"/>
+    <w:bookmarkStart w:id="108" w:name="델타-이벤트"/>
     <w:p>
       <w:pPr>
         <w:pStyle w:val="Heading3"/>
@@ -40693,18 +36630,18 @@
           <wp:inline>
             <wp:extent cx="5334000" cy="1901949"/>
             <wp:effectExtent b="0" l="0" r="0" t="0"/>
-            <wp:docPr descr="델타 판정 — 재스캔 이벤트 넷" title="" id="108" name="Picture"/>
+            <wp:docPr descr="델타 판정 — 재스캔 이벤트 넷" title="" id="106" name="Picture"/>
             <a:graphic>
               <a:graphicData uri="http://schemas.openxmlformats.org/drawingml/2006/picture">
                 <pic:pic>
                   <pic:nvPicPr>
-                    <pic:cNvPr descr="/tmp/claude-0/-home-claude/ca0c3818-fa79-588c-a1fe-d7e40f2b4b69/scratchpad/wt/var/proposal/figures/delta_states.png" id="109" name="Picture"/>
+                    <pic:cNvPr descr="/tmp/claude-0/-home-claude/ca0c3818-fa79-588c-a1fe-d7e40f2b4b69/scratchpad/wt/var/proposal/figures/delta_states.png" id="107" name="Picture"/>
                     <pic:cNvPicPr>
                       <a:picLocks noChangeArrowheads="1" noChangeAspect="1"/>
                     </pic:cNvPicPr>
                   </pic:nvPicPr>
                   <pic:blipFill>
-                    <a:blip r:embed="rId107"/>
+                    <a:blip r:embed="rId105"/>
                     <a:stretch>
                       <a:fillRect/>
                     </a:stretch>
@@ -40739,8 +36676,8 @@
         <w:t>[그림 12] 델타 판정 — 재스캔 이벤트 넷</w:t>
       </w:r>
     </w:p>
-    <w:bookmarkEnd w:id="110"/>
-    <w:bookmarkStart w:id="111" w:name="아티스트-파서"/>
+    <w:bookmarkEnd w:id="108"/>
+    <w:bookmarkStart w:id="109" w:name="아티스트-파서"/>
     <w:p>
       <w:pPr>
         <w:pStyle w:val="Heading3"/>
@@ -41278,8 +37215,8 @@
         </w:tc>
       </w:tr>
     </w:tbl>
-    <w:bookmarkEnd w:id="111"/>
-    <w:bookmarkStart w:id="115" w:name="musicbrainz-조회-개선-이력-d-0019"/>
+    <w:bookmarkEnd w:id="109"/>
+    <w:bookmarkStart w:id="113" w:name="musicbrainz-조회-개선-이력-d-0019"/>
     <w:p>
       <w:pPr>
         <w:pStyle w:val="Heading3"/>
@@ -41601,18 +37538,18 @@
           <wp:inline>
             <wp:extent cx="5334000" cy="2152387"/>
             <wp:effectExtent b="0" l="0" r="0" t="0"/>
-            <wp:docPr descr="MusicBrainz 곡 조회 성공률 개선" title="" id="113" name="Picture"/>
+            <wp:docPr descr="MusicBrainz 곡 조회 성공률 개선" title="" id="111" name="Picture"/>
             <a:graphic>
               <a:graphicData uri="http://schemas.openxmlformats.org/drawingml/2006/picture">
                 <pic:pic>
                   <pic:nvPicPr>
-                    <pic:cNvPr descr="/tmp/claude-0/-home-claude/ca0c3818-fa79-588c-a1fe-d7e40f2b4b69/scratchpad/wt/var/proposal/figures/musicbrainz.png" id="114" name="Picture"/>
+                    <pic:cNvPr descr="/tmp/claude-0/-home-claude/ca0c3818-fa79-588c-a1fe-d7e40f2b4b69/scratchpad/wt/var/proposal/figures/musicbrainz.png" id="112" name="Picture"/>
                     <pic:cNvPicPr>
                       <a:picLocks noChangeArrowheads="1" noChangeAspect="1"/>
                     </pic:cNvPicPr>
                   </pic:nvPicPr>
                   <pic:blipFill>
-                    <a:blip r:embed="rId112"/>
+                    <a:blip r:embed="rId110"/>
                     <a:stretch>
                       <a:fillRect/>
                     </a:stretch>
@@ -41647,9 +37584,9 @@
         <w:t>[그림 13] MusicBrainz 곡 조회 성공률 개선</w:t>
       </w:r>
     </w:p>
-    <w:bookmarkEnd w:id="115"/>
-    <w:bookmarkEnd w:id="116"/>
-    <w:bookmarkStart w:id="120" w:name="축-특징-설계"/>
+    <w:bookmarkEnd w:id="113"/>
+    <w:bookmarkEnd w:id="114"/>
+    <w:bookmarkStart w:id="118" w:name="축-특징-설계"/>
     <w:p>
       <w:pPr>
         <w:pStyle w:val="Heading2"/>
@@ -42425,18 +38362,18 @@
           <wp:inline>
             <wp:extent cx="5334000" cy="3019195"/>
             <wp:effectExtent b="0" l="0" r="0" t="0"/>
-            <wp:docPr descr="4축과 모델 — 스템 분리가 편곡 · 가창의 전제다" title="" id="118" name="Picture"/>
+            <wp:docPr descr="4축과 모델 — 스템 분리가 편곡 · 가창의 전제다" title="" id="116" name="Picture"/>
             <a:graphic>
               <a:graphicData uri="http://schemas.openxmlformats.org/drawingml/2006/picture">
                 <pic:pic>
                   <pic:nvPicPr>
-                    <pic:cNvPr descr="/tmp/claude-0/-home-claude/ca0c3818-fa79-588c-a1fe-d7e40f2b4b69/scratchpad/wt/var/proposal/figures/axes.png" id="119" name="Picture"/>
+                    <pic:cNvPr descr="/tmp/claude-0/-home-claude/ca0c3818-fa79-588c-a1fe-d7e40f2b4b69/scratchpad/wt/var/proposal/figures/axes.png" id="117" name="Picture"/>
                     <pic:cNvPicPr>
                       <a:picLocks noChangeArrowheads="1" noChangeAspect="1"/>
                     </pic:cNvPicPr>
                   </pic:nvPicPr>
                   <pic:blipFill>
-                    <a:blip r:embed="rId117"/>
+                    <a:blip r:embed="rId115"/>
                     <a:stretch>
                       <a:fillRect/>
                     </a:stretch>
@@ -42471,8 +38408,8 @@
         <w:t>[그림 14] 4축과 모델 — 스템 분리가 편곡 · 가창의 전제다</w:t>
       </w:r>
     </w:p>
-    <w:bookmarkEnd w:id="120"/>
-    <w:bookmarkStart w:id="128" w:name="취향-모델-설계"/>
+    <w:bookmarkEnd w:id="118"/>
+    <w:bookmarkStart w:id="126" w:name="취향-모델-설계"/>
     <w:p>
       <w:pPr>
         <w:pStyle w:val="Heading2"/>
@@ -42524,7 +38461,7 @@
         <w:t xml:space="preserve">길은 세 번 다 라이선스·커버리지에 막혔다 (D-0215 · D-0216 · O-67).</w:t>
       </w:r>
     </w:p>
-    <w:bookmarkStart w:id="121" w:name="문제-재정의"/>
+    <w:bookmarkStart w:id="119" w:name="문제-재정의"/>
     <w:p>
       <w:pPr>
         <w:pStyle w:val="Heading3"/>
@@ -42759,8 +38696,8 @@
         <w:t xml:space="preserve">는 양성만으로 성립한다. 균일 양성 데이터가 결함이 아니라 전제가 된다.</w:t>
       </w:r>
     </w:p>
-    <w:bookmarkEnd w:id="121"/>
-    <w:bookmarkStart w:id="125" w:name="취향-신호-3층"/>
+    <w:bookmarkEnd w:id="119"/>
+    <w:bookmarkStart w:id="123" w:name="취향-신호-3층"/>
     <w:p>
       <w:pPr>
         <w:pStyle w:val="Heading3"/>
@@ -43113,18 +39050,18 @@
           <wp:inline>
             <wp:extent cx="5334000" cy="2616592"/>
             <wp:effectExtent b="0" l="0" r="0" t="0"/>
-            <wp:docPr descr="취향 신호 3층" title="" id="123" name="Picture"/>
+            <wp:docPr descr="취향 신호 3층" title="" id="121" name="Picture"/>
             <a:graphic>
               <a:graphicData uri="http://schemas.openxmlformats.org/drawingml/2006/picture">
                 <pic:pic>
                   <pic:nvPicPr>
-                    <pic:cNvPr descr="/tmp/claude-0/-home-claude/ca0c3818-fa79-588c-a1fe-d7e40f2b4b69/scratchpad/wt/var/proposal/figures/taste_layers.png" id="124" name="Picture"/>
+                    <pic:cNvPr descr="/tmp/claude-0/-home-claude/ca0c3818-fa79-588c-a1fe-d7e40f2b4b69/scratchpad/wt/var/proposal/figures/taste_layers.png" id="122" name="Picture"/>
                     <pic:cNvPicPr>
                       <a:picLocks noChangeArrowheads="1" noChangeAspect="1"/>
                     </pic:cNvPicPr>
                   </pic:nvPicPr>
                   <pic:blipFill>
-                    <a:blip r:embed="rId122"/>
+                    <a:blip r:embed="rId120"/>
                     <a:stretch>
                       <a:fillRect/>
                     </a:stretch>
@@ -43159,8 +39096,8 @@
         <w:t>[그림 15] 취향 신호 3층</w:t>
       </w:r>
     </w:p>
-    <w:bookmarkEnd w:id="125"/>
-    <w:bookmarkStart w:id="126" w:name="쌍대비교"/>
+    <w:bookmarkEnd w:id="123"/>
+    <w:bookmarkStart w:id="124" w:name="쌍대비교"/>
     <w:p>
       <w:pPr>
         <w:pStyle w:val="Heading3"/>
@@ -43272,8 +39209,8 @@
         <w:t xml:space="preserve">: 본 기법은 랜덤 포레스트가 아니다. 문서·발표에서 혼용하지 않는다.</w:t>
       </w:r>
     </w:p>
-    <w:bookmarkEnd w:id="126"/>
-    <w:bookmarkStart w:id="127" w:name="축별-분해"/>
+    <w:bookmarkEnd w:id="124"/>
+    <w:bookmarkStart w:id="125" w:name="축별-분해"/>
     <w:p>
       <w:pPr>
         <w:pStyle w:val="Heading3"/>
@@ -43290,9 +39227,9 @@
         <w:t xml:space="preserve">취향 벡터는 4축 각각에 대해 독립적으로 산출한다. 사용자가 발라드 멜로디를 선호하면서 힙합 편곡을 선호하는 것은 모순이 아니며, 축을 합치면 이 정보가 소실된다.</w:t>
       </w:r>
     </w:p>
-    <w:bookmarkEnd w:id="127"/>
-    <w:bookmarkEnd w:id="128"/>
-    <w:bookmarkStart w:id="153" w:name="생성-파이프라인-설계"/>
+    <w:bookmarkEnd w:id="125"/>
+    <w:bookmarkEnd w:id="126"/>
+    <w:bookmarkStart w:id="151" w:name="생성-파이프라인-설계"/>
     <w:p>
       <w:pPr>
         <w:pStyle w:val="Heading2"/>
@@ -43301,7 +39238,7 @@
         <w:t xml:space="preserve">6. 생성 파이프라인 설계</w:t>
       </w:r>
     </w:p>
-    <w:bookmarkStart w:id="132" w:name="기획과-렌더를-나눈다"/>
+    <w:bookmarkStart w:id="130" w:name="기획과-렌더를-나눈다"/>
     <w:p>
       <w:pPr>
         <w:pStyle w:val="Heading3"/>
@@ -43359,18 +39296,18 @@
           <wp:inline>
             <wp:extent cx="2880360" cy="7594618"/>
             <wp:effectExtent b="0" l="0" r="0" t="0"/>
-            <wp:docPr descr="hathor가 기획하고 엔진이 소리를 입힌다" title="" id="130" name="Picture"/>
+            <wp:docPr descr="hathor가 기획하고 엔진이 소리를 입힌다" title="" id="128" name="Picture"/>
             <a:graphic>
               <a:graphicData uri="http://schemas.openxmlformats.org/drawingml/2006/picture">
                 <pic:pic>
                   <pic:nvPicPr>
-                    <pic:cNvPr descr="/tmp/claude-0/-home-claude/ca0c3818-fa79-588c-a1fe-d7e40f2b4b69/scratchpad/wt/var/proposal/figures/plan_render.png" id="131" name="Picture"/>
+                    <pic:cNvPr descr="/tmp/claude-0/-home-claude/ca0c3818-fa79-588c-a1fe-d7e40f2b4b69/scratchpad/wt/var/proposal/figures/plan_render.png" id="129" name="Picture"/>
                     <pic:cNvPicPr>
                       <a:picLocks noChangeArrowheads="1" noChangeAspect="1"/>
                     </pic:cNvPicPr>
                   </pic:nvPicPr>
                   <pic:blipFill>
-                    <a:blip r:embed="rId129"/>
+                    <a:blip r:embed="rId127"/>
                     <a:stretch>
                       <a:fillRect/>
                     </a:stretch>
@@ -43448,8 +39385,8 @@
         <w:t xml:space="preserve">라 적는다 (D-0218).</w:t>
       </w:r>
     </w:p>
-    <w:bookmarkEnd w:id="132"/>
-    <w:bookmarkStart w:id="133" w:name="결정성"/>
+    <w:bookmarkEnd w:id="130"/>
+    <w:bookmarkStart w:id="131" w:name="결정성"/>
     <w:p>
       <w:pPr>
         <w:pStyle w:val="Heading3"/>
@@ -43513,8 +39450,8 @@
         <w:t xml:space="preserve">결정론은 기획(조건)까지만 보장한다 (O-65).</w:t>
       </w:r>
     </w:p>
-    <w:bookmarkEnd w:id="133"/>
-    <w:bookmarkStart w:id="137" w:name="엔진-선정-서류-관문-d-0217"/>
+    <w:bookmarkEnd w:id="131"/>
+    <w:bookmarkStart w:id="135" w:name="엔진-선정-서류-관문-d-0217"/>
     <w:p>
       <w:pPr>
         <w:pStyle w:val="Heading3"/>
@@ -44461,18 +40398,18 @@
           <wp:inline>
             <wp:extent cx="5334000" cy="2687532"/>
             <wp:effectExtent b="0" l="0" r="0" t="0"/>
-            <wp:docPr descr="엔진 서류 관문 — 일곱에서 둘로" title="" id="135" name="Picture"/>
+            <wp:docPr descr="엔진 서류 관문 — 일곱에서 둘로" title="" id="133" name="Picture"/>
             <a:graphic>
               <a:graphicData uri="http://schemas.openxmlformats.org/drawingml/2006/picture">
                 <pic:pic>
                   <pic:nvPicPr>
-                    <pic:cNvPr descr="/tmp/claude-0/-home-claude/ca0c3818-fa79-588c-a1fe-d7e40f2b4b69/scratchpad/wt/var/proposal/figures/engine_funnel.png" id="136" name="Picture"/>
+                    <pic:cNvPr descr="/tmp/claude-0/-home-claude/ca0c3818-fa79-588c-a1fe-d7e40f2b4b69/scratchpad/wt/var/proposal/figures/engine_funnel.png" id="134" name="Picture"/>
                     <pic:cNvPicPr>
                       <a:picLocks noChangeArrowheads="1" noChangeAspect="1"/>
                     </pic:cNvPicPr>
                   </pic:nvPicPr>
                   <pic:blipFill>
-                    <a:blip r:embed="rId134"/>
+                    <a:blip r:embed="rId132"/>
                     <a:stretch>
                       <a:fillRect/>
                     </a:stretch>
@@ -44507,8 +40444,8 @@
         <w:t>[그림 17] 엔진 서류 관문 — 일곱에서 둘로</w:t>
       </w:r>
     </w:p>
-    <w:bookmarkEnd w:id="137"/>
-    <w:bookmarkStart w:id="141" w:name="실측-관문-착수-전에-적었다-d-0217"/>
+    <w:bookmarkEnd w:id="135"/>
+    <w:bookmarkStart w:id="139" w:name="실측-관문-착수-전에-적었다-d-0217"/>
     <w:p>
       <w:pPr>
         <w:pStyle w:val="Heading3"/>
@@ -44878,18 +40815,18 @@
           <wp:inline>
             <wp:extent cx="5334000" cy="4910054"/>
             <wp:effectExtent b="0" l="0" r="0" t="0"/>
-            <wp:docPr descr="엔진 실측 관문 G0 ~ G3" title="" id="139" name="Picture"/>
+            <wp:docPr descr="엔진 실측 관문 G0 ~ G3" title="" id="137" name="Picture"/>
             <a:graphic>
               <a:graphicData uri="http://schemas.openxmlformats.org/drawingml/2006/picture">
                 <pic:pic>
                   <pic:nvPicPr>
-                    <pic:cNvPr descr="/tmp/claude-0/-home-claude/ca0c3818-fa79-588c-a1fe-d7e40f2b4b69/scratchpad/wt/var/proposal/figures/engine_gates.png" id="140" name="Picture"/>
+                    <pic:cNvPr descr="/tmp/claude-0/-home-claude/ca0c3818-fa79-588c-a1fe-d7e40f2b4b69/scratchpad/wt/var/proposal/figures/engine_gates.png" id="138" name="Picture"/>
                     <pic:cNvPicPr>
                       <a:picLocks noChangeArrowheads="1" noChangeAspect="1"/>
                     </pic:cNvPicPr>
                   </pic:nvPicPr>
                   <pic:blipFill>
-                    <a:blip r:embed="rId138"/>
+                    <a:blip r:embed="rId136"/>
                     <a:stretch>
                       <a:fillRect/>
                     </a:stretch>
@@ -44924,8 +40861,8 @@
         <w:t>[그림 18] 엔진 실측 관문 G0 ~ G3</w:t>
       </w:r>
     </w:p>
-    <w:bookmarkEnd w:id="141"/>
-    <w:bookmarkStart w:id="145" w:name="g0-실측-기기가-떨어졌다-d-0218"/>
+    <w:bookmarkEnd w:id="139"/>
+    <w:bookmarkStart w:id="143" w:name="g0-실측-기기가-떨어졌다-d-0218"/>
     <w:p>
       <w:pPr>
         <w:pStyle w:val="Heading3"/>
@@ -45243,18 +41180,18 @@
           <wp:inline>
             <wp:extent cx="5334000" cy="2007123"/>
             <wp:effectExtent b="0" l="0" r="0" t="0"/>
-            <wp:docPr descr="G0 실측 — fp16 NaN · fp32 메모리 부족" title="" id="143" name="Picture"/>
+            <wp:docPr descr="G0 실측 — fp16 NaN · fp32 메모리 부족" title="" id="141" name="Picture"/>
             <a:graphic>
               <a:graphicData uri="http://schemas.openxmlformats.org/drawingml/2006/picture">
                 <pic:pic>
                   <pic:nvPicPr>
-                    <pic:cNvPr descr="/tmp/claude-0/-home-claude/ca0c3818-fa79-588c-a1fe-d7e40f2b4b69/scratchpad/wt/var/proposal/figures/g0_runs.png" id="144" name="Picture"/>
+                    <pic:cNvPr descr="/tmp/claude-0/-home-claude/ca0c3818-fa79-588c-a1fe-d7e40f2b4b69/scratchpad/wt/var/proposal/figures/g0_runs.png" id="142" name="Picture"/>
                     <pic:cNvPicPr>
                       <a:picLocks noChangeArrowheads="1" noChangeAspect="1"/>
                     </pic:cNvPicPr>
                   </pic:nvPicPr>
                   <pic:blipFill>
-                    <a:blip r:embed="rId142"/>
+                    <a:blip r:embed="rId140"/>
                     <a:stretch>
                       <a:fillRect/>
                     </a:stretch>
@@ -45289,8 +41226,8 @@
         <w:t>[그림 19] G0 실측 — fp16 NaN · fp32 메모리 부족</w:t>
       </w:r>
     </w:p>
-    <w:bookmarkEnd w:id="145"/>
-    <w:bookmarkStart w:id="152" w:name="청취-판정-이력"/>
+    <w:bookmarkEnd w:id="143"/>
+    <w:bookmarkStart w:id="150" w:name="청취-판정-이력"/>
     <w:p>
       <w:pPr>
         <w:pStyle w:val="Heading3"/>
@@ -45803,18 +41740,18 @@
           <wp:inline>
             <wp:extent cx="5334000" cy="2490192"/>
             <wp:effectExtent b="0" l="0" r="0" t="0"/>
-            <wp:docPr descr="청취 판정 이력" title="" id="147" name="Picture"/>
+            <wp:docPr descr="청취 판정 이력" title="" id="145" name="Picture"/>
             <a:graphic>
               <a:graphicData uri="http://schemas.openxmlformats.org/drawingml/2006/picture">
                 <pic:pic>
                   <pic:nvPicPr>
-                    <pic:cNvPr descr="/tmp/claude-0/-home-claude/ca0c3818-fa79-588c-a1fe-d7e40f2b4b69/scratchpad/wt/var/proposal/figures/listening.png" id="148" name="Picture"/>
+                    <pic:cNvPr descr="/tmp/claude-0/-home-claude/ca0c3818-fa79-588c-a1fe-d7e40f2b4b69/scratchpad/wt/var/proposal/figures/listening.png" id="146" name="Picture"/>
                     <pic:cNvPicPr>
                       <a:picLocks noChangeArrowheads="1" noChangeAspect="1"/>
                     </pic:cNvPicPr>
                   </pic:nvPicPr>
                   <pic:blipFill>
-                    <a:blip r:embed="rId146"/>
+                    <a:blip r:embed="rId144"/>
                     <a:stretch>
                       <a:fillRect/>
                     </a:stretch>
@@ -45858,18 +41795,18 @@
           <wp:inline>
             <wp:extent cx="5334000" cy="1730949"/>
             <wp:effectExtent b="0" l="0" r="0" t="0"/>
-            <wp:docPr descr="성부 진행 전후 (D-0137)" title="" id="150" name="Picture"/>
+            <wp:docPr descr="성부 진행 전후 (D-0137)" title="" id="148" name="Picture"/>
             <a:graphic>
               <a:graphicData uri="http://schemas.openxmlformats.org/drawingml/2006/picture">
                 <pic:pic>
                   <pic:nvPicPr>
-                    <pic:cNvPr descr="/tmp/claude-0/-home-claude/ca0c3818-fa79-588c-a1fe-d7e40f2b4b69/scratchpad/wt/var/proposal/figures/voice_leading.png" id="151" name="Picture"/>
+                    <pic:cNvPr descr="/tmp/claude-0/-home-claude/ca0c3818-fa79-588c-a1fe-d7e40f2b4b69/scratchpad/wt/var/proposal/figures/voice_leading.png" id="149" name="Picture"/>
                     <pic:cNvPicPr>
                       <a:picLocks noChangeArrowheads="1" noChangeAspect="1"/>
                     </pic:cNvPicPr>
                   </pic:nvPicPr>
                   <pic:blipFill>
-                    <a:blip r:embed="rId149"/>
+                    <a:blip r:embed="rId147"/>
                     <a:stretch>
                       <a:fillRect/>
                     </a:stretch>
@@ -45904,9 +41841,9 @@
         <w:t>[그림 21] 성부 진행 전후 (D-0137)</w:t>
       </w:r>
     </w:p>
-    <w:bookmarkEnd w:id="152"/>
-    <w:bookmarkEnd w:id="153"/>
-    <w:bookmarkStart w:id="159" w:name="가창-및-안전-게이트-설계"/>
+    <w:bookmarkEnd w:id="150"/>
+    <w:bookmarkEnd w:id="151"/>
+    <w:bookmarkStart w:id="157" w:name="가창-및-안전-게이트-설계"/>
     <w:p>
       <w:pPr>
         <w:pStyle w:val="Heading2"/>
@@ -45915,7 +41852,7 @@
         <w:t xml:space="preserve">7. 가창 및 안전 게이트 설계</w:t>
       </w:r>
     </w:p>
-    <w:bookmarkStart w:id="154" w:name="가창은-엔진이-입힌다"/>
+    <w:bookmarkStart w:id="152" w:name="가창은-엔진이-입힌다"/>
     <w:p>
       <w:pPr>
         <w:pStyle w:val="Heading3"/>
@@ -45964,8 +41901,8 @@
         <w:t xml:space="preserve">(D-0003).</w:t>
       </w:r>
     </w:p>
-    <w:bookmarkEnd w:id="154"/>
-    <w:bookmarkStart w:id="158" w:name="음색-누설-관문-g2"/>
+    <w:bookmarkEnd w:id="152"/>
+    <w:bookmarkStart w:id="156" w:name="음색-누설-관문-g2"/>
     <w:p>
       <w:pPr>
         <w:pStyle w:val="Heading3"/>
@@ -46017,18 +41954,18 @@
           <wp:inline>
             <wp:extent cx="5334000" cy="5843703"/>
             <wp:effectExtent b="0" l="0" r="0" t="0"/>
-            <wp:docPr descr="음색 누설 관문 G2" title="" id="156" name="Picture"/>
+            <wp:docPr descr="음색 누설 관문 G2" title="" id="154" name="Picture"/>
             <a:graphic>
               <a:graphicData uri="http://schemas.openxmlformats.org/drawingml/2006/picture">
                 <pic:pic>
                   <pic:nvPicPr>
-                    <pic:cNvPr descr="/tmp/claude-0/-home-claude/ca0c3818-fa79-588c-a1fe-d7e40f2b4b69/scratchpad/wt/var/proposal/figures/leak_gate.png" id="157" name="Picture"/>
+                    <pic:cNvPr descr="/tmp/claude-0/-home-claude/ca0c3818-fa79-588c-a1fe-d7e40f2b4b69/scratchpad/wt/var/proposal/figures/leak_gate.png" id="155" name="Picture"/>
                     <pic:cNvPicPr>
                       <a:picLocks noChangeArrowheads="1" noChangeAspect="1"/>
                     </pic:cNvPicPr>
                   </pic:nvPicPr>
                   <pic:blipFill>
-                    <a:blip r:embed="rId155"/>
+                    <a:blip r:embed="rId153"/>
                     <a:stretch>
                       <a:fillRect/>
                     </a:stretch>
@@ -46131,9 +42068,9 @@
         <w:t xml:space="preserve">을 금지한다.</w:t>
       </w:r>
     </w:p>
-    <w:bookmarkEnd w:id="158"/>
-    <w:bookmarkEnd w:id="159"/>
-    <w:bookmarkStart w:id="163" w:name="로컬-에이전트-설계"/>
+    <w:bookmarkEnd w:id="156"/>
+    <w:bookmarkEnd w:id="157"/>
+    <w:bookmarkStart w:id="161" w:name="로컬-에이전트-설계"/>
     <w:p>
       <w:pPr>
         <w:pStyle w:val="Heading2"/>
@@ -46160,7 +42097,7 @@
         <w:t xml:space="preserve">지금 강제되고 있는 것은 전송 경계 하나다 — 서버가 없어도 구멍은 셀 수 있다 (D-0134).</w:t>
       </w:r>
     </w:p>
-    <w:bookmarkStart w:id="160" w:name="구성"/>
+    <w:bookmarkStart w:id="158" w:name="구성"/>
     <w:p>
       <w:pPr>
         <w:pStyle w:val="Heading3"/>
@@ -46488,8 +42425,8 @@
         <w:t xml:space="preserve">넘는다. 이미 구현된 인제스트 코드를 그대로 재사용한다.</w:t>
       </w:r>
     </w:p>
-    <w:bookmarkEnd w:id="160"/>
-    <w:bookmarkStart w:id="161" w:name="작업-관리"/>
+    <w:bookmarkEnd w:id="158"/>
+    <w:bookmarkStart w:id="159" w:name="작업-관리"/>
     <w:p>
       <w:pPr>
         <w:pStyle w:val="Heading3"/>
@@ -46743,8 +42680,8 @@
         </w:tc>
       </w:tr>
     </w:tbl>
-    <w:bookmarkEnd w:id="161"/>
-    <w:bookmarkStart w:id="162" w:name="전송-경계-강제"/>
+    <w:bookmarkEnd w:id="159"/>
+    <w:bookmarkStart w:id="160" w:name="전송-경계-강제"/>
     <w:p>
       <w:pPr>
         <w:pStyle w:val="Heading3"/>
@@ -46956,9 +42893,9 @@
         <w:t xml:space="preserve">MLflow · Prefect 2곳은 로컬 주소가 아니면 거절하며 둘의 사용 통계도 끈다 (D-0224).</w:t>
       </w:r>
     </w:p>
-    <w:bookmarkEnd w:id="162"/>
-    <w:bookmarkEnd w:id="163"/>
-    <w:bookmarkStart w:id="164" w:name="서빙-api-명세-개요"/>
+    <w:bookmarkEnd w:id="160"/>
+    <w:bookmarkEnd w:id="161"/>
+    <w:bookmarkStart w:id="162" w:name="서빙-api-명세-개요"/>
     <w:p>
       <w:pPr>
         <w:pStyle w:val="Heading2"/>
@@ -47513,8 +43450,8 @@
         <w:t xml:space="preserve">전체 스키마는 OpenAPI로 문서화한다.</w:t>
       </w:r>
     </w:p>
-    <w:bookmarkEnd w:id="164"/>
-    <w:bookmarkStart w:id="184" w:name="평가-설계"/>
+    <w:bookmarkEnd w:id="162"/>
+    <w:bookmarkStart w:id="182" w:name="평가-설계"/>
     <w:p>
       <w:pPr>
         <w:pStyle w:val="Heading2"/>
@@ -47523,7 +43460,7 @@
         <w:t xml:space="preserve">10. 평가 설계</w:t>
       </w:r>
     </w:p>
-    <w:bookmarkStart w:id="168" w:name="지표"/>
+    <w:bookmarkStart w:id="166" w:name="지표"/>
     <w:p>
       <w:pPr>
         <w:pStyle w:val="Heading3"/>
@@ -50272,18 +46209,18 @@
           <wp:inline>
             <wp:extent cx="5334000" cy="2441130"/>
             <wp:effectExtent b="0" l="0" r="0" t="0"/>
-            <wp:docPr descr="검색 평가 — 무작위 대비" title="" id="166" name="Picture"/>
+            <wp:docPr descr="검색 평가 — 무작위 대비" title="" id="164" name="Picture"/>
             <a:graphic>
               <a:graphicData uri="http://schemas.openxmlformats.org/drawingml/2006/picture">
                 <pic:pic>
                   <pic:nvPicPr>
-                    <pic:cNvPr descr="/tmp/claude-0/-home-claude/ca0c3818-fa79-588c-a1fe-d7e40f2b4b69/scratchpad/wt/var/proposal/figures/retrieval.png" id="167" name="Picture"/>
+                    <pic:cNvPr descr="/tmp/claude-0/-home-claude/ca0c3818-fa79-588c-a1fe-d7e40f2b4b69/scratchpad/wt/var/proposal/figures/retrieval.png" id="165" name="Picture"/>
                     <pic:cNvPicPr>
                       <a:picLocks noChangeArrowheads="1" noChangeAspect="1"/>
                     </pic:cNvPicPr>
                   </pic:nvPicPr>
                   <pic:blipFill>
-                    <a:blip r:embed="rId165"/>
+                    <a:blip r:embed="rId163"/>
                     <a:stretch>
                       <a:fillRect/>
                     </a:stretch>
@@ -50318,8 +46255,8 @@
         <w:t>[그림 23] 검색 평가 — 무작위 대비</w:t>
       </w:r>
     </w:p>
-    <w:bookmarkEnd w:id="168"/>
-    <w:bookmarkStart w:id="172" w:name="레이어-곡선-검색축-d-0027"/>
+    <w:bookmarkEnd w:id="166"/>
+    <w:bookmarkStart w:id="170" w:name="레이어-곡선-검색축-d-0027"/>
     <w:p>
       <w:pPr>
         <w:pStyle w:val="Heading3"/>
@@ -50958,18 +46895,18 @@
           <wp:inline>
             <wp:extent cx="5334000" cy="2579029"/>
             <wp:effectExtent b="0" l="0" r="0" t="0"/>
-            <wp:docPr descr="레이어 곡선 — 검색축" title="" id="170" name="Picture"/>
+            <wp:docPr descr="레이어 곡선 — 검색축" title="" id="168" name="Picture"/>
             <a:graphic>
               <a:graphicData uri="http://schemas.openxmlformats.org/drawingml/2006/picture">
                 <pic:pic>
                   <pic:nvPicPr>
-                    <pic:cNvPr descr="/tmp/claude-0/-home-claude/ca0c3818-fa79-588c-a1fe-d7e40f2b4b69/scratchpad/wt/var/proposal/figures/layer_curve.png" id="171" name="Picture"/>
+                    <pic:cNvPr descr="/tmp/claude-0/-home-claude/ca0c3818-fa79-588c-a1fe-d7e40f2b4b69/scratchpad/wt/var/proposal/figures/layer_curve.png" id="169" name="Picture"/>
                     <pic:cNvPicPr>
                       <a:picLocks noChangeArrowheads="1" noChangeAspect="1"/>
                     </pic:cNvPicPr>
                   </pic:nvPicPr>
                   <pic:blipFill>
-                    <a:blip r:embed="rId169"/>
+                    <a:blip r:embed="rId167"/>
                     <a:stretch>
                       <a:fillRect/>
                     </a:stretch>
@@ -51004,8 +46941,8 @@
         <w:t>[그림 24] 레이어 곡선 — 검색축</w:t>
       </w:r>
     </w:p>
-    <w:bookmarkEnd w:id="172"/>
-    <w:bookmarkStart w:id="176" w:name="층별-화성-화성축-d-0181"/>
+    <w:bookmarkEnd w:id="170"/>
+    <w:bookmarkStart w:id="174" w:name="층별-화성-화성축-d-0181"/>
     <w:p>
       <w:pPr>
         <w:pStyle w:val="Heading3"/>
@@ -51703,18 +47640,18 @@
           <wp:inline>
             <wp:extent cx="5334000" cy="2280392"/>
             <wp:effectExtent b="0" l="0" r="0" t="0"/>
-            <wp:docPr descr="층별 화성 — 화성축" title="" id="174" name="Picture"/>
+            <wp:docPr descr="층별 화성 — 화성축" title="" id="172" name="Picture"/>
             <a:graphic>
               <a:graphicData uri="http://schemas.openxmlformats.org/drawingml/2006/picture">
                 <pic:pic>
                   <pic:nvPicPr>
-                    <pic:cNvPr descr="/tmp/claude-0/-home-claude/ca0c3818-fa79-588c-a1fe-d7e40f2b4b69/scratchpad/wt/var/proposal/figures/harmony_layers.png" id="175" name="Picture"/>
+                    <pic:cNvPr descr="/tmp/claude-0/-home-claude/ca0c3818-fa79-588c-a1fe-d7e40f2b4b69/scratchpad/wt/var/proposal/figures/harmony_layers.png" id="173" name="Picture"/>
                     <pic:cNvPicPr>
                       <a:picLocks noChangeArrowheads="1" noChangeAspect="1"/>
                     </pic:cNvPicPr>
                   </pic:nvPicPr>
                   <pic:blipFill>
-                    <a:blip r:embed="rId173"/>
+                    <a:blip r:embed="rId171"/>
                     <a:stretch>
                       <a:fillRect/>
                     </a:stretch>
@@ -51749,8 +47686,8 @@
         <w:t>[그림 25] 층별 화성 — 화성축</w:t>
       </w:r>
     </w:p>
-    <w:bookmarkEnd w:id="176"/>
-    <w:bookmarkStart w:id="177" w:name="조건화-판정-selfother와-그-한계"/>
+    <w:bookmarkEnd w:id="174"/>
+    <w:bookmarkStart w:id="175" w:name="조건화-판정-selfother와-그-한계"/>
     <w:p>
       <w:pPr>
         <w:pStyle w:val="Heading3"/>
@@ -51839,8 +47776,8 @@
         <w:t xml:space="preserve">귀가 판정한다.</w:t>
       </w:r>
     </w:p>
-    <w:bookmarkEnd w:id="177"/>
-    <w:bookmarkStart w:id="181" w:name="검색-평가-하네스-d-0023"/>
+    <w:bookmarkEnd w:id="175"/>
+    <w:bookmarkStart w:id="179" w:name="검색-평가-하네스-d-0023"/>
     <w:p>
       <w:pPr>
         <w:pStyle w:val="Heading3"/>
@@ -52256,7 +48193,7 @@
         <w:t xml:space="preserve">그 둘은 처방이 정반대다.</w:t>
       </w:r>
     </w:p>
-    <w:bookmarkStart w:id="178" w:name="m0-게이트를-어떻게-읽는가"/>
+    <w:bookmarkStart w:id="176" w:name="m0-게이트를-어떻게-읽는가"/>
     <w:p>
       <w:pPr>
         <w:pStyle w:val="Heading4"/>
@@ -52759,8 +48696,8 @@
         <w:t xml:space="preserve">을 들고 다닌다 — 자격을 로그가 아니라 산출물이 든다.</w:t>
       </w:r>
     </w:p>
-    <w:bookmarkEnd w:id="178"/>
-    <w:bookmarkStart w:id="179" w:name="하네스-운용과-실측-이력"/>
+    <w:bookmarkEnd w:id="176"/>
+    <w:bookmarkStart w:id="177" w:name="하네스-운용과-실측-이력"/>
     <w:p>
       <w:pPr>
         <w:pStyle w:val="Heading4"/>
@@ -52914,8 +48851,8 @@
         <w:t xml:space="preserve">원인 미확정이며 O-8(D-0024)로 등재. 스템은 MERT 임베딩에 기여하지 않음이 확인됐다.</w:t>
       </w:r>
     </w:p>
-    <w:bookmarkEnd w:id="179"/>
-    <w:bookmarkStart w:id="180" w:name="표현-선택의-실측-이력"/>
+    <w:bookmarkEnd w:id="177"/>
+    <w:bookmarkStart w:id="178" w:name="표현-선택의-실측-이력"/>
     <w:p>
       <w:pPr>
         <w:pStyle w:val="Heading4"/>
@@ -53515,9 +49452,9 @@
         <w:t xml:space="preserve">제작 맥락을 담는지까지만 말해준다.</w:t>
       </w:r>
     </w:p>
-    <w:bookmarkEnd w:id="180"/>
-    <w:bookmarkEnd w:id="181"/>
-    <w:bookmarkStart w:id="182" w:name="절제-실험"/>
+    <w:bookmarkEnd w:id="178"/>
+    <w:bookmarkEnd w:id="179"/>
+    <w:bookmarkStart w:id="180" w:name="절제-실험"/>
     <w:p>
       <w:pPr>
         <w:pStyle w:val="Heading3"/>
@@ -53893,8 +49830,8 @@
         <w:t xml:space="preserve">각 축을 제거했을 때 해당 특성만 변화하고 다른 축이 유지되면 축 분리가 유효하다.</w:t>
       </w:r>
     </w:p>
-    <w:bookmarkEnd w:id="182"/>
-    <w:bookmarkStart w:id="183" w:name="재현성-검증"/>
+    <w:bookmarkEnd w:id="180"/>
+    <w:bookmarkStart w:id="181" w:name="재현성-검증"/>
     <w:p>
       <w:pPr>
         <w:pStyle w:val="Heading3"/>
@@ -53911,9 +49848,9 @@
         <w:t xml:space="preserve">CI에서 동일 시드 2회 실행 후 산출물을 비교한다. UUID 등 본질적으로 매 실행 달라지는 필드는 비교에서 제외한다.</w:t>
       </w:r>
     </w:p>
-    <w:bookmarkEnd w:id="183"/>
-    <w:bookmarkEnd w:id="184"/>
-    <w:bookmarkStart w:id="200" w:name="개발-환경-및-배포-설계"/>
+    <w:bookmarkEnd w:id="181"/>
+    <w:bookmarkEnd w:id="182"/>
+    <w:bookmarkStart w:id="198" w:name="개발-환경-및-배포-설계"/>
     <w:p>
       <w:pPr>
         <w:pStyle w:val="Heading2"/>
@@ -53922,7 +49859,7 @@
         <w:t xml:space="preserve">11. 개발 환경 및 배포 설계</w:t>
       </w:r>
     </w:p>
-    <w:bookmarkStart w:id="185" w:name="개발-환경"/>
+    <w:bookmarkStart w:id="183" w:name="개발-환경"/>
     <w:p>
       <w:pPr>
         <w:pStyle w:val="Heading3"/>
@@ -54385,8 +50322,8 @@
         <w:t xml:space="preserve">이 탐지해 채운다 (D-0068). 셸에 export하지 않는다.</w:t>
       </w:r>
     </w:p>
-    <w:bookmarkEnd w:id="185"/>
-    <w:bookmarkStart w:id="189" w:name="패치-파이프"/>
+    <w:bookmarkEnd w:id="183"/>
+    <w:bookmarkStart w:id="187" w:name="패치-파이프"/>
     <w:p>
       <w:pPr>
         <w:pStyle w:val="Heading3"/>
@@ -54404,18 +50341,18 @@
           <wp:inline>
             <wp:extent cx="5334000" cy="6150918"/>
             <wp:effectExtent b="0" l="0" r="0" t="0"/>
-            <wp:docPr descr="패치 파이프" title="" id="187" name="Picture"/>
+            <wp:docPr descr="패치 파이프" title="" id="185" name="Picture"/>
             <a:graphic>
               <a:graphicData uri="http://schemas.openxmlformats.org/drawingml/2006/picture">
                 <pic:pic>
                   <pic:nvPicPr>
-                    <pic:cNvPr descr="/tmp/claude-0/-home-claude/ca0c3818-fa79-588c-a1fe-d7e40f2b4b69/scratchpad/wt/var/proposal/figures/patch_pipe.png" id="188" name="Picture"/>
+                    <pic:cNvPr descr="/tmp/claude-0/-home-claude/ca0c3818-fa79-588c-a1fe-d7e40f2b4b69/scratchpad/wt/var/proposal/figures/patch_pipe.png" id="186" name="Picture"/>
                     <pic:cNvPicPr>
                       <a:picLocks noChangeArrowheads="1" noChangeAspect="1"/>
                     </pic:cNvPicPr>
                   </pic:nvPicPr>
                   <pic:blipFill>
-                    <a:blip r:embed="rId186"/>
+                    <a:blip r:embed="rId184"/>
                     <a:stretch>
                       <a:fillRect/>
                     </a:stretch>
@@ -54480,8 +50417,8 @@
         <w:t xml:space="preserve">이 커밋 메시지다.</w:t>
       </w:r>
     </w:p>
-    <w:bookmarkEnd w:id="189"/>
-    <w:bookmarkStart w:id="193" w:name="검사-체계"/>
+    <w:bookmarkEnd w:id="187"/>
+    <w:bookmarkStart w:id="191" w:name="검사-체계"/>
     <w:p>
       <w:pPr>
         <w:pStyle w:val="Heading3"/>
@@ -55434,18 +51371,18 @@
           <wp:inline>
             <wp:extent cx="5230368" cy="7588601"/>
             <wp:effectExtent b="0" l="0" r="0" t="0"/>
-            <wp:docPr descr="make check · CI · 커밋 훅 대조 (실물에서 읽었다)" title="" id="191" name="Picture"/>
+            <wp:docPr descr="make check · CI · 커밋 훅 대조 (실물에서 읽었다)" title="" id="189" name="Picture"/>
             <a:graphic>
               <a:graphicData uri="http://schemas.openxmlformats.org/drawingml/2006/picture">
                 <pic:pic>
                   <pic:nvPicPr>
-                    <pic:cNvPr descr="/tmp/claude-0/-home-claude/ca0c3818-fa79-588c-a1fe-d7e40f2b4b69/scratchpad/wt/var/proposal/figures/gate_parity.png" id="192" name="Picture"/>
+                    <pic:cNvPr descr="/tmp/claude-0/-home-claude/ca0c3818-fa79-588c-a1fe-d7e40f2b4b69/scratchpad/wt/var/proposal/figures/gate_parity.png" id="190" name="Picture"/>
                     <pic:cNvPicPr>
                       <a:picLocks noChangeArrowheads="1" noChangeAspect="1"/>
                     </pic:cNvPicPr>
                   </pic:nvPicPr>
                   <pic:blipFill>
-                    <a:blip r:embed="rId190"/>
+                    <a:blip r:embed="rId188"/>
                     <a:stretch>
                       <a:fillRect/>
                     </a:stretch>
@@ -55480,8 +51417,8 @@
         <w:t>[그림 27] make check · CI · 커밋 훅 대조 (실물에서 읽었다)</w:t>
       </w:r>
     </w:p>
-    <w:bookmarkEnd w:id="193"/>
-    <w:bookmarkStart w:id="197" w:name="문서-체계"/>
+    <w:bookmarkEnd w:id="191"/>
+    <w:bookmarkStart w:id="195" w:name="문서-체계"/>
     <w:p>
       <w:pPr>
         <w:pStyle w:val="Heading3"/>
@@ -55667,18 +51604,18 @@
           <wp:inline>
             <wp:extent cx="5334000" cy="4745802"/>
             <wp:effectExtent b="0" l="0" r="0" t="0"/>
-            <wp:docPr descr="문서 체계 — 기획서는 MASTER에서 빌드한다" title="" id="195" name="Picture"/>
+            <wp:docPr descr="문서 체계 — 기획서는 MASTER에서 빌드한다" title="" id="193" name="Picture"/>
             <a:graphic>
               <a:graphicData uri="http://schemas.openxmlformats.org/drawingml/2006/picture">
                 <pic:pic>
                   <pic:nvPicPr>
-                    <pic:cNvPr descr="/tmp/claude-0/-home-claude/ca0c3818-fa79-588c-a1fe-d7e40f2b4b69/scratchpad/wt/var/proposal/figures/documents.png" id="196" name="Picture"/>
+                    <pic:cNvPr descr="/tmp/claude-0/-home-claude/ca0c3818-fa79-588c-a1fe-d7e40f2b4b69/scratchpad/wt/var/proposal/figures/documents.png" id="194" name="Picture"/>
                     <pic:cNvPicPr>
                       <a:picLocks noChangeArrowheads="1" noChangeAspect="1"/>
                     </pic:cNvPicPr>
                   </pic:nvPicPr>
                   <pic:blipFill>
-                    <a:blip r:embed="rId194"/>
+                    <a:blip r:embed="rId192"/>
                     <a:stretch>
                       <a:fillRect/>
                     </a:stretch>
@@ -55713,8 +51650,8 @@
         <w:t>[그림 28] 문서 체계 — 기획서는 MASTER에서 빌드한다</w:t>
       </w:r>
     </w:p>
-    <w:bookmarkEnd w:id="197"/>
-    <w:bookmarkStart w:id="198" w:name="컨테이너-구성"/>
+    <w:bookmarkEnd w:id="195"/>
+    <w:bookmarkStart w:id="196" w:name="컨테이너-구성"/>
     <w:p>
       <w:pPr>
         <w:pStyle w:val="Heading3"/>
@@ -56268,8 +52205,8 @@
         <w:t xml:space="preserve">이미 있는 CLI를 차례로 부를 뿐이다. 둘을 지워도 결과는 그대로 선다.</w:t>
       </w:r>
     </w:p>
-    <w:bookmarkEnd w:id="198"/>
-    <w:bookmarkStart w:id="199" w:name="ci-구성"/>
+    <w:bookmarkEnd w:id="196"/>
+    <w:bookmarkStart w:id="197" w:name="ci-구성"/>
     <w:p>
       <w:pPr>
         <w:pStyle w:val="Heading3"/>
@@ -56742,9 +52679,9 @@
         </w:tc>
       </w:tr>
     </w:tbl>
-    <w:bookmarkEnd w:id="199"/>
-    <w:bookmarkEnd w:id="200"/>
-    <w:bookmarkStart w:id="201" w:name="산출물-목록"/>
+    <w:bookmarkEnd w:id="197"/>
+    <w:bookmarkEnd w:id="198"/>
+    <w:bookmarkStart w:id="199" w:name="산출물-목록"/>
     <w:p>
       <w:pPr>
         <w:pStyle w:val="Heading2"/>
@@ -58026,8 +53963,8 @@
         </w:tc>
       </w:tr>
     </w:tbl>
-    <w:bookmarkEnd w:id="201"/>
-    <w:bookmarkEnd w:id="202"/>
+    <w:bookmarkEnd w:id="199"/>
+    <w:bookmarkEnd w:id="200"/>
     <w:sectPr>
       <w:footerReference w:type="default" r:id="rId9"/>
       <w:footnotePr>

--- a/docs/proposal.docx
+++ b/docs/proposal.docx
@@ -124,7 +124,7 @@
           <w:color w:val="888888"/>
           <w:sz w:val="17"/>
         </w:rPr>
-        <w:t>빌드 2026-10-01 · 정본 docs/MASTER.md Part I ~ III</w:t>
+        <w:t>빌드 2026-10-02 · 정본 docs/MASTER.md Part I ~ III</w:t>
       </w:r>
     </w:p>
     <w:p>

--- a/docs/proposal.docx
+++ b/docs/proposal.docx
@@ -124,7 +124,7 @@
           <w:color w:val="888888"/>
           <w:sz w:val="17"/>
         </w:rPr>
-        <w:t>빌드 2026-10-02 · 정본 docs/MASTER.md Part I ~ III</w:t>
+        <w:t>빌드 2026-10-03 · 정본 docs/MASTER.md Part I ~ III</w:t>
       </w:r>
     </w:p>
     <w:p>
@@ -761,7 +761,7 @@
         <w:t xml:space="preserve">    12. 산출물 목록</w:t>
       </w:r>
     </w:p>
-    <w:bookmarkStart w:id="38" w:name="part-i.-프로젝트-제안서"/>
+    <w:bookmarkStart w:id="42" w:name="part-i.-프로젝트-제안서"/>
     <w:p>
       <w:pPr>
         <w:pStyle w:val="Heading1"/>
@@ -1424,7 +1424,62 @@
         <w:pStyle w:val="BodyText"/>
       </w:pPr>
       <w:r>
-        <w:t xml:space="preserve">라이브러리 태그 실측에서 발매일·ISRC가 전량 부재함을 확인하고 지문 기반 정규화를 주 경로로 승격했다. 아티스트 필드의 괄호가 피처링이 아니라 별칭 병기임을 확인하고 파서</w:t>
+        <w:t xml:space="preserve">라이브러리 태그 실측에서 발매일·ISRC가 전량 부재함을 확인하고 지문 기반 정규화를 주</w:t>
+      </w:r>
+      <w:r>
+        <w:t xml:space="preserve"> </w:t>
+      </w:r>
+      <w:r>
+        <w:t xml:space="preserve">경로로 승격했다 (D-0006).</w:t>
+      </w:r>
+      <w:r>
+        <w:t xml:space="preserve"> </w:t>
+      </w:r>
+      <w:r>
+        <w:rPr>
+          <w:b/>
+          <w:bCs/>
+        </w:rPr>
+        <w:t xml:space="preserve">그 뒤 다시 재서 뒤집었다</w:t>
+      </w:r>
+      <w:r>
+        <w:t xml:space="preserve"> </w:t>
+      </w:r>
+      <w:r>
+        <w:t xml:space="preserve">— 정규 키는</w:t>
+      </w:r>
+      <w:r>
+        <w:t xml:space="preserve"> </w:t>
+      </w:r>
+      <w:r>
+        <w:rPr>
+          <w:b/>
+          <w:bCs/>
+        </w:rPr>
+        <w:t xml:space="preserve">MusicBrainz</w:t>
+      </w:r>
+      <w:r>
+        <w:rPr>
+          <w:b/>
+          <w:bCs/>
+        </w:rPr>
+        <w:t xml:space="preserve"> </w:t>
+      </w:r>
+      <w:r>
+        <w:rPr>
+          <w:b/>
+          <w:bCs/>
+        </w:rPr>
+        <w:t xml:space="preserve">MBID</w:t>
+      </w:r>
+      <w:r>
+        <w:t xml:space="preserve">이고 지문 경로는 곡당 디코딩 비용으로 폐기했다 (D-0017). 아티스트 필드의 괄호가</w:t>
+      </w:r>
+      <w:r>
+        <w:t xml:space="preserve"> </w:t>
+      </w:r>
+      <w:r>
+        <w:t xml:space="preserve">피처링이 아니라 별칭 병기임을 확인하고 파서</w:t>
       </w:r>
       <w:r>
         <w:t xml:space="preserve"> </w:t>
@@ -1967,7 +2022,7 @@
         <w:t xml:space="preserve"> </w:t>
       </w:r>
       <w:r>
-        <w:t xml:space="preserve">- 가사 임베딩은</w:t>
+        <w:t xml:space="preserve">- 가사 임베딩의</w:t>
       </w:r>
       <w:r>
         <w:t xml:space="preserve"> </w:t>
@@ -1977,10 +2032,49 @@
           <w:b/>
           <w:bCs/>
         </w:rPr>
-        <w:t xml:space="preserve">BGE-M3</w:t>
-      </w:r>
-      <w:r>
-        <w:t xml:space="preserve">(MIT)로 산출한다. 한·영 혼재 가사가 40%라 다국어 인코더가 결정 근거였다 (D-0045 · D-0048).</w:t>
+        <w:t xml:space="preserve">정본은 해시 8192</w:t>
+      </w:r>
+      <w:r>
+        <w:t xml:space="preserve">다 (M0 0.9174). 한·영 혼재 가사가 40%라 D-0045가</w:t>
+      </w:r>
+      <w:r>
+        <w:t xml:space="preserve"> </w:t>
+      </w:r>
+      <w:r>
+        <w:t xml:space="preserve">다국어 인코더 BGE-M3(MIT)를 골랐고, D-0048이 재 보니 M0 0.8445로 해시보다 나빴다.</w:t>
+      </w:r>
+      <w:r>
+        <w:t xml:space="preserve"> </w:t>
+      </w:r>
+      <w:r>
+        <w:t xml:space="preserve">의미 유사성 쪽(앨범 M1 4.2배)은 더 좋지만</w:t>
+      </w:r>
+      <w:r>
+        <w:t xml:space="preserve"> </w:t>
+      </w:r>
+      <w:r>
+        <w:rPr>
+          <w:b/>
+          <w:bCs/>
+        </w:rPr>
+        <w:t xml:space="preserve">채택 기준 5배에 미달이라 정본을 안</w:t>
+      </w:r>
+      <w:r>
+        <w:rPr>
+          <w:b/>
+          <w:bCs/>
+        </w:rPr>
+        <w:t xml:space="preserve"> </w:t>
+      </w:r>
+      <w:r>
+        <w:rPr>
+          <w:b/>
+          <w:bCs/>
+        </w:rPr>
+        <w:t xml:space="preserve">바꿨다</w:t>
+      </w:r>
+      <w:r>
+        <w:t xml:space="preserve">. 축 탐색은 종료됐다 (D-0045 · D-0048 · D-0344).</w:t>
       </w:r>
     </w:p>
     <w:p>
@@ -4578,7 +4672,7 @@
     </w:p>
     <w:bookmarkEnd w:id="22"/>
     <w:bookmarkEnd w:id="23"/>
-    <w:bookmarkStart w:id="37" w:name="시장현황-및-유사-서비스-분석"/>
+    <w:bookmarkStart w:id="41" w:name="시장현황-및-유사-서비스-분석"/>
     <w:p>
       <w:pPr>
         <w:pStyle w:val="Heading2"/>
@@ -5735,7 +5829,7 @@
       </w:r>
     </w:p>
     <w:bookmarkEnd w:id="24"/>
-    <w:bookmarkStart w:id="25" w:name="선행연구"/>
+    <w:bookmarkStart w:id="29" w:name="선행연구"/>
     <w:p>
       <w:pPr>
         <w:pStyle w:val="Heading3"/>
@@ -6440,15 +6534,12 @@
         </w:tc>
       </w:tr>
     </w:tbl>
+    <w:bookmarkStart w:id="25" w:name="무엇이-확인됐고-무엇이-뒤집혔나"/>
     <w:p>
       <w:pPr>
-        <w:pStyle w:val="BodyText"/>
+        <w:pStyle w:val="Heading4"/>
       </w:pPr>
       <w:r>
-        <w:rPr>
-          <w:b/>
-          <w:bCs/>
-        </w:rPr>
         <w:t xml:space="preserve">무엇이 확인됐고 무엇이 뒤집혔나</w:t>
       </w:r>
     </w:p>
@@ -6773,15 +6864,13 @@
         <w:t xml:space="preserve">수가 아니다.</w:t>
       </w:r>
     </w:p>
+    <w:bookmarkEnd w:id="25"/>
+    <w:bookmarkStart w:id="26" w:name="선행연구가-이미-답해서-다시-잴-필요-없는-것"/>
     <w:p>
       <w:pPr>
-        <w:pStyle w:val="FirstParagraph"/>
+        <w:pStyle w:val="Heading4"/>
       </w:pPr>
       <w:r>
-        <w:rPr>
-          <w:b/>
-          <w:bCs/>
-        </w:rPr>
         <w:t xml:space="preserve">선행연구가 이미 답해서 다시 잴 필요 없는 것</w:t>
       </w:r>
     </w:p>
@@ -6827,15 +6916,13 @@
         <w:t xml:space="preserve">MIREX 가중 점수가 부분점수를 주는 것 자체가 그 인정이다 (O-54가 이것을 몰랐다).</w:t>
       </w:r>
     </w:p>
+    <w:bookmarkEnd w:id="26"/>
+    <w:bookmarkStart w:id="27" w:name="선행연구에-없어서-우리가-재야-하는-것"/>
     <w:p>
       <w:pPr>
-        <w:pStyle w:val="FirstParagraph"/>
+        <w:pStyle w:val="Heading4"/>
       </w:pPr>
       <w:r>
-        <w:rPr>
-          <w:b/>
-          <w:bCs/>
-        </w:rPr>
         <w:t xml:space="preserve">선행연구에 없어서 우리가 재야 하는 것</w:t>
       </w:r>
     </w:p>
@@ -6917,19 +7004,22 @@
         <w:t xml:space="preserve">사실상 선행연구가 없다 — O-25가 이 자리다.</w:t>
       </w:r>
     </w:p>
+    <w:bookmarkEnd w:id="27"/>
+    <w:bookmarkStart w:id="28" w:name="이-절의-한계"/>
+    <w:p>
+      <w:pPr>
+        <w:pStyle w:val="Heading4"/>
+      </w:pPr>
+      <w:r>
+        <w:t xml:space="preserve">이 절의 한계</w:t>
+      </w:r>
+    </w:p>
     <w:p>
       <w:pPr>
         <w:pStyle w:val="FirstParagraph"/>
       </w:pPr>
       <w:r>
-        <w:rPr>
-          <w:b/>
-          <w:bCs/>
-        </w:rPr>
-        <w:t xml:space="preserve">이 절의 한계</w:t>
-      </w:r>
-      <w:r>
-        <w:t xml:space="preserve">: 웹 검색 한 판으로 세웠고</w:t>
+        <w:t xml:space="preserve">웹 검색 한 판으로 세웠고</w:t>
       </w:r>
       <w:r>
         <w:t xml:space="preserve"> </w:t>
@@ -6954,8 +7044,9 @@
         <w:t xml:space="preserve">수준이며, 수치를 우리 표에 옮겨 적지 않는다 (D-0043의 규율 — 베끼면 두 곳이 어긋난다).</w:t>
       </w:r>
     </w:p>
-    <w:bookmarkEnd w:id="25"/>
-    <w:bookmarkStart w:id="26" w:name="swot-분석"/>
+    <w:bookmarkEnd w:id="28"/>
+    <w:bookmarkEnd w:id="29"/>
+    <w:bookmarkStart w:id="30" w:name="swot-분석"/>
     <w:p>
       <w:pPr>
         <w:pStyle w:val="Heading3"/>
@@ -6980,9 +7071,9 @@
         <w:tblLook w:firstRow="1" w:lastRow="0" w:firstColumn="0" w:lastColumn="0" w:noHBand="0" w:noVBand="0" w:val="0020"/>
       </w:tblPr>
       <w:tblGrid>
-        <w:gridCol w:w="529"/>
-        <w:gridCol w:w="4048"/>
-        <w:gridCol w:w="4493"/>
+        <w:gridCol w:w="526"/>
+        <w:gridCol w:w="4196"/>
+        <w:gridCol w:w="4348"/>
       </w:tblGrid>
       <w:tr>
         <w:trPr>
@@ -6990,7 +7081,7 @@
         </w:trPr>
         <w:tc>
           <w:tcPr>
-            <w:tcW w:type="dxa" w:w="530"/>
+            <w:tcW w:type="dxa" w:w="527"/>
             <w:shd w:val="clear" w:color="auto" w:fill="E8EEF5"/>
           </w:tcPr>
           <w:p>
@@ -7002,7 +7093,7 @@
         </w:tc>
         <w:tc>
           <w:tcPr>
-            <w:tcW w:type="dxa" w:w="4049"/>
+            <w:tcW w:type="dxa" w:w="4197"/>
             <w:shd w:val="clear" w:color="auto" w:fill="E8EEF5"/>
           </w:tcPr>
           <w:p>
@@ -7022,7 +7113,7 @@
         </w:tc>
         <w:tc>
           <w:tcPr>
-            <w:tcW w:type="dxa" w:w="4493"/>
+            <w:tcW w:type="dxa" w:w="4348"/>
             <w:shd w:val="clear" w:color="auto" w:fill="E8EEF5"/>
           </w:tcPr>
           <w:p>
@@ -7044,7 +7135,7 @@
       <w:tr>
         <w:tc>
           <w:tcPr>
-            <w:tcW w:type="dxa" w:w="530"/>
+            <w:tcW w:type="dxa" w:w="527"/>
           </w:tcPr>
           <w:p>
             <w:pPr>
@@ -7063,7 +7154,7 @@
         </w:tc>
         <w:tc>
           <w:tcPr>
-            <w:tcW w:type="dxa" w:w="4049"/>
+            <w:tcW w:type="dxa" w:w="4197"/>
           </w:tcPr>
           <w:p>
             <w:pPr>
@@ -7112,7 +7203,7 @@
         </w:tc>
         <w:tc>
           <w:tcPr>
-            <w:tcW w:type="dxa" w:w="4493"/>
+            <w:tcW w:type="dxa" w:w="4348"/>
           </w:tcPr>
           <w:p>
             <w:pPr>
@@ -7177,7 +7268,7 @@
       <w:tr>
         <w:tc>
           <w:tcPr>
-            <w:tcW w:type="dxa" w:w="530"/>
+            <w:tcW w:type="dxa" w:w="527"/>
           </w:tcPr>
           <w:p>
             <w:pPr>
@@ -7196,7 +7287,7 @@
         </w:tc>
         <w:tc>
           <w:tcPr>
-            <w:tcW w:type="dxa" w:w="4049"/>
+            <w:tcW w:type="dxa" w:w="4197"/>
           </w:tcPr>
           <w:p>
             <w:pPr>
@@ -7215,89 +7306,109 @@
               <w:rPr>
                 <w:sz w:val="16"/>
               </w:rPr>
-              <w:t xml:space="preserve">· 개인화 생성 영역에 선행 사례 부재</w:t>
-            </w:r>
-            <w:r>
-              <w:rPr>
-                <w:sz w:val="16"/>
-              </w:rPr>
-              <w:t xml:space="preserve">· 사전학습 오디오 모델(MERT·CLAP·Demucs) 공개</w:t>
-            </w:r>
-            <w:r>
-              <w:rPr>
-                <w:sz w:val="16"/>
-              </w:rPr>
-              <w:t xml:space="preserve">· 엣지 AI·데이터 주권 논의 확산</w:t>
-            </w:r>
-            <w:r>
-              <w:rPr>
-                <w:sz w:val="16"/>
-              </w:rPr>
-              <w:t xml:space="preserve">· 생성 AI 포트폴리오 수요 증가</w:t>
-            </w:r>
-          </w:p>
-        </w:tc>
-        <w:tc>
-          <w:tcPr>
-            <w:tcW w:type="dxa" w:w="4493"/>
-          </w:tcPr>
-          <w:p>
-            <w:pPr>
-              <w:pStyle w:val="Compact"/>
-              <w:spacing w:after="0" w:line="264" w:lineRule="auto"/>
-            </w:pPr>
+              <w:t xml:space="preserve">·</w:t>
+            </w:r>
+            <w:r>
+              <w:rPr>
+                <w:sz w:val="16"/>
+              </w:rPr>
+              <w:t xml:space="preserve"> </w:t>
+            </w:r>
             <w:r>
               <w:rPr>
                 <w:b/>
                 <w:bCs/>
                 <w:sz w:val="16"/>
               </w:rPr>
-              <w:t xml:space="preserve">Threat</w:t>
-            </w:r>
-            <w:r>
-              <w:rPr>
-                <w:sz w:val="16"/>
-              </w:rPr>
-              <w:t xml:space="preserve">· 대형 서비스가 유사 기능을 먼저 출시할 가능성</w:t>
-            </w:r>
-            <w:r>
-              <w:rPr>
-                <w:sz w:val="16"/>
-              </w:rPr>
-              <w:t xml:space="preserve">· 생성 음악 저작권 법제 미확립</w:t>
-            </w:r>
-            <w:r>
-              <w:rPr>
-                <w:sz w:val="16"/>
-              </w:rPr>
-              <w:t xml:space="preserve">· 실존 가수 음색 관련 규제 강화 가능성</w:t>
-            </w:r>
-            <w:r>
-              <w:rPr>
-                <w:sz w:val="16"/>
-              </w:rPr>
-              <w:t xml:space="preserve">· 모델 라이선스 —</w:t>
-            </w:r>
-            <w:r>
-              <w:rPr>
-                <w:sz w:val="16"/>
-              </w:rPr>
-              <w:t xml:space="preserve"> </w:t>
-            </w:r>
+              <w:t xml:space="preserve">1인 · 1004곡 규모의 취향 조건부 생성</w:t>
+            </w:r>
+            <w:r>
+              <w:rPr>
+                <w:sz w:val="16"/>
+              </w:rPr>
+              <w:t xml:space="preserve">에 직접 선행 사례가 없다 (갈래별 원형은 §선행연구)</w:t>
+            </w:r>
+            <w:r>
+              <w:rPr>
+                <w:sz w:val="16"/>
+              </w:rPr>
+              <w:t xml:space="preserve">· 사전학습 오디오 모델(MERT·CLAP·Demucs) 공개</w:t>
+            </w:r>
+            <w:r>
+              <w:rPr>
+                <w:sz w:val="16"/>
+              </w:rPr>
+              <w:t xml:space="preserve">· 엣지 AI·데이터 주권 논의 확산</w:t>
+            </w:r>
+            <w:r>
+              <w:rPr>
+                <w:sz w:val="16"/>
+              </w:rPr>
+              <w:t xml:space="preserve">· 생성 AI 포트폴리오 수요 증가</w:t>
+            </w:r>
+          </w:p>
+        </w:tc>
+        <w:tc>
+          <w:tcPr>
+            <w:tcW w:type="dxa" w:w="4348"/>
+          </w:tcPr>
+          <w:p>
+            <w:pPr>
+              <w:pStyle w:val="Compact"/>
+              <w:spacing w:after="0" w:line="264" w:lineRule="auto"/>
+            </w:pPr>
             <w:r>
               <w:rPr>
                 <w:b/>
                 <w:bCs/>
                 <w:sz w:val="16"/>
               </w:rPr>
+              <w:t xml:space="preserve">Threat</w:t>
+            </w:r>
+            <w:r>
+              <w:rPr>
+                <w:sz w:val="16"/>
+              </w:rPr>
+              <w:t xml:space="preserve">· 대형 서비스가 유사 기능을 먼저 출시할 가능성</w:t>
+            </w:r>
+            <w:r>
+              <w:rPr>
+                <w:sz w:val="16"/>
+              </w:rPr>
+              <w:t xml:space="preserve">· 생성 음악 저작권 법제 미확립</w:t>
+            </w:r>
+            <w:r>
+              <w:rPr>
+                <w:sz w:val="16"/>
+              </w:rPr>
+              <w:t xml:space="preserve">· 실존 가수 음색 관련 규제 강화 가능성</w:t>
+            </w:r>
+            <w:r>
+              <w:rPr>
+                <w:sz w:val="16"/>
+              </w:rPr>
+              <w:t xml:space="preserve">· 모델 라이선스 —</w:t>
+            </w:r>
+            <w:r>
+              <w:rPr>
+                <w:sz w:val="16"/>
+              </w:rPr>
+              <w:t xml:space="preserve"> </w:t>
+            </w:r>
+            <w:r>
+              <w:rPr>
+                <w:b/>
+                <w:bCs/>
+                <w:sz w:val="16"/>
+              </w:rPr>
               <w:t xml:space="preserve">실측: 취향 축 MERT가 비상업 (D-0217)</w:t>
             </w:r>
           </w:p>
         </w:tc>
       </w:tr>
     </w:tbl>
-    <w:bookmarkEnd w:id="26"/>
-    <w:bookmarkStart w:id="27" w:name="swot-교차-분석-기반-실행-전략"/>
+    <w:bookmarkEnd w:id="30"/>
+    <w:bookmarkStart w:id="31" w:name="swot-교차-분석-기반-실행-전략"/>
     <w:p>
       <w:pPr>
         <w:pStyle w:val="Heading3"/>
@@ -7499,8 +7610,8 @@
         <w:t xml:space="preserve">(D-0218). 생성 엔진 실측이 GPU를 기다리는 동안 분석·검사·문서는 계속한다.</w:t>
       </w:r>
     </w:p>
-    <w:bookmarkEnd w:id="27"/>
-    <w:bookmarkStart w:id="28" w:name="stp-전략"/>
+    <w:bookmarkEnd w:id="31"/>
+    <w:bookmarkStart w:id="32" w:name="stp-전략"/>
     <w:p>
       <w:pPr>
         <w:pStyle w:val="Heading3"/>
@@ -8146,8 +8257,8 @@
         </w:tc>
       </w:tr>
     </w:tbl>
-    <w:bookmarkEnd w:id="28"/>
-    <w:bookmarkStart w:id="32" w:name="추진-일정"/>
+    <w:bookmarkEnd w:id="32"/>
+    <w:bookmarkStart w:id="36" w:name="추진-일정"/>
     <w:p>
       <w:pPr>
         <w:pStyle w:val="Heading3"/>
@@ -8187,10 +8298,10 @@
         <w:tblLook w:firstRow="1" w:lastRow="0" w:firstColumn="0" w:lastColumn="0" w:noHBand="0" w:noVBand="0" w:val="0020"/>
       </w:tblPr>
       <w:tblGrid>
-        <w:gridCol w:w="664"/>
-        <w:gridCol w:w="3711"/>
-        <w:gridCol w:w="2000"/>
-        <w:gridCol w:w="2695"/>
+        <w:gridCol w:w="663"/>
+        <w:gridCol w:w="3718"/>
+        <w:gridCol w:w="1998"/>
+        <w:gridCol w:w="2691"/>
       </w:tblGrid>
       <w:tr>
         <w:trPr>
@@ -8218,7 +8329,7 @@
         </w:tc>
         <w:tc>
           <w:tcPr>
-            <w:tcW w:type="dxa" w:w="3712"/>
+            <w:tcW w:type="dxa" w:w="3718"/>
             <w:shd w:val="clear" w:color="auto" w:fill="E8EEF5"/>
           </w:tcPr>
           <w:p>
@@ -8238,7 +8349,7 @@
         </w:tc>
         <w:tc>
           <w:tcPr>
-            <w:tcW w:type="dxa" w:w="2001"/>
+            <w:tcW w:type="dxa" w:w="1999"/>
             <w:shd w:val="clear" w:color="auto" w:fill="E8EEF5"/>
           </w:tcPr>
           <w:p>
@@ -8258,7 +8369,7 @@
         </w:tc>
         <w:tc>
           <w:tcPr>
-            <w:tcW w:type="dxa" w:w="2695"/>
+            <w:tcW w:type="dxa" w:w="2691"/>
             <w:shd w:val="clear" w:color="auto" w:fill="E8EEF5"/>
           </w:tcPr>
           <w:p>
@@ -8299,7 +8410,7 @@
         </w:tc>
         <w:tc>
           <w:tcPr>
-            <w:tcW w:type="dxa" w:w="3712"/>
+            <w:tcW w:type="dxa" w:w="3718"/>
           </w:tcPr>
           <w:p>
             <w:pPr>
@@ -8316,7 +8427,7 @@
         </w:tc>
         <w:tc>
           <w:tcPr>
-            <w:tcW w:type="dxa" w:w="2001"/>
+            <w:tcW w:type="dxa" w:w="1999"/>
           </w:tcPr>
           <w:p>
             <w:pPr>
@@ -8333,7 +8444,7 @@
         </w:tc>
         <w:tc>
           <w:tcPr>
-            <w:tcW w:type="dxa" w:w="2695"/>
+            <w:tcW w:type="dxa" w:w="2691"/>
           </w:tcPr>
           <w:p>
             <w:pPr>
@@ -8373,24 +8484,24 @@
         </w:tc>
         <w:tc>
           <w:tcPr>
-            <w:tcW w:type="dxa" w:w="3712"/>
-          </w:tcPr>
-          <w:p>
-            <w:pPr>
-              <w:pStyle w:val="Compact"/>
-              <w:spacing w:after="0" w:line="264" w:lineRule="auto"/>
-            </w:pPr>
-            <w:r>
-              <w:rPr>
-                <w:sz w:val="16"/>
-              </w:rPr>
-              <w:t xml:space="preserve">인제스트 — 스캐너·아티스트 파서·지문 정규화·영속화</w:t>
-            </w:r>
-          </w:p>
-        </w:tc>
-        <w:tc>
-          <w:tcPr>
-            <w:tcW w:type="dxa" w:w="2001"/>
+            <w:tcW w:type="dxa" w:w="3718"/>
+          </w:tcPr>
+          <w:p>
+            <w:pPr>
+              <w:pStyle w:val="Compact"/>
+              <w:spacing w:after="0" w:line="264" w:lineRule="auto"/>
+            </w:pPr>
+            <w:r>
+              <w:rPr>
+                <w:sz w:val="16"/>
+              </w:rPr>
+              <w:t xml:space="preserve">인제스트 — 스캐너·아티스트 파서·MBID 정규화·영속화</w:t>
+            </w:r>
+          </w:p>
+        </w:tc>
+        <w:tc>
+          <w:tcPr>
+            <w:tcW w:type="dxa" w:w="1999"/>
           </w:tcPr>
           <w:p>
             <w:pPr>
@@ -8407,7 +8518,7 @@
         </w:tc>
         <w:tc>
           <w:tcPr>
-            <w:tcW w:type="dxa" w:w="2695"/>
+            <w:tcW w:type="dxa" w:w="2691"/>
           </w:tcPr>
           <w:p>
             <w:pPr>
@@ -8459,7 +8570,7 @@
         </w:tc>
         <w:tc>
           <w:tcPr>
-            <w:tcW w:type="dxa" w:w="3712"/>
+            <w:tcW w:type="dxa" w:w="3718"/>
           </w:tcPr>
           <w:p>
             <w:pPr>
@@ -8476,7 +8587,7 @@
         </w:tc>
         <w:tc>
           <w:tcPr>
-            <w:tcW w:type="dxa" w:w="2001"/>
+            <w:tcW w:type="dxa" w:w="1999"/>
           </w:tcPr>
           <w:p>
             <w:pPr>
@@ -8493,7 +8604,7 @@
         </w:tc>
         <w:tc>
           <w:tcPr>
-            <w:tcW w:type="dxa" w:w="2695"/>
+            <w:tcW w:type="dxa" w:w="2691"/>
           </w:tcPr>
           <w:p>
             <w:pPr>
@@ -8545,7 +8656,7 @@
         </w:tc>
         <w:tc>
           <w:tcPr>
-            <w:tcW w:type="dxa" w:w="3712"/>
+            <w:tcW w:type="dxa" w:w="3718"/>
           </w:tcPr>
           <w:p>
             <w:pPr>
@@ -8562,7 +8673,7 @@
         </w:tc>
         <w:tc>
           <w:tcPr>
-            <w:tcW w:type="dxa" w:w="2001"/>
+            <w:tcW w:type="dxa" w:w="1999"/>
           </w:tcPr>
           <w:p>
             <w:pPr>
@@ -8579,7 +8690,7 @@
         </w:tc>
         <w:tc>
           <w:tcPr>
-            <w:tcW w:type="dxa" w:w="2695"/>
+            <w:tcW w:type="dxa" w:w="2691"/>
           </w:tcPr>
           <w:p>
             <w:pPr>
@@ -8631,7 +8742,7 @@
         </w:tc>
         <w:tc>
           <w:tcPr>
-            <w:tcW w:type="dxa" w:w="3712"/>
+            <w:tcW w:type="dxa" w:w="3718"/>
           </w:tcPr>
           <w:p>
             <w:pPr>
@@ -8648,7 +8759,7 @@
         </w:tc>
         <w:tc>
           <w:tcPr>
-            <w:tcW w:type="dxa" w:w="2001"/>
+            <w:tcW w:type="dxa" w:w="1999"/>
           </w:tcPr>
           <w:p>
             <w:pPr>
@@ -8665,7 +8776,7 @@
         </w:tc>
         <w:tc>
           <w:tcPr>
-            <w:tcW w:type="dxa" w:w="2695"/>
+            <w:tcW w:type="dxa" w:w="2691"/>
           </w:tcPr>
           <w:p>
             <w:pPr>
@@ -8703,7 +8814,7 @@
         </w:tc>
         <w:tc>
           <w:tcPr>
-            <w:tcW w:type="dxa" w:w="3712"/>
+            <w:tcW w:type="dxa" w:w="3718"/>
           </w:tcPr>
           <w:p>
             <w:pPr>
@@ -8722,18 +8833,18 @@
         </w:tc>
         <w:tc>
           <w:tcPr>
-            <w:tcW w:type="dxa" w:w="2001"/>
-          </w:tcPr>
-          <w:p>
-            <w:pPr>
-              <w:pStyle w:val="Compact"/>
-              <w:spacing w:after="0" w:line="264" w:lineRule="auto"/>
-            </w:pPr>
-          </w:p>
-        </w:tc>
-        <w:tc>
-          <w:tcPr>
-            <w:tcW w:type="dxa" w:w="2695"/>
+            <w:tcW w:type="dxa" w:w="1999"/>
+          </w:tcPr>
+          <w:p>
+            <w:pPr>
+              <w:pStyle w:val="Compact"/>
+              <w:spacing w:after="0" w:line="264" w:lineRule="auto"/>
+            </w:pPr>
+          </w:p>
+        </w:tc>
+        <w:tc>
+          <w:tcPr>
+            <w:tcW w:type="dxa" w:w="2691"/>
           </w:tcPr>
           <w:p>
             <w:pPr>
@@ -8765,7 +8876,7 @@
         </w:tc>
         <w:tc>
           <w:tcPr>
-            <w:tcW w:type="dxa" w:w="3712"/>
+            <w:tcW w:type="dxa" w:w="3718"/>
           </w:tcPr>
           <w:p>
             <w:pPr>
@@ -8782,7 +8893,7 @@
         </w:tc>
         <w:tc>
           <w:tcPr>
-            <w:tcW w:type="dxa" w:w="2001"/>
+            <w:tcW w:type="dxa" w:w="1999"/>
           </w:tcPr>
           <w:p>
             <w:pPr>
@@ -8799,7 +8910,7 @@
         </w:tc>
         <w:tc>
           <w:tcPr>
-            <w:tcW w:type="dxa" w:w="2695"/>
+            <w:tcW w:type="dxa" w:w="2691"/>
           </w:tcPr>
           <w:p>
             <w:pPr>
@@ -8851,7 +8962,7 @@
         </w:tc>
         <w:tc>
           <w:tcPr>
-            <w:tcW w:type="dxa" w:w="3712"/>
+            <w:tcW w:type="dxa" w:w="3718"/>
           </w:tcPr>
           <w:p>
             <w:pPr>
@@ -8868,7 +8979,7 @@
         </w:tc>
         <w:tc>
           <w:tcPr>
-            <w:tcW w:type="dxa" w:w="2001"/>
+            <w:tcW w:type="dxa" w:w="1999"/>
           </w:tcPr>
           <w:p>
             <w:pPr>
@@ -8885,7 +8996,7 @@
         </w:tc>
         <w:tc>
           <w:tcPr>
-            <w:tcW w:type="dxa" w:w="2695"/>
+            <w:tcW w:type="dxa" w:w="2691"/>
           </w:tcPr>
           <w:p>
             <w:pPr>
@@ -8937,7 +9048,7 @@
         </w:tc>
         <w:tc>
           <w:tcPr>
-            <w:tcW w:type="dxa" w:w="3712"/>
+            <w:tcW w:type="dxa" w:w="3718"/>
           </w:tcPr>
           <w:p>
             <w:pPr>
@@ -8954,7 +9065,7 @@
         </w:tc>
         <w:tc>
           <w:tcPr>
-            <w:tcW w:type="dxa" w:w="2001"/>
+            <w:tcW w:type="dxa" w:w="1999"/>
           </w:tcPr>
           <w:p>
             <w:pPr>
@@ -8971,7 +9082,7 @@
         </w:tc>
         <w:tc>
           <w:tcPr>
-            <w:tcW w:type="dxa" w:w="2695"/>
+            <w:tcW w:type="dxa" w:w="2691"/>
           </w:tcPr>
           <w:p>
             <w:pPr>
@@ -9009,7 +9120,7 @@
         </w:tc>
         <w:tc>
           <w:tcPr>
-            <w:tcW w:type="dxa" w:w="3712"/>
+            <w:tcW w:type="dxa" w:w="3718"/>
           </w:tcPr>
           <w:p>
             <w:pPr>
@@ -9026,7 +9137,7 @@
         </w:tc>
         <w:tc>
           <w:tcPr>
-            <w:tcW w:type="dxa" w:w="2001"/>
+            <w:tcW w:type="dxa" w:w="1999"/>
           </w:tcPr>
           <w:p>
             <w:pPr>
@@ -9043,7 +9154,7 @@
         </w:tc>
         <w:tc>
           <w:tcPr>
-            <w:tcW w:type="dxa" w:w="2695"/>
+            <w:tcW w:type="dxa" w:w="2691"/>
           </w:tcPr>
           <w:p>
             <w:pPr>
@@ -9159,18 +9270,18 @@
           <wp:inline>
             <wp:extent cx="5334000" cy="3257892"/>
             <wp:effectExtent b="0" l="0" r="0" t="0"/>
-            <wp:docPr descr="추진 일정과 단계별 상태" title="" id="30" name="Picture"/>
+            <wp:docPr descr="추진 일정과 단계별 상태" title="" id="34" name="Picture"/>
             <a:graphic>
               <a:graphicData uri="http://schemas.openxmlformats.org/drawingml/2006/picture">
                 <pic:pic>
                   <pic:nvPicPr>
-                    <pic:cNvPr descr="/tmp/claude-0/-home-claude/ca0c3818-fa79-588c-a1fe-d7e40f2b4b69/scratchpad/wt/var/proposal/figures/gantt.png" id="31" name="Picture"/>
+                    <pic:cNvPr descr="/tmp/claude-0/-home-claude/ca0c3818-fa79-588c-a1fe-d7e40f2b4b69/scratchpad/wt/var/proposal/figures/gantt.png" id="35" name="Picture"/>
                     <pic:cNvPicPr>
                       <a:picLocks noChangeArrowheads="1" noChangeAspect="1"/>
                     </pic:cNvPicPr>
                   </pic:nvPicPr>
                   <pic:blipFill>
-                    <a:blip r:embed="rId29"/>
+                    <a:blip r:embed="rId33"/>
                     <a:stretch>
                       <a:fillRect/>
                     </a:stretch>
@@ -9205,8 +9316,8 @@
         <w:t>[그림 2] 추진 일정과 단계별 상태</w:t>
       </w:r>
     </w:p>
-    <w:bookmarkEnd w:id="32"/>
-    <w:bookmarkStart w:id="33" w:name="차별성"/>
+    <w:bookmarkEnd w:id="36"/>
+    <w:bookmarkStart w:id="37" w:name="차별성"/>
     <w:p>
       <w:pPr>
         <w:pStyle w:val="Heading3"/>
@@ -9686,8 +9797,8 @@
         </w:tc>
       </w:tr>
     </w:tbl>
-    <w:bookmarkEnd w:id="33"/>
-    <w:bookmarkStart w:id="34" w:name="주요-리스크-및-대응"/>
+    <w:bookmarkEnd w:id="37"/>
+    <w:bookmarkStart w:id="38" w:name="주요-리스크-및-대응"/>
     <w:p>
       <w:pPr>
         <w:pStyle w:val="Heading3"/>
@@ -10632,8 +10743,8 @@
         </w:tc>
       </w:tr>
     </w:tbl>
-    <w:bookmarkEnd w:id="34"/>
-    <w:bookmarkStart w:id="35" w:name="진행-중-미해결"/>
+    <w:bookmarkEnd w:id="38"/>
+    <w:bookmarkStart w:id="39" w:name="진행-중-미해결"/>
     <w:p>
       <w:pPr>
         <w:pStyle w:val="Heading3"/>
@@ -10814,8 +10925,8 @@
         <w:t xml:space="preserve">(D-0130). 미래는 이 문서 소관이 아니다.</w:t>
       </w:r>
     </w:p>
-    <w:bookmarkEnd w:id="35"/>
-    <w:bookmarkStart w:id="36" w:name="참고-자료"/>
+    <w:bookmarkEnd w:id="39"/>
+    <w:bookmarkStart w:id="40" w:name="참고-자료"/>
     <w:p>
       <w:pPr>
         <w:pStyle w:val="Heading3"/>
@@ -11055,7 +11166,20 @@
         <w:t xml:space="preserve"> </w:t>
       </w:r>
       <w:r>
-        <w:t xml:space="preserve">- MusicBrainz / AcoustID (지문 기반 메타데이터)</w:t>
+        <w:t xml:space="preserve">- MusicBrainz (정규 키 · D-0017) / AcoustID (지문 —</w:t>
+      </w:r>
+      <w:r>
+        <w:t xml:space="preserve"> </w:t>
+      </w:r>
+      <w:r>
+        <w:rPr>
+          <w:b/>
+          <w:bCs/>
+        </w:rPr>
+        <w:t xml:space="preserve">폐기</w:t>
+      </w:r>
+      <w:r>
+        <w:t xml:space="preserve">, D-0017)</w:t>
       </w:r>
     </w:p>
     <w:p>
@@ -11112,7 +11236,23 @@
         <w:t xml:space="preserve"> </w:t>
       </w:r>
       <w:r>
-        <w:t xml:space="preserve">— 설계 결정 기록과 전체 색인</w:t>
+        <w:t xml:space="preserve">— 설계 결정 기록 (과거 축 · 추가 전용).</w:t>
+      </w:r>
+      <w:r>
+        <w:t xml:space="preserve"> </w:t>
+      </w:r>
+      <w:r>
+        <w:rPr>
+          <w:b/>
+          <w:bCs/>
+        </w:rPr>
+        <w:t xml:space="preserve">색인은 없다</w:t>
+      </w:r>
+      <w:r>
+        <w:t xml:space="preserve"> </w:t>
+      </w:r>
+      <w:r>
+        <w:t xml:space="preserve">(D-0189)</w:t>
       </w:r>
       <w:r>
         <w:t xml:space="preserve"> </w:t>
@@ -11156,10 +11296,10 @@
         <w:t xml:space="preserve">(실측 필요) 참고 문헌의 서지 정보는 구현 착수 시 정확한 출처로 보강한다.</w:t>
       </w:r>
     </w:p>
-    <w:bookmarkEnd w:id="36"/>
-    <w:bookmarkEnd w:id="37"/>
-    <w:bookmarkEnd w:id="38"/>
-    <w:bookmarkStart w:id="71" w:name="part-ii.-요구사항-분석서"/>
+    <w:bookmarkEnd w:id="40"/>
+    <w:bookmarkEnd w:id="41"/>
+    <w:bookmarkEnd w:id="42"/>
+    <w:bookmarkStart w:id="75" w:name="part-ii.-요구사항-분석서"/>
     <w:p>
       <w:pPr>
         <w:pStyle w:val="Heading1"/>
@@ -11168,7 +11308,7 @@
         <w:t xml:space="preserve">Part II. 요구사항 분석서</w:t>
       </w:r>
     </w:p>
-    <w:bookmarkStart w:id="45" w:name="req-hathor-요구사항-체계도"/>
+    <w:bookmarkStart w:id="49" w:name="req-hathor-요구사항-체계도"/>
     <w:p>
       <w:pPr>
         <w:pStyle w:val="Heading2"/>
@@ -11186,18 +11326,18 @@
           <wp:inline>
             <wp:extent cx="2898648" cy="7578244"/>
             <wp:effectExtent b="0" l="0" r="0" t="0"/>
-            <wp:docPr descr="요구사항 체계도 — 12개 영역" title="" id="40" name="Picture"/>
+            <wp:docPr descr="요구사항 체계도 — 12개 영역" title="" id="44" name="Picture"/>
             <a:graphic>
               <a:graphicData uri="http://schemas.openxmlformats.org/drawingml/2006/picture">
                 <pic:pic>
                   <pic:nvPicPr>
-                    <pic:cNvPr descr="/tmp/claude-0/-home-claude/ca0c3818-fa79-588c-a1fe-d7e40f2b4b69/scratchpad/wt/var/proposal/figures/requirement_tree.png" id="41" name="Picture"/>
+                    <pic:cNvPr descr="/tmp/claude-0/-home-claude/ca0c3818-fa79-588c-a1fe-d7e40f2b4b69/scratchpad/wt/var/proposal/figures/requirement_tree.png" id="45" name="Picture"/>
                     <pic:cNvPicPr>
                       <a:picLocks noChangeArrowheads="1" noChangeAspect="1"/>
                     </pic:cNvPicPr>
                   </pic:nvPicPr>
                   <pic:blipFill>
-                    <a:blip r:embed="rId39"/>
+                    <a:blip r:embed="rId43"/>
                     <a:stretch>
                       <a:fillRect/>
                     </a:stretch>
@@ -11241,18 +11381,18 @@
           <wp:inline>
             <wp:extent cx="5334000" cy="4318134"/>
             <wp:effectExtent b="0" l="0" r="0" t="0"/>
-            <wp:docPr descr="유스케이스 — 사용자 · 개발자" title="" id="43" name="Picture"/>
+            <wp:docPr descr="유스케이스 — 사용자 · 개발자" title="" id="47" name="Picture"/>
             <a:graphic>
               <a:graphicData uri="http://schemas.openxmlformats.org/drawingml/2006/picture">
                 <pic:pic>
                   <pic:nvPicPr>
-                    <pic:cNvPr descr="/tmp/claude-0/-home-claude/ca0c3818-fa79-588c-a1fe-d7e40f2b4b69/scratchpad/wt/var/proposal/figures/use_cases.png" id="44" name="Picture"/>
+                    <pic:cNvPr descr="/tmp/claude-0/-home-claude/ca0c3818-fa79-588c-a1fe-d7e40f2b4b69/scratchpad/wt/var/proposal/figures/use_cases.png" id="48" name="Picture"/>
                     <pic:cNvPicPr>
                       <a:picLocks noChangeArrowheads="1" noChangeAspect="1"/>
                     </pic:cNvPicPr>
                   </pic:nvPicPr>
                   <pic:blipFill>
-                    <a:blip r:embed="rId42"/>
+                    <a:blip r:embed="rId46"/>
                     <a:stretch>
                       <a:fillRect/>
                     </a:stretch>
@@ -11287,8 +11427,8 @@
         <w:t>[그림 4] 유스케이스 — 사용자 · 개발자</w:t>
       </w:r>
     </w:p>
-    <w:bookmarkEnd w:id="45"/>
-    <w:bookmarkStart w:id="46" w:name="요구사항-id-체계-정의"/>
+    <w:bookmarkEnd w:id="49"/>
+    <w:bookmarkStart w:id="50" w:name="요구사항-id-체계-정의"/>
     <w:p>
       <w:pPr>
         <w:pStyle w:val="Heading2"/>
@@ -11622,8 +11762,8 @@
         <w:t xml:space="preserve">: 우선순위 M은 P4까지의 범위에 한정한다. P5 이후 요구사항은 최대 S를 부여한다. 이는 미완 시 MVP 판정에 영향을 주지 않기 위한 장치다.</w:t>
       </w:r>
     </w:p>
-    <w:bookmarkEnd w:id="46"/>
-    <w:bookmarkStart w:id="62" w:name="세부-기능-요구사항-정의서"/>
+    <w:bookmarkEnd w:id="50"/>
+    <w:bookmarkStart w:id="66" w:name="세부-기능-요구사항-정의서"/>
     <w:p>
       <w:pPr>
         <w:pStyle w:val="Heading2"/>
@@ -11665,18 +11805,18 @@
           <wp:inline>
             <wp:extent cx="5334000" cy="3217333"/>
             <wp:effectExtent b="0" l="0" r="0" t="0"/>
-            <wp:docPr descr="요구사항 상태 집계 — 영역별" title="" id="48" name="Picture"/>
+            <wp:docPr descr="요구사항 상태 집계 — 영역별" title="" id="52" name="Picture"/>
             <a:graphic>
               <a:graphicData uri="http://schemas.openxmlformats.org/drawingml/2006/picture">
                 <pic:pic>
                   <pic:nvPicPr>
-                    <pic:cNvPr descr="/tmp/claude-0/-home-claude/ca0c3818-fa79-588c-a1fe-d7e40f2b4b69/scratchpad/wt/var/proposal/figures/requirement_status.png" id="49" name="Picture"/>
+                    <pic:cNvPr descr="/tmp/claude-0/-home-claude/ca0c3818-fa79-588c-a1fe-d7e40f2b4b69/scratchpad/wt/var/proposal/figures/requirement_status.png" id="53" name="Picture"/>
                     <pic:cNvPicPr>
                       <a:picLocks noChangeArrowheads="1" noChangeAspect="1"/>
                     </pic:cNvPicPr>
                   </pic:nvPicPr>
                   <pic:blipFill>
-                    <a:blip r:embed="rId47"/>
+                    <a:blip r:embed="rId51"/>
                     <a:stretch>
                       <a:fillRect/>
                     </a:stretch>
@@ -11711,7 +11851,7 @@
         <w:t>[그림 5] 요구사항 상태 집계 — 영역별</w:t>
       </w:r>
     </w:p>
-    <w:bookmarkStart w:id="50" w:name="req-ing-인제스트"/>
+    <w:bookmarkStart w:id="54" w:name="req-ing-인제스트"/>
     <w:p>
       <w:pPr>
         <w:pStyle w:val="Heading3"/>
@@ -13013,8 +13153,8 @@
         </w:tc>
       </w:tr>
     </w:tbl>
-    <w:bookmarkEnd w:id="50"/>
-    <w:bookmarkStart w:id="51" w:name="req-anl-4축-분석"/>
+    <w:bookmarkEnd w:id="54"/>
+    <w:bookmarkStart w:id="55" w:name="req-anl-4축-분석"/>
     <w:p>
       <w:pPr>
         <w:pStyle w:val="Heading3"/>
@@ -13039,12 +13179,12 @@
         <w:tblLook w:firstRow="1" w:lastRow="0" w:firstColumn="0" w:lastColumn="0" w:noHBand="0" w:noVBand="0" w:val="0020"/>
       </w:tblPr>
       <w:tblGrid>
-        <w:gridCol w:w="2127"/>
-        <w:gridCol w:w="2565"/>
+        <w:gridCol w:w="2122"/>
+        <w:gridCol w:w="2552"/>
         <w:gridCol w:w="513"/>
-        <w:gridCol w:w="542"/>
-        <w:gridCol w:w="698"/>
-        <w:gridCol w:w="2624"/>
+        <w:gridCol w:w="540"/>
+        <w:gridCol w:w="697"/>
+        <w:gridCol w:w="2646"/>
       </w:tblGrid>
       <w:tr>
         <w:trPr>
@@ -13052,7 +13192,7 @@
         </w:trPr>
         <w:tc>
           <w:tcPr>
-            <w:tcW w:type="dxa" w:w="2128"/>
+            <w:tcW w:type="dxa" w:w="2122"/>
             <w:shd w:val="clear" w:color="auto" w:fill="E8EEF5"/>
           </w:tcPr>
           <w:p>
@@ -13072,7 +13212,7 @@
         </w:tc>
         <w:tc>
           <w:tcPr>
-            <w:tcW w:type="dxa" w:w="2565"/>
+            <w:tcW w:type="dxa" w:w="2552"/>
             <w:shd w:val="clear" w:color="auto" w:fill="E8EEF5"/>
           </w:tcPr>
           <w:p>
@@ -13092,7 +13232,7 @@
         </w:tc>
         <w:tc>
           <w:tcPr>
-            <w:tcW w:type="dxa" w:w="514"/>
+            <w:tcW w:type="dxa" w:w="513"/>
             <w:shd w:val="clear" w:color="auto" w:fill="E8EEF5"/>
           </w:tcPr>
           <w:p>
@@ -13112,7 +13252,7 @@
         </w:tc>
         <w:tc>
           <w:tcPr>
-            <w:tcW w:type="dxa" w:w="542"/>
+            <w:tcW w:type="dxa" w:w="541"/>
             <w:shd w:val="clear" w:color="auto" w:fill="E8EEF5"/>
           </w:tcPr>
           <w:p>
@@ -13132,7 +13272,7 @@
         </w:tc>
         <w:tc>
           <w:tcPr>
-            <w:tcW w:type="dxa" w:w="698"/>
+            <w:tcW w:type="dxa" w:w="697"/>
             <w:shd w:val="clear" w:color="auto" w:fill="E8EEF5"/>
           </w:tcPr>
           <w:p>
@@ -13152,7 +13292,7 @@
         </w:tc>
         <w:tc>
           <w:tcPr>
-            <w:tcW w:type="dxa" w:w="2625"/>
+            <w:tcW w:type="dxa" w:w="2647"/>
             <w:shd w:val="clear" w:color="auto" w:fill="E8EEF5"/>
           </w:tcPr>
           <w:p>
@@ -13174,7 +13314,7 @@
       <w:tr>
         <w:tc>
           <w:tcPr>
-            <w:tcW w:type="dxa" w:w="2128"/>
+            <w:tcW w:type="dxa" w:w="2122"/>
           </w:tcPr>
           <w:p>
             <w:pPr>
@@ -13191,7 +13331,7 @@
         </w:tc>
         <w:tc>
           <w:tcPr>
-            <w:tcW w:type="dxa" w:w="2565"/>
+            <w:tcW w:type="dxa" w:w="2552"/>
           </w:tcPr>
           <w:p>
             <w:pPr>
@@ -13208,7 +13348,7 @@
         </w:tc>
         <w:tc>
           <w:tcPr>
-            <w:tcW w:type="dxa" w:w="514"/>
+            <w:tcW w:type="dxa" w:w="513"/>
           </w:tcPr>
           <w:p>
             <w:pPr>
@@ -13225,7 +13365,7 @@
         </w:tc>
         <w:tc>
           <w:tcPr>
-            <w:tcW w:type="dxa" w:w="542"/>
+            <w:tcW w:type="dxa" w:w="541"/>
           </w:tcPr>
           <w:p>
             <w:pPr>
@@ -13242,7 +13382,7 @@
         </w:tc>
         <w:tc>
           <w:tcPr>
-            <w:tcW w:type="dxa" w:w="698"/>
+            <w:tcW w:type="dxa" w:w="697"/>
           </w:tcPr>
           <w:p>
             <w:pPr>
@@ -13259,7 +13399,7 @@
         </w:tc>
         <w:tc>
           <w:tcPr>
-            <w:tcW w:type="dxa" w:w="2625"/>
+            <w:tcW w:type="dxa" w:w="2647"/>
           </w:tcPr>
           <w:p>
             <w:pPr>
@@ -13278,7 +13418,7 @@
       <w:tr>
         <w:tc>
           <w:tcPr>
-            <w:tcW w:type="dxa" w:w="2128"/>
+            <w:tcW w:type="dxa" w:w="2122"/>
           </w:tcPr>
           <w:p>
             <w:pPr>
@@ -13295,7 +13435,7 @@
         </w:tc>
         <w:tc>
           <w:tcPr>
-            <w:tcW w:type="dxa" w:w="2565"/>
+            <w:tcW w:type="dxa" w:w="2552"/>
           </w:tcPr>
           <w:p>
             <w:pPr>
@@ -13312,7 +13452,7 @@
         </w:tc>
         <w:tc>
           <w:tcPr>
-            <w:tcW w:type="dxa" w:w="514"/>
+            <w:tcW w:type="dxa" w:w="513"/>
           </w:tcPr>
           <w:p>
             <w:pPr>
@@ -13329,7 +13469,7 @@
         </w:tc>
         <w:tc>
           <w:tcPr>
-            <w:tcW w:type="dxa" w:w="542"/>
+            <w:tcW w:type="dxa" w:w="541"/>
           </w:tcPr>
           <w:p>
             <w:pPr>
@@ -13346,7 +13486,7 @@
         </w:tc>
         <w:tc>
           <w:tcPr>
-            <w:tcW w:type="dxa" w:w="698"/>
+            <w:tcW w:type="dxa" w:w="697"/>
           </w:tcPr>
           <w:p>
             <w:pPr>
@@ -13363,7 +13503,7 @@
         </w:tc>
         <w:tc>
           <w:tcPr>
-            <w:tcW w:type="dxa" w:w="2625"/>
+            <w:tcW w:type="dxa" w:w="2647"/>
           </w:tcPr>
           <w:p>
             <w:pPr>
@@ -13382,7 +13522,7 @@
       <w:tr>
         <w:tc>
           <w:tcPr>
-            <w:tcW w:type="dxa" w:w="2128"/>
+            <w:tcW w:type="dxa" w:w="2122"/>
           </w:tcPr>
           <w:p>
             <w:pPr>
@@ -13399,7 +13539,7 @@
         </w:tc>
         <w:tc>
           <w:tcPr>
-            <w:tcW w:type="dxa" w:w="2565"/>
+            <w:tcW w:type="dxa" w:w="2552"/>
           </w:tcPr>
           <w:p>
             <w:pPr>
@@ -13416,7 +13556,7 @@
         </w:tc>
         <w:tc>
           <w:tcPr>
-            <w:tcW w:type="dxa" w:w="514"/>
+            <w:tcW w:type="dxa" w:w="513"/>
           </w:tcPr>
           <w:p>
             <w:pPr>
@@ -13433,7 +13573,7 @@
         </w:tc>
         <w:tc>
           <w:tcPr>
-            <w:tcW w:type="dxa" w:w="542"/>
+            <w:tcW w:type="dxa" w:w="541"/>
           </w:tcPr>
           <w:p>
             <w:pPr>
@@ -13450,7 +13590,7 @@
         </w:tc>
         <w:tc>
           <w:tcPr>
-            <w:tcW w:type="dxa" w:w="698"/>
+            <w:tcW w:type="dxa" w:w="697"/>
           </w:tcPr>
           <w:p>
             <w:pPr>
@@ -13467,7 +13607,7 @@
         </w:tc>
         <w:tc>
           <w:tcPr>
-            <w:tcW w:type="dxa" w:w="2625"/>
+            <w:tcW w:type="dxa" w:w="2647"/>
           </w:tcPr>
           <w:p>
             <w:pPr>
@@ -13486,7 +13626,7 @@
       <w:tr>
         <w:tc>
           <w:tcPr>
-            <w:tcW w:type="dxa" w:w="2128"/>
+            <w:tcW w:type="dxa" w:w="2122"/>
           </w:tcPr>
           <w:p>
             <w:pPr>
@@ -13503,7 +13643,7 @@
         </w:tc>
         <w:tc>
           <w:tcPr>
-            <w:tcW w:type="dxa" w:w="2565"/>
+            <w:tcW w:type="dxa" w:w="2552"/>
           </w:tcPr>
           <w:p>
             <w:pPr>
@@ -13520,7 +13660,7 @@
         </w:tc>
         <w:tc>
           <w:tcPr>
-            <w:tcW w:type="dxa" w:w="514"/>
+            <w:tcW w:type="dxa" w:w="513"/>
           </w:tcPr>
           <w:p>
             <w:pPr>
@@ -13537,7 +13677,7 @@
         </w:tc>
         <w:tc>
           <w:tcPr>
-            <w:tcW w:type="dxa" w:w="542"/>
+            <w:tcW w:type="dxa" w:w="541"/>
           </w:tcPr>
           <w:p>
             <w:pPr>
@@ -13554,7 +13694,7 @@
         </w:tc>
         <w:tc>
           <w:tcPr>
-            <w:tcW w:type="dxa" w:w="698"/>
+            <w:tcW w:type="dxa" w:w="697"/>
           </w:tcPr>
           <w:p>
             <w:pPr>
@@ -13571,7 +13711,7 @@
         </w:tc>
         <w:tc>
           <w:tcPr>
-            <w:tcW w:type="dxa" w:w="2625"/>
+            <w:tcW w:type="dxa" w:w="2647"/>
           </w:tcPr>
           <w:p>
             <w:pPr>
@@ -13590,7 +13730,7 @@
       <w:tr>
         <w:tc>
           <w:tcPr>
-            <w:tcW w:type="dxa" w:w="2128"/>
+            <w:tcW w:type="dxa" w:w="2122"/>
           </w:tcPr>
           <w:p>
             <w:pPr>
@@ -13607,7 +13747,7 @@
         </w:tc>
         <w:tc>
           <w:tcPr>
-            <w:tcW w:type="dxa" w:w="2565"/>
+            <w:tcW w:type="dxa" w:w="2552"/>
           </w:tcPr>
           <w:p>
             <w:pPr>
@@ -13624,7 +13764,7 @@
         </w:tc>
         <w:tc>
           <w:tcPr>
-            <w:tcW w:type="dxa" w:w="514"/>
+            <w:tcW w:type="dxa" w:w="513"/>
           </w:tcPr>
           <w:p>
             <w:pPr>
@@ -13641,7 +13781,7 @@
         </w:tc>
         <w:tc>
           <w:tcPr>
-            <w:tcW w:type="dxa" w:w="542"/>
+            <w:tcW w:type="dxa" w:w="541"/>
           </w:tcPr>
           <w:p>
             <w:pPr>
@@ -13658,7 +13798,7 @@
         </w:tc>
         <w:tc>
           <w:tcPr>
-            <w:tcW w:type="dxa" w:w="698"/>
+            <w:tcW w:type="dxa" w:w="697"/>
           </w:tcPr>
           <w:p>
             <w:pPr>
@@ -13675,7 +13815,7 @@
         </w:tc>
         <w:tc>
           <w:tcPr>
-            <w:tcW w:type="dxa" w:w="2625"/>
+            <w:tcW w:type="dxa" w:w="2647"/>
           </w:tcPr>
           <w:p>
             <w:pPr>
@@ -13694,7 +13834,7 @@
       <w:tr>
         <w:tc>
           <w:tcPr>
-            <w:tcW w:type="dxa" w:w="2128"/>
+            <w:tcW w:type="dxa" w:w="2122"/>
           </w:tcPr>
           <w:p>
             <w:pPr>
@@ -13711,7 +13851,7 @@
         </w:tc>
         <w:tc>
           <w:tcPr>
-            <w:tcW w:type="dxa" w:w="2565"/>
+            <w:tcW w:type="dxa" w:w="2552"/>
           </w:tcPr>
           <w:p>
             <w:pPr>
@@ -13728,7 +13868,7 @@
         </w:tc>
         <w:tc>
           <w:tcPr>
-            <w:tcW w:type="dxa" w:w="514"/>
+            <w:tcW w:type="dxa" w:w="513"/>
           </w:tcPr>
           <w:p>
             <w:pPr>
@@ -13745,7 +13885,7 @@
         </w:tc>
         <w:tc>
           <w:tcPr>
-            <w:tcW w:type="dxa" w:w="542"/>
+            <w:tcW w:type="dxa" w:w="541"/>
           </w:tcPr>
           <w:p>
             <w:pPr>
@@ -13762,7 +13902,7 @@
         </w:tc>
         <w:tc>
           <w:tcPr>
-            <w:tcW w:type="dxa" w:w="698"/>
+            <w:tcW w:type="dxa" w:w="697"/>
           </w:tcPr>
           <w:p>
             <w:pPr>
@@ -13779,356 +13919,338 @@
         </w:tc>
         <w:tc>
           <w:tcPr>
-            <w:tcW w:type="dxa" w:w="2625"/>
-          </w:tcPr>
-          <w:p>
-            <w:pPr>
-              <w:pStyle w:val="Compact"/>
-              <w:spacing w:after="0" w:line="264" w:lineRule="auto"/>
-            </w:pPr>
-            <w:r>
-              <w:rPr>
-                <w:sz w:val="16"/>
-              </w:rPr>
-              <w:t xml:space="preserve">BGE-M3 임베딩. 축 탐색 종료 (D-0048)</w:t>
-            </w:r>
-          </w:p>
-        </w:tc>
-      </w:tr>
-      <w:tr>
-        <w:tc>
-          <w:tcPr>
-            <w:tcW w:type="dxa" w:w="2128"/>
-          </w:tcPr>
-          <w:p>
-            <w:pPr>
-              <w:pStyle w:val="Compact"/>
-              <w:spacing w:after="0" w:line="264" w:lineRule="auto"/>
-            </w:pPr>
-            <w:r>
-              <w:rPr>
-                <w:sz w:val="16"/>
-              </w:rPr>
-              <w:t xml:space="preserve">REQ-ANL-007</w:t>
-            </w:r>
-          </w:p>
-        </w:tc>
-        <w:tc>
-          <w:tcPr>
-            <w:tcW w:type="dxa" w:w="2565"/>
-          </w:tcPr>
-          <w:p>
-            <w:pPr>
-              <w:pStyle w:val="Compact"/>
-              <w:spacing w:after="0" w:line="264" w:lineRule="auto"/>
-            </w:pPr>
-            <w:r>
-              <w:rPr>
-                <w:sz w:val="16"/>
-              </w:rPr>
-              <w:t xml:space="preserve">가창축: 음역·비브라토·발성 밝기·표현 강도를 산출한다</w:t>
-            </w:r>
-          </w:p>
-        </w:tc>
-        <w:tc>
-          <w:tcPr>
-            <w:tcW w:type="dxa" w:w="514"/>
-          </w:tcPr>
-          <w:p>
-            <w:pPr>
-              <w:pStyle w:val="Compact"/>
-              <w:spacing w:after="0" w:line="264" w:lineRule="auto"/>
-            </w:pPr>
-            <w:r>
-              <w:rPr>
-                <w:sz w:val="16"/>
-              </w:rPr>
-              <w:t xml:space="preserve">M</w:t>
-            </w:r>
-          </w:p>
-        </w:tc>
-        <w:tc>
-          <w:tcPr>
-            <w:tcW w:type="dxa" w:w="542"/>
-          </w:tcPr>
-          <w:p>
-            <w:pPr>
-              <w:pStyle w:val="Compact"/>
-              <w:spacing w:after="0" w:line="264" w:lineRule="auto"/>
-            </w:pPr>
-            <w:r>
-              <w:rPr>
-                <w:sz w:val="16"/>
-              </w:rPr>
-              <w:t xml:space="preserve">P2</w:t>
-            </w:r>
-          </w:p>
-        </w:tc>
-        <w:tc>
-          <w:tcPr>
-            <w:tcW w:type="dxa" w:w="698"/>
-          </w:tcPr>
-          <w:p>
-            <w:pPr>
-              <w:pStyle w:val="Compact"/>
-              <w:spacing w:after="0" w:line="264" w:lineRule="auto"/>
-            </w:pPr>
-            <w:r>
-              <w:rPr>
-                <w:sz w:val="16"/>
-              </w:rPr>
-              <w:t xml:space="preserve">미착수</w:t>
-            </w:r>
-          </w:p>
-        </w:tc>
-        <w:tc>
-          <w:tcPr>
-            <w:tcW w:type="dxa" w:w="2625"/>
-          </w:tcPr>
-          <w:p>
-            <w:pPr>
-              <w:pStyle w:val="Compact"/>
-              <w:spacing w:after="0" w:line="264" w:lineRule="auto"/>
-            </w:pPr>
-            <w:r>
-              <w:rPr>
-                <w:sz w:val="16"/>
-              </w:rPr>
-              <w:t xml:space="preserve">보컬 스템은 있다</w:t>
-            </w:r>
-          </w:p>
-        </w:tc>
-      </w:tr>
-      <w:tr>
-        <w:tc>
-          <w:tcPr>
-            <w:tcW w:type="dxa" w:w="2128"/>
-          </w:tcPr>
-          <w:p>
-            <w:pPr>
-              <w:pStyle w:val="Compact"/>
-              <w:spacing w:after="0" w:line="264" w:lineRule="auto"/>
-            </w:pPr>
-            <w:r>
-              <w:rPr>
-                <w:sz w:val="16"/>
-              </w:rPr>
-              <w:t xml:space="preserve">REQ-ANL-008</w:t>
-            </w:r>
-          </w:p>
-        </w:tc>
-        <w:tc>
-          <w:tcPr>
-            <w:tcW w:type="dxa" w:w="2565"/>
-          </w:tcPr>
-          <w:p>
-            <w:pPr>
-              <w:pStyle w:val="Compact"/>
-              <w:spacing w:after="0" w:line="264" w:lineRule="auto"/>
-            </w:pPr>
-            <w:r>
-              <w:rPr>
-                <w:sz w:val="16"/>
-              </w:rPr>
-              <w:t xml:space="preserve">한국어 강제정렬로 가사-오디오 시간 정보를 생성한다</w:t>
-            </w:r>
-          </w:p>
-        </w:tc>
-        <w:tc>
-          <w:tcPr>
-            <w:tcW w:type="dxa" w:w="514"/>
-          </w:tcPr>
-          <w:p>
-            <w:pPr>
-              <w:pStyle w:val="Compact"/>
-              <w:spacing w:after="0" w:line="264" w:lineRule="auto"/>
-            </w:pPr>
-            <w:r>
-              <w:rPr>
-                <w:sz w:val="16"/>
-              </w:rPr>
-              <w:t xml:space="preserve">M</w:t>
-            </w:r>
-          </w:p>
-        </w:tc>
-        <w:tc>
-          <w:tcPr>
-            <w:tcW w:type="dxa" w:w="542"/>
-          </w:tcPr>
-          <w:p>
-            <w:pPr>
-              <w:pStyle w:val="Compact"/>
-              <w:spacing w:after="0" w:line="264" w:lineRule="auto"/>
-            </w:pPr>
-            <w:r>
-              <w:rPr>
-                <w:sz w:val="16"/>
-              </w:rPr>
-              <w:t xml:space="preserve">P2</w:t>
-            </w:r>
-          </w:p>
-        </w:tc>
-        <w:tc>
-          <w:tcPr>
-            <w:tcW w:type="dxa" w:w="698"/>
-          </w:tcPr>
-          <w:p>
-            <w:pPr>
-              <w:pStyle w:val="Compact"/>
-              <w:spacing w:after="0" w:line="264" w:lineRule="auto"/>
-            </w:pPr>
-            <w:r>
-              <w:rPr>
-                <w:sz w:val="16"/>
-              </w:rPr>
-              <w:t xml:space="preserve">미착수</w:t>
-            </w:r>
-          </w:p>
-        </w:tc>
-        <w:tc>
-          <w:tcPr>
-            <w:tcW w:type="dxa" w:w="2625"/>
-          </w:tcPr>
-          <w:p>
-            <w:pPr>
-              <w:pStyle w:val="Compact"/>
-              <w:spacing w:after="0" w:line="264" w:lineRule="auto"/>
-            </w:pPr>
-            <w:r>
-              <w:rPr>
-                <w:sz w:val="16"/>
-              </w:rPr>
-              <w:t xml:space="preserve">SYLT 전량 부재</w:t>
-            </w:r>
-          </w:p>
-        </w:tc>
-      </w:tr>
-      <w:tr>
-        <w:tc>
-          <w:tcPr>
-            <w:tcW w:type="dxa" w:w="2128"/>
-          </w:tcPr>
-          <w:p>
-            <w:pPr>
-              <w:pStyle w:val="Compact"/>
-              <w:spacing w:after="0" w:line="264" w:lineRule="auto"/>
-            </w:pPr>
-            <w:r>
-              <w:rPr>
-                <w:sz w:val="16"/>
-              </w:rPr>
-              <w:t xml:space="preserve">REQ-ANL-009</w:t>
-            </w:r>
-          </w:p>
-        </w:tc>
-        <w:tc>
-          <w:tcPr>
-            <w:tcW w:type="dxa" w:w="2565"/>
-          </w:tcPr>
-          <w:p>
-            <w:pPr>
-              <w:pStyle w:val="Compact"/>
-              <w:spacing w:after="0" w:line="264" w:lineRule="auto"/>
-            </w:pPr>
-            <w:r>
-              <w:rPr>
-                <w:sz w:val="16"/>
-              </w:rPr>
-              <w:t xml:space="preserve">사전학습 모델(MERT·CLAP) 임베딩을 산출한다</w:t>
-            </w:r>
-          </w:p>
-        </w:tc>
-        <w:tc>
-          <w:tcPr>
-            <w:tcW w:type="dxa" w:w="514"/>
-          </w:tcPr>
-          <w:p>
-            <w:pPr>
-              <w:pStyle w:val="Compact"/>
-              <w:spacing w:after="0" w:line="264" w:lineRule="auto"/>
-            </w:pPr>
-            <w:r>
-              <w:rPr>
-                <w:sz w:val="16"/>
-              </w:rPr>
-              <w:t xml:space="preserve">M</w:t>
-            </w:r>
-          </w:p>
-        </w:tc>
-        <w:tc>
-          <w:tcPr>
-            <w:tcW w:type="dxa" w:w="542"/>
-          </w:tcPr>
-          <w:p>
-            <w:pPr>
-              <w:pStyle w:val="Compact"/>
-              <w:spacing w:after="0" w:line="264" w:lineRule="auto"/>
-            </w:pPr>
-            <w:r>
-              <w:rPr>
-                <w:sz w:val="16"/>
-              </w:rPr>
-              <w:t xml:space="preserve">P2</w:t>
-            </w:r>
-          </w:p>
-        </w:tc>
-        <w:tc>
-          <w:tcPr>
-            <w:tcW w:type="dxa" w:w="698"/>
-          </w:tcPr>
-          <w:p>
-            <w:pPr>
-              <w:pStyle w:val="Compact"/>
-              <w:spacing w:after="0" w:line="264" w:lineRule="auto"/>
-            </w:pPr>
-            <w:r>
-              <w:rPr>
-                <w:sz w:val="16"/>
-              </w:rPr>
-              <w:t xml:space="preserve">완료</w:t>
-            </w:r>
-          </w:p>
-        </w:tc>
-        <w:tc>
-          <w:tcPr>
-            <w:tcW w:type="dxa" w:w="2625"/>
-          </w:tcPr>
-          <w:p>
-            <w:pPr>
-              <w:pStyle w:val="Compact"/>
-              <w:spacing w:after="0" w:line="264" w:lineRule="auto"/>
-            </w:pPr>
-            <w:r>
-              <w:rPr>
-                <w:sz w:val="16"/>
-              </w:rPr>
-              <w:t xml:space="preserve">MERT 13층 × 5소스 · CLAP 1004곡.</w:t>
-            </w:r>
-            <w:r>
-              <w:rPr>
-                <w:sz w:val="16"/>
-              </w:rPr>
-              <w:t xml:space="preserve"> </w:t>
-            </w:r>
+            <w:tcW w:type="dxa" w:w="2647"/>
+          </w:tcPr>
+          <w:p>
+            <w:pPr>
+              <w:pStyle w:val="Compact"/>
+              <w:spacing w:after="0" w:line="264" w:lineRule="auto"/>
+            </w:pPr>
             <w:r>
               <w:rPr>
                 <w:b/>
                 <w:bCs/>
                 <w:sz w:val="16"/>
               </w:rPr>
-              <w:t xml:space="preserve">둘을 같은 자로 쟀고 CLAP이 MERT의 27%다</w:t>
-            </w:r>
-            <w:r>
-              <w:rPr>
-                <w:sz w:val="16"/>
-              </w:rPr>
-              <w:t xml:space="preserve"> </w:t>
-            </w:r>
-            <w:r>
-              <w:rPr>
-                <w:sz w:val="16"/>
-              </w:rPr>
-              <w:t xml:space="preserve">(O-68 닫힘 · D-0235). 취향 축은 MERT로 가며</w:t>
+              <w:t xml:space="preserve">해시 8192</w:t>
+            </w:r>
+            <w:r>
+              <w:rPr>
+                <w:sz w:val="16"/>
+              </w:rPr>
+              <w:t xml:space="preserve">가 정본. BGE-M3는 재 보고 미채택. 축 탐색 종료 (D-0048)</w:t>
+            </w:r>
+          </w:p>
+        </w:tc>
+      </w:tr>
+      <w:tr>
+        <w:tc>
+          <w:tcPr>
+            <w:tcW w:type="dxa" w:w="2122"/>
+          </w:tcPr>
+          <w:p>
+            <w:pPr>
+              <w:pStyle w:val="Compact"/>
+              <w:spacing w:after="0" w:line="264" w:lineRule="auto"/>
+            </w:pPr>
+            <w:r>
+              <w:rPr>
+                <w:sz w:val="16"/>
+              </w:rPr>
+              <w:t xml:space="preserve">REQ-ANL-007</w:t>
+            </w:r>
+          </w:p>
+        </w:tc>
+        <w:tc>
+          <w:tcPr>
+            <w:tcW w:type="dxa" w:w="2552"/>
+          </w:tcPr>
+          <w:p>
+            <w:pPr>
+              <w:pStyle w:val="Compact"/>
+              <w:spacing w:after="0" w:line="264" w:lineRule="auto"/>
+            </w:pPr>
+            <w:r>
+              <w:rPr>
+                <w:sz w:val="16"/>
+              </w:rPr>
+              <w:t xml:space="preserve">가창축: 음역·비브라토·발성 밝기·표현 강도를 산출한다</w:t>
+            </w:r>
+          </w:p>
+        </w:tc>
+        <w:tc>
+          <w:tcPr>
+            <w:tcW w:type="dxa" w:w="513"/>
+          </w:tcPr>
+          <w:p>
+            <w:pPr>
+              <w:pStyle w:val="Compact"/>
+              <w:spacing w:after="0" w:line="264" w:lineRule="auto"/>
+            </w:pPr>
+            <w:r>
+              <w:rPr>
+                <w:sz w:val="16"/>
+              </w:rPr>
+              <w:t xml:space="preserve">M</w:t>
+            </w:r>
+          </w:p>
+        </w:tc>
+        <w:tc>
+          <w:tcPr>
+            <w:tcW w:type="dxa" w:w="541"/>
+          </w:tcPr>
+          <w:p>
+            <w:pPr>
+              <w:pStyle w:val="Compact"/>
+              <w:spacing w:after="0" w:line="264" w:lineRule="auto"/>
+            </w:pPr>
+            <w:r>
+              <w:rPr>
+                <w:sz w:val="16"/>
+              </w:rPr>
+              <w:t xml:space="preserve">P2</w:t>
+            </w:r>
+          </w:p>
+        </w:tc>
+        <w:tc>
+          <w:tcPr>
+            <w:tcW w:type="dxa" w:w="697"/>
+          </w:tcPr>
+          <w:p>
+            <w:pPr>
+              <w:pStyle w:val="Compact"/>
+              <w:spacing w:after="0" w:line="264" w:lineRule="auto"/>
+            </w:pPr>
+            <w:r>
+              <w:rPr>
+                <w:sz w:val="16"/>
+              </w:rPr>
+              <w:t xml:space="preserve">미착수</w:t>
+            </w:r>
+          </w:p>
+        </w:tc>
+        <w:tc>
+          <w:tcPr>
+            <w:tcW w:type="dxa" w:w="2647"/>
+          </w:tcPr>
+          <w:p>
+            <w:pPr>
+              <w:pStyle w:val="Compact"/>
+              <w:spacing w:after="0" w:line="264" w:lineRule="auto"/>
+            </w:pPr>
+            <w:r>
+              <w:rPr>
+                <w:sz w:val="16"/>
+              </w:rPr>
+              <w:t xml:space="preserve">보컬 스템은 있다</w:t>
+            </w:r>
+          </w:p>
+        </w:tc>
+      </w:tr>
+      <w:tr>
+        <w:tc>
+          <w:tcPr>
+            <w:tcW w:type="dxa" w:w="2122"/>
+          </w:tcPr>
+          <w:p>
+            <w:pPr>
+              <w:pStyle w:val="Compact"/>
+              <w:spacing w:after="0" w:line="264" w:lineRule="auto"/>
+            </w:pPr>
+            <w:r>
+              <w:rPr>
+                <w:sz w:val="16"/>
+              </w:rPr>
+              <w:t xml:space="preserve">REQ-ANL-008</w:t>
+            </w:r>
+          </w:p>
+        </w:tc>
+        <w:tc>
+          <w:tcPr>
+            <w:tcW w:type="dxa" w:w="2552"/>
+          </w:tcPr>
+          <w:p>
+            <w:pPr>
+              <w:pStyle w:val="Compact"/>
+              <w:spacing w:after="0" w:line="264" w:lineRule="auto"/>
+            </w:pPr>
+            <w:r>
+              <w:rPr>
+                <w:sz w:val="16"/>
+              </w:rPr>
+              <w:t xml:space="preserve">한국어 강제정렬로 가사-오디오 시간 정보를 생성한다</w:t>
+            </w:r>
+          </w:p>
+        </w:tc>
+        <w:tc>
+          <w:tcPr>
+            <w:tcW w:type="dxa" w:w="513"/>
+          </w:tcPr>
+          <w:p>
+            <w:pPr>
+              <w:pStyle w:val="Compact"/>
+              <w:spacing w:after="0" w:line="264" w:lineRule="auto"/>
+            </w:pPr>
+            <w:r>
+              <w:rPr>
+                <w:sz w:val="16"/>
+              </w:rPr>
+              <w:t xml:space="preserve">M</w:t>
+            </w:r>
+          </w:p>
+        </w:tc>
+        <w:tc>
+          <w:tcPr>
+            <w:tcW w:type="dxa" w:w="541"/>
+          </w:tcPr>
+          <w:p>
+            <w:pPr>
+              <w:pStyle w:val="Compact"/>
+              <w:spacing w:after="0" w:line="264" w:lineRule="auto"/>
+            </w:pPr>
+            <w:r>
+              <w:rPr>
+                <w:sz w:val="16"/>
+              </w:rPr>
+              <w:t xml:space="preserve">P2</w:t>
+            </w:r>
+          </w:p>
+        </w:tc>
+        <w:tc>
+          <w:tcPr>
+            <w:tcW w:type="dxa" w:w="697"/>
+          </w:tcPr>
+          <w:p>
+            <w:pPr>
+              <w:pStyle w:val="Compact"/>
+              <w:spacing w:after="0" w:line="264" w:lineRule="auto"/>
+            </w:pPr>
+            <w:r>
+              <w:rPr>
+                <w:sz w:val="16"/>
+              </w:rPr>
+              <w:t xml:space="preserve">미착수</w:t>
+            </w:r>
+          </w:p>
+        </w:tc>
+        <w:tc>
+          <w:tcPr>
+            <w:tcW w:type="dxa" w:w="2647"/>
+          </w:tcPr>
+          <w:p>
+            <w:pPr>
+              <w:pStyle w:val="Compact"/>
+              <w:spacing w:after="0" w:line="264" w:lineRule="auto"/>
+            </w:pPr>
+            <w:r>
+              <w:rPr>
+                <w:sz w:val="16"/>
+              </w:rPr>
+              <w:t xml:space="preserve">SYLT 전량 부재</w:t>
+            </w:r>
+          </w:p>
+        </w:tc>
+      </w:tr>
+      <w:tr>
+        <w:tc>
+          <w:tcPr>
+            <w:tcW w:type="dxa" w:w="2122"/>
+          </w:tcPr>
+          <w:p>
+            <w:pPr>
+              <w:pStyle w:val="Compact"/>
+              <w:spacing w:after="0" w:line="264" w:lineRule="auto"/>
+            </w:pPr>
+            <w:r>
+              <w:rPr>
+                <w:sz w:val="16"/>
+              </w:rPr>
+              <w:t xml:space="preserve">REQ-ANL-009</w:t>
+            </w:r>
+          </w:p>
+        </w:tc>
+        <w:tc>
+          <w:tcPr>
+            <w:tcW w:type="dxa" w:w="2552"/>
+          </w:tcPr>
+          <w:p>
+            <w:pPr>
+              <w:pStyle w:val="Compact"/>
+              <w:spacing w:after="0" w:line="264" w:lineRule="auto"/>
+            </w:pPr>
+            <w:r>
+              <w:rPr>
+                <w:sz w:val="16"/>
+              </w:rPr>
+              <w:t xml:space="preserve">사전학습 모델(MERT·CLAP) 임베딩을 산출한다</w:t>
+            </w:r>
+          </w:p>
+        </w:tc>
+        <w:tc>
+          <w:tcPr>
+            <w:tcW w:type="dxa" w:w="513"/>
+          </w:tcPr>
+          <w:p>
+            <w:pPr>
+              <w:pStyle w:val="Compact"/>
+              <w:spacing w:after="0" w:line="264" w:lineRule="auto"/>
+            </w:pPr>
+            <w:r>
+              <w:rPr>
+                <w:sz w:val="16"/>
+              </w:rPr>
+              <w:t xml:space="preserve">M</w:t>
+            </w:r>
+          </w:p>
+        </w:tc>
+        <w:tc>
+          <w:tcPr>
+            <w:tcW w:type="dxa" w:w="541"/>
+          </w:tcPr>
+          <w:p>
+            <w:pPr>
+              <w:pStyle w:val="Compact"/>
+              <w:spacing w:after="0" w:line="264" w:lineRule="auto"/>
+            </w:pPr>
+            <w:r>
+              <w:rPr>
+                <w:sz w:val="16"/>
+              </w:rPr>
+              <w:t xml:space="preserve">P2</w:t>
+            </w:r>
+          </w:p>
+        </w:tc>
+        <w:tc>
+          <w:tcPr>
+            <w:tcW w:type="dxa" w:w="697"/>
+          </w:tcPr>
+          <w:p>
+            <w:pPr>
+              <w:pStyle w:val="Compact"/>
+              <w:spacing w:after="0" w:line="264" w:lineRule="auto"/>
+            </w:pPr>
+            <w:r>
+              <w:rPr>
+                <w:sz w:val="16"/>
+              </w:rPr>
+              <w:t xml:space="preserve">완료</w:t>
+            </w:r>
+          </w:p>
+        </w:tc>
+        <w:tc>
+          <w:tcPr>
+            <w:tcW w:type="dxa" w:w="2647"/>
+          </w:tcPr>
+          <w:p>
+            <w:pPr>
+              <w:pStyle w:val="Compact"/>
+              <w:spacing w:after="0" w:line="264" w:lineRule="auto"/>
+            </w:pPr>
+            <w:r>
+              <w:rPr>
+                <w:sz w:val="16"/>
+              </w:rPr>
+              <w:t xml:space="preserve">MERT 13층 × 5소스 · CLAP 1004곡.</w:t>
             </w:r>
             <w:r>
               <w:rPr>
@@ -14142,6 +14264,32 @@
                 <w:bCs/>
                 <w:sz w:val="16"/>
               </w:rPr>
+              <w:t xml:space="preserve">둘을 같은 자로 쟀고 CLAP이 MERT의 27%다</w:t>
+            </w:r>
+            <w:r>
+              <w:rPr>
+                <w:sz w:val="16"/>
+              </w:rPr>
+              <w:t xml:space="preserve"> </w:t>
+            </w:r>
+            <w:r>
+              <w:rPr>
+                <w:sz w:val="16"/>
+              </w:rPr>
+              <w:t xml:space="preserve">(O-68 닫힘 · D-0235). 취향 축은 MERT로 가며</w:t>
+            </w:r>
+            <w:r>
+              <w:rPr>
+                <w:sz w:val="16"/>
+              </w:rPr>
+              <w:t xml:space="preserve"> </w:t>
+            </w:r>
+            <w:r>
+              <w:rPr>
+                <w:b/>
+                <w:bCs/>
+                <w:sz w:val="16"/>
+              </w:rPr>
               <w:t xml:space="preserve">비상업 제약을 안고 간다</w:t>
             </w:r>
           </w:p>
@@ -14150,7 +14298,7 @@
       <w:tr>
         <w:tc>
           <w:tcPr>
-            <w:tcW w:type="dxa" w:w="2128"/>
+            <w:tcW w:type="dxa" w:w="2122"/>
           </w:tcPr>
           <w:p>
             <w:pPr>
@@ -14167,7 +14315,7 @@
         </w:tc>
         <w:tc>
           <w:tcPr>
-            <w:tcW w:type="dxa" w:w="2565"/>
+            <w:tcW w:type="dxa" w:w="2552"/>
           </w:tcPr>
           <w:p>
             <w:pPr>
@@ -14184,7 +14332,7 @@
         </w:tc>
         <w:tc>
           <w:tcPr>
-            <w:tcW w:type="dxa" w:w="514"/>
+            <w:tcW w:type="dxa" w:w="513"/>
           </w:tcPr>
           <w:p>
             <w:pPr>
@@ -14201,7 +14349,7 @@
         </w:tc>
         <w:tc>
           <w:tcPr>
-            <w:tcW w:type="dxa" w:w="542"/>
+            <w:tcW w:type="dxa" w:w="541"/>
           </w:tcPr>
           <w:p>
             <w:pPr>
@@ -14218,7 +14366,7 @@
         </w:tc>
         <w:tc>
           <w:tcPr>
-            <w:tcW w:type="dxa" w:w="698"/>
+            <w:tcW w:type="dxa" w:w="697"/>
           </w:tcPr>
           <w:p>
             <w:pPr>
@@ -14235,7 +14383,7 @@
         </w:tc>
         <w:tc>
           <w:tcPr>
-            <w:tcW w:type="dxa" w:w="2625"/>
+            <w:tcW w:type="dxa" w:w="2647"/>
           </w:tcPr>
           <w:p>
             <w:pPr>
@@ -14254,7 +14402,7 @@
       <w:tr>
         <w:tc>
           <w:tcPr>
-            <w:tcW w:type="dxa" w:w="2128"/>
+            <w:tcW w:type="dxa" w:w="2122"/>
           </w:tcPr>
           <w:p>
             <w:pPr>
@@ -14271,7 +14419,7 @@
         </w:tc>
         <w:tc>
           <w:tcPr>
-            <w:tcW w:type="dxa" w:w="2565"/>
+            <w:tcW w:type="dxa" w:w="2552"/>
           </w:tcPr>
           <w:p>
             <w:pPr>
@@ -14288,7 +14436,7 @@
         </w:tc>
         <w:tc>
           <w:tcPr>
-            <w:tcW w:type="dxa" w:w="514"/>
+            <w:tcW w:type="dxa" w:w="513"/>
           </w:tcPr>
           <w:p>
             <w:pPr>
@@ -14305,7 +14453,7 @@
         </w:tc>
         <w:tc>
           <w:tcPr>
-            <w:tcW w:type="dxa" w:w="542"/>
+            <w:tcW w:type="dxa" w:w="541"/>
           </w:tcPr>
           <w:p>
             <w:pPr>
@@ -14322,7 +14470,7 @@
         </w:tc>
         <w:tc>
           <w:tcPr>
-            <w:tcW w:type="dxa" w:w="698"/>
+            <w:tcW w:type="dxa" w:w="697"/>
           </w:tcPr>
           <w:p>
             <w:pPr>
@@ -14339,7 +14487,7 @@
         </w:tc>
         <w:tc>
           <w:tcPr>
-            <w:tcW w:type="dxa" w:w="2625"/>
+            <w:tcW w:type="dxa" w:w="2647"/>
           </w:tcPr>
           <w:p>
             <w:pPr>
@@ -14356,8 +14504,8 @@
         </w:tc>
       </w:tr>
     </w:tbl>
-    <w:bookmarkEnd w:id="51"/>
-    <w:bookmarkStart w:id="52" w:name="req-tst-취향-모델"/>
+    <w:bookmarkEnd w:id="55"/>
+    <w:bookmarkStart w:id="56" w:name="req-tst-취향-모델"/>
     <w:p>
       <w:pPr>
         <w:pStyle w:val="Heading3"/>
@@ -15451,8 +15599,8 @@
         </w:tc>
       </w:tr>
     </w:tbl>
-    <w:bookmarkEnd w:id="52"/>
-    <w:bookmarkStart w:id="53" w:name="req-agt-로컬-에이전트"/>
+    <w:bookmarkEnd w:id="56"/>
+    <w:bookmarkStart w:id="57" w:name="req-agt-로컬-에이전트"/>
     <w:p>
       <w:pPr>
         <w:pStyle w:val="Heading3"/>
@@ -16530,8 +16678,8 @@
         </w:tc>
       </w:tr>
     </w:tbl>
-    <w:bookmarkEnd w:id="53"/>
-    <w:bookmarkStart w:id="54" w:name="req-gen-생성"/>
+    <w:bookmarkEnd w:id="57"/>
+    <w:bookmarkStart w:id="58" w:name="req-gen-생성"/>
     <w:p>
       <w:pPr>
         <w:pStyle w:val="Heading3"/>
@@ -17756,8 +17904,8 @@
         </w:tc>
       </w:tr>
     </w:tbl>
-    <w:bookmarkEnd w:id="54"/>
-    <w:bookmarkStart w:id="55" w:name="req-lyr-작사"/>
+    <w:bookmarkEnd w:id="58"/>
+    <w:bookmarkStart w:id="59" w:name="req-lyr-작사"/>
     <w:p>
       <w:pPr>
         <w:pStyle w:val="Heading3"/>
@@ -18221,8 +18369,8 @@
         </w:tc>
       </w:tr>
     </w:tbl>
-    <w:bookmarkEnd w:id="55"/>
-    <w:bookmarkStart w:id="56" w:name="req-voc-가창"/>
+    <w:bookmarkEnd w:id="59"/>
+    <w:bookmarkStart w:id="60" w:name="req-voc-가창"/>
     <w:p>
       <w:pPr>
         <w:pStyle w:val="Heading3"/>
@@ -18814,8 +18962,8 @@
         </w:tc>
       </w:tr>
     </w:tbl>
-    <w:bookmarkEnd w:id="56"/>
-    <w:bookmarkStart w:id="57" w:name="req-qua-품질-안전"/>
+    <w:bookmarkEnd w:id="60"/>
+    <w:bookmarkStart w:id="61" w:name="req-qua-품질-안전"/>
     <w:p>
       <w:pPr>
         <w:pStyle w:val="Heading3"/>
@@ -19483,8 +19631,8 @@
         </w:tc>
       </w:tr>
     </w:tbl>
-    <w:bookmarkEnd w:id="57"/>
-    <w:bookmarkStart w:id="58" w:name="req-api-서빙"/>
+    <w:bookmarkEnd w:id="61"/>
+    <w:bookmarkStart w:id="62" w:name="req-api-서빙"/>
     <w:p>
       <w:pPr>
         <w:pStyle w:val="Heading3"/>
@@ -20138,8 +20286,8 @@
         </w:tc>
       </w:tr>
     </w:tbl>
-    <w:bookmarkEnd w:id="58"/>
-    <w:bookmarkStart w:id="59" w:name="req-ui-인터페이스"/>
+    <w:bookmarkEnd w:id="62"/>
+    <w:bookmarkStart w:id="63" w:name="req-ui-인터페이스"/>
     <w:p>
       <w:pPr>
         <w:pStyle w:val="Heading3"/>
@@ -20910,8 +21058,8 @@
         </w:tc>
       </w:tr>
     </w:tbl>
-    <w:bookmarkEnd w:id="59"/>
-    <w:bookmarkStart w:id="60" w:name="req-inf-인프라"/>
+    <w:bookmarkEnd w:id="63"/>
+    <w:bookmarkStart w:id="64" w:name="req-inf-인프라"/>
     <w:p>
       <w:pPr>
         <w:pStyle w:val="Heading3"/>
@@ -20936,12 +21084,12 @@
         <w:tblLook w:firstRow="1" w:lastRow="0" w:firstColumn="0" w:lastColumn="0" w:noHBand="0" w:noVBand="0" w:val="0020"/>
       </w:tblPr>
       <w:tblGrid>
-        <w:gridCol w:w="2227"/>
-        <w:gridCol w:w="2628"/>
-        <w:gridCol w:w="525"/>
-        <w:gridCol w:w="563"/>
-        <w:gridCol w:w="563"/>
-        <w:gridCol w:w="2563"/>
+        <w:gridCol w:w="2217"/>
+        <w:gridCol w:w="2607"/>
+        <w:gridCol w:w="523"/>
+        <w:gridCol w:w="561"/>
+        <w:gridCol w:w="561"/>
+        <w:gridCol w:w="2600"/>
       </w:tblGrid>
       <w:tr>
         <w:trPr>
@@ -20949,7 +21097,7 @@
         </w:trPr>
         <w:tc>
           <w:tcPr>
-            <w:tcW w:type="dxa" w:w="2228"/>
+            <w:tcW w:type="dxa" w:w="2217"/>
             <w:shd w:val="clear" w:color="auto" w:fill="E8EEF5"/>
           </w:tcPr>
           <w:p>
@@ -20969,7 +21117,7 @@
         </w:tc>
         <w:tc>
           <w:tcPr>
-            <w:tcW w:type="dxa" w:w="2628"/>
+            <w:tcW w:type="dxa" w:w="2608"/>
             <w:shd w:val="clear" w:color="auto" w:fill="E8EEF5"/>
           </w:tcPr>
           <w:p>
@@ -20989,7 +21137,7 @@
         </w:tc>
         <w:tc>
           <w:tcPr>
-            <w:tcW w:type="dxa" w:w="525"/>
+            <w:tcW w:type="dxa" w:w="524"/>
             <w:shd w:val="clear" w:color="auto" w:fill="E8EEF5"/>
           </w:tcPr>
           <w:p>
@@ -21009,7 +21157,7 @@
         </w:tc>
         <w:tc>
           <w:tcPr>
-            <w:tcW w:type="dxa" w:w="564"/>
+            <w:tcW w:type="dxa" w:w="561"/>
             <w:shd w:val="clear" w:color="auto" w:fill="E8EEF5"/>
           </w:tcPr>
           <w:p>
@@ -21029,7 +21177,7 @@
         </w:tc>
         <w:tc>
           <w:tcPr>
-            <w:tcW w:type="dxa" w:w="564"/>
+            <w:tcW w:type="dxa" w:w="561"/>
             <w:shd w:val="clear" w:color="auto" w:fill="E8EEF5"/>
           </w:tcPr>
           <w:p>
@@ -21049,7 +21197,7 @@
         </w:tc>
         <w:tc>
           <w:tcPr>
-            <w:tcW w:type="dxa" w:w="2563"/>
+            <w:tcW w:type="dxa" w:w="2600"/>
             <w:shd w:val="clear" w:color="auto" w:fill="E8EEF5"/>
           </w:tcPr>
           <w:p>
@@ -21071,7 +21219,7 @@
       <w:tr>
         <w:tc>
           <w:tcPr>
-            <w:tcW w:type="dxa" w:w="2228"/>
+            <w:tcW w:type="dxa" w:w="2217"/>
           </w:tcPr>
           <w:p>
             <w:pPr>
@@ -21088,7 +21236,7 @@
         </w:tc>
         <w:tc>
           <w:tcPr>
-            <w:tcW w:type="dxa" w:w="2628"/>
+            <w:tcW w:type="dxa" w:w="2608"/>
           </w:tcPr>
           <w:p>
             <w:pPr>
@@ -21105,7 +21253,7 @@
         </w:tc>
         <w:tc>
           <w:tcPr>
-            <w:tcW w:type="dxa" w:w="525"/>
+            <w:tcW w:type="dxa" w:w="524"/>
           </w:tcPr>
           <w:p>
             <w:pPr>
@@ -21122,7 +21270,7 @@
         </w:tc>
         <w:tc>
           <w:tcPr>
-            <w:tcW w:type="dxa" w:w="564"/>
+            <w:tcW w:type="dxa" w:w="561"/>
           </w:tcPr>
           <w:p>
             <w:pPr>
@@ -21139,7 +21287,7 @@
         </w:tc>
         <w:tc>
           <w:tcPr>
-            <w:tcW w:type="dxa" w:w="564"/>
+            <w:tcW w:type="dxa" w:w="561"/>
           </w:tcPr>
           <w:p>
             <w:pPr>
@@ -21156,7 +21304,7 @@
         </w:tc>
         <w:tc>
           <w:tcPr>
-            <w:tcW w:type="dxa" w:w="2563"/>
+            <w:tcW w:type="dxa" w:w="2600"/>
           </w:tcPr>
           <w:p>
             <w:pPr>
@@ -21175,7 +21323,7 @@
       <w:tr>
         <w:tc>
           <w:tcPr>
-            <w:tcW w:type="dxa" w:w="2228"/>
+            <w:tcW w:type="dxa" w:w="2217"/>
           </w:tcPr>
           <w:p>
             <w:pPr>
@@ -21192,7 +21340,7 @@
         </w:tc>
         <w:tc>
           <w:tcPr>
-            <w:tcW w:type="dxa" w:w="2628"/>
+            <w:tcW w:type="dxa" w:w="2608"/>
           </w:tcPr>
           <w:p>
             <w:pPr>
@@ -21209,7 +21357,7 @@
         </w:tc>
         <w:tc>
           <w:tcPr>
-            <w:tcW w:type="dxa" w:w="525"/>
+            <w:tcW w:type="dxa" w:w="524"/>
           </w:tcPr>
           <w:p>
             <w:pPr>
@@ -21226,7 +21374,7 @@
         </w:tc>
         <w:tc>
           <w:tcPr>
-            <w:tcW w:type="dxa" w:w="564"/>
+            <w:tcW w:type="dxa" w:w="561"/>
           </w:tcPr>
           <w:p>
             <w:pPr>
@@ -21243,7 +21391,7 @@
         </w:tc>
         <w:tc>
           <w:tcPr>
-            <w:tcW w:type="dxa" w:w="564"/>
+            <w:tcW w:type="dxa" w:w="561"/>
           </w:tcPr>
           <w:p>
             <w:pPr>
@@ -21260,20 +21408,20 @@
         </w:tc>
         <w:tc>
           <w:tcPr>
-            <w:tcW w:type="dxa" w:w="2563"/>
-          </w:tcPr>
-          <w:p>
-            <w:pPr>
-              <w:pStyle w:val="Compact"/>
-              <w:spacing w:after="0" w:line="264" w:lineRule="auto"/>
-            </w:pPr>
-          </w:p>
-        </w:tc>
-      </w:tr>
-      <w:tr>
-        <w:tc>
-          <w:tcPr>
-            <w:tcW w:type="dxa" w:w="2228"/>
+            <w:tcW w:type="dxa" w:w="2600"/>
+          </w:tcPr>
+          <w:p>
+            <w:pPr>
+              <w:pStyle w:val="Compact"/>
+              <w:spacing w:after="0" w:line="264" w:lineRule="auto"/>
+            </w:pPr>
+          </w:p>
+        </w:tc>
+      </w:tr>
+      <w:tr>
+        <w:tc>
+          <w:tcPr>
+            <w:tcW w:type="dxa" w:w="2217"/>
           </w:tcPr>
           <w:p>
             <w:pPr>
@@ -21290,7 +21438,7 @@
         </w:tc>
         <w:tc>
           <w:tcPr>
-            <w:tcW w:type="dxa" w:w="2628"/>
+            <w:tcW w:type="dxa" w:w="2608"/>
           </w:tcPr>
           <w:p>
             <w:pPr>
@@ -21307,7 +21455,7 @@
         </w:tc>
         <w:tc>
           <w:tcPr>
-            <w:tcW w:type="dxa" w:w="525"/>
+            <w:tcW w:type="dxa" w:w="524"/>
           </w:tcPr>
           <w:p>
             <w:pPr>
@@ -21324,7 +21472,7 @@
         </w:tc>
         <w:tc>
           <w:tcPr>
-            <w:tcW w:type="dxa" w:w="564"/>
+            <w:tcW w:type="dxa" w:w="561"/>
           </w:tcPr>
           <w:p>
             <w:pPr>
@@ -21341,7 +21489,7 @@
         </w:tc>
         <w:tc>
           <w:tcPr>
-            <w:tcW w:type="dxa" w:w="564"/>
+            <w:tcW w:type="dxa" w:w="561"/>
           </w:tcPr>
           <w:p>
             <w:pPr>
@@ -21358,7 +21506,7 @@
         </w:tc>
         <w:tc>
           <w:tcPr>
-            <w:tcW w:type="dxa" w:w="2563"/>
+            <w:tcW w:type="dxa" w:w="2600"/>
           </w:tcPr>
           <w:p>
             <w:pPr>
@@ -21377,7 +21525,7 @@
       <w:tr>
         <w:tc>
           <w:tcPr>
-            <w:tcW w:type="dxa" w:w="2228"/>
+            <w:tcW w:type="dxa" w:w="2217"/>
           </w:tcPr>
           <w:p>
             <w:pPr>
@@ -21394,7 +21542,7 @@
         </w:tc>
         <w:tc>
           <w:tcPr>
-            <w:tcW w:type="dxa" w:w="2628"/>
+            <w:tcW w:type="dxa" w:w="2608"/>
           </w:tcPr>
           <w:p>
             <w:pPr>
@@ -21411,7 +21559,7 @@
         </w:tc>
         <w:tc>
           <w:tcPr>
-            <w:tcW w:type="dxa" w:w="525"/>
+            <w:tcW w:type="dxa" w:w="524"/>
           </w:tcPr>
           <w:p>
             <w:pPr>
@@ -21428,7 +21576,7 @@
         </w:tc>
         <w:tc>
           <w:tcPr>
-            <w:tcW w:type="dxa" w:w="564"/>
+            <w:tcW w:type="dxa" w:w="561"/>
           </w:tcPr>
           <w:p>
             <w:pPr>
@@ -21445,7 +21593,7 @@
         </w:tc>
         <w:tc>
           <w:tcPr>
-            <w:tcW w:type="dxa" w:w="564"/>
+            <w:tcW w:type="dxa" w:w="561"/>
           </w:tcPr>
           <w:p>
             <w:pPr>
@@ -21462,20 +21610,20 @@
         </w:tc>
         <w:tc>
           <w:tcPr>
-            <w:tcW w:type="dxa" w:w="2563"/>
-          </w:tcPr>
-          <w:p>
-            <w:pPr>
-              <w:pStyle w:val="Compact"/>
-              <w:spacing w:after="0" w:line="264" w:lineRule="auto"/>
-            </w:pPr>
-          </w:p>
-        </w:tc>
-      </w:tr>
-      <w:tr>
-        <w:tc>
-          <w:tcPr>
-            <w:tcW w:type="dxa" w:w="2228"/>
+            <w:tcW w:type="dxa" w:w="2600"/>
+          </w:tcPr>
+          <w:p>
+            <w:pPr>
+              <w:pStyle w:val="Compact"/>
+              <w:spacing w:after="0" w:line="264" w:lineRule="auto"/>
+            </w:pPr>
+          </w:p>
+        </w:tc>
+      </w:tr>
+      <w:tr>
+        <w:tc>
+          <w:tcPr>
+            <w:tcW w:type="dxa" w:w="2217"/>
           </w:tcPr>
           <w:p>
             <w:pPr>
@@ -21492,7 +21640,7 @@
         </w:tc>
         <w:tc>
           <w:tcPr>
-            <w:tcW w:type="dxa" w:w="2628"/>
+            <w:tcW w:type="dxa" w:w="2608"/>
           </w:tcPr>
           <w:p>
             <w:pPr>
@@ -21509,7 +21657,7 @@
         </w:tc>
         <w:tc>
           <w:tcPr>
-            <w:tcW w:type="dxa" w:w="525"/>
+            <w:tcW w:type="dxa" w:w="524"/>
           </w:tcPr>
           <w:p>
             <w:pPr>
@@ -21526,7 +21674,7 @@
         </w:tc>
         <w:tc>
           <w:tcPr>
-            <w:tcW w:type="dxa" w:w="564"/>
+            <w:tcW w:type="dxa" w:w="561"/>
           </w:tcPr>
           <w:p>
             <w:pPr>
@@ -21543,7 +21691,7 @@
         </w:tc>
         <w:tc>
           <w:tcPr>
-            <w:tcW w:type="dxa" w:w="564"/>
+            <w:tcW w:type="dxa" w:w="561"/>
           </w:tcPr>
           <w:p>
             <w:pPr>
@@ -21560,26 +21708,76 @@
         </w:tc>
         <w:tc>
           <w:tcPr>
-            <w:tcW w:type="dxa" w:w="2563"/>
-          </w:tcPr>
-          <w:p>
-            <w:pPr>
-              <w:pStyle w:val="Compact"/>
-              <w:spacing w:after="0" w:line="264" w:lineRule="auto"/>
-            </w:pPr>
-            <w:r>
-              <w:rPr>
-                <w:sz w:val="16"/>
-              </w:rPr>
-              <w:t xml:space="preserve">Compose 5종</w:t>
-            </w:r>
-          </w:p>
-        </w:tc>
-      </w:tr>
-      <w:tr>
-        <w:tc>
-          <w:tcPr>
-            <w:tcW w:type="dxa" w:w="2228"/>
+            <w:tcW w:type="dxa" w:w="2600"/>
+          </w:tcPr>
+          <w:p>
+            <w:pPr>
+              <w:pStyle w:val="Compact"/>
+              <w:spacing w:after="0" w:line="264" w:lineRule="auto"/>
+            </w:pPr>
+            <w:r>
+              <w:rPr>
+                <w:sz w:val="16"/>
+              </w:rPr>
+              <w:t xml:space="preserve">Compose 서비스 10개 — core 5 ·</w:t>
+            </w:r>
+            <w:r>
+              <w:rPr>
+                <w:sz w:val="16"/>
+              </w:rPr>
+              <w:t xml:space="preserve"> </w:t>
+            </w:r>
+            <w:r>
+              <w:rPr>
+                <w:rStyle w:val="VerbatimChar"/>
+                <w:sz w:val="16"/>
+              </w:rPr>
+              <w:t xml:space="preserve">ml</w:t>
+            </w:r>
+            <w:r>
+              <w:rPr>
+                <w:sz w:val="16"/>
+              </w:rPr>
+              <w:t xml:space="preserve"> </w:t>
+            </w:r>
+            <w:r>
+              <w:rPr>
+                <w:sz w:val="16"/>
+              </w:rPr>
+              <w:t xml:space="preserve">3 ·</w:t>
+            </w:r>
+            <w:r>
+              <w:rPr>
+                <w:sz w:val="16"/>
+              </w:rPr>
+              <w:t xml:space="preserve"> </w:t>
+            </w:r>
+            <w:r>
+              <w:rPr>
+                <w:rStyle w:val="VerbatimChar"/>
+                <w:sz w:val="16"/>
+              </w:rPr>
+              <w:t xml:space="preserve">obs</w:t>
+            </w:r>
+            <w:r>
+              <w:rPr>
+                <w:sz w:val="16"/>
+              </w:rPr>
+              <w:t xml:space="preserve"> </w:t>
+            </w:r>
+            <w:r>
+              <w:rPr>
+                <w:sz w:val="16"/>
+              </w:rPr>
+              <w:t xml:space="preserve">2</w:t>
+            </w:r>
+          </w:p>
+        </w:tc>
+      </w:tr>
+      <w:tr>
+        <w:tc>
+          <w:tcPr>
+            <w:tcW w:type="dxa" w:w="2217"/>
           </w:tcPr>
           <w:p>
             <w:pPr>
@@ -21596,7 +21794,7 @@
         </w:tc>
         <w:tc>
           <w:tcPr>
-            <w:tcW w:type="dxa" w:w="2628"/>
+            <w:tcW w:type="dxa" w:w="2608"/>
           </w:tcPr>
           <w:p>
             <w:pPr>
@@ -21613,7 +21811,7 @@
         </w:tc>
         <w:tc>
           <w:tcPr>
-            <w:tcW w:type="dxa" w:w="525"/>
+            <w:tcW w:type="dxa" w:w="524"/>
           </w:tcPr>
           <w:p>
             <w:pPr>
@@ -21630,7 +21828,7 @@
         </w:tc>
         <w:tc>
           <w:tcPr>
-            <w:tcW w:type="dxa" w:w="564"/>
+            <w:tcW w:type="dxa" w:w="561"/>
           </w:tcPr>
           <w:p>
             <w:pPr>
@@ -21647,7 +21845,7 @@
         </w:tc>
         <w:tc>
           <w:tcPr>
-            <w:tcW w:type="dxa" w:w="564"/>
+            <w:tcW w:type="dxa" w:w="561"/>
           </w:tcPr>
           <w:p>
             <w:pPr>
@@ -21664,7 +21862,7 @@
         </w:tc>
         <w:tc>
           <w:tcPr>
-            <w:tcW w:type="dxa" w:w="2563"/>
+            <w:tcW w:type="dxa" w:w="2600"/>
           </w:tcPr>
           <w:p>
             <w:pPr>
@@ -21683,7 +21881,7 @@
       <w:tr>
         <w:tc>
           <w:tcPr>
-            <w:tcW w:type="dxa" w:w="2228"/>
+            <w:tcW w:type="dxa" w:w="2217"/>
           </w:tcPr>
           <w:p>
             <w:pPr>
@@ -21700,7 +21898,7 @@
         </w:tc>
         <w:tc>
           <w:tcPr>
-            <w:tcW w:type="dxa" w:w="2628"/>
+            <w:tcW w:type="dxa" w:w="2608"/>
           </w:tcPr>
           <w:p>
             <w:pPr>
@@ -21717,7 +21915,7 @@
         </w:tc>
         <w:tc>
           <w:tcPr>
-            <w:tcW w:type="dxa" w:w="525"/>
+            <w:tcW w:type="dxa" w:w="524"/>
           </w:tcPr>
           <w:p>
             <w:pPr>
@@ -21734,7 +21932,7 @@
         </w:tc>
         <w:tc>
           <w:tcPr>
-            <w:tcW w:type="dxa" w:w="564"/>
+            <w:tcW w:type="dxa" w:w="561"/>
           </w:tcPr>
           <w:p>
             <w:pPr>
@@ -21751,7 +21949,7 @@
         </w:tc>
         <w:tc>
           <w:tcPr>
-            <w:tcW w:type="dxa" w:w="564"/>
+            <w:tcW w:type="dxa" w:w="561"/>
           </w:tcPr>
           <w:p>
             <w:pPr>
@@ -21768,7 +21966,7 @@
         </w:tc>
         <w:tc>
           <w:tcPr>
-            <w:tcW w:type="dxa" w:w="2563"/>
+            <w:tcW w:type="dxa" w:w="2600"/>
           </w:tcPr>
           <w:p>
             <w:pPr>
@@ -21787,7 +21985,7 @@
       <w:tr>
         <w:tc>
           <w:tcPr>
-            <w:tcW w:type="dxa" w:w="2228"/>
+            <w:tcW w:type="dxa" w:w="2217"/>
           </w:tcPr>
           <w:p>
             <w:pPr>
@@ -21804,7 +22002,7 @@
         </w:tc>
         <w:tc>
           <w:tcPr>
-            <w:tcW w:type="dxa" w:w="2628"/>
+            <w:tcW w:type="dxa" w:w="2608"/>
           </w:tcPr>
           <w:p>
             <w:pPr>
@@ -21821,7 +22019,7 @@
         </w:tc>
         <w:tc>
           <w:tcPr>
-            <w:tcW w:type="dxa" w:w="525"/>
+            <w:tcW w:type="dxa" w:w="524"/>
           </w:tcPr>
           <w:p>
             <w:pPr>
@@ -21838,7 +22036,7 @@
         </w:tc>
         <w:tc>
           <w:tcPr>
-            <w:tcW w:type="dxa" w:w="564"/>
+            <w:tcW w:type="dxa" w:w="561"/>
           </w:tcPr>
           <w:p>
             <w:pPr>
@@ -21855,7 +22053,7 @@
         </w:tc>
         <w:tc>
           <w:tcPr>
-            <w:tcW w:type="dxa" w:w="564"/>
+            <w:tcW w:type="dxa" w:w="561"/>
           </w:tcPr>
           <w:p>
             <w:pPr>
@@ -21872,7 +22070,7 @@
         </w:tc>
         <w:tc>
           <w:tcPr>
-            <w:tcW w:type="dxa" w:w="2563"/>
+            <w:tcW w:type="dxa" w:w="2600"/>
           </w:tcPr>
           <w:p>
             <w:pPr>
@@ -21891,7 +22089,7 @@
       <w:tr>
         <w:tc>
           <w:tcPr>
-            <w:tcW w:type="dxa" w:w="2228"/>
+            <w:tcW w:type="dxa" w:w="2217"/>
           </w:tcPr>
           <w:p>
             <w:pPr>
@@ -21908,7 +22106,7 @@
         </w:tc>
         <w:tc>
           <w:tcPr>
-            <w:tcW w:type="dxa" w:w="2628"/>
+            <w:tcW w:type="dxa" w:w="2608"/>
           </w:tcPr>
           <w:p>
             <w:pPr>
@@ -21925,7 +22123,7 @@
         </w:tc>
         <w:tc>
           <w:tcPr>
-            <w:tcW w:type="dxa" w:w="525"/>
+            <w:tcW w:type="dxa" w:w="524"/>
           </w:tcPr>
           <w:p>
             <w:pPr>
@@ -21942,7 +22140,7 @@
         </w:tc>
         <w:tc>
           <w:tcPr>
-            <w:tcW w:type="dxa" w:w="564"/>
+            <w:tcW w:type="dxa" w:w="561"/>
           </w:tcPr>
           <w:p>
             <w:pPr>
@@ -21959,7 +22157,7 @@
         </w:tc>
         <w:tc>
           <w:tcPr>
-            <w:tcW w:type="dxa" w:w="564"/>
+            <w:tcW w:type="dxa" w:w="561"/>
           </w:tcPr>
           <w:p>
             <w:pPr>
@@ -21976,7 +22174,7 @@
         </w:tc>
         <w:tc>
           <w:tcPr>
-            <w:tcW w:type="dxa" w:w="2563"/>
+            <w:tcW w:type="dxa" w:w="2600"/>
           </w:tcPr>
           <w:p>
             <w:pPr>
@@ -21995,7 +22193,7 @@
       <w:tr>
         <w:tc>
           <w:tcPr>
-            <w:tcW w:type="dxa" w:w="2228"/>
+            <w:tcW w:type="dxa" w:w="2217"/>
           </w:tcPr>
           <w:p>
             <w:pPr>
@@ -22012,7 +22210,7 @@
         </w:tc>
         <w:tc>
           <w:tcPr>
-            <w:tcW w:type="dxa" w:w="2628"/>
+            <w:tcW w:type="dxa" w:w="2608"/>
           </w:tcPr>
           <w:p>
             <w:pPr>
@@ -22042,7 +22240,7 @@
         </w:tc>
         <w:tc>
           <w:tcPr>
-            <w:tcW w:type="dxa" w:w="525"/>
+            <w:tcW w:type="dxa" w:w="524"/>
           </w:tcPr>
           <w:p>
             <w:pPr>
@@ -22059,7 +22257,7 @@
         </w:tc>
         <w:tc>
           <w:tcPr>
-            <w:tcW w:type="dxa" w:w="564"/>
+            <w:tcW w:type="dxa" w:w="561"/>
           </w:tcPr>
           <w:p>
             <w:pPr>
@@ -22076,7 +22274,7 @@
         </w:tc>
         <w:tc>
           <w:tcPr>
-            <w:tcW w:type="dxa" w:w="564"/>
+            <w:tcW w:type="dxa" w:w="561"/>
           </w:tcPr>
           <w:p>
             <w:pPr>
@@ -22093,7 +22291,7 @@
         </w:tc>
         <w:tc>
           <w:tcPr>
-            <w:tcW w:type="dxa" w:w="2563"/>
+            <w:tcW w:type="dxa" w:w="2600"/>
           </w:tcPr>
           <w:p>
             <w:pPr>
@@ -22112,7 +22310,7 @@
       <w:tr>
         <w:tc>
           <w:tcPr>
-            <w:tcW w:type="dxa" w:w="2228"/>
+            <w:tcW w:type="dxa" w:w="2217"/>
           </w:tcPr>
           <w:p>
             <w:pPr>
@@ -22129,7 +22327,7 @@
         </w:tc>
         <w:tc>
           <w:tcPr>
-            <w:tcW w:type="dxa" w:w="2628"/>
+            <w:tcW w:type="dxa" w:w="2608"/>
           </w:tcPr>
           <w:p>
             <w:pPr>
@@ -22146,7 +22344,7 @@
         </w:tc>
         <w:tc>
           <w:tcPr>
-            <w:tcW w:type="dxa" w:w="525"/>
+            <w:tcW w:type="dxa" w:w="524"/>
           </w:tcPr>
           <w:p>
             <w:pPr>
@@ -22163,7 +22361,7 @@
         </w:tc>
         <w:tc>
           <w:tcPr>
-            <w:tcW w:type="dxa" w:w="564"/>
+            <w:tcW w:type="dxa" w:w="561"/>
           </w:tcPr>
           <w:p>
             <w:pPr>
@@ -22180,7 +22378,7 @@
         </w:tc>
         <w:tc>
           <w:tcPr>
-            <w:tcW w:type="dxa" w:w="564"/>
+            <w:tcW w:type="dxa" w:w="561"/>
           </w:tcPr>
           <w:p>
             <w:pPr>
@@ -22197,7 +22395,7 @@
         </w:tc>
         <w:tc>
           <w:tcPr>
-            <w:tcW w:type="dxa" w:w="2563"/>
+            <w:tcW w:type="dxa" w:w="2600"/>
           </w:tcPr>
           <w:p>
             <w:pPr>
@@ -22216,7 +22414,7 @@
       <w:tr>
         <w:tc>
           <w:tcPr>
-            <w:tcW w:type="dxa" w:w="2228"/>
+            <w:tcW w:type="dxa" w:w="2217"/>
           </w:tcPr>
           <w:p>
             <w:pPr>
@@ -22233,7 +22431,7 @@
         </w:tc>
         <w:tc>
           <w:tcPr>
-            <w:tcW w:type="dxa" w:w="2628"/>
+            <w:tcW w:type="dxa" w:w="2608"/>
           </w:tcPr>
           <w:p>
             <w:pPr>
@@ -22250,7 +22448,7 @@
         </w:tc>
         <w:tc>
           <w:tcPr>
-            <w:tcW w:type="dxa" w:w="525"/>
+            <w:tcW w:type="dxa" w:w="524"/>
           </w:tcPr>
           <w:p>
             <w:pPr>
@@ -22267,7 +22465,7 @@
         </w:tc>
         <w:tc>
           <w:tcPr>
-            <w:tcW w:type="dxa" w:w="564"/>
+            <w:tcW w:type="dxa" w:w="561"/>
           </w:tcPr>
           <w:p>
             <w:pPr>
@@ -22284,7 +22482,7 @@
         </w:tc>
         <w:tc>
           <w:tcPr>
-            <w:tcW w:type="dxa" w:w="564"/>
+            <w:tcW w:type="dxa" w:w="561"/>
           </w:tcPr>
           <w:p>
             <w:pPr>
@@ -22301,7 +22499,7 @@
         </w:tc>
         <w:tc>
           <w:tcPr>
-            <w:tcW w:type="dxa" w:w="2563"/>
+            <w:tcW w:type="dxa" w:w="2600"/>
           </w:tcPr>
           <w:p>
             <w:pPr>
@@ -22320,7 +22518,7 @@
       <w:tr>
         <w:tc>
           <w:tcPr>
-            <w:tcW w:type="dxa" w:w="2228"/>
+            <w:tcW w:type="dxa" w:w="2217"/>
           </w:tcPr>
           <w:p>
             <w:pPr>
@@ -22337,7 +22535,7 @@
         </w:tc>
         <w:tc>
           <w:tcPr>
-            <w:tcW w:type="dxa" w:w="2628"/>
+            <w:tcW w:type="dxa" w:w="2608"/>
           </w:tcPr>
           <w:p>
             <w:pPr>
@@ -22354,7 +22552,7 @@
         </w:tc>
         <w:tc>
           <w:tcPr>
-            <w:tcW w:type="dxa" w:w="525"/>
+            <w:tcW w:type="dxa" w:w="524"/>
           </w:tcPr>
           <w:p>
             <w:pPr>
@@ -22371,7 +22569,7 @@
         </w:tc>
         <w:tc>
           <w:tcPr>
-            <w:tcW w:type="dxa" w:w="564"/>
+            <w:tcW w:type="dxa" w:w="561"/>
           </w:tcPr>
           <w:p>
             <w:pPr>
@@ -22388,7 +22586,7 @@
         </w:tc>
         <w:tc>
           <w:tcPr>
-            <w:tcW w:type="dxa" w:w="564"/>
+            <w:tcW w:type="dxa" w:w="561"/>
           </w:tcPr>
           <w:p>
             <w:pPr>
@@ -22405,7 +22603,7 @@
         </w:tc>
         <w:tc>
           <w:tcPr>
-            <w:tcW w:type="dxa" w:w="2563"/>
+            <w:tcW w:type="dxa" w:w="2600"/>
           </w:tcPr>
           <w:p>
             <w:pPr>
@@ -22424,7 +22622,7 @@
       <w:tr>
         <w:tc>
           <w:tcPr>
-            <w:tcW w:type="dxa" w:w="2228"/>
+            <w:tcW w:type="dxa" w:w="2217"/>
           </w:tcPr>
           <w:p>
             <w:pPr>
@@ -22441,7 +22639,7 @@
         </w:tc>
         <w:tc>
           <w:tcPr>
-            <w:tcW w:type="dxa" w:w="2628"/>
+            <w:tcW w:type="dxa" w:w="2608"/>
           </w:tcPr>
           <w:p>
             <w:pPr>
@@ -22458,7 +22656,7 @@
         </w:tc>
         <w:tc>
           <w:tcPr>
-            <w:tcW w:type="dxa" w:w="525"/>
+            <w:tcW w:type="dxa" w:w="524"/>
           </w:tcPr>
           <w:p>
             <w:pPr>
@@ -22475,7 +22673,7 @@
         </w:tc>
         <w:tc>
           <w:tcPr>
-            <w:tcW w:type="dxa" w:w="564"/>
+            <w:tcW w:type="dxa" w:w="561"/>
           </w:tcPr>
           <w:p>
             <w:pPr>
@@ -22492,7 +22690,7 @@
         </w:tc>
         <w:tc>
           <w:tcPr>
-            <w:tcW w:type="dxa" w:w="564"/>
+            <w:tcW w:type="dxa" w:w="561"/>
           </w:tcPr>
           <w:p>
             <w:pPr>
@@ -22509,7 +22707,7 @@
         </w:tc>
         <w:tc>
           <w:tcPr>
-            <w:tcW w:type="dxa" w:w="2563"/>
+            <w:tcW w:type="dxa" w:w="2600"/>
           </w:tcPr>
           <w:p>
             <w:pPr>
@@ -22528,7 +22726,7 @@
       <w:tr>
         <w:tc>
           <w:tcPr>
-            <w:tcW w:type="dxa" w:w="2228"/>
+            <w:tcW w:type="dxa" w:w="2217"/>
           </w:tcPr>
           <w:p>
             <w:pPr>
@@ -22545,7 +22743,7 @@
         </w:tc>
         <w:tc>
           <w:tcPr>
-            <w:tcW w:type="dxa" w:w="2628"/>
+            <w:tcW w:type="dxa" w:w="2608"/>
           </w:tcPr>
           <w:p>
             <w:pPr>
@@ -22562,7 +22760,7 @@
         </w:tc>
         <w:tc>
           <w:tcPr>
-            <w:tcW w:type="dxa" w:w="525"/>
+            <w:tcW w:type="dxa" w:w="524"/>
           </w:tcPr>
           <w:p>
             <w:pPr>
@@ -22579,7 +22777,7 @@
         </w:tc>
         <w:tc>
           <w:tcPr>
-            <w:tcW w:type="dxa" w:w="564"/>
+            <w:tcW w:type="dxa" w:w="561"/>
           </w:tcPr>
           <w:p>
             <w:pPr>
@@ -22596,7 +22794,7 @@
         </w:tc>
         <w:tc>
           <w:tcPr>
-            <w:tcW w:type="dxa" w:w="564"/>
+            <w:tcW w:type="dxa" w:w="561"/>
           </w:tcPr>
           <w:p>
             <w:pPr>
@@ -22613,7 +22811,7 @@
         </w:tc>
         <w:tc>
           <w:tcPr>
-            <w:tcW w:type="dxa" w:w="2563"/>
+            <w:tcW w:type="dxa" w:w="2600"/>
           </w:tcPr>
           <w:p>
             <w:pPr>
@@ -22630,8 +22828,8 @@
         </w:tc>
       </w:tr>
     </w:tbl>
-    <w:bookmarkEnd w:id="60"/>
-    <w:bookmarkStart w:id="61" w:name="req-evl-평가-검증"/>
+    <w:bookmarkEnd w:id="64"/>
+    <w:bookmarkStart w:id="65" w:name="req-evl-평가-검증"/>
     <w:p>
       <w:pPr>
         <w:pStyle w:val="Heading3"/>
@@ -23707,9 +23905,9 @@
         </w:tc>
       </w:tr>
     </w:tbl>
-    <w:bookmarkEnd w:id="61"/>
-    <w:bookmarkEnd w:id="62"/>
-    <w:bookmarkStart w:id="68" w:name="비기능-요구사항-nfr"/>
+    <w:bookmarkEnd w:id="65"/>
+    <w:bookmarkEnd w:id="66"/>
+    <w:bookmarkStart w:id="72" w:name="비기능-요구사항-nfr"/>
     <w:p>
       <w:pPr>
         <w:pStyle w:val="Heading2"/>
@@ -23718,7 +23916,7 @@
         <w:t xml:space="preserve">□ 비기능 요구사항 (NFR)</w:t>
       </w:r>
     </w:p>
-    <w:bookmarkStart w:id="63" w:name="정확성-및-안전성-accuracy-safety"/>
+    <w:bookmarkStart w:id="67" w:name="정확성-및-안전성-accuracy-safety"/>
     <w:p>
       <w:pPr>
         <w:pStyle w:val="Heading3"/>
@@ -24219,8 +24417,8 @@
         <w:t xml:space="preserve">이다 — 누설이 보이면 참조 오디오 모드 자체를 끈다.</w:t>
       </w:r>
     </w:p>
-    <w:bookmarkEnd w:id="63"/>
-    <w:bookmarkStart w:id="64" w:name="성능-및-가용성-performance-availability"/>
+    <w:bookmarkEnd w:id="67"/>
+    <w:bookmarkStart w:id="68" w:name="성능-및-가용성-performance-availability"/>
     <w:p>
       <w:pPr>
         <w:pStyle w:val="Heading3"/>
@@ -24649,8 +24847,8 @@
         </w:tc>
       </w:tr>
     </w:tbl>
-    <w:bookmarkEnd w:id="64"/>
-    <w:bookmarkStart w:id="65" w:name="보안-및-법규-준수-security-compliance"/>
+    <w:bookmarkEnd w:id="68"/>
+    <w:bookmarkStart w:id="69" w:name="보안-및-법규-준수-security-compliance"/>
     <w:p>
       <w:pPr>
         <w:pStyle w:val="Heading3"/>
@@ -25118,8 +25316,8 @@
         </w:tc>
       </w:tr>
     </w:tbl>
-    <w:bookmarkEnd w:id="65"/>
-    <w:bookmarkStart w:id="66" w:name="Xad3dd94fe336c981f159c99ef8f67103a17e2ed"/>
+    <w:bookmarkEnd w:id="69"/>
+    <w:bookmarkStart w:id="70" w:name="Xad3dd94fe336c981f159c99ef8f67103a17e2ed"/>
     <w:p>
       <w:pPr>
         <w:pStyle w:val="Heading3"/>
@@ -25755,8 +25953,8 @@
         </w:tc>
       </w:tr>
     </w:tbl>
-    <w:bookmarkEnd w:id="66"/>
-    <w:bookmarkStart w:id="67" w:name="호환성-compatibility"/>
+    <w:bookmarkEnd w:id="70"/>
+    <w:bookmarkStart w:id="71" w:name="호환성-compatibility"/>
     <w:p>
       <w:pPr>
         <w:pStyle w:val="Heading3"/>
@@ -26116,9 +26314,9 @@
         </w:tc>
       </w:tr>
     </w:tbl>
-    <w:bookmarkEnd w:id="67"/>
-    <w:bookmarkEnd w:id="68"/>
-    <w:bookmarkStart w:id="69" w:name="제약사항-및-전제"/>
+    <w:bookmarkEnd w:id="71"/>
+    <w:bookmarkEnd w:id="72"/>
+    <w:bookmarkStart w:id="73" w:name="제약사항-및-전제"/>
     <w:p>
       <w:pPr>
         <w:pStyle w:val="Heading2"/>
@@ -26130,7 +26328,7 @@
     <w:tbl>
       <w:tblPr>
         <w:tblStyle w:val="Table"/>
-        <w:tblW w:w="9072" w:type="dxa"/>
+        <w:tblW w:w="9071" w:type="dxa"/>
         <w:tblBorders>
           <w:top w:val="single" w:sz="4" w:color="BFC8D3"/>
           <w:left w:val="single" w:sz="4" w:color="BFC8D3"/>
@@ -26143,9 +26341,9 @@
         <w:tblLook w:firstRow="1" w:lastRow="0" w:firstColumn="0" w:lastColumn="0" w:noHBand="0" w:noVBand="0" w:val="0020"/>
       </w:tblPr>
       <w:tblGrid>
-        <w:gridCol w:w="1268"/>
-        <w:gridCol w:w="984"/>
-        <w:gridCol w:w="6818"/>
+        <w:gridCol w:w="1261"/>
+        <w:gridCol w:w="979"/>
+        <w:gridCol w:w="6831"/>
       </w:tblGrid>
       <w:tr>
         <w:trPr>
@@ -26153,7 +26351,7 @@
         </w:trPr>
         <w:tc>
           <w:tcPr>
-            <w:tcW w:type="dxa" w:w="1269"/>
+            <w:tcW w:type="dxa" w:w="1261"/>
             <w:shd w:val="clear" w:color="auto" w:fill="E8EEF5"/>
           </w:tcPr>
           <w:p>
@@ -26173,7 +26371,7 @@
         </w:tc>
         <w:tc>
           <w:tcPr>
-            <w:tcW w:type="dxa" w:w="985"/>
+            <w:tcW w:type="dxa" w:w="979"/>
             <w:shd w:val="clear" w:color="auto" w:fill="E8EEF5"/>
           </w:tcPr>
           <w:p>
@@ -26193,7 +26391,7 @@
         </w:tc>
         <w:tc>
           <w:tcPr>
-            <w:tcW w:type="dxa" w:w="6819"/>
+            <w:tcW w:type="dxa" w:w="6831"/>
             <w:shd w:val="clear" w:color="auto" w:fill="E8EEF5"/>
           </w:tcPr>
           <w:p>
@@ -26215,7 +26413,7 @@
       <w:tr>
         <w:tc>
           <w:tcPr>
-            <w:tcW w:type="dxa" w:w="1269"/>
+            <w:tcW w:type="dxa" w:w="1261"/>
           </w:tcPr>
           <w:p>
             <w:pPr>
@@ -26232,7 +26430,7 @@
         </w:tc>
         <w:tc>
           <w:tcPr>
-            <w:tcW w:type="dxa" w:w="985"/>
+            <w:tcW w:type="dxa" w:w="979"/>
           </w:tcPr>
           <w:p>
             <w:pPr>
@@ -26249,7 +26447,7 @@
         </w:tc>
         <w:tc>
           <w:tcPr>
-            <w:tcW w:type="dxa" w:w="6819"/>
+            <w:tcW w:type="dxa" w:w="6831"/>
           </w:tcPr>
           <w:p>
             <w:pPr>
@@ -26282,7 +26480,7 @@
       <w:tr>
         <w:tc>
           <w:tcPr>
-            <w:tcW w:type="dxa" w:w="1269"/>
+            <w:tcW w:type="dxa" w:w="1261"/>
           </w:tcPr>
           <w:p>
             <w:pPr>
@@ -26299,7 +26497,7 @@
         </w:tc>
         <w:tc>
           <w:tcPr>
-            <w:tcW w:type="dxa" w:w="985"/>
+            <w:tcW w:type="dxa" w:w="979"/>
           </w:tcPr>
           <w:p>
             <w:pPr>
@@ -26316,7 +26514,7 @@
         </w:tc>
         <w:tc>
           <w:tcPr>
-            <w:tcW w:type="dxa" w:w="6819"/>
+            <w:tcW w:type="dxa" w:w="6831"/>
           </w:tcPr>
           <w:p>
             <w:pPr>
@@ -26335,7 +26533,7 @@
       <w:tr>
         <w:tc>
           <w:tcPr>
-            <w:tcW w:type="dxa" w:w="1269"/>
+            <w:tcW w:type="dxa" w:w="1261"/>
           </w:tcPr>
           <w:p>
             <w:pPr>
@@ -26352,7 +26550,7 @@
         </w:tc>
         <w:tc>
           <w:tcPr>
-            <w:tcW w:type="dxa" w:w="985"/>
+            <w:tcW w:type="dxa" w:w="979"/>
           </w:tcPr>
           <w:p>
             <w:pPr>
@@ -26369,7 +26567,7 @@
         </w:tc>
         <w:tc>
           <w:tcPr>
-            <w:tcW w:type="dxa" w:w="6819"/>
+            <w:tcW w:type="dxa" w:w="6831"/>
           </w:tcPr>
           <w:p>
             <w:pPr>
@@ -26388,7 +26586,7 @@
       <w:tr>
         <w:tc>
           <w:tcPr>
-            <w:tcW w:type="dxa" w:w="1269"/>
+            <w:tcW w:type="dxa" w:w="1261"/>
           </w:tcPr>
           <w:p>
             <w:pPr>
@@ -26405,7 +26603,7 @@
         </w:tc>
         <w:tc>
           <w:tcPr>
-            <w:tcW w:type="dxa" w:w="985"/>
+            <w:tcW w:type="dxa" w:w="979"/>
           </w:tcPr>
           <w:p>
             <w:pPr>
@@ -26422,7 +26620,7 @@
         </w:tc>
         <w:tc>
           <w:tcPr>
-            <w:tcW w:type="dxa" w:w="6819"/>
+            <w:tcW w:type="dxa" w:w="6831"/>
           </w:tcPr>
           <w:p>
             <w:pPr>
@@ -26441,7 +26639,7 @@
       <w:tr>
         <w:tc>
           <w:tcPr>
-            <w:tcW w:type="dxa" w:w="1269"/>
+            <w:tcW w:type="dxa" w:w="1261"/>
           </w:tcPr>
           <w:p>
             <w:pPr>
@@ -26458,7 +26656,7 @@
         </w:tc>
         <w:tc>
           <w:tcPr>
-            <w:tcW w:type="dxa" w:w="985"/>
+            <w:tcW w:type="dxa" w:w="979"/>
           </w:tcPr>
           <w:p>
             <w:pPr>
@@ -26475,7 +26673,7 @@
         </w:tc>
         <w:tc>
           <w:tcPr>
-            <w:tcW w:type="dxa" w:w="6819"/>
+            <w:tcW w:type="dxa" w:w="6831"/>
           </w:tcPr>
           <w:p>
             <w:pPr>
@@ -26494,7 +26692,7 @@
       <w:tr>
         <w:tc>
           <w:tcPr>
-            <w:tcW w:type="dxa" w:w="1269"/>
+            <w:tcW w:type="dxa" w:w="1261"/>
           </w:tcPr>
           <w:p>
             <w:pPr>
@@ -26511,7 +26709,7 @@
         </w:tc>
         <w:tc>
           <w:tcPr>
-            <w:tcW w:type="dxa" w:w="985"/>
+            <w:tcW w:type="dxa" w:w="979"/>
           </w:tcPr>
           <w:p>
             <w:pPr>
@@ -26528,230 +26726,18 @@
         </w:tc>
         <w:tc>
           <w:tcPr>
-            <w:tcW w:type="dxa" w:w="6819"/>
-          </w:tcPr>
-          <w:p>
-            <w:pPr>
-              <w:pStyle w:val="Compact"/>
-              <w:spacing w:after="0" w:line="264" w:lineRule="auto"/>
-            </w:pPr>
-            <w:r>
-              <w:rPr>
-                <w:sz w:val="16"/>
-              </w:rPr>
-              <w:t xml:space="preserve">발매일·ISRC·동기 가사 전량 부재. 지문 조회와 강제정렬로 대체</w:t>
-            </w:r>
-          </w:p>
-        </w:tc>
-      </w:tr>
-      <w:tr>
-        <w:tc>
-          <w:tcPr>
-            <w:tcW w:type="dxa" w:w="1269"/>
-          </w:tcPr>
-          <w:p>
-            <w:pPr>
-              <w:pStyle w:val="Compact"/>
-              <w:spacing w:after="0" w:line="264" w:lineRule="auto"/>
-            </w:pPr>
-            <w:r>
-              <w:rPr>
-                <w:sz w:val="16"/>
-              </w:rPr>
-              <w:t xml:space="preserve">C-7</w:t>
-            </w:r>
-          </w:p>
-        </w:tc>
-        <w:tc>
-          <w:tcPr>
-            <w:tcW w:type="dxa" w:w="985"/>
-          </w:tcPr>
-          <w:p>
-            <w:pPr>
-              <w:pStyle w:val="Compact"/>
-              <w:spacing w:after="0" w:line="264" w:lineRule="auto"/>
-            </w:pPr>
-            <w:r>
-              <w:rPr>
-                <w:sz w:val="16"/>
-              </w:rPr>
-              <w:t xml:space="preserve">데이터</w:t>
-            </w:r>
-          </w:p>
-        </w:tc>
-        <w:tc>
-          <w:tcPr>
-            <w:tcW w:type="dxa" w:w="6819"/>
-          </w:tcPr>
-          <w:p>
-            <w:pPr>
-              <w:pStyle w:val="Compact"/>
-              <w:spacing w:after="0" w:line="264" w:lineRule="auto"/>
-            </w:pPr>
-            <w:r>
-              <w:rPr>
-                <w:sz w:val="16"/>
-              </w:rPr>
-              <w:t xml:space="preserve">코퍼스 전량 양성 사례. 음성 사례 부재</w:t>
-            </w:r>
-          </w:p>
-        </w:tc>
-      </w:tr>
-      <w:tr>
-        <w:tc>
-          <w:tcPr>
-            <w:tcW w:type="dxa" w:w="1269"/>
-          </w:tcPr>
-          <w:p>
-            <w:pPr>
-              <w:pStyle w:val="Compact"/>
-              <w:spacing w:after="0" w:line="264" w:lineRule="auto"/>
-            </w:pPr>
-            <w:r>
-              <w:rPr>
-                <w:sz w:val="16"/>
-              </w:rPr>
-              <w:t xml:space="preserve">C-8</w:t>
-            </w:r>
-          </w:p>
-        </w:tc>
-        <w:tc>
-          <w:tcPr>
-            <w:tcW w:type="dxa" w:w="985"/>
-          </w:tcPr>
-          <w:p>
-            <w:pPr>
-              <w:pStyle w:val="Compact"/>
-              <w:spacing w:after="0" w:line="264" w:lineRule="auto"/>
-            </w:pPr>
-            <w:r>
-              <w:rPr>
-                <w:sz w:val="16"/>
-              </w:rPr>
-              <w:t xml:space="preserve">법적</w:t>
-            </w:r>
-          </w:p>
-        </w:tc>
-        <w:tc>
-          <w:tcPr>
-            <w:tcW w:type="dxa" w:w="6819"/>
-          </w:tcPr>
-          <w:p>
-            <w:pPr>
-              <w:pStyle w:val="Compact"/>
-              <w:spacing w:after="0" w:line="264" w:lineRule="auto"/>
-            </w:pPr>
-            <w:r>
-              <w:rPr>
-                <w:sz w:val="16"/>
-              </w:rPr>
-              <w:t xml:space="preserve">개발 코퍼스는 상용 음원. 배포·서비스 코퍼스로 사용 불가</w:t>
-            </w:r>
-          </w:p>
-        </w:tc>
-      </w:tr>
-      <w:tr>
-        <w:tc>
-          <w:tcPr>
-            <w:tcW w:type="dxa" w:w="1269"/>
-          </w:tcPr>
-          <w:p>
-            <w:pPr>
-              <w:pStyle w:val="Compact"/>
-              <w:spacing w:after="0" w:line="264" w:lineRule="auto"/>
-            </w:pPr>
-            <w:r>
-              <w:rPr>
-                <w:sz w:val="16"/>
-              </w:rPr>
-              <w:t xml:space="preserve">C-9</w:t>
-            </w:r>
-          </w:p>
-        </w:tc>
-        <w:tc>
-          <w:tcPr>
-            <w:tcW w:type="dxa" w:w="985"/>
-          </w:tcPr>
-          <w:p>
-            <w:pPr>
-              <w:pStyle w:val="Compact"/>
-              <w:spacing w:after="0" w:line="264" w:lineRule="auto"/>
-            </w:pPr>
-            <w:r>
-              <w:rPr>
-                <w:sz w:val="16"/>
-              </w:rPr>
-              <w:t xml:space="preserve">법적</w:t>
-            </w:r>
-          </w:p>
-        </w:tc>
-        <w:tc>
-          <w:tcPr>
-            <w:tcW w:type="dxa" w:w="6819"/>
-          </w:tcPr>
-          <w:p>
-            <w:pPr>
-              <w:pStyle w:val="Compact"/>
-              <w:spacing w:after="0" w:line="264" w:lineRule="auto"/>
-            </w:pPr>
-            <w:r>
-              <w:rPr>
-                <w:sz w:val="16"/>
-              </w:rPr>
-              <w:t xml:space="preserve">실존 가수 음색이 식별 가능한 산출물 금지</w:t>
-            </w:r>
-          </w:p>
-        </w:tc>
-      </w:tr>
-      <w:tr>
-        <w:tc>
-          <w:tcPr>
-            <w:tcW w:type="dxa" w:w="1269"/>
-          </w:tcPr>
-          <w:p>
-            <w:pPr>
-              <w:pStyle w:val="Compact"/>
-              <w:spacing w:after="0" w:line="264" w:lineRule="auto"/>
-            </w:pPr>
-            <w:r>
-              <w:rPr>
-                <w:sz w:val="16"/>
-              </w:rPr>
-              <w:t xml:space="preserve">C-10</w:t>
-            </w:r>
-          </w:p>
-        </w:tc>
-        <w:tc>
-          <w:tcPr>
-            <w:tcW w:type="dxa" w:w="985"/>
-          </w:tcPr>
-          <w:p>
-            <w:pPr>
-              <w:pStyle w:val="Compact"/>
-              <w:spacing w:after="0" w:line="264" w:lineRule="auto"/>
-            </w:pPr>
-            <w:r>
-              <w:rPr>
-                <w:sz w:val="16"/>
-              </w:rPr>
-              <w:t xml:space="preserve">법적</w:t>
-            </w:r>
-          </w:p>
-        </w:tc>
-        <w:tc>
-          <w:tcPr>
-            <w:tcW w:type="dxa" w:w="6819"/>
-          </w:tcPr>
-          <w:p>
-            <w:pPr>
-              <w:pStyle w:val="Compact"/>
-              <w:spacing w:after="0" w:line="264" w:lineRule="auto"/>
-            </w:pPr>
-            <w:r>
-              <w:rPr>
-                <w:sz w:val="16"/>
-              </w:rPr>
-              <w:t xml:space="preserve">생성 음악의 저작권 귀속 미확립.</w:t>
+            <w:tcW w:type="dxa" w:w="6831"/>
+          </w:tcPr>
+          <w:p>
+            <w:pPr>
+              <w:pStyle w:val="Compact"/>
+              <w:spacing w:after="0" w:line="264" w:lineRule="auto"/>
+            </w:pPr>
+            <w:r>
+              <w:rPr>
+                <w:sz w:val="16"/>
+              </w:rPr>
+              <w:t xml:space="preserve">발매일·ISRC·동기 가사 전량 부재.</w:t>
             </w:r>
             <w:r>
               <w:rPr>
@@ -26765,6 +26751,238 @@
                 <w:bCs/>
                 <w:sz w:val="16"/>
               </w:rPr>
+              <w:t xml:space="preserve">MBID 조회</w:t>
+            </w:r>
+            <w:r>
+              <w:rPr>
+                <w:sz w:val="16"/>
+              </w:rPr>
+              <w:t xml:space="preserve">와 강제정렬로 대체 (D-0017)</w:t>
+            </w:r>
+          </w:p>
+        </w:tc>
+      </w:tr>
+      <w:tr>
+        <w:tc>
+          <w:tcPr>
+            <w:tcW w:type="dxa" w:w="1261"/>
+          </w:tcPr>
+          <w:p>
+            <w:pPr>
+              <w:pStyle w:val="Compact"/>
+              <w:spacing w:after="0" w:line="264" w:lineRule="auto"/>
+            </w:pPr>
+            <w:r>
+              <w:rPr>
+                <w:sz w:val="16"/>
+              </w:rPr>
+              <w:t xml:space="preserve">C-7</w:t>
+            </w:r>
+          </w:p>
+        </w:tc>
+        <w:tc>
+          <w:tcPr>
+            <w:tcW w:type="dxa" w:w="979"/>
+          </w:tcPr>
+          <w:p>
+            <w:pPr>
+              <w:pStyle w:val="Compact"/>
+              <w:spacing w:after="0" w:line="264" w:lineRule="auto"/>
+            </w:pPr>
+            <w:r>
+              <w:rPr>
+                <w:sz w:val="16"/>
+              </w:rPr>
+              <w:t xml:space="preserve">데이터</w:t>
+            </w:r>
+          </w:p>
+        </w:tc>
+        <w:tc>
+          <w:tcPr>
+            <w:tcW w:type="dxa" w:w="6831"/>
+          </w:tcPr>
+          <w:p>
+            <w:pPr>
+              <w:pStyle w:val="Compact"/>
+              <w:spacing w:after="0" w:line="264" w:lineRule="auto"/>
+            </w:pPr>
+            <w:r>
+              <w:rPr>
+                <w:sz w:val="16"/>
+              </w:rPr>
+              <w:t xml:space="preserve">코퍼스 전량 양성 사례. 음성 사례 부재</w:t>
+            </w:r>
+          </w:p>
+        </w:tc>
+      </w:tr>
+      <w:tr>
+        <w:tc>
+          <w:tcPr>
+            <w:tcW w:type="dxa" w:w="1261"/>
+          </w:tcPr>
+          <w:p>
+            <w:pPr>
+              <w:pStyle w:val="Compact"/>
+              <w:spacing w:after="0" w:line="264" w:lineRule="auto"/>
+            </w:pPr>
+            <w:r>
+              <w:rPr>
+                <w:sz w:val="16"/>
+              </w:rPr>
+              <w:t xml:space="preserve">C-8</w:t>
+            </w:r>
+          </w:p>
+        </w:tc>
+        <w:tc>
+          <w:tcPr>
+            <w:tcW w:type="dxa" w:w="979"/>
+          </w:tcPr>
+          <w:p>
+            <w:pPr>
+              <w:pStyle w:val="Compact"/>
+              <w:spacing w:after="0" w:line="264" w:lineRule="auto"/>
+            </w:pPr>
+            <w:r>
+              <w:rPr>
+                <w:sz w:val="16"/>
+              </w:rPr>
+              <w:t xml:space="preserve">법적</w:t>
+            </w:r>
+          </w:p>
+        </w:tc>
+        <w:tc>
+          <w:tcPr>
+            <w:tcW w:type="dxa" w:w="6831"/>
+          </w:tcPr>
+          <w:p>
+            <w:pPr>
+              <w:pStyle w:val="Compact"/>
+              <w:spacing w:after="0" w:line="264" w:lineRule="auto"/>
+            </w:pPr>
+            <w:r>
+              <w:rPr>
+                <w:sz w:val="16"/>
+              </w:rPr>
+              <w:t xml:space="preserve">개발 코퍼스는 상용 음원. 배포·서비스 코퍼스로 사용 불가</w:t>
+            </w:r>
+          </w:p>
+        </w:tc>
+      </w:tr>
+      <w:tr>
+        <w:tc>
+          <w:tcPr>
+            <w:tcW w:type="dxa" w:w="1261"/>
+          </w:tcPr>
+          <w:p>
+            <w:pPr>
+              <w:pStyle w:val="Compact"/>
+              <w:spacing w:after="0" w:line="264" w:lineRule="auto"/>
+            </w:pPr>
+            <w:r>
+              <w:rPr>
+                <w:sz w:val="16"/>
+              </w:rPr>
+              <w:t xml:space="preserve">C-9</w:t>
+            </w:r>
+          </w:p>
+        </w:tc>
+        <w:tc>
+          <w:tcPr>
+            <w:tcW w:type="dxa" w:w="979"/>
+          </w:tcPr>
+          <w:p>
+            <w:pPr>
+              <w:pStyle w:val="Compact"/>
+              <w:spacing w:after="0" w:line="264" w:lineRule="auto"/>
+            </w:pPr>
+            <w:r>
+              <w:rPr>
+                <w:sz w:val="16"/>
+              </w:rPr>
+              <w:t xml:space="preserve">법적</w:t>
+            </w:r>
+          </w:p>
+        </w:tc>
+        <w:tc>
+          <w:tcPr>
+            <w:tcW w:type="dxa" w:w="6831"/>
+          </w:tcPr>
+          <w:p>
+            <w:pPr>
+              <w:pStyle w:val="Compact"/>
+              <w:spacing w:after="0" w:line="264" w:lineRule="auto"/>
+            </w:pPr>
+            <w:r>
+              <w:rPr>
+                <w:sz w:val="16"/>
+              </w:rPr>
+              <w:t xml:space="preserve">실존 가수 음색이 식별 가능한 산출물 금지</w:t>
+            </w:r>
+          </w:p>
+        </w:tc>
+      </w:tr>
+      <w:tr>
+        <w:tc>
+          <w:tcPr>
+            <w:tcW w:type="dxa" w:w="1261"/>
+          </w:tcPr>
+          <w:p>
+            <w:pPr>
+              <w:pStyle w:val="Compact"/>
+              <w:spacing w:after="0" w:line="264" w:lineRule="auto"/>
+            </w:pPr>
+            <w:r>
+              <w:rPr>
+                <w:sz w:val="16"/>
+              </w:rPr>
+              <w:t xml:space="preserve">C-10</w:t>
+            </w:r>
+          </w:p>
+        </w:tc>
+        <w:tc>
+          <w:tcPr>
+            <w:tcW w:type="dxa" w:w="979"/>
+          </w:tcPr>
+          <w:p>
+            <w:pPr>
+              <w:pStyle w:val="Compact"/>
+              <w:spacing w:after="0" w:line="264" w:lineRule="auto"/>
+            </w:pPr>
+            <w:r>
+              <w:rPr>
+                <w:sz w:val="16"/>
+              </w:rPr>
+              <w:t xml:space="preserve">법적</w:t>
+            </w:r>
+          </w:p>
+        </w:tc>
+        <w:tc>
+          <w:tcPr>
+            <w:tcW w:type="dxa" w:w="6831"/>
+          </w:tcPr>
+          <w:p>
+            <w:pPr>
+              <w:pStyle w:val="Compact"/>
+              <w:spacing w:after="0" w:line="264" w:lineRule="auto"/>
+            </w:pPr>
+            <w:r>
+              <w:rPr>
+                <w:sz w:val="16"/>
+              </w:rPr>
+              <w:t xml:space="preserve">생성 음악의 저작권 귀속 미확립.</w:t>
+            </w:r>
+            <w:r>
+              <w:rPr>
+                <w:sz w:val="16"/>
+              </w:rPr>
+              <w:t xml:space="preserve"> </w:t>
+            </w:r>
+            <w:r>
+              <w:rPr>
+                <w:b/>
+                <w:bCs/>
+                <w:sz w:val="16"/>
+              </w:rPr>
               <w:t xml:space="preserve">제품 목표(D-0215)이므로 출시 전 선결 조건</w:t>
             </w:r>
           </w:p>
@@ -26773,7 +26991,7 @@
       <w:tr>
         <w:tc>
           <w:tcPr>
-            <w:tcW w:type="dxa" w:w="1269"/>
+            <w:tcW w:type="dxa" w:w="1261"/>
           </w:tcPr>
           <w:p>
             <w:pPr>
@@ -26790,7 +27008,7 @@
         </w:tc>
         <w:tc>
           <w:tcPr>
-            <w:tcW w:type="dxa" w:w="985"/>
+            <w:tcW w:type="dxa" w:w="979"/>
           </w:tcPr>
           <w:p>
             <w:pPr>
@@ -26807,7 +27025,7 @@
         </w:tc>
         <w:tc>
           <w:tcPr>
-            <w:tcW w:type="dxa" w:w="6819"/>
+            <w:tcW w:type="dxa" w:w="6831"/>
           </w:tcPr>
           <w:p>
             <w:pPr>
@@ -26826,7 +27044,7 @@
       <w:tr>
         <w:tc>
           <w:tcPr>
-            <w:tcW w:type="dxa" w:w="1269"/>
+            <w:tcW w:type="dxa" w:w="1261"/>
           </w:tcPr>
           <w:p>
             <w:pPr>
@@ -26843,7 +27061,7 @@
         </w:tc>
         <w:tc>
           <w:tcPr>
-            <w:tcW w:type="dxa" w:w="985"/>
+            <w:tcW w:type="dxa" w:w="979"/>
           </w:tcPr>
           <w:p>
             <w:pPr>
@@ -26860,7 +27078,7 @@
         </w:tc>
         <w:tc>
           <w:tcPr>
-            <w:tcW w:type="dxa" w:w="6819"/>
+            <w:tcW w:type="dxa" w:w="6831"/>
           </w:tcPr>
           <w:p>
             <w:pPr>
@@ -26879,7 +27097,7 @@
       <w:tr>
         <w:tc>
           <w:tcPr>
-            <w:tcW w:type="dxa" w:w="1269"/>
+            <w:tcW w:type="dxa" w:w="1261"/>
           </w:tcPr>
           <w:p>
             <w:pPr>
@@ -26896,7 +27114,7 @@
         </w:tc>
         <w:tc>
           <w:tcPr>
-            <w:tcW w:type="dxa" w:w="985"/>
+            <w:tcW w:type="dxa" w:w="979"/>
           </w:tcPr>
           <w:p>
             <w:pPr>
@@ -26913,7 +27131,7 @@
         </w:tc>
         <w:tc>
           <w:tcPr>
-            <w:tcW w:type="dxa" w:w="6819"/>
+            <w:tcW w:type="dxa" w:w="6831"/>
           </w:tcPr>
           <w:p>
             <w:pPr>
@@ -26930,8 +27148,8 @@
         </w:tc>
       </w:tr>
     </w:tbl>
-    <w:bookmarkEnd w:id="69"/>
-    <w:bookmarkStart w:id="70" w:name="요구사항-변경-이력"/>
+    <w:bookmarkEnd w:id="73"/>
+    <w:bookmarkStart w:id="74" w:name="요구사항-변경-이력"/>
     <w:p>
       <w:pPr>
         <w:pStyle w:val="Heading2"/>
@@ -27450,9 +27668,9 @@
         </w:tc>
       </w:tr>
     </w:tbl>
-    <w:bookmarkEnd w:id="70"/>
-    <w:bookmarkEnd w:id="71"/>
-    <w:bookmarkStart w:id="200" w:name="part-iii.-상세-설계서"/>
+    <w:bookmarkEnd w:id="74"/>
+    <w:bookmarkEnd w:id="75"/>
+    <w:bookmarkStart w:id="204" w:name="part-iii.-상세-설계서"/>
     <w:p>
       <w:pPr>
         <w:pStyle w:val="Heading1"/>
@@ -27461,7 +27679,7 @@
         <w:t xml:space="preserve">Part III. 상세 설계서</w:t>
       </w:r>
     </w:p>
-    <w:bookmarkStart w:id="82" w:name="시스템-아키텍처"/>
+    <w:bookmarkStart w:id="86" w:name="시스템-아키텍처"/>
     <w:p>
       <w:pPr>
         <w:pStyle w:val="Heading2"/>
@@ -27470,7 +27688,7 @@
         <w:t xml:space="preserve">1. 시스템 아키텍처</w:t>
       </w:r>
     </w:p>
-    <w:bookmarkStart w:id="75" w:name="전체-파이프라인"/>
+    <w:bookmarkStart w:id="79" w:name="전체-파이프라인"/>
     <w:p>
       <w:pPr>
         <w:pStyle w:val="Heading3"/>
@@ -27488,18 +27706,18 @@
           <wp:inline>
             <wp:extent cx="4754880" cy="7589964"/>
             <wp:effectExtent b="0" l="0" r="0" t="0"/>
-            <wp:docPr descr="전체 파이프라인 — 기기 분석 · 기획 · 렌더 · 관문" title="" id="73" name="Picture"/>
+            <wp:docPr descr="전체 파이프라인 — 기기 분석 · 기획 · 렌더 · 관문" title="" id="77" name="Picture"/>
             <a:graphic>
               <a:graphicData uri="http://schemas.openxmlformats.org/drawingml/2006/picture">
                 <pic:pic>
                   <pic:nvPicPr>
-                    <pic:cNvPr descr="/tmp/claude-0/-home-claude/ca0c3818-fa79-588c-a1fe-d7e40f2b4b69/scratchpad/wt/var/proposal/figures/pipeline.png" id="74" name="Picture"/>
+                    <pic:cNvPr descr="/tmp/claude-0/-home-claude/ca0c3818-fa79-588c-a1fe-d7e40f2b4b69/scratchpad/wt/var/proposal/figures/pipeline.png" id="78" name="Picture"/>
                     <pic:cNvPicPr>
                       <a:picLocks noChangeArrowheads="1" noChangeAspect="1"/>
                     </pic:cNvPicPr>
                   </pic:nvPicPr>
                   <pic:blipFill>
-                    <a:blip r:embed="rId72"/>
+                    <a:blip r:embed="rId76"/>
                     <a:stretch>
                       <a:fillRect/>
                     </a:stretch>
@@ -27534,8 +27752,8 @@
         <w:t>[그림 6] 전체 파이프라인 — 기기 분석 · 기획 · 렌더 · 관문</w:t>
       </w:r>
     </w:p>
-    <w:bookmarkEnd w:id="75"/>
-    <w:bookmarkStart w:id="79" w:name="계층-구조-gr-2"/>
+    <w:bookmarkEnd w:id="79"/>
+    <w:bookmarkStart w:id="83" w:name="계층-구조-gr-2"/>
     <w:p>
       <w:pPr>
         <w:pStyle w:val="Heading3"/>
@@ -28242,18 +28460,18 @@
           <wp:inline>
             <wp:extent cx="5334000" cy="4926763"/>
             <wp:effectExtent b="0" l="0" r="0" t="0"/>
-            <wp:docPr descr="계층 구조와 import 계약 5종" title="" id="77" name="Picture"/>
+            <wp:docPr descr="계층 구조와 import 계약 5종" title="" id="81" name="Picture"/>
             <a:graphic>
               <a:graphicData uri="http://schemas.openxmlformats.org/drawingml/2006/picture">
                 <pic:pic>
                   <pic:nvPicPr>
-                    <pic:cNvPr descr="/tmp/claude-0/-home-claude/ca0c3818-fa79-588c-a1fe-d7e40f2b4b69/scratchpad/wt/var/proposal/figures/layers.png" id="78" name="Picture"/>
+                    <pic:cNvPr descr="/tmp/claude-0/-home-claude/ca0c3818-fa79-588c-a1fe-d7e40f2b4b69/scratchpad/wt/var/proposal/figures/layers.png" id="82" name="Picture"/>
                     <pic:cNvPicPr>
                       <a:picLocks noChangeArrowheads="1" noChangeAspect="1"/>
                     </pic:cNvPicPr>
                   </pic:nvPicPr>
                   <pic:blipFill>
-                    <a:blip r:embed="rId76"/>
+                    <a:blip r:embed="rId80"/>
                     <a:stretch>
                       <a:fillRect/>
                     </a:stretch>
@@ -28288,8 +28506,8 @@
         <w:t>[그림 7] 계층 구조와 import 계약 5종</w:t>
       </w:r>
     </w:p>
-    <w:bookmarkEnd w:id="79"/>
-    <w:bookmarkStart w:id="80" w:name="트리거-타이밍-명시적-실행-상시-감시-없음"/>
+    <w:bookmarkEnd w:id="83"/>
+    <w:bookmarkStart w:id="84" w:name="트리거-타이밍-명시적-실행-상시-감시-없음"/>
     <w:p>
       <w:pPr>
         <w:pStyle w:val="Heading3"/>
@@ -28578,8 +28796,8 @@
         <w:t xml:space="preserve">건너뛰기는 P2에서 구현한다.</w:t>
       </w:r>
     </w:p>
-    <w:bookmarkEnd w:id="80"/>
-    <w:bookmarkStart w:id="81" w:name="모듈-경계-로컬-서버"/>
+    <w:bookmarkEnd w:id="84"/>
+    <w:bookmarkStart w:id="85" w:name="모듈-경계-로컬-서버"/>
     <w:p>
       <w:pPr>
         <w:pStyle w:val="Heading3"/>
@@ -29009,9 +29227,9 @@
         <w:t xml:space="preserve">: 서버 수신 스키마에 오디오 바이트 필드를 정의하지 않는다. 필드가 없으면 전송 자체가 불가능하다. 정책이 아니라 타입으로 강제한다.</w:t>
       </w:r>
     </w:p>
-    <w:bookmarkEnd w:id="81"/>
-    <w:bookmarkEnd w:id="82"/>
-    <w:bookmarkStart w:id="99" w:name="데이터-설계"/>
+    <w:bookmarkEnd w:id="85"/>
+    <w:bookmarkEnd w:id="86"/>
+    <w:bookmarkStart w:id="103" w:name="데이터-설계"/>
     <w:p>
       <w:pPr>
         <w:pStyle w:val="Heading2"/>
@@ -29020,7 +29238,7 @@
         <w:t xml:space="preserve">2. 데이터 설계</w:t>
       </w:r>
     </w:p>
-    <w:bookmarkStart w:id="83" w:name="데이터-규칙-gr-3"/>
+    <w:bookmarkStart w:id="87" w:name="데이터-규칙-gr-3"/>
     <w:p>
       <w:pPr>
         <w:pStyle w:val="Heading3"/>
@@ -30214,8 +30432,8 @@
         </w:tc>
       </w:tr>
     </w:tbl>
-    <w:bookmarkEnd w:id="83"/>
-    <w:bookmarkStart w:id="84" w:name="현재-산출물-저장-p1-p2"/>
+    <w:bookmarkEnd w:id="87"/>
+    <w:bookmarkStart w:id="88" w:name="현재-산출물-저장-p1-p2"/>
     <w:p>
       <w:pPr>
         <w:pStyle w:val="Heading3"/>
@@ -30907,8 +31125,8 @@
         <w:t xml:space="preserve">끝나야 이름을 준다 (D-0216).</w:t>
       </w:r>
     </w:p>
-    <w:bookmarkEnd w:id="84"/>
-    <w:bookmarkStart w:id="85" w:name="개발-코퍼스-실측"/>
+    <w:bookmarkEnd w:id="88"/>
+    <w:bookmarkStart w:id="89" w:name="개발-코퍼스-실측"/>
     <w:p>
       <w:pPr>
         <w:pStyle w:val="Heading3"/>
@@ -31283,8 +31501,8 @@
         </w:tc>
       </w:tr>
     </w:tbl>
-    <w:bookmarkEnd w:id="85"/>
-    <w:bookmarkStart w:id="89" w:name="id3-프레임-실측-1004곡-전수"/>
+    <w:bookmarkEnd w:id="89"/>
+    <w:bookmarkStart w:id="93" w:name="id3-프레임-실측-1004곡-전수"/>
     <w:p>
       <w:pPr>
         <w:pStyle w:val="Heading3"/>
@@ -32053,13 +32271,41 @@
         <w:t xml:space="preserve">Windows Media Player 9 Series</w:t>
       </w:r>
       <w:r>
-        <w:t xml:space="preserve">로 기재되어 있다. 라이브러리가 WMP로 관리되었으며, WMP가 평점은 기록하되</w:t>
-      </w:r>
-      <w:r>
-        <w:t xml:space="preserve"> </w:t>
-      </w:r>
-      <w:r>
-        <w:t xml:space="preserve">발매일은 채우지 않는 특성이 실측 결과를 설명한다. 태그 출처를 신뢰할 근거가 약하므로 지문 기반 정규화가 주 경로가 된다.</w:t>
+        <w:t xml:space="preserve">로 기재되어 있다.</w:t>
+      </w:r>
+      <w:r>
+        <w:t xml:space="preserve"> </w:t>
+      </w:r>
+      <w:r>
+        <w:t xml:space="preserve">라이브러리가 WMP로 관리되었으며, WMP가 평점은 기록하되 발매일은 채우지 않는 특성이</w:t>
+      </w:r>
+      <w:r>
+        <w:t xml:space="preserve"> </w:t>
+      </w:r>
+      <w:r>
+        <w:t xml:space="preserve">실측 결과를 설명한다. 태그 출처를 신뢰할 근거가 약하므로</w:t>
+      </w:r>
+      <w:r>
+        <w:t xml:space="preserve"> </w:t>
+      </w:r>
+      <w:r>
+        <w:rPr>
+          <w:b/>
+          <w:bCs/>
+        </w:rPr>
+        <w:t xml:space="preserve">외부 조회로 정규화한다</w:t>
+      </w:r>
+      <w:r>
+        <w:t xml:space="preserve"> </w:t>
+      </w:r>
+      <w:r>
+        <w:t xml:space="preserve">—</w:t>
+      </w:r>
+      <w:r>
+        <w:t xml:space="preserve"> </w:t>
+      </w:r>
+      <w:r>
+        <w:t xml:space="preserve">정규 키는 MBID이고 지문 경로는 디코딩 비용으로 폐기했다 (D-0017).</w:t>
       </w:r>
     </w:p>
     <w:p>
@@ -32071,18 +32317,18 @@
           <wp:inline>
             <wp:extent cx="5334000" cy="3308166"/>
             <wp:effectExtent b="0" l="0" r="0" t="0"/>
-            <wp:docPr descr="ID3 프레임 보유율 (1004곡 전수)" title="" id="87" name="Picture"/>
+            <wp:docPr descr="ID3 프레임 보유율 (1004곡 전수)" title="" id="91" name="Picture"/>
             <a:graphic>
               <a:graphicData uri="http://schemas.openxmlformats.org/drawingml/2006/picture">
                 <pic:pic>
                   <pic:nvPicPr>
-                    <pic:cNvPr descr="/tmp/claude-0/-home-claude/ca0c3818-fa79-588c-a1fe-d7e40f2b4b69/scratchpad/wt/var/proposal/figures/id3_frames.png" id="88" name="Picture"/>
+                    <pic:cNvPr descr="/tmp/claude-0/-home-claude/ca0c3818-fa79-588c-a1fe-d7e40f2b4b69/scratchpad/wt/var/proposal/figures/id3_frames.png" id="92" name="Picture"/>
                     <pic:cNvPicPr>
                       <a:picLocks noChangeArrowheads="1" noChangeAspect="1"/>
                     </pic:cNvPicPr>
                   </pic:nvPicPr>
                   <pic:blipFill>
-                    <a:blip r:embed="rId86"/>
+                    <a:blip r:embed="rId90"/>
                     <a:stretch>
                       <a:fillRect/>
                     </a:stretch>
@@ -32117,8 +32363,8 @@
         <w:t>[그림 8] ID3 프레임 보유율 (1004곡 전수)</w:t>
       </w:r>
     </w:p>
-    <w:bookmarkEnd w:id="89"/>
-    <w:bookmarkStart w:id="93" w:name="아티스트-표기-실측"/>
+    <w:bookmarkEnd w:id="93"/>
+    <w:bookmarkStart w:id="97" w:name="아티스트-표기-실측"/>
     <w:p>
       <w:pPr>
         <w:pStyle w:val="Heading3"/>
@@ -32614,18 +32860,18 @@
           <wp:inline>
             <wp:extent cx="5334000" cy="1818949"/>
             <wp:effectExtent b="0" l="0" r="0" t="0"/>
-            <wp:docPr descr="아티스트 표기 구성" title="" id="91" name="Picture"/>
+            <wp:docPr descr="아티스트 표기 구성" title="" id="95" name="Picture"/>
             <a:graphic>
               <a:graphicData uri="http://schemas.openxmlformats.org/drawingml/2006/picture">
                 <pic:pic>
                   <pic:nvPicPr>
-                    <pic:cNvPr descr="/tmp/claude-0/-home-claude/ca0c3818-fa79-588c-a1fe-d7e40f2b4b69/scratchpad/wt/var/proposal/figures/artist_notation.png" id="92" name="Picture"/>
+                    <pic:cNvPr descr="/tmp/claude-0/-home-claude/ca0c3818-fa79-588c-a1fe-d7e40f2b4b69/scratchpad/wt/var/proposal/figures/artist_notation.png" id="96" name="Picture"/>
                     <pic:cNvPicPr>
                       <a:picLocks noChangeArrowheads="1" noChangeAspect="1"/>
                     </pic:cNvPicPr>
                   </pic:nvPicPr>
                   <pic:blipFill>
-                    <a:blip r:embed="rId90"/>
+                    <a:blip r:embed="rId94"/>
                     <a:stretch>
                       <a:fillRect/>
                     </a:stretch>
@@ -32660,8 +32906,8 @@
         <w:t>[그림 9] 아티스트 표기 구성</w:t>
       </w:r>
     </w:p>
-    <w:bookmarkEnd w:id="93"/>
-    <w:bookmarkStart w:id="94" w:name="좌표-없는-정규화-식별자-체계"/>
+    <w:bookmarkEnd w:id="97"/>
+    <w:bookmarkStart w:id="98" w:name="좌표-없는-정규화-식별자-체계"/>
     <w:p>
       <w:pPr>
         <w:pStyle w:val="Heading3"/>
@@ -33146,8 +33392,8 @@
         <w:t xml:space="preserve">절대경로를 쓰지 않는 이유는 기기마다 라이브러리 루트가 달라 산출물 동일성이 깨지기 때문이다.</w:t>
       </w:r>
     </w:p>
-    <w:bookmarkEnd w:id="94"/>
-    <w:bookmarkStart w:id="98" w:name="테이블-명세-주요-p4-설계-미구현"/>
+    <w:bookmarkEnd w:id="98"/>
+    <w:bookmarkStart w:id="102" w:name="테이블-명세-주요-p4-설계-미구현"/>
     <w:p>
       <w:pPr>
         <w:pStyle w:val="Heading3"/>
@@ -33184,18 +33430,18 @@
           <wp:inline>
             <wp:extent cx="5334000" cy="5542301"/>
             <wp:effectExtent b="0" l="0" r="0" t="0"/>
-            <wp:docPr descr="ERD — P4 설계" title="" id="96" name="Picture"/>
+            <wp:docPr descr="ERD — P4 설계" title="" id="100" name="Picture"/>
             <a:graphic>
               <a:graphicData uri="http://schemas.openxmlformats.org/drawingml/2006/picture">
                 <pic:pic>
                   <pic:nvPicPr>
-                    <pic:cNvPr descr="/tmp/claude-0/-home-claude/ca0c3818-fa79-588c-a1fe-d7e40f2b4b69/scratchpad/wt/var/proposal/figures/erd.png" id="97" name="Picture"/>
+                    <pic:cNvPr descr="/tmp/claude-0/-home-claude/ca0c3818-fa79-588c-a1fe-d7e40f2b4b69/scratchpad/wt/var/proposal/figures/erd.png" id="101" name="Picture"/>
                     <pic:cNvPicPr>
                       <a:picLocks noChangeArrowheads="1" noChangeAspect="1"/>
                     </pic:cNvPicPr>
                   </pic:nvPicPr>
                   <pic:blipFill>
-                    <a:blip r:embed="rId95"/>
+                    <a:blip r:embed="rId99"/>
                     <a:stretch>
                       <a:fillRect/>
                     </a:stretch>
@@ -35869,9 +36115,9 @@
         </w:tc>
       </w:tr>
     </w:tbl>
-    <w:bookmarkEnd w:id="98"/>
-    <w:bookmarkEnd w:id="99"/>
-    <w:bookmarkStart w:id="114" w:name="인제스트-상세-설계"/>
+    <w:bookmarkEnd w:id="102"/>
+    <w:bookmarkEnd w:id="103"/>
+    <w:bookmarkStart w:id="118" w:name="인제스트-상세-설계"/>
     <w:p>
       <w:pPr>
         <w:pStyle w:val="Heading2"/>
@@ -35880,7 +36126,7 @@
         <w:t xml:space="preserve">3. 인제스트 상세 설계</w:t>
       </w:r>
     </w:p>
-    <w:bookmarkStart w:id="103" w:name="처리-순서"/>
+    <w:bookmarkStart w:id="107" w:name="처리-순서"/>
     <w:p>
       <w:pPr>
         <w:pStyle w:val="Heading3"/>
@@ -35898,18 +36144,18 @@
           <wp:inline>
             <wp:extent cx="4471416" cy="7588351"/>
             <wp:effectExtent b="0" l="0" r="0" t="0"/>
-            <wp:docPr descr="인제스트 처리 순서" title="" id="101" name="Picture"/>
+            <wp:docPr descr="인제스트 처리 순서" title="" id="105" name="Picture"/>
             <a:graphic>
               <a:graphicData uri="http://schemas.openxmlformats.org/drawingml/2006/picture">
                 <pic:pic>
                   <pic:nvPicPr>
-                    <pic:cNvPr descr="/tmp/claude-0/-home-claude/ca0c3818-fa79-588c-a1fe-d7e40f2b4b69/scratchpad/wt/var/proposal/figures/ingest_flow.png" id="102" name="Picture"/>
+                    <pic:cNvPr descr="/tmp/claude-0/-home-claude/ca0c3818-fa79-588c-a1fe-d7e40f2b4b69/scratchpad/wt/var/proposal/figures/ingest_flow.png" id="106" name="Picture"/>
                     <pic:cNvPicPr>
                       <a:picLocks noChangeArrowheads="1" noChangeAspect="1"/>
                     </pic:cNvPicPr>
                   </pic:nvPicPr>
                   <pic:blipFill>
-                    <a:blip r:embed="rId100"/>
+                    <a:blip r:embed="rId104"/>
                     <a:stretch>
                       <a:fillRect/>
                     </a:stretch>
@@ -35944,8 +36190,8 @@
         <w:t>[그림 11] 인제스트 처리 순서</w:t>
       </w:r>
     </w:p>
-    <w:bookmarkEnd w:id="103"/>
-    <w:bookmarkStart w:id="104" w:name="실패-분류"/>
+    <w:bookmarkEnd w:id="107"/>
+    <w:bookmarkStart w:id="108" w:name="실패-분류"/>
     <w:p>
       <w:pPr>
         <w:pStyle w:val="Heading3"/>
@@ -36256,8 +36502,8 @@
         <w:t xml:space="preserve">: 어떤 단일 파일도 전체 순회를 중단시키지 않는다. 프로세스 종료 코드는 실패율이 임계를 넘을 때만 비정상이 된다.</w:t>
       </w:r>
     </w:p>
-    <w:bookmarkEnd w:id="104"/>
-    <w:bookmarkStart w:id="108" w:name="델타-이벤트"/>
+    <w:bookmarkEnd w:id="108"/>
+    <w:bookmarkStart w:id="112" w:name="델타-이벤트"/>
     <w:p>
       <w:pPr>
         <w:pStyle w:val="Heading3"/>
@@ -36630,18 +36876,18 @@
           <wp:inline>
             <wp:extent cx="5334000" cy="1901949"/>
             <wp:effectExtent b="0" l="0" r="0" t="0"/>
-            <wp:docPr descr="델타 판정 — 재스캔 이벤트 넷" title="" id="106" name="Picture"/>
+            <wp:docPr descr="델타 판정 — 재스캔 이벤트 넷" title="" id="110" name="Picture"/>
             <a:graphic>
               <a:graphicData uri="http://schemas.openxmlformats.org/drawingml/2006/picture">
                 <pic:pic>
                   <pic:nvPicPr>
-                    <pic:cNvPr descr="/tmp/claude-0/-home-claude/ca0c3818-fa79-588c-a1fe-d7e40f2b4b69/scratchpad/wt/var/proposal/figures/delta_states.png" id="107" name="Picture"/>
+                    <pic:cNvPr descr="/tmp/claude-0/-home-claude/ca0c3818-fa79-588c-a1fe-d7e40f2b4b69/scratchpad/wt/var/proposal/figures/delta_states.png" id="111" name="Picture"/>
                     <pic:cNvPicPr>
                       <a:picLocks noChangeArrowheads="1" noChangeAspect="1"/>
                     </pic:cNvPicPr>
                   </pic:nvPicPr>
                   <pic:blipFill>
-                    <a:blip r:embed="rId105"/>
+                    <a:blip r:embed="rId109"/>
                     <a:stretch>
                       <a:fillRect/>
                     </a:stretch>
@@ -36676,8 +36922,8 @@
         <w:t>[그림 12] 델타 판정 — 재스캔 이벤트 넷</w:t>
       </w:r>
     </w:p>
-    <w:bookmarkEnd w:id="108"/>
-    <w:bookmarkStart w:id="109" w:name="아티스트-파서"/>
+    <w:bookmarkEnd w:id="112"/>
+    <w:bookmarkStart w:id="113" w:name="아티스트-파서"/>
     <w:p>
       <w:pPr>
         <w:pStyle w:val="Heading3"/>
@@ -37215,8 +37461,8 @@
         </w:tc>
       </w:tr>
     </w:tbl>
-    <w:bookmarkEnd w:id="109"/>
-    <w:bookmarkStart w:id="113" w:name="musicbrainz-조회-개선-이력-d-0019"/>
+    <w:bookmarkEnd w:id="113"/>
+    <w:bookmarkStart w:id="117" w:name="musicbrainz-조회-개선-이력-d-0019"/>
     <w:p>
       <w:pPr>
         <w:pStyle w:val="Heading3"/>
@@ -37538,18 +37784,18 @@
           <wp:inline>
             <wp:extent cx="5334000" cy="2152387"/>
             <wp:effectExtent b="0" l="0" r="0" t="0"/>
-            <wp:docPr descr="MusicBrainz 곡 조회 성공률 개선" title="" id="111" name="Picture"/>
+            <wp:docPr descr="MusicBrainz 곡 조회 성공률 개선" title="" id="115" name="Picture"/>
             <a:graphic>
               <a:graphicData uri="http://schemas.openxmlformats.org/drawingml/2006/picture">
                 <pic:pic>
                   <pic:nvPicPr>
-                    <pic:cNvPr descr="/tmp/claude-0/-home-claude/ca0c3818-fa79-588c-a1fe-d7e40f2b4b69/scratchpad/wt/var/proposal/figures/musicbrainz.png" id="112" name="Picture"/>
+                    <pic:cNvPr descr="/tmp/claude-0/-home-claude/ca0c3818-fa79-588c-a1fe-d7e40f2b4b69/scratchpad/wt/var/proposal/figures/musicbrainz.png" id="116" name="Picture"/>
                     <pic:cNvPicPr>
                       <a:picLocks noChangeArrowheads="1" noChangeAspect="1"/>
                     </pic:cNvPicPr>
                   </pic:nvPicPr>
                   <pic:blipFill>
-                    <a:blip r:embed="rId110"/>
+                    <a:blip r:embed="rId114"/>
                     <a:stretch>
                       <a:fillRect/>
                     </a:stretch>
@@ -37584,9 +37830,9 @@
         <w:t>[그림 13] MusicBrainz 곡 조회 성공률 개선</w:t>
       </w:r>
     </w:p>
-    <w:bookmarkEnd w:id="113"/>
-    <w:bookmarkEnd w:id="114"/>
-    <w:bookmarkStart w:id="118" w:name="축-특징-설계"/>
+    <w:bookmarkEnd w:id="117"/>
+    <w:bookmarkEnd w:id="118"/>
+    <w:bookmarkStart w:id="122" w:name="축-특징-설계"/>
     <w:p>
       <w:pPr>
         <w:pStyle w:val="Heading2"/>
@@ -37611,11 +37857,11 @@
         <w:tblLook w:firstRow="1" w:lastRow="0" w:firstColumn="0" w:lastColumn="0" w:noHBand="0" w:noVBand="0" w:val="0020"/>
       </w:tblPr>
       <w:tblGrid>
-        <w:gridCol w:w="583"/>
-        <w:gridCol w:w="3126"/>
-        <w:gridCol w:w="999"/>
-        <w:gridCol w:w="1237"/>
-        <w:gridCol w:w="3125"/>
+        <w:gridCol w:w="562"/>
+        <w:gridCol w:w="2852"/>
+        <w:gridCol w:w="957"/>
+        <w:gridCol w:w="1777"/>
+        <w:gridCol w:w="2921"/>
       </w:tblGrid>
       <w:tr>
         <w:trPr>
@@ -37623,7 +37869,7 @@
         </w:trPr>
         <w:tc>
           <w:tcPr>
-            <w:tcW w:type="dxa" w:w="583"/>
+            <w:tcW w:type="dxa" w:w="563"/>
             <w:shd w:val="clear" w:color="auto" w:fill="E8EEF5"/>
           </w:tcPr>
           <w:p>
@@ -37643,7 +37889,7 @@
         </w:tc>
         <w:tc>
           <w:tcPr>
-            <w:tcW w:type="dxa" w:w="3126"/>
+            <w:tcW w:type="dxa" w:w="2853"/>
             <w:shd w:val="clear" w:color="auto" w:fill="E8EEF5"/>
           </w:tcPr>
           <w:p>
@@ -37663,7 +37909,7 @@
         </w:tc>
         <w:tc>
           <w:tcPr>
-            <w:tcW w:type="dxa" w:w="999"/>
+            <w:tcW w:type="dxa" w:w="957"/>
             <w:shd w:val="clear" w:color="auto" w:fill="E8EEF5"/>
           </w:tcPr>
           <w:p>
@@ -37683,7 +37929,7 @@
         </w:tc>
         <w:tc>
           <w:tcPr>
-            <w:tcW w:type="dxa" w:w="1238"/>
+            <w:tcW w:type="dxa" w:w="1778"/>
             <w:shd w:val="clear" w:color="auto" w:fill="E8EEF5"/>
           </w:tcPr>
           <w:p>
@@ -37703,7 +37949,7 @@
         </w:tc>
         <w:tc>
           <w:tcPr>
-            <w:tcW w:type="dxa" w:w="3125"/>
+            <w:tcW w:type="dxa" w:w="2921"/>
             <w:shd w:val="clear" w:color="auto" w:fill="E8EEF5"/>
           </w:tcPr>
           <w:p>
@@ -37725,7 +37971,7 @@
       <w:tr>
         <w:tc>
           <w:tcPr>
-            <w:tcW w:type="dxa" w:w="583"/>
+            <w:tcW w:type="dxa" w:w="563"/>
           </w:tcPr>
           <w:p>
             <w:pPr>
@@ -37744,7 +37990,7 @@
         </w:tc>
         <w:tc>
           <w:tcPr>
-            <w:tcW w:type="dxa" w:w="3126"/>
+            <w:tcW w:type="dxa" w:w="2853"/>
           </w:tcPr>
           <w:p>
             <w:pPr>
@@ -37761,7 +38007,7 @@
         </w:tc>
         <w:tc>
           <w:tcPr>
-            <w:tcW w:type="dxa" w:w="999"/>
+            <w:tcW w:type="dxa" w:w="957"/>
           </w:tcPr>
           <w:p>
             <w:pPr>
@@ -37778,7 +38024,7 @@
         </w:tc>
         <w:tc>
           <w:tcPr>
-            <w:tcW w:type="dxa" w:w="1238"/>
+            <w:tcW w:type="dxa" w:w="1778"/>
           </w:tcPr>
           <w:p>
             <w:pPr>
@@ -37795,7 +38041,7 @@
         </w:tc>
         <w:tc>
           <w:tcPr>
-            <w:tcW w:type="dxa" w:w="3125"/>
+            <w:tcW w:type="dxa" w:w="2921"/>
           </w:tcPr>
           <w:p>
             <w:pPr>
@@ -37827,7 +38073,7 @@
       <w:tr>
         <w:tc>
           <w:tcPr>
-            <w:tcW w:type="dxa" w:w="583"/>
+            <w:tcW w:type="dxa" w:w="563"/>
           </w:tcPr>
           <w:p>
             <w:pPr>
@@ -37846,7 +38092,7 @@
         </w:tc>
         <w:tc>
           <w:tcPr>
-            <w:tcW w:type="dxa" w:w="3126"/>
+            <w:tcW w:type="dxa" w:w="2853"/>
           </w:tcPr>
           <w:p>
             <w:pPr>
@@ -37863,7 +38109,7 @@
         </w:tc>
         <w:tc>
           <w:tcPr>
-            <w:tcW w:type="dxa" w:w="999"/>
+            <w:tcW w:type="dxa" w:w="957"/>
           </w:tcPr>
           <w:p>
             <w:pPr>
@@ -37882,7 +38128,7 @@
         </w:tc>
         <w:tc>
           <w:tcPr>
-            <w:tcW w:type="dxa" w:w="1238"/>
+            <w:tcW w:type="dxa" w:w="1778"/>
           </w:tcPr>
           <w:p>
             <w:pPr>
@@ -37899,7 +38145,7 @@
         </w:tc>
         <w:tc>
           <w:tcPr>
-            <w:tcW w:type="dxa" w:w="3125"/>
+            <w:tcW w:type="dxa" w:w="2921"/>
           </w:tcPr>
           <w:p>
             <w:pPr>
@@ -37918,7 +38164,7 @@
       <w:tr>
         <w:tc>
           <w:tcPr>
-            <w:tcW w:type="dxa" w:w="583"/>
+            <w:tcW w:type="dxa" w:w="563"/>
           </w:tcPr>
           <w:p>
             <w:pPr>
@@ -37937,7 +38183,7 @@
         </w:tc>
         <w:tc>
           <w:tcPr>
-            <w:tcW w:type="dxa" w:w="3126"/>
+            <w:tcW w:type="dxa" w:w="2853"/>
           </w:tcPr>
           <w:p>
             <w:pPr>
@@ -37954,7 +38200,7 @@
         </w:tc>
         <w:tc>
           <w:tcPr>
-            <w:tcW w:type="dxa" w:w="999"/>
+            <w:tcW w:type="dxa" w:w="957"/>
           </w:tcPr>
           <w:p>
             <w:pPr>
@@ -37971,43 +38217,7 @@
         </w:tc>
         <w:tc>
           <w:tcPr>
-            <w:tcW w:type="dxa" w:w="1238"/>
-          </w:tcPr>
-          <w:p>
-            <w:pPr>
-              <w:pStyle w:val="Compact"/>
-              <w:spacing w:after="0" w:line="264" w:lineRule="auto"/>
-            </w:pPr>
-            <w:r>
-              <w:rPr>
-                <w:sz w:val="16"/>
-              </w:rPr>
-              <w:t xml:space="preserve">언어모델 임베딩</w:t>
-            </w:r>
-          </w:p>
-        </w:tc>
-        <w:tc>
-          <w:tcPr>
-            <w:tcW w:type="dxa" w:w="3125"/>
-          </w:tcPr>
-          <w:p>
-            <w:pPr>
-              <w:pStyle w:val="Compact"/>
-              <w:spacing w:after="0" w:line="264" w:lineRule="auto"/>
-            </w:pPr>
-            <w:r>
-              <w:rPr>
-                <w:sz w:val="16"/>
-              </w:rPr>
-              <w:t xml:space="preserve">BGE-M3 · 축 탐색 종료 (D-0048)</w:t>
-            </w:r>
-          </w:p>
-        </w:tc>
-      </w:tr>
-      <w:tr>
-        <w:tc>
-          <w:tcPr>
-            <w:tcW w:type="dxa" w:w="583"/>
+            <w:tcW w:type="dxa" w:w="1778"/>
           </w:tcPr>
           <w:p>
             <w:pPr>
@@ -38020,30 +38230,38 @@
                 <w:bCs/>
                 <w:sz w:val="16"/>
               </w:rPr>
-              <w:t xml:space="preserve">가창</w:t>
-            </w:r>
-          </w:p>
-        </w:tc>
-        <w:tc>
-          <w:tcPr>
-            <w:tcW w:type="dxa" w:w="3126"/>
-          </w:tcPr>
-          <w:p>
-            <w:pPr>
-              <w:pStyle w:val="Compact"/>
-              <w:spacing w:after="0" w:line="264" w:lineRule="auto"/>
-            </w:pPr>
-            <w:r>
-              <w:rPr>
-                <w:sz w:val="16"/>
-              </w:rPr>
-              <w:t xml:space="preserve">음역대, 비브라토 속도·깊이, 발성 밝기, 어택 특성, 표현 강도</w:t>
-            </w:r>
-          </w:p>
-        </w:tc>
-        <w:tc>
-          <w:tcPr>
-            <w:tcW w:type="dxa" w:w="999"/>
+              <w:t xml:space="preserve">해시 8192</w:t>
+            </w:r>
+            <w:r>
+              <w:rPr>
+                <w:sz w:val="16"/>
+              </w:rPr>
+              <w:t xml:space="preserve">(정본)</w:t>
+            </w:r>
+          </w:p>
+        </w:tc>
+        <w:tc>
+          <w:tcPr>
+            <w:tcW w:type="dxa" w:w="2921"/>
+          </w:tcPr>
+          <w:p>
+            <w:pPr>
+              <w:pStyle w:val="Compact"/>
+              <w:spacing w:after="0" w:line="264" w:lineRule="auto"/>
+            </w:pPr>
+            <w:r>
+              <w:rPr>
+                <w:sz w:val="16"/>
+              </w:rPr>
+              <w:t xml:space="preserve">BGE-M3는 미채택 · 축 탐색 종료 (D-0048)</w:t>
+            </w:r>
+          </w:p>
+        </w:tc>
+      </w:tr>
+      <w:tr>
+        <w:tc>
+          <w:tcPr>
+            <w:tcW w:type="dxa" w:w="563"/>
           </w:tcPr>
           <w:p>
             <w:pPr>
@@ -38056,13 +38274,49 @@
                 <w:bCs/>
                 <w:sz w:val="16"/>
               </w:rPr>
+              <w:t xml:space="preserve">가창</w:t>
+            </w:r>
+          </w:p>
+        </w:tc>
+        <w:tc>
+          <w:tcPr>
+            <w:tcW w:type="dxa" w:w="2853"/>
+          </w:tcPr>
+          <w:p>
+            <w:pPr>
+              <w:pStyle w:val="Compact"/>
+              <w:spacing w:after="0" w:line="264" w:lineRule="auto"/>
+            </w:pPr>
+            <w:r>
+              <w:rPr>
+                <w:sz w:val="16"/>
+              </w:rPr>
+              <w:t xml:space="preserve">음역대, 비브라토 속도·깊이, 발성 밝기, 어택 특성, 표현 강도</w:t>
+            </w:r>
+          </w:p>
+        </w:tc>
+        <w:tc>
+          <w:tcPr>
+            <w:tcW w:type="dxa" w:w="957"/>
+          </w:tcPr>
+          <w:p>
+            <w:pPr>
+              <w:pStyle w:val="Compact"/>
+              <w:spacing w:after="0" w:line="264" w:lineRule="auto"/>
+            </w:pPr>
+            <w:r>
+              <w:rPr>
+                <w:b/>
+                <w:bCs/>
+                <w:sz w:val="16"/>
+              </w:rPr>
               <w:t xml:space="preserve">보컬 스템</w:t>
             </w:r>
           </w:p>
         </w:tc>
         <w:tc>
           <w:tcPr>
-            <w:tcW w:type="dxa" w:w="1238"/>
+            <w:tcW w:type="dxa" w:w="1778"/>
           </w:tcPr>
           <w:p>
             <w:pPr>
@@ -38079,7 +38333,7 @@
         </w:tc>
         <w:tc>
           <w:tcPr>
-            <w:tcW w:type="dxa" w:w="3125"/>
+            <w:tcW w:type="dxa" w:w="2921"/>
           </w:tcPr>
           <w:p>
             <w:pPr>
@@ -38362,18 +38616,18 @@
           <wp:inline>
             <wp:extent cx="5334000" cy="3019195"/>
             <wp:effectExtent b="0" l="0" r="0" t="0"/>
-            <wp:docPr descr="4축과 모델 — 스템 분리가 편곡 · 가창의 전제다" title="" id="116" name="Picture"/>
+            <wp:docPr descr="4축과 모델 — 스템 분리가 편곡 · 가창의 전제다" title="" id="120" name="Picture"/>
             <a:graphic>
               <a:graphicData uri="http://schemas.openxmlformats.org/drawingml/2006/picture">
                 <pic:pic>
                   <pic:nvPicPr>
-                    <pic:cNvPr descr="/tmp/claude-0/-home-claude/ca0c3818-fa79-588c-a1fe-d7e40f2b4b69/scratchpad/wt/var/proposal/figures/axes.png" id="117" name="Picture"/>
+                    <pic:cNvPr descr="/tmp/claude-0/-home-claude/ca0c3818-fa79-588c-a1fe-d7e40f2b4b69/scratchpad/wt/var/proposal/figures/axes.png" id="121" name="Picture"/>
                     <pic:cNvPicPr>
                       <a:picLocks noChangeArrowheads="1" noChangeAspect="1"/>
                     </pic:cNvPicPr>
                   </pic:nvPicPr>
                   <pic:blipFill>
-                    <a:blip r:embed="rId115"/>
+                    <a:blip r:embed="rId119"/>
                     <a:stretch>
                       <a:fillRect/>
                     </a:stretch>
@@ -38408,8 +38662,8 @@
         <w:t>[그림 14] 4축과 모델 — 스템 분리가 편곡 · 가창의 전제다</w:t>
       </w:r>
     </w:p>
-    <w:bookmarkEnd w:id="118"/>
-    <w:bookmarkStart w:id="126" w:name="취향-모델-설계"/>
+    <w:bookmarkEnd w:id="122"/>
+    <w:bookmarkStart w:id="130" w:name="취향-모델-설계"/>
     <w:p>
       <w:pPr>
         <w:pStyle w:val="Heading2"/>
@@ -38461,7 +38715,7 @@
         <w:t xml:space="preserve">길은 세 번 다 라이선스·커버리지에 막혔다 (D-0215 · D-0216 · O-67).</w:t>
       </w:r>
     </w:p>
-    <w:bookmarkStart w:id="119" w:name="문제-재정의"/>
+    <w:bookmarkStart w:id="123" w:name="문제-재정의"/>
     <w:p>
       <w:pPr>
         <w:pStyle w:val="Heading3"/>
@@ -38696,8 +38950,8 @@
         <w:t xml:space="preserve">는 양성만으로 성립한다. 균일 양성 데이터가 결함이 아니라 전제가 된다.</w:t>
       </w:r>
     </w:p>
-    <w:bookmarkEnd w:id="119"/>
-    <w:bookmarkStart w:id="123" w:name="취향-신호-3층"/>
+    <w:bookmarkEnd w:id="123"/>
+    <w:bookmarkStart w:id="127" w:name="취향-신호-3층"/>
     <w:p>
       <w:pPr>
         <w:pStyle w:val="Heading3"/>
@@ -39050,18 +39304,18 @@
           <wp:inline>
             <wp:extent cx="5334000" cy="2616592"/>
             <wp:effectExtent b="0" l="0" r="0" t="0"/>
-            <wp:docPr descr="취향 신호 3층" title="" id="121" name="Picture"/>
+            <wp:docPr descr="취향 신호 3층" title="" id="125" name="Picture"/>
             <a:graphic>
               <a:graphicData uri="http://schemas.openxmlformats.org/drawingml/2006/picture">
                 <pic:pic>
                   <pic:nvPicPr>
-                    <pic:cNvPr descr="/tmp/claude-0/-home-claude/ca0c3818-fa79-588c-a1fe-d7e40f2b4b69/scratchpad/wt/var/proposal/figures/taste_layers.png" id="122" name="Picture"/>
+                    <pic:cNvPr descr="/tmp/claude-0/-home-claude/ca0c3818-fa79-588c-a1fe-d7e40f2b4b69/scratchpad/wt/var/proposal/figures/taste_layers.png" id="126" name="Picture"/>
                     <pic:cNvPicPr>
                       <a:picLocks noChangeArrowheads="1" noChangeAspect="1"/>
                     </pic:cNvPicPr>
                   </pic:nvPicPr>
                   <pic:blipFill>
-                    <a:blip r:embed="rId120"/>
+                    <a:blip r:embed="rId124"/>
                     <a:stretch>
                       <a:fillRect/>
                     </a:stretch>
@@ -39096,8 +39350,8 @@
         <w:t>[그림 15] 취향 신호 3층</w:t>
       </w:r>
     </w:p>
-    <w:bookmarkEnd w:id="123"/>
-    <w:bookmarkStart w:id="124" w:name="쌍대비교"/>
+    <w:bookmarkEnd w:id="127"/>
+    <w:bookmarkStart w:id="128" w:name="쌍대비교"/>
     <w:p>
       <w:pPr>
         <w:pStyle w:val="Heading3"/>
@@ -39209,8 +39463,8 @@
         <w:t xml:space="preserve">: 본 기법은 랜덤 포레스트가 아니다. 문서·발표에서 혼용하지 않는다.</w:t>
       </w:r>
     </w:p>
-    <w:bookmarkEnd w:id="124"/>
-    <w:bookmarkStart w:id="125" w:name="축별-분해"/>
+    <w:bookmarkEnd w:id="128"/>
+    <w:bookmarkStart w:id="129" w:name="축별-분해"/>
     <w:p>
       <w:pPr>
         <w:pStyle w:val="Heading3"/>
@@ -39227,9 +39481,9 @@
         <w:t xml:space="preserve">취향 벡터는 4축 각각에 대해 독립적으로 산출한다. 사용자가 발라드 멜로디를 선호하면서 힙합 편곡을 선호하는 것은 모순이 아니며, 축을 합치면 이 정보가 소실된다.</w:t>
       </w:r>
     </w:p>
-    <w:bookmarkEnd w:id="125"/>
-    <w:bookmarkEnd w:id="126"/>
-    <w:bookmarkStart w:id="151" w:name="생성-파이프라인-설계"/>
+    <w:bookmarkEnd w:id="129"/>
+    <w:bookmarkEnd w:id="130"/>
+    <w:bookmarkStart w:id="155" w:name="생성-파이프라인-설계"/>
     <w:p>
       <w:pPr>
         <w:pStyle w:val="Heading2"/>
@@ -39238,7 +39492,7 @@
         <w:t xml:space="preserve">6. 생성 파이프라인 설계</w:t>
       </w:r>
     </w:p>
-    <w:bookmarkStart w:id="130" w:name="기획과-렌더를-나눈다"/>
+    <w:bookmarkStart w:id="134" w:name="기획과-렌더를-나눈다"/>
     <w:p>
       <w:pPr>
         <w:pStyle w:val="Heading3"/>
@@ -39296,18 +39550,18 @@
           <wp:inline>
             <wp:extent cx="2880360" cy="7594618"/>
             <wp:effectExtent b="0" l="0" r="0" t="0"/>
-            <wp:docPr descr="hathor가 기획하고 엔진이 소리를 입힌다" title="" id="128" name="Picture"/>
+            <wp:docPr descr="hathor가 기획하고 엔진이 소리를 입힌다" title="" id="132" name="Picture"/>
             <a:graphic>
               <a:graphicData uri="http://schemas.openxmlformats.org/drawingml/2006/picture">
                 <pic:pic>
                   <pic:nvPicPr>
-                    <pic:cNvPr descr="/tmp/claude-0/-home-claude/ca0c3818-fa79-588c-a1fe-d7e40f2b4b69/scratchpad/wt/var/proposal/figures/plan_render.png" id="129" name="Picture"/>
+                    <pic:cNvPr descr="/tmp/claude-0/-home-claude/ca0c3818-fa79-588c-a1fe-d7e40f2b4b69/scratchpad/wt/var/proposal/figures/plan_render.png" id="133" name="Picture"/>
                     <pic:cNvPicPr>
                       <a:picLocks noChangeArrowheads="1" noChangeAspect="1"/>
                     </pic:cNvPicPr>
                   </pic:nvPicPr>
                   <pic:blipFill>
-                    <a:blip r:embed="rId127"/>
+                    <a:blip r:embed="rId131"/>
                     <a:stretch>
                       <a:fillRect/>
                     </a:stretch>
@@ -39385,8 +39639,8 @@
         <w:t xml:space="preserve">라 적는다 (D-0218).</w:t>
       </w:r>
     </w:p>
-    <w:bookmarkEnd w:id="130"/>
-    <w:bookmarkStart w:id="131" w:name="결정성"/>
+    <w:bookmarkEnd w:id="134"/>
+    <w:bookmarkStart w:id="135" w:name="결정성"/>
     <w:p>
       <w:pPr>
         <w:pStyle w:val="Heading3"/>
@@ -39450,8 +39704,8 @@
         <w:t xml:space="preserve">결정론은 기획(조건)까지만 보장한다 (O-65).</w:t>
       </w:r>
     </w:p>
-    <w:bookmarkEnd w:id="131"/>
-    <w:bookmarkStart w:id="135" w:name="엔진-선정-서류-관문-d-0217"/>
+    <w:bookmarkEnd w:id="135"/>
+    <w:bookmarkStart w:id="139" w:name="엔진-선정-서류-관문-d-0217"/>
     <w:p>
       <w:pPr>
         <w:pStyle w:val="Heading3"/>
@@ -40398,18 +40652,18 @@
           <wp:inline>
             <wp:extent cx="5334000" cy="2687532"/>
             <wp:effectExtent b="0" l="0" r="0" t="0"/>
-            <wp:docPr descr="엔진 서류 관문 — 일곱에서 둘로" title="" id="133" name="Picture"/>
+            <wp:docPr descr="엔진 서류 관문 — 일곱에서 둘로" title="" id="137" name="Picture"/>
             <a:graphic>
               <a:graphicData uri="http://schemas.openxmlformats.org/drawingml/2006/picture">
                 <pic:pic>
                   <pic:nvPicPr>
-                    <pic:cNvPr descr="/tmp/claude-0/-home-claude/ca0c3818-fa79-588c-a1fe-d7e40f2b4b69/scratchpad/wt/var/proposal/figures/engine_funnel.png" id="134" name="Picture"/>
+                    <pic:cNvPr descr="/tmp/claude-0/-home-claude/ca0c3818-fa79-588c-a1fe-d7e40f2b4b69/scratchpad/wt/var/proposal/figures/engine_funnel.png" id="138" name="Picture"/>
                     <pic:cNvPicPr>
                       <a:picLocks noChangeArrowheads="1" noChangeAspect="1"/>
                     </pic:cNvPicPr>
                   </pic:nvPicPr>
                   <pic:blipFill>
-                    <a:blip r:embed="rId132"/>
+                    <a:blip r:embed="rId136"/>
                     <a:stretch>
                       <a:fillRect/>
                     </a:stretch>
@@ -40444,8 +40698,8 @@
         <w:t>[그림 17] 엔진 서류 관문 — 일곱에서 둘로</w:t>
       </w:r>
     </w:p>
-    <w:bookmarkEnd w:id="135"/>
-    <w:bookmarkStart w:id="139" w:name="실측-관문-착수-전에-적었다-d-0217"/>
+    <w:bookmarkEnd w:id="139"/>
+    <w:bookmarkStart w:id="143" w:name="실측-관문-착수-전에-적었다-d-0217"/>
     <w:p>
       <w:pPr>
         <w:pStyle w:val="Heading3"/>
@@ -40815,18 +41069,18 @@
           <wp:inline>
             <wp:extent cx="5334000" cy="4910054"/>
             <wp:effectExtent b="0" l="0" r="0" t="0"/>
-            <wp:docPr descr="엔진 실측 관문 G0 ~ G3" title="" id="137" name="Picture"/>
+            <wp:docPr descr="엔진 실측 관문 G0 ~ G3" title="" id="141" name="Picture"/>
             <a:graphic>
               <a:graphicData uri="http://schemas.openxmlformats.org/drawingml/2006/picture">
                 <pic:pic>
                   <pic:nvPicPr>
-                    <pic:cNvPr descr="/tmp/claude-0/-home-claude/ca0c3818-fa79-588c-a1fe-d7e40f2b4b69/scratchpad/wt/var/proposal/figures/engine_gates.png" id="138" name="Picture"/>
+                    <pic:cNvPr descr="/tmp/claude-0/-home-claude/ca0c3818-fa79-588c-a1fe-d7e40f2b4b69/scratchpad/wt/var/proposal/figures/engine_gates.png" id="142" name="Picture"/>
                     <pic:cNvPicPr>
                       <a:picLocks noChangeArrowheads="1" noChangeAspect="1"/>
                     </pic:cNvPicPr>
                   </pic:nvPicPr>
                   <pic:blipFill>
-                    <a:blip r:embed="rId136"/>
+                    <a:blip r:embed="rId140"/>
                     <a:stretch>
                       <a:fillRect/>
                     </a:stretch>
@@ -40861,8 +41115,8 @@
         <w:t>[그림 18] 엔진 실측 관문 G0 ~ G3</w:t>
       </w:r>
     </w:p>
-    <w:bookmarkEnd w:id="139"/>
-    <w:bookmarkStart w:id="143" w:name="g0-실측-기기가-떨어졌다-d-0218"/>
+    <w:bookmarkEnd w:id="143"/>
+    <w:bookmarkStart w:id="147" w:name="g0-실측-기기가-떨어졌다-d-0218"/>
     <w:p>
       <w:pPr>
         <w:pStyle w:val="Heading3"/>
@@ -41180,18 +41434,18 @@
           <wp:inline>
             <wp:extent cx="5334000" cy="2007123"/>
             <wp:effectExtent b="0" l="0" r="0" t="0"/>
-            <wp:docPr descr="G0 실측 — fp16 NaN · fp32 메모리 부족" title="" id="141" name="Picture"/>
+            <wp:docPr descr="G0 실측 — fp16 NaN · fp32 메모리 부족" title="" id="145" name="Picture"/>
             <a:graphic>
               <a:graphicData uri="http://schemas.openxmlformats.org/drawingml/2006/picture">
                 <pic:pic>
                   <pic:nvPicPr>
-                    <pic:cNvPr descr="/tmp/claude-0/-home-claude/ca0c3818-fa79-588c-a1fe-d7e40f2b4b69/scratchpad/wt/var/proposal/figures/g0_runs.png" id="142" name="Picture"/>
+                    <pic:cNvPr descr="/tmp/claude-0/-home-claude/ca0c3818-fa79-588c-a1fe-d7e40f2b4b69/scratchpad/wt/var/proposal/figures/g0_runs.png" id="146" name="Picture"/>
                     <pic:cNvPicPr>
                       <a:picLocks noChangeArrowheads="1" noChangeAspect="1"/>
                     </pic:cNvPicPr>
                   </pic:nvPicPr>
                   <pic:blipFill>
-                    <a:blip r:embed="rId140"/>
+                    <a:blip r:embed="rId144"/>
                     <a:stretch>
                       <a:fillRect/>
                     </a:stretch>
@@ -41226,8 +41480,8 @@
         <w:t>[그림 19] G0 실측 — fp16 NaN · fp32 메모리 부족</w:t>
       </w:r>
     </w:p>
-    <w:bookmarkEnd w:id="143"/>
-    <w:bookmarkStart w:id="150" w:name="청취-판정-이력"/>
+    <w:bookmarkEnd w:id="147"/>
+    <w:bookmarkStart w:id="154" w:name="청취-판정-이력"/>
     <w:p>
       <w:pPr>
         <w:pStyle w:val="Heading3"/>
@@ -41740,18 +41994,18 @@
           <wp:inline>
             <wp:extent cx="5334000" cy="2490192"/>
             <wp:effectExtent b="0" l="0" r="0" t="0"/>
-            <wp:docPr descr="청취 판정 이력" title="" id="145" name="Picture"/>
+            <wp:docPr descr="청취 판정 이력" title="" id="149" name="Picture"/>
             <a:graphic>
               <a:graphicData uri="http://schemas.openxmlformats.org/drawingml/2006/picture">
                 <pic:pic>
                   <pic:nvPicPr>
-                    <pic:cNvPr descr="/tmp/claude-0/-home-claude/ca0c3818-fa79-588c-a1fe-d7e40f2b4b69/scratchpad/wt/var/proposal/figures/listening.png" id="146" name="Picture"/>
+                    <pic:cNvPr descr="/tmp/claude-0/-home-claude/ca0c3818-fa79-588c-a1fe-d7e40f2b4b69/scratchpad/wt/var/proposal/figures/listening.png" id="150" name="Picture"/>
                     <pic:cNvPicPr>
                       <a:picLocks noChangeArrowheads="1" noChangeAspect="1"/>
                     </pic:cNvPicPr>
                   </pic:nvPicPr>
                   <pic:blipFill>
-                    <a:blip r:embed="rId144"/>
+                    <a:blip r:embed="rId148"/>
                     <a:stretch>
                       <a:fillRect/>
                     </a:stretch>
@@ -41795,18 +42049,18 @@
           <wp:inline>
             <wp:extent cx="5334000" cy="1730949"/>
             <wp:effectExtent b="0" l="0" r="0" t="0"/>
-            <wp:docPr descr="성부 진행 전후 (D-0137)" title="" id="148" name="Picture"/>
+            <wp:docPr descr="성부 진행 전후 (D-0137)" title="" id="152" name="Picture"/>
             <a:graphic>
               <a:graphicData uri="http://schemas.openxmlformats.org/drawingml/2006/picture">
                 <pic:pic>
                   <pic:nvPicPr>
-                    <pic:cNvPr descr="/tmp/claude-0/-home-claude/ca0c3818-fa79-588c-a1fe-d7e40f2b4b69/scratchpad/wt/var/proposal/figures/voice_leading.png" id="149" name="Picture"/>
+                    <pic:cNvPr descr="/tmp/claude-0/-home-claude/ca0c3818-fa79-588c-a1fe-d7e40f2b4b69/scratchpad/wt/var/proposal/figures/voice_leading.png" id="153" name="Picture"/>
                     <pic:cNvPicPr>
                       <a:picLocks noChangeArrowheads="1" noChangeAspect="1"/>
                     </pic:cNvPicPr>
                   </pic:nvPicPr>
                   <pic:blipFill>
-                    <a:blip r:embed="rId147"/>
+                    <a:blip r:embed="rId151"/>
                     <a:stretch>
                       <a:fillRect/>
                     </a:stretch>
@@ -41841,9 +42095,9 @@
         <w:t>[그림 21] 성부 진행 전후 (D-0137)</w:t>
       </w:r>
     </w:p>
-    <w:bookmarkEnd w:id="150"/>
-    <w:bookmarkEnd w:id="151"/>
-    <w:bookmarkStart w:id="157" w:name="가창-및-안전-게이트-설계"/>
+    <w:bookmarkEnd w:id="154"/>
+    <w:bookmarkEnd w:id="155"/>
+    <w:bookmarkStart w:id="161" w:name="가창-및-안전-게이트-설계"/>
     <w:p>
       <w:pPr>
         <w:pStyle w:val="Heading2"/>
@@ -41852,7 +42106,7 @@
         <w:t xml:space="preserve">7. 가창 및 안전 게이트 설계</w:t>
       </w:r>
     </w:p>
-    <w:bookmarkStart w:id="152" w:name="가창은-엔진이-입힌다"/>
+    <w:bookmarkStart w:id="156" w:name="가창은-엔진이-입힌다"/>
     <w:p>
       <w:pPr>
         <w:pStyle w:val="Heading3"/>
@@ -41901,8 +42155,8 @@
         <w:t xml:space="preserve">(D-0003).</w:t>
       </w:r>
     </w:p>
-    <w:bookmarkEnd w:id="152"/>
-    <w:bookmarkStart w:id="156" w:name="음색-누설-관문-g2"/>
+    <w:bookmarkEnd w:id="156"/>
+    <w:bookmarkStart w:id="160" w:name="음색-누설-관문-g2"/>
     <w:p>
       <w:pPr>
         <w:pStyle w:val="Heading3"/>
@@ -41954,18 +42208,18 @@
           <wp:inline>
             <wp:extent cx="5334000" cy="5843703"/>
             <wp:effectExtent b="0" l="0" r="0" t="0"/>
-            <wp:docPr descr="음색 누설 관문 G2" title="" id="154" name="Picture"/>
+            <wp:docPr descr="음색 누설 관문 G2" title="" id="158" name="Picture"/>
             <a:graphic>
               <a:graphicData uri="http://schemas.openxmlformats.org/drawingml/2006/picture">
                 <pic:pic>
                   <pic:nvPicPr>
-                    <pic:cNvPr descr="/tmp/claude-0/-home-claude/ca0c3818-fa79-588c-a1fe-d7e40f2b4b69/scratchpad/wt/var/proposal/figures/leak_gate.png" id="155" name="Picture"/>
+                    <pic:cNvPr descr="/tmp/claude-0/-home-claude/ca0c3818-fa79-588c-a1fe-d7e40f2b4b69/scratchpad/wt/var/proposal/figures/leak_gate.png" id="159" name="Picture"/>
                     <pic:cNvPicPr>
                       <a:picLocks noChangeArrowheads="1" noChangeAspect="1"/>
                     </pic:cNvPicPr>
                   </pic:nvPicPr>
                   <pic:blipFill>
-                    <a:blip r:embed="rId153"/>
+                    <a:blip r:embed="rId157"/>
                     <a:stretch>
                       <a:fillRect/>
                     </a:stretch>
@@ -42068,9 +42322,9 @@
         <w:t xml:space="preserve">을 금지한다.</w:t>
       </w:r>
     </w:p>
-    <w:bookmarkEnd w:id="156"/>
-    <w:bookmarkEnd w:id="157"/>
-    <w:bookmarkStart w:id="161" w:name="로컬-에이전트-설계"/>
+    <w:bookmarkEnd w:id="160"/>
+    <w:bookmarkEnd w:id="161"/>
+    <w:bookmarkStart w:id="165" w:name="로컬-에이전트-설계"/>
     <w:p>
       <w:pPr>
         <w:pStyle w:val="Heading2"/>
@@ -42097,7 +42351,7 @@
         <w:t xml:space="preserve">지금 강제되고 있는 것은 전송 경계 하나다 — 서버가 없어도 구멍은 셀 수 있다 (D-0134).</w:t>
       </w:r>
     </w:p>
-    <w:bookmarkStart w:id="158" w:name="구성"/>
+    <w:bookmarkStart w:id="162" w:name="구성"/>
     <w:p>
       <w:pPr>
         <w:pStyle w:val="Heading3"/>
@@ -42425,8 +42679,8 @@
         <w:t xml:space="preserve">넘는다. 이미 구현된 인제스트 코드를 그대로 재사용한다.</w:t>
       </w:r>
     </w:p>
-    <w:bookmarkEnd w:id="158"/>
-    <w:bookmarkStart w:id="159" w:name="작업-관리"/>
+    <w:bookmarkEnd w:id="162"/>
+    <w:bookmarkStart w:id="163" w:name="작업-관리"/>
     <w:p>
       <w:pPr>
         <w:pStyle w:val="Heading3"/>
@@ -42680,8 +42934,8 @@
         </w:tc>
       </w:tr>
     </w:tbl>
-    <w:bookmarkEnd w:id="159"/>
-    <w:bookmarkStart w:id="160" w:name="전송-경계-강제"/>
+    <w:bookmarkEnd w:id="163"/>
+    <w:bookmarkStart w:id="164" w:name="전송-경계-강제"/>
     <w:p>
       <w:pPr>
         <w:pStyle w:val="Heading3"/>
@@ -42893,9 +43147,9 @@
         <w:t xml:space="preserve">MLflow · Prefect 2곳은 로컬 주소가 아니면 거절하며 둘의 사용 통계도 끈다 (D-0224).</w:t>
       </w:r>
     </w:p>
-    <w:bookmarkEnd w:id="160"/>
-    <w:bookmarkEnd w:id="161"/>
-    <w:bookmarkStart w:id="162" w:name="서빙-api-명세-개요"/>
+    <w:bookmarkEnd w:id="164"/>
+    <w:bookmarkEnd w:id="165"/>
+    <w:bookmarkStart w:id="166" w:name="서빙-api-명세-개요"/>
     <w:p>
       <w:pPr>
         <w:pStyle w:val="Heading2"/>
@@ -43450,8 +43704,8 @@
         <w:t xml:space="preserve">전체 스키마는 OpenAPI로 문서화한다.</w:t>
       </w:r>
     </w:p>
-    <w:bookmarkEnd w:id="162"/>
-    <w:bookmarkStart w:id="182" w:name="평가-설계"/>
+    <w:bookmarkEnd w:id="166"/>
+    <w:bookmarkStart w:id="186" w:name="평가-설계"/>
     <w:p>
       <w:pPr>
         <w:pStyle w:val="Heading2"/>
@@ -43460,7 +43714,7 @@
         <w:t xml:space="preserve">10. 평가 설계</w:t>
       </w:r>
     </w:p>
-    <w:bookmarkStart w:id="166" w:name="지표"/>
+    <w:bookmarkStart w:id="170" w:name="지표"/>
     <w:p>
       <w:pPr>
         <w:pStyle w:val="Heading3"/>
@@ -43485,9 +43739,9 @@
         <w:tblLook w:firstRow="1" w:lastRow="0" w:firstColumn="0" w:lastColumn="0" w:noHBand="0" w:noVBand="0" w:val="0020"/>
       </w:tblPr>
       <w:tblGrid>
-        <w:gridCol w:w="999"/>
-        <w:gridCol w:w="1510"/>
-        <w:gridCol w:w="6561"/>
+        <w:gridCol w:w="984"/>
+        <w:gridCol w:w="1470"/>
+        <w:gridCol w:w="6616"/>
       </w:tblGrid>
       <w:tr>
         <w:trPr>
@@ -43495,7 +43749,7 @@
         </w:trPr>
         <w:tc>
           <w:tcPr>
-            <w:tcW w:type="dxa" w:w="1000"/>
+            <w:tcW w:type="dxa" w:w="984"/>
             <w:shd w:val="clear" w:color="auto" w:fill="E8EEF5"/>
           </w:tcPr>
           <w:p>
@@ -43515,7 +43769,7 @@
         </w:tc>
         <w:tc>
           <w:tcPr>
-            <w:tcW w:type="dxa" w:w="1511"/>
+            <w:tcW w:type="dxa" w:w="1471"/>
             <w:shd w:val="clear" w:color="auto" w:fill="E8EEF5"/>
           </w:tcPr>
           <w:p>
@@ -43535,7 +43789,7 @@
         </w:tc>
         <w:tc>
           <w:tcPr>
-            <w:tcW w:type="dxa" w:w="6562"/>
+            <w:tcW w:type="dxa" w:w="6617"/>
             <w:shd w:val="clear" w:color="auto" w:fill="E8EEF5"/>
           </w:tcPr>
           <w:p>
@@ -43557,7 +43811,7 @@
       <w:tr>
         <w:tc>
           <w:tcPr>
-            <w:tcW w:type="dxa" w:w="1000"/>
+            <w:tcW w:type="dxa" w:w="984"/>
           </w:tcPr>
           <w:p>
             <w:pPr>
@@ -43574,7 +43828,7 @@
         </w:tc>
         <w:tc>
           <w:tcPr>
-            <w:tcW w:type="dxa" w:w="1511"/>
+            <w:tcW w:type="dxa" w:w="1471"/>
           </w:tcPr>
           <w:p>
             <w:pPr>
@@ -43591,7 +43845,7 @@
         </w:tc>
         <w:tc>
           <w:tcPr>
-            <w:tcW w:type="dxa" w:w="6562"/>
+            <w:tcW w:type="dxa" w:w="6617"/>
           </w:tcPr>
           <w:p>
             <w:pPr>
@@ -43624,7 +43878,7 @@
       <w:tr>
         <w:tc>
           <w:tcPr>
-            <w:tcW w:type="dxa" w:w="1000"/>
+            <w:tcW w:type="dxa" w:w="984"/>
           </w:tcPr>
           <w:p>
             <w:pPr>
@@ -43641,7 +43895,7 @@
         </w:tc>
         <w:tc>
           <w:tcPr>
-            <w:tcW w:type="dxa" w:w="1511"/>
+            <w:tcW w:type="dxa" w:w="1471"/>
           </w:tcPr>
           <w:p>
             <w:pPr>
@@ -43658,7 +43912,7 @@
         </w:tc>
         <w:tc>
           <w:tcPr>
-            <w:tcW w:type="dxa" w:w="6562"/>
+            <w:tcW w:type="dxa" w:w="6617"/>
           </w:tcPr>
           <w:p>
             <w:pPr>
@@ -43723,7 +43977,7 @@
       <w:tr>
         <w:tc>
           <w:tcPr>
-            <w:tcW w:type="dxa" w:w="1000"/>
+            <w:tcW w:type="dxa" w:w="984"/>
           </w:tcPr>
           <w:p>
             <w:pPr>
@@ -43740,7 +43994,7 @@
         </w:tc>
         <w:tc>
           <w:tcPr>
-            <w:tcW w:type="dxa" w:w="1511"/>
+            <w:tcW w:type="dxa" w:w="1471"/>
           </w:tcPr>
           <w:p>
             <w:pPr>
@@ -43757,7 +44011,7 @@
         </w:tc>
         <w:tc>
           <w:tcPr>
-            <w:tcW w:type="dxa" w:w="6562"/>
+            <w:tcW w:type="dxa" w:w="6617"/>
           </w:tcPr>
           <w:p>
             <w:pPr>
@@ -43778,7 +44032,7 @@
       <w:tr>
         <w:tc>
           <w:tcPr>
-            <w:tcW w:type="dxa" w:w="1000"/>
+            <w:tcW w:type="dxa" w:w="984"/>
           </w:tcPr>
           <w:p>
             <w:pPr>
@@ -43795,7 +44049,7 @@
         </w:tc>
         <w:tc>
           <w:tcPr>
-            <w:tcW w:type="dxa" w:w="1511"/>
+            <w:tcW w:type="dxa" w:w="1471"/>
           </w:tcPr>
           <w:p>
             <w:pPr>
@@ -43812,7 +44066,7 @@
         </w:tc>
         <w:tc>
           <w:tcPr>
-            <w:tcW w:type="dxa" w:w="6562"/>
+            <w:tcW w:type="dxa" w:w="6617"/>
           </w:tcPr>
           <w:p>
             <w:pPr>
@@ -43833,7 +44087,7 @@
       <w:tr>
         <w:tc>
           <w:tcPr>
-            <w:tcW w:type="dxa" w:w="1000"/>
+            <w:tcW w:type="dxa" w:w="984"/>
           </w:tcPr>
           <w:p>
             <w:pPr>
@@ -43850,7 +44104,7 @@
         </w:tc>
         <w:tc>
           <w:tcPr>
-            <w:tcW w:type="dxa" w:w="1511"/>
+            <w:tcW w:type="dxa" w:w="1471"/>
           </w:tcPr>
           <w:p>
             <w:pPr>
@@ -43867,7 +44121,7 @@
         </w:tc>
         <w:tc>
           <w:tcPr>
-            <w:tcW w:type="dxa" w:w="6562"/>
+            <w:tcW w:type="dxa" w:w="6617"/>
           </w:tcPr>
           <w:p>
             <w:pPr>
@@ -43894,7 +44148,7 @@
       <w:tr>
         <w:tc>
           <w:tcPr>
-            <w:tcW w:type="dxa" w:w="1000"/>
+            <w:tcW w:type="dxa" w:w="984"/>
           </w:tcPr>
           <w:p>
             <w:pPr>
@@ -43911,7 +44165,7 @@
         </w:tc>
         <w:tc>
           <w:tcPr>
-            <w:tcW w:type="dxa" w:w="1511"/>
+            <w:tcW w:type="dxa" w:w="1471"/>
           </w:tcPr>
           <w:p>
             <w:pPr>
@@ -43928,7 +44182,7 @@
         </w:tc>
         <w:tc>
           <w:tcPr>
-            <w:tcW w:type="dxa" w:w="6562"/>
+            <w:tcW w:type="dxa" w:w="6617"/>
           </w:tcPr>
           <w:p>
             <w:pPr>
@@ -43981,7 +44235,7 @@
       <w:tr>
         <w:tc>
           <w:tcPr>
-            <w:tcW w:type="dxa" w:w="1000"/>
+            <w:tcW w:type="dxa" w:w="984"/>
           </w:tcPr>
           <w:p>
             <w:pPr>
@@ -43998,7 +44252,7 @@
         </w:tc>
         <w:tc>
           <w:tcPr>
-            <w:tcW w:type="dxa" w:w="1511"/>
+            <w:tcW w:type="dxa" w:w="1471"/>
           </w:tcPr>
           <w:p>
             <w:pPr>
@@ -44015,7 +44269,7 @@
         </w:tc>
         <w:tc>
           <w:tcPr>
-            <w:tcW w:type="dxa" w:w="6562"/>
+            <w:tcW w:type="dxa" w:w="6617"/>
           </w:tcPr>
           <w:p>
             <w:pPr>
@@ -44106,7 +44360,7 @@
                 <w:bCs/>
                 <w:sz w:val="16"/>
               </w:rPr>
-              <w:t xml:space="preserve">0.1938, 짝지은 이득 +0.0654 ±0.0107 (t=+6.11) · 승률 71.0% — 전달된다</w:t>
+              <w:t xml:space="preserve">0.1938, 짝지은 이득 +0.0654 · 승률 71.0% — 전달된다</w:t>
             </w:r>
             <w:r>
               <w:rPr>
@@ -44122,22 +44376,6 @@
             </w:r>
             <w:r>
               <w:rPr>
-                <w:sz w:val="16"/>
-              </w:rPr>
-              <w:t xml:space="preserve"> </w:t>
-            </w:r>
-            <w:r>
-              <w:rPr>
-                <w:b/>
-                <w:bCs/>
-                <w:sz w:val="16"/>
-              </w:rPr>
-              <w:t xml:space="preserve">판정 규칙</w:t>
-            </w:r>
-            <w:r>
-              <w:rPr>
-                <w:b/>
-                <w:bCs/>
                 <w:sz w:val="16"/>
               </w:rPr>
               <w:t xml:space="preserve"> </w:t>
@@ -44149,7 +44387,7 @@
                 <w:bCs/>
                 <w:sz w:val="16"/>
               </w:rPr>
-              <w:t xml:space="preserve">is_output_conditioned</w:t>
+              <w:t xml:space="preserve">t</w:t>
             </w:r>
             <w:r>
               <w:rPr>
@@ -44157,7 +44395,100 @@
                 <w:bCs/>
                 <w:sz w:val="16"/>
               </w:rPr>
-              <w:t xml:space="preserve">는 아직 옛 꼴(</w:t>
+              <w:t xml:space="preserve">는 아직 안 쟀다</w:t>
+            </w:r>
+            <w:r>
+              <w:rPr>
+                <w:sz w:val="16"/>
+              </w:rPr>
+              <w:t xml:space="preserve"> </w:t>
+            </w:r>
+            <w:r>
+              <w:rPr>
+                <w:sz w:val="16"/>
+              </w:rPr>
+              <w:t xml:space="preserve">— D-0327이</w:t>
+            </w:r>
+            <w:r>
+              <w:rPr>
+                <w:sz w:val="16"/>
+              </w:rPr>
+              <w:t xml:space="preserve"> </w:t>
+            </w:r>
+            <w:r>
+              <w:rPr>
+                <w:i/>
+                <w:iCs/>
+                <w:sz w:val="16"/>
+              </w:rPr>
+              <w:t xml:space="preserve">“지금 적으면 역산이고 역산은 측정이 아니다 (GR-0.5)”</w:t>
+            </w:r>
+            <w:r>
+              <w:rPr>
+                <w:sz w:val="16"/>
+              </w:rPr>
+              <w:t xml:space="preserve">라며 비워 뒀고</w:t>
+            </w:r>
+            <w:r>
+              <w:rPr>
+                <w:sz w:val="16"/>
+              </w:rPr>
+              <w:t xml:space="preserve"> </w:t>
+            </w:r>
+            <w:r>
+              <w:rPr>
+                <w:b/>
+                <w:bCs/>
+                <w:sz w:val="16"/>
+              </w:rPr>
+              <w:t xml:space="preserve">다음 실행이 찍는다</w:t>
+            </w:r>
+            <w:r>
+              <w:rPr>
+                <w:sz w:val="16"/>
+              </w:rPr>
+              <w:t xml:space="preserve">. 그 사이</w:t>
+            </w:r>
+            <w:r>
+              <w:rPr>
+                <w:sz w:val="16"/>
+              </w:rPr>
+              <w:t xml:space="preserve"> </w:t>
+            </w:r>
+            <w:r>
+              <w:rPr>
+                <w:rStyle w:val="VerbatimChar"/>
+                <w:sz w:val="16"/>
+              </w:rPr>
+              <w:t xml:space="preserve">±0.0107 (t=+6.11)</w:t>
+            </w:r>
+            <w:r>
+              <w:rPr>
+                <w:sz w:val="16"/>
+              </w:rPr>
+              <w:t xml:space="preserve">이 출처 없이 이 칸에 들어와 있었다 (D-0349가 뺐다).</w:t>
+            </w:r>
+            <w:r>
+              <w:rPr>
+                <w:sz w:val="16"/>
+              </w:rPr>
+              <w:t xml:space="preserve"> </w:t>
+            </w:r>
+            <w:r>
+              <w:rPr>
+                <w:b/>
+                <w:bCs/>
+                <w:sz w:val="16"/>
+              </w:rPr>
+              <w:t xml:space="preserve">판정 규칙</w:t>
+            </w:r>
+            <w:r>
+              <w:rPr>
+                <w:b/>
+                <w:bCs/>
+                <w:sz w:val="16"/>
+              </w:rPr>
+              <w:t xml:space="preserve"> </w:t>
             </w:r>
             <w:r>
               <w:rPr>
@@ -44166,7 +44497,7 @@
                 <w:bCs/>
                 <w:sz w:val="16"/>
               </w:rPr>
-              <w:t xml:space="preserve">거리 &gt; 0 and 승률 &gt; 0.5</w:t>
+              <w:t xml:space="preserve">is_output_conditioned</w:t>
             </w:r>
             <w:r>
               <w:rPr>
@@ -44174,299 +44505,7 @@
                 <w:bCs/>
                 <w:sz w:val="16"/>
               </w:rPr>
-              <w:t xml:space="preserve">)이다</w:t>
-            </w:r>
-            <w:r>
-              <w:rPr>
-                <w:sz w:val="16"/>
-              </w:rPr>
-              <w:t xml:space="preserve"> </w:t>
-            </w:r>
-            <w:r>
-              <w:rPr>
-                <w:sz w:val="16"/>
-              </w:rPr>
-              <w:t xml:space="preserve">— 효과가 압도적이라 안 바뀔 것으로 보이지만</w:t>
-            </w:r>
-            <w:r>
-              <w:rPr>
-                <w:sz w:val="16"/>
-              </w:rPr>
-              <w:t xml:space="preserve"> </w:t>
-            </w:r>
-            <w:r>
-              <w:rPr>
-                <w:b/>
-                <w:bCs/>
-                <w:sz w:val="16"/>
-              </w:rPr>
-              <w:t xml:space="preserve">재지 않았다</w:t>
-            </w:r>
-            <w:r>
-              <w:rPr>
-                <w:sz w:val="16"/>
-              </w:rPr>
-              <w:t xml:space="preserve"> </w:t>
-            </w:r>
-            <w:r>
-              <w:rPr>
-                <w:sz w:val="16"/>
-              </w:rPr>
-              <w:t xml:space="preserve">(D-0327 남기는 것)</w:t>
-            </w:r>
-          </w:p>
-        </w:tc>
-      </w:tr>
-      <w:tr>
-        <w:tc>
-          <w:tcPr>
-            <w:tcW w:type="dxa" w:w="1000"/>
-          </w:tcPr>
-          <w:p>
-            <w:pPr>
-              <w:pStyle w:val="Compact"/>
-              <w:spacing w:after="0" w:line="264" w:lineRule="auto"/>
-            </w:pPr>
-            <w:r>
-              <w:rPr>
-                <w:sz w:val="16"/>
-              </w:rPr>
-              <w:t xml:space="preserve">생성</w:t>
-            </w:r>
-          </w:p>
-        </w:tc>
-        <w:tc>
-          <w:tcPr>
-            <w:tcW w:type="dxa" w:w="1511"/>
-          </w:tcPr>
-          <w:p>
-            <w:pPr>
-              <w:pStyle w:val="Compact"/>
-              <w:spacing w:after="0" w:line="264" w:lineRule="auto"/>
-            </w:pPr>
-            <w:r>
-              <w:rPr>
-                <w:sz w:val="16"/>
-              </w:rPr>
-              <w:t xml:space="preserve">M9 어휘 이득</w:t>
-            </w:r>
-          </w:p>
-        </w:tc>
-        <w:tc>
-          <w:tcPr>
-            <w:tcW w:type="dxa" w:w="6562"/>
-          </w:tcPr>
-          <w:p>
-            <w:pPr>
-              <w:pStyle w:val="Compact"/>
-              <w:spacing w:after="0" w:line="264" w:lineRule="auto"/>
-            </w:pPr>
-            <w:r>
-              <w:rPr>
-                <w:sz w:val="16"/>
-              </w:rPr>
-              <w:t xml:space="preserve">차용 어휘가 대조군보다 출력을 더 가르는가 (O-36 · D-0097).</w:t>
-            </w:r>
-            <w:r>
-              <w:rPr>
-                <w:sz w:val="16"/>
-              </w:rPr>
-              <w:t xml:space="preserve"> </w:t>
-            </w:r>
-            <w:r>
-              <w:rPr>
-                <w:b/>
-                <w:bCs/>
-                <w:sz w:val="16"/>
-              </w:rPr>
-              <w:t xml:space="preserve">1004곡에서 +0.0011 ±0.0055 · t=+0.20 — 대조군을 못 넘는다</w:t>
-            </w:r>
-            <w:r>
-              <w:rPr>
-                <w:sz w:val="16"/>
-              </w:rPr>
-              <w:t xml:space="preserve"> </w:t>
-            </w:r>
-            <w:r>
-              <w:rPr>
-                <w:sz w:val="16"/>
-              </w:rPr>
-              <w:t xml:space="preserve">(D-0327). 문턱은</w:t>
-            </w:r>
-            <w:r>
-              <w:rPr>
-                <w:sz w:val="16"/>
-              </w:rPr>
-              <w:t xml:space="preserve"> </w:t>
-            </w:r>
-            <w:r>
-              <w:rPr>
-                <w:rStyle w:val="VerbatimChar"/>
-                <w:sz w:val="16"/>
-              </w:rPr>
-              <w:t xml:space="preserve">이득 &gt; 0 and t &gt;= 2</w:t>
-            </w:r>
-            <w:r>
-              <w:rPr>
-                <w:sz w:val="16"/>
-              </w:rPr>
-              <w:t xml:space="preserve">이며, 옛 규칙</w:t>
-            </w:r>
-            <w:r>
-              <w:rPr>
-                <w:sz w:val="16"/>
-              </w:rPr>
-              <w:t xml:space="preserve"> </w:t>
-            </w:r>
-            <w:r>
-              <w:rPr>
-                <w:rStyle w:val="VerbatimChar"/>
-                <w:sz w:val="16"/>
-              </w:rPr>
-              <w:t xml:space="preserve">이득 &gt; 0 and 승률 &gt; 0.5</w:t>
-            </w:r>
-            <w:r>
-              <w:rPr>
-                <w:sz w:val="16"/>
-              </w:rPr>
-              <w:t xml:space="preserve">는</w:t>
-            </w:r>
-            <w:r>
-              <w:rPr>
-                <w:sz w:val="16"/>
-              </w:rPr>
-              <w:t xml:space="preserve"> </w:t>
-            </w:r>
-            <w:r>
-              <w:rPr>
-                <w:b/>
-                <w:bCs/>
-                <w:sz w:val="16"/>
-              </w:rPr>
-              <w:t xml:space="preserve">진짜 차이가 0인 합성에서 50%가 통과했다.</w:t>
-            </w:r>
-            <w:r>
-              <w:rPr>
-                <w:sz w:val="16"/>
-              </w:rPr>
-              <w:t xml:space="preserve"> </w:t>
-            </w:r>
-            <w:r>
-              <w:rPr>
-                <w:sz w:val="16"/>
-              </w:rPr>
-              <w:t xml:space="preserve">승률(52.0%)은</w:t>
-            </w:r>
-            <w:r>
-              <w:rPr>
-                <w:sz w:val="16"/>
-              </w:rPr>
-              <w:t xml:space="preserve"> </w:t>
-            </w:r>
-            <w:r>
-              <w:rPr>
-                <w:b/>
-                <w:bCs/>
-                <w:sz w:val="16"/>
-              </w:rPr>
-              <w:t xml:space="preserve">진단이다.</w:t>
-            </w:r>
-            <w:r>
-              <w:rPr>
-                <w:sz w:val="16"/>
-              </w:rPr>
-              <w:t xml:space="preserve"> </w:t>
-            </w:r>
-            <w:r>
-              <w:rPr>
-                <w:sz w:val="16"/>
-              </w:rPr>
-              <w:t xml:space="preserve">칸이 늘어 공짜로 오른 몫은 +0.0686</w:t>
-            </w:r>
-          </w:p>
-        </w:tc>
-      </w:tr>
-      <w:tr>
-        <w:tc>
-          <w:tcPr>
-            <w:tcW w:type="dxa" w:w="1000"/>
-          </w:tcPr>
-          <w:p>
-            <w:pPr>
-              <w:pStyle w:val="Compact"/>
-              <w:spacing w:after="0" w:line="264" w:lineRule="auto"/>
-            </w:pPr>
-            <w:r>
-              <w:rPr>
-                <w:sz w:val="16"/>
-              </w:rPr>
-              <w:t xml:space="preserve">생성</w:t>
-            </w:r>
-          </w:p>
-        </w:tc>
-        <w:tc>
-          <w:tcPr>
-            <w:tcW w:type="dxa" w:w="1511"/>
-          </w:tcPr>
-          <w:p>
-            <w:pPr>
-              <w:pStyle w:val="Compact"/>
-              <w:spacing w:after="0" w:line="264" w:lineRule="auto"/>
-            </w:pPr>
-            <w:r>
-              <w:rPr>
-                <w:sz w:val="16"/>
-              </w:rPr>
-              <w:t xml:space="preserve">M10 시간 변화 상관</w:t>
-            </w:r>
-          </w:p>
-        </w:tc>
-        <w:tc>
-          <w:tcPr>
-            <w:tcW w:type="dxa" w:w="6562"/>
-          </w:tcPr>
-          <w:p>
-            <w:pPr>
-              <w:pStyle w:val="Compact"/>
-              <w:spacing w:after="0" w:line="264" w:lineRule="auto"/>
-            </w:pPr>
-            <w:r>
-              <w:rPr>
-                <w:sz w:val="16"/>
-              </w:rPr>
-              <w:t xml:space="preserve">두</w:t>
-            </w:r>
-            <w:r>
-              <w:rPr>
-                <w:sz w:val="16"/>
-              </w:rPr>
-              <w:t xml:space="preserve"> </w:t>
-            </w:r>
-            <w:r>
-              <w:rPr>
-                <w:b/>
-                <w:bCs/>
-                <w:sz w:val="16"/>
-              </w:rPr>
-              <w:t xml:space="preserve">겹치지 않는</w:t>
-            </w:r>
-            <w:r>
-              <w:rPr>
-                <w:sz w:val="16"/>
-              </w:rPr>
-              <w:t xml:space="preserve"> </w:t>
-            </w:r>
-            <w:r>
-              <w:rPr>
-                <w:sz w:val="16"/>
-              </w:rPr>
-              <w:t xml:space="preserve">관측의 변화 벡터가 곡 단위로 맞물리는가 (O-32 게이트 · D-0099). 곡 짝을 뒤섞은 귀무선을 뺀다. 문턱 t &gt; 3 · 칸 과반.</w:t>
-            </w:r>
-            <w:r>
-              <w:rPr>
-                <w:sz w:val="16"/>
-              </w:rPr>
-              <w:t xml:space="preserve"> </w:t>
+              <w:t xml:space="preserve">는 아직 옛 꼴(</w:t>
             </w:r>
             <w:r>
               <w:rPr>
@@ -44475,7 +44514,7 @@
                 <w:bCs/>
                 <w:sz w:val="16"/>
               </w:rPr>
-              <w:t xml:space="preserve">mix</w:t>
+              <w:t xml:space="preserve">거리 &gt; 0 and 승률 &gt; 0.5</w:t>
             </w:r>
             <w:r>
               <w:rPr>
@@ -44483,6 +44522,24 @@
                 <w:bCs/>
                 <w:sz w:val="16"/>
               </w:rPr>
+              <w:t xml:space="preserve">)이다</w:t>
+            </w:r>
+            <w:r>
+              <w:rPr>
+                <w:sz w:val="16"/>
+              </w:rPr>
+              <w:t xml:space="preserve"> </w:t>
+            </w:r>
+            <w:r>
+              <w:rPr>
+                <w:sz w:val="16"/>
+              </w:rPr>
+              <w:t xml:space="preserve">— 효과가 압도적이라 안 바뀔 것으로 보이지만</w:t>
+            </w:r>
+            <w:r>
+              <w:rPr>
+                <w:sz w:val="16"/>
+              </w:rPr>
               <w:t xml:space="preserve"> </w:t>
             </w:r>
             <w:r>
@@ -44491,12 +44548,354 @@
                 <w:bCs/>
                 <w:sz w:val="16"/>
               </w:rPr>
-              <w:t xml:space="preserve">대</w:t>
+              <w:t xml:space="preserve">재지 않았다</w:t>
+            </w:r>
+            <w:r>
+              <w:rPr>
+                <w:sz w:val="16"/>
+              </w:rPr>
+              <w:t xml:space="preserve"> </w:t>
+            </w:r>
+            <w:r>
+              <w:rPr>
+                <w:sz w:val="16"/>
+              </w:rPr>
+              <w:t xml:space="preserve">(D-0327 남기는 것)</w:t>
+            </w:r>
+          </w:p>
+        </w:tc>
+      </w:tr>
+      <w:tr>
+        <w:tc>
+          <w:tcPr>
+            <w:tcW w:type="dxa" w:w="984"/>
+          </w:tcPr>
+          <w:p>
+            <w:pPr>
+              <w:pStyle w:val="Compact"/>
+              <w:spacing w:after="0" w:line="264" w:lineRule="auto"/>
+            </w:pPr>
+            <w:r>
+              <w:rPr>
+                <w:sz w:val="16"/>
+              </w:rPr>
+              <w:t xml:space="preserve">생성</w:t>
+            </w:r>
+          </w:p>
+        </w:tc>
+        <w:tc>
+          <w:tcPr>
+            <w:tcW w:type="dxa" w:w="1471"/>
+          </w:tcPr>
+          <w:p>
+            <w:pPr>
+              <w:pStyle w:val="Compact"/>
+              <w:spacing w:after="0" w:line="264" w:lineRule="auto"/>
+            </w:pPr>
+            <w:r>
+              <w:rPr>
+                <w:sz w:val="16"/>
+              </w:rPr>
+              <w:t xml:space="preserve">M9 어휘 이득</w:t>
+            </w:r>
+          </w:p>
+        </w:tc>
+        <w:tc>
+          <w:tcPr>
+            <w:tcW w:type="dxa" w:w="6617"/>
+          </w:tcPr>
+          <w:p>
+            <w:pPr>
+              <w:pStyle w:val="Compact"/>
+              <w:spacing w:after="0" w:line="264" w:lineRule="auto"/>
+            </w:pPr>
+            <w:r>
+              <w:rPr>
+                <w:sz w:val="16"/>
+              </w:rPr>
+              <w:t xml:space="preserve">차용 어휘가 대조군보다 출력을 더 가르는가 (O-36 · D-0097).</w:t>
+            </w:r>
+            <w:r>
+              <w:rPr>
+                <w:sz w:val="16"/>
+              </w:rPr>
+              <w:t xml:space="preserve"> </w:t>
             </w:r>
             <w:r>
               <w:rPr>
                 <w:b/>
                 <w:bCs/>
+                <w:sz w:val="16"/>
+              </w:rPr>
+              <w:t xml:space="preserve">1004곡에서 이득 +0.0011 · 승률 52.0% — 대조군을 못 넘는다</w:t>
+            </w:r>
+            <w:r>
+              <w:rPr>
+                <w:sz w:val="16"/>
+              </w:rPr>
+              <w:t xml:space="preserve"> </w:t>
+            </w:r>
+            <w:r>
+              <w:rPr>
+                <w:sz w:val="16"/>
+              </w:rPr>
+              <w:t xml:space="preserve">(D-0327). 합성에서 이득의 표준오차가 0.010 수준이었으므로 실물</w:t>
+            </w:r>
+            <w:r>
+              <w:rPr>
+                <w:sz w:val="16"/>
+              </w:rPr>
+              <w:t xml:space="preserve"> </w:t>
+            </w:r>
+            <w:r>
+              <w:rPr>
+                <w:rStyle w:val="VerbatimChar"/>
+                <w:sz w:val="16"/>
+              </w:rPr>
+              <w:t xml:space="preserve">t</w:t>
+            </w:r>
+            <w:r>
+              <w:rPr>
+                <w:sz w:val="16"/>
+              </w:rPr>
+              <w:t xml:space="preserve">는 0.1 근방으로</w:t>
+            </w:r>
+            <w:r>
+              <w:rPr>
+                <w:sz w:val="16"/>
+              </w:rPr>
+              <w:t xml:space="preserve"> </w:t>
+            </w:r>
+            <w:r>
+              <w:rPr>
+                <w:b/>
+                <w:bCs/>
+                <w:sz w:val="16"/>
+              </w:rPr>
+              <w:t xml:space="preserve">추정</w:t>
+            </w:r>
+            <w:r>
+              <w:rPr>
+                <w:sz w:val="16"/>
+              </w:rPr>
+              <w:t xml:space="preserve">되지만</w:t>
+            </w:r>
+            <w:r>
+              <w:rPr>
+                <w:sz w:val="16"/>
+              </w:rPr>
+              <w:t xml:space="preserve"> </w:t>
+            </w:r>
+            <w:r>
+              <w:rPr>
+                <w:b/>
+                <w:bCs/>
+                <w:sz w:val="16"/>
+              </w:rPr>
+              <w:t xml:space="preserve">안 쟀다</w:t>
+            </w:r>
+            <w:r>
+              <w:rPr>
+                <w:sz w:val="16"/>
+              </w:rPr>
+              <w:t xml:space="preserve"> </w:t>
+            </w:r>
+            <w:r>
+              <w:rPr>
+                <w:sz w:val="16"/>
+              </w:rPr>
+              <w:t xml:space="preserve">—</w:t>
+            </w:r>
+            <w:r>
+              <w:rPr>
+                <w:sz w:val="16"/>
+              </w:rPr>
+              <w:t xml:space="preserve"> </w:t>
+            </w:r>
+            <w:r>
+              <w:rPr>
+                <w:rStyle w:val="VerbatimChar"/>
+                <w:sz w:val="16"/>
+              </w:rPr>
+              <w:t xml:space="preserve">±0.0055 · t=+0.20</w:t>
+            </w:r>
+            <w:r>
+              <w:rPr>
+                <w:sz w:val="16"/>
+              </w:rPr>
+              <w:t xml:space="preserve">은 출처가 없었다 (D-0349가 뺐다). 문턱은</w:t>
+            </w:r>
+            <w:r>
+              <w:rPr>
+                <w:sz w:val="16"/>
+              </w:rPr>
+              <w:t xml:space="preserve"> </w:t>
+            </w:r>
+            <w:r>
+              <w:rPr>
+                <w:rStyle w:val="VerbatimChar"/>
+                <w:sz w:val="16"/>
+              </w:rPr>
+              <w:t xml:space="preserve">이득 &gt; 0 and t &gt;= 2</w:t>
+            </w:r>
+            <w:r>
+              <w:rPr>
+                <w:sz w:val="16"/>
+              </w:rPr>
+              <w:t xml:space="preserve">이며, 옛 규칙</w:t>
+            </w:r>
+            <w:r>
+              <w:rPr>
+                <w:sz w:val="16"/>
+              </w:rPr>
+              <w:t xml:space="preserve"> </w:t>
+            </w:r>
+            <w:r>
+              <w:rPr>
+                <w:rStyle w:val="VerbatimChar"/>
+                <w:sz w:val="16"/>
+              </w:rPr>
+              <w:t xml:space="preserve">이득 &gt; 0 and 승률 &gt; 0.5</w:t>
+            </w:r>
+            <w:r>
+              <w:rPr>
+                <w:sz w:val="16"/>
+              </w:rPr>
+              <w:t xml:space="preserve">는</w:t>
+            </w:r>
+            <w:r>
+              <w:rPr>
+                <w:sz w:val="16"/>
+              </w:rPr>
+              <w:t xml:space="preserve"> </w:t>
+            </w:r>
+            <w:r>
+              <w:rPr>
+                <w:b/>
+                <w:bCs/>
+                <w:sz w:val="16"/>
+              </w:rPr>
+              <w:t xml:space="preserve">진짜 차이가 0인 합성에서 50%가 통과했다.</w:t>
+            </w:r>
+            <w:r>
+              <w:rPr>
+                <w:sz w:val="16"/>
+              </w:rPr>
+              <w:t xml:space="preserve"> </w:t>
+            </w:r>
+            <w:r>
+              <w:rPr>
+                <w:sz w:val="16"/>
+              </w:rPr>
+              <w:t xml:space="preserve">승률(52.0%)은</w:t>
+            </w:r>
+            <w:r>
+              <w:rPr>
+                <w:sz w:val="16"/>
+              </w:rPr>
+              <w:t xml:space="preserve"> </w:t>
+            </w:r>
+            <w:r>
+              <w:rPr>
+                <w:b/>
+                <w:bCs/>
+                <w:sz w:val="16"/>
+              </w:rPr>
+              <w:t xml:space="preserve">진단이다.</w:t>
+            </w:r>
+            <w:r>
+              <w:rPr>
+                <w:sz w:val="16"/>
+              </w:rPr>
+              <w:t xml:space="preserve"> </w:t>
+            </w:r>
+            <w:r>
+              <w:rPr>
+                <w:sz w:val="16"/>
+              </w:rPr>
+              <w:t xml:space="preserve">칸이 늘어 공짜로 오른 몫은 +0.0686</w:t>
+            </w:r>
+          </w:p>
+        </w:tc>
+      </w:tr>
+      <w:tr>
+        <w:tc>
+          <w:tcPr>
+            <w:tcW w:type="dxa" w:w="984"/>
+          </w:tcPr>
+          <w:p>
+            <w:pPr>
+              <w:pStyle w:val="Compact"/>
+              <w:spacing w:after="0" w:line="264" w:lineRule="auto"/>
+            </w:pPr>
+            <w:r>
+              <w:rPr>
+                <w:sz w:val="16"/>
+              </w:rPr>
+              <w:t xml:space="preserve">생성</w:t>
+            </w:r>
+          </w:p>
+        </w:tc>
+        <w:tc>
+          <w:tcPr>
+            <w:tcW w:type="dxa" w:w="1471"/>
+          </w:tcPr>
+          <w:p>
+            <w:pPr>
+              <w:pStyle w:val="Compact"/>
+              <w:spacing w:after="0" w:line="264" w:lineRule="auto"/>
+            </w:pPr>
+            <w:r>
+              <w:rPr>
+                <w:sz w:val="16"/>
+              </w:rPr>
+              <w:t xml:space="preserve">M10 시간 변화 상관</w:t>
+            </w:r>
+          </w:p>
+        </w:tc>
+        <w:tc>
+          <w:tcPr>
+            <w:tcW w:type="dxa" w:w="6617"/>
+          </w:tcPr>
+          <w:p>
+            <w:pPr>
+              <w:pStyle w:val="Compact"/>
+              <w:spacing w:after="0" w:line="264" w:lineRule="auto"/>
+            </w:pPr>
+            <w:r>
+              <w:rPr>
+                <w:sz w:val="16"/>
+              </w:rPr>
+              <w:t xml:space="preserve">두</w:t>
+            </w:r>
+            <w:r>
+              <w:rPr>
+                <w:sz w:val="16"/>
+              </w:rPr>
+              <w:t xml:space="preserve"> </w:t>
+            </w:r>
+            <w:r>
+              <w:rPr>
+                <w:b/>
+                <w:bCs/>
+                <w:sz w:val="16"/>
+              </w:rPr>
+              <w:t xml:space="preserve">겹치지 않는</w:t>
+            </w:r>
+            <w:r>
+              <w:rPr>
+                <w:sz w:val="16"/>
+              </w:rPr>
+              <w:t xml:space="preserve"> </w:t>
+            </w:r>
+            <w:r>
+              <w:rPr>
+                <w:sz w:val="16"/>
+              </w:rPr>
+              <w:t xml:space="preserve">관측의 변화 벡터가 곡 단위로 맞물리는가 (O-32 게이트 · D-0099). 곡 짝을 뒤섞은 귀무선을 뺀다. 문턱 t &gt; 3 · 칸 과반.</w:t>
+            </w:r>
+            <w:r>
+              <w:rPr>
                 <w:sz w:val="16"/>
               </w:rPr>
               <w:t xml:space="preserve"> </w:t>
@@ -44508,7 +44907,7 @@
                 <w:bCs/>
                 <w:sz w:val="16"/>
               </w:rPr>
-              <w:t xml:space="preserve">other</w:t>
+              <w:t xml:space="preserve">mix</w:t>
             </w:r>
             <w:r>
               <w:rPr>
@@ -44516,121 +44915,6 @@
                 <w:bCs/>
                 <w:sz w:val="16"/>
               </w:rPr>
-              <w:t xml:space="preserve">는 겹쳐서 0.5572가 나왔고 못 읽는다</w:t>
-            </w:r>
-            <w:r>
-              <w:rPr>
-                <w:sz w:val="16"/>
-              </w:rPr>
-              <w:t xml:space="preserve"> </w:t>
-            </w:r>
-            <w:r>
-              <w:rPr>
-                <w:sz w:val="16"/>
-              </w:rPr>
-              <w:t xml:space="preserve">—</w:t>
-            </w:r>
-            <w:r>
-              <w:rPr>
-                <w:sz w:val="16"/>
-              </w:rPr>
-              <w:t xml:space="preserve"> </w:t>
-            </w:r>
-            <w:r>
-              <w:rPr>
-                <w:rStyle w:val="VerbatimChar"/>
-                <w:sz w:val="16"/>
-              </w:rPr>
-              <w:t xml:space="preserve">other</w:t>
-            </w:r>
-            <w:r>
-              <w:rPr>
-                <w:sz w:val="16"/>
-              </w:rPr>
-              <w:t xml:space="preserve"> </w:t>
-            </w:r>
-            <w:r>
-              <w:rPr>
-                <w:sz w:val="16"/>
-              </w:rPr>
-              <w:t xml:space="preserve">대</w:t>
-            </w:r>
-            <w:r>
-              <w:rPr>
-                <w:sz w:val="16"/>
-              </w:rPr>
-              <w:t xml:space="preserve"> </w:t>
-            </w:r>
-            <w:r>
-              <w:rPr>
-                <w:rStyle w:val="VerbatimChar"/>
-                <w:sz w:val="16"/>
-              </w:rPr>
-              <w:t xml:space="preserve">bass</w:t>
-            </w:r>
-            <w:r>
-              <w:rPr>
-                <w:sz w:val="16"/>
-              </w:rPr>
-              <w:t xml:space="preserve">로 잰다 (실측 필요)</w:t>
-            </w:r>
-          </w:p>
-        </w:tc>
-      </w:tr>
-      <w:tr>
-        <w:tc>
-          <w:tcPr>
-            <w:tcW w:type="dxa" w:w="1000"/>
-          </w:tcPr>
-          <w:p>
-            <w:pPr>
-              <w:pStyle w:val="Compact"/>
-              <w:spacing w:after="0" w:line="264" w:lineRule="auto"/>
-            </w:pPr>
-            <w:r>
-              <w:rPr>
-                <w:sz w:val="16"/>
-              </w:rPr>
-              <w:t xml:space="preserve">생성</w:t>
-            </w:r>
-          </w:p>
-        </w:tc>
-        <w:tc>
-          <w:tcPr>
-            <w:tcW w:type="dxa" w:w="1511"/>
-          </w:tcPr>
-          <w:p>
-            <w:pPr>
-              <w:pStyle w:val="Compact"/>
-              <w:spacing w:after="0" w:line="264" w:lineRule="auto"/>
-            </w:pPr>
-            <w:r>
-              <w:rPr>
-                <w:sz w:val="16"/>
-              </w:rPr>
-              <w:t xml:space="preserve">M11 전이 초과</w:t>
-            </w:r>
-          </w:p>
-        </w:tc>
-        <w:tc>
-          <w:tcPr>
-            <w:tcW w:type="dxa" w:w="6562"/>
-          </w:tcPr>
-          <w:p>
-            <w:pPr>
-              <w:pStyle w:val="Compact"/>
-              <w:spacing w:after="0" w:line="264" w:lineRule="auto"/>
-            </w:pPr>
-            <w:r>
-              <w:rPr>
-                <w:sz w:val="16"/>
-              </w:rPr>
-              <w:t xml:space="preserve">배열이 참조곡을 담는가 (O-32 · D-0102). 전이 행렬 거리에서</w:t>
-            </w:r>
-            <w:r>
-              <w:rPr>
-                <w:sz w:val="16"/>
-              </w:rPr>
               <w:t xml:space="preserve"> </w:t>
             </w:r>
             <w:r>
@@ -44639,125 +44923,7 @@
                 <w:bCs/>
                 <w:sz w:val="16"/>
               </w:rPr>
-              <w:t xml:space="preserve">같은 치환</w:t>
-            </w:r>
-            <w:r>
-              <w:rPr>
-                <w:sz w:val="16"/>
-              </w:rPr>
-              <w:t xml:space="preserve"> </w:t>
-            </w:r>
-            <w:r>
-              <w:rPr>
-                <w:sz w:val="16"/>
-              </w:rPr>
-              <w:t xml:space="preserve">귀무선을 뺀다.</w:t>
-            </w:r>
-            <w:r>
-              <w:rPr>
-                <w:sz w:val="16"/>
-              </w:rPr>
-              <w:t xml:space="preserve"> </w:t>
-            </w:r>
-            <w:r>
-              <w:rPr>
-                <w:b/>
-                <w:bCs/>
-                <w:sz w:val="16"/>
-              </w:rPr>
-              <w:t xml:space="preserve">현재 0.0000이 정상이다</w:t>
-            </w:r>
-            <w:r>
-              <w:rPr>
-                <w:sz w:val="16"/>
-              </w:rPr>
-              <w:t xml:space="preserve"> </w:t>
-            </w:r>
-            <w:r>
-              <w:rPr>
-                <w:sz w:val="16"/>
-              </w:rPr>
-              <w:t xml:space="preserve">— 순서를 시드가 정하므로. 양수가 되는 날이 O-32가 풀린 날이다</w:t>
-            </w:r>
-          </w:p>
-        </w:tc>
-      </w:tr>
-      <w:tr>
-        <w:tc>
-          <w:tcPr>
-            <w:tcW w:type="dxa" w:w="1000"/>
-          </w:tcPr>
-          <w:p>
-            <w:pPr>
-              <w:pStyle w:val="Compact"/>
-              <w:spacing w:after="0" w:line="264" w:lineRule="auto"/>
-            </w:pPr>
-            <w:r>
-              <w:rPr>
-                <w:sz w:val="16"/>
-              </w:rPr>
-              <w:t xml:space="preserve">생성</w:t>
-            </w:r>
-          </w:p>
-        </w:tc>
-        <w:tc>
-          <w:tcPr>
-            <w:tcW w:type="dxa" w:w="1511"/>
-          </w:tcPr>
-          <w:p>
-            <w:pPr>
-              <w:pStyle w:val="Compact"/>
-              <w:spacing w:after="0" w:line="264" w:lineRule="auto"/>
-            </w:pPr>
-            <w:r>
-              <w:rPr>
-                <w:sz w:val="16"/>
-              </w:rPr>
-              <w:t xml:space="preserve">M6 비음계 몫</w:t>
-            </w:r>
-          </w:p>
-        </w:tc>
-        <w:tc>
-          <w:tcPr>
-            <w:tcW w:type="dxa" w:w="6562"/>
-          </w:tcPr>
-          <w:p>
-            <w:pPr>
-              <w:pStyle w:val="Compact"/>
-              <w:spacing w:after="0" w:line="264" w:lineRule="auto"/>
-            </w:pPr>
-            <w:r>
-              <w:rPr>
-                <w:sz w:val="16"/>
-              </w:rPr>
-              <w:t xml:space="preserve">다이어토닉 제한이 버리는 대비의 비율 (O-31 · D-0088). 등가선(</w:t>
-            </w:r>
-            <w:r>
-              <w:rPr>
-                <w:rStyle w:val="VerbatimChar"/>
-                <w:sz w:val="16"/>
-              </w:rPr>
-              <w:t xml:space="preserve">matched</w:t>
-            </w:r>
-            <w:r>
-              <w:rPr>
-                <w:sz w:val="16"/>
-              </w:rPr>
-              <w:t xml:space="preserve">)과 견준다.</w:t>
-            </w:r>
-            <w:r>
-              <w:rPr>
-                <w:sz w:val="16"/>
-              </w:rPr>
-              <w:t xml:space="preserve"> </w:t>
-            </w:r>
-            <w:r>
-              <w:rPr>
-                <w:b/>
-                <w:bCs/>
-                <w:sz w:val="16"/>
-              </w:rPr>
-              <w:t xml:space="preserve">실측</w:t>
+              <w:t xml:space="preserve">대</w:t>
             </w:r>
             <w:r>
               <w:rPr>
@@ -44782,6 +44948,121 @@
                 <w:bCs/>
                 <w:sz w:val="16"/>
               </w:rPr>
+              <w:t xml:space="preserve">는 겹쳐서 0.5572가 나왔고 못 읽는다</w:t>
+            </w:r>
+            <w:r>
+              <w:rPr>
+                <w:sz w:val="16"/>
+              </w:rPr>
+              <w:t xml:space="preserve"> </w:t>
+            </w:r>
+            <w:r>
+              <w:rPr>
+                <w:sz w:val="16"/>
+              </w:rPr>
+              <w:t xml:space="preserve">—</w:t>
+            </w:r>
+            <w:r>
+              <w:rPr>
+                <w:sz w:val="16"/>
+              </w:rPr>
+              <w:t xml:space="preserve"> </w:t>
+            </w:r>
+            <w:r>
+              <w:rPr>
+                <w:rStyle w:val="VerbatimChar"/>
+                <w:sz w:val="16"/>
+              </w:rPr>
+              <w:t xml:space="preserve">other</w:t>
+            </w:r>
+            <w:r>
+              <w:rPr>
+                <w:sz w:val="16"/>
+              </w:rPr>
+              <w:t xml:space="preserve"> </w:t>
+            </w:r>
+            <w:r>
+              <w:rPr>
+                <w:sz w:val="16"/>
+              </w:rPr>
+              <w:t xml:space="preserve">대</w:t>
+            </w:r>
+            <w:r>
+              <w:rPr>
+                <w:sz w:val="16"/>
+              </w:rPr>
+              <w:t xml:space="preserve"> </w:t>
+            </w:r>
+            <w:r>
+              <w:rPr>
+                <w:rStyle w:val="VerbatimChar"/>
+                <w:sz w:val="16"/>
+              </w:rPr>
+              <w:t xml:space="preserve">bass</w:t>
+            </w:r>
+            <w:r>
+              <w:rPr>
+                <w:sz w:val="16"/>
+              </w:rPr>
+              <w:t xml:space="preserve">로 잰다 (실측 필요)</w:t>
+            </w:r>
+          </w:p>
+        </w:tc>
+      </w:tr>
+      <w:tr>
+        <w:tc>
+          <w:tcPr>
+            <w:tcW w:type="dxa" w:w="984"/>
+          </w:tcPr>
+          <w:p>
+            <w:pPr>
+              <w:pStyle w:val="Compact"/>
+              <w:spacing w:after="0" w:line="264" w:lineRule="auto"/>
+            </w:pPr>
+            <w:r>
+              <w:rPr>
+                <w:sz w:val="16"/>
+              </w:rPr>
+              <w:t xml:space="preserve">생성</w:t>
+            </w:r>
+          </w:p>
+        </w:tc>
+        <w:tc>
+          <w:tcPr>
+            <w:tcW w:type="dxa" w:w="1471"/>
+          </w:tcPr>
+          <w:p>
+            <w:pPr>
+              <w:pStyle w:val="Compact"/>
+              <w:spacing w:after="0" w:line="264" w:lineRule="auto"/>
+            </w:pPr>
+            <w:r>
+              <w:rPr>
+                <w:sz w:val="16"/>
+              </w:rPr>
+              <w:t xml:space="preserve">M11 전이 초과</w:t>
+            </w:r>
+          </w:p>
+        </w:tc>
+        <w:tc>
+          <w:tcPr>
+            <w:tcW w:type="dxa" w:w="6617"/>
+          </w:tcPr>
+          <w:p>
+            <w:pPr>
+              <w:pStyle w:val="Compact"/>
+              <w:spacing w:after="0" w:line="264" w:lineRule="auto"/>
+            </w:pPr>
+            <w:r>
+              <w:rPr>
+                <w:sz w:val="16"/>
+              </w:rPr>
+              <w:t xml:space="preserve">배열이 참조곡을 담는가 (O-32 · D-0102). 전이 행렬 거리에서</w:t>
+            </w:r>
+            <w:r>
+              <w:rPr>
+                <w:sz w:val="16"/>
+              </w:rPr>
               <w:t xml:space="preserve"> </w:t>
             </w:r>
             <w:r>
@@ -44790,7 +45071,125 @@
                 <w:bCs/>
                 <w:sz w:val="16"/>
               </w:rPr>
-              <w:t xml:space="preserve">0.4357 ·</w:t>
+              <w:t xml:space="preserve">같은 치환</w:t>
+            </w:r>
+            <w:r>
+              <w:rPr>
+                <w:sz w:val="16"/>
+              </w:rPr>
+              <w:t xml:space="preserve"> </w:t>
+            </w:r>
+            <w:r>
+              <w:rPr>
+                <w:sz w:val="16"/>
+              </w:rPr>
+              <w:t xml:space="preserve">귀무선을 뺀다.</w:t>
+            </w:r>
+            <w:r>
+              <w:rPr>
+                <w:sz w:val="16"/>
+              </w:rPr>
+              <w:t xml:space="preserve"> </w:t>
+            </w:r>
+            <w:r>
+              <w:rPr>
+                <w:b/>
+                <w:bCs/>
+                <w:sz w:val="16"/>
+              </w:rPr>
+              <w:t xml:space="preserve">현재 0.0000이 정상이다</w:t>
+            </w:r>
+            <w:r>
+              <w:rPr>
+                <w:sz w:val="16"/>
+              </w:rPr>
+              <w:t xml:space="preserve"> </w:t>
+            </w:r>
+            <w:r>
+              <w:rPr>
+                <w:sz w:val="16"/>
+              </w:rPr>
+              <w:t xml:space="preserve">— 순서를 시드가 정하므로. 양수가 되는 날이 O-32가 풀린 날이다</w:t>
+            </w:r>
+          </w:p>
+        </w:tc>
+      </w:tr>
+      <w:tr>
+        <w:tc>
+          <w:tcPr>
+            <w:tcW w:type="dxa" w:w="984"/>
+          </w:tcPr>
+          <w:p>
+            <w:pPr>
+              <w:pStyle w:val="Compact"/>
+              <w:spacing w:after="0" w:line="264" w:lineRule="auto"/>
+            </w:pPr>
+            <w:r>
+              <w:rPr>
+                <w:sz w:val="16"/>
+              </w:rPr>
+              <w:t xml:space="preserve">생성</w:t>
+            </w:r>
+          </w:p>
+        </w:tc>
+        <w:tc>
+          <w:tcPr>
+            <w:tcW w:type="dxa" w:w="1471"/>
+          </w:tcPr>
+          <w:p>
+            <w:pPr>
+              <w:pStyle w:val="Compact"/>
+              <w:spacing w:after="0" w:line="264" w:lineRule="auto"/>
+            </w:pPr>
+            <w:r>
+              <w:rPr>
+                <w:sz w:val="16"/>
+              </w:rPr>
+              <w:t xml:space="preserve">M6 비음계 몫</w:t>
+            </w:r>
+          </w:p>
+        </w:tc>
+        <w:tc>
+          <w:tcPr>
+            <w:tcW w:type="dxa" w:w="6617"/>
+          </w:tcPr>
+          <w:p>
+            <w:pPr>
+              <w:pStyle w:val="Compact"/>
+              <w:spacing w:after="0" w:line="264" w:lineRule="auto"/>
+            </w:pPr>
+            <w:r>
+              <w:rPr>
+                <w:sz w:val="16"/>
+              </w:rPr>
+              <w:t xml:space="preserve">다이어토닉 제한이 버리는 대비의 비율 (O-31 · D-0088). 등가선(</w:t>
+            </w:r>
+            <w:r>
+              <w:rPr>
+                <w:rStyle w:val="VerbatimChar"/>
+                <w:sz w:val="16"/>
+              </w:rPr>
+              <w:t xml:space="preserve">matched</w:t>
+            </w:r>
+            <w:r>
+              <w:rPr>
+                <w:sz w:val="16"/>
+              </w:rPr>
+              <w:t xml:space="preserve">)과 견준다.</w:t>
+            </w:r>
+            <w:r>
+              <w:rPr>
+                <w:sz w:val="16"/>
+              </w:rPr>
+              <w:t xml:space="preserve"> </w:t>
+            </w:r>
+            <w:r>
+              <w:rPr>
+                <w:b/>
+                <w:bCs/>
+                <w:sz w:val="16"/>
+              </w:rPr>
+              <w:t xml:space="preserve">실측</w:t>
             </w:r>
             <w:r>
               <w:rPr>
@@ -44807,7 +45206,7 @@
                 <w:bCs/>
                 <w:sz w:val="16"/>
               </w:rPr>
-              <w:t xml:space="preserve">mix</w:t>
+              <w:t xml:space="preserve">other</w:t>
             </w:r>
             <w:r>
               <w:rPr>
@@ -44823,356 +45222,7 @@
                 <w:bCs/>
                 <w:sz w:val="16"/>
               </w:rPr>
-              <w:t xml:space="preserve">0.4670</w:t>
-            </w:r>
-            <w:r>
-              <w:rPr>
-                <w:sz w:val="16"/>
-              </w:rPr>
-              <w:t xml:space="preserve"> </w:t>
-            </w:r>
-            <w:r>
-              <w:rPr>
-                <w:sz w:val="16"/>
-              </w:rPr>
-              <w:t xml:space="preserve">— 거리의 44~47%를 버리며 이는 항등식이다. 등가선 대비 +0.0112 / +0.0146으로</w:t>
-            </w:r>
-            <w:r>
-              <w:rPr>
-                <w:sz w:val="16"/>
-              </w:rPr>
-              <w:t xml:space="preserve"> </w:t>
-            </w:r>
-            <w:r>
-              <w:rPr>
-                <w:b/>
-                <w:bCs/>
-                <w:sz w:val="16"/>
-              </w:rPr>
-              <w:t xml:space="preserve">곡 고유성은 다이어토닉과 대등하다.</w:t>
-            </w:r>
-            <w:r>
-              <w:rPr>
-                <w:sz w:val="16"/>
-              </w:rPr>
-              <w:t xml:space="preserve"> </w:t>
-            </w:r>
-            <w:r>
-              <w:rPr>
-                <w:sz w:val="16"/>
-              </w:rPr>
-              <w:t xml:space="preserve">초과분은 전부 진짜 반음계 5칸에서 나온다</w:t>
-            </w:r>
-          </w:p>
-        </w:tc>
-      </w:tr>
-      <w:tr>
-        <w:tc>
-          <w:tcPr>
-            <w:tcW w:type="dxa" w:w="1000"/>
-          </w:tcPr>
-          <w:p>
-            <w:pPr>
-              <w:pStyle w:val="Compact"/>
-              <w:spacing w:after="0" w:line="264" w:lineRule="auto"/>
-            </w:pPr>
-            <w:r>
-              <w:rPr>
-                <w:sz w:val="16"/>
-              </w:rPr>
-              <w:t xml:space="preserve">생성</w:t>
-            </w:r>
-          </w:p>
-        </w:tc>
-        <w:tc>
-          <w:tcPr>
-            <w:tcW w:type="dxa" w:w="1511"/>
-          </w:tcPr>
-          <w:p>
-            <w:pPr>
-              <w:pStyle w:val="Compact"/>
-              <w:spacing w:after="0" w:line="264" w:lineRule="auto"/>
-            </w:pPr>
-            <w:r>
-              <w:rPr>
-                <w:sz w:val="16"/>
-              </w:rPr>
-              <w:t xml:space="preserve">M7 치환 상관</w:t>
-            </w:r>
-          </w:p>
-        </w:tc>
-        <w:tc>
-          <w:tcPr>
-            <w:tcW w:type="dxa" w:w="6562"/>
-          </w:tcPr>
-          <w:p>
-            <w:pPr>
-              <w:pStyle w:val="Compact"/>
-              <w:spacing w:after="0" w:line="264" w:lineRule="auto"/>
-            </w:pPr>
-            <w:r>
-              <w:rPr>
-                <w:sz w:val="16"/>
-              </w:rPr>
-              <w:t xml:space="preserve">반음계 칸이 짝 온음계 칸을 대체하는가 (O-33 · D-0090).</w:t>
-            </w:r>
-            <w:r>
-              <w:rPr>
-                <w:sz w:val="16"/>
-              </w:rPr>
-              <w:t xml:space="preserve"> </w:t>
-            </w:r>
-            <w:r>
-              <w:rPr>
-                <w:b/>
-                <w:bCs/>
-                <w:sz w:val="16"/>
-              </w:rPr>
-              <w:t xml:space="preserve">1004곡 전체 +0.2074 (t=7.34) — 오차로 설명되지 않는다</w:t>
-            </w:r>
-            <w:r>
-              <w:rPr>
-                <w:sz w:val="16"/>
-              </w:rPr>
-              <w:t xml:space="preserve"> </w:t>
-            </w:r>
-            <w:r>
-              <w:rPr>
-                <w:sz w:val="16"/>
-              </w:rPr>
-              <w:t xml:space="preserve">(D-0327). 양수이므로</w:t>
-            </w:r>
-            <w:r>
-              <w:rPr>
-                <w:sz w:val="16"/>
-              </w:rPr>
-              <w:t xml:space="preserve"> </w:t>
-            </w:r>
-            <w:r>
-              <w:rPr>
-                <w:b/>
-                <w:bCs/>
-                <w:sz w:val="16"/>
-              </w:rPr>
-              <w:t xml:space="preserve">첨가</w:t>
-            </w:r>
-            <w:r>
-              <w:rPr>
-                <w:sz w:val="16"/>
-              </w:rPr>
-              <w:t xml:space="preserve">이며, 그 첨가를 만드는 것은 차용이 아니라</w:t>
-            </w:r>
-            <w:r>
-              <w:rPr>
-                <w:sz w:val="16"/>
-              </w:rPr>
-              <w:t xml:space="preserve"> </w:t>
-            </w:r>
-            <w:r>
-              <w:rPr>
-                <w:b/>
-                <w:bCs/>
-                <w:sz w:val="16"/>
-              </w:rPr>
-              <w:t xml:space="preserve">누설</w:t>
-            </w:r>
-            <w:r>
-              <w:rPr>
-                <w:sz w:val="16"/>
-              </w:rPr>
-              <w:t xml:space="preserve">이다 (M8). 옛 +0.0192는 40곡 산출물로 난 수다 (D-0325)</w:t>
-            </w:r>
-          </w:p>
-        </w:tc>
-      </w:tr>
-      <w:tr>
-        <w:tc>
-          <w:tcPr>
-            <w:tcW w:type="dxa" w:w="1000"/>
-          </w:tcPr>
-          <w:p>
-            <w:pPr>
-              <w:pStyle w:val="Compact"/>
-              <w:spacing w:after="0" w:line="264" w:lineRule="auto"/>
-            </w:pPr>
-            <w:r>
-              <w:rPr>
-                <w:sz w:val="16"/>
-              </w:rPr>
-              <w:t xml:space="preserve">생성</w:t>
-            </w:r>
-          </w:p>
-        </w:tc>
-        <w:tc>
-          <w:tcPr>
-            <w:tcW w:type="dxa" w:w="1511"/>
-          </w:tcPr>
-          <w:p>
-            <w:pPr>
-              <w:pStyle w:val="Compact"/>
-              <w:spacing w:after="0" w:line="264" w:lineRule="auto"/>
-            </w:pPr>
-            <w:r>
-              <w:rPr>
-                <w:sz w:val="16"/>
-              </w:rPr>
-              <w:t xml:space="preserve">M8 뭉침 대비</w:t>
-            </w:r>
-          </w:p>
-        </w:tc>
-        <w:tc>
-          <w:tcPr>
-            <w:tcW w:type="dxa" w:w="6562"/>
-          </w:tcPr>
-          <w:p>
-            <w:pPr>
-              <w:pStyle w:val="Compact"/>
-              <w:spacing w:after="0" w:line="264" w:lineRule="auto"/>
-            </w:pPr>
-            <w:r>
-              <w:rPr>
-                <w:sz w:val="16"/>
-              </w:rPr>
-              <w:t xml:space="preserve">♭3·♭6·♭7이 한 곡에서 같이 오르는가 (O-35 · D-0093).</w:t>
-            </w:r>
-            <w:r>
-              <w:rPr>
-                <w:sz w:val="16"/>
-              </w:rPr>
-              <w:t xml:space="preserve"> </w:t>
-            </w:r>
-            <w:r>
-              <w:rPr>
-                <w:b/>
-                <w:bCs/>
-                <w:sz w:val="16"/>
-              </w:rPr>
-              <w:t xml:space="preserve">1004곡 정본 사전에서 -0.0066 ±0.0303 (t=-0.22) — 기각이다</w:t>
-            </w:r>
-            <w:r>
-              <w:rPr>
-                <w:sz w:val="16"/>
-              </w:rPr>
-              <w:t xml:space="preserve"> </w:t>
-            </w:r>
-            <w:r>
-              <w:rPr>
-                <w:sz w:val="16"/>
-              </w:rPr>
-              <w:t xml:space="preserve">(D-0327). D-0091이 미리 박은 눈금에서 누설만이 -0.032~-0.002, 차용은 +0.787 이상이다. 실측은</w:t>
-            </w:r>
-            <w:r>
-              <w:rPr>
-                <w:sz w:val="16"/>
-              </w:rPr>
-              <w:t xml:space="preserve"> </w:t>
-            </w:r>
-            <w:r>
-              <w:rPr>
-                <w:b/>
-                <w:bCs/>
-                <w:sz w:val="16"/>
-              </w:rPr>
-              <w:t xml:space="preserve">누설 구간 한가운데</w:t>
-            </w:r>
-            <w:r>
-              <w:rPr>
-                <w:sz w:val="16"/>
-              </w:rPr>
-              <w:t xml:space="preserve">이며 차용 구간에서 16시그마 밖이다.</w:t>
-            </w:r>
-            <w:r>
-              <w:rPr>
-                <w:sz w:val="16"/>
-              </w:rPr>
-              <w:t xml:space="preserve"> </w:t>
-            </w:r>
-            <w:r>
-              <w:rPr>
-                <w:b/>
-                <w:bCs/>
-                <w:sz w:val="16"/>
-              </w:rPr>
-              <w:t xml:space="preserve">단조 차용의 증거가 없다 — 누설이다.</w:t>
-            </w:r>
-            <w:r>
-              <w:rPr>
-                <w:sz w:val="16"/>
-              </w:rPr>
-              <w:t xml:space="preserve"> </w:t>
-            </w:r>
-            <w:r>
-              <w:rPr>
-                <w:sz w:val="16"/>
-              </w:rPr>
-              <w:t xml:space="preserve">옛 +0.3787은 실험용 40곡 산출물로 난 수다 (D-0325)</w:t>
-            </w:r>
-          </w:p>
-        </w:tc>
-      </w:tr>
-      <w:tr>
-        <w:tc>
-          <w:tcPr>
-            <w:tcW w:type="dxa" w:w="1000"/>
-          </w:tcPr>
-          <w:p>
-            <w:pPr>
-              <w:pStyle w:val="Compact"/>
-              <w:spacing w:after="0" w:line="264" w:lineRule="auto"/>
-            </w:pPr>
-            <w:r>
-              <w:rPr>
-                <w:sz w:val="16"/>
-              </w:rPr>
-              <w:t xml:space="preserve">분석</w:t>
-            </w:r>
-          </w:p>
-        </w:tc>
-        <w:tc>
-          <w:tcPr>
-            <w:tcW w:type="dxa" w:w="1511"/>
-          </w:tcPr>
-          <w:p>
-            <w:pPr>
-              <w:pStyle w:val="Compact"/>
-              <w:spacing w:after="0" w:line="264" w:lineRule="auto"/>
-            </w:pPr>
-            <w:r>
-              <w:rPr>
-                <w:sz w:val="16"/>
-              </w:rPr>
-              <w:t xml:space="preserve">M12 창 길이 불변</w:t>
-            </w:r>
-          </w:p>
-        </w:tc>
-        <w:tc>
-          <w:tcPr>
-            <w:tcW w:type="dxa" w:w="6562"/>
-          </w:tcPr>
-          <w:p>
-            <w:pPr>
-              <w:pStyle w:val="Compact"/>
-              <w:spacing w:after="0" w:line="264" w:lineRule="auto"/>
-            </w:pPr>
-            <w:r>
-              <w:rPr>
-                <w:sz w:val="16"/>
-              </w:rPr>
-              <w:t xml:space="preserve">묶어 만든 것과 처음부터 그 길이로 뽑은 것이 같은가 (D-0104 · D-0320). 사전 등록 천장 0.01.</w:t>
-            </w:r>
-            <w:r>
-              <w:rPr>
-                <w:sz w:val="16"/>
-              </w:rPr>
-              <w:t xml:space="preserve"> </w:t>
-            </w:r>
-            <w:r>
-              <w:rPr>
-                <w:b/>
-                <w:bCs/>
-                <w:sz w:val="16"/>
-              </w:rPr>
-              <w:t xml:space="preserve">실물에서</w:t>
+              <w:t xml:space="preserve">0.4357 ·</w:t>
             </w:r>
             <w:r>
               <w:rPr>
@@ -45189,7 +45239,7 @@
                 <w:bCs/>
                 <w:sz w:val="16"/>
               </w:rPr>
-              <w:t xml:space="preserve">bass</w:t>
+              <w:t xml:space="preserve">mix</w:t>
             </w:r>
             <w:r>
               <w:rPr>
@@ -45205,7 +45255,7 @@
                 <w:bCs/>
                 <w:sz w:val="16"/>
               </w:rPr>
-              <w:t xml:space="preserve">중앙 0.3548 · 최대 0.5852로 30~60배 깼다</w:t>
+              <w:t xml:space="preserve">0.4670</w:t>
             </w:r>
             <w:r>
               <w:rPr>
@@ -45217,7 +45267,7 @@
               <w:rPr>
                 <w:sz w:val="16"/>
               </w:rPr>
-              <w:t xml:space="preserve">(D-0322).</w:t>
+              <w:t xml:space="preserve">— 거리의 44~47%를 버리며 이는 항등식이다. 등가선 대비 +0.0112 / +0.0146으로</w:t>
             </w:r>
             <w:r>
               <w:rPr>
@@ -45231,7 +45281,7 @@
                 <w:bCs/>
                 <w:sz w:val="16"/>
               </w:rPr>
-              <w:t xml:space="preserve">천장을 안 올린다</w:t>
+              <w:t xml:space="preserve">곡 고유성은 다이어토닉과 대등하다.</w:t>
             </w:r>
             <w:r>
               <w:rPr>
@@ -45243,60 +45293,60 @@
               <w:rPr>
                 <w:sz w:val="16"/>
               </w:rPr>
-              <w:t xml:space="preserve">— 올리면 그것이 D-0058이다. 「창 길이는 분석 인자다」는 폐기됐다</w:t>
-            </w:r>
-          </w:p>
-        </w:tc>
-      </w:tr>
-      <w:tr>
-        <w:tc>
-          <w:tcPr>
-            <w:tcW w:type="dxa" w:w="1000"/>
-          </w:tcPr>
-          <w:p>
-            <w:pPr>
-              <w:pStyle w:val="Compact"/>
-              <w:spacing w:after="0" w:line="264" w:lineRule="auto"/>
-            </w:pPr>
-            <w:r>
-              <w:rPr>
-                <w:sz w:val="16"/>
-              </w:rPr>
-              <w:t xml:space="preserve">분석</w:t>
-            </w:r>
-          </w:p>
-        </w:tc>
-        <w:tc>
-          <w:tcPr>
-            <w:tcW w:type="dxa" w:w="1511"/>
-          </w:tcPr>
-          <w:p>
-            <w:pPr>
-              <w:pStyle w:val="Compact"/>
-              <w:spacing w:after="0" w:line="264" w:lineRule="auto"/>
-            </w:pPr>
-            <w:r>
-              <w:rPr>
-                <w:sz w:val="16"/>
-              </w:rPr>
-              <w:t xml:space="preserve">M13 박 세기</w:t>
-            </w:r>
-          </w:p>
-        </w:tc>
-        <w:tc>
-          <w:tcPr>
-            <w:tcW w:type="dxa" w:w="6562"/>
-          </w:tcPr>
-          <w:p>
-            <w:pPr>
-              <w:pStyle w:val="Compact"/>
-              <w:spacing w:after="0" w:line="264" w:lineRule="auto"/>
-            </w:pPr>
-            <w:r>
-              <w:rPr>
-                <w:sz w:val="16"/>
-              </w:rPr>
-              <w:t xml:space="preserve">박이 있는가 (D-0314 · D-0315).</w:t>
+              <w:t xml:space="preserve">초과분은 전부 진짜 반음계 5칸에서 나온다</w:t>
+            </w:r>
+          </w:p>
+        </w:tc>
+      </w:tr>
+      <w:tr>
+        <w:tc>
+          <w:tcPr>
+            <w:tcW w:type="dxa" w:w="984"/>
+          </w:tcPr>
+          <w:p>
+            <w:pPr>
+              <w:pStyle w:val="Compact"/>
+              <w:spacing w:after="0" w:line="264" w:lineRule="auto"/>
+            </w:pPr>
+            <w:r>
+              <w:rPr>
+                <w:sz w:val="16"/>
+              </w:rPr>
+              <w:t xml:space="preserve">생성</w:t>
+            </w:r>
+          </w:p>
+        </w:tc>
+        <w:tc>
+          <w:tcPr>
+            <w:tcW w:type="dxa" w:w="1471"/>
+          </w:tcPr>
+          <w:p>
+            <w:pPr>
+              <w:pStyle w:val="Compact"/>
+              <w:spacing w:after="0" w:line="264" w:lineRule="auto"/>
+            </w:pPr>
+            <w:r>
+              <w:rPr>
+                <w:sz w:val="16"/>
+              </w:rPr>
+              <w:t xml:space="preserve">M7 치환 상관</w:t>
+            </w:r>
+          </w:p>
+        </w:tc>
+        <w:tc>
+          <w:tcPr>
+            <w:tcW w:type="dxa" w:w="6617"/>
+          </w:tcPr>
+          <w:p>
+            <w:pPr>
+              <w:pStyle w:val="Compact"/>
+              <w:spacing w:after="0" w:line="264" w:lineRule="auto"/>
+            </w:pPr>
+            <w:r>
+              <w:rPr>
+                <w:sz w:val="16"/>
+              </w:rPr>
+              <w:t xml:space="preserve">반음계 칸이 짝 온음계 칸을 대체하는가 (O-33 · D-0090).</w:t>
             </w:r>
             <w:r>
               <w:rPr>
@@ -45310,7 +45360,7 @@
                 <w:bCs/>
                 <w:sz w:val="16"/>
               </w:rPr>
-              <w:t xml:space="preserve">수준이 아니라 변화에서 잰다</w:t>
+              <w:t xml:space="preserve">1004곡 전체 +0.2074 (t=7.34) — 오차로 설명되지 않는다</w:t>
             </w:r>
             <w:r>
               <w:rPr>
@@ -45322,7 +45372,7 @@
               <w:rPr>
                 <w:sz w:val="16"/>
               </w:rPr>
-              <w:t xml:space="preserve">— 포락선을 그대로 쓰면 느린 곡의 크기 변화가 분모를 부풀려</w:t>
+              <w:t xml:space="preserve">(D-0327). 양수이므로</w:t>
             </w:r>
             <w:r>
               <w:rPr>
@@ -45336,44 +45386,13 @@
                 <w:bCs/>
                 <w:sz w:val="16"/>
               </w:rPr>
-              <w:t xml:space="preserve">음성 대조(시간 섞음)에게 진다</w:t>
-            </w:r>
-            <w:r>
-              <w:rPr>
-                <w:sz w:val="16"/>
-              </w:rPr>
-              <w:t xml:space="preserve"> </w:t>
-            </w:r>
-            <w:r>
-              <w:rPr>
-                <w:sz w:val="16"/>
-              </w:rPr>
-              <w:t xml:space="preserve">(이득 -0.354 · t -6.92).</w:t>
-            </w:r>
-            <w:r>
-              <w:rPr>
-                <w:sz w:val="16"/>
-              </w:rPr>
-              <w:t xml:space="preserve"> </w:t>
-            </w:r>
-            <w:r>
-              <w:rPr>
-                <w:rStyle w:val="VerbatimChar"/>
-                <w:sz w:val="16"/>
-              </w:rPr>
-              <w:t xml:space="preserve">np.diff</w:t>
-            </w:r>
-            <w:r>
-              <w:rPr>
-                <w:sz w:val="16"/>
-              </w:rPr>
-              <w:t xml:space="preserve"> </w:t>
-            </w:r>
-            <w:r>
-              <w:rPr>
-                <w:sz w:val="16"/>
-              </w:rPr>
-              <w:t xml:space="preserve">뒤 재서</w:t>
+              <w:t xml:space="preserve">첨가</w:t>
+            </w:r>
+            <w:r>
+              <w:rPr>
+                <w:sz w:val="16"/>
+              </w:rPr>
+              <w:t xml:space="preserve">이며, 그 첨가를 만드는 것은 차용이 아니라</w:t>
             </w:r>
             <w:r>
               <w:rPr>
@@ -45387,91 +45406,66 @@
                 <w:bCs/>
                 <w:sz w:val="16"/>
               </w:rPr>
-              <w:t xml:space="preserve">이득 +6.093 · t 58.76 · 곡승률 98.7%</w:t>
-            </w:r>
-            <w:r>
-              <w:rPr>
-                <w:sz w:val="16"/>
-              </w:rPr>
-              <w:t xml:space="preserve"> </w:t>
-            </w:r>
-            <w:r>
-              <w:rPr>
-                <w:sz w:val="16"/>
-              </w:rPr>
-              <w:t xml:space="preserve">(D-0317).</w:t>
-            </w:r>
-            <w:r>
-              <w:rPr>
-                <w:sz w:val="16"/>
-              </w:rPr>
-              <w:t xml:space="preserve"> </w:t>
-            </w:r>
-            <w:r>
-              <w:rPr>
-                <w:rStyle w:val="VerbatimChar"/>
-                <w:sz w:val="16"/>
-              </w:rPr>
-              <w:t xml:space="preserve">ruler_broken</w:t>
-            </w:r>
-            <w:r>
-              <w:rPr>
-                <w:sz w:val="16"/>
-              </w:rPr>
-              <w:t xml:space="preserve">이 그 사고를 다시 잡는다</w:t>
-            </w:r>
-          </w:p>
-        </w:tc>
-      </w:tr>
-      <w:tr>
-        <w:tc>
-          <w:tcPr>
-            <w:tcW w:type="dxa" w:w="1000"/>
-          </w:tcPr>
-          <w:p>
-            <w:pPr>
-              <w:pStyle w:val="Compact"/>
-              <w:spacing w:after="0" w:line="264" w:lineRule="auto"/>
-            </w:pPr>
-            <w:r>
-              <w:rPr>
-                <w:sz w:val="16"/>
-              </w:rPr>
-              <w:t xml:space="preserve">분석</w:t>
-            </w:r>
-          </w:p>
-        </w:tc>
-        <w:tc>
-          <w:tcPr>
-            <w:tcW w:type="dxa" w:w="1511"/>
-          </w:tcPr>
-          <w:p>
-            <w:pPr>
-              <w:pStyle w:val="Compact"/>
-              <w:spacing w:after="0" w:line="264" w:lineRule="auto"/>
-            </w:pPr>
-            <w:r>
-              <w:rPr>
-                <w:sz w:val="16"/>
-              </w:rPr>
-              <w:t xml:space="preserve">M14 박 안 위상</w:t>
-            </w:r>
-          </w:p>
-        </w:tc>
-        <w:tc>
-          <w:tcPr>
-            <w:tcW w:type="dxa" w:w="6562"/>
-          </w:tcPr>
-          <w:p>
-            <w:pPr>
-              <w:pStyle w:val="Compact"/>
-              <w:spacing w:after="0" w:line="264" w:lineRule="auto"/>
-            </w:pPr>
-            <w:r>
-              <w:rPr>
-                <w:sz w:val="16"/>
-              </w:rPr>
-              <w:t xml:space="preserve">온셋이 박 안 어디에 앉는가 (D-0143 · D-0317).</w:t>
+              <w:t xml:space="preserve">누설</w:t>
+            </w:r>
+            <w:r>
+              <w:rPr>
+                <w:sz w:val="16"/>
+              </w:rPr>
+              <w:t xml:space="preserve">이다 (M8). 옛 +0.0192는 40곡 산출물로 난 수다 (D-0325)</w:t>
+            </w:r>
+          </w:p>
+        </w:tc>
+      </w:tr>
+      <w:tr>
+        <w:tc>
+          <w:tcPr>
+            <w:tcW w:type="dxa" w:w="984"/>
+          </w:tcPr>
+          <w:p>
+            <w:pPr>
+              <w:pStyle w:val="Compact"/>
+              <w:spacing w:after="0" w:line="264" w:lineRule="auto"/>
+            </w:pPr>
+            <w:r>
+              <w:rPr>
+                <w:sz w:val="16"/>
+              </w:rPr>
+              <w:t xml:space="preserve">생성</w:t>
+            </w:r>
+          </w:p>
+        </w:tc>
+        <w:tc>
+          <w:tcPr>
+            <w:tcW w:type="dxa" w:w="1471"/>
+          </w:tcPr>
+          <w:p>
+            <w:pPr>
+              <w:pStyle w:val="Compact"/>
+              <w:spacing w:after="0" w:line="264" w:lineRule="auto"/>
+            </w:pPr>
+            <w:r>
+              <w:rPr>
+                <w:sz w:val="16"/>
+              </w:rPr>
+              <w:t xml:space="preserve">M8 뭉침 대비</w:t>
+            </w:r>
+          </w:p>
+        </w:tc>
+        <w:tc>
+          <w:tcPr>
+            <w:tcW w:type="dxa" w:w="6617"/>
+          </w:tcPr>
+          <w:p>
+            <w:pPr>
+              <w:pStyle w:val="Compact"/>
+              <w:spacing w:after="0" w:line="264" w:lineRule="auto"/>
+            </w:pPr>
+            <w:r>
+              <w:rPr>
+                <w:sz w:val="16"/>
+              </w:rPr>
+              <w:t xml:space="preserve">♭3·♭6·♭7이 한 곡에서 같이 오르는가 (O-35 · D-0093).</w:t>
             </w:r>
             <w:r>
               <w:rPr>
@@ -45485,7 +45479,7 @@
                 <w:bCs/>
                 <w:sz w:val="16"/>
               </w:rPr>
-              <w:t xml:space="preserve">곡 간 평균 위상은 구조상 균등하므로 증거가 못 된다</w:t>
+              <w:t xml:space="preserve">1004곡 정본 사전에서 -0.0066 ±0.0303 (t=-0.22) — 기각이다</w:t>
             </w:r>
             <w:r>
               <w:rPr>
@@ -45497,7 +45491,7 @@
               <w:rPr>
                 <w:sz w:val="16"/>
               </w:rPr>
-              <w:t xml:space="preserve">— 원점 고정 합성과 원점 흩뜨린 합성이 같은 값을 냈다 (D-0318).</w:t>
+              <w:t xml:space="preserve">(D-0327). D-0091이 미리 박은 눈금에서 누설만이 -0.032~-0.002, 차용은 +0.787 이상이다. 실측은</w:t>
             </w:r>
             <w:r>
               <w:rPr>
@@ -45511,6 +45505,444 @@
                 <w:bCs/>
                 <w:sz w:val="16"/>
               </w:rPr>
+              <w:t xml:space="preserve">누설 구간 한가운데</w:t>
+            </w:r>
+            <w:r>
+              <w:rPr>
+                <w:sz w:val="16"/>
+              </w:rPr>
+              <w:t xml:space="preserve">이며 차용 구간에서 16시그마 밖이다.</w:t>
+            </w:r>
+            <w:r>
+              <w:rPr>
+                <w:sz w:val="16"/>
+              </w:rPr>
+              <w:t xml:space="preserve"> </w:t>
+            </w:r>
+            <w:r>
+              <w:rPr>
+                <w:b/>
+                <w:bCs/>
+                <w:sz w:val="16"/>
+              </w:rPr>
+              <w:t xml:space="preserve">단조 차용의 증거가 없다 — 누설이다.</w:t>
+            </w:r>
+            <w:r>
+              <w:rPr>
+                <w:sz w:val="16"/>
+              </w:rPr>
+              <w:t xml:space="preserve"> </w:t>
+            </w:r>
+            <w:r>
+              <w:rPr>
+                <w:sz w:val="16"/>
+              </w:rPr>
+              <w:t xml:space="preserve">옛 +0.3787은 실험용 40곡 산출물로 난 수다 (D-0325)</w:t>
+            </w:r>
+          </w:p>
+        </w:tc>
+      </w:tr>
+      <w:tr>
+        <w:tc>
+          <w:tcPr>
+            <w:tcW w:type="dxa" w:w="984"/>
+          </w:tcPr>
+          <w:p>
+            <w:pPr>
+              <w:pStyle w:val="Compact"/>
+              <w:spacing w:after="0" w:line="264" w:lineRule="auto"/>
+            </w:pPr>
+            <w:r>
+              <w:rPr>
+                <w:sz w:val="16"/>
+              </w:rPr>
+              <w:t xml:space="preserve">분석</w:t>
+            </w:r>
+          </w:p>
+        </w:tc>
+        <w:tc>
+          <w:tcPr>
+            <w:tcW w:type="dxa" w:w="1471"/>
+          </w:tcPr>
+          <w:p>
+            <w:pPr>
+              <w:pStyle w:val="Compact"/>
+              <w:spacing w:after="0" w:line="264" w:lineRule="auto"/>
+            </w:pPr>
+            <w:r>
+              <w:rPr>
+                <w:sz w:val="16"/>
+              </w:rPr>
+              <w:t xml:space="preserve">M12 창 길이 불변</w:t>
+            </w:r>
+          </w:p>
+        </w:tc>
+        <w:tc>
+          <w:tcPr>
+            <w:tcW w:type="dxa" w:w="6617"/>
+          </w:tcPr>
+          <w:p>
+            <w:pPr>
+              <w:pStyle w:val="Compact"/>
+              <w:spacing w:after="0" w:line="264" w:lineRule="auto"/>
+            </w:pPr>
+            <w:r>
+              <w:rPr>
+                <w:sz w:val="16"/>
+              </w:rPr>
+              <w:t xml:space="preserve">묶어 만든 것과 처음부터 그 길이로 뽑은 것이 같은가 (D-0104 · D-0320). 사전 등록 천장 0.01.</w:t>
+            </w:r>
+            <w:r>
+              <w:rPr>
+                <w:sz w:val="16"/>
+              </w:rPr>
+              <w:t xml:space="preserve"> </w:t>
+            </w:r>
+            <w:r>
+              <w:rPr>
+                <w:b/>
+                <w:bCs/>
+                <w:sz w:val="16"/>
+              </w:rPr>
+              <w:t xml:space="preserve">실물에서</w:t>
+            </w:r>
+            <w:r>
+              <w:rPr>
+                <w:b/>
+                <w:bCs/>
+                <w:sz w:val="16"/>
+              </w:rPr>
+              <w:t xml:space="preserve"> </w:t>
+            </w:r>
+            <w:r>
+              <w:rPr>
+                <w:rStyle w:val="VerbatimChar"/>
+                <w:b/>
+                <w:bCs/>
+                <w:sz w:val="16"/>
+              </w:rPr>
+              <w:t xml:space="preserve">bass</w:t>
+            </w:r>
+            <w:r>
+              <w:rPr>
+                <w:b/>
+                <w:bCs/>
+                <w:sz w:val="16"/>
+              </w:rPr>
+              <w:t xml:space="preserve"> </w:t>
+            </w:r>
+            <w:r>
+              <w:rPr>
+                <w:b/>
+                <w:bCs/>
+                <w:sz w:val="16"/>
+              </w:rPr>
+              <w:t xml:space="preserve">중앙 0.3548 · 최대 0.5852로 30~60배 깼다</w:t>
+            </w:r>
+            <w:r>
+              <w:rPr>
+                <w:sz w:val="16"/>
+              </w:rPr>
+              <w:t xml:space="preserve"> </w:t>
+            </w:r>
+            <w:r>
+              <w:rPr>
+                <w:sz w:val="16"/>
+              </w:rPr>
+              <w:t xml:space="preserve">(D-0322).</w:t>
+            </w:r>
+            <w:r>
+              <w:rPr>
+                <w:sz w:val="16"/>
+              </w:rPr>
+              <w:t xml:space="preserve"> </w:t>
+            </w:r>
+            <w:r>
+              <w:rPr>
+                <w:b/>
+                <w:bCs/>
+                <w:sz w:val="16"/>
+              </w:rPr>
+              <w:t xml:space="preserve">천장을 안 올린다</w:t>
+            </w:r>
+            <w:r>
+              <w:rPr>
+                <w:sz w:val="16"/>
+              </w:rPr>
+              <w:t xml:space="preserve"> </w:t>
+            </w:r>
+            <w:r>
+              <w:rPr>
+                <w:sz w:val="16"/>
+              </w:rPr>
+              <w:t xml:space="preserve">— 올리면 그것이 D-0058이다. 「창 길이는 분석 인자다」는 폐기됐다</w:t>
+            </w:r>
+          </w:p>
+        </w:tc>
+      </w:tr>
+      <w:tr>
+        <w:tc>
+          <w:tcPr>
+            <w:tcW w:type="dxa" w:w="984"/>
+          </w:tcPr>
+          <w:p>
+            <w:pPr>
+              <w:pStyle w:val="Compact"/>
+              <w:spacing w:after="0" w:line="264" w:lineRule="auto"/>
+            </w:pPr>
+            <w:r>
+              <w:rPr>
+                <w:sz w:val="16"/>
+              </w:rPr>
+              <w:t xml:space="preserve">분석</w:t>
+            </w:r>
+          </w:p>
+        </w:tc>
+        <w:tc>
+          <w:tcPr>
+            <w:tcW w:type="dxa" w:w="1471"/>
+          </w:tcPr>
+          <w:p>
+            <w:pPr>
+              <w:pStyle w:val="Compact"/>
+              <w:spacing w:after="0" w:line="264" w:lineRule="auto"/>
+            </w:pPr>
+            <w:r>
+              <w:rPr>
+                <w:sz w:val="16"/>
+              </w:rPr>
+              <w:t xml:space="preserve">M13 박 세기</w:t>
+            </w:r>
+          </w:p>
+        </w:tc>
+        <w:tc>
+          <w:tcPr>
+            <w:tcW w:type="dxa" w:w="6617"/>
+          </w:tcPr>
+          <w:p>
+            <w:pPr>
+              <w:pStyle w:val="Compact"/>
+              <w:spacing w:after="0" w:line="264" w:lineRule="auto"/>
+            </w:pPr>
+            <w:r>
+              <w:rPr>
+                <w:sz w:val="16"/>
+              </w:rPr>
+              <w:t xml:space="preserve">박이 있는가 (D-0314 · D-0315).</w:t>
+            </w:r>
+            <w:r>
+              <w:rPr>
+                <w:sz w:val="16"/>
+              </w:rPr>
+              <w:t xml:space="preserve"> </w:t>
+            </w:r>
+            <w:r>
+              <w:rPr>
+                <w:b/>
+                <w:bCs/>
+                <w:sz w:val="16"/>
+              </w:rPr>
+              <w:t xml:space="preserve">수준이 아니라 변화에서 잰다</w:t>
+            </w:r>
+            <w:r>
+              <w:rPr>
+                <w:sz w:val="16"/>
+              </w:rPr>
+              <w:t xml:space="preserve"> </w:t>
+            </w:r>
+            <w:r>
+              <w:rPr>
+                <w:sz w:val="16"/>
+              </w:rPr>
+              <w:t xml:space="preserve">— 포락선을 그대로 쓰면 느린 곡의 크기 변화가 분모를 부풀려</w:t>
+            </w:r>
+            <w:r>
+              <w:rPr>
+                <w:sz w:val="16"/>
+              </w:rPr>
+              <w:t xml:space="preserve"> </w:t>
+            </w:r>
+            <w:r>
+              <w:rPr>
+                <w:b/>
+                <w:bCs/>
+                <w:sz w:val="16"/>
+              </w:rPr>
+              <w:t xml:space="preserve">음성 대조(시간 섞음)에게 진다</w:t>
+            </w:r>
+            <w:r>
+              <w:rPr>
+                <w:sz w:val="16"/>
+              </w:rPr>
+              <w:t xml:space="preserve"> </w:t>
+            </w:r>
+            <w:r>
+              <w:rPr>
+                <w:sz w:val="16"/>
+              </w:rPr>
+              <w:t xml:space="preserve">(이득 -0.354 · t -6.92).</w:t>
+            </w:r>
+            <w:r>
+              <w:rPr>
+                <w:sz w:val="16"/>
+              </w:rPr>
+              <w:t xml:space="preserve"> </w:t>
+            </w:r>
+            <w:r>
+              <w:rPr>
+                <w:rStyle w:val="VerbatimChar"/>
+                <w:sz w:val="16"/>
+              </w:rPr>
+              <w:t xml:space="preserve">np.diff</w:t>
+            </w:r>
+            <w:r>
+              <w:rPr>
+                <w:sz w:val="16"/>
+              </w:rPr>
+              <w:t xml:space="preserve"> </w:t>
+            </w:r>
+            <w:r>
+              <w:rPr>
+                <w:sz w:val="16"/>
+              </w:rPr>
+              <w:t xml:space="preserve">뒤 재서</w:t>
+            </w:r>
+            <w:r>
+              <w:rPr>
+                <w:sz w:val="16"/>
+              </w:rPr>
+              <w:t xml:space="preserve"> </w:t>
+            </w:r>
+            <w:r>
+              <w:rPr>
+                <w:b/>
+                <w:bCs/>
+                <w:sz w:val="16"/>
+              </w:rPr>
+              <w:t xml:space="preserve">이득 +6.093 · t 58.76 · 곡승률 98.7%</w:t>
+            </w:r>
+            <w:r>
+              <w:rPr>
+                <w:sz w:val="16"/>
+              </w:rPr>
+              <w:t xml:space="preserve"> </w:t>
+            </w:r>
+            <w:r>
+              <w:rPr>
+                <w:sz w:val="16"/>
+              </w:rPr>
+              <w:t xml:space="preserve">(D-0317).</w:t>
+            </w:r>
+            <w:r>
+              <w:rPr>
+                <w:sz w:val="16"/>
+              </w:rPr>
+              <w:t xml:space="preserve"> </w:t>
+            </w:r>
+            <w:r>
+              <w:rPr>
+                <w:rStyle w:val="VerbatimChar"/>
+                <w:sz w:val="16"/>
+              </w:rPr>
+              <w:t xml:space="preserve">ruler_broken</w:t>
+            </w:r>
+            <w:r>
+              <w:rPr>
+                <w:sz w:val="16"/>
+              </w:rPr>
+              <w:t xml:space="preserve">이 그 사고를 다시 잡는다</w:t>
+            </w:r>
+          </w:p>
+        </w:tc>
+      </w:tr>
+      <w:tr>
+        <w:tc>
+          <w:tcPr>
+            <w:tcW w:type="dxa" w:w="984"/>
+          </w:tcPr>
+          <w:p>
+            <w:pPr>
+              <w:pStyle w:val="Compact"/>
+              <w:spacing w:after="0" w:line="264" w:lineRule="auto"/>
+            </w:pPr>
+            <w:r>
+              <w:rPr>
+                <w:sz w:val="16"/>
+              </w:rPr>
+              <w:t xml:space="preserve">분석</w:t>
+            </w:r>
+          </w:p>
+        </w:tc>
+        <w:tc>
+          <w:tcPr>
+            <w:tcW w:type="dxa" w:w="1471"/>
+          </w:tcPr>
+          <w:p>
+            <w:pPr>
+              <w:pStyle w:val="Compact"/>
+              <w:spacing w:after="0" w:line="264" w:lineRule="auto"/>
+            </w:pPr>
+            <w:r>
+              <w:rPr>
+                <w:sz w:val="16"/>
+              </w:rPr>
+              <w:t xml:space="preserve">M14 박 안 위상</w:t>
+            </w:r>
+          </w:p>
+        </w:tc>
+        <w:tc>
+          <w:tcPr>
+            <w:tcW w:type="dxa" w:w="6617"/>
+          </w:tcPr>
+          <w:p>
+            <w:pPr>
+              <w:pStyle w:val="Compact"/>
+              <w:spacing w:after="0" w:line="264" w:lineRule="auto"/>
+            </w:pPr>
+            <w:r>
+              <w:rPr>
+                <w:sz w:val="16"/>
+              </w:rPr>
+              <w:t xml:space="preserve">온셋이 박 안 어디에 앉는가 (D-0143 · D-0317).</w:t>
+            </w:r>
+            <w:r>
+              <w:rPr>
+                <w:sz w:val="16"/>
+              </w:rPr>
+              <w:t xml:space="preserve"> </w:t>
+            </w:r>
+            <w:r>
+              <w:rPr>
+                <w:b/>
+                <w:bCs/>
+                <w:sz w:val="16"/>
+              </w:rPr>
+              <w:t xml:space="preserve">곡 간 평균 위상은 구조상 균등하므로 증거가 못 된다</w:t>
+            </w:r>
+            <w:r>
+              <w:rPr>
+                <w:sz w:val="16"/>
+              </w:rPr>
+              <w:t xml:space="preserve"> </w:t>
+            </w:r>
+            <w:r>
+              <w:rPr>
+                <w:sz w:val="16"/>
+              </w:rPr>
+              <w:t xml:space="preserve">— 원점 고정 합성과 원점 흩뜨린 합성이 같은 값을 냈다 (D-0318).</w:t>
+            </w:r>
+            <w:r>
+              <w:rPr>
+                <w:sz w:val="16"/>
+              </w:rPr>
+              <w:t xml:space="preserve"> </w:t>
+            </w:r>
+            <w:r>
+              <w:rPr>
+                <w:b/>
+                <w:bCs/>
+                <w:sz w:val="16"/>
+              </w:rPr>
               <w:t xml:space="preserve">곡 단위로 본다</w:t>
             </w:r>
           </w:p>
@@ -45519,7 +45951,7 @@
       <w:tr>
         <w:tc>
           <w:tcPr>
-            <w:tcW w:type="dxa" w:w="1000"/>
+            <w:tcW w:type="dxa" w:w="984"/>
           </w:tcPr>
           <w:p>
             <w:pPr>
@@ -45536,7 +45968,7 @@
         </w:tc>
         <w:tc>
           <w:tcPr>
-            <w:tcW w:type="dxa" w:w="1511"/>
+            <w:tcW w:type="dxa" w:w="1471"/>
           </w:tcPr>
           <w:p>
             <w:pPr>
@@ -45553,7 +45985,7 @@
         </w:tc>
         <w:tc>
           <w:tcPr>
-            <w:tcW w:type="dxa" w:w="6562"/>
+            <w:tcW w:type="dxa" w:w="6617"/>
           </w:tcPr>
           <w:p>
             <w:pPr>
@@ -45572,7 +46004,7 @@
       <w:tr>
         <w:tc>
           <w:tcPr>
-            <w:tcW w:type="dxa" w:w="1000"/>
+            <w:tcW w:type="dxa" w:w="984"/>
           </w:tcPr>
           <w:p>
             <w:pPr>
@@ -45589,7 +46021,7 @@
         </w:tc>
         <w:tc>
           <w:tcPr>
-            <w:tcW w:type="dxa" w:w="1511"/>
+            <w:tcW w:type="dxa" w:w="1471"/>
           </w:tcPr>
           <w:p>
             <w:pPr>
@@ -45606,7 +46038,7 @@
         </w:tc>
         <w:tc>
           <w:tcPr>
-            <w:tcW w:type="dxa" w:w="6562"/>
+            <w:tcW w:type="dxa" w:w="6617"/>
           </w:tcPr>
           <w:p>
             <w:pPr>
@@ -45625,7 +46057,7 @@
       <w:tr>
         <w:tc>
           <w:tcPr>
-            <w:tcW w:type="dxa" w:w="1000"/>
+            <w:tcW w:type="dxa" w:w="984"/>
           </w:tcPr>
           <w:p>
             <w:pPr>
@@ -45642,7 +46074,7 @@
         </w:tc>
         <w:tc>
           <w:tcPr>
-            <w:tcW w:type="dxa" w:w="1511"/>
+            <w:tcW w:type="dxa" w:w="1471"/>
           </w:tcPr>
           <w:p>
             <w:pPr>
@@ -45659,7 +46091,7 @@
         </w:tc>
         <w:tc>
           <w:tcPr>
-            <w:tcW w:type="dxa" w:w="6562"/>
+            <w:tcW w:type="dxa" w:w="6617"/>
           </w:tcPr>
           <w:p>
             <w:pPr>
@@ -45678,7 +46110,7 @@
       <w:tr>
         <w:tc>
           <w:tcPr>
-            <w:tcW w:type="dxa" w:w="1000"/>
+            <w:tcW w:type="dxa" w:w="984"/>
           </w:tcPr>
           <w:p>
             <w:pPr>
@@ -45695,7 +46127,7 @@
         </w:tc>
         <w:tc>
           <w:tcPr>
-            <w:tcW w:type="dxa" w:w="1511"/>
+            <w:tcW w:type="dxa" w:w="1471"/>
           </w:tcPr>
           <w:p>
             <w:pPr>
@@ -45712,7 +46144,7 @@
         </w:tc>
         <w:tc>
           <w:tcPr>
-            <w:tcW w:type="dxa" w:w="6562"/>
+            <w:tcW w:type="dxa" w:w="6617"/>
           </w:tcPr>
           <w:p>
             <w:pPr>
@@ -45731,7 +46163,7 @@
       <w:tr>
         <w:tc>
           <w:tcPr>
-            <w:tcW w:type="dxa" w:w="1000"/>
+            <w:tcW w:type="dxa" w:w="984"/>
           </w:tcPr>
           <w:p>
             <w:pPr>
@@ -45748,7 +46180,7 @@
         </w:tc>
         <w:tc>
           <w:tcPr>
-            <w:tcW w:type="dxa" w:w="1511"/>
+            <w:tcW w:type="dxa" w:w="1471"/>
           </w:tcPr>
           <w:p>
             <w:pPr>
@@ -45765,7 +46197,7 @@
         </w:tc>
         <w:tc>
           <w:tcPr>
-            <w:tcW w:type="dxa" w:w="6562"/>
+            <w:tcW w:type="dxa" w:w="6617"/>
           </w:tcPr>
           <w:p>
             <w:pPr>
@@ -45784,7 +46216,7 @@
       <w:tr>
         <w:tc>
           <w:tcPr>
-            <w:tcW w:type="dxa" w:w="1000"/>
+            <w:tcW w:type="dxa" w:w="984"/>
           </w:tcPr>
           <w:p>
             <w:pPr>
@@ -45801,7 +46233,7 @@
         </w:tc>
         <w:tc>
           <w:tcPr>
-            <w:tcW w:type="dxa" w:w="1511"/>
+            <w:tcW w:type="dxa" w:w="1471"/>
           </w:tcPr>
           <w:p>
             <w:pPr>
@@ -45818,7 +46250,7 @@
         </w:tc>
         <w:tc>
           <w:tcPr>
-            <w:tcW w:type="dxa" w:w="6562"/>
+            <w:tcW w:type="dxa" w:w="6617"/>
           </w:tcPr>
           <w:p>
             <w:pPr>
@@ -45837,7 +46269,7 @@
       <w:tr>
         <w:tc>
           <w:tcPr>
-            <w:tcW w:type="dxa" w:w="1000"/>
+            <w:tcW w:type="dxa" w:w="984"/>
           </w:tcPr>
           <w:p>
             <w:pPr>
@@ -45854,7 +46286,7 @@
         </w:tc>
         <w:tc>
           <w:tcPr>
-            <w:tcW w:type="dxa" w:w="1511"/>
+            <w:tcW w:type="dxa" w:w="1471"/>
           </w:tcPr>
           <w:p>
             <w:pPr>
@@ -45871,7 +46303,7 @@
         </w:tc>
         <w:tc>
           <w:tcPr>
-            <w:tcW w:type="dxa" w:w="6562"/>
+            <w:tcW w:type="dxa" w:w="6617"/>
           </w:tcPr>
           <w:p>
             <w:pPr>
@@ -46209,18 +46641,18 @@
           <wp:inline>
             <wp:extent cx="5334000" cy="2441130"/>
             <wp:effectExtent b="0" l="0" r="0" t="0"/>
-            <wp:docPr descr="검색 평가 — 무작위 대비" title="" id="164" name="Picture"/>
+            <wp:docPr descr="검색 평가 — 무작위 대비" title="" id="168" name="Picture"/>
             <a:graphic>
               <a:graphicData uri="http://schemas.openxmlformats.org/drawingml/2006/picture">
                 <pic:pic>
                   <pic:nvPicPr>
-                    <pic:cNvPr descr="/tmp/claude-0/-home-claude/ca0c3818-fa79-588c-a1fe-d7e40f2b4b69/scratchpad/wt/var/proposal/figures/retrieval.png" id="165" name="Picture"/>
+                    <pic:cNvPr descr="/tmp/claude-0/-home-claude/ca0c3818-fa79-588c-a1fe-d7e40f2b4b69/scratchpad/wt/var/proposal/figures/retrieval.png" id="169" name="Picture"/>
                     <pic:cNvPicPr>
                       <a:picLocks noChangeArrowheads="1" noChangeAspect="1"/>
                     </pic:cNvPicPr>
                   </pic:nvPicPr>
                   <pic:blipFill>
-                    <a:blip r:embed="rId163"/>
+                    <a:blip r:embed="rId167"/>
                     <a:stretch>
                       <a:fillRect/>
                     </a:stretch>
@@ -46255,8 +46687,8 @@
         <w:t>[그림 23] 검색 평가 — 무작위 대비</w:t>
       </w:r>
     </w:p>
-    <w:bookmarkEnd w:id="166"/>
-    <w:bookmarkStart w:id="170" w:name="레이어-곡선-검색축-d-0027"/>
+    <w:bookmarkEnd w:id="170"/>
+    <w:bookmarkStart w:id="174" w:name="레이어-곡선-검색축-d-0027"/>
     <w:p>
       <w:pPr>
         <w:pStyle w:val="Heading3"/>
@@ -46895,18 +47327,18 @@
           <wp:inline>
             <wp:extent cx="5334000" cy="2579029"/>
             <wp:effectExtent b="0" l="0" r="0" t="0"/>
-            <wp:docPr descr="레이어 곡선 — 검색축" title="" id="168" name="Picture"/>
+            <wp:docPr descr="레이어 곡선 — 검색축" title="" id="172" name="Picture"/>
             <a:graphic>
               <a:graphicData uri="http://schemas.openxmlformats.org/drawingml/2006/picture">
                 <pic:pic>
                   <pic:nvPicPr>
-                    <pic:cNvPr descr="/tmp/claude-0/-home-claude/ca0c3818-fa79-588c-a1fe-d7e40f2b4b69/scratchpad/wt/var/proposal/figures/layer_curve.png" id="169" name="Picture"/>
+                    <pic:cNvPr descr="/tmp/claude-0/-home-claude/ca0c3818-fa79-588c-a1fe-d7e40f2b4b69/scratchpad/wt/var/proposal/figures/layer_curve.png" id="173" name="Picture"/>
                     <pic:cNvPicPr>
                       <a:picLocks noChangeArrowheads="1" noChangeAspect="1"/>
                     </pic:cNvPicPr>
                   </pic:nvPicPr>
                   <pic:blipFill>
-                    <a:blip r:embed="rId167"/>
+                    <a:blip r:embed="rId171"/>
                     <a:stretch>
                       <a:fillRect/>
                     </a:stretch>
@@ -46941,8 +47373,8 @@
         <w:t>[그림 24] 레이어 곡선 — 검색축</w:t>
       </w:r>
     </w:p>
-    <w:bookmarkEnd w:id="170"/>
-    <w:bookmarkStart w:id="174" w:name="층별-화성-화성축-d-0181"/>
+    <w:bookmarkEnd w:id="174"/>
+    <w:bookmarkStart w:id="178" w:name="층별-화성-화성축-d-0181"/>
     <w:p>
       <w:pPr>
         <w:pStyle w:val="Heading3"/>
@@ -47640,18 +48072,18 @@
           <wp:inline>
             <wp:extent cx="5334000" cy="2280392"/>
             <wp:effectExtent b="0" l="0" r="0" t="0"/>
-            <wp:docPr descr="층별 화성 — 화성축" title="" id="172" name="Picture"/>
+            <wp:docPr descr="층별 화성 — 화성축" title="" id="176" name="Picture"/>
             <a:graphic>
               <a:graphicData uri="http://schemas.openxmlformats.org/drawingml/2006/picture">
                 <pic:pic>
                   <pic:nvPicPr>
-                    <pic:cNvPr descr="/tmp/claude-0/-home-claude/ca0c3818-fa79-588c-a1fe-d7e40f2b4b69/scratchpad/wt/var/proposal/figures/harmony_layers.png" id="173" name="Picture"/>
+                    <pic:cNvPr descr="/tmp/claude-0/-home-claude/ca0c3818-fa79-588c-a1fe-d7e40f2b4b69/scratchpad/wt/var/proposal/figures/harmony_layers.png" id="177" name="Picture"/>
                     <pic:cNvPicPr>
                       <a:picLocks noChangeArrowheads="1" noChangeAspect="1"/>
                     </pic:cNvPicPr>
                   </pic:nvPicPr>
                   <pic:blipFill>
-                    <a:blip r:embed="rId171"/>
+                    <a:blip r:embed="rId175"/>
                     <a:stretch>
                       <a:fillRect/>
                     </a:stretch>
@@ -47686,8 +48118,8 @@
         <w:t>[그림 25] 층별 화성 — 화성축</w:t>
       </w:r>
     </w:p>
-    <w:bookmarkEnd w:id="174"/>
-    <w:bookmarkStart w:id="175" w:name="조건화-판정-selfother와-그-한계"/>
+    <w:bookmarkEnd w:id="178"/>
+    <w:bookmarkStart w:id="179" w:name="조건화-판정-selfother와-그-한계"/>
     <w:p>
       <w:pPr>
         <w:pStyle w:val="Heading3"/>
@@ -47776,8 +48208,8 @@
         <w:t xml:space="preserve">귀가 판정한다.</w:t>
       </w:r>
     </w:p>
-    <w:bookmarkEnd w:id="175"/>
-    <w:bookmarkStart w:id="179" w:name="검색-평가-하네스-d-0023"/>
+    <w:bookmarkEnd w:id="179"/>
+    <w:bookmarkStart w:id="183" w:name="검색-평가-하네스-d-0023"/>
     <w:p>
       <w:pPr>
         <w:pStyle w:val="Heading3"/>
@@ -48193,7 +48625,7 @@
         <w:t xml:space="preserve">그 둘은 처방이 정반대다.</w:t>
       </w:r>
     </w:p>
-    <w:bookmarkStart w:id="176" w:name="m0-게이트를-어떻게-읽는가"/>
+    <w:bookmarkStart w:id="180" w:name="m0-게이트를-어떻게-읽는가"/>
     <w:p>
       <w:pPr>
         <w:pStyle w:val="Heading4"/>
@@ -48312,7 +48744,21 @@
           <w:b/>
           <w:bCs/>
         </w:rPr>
-        <w:t xml:space="preserve">가사축 게이트를 무엇으로 둘지는 미해결이다 (O-15).</w:t>
+        <w:t xml:space="preserve">가사축 게이트를 무엇으로 둘지는 안 정했다 — 고칠 축이 종료돼</w:t>
+      </w:r>
+      <w:r>
+        <w:rPr>
+          <w:b/>
+          <w:bCs/>
+        </w:rPr>
+        <w:t xml:space="preserve"> </w:t>
+      </w:r>
+      <w:r>
+        <w:rPr>
+          <w:b/>
+          <w:bCs/>
+        </w:rPr>
+        <w:t xml:space="preserve">정할 이유가 사라졌다 (O-15 닫힘 D-0344).</w:t>
       </w:r>
     </w:p>
     <w:p>
@@ -48696,8 +49142,8 @@
         <w:t xml:space="preserve">을 들고 다닌다 — 자격을 로그가 아니라 산출물이 든다.</w:t>
       </w:r>
     </w:p>
-    <w:bookmarkEnd w:id="176"/>
-    <w:bookmarkStart w:id="177" w:name="하네스-운용과-실측-이력"/>
+    <w:bookmarkEnd w:id="180"/>
+    <w:bookmarkStart w:id="181" w:name="하네스-운용과-실측-이력"/>
     <w:p>
       <w:pPr>
         <w:pStyle w:val="Heading4"/>
@@ -48851,19 +49297,18 @@
         <w:t xml:space="preserve">원인 미확정이며 O-8(D-0024)로 등재. 스템은 MERT 임베딩에 기여하지 않음이 확인됐다.</w:t>
       </w:r>
     </w:p>
-    <w:bookmarkEnd w:id="177"/>
-    <w:bookmarkStart w:id="178" w:name="표현-선택의-실측-이력"/>
+    <w:bookmarkEnd w:id="181"/>
+    <w:bookmarkStart w:id="182" w:name="표현-선택의-실측-이력-공간과-층"/>
     <w:p>
       <w:pPr>
         <w:pStyle w:val="Heading4"/>
       </w:pPr>
       <w:r>
-        <w:t xml:space="preserve">표현 선택의 실측 이력</w:t>
+        <w:t xml:space="preserve">표현 선택의 실측 이력 — 공간과 층</w:t>
       </w:r>
     </w:p>
     <w:p>
       <w:pPr>
-        <w:pStyle w:val="Compact"/>
         <w:numPr>
           <w:ilvl w:val="0"/>
           <w:numId w:val="1008"/>
@@ -48960,7 +49405,6 @@
     </w:p>
     <w:p>
       <w:pPr>
-        <w:pStyle w:val="Compact"/>
         <w:numPr>
           <w:ilvl w:val="0"/>
           <w:numId w:val="1008"/>
@@ -49032,7 +49476,6 @@
     </w:p>
     <w:p>
       <w:pPr>
-        <w:pStyle w:val="Compact"/>
         <w:numPr>
           <w:ilvl w:val="0"/>
           <w:numId w:val="1008"/>
@@ -49136,10 +49579,15 @@
       <w:r>
         <w:t xml:space="preserve">(D-0181 · D-0203).</w:t>
       </w:r>
+      <w:r>
+        <w:t xml:space="preserve"> </w:t>
+      </w:r>
+      <w:r>
+        <w:t xml:space="preserve">#### 표현 선택의 실측 이력 — 결합과 상업 가능 축</w:t>
+      </w:r>
     </w:p>
     <w:p>
       <w:pPr>
-        <w:pStyle w:val="Compact"/>
         <w:numPr>
           <w:ilvl w:val="0"/>
           <w:numId w:val="1008"/>
@@ -49186,7 +49634,6 @@
     </w:p>
     <w:p>
       <w:pPr>
-        <w:pStyle w:val="Compact"/>
         <w:numPr>
           <w:ilvl w:val="0"/>
           <w:numId w:val="1008"/>
@@ -49221,7 +49668,6 @@
     </w:p>
     <w:p>
       <w:pPr>
-        <w:pStyle w:val="Compact"/>
         <w:numPr>
           <w:ilvl w:val="0"/>
           <w:numId w:val="1008"/>
@@ -49238,37 +49684,13 @@
         <w:t xml:space="preserve"> </w:t>
       </w:r>
       <w:r>
-        <w:t xml:space="preserve">같은 1004곡·홀짝 분할에서</w:t>
-      </w:r>
-      <w:r>
-        <w:t xml:space="preserve"> </w:t>
-      </w:r>
-      <w:r>
-        <w:rPr>
-          <w:b/>
-          <w:bCs/>
-        </w:rPr>
-        <w:t xml:space="preserve">CLAP 단독 M1 MAP@10</w:t>
-      </w:r>
-      <w:r>
-        <w:rPr>
-          <w:b/>
-          <w:bCs/>
-        </w:rPr>
-        <w:t xml:space="preserve"> </w:t>
-      </w:r>
-      <w:r>
-        <w:rPr>
-          <w:b/>
-          <w:bCs/>
-        </w:rPr>
-        <w:t xml:space="preserve">0.0527(6.6배) · M2 0.0348(3.6배)</w:t>
-      </w:r>
-      <w:r>
-        <w:t xml:space="preserve"> </w:t>
-      </w:r>
-      <w:r>
-        <w:t xml:space="preserve">— MERT</w:t>
+        <w:t xml:space="preserve">같은 1004곡·홀짝 분할에서 CLAP 단독 M1</w:t>
+      </w:r>
+      <w:r>
+        <w:t xml:space="preserve"> </w:t>
+      </w:r>
+      <w:r>
+        <w:t xml:space="preserve">MAP@10 0.0527(6.6배) · M2 0.0348(3.6배) — MERT</w:t>
       </w:r>
       <w:r>
         <w:t xml:space="preserve"> </w:t>
@@ -49293,12 +49715,61 @@
         <w:t xml:space="preserve">27% · 16%</w:t>
       </w:r>
       <w:r>
-        <w:t xml:space="preserve">다. 상업 가능 최선은</w:t>
+        <w:t xml:space="preserve">다. 상업 가능</w:t>
+      </w:r>
+      <w:r>
+        <w:t xml:space="preserve"> </w:t>
+      </w:r>
+      <w:r>
+        <w:t xml:space="preserve">최선은 CLAP+MFCC(</w:t>
+      </w:r>
+      <w:r>
+        <w:rPr>
+          <w:rStyle w:val="VerbatimChar"/>
+        </w:rPr>
+        <w:t xml:space="preserve">--block-l2</w:t>
+      </w:r>
+      <w:r>
+        <w:t xml:space="preserve">)로 0.0825(9.9배) · 0.0822(7.1배)이며</w:t>
+      </w:r>
+      <w:r>
+        <w:t xml:space="preserve"> </w:t>
+      </w:r>
+      <w:r>
+        <w:rPr>
+          <w:b/>
+          <w:bCs/>
+        </w:rPr>
+        <w:t xml:space="preserve">42% · 38%</w:t>
+      </w:r>
+      <w:r>
+        <w:t xml:space="preserve">다.</w:t>
+      </w:r>
+      <w:r>
+        <w:t xml:space="preserve"> </w:t>
+      </w:r>
+      <w:r>
+        <w:t xml:space="preserve">MFCC를 붙이면 CLAP은 +57%, MERT는 -32%다 — CLAP에 없는 음향 정보가 MFCC에 있고 MERT</w:t>
+      </w:r>
+      <w:r>
+        <w:t xml:space="preserve"> </w:t>
+      </w:r>
+      <w:r>
+        <w:t xml:space="preserve">첫 층에는 이미 있다.</w:t>
+      </w:r>
+      <w:r>
+        <w:t xml:space="preserve"> </w:t>
+      </w:r>
+      <w:r>
+        <w:rPr>
+          <w:b/>
+          <w:bCs/>
+        </w:rPr>
+        <w:t xml:space="preserve">대체재는 없다.</w:t>
       </w:r>
     </w:p>
     <w:p>
       <w:pPr>
-        <w:pStyle w:val="Compact"/>
         <w:numPr>
           <w:ilvl w:val="0"/>
           <w:numId w:val="1008"/>
@@ -49315,7 +49786,13 @@
         <w:t xml:space="preserve"> </w:t>
       </w:r>
       <w:r>
-        <w:t xml:space="preserve">수는 전부 재현됐고</w:t>
+        <w:t xml:space="preserve">수는 전부 재현됐고 MFCC 단독이 빠져 있었다 — M2에서</w:t>
+      </w:r>
+      <w:r>
+        <w:t xml:space="preserve"> </w:t>
+      </w:r>
+      <w:r>
+        <w:t xml:space="preserve">그것이 CLAP+MFCC를 이긴다(0.0899 대 0.0822).</w:t>
       </w:r>
       <w:r>
         <w:t xml:space="preserve"> </w:t>
@@ -49325,94 +49802,11 @@
           <w:b/>
           <w:bCs/>
         </w:rPr>
-        <w:t xml:space="preserve">MFCC 단독이 빠져 있었다</w:t>
-      </w:r>
-      <w:r>
-        <w:t xml:space="preserve"> </w:t>
-      </w:r>
-      <w:r>
-        <w:t xml:space="preserve">— M2에서</w:t>
-      </w:r>
-      <w:r>
-        <w:t xml:space="preserve"> </w:t>
-      </w:r>
-      <w:r>
-        <w:t xml:space="preserve">그것이 CLAP+MFCC를 이긴다(0.0899 대 0.0822). 「최선은 조합」은</w:t>
-      </w:r>
-      <w:r>
-        <w:t xml:space="preserve"> </w:t>
-      </w:r>
-      <w:r>
-        <w:rPr>
-          <w:b/>
-          <w:bCs/>
-        </w:rPr>
-        <w:t xml:space="preserve">M1을 앞세운 판정이었다.</w:t>
-      </w:r>
-      <w:r>
-        <w:t xml:space="preserve"> </w:t>
-      </w:r>
-      <w:r>
-        <w:rPr>
-          <w:b/>
-          <w:bCs/>
-        </w:rPr>
-        <w:t xml:space="preserve">CLAP+MFCC(</w:t>
-      </w:r>
-      <w:r>
-        <w:rPr>
-          <w:rStyle w:val="VerbatimChar"/>
-          <w:b/>
-          <w:bCs/>
-        </w:rPr>
-        <w:t xml:space="preserve">--block-l2</w:t>
-      </w:r>
-      <w:r>
-        <w:rPr>
-          <w:b/>
-          <w:bCs/>
-        </w:rPr>
-        <w:t xml:space="preserve">) 0.0825(9.9배) · 0.0822(7.1배)</w:t>
-      </w:r>
-      <w:r>
-        <w:t xml:space="preserve">이며 42% · 38%다.</w:t>
-      </w:r>
-      <w:r>
-        <w:t xml:space="preserve"> </w:t>
-      </w:r>
-      <w:r>
-        <w:rPr>
-          <w:b/>
-          <w:bCs/>
-        </w:rPr>
-        <w:t xml:space="preserve">MFCC를 붙이면 CLAP은 +57%, MERT는 -32%다</w:t>
-      </w:r>
-      <w:r>
-        <w:t xml:space="preserve"> </w:t>
-      </w:r>
-      <w:r>
-        <w:t xml:space="preserve">— CLAP에 없는 음향 정보가 MFCC에 있고</w:t>
-      </w:r>
-      <w:r>
-        <w:t xml:space="preserve"> </w:t>
-      </w:r>
-      <w:r>
-        <w:t xml:space="preserve">MERT 첫 층에는 이미 있다.</w:t>
-      </w:r>
-      <w:r>
-        <w:t xml:space="preserve"> </w:t>
-      </w:r>
-      <w:r>
-        <w:rPr>
-          <w:b/>
-          <w:bCs/>
-        </w:rPr>
-        <w:t xml:space="preserve">대체재는 없다.</w:t>
+        <w:t xml:space="preserve">「최선은 조합」은 M1을 앞세운 판정이었다.</w:t>
       </w:r>
     </w:p>
     <w:p>
       <w:pPr>
-        <w:pStyle w:val="Compact"/>
         <w:numPr>
           <w:ilvl w:val="0"/>
           <w:numId w:val="1008"/>
@@ -49452,9 +49846,9 @@
         <w:t xml:space="preserve">제작 맥락을 담는지까지만 말해준다.</w:t>
       </w:r>
     </w:p>
-    <w:bookmarkEnd w:id="178"/>
-    <w:bookmarkEnd w:id="179"/>
-    <w:bookmarkStart w:id="180" w:name="절제-실험"/>
+    <w:bookmarkEnd w:id="182"/>
+    <w:bookmarkEnd w:id="183"/>
+    <w:bookmarkStart w:id="184" w:name="절제-실험"/>
     <w:p>
       <w:pPr>
         <w:pStyle w:val="Heading3"/>
@@ -49830,8 +50224,8 @@
         <w:t xml:space="preserve">각 축을 제거했을 때 해당 특성만 변화하고 다른 축이 유지되면 축 분리가 유효하다.</w:t>
       </w:r>
     </w:p>
-    <w:bookmarkEnd w:id="180"/>
-    <w:bookmarkStart w:id="181" w:name="재현성-검증"/>
+    <w:bookmarkEnd w:id="184"/>
+    <w:bookmarkStart w:id="185" w:name="재현성-검증"/>
     <w:p>
       <w:pPr>
         <w:pStyle w:val="Heading3"/>
@@ -49848,9 +50242,9 @@
         <w:t xml:space="preserve">CI에서 동일 시드 2회 실행 후 산출물을 비교한다. UUID 등 본질적으로 매 실행 달라지는 필드는 비교에서 제외한다.</w:t>
       </w:r>
     </w:p>
-    <w:bookmarkEnd w:id="181"/>
-    <w:bookmarkEnd w:id="182"/>
-    <w:bookmarkStart w:id="198" w:name="개발-환경-및-배포-설계"/>
+    <w:bookmarkEnd w:id="185"/>
+    <w:bookmarkEnd w:id="186"/>
+    <w:bookmarkStart w:id="202" w:name="개발-환경-및-배포-설계"/>
     <w:p>
       <w:pPr>
         <w:pStyle w:val="Heading2"/>
@@ -49859,7 +50253,7 @@
         <w:t xml:space="preserve">11. 개발 환경 및 배포 설계</w:t>
       </w:r>
     </w:p>
-    <w:bookmarkStart w:id="183" w:name="개발-환경"/>
+    <w:bookmarkStart w:id="187" w:name="개발-환경"/>
     <w:p>
       <w:pPr>
         <w:pStyle w:val="Heading3"/>
@@ -50322,8 +50716,8 @@
         <w:t xml:space="preserve">이 탐지해 채운다 (D-0068). 셸에 export하지 않는다.</w:t>
       </w:r>
     </w:p>
-    <w:bookmarkEnd w:id="183"/>
-    <w:bookmarkStart w:id="187" w:name="패치-파이프"/>
+    <w:bookmarkEnd w:id="187"/>
+    <w:bookmarkStart w:id="191" w:name="패치-파이프"/>
     <w:p>
       <w:pPr>
         <w:pStyle w:val="Heading3"/>
@@ -50341,18 +50735,18 @@
           <wp:inline>
             <wp:extent cx="5334000" cy="6150918"/>
             <wp:effectExtent b="0" l="0" r="0" t="0"/>
-            <wp:docPr descr="패치 파이프" title="" id="185" name="Picture"/>
+            <wp:docPr descr="패치 파이프" title="" id="189" name="Picture"/>
             <a:graphic>
               <a:graphicData uri="http://schemas.openxmlformats.org/drawingml/2006/picture">
                 <pic:pic>
                   <pic:nvPicPr>
-                    <pic:cNvPr descr="/tmp/claude-0/-home-claude/ca0c3818-fa79-588c-a1fe-d7e40f2b4b69/scratchpad/wt/var/proposal/figures/patch_pipe.png" id="186" name="Picture"/>
+                    <pic:cNvPr descr="/tmp/claude-0/-home-claude/ca0c3818-fa79-588c-a1fe-d7e40f2b4b69/scratchpad/wt/var/proposal/figures/patch_pipe.png" id="190" name="Picture"/>
                     <pic:cNvPicPr>
                       <a:picLocks noChangeArrowheads="1" noChangeAspect="1"/>
                     </pic:cNvPicPr>
                   </pic:nvPicPr>
                   <pic:blipFill>
-                    <a:blip r:embed="rId184"/>
+                    <a:blip r:embed="rId188"/>
                     <a:stretch>
                       <a:fillRect/>
                     </a:stretch>
@@ -50417,8 +50811,8 @@
         <w:t xml:space="preserve">이 커밋 메시지다.</w:t>
       </w:r>
     </w:p>
-    <w:bookmarkEnd w:id="187"/>
-    <w:bookmarkStart w:id="191" w:name="검사-체계"/>
+    <w:bookmarkEnd w:id="191"/>
+    <w:bookmarkStart w:id="195" w:name="검사-체계"/>
     <w:p>
       <w:pPr>
         <w:pStyle w:val="Heading3"/>
@@ -51369,20 +51763,20 @@
       <w:r>
         <w:drawing>
           <wp:inline>
-            <wp:extent cx="5230368" cy="7588601"/>
+            <wp:extent cx="5001768" cy="7590019"/>
             <wp:effectExtent b="0" l="0" r="0" t="0"/>
-            <wp:docPr descr="make check · CI · 커밋 훅 대조 (실물에서 읽었다)" title="" id="189" name="Picture"/>
+            <wp:docPr descr="make check · CI · 커밋 훅 대조 (실물에서 읽었다)" title="" id="193" name="Picture"/>
             <a:graphic>
               <a:graphicData uri="http://schemas.openxmlformats.org/drawingml/2006/picture">
                 <pic:pic>
                   <pic:nvPicPr>
-                    <pic:cNvPr descr="/tmp/claude-0/-home-claude/ca0c3818-fa79-588c-a1fe-d7e40f2b4b69/scratchpad/wt/var/proposal/figures/gate_parity.png" id="190" name="Picture"/>
+                    <pic:cNvPr descr="/tmp/claude-0/-home-claude/ca0c3818-fa79-588c-a1fe-d7e40f2b4b69/scratchpad/wt/var/proposal/figures/gate_parity.png" id="194" name="Picture"/>
                     <pic:cNvPicPr>
                       <a:picLocks noChangeArrowheads="1" noChangeAspect="1"/>
                     </pic:cNvPicPr>
                   </pic:nvPicPr>
                   <pic:blipFill>
-                    <a:blip r:embed="rId188"/>
+                    <a:blip r:embed="rId192"/>
                     <a:stretch>
                       <a:fillRect/>
                     </a:stretch>
@@ -51390,7 +51784,7 @@
                   <pic:spPr bwMode="auto">
                     <a:xfrm>
                       <a:off x="0" y="0"/>
-                      <a:ext cx="5230368" cy="7588601"/>
+                      <a:ext cx="5001768" cy="7590019"/>
                     </a:xfrm>
                     <a:prstGeom prst="rect">
                       <a:avLst/>
@@ -51417,8 +51811,8 @@
         <w:t>[그림 27] make check · CI · 커밋 훅 대조 (실물에서 읽었다)</w:t>
       </w:r>
     </w:p>
-    <w:bookmarkEnd w:id="191"/>
-    <w:bookmarkStart w:id="195" w:name="문서-체계"/>
+    <w:bookmarkEnd w:id="195"/>
+    <w:bookmarkStart w:id="199" w:name="문서-체계"/>
     <w:p>
       <w:pPr>
         <w:pStyle w:val="Heading3"/>
@@ -51604,18 +51998,18 @@
           <wp:inline>
             <wp:extent cx="5334000" cy="4745802"/>
             <wp:effectExtent b="0" l="0" r="0" t="0"/>
-            <wp:docPr descr="문서 체계 — 기획서는 MASTER에서 빌드한다" title="" id="193" name="Picture"/>
+            <wp:docPr descr="문서 체계 — 기획서는 MASTER에서 빌드한다" title="" id="197" name="Picture"/>
             <a:graphic>
               <a:graphicData uri="http://schemas.openxmlformats.org/drawingml/2006/picture">
                 <pic:pic>
                   <pic:nvPicPr>
-                    <pic:cNvPr descr="/tmp/claude-0/-home-claude/ca0c3818-fa79-588c-a1fe-d7e40f2b4b69/scratchpad/wt/var/proposal/figures/documents.png" id="194" name="Picture"/>
+                    <pic:cNvPr descr="/tmp/claude-0/-home-claude/ca0c3818-fa79-588c-a1fe-d7e40f2b4b69/scratchpad/wt/var/proposal/figures/documents.png" id="198" name="Picture"/>
                     <pic:cNvPicPr>
                       <a:picLocks noChangeArrowheads="1" noChangeAspect="1"/>
                     </pic:cNvPicPr>
                   </pic:nvPicPr>
                   <pic:blipFill>
-                    <a:blip r:embed="rId192"/>
+                    <a:blip r:embed="rId196"/>
                     <a:stretch>
                       <a:fillRect/>
                     </a:stretch>
@@ -51650,8 +52044,8 @@
         <w:t>[그림 28] 문서 체계 — 기획서는 MASTER에서 빌드한다</w:t>
       </w:r>
     </w:p>
-    <w:bookmarkEnd w:id="195"/>
-    <w:bookmarkStart w:id="196" w:name="컨테이너-구성"/>
+    <w:bookmarkEnd w:id="199"/>
+    <w:bookmarkStart w:id="200" w:name="컨테이너-구성"/>
     <w:p>
       <w:pPr>
         <w:pStyle w:val="Heading3"/>
@@ -51676,9 +52070,9 @@
         <w:tblLook w:firstRow="1" w:lastRow="0" w:firstColumn="0" w:lastColumn="0" w:noHBand="0" w:noVBand="0" w:val="0020"/>
       </w:tblPr>
       <w:tblGrid>
-        <w:gridCol w:w="2878"/>
-        <w:gridCol w:w="3454"/>
-        <w:gridCol w:w="2738"/>
+        <w:gridCol w:w="2987"/>
+        <w:gridCol w:w="3510"/>
+        <w:gridCol w:w="2574"/>
       </w:tblGrid>
       <w:tr>
         <w:trPr>
@@ -51686,7 +52080,7 @@
         </w:trPr>
         <w:tc>
           <w:tcPr>
-            <w:tcW w:type="dxa" w:w="2878"/>
+            <w:tcW w:type="dxa" w:w="2987"/>
             <w:shd w:val="clear" w:color="auto" w:fill="E8EEF5"/>
           </w:tcPr>
           <w:p>
@@ -51706,7 +52100,7 @@
         </w:tc>
         <w:tc>
           <w:tcPr>
-            <w:tcW w:type="dxa" w:w="3455"/>
+            <w:tcW w:type="dxa" w:w="3510"/>
             <w:shd w:val="clear" w:color="auto" w:fill="E8EEF5"/>
           </w:tcPr>
           <w:p>
@@ -51726,7 +52120,7 @@
         </w:tc>
         <w:tc>
           <w:tcPr>
-            <w:tcW w:type="dxa" w:w="2739"/>
+            <w:tcW w:type="dxa" w:w="2575"/>
             <w:shd w:val="clear" w:color="auto" w:fill="E8EEF5"/>
           </w:tcPr>
           <w:p>
@@ -51748,7 +52142,7 @@
       <w:tr>
         <w:tc>
           <w:tcPr>
-            <w:tcW w:type="dxa" w:w="2878"/>
+            <w:tcW w:type="dxa" w:w="2987"/>
           </w:tcPr>
           <w:p>
             <w:pPr>
@@ -51765,7 +52159,7 @@
         </w:tc>
         <w:tc>
           <w:tcPr>
-            <w:tcW w:type="dxa" w:w="3455"/>
+            <w:tcW w:type="dxa" w:w="3510"/>
           </w:tcPr>
           <w:p>
             <w:pPr>
@@ -51782,7 +52176,7 @@
         </w:tc>
         <w:tc>
           <w:tcPr>
-            <w:tcW w:type="dxa" w:w="2739"/>
+            <w:tcW w:type="dxa" w:w="2575"/>
           </w:tcPr>
           <w:p>
             <w:pPr>
@@ -51801,7 +52195,7 @@
       <w:tr>
         <w:tc>
           <w:tcPr>
-            <w:tcW w:type="dxa" w:w="2878"/>
+            <w:tcW w:type="dxa" w:w="2987"/>
           </w:tcPr>
           <w:p>
             <w:pPr>
@@ -51818,7 +52212,7 @@
         </w:tc>
         <w:tc>
           <w:tcPr>
-            <w:tcW w:type="dxa" w:w="3455"/>
+            <w:tcW w:type="dxa" w:w="3510"/>
           </w:tcPr>
           <w:p>
             <w:pPr>
@@ -51835,7 +52229,7 @@
         </w:tc>
         <w:tc>
           <w:tcPr>
-            <w:tcW w:type="dxa" w:w="2739"/>
+            <w:tcW w:type="dxa" w:w="2575"/>
           </w:tcPr>
           <w:p>
             <w:pPr>
@@ -51854,7 +52248,7 @@
       <w:tr>
         <w:tc>
           <w:tcPr>
-            <w:tcW w:type="dxa" w:w="2878"/>
+            <w:tcW w:type="dxa" w:w="2987"/>
           </w:tcPr>
           <w:p>
             <w:pPr>
@@ -51871,7 +52265,7 @@
         </w:tc>
         <w:tc>
           <w:tcPr>
-            <w:tcW w:type="dxa" w:w="3455"/>
+            <w:tcW w:type="dxa" w:w="3510"/>
           </w:tcPr>
           <w:p>
             <w:pPr>
@@ -51888,7 +52282,7 @@
         </w:tc>
         <w:tc>
           <w:tcPr>
-            <w:tcW w:type="dxa" w:w="2739"/>
+            <w:tcW w:type="dxa" w:w="2575"/>
           </w:tcPr>
           <w:p>
             <w:pPr>
@@ -51907,7 +52301,7 @@
       <w:tr>
         <w:tc>
           <w:tcPr>
-            <w:tcW w:type="dxa" w:w="2878"/>
+            <w:tcW w:type="dxa" w:w="2987"/>
           </w:tcPr>
           <w:p>
             <w:pPr>
@@ -51924,7 +52318,7 @@
         </w:tc>
         <w:tc>
           <w:tcPr>
-            <w:tcW w:type="dxa" w:w="3455"/>
+            <w:tcW w:type="dxa" w:w="3510"/>
           </w:tcPr>
           <w:p>
             <w:pPr>
@@ -51941,7 +52335,7 @@
         </w:tc>
         <w:tc>
           <w:tcPr>
-            <w:tcW w:type="dxa" w:w="2739"/>
+            <w:tcW w:type="dxa" w:w="2575"/>
           </w:tcPr>
           <w:p>
             <w:pPr>
@@ -51960,7 +52354,7 @@
       <w:tr>
         <w:tc>
           <w:tcPr>
-            <w:tcW w:type="dxa" w:w="2878"/>
+            <w:tcW w:type="dxa" w:w="2987"/>
           </w:tcPr>
           <w:p>
             <w:pPr>
@@ -51977,7 +52371,7 @@
         </w:tc>
         <w:tc>
           <w:tcPr>
-            <w:tcW w:type="dxa" w:w="3455"/>
+            <w:tcW w:type="dxa" w:w="3510"/>
           </w:tcPr>
           <w:p>
             <w:pPr>
@@ -51994,7 +52388,7 @@
         </w:tc>
         <w:tc>
           <w:tcPr>
-            <w:tcW w:type="dxa" w:w="2739"/>
+            <w:tcW w:type="dxa" w:w="2575"/>
           </w:tcPr>
           <w:p>
             <w:pPr>
@@ -52013,7 +52407,7 @@
       <w:tr>
         <w:tc>
           <w:tcPr>
-            <w:tcW w:type="dxa" w:w="2878"/>
+            <w:tcW w:type="dxa" w:w="2987"/>
           </w:tcPr>
           <w:p>
             <w:pPr>
@@ -52043,7 +52437,7 @@
         </w:tc>
         <w:tc>
           <w:tcPr>
-            <w:tcW w:type="dxa" w:w="3455"/>
+            <w:tcW w:type="dxa" w:w="3510"/>
           </w:tcPr>
           <w:p>
             <w:pPr>
@@ -52073,7 +52467,7 @@
         </w:tc>
         <w:tc>
           <w:tcPr>
-            <w:tcW w:type="dxa" w:w="2739"/>
+            <w:tcW w:type="dxa" w:w="2575"/>
           </w:tcPr>
           <w:p>
             <w:pPr>
@@ -52092,7 +52486,7 @@
       <w:tr>
         <w:tc>
           <w:tcPr>
-            <w:tcW w:type="dxa" w:w="2878"/>
+            <w:tcW w:type="dxa" w:w="2987"/>
           </w:tcPr>
           <w:p>
             <w:pPr>
@@ -52122,7 +52516,7 @@
         </w:tc>
         <w:tc>
           <w:tcPr>
-            <w:tcW w:type="dxa" w:w="3455"/>
+            <w:tcW w:type="dxa" w:w="3510"/>
           </w:tcPr>
           <w:p>
             <w:pPr>
@@ -52152,7 +52546,7 @@
         </w:tc>
         <w:tc>
           <w:tcPr>
-            <w:tcW w:type="dxa" w:w="2739"/>
+            <w:tcW w:type="dxa" w:w="2575"/>
           </w:tcPr>
           <w:p>
             <w:pPr>
@@ -52164,6 +52558,224 @@
                 <w:sz w:val="16"/>
               </w:rPr>
               <w:t xml:space="preserve">연결 · 로컬만 (D-0224)</w:t>
+            </w:r>
+          </w:p>
+        </w:tc>
+      </w:tr>
+      <w:tr>
+        <w:tc>
+          <w:tcPr>
+            <w:tcW w:type="dxa" w:w="2987"/>
+          </w:tcPr>
+          <w:p>
+            <w:pPr>
+              <w:pStyle w:val="Compact"/>
+              <w:spacing w:after="0" w:line="264" w:lineRule="auto"/>
+            </w:pPr>
+            <w:r>
+              <w:rPr>
+                <w:sz w:val="16"/>
+              </w:rPr>
+              <w:t xml:space="preserve">Label Studio (</w:t>
+            </w:r>
+            <w:r>
+              <w:rPr>
+                <w:rStyle w:val="VerbatimChar"/>
+                <w:sz w:val="16"/>
+              </w:rPr>
+              <w:t xml:space="preserve">ml</w:t>
+            </w:r>
+            <w:r>
+              <w:rPr>
+                <w:sz w:val="16"/>
+              </w:rPr>
+              <w:t xml:space="preserve">)</w:t>
+            </w:r>
+          </w:p>
+        </w:tc>
+        <w:tc>
+          <w:tcPr>
+            <w:tcW w:type="dxa" w:w="3510"/>
+          </w:tcPr>
+          <w:p>
+            <w:pPr>
+              <w:pStyle w:val="Compact"/>
+              <w:spacing w:after="0" w:line="264" w:lineRule="auto"/>
+            </w:pPr>
+            <w:r>
+              <w:rPr>
+                <w:sz w:val="16"/>
+              </w:rPr>
+              <w:t xml:space="preserve">취향 라벨 수집 — 라벨이</w:t>
+            </w:r>
+            <w:r>
+              <w:rPr>
+                <w:sz w:val="16"/>
+              </w:rPr>
+              <w:t xml:space="preserve"> </w:t>
+            </w:r>
+            <w:r>
+              <w:rPr>
+                <w:b/>
+                <w:bCs/>
+                <w:sz w:val="16"/>
+              </w:rPr>
+              <w:t xml:space="preserve">0건</w:t>
+            </w:r>
+            <w:r>
+              <w:rPr>
+                <w:sz w:val="16"/>
+              </w:rPr>
+              <w:t xml:space="preserve">이라 O-10·O-67이 막혀 있다 (D-0028)</w:t>
+            </w:r>
+          </w:p>
+        </w:tc>
+        <w:tc>
+          <w:tcPr>
+            <w:tcW w:type="dxa" w:w="2575"/>
+          </w:tcPr>
+          <w:p>
+            <w:pPr>
+              <w:pStyle w:val="Compact"/>
+              <w:spacing w:after="0" w:line="264" w:lineRule="auto"/>
+            </w:pPr>
+            <w:r>
+              <w:rPr>
+                <w:sz w:val="16"/>
+              </w:rPr>
+              <w:t xml:space="preserve">기동 · 미사용</w:t>
+            </w:r>
+          </w:p>
+        </w:tc>
+      </w:tr>
+      <w:tr>
+        <w:tc>
+          <w:tcPr>
+            <w:tcW w:type="dxa" w:w="2987"/>
+          </w:tcPr>
+          <w:p>
+            <w:pPr>
+              <w:pStyle w:val="Compact"/>
+              <w:spacing w:after="0" w:line="264" w:lineRule="auto"/>
+            </w:pPr>
+            <w:r>
+              <w:rPr>
+                <w:sz w:val="16"/>
+              </w:rPr>
+              <w:t xml:space="preserve">Prometheus (</w:t>
+            </w:r>
+            <w:r>
+              <w:rPr>
+                <w:rStyle w:val="VerbatimChar"/>
+                <w:sz w:val="16"/>
+              </w:rPr>
+              <w:t xml:space="preserve">obs</w:t>
+            </w:r>
+            <w:r>
+              <w:rPr>
+                <w:sz w:val="16"/>
+              </w:rPr>
+              <w:t xml:space="preserve">)</w:t>
+            </w:r>
+          </w:p>
+        </w:tc>
+        <w:tc>
+          <w:tcPr>
+            <w:tcW w:type="dxa" w:w="3510"/>
+          </w:tcPr>
+          <w:p>
+            <w:pPr>
+              <w:pStyle w:val="Compact"/>
+              <w:spacing w:after="0" w:line="264" w:lineRule="auto"/>
+            </w:pPr>
+            <w:r>
+              <w:rPr>
+                <w:sz w:val="16"/>
+              </w:rPr>
+              <w:t xml:space="preserve">지표 수집</w:t>
+            </w:r>
+          </w:p>
+        </w:tc>
+        <w:tc>
+          <w:tcPr>
+            <w:tcW w:type="dxa" w:w="2575"/>
+          </w:tcPr>
+          <w:p>
+            <w:pPr>
+              <w:pStyle w:val="Compact"/>
+              <w:spacing w:after="0" w:line="264" w:lineRule="auto"/>
+            </w:pPr>
+            <w:r>
+              <w:rPr>
+                <w:sz w:val="16"/>
+              </w:rPr>
+              <w:t xml:space="preserve">기동 · 미사용</w:t>
+            </w:r>
+          </w:p>
+        </w:tc>
+      </w:tr>
+      <w:tr>
+        <w:tc>
+          <w:tcPr>
+            <w:tcW w:type="dxa" w:w="2987"/>
+          </w:tcPr>
+          <w:p>
+            <w:pPr>
+              <w:pStyle w:val="Compact"/>
+              <w:spacing w:after="0" w:line="264" w:lineRule="auto"/>
+            </w:pPr>
+            <w:r>
+              <w:rPr>
+                <w:sz w:val="16"/>
+              </w:rPr>
+              <w:t xml:space="preserve">Grafana (</w:t>
+            </w:r>
+            <w:r>
+              <w:rPr>
+                <w:rStyle w:val="VerbatimChar"/>
+                <w:sz w:val="16"/>
+              </w:rPr>
+              <w:t xml:space="preserve">obs</w:t>
+            </w:r>
+            <w:r>
+              <w:rPr>
+                <w:sz w:val="16"/>
+              </w:rPr>
+              <w:t xml:space="preserve">)</w:t>
+            </w:r>
+          </w:p>
+        </w:tc>
+        <w:tc>
+          <w:tcPr>
+            <w:tcW w:type="dxa" w:w="3510"/>
+          </w:tcPr>
+          <w:p>
+            <w:pPr>
+              <w:pStyle w:val="Compact"/>
+              <w:spacing w:after="0" w:line="264" w:lineRule="auto"/>
+            </w:pPr>
+            <w:r>
+              <w:rPr>
+                <w:sz w:val="16"/>
+              </w:rPr>
+              <w:t xml:space="preserve">지표 표출</w:t>
+            </w:r>
+          </w:p>
+        </w:tc>
+        <w:tc>
+          <w:tcPr>
+            <w:tcW w:type="dxa" w:w="2575"/>
+          </w:tcPr>
+          <w:p>
+            <w:pPr>
+              <w:pStyle w:val="Compact"/>
+              <w:spacing w:after="0" w:line="264" w:lineRule="auto"/>
+            </w:pPr>
+            <w:r>
+              <w:rPr>
+                <w:sz w:val="16"/>
+              </w:rPr>
+              <w:t xml:space="preserve">기동 · 미사용</w:t>
             </w:r>
           </w:p>
         </w:tc>
@@ -52205,8 +52817,8 @@
         <w:t xml:space="preserve">이미 있는 CLI를 차례로 부를 뿐이다. 둘을 지워도 결과는 그대로 선다.</w:t>
       </w:r>
     </w:p>
-    <w:bookmarkEnd w:id="196"/>
-    <w:bookmarkStart w:id="197" w:name="ci-구성"/>
+    <w:bookmarkEnd w:id="200"/>
+    <w:bookmarkStart w:id="201" w:name="ci-구성"/>
     <w:p>
       <w:pPr>
         <w:pStyle w:val="Heading3"/>
@@ -52231,8 +52843,8 @@
         <w:tblLook w:firstRow="1" w:lastRow="0" w:firstColumn="0" w:lastColumn="0" w:noHBand="0" w:noVBand="0" w:val="0020"/>
       </w:tblPr>
       <w:tblGrid>
-        <w:gridCol w:w="2699"/>
-        <w:gridCol w:w="6372"/>
+        <w:gridCol w:w="2668"/>
+        <w:gridCol w:w="6403"/>
       </w:tblGrid>
       <w:tr>
         <w:trPr>
@@ -52240,7 +52852,7 @@
         </w:trPr>
         <w:tc>
           <w:tcPr>
-            <w:tcW w:type="dxa" w:w="2700"/>
+            <w:tcW w:type="dxa" w:w="2669"/>
             <w:shd w:val="clear" w:color="auto" w:fill="E8EEF5"/>
           </w:tcPr>
           <w:p>
@@ -52260,7 +52872,7 @@
         </w:tc>
         <w:tc>
           <w:tcPr>
-            <w:tcW w:type="dxa" w:w="6372"/>
+            <w:tcW w:type="dxa" w:w="6403"/>
             <w:shd w:val="clear" w:color="auto" w:fill="E8EEF5"/>
           </w:tcPr>
           <w:p>
@@ -52282,7 +52894,7 @@
       <w:tr>
         <w:tc>
           <w:tcPr>
-            <w:tcW w:type="dxa" w:w="2700"/>
+            <w:tcW w:type="dxa" w:w="2669"/>
           </w:tcPr>
           <w:p>
             <w:pPr>
@@ -52299,7 +52911,7 @@
         </w:tc>
         <w:tc>
           <w:tcPr>
-            <w:tcW w:type="dxa" w:w="6372"/>
+            <w:tcW w:type="dxa" w:w="6403"/>
           </w:tcPr>
           <w:p>
             <w:pPr>
@@ -52318,7 +52930,7 @@
       <w:tr>
         <w:tc>
           <w:tcPr>
-            <w:tcW w:type="dxa" w:w="2700"/>
+            <w:tcW w:type="dxa" w:w="2669"/>
           </w:tcPr>
           <w:p>
             <w:pPr>
@@ -52335,7 +52947,7 @@
         </w:tc>
         <w:tc>
           <w:tcPr>
-            <w:tcW w:type="dxa" w:w="6372"/>
+            <w:tcW w:type="dxa" w:w="6403"/>
           </w:tcPr>
           <w:p>
             <w:pPr>
@@ -52354,7 +52966,7 @@
       <w:tr>
         <w:tc>
           <w:tcPr>
-            <w:tcW w:type="dxa" w:w="2700"/>
+            <w:tcW w:type="dxa" w:w="2669"/>
           </w:tcPr>
           <w:p>
             <w:pPr>
@@ -52371,7 +52983,7 @@
         </w:tc>
         <w:tc>
           <w:tcPr>
-            <w:tcW w:type="dxa" w:w="6372"/>
+            <w:tcW w:type="dxa" w:w="6403"/>
           </w:tcPr>
           <w:p>
             <w:pPr>
@@ -52390,7 +53002,7 @@
       <w:tr>
         <w:tc>
           <w:tcPr>
-            <w:tcW w:type="dxa" w:w="2700"/>
+            <w:tcW w:type="dxa" w:w="2669"/>
           </w:tcPr>
           <w:p>
             <w:pPr>
@@ -52421,7 +53033,7 @@
         </w:tc>
         <w:tc>
           <w:tcPr>
-            <w:tcW w:type="dxa" w:w="6372"/>
+            <w:tcW w:type="dxa" w:w="6403"/>
           </w:tcPr>
           <w:p>
             <w:pPr>
@@ -52447,7 +53059,7 @@
       <w:tr>
         <w:tc>
           <w:tcPr>
-            <w:tcW w:type="dxa" w:w="2700"/>
+            <w:tcW w:type="dxa" w:w="2669"/>
           </w:tcPr>
           <w:p>
             <w:pPr>
@@ -52466,7 +53078,7 @@
         </w:tc>
         <w:tc>
           <w:tcPr>
-            <w:tcW w:type="dxa" w:w="6372"/>
+            <w:tcW w:type="dxa" w:w="6403"/>
           </w:tcPr>
           <w:p>
             <w:pPr>
@@ -52517,7 +53129,7 @@
       <w:tr>
         <w:tc>
           <w:tcPr>
-            <w:tcW w:type="dxa" w:w="2700"/>
+            <w:tcW w:type="dxa" w:w="2669"/>
           </w:tcPr>
           <w:p>
             <w:pPr>
@@ -52534,7 +53146,7 @@
         </w:tc>
         <w:tc>
           <w:tcPr>
-            <w:tcW w:type="dxa" w:w="6372"/>
+            <w:tcW w:type="dxa" w:w="6403"/>
           </w:tcPr>
           <w:p>
             <w:pPr>
@@ -52617,7 +53229,7 @@
       <w:tr>
         <w:tc>
           <w:tcPr>
-            <w:tcW w:type="dxa" w:w="2700"/>
+            <w:tcW w:type="dxa" w:w="2669"/>
           </w:tcPr>
           <w:p>
             <w:pPr>
@@ -52636,7 +53248,7 @@
         </w:tc>
         <w:tc>
           <w:tcPr>
-            <w:tcW w:type="dxa" w:w="6372"/>
+            <w:tcW w:type="dxa" w:w="6403"/>
           </w:tcPr>
           <w:p>
             <w:pPr>
@@ -52678,10 +53290,74 @@
           </w:p>
         </w:tc>
       </w:tr>
+      <w:tr>
+        <w:tc>
+          <w:tcPr>
+            <w:tcW w:type="dxa" w:w="2669"/>
+          </w:tcPr>
+          <w:p>
+            <w:pPr>
+              <w:pStyle w:val="Compact"/>
+              <w:spacing w:after="0" w:line="264" w:lineRule="auto"/>
+            </w:pPr>
+            <w:r>
+              <w:rPr>
+                <w:b/>
+                <w:bCs/>
+                <w:sz w:val="16"/>
+              </w:rPr>
+              <w:t xml:space="preserve">codeql</w:t>
+            </w:r>
+          </w:p>
+        </w:tc>
+        <w:tc>
+          <w:tcPr>
+            <w:tcW w:type="dxa" w:w="6403"/>
+          </w:tcPr>
+          <w:p>
+            <w:pPr>
+              <w:pStyle w:val="Compact"/>
+              <w:spacing w:after="0" w:line="264" w:lineRule="auto"/>
+            </w:pPr>
+            <w:r>
+              <w:rPr>
+                <w:sz w:val="16"/>
+              </w:rPr>
+              <w:t xml:space="preserve">정적 보안 분석(python). push · PR ·</w:t>
+            </w:r>
+            <w:r>
+              <w:rPr>
+                <w:sz w:val="16"/>
+              </w:rPr>
+              <w:t xml:space="preserve"> </w:t>
+            </w:r>
+            <w:r>
+              <w:rPr>
+                <w:b/>
+                <w:bCs/>
+                <w:sz w:val="16"/>
+              </w:rPr>
+              <w:t xml:space="preserve">월요일 04:37 주간</w:t>
+            </w:r>
+            <w:r>
+              <w:rPr>
+                <w:sz w:val="16"/>
+              </w:rPr>
+              <w:t xml:space="preserve"> </w:t>
+            </w:r>
+            <w:r>
+              <w:rPr>
+                <w:sz w:val="16"/>
+              </w:rPr>
+              <w:t xml:space="preserve">(D-0329 · 러너 고정 D-0330)</w:t>
+            </w:r>
+          </w:p>
+        </w:tc>
+      </w:tr>
     </w:tbl>
-    <w:bookmarkEnd w:id="197"/>
-    <w:bookmarkEnd w:id="198"/>
-    <w:bookmarkStart w:id="199" w:name="산출물-목록"/>
+    <w:bookmarkEnd w:id="201"/>
+    <w:bookmarkEnd w:id="202"/>
+    <w:bookmarkStart w:id="203" w:name="산출물-목록"/>
     <w:p>
       <w:pPr>
         <w:pStyle w:val="Heading2"/>
@@ -53963,8 +54639,8 @@
         </w:tc>
       </w:tr>
     </w:tbl>
-    <w:bookmarkEnd w:id="199"/>
-    <w:bookmarkEnd w:id="200"/>
+    <w:bookmarkEnd w:id="203"/>
+    <w:bookmarkEnd w:id="204"/>
     <w:sectPr>
       <w:footerReference w:type="default" r:id="rId9"/>
       <w:footnotePr>

--- a/docs/proposal.docx
+++ b/docs/proposal.docx
@@ -52249,7 +52249,7 @@
       <w:r>
         <w:drawing>
           <wp:inline>
-            <wp:extent cx="5334000" cy="6150918"/>
+            <wp:extent cx="5334000" cy="5191478"/>
             <wp:effectExtent b="0" l="0" r="0" t="0"/>
             <wp:docPr descr="패치 파이프" title="" id="190" name="Picture"/>
             <a:graphic>
@@ -52270,7 +52270,7 @@
                   <pic:spPr bwMode="auto">
                     <a:xfrm>
                       <a:off x="0" y="0"/>
-                      <a:ext cx="5334000" cy="6150918"/>
+                      <a:ext cx="5334000" cy="5191478"/>
                     </a:xfrm>
                     <a:prstGeom prst="rect">
                       <a:avLst/>
@@ -52306,13 +52306,29 @@
           <w:b/>
           <w:bCs/>
         </w:rPr>
-        <w:t xml:space="preserve">손으로 파일 목록을 적지 않는다</w:t>
-      </w:r>
-      <w:r>
-        <w:t xml:space="preserve"> </w:t>
-      </w:r>
-      <w:r>
-        <w:t xml:space="preserve">(D-0070). 패치 첫 줄</w:t>
+        <w:t xml:space="preserve">손으로 적지 않는다</w:t>
+      </w:r>
+      <w:r>
+        <w:t xml:space="preserve"> </w:t>
+      </w:r>
+      <w:r>
+        <w:t xml:space="preserve">(D-0070 · GR-0.7). 파일 목록도,</w:t>
+      </w:r>
+      <w:r>
+        <w:t xml:space="preserve"> </w:t>
+      </w:r>
+      <w:r>
+        <w:rPr>
+          <w:b/>
+          <w:bCs/>
+        </w:rPr>
+        <w:t xml:space="preserve">패치 머리 셋도</w:t>
+      </w:r>
+      <w:r>
+        <w:t xml:space="preserve"> </w:t>
+      </w:r>
+      <w:r>
+        <w:t xml:space="preserve">그렇다 —</w:t>
       </w:r>
       <w:r>
         <w:t xml:space="preserve"> </w:t>
@@ -52324,7 +52340,185 @@
         <w:t xml:space="preserve"># hathor-commit:</w:t>
       </w:r>
       <w:r>
-        <w:t xml:space="preserve">이 커밋 메시지다.</w:t>
+        <w:t xml:space="preserve">(커밋 제목) ·</w:t>
+      </w:r>
+      <w:r>
+        <w:t xml:space="preserve"> </w:t>
+      </w:r>
+      <w:r>
+        <w:rPr>
+          <w:rStyle w:val="VerbatimChar"/>
+        </w:rPr>
+        <w:t xml:space="preserve"># hathor-needs:</w:t>
+      </w:r>
+      <w:r>
+        <w:t xml:space="preserve">(부모의 마지막 결정 번호) ·</w:t>
+      </w:r>
+      <w:r>
+        <w:t xml:space="preserve"> </w:t>
+      </w:r>
+      <w:r>
+        <w:rPr>
+          <w:rStyle w:val="VerbatimChar"/>
+        </w:rPr>
+        <w:t xml:space="preserve"># hathor-base:</w:t>
+      </w:r>
+      <w:r>
+        <w:t xml:space="preserve">(부모의 트리 해시)를</w:t>
+      </w:r>
+      <w:r>
+        <w:t xml:space="preserve"> </w:t>
+      </w:r>
+      <w:r>
+        <w:rPr>
+          <w:rStyle w:val="VerbatimChar"/>
+        </w:rPr>
+        <w:t xml:space="preserve">make patch</w:t>
+      </w:r>
+      <w:r>
+        <w:t xml:space="preserve">가 커밋에서 뽑는다 (D-0351).</w:t>
+      </w:r>
+    </w:p>
+    <w:p>
+      <w:pPr>
+        <w:pStyle w:val="BodyText"/>
+      </w:pPr>
+      <w:r>
+        <w:rPr>
+          <w:b/>
+          <w:bCs/>
+        </w:rPr>
+        <w:t xml:space="preserve">결정 번호는 어느 판인지 가르지 못한다.</w:t>
+      </w:r>
+      <w:r>
+        <w:t xml:space="preserve"> </w:t>
+      </w:r>
+      <w:r>
+        <w:t xml:space="preserve">같은 번호로 패치를 두 번 보내면 선행 검사가</w:t>
+      </w:r>
+      <w:r>
+        <w:t xml:space="preserve"> </w:t>
+      </w:r>
+      <w:r>
+        <w:t xml:space="preserve">둘 다 통과하고, 어긋난 쪽은</w:t>
+      </w:r>
+      <w:r>
+        <w:t xml:space="preserve"> </w:t>
+      </w:r>
+      <w:r>
+        <w:rPr>
+          <w:rStyle w:val="VerbatimChar"/>
+        </w:rPr>
+        <w:t xml:space="preserve">git apply</w:t>
+      </w:r>
+      <w:r>
+        <w:t xml:space="preserve">의</w:t>
+      </w:r>
+      <w:r>
+        <w:t xml:space="preserve"> </w:t>
+      </w:r>
+      <w:r>
+        <w:rPr>
+          <w:i/>
+          <w:iCs/>
+        </w:rPr>
+        <w:t xml:space="preserve">“브랜치와 기준 커밋을 확인한다”</w:t>
+      </w:r>
+      <w:r>
+        <w:t xml:space="preserve"> </w:t>
+      </w:r>
+      <w:r>
+        <w:t xml:space="preserve">한 줄로만</w:t>
+      </w:r>
+      <w:r>
+        <w:t xml:space="preserve"> </w:t>
+      </w:r>
+      <w:r>
+        <w:t xml:space="preserve">나타난다 —</w:t>
+      </w:r>
+      <w:r>
+        <w:t xml:space="preserve"> </w:t>
+      </w:r>
+      <w:r>
+        <w:rPr>
+          <w:b/>
+          <w:bCs/>
+        </w:rPr>
+        <w:t xml:space="preserve">어느 기준인지는 말하지 않는다.</w:t>
+      </w:r>
+      <w:r>
+        <w:t xml:space="preserve"> </w:t>
+      </w:r>
+      <w:r>
+        <w:t xml:space="preserve">그래서 트리 해시를 같이 적는다. 트리 해시는</w:t>
+      </w:r>
+      <w:r>
+        <w:t xml:space="preserve"> </w:t>
+      </w:r>
+      <w:r>
+        <w:t xml:space="preserve">파일 이름·모드·내용만으로 정해져</w:t>
+      </w:r>
+      <w:r>
+        <w:t xml:space="preserve"> </w:t>
+      </w:r>
+      <w:r>
+        <w:rPr>
+          <w:b/>
+          <w:bCs/>
+        </w:rPr>
+        <w:t xml:space="preserve">이력이 안 들어가므로 미러와 실물에서 같다</w:t>
+      </w:r>
+      <w:r>
+        <w:t xml:space="preserve"> </w:t>
+      </w:r>
+      <w:r>
+        <w:t xml:space="preserve">(실측:</w:t>
+      </w:r>
+      <w:r>
+        <w:t xml:space="preserve"> </w:t>
+      </w:r>
+      <w:r>
+        <w:t xml:space="preserve">커밋 350개인 미러와 커밋 1개인 새 저장소가 같은 트리</w:t>
+      </w:r>
+      <w:r>
+        <w:t xml:space="preserve"> </w:t>
+      </w:r>
+      <w:r>
+        <w:rPr>
+          <w:rStyle w:val="VerbatimChar"/>
+        </w:rPr>
+        <w:t xml:space="preserve">4201d34a</w:t>
+      </w:r>
+      <w:r>
+        <w:t xml:space="preserve">를 냈고 커밋 해시만 달랐다).</w:t>
+      </w:r>
+      <w:r>
+        <w:t xml:space="preserve"> </w:t>
+      </w:r>
+      <w:r>
+        <w:rPr>
+          <w:rStyle w:val="VerbatimChar"/>
+        </w:rPr>
+        <w:t xml:space="preserve">make patch VERIFY=</w:t>
+      </w:r>
+      <w:r>
+        <w:t xml:space="preserve">는 거꾸로도 쓴다 —</w:t>
+      </w:r>
+      <w:r>
+        <w:t xml:space="preserve"> </w:t>
+      </w:r>
+      <w:r>
+        <w:rPr>
+          <w:b/>
+          <w:bCs/>
+        </w:rPr>
+        <w:t xml:space="preserve">받은 패치가 어느 판 위에 서는지</w:t>
+      </w:r>
+      <w:r>
+        <w:t xml:space="preserve"> </w:t>
+      </w:r>
+      <w:r>
+        <w:t xml:space="preserve">이력을 훑어 댄다.</w:t>
       </w:r>
     </w:p>
     <w:bookmarkEnd w:id="192"/>

--- a/docs/proposal.docx
+++ b/docs/proposal.docx
@@ -52540,7 +52540,7 @@
           <w:b/>
           <w:bCs/>
         </w:rPr>
-        <w:t xml:space="preserve">관문 도구 14개</w:t>
+        <w:t xml:space="preserve">관문 도구 16개</w:t>
       </w:r>
       <w:r>
         <w:t xml:space="preserve">가</w:t>
@@ -52621,9 +52621,9 @@
         <w:tblLook w:firstRow="1" w:lastRow="0" w:firstColumn="0" w:lastColumn="0" w:noHBand="0" w:noVBand="0" w:val="0020"/>
       </w:tblPr>
       <w:tblGrid>
-        <w:gridCol w:w="3465"/>
-        <w:gridCol w:w="3587"/>
-        <w:gridCol w:w="2018"/>
+        <w:gridCol w:w="3391"/>
+        <w:gridCol w:w="3643"/>
+        <w:gridCol w:w="2036"/>
       </w:tblGrid>
       <w:tr>
         <w:trPr>
@@ -52631,7 +52631,7 @@
         </w:trPr>
         <w:tc>
           <w:tcPr>
-            <w:tcW w:type="dxa" w:w="3466"/>
+            <w:tcW w:type="dxa" w:w="3392"/>
             <w:shd w:val="clear" w:color="auto" w:fill="E8EEF5"/>
           </w:tcPr>
           <w:p>
@@ -52651,7 +52651,7 @@
         </w:tc>
         <w:tc>
           <w:tcPr>
-            <w:tcW w:type="dxa" w:w="3588"/>
+            <w:tcW w:type="dxa" w:w="3643"/>
             <w:shd w:val="clear" w:color="auto" w:fill="E8EEF5"/>
           </w:tcPr>
           <w:p>
@@ -52671,7 +52671,7 @@
         </w:tc>
         <w:tc>
           <w:tcPr>
-            <w:tcW w:type="dxa" w:w="2018"/>
+            <w:tcW w:type="dxa" w:w="2037"/>
             <w:shd w:val="clear" w:color="auto" w:fill="E8EEF5"/>
           </w:tcPr>
           <w:p>
@@ -52693,7 +52693,7 @@
       <w:tr>
         <w:tc>
           <w:tcPr>
-            <w:tcW w:type="dxa" w:w="3466"/>
+            <w:tcW w:type="dxa" w:w="3392"/>
           </w:tcPr>
           <w:p>
             <w:pPr>
@@ -52711,7 +52711,7 @@
         </w:tc>
         <w:tc>
           <w:tcPr>
-            <w:tcW w:type="dxa" w:w="3588"/>
+            <w:tcW w:type="dxa" w:w="3643"/>
           </w:tcPr>
           <w:p>
             <w:pPr>
@@ -52761,7 +52761,7 @@
         </w:tc>
         <w:tc>
           <w:tcPr>
-            <w:tcW w:type="dxa" w:w="2018"/>
+            <w:tcW w:type="dxa" w:w="2037"/>
           </w:tcPr>
           <w:p>
             <w:pPr>
@@ -52780,7 +52780,7 @@
       <w:tr>
         <w:tc>
           <w:tcPr>
-            <w:tcW w:type="dxa" w:w="3466"/>
+            <w:tcW w:type="dxa" w:w="3392"/>
           </w:tcPr>
           <w:p>
             <w:pPr>
@@ -52798,7 +52798,7 @@
         </w:tc>
         <w:tc>
           <w:tcPr>
-            <w:tcW w:type="dxa" w:w="3588"/>
+            <w:tcW w:type="dxa" w:w="3643"/>
           </w:tcPr>
           <w:p>
             <w:pPr>
@@ -52815,7 +52815,7 @@
         </w:tc>
         <w:tc>
           <w:tcPr>
-            <w:tcW w:type="dxa" w:w="2018"/>
+            <w:tcW w:type="dxa" w:w="2037"/>
           </w:tcPr>
           <w:p>
             <w:pPr>
@@ -52834,7 +52834,7 @@
       <w:tr>
         <w:tc>
           <w:tcPr>
-            <w:tcW w:type="dxa" w:w="3466"/>
+            <w:tcW w:type="dxa" w:w="3392"/>
           </w:tcPr>
           <w:p>
             <w:pPr>
@@ -52852,7 +52852,7 @@
         </w:tc>
         <w:tc>
           <w:tcPr>
-            <w:tcW w:type="dxa" w:w="3588"/>
+            <w:tcW w:type="dxa" w:w="3643"/>
           </w:tcPr>
           <w:p>
             <w:pPr>
@@ -52883,7 +52883,7 @@
         </w:tc>
         <w:tc>
           <w:tcPr>
-            <w:tcW w:type="dxa" w:w="2018"/>
+            <w:tcW w:type="dxa" w:w="2037"/>
           </w:tcPr>
           <w:p>
             <w:pPr>
@@ -52902,7 +52902,7 @@
       <w:tr>
         <w:tc>
           <w:tcPr>
-            <w:tcW w:type="dxa" w:w="3466"/>
+            <w:tcW w:type="dxa" w:w="3392"/>
           </w:tcPr>
           <w:p>
             <w:pPr>
@@ -52920,7 +52920,7 @@
         </w:tc>
         <w:tc>
           <w:tcPr>
-            <w:tcW w:type="dxa" w:w="3588"/>
+            <w:tcW w:type="dxa" w:w="3643"/>
           </w:tcPr>
           <w:p>
             <w:pPr>
@@ -52937,7 +52937,7 @@
         </w:tc>
         <w:tc>
           <w:tcPr>
-            <w:tcW w:type="dxa" w:w="2018"/>
+            <w:tcW w:type="dxa" w:w="2037"/>
           </w:tcPr>
           <w:p>
             <w:pPr>
@@ -52956,7 +52956,7 @@
       <w:tr>
         <w:tc>
           <w:tcPr>
-            <w:tcW w:type="dxa" w:w="3466"/>
+            <w:tcW w:type="dxa" w:w="3392"/>
           </w:tcPr>
           <w:p>
             <w:pPr>
@@ -52974,7 +52974,7 @@
         </w:tc>
         <w:tc>
           <w:tcPr>
-            <w:tcW w:type="dxa" w:w="3588"/>
+            <w:tcW w:type="dxa" w:w="3643"/>
           </w:tcPr>
           <w:p>
             <w:pPr>
@@ -52991,7 +52991,7 @@
         </w:tc>
         <w:tc>
           <w:tcPr>
-            <w:tcW w:type="dxa" w:w="2018"/>
+            <w:tcW w:type="dxa" w:w="2037"/>
           </w:tcPr>
           <w:p>
             <w:pPr>
@@ -53010,7 +53010,7 @@
       <w:tr>
         <w:tc>
           <w:tcPr>
-            <w:tcW w:type="dxa" w:w="3466"/>
+            <w:tcW w:type="dxa" w:w="3392"/>
           </w:tcPr>
           <w:p>
             <w:pPr>
@@ -53028,7 +53028,7 @@
         </w:tc>
         <w:tc>
           <w:tcPr>
-            <w:tcW w:type="dxa" w:w="3588"/>
+            <w:tcW w:type="dxa" w:w="3643"/>
           </w:tcPr>
           <w:p>
             <w:pPr>
@@ -53047,7 +53047,7 @@
         </w:tc>
         <w:tc>
           <w:tcPr>
-            <w:tcW w:type="dxa" w:w="2018"/>
+            <w:tcW w:type="dxa" w:w="2037"/>
           </w:tcPr>
           <w:p>
             <w:pPr>
@@ -53066,7 +53066,7 @@
       <w:tr>
         <w:tc>
           <w:tcPr>
-            <w:tcW w:type="dxa" w:w="3466"/>
+            <w:tcW w:type="dxa" w:w="3392"/>
           </w:tcPr>
           <w:p>
             <w:pPr>
@@ -53084,7 +53084,7 @@
         </w:tc>
         <w:tc>
           <w:tcPr>
-            <w:tcW w:type="dxa" w:w="3588"/>
+            <w:tcW w:type="dxa" w:w="3643"/>
           </w:tcPr>
           <w:p>
             <w:pPr>
@@ -53115,7 +53115,7 @@
         </w:tc>
         <w:tc>
           <w:tcPr>
-            <w:tcW w:type="dxa" w:w="2018"/>
+            <w:tcW w:type="dxa" w:w="2037"/>
           </w:tcPr>
           <w:p>
             <w:pPr>
@@ -53134,7 +53134,7 @@
       <w:tr>
         <w:tc>
           <w:tcPr>
-            <w:tcW w:type="dxa" w:w="3466"/>
+            <w:tcW w:type="dxa" w:w="3392"/>
           </w:tcPr>
           <w:p>
             <w:pPr>
@@ -53152,7 +53152,7 @@
         </w:tc>
         <w:tc>
           <w:tcPr>
-            <w:tcW w:type="dxa" w:w="3588"/>
+            <w:tcW w:type="dxa" w:w="3643"/>
           </w:tcPr>
           <w:p>
             <w:pPr>
@@ -53177,32 +53177,32 @@
               <w:rPr>
                 <w:sz w:val="16"/>
               </w:rPr>
-              <w:t xml:space="preserve">— 조용히 무시되는 플래그</w:t>
-            </w:r>
-          </w:p>
-        </w:tc>
-        <w:tc>
-          <w:tcPr>
-            <w:tcW w:type="dxa" w:w="2018"/>
-          </w:tcPr>
-          <w:p>
-            <w:pPr>
-              <w:pStyle w:val="Compact"/>
-              <w:spacing w:after="0" w:line="264" w:lineRule="auto"/>
-            </w:pPr>
-            <w:r>
-              <w:rPr>
-                <w:sz w:val="16"/>
-              </w:rPr>
-              <w:t xml:space="preserve">D-0064 · D-0069 · D-0350</w:t>
-            </w:r>
-          </w:p>
-        </w:tc>
-      </w:tr>
-      <w:tr>
-        <w:tc>
-          <w:tcPr>
-            <w:tcW w:type="dxa" w:w="3466"/>
+              <w:t xml:space="preserve">— 조용히 무시되는 플래그 · 셸·워크플로·쓰임새 주석까지</w:t>
+            </w:r>
+          </w:p>
+        </w:tc>
+        <w:tc>
+          <w:tcPr>
+            <w:tcW w:type="dxa" w:w="2037"/>
+          </w:tcPr>
+          <w:p>
+            <w:pPr>
+              <w:pStyle w:val="Compact"/>
+              <w:spacing w:after="0" w:line="264" w:lineRule="auto"/>
+            </w:pPr>
+            <w:r>
+              <w:rPr>
+                <w:sz w:val="16"/>
+              </w:rPr>
+              <w:t xml:space="preserve">D-0064 · D-0069 · D-0350 · D-0352</w:t>
+            </w:r>
+          </w:p>
+        </w:tc>
+      </w:tr>
+      <w:tr>
+        <w:tc>
+          <w:tcPr>
+            <w:tcW w:type="dxa" w:w="3392"/>
           </w:tcPr>
           <w:p>
             <w:pPr>
@@ -53214,279 +53214,82 @@
                 <w:rStyle w:val="VerbatimChar"/>
                 <w:sz w:val="16"/>
               </w:rPr>
-              <w:t xml:space="preserve">tools/check_egress.py</w:t>
-            </w:r>
-          </w:p>
-        </w:tc>
-        <w:tc>
-          <w:tcPr>
-            <w:tcW w:type="dxa" w:w="3588"/>
-          </w:tcPr>
-          <w:p>
-            <w:pPr>
-              <w:pStyle w:val="Compact"/>
-              <w:spacing w:after="0" w:line="264" w:lineRule="auto"/>
-            </w:pPr>
-            <w:r>
-              <w:rPr>
-                <w:sz w:val="16"/>
-              </w:rPr>
-              <w:t xml:space="preserve">허용 목록 밖의 망 라이브러리</w:t>
-            </w:r>
-          </w:p>
-        </w:tc>
-        <w:tc>
-          <w:tcPr>
-            <w:tcW w:type="dxa" w:w="2018"/>
-          </w:tcPr>
-          <w:p>
-            <w:pPr>
-              <w:pStyle w:val="Compact"/>
-              <w:spacing w:after="0" w:line="264" w:lineRule="auto"/>
-            </w:pPr>
-            <w:r>
-              <w:rPr>
-                <w:sz w:val="16"/>
-              </w:rPr>
-              <w:t xml:space="preserve">D-0134</w:t>
-            </w:r>
-          </w:p>
-        </w:tc>
-      </w:tr>
-      <w:tr>
-        <w:tc>
-          <w:tcPr>
-            <w:tcW w:type="dxa" w:w="3466"/>
-          </w:tcPr>
-          <w:p>
-            <w:pPr>
-              <w:pStyle w:val="Compact"/>
-              <w:spacing w:after="0" w:line="264" w:lineRule="auto"/>
-            </w:pPr>
-            <w:r>
-              <w:rPr>
-                <w:rStyle w:val="VerbatimChar"/>
-                <w:sz w:val="16"/>
-              </w:rPr>
-              <w:t xml:space="preserve">tools/check_forbidden.py</w:t>
-            </w:r>
-          </w:p>
-        </w:tc>
-        <w:tc>
-          <w:tcPr>
-            <w:tcW w:type="dxa" w:w="3588"/>
-          </w:tcPr>
-          <w:p>
-            <w:pPr>
-              <w:pStyle w:val="Compact"/>
-              <w:spacing w:after="0" w:line="264" w:lineRule="auto"/>
-            </w:pPr>
-            <w:r>
-              <w:rPr>
-                <w:sz w:val="16"/>
-              </w:rPr>
-              <w:t xml:space="preserve">금지 부류 — 실존 가수 음색 복제·보간</w:t>
-            </w:r>
-          </w:p>
-        </w:tc>
-        <w:tc>
-          <w:tcPr>
-            <w:tcW w:type="dxa" w:w="2018"/>
-          </w:tcPr>
-          <w:p>
-            <w:pPr>
-              <w:pStyle w:val="Compact"/>
-              <w:spacing w:after="0" w:line="264" w:lineRule="auto"/>
-            </w:pPr>
-            <w:r>
-              <w:rPr>
-                <w:sz w:val="16"/>
-              </w:rPr>
-              <w:t xml:space="preserve">D-0003</w:t>
-            </w:r>
-          </w:p>
-        </w:tc>
-      </w:tr>
-      <w:tr>
-        <w:tc>
-          <w:tcPr>
-            <w:tcW w:type="dxa" w:w="3466"/>
-          </w:tcPr>
-          <w:p>
-            <w:pPr>
-              <w:pStyle w:val="Compact"/>
-              <w:spacing w:after="0" w:line="264" w:lineRule="auto"/>
-            </w:pPr>
-            <w:r>
-              <w:rPr>
-                <w:rStyle w:val="VerbatimChar"/>
-                <w:sz w:val="16"/>
-              </w:rPr>
-              <w:t xml:space="preserve">tools/check_compose.py</w:t>
-            </w:r>
-          </w:p>
-        </w:tc>
-        <w:tc>
-          <w:tcPr>
-            <w:tcW w:type="dxa" w:w="3588"/>
-          </w:tcPr>
-          <w:p>
-            <w:pPr>
-              <w:pStyle w:val="Compact"/>
-              <w:spacing w:after="0" w:line="264" w:lineRule="auto"/>
-            </w:pPr>
-            <w:r>
-              <w:rPr>
-                <w:sz w:val="16"/>
-              </w:rPr>
-              <w:t xml:space="preserve">compose 메모리 상한</w:t>
-            </w:r>
-          </w:p>
-        </w:tc>
-        <w:tc>
-          <w:tcPr>
-            <w:tcW w:type="dxa" w:w="2018"/>
-          </w:tcPr>
-          <w:p>
-            <w:pPr>
-              <w:pStyle w:val="Compact"/>
-              <w:spacing w:after="0" w:line="264" w:lineRule="auto"/>
-            </w:pPr>
-            <w:r>
-              <w:rPr>
-                <w:sz w:val="16"/>
-              </w:rPr>
-              <w:t xml:space="preserve">D-0223</w:t>
-            </w:r>
-          </w:p>
-        </w:tc>
-      </w:tr>
-      <w:tr>
-        <w:tc>
-          <w:tcPr>
-            <w:tcW w:type="dxa" w:w="3466"/>
-          </w:tcPr>
-          <w:p>
-            <w:pPr>
-              <w:pStyle w:val="Compact"/>
-              <w:spacing w:after="0" w:line="264" w:lineRule="auto"/>
-            </w:pPr>
-            <w:r>
-              <w:rPr>
-                <w:rStyle w:val="VerbatimChar"/>
-                <w:sz w:val="16"/>
-              </w:rPr>
-              <w:t xml:space="preserve">tools/check_artifacts.py</w:t>
-            </w:r>
-          </w:p>
-        </w:tc>
-        <w:tc>
-          <w:tcPr>
-            <w:tcW w:type="dxa" w:w="3588"/>
-          </w:tcPr>
-          <w:p>
-            <w:pPr>
-              <w:pStyle w:val="Compact"/>
-              <w:spacing w:after="0" w:line="264" w:lineRule="auto"/>
-            </w:pPr>
-            <w:r>
-              <w:rPr>
-                <w:sz w:val="16"/>
-              </w:rPr>
-              <w:t xml:space="preserve">산출물 대장 ↔ 실물 ·</w:t>
-            </w:r>
-            <w:r>
-              <w:rPr>
-                <w:sz w:val="16"/>
-              </w:rPr>
-              <w:t xml:space="preserve"> </w:t>
-            </w:r>
+              <w:t xml:space="preserve">tools/check_patch.py</w:t>
+            </w:r>
+          </w:p>
+        </w:tc>
+        <w:tc>
+          <w:tcPr>
+            <w:tcW w:type="dxa" w:w="3643"/>
+          </w:tcPr>
+          <w:p>
+            <w:pPr>
+              <w:pStyle w:val="Compact"/>
+              <w:spacing w:after="0" w:line="264" w:lineRule="auto"/>
+            </w:pPr>
             <w:r>
               <w:rPr>
                 <w:b/>
                 <w:bCs/>
                 <w:sz w:val="16"/>
               </w:rPr>
-              <w:t xml:space="preserve">충족된 미투입</w:t>
-            </w:r>
-          </w:p>
-        </w:tc>
-        <w:tc>
-          <w:tcPr>
-            <w:tcW w:type="dxa" w:w="2018"/>
-          </w:tcPr>
-          <w:p>
-            <w:pPr>
-              <w:pStyle w:val="Compact"/>
-              <w:spacing w:after="0" w:line="264" w:lineRule="auto"/>
-            </w:pPr>
-            <w:r>
-              <w:rPr>
-                <w:sz w:val="16"/>
-              </w:rPr>
-              <w:t xml:space="preserve">D-0265 · D-0349</w:t>
-            </w:r>
-          </w:p>
-        </w:tc>
-      </w:tr>
-      <w:tr>
-        <w:tc>
-          <w:tcPr>
-            <w:tcW w:type="dxa" w:w="3466"/>
-          </w:tcPr>
-          <w:p>
-            <w:pPr>
-              <w:pStyle w:val="Compact"/>
-              <w:spacing w:after="0" w:line="264" w:lineRule="auto"/>
-            </w:pPr>
+              <w:t xml:space="preserve">패치 머리가 네 곳에서 어긋나기</w:t>
+            </w:r>
+            <w:r>
+              <w:rPr>
+                <w:sz w:val="16"/>
+              </w:rPr>
+              <w:t xml:space="preserve"> </w:t>
+            </w:r>
+            <w:r>
+              <w:rPr>
+                <w:sz w:val="16"/>
+              </w:rPr>
+              <w:t xml:space="preserve">· 뽑는 쪽이 망가지기 —</w:t>
+            </w:r>
+            <w:r>
+              <w:rPr>
+                <w:sz w:val="16"/>
+              </w:rPr>
+              <w:t xml:space="preserve"> </w:t>
+            </w:r>
             <w:r>
               <w:rPr>
                 <w:rStyle w:val="VerbatimChar"/>
                 <w:sz w:val="16"/>
               </w:rPr>
-              <w:t xml:space="preserve">tools/check_model_licenses.py</w:t>
-            </w:r>
-          </w:p>
-        </w:tc>
-        <w:tc>
-          <w:tcPr>
-            <w:tcW w:type="dxa" w:w="3588"/>
-          </w:tcPr>
-          <w:p>
-            <w:pPr>
-              <w:pStyle w:val="Compact"/>
-              <w:spacing w:after="0" w:line="264" w:lineRule="auto"/>
-            </w:pPr>
-            <w:r>
-              <w:rPr>
-                <w:sz w:val="16"/>
-              </w:rPr>
-              <w:t xml:space="preserve">표에 없는 가중치 · 상업 불가 집합</w:t>
-            </w:r>
-          </w:p>
-        </w:tc>
-        <w:tc>
-          <w:tcPr>
-            <w:tcW w:type="dxa" w:w="2018"/>
-          </w:tcPr>
-          <w:p>
-            <w:pPr>
-              <w:pStyle w:val="Compact"/>
-              <w:spacing w:after="0" w:line="264" w:lineRule="auto"/>
-            </w:pPr>
-            <w:r>
-              <w:rPr>
-                <w:sz w:val="16"/>
-              </w:rPr>
-              <w:t xml:space="preserve">D-0217</w:t>
-            </w:r>
-          </w:p>
-        </w:tc>
-      </w:tr>
-      <w:tr>
-        <w:tc>
-          <w:tcPr>
-            <w:tcW w:type="dxa" w:w="3466"/>
+              <w:t xml:space="preserve">HEAD</w:t>
+            </w:r>
+            <w:r>
+              <w:rPr>
+                <w:sz w:val="16"/>
+              </w:rPr>
+              <w:t xml:space="preserve">를 실제로 뽑아 본다</w:t>
+            </w:r>
+          </w:p>
+        </w:tc>
+        <w:tc>
+          <w:tcPr>
+            <w:tcW w:type="dxa" w:w="2037"/>
+          </w:tcPr>
+          <w:p>
+            <w:pPr>
+              <w:pStyle w:val="Compact"/>
+              <w:spacing w:after="0" w:line="264" w:lineRule="auto"/>
+            </w:pPr>
+            <w:r>
+              <w:rPr>
+                <w:sz w:val="16"/>
+              </w:rPr>
+              <w:t xml:space="preserve">D-0351 · D-0352</w:t>
+            </w:r>
+          </w:p>
+        </w:tc>
+      </w:tr>
+      <w:tr>
+        <w:tc>
+          <w:tcPr>
+            <w:tcW w:type="dxa" w:w="3392"/>
           </w:tcPr>
           <w:p>
             <w:pPr>
@@ -53498,146 +53301,26 @@
                 <w:rStyle w:val="VerbatimChar"/>
                 <w:sz w:val="16"/>
               </w:rPr>
-              <w:t xml:space="preserve">tools/check_test_types.py</w:t>
-            </w:r>
-          </w:p>
-        </w:tc>
-        <w:tc>
-          <w:tcPr>
-            <w:tcW w:type="dxa" w:w="3588"/>
-          </w:tcPr>
-          <w:p>
-            <w:pPr>
-              <w:pStyle w:val="Compact"/>
-              <w:spacing w:after="0" w:line="264" w:lineRule="auto"/>
-            </w:pPr>
-            <w:r>
-              <w:rPr>
-                <w:sz w:val="16"/>
-              </w:rPr>
-              <w:t xml:space="preserve">시험 코드 타입 오류 래칫</w:t>
-            </w:r>
-          </w:p>
-        </w:tc>
-        <w:tc>
-          <w:tcPr>
-            <w:tcW w:type="dxa" w:w="2018"/>
-          </w:tcPr>
-          <w:p>
-            <w:pPr>
-              <w:pStyle w:val="Compact"/>
-              <w:spacing w:after="0" w:line="264" w:lineRule="auto"/>
-            </w:pPr>
-            <w:r>
-              <w:rPr>
-                <w:sz w:val="16"/>
-              </w:rPr>
-              <w:t xml:space="preserve">D-0264</w:t>
-            </w:r>
-          </w:p>
-        </w:tc>
-      </w:tr>
-      <w:tr>
-        <w:tc>
-          <w:tcPr>
-            <w:tcW w:type="dxa" w:w="3466"/>
-          </w:tcPr>
-          <w:p>
-            <w:pPr>
-              <w:pStyle w:val="Compact"/>
-              <w:spacing w:after="0" w:line="264" w:lineRule="auto"/>
-            </w:pPr>
-            <w:r>
-              <w:rPr>
-                <w:rStyle w:val="VerbatimChar"/>
-                <w:sz w:val="16"/>
-              </w:rPr>
-              <w:t xml:space="preserve">tools/docx_check.py</w:t>
-            </w:r>
-          </w:p>
-        </w:tc>
-        <w:tc>
-          <w:tcPr>
-            <w:tcW w:type="dxa" w:w="3588"/>
-          </w:tcPr>
-          <w:p>
-            <w:pPr>
-              <w:pStyle w:val="Compact"/>
-              <w:spacing w:after="0" w:line="264" w:lineRule="auto"/>
-            </w:pPr>
-            <w:r>
-              <w:rPr>
-                <w:sz w:val="16"/>
-              </w:rPr>
-              <w:t xml:space="preserve">기획서와 정본의 어긋남 · 폐기어</w:t>
-            </w:r>
-          </w:p>
-        </w:tc>
-        <w:tc>
-          <w:tcPr>
-            <w:tcW w:type="dxa" w:w="2018"/>
-          </w:tcPr>
-          <w:p>
-            <w:pPr>
-              <w:pStyle w:val="Compact"/>
-              <w:spacing w:after="0" w:line="264" w:lineRule="auto"/>
-            </w:pPr>
-            <w:r>
-              <w:rPr>
-                <w:sz w:val="16"/>
-              </w:rPr>
-              <w:t xml:space="preserve">D-0220 · D-0221</w:t>
-            </w:r>
-          </w:p>
-        </w:tc>
-      </w:tr>
-      <w:tr>
-        <w:tc>
-          <w:tcPr>
-            <w:tcW w:type="dxa" w:w="3466"/>
-          </w:tcPr>
-          <w:p>
-            <w:pPr>
-              <w:pStyle w:val="Compact"/>
-              <w:spacing w:after="0" w:line="264" w:lineRule="auto"/>
-            </w:pPr>
-            <w:r>
-              <w:rPr>
-                <w:rStyle w:val="VerbatimChar"/>
-                <w:sz w:val="16"/>
-              </w:rPr>
-              <w:t xml:space="preserve">tools/doc_fsck.py</w:t>
-            </w:r>
-          </w:p>
-        </w:tc>
-        <w:tc>
-          <w:tcPr>
-            <w:tcW w:type="dxa" w:w="3588"/>
-          </w:tcPr>
-          <w:p>
-            <w:pPr>
-              <w:pStyle w:val="Compact"/>
-              <w:spacing w:after="0" w:line="264" w:lineRule="auto"/>
-            </w:pPr>
-            <w:r>
-              <w:rPr>
-                <w:sz w:val="16"/>
-              </w:rPr>
-              <w:t xml:space="preserve">문서가 없는 것을 가리키기 ·</w:t>
-            </w:r>
-            <w:r>
-              <w:rPr>
-                <w:sz w:val="16"/>
-              </w:rPr>
-              <w:t xml:space="preserve"> </w:t>
-            </w:r>
+              <w:t xml:space="preserve">tools/check_ratchets.py</w:t>
+            </w:r>
+          </w:p>
+        </w:tc>
+        <w:tc>
+          <w:tcPr>
+            <w:tcW w:type="dxa" w:w="3643"/>
+          </w:tcPr>
+          <w:p>
+            <w:pPr>
+              <w:pStyle w:val="Compact"/>
+              <w:spacing w:after="0" w:line="264" w:lineRule="auto"/>
+            </w:pPr>
             <w:r>
               <w:rPr>
                 <w:b/>
                 <w:bCs/>
                 <w:sz w:val="16"/>
               </w:rPr>
-              <w:t xml:space="preserve">적은 수 ↔ 실물</w:t>
+              <w:t xml:space="preserve">래칫을 느슨하게 내려 박고 기록을 안 쓰기</w:t>
             </w:r>
             <w:r>
               <w:rPr>
@@ -53649,7 +53332,223 @@
               <w:rPr>
                 <w:sz w:val="16"/>
               </w:rPr>
-              <w:t xml:space="preserve">·</w:t>
+              <w:t xml:space="preserve">— 부모 커밋과 대조한다</w:t>
+            </w:r>
+          </w:p>
+        </w:tc>
+        <w:tc>
+          <w:tcPr>
+            <w:tcW w:type="dxa" w:w="2037"/>
+          </w:tcPr>
+          <w:p>
+            <w:pPr>
+              <w:pStyle w:val="Compact"/>
+              <w:spacing w:after="0" w:line="264" w:lineRule="auto"/>
+            </w:pPr>
+            <w:r>
+              <w:rPr>
+                <w:sz w:val="16"/>
+              </w:rPr>
+              <w:t xml:space="preserve">D-0118 · D-0349 · D-0352</w:t>
+            </w:r>
+          </w:p>
+        </w:tc>
+      </w:tr>
+      <w:tr>
+        <w:tc>
+          <w:tcPr>
+            <w:tcW w:type="dxa" w:w="3392"/>
+          </w:tcPr>
+          <w:p>
+            <w:pPr>
+              <w:pStyle w:val="Compact"/>
+              <w:spacing w:after="0" w:line="264" w:lineRule="auto"/>
+            </w:pPr>
+            <w:r>
+              <w:rPr>
+                <w:rStyle w:val="VerbatimChar"/>
+                <w:sz w:val="16"/>
+              </w:rPr>
+              <w:t xml:space="preserve">tools/check_egress.py</w:t>
+            </w:r>
+          </w:p>
+        </w:tc>
+        <w:tc>
+          <w:tcPr>
+            <w:tcW w:type="dxa" w:w="3643"/>
+          </w:tcPr>
+          <w:p>
+            <w:pPr>
+              <w:pStyle w:val="Compact"/>
+              <w:spacing w:after="0" w:line="264" w:lineRule="auto"/>
+            </w:pPr>
+            <w:r>
+              <w:rPr>
+                <w:sz w:val="16"/>
+              </w:rPr>
+              <w:t xml:space="preserve">허용 목록 밖의 망 라이브러리</w:t>
+            </w:r>
+          </w:p>
+        </w:tc>
+        <w:tc>
+          <w:tcPr>
+            <w:tcW w:type="dxa" w:w="2037"/>
+          </w:tcPr>
+          <w:p>
+            <w:pPr>
+              <w:pStyle w:val="Compact"/>
+              <w:spacing w:after="0" w:line="264" w:lineRule="auto"/>
+            </w:pPr>
+            <w:r>
+              <w:rPr>
+                <w:sz w:val="16"/>
+              </w:rPr>
+              <w:t xml:space="preserve">D-0134</w:t>
+            </w:r>
+          </w:p>
+        </w:tc>
+      </w:tr>
+      <w:tr>
+        <w:tc>
+          <w:tcPr>
+            <w:tcW w:type="dxa" w:w="3392"/>
+          </w:tcPr>
+          <w:p>
+            <w:pPr>
+              <w:pStyle w:val="Compact"/>
+              <w:spacing w:after="0" w:line="264" w:lineRule="auto"/>
+            </w:pPr>
+            <w:r>
+              <w:rPr>
+                <w:rStyle w:val="VerbatimChar"/>
+                <w:sz w:val="16"/>
+              </w:rPr>
+              <w:t xml:space="preserve">tools/check_forbidden.py</w:t>
+            </w:r>
+          </w:p>
+        </w:tc>
+        <w:tc>
+          <w:tcPr>
+            <w:tcW w:type="dxa" w:w="3643"/>
+          </w:tcPr>
+          <w:p>
+            <w:pPr>
+              <w:pStyle w:val="Compact"/>
+              <w:spacing w:after="0" w:line="264" w:lineRule="auto"/>
+            </w:pPr>
+            <w:r>
+              <w:rPr>
+                <w:sz w:val="16"/>
+              </w:rPr>
+              <w:t xml:space="preserve">금지 부류 — 실존 가수 음색 복제·보간</w:t>
+            </w:r>
+          </w:p>
+        </w:tc>
+        <w:tc>
+          <w:tcPr>
+            <w:tcW w:type="dxa" w:w="2037"/>
+          </w:tcPr>
+          <w:p>
+            <w:pPr>
+              <w:pStyle w:val="Compact"/>
+              <w:spacing w:after="0" w:line="264" w:lineRule="auto"/>
+            </w:pPr>
+            <w:r>
+              <w:rPr>
+                <w:sz w:val="16"/>
+              </w:rPr>
+              <w:t xml:space="preserve">D-0003</w:t>
+            </w:r>
+          </w:p>
+        </w:tc>
+      </w:tr>
+      <w:tr>
+        <w:tc>
+          <w:tcPr>
+            <w:tcW w:type="dxa" w:w="3392"/>
+          </w:tcPr>
+          <w:p>
+            <w:pPr>
+              <w:pStyle w:val="Compact"/>
+              <w:spacing w:after="0" w:line="264" w:lineRule="auto"/>
+            </w:pPr>
+            <w:r>
+              <w:rPr>
+                <w:rStyle w:val="VerbatimChar"/>
+                <w:sz w:val="16"/>
+              </w:rPr>
+              <w:t xml:space="preserve">tools/check_compose.py</w:t>
+            </w:r>
+          </w:p>
+        </w:tc>
+        <w:tc>
+          <w:tcPr>
+            <w:tcW w:type="dxa" w:w="3643"/>
+          </w:tcPr>
+          <w:p>
+            <w:pPr>
+              <w:pStyle w:val="Compact"/>
+              <w:spacing w:after="0" w:line="264" w:lineRule="auto"/>
+            </w:pPr>
+            <w:r>
+              <w:rPr>
+                <w:sz w:val="16"/>
+              </w:rPr>
+              <w:t xml:space="preserve">compose 메모리 상한</w:t>
+            </w:r>
+          </w:p>
+        </w:tc>
+        <w:tc>
+          <w:tcPr>
+            <w:tcW w:type="dxa" w:w="2037"/>
+          </w:tcPr>
+          <w:p>
+            <w:pPr>
+              <w:pStyle w:val="Compact"/>
+              <w:spacing w:after="0" w:line="264" w:lineRule="auto"/>
+            </w:pPr>
+            <w:r>
+              <w:rPr>
+                <w:sz w:val="16"/>
+              </w:rPr>
+              <w:t xml:space="preserve">D-0223</w:t>
+            </w:r>
+          </w:p>
+        </w:tc>
+      </w:tr>
+      <w:tr>
+        <w:tc>
+          <w:tcPr>
+            <w:tcW w:type="dxa" w:w="3392"/>
+          </w:tcPr>
+          <w:p>
+            <w:pPr>
+              <w:pStyle w:val="Compact"/>
+              <w:spacing w:after="0" w:line="264" w:lineRule="auto"/>
+            </w:pPr>
+            <w:r>
+              <w:rPr>
+                <w:rStyle w:val="VerbatimChar"/>
+                <w:sz w:val="16"/>
+              </w:rPr>
+              <w:t xml:space="preserve">tools/check_artifacts.py</w:t>
+            </w:r>
+          </w:p>
+        </w:tc>
+        <w:tc>
+          <w:tcPr>
+            <w:tcW w:type="dxa" w:w="3643"/>
+          </w:tcPr>
+          <w:p>
+            <w:pPr>
+              <w:pStyle w:val="Compact"/>
+              <w:spacing w:after="0" w:line="264" w:lineRule="auto"/>
+            </w:pPr>
+            <w:r>
+              <w:rPr>
+                <w:sz w:val="16"/>
+              </w:rPr>
+              <w:t xml:space="preserve">산출물 대장 ↔ 실물 ·</w:t>
             </w:r>
             <w:r>
               <w:rPr>
@@ -53663,32 +53562,32 @@
                 <w:bCs/>
                 <w:sz w:val="16"/>
               </w:rPr>
-              <w:t xml:space="preserve">거꾸로 보는 눈</w:t>
-            </w:r>
-          </w:p>
-        </w:tc>
-        <w:tc>
-          <w:tcPr>
-            <w:tcW w:type="dxa" w:w="2018"/>
-          </w:tcPr>
-          <w:p>
-            <w:pPr>
-              <w:pStyle w:val="Compact"/>
-              <w:spacing w:after="0" w:line="264" w:lineRule="auto"/>
-            </w:pPr>
-            <w:r>
-              <w:rPr>
-                <w:sz w:val="16"/>
-              </w:rPr>
-              <w:t xml:space="preserve">D-0189 · D-0263 · D-0350</w:t>
-            </w:r>
-          </w:p>
-        </w:tc>
-      </w:tr>
-      <w:tr>
-        <w:tc>
-          <w:tcPr>
-            <w:tcW w:type="dxa" w:w="3466"/>
+              <w:t xml:space="preserve">충족된 미투입</w:t>
+            </w:r>
+          </w:p>
+        </w:tc>
+        <w:tc>
+          <w:tcPr>
+            <w:tcW w:type="dxa" w:w="2037"/>
+          </w:tcPr>
+          <w:p>
+            <w:pPr>
+              <w:pStyle w:val="Compact"/>
+              <w:spacing w:after="0" w:line="264" w:lineRule="auto"/>
+            </w:pPr>
+            <w:r>
+              <w:rPr>
+                <w:sz w:val="16"/>
+              </w:rPr>
+              <w:t xml:space="preserve">D-0265 · D-0349</w:t>
+            </w:r>
+          </w:p>
+        </w:tc>
+      </w:tr>
+      <w:tr>
+        <w:tc>
+          <w:tcPr>
+            <w:tcW w:type="dxa" w:w="3392"/>
           </w:tcPr>
           <w:p>
             <w:pPr>
@@ -53700,49 +53599,49 @@
                 <w:rStyle w:val="VerbatimChar"/>
                 <w:sz w:val="16"/>
               </w:rPr>
-              <w:t xml:space="preserve">tools/encoding_check.py</w:t>
-            </w:r>
-          </w:p>
-        </w:tc>
-        <w:tc>
-          <w:tcPr>
-            <w:tcW w:type="dxa" w:w="3588"/>
-          </w:tcPr>
-          <w:p>
-            <w:pPr>
-              <w:pStyle w:val="Compact"/>
-              <w:spacing w:after="0" w:line="264" w:lineRule="auto"/>
-            </w:pPr>
-            <w:r>
-              <w:rPr>
-                <w:sz w:val="16"/>
-              </w:rPr>
-              <w:t xml:space="preserve">BOM · CRLF · 비 UTF-8 · 끝 개행 없음</w:t>
-            </w:r>
-          </w:p>
-        </w:tc>
-        <w:tc>
-          <w:tcPr>
-            <w:tcW w:type="dxa" w:w="2018"/>
-          </w:tcPr>
-          <w:p>
-            <w:pPr>
-              <w:pStyle w:val="Compact"/>
-              <w:spacing w:after="0" w:line="264" w:lineRule="auto"/>
-            </w:pPr>
-            <w:r>
-              <w:rPr>
-                <w:sz w:val="16"/>
-              </w:rPr>
-              <w:t xml:space="preserve">D-0230</w:t>
-            </w:r>
-          </w:p>
-        </w:tc>
-      </w:tr>
-      <w:tr>
-        <w:tc>
-          <w:tcPr>
-            <w:tcW w:type="dxa" w:w="3466"/>
+              <w:t xml:space="preserve">tools/check_model_licenses.py</w:t>
+            </w:r>
+          </w:p>
+        </w:tc>
+        <w:tc>
+          <w:tcPr>
+            <w:tcW w:type="dxa" w:w="3643"/>
+          </w:tcPr>
+          <w:p>
+            <w:pPr>
+              <w:pStyle w:val="Compact"/>
+              <w:spacing w:after="0" w:line="264" w:lineRule="auto"/>
+            </w:pPr>
+            <w:r>
+              <w:rPr>
+                <w:sz w:val="16"/>
+              </w:rPr>
+              <w:t xml:space="preserve">표에 없는 가중치 · 상업 불가 집합</w:t>
+            </w:r>
+          </w:p>
+        </w:tc>
+        <w:tc>
+          <w:tcPr>
+            <w:tcW w:type="dxa" w:w="2037"/>
+          </w:tcPr>
+          <w:p>
+            <w:pPr>
+              <w:pStyle w:val="Compact"/>
+              <w:spacing w:after="0" w:line="264" w:lineRule="auto"/>
+            </w:pPr>
+            <w:r>
+              <w:rPr>
+                <w:sz w:val="16"/>
+              </w:rPr>
+              <w:t xml:space="preserve">D-0217</w:t>
+            </w:r>
+          </w:p>
+        </w:tc>
+      </w:tr>
+      <w:tr>
+        <w:tc>
+          <w:tcPr>
+            <w:tcW w:type="dxa" w:w="3392"/>
           </w:tcPr>
           <w:p>
             <w:pPr>
@@ -53754,25 +53653,281 @@
                 <w:rStyle w:val="VerbatimChar"/>
                 <w:sz w:val="16"/>
               </w:rPr>
-              <w:t xml:space="preserve">tools/deadcheck.py</w:t>
-            </w:r>
-          </w:p>
-        </w:tc>
-        <w:tc>
-          <w:tcPr>
-            <w:tcW w:type="dxa" w:w="3588"/>
-          </w:tcPr>
-          <w:p>
-            <w:pPr>
-              <w:pStyle w:val="Compact"/>
-              <w:spacing w:after="0" w:line="264" w:lineRule="auto"/>
-            </w:pPr>
+              <w:t xml:space="preserve">tools/check_test_types.py</w:t>
+            </w:r>
+          </w:p>
+        </w:tc>
+        <w:tc>
+          <w:tcPr>
+            <w:tcW w:type="dxa" w:w="3643"/>
+          </w:tcPr>
+          <w:p>
+            <w:pPr>
+              <w:pStyle w:val="Compact"/>
+              <w:spacing w:after="0" w:line="264" w:lineRule="auto"/>
+            </w:pPr>
+            <w:r>
+              <w:rPr>
+                <w:sz w:val="16"/>
+              </w:rPr>
+              <w:t xml:space="preserve">시험 코드 타입 오류 래칫</w:t>
+            </w:r>
+          </w:p>
+        </w:tc>
+        <w:tc>
+          <w:tcPr>
+            <w:tcW w:type="dxa" w:w="2037"/>
+          </w:tcPr>
+          <w:p>
+            <w:pPr>
+              <w:pStyle w:val="Compact"/>
+              <w:spacing w:after="0" w:line="264" w:lineRule="auto"/>
+            </w:pPr>
+            <w:r>
+              <w:rPr>
+                <w:sz w:val="16"/>
+              </w:rPr>
+              <w:t xml:space="preserve">D-0264</w:t>
+            </w:r>
+          </w:p>
+        </w:tc>
+      </w:tr>
+      <w:tr>
+        <w:tc>
+          <w:tcPr>
+            <w:tcW w:type="dxa" w:w="3392"/>
+          </w:tcPr>
+          <w:p>
+            <w:pPr>
+              <w:pStyle w:val="Compact"/>
+              <w:spacing w:after="0" w:line="264" w:lineRule="auto"/>
+            </w:pPr>
+            <w:r>
+              <w:rPr>
+                <w:rStyle w:val="VerbatimChar"/>
+                <w:sz w:val="16"/>
+              </w:rPr>
+              <w:t xml:space="preserve">tools/docx_check.py</w:t>
+            </w:r>
+          </w:p>
+        </w:tc>
+        <w:tc>
+          <w:tcPr>
+            <w:tcW w:type="dxa" w:w="3643"/>
+          </w:tcPr>
+          <w:p>
+            <w:pPr>
+              <w:pStyle w:val="Compact"/>
+              <w:spacing w:after="0" w:line="264" w:lineRule="auto"/>
+            </w:pPr>
+            <w:r>
+              <w:rPr>
+                <w:sz w:val="16"/>
+              </w:rPr>
+              <w:t xml:space="preserve">기획서와 정본의 어긋남 · 폐기어</w:t>
+            </w:r>
+          </w:p>
+        </w:tc>
+        <w:tc>
+          <w:tcPr>
+            <w:tcW w:type="dxa" w:w="2037"/>
+          </w:tcPr>
+          <w:p>
+            <w:pPr>
+              <w:pStyle w:val="Compact"/>
+              <w:spacing w:after="0" w:line="264" w:lineRule="auto"/>
+            </w:pPr>
+            <w:r>
+              <w:rPr>
+                <w:sz w:val="16"/>
+              </w:rPr>
+              <w:t xml:space="preserve">D-0220 · D-0221</w:t>
+            </w:r>
+          </w:p>
+        </w:tc>
+      </w:tr>
+      <w:tr>
+        <w:tc>
+          <w:tcPr>
+            <w:tcW w:type="dxa" w:w="3392"/>
+          </w:tcPr>
+          <w:p>
+            <w:pPr>
+              <w:pStyle w:val="Compact"/>
+              <w:spacing w:after="0" w:line="264" w:lineRule="auto"/>
+            </w:pPr>
+            <w:r>
+              <w:rPr>
+                <w:rStyle w:val="VerbatimChar"/>
+                <w:sz w:val="16"/>
+              </w:rPr>
+              <w:t xml:space="preserve">tools/doc_fsck.py</w:t>
+            </w:r>
+          </w:p>
+        </w:tc>
+        <w:tc>
+          <w:tcPr>
+            <w:tcW w:type="dxa" w:w="3643"/>
+          </w:tcPr>
+          <w:p>
+            <w:pPr>
+              <w:pStyle w:val="Compact"/>
+              <w:spacing w:after="0" w:line="264" w:lineRule="auto"/>
+            </w:pPr>
+            <w:r>
+              <w:rPr>
+                <w:sz w:val="16"/>
+              </w:rPr>
+              <w:t xml:space="preserve">문서가 없는 것을 가리키기 ·</w:t>
+            </w:r>
+            <w:r>
+              <w:rPr>
+                <w:sz w:val="16"/>
+              </w:rPr>
+              <w:t xml:space="preserve"> </w:t>
+            </w:r>
             <w:r>
               <w:rPr>
                 <w:b/>
                 <w:bCs/>
                 <w:sz w:val="16"/>
               </w:rPr>
+              <w:t xml:space="preserve">적은 수 ↔ 실물</w:t>
+            </w:r>
+            <w:r>
+              <w:rPr>
+                <w:sz w:val="16"/>
+              </w:rPr>
+              <w:t xml:space="preserve"> </w:t>
+            </w:r>
+            <w:r>
+              <w:rPr>
+                <w:sz w:val="16"/>
+              </w:rPr>
+              <w:t xml:space="preserve">·</w:t>
+            </w:r>
+            <w:r>
+              <w:rPr>
+                <w:sz w:val="16"/>
+              </w:rPr>
+              <w:t xml:space="preserve"> </w:t>
+            </w:r>
+            <w:r>
+              <w:rPr>
+                <w:b/>
+                <w:bCs/>
+                <w:sz w:val="16"/>
+              </w:rPr>
+              <w:t xml:space="preserve">거꾸로 보는 눈</w:t>
+            </w:r>
+          </w:p>
+        </w:tc>
+        <w:tc>
+          <w:tcPr>
+            <w:tcW w:type="dxa" w:w="2037"/>
+          </w:tcPr>
+          <w:p>
+            <w:pPr>
+              <w:pStyle w:val="Compact"/>
+              <w:spacing w:after="0" w:line="264" w:lineRule="auto"/>
+            </w:pPr>
+            <w:r>
+              <w:rPr>
+                <w:sz w:val="16"/>
+              </w:rPr>
+              <w:t xml:space="preserve">D-0189 · D-0263 · D-0350</w:t>
+            </w:r>
+          </w:p>
+        </w:tc>
+      </w:tr>
+      <w:tr>
+        <w:tc>
+          <w:tcPr>
+            <w:tcW w:type="dxa" w:w="3392"/>
+          </w:tcPr>
+          <w:p>
+            <w:pPr>
+              <w:pStyle w:val="Compact"/>
+              <w:spacing w:after="0" w:line="264" w:lineRule="auto"/>
+            </w:pPr>
+            <w:r>
+              <w:rPr>
+                <w:rStyle w:val="VerbatimChar"/>
+                <w:sz w:val="16"/>
+              </w:rPr>
+              <w:t xml:space="preserve">tools/encoding_check.py</w:t>
+            </w:r>
+          </w:p>
+        </w:tc>
+        <w:tc>
+          <w:tcPr>
+            <w:tcW w:type="dxa" w:w="3643"/>
+          </w:tcPr>
+          <w:p>
+            <w:pPr>
+              <w:pStyle w:val="Compact"/>
+              <w:spacing w:after="0" w:line="264" w:lineRule="auto"/>
+            </w:pPr>
+            <w:r>
+              <w:rPr>
+                <w:sz w:val="16"/>
+              </w:rPr>
+              <w:t xml:space="preserve">BOM · CRLF · 비 UTF-8 · 끝 개행 없음</w:t>
+            </w:r>
+          </w:p>
+        </w:tc>
+        <w:tc>
+          <w:tcPr>
+            <w:tcW w:type="dxa" w:w="2037"/>
+          </w:tcPr>
+          <w:p>
+            <w:pPr>
+              <w:pStyle w:val="Compact"/>
+              <w:spacing w:after="0" w:line="264" w:lineRule="auto"/>
+            </w:pPr>
+            <w:r>
+              <w:rPr>
+                <w:sz w:val="16"/>
+              </w:rPr>
+              <w:t xml:space="preserve">D-0230</w:t>
+            </w:r>
+          </w:p>
+        </w:tc>
+      </w:tr>
+      <w:tr>
+        <w:tc>
+          <w:tcPr>
+            <w:tcW w:type="dxa" w:w="3392"/>
+          </w:tcPr>
+          <w:p>
+            <w:pPr>
+              <w:pStyle w:val="Compact"/>
+              <w:spacing w:after="0" w:line="264" w:lineRule="auto"/>
+            </w:pPr>
+            <w:r>
+              <w:rPr>
+                <w:rStyle w:val="VerbatimChar"/>
+                <w:sz w:val="16"/>
+              </w:rPr>
+              <w:t xml:space="preserve">tools/deadcheck.py</w:t>
+            </w:r>
+          </w:p>
+        </w:tc>
+        <w:tc>
+          <w:tcPr>
+            <w:tcW w:type="dxa" w:w="3643"/>
+          </w:tcPr>
+          <w:p>
+            <w:pPr>
+              <w:pStyle w:val="Compact"/>
+              <w:spacing w:after="0" w:line="264" w:lineRule="auto"/>
+            </w:pPr>
+            <w:r>
+              <w:rPr>
+                <w:b/>
+                <w:bCs/>
+                <w:sz w:val="16"/>
+              </w:rPr>
               <w:t xml:space="preserve">검사가 죽었는가</w:t>
             </w:r>
             <w:r>
@@ -53791,7 +53946,7 @@
         </w:tc>
         <w:tc>
           <w:tcPr>
-            <w:tcW w:type="dxa" w:w="2018"/>
+            <w:tcW w:type="dxa" w:w="2037"/>
           </w:tcPr>
           <w:p>
             <w:pPr>
@@ -53810,7 +53965,7 @@
       <w:tr>
         <w:tc>
           <w:tcPr>
-            <w:tcW w:type="dxa" w:w="3466"/>
+            <w:tcW w:type="dxa" w:w="3392"/>
           </w:tcPr>
           <w:p>
             <w:pPr>
@@ -53828,7 +53983,7 @@
         </w:tc>
         <w:tc>
           <w:tcPr>
-            <w:tcW w:type="dxa" w:w="3588"/>
+            <w:tcW w:type="dxa" w:w="3643"/>
           </w:tcPr>
           <w:p>
             <w:pPr>
@@ -53845,7 +54000,7 @@
         </w:tc>
         <w:tc>
           <w:tcPr>
-            <w:tcW w:type="dxa" w:w="2018"/>
+            <w:tcW w:type="dxa" w:w="2037"/>
           </w:tcPr>
           <w:p>
             <w:pPr>
@@ -53864,7 +54019,7 @@
       <w:tr>
         <w:tc>
           <w:tcPr>
-            <w:tcW w:type="dxa" w:w="3466"/>
+            <w:tcW w:type="dxa" w:w="3392"/>
           </w:tcPr>
           <w:p>
             <w:pPr>
@@ -53882,7 +54037,7 @@
         </w:tc>
         <w:tc>
           <w:tcPr>
-            <w:tcW w:type="dxa" w:w="3588"/>
+            <w:tcW w:type="dxa" w:w="3643"/>
           </w:tcPr>
           <w:p>
             <w:pPr>
@@ -53924,7 +54079,7 @@
         </w:tc>
         <w:tc>
           <w:tcPr>
-            <w:tcW w:type="dxa" w:w="2018"/>
+            <w:tcW w:type="dxa" w:w="2037"/>
           </w:tcPr>
           <w:p>
             <w:pPr>
@@ -53943,7 +54098,7 @@
       <w:tr>
         <w:tc>
           <w:tcPr>
-            <w:tcW w:type="dxa" w:w="3466"/>
+            <w:tcW w:type="dxa" w:w="3392"/>
           </w:tcPr>
           <w:p>
             <w:pPr>
@@ -53961,7 +54116,7 @@
         </w:tc>
         <w:tc>
           <w:tcPr>
-            <w:tcW w:type="dxa" w:w="3588"/>
+            <w:tcW w:type="dxa" w:w="3643"/>
           </w:tcPr>
           <w:p>
             <w:pPr>
@@ -53978,7 +54133,7 @@
         </w:tc>
         <w:tc>
           <w:tcPr>
-            <w:tcW w:type="dxa" w:w="2018"/>
+            <w:tcW w:type="dxa" w:w="2037"/>
           </w:tcPr>
           <w:p>
             <w:pPr>
@@ -53997,7 +54152,7 @@
       <w:tr>
         <w:tc>
           <w:tcPr>
-            <w:tcW w:type="dxa" w:w="3466"/>
+            <w:tcW w:type="dxa" w:w="3392"/>
           </w:tcPr>
           <w:p>
             <w:pPr>
@@ -54090,7 +54245,7 @@
         </w:tc>
         <w:tc>
           <w:tcPr>
-            <w:tcW w:type="dxa" w:w="3588"/>
+            <w:tcW w:type="dxa" w:w="3643"/>
           </w:tcPr>
           <w:p>
             <w:pPr>
@@ -54107,7 +54262,7 @@
         </w:tc>
         <w:tc>
           <w:tcPr>
-            <w:tcW w:type="dxa" w:w="2018"/>
+            <w:tcW w:type="dxa" w:w="2037"/>
           </w:tcPr>
           <w:p>
             <w:pPr>
@@ -54209,7 +54364,7 @@
       <w:r>
         <w:drawing>
           <wp:inline>
-            <wp:extent cx="4791456" cy="7589959"/>
+            <wp:extent cx="4599432" cy="7592075"/>
             <wp:effectExtent b="0" l="0" r="0" t="0"/>
             <wp:docPr descr="make check · CI · 커밋 훅 대조 (실물에서 읽었다)" title="" id="194" name="Picture"/>
             <a:graphic>
@@ -54230,7 +54385,7 @@
                   <pic:spPr bwMode="auto">
                     <a:xfrm>
                       <a:off x="0" y="0"/>
-                      <a:ext cx="4791456" cy="7589959"/>
+                      <a:ext cx="4599432" cy="7592075"/>
                     </a:xfrm>
                     <a:prstGeom prst="rect">
                       <a:avLst/>

--- a/docs/proposal.docx
+++ b/docs/proposal.docx
@@ -52621,9 +52621,9 @@
         <w:tblLook w:firstRow="1" w:lastRow="0" w:firstColumn="0" w:lastColumn="0" w:noHBand="0" w:noVBand="0" w:val="0020"/>
       </w:tblPr>
       <w:tblGrid>
-        <w:gridCol w:w="3391"/>
-        <w:gridCol w:w="3643"/>
-        <w:gridCol w:w="2036"/>
+        <w:gridCol w:w="3365"/>
+        <w:gridCol w:w="3662"/>
+        <w:gridCol w:w="2043"/>
       </w:tblGrid>
       <w:tr>
         <w:trPr>
@@ -52631,7 +52631,7 @@
         </w:trPr>
         <w:tc>
           <w:tcPr>
-            <w:tcW w:type="dxa" w:w="3392"/>
+            <w:tcW w:type="dxa" w:w="3366"/>
             <w:shd w:val="clear" w:color="auto" w:fill="E8EEF5"/>
           </w:tcPr>
           <w:p>
@@ -52651,7 +52651,7 @@
         </w:tc>
         <w:tc>
           <w:tcPr>
-            <w:tcW w:type="dxa" w:w="3643"/>
+            <w:tcW w:type="dxa" w:w="3663"/>
             <w:shd w:val="clear" w:color="auto" w:fill="E8EEF5"/>
           </w:tcPr>
           <w:p>
@@ -52671,7 +52671,7 @@
         </w:tc>
         <w:tc>
           <w:tcPr>
-            <w:tcW w:type="dxa" w:w="2037"/>
+            <w:tcW w:type="dxa" w:w="2043"/>
             <w:shd w:val="clear" w:color="auto" w:fill="E8EEF5"/>
           </w:tcPr>
           <w:p>
@@ -52693,7 +52693,7 @@
       <w:tr>
         <w:tc>
           <w:tcPr>
-            <w:tcW w:type="dxa" w:w="3392"/>
+            <w:tcW w:type="dxa" w:w="3366"/>
           </w:tcPr>
           <w:p>
             <w:pPr>
@@ -52711,7 +52711,7 @@
         </w:tc>
         <w:tc>
           <w:tcPr>
-            <w:tcW w:type="dxa" w:w="3643"/>
+            <w:tcW w:type="dxa" w:w="3663"/>
           </w:tcPr>
           <w:p>
             <w:pPr>
@@ -52761,7 +52761,7 @@
         </w:tc>
         <w:tc>
           <w:tcPr>
-            <w:tcW w:type="dxa" w:w="2037"/>
+            <w:tcW w:type="dxa" w:w="2043"/>
           </w:tcPr>
           <w:p>
             <w:pPr>
@@ -52780,7 +52780,7 @@
       <w:tr>
         <w:tc>
           <w:tcPr>
-            <w:tcW w:type="dxa" w:w="3392"/>
+            <w:tcW w:type="dxa" w:w="3366"/>
           </w:tcPr>
           <w:p>
             <w:pPr>
@@ -52798,7 +52798,7 @@
         </w:tc>
         <w:tc>
           <w:tcPr>
-            <w:tcW w:type="dxa" w:w="3643"/>
+            <w:tcW w:type="dxa" w:w="3663"/>
           </w:tcPr>
           <w:p>
             <w:pPr>
@@ -52815,7 +52815,7 @@
         </w:tc>
         <w:tc>
           <w:tcPr>
-            <w:tcW w:type="dxa" w:w="2037"/>
+            <w:tcW w:type="dxa" w:w="2043"/>
           </w:tcPr>
           <w:p>
             <w:pPr>
@@ -52834,7 +52834,7 @@
       <w:tr>
         <w:tc>
           <w:tcPr>
-            <w:tcW w:type="dxa" w:w="3392"/>
+            <w:tcW w:type="dxa" w:w="3366"/>
           </w:tcPr>
           <w:p>
             <w:pPr>
@@ -52852,7 +52852,7 @@
         </w:tc>
         <w:tc>
           <w:tcPr>
-            <w:tcW w:type="dxa" w:w="3643"/>
+            <w:tcW w:type="dxa" w:w="3663"/>
           </w:tcPr>
           <w:p>
             <w:pPr>
@@ -52883,7 +52883,7 @@
         </w:tc>
         <w:tc>
           <w:tcPr>
-            <w:tcW w:type="dxa" w:w="2037"/>
+            <w:tcW w:type="dxa" w:w="2043"/>
           </w:tcPr>
           <w:p>
             <w:pPr>
@@ -52902,7 +52902,7 @@
       <w:tr>
         <w:tc>
           <w:tcPr>
-            <w:tcW w:type="dxa" w:w="3392"/>
+            <w:tcW w:type="dxa" w:w="3366"/>
           </w:tcPr>
           <w:p>
             <w:pPr>
@@ -52920,7 +52920,7 @@
         </w:tc>
         <w:tc>
           <w:tcPr>
-            <w:tcW w:type="dxa" w:w="3643"/>
+            <w:tcW w:type="dxa" w:w="3663"/>
           </w:tcPr>
           <w:p>
             <w:pPr>
@@ -52937,7 +52937,7 @@
         </w:tc>
         <w:tc>
           <w:tcPr>
-            <w:tcW w:type="dxa" w:w="2037"/>
+            <w:tcW w:type="dxa" w:w="2043"/>
           </w:tcPr>
           <w:p>
             <w:pPr>
@@ -52956,7 +52956,7 @@
       <w:tr>
         <w:tc>
           <w:tcPr>
-            <w:tcW w:type="dxa" w:w="3392"/>
+            <w:tcW w:type="dxa" w:w="3366"/>
           </w:tcPr>
           <w:p>
             <w:pPr>
@@ -52974,7 +52974,7 @@
         </w:tc>
         <w:tc>
           <w:tcPr>
-            <w:tcW w:type="dxa" w:w="3643"/>
+            <w:tcW w:type="dxa" w:w="3663"/>
           </w:tcPr>
           <w:p>
             <w:pPr>
@@ -52991,7 +52991,7 @@
         </w:tc>
         <w:tc>
           <w:tcPr>
-            <w:tcW w:type="dxa" w:w="2037"/>
+            <w:tcW w:type="dxa" w:w="2043"/>
           </w:tcPr>
           <w:p>
             <w:pPr>
@@ -53010,7 +53010,7 @@
       <w:tr>
         <w:tc>
           <w:tcPr>
-            <w:tcW w:type="dxa" w:w="3392"/>
+            <w:tcW w:type="dxa" w:w="3366"/>
           </w:tcPr>
           <w:p>
             <w:pPr>
@@ -53028,7 +53028,7 @@
         </w:tc>
         <w:tc>
           <w:tcPr>
-            <w:tcW w:type="dxa" w:w="3643"/>
+            <w:tcW w:type="dxa" w:w="3663"/>
           </w:tcPr>
           <w:p>
             <w:pPr>
@@ -53047,7 +53047,7 @@
         </w:tc>
         <w:tc>
           <w:tcPr>
-            <w:tcW w:type="dxa" w:w="2037"/>
+            <w:tcW w:type="dxa" w:w="2043"/>
           </w:tcPr>
           <w:p>
             <w:pPr>
@@ -53066,7 +53066,7 @@
       <w:tr>
         <w:tc>
           <w:tcPr>
-            <w:tcW w:type="dxa" w:w="3392"/>
+            <w:tcW w:type="dxa" w:w="3366"/>
           </w:tcPr>
           <w:p>
             <w:pPr>
@@ -53084,7 +53084,7 @@
         </w:tc>
         <w:tc>
           <w:tcPr>
-            <w:tcW w:type="dxa" w:w="3643"/>
+            <w:tcW w:type="dxa" w:w="3663"/>
           </w:tcPr>
           <w:p>
             <w:pPr>
@@ -53115,7 +53115,7 @@
         </w:tc>
         <w:tc>
           <w:tcPr>
-            <w:tcW w:type="dxa" w:w="2037"/>
+            <w:tcW w:type="dxa" w:w="2043"/>
           </w:tcPr>
           <w:p>
             <w:pPr>
@@ -53134,7 +53134,7 @@
       <w:tr>
         <w:tc>
           <w:tcPr>
-            <w:tcW w:type="dxa" w:w="3392"/>
+            <w:tcW w:type="dxa" w:w="3366"/>
           </w:tcPr>
           <w:p>
             <w:pPr>
@@ -53152,7 +53152,7 @@
         </w:tc>
         <w:tc>
           <w:tcPr>
-            <w:tcW w:type="dxa" w:w="3643"/>
+            <w:tcW w:type="dxa" w:w="3663"/>
           </w:tcPr>
           <w:p>
             <w:pPr>
@@ -53183,7 +53183,7 @@
         </w:tc>
         <w:tc>
           <w:tcPr>
-            <w:tcW w:type="dxa" w:w="2037"/>
+            <w:tcW w:type="dxa" w:w="2043"/>
           </w:tcPr>
           <w:p>
             <w:pPr>
@@ -53202,7 +53202,7 @@
       <w:tr>
         <w:tc>
           <w:tcPr>
-            <w:tcW w:type="dxa" w:w="3392"/>
+            <w:tcW w:type="dxa" w:w="3366"/>
           </w:tcPr>
           <w:p>
             <w:pPr>
@@ -53220,7 +53220,7 @@
         </w:tc>
         <w:tc>
           <w:tcPr>
-            <w:tcW w:type="dxa" w:w="3643"/>
+            <w:tcW w:type="dxa" w:w="3663"/>
           </w:tcPr>
           <w:p>
             <w:pPr>
@@ -53270,7 +53270,7 @@
         </w:tc>
         <w:tc>
           <w:tcPr>
-            <w:tcW w:type="dxa" w:w="2037"/>
+            <w:tcW w:type="dxa" w:w="2043"/>
           </w:tcPr>
           <w:p>
             <w:pPr>
@@ -53289,7 +53289,7 @@
       <w:tr>
         <w:tc>
           <w:tcPr>
-            <w:tcW w:type="dxa" w:w="3392"/>
+            <w:tcW w:type="dxa" w:w="3366"/>
           </w:tcPr>
           <w:p>
             <w:pPr>
@@ -53307,7 +53307,7 @@
         </w:tc>
         <w:tc>
           <w:tcPr>
-            <w:tcW w:type="dxa" w:w="3643"/>
+            <w:tcW w:type="dxa" w:w="3663"/>
           </w:tcPr>
           <w:p>
             <w:pPr>
@@ -53332,223 +53332,7 @@
               <w:rPr>
                 <w:sz w:val="16"/>
               </w:rPr>
-              <w:t xml:space="preserve">— 부모 커밋과 대조한다</w:t>
-            </w:r>
-          </w:p>
-        </w:tc>
-        <w:tc>
-          <w:tcPr>
-            <w:tcW w:type="dxa" w:w="2037"/>
-          </w:tcPr>
-          <w:p>
-            <w:pPr>
-              <w:pStyle w:val="Compact"/>
-              <w:spacing w:after="0" w:line="264" w:lineRule="auto"/>
-            </w:pPr>
-            <w:r>
-              <w:rPr>
-                <w:sz w:val="16"/>
-              </w:rPr>
-              <w:t xml:space="preserve">D-0118 · D-0349 · D-0352</w:t>
-            </w:r>
-          </w:p>
-        </w:tc>
-      </w:tr>
-      <w:tr>
-        <w:tc>
-          <w:tcPr>
-            <w:tcW w:type="dxa" w:w="3392"/>
-          </w:tcPr>
-          <w:p>
-            <w:pPr>
-              <w:pStyle w:val="Compact"/>
-              <w:spacing w:after="0" w:line="264" w:lineRule="auto"/>
-            </w:pPr>
-            <w:r>
-              <w:rPr>
-                <w:rStyle w:val="VerbatimChar"/>
-                <w:sz w:val="16"/>
-              </w:rPr>
-              <w:t xml:space="preserve">tools/check_egress.py</w:t>
-            </w:r>
-          </w:p>
-        </w:tc>
-        <w:tc>
-          <w:tcPr>
-            <w:tcW w:type="dxa" w:w="3643"/>
-          </w:tcPr>
-          <w:p>
-            <w:pPr>
-              <w:pStyle w:val="Compact"/>
-              <w:spacing w:after="0" w:line="264" w:lineRule="auto"/>
-            </w:pPr>
-            <w:r>
-              <w:rPr>
-                <w:sz w:val="16"/>
-              </w:rPr>
-              <w:t xml:space="preserve">허용 목록 밖의 망 라이브러리</w:t>
-            </w:r>
-          </w:p>
-        </w:tc>
-        <w:tc>
-          <w:tcPr>
-            <w:tcW w:type="dxa" w:w="2037"/>
-          </w:tcPr>
-          <w:p>
-            <w:pPr>
-              <w:pStyle w:val="Compact"/>
-              <w:spacing w:after="0" w:line="264" w:lineRule="auto"/>
-            </w:pPr>
-            <w:r>
-              <w:rPr>
-                <w:sz w:val="16"/>
-              </w:rPr>
-              <w:t xml:space="preserve">D-0134</w:t>
-            </w:r>
-          </w:p>
-        </w:tc>
-      </w:tr>
-      <w:tr>
-        <w:tc>
-          <w:tcPr>
-            <w:tcW w:type="dxa" w:w="3392"/>
-          </w:tcPr>
-          <w:p>
-            <w:pPr>
-              <w:pStyle w:val="Compact"/>
-              <w:spacing w:after="0" w:line="264" w:lineRule="auto"/>
-            </w:pPr>
-            <w:r>
-              <w:rPr>
-                <w:rStyle w:val="VerbatimChar"/>
-                <w:sz w:val="16"/>
-              </w:rPr>
-              <w:t xml:space="preserve">tools/check_forbidden.py</w:t>
-            </w:r>
-          </w:p>
-        </w:tc>
-        <w:tc>
-          <w:tcPr>
-            <w:tcW w:type="dxa" w:w="3643"/>
-          </w:tcPr>
-          <w:p>
-            <w:pPr>
-              <w:pStyle w:val="Compact"/>
-              <w:spacing w:after="0" w:line="264" w:lineRule="auto"/>
-            </w:pPr>
-            <w:r>
-              <w:rPr>
-                <w:sz w:val="16"/>
-              </w:rPr>
-              <w:t xml:space="preserve">금지 부류 — 실존 가수 음색 복제·보간</w:t>
-            </w:r>
-          </w:p>
-        </w:tc>
-        <w:tc>
-          <w:tcPr>
-            <w:tcW w:type="dxa" w:w="2037"/>
-          </w:tcPr>
-          <w:p>
-            <w:pPr>
-              <w:pStyle w:val="Compact"/>
-              <w:spacing w:after="0" w:line="264" w:lineRule="auto"/>
-            </w:pPr>
-            <w:r>
-              <w:rPr>
-                <w:sz w:val="16"/>
-              </w:rPr>
-              <w:t xml:space="preserve">D-0003</w:t>
-            </w:r>
-          </w:p>
-        </w:tc>
-      </w:tr>
-      <w:tr>
-        <w:tc>
-          <w:tcPr>
-            <w:tcW w:type="dxa" w:w="3392"/>
-          </w:tcPr>
-          <w:p>
-            <w:pPr>
-              <w:pStyle w:val="Compact"/>
-              <w:spacing w:after="0" w:line="264" w:lineRule="auto"/>
-            </w:pPr>
-            <w:r>
-              <w:rPr>
-                <w:rStyle w:val="VerbatimChar"/>
-                <w:sz w:val="16"/>
-              </w:rPr>
-              <w:t xml:space="preserve">tools/check_compose.py</w:t>
-            </w:r>
-          </w:p>
-        </w:tc>
-        <w:tc>
-          <w:tcPr>
-            <w:tcW w:type="dxa" w:w="3643"/>
-          </w:tcPr>
-          <w:p>
-            <w:pPr>
-              <w:pStyle w:val="Compact"/>
-              <w:spacing w:after="0" w:line="264" w:lineRule="auto"/>
-            </w:pPr>
-            <w:r>
-              <w:rPr>
-                <w:sz w:val="16"/>
-              </w:rPr>
-              <w:t xml:space="preserve">compose 메모리 상한</w:t>
-            </w:r>
-          </w:p>
-        </w:tc>
-        <w:tc>
-          <w:tcPr>
-            <w:tcW w:type="dxa" w:w="2037"/>
-          </w:tcPr>
-          <w:p>
-            <w:pPr>
-              <w:pStyle w:val="Compact"/>
-              <w:spacing w:after="0" w:line="264" w:lineRule="auto"/>
-            </w:pPr>
-            <w:r>
-              <w:rPr>
-                <w:sz w:val="16"/>
-              </w:rPr>
-              <w:t xml:space="preserve">D-0223</w:t>
-            </w:r>
-          </w:p>
-        </w:tc>
-      </w:tr>
-      <w:tr>
-        <w:tc>
-          <w:tcPr>
-            <w:tcW w:type="dxa" w:w="3392"/>
-          </w:tcPr>
-          <w:p>
-            <w:pPr>
-              <w:pStyle w:val="Compact"/>
-              <w:spacing w:after="0" w:line="264" w:lineRule="auto"/>
-            </w:pPr>
-            <w:r>
-              <w:rPr>
-                <w:rStyle w:val="VerbatimChar"/>
-                <w:sz w:val="16"/>
-              </w:rPr>
-              <w:t xml:space="preserve">tools/check_artifacts.py</w:t>
-            </w:r>
-          </w:p>
-        </w:tc>
-        <w:tc>
-          <w:tcPr>
-            <w:tcW w:type="dxa" w:w="3643"/>
-          </w:tcPr>
-          <w:p>
-            <w:pPr>
-              <w:pStyle w:val="Compact"/>
-              <w:spacing w:after="0" w:line="264" w:lineRule="auto"/>
-            </w:pPr>
-            <w:r>
-              <w:rPr>
-                <w:sz w:val="16"/>
-              </w:rPr>
-              <w:t xml:space="preserve">산출물 대장 ↔ 실물 ·</w:t>
+              <w:t xml:space="preserve">—</w:t>
             </w:r>
             <w:r>
               <w:rPr>
@@ -53562,32 +53346,38 @@
                 <w:bCs/>
                 <w:sz w:val="16"/>
               </w:rPr>
-              <w:t xml:space="preserve">충족된 미투입</w:t>
-            </w:r>
-          </w:p>
-        </w:tc>
-        <w:tc>
-          <w:tcPr>
-            <w:tcW w:type="dxa" w:w="2037"/>
-          </w:tcPr>
-          <w:p>
-            <w:pPr>
-              <w:pStyle w:val="Compact"/>
-              <w:spacing w:after="0" w:line="264" w:lineRule="auto"/>
-            </w:pPr>
-            <w:r>
-              <w:rPr>
-                <w:sz w:val="16"/>
-              </w:rPr>
-              <w:t xml:space="preserve">D-0265 · D-0349</w:t>
-            </w:r>
-          </w:p>
-        </w:tc>
-      </w:tr>
-      <w:tr>
-        <w:tc>
-          <w:tcPr>
-            <w:tcW w:type="dxa" w:w="3392"/>
+              <w:t xml:space="preserve">가장 조였던 값</w:t>
+            </w:r>
+            <w:r>
+              <w:rPr>
+                <w:sz w:val="16"/>
+              </w:rPr>
+              <w:t xml:space="preserve">과 대조하므로 여러 판에 걸친 침식도 잡는다</w:t>
+            </w:r>
+          </w:p>
+        </w:tc>
+        <w:tc>
+          <w:tcPr>
+            <w:tcW w:type="dxa" w:w="2043"/>
+          </w:tcPr>
+          <w:p>
+            <w:pPr>
+              <w:pStyle w:val="Compact"/>
+              <w:spacing w:after="0" w:line="264" w:lineRule="auto"/>
+            </w:pPr>
+            <w:r>
+              <w:rPr>
+                <w:sz w:val="16"/>
+              </w:rPr>
+              <w:t xml:space="preserve">D-0118 · D-0349 · D-0352 · D-0353</w:t>
+            </w:r>
+          </w:p>
+        </w:tc>
+      </w:tr>
+      <w:tr>
+        <w:tc>
+          <w:tcPr>
+            <w:tcW w:type="dxa" w:w="3366"/>
           </w:tcPr>
           <w:p>
             <w:pPr>
@@ -53599,49 +53389,49 @@
                 <w:rStyle w:val="VerbatimChar"/>
                 <w:sz w:val="16"/>
               </w:rPr>
-              <w:t xml:space="preserve">tools/check_model_licenses.py</w:t>
-            </w:r>
-          </w:p>
-        </w:tc>
-        <w:tc>
-          <w:tcPr>
-            <w:tcW w:type="dxa" w:w="3643"/>
-          </w:tcPr>
-          <w:p>
-            <w:pPr>
-              <w:pStyle w:val="Compact"/>
-              <w:spacing w:after="0" w:line="264" w:lineRule="auto"/>
-            </w:pPr>
-            <w:r>
-              <w:rPr>
-                <w:sz w:val="16"/>
-              </w:rPr>
-              <w:t xml:space="preserve">표에 없는 가중치 · 상업 불가 집합</w:t>
-            </w:r>
-          </w:p>
-        </w:tc>
-        <w:tc>
-          <w:tcPr>
-            <w:tcW w:type="dxa" w:w="2037"/>
-          </w:tcPr>
-          <w:p>
-            <w:pPr>
-              <w:pStyle w:val="Compact"/>
-              <w:spacing w:after="0" w:line="264" w:lineRule="auto"/>
-            </w:pPr>
-            <w:r>
-              <w:rPr>
-                <w:sz w:val="16"/>
-              </w:rPr>
-              <w:t xml:space="preserve">D-0217</w:t>
-            </w:r>
-          </w:p>
-        </w:tc>
-      </w:tr>
-      <w:tr>
-        <w:tc>
-          <w:tcPr>
-            <w:tcW w:type="dxa" w:w="3392"/>
+              <w:t xml:space="preserve">tools/check_egress.py</w:t>
+            </w:r>
+          </w:p>
+        </w:tc>
+        <w:tc>
+          <w:tcPr>
+            <w:tcW w:type="dxa" w:w="3663"/>
+          </w:tcPr>
+          <w:p>
+            <w:pPr>
+              <w:pStyle w:val="Compact"/>
+              <w:spacing w:after="0" w:line="264" w:lineRule="auto"/>
+            </w:pPr>
+            <w:r>
+              <w:rPr>
+                <w:sz w:val="16"/>
+              </w:rPr>
+              <w:t xml:space="preserve">허용 목록 밖의 망 라이브러리</w:t>
+            </w:r>
+          </w:p>
+        </w:tc>
+        <w:tc>
+          <w:tcPr>
+            <w:tcW w:type="dxa" w:w="2043"/>
+          </w:tcPr>
+          <w:p>
+            <w:pPr>
+              <w:pStyle w:val="Compact"/>
+              <w:spacing w:after="0" w:line="264" w:lineRule="auto"/>
+            </w:pPr>
+            <w:r>
+              <w:rPr>
+                <w:sz w:val="16"/>
+              </w:rPr>
+              <w:t xml:space="preserve">D-0134</w:t>
+            </w:r>
+          </w:p>
+        </w:tc>
+      </w:tr>
+      <w:tr>
+        <w:tc>
+          <w:tcPr>
+            <w:tcW w:type="dxa" w:w="3366"/>
           </w:tcPr>
           <w:p>
             <w:pPr>
@@ -53653,49 +53443,49 @@
                 <w:rStyle w:val="VerbatimChar"/>
                 <w:sz w:val="16"/>
               </w:rPr>
-              <w:t xml:space="preserve">tools/check_test_types.py</w:t>
-            </w:r>
-          </w:p>
-        </w:tc>
-        <w:tc>
-          <w:tcPr>
-            <w:tcW w:type="dxa" w:w="3643"/>
-          </w:tcPr>
-          <w:p>
-            <w:pPr>
-              <w:pStyle w:val="Compact"/>
-              <w:spacing w:after="0" w:line="264" w:lineRule="auto"/>
-            </w:pPr>
-            <w:r>
-              <w:rPr>
-                <w:sz w:val="16"/>
-              </w:rPr>
-              <w:t xml:space="preserve">시험 코드 타입 오류 래칫</w:t>
-            </w:r>
-          </w:p>
-        </w:tc>
-        <w:tc>
-          <w:tcPr>
-            <w:tcW w:type="dxa" w:w="2037"/>
-          </w:tcPr>
-          <w:p>
-            <w:pPr>
-              <w:pStyle w:val="Compact"/>
-              <w:spacing w:after="0" w:line="264" w:lineRule="auto"/>
-            </w:pPr>
-            <w:r>
-              <w:rPr>
-                <w:sz w:val="16"/>
-              </w:rPr>
-              <w:t xml:space="preserve">D-0264</w:t>
-            </w:r>
-          </w:p>
-        </w:tc>
-      </w:tr>
-      <w:tr>
-        <w:tc>
-          <w:tcPr>
-            <w:tcW w:type="dxa" w:w="3392"/>
+              <w:t xml:space="preserve">tools/check_forbidden.py</w:t>
+            </w:r>
+          </w:p>
+        </w:tc>
+        <w:tc>
+          <w:tcPr>
+            <w:tcW w:type="dxa" w:w="3663"/>
+          </w:tcPr>
+          <w:p>
+            <w:pPr>
+              <w:pStyle w:val="Compact"/>
+              <w:spacing w:after="0" w:line="264" w:lineRule="auto"/>
+            </w:pPr>
+            <w:r>
+              <w:rPr>
+                <w:sz w:val="16"/>
+              </w:rPr>
+              <w:t xml:space="preserve">금지 부류 — 실존 가수 음색 복제·보간</w:t>
+            </w:r>
+          </w:p>
+        </w:tc>
+        <w:tc>
+          <w:tcPr>
+            <w:tcW w:type="dxa" w:w="2043"/>
+          </w:tcPr>
+          <w:p>
+            <w:pPr>
+              <w:pStyle w:val="Compact"/>
+              <w:spacing w:after="0" w:line="264" w:lineRule="auto"/>
+            </w:pPr>
+            <w:r>
+              <w:rPr>
+                <w:sz w:val="16"/>
+              </w:rPr>
+              <w:t xml:space="preserve">D-0003</w:t>
+            </w:r>
+          </w:p>
+        </w:tc>
+      </w:tr>
+      <w:tr>
+        <w:tc>
+          <w:tcPr>
+            <w:tcW w:type="dxa" w:w="3366"/>
           </w:tcPr>
           <w:p>
             <w:pPr>
@@ -53707,49 +53497,49 @@
                 <w:rStyle w:val="VerbatimChar"/>
                 <w:sz w:val="16"/>
               </w:rPr>
-              <w:t xml:space="preserve">tools/docx_check.py</w:t>
-            </w:r>
-          </w:p>
-        </w:tc>
-        <w:tc>
-          <w:tcPr>
-            <w:tcW w:type="dxa" w:w="3643"/>
-          </w:tcPr>
-          <w:p>
-            <w:pPr>
-              <w:pStyle w:val="Compact"/>
-              <w:spacing w:after="0" w:line="264" w:lineRule="auto"/>
-            </w:pPr>
-            <w:r>
-              <w:rPr>
-                <w:sz w:val="16"/>
-              </w:rPr>
-              <w:t xml:space="preserve">기획서와 정본의 어긋남 · 폐기어</w:t>
-            </w:r>
-          </w:p>
-        </w:tc>
-        <w:tc>
-          <w:tcPr>
-            <w:tcW w:type="dxa" w:w="2037"/>
-          </w:tcPr>
-          <w:p>
-            <w:pPr>
-              <w:pStyle w:val="Compact"/>
-              <w:spacing w:after="0" w:line="264" w:lineRule="auto"/>
-            </w:pPr>
-            <w:r>
-              <w:rPr>
-                <w:sz w:val="16"/>
-              </w:rPr>
-              <w:t xml:space="preserve">D-0220 · D-0221</w:t>
-            </w:r>
-          </w:p>
-        </w:tc>
-      </w:tr>
-      <w:tr>
-        <w:tc>
-          <w:tcPr>
-            <w:tcW w:type="dxa" w:w="3392"/>
+              <w:t xml:space="preserve">tools/check_compose.py</w:t>
+            </w:r>
+          </w:p>
+        </w:tc>
+        <w:tc>
+          <w:tcPr>
+            <w:tcW w:type="dxa" w:w="3663"/>
+          </w:tcPr>
+          <w:p>
+            <w:pPr>
+              <w:pStyle w:val="Compact"/>
+              <w:spacing w:after="0" w:line="264" w:lineRule="auto"/>
+            </w:pPr>
+            <w:r>
+              <w:rPr>
+                <w:sz w:val="16"/>
+              </w:rPr>
+              <w:t xml:space="preserve">compose 메모리 상한</w:t>
+            </w:r>
+          </w:p>
+        </w:tc>
+        <w:tc>
+          <w:tcPr>
+            <w:tcW w:type="dxa" w:w="2043"/>
+          </w:tcPr>
+          <w:p>
+            <w:pPr>
+              <w:pStyle w:val="Compact"/>
+              <w:spacing w:after="0" w:line="264" w:lineRule="auto"/>
+            </w:pPr>
+            <w:r>
+              <w:rPr>
+                <w:sz w:val="16"/>
+              </w:rPr>
+              <w:t xml:space="preserve">D-0223</w:t>
+            </w:r>
+          </w:p>
+        </w:tc>
+      </w:tr>
+      <w:tr>
+        <w:tc>
+          <w:tcPr>
+            <w:tcW w:type="dxa" w:w="3366"/>
           </w:tcPr>
           <w:p>
             <w:pPr>
@@ -53761,24 +53551,24 @@
                 <w:rStyle w:val="VerbatimChar"/>
                 <w:sz w:val="16"/>
               </w:rPr>
-              <w:t xml:space="preserve">tools/doc_fsck.py</w:t>
-            </w:r>
-          </w:p>
-        </w:tc>
-        <w:tc>
-          <w:tcPr>
-            <w:tcW w:type="dxa" w:w="3643"/>
-          </w:tcPr>
-          <w:p>
-            <w:pPr>
-              <w:pStyle w:val="Compact"/>
-              <w:spacing w:after="0" w:line="264" w:lineRule="auto"/>
-            </w:pPr>
-            <w:r>
-              <w:rPr>
-                <w:sz w:val="16"/>
-              </w:rPr>
-              <w:t xml:space="preserve">문서가 없는 것을 가리키기 ·</w:t>
+              <w:t xml:space="preserve">tools/check_artifacts.py</w:t>
+            </w:r>
+          </w:p>
+        </w:tc>
+        <w:tc>
+          <w:tcPr>
+            <w:tcW w:type="dxa" w:w="3663"/>
+          </w:tcPr>
+          <w:p>
+            <w:pPr>
+              <w:pStyle w:val="Compact"/>
+              <w:spacing w:after="0" w:line="264" w:lineRule="auto"/>
+            </w:pPr>
+            <w:r>
+              <w:rPr>
+                <w:sz w:val="16"/>
+              </w:rPr>
+              <w:t xml:space="preserve">산출물 대장 ↔ 실물 ·</w:t>
             </w:r>
             <w:r>
               <w:rPr>
@@ -53792,19 +53582,223 @@
                 <w:bCs/>
                 <w:sz w:val="16"/>
               </w:rPr>
-              <w:t xml:space="preserve">적은 수 ↔ 실물</w:t>
-            </w:r>
-            <w:r>
-              <w:rPr>
-                <w:sz w:val="16"/>
-              </w:rPr>
-              <w:t xml:space="preserve"> </w:t>
-            </w:r>
-            <w:r>
-              <w:rPr>
-                <w:sz w:val="16"/>
-              </w:rPr>
-              <w:t xml:space="preserve">·</w:t>
+              <w:t xml:space="preserve">충족된 미투입</w:t>
+            </w:r>
+          </w:p>
+        </w:tc>
+        <w:tc>
+          <w:tcPr>
+            <w:tcW w:type="dxa" w:w="2043"/>
+          </w:tcPr>
+          <w:p>
+            <w:pPr>
+              <w:pStyle w:val="Compact"/>
+              <w:spacing w:after="0" w:line="264" w:lineRule="auto"/>
+            </w:pPr>
+            <w:r>
+              <w:rPr>
+                <w:sz w:val="16"/>
+              </w:rPr>
+              <w:t xml:space="preserve">D-0265 · D-0349</w:t>
+            </w:r>
+          </w:p>
+        </w:tc>
+      </w:tr>
+      <w:tr>
+        <w:tc>
+          <w:tcPr>
+            <w:tcW w:type="dxa" w:w="3366"/>
+          </w:tcPr>
+          <w:p>
+            <w:pPr>
+              <w:pStyle w:val="Compact"/>
+              <w:spacing w:after="0" w:line="264" w:lineRule="auto"/>
+            </w:pPr>
+            <w:r>
+              <w:rPr>
+                <w:rStyle w:val="VerbatimChar"/>
+                <w:sz w:val="16"/>
+              </w:rPr>
+              <w:t xml:space="preserve">tools/check_model_licenses.py</w:t>
+            </w:r>
+          </w:p>
+        </w:tc>
+        <w:tc>
+          <w:tcPr>
+            <w:tcW w:type="dxa" w:w="3663"/>
+          </w:tcPr>
+          <w:p>
+            <w:pPr>
+              <w:pStyle w:val="Compact"/>
+              <w:spacing w:after="0" w:line="264" w:lineRule="auto"/>
+            </w:pPr>
+            <w:r>
+              <w:rPr>
+                <w:sz w:val="16"/>
+              </w:rPr>
+              <w:t xml:space="preserve">표에 없는 가중치 · 상업 불가 집합</w:t>
+            </w:r>
+          </w:p>
+        </w:tc>
+        <w:tc>
+          <w:tcPr>
+            <w:tcW w:type="dxa" w:w="2043"/>
+          </w:tcPr>
+          <w:p>
+            <w:pPr>
+              <w:pStyle w:val="Compact"/>
+              <w:spacing w:after="0" w:line="264" w:lineRule="auto"/>
+            </w:pPr>
+            <w:r>
+              <w:rPr>
+                <w:sz w:val="16"/>
+              </w:rPr>
+              <w:t xml:space="preserve">D-0217</w:t>
+            </w:r>
+          </w:p>
+        </w:tc>
+      </w:tr>
+      <w:tr>
+        <w:tc>
+          <w:tcPr>
+            <w:tcW w:type="dxa" w:w="3366"/>
+          </w:tcPr>
+          <w:p>
+            <w:pPr>
+              <w:pStyle w:val="Compact"/>
+              <w:spacing w:after="0" w:line="264" w:lineRule="auto"/>
+            </w:pPr>
+            <w:r>
+              <w:rPr>
+                <w:rStyle w:val="VerbatimChar"/>
+                <w:sz w:val="16"/>
+              </w:rPr>
+              <w:t xml:space="preserve">tools/check_test_types.py</w:t>
+            </w:r>
+          </w:p>
+        </w:tc>
+        <w:tc>
+          <w:tcPr>
+            <w:tcW w:type="dxa" w:w="3663"/>
+          </w:tcPr>
+          <w:p>
+            <w:pPr>
+              <w:pStyle w:val="Compact"/>
+              <w:spacing w:after="0" w:line="264" w:lineRule="auto"/>
+            </w:pPr>
+            <w:r>
+              <w:rPr>
+                <w:sz w:val="16"/>
+              </w:rPr>
+              <w:t xml:space="preserve">시험 코드 타입 오류 래칫</w:t>
+            </w:r>
+          </w:p>
+        </w:tc>
+        <w:tc>
+          <w:tcPr>
+            <w:tcW w:type="dxa" w:w="2043"/>
+          </w:tcPr>
+          <w:p>
+            <w:pPr>
+              <w:pStyle w:val="Compact"/>
+              <w:spacing w:after="0" w:line="264" w:lineRule="auto"/>
+            </w:pPr>
+            <w:r>
+              <w:rPr>
+                <w:sz w:val="16"/>
+              </w:rPr>
+              <w:t xml:space="preserve">D-0264</w:t>
+            </w:r>
+          </w:p>
+        </w:tc>
+      </w:tr>
+      <w:tr>
+        <w:tc>
+          <w:tcPr>
+            <w:tcW w:type="dxa" w:w="3366"/>
+          </w:tcPr>
+          <w:p>
+            <w:pPr>
+              <w:pStyle w:val="Compact"/>
+              <w:spacing w:after="0" w:line="264" w:lineRule="auto"/>
+            </w:pPr>
+            <w:r>
+              <w:rPr>
+                <w:rStyle w:val="VerbatimChar"/>
+                <w:sz w:val="16"/>
+              </w:rPr>
+              <w:t xml:space="preserve">tools/docx_check.py</w:t>
+            </w:r>
+          </w:p>
+        </w:tc>
+        <w:tc>
+          <w:tcPr>
+            <w:tcW w:type="dxa" w:w="3663"/>
+          </w:tcPr>
+          <w:p>
+            <w:pPr>
+              <w:pStyle w:val="Compact"/>
+              <w:spacing w:after="0" w:line="264" w:lineRule="auto"/>
+            </w:pPr>
+            <w:r>
+              <w:rPr>
+                <w:sz w:val="16"/>
+              </w:rPr>
+              <w:t xml:space="preserve">기획서와 정본의 어긋남 · 폐기어</w:t>
+            </w:r>
+          </w:p>
+        </w:tc>
+        <w:tc>
+          <w:tcPr>
+            <w:tcW w:type="dxa" w:w="2043"/>
+          </w:tcPr>
+          <w:p>
+            <w:pPr>
+              <w:pStyle w:val="Compact"/>
+              <w:spacing w:after="0" w:line="264" w:lineRule="auto"/>
+            </w:pPr>
+            <w:r>
+              <w:rPr>
+                <w:sz w:val="16"/>
+              </w:rPr>
+              <w:t xml:space="preserve">D-0220 · D-0221</w:t>
+            </w:r>
+          </w:p>
+        </w:tc>
+      </w:tr>
+      <w:tr>
+        <w:tc>
+          <w:tcPr>
+            <w:tcW w:type="dxa" w:w="3366"/>
+          </w:tcPr>
+          <w:p>
+            <w:pPr>
+              <w:pStyle w:val="Compact"/>
+              <w:spacing w:after="0" w:line="264" w:lineRule="auto"/>
+            </w:pPr>
+            <w:r>
+              <w:rPr>
+                <w:rStyle w:val="VerbatimChar"/>
+                <w:sz w:val="16"/>
+              </w:rPr>
+              <w:t xml:space="preserve">tools/doc_fsck.py</w:t>
+            </w:r>
+          </w:p>
+        </w:tc>
+        <w:tc>
+          <w:tcPr>
+            <w:tcW w:type="dxa" w:w="3663"/>
+          </w:tcPr>
+          <w:p>
+            <w:pPr>
+              <w:pStyle w:val="Compact"/>
+              <w:spacing w:after="0" w:line="264" w:lineRule="auto"/>
+            </w:pPr>
+            <w:r>
+              <w:rPr>
+                <w:sz w:val="16"/>
+              </w:rPr>
+              <w:t xml:space="preserve">문서가 없는 것을 가리키기 ·</w:t>
             </w:r>
             <w:r>
               <w:rPr>
@@ -53818,116 +53812,142 @@
                 <w:bCs/>
                 <w:sz w:val="16"/>
               </w:rPr>
-              <w:t xml:space="preserve">거꾸로 보는 눈</w:t>
-            </w:r>
-          </w:p>
-        </w:tc>
-        <w:tc>
-          <w:tcPr>
-            <w:tcW w:type="dxa" w:w="2037"/>
-          </w:tcPr>
-          <w:p>
-            <w:pPr>
-              <w:pStyle w:val="Compact"/>
-              <w:spacing w:after="0" w:line="264" w:lineRule="auto"/>
-            </w:pPr>
-            <w:r>
-              <w:rPr>
-                <w:sz w:val="16"/>
-              </w:rPr>
-              <w:t xml:space="preserve">D-0189 · D-0263 · D-0350</w:t>
-            </w:r>
-          </w:p>
-        </w:tc>
-      </w:tr>
-      <w:tr>
-        <w:tc>
-          <w:tcPr>
-            <w:tcW w:type="dxa" w:w="3392"/>
-          </w:tcPr>
-          <w:p>
-            <w:pPr>
-              <w:pStyle w:val="Compact"/>
-              <w:spacing w:after="0" w:line="264" w:lineRule="auto"/>
-            </w:pPr>
-            <w:r>
-              <w:rPr>
-                <w:rStyle w:val="VerbatimChar"/>
-                <w:sz w:val="16"/>
-              </w:rPr>
-              <w:t xml:space="preserve">tools/encoding_check.py</w:t>
-            </w:r>
-          </w:p>
-        </w:tc>
-        <w:tc>
-          <w:tcPr>
-            <w:tcW w:type="dxa" w:w="3643"/>
-          </w:tcPr>
-          <w:p>
-            <w:pPr>
-              <w:pStyle w:val="Compact"/>
-              <w:spacing w:after="0" w:line="264" w:lineRule="auto"/>
-            </w:pPr>
-            <w:r>
-              <w:rPr>
-                <w:sz w:val="16"/>
-              </w:rPr>
-              <w:t xml:space="preserve">BOM · CRLF · 비 UTF-8 · 끝 개행 없음</w:t>
-            </w:r>
-          </w:p>
-        </w:tc>
-        <w:tc>
-          <w:tcPr>
-            <w:tcW w:type="dxa" w:w="2037"/>
-          </w:tcPr>
-          <w:p>
-            <w:pPr>
-              <w:pStyle w:val="Compact"/>
-              <w:spacing w:after="0" w:line="264" w:lineRule="auto"/>
-            </w:pPr>
-            <w:r>
-              <w:rPr>
-                <w:sz w:val="16"/>
-              </w:rPr>
-              <w:t xml:space="preserve">D-0230</w:t>
-            </w:r>
-          </w:p>
-        </w:tc>
-      </w:tr>
-      <w:tr>
-        <w:tc>
-          <w:tcPr>
-            <w:tcW w:type="dxa" w:w="3392"/>
-          </w:tcPr>
-          <w:p>
-            <w:pPr>
-              <w:pStyle w:val="Compact"/>
-              <w:spacing w:after="0" w:line="264" w:lineRule="auto"/>
-            </w:pPr>
-            <w:r>
-              <w:rPr>
-                <w:rStyle w:val="VerbatimChar"/>
-                <w:sz w:val="16"/>
-              </w:rPr>
-              <w:t xml:space="preserve">tools/deadcheck.py</w:t>
-            </w:r>
-          </w:p>
-        </w:tc>
-        <w:tc>
-          <w:tcPr>
-            <w:tcW w:type="dxa" w:w="3643"/>
-          </w:tcPr>
-          <w:p>
-            <w:pPr>
-              <w:pStyle w:val="Compact"/>
-              <w:spacing w:after="0" w:line="264" w:lineRule="auto"/>
-            </w:pPr>
+              <w:t xml:space="preserve">적은 수 ↔ 실물</w:t>
+            </w:r>
+            <w:r>
+              <w:rPr>
+                <w:sz w:val="16"/>
+              </w:rPr>
+              <w:t xml:space="preserve"> </w:t>
+            </w:r>
+            <w:r>
+              <w:rPr>
+                <w:sz w:val="16"/>
+              </w:rPr>
+              <w:t xml:space="preserve">·</w:t>
+            </w:r>
+            <w:r>
+              <w:rPr>
+                <w:sz w:val="16"/>
+              </w:rPr>
+              <w:t xml:space="preserve"> </w:t>
+            </w:r>
             <w:r>
               <w:rPr>
                 <w:b/>
                 <w:bCs/>
                 <w:sz w:val="16"/>
               </w:rPr>
+              <w:t xml:space="preserve">거꾸로 보는 눈</w:t>
+            </w:r>
+          </w:p>
+        </w:tc>
+        <w:tc>
+          <w:tcPr>
+            <w:tcW w:type="dxa" w:w="2043"/>
+          </w:tcPr>
+          <w:p>
+            <w:pPr>
+              <w:pStyle w:val="Compact"/>
+              <w:spacing w:after="0" w:line="264" w:lineRule="auto"/>
+            </w:pPr>
+            <w:r>
+              <w:rPr>
+                <w:sz w:val="16"/>
+              </w:rPr>
+              <w:t xml:space="preserve">D-0189 · D-0263 · D-0350</w:t>
+            </w:r>
+          </w:p>
+        </w:tc>
+      </w:tr>
+      <w:tr>
+        <w:tc>
+          <w:tcPr>
+            <w:tcW w:type="dxa" w:w="3366"/>
+          </w:tcPr>
+          <w:p>
+            <w:pPr>
+              <w:pStyle w:val="Compact"/>
+              <w:spacing w:after="0" w:line="264" w:lineRule="auto"/>
+            </w:pPr>
+            <w:r>
+              <w:rPr>
+                <w:rStyle w:val="VerbatimChar"/>
+                <w:sz w:val="16"/>
+              </w:rPr>
+              <w:t xml:space="preserve">tools/encoding_check.py</w:t>
+            </w:r>
+          </w:p>
+        </w:tc>
+        <w:tc>
+          <w:tcPr>
+            <w:tcW w:type="dxa" w:w="3663"/>
+          </w:tcPr>
+          <w:p>
+            <w:pPr>
+              <w:pStyle w:val="Compact"/>
+              <w:spacing w:after="0" w:line="264" w:lineRule="auto"/>
+            </w:pPr>
+            <w:r>
+              <w:rPr>
+                <w:sz w:val="16"/>
+              </w:rPr>
+              <w:t xml:space="preserve">BOM · CRLF · 비 UTF-8 · 끝 개행 없음</w:t>
+            </w:r>
+          </w:p>
+        </w:tc>
+        <w:tc>
+          <w:tcPr>
+            <w:tcW w:type="dxa" w:w="2043"/>
+          </w:tcPr>
+          <w:p>
+            <w:pPr>
+              <w:pStyle w:val="Compact"/>
+              <w:spacing w:after="0" w:line="264" w:lineRule="auto"/>
+            </w:pPr>
+            <w:r>
+              <w:rPr>
+                <w:sz w:val="16"/>
+              </w:rPr>
+              <w:t xml:space="preserve">D-0230</w:t>
+            </w:r>
+          </w:p>
+        </w:tc>
+      </w:tr>
+      <w:tr>
+        <w:tc>
+          <w:tcPr>
+            <w:tcW w:type="dxa" w:w="3366"/>
+          </w:tcPr>
+          <w:p>
+            <w:pPr>
+              <w:pStyle w:val="Compact"/>
+              <w:spacing w:after="0" w:line="264" w:lineRule="auto"/>
+            </w:pPr>
+            <w:r>
+              <w:rPr>
+                <w:rStyle w:val="VerbatimChar"/>
+                <w:sz w:val="16"/>
+              </w:rPr>
+              <w:t xml:space="preserve">tools/deadcheck.py</w:t>
+            </w:r>
+          </w:p>
+        </w:tc>
+        <w:tc>
+          <w:tcPr>
+            <w:tcW w:type="dxa" w:w="3663"/>
+          </w:tcPr>
+          <w:p>
+            <w:pPr>
+              <w:pStyle w:val="Compact"/>
+              <w:spacing w:after="0" w:line="264" w:lineRule="auto"/>
+            </w:pPr>
+            <w:r>
+              <w:rPr>
+                <w:b/>
+                <w:bCs/>
+                <w:sz w:val="16"/>
+              </w:rPr>
               <w:t xml:space="preserve">검사가 죽었는가</w:t>
             </w:r>
             <w:r>
@@ -53946,7 +53966,7 @@
         </w:tc>
         <w:tc>
           <w:tcPr>
-            <w:tcW w:type="dxa" w:w="2037"/>
+            <w:tcW w:type="dxa" w:w="2043"/>
           </w:tcPr>
           <w:p>
             <w:pPr>
@@ -53965,7 +53985,7 @@
       <w:tr>
         <w:tc>
           <w:tcPr>
-            <w:tcW w:type="dxa" w:w="3392"/>
+            <w:tcW w:type="dxa" w:w="3366"/>
           </w:tcPr>
           <w:p>
             <w:pPr>
@@ -53983,7 +54003,7 @@
         </w:tc>
         <w:tc>
           <w:tcPr>
-            <w:tcW w:type="dxa" w:w="3643"/>
+            <w:tcW w:type="dxa" w:w="3663"/>
           </w:tcPr>
           <w:p>
             <w:pPr>
@@ -54000,7 +54020,7 @@
         </w:tc>
         <w:tc>
           <w:tcPr>
-            <w:tcW w:type="dxa" w:w="2037"/>
+            <w:tcW w:type="dxa" w:w="2043"/>
           </w:tcPr>
           <w:p>
             <w:pPr>
@@ -54019,7 +54039,7 @@
       <w:tr>
         <w:tc>
           <w:tcPr>
-            <w:tcW w:type="dxa" w:w="3392"/>
+            <w:tcW w:type="dxa" w:w="3366"/>
           </w:tcPr>
           <w:p>
             <w:pPr>
@@ -54037,7 +54057,7 @@
         </w:tc>
         <w:tc>
           <w:tcPr>
-            <w:tcW w:type="dxa" w:w="3643"/>
+            <w:tcW w:type="dxa" w:w="3663"/>
           </w:tcPr>
           <w:p>
             <w:pPr>
@@ -54079,7 +54099,7 @@
         </w:tc>
         <w:tc>
           <w:tcPr>
-            <w:tcW w:type="dxa" w:w="2037"/>
+            <w:tcW w:type="dxa" w:w="2043"/>
           </w:tcPr>
           <w:p>
             <w:pPr>
@@ -54098,7 +54118,7 @@
       <w:tr>
         <w:tc>
           <w:tcPr>
-            <w:tcW w:type="dxa" w:w="3392"/>
+            <w:tcW w:type="dxa" w:w="3366"/>
           </w:tcPr>
           <w:p>
             <w:pPr>
@@ -54116,7 +54136,7 @@
         </w:tc>
         <w:tc>
           <w:tcPr>
-            <w:tcW w:type="dxa" w:w="3643"/>
+            <w:tcW w:type="dxa" w:w="3663"/>
           </w:tcPr>
           <w:p>
             <w:pPr>
@@ -54133,7 +54153,7 @@
         </w:tc>
         <w:tc>
           <w:tcPr>
-            <w:tcW w:type="dxa" w:w="2037"/>
+            <w:tcW w:type="dxa" w:w="2043"/>
           </w:tcPr>
           <w:p>
             <w:pPr>
@@ -54152,7 +54172,7 @@
       <w:tr>
         <w:tc>
           <w:tcPr>
-            <w:tcW w:type="dxa" w:w="3392"/>
+            <w:tcW w:type="dxa" w:w="3366"/>
           </w:tcPr>
           <w:p>
             <w:pPr>
@@ -54245,7 +54265,7 @@
         </w:tc>
         <w:tc>
           <w:tcPr>
-            <w:tcW w:type="dxa" w:w="3643"/>
+            <w:tcW w:type="dxa" w:w="3663"/>
           </w:tcPr>
           <w:p>
             <w:pPr>
@@ -54262,7 +54282,7 @@
         </w:tc>
         <w:tc>
           <w:tcPr>
-            <w:tcW w:type="dxa" w:w="2037"/>
+            <w:tcW w:type="dxa" w:w="2043"/>
           </w:tcPr>
           <w:p>
             <w:pPr>

--- a/docs/proposal.docx
+++ b/docs/proposal.docx
@@ -52540,7 +52540,7 @@
           <w:b/>
           <w:bCs/>
         </w:rPr>
-        <w:t xml:space="preserve">관문 도구 16개</w:t>
+        <w:t xml:space="preserve">관문 도구 17개</w:t>
       </w:r>
       <w:r>
         <w:t xml:space="preserve">가</w:t>
@@ -52621,9 +52621,9 @@
         <w:tblLook w:firstRow="1" w:lastRow="0" w:firstColumn="0" w:lastColumn="0" w:noHBand="0" w:noVBand="0" w:val="0020"/>
       </w:tblPr>
       <w:tblGrid>
-        <w:gridCol w:w="3365"/>
-        <w:gridCol w:w="3662"/>
-        <w:gridCol w:w="2043"/>
+        <w:gridCol w:w="3355"/>
+        <w:gridCol w:w="3658"/>
+        <w:gridCol w:w="2057"/>
       </w:tblGrid>
       <w:tr>
         <w:trPr>
@@ -52631,7 +52631,7 @@
         </w:trPr>
         <w:tc>
           <w:tcPr>
-            <w:tcW w:type="dxa" w:w="3366"/>
+            <w:tcW w:type="dxa" w:w="3356"/>
             <w:shd w:val="clear" w:color="auto" w:fill="E8EEF5"/>
           </w:tcPr>
           <w:p>
@@ -52651,7 +52651,7 @@
         </w:tc>
         <w:tc>
           <w:tcPr>
-            <w:tcW w:type="dxa" w:w="3663"/>
+            <w:tcW w:type="dxa" w:w="3658"/>
             <w:shd w:val="clear" w:color="auto" w:fill="E8EEF5"/>
           </w:tcPr>
           <w:p>
@@ -52671,7 +52671,7 @@
         </w:tc>
         <w:tc>
           <w:tcPr>
-            <w:tcW w:type="dxa" w:w="2043"/>
+            <w:tcW w:type="dxa" w:w="2058"/>
             <w:shd w:val="clear" w:color="auto" w:fill="E8EEF5"/>
           </w:tcPr>
           <w:p>
@@ -52693,7 +52693,7 @@
       <w:tr>
         <w:tc>
           <w:tcPr>
-            <w:tcW w:type="dxa" w:w="3366"/>
+            <w:tcW w:type="dxa" w:w="3356"/>
           </w:tcPr>
           <w:p>
             <w:pPr>
@@ -52711,7 +52711,7 @@
         </w:tc>
         <w:tc>
           <w:tcPr>
-            <w:tcW w:type="dxa" w:w="3663"/>
+            <w:tcW w:type="dxa" w:w="3658"/>
           </w:tcPr>
           <w:p>
             <w:pPr>
@@ -52761,7 +52761,7 @@
         </w:tc>
         <w:tc>
           <w:tcPr>
-            <w:tcW w:type="dxa" w:w="2043"/>
+            <w:tcW w:type="dxa" w:w="2058"/>
           </w:tcPr>
           <w:p>
             <w:pPr>
@@ -52780,7 +52780,7 @@
       <w:tr>
         <w:tc>
           <w:tcPr>
-            <w:tcW w:type="dxa" w:w="3366"/>
+            <w:tcW w:type="dxa" w:w="3356"/>
           </w:tcPr>
           <w:p>
             <w:pPr>
@@ -52798,7 +52798,7 @@
         </w:tc>
         <w:tc>
           <w:tcPr>
-            <w:tcW w:type="dxa" w:w="3663"/>
+            <w:tcW w:type="dxa" w:w="3658"/>
           </w:tcPr>
           <w:p>
             <w:pPr>
@@ -52815,7 +52815,7 @@
         </w:tc>
         <w:tc>
           <w:tcPr>
-            <w:tcW w:type="dxa" w:w="2043"/>
+            <w:tcW w:type="dxa" w:w="2058"/>
           </w:tcPr>
           <w:p>
             <w:pPr>
@@ -52834,7 +52834,7 @@
       <w:tr>
         <w:tc>
           <w:tcPr>
-            <w:tcW w:type="dxa" w:w="3366"/>
+            <w:tcW w:type="dxa" w:w="3356"/>
           </w:tcPr>
           <w:p>
             <w:pPr>
@@ -52852,7 +52852,7 @@
         </w:tc>
         <w:tc>
           <w:tcPr>
-            <w:tcW w:type="dxa" w:w="3663"/>
+            <w:tcW w:type="dxa" w:w="3658"/>
           </w:tcPr>
           <w:p>
             <w:pPr>
@@ -52883,7 +52883,7 @@
         </w:tc>
         <w:tc>
           <w:tcPr>
-            <w:tcW w:type="dxa" w:w="2043"/>
+            <w:tcW w:type="dxa" w:w="2058"/>
           </w:tcPr>
           <w:p>
             <w:pPr>
@@ -52902,7 +52902,7 @@
       <w:tr>
         <w:tc>
           <w:tcPr>
-            <w:tcW w:type="dxa" w:w="3366"/>
+            <w:tcW w:type="dxa" w:w="3356"/>
           </w:tcPr>
           <w:p>
             <w:pPr>
@@ -52920,7 +52920,7 @@
         </w:tc>
         <w:tc>
           <w:tcPr>
-            <w:tcW w:type="dxa" w:w="3663"/>
+            <w:tcW w:type="dxa" w:w="3658"/>
           </w:tcPr>
           <w:p>
             <w:pPr>
@@ -52937,7 +52937,7 @@
         </w:tc>
         <w:tc>
           <w:tcPr>
-            <w:tcW w:type="dxa" w:w="2043"/>
+            <w:tcW w:type="dxa" w:w="2058"/>
           </w:tcPr>
           <w:p>
             <w:pPr>
@@ -52956,7 +52956,7 @@
       <w:tr>
         <w:tc>
           <w:tcPr>
-            <w:tcW w:type="dxa" w:w="3366"/>
+            <w:tcW w:type="dxa" w:w="3356"/>
           </w:tcPr>
           <w:p>
             <w:pPr>
@@ -52974,7 +52974,7 @@
         </w:tc>
         <w:tc>
           <w:tcPr>
-            <w:tcW w:type="dxa" w:w="3663"/>
+            <w:tcW w:type="dxa" w:w="3658"/>
           </w:tcPr>
           <w:p>
             <w:pPr>
@@ -52991,7 +52991,7 @@
         </w:tc>
         <w:tc>
           <w:tcPr>
-            <w:tcW w:type="dxa" w:w="2043"/>
+            <w:tcW w:type="dxa" w:w="2058"/>
           </w:tcPr>
           <w:p>
             <w:pPr>
@@ -53010,7 +53010,7 @@
       <w:tr>
         <w:tc>
           <w:tcPr>
-            <w:tcW w:type="dxa" w:w="3366"/>
+            <w:tcW w:type="dxa" w:w="3356"/>
           </w:tcPr>
           <w:p>
             <w:pPr>
@@ -53028,7 +53028,7 @@
         </w:tc>
         <w:tc>
           <w:tcPr>
-            <w:tcW w:type="dxa" w:w="3663"/>
+            <w:tcW w:type="dxa" w:w="3658"/>
           </w:tcPr>
           <w:p>
             <w:pPr>
@@ -53047,7 +53047,7 @@
         </w:tc>
         <w:tc>
           <w:tcPr>
-            <w:tcW w:type="dxa" w:w="2043"/>
+            <w:tcW w:type="dxa" w:w="2058"/>
           </w:tcPr>
           <w:p>
             <w:pPr>
@@ -53066,7 +53066,7 @@
       <w:tr>
         <w:tc>
           <w:tcPr>
-            <w:tcW w:type="dxa" w:w="3366"/>
+            <w:tcW w:type="dxa" w:w="3356"/>
           </w:tcPr>
           <w:p>
             <w:pPr>
@@ -53084,7 +53084,7 @@
         </w:tc>
         <w:tc>
           <w:tcPr>
-            <w:tcW w:type="dxa" w:w="3663"/>
+            <w:tcW w:type="dxa" w:w="3658"/>
           </w:tcPr>
           <w:p>
             <w:pPr>
@@ -53115,7 +53115,7 @@
         </w:tc>
         <w:tc>
           <w:tcPr>
-            <w:tcW w:type="dxa" w:w="2043"/>
+            <w:tcW w:type="dxa" w:w="2058"/>
           </w:tcPr>
           <w:p>
             <w:pPr>
@@ -53134,7 +53134,7 @@
       <w:tr>
         <w:tc>
           <w:tcPr>
-            <w:tcW w:type="dxa" w:w="3366"/>
+            <w:tcW w:type="dxa" w:w="3356"/>
           </w:tcPr>
           <w:p>
             <w:pPr>
@@ -53152,7 +53152,7 @@
         </w:tc>
         <w:tc>
           <w:tcPr>
-            <w:tcW w:type="dxa" w:w="3663"/>
+            <w:tcW w:type="dxa" w:w="3658"/>
           </w:tcPr>
           <w:p>
             <w:pPr>
@@ -53183,7 +53183,7 @@
         </w:tc>
         <w:tc>
           <w:tcPr>
-            <w:tcW w:type="dxa" w:w="2043"/>
+            <w:tcW w:type="dxa" w:w="2058"/>
           </w:tcPr>
           <w:p>
             <w:pPr>
@@ -53202,7 +53202,7 @@
       <w:tr>
         <w:tc>
           <w:tcPr>
-            <w:tcW w:type="dxa" w:w="3366"/>
+            <w:tcW w:type="dxa" w:w="3356"/>
           </w:tcPr>
           <w:p>
             <w:pPr>
@@ -53220,7 +53220,7 @@
         </w:tc>
         <w:tc>
           <w:tcPr>
-            <w:tcW w:type="dxa" w:w="3663"/>
+            <w:tcW w:type="dxa" w:w="3658"/>
           </w:tcPr>
           <w:p>
             <w:pPr>
@@ -53270,7 +53270,7 @@
         </w:tc>
         <w:tc>
           <w:tcPr>
-            <w:tcW w:type="dxa" w:w="2043"/>
+            <w:tcW w:type="dxa" w:w="2058"/>
           </w:tcPr>
           <w:p>
             <w:pPr>
@@ -53289,7 +53289,7 @@
       <w:tr>
         <w:tc>
           <w:tcPr>
-            <w:tcW w:type="dxa" w:w="3366"/>
+            <w:tcW w:type="dxa" w:w="3356"/>
           </w:tcPr>
           <w:p>
             <w:pPr>
@@ -53307,7 +53307,7 @@
         </w:tc>
         <w:tc>
           <w:tcPr>
-            <w:tcW w:type="dxa" w:w="3663"/>
+            <w:tcW w:type="dxa" w:w="3658"/>
           </w:tcPr>
           <w:p>
             <w:pPr>
@@ -53358,7 +53358,7 @@
         </w:tc>
         <w:tc>
           <w:tcPr>
-            <w:tcW w:type="dxa" w:w="2043"/>
+            <w:tcW w:type="dxa" w:w="2058"/>
           </w:tcPr>
           <w:p>
             <w:pPr>
@@ -53377,7 +53377,7 @@
       <w:tr>
         <w:tc>
           <w:tcPr>
-            <w:tcW w:type="dxa" w:w="3366"/>
+            <w:tcW w:type="dxa" w:w="3356"/>
           </w:tcPr>
           <w:p>
             <w:pPr>
@@ -53389,225 +53389,63 @@
                 <w:rStyle w:val="VerbatimChar"/>
                 <w:sz w:val="16"/>
               </w:rPr>
-              <w:t xml:space="preserve">tools/check_egress.py</w:t>
-            </w:r>
-          </w:p>
-        </w:tc>
-        <w:tc>
-          <w:tcPr>
-            <w:tcW w:type="dxa" w:w="3663"/>
-          </w:tcPr>
-          <w:p>
-            <w:pPr>
-              <w:pStyle w:val="Compact"/>
-              <w:spacing w:after="0" w:line="264" w:lineRule="auto"/>
-            </w:pPr>
-            <w:r>
-              <w:rPr>
-                <w:sz w:val="16"/>
-              </w:rPr>
-              <w:t xml:space="preserve">허용 목록 밖의 망 라이브러리</w:t>
-            </w:r>
-          </w:p>
-        </w:tc>
-        <w:tc>
-          <w:tcPr>
-            <w:tcW w:type="dxa" w:w="2043"/>
-          </w:tcPr>
-          <w:p>
-            <w:pPr>
-              <w:pStyle w:val="Compact"/>
-              <w:spacing w:after="0" w:line="264" w:lineRule="auto"/>
-            </w:pPr>
-            <w:r>
-              <w:rPr>
-                <w:sz w:val="16"/>
-              </w:rPr>
-              <w:t xml:space="preserve">D-0134</w:t>
-            </w:r>
-          </w:p>
-        </w:tc>
-      </w:tr>
-      <w:tr>
-        <w:tc>
-          <w:tcPr>
-            <w:tcW w:type="dxa" w:w="3366"/>
-          </w:tcPr>
-          <w:p>
-            <w:pPr>
-              <w:pStyle w:val="Compact"/>
-              <w:spacing w:after="0" w:line="264" w:lineRule="auto"/>
-            </w:pPr>
-            <w:r>
-              <w:rPr>
-                <w:rStyle w:val="VerbatimChar"/>
-                <w:sz w:val="16"/>
-              </w:rPr>
-              <w:t xml:space="preserve">tools/check_forbidden.py</w:t>
-            </w:r>
-          </w:p>
-        </w:tc>
-        <w:tc>
-          <w:tcPr>
-            <w:tcW w:type="dxa" w:w="3663"/>
-          </w:tcPr>
-          <w:p>
-            <w:pPr>
-              <w:pStyle w:val="Compact"/>
-              <w:spacing w:after="0" w:line="264" w:lineRule="auto"/>
-            </w:pPr>
-            <w:r>
-              <w:rPr>
-                <w:sz w:val="16"/>
-              </w:rPr>
-              <w:t xml:space="preserve">금지 부류 — 실존 가수 음색 복제·보간</w:t>
-            </w:r>
-          </w:p>
-        </w:tc>
-        <w:tc>
-          <w:tcPr>
-            <w:tcW w:type="dxa" w:w="2043"/>
-          </w:tcPr>
-          <w:p>
-            <w:pPr>
-              <w:pStyle w:val="Compact"/>
-              <w:spacing w:after="0" w:line="264" w:lineRule="auto"/>
-            </w:pPr>
-            <w:r>
-              <w:rPr>
-                <w:sz w:val="16"/>
-              </w:rPr>
-              <w:t xml:space="preserve">D-0003</w:t>
-            </w:r>
-          </w:p>
-        </w:tc>
-      </w:tr>
-      <w:tr>
-        <w:tc>
-          <w:tcPr>
-            <w:tcW w:type="dxa" w:w="3366"/>
-          </w:tcPr>
-          <w:p>
-            <w:pPr>
-              <w:pStyle w:val="Compact"/>
-              <w:spacing w:after="0" w:line="264" w:lineRule="auto"/>
-            </w:pPr>
-            <w:r>
-              <w:rPr>
-                <w:rStyle w:val="VerbatimChar"/>
-                <w:sz w:val="16"/>
-              </w:rPr>
-              <w:t xml:space="preserve">tools/check_compose.py</w:t>
-            </w:r>
-          </w:p>
-        </w:tc>
-        <w:tc>
-          <w:tcPr>
-            <w:tcW w:type="dxa" w:w="3663"/>
-          </w:tcPr>
-          <w:p>
-            <w:pPr>
-              <w:pStyle w:val="Compact"/>
-              <w:spacing w:after="0" w:line="264" w:lineRule="auto"/>
-            </w:pPr>
-            <w:r>
-              <w:rPr>
-                <w:sz w:val="16"/>
-              </w:rPr>
-              <w:t xml:space="preserve">compose 메모리 상한</w:t>
-            </w:r>
-          </w:p>
-        </w:tc>
-        <w:tc>
-          <w:tcPr>
-            <w:tcW w:type="dxa" w:w="2043"/>
-          </w:tcPr>
-          <w:p>
-            <w:pPr>
-              <w:pStyle w:val="Compact"/>
-              <w:spacing w:after="0" w:line="264" w:lineRule="auto"/>
-            </w:pPr>
-            <w:r>
-              <w:rPr>
-                <w:sz w:val="16"/>
-              </w:rPr>
-              <w:t xml:space="preserve">D-0223</w:t>
-            </w:r>
-          </w:p>
-        </w:tc>
-      </w:tr>
-      <w:tr>
-        <w:tc>
-          <w:tcPr>
-            <w:tcW w:type="dxa" w:w="3366"/>
-          </w:tcPr>
-          <w:p>
-            <w:pPr>
-              <w:pStyle w:val="Compact"/>
-              <w:spacing w:after="0" w:line="264" w:lineRule="auto"/>
-            </w:pPr>
-            <w:r>
-              <w:rPr>
-                <w:rStyle w:val="VerbatimChar"/>
-                <w:sz w:val="16"/>
-              </w:rPr>
-              <w:t xml:space="preserve">tools/check_artifacts.py</w:t>
-            </w:r>
-          </w:p>
-        </w:tc>
-        <w:tc>
-          <w:tcPr>
-            <w:tcW w:type="dxa" w:w="3663"/>
-          </w:tcPr>
-          <w:p>
-            <w:pPr>
-              <w:pStyle w:val="Compact"/>
-              <w:spacing w:after="0" w:line="264" w:lineRule="auto"/>
-            </w:pPr>
-            <w:r>
-              <w:rPr>
-                <w:sz w:val="16"/>
-              </w:rPr>
-              <w:t xml:space="preserve">산출물 대장 ↔ 실물 ·</w:t>
-            </w:r>
-            <w:r>
-              <w:rPr>
-                <w:sz w:val="16"/>
-              </w:rPr>
-              <w:t xml:space="preserve"> </w:t>
-            </w:r>
+              <w:t xml:space="preserve">tools/check_under_load.py</w:t>
+            </w:r>
+          </w:p>
+        </w:tc>
+        <w:tc>
+          <w:tcPr>
+            <w:tcW w:type="dxa" w:w="3658"/>
+          </w:tcPr>
+          <w:p>
+            <w:pPr>
+              <w:pStyle w:val="Compact"/>
+              <w:spacing w:after="0" w:line="264" w:lineRule="auto"/>
+            </w:pPr>
             <w:r>
               <w:rPr>
                 <w:b/>
                 <w:bCs/>
                 <w:sz w:val="16"/>
               </w:rPr>
-              <w:t xml:space="preserve">충족된 미투입</w:t>
-            </w:r>
-          </w:p>
-        </w:tc>
-        <w:tc>
-          <w:tcPr>
-            <w:tcW w:type="dxa" w:w="2043"/>
-          </w:tcPr>
-          <w:p>
-            <w:pPr>
-              <w:pStyle w:val="Compact"/>
-              <w:spacing w:after="0" w:line="264" w:lineRule="auto"/>
-            </w:pPr>
-            <w:r>
-              <w:rPr>
-                <w:sz w:val="16"/>
-              </w:rPr>
-              <w:t xml:space="preserve">D-0265 · D-0349</w:t>
-            </w:r>
-          </w:p>
-        </w:tc>
-      </w:tr>
-      <w:tr>
-        <w:tc>
-          <w:tcPr>
-            <w:tcW w:type="dxa" w:w="3366"/>
+              <w:t xml:space="preserve">부하에서만 거짓 실패하는 관문</w:t>
+            </w:r>
+            <w:r>
+              <w:rPr>
+                <w:sz w:val="16"/>
+              </w:rPr>
+              <w:t xml:space="preserve"> </w:t>
+            </w:r>
+            <w:r>
+              <w:rPr>
+                <w:sz w:val="16"/>
+              </w:rPr>
+              <w:t xml:space="preserve">— 하나씩 돌면 영영 안 보인다</w:t>
+            </w:r>
+          </w:p>
+        </w:tc>
+        <w:tc>
+          <w:tcPr>
+            <w:tcW w:type="dxa" w:w="2058"/>
+          </w:tcPr>
+          <w:p>
+            <w:pPr>
+              <w:pStyle w:val="Compact"/>
+              <w:spacing w:after="0" w:line="264" w:lineRule="auto"/>
+            </w:pPr>
+            <w:r>
+              <w:rPr>
+                <w:sz w:val="16"/>
+              </w:rPr>
+              <w:t xml:space="preserve">GR-0.8 · D-0354 · D-0355</w:t>
+            </w:r>
+          </w:p>
+        </w:tc>
+      </w:tr>
+      <w:tr>
+        <w:tc>
+          <w:tcPr>
+            <w:tcW w:type="dxa" w:w="3356"/>
           </w:tcPr>
           <w:p>
             <w:pPr>
@@ -53619,49 +53457,49 @@
                 <w:rStyle w:val="VerbatimChar"/>
                 <w:sz w:val="16"/>
               </w:rPr>
-              <w:t xml:space="preserve">tools/check_model_licenses.py</w:t>
-            </w:r>
-          </w:p>
-        </w:tc>
-        <w:tc>
-          <w:tcPr>
-            <w:tcW w:type="dxa" w:w="3663"/>
-          </w:tcPr>
-          <w:p>
-            <w:pPr>
-              <w:pStyle w:val="Compact"/>
-              <w:spacing w:after="0" w:line="264" w:lineRule="auto"/>
-            </w:pPr>
-            <w:r>
-              <w:rPr>
-                <w:sz w:val="16"/>
-              </w:rPr>
-              <w:t xml:space="preserve">표에 없는 가중치 · 상업 불가 집합</w:t>
-            </w:r>
-          </w:p>
-        </w:tc>
-        <w:tc>
-          <w:tcPr>
-            <w:tcW w:type="dxa" w:w="2043"/>
-          </w:tcPr>
-          <w:p>
-            <w:pPr>
-              <w:pStyle w:val="Compact"/>
-              <w:spacing w:after="0" w:line="264" w:lineRule="auto"/>
-            </w:pPr>
-            <w:r>
-              <w:rPr>
-                <w:sz w:val="16"/>
-              </w:rPr>
-              <w:t xml:space="preserve">D-0217</w:t>
-            </w:r>
-          </w:p>
-        </w:tc>
-      </w:tr>
-      <w:tr>
-        <w:tc>
-          <w:tcPr>
-            <w:tcW w:type="dxa" w:w="3366"/>
+              <w:t xml:space="preserve">tools/check_egress.py</w:t>
+            </w:r>
+          </w:p>
+        </w:tc>
+        <w:tc>
+          <w:tcPr>
+            <w:tcW w:type="dxa" w:w="3658"/>
+          </w:tcPr>
+          <w:p>
+            <w:pPr>
+              <w:pStyle w:val="Compact"/>
+              <w:spacing w:after="0" w:line="264" w:lineRule="auto"/>
+            </w:pPr>
+            <w:r>
+              <w:rPr>
+                <w:sz w:val="16"/>
+              </w:rPr>
+              <w:t xml:space="preserve">허용 목록 밖의 망 라이브러리</w:t>
+            </w:r>
+          </w:p>
+        </w:tc>
+        <w:tc>
+          <w:tcPr>
+            <w:tcW w:type="dxa" w:w="2058"/>
+          </w:tcPr>
+          <w:p>
+            <w:pPr>
+              <w:pStyle w:val="Compact"/>
+              <w:spacing w:after="0" w:line="264" w:lineRule="auto"/>
+            </w:pPr>
+            <w:r>
+              <w:rPr>
+                <w:sz w:val="16"/>
+              </w:rPr>
+              <w:t xml:space="preserve">D-0134</w:t>
+            </w:r>
+          </w:p>
+        </w:tc>
+      </w:tr>
+      <w:tr>
+        <w:tc>
+          <w:tcPr>
+            <w:tcW w:type="dxa" w:w="3356"/>
           </w:tcPr>
           <w:p>
             <w:pPr>
@@ -53673,49 +53511,49 @@
                 <w:rStyle w:val="VerbatimChar"/>
                 <w:sz w:val="16"/>
               </w:rPr>
-              <w:t xml:space="preserve">tools/check_test_types.py</w:t>
-            </w:r>
-          </w:p>
-        </w:tc>
-        <w:tc>
-          <w:tcPr>
-            <w:tcW w:type="dxa" w:w="3663"/>
-          </w:tcPr>
-          <w:p>
-            <w:pPr>
-              <w:pStyle w:val="Compact"/>
-              <w:spacing w:after="0" w:line="264" w:lineRule="auto"/>
-            </w:pPr>
-            <w:r>
-              <w:rPr>
-                <w:sz w:val="16"/>
-              </w:rPr>
-              <w:t xml:space="preserve">시험 코드 타입 오류 래칫</w:t>
-            </w:r>
-          </w:p>
-        </w:tc>
-        <w:tc>
-          <w:tcPr>
-            <w:tcW w:type="dxa" w:w="2043"/>
-          </w:tcPr>
-          <w:p>
-            <w:pPr>
-              <w:pStyle w:val="Compact"/>
-              <w:spacing w:after="0" w:line="264" w:lineRule="auto"/>
-            </w:pPr>
-            <w:r>
-              <w:rPr>
-                <w:sz w:val="16"/>
-              </w:rPr>
-              <w:t xml:space="preserve">D-0264</w:t>
-            </w:r>
-          </w:p>
-        </w:tc>
-      </w:tr>
-      <w:tr>
-        <w:tc>
-          <w:tcPr>
-            <w:tcW w:type="dxa" w:w="3366"/>
+              <w:t xml:space="preserve">tools/check_forbidden.py</w:t>
+            </w:r>
+          </w:p>
+        </w:tc>
+        <w:tc>
+          <w:tcPr>
+            <w:tcW w:type="dxa" w:w="3658"/>
+          </w:tcPr>
+          <w:p>
+            <w:pPr>
+              <w:pStyle w:val="Compact"/>
+              <w:spacing w:after="0" w:line="264" w:lineRule="auto"/>
+            </w:pPr>
+            <w:r>
+              <w:rPr>
+                <w:sz w:val="16"/>
+              </w:rPr>
+              <w:t xml:space="preserve">금지 부류 — 실존 가수 음색 복제·보간</w:t>
+            </w:r>
+          </w:p>
+        </w:tc>
+        <w:tc>
+          <w:tcPr>
+            <w:tcW w:type="dxa" w:w="2058"/>
+          </w:tcPr>
+          <w:p>
+            <w:pPr>
+              <w:pStyle w:val="Compact"/>
+              <w:spacing w:after="0" w:line="264" w:lineRule="auto"/>
+            </w:pPr>
+            <w:r>
+              <w:rPr>
+                <w:sz w:val="16"/>
+              </w:rPr>
+              <w:t xml:space="preserve">D-0003</w:t>
+            </w:r>
+          </w:p>
+        </w:tc>
+      </w:tr>
+      <w:tr>
+        <w:tc>
+          <w:tcPr>
+            <w:tcW w:type="dxa" w:w="3356"/>
           </w:tcPr>
           <w:p>
             <w:pPr>
@@ -53727,49 +53565,49 @@
                 <w:rStyle w:val="VerbatimChar"/>
                 <w:sz w:val="16"/>
               </w:rPr>
-              <w:t xml:space="preserve">tools/docx_check.py</w:t>
-            </w:r>
-          </w:p>
-        </w:tc>
-        <w:tc>
-          <w:tcPr>
-            <w:tcW w:type="dxa" w:w="3663"/>
-          </w:tcPr>
-          <w:p>
-            <w:pPr>
-              <w:pStyle w:val="Compact"/>
-              <w:spacing w:after="0" w:line="264" w:lineRule="auto"/>
-            </w:pPr>
-            <w:r>
-              <w:rPr>
-                <w:sz w:val="16"/>
-              </w:rPr>
-              <w:t xml:space="preserve">기획서와 정본의 어긋남 · 폐기어</w:t>
-            </w:r>
-          </w:p>
-        </w:tc>
-        <w:tc>
-          <w:tcPr>
-            <w:tcW w:type="dxa" w:w="2043"/>
-          </w:tcPr>
-          <w:p>
-            <w:pPr>
-              <w:pStyle w:val="Compact"/>
-              <w:spacing w:after="0" w:line="264" w:lineRule="auto"/>
-            </w:pPr>
-            <w:r>
-              <w:rPr>
-                <w:sz w:val="16"/>
-              </w:rPr>
-              <w:t xml:space="preserve">D-0220 · D-0221</w:t>
-            </w:r>
-          </w:p>
-        </w:tc>
-      </w:tr>
-      <w:tr>
-        <w:tc>
-          <w:tcPr>
-            <w:tcW w:type="dxa" w:w="3366"/>
+              <w:t xml:space="preserve">tools/check_compose.py</w:t>
+            </w:r>
+          </w:p>
+        </w:tc>
+        <w:tc>
+          <w:tcPr>
+            <w:tcW w:type="dxa" w:w="3658"/>
+          </w:tcPr>
+          <w:p>
+            <w:pPr>
+              <w:pStyle w:val="Compact"/>
+              <w:spacing w:after="0" w:line="264" w:lineRule="auto"/>
+            </w:pPr>
+            <w:r>
+              <w:rPr>
+                <w:sz w:val="16"/>
+              </w:rPr>
+              <w:t xml:space="preserve">compose 메모리 상한</w:t>
+            </w:r>
+          </w:p>
+        </w:tc>
+        <w:tc>
+          <w:tcPr>
+            <w:tcW w:type="dxa" w:w="2058"/>
+          </w:tcPr>
+          <w:p>
+            <w:pPr>
+              <w:pStyle w:val="Compact"/>
+              <w:spacing w:after="0" w:line="264" w:lineRule="auto"/>
+            </w:pPr>
+            <w:r>
+              <w:rPr>
+                <w:sz w:val="16"/>
+              </w:rPr>
+              <w:t xml:space="preserve">D-0223</w:t>
+            </w:r>
+          </w:p>
+        </w:tc>
+      </w:tr>
+      <w:tr>
+        <w:tc>
+          <w:tcPr>
+            <w:tcW w:type="dxa" w:w="3356"/>
           </w:tcPr>
           <w:p>
             <w:pPr>
@@ -53781,24 +53619,24 @@
                 <w:rStyle w:val="VerbatimChar"/>
                 <w:sz w:val="16"/>
               </w:rPr>
-              <w:t xml:space="preserve">tools/doc_fsck.py</w:t>
-            </w:r>
-          </w:p>
-        </w:tc>
-        <w:tc>
-          <w:tcPr>
-            <w:tcW w:type="dxa" w:w="3663"/>
-          </w:tcPr>
-          <w:p>
-            <w:pPr>
-              <w:pStyle w:val="Compact"/>
-              <w:spacing w:after="0" w:line="264" w:lineRule="auto"/>
-            </w:pPr>
-            <w:r>
-              <w:rPr>
-                <w:sz w:val="16"/>
-              </w:rPr>
-              <w:t xml:space="preserve">문서가 없는 것을 가리키기 ·</w:t>
+              <w:t xml:space="preserve">tools/check_artifacts.py</w:t>
+            </w:r>
+          </w:p>
+        </w:tc>
+        <w:tc>
+          <w:tcPr>
+            <w:tcW w:type="dxa" w:w="3658"/>
+          </w:tcPr>
+          <w:p>
+            <w:pPr>
+              <w:pStyle w:val="Compact"/>
+              <w:spacing w:after="0" w:line="264" w:lineRule="auto"/>
+            </w:pPr>
+            <w:r>
+              <w:rPr>
+                <w:sz w:val="16"/>
+              </w:rPr>
+              <w:t xml:space="preserve">산출물 대장 ↔ 실물 ·</w:t>
             </w:r>
             <w:r>
               <w:rPr>
@@ -53812,19 +53650,223 @@
                 <w:bCs/>
                 <w:sz w:val="16"/>
               </w:rPr>
-              <w:t xml:space="preserve">적은 수 ↔ 실물</w:t>
-            </w:r>
-            <w:r>
-              <w:rPr>
-                <w:sz w:val="16"/>
-              </w:rPr>
-              <w:t xml:space="preserve"> </w:t>
-            </w:r>
-            <w:r>
-              <w:rPr>
-                <w:sz w:val="16"/>
-              </w:rPr>
-              <w:t xml:space="preserve">·</w:t>
+              <w:t xml:space="preserve">충족된 미투입</w:t>
+            </w:r>
+          </w:p>
+        </w:tc>
+        <w:tc>
+          <w:tcPr>
+            <w:tcW w:type="dxa" w:w="2058"/>
+          </w:tcPr>
+          <w:p>
+            <w:pPr>
+              <w:pStyle w:val="Compact"/>
+              <w:spacing w:after="0" w:line="264" w:lineRule="auto"/>
+            </w:pPr>
+            <w:r>
+              <w:rPr>
+                <w:sz w:val="16"/>
+              </w:rPr>
+              <w:t xml:space="preserve">D-0265 · D-0349</w:t>
+            </w:r>
+          </w:p>
+        </w:tc>
+      </w:tr>
+      <w:tr>
+        <w:tc>
+          <w:tcPr>
+            <w:tcW w:type="dxa" w:w="3356"/>
+          </w:tcPr>
+          <w:p>
+            <w:pPr>
+              <w:pStyle w:val="Compact"/>
+              <w:spacing w:after="0" w:line="264" w:lineRule="auto"/>
+            </w:pPr>
+            <w:r>
+              <w:rPr>
+                <w:rStyle w:val="VerbatimChar"/>
+                <w:sz w:val="16"/>
+              </w:rPr>
+              <w:t xml:space="preserve">tools/check_model_licenses.py</w:t>
+            </w:r>
+          </w:p>
+        </w:tc>
+        <w:tc>
+          <w:tcPr>
+            <w:tcW w:type="dxa" w:w="3658"/>
+          </w:tcPr>
+          <w:p>
+            <w:pPr>
+              <w:pStyle w:val="Compact"/>
+              <w:spacing w:after="0" w:line="264" w:lineRule="auto"/>
+            </w:pPr>
+            <w:r>
+              <w:rPr>
+                <w:sz w:val="16"/>
+              </w:rPr>
+              <w:t xml:space="preserve">표에 없는 가중치 · 상업 불가 집합</w:t>
+            </w:r>
+          </w:p>
+        </w:tc>
+        <w:tc>
+          <w:tcPr>
+            <w:tcW w:type="dxa" w:w="2058"/>
+          </w:tcPr>
+          <w:p>
+            <w:pPr>
+              <w:pStyle w:val="Compact"/>
+              <w:spacing w:after="0" w:line="264" w:lineRule="auto"/>
+            </w:pPr>
+            <w:r>
+              <w:rPr>
+                <w:sz w:val="16"/>
+              </w:rPr>
+              <w:t xml:space="preserve">D-0217</w:t>
+            </w:r>
+          </w:p>
+        </w:tc>
+      </w:tr>
+      <w:tr>
+        <w:tc>
+          <w:tcPr>
+            <w:tcW w:type="dxa" w:w="3356"/>
+          </w:tcPr>
+          <w:p>
+            <w:pPr>
+              <w:pStyle w:val="Compact"/>
+              <w:spacing w:after="0" w:line="264" w:lineRule="auto"/>
+            </w:pPr>
+            <w:r>
+              <w:rPr>
+                <w:rStyle w:val="VerbatimChar"/>
+                <w:sz w:val="16"/>
+              </w:rPr>
+              <w:t xml:space="preserve">tools/check_test_types.py</w:t>
+            </w:r>
+          </w:p>
+        </w:tc>
+        <w:tc>
+          <w:tcPr>
+            <w:tcW w:type="dxa" w:w="3658"/>
+          </w:tcPr>
+          <w:p>
+            <w:pPr>
+              <w:pStyle w:val="Compact"/>
+              <w:spacing w:after="0" w:line="264" w:lineRule="auto"/>
+            </w:pPr>
+            <w:r>
+              <w:rPr>
+                <w:sz w:val="16"/>
+              </w:rPr>
+              <w:t xml:space="preserve">시험 코드 타입 오류 래칫</w:t>
+            </w:r>
+          </w:p>
+        </w:tc>
+        <w:tc>
+          <w:tcPr>
+            <w:tcW w:type="dxa" w:w="2058"/>
+          </w:tcPr>
+          <w:p>
+            <w:pPr>
+              <w:pStyle w:val="Compact"/>
+              <w:spacing w:after="0" w:line="264" w:lineRule="auto"/>
+            </w:pPr>
+            <w:r>
+              <w:rPr>
+                <w:sz w:val="16"/>
+              </w:rPr>
+              <w:t xml:space="preserve">D-0264</w:t>
+            </w:r>
+          </w:p>
+        </w:tc>
+      </w:tr>
+      <w:tr>
+        <w:tc>
+          <w:tcPr>
+            <w:tcW w:type="dxa" w:w="3356"/>
+          </w:tcPr>
+          <w:p>
+            <w:pPr>
+              <w:pStyle w:val="Compact"/>
+              <w:spacing w:after="0" w:line="264" w:lineRule="auto"/>
+            </w:pPr>
+            <w:r>
+              <w:rPr>
+                <w:rStyle w:val="VerbatimChar"/>
+                <w:sz w:val="16"/>
+              </w:rPr>
+              <w:t xml:space="preserve">tools/docx_check.py</w:t>
+            </w:r>
+          </w:p>
+        </w:tc>
+        <w:tc>
+          <w:tcPr>
+            <w:tcW w:type="dxa" w:w="3658"/>
+          </w:tcPr>
+          <w:p>
+            <w:pPr>
+              <w:pStyle w:val="Compact"/>
+              <w:spacing w:after="0" w:line="264" w:lineRule="auto"/>
+            </w:pPr>
+            <w:r>
+              <w:rPr>
+                <w:sz w:val="16"/>
+              </w:rPr>
+              <w:t xml:space="preserve">기획서와 정본의 어긋남 · 폐기어</w:t>
+            </w:r>
+          </w:p>
+        </w:tc>
+        <w:tc>
+          <w:tcPr>
+            <w:tcW w:type="dxa" w:w="2058"/>
+          </w:tcPr>
+          <w:p>
+            <w:pPr>
+              <w:pStyle w:val="Compact"/>
+              <w:spacing w:after="0" w:line="264" w:lineRule="auto"/>
+            </w:pPr>
+            <w:r>
+              <w:rPr>
+                <w:sz w:val="16"/>
+              </w:rPr>
+              <w:t xml:space="preserve">D-0220 · D-0221</w:t>
+            </w:r>
+          </w:p>
+        </w:tc>
+      </w:tr>
+      <w:tr>
+        <w:tc>
+          <w:tcPr>
+            <w:tcW w:type="dxa" w:w="3356"/>
+          </w:tcPr>
+          <w:p>
+            <w:pPr>
+              <w:pStyle w:val="Compact"/>
+              <w:spacing w:after="0" w:line="264" w:lineRule="auto"/>
+            </w:pPr>
+            <w:r>
+              <w:rPr>
+                <w:rStyle w:val="VerbatimChar"/>
+                <w:sz w:val="16"/>
+              </w:rPr>
+              <w:t xml:space="preserve">tools/doc_fsck.py</w:t>
+            </w:r>
+          </w:p>
+        </w:tc>
+        <w:tc>
+          <w:tcPr>
+            <w:tcW w:type="dxa" w:w="3658"/>
+          </w:tcPr>
+          <w:p>
+            <w:pPr>
+              <w:pStyle w:val="Compact"/>
+              <w:spacing w:after="0" w:line="264" w:lineRule="auto"/>
+            </w:pPr>
+            <w:r>
+              <w:rPr>
+                <w:sz w:val="16"/>
+              </w:rPr>
+              <w:t xml:space="preserve">문서가 없는 것을 가리키기 ·</w:t>
             </w:r>
             <w:r>
               <w:rPr>
@@ -53838,116 +53880,142 @@
                 <w:bCs/>
                 <w:sz w:val="16"/>
               </w:rPr>
-              <w:t xml:space="preserve">거꾸로 보는 눈</w:t>
-            </w:r>
-          </w:p>
-        </w:tc>
-        <w:tc>
-          <w:tcPr>
-            <w:tcW w:type="dxa" w:w="2043"/>
-          </w:tcPr>
-          <w:p>
-            <w:pPr>
-              <w:pStyle w:val="Compact"/>
-              <w:spacing w:after="0" w:line="264" w:lineRule="auto"/>
-            </w:pPr>
-            <w:r>
-              <w:rPr>
-                <w:sz w:val="16"/>
-              </w:rPr>
-              <w:t xml:space="preserve">D-0189 · D-0263 · D-0350</w:t>
-            </w:r>
-          </w:p>
-        </w:tc>
-      </w:tr>
-      <w:tr>
-        <w:tc>
-          <w:tcPr>
-            <w:tcW w:type="dxa" w:w="3366"/>
-          </w:tcPr>
-          <w:p>
-            <w:pPr>
-              <w:pStyle w:val="Compact"/>
-              <w:spacing w:after="0" w:line="264" w:lineRule="auto"/>
-            </w:pPr>
-            <w:r>
-              <w:rPr>
-                <w:rStyle w:val="VerbatimChar"/>
-                <w:sz w:val="16"/>
-              </w:rPr>
-              <w:t xml:space="preserve">tools/encoding_check.py</w:t>
-            </w:r>
-          </w:p>
-        </w:tc>
-        <w:tc>
-          <w:tcPr>
-            <w:tcW w:type="dxa" w:w="3663"/>
-          </w:tcPr>
-          <w:p>
-            <w:pPr>
-              <w:pStyle w:val="Compact"/>
-              <w:spacing w:after="0" w:line="264" w:lineRule="auto"/>
-            </w:pPr>
-            <w:r>
-              <w:rPr>
-                <w:sz w:val="16"/>
-              </w:rPr>
-              <w:t xml:space="preserve">BOM · CRLF · 비 UTF-8 · 끝 개행 없음</w:t>
-            </w:r>
-          </w:p>
-        </w:tc>
-        <w:tc>
-          <w:tcPr>
-            <w:tcW w:type="dxa" w:w="2043"/>
-          </w:tcPr>
-          <w:p>
-            <w:pPr>
-              <w:pStyle w:val="Compact"/>
-              <w:spacing w:after="0" w:line="264" w:lineRule="auto"/>
-            </w:pPr>
-            <w:r>
-              <w:rPr>
-                <w:sz w:val="16"/>
-              </w:rPr>
-              <w:t xml:space="preserve">D-0230</w:t>
-            </w:r>
-          </w:p>
-        </w:tc>
-      </w:tr>
-      <w:tr>
-        <w:tc>
-          <w:tcPr>
-            <w:tcW w:type="dxa" w:w="3366"/>
-          </w:tcPr>
-          <w:p>
-            <w:pPr>
-              <w:pStyle w:val="Compact"/>
-              <w:spacing w:after="0" w:line="264" w:lineRule="auto"/>
-            </w:pPr>
-            <w:r>
-              <w:rPr>
-                <w:rStyle w:val="VerbatimChar"/>
-                <w:sz w:val="16"/>
-              </w:rPr>
-              <w:t xml:space="preserve">tools/deadcheck.py</w:t>
-            </w:r>
-          </w:p>
-        </w:tc>
-        <w:tc>
-          <w:tcPr>
-            <w:tcW w:type="dxa" w:w="3663"/>
-          </w:tcPr>
-          <w:p>
-            <w:pPr>
-              <w:pStyle w:val="Compact"/>
-              <w:spacing w:after="0" w:line="264" w:lineRule="auto"/>
-            </w:pPr>
+              <w:t xml:space="preserve">적은 수 ↔ 실물</w:t>
+            </w:r>
+            <w:r>
+              <w:rPr>
+                <w:sz w:val="16"/>
+              </w:rPr>
+              <w:t xml:space="preserve"> </w:t>
+            </w:r>
+            <w:r>
+              <w:rPr>
+                <w:sz w:val="16"/>
+              </w:rPr>
+              <w:t xml:space="preserve">·</w:t>
+            </w:r>
+            <w:r>
+              <w:rPr>
+                <w:sz w:val="16"/>
+              </w:rPr>
+              <w:t xml:space="preserve"> </w:t>
+            </w:r>
             <w:r>
               <w:rPr>
                 <w:b/>
                 <w:bCs/>
                 <w:sz w:val="16"/>
               </w:rPr>
+              <w:t xml:space="preserve">거꾸로 보는 눈</w:t>
+            </w:r>
+          </w:p>
+        </w:tc>
+        <w:tc>
+          <w:tcPr>
+            <w:tcW w:type="dxa" w:w="2058"/>
+          </w:tcPr>
+          <w:p>
+            <w:pPr>
+              <w:pStyle w:val="Compact"/>
+              <w:spacing w:after="0" w:line="264" w:lineRule="auto"/>
+            </w:pPr>
+            <w:r>
+              <w:rPr>
+                <w:sz w:val="16"/>
+              </w:rPr>
+              <w:t xml:space="preserve">D-0189 · D-0263 · D-0350</w:t>
+            </w:r>
+          </w:p>
+        </w:tc>
+      </w:tr>
+      <w:tr>
+        <w:tc>
+          <w:tcPr>
+            <w:tcW w:type="dxa" w:w="3356"/>
+          </w:tcPr>
+          <w:p>
+            <w:pPr>
+              <w:pStyle w:val="Compact"/>
+              <w:spacing w:after="0" w:line="264" w:lineRule="auto"/>
+            </w:pPr>
+            <w:r>
+              <w:rPr>
+                <w:rStyle w:val="VerbatimChar"/>
+                <w:sz w:val="16"/>
+              </w:rPr>
+              <w:t xml:space="preserve">tools/encoding_check.py</w:t>
+            </w:r>
+          </w:p>
+        </w:tc>
+        <w:tc>
+          <w:tcPr>
+            <w:tcW w:type="dxa" w:w="3658"/>
+          </w:tcPr>
+          <w:p>
+            <w:pPr>
+              <w:pStyle w:val="Compact"/>
+              <w:spacing w:after="0" w:line="264" w:lineRule="auto"/>
+            </w:pPr>
+            <w:r>
+              <w:rPr>
+                <w:sz w:val="16"/>
+              </w:rPr>
+              <w:t xml:space="preserve">BOM · CRLF · 비 UTF-8 · 끝 개행 없음</w:t>
+            </w:r>
+          </w:p>
+        </w:tc>
+        <w:tc>
+          <w:tcPr>
+            <w:tcW w:type="dxa" w:w="2058"/>
+          </w:tcPr>
+          <w:p>
+            <w:pPr>
+              <w:pStyle w:val="Compact"/>
+              <w:spacing w:after="0" w:line="264" w:lineRule="auto"/>
+            </w:pPr>
+            <w:r>
+              <w:rPr>
+                <w:sz w:val="16"/>
+              </w:rPr>
+              <w:t xml:space="preserve">D-0230</w:t>
+            </w:r>
+          </w:p>
+        </w:tc>
+      </w:tr>
+      <w:tr>
+        <w:tc>
+          <w:tcPr>
+            <w:tcW w:type="dxa" w:w="3356"/>
+          </w:tcPr>
+          <w:p>
+            <w:pPr>
+              <w:pStyle w:val="Compact"/>
+              <w:spacing w:after="0" w:line="264" w:lineRule="auto"/>
+            </w:pPr>
+            <w:r>
+              <w:rPr>
+                <w:rStyle w:val="VerbatimChar"/>
+                <w:sz w:val="16"/>
+              </w:rPr>
+              <w:t xml:space="preserve">tools/deadcheck.py</w:t>
+            </w:r>
+          </w:p>
+        </w:tc>
+        <w:tc>
+          <w:tcPr>
+            <w:tcW w:type="dxa" w:w="3658"/>
+          </w:tcPr>
+          <w:p>
+            <w:pPr>
+              <w:pStyle w:val="Compact"/>
+              <w:spacing w:after="0" w:line="264" w:lineRule="auto"/>
+            </w:pPr>
+            <w:r>
+              <w:rPr>
+                <w:b/>
+                <w:bCs/>
+                <w:sz w:val="16"/>
+              </w:rPr>
               <w:t xml:space="preserve">검사가 죽었는가</w:t>
             </w:r>
             <w:r>
@@ -53966,7 +54034,7 @@
         </w:tc>
         <w:tc>
           <w:tcPr>
-            <w:tcW w:type="dxa" w:w="2043"/>
+            <w:tcW w:type="dxa" w:w="2058"/>
           </w:tcPr>
           <w:p>
             <w:pPr>
@@ -53985,7 +54053,7 @@
       <w:tr>
         <w:tc>
           <w:tcPr>
-            <w:tcW w:type="dxa" w:w="3366"/>
+            <w:tcW w:type="dxa" w:w="3356"/>
           </w:tcPr>
           <w:p>
             <w:pPr>
@@ -54003,7 +54071,7 @@
         </w:tc>
         <w:tc>
           <w:tcPr>
-            <w:tcW w:type="dxa" w:w="3663"/>
+            <w:tcW w:type="dxa" w:w="3658"/>
           </w:tcPr>
           <w:p>
             <w:pPr>
@@ -54020,7 +54088,7 @@
         </w:tc>
         <w:tc>
           <w:tcPr>
-            <w:tcW w:type="dxa" w:w="2043"/>
+            <w:tcW w:type="dxa" w:w="2058"/>
           </w:tcPr>
           <w:p>
             <w:pPr>
@@ -54039,7 +54107,7 @@
       <w:tr>
         <w:tc>
           <w:tcPr>
-            <w:tcW w:type="dxa" w:w="3366"/>
+            <w:tcW w:type="dxa" w:w="3356"/>
           </w:tcPr>
           <w:p>
             <w:pPr>
@@ -54057,7 +54125,7 @@
         </w:tc>
         <w:tc>
           <w:tcPr>
-            <w:tcW w:type="dxa" w:w="3663"/>
+            <w:tcW w:type="dxa" w:w="3658"/>
           </w:tcPr>
           <w:p>
             <w:pPr>
@@ -54099,7 +54167,7 @@
         </w:tc>
         <w:tc>
           <w:tcPr>
-            <w:tcW w:type="dxa" w:w="2043"/>
+            <w:tcW w:type="dxa" w:w="2058"/>
           </w:tcPr>
           <w:p>
             <w:pPr>
@@ -54118,7 +54186,7 @@
       <w:tr>
         <w:tc>
           <w:tcPr>
-            <w:tcW w:type="dxa" w:w="3366"/>
+            <w:tcW w:type="dxa" w:w="3356"/>
           </w:tcPr>
           <w:p>
             <w:pPr>
@@ -54136,7 +54204,7 @@
         </w:tc>
         <w:tc>
           <w:tcPr>
-            <w:tcW w:type="dxa" w:w="3663"/>
+            <w:tcW w:type="dxa" w:w="3658"/>
           </w:tcPr>
           <w:p>
             <w:pPr>
@@ -54153,7 +54221,7 @@
         </w:tc>
         <w:tc>
           <w:tcPr>
-            <w:tcW w:type="dxa" w:w="2043"/>
+            <w:tcW w:type="dxa" w:w="2058"/>
           </w:tcPr>
           <w:p>
             <w:pPr>
@@ -54172,7 +54240,7 @@
       <w:tr>
         <w:tc>
           <w:tcPr>
-            <w:tcW w:type="dxa" w:w="3366"/>
+            <w:tcW w:type="dxa" w:w="3356"/>
           </w:tcPr>
           <w:p>
             <w:pPr>
@@ -54265,7 +54333,7 @@
         </w:tc>
         <w:tc>
           <w:tcPr>
-            <w:tcW w:type="dxa" w:w="3663"/>
+            <w:tcW w:type="dxa" w:w="3658"/>
           </w:tcPr>
           <w:p>
             <w:pPr>
@@ -54282,7 +54350,7 @@
         </w:tc>
         <w:tc>
           <w:tcPr>
-            <w:tcW w:type="dxa" w:w="2043"/>
+            <w:tcW w:type="dxa" w:w="2058"/>
           </w:tcPr>
           <w:p>
             <w:pPr>
@@ -54384,7 +54452,7 @@
       <w:r>
         <w:drawing>
           <wp:inline>
-            <wp:extent cx="4599432" cy="7592075"/>
+            <wp:extent cx="4507992" cy="7588781"/>
             <wp:effectExtent b="0" l="0" r="0" t="0"/>
             <wp:docPr descr="make check · CI · 커밋 훅 대조 (실물에서 읽었다)" title="" id="194" name="Picture"/>
             <a:graphic>
@@ -54405,7 +54473,7 @@
                   <pic:spPr bwMode="auto">
                     <a:xfrm>
                       <a:off x="0" y="0"/>
-                      <a:ext cx="4599432" cy="7592075"/>
+                      <a:ext cx="4507992" cy="7588781"/>
                     </a:xfrm>
                     <a:prstGeom prst="rect">
                       <a:avLst/>

--- a/docs/proposal.docx
+++ b/docs/proposal.docx
@@ -124,7 +124,7 @@
           <w:color w:val="888888"/>
           <w:sz w:val="17"/>
         </w:rPr>
-        <w:t>빌드 2026-10-03 · 정본 docs/MASTER.md Part I ~ III</w:t>
+        <w:t>빌드 2026-10-04 · 정본 docs/MASTER.md Part I ~ III</w:t>
       </w:r>
     </w:p>
     <w:p>

--- a/docs/proposal.docx
+++ b/docs/proposal.docx
@@ -29167,7 +29167,7 @@
           <wp:inline>
             <wp:extent cx="5334000" cy="4926763"/>
             <wp:effectExtent b="0" l="0" r="0" t="0"/>
-            <wp:docPr descr="계층 구조와 import 계약 5종" title="" id="81" name="Picture"/>
+            <wp:docPr descr="계층 구조와 import 계약" title="" id="81" name="Picture"/>
             <a:graphic>
               <a:graphicData uri="http://schemas.openxmlformats.org/drawingml/2006/picture">
                 <pic:pic>
@@ -29210,7 +29210,7 @@
         <w:pStyle w:val="ImageCaption"/>
       </w:pPr>
       <w:r>
-        <w:t>[그림 7] 계층 구조와 import 계약 5종</w:t>
+        <w:t>[그림 7] 계층 구조와 import 계약</w:t>
       </w:r>
     </w:p>
     <w:bookmarkEnd w:id="83"/>

--- a/docs/proposal.docx
+++ b/docs/proposal.docx
@@ -55532,8 +55532,8 @@
         <w:tblLook w:firstRow="1" w:lastRow="0" w:firstColumn="0" w:lastColumn="0" w:noHBand="0" w:noVBand="0" w:val="0020"/>
       </w:tblPr>
       <w:tblGrid>
-        <w:gridCol w:w="2668"/>
-        <w:gridCol w:w="6403"/>
+        <w:gridCol w:w="2735"/>
+        <w:gridCol w:w="6336"/>
       </w:tblGrid>
       <w:tr>
         <w:trPr>
@@ -55541,7 +55541,7 @@
         </w:trPr>
         <w:tc>
           <w:tcPr>
-            <w:tcW w:type="dxa" w:w="2669"/>
+            <w:tcW w:type="dxa" w:w="2736"/>
             <w:shd w:val="clear" w:color="auto" w:fill="E8EEF5"/>
           </w:tcPr>
           <w:p>
@@ -55561,7 +55561,7 @@
         </w:tc>
         <w:tc>
           <w:tcPr>
-            <w:tcW w:type="dxa" w:w="6403"/>
+            <w:tcW w:type="dxa" w:w="6336"/>
             <w:shd w:val="clear" w:color="auto" w:fill="E8EEF5"/>
           </w:tcPr>
           <w:p>
@@ -55583,7 +55583,7 @@
       <w:tr>
         <w:tc>
           <w:tcPr>
-            <w:tcW w:type="dxa" w:w="2669"/>
+            <w:tcW w:type="dxa" w:w="2736"/>
           </w:tcPr>
           <w:p>
             <w:pPr>
@@ -55600,7 +55600,7 @@
         </w:tc>
         <w:tc>
           <w:tcPr>
-            <w:tcW w:type="dxa" w:w="6403"/>
+            <w:tcW w:type="dxa" w:w="6336"/>
           </w:tcPr>
           <w:p>
             <w:pPr>
@@ -55619,7 +55619,7 @@
       <w:tr>
         <w:tc>
           <w:tcPr>
-            <w:tcW w:type="dxa" w:w="2669"/>
+            <w:tcW w:type="dxa" w:w="2736"/>
           </w:tcPr>
           <w:p>
             <w:pPr>
@@ -55636,7 +55636,7 @@
         </w:tc>
         <w:tc>
           <w:tcPr>
-            <w:tcW w:type="dxa" w:w="6403"/>
+            <w:tcW w:type="dxa" w:w="6336"/>
           </w:tcPr>
           <w:p>
             <w:pPr>
@@ -55655,7 +55655,7 @@
       <w:tr>
         <w:tc>
           <w:tcPr>
-            <w:tcW w:type="dxa" w:w="2669"/>
+            <w:tcW w:type="dxa" w:w="2736"/>
           </w:tcPr>
           <w:p>
             <w:pPr>
@@ -55672,7 +55672,7 @@
         </w:tc>
         <w:tc>
           <w:tcPr>
-            <w:tcW w:type="dxa" w:w="6403"/>
+            <w:tcW w:type="dxa" w:w="6336"/>
           </w:tcPr>
           <w:p>
             <w:pPr>
@@ -55691,7 +55691,7 @@
       <w:tr>
         <w:tc>
           <w:tcPr>
-            <w:tcW w:type="dxa" w:w="2669"/>
+            <w:tcW w:type="dxa" w:w="2736"/>
           </w:tcPr>
           <w:p>
             <w:pPr>
@@ -55722,7 +55722,7 @@
         </w:tc>
         <w:tc>
           <w:tcPr>
-            <w:tcW w:type="dxa" w:w="6403"/>
+            <w:tcW w:type="dxa" w:w="6336"/>
           </w:tcPr>
           <w:p>
             <w:pPr>
@@ -55748,7 +55748,7 @@
       <w:tr>
         <w:tc>
           <w:tcPr>
-            <w:tcW w:type="dxa" w:w="2669"/>
+            <w:tcW w:type="dxa" w:w="2736"/>
           </w:tcPr>
           <w:p>
             <w:pPr>
@@ -55767,7 +55767,7 @@
         </w:tc>
         <w:tc>
           <w:tcPr>
-            <w:tcW w:type="dxa" w:w="6403"/>
+            <w:tcW w:type="dxa" w:w="6336"/>
           </w:tcPr>
           <w:p>
             <w:pPr>
@@ -55818,7 +55818,7 @@
       <w:tr>
         <w:tc>
           <w:tcPr>
-            <w:tcW w:type="dxa" w:w="2669"/>
+            <w:tcW w:type="dxa" w:w="2736"/>
           </w:tcPr>
           <w:p>
             <w:pPr>
@@ -55835,7 +55835,7 @@
         </w:tc>
         <w:tc>
           <w:tcPr>
-            <w:tcW w:type="dxa" w:w="6403"/>
+            <w:tcW w:type="dxa" w:w="6336"/>
           </w:tcPr>
           <w:p>
             <w:pPr>
@@ -55918,7 +55918,7 @@
       <w:tr>
         <w:tc>
           <w:tcPr>
-            <w:tcW w:type="dxa" w:w="2669"/>
+            <w:tcW w:type="dxa" w:w="2736"/>
           </w:tcPr>
           <w:p>
             <w:pPr>
@@ -55937,7 +55937,7 @@
         </w:tc>
         <w:tc>
           <w:tcPr>
-            <w:tcW w:type="dxa" w:w="6403"/>
+            <w:tcW w:type="dxa" w:w="6336"/>
           </w:tcPr>
           <w:p>
             <w:pPr>
@@ -55982,7 +55982,7 @@
       <w:tr>
         <w:tc>
           <w:tcPr>
-            <w:tcW w:type="dxa" w:w="2669"/>
+            <w:tcW w:type="dxa" w:w="2736"/>
           </w:tcPr>
           <w:p>
             <w:pPr>
@@ -56001,7 +56001,7 @@
         </w:tc>
         <w:tc>
           <w:tcPr>
-            <w:tcW w:type="dxa" w:w="6403"/>
+            <w:tcW w:type="dxa" w:w="6336"/>
           </w:tcPr>
           <w:p>
             <w:pPr>
@@ -56039,6 +56039,189 @@
                 <w:sz w:val="16"/>
               </w:rPr>
               <w:t xml:space="preserve">(D-0329 · 러너 고정 D-0330)</w:t>
+            </w:r>
+          </w:p>
+        </w:tc>
+      </w:tr>
+      <w:tr>
+        <w:tc>
+          <w:tcPr>
+            <w:tcW w:type="dxa" w:w="2736"/>
+          </w:tcPr>
+          <w:p>
+            <w:pPr>
+              <w:pStyle w:val="Compact"/>
+              <w:spacing w:after="0" w:line="264" w:lineRule="auto"/>
+            </w:pPr>
+            <w:r>
+              <w:rPr>
+                <w:b/>
+                <w:bCs/>
+                <w:sz w:val="16"/>
+              </w:rPr>
+              <w:t xml:space="preserve">wiring</w:t>
+            </w:r>
+            <w:r>
+              <w:rPr>
+                <w:sz w:val="16"/>
+              </w:rPr>
+              <w:t xml:space="preserve"> </w:t>
+            </w:r>
+            <w:r>
+              <w:rPr>
+                <w:sz w:val="16"/>
+              </w:rPr>
+              <w:t xml:space="preserve">(</w:t>
+            </w:r>
+            <w:r>
+              <w:rPr>
+                <w:rStyle w:val="VerbatimChar"/>
+                <w:sz w:val="16"/>
+              </w:rPr>
+              <w:t xml:space="preserve">wiring.yml</w:t>
+            </w:r>
+            <w:r>
+              <w:rPr>
+                <w:sz w:val="16"/>
+              </w:rPr>
+              <w:t xml:space="preserve">)</w:t>
+            </w:r>
+          </w:p>
+        </w:tc>
+        <w:tc>
+          <w:tcPr>
+            <w:tcW w:type="dxa" w:w="6336"/>
+          </w:tcPr>
+          <w:p>
+            <w:pPr>
+              <w:pStyle w:val="Compact"/>
+              <w:spacing w:after="0" w:line="264" w:lineRule="auto"/>
+            </w:pPr>
+            <w:r>
+              <w:rPr>
+                <w:rStyle w:val="VerbatimChar"/>
+                <w:sz w:val="16"/>
+              </w:rPr>
+              <w:t xml:space="preserve">make mutate WIRING=1</w:t>
+            </w:r>
+            <w:r>
+              <w:rPr>
+                <w:sz w:val="16"/>
+              </w:rPr>
+              <w:t xml:space="preserve"> </w:t>
+            </w:r>
+            <w:r>
+              <w:rPr>
+                <w:sz w:val="16"/>
+              </w:rPr>
+              <w:t xml:space="preserve">— 관문 입구의 배선을 하나씩 끊어 시험이 우는지 본다.</w:t>
+            </w:r>
+            <w:r>
+              <w:rPr>
+                <w:sz w:val="16"/>
+              </w:rPr>
+              <w:t xml:space="preserve"> </w:t>
+            </w:r>
+            <w:r>
+              <w:rPr>
+                <w:b/>
+                <w:bCs/>
+                <w:sz w:val="16"/>
+              </w:rPr>
+              <w:t xml:space="preserve">하루 한 번(00:10 UTC) · 손으로도</w:t>
+            </w:r>
+            <w:r>
+              <w:rPr>
+                <w:sz w:val="16"/>
+              </w:rPr>
+              <w:t xml:space="preserve"> </w:t>
+            </w:r>
+            <w:r>
+              <w:rPr>
+                <w:sz w:val="16"/>
+              </w:rPr>
+              <w:t xml:space="preserve">(D-0362). 25분이라</w:t>
+            </w:r>
+            <w:r>
+              <w:rPr>
+                <w:sz w:val="16"/>
+              </w:rPr>
+              <w:t xml:space="preserve"> </w:t>
+            </w:r>
+            <w:r>
+              <w:rPr>
+                <w:rStyle w:val="VerbatimChar"/>
+                <w:sz w:val="16"/>
+              </w:rPr>
+              <w:t xml:space="preserve">make check</w:t>
+            </w:r>
+            <w:r>
+              <w:rPr>
+                <w:sz w:val="16"/>
+              </w:rPr>
+              <w:t xml:space="preserve">에 안 넣는다 (D-0129)</w:t>
+            </w:r>
+          </w:p>
+        </w:tc>
+      </w:tr>
+      <w:tr>
+        <w:tc>
+          <w:tcPr>
+            <w:tcW w:type="dxa" w:w="2736"/>
+          </w:tcPr>
+          <w:p>
+            <w:pPr>
+              <w:pStyle w:val="Compact"/>
+              <w:spacing w:after="0" w:line="264" w:lineRule="auto"/>
+            </w:pPr>
+            <w:r>
+              <w:rPr>
+                <w:sz w:val="16"/>
+              </w:rPr>
+              <w:t xml:space="preserve">gates-under-load</w:t>
+            </w:r>
+          </w:p>
+        </w:tc>
+        <w:tc>
+          <w:tcPr>
+            <w:tcW w:type="dxa" w:w="6336"/>
+          </w:tcPr>
+          <w:p>
+            <w:pPr>
+              <w:pStyle w:val="Compact"/>
+              <w:spacing w:after="0" w:line="264" w:lineRule="auto"/>
+            </w:pPr>
+            <w:r>
+              <w:rPr>
+                <w:sz w:val="16"/>
+              </w:rPr>
+              <w:t xml:space="preserve">관문 전부를</w:t>
+            </w:r>
+            <w:r>
+              <w:rPr>
+                <w:sz w:val="16"/>
+              </w:rPr>
+              <w:t xml:space="preserve"> </w:t>
+            </w:r>
+            <w:r>
+              <w:rPr>
+                <w:b/>
+                <w:bCs/>
+                <w:sz w:val="16"/>
+              </w:rPr>
+              <w:t xml:space="preserve">한꺼번에</w:t>
+            </w:r>
+            <w:r>
+              <w:rPr>
+                <w:sz w:val="16"/>
+              </w:rPr>
+              <w:t xml:space="preserve"> </w:t>
+            </w:r>
+            <w:r>
+              <w:rPr>
+                <w:sz w:val="16"/>
+              </w:rPr>
+              <w:t xml:space="preserve">돌려 부하에서 나는 거짓 실패를 잡는다 (D-0355)</w:t>
             </w:r>
           </w:p>
         </w:tc>

--- a/docs/proposal.docx
+++ b/docs/proposal.docx
@@ -54452,7 +54452,7 @@
       <w:r>
         <w:drawing>
           <wp:inline>
-            <wp:extent cx="4507992" cy="7588781"/>
+            <wp:extent cx="4416552" cy="7584319"/>
             <wp:effectExtent b="0" l="0" r="0" t="0"/>
             <wp:docPr descr="make check · CI · 커밋 훅 대조 (실물에서 읽었다)" title="" id="194" name="Picture"/>
             <a:graphic>
@@ -54473,7 +54473,7 @@
                   <pic:spPr bwMode="auto">
                     <a:xfrm>
                       <a:off x="0" y="0"/>
-                      <a:ext cx="4507992" cy="7588781"/>
+                      <a:ext cx="4416552" cy="7584319"/>
                     </a:xfrm>
                     <a:prstGeom prst="rect">
                       <a:avLst/>

--- a/docs/proposal.docx
+++ b/docs/proposal.docx
@@ -124,7 +124,7 @@
           <w:color w:val="888888"/>
           <w:sz w:val="17"/>
         </w:rPr>
-        <w:t>빌드 2026-10-04 · 정본 docs/MASTER.md Part I ~ III</w:t>
+        <w:t>빌드 2026-10-05 · 정본 docs/MASTER.md Part I ~ III</w:t>
       </w:r>
     </w:p>
     <w:p>
@@ -330,7 +330,7 @@
           <w:color w:val="333333"/>
           <w:sz w:val="17"/>
         </w:rPr>
-        <w:t xml:space="preserve"> — 시제 밖이며 본 문서 Part I ~ III에서 make proposal로 빌드한다. 정본 지문을 tools/docx_check.py가 대조한다 (D-0221).</w:t>
+        <w:t xml:space="preserve"> — 시제 밖이며 본 문서 Part I ~ III에서 make proposal로 빌드한다. 화면은 make screen이 내고, 정본 지문과 두 생성물을 tools/render_proposal.py가 대조한다 (D-0221 · D-0368).</w:t>
       </w:r>
     </w:p>
     <w:p>
@@ -52540,7 +52540,7 @@
           <w:b/>
           <w:bCs/>
         </w:rPr>
-        <w:t xml:space="preserve">관문 도구 17개</w:t>
+        <w:t xml:space="preserve">관문 도구 18개</w:t>
       </w:r>
       <w:r>
         <w:t xml:space="preserve">가</w:t>
@@ -52621,9 +52621,9 @@
         <w:tblLook w:firstRow="1" w:lastRow="0" w:firstColumn="0" w:lastColumn="0" w:noHBand="0" w:noVBand="0" w:val="0020"/>
       </w:tblPr>
       <w:tblGrid>
-        <w:gridCol w:w="3355"/>
-        <w:gridCol w:w="3658"/>
-        <w:gridCol w:w="2057"/>
+        <w:gridCol w:w="3347"/>
+        <w:gridCol w:w="3691"/>
+        <w:gridCol w:w="2032"/>
       </w:tblGrid>
       <w:tr>
         <w:trPr>
@@ -52631,7 +52631,7 @@
         </w:trPr>
         <w:tc>
           <w:tcPr>
-            <w:tcW w:type="dxa" w:w="3356"/>
+            <w:tcW w:type="dxa" w:w="3348"/>
             <w:shd w:val="clear" w:color="auto" w:fill="E8EEF5"/>
           </w:tcPr>
           <w:p>
@@ -52651,7 +52651,7 @@
         </w:tc>
         <w:tc>
           <w:tcPr>
-            <w:tcW w:type="dxa" w:w="3658"/>
+            <w:tcW w:type="dxa" w:w="3692"/>
             <w:shd w:val="clear" w:color="auto" w:fill="E8EEF5"/>
           </w:tcPr>
           <w:p>
@@ -52671,7 +52671,7 @@
         </w:tc>
         <w:tc>
           <w:tcPr>
-            <w:tcW w:type="dxa" w:w="2058"/>
+            <w:tcW w:type="dxa" w:w="2032"/>
             <w:shd w:val="clear" w:color="auto" w:fill="E8EEF5"/>
           </w:tcPr>
           <w:p>
@@ -52693,7 +52693,7 @@
       <w:tr>
         <w:tc>
           <w:tcPr>
-            <w:tcW w:type="dxa" w:w="3356"/>
+            <w:tcW w:type="dxa" w:w="3348"/>
           </w:tcPr>
           <w:p>
             <w:pPr>
@@ -52711,7 +52711,7 @@
         </w:tc>
         <w:tc>
           <w:tcPr>
-            <w:tcW w:type="dxa" w:w="3658"/>
+            <w:tcW w:type="dxa" w:w="3692"/>
           </w:tcPr>
           <w:p>
             <w:pPr>
@@ -52761,7 +52761,7 @@
         </w:tc>
         <w:tc>
           <w:tcPr>
-            <w:tcW w:type="dxa" w:w="2058"/>
+            <w:tcW w:type="dxa" w:w="2032"/>
           </w:tcPr>
           <w:p>
             <w:pPr>
@@ -52780,7 +52780,7 @@
       <w:tr>
         <w:tc>
           <w:tcPr>
-            <w:tcW w:type="dxa" w:w="3356"/>
+            <w:tcW w:type="dxa" w:w="3348"/>
           </w:tcPr>
           <w:p>
             <w:pPr>
@@ -52798,7 +52798,7 @@
         </w:tc>
         <w:tc>
           <w:tcPr>
-            <w:tcW w:type="dxa" w:w="3658"/>
+            <w:tcW w:type="dxa" w:w="3692"/>
           </w:tcPr>
           <w:p>
             <w:pPr>
@@ -52815,7 +52815,7 @@
         </w:tc>
         <w:tc>
           <w:tcPr>
-            <w:tcW w:type="dxa" w:w="2058"/>
+            <w:tcW w:type="dxa" w:w="2032"/>
           </w:tcPr>
           <w:p>
             <w:pPr>
@@ -52834,7 +52834,7 @@
       <w:tr>
         <w:tc>
           <w:tcPr>
-            <w:tcW w:type="dxa" w:w="3356"/>
+            <w:tcW w:type="dxa" w:w="3348"/>
           </w:tcPr>
           <w:p>
             <w:pPr>
@@ -52852,7 +52852,7 @@
         </w:tc>
         <w:tc>
           <w:tcPr>
-            <w:tcW w:type="dxa" w:w="3658"/>
+            <w:tcW w:type="dxa" w:w="3692"/>
           </w:tcPr>
           <w:p>
             <w:pPr>
@@ -52883,7 +52883,7 @@
         </w:tc>
         <w:tc>
           <w:tcPr>
-            <w:tcW w:type="dxa" w:w="2058"/>
+            <w:tcW w:type="dxa" w:w="2032"/>
           </w:tcPr>
           <w:p>
             <w:pPr>
@@ -52902,7 +52902,7 @@
       <w:tr>
         <w:tc>
           <w:tcPr>
-            <w:tcW w:type="dxa" w:w="3356"/>
+            <w:tcW w:type="dxa" w:w="3348"/>
           </w:tcPr>
           <w:p>
             <w:pPr>
@@ -52920,7 +52920,7 @@
         </w:tc>
         <w:tc>
           <w:tcPr>
-            <w:tcW w:type="dxa" w:w="3658"/>
+            <w:tcW w:type="dxa" w:w="3692"/>
           </w:tcPr>
           <w:p>
             <w:pPr>
@@ -52937,7 +52937,7 @@
         </w:tc>
         <w:tc>
           <w:tcPr>
-            <w:tcW w:type="dxa" w:w="2058"/>
+            <w:tcW w:type="dxa" w:w="2032"/>
           </w:tcPr>
           <w:p>
             <w:pPr>
@@ -52956,7 +52956,7 @@
       <w:tr>
         <w:tc>
           <w:tcPr>
-            <w:tcW w:type="dxa" w:w="3356"/>
+            <w:tcW w:type="dxa" w:w="3348"/>
           </w:tcPr>
           <w:p>
             <w:pPr>
@@ -52974,7 +52974,7 @@
         </w:tc>
         <w:tc>
           <w:tcPr>
-            <w:tcW w:type="dxa" w:w="3658"/>
+            <w:tcW w:type="dxa" w:w="3692"/>
           </w:tcPr>
           <w:p>
             <w:pPr>
@@ -52991,7 +52991,7 @@
         </w:tc>
         <w:tc>
           <w:tcPr>
-            <w:tcW w:type="dxa" w:w="2058"/>
+            <w:tcW w:type="dxa" w:w="2032"/>
           </w:tcPr>
           <w:p>
             <w:pPr>
@@ -53010,7 +53010,7 @@
       <w:tr>
         <w:tc>
           <w:tcPr>
-            <w:tcW w:type="dxa" w:w="3356"/>
+            <w:tcW w:type="dxa" w:w="3348"/>
           </w:tcPr>
           <w:p>
             <w:pPr>
@@ -53028,7 +53028,7 @@
         </w:tc>
         <w:tc>
           <w:tcPr>
-            <w:tcW w:type="dxa" w:w="3658"/>
+            <w:tcW w:type="dxa" w:w="3692"/>
           </w:tcPr>
           <w:p>
             <w:pPr>
@@ -53047,7 +53047,7 @@
         </w:tc>
         <w:tc>
           <w:tcPr>
-            <w:tcW w:type="dxa" w:w="2058"/>
+            <w:tcW w:type="dxa" w:w="2032"/>
           </w:tcPr>
           <w:p>
             <w:pPr>
@@ -53066,7 +53066,7 @@
       <w:tr>
         <w:tc>
           <w:tcPr>
-            <w:tcW w:type="dxa" w:w="3356"/>
+            <w:tcW w:type="dxa" w:w="3348"/>
           </w:tcPr>
           <w:p>
             <w:pPr>
@@ -53084,7 +53084,7 @@
         </w:tc>
         <w:tc>
           <w:tcPr>
-            <w:tcW w:type="dxa" w:w="3658"/>
+            <w:tcW w:type="dxa" w:w="3692"/>
           </w:tcPr>
           <w:p>
             <w:pPr>
@@ -53115,7 +53115,7 @@
         </w:tc>
         <w:tc>
           <w:tcPr>
-            <w:tcW w:type="dxa" w:w="2058"/>
+            <w:tcW w:type="dxa" w:w="2032"/>
           </w:tcPr>
           <w:p>
             <w:pPr>
@@ -53134,7 +53134,7 @@
       <w:tr>
         <w:tc>
           <w:tcPr>
-            <w:tcW w:type="dxa" w:w="3356"/>
+            <w:tcW w:type="dxa" w:w="3348"/>
           </w:tcPr>
           <w:p>
             <w:pPr>
@@ -53152,7 +53152,7 @@
         </w:tc>
         <w:tc>
           <w:tcPr>
-            <w:tcW w:type="dxa" w:w="3658"/>
+            <w:tcW w:type="dxa" w:w="3692"/>
           </w:tcPr>
           <w:p>
             <w:pPr>
@@ -53183,7 +53183,7 @@
         </w:tc>
         <w:tc>
           <w:tcPr>
-            <w:tcW w:type="dxa" w:w="2058"/>
+            <w:tcW w:type="dxa" w:w="2032"/>
           </w:tcPr>
           <w:p>
             <w:pPr>
@@ -53202,7 +53202,7 @@
       <w:tr>
         <w:tc>
           <w:tcPr>
-            <w:tcW w:type="dxa" w:w="3356"/>
+            <w:tcW w:type="dxa" w:w="3348"/>
           </w:tcPr>
           <w:p>
             <w:pPr>
@@ -53220,7 +53220,7 @@
         </w:tc>
         <w:tc>
           <w:tcPr>
-            <w:tcW w:type="dxa" w:w="3658"/>
+            <w:tcW w:type="dxa" w:w="3692"/>
           </w:tcPr>
           <w:p>
             <w:pPr>
@@ -53270,7 +53270,7 @@
         </w:tc>
         <w:tc>
           <w:tcPr>
-            <w:tcW w:type="dxa" w:w="2058"/>
+            <w:tcW w:type="dxa" w:w="2032"/>
           </w:tcPr>
           <w:p>
             <w:pPr>
@@ -53289,7 +53289,7 @@
       <w:tr>
         <w:tc>
           <w:tcPr>
-            <w:tcW w:type="dxa" w:w="3356"/>
+            <w:tcW w:type="dxa" w:w="3348"/>
           </w:tcPr>
           <w:p>
             <w:pPr>
@@ -53307,7 +53307,7 @@
         </w:tc>
         <w:tc>
           <w:tcPr>
-            <w:tcW w:type="dxa" w:w="3658"/>
+            <w:tcW w:type="dxa" w:w="3692"/>
           </w:tcPr>
           <w:p>
             <w:pPr>
@@ -53358,7 +53358,7 @@
         </w:tc>
         <w:tc>
           <w:tcPr>
-            <w:tcW w:type="dxa" w:w="2058"/>
+            <w:tcW w:type="dxa" w:w="2032"/>
           </w:tcPr>
           <w:p>
             <w:pPr>
@@ -53377,7 +53377,7 @@
       <w:tr>
         <w:tc>
           <w:tcPr>
-            <w:tcW w:type="dxa" w:w="3356"/>
+            <w:tcW w:type="dxa" w:w="3348"/>
           </w:tcPr>
           <w:p>
             <w:pPr>
@@ -53395,7 +53395,7 @@
         </w:tc>
         <w:tc>
           <w:tcPr>
-            <w:tcW w:type="dxa" w:w="3658"/>
+            <w:tcW w:type="dxa" w:w="3692"/>
           </w:tcPr>
           <w:p>
             <w:pPr>
@@ -53426,7 +53426,7 @@
         </w:tc>
         <w:tc>
           <w:tcPr>
-            <w:tcW w:type="dxa" w:w="2058"/>
+            <w:tcW w:type="dxa" w:w="2032"/>
           </w:tcPr>
           <w:p>
             <w:pPr>
@@ -53445,7 +53445,7 @@
       <w:tr>
         <w:tc>
           <w:tcPr>
-            <w:tcW w:type="dxa" w:w="3356"/>
+            <w:tcW w:type="dxa" w:w="3348"/>
           </w:tcPr>
           <w:p>
             <w:pPr>
@@ -53463,7 +53463,7 @@
         </w:tc>
         <w:tc>
           <w:tcPr>
-            <w:tcW w:type="dxa" w:w="3658"/>
+            <w:tcW w:type="dxa" w:w="3692"/>
           </w:tcPr>
           <w:p>
             <w:pPr>
@@ -53480,7 +53480,7 @@
         </w:tc>
         <w:tc>
           <w:tcPr>
-            <w:tcW w:type="dxa" w:w="2058"/>
+            <w:tcW w:type="dxa" w:w="2032"/>
           </w:tcPr>
           <w:p>
             <w:pPr>
@@ -53499,7 +53499,7 @@
       <w:tr>
         <w:tc>
           <w:tcPr>
-            <w:tcW w:type="dxa" w:w="3356"/>
+            <w:tcW w:type="dxa" w:w="3348"/>
           </w:tcPr>
           <w:p>
             <w:pPr>
@@ -53517,7 +53517,7 @@
         </w:tc>
         <w:tc>
           <w:tcPr>
-            <w:tcW w:type="dxa" w:w="3658"/>
+            <w:tcW w:type="dxa" w:w="3692"/>
           </w:tcPr>
           <w:p>
             <w:pPr>
@@ -53534,7 +53534,7 @@
         </w:tc>
         <w:tc>
           <w:tcPr>
-            <w:tcW w:type="dxa" w:w="2058"/>
+            <w:tcW w:type="dxa" w:w="2032"/>
           </w:tcPr>
           <w:p>
             <w:pPr>
@@ -53553,7 +53553,7 @@
       <w:tr>
         <w:tc>
           <w:tcPr>
-            <w:tcW w:type="dxa" w:w="3356"/>
+            <w:tcW w:type="dxa" w:w="3348"/>
           </w:tcPr>
           <w:p>
             <w:pPr>
@@ -53571,7 +53571,7 @@
         </w:tc>
         <w:tc>
           <w:tcPr>
-            <w:tcW w:type="dxa" w:w="3658"/>
+            <w:tcW w:type="dxa" w:w="3692"/>
           </w:tcPr>
           <w:p>
             <w:pPr>
@@ -53588,7 +53588,7 @@
         </w:tc>
         <w:tc>
           <w:tcPr>
-            <w:tcW w:type="dxa" w:w="2058"/>
+            <w:tcW w:type="dxa" w:w="2032"/>
           </w:tcPr>
           <w:p>
             <w:pPr>
@@ -53607,7 +53607,7 @@
       <w:tr>
         <w:tc>
           <w:tcPr>
-            <w:tcW w:type="dxa" w:w="3356"/>
+            <w:tcW w:type="dxa" w:w="3348"/>
           </w:tcPr>
           <w:p>
             <w:pPr>
@@ -53625,7 +53625,7 @@
         </w:tc>
         <w:tc>
           <w:tcPr>
-            <w:tcW w:type="dxa" w:w="3658"/>
+            <w:tcW w:type="dxa" w:w="3692"/>
           </w:tcPr>
           <w:p>
             <w:pPr>
@@ -53656,7 +53656,7 @@
         </w:tc>
         <w:tc>
           <w:tcPr>
-            <w:tcW w:type="dxa" w:w="2058"/>
+            <w:tcW w:type="dxa" w:w="2032"/>
           </w:tcPr>
           <w:p>
             <w:pPr>
@@ -53675,7 +53675,7 @@
       <w:tr>
         <w:tc>
           <w:tcPr>
-            <w:tcW w:type="dxa" w:w="3356"/>
+            <w:tcW w:type="dxa" w:w="3348"/>
           </w:tcPr>
           <w:p>
             <w:pPr>
@@ -53693,7 +53693,7 @@
         </w:tc>
         <w:tc>
           <w:tcPr>
-            <w:tcW w:type="dxa" w:w="3658"/>
+            <w:tcW w:type="dxa" w:w="3692"/>
           </w:tcPr>
           <w:p>
             <w:pPr>
@@ -53710,7 +53710,7 @@
         </w:tc>
         <w:tc>
           <w:tcPr>
-            <w:tcW w:type="dxa" w:w="2058"/>
+            <w:tcW w:type="dxa" w:w="2032"/>
           </w:tcPr>
           <w:p>
             <w:pPr>
@@ -53729,7 +53729,7 @@
       <w:tr>
         <w:tc>
           <w:tcPr>
-            <w:tcW w:type="dxa" w:w="3356"/>
+            <w:tcW w:type="dxa" w:w="3348"/>
           </w:tcPr>
           <w:p>
             <w:pPr>
@@ -53747,7 +53747,7 @@
         </w:tc>
         <w:tc>
           <w:tcPr>
-            <w:tcW w:type="dxa" w:w="3658"/>
+            <w:tcW w:type="dxa" w:w="3692"/>
           </w:tcPr>
           <w:p>
             <w:pPr>
@@ -53764,7 +53764,7 @@
         </w:tc>
         <w:tc>
           <w:tcPr>
-            <w:tcW w:type="dxa" w:w="2058"/>
+            <w:tcW w:type="dxa" w:w="2032"/>
           </w:tcPr>
           <w:p>
             <w:pPr>
@@ -53783,7 +53783,7 @@
       <w:tr>
         <w:tc>
           <w:tcPr>
-            <w:tcW w:type="dxa" w:w="3356"/>
+            <w:tcW w:type="dxa" w:w="3348"/>
           </w:tcPr>
           <w:p>
             <w:pPr>
@@ -53795,49 +53795,49 @@
                 <w:rStyle w:val="VerbatimChar"/>
                 <w:sz w:val="16"/>
               </w:rPr>
-              <w:t xml:space="preserve">tools/docx_check.py</w:t>
-            </w:r>
-          </w:p>
-        </w:tc>
-        <w:tc>
-          <w:tcPr>
-            <w:tcW w:type="dxa" w:w="3658"/>
-          </w:tcPr>
-          <w:p>
-            <w:pPr>
-              <w:pStyle w:val="Compact"/>
-              <w:spacing w:after="0" w:line="264" w:lineRule="auto"/>
-            </w:pPr>
-            <w:r>
-              <w:rPr>
-                <w:sz w:val="16"/>
-              </w:rPr>
-              <w:t xml:space="preserve">기획서와 정본의 어긋남 · 폐기어</w:t>
-            </w:r>
-          </w:p>
-        </w:tc>
-        <w:tc>
-          <w:tcPr>
-            <w:tcW w:type="dxa" w:w="2058"/>
-          </w:tcPr>
-          <w:p>
-            <w:pPr>
-              <w:pStyle w:val="Compact"/>
-              <w:spacing w:after="0" w:line="264" w:lineRule="auto"/>
-            </w:pPr>
-            <w:r>
-              <w:rPr>
-                <w:sz w:val="16"/>
-              </w:rPr>
-              <w:t xml:space="preserve">D-0220 · D-0221</w:t>
-            </w:r>
-          </w:p>
-        </w:tc>
-      </w:tr>
-      <w:tr>
-        <w:tc>
-          <w:tcPr>
-            <w:tcW w:type="dxa" w:w="3356"/>
+              <w:t xml:space="preserve">tools/render_proposal.py</w:t>
+            </w:r>
+          </w:p>
+        </w:tc>
+        <w:tc>
+          <w:tcPr>
+            <w:tcW w:type="dxa" w:w="3692"/>
+          </w:tcPr>
+          <w:p>
+            <w:pPr>
+              <w:pStyle w:val="Compact"/>
+              <w:spacing w:after="0" w:line="264" w:lineRule="auto"/>
+            </w:pPr>
+            <w:r>
+              <w:rPr>
+                <w:sz w:val="16"/>
+              </w:rPr>
+              <w:t xml:space="preserve">기획서 화면 생성 · 정본 ↔ docx ↔ 화면의 어긋남 · 폐기어</w:t>
+            </w:r>
+          </w:p>
+        </w:tc>
+        <w:tc>
+          <w:tcPr>
+            <w:tcW w:type="dxa" w:w="2032"/>
+          </w:tcPr>
+          <w:p>
+            <w:pPr>
+              <w:pStyle w:val="Compact"/>
+              <w:spacing w:after="0" w:line="264" w:lineRule="auto"/>
+            </w:pPr>
+            <w:r>
+              <w:rPr>
+                <w:sz w:val="16"/>
+              </w:rPr>
+              <w:t xml:space="preserve">D-0220 · D-0221 · D-0368</w:t>
+            </w:r>
+          </w:p>
+        </w:tc>
+      </w:tr>
+      <w:tr>
+        <w:tc>
+          <w:tcPr>
+            <w:tcW w:type="dxa" w:w="3348"/>
           </w:tcPr>
           <w:p>
             <w:pPr>
@@ -53849,24 +53849,43 @@
                 <w:rStyle w:val="VerbatimChar"/>
                 <w:sz w:val="16"/>
               </w:rPr>
-              <w:t xml:space="preserve">tools/doc_fsck.py</w:t>
-            </w:r>
-          </w:p>
-        </w:tc>
-        <w:tc>
-          <w:tcPr>
-            <w:tcW w:type="dxa" w:w="3658"/>
-          </w:tcPr>
-          <w:p>
-            <w:pPr>
-              <w:pStyle w:val="Compact"/>
-              <w:spacing w:after="0" w:line="264" w:lineRule="auto"/>
-            </w:pPr>
-            <w:r>
-              <w:rPr>
-                <w:sz w:val="16"/>
-              </w:rPr>
-              <w:t xml:space="preserve">문서가 없는 것을 가리키기 ·</w:t>
+              <w:t xml:space="preserve">tools/check_script.py</w:t>
+            </w:r>
+          </w:p>
+        </w:tc>
+        <w:tc>
+          <w:tcPr>
+            <w:tcW w:type="dxa" w:w="3692"/>
+          </w:tcPr>
+          <w:p>
+            <w:pPr>
+              <w:pStyle w:val="Compact"/>
+              <w:spacing w:after="0" w:line="264" w:lineRule="auto"/>
+            </w:pPr>
+            <w:r>
+              <w:rPr>
+                <w:sz w:val="16"/>
+              </w:rPr>
+              <w:t xml:space="preserve">화면 스크립트 문법.</w:t>
+            </w:r>
+            <w:r>
+              <w:rPr>
+                <w:sz w:val="16"/>
+              </w:rPr>
+              <w:t xml:space="preserve"> </w:t>
+            </w:r>
+            <w:r>
+              <w:rPr>
+                <w:rStyle w:val="VerbatimChar"/>
+                <w:sz w:val="16"/>
+              </w:rPr>
+              <w:t xml:space="preserve">node</w:t>
+            </w:r>
+            <w:r>
+              <w:rPr>
+                <w:sz w:val="16"/>
+              </w:rPr>
+              <w:t xml:space="preserve">가 없으면</w:t>
             </w:r>
             <w:r>
               <w:rPr>
@@ -53880,19 +53899,115 @@
                 <w:bCs/>
                 <w:sz w:val="16"/>
               </w:rPr>
-              <w:t xml:space="preserve">적은 수 ↔ 실물</w:t>
-            </w:r>
-            <w:r>
-              <w:rPr>
-                <w:sz w:val="16"/>
-              </w:rPr>
-              <w:t xml:space="preserve"> </w:t>
-            </w:r>
-            <w:r>
-              <w:rPr>
-                <w:sz w:val="16"/>
-              </w:rPr>
-              <w:t xml:space="preserve">·</w:t>
+              <w:t xml:space="preserve">안 쟀다고 적는다</w:t>
+            </w:r>
+          </w:p>
+        </w:tc>
+        <w:tc>
+          <w:tcPr>
+            <w:tcW w:type="dxa" w:w="2032"/>
+          </w:tcPr>
+          <w:p>
+            <w:pPr>
+              <w:pStyle w:val="Compact"/>
+              <w:spacing w:after="0" w:line="264" w:lineRule="auto"/>
+            </w:pPr>
+            <w:r>
+              <w:rPr>
+                <w:sz w:val="16"/>
+              </w:rPr>
+              <w:t xml:space="preserve">D-0368</w:t>
+            </w:r>
+          </w:p>
+        </w:tc>
+      </w:tr>
+      <w:tr>
+        <w:tc>
+          <w:tcPr>
+            <w:tcW w:type="dxa" w:w="3348"/>
+          </w:tcPr>
+          <w:p>
+            <w:pPr>
+              <w:pStyle w:val="Compact"/>
+              <w:spacing w:after="0" w:line="264" w:lineRule="auto"/>
+            </w:pPr>
+            <w:r>
+              <w:rPr>
+                <w:rStyle w:val="VerbatimChar"/>
+                <w:sz w:val="16"/>
+              </w:rPr>
+              <w:t xml:space="preserve">tools/proposal_body.py</w:t>
+            </w:r>
+          </w:p>
+        </w:tc>
+        <w:tc>
+          <w:tcPr>
+            <w:tcW w:type="dxa" w:w="3692"/>
+          </w:tcPr>
+          <w:p>
+            <w:pPr>
+              <w:pStyle w:val="Compact"/>
+              <w:spacing w:after="0" w:line="264" w:lineRule="auto"/>
+            </w:pPr>
+            <w:r>
+              <w:rPr>
+                <w:sz w:val="16"/>
+              </w:rPr>
+              <w:t xml:space="preserve">기획서 본문 조립 — 조립과 docx 쓰기를 가른 윗동</w:t>
+            </w:r>
+          </w:p>
+        </w:tc>
+        <w:tc>
+          <w:tcPr>
+            <w:tcW w:type="dxa" w:w="2032"/>
+          </w:tcPr>
+          <w:p>
+            <w:pPr>
+              <w:pStyle w:val="Compact"/>
+              <w:spacing w:after="0" w:line="264" w:lineRule="auto"/>
+            </w:pPr>
+            <w:r>
+              <w:rPr>
+                <w:sz w:val="16"/>
+              </w:rPr>
+              <w:t xml:space="preserve">D-0368</w:t>
+            </w:r>
+          </w:p>
+        </w:tc>
+      </w:tr>
+      <w:tr>
+        <w:tc>
+          <w:tcPr>
+            <w:tcW w:type="dxa" w:w="3348"/>
+          </w:tcPr>
+          <w:p>
+            <w:pPr>
+              <w:pStyle w:val="Compact"/>
+              <w:spacing w:after="0" w:line="264" w:lineRule="auto"/>
+            </w:pPr>
+            <w:r>
+              <w:rPr>
+                <w:rStyle w:val="VerbatimChar"/>
+                <w:sz w:val="16"/>
+              </w:rPr>
+              <w:t xml:space="preserve">tools/doc_fsck.py</w:t>
+            </w:r>
+          </w:p>
+        </w:tc>
+        <w:tc>
+          <w:tcPr>
+            <w:tcW w:type="dxa" w:w="3692"/>
+          </w:tcPr>
+          <w:p>
+            <w:pPr>
+              <w:pStyle w:val="Compact"/>
+              <w:spacing w:after="0" w:line="264" w:lineRule="auto"/>
+            </w:pPr>
+            <w:r>
+              <w:rPr>
+                <w:sz w:val="16"/>
+              </w:rPr>
+              <w:t xml:space="preserve">문서가 없는 것을 가리키기 ·</w:t>
             </w:r>
             <w:r>
               <w:rPr>
@@ -53906,116 +54021,142 @@
                 <w:bCs/>
                 <w:sz w:val="16"/>
               </w:rPr>
-              <w:t xml:space="preserve">거꾸로 보는 눈</w:t>
-            </w:r>
-          </w:p>
-        </w:tc>
-        <w:tc>
-          <w:tcPr>
-            <w:tcW w:type="dxa" w:w="2058"/>
-          </w:tcPr>
-          <w:p>
-            <w:pPr>
-              <w:pStyle w:val="Compact"/>
-              <w:spacing w:after="0" w:line="264" w:lineRule="auto"/>
-            </w:pPr>
-            <w:r>
-              <w:rPr>
-                <w:sz w:val="16"/>
-              </w:rPr>
-              <w:t xml:space="preserve">D-0189 · D-0263 · D-0350</w:t>
-            </w:r>
-          </w:p>
-        </w:tc>
-      </w:tr>
-      <w:tr>
-        <w:tc>
-          <w:tcPr>
-            <w:tcW w:type="dxa" w:w="3356"/>
-          </w:tcPr>
-          <w:p>
-            <w:pPr>
-              <w:pStyle w:val="Compact"/>
-              <w:spacing w:after="0" w:line="264" w:lineRule="auto"/>
-            </w:pPr>
-            <w:r>
-              <w:rPr>
-                <w:rStyle w:val="VerbatimChar"/>
-                <w:sz w:val="16"/>
-              </w:rPr>
-              <w:t xml:space="preserve">tools/encoding_check.py</w:t>
-            </w:r>
-          </w:p>
-        </w:tc>
-        <w:tc>
-          <w:tcPr>
-            <w:tcW w:type="dxa" w:w="3658"/>
-          </w:tcPr>
-          <w:p>
-            <w:pPr>
-              <w:pStyle w:val="Compact"/>
-              <w:spacing w:after="0" w:line="264" w:lineRule="auto"/>
-            </w:pPr>
-            <w:r>
-              <w:rPr>
-                <w:sz w:val="16"/>
-              </w:rPr>
-              <w:t xml:space="preserve">BOM · CRLF · 비 UTF-8 · 끝 개행 없음</w:t>
-            </w:r>
-          </w:p>
-        </w:tc>
-        <w:tc>
-          <w:tcPr>
-            <w:tcW w:type="dxa" w:w="2058"/>
-          </w:tcPr>
-          <w:p>
-            <w:pPr>
-              <w:pStyle w:val="Compact"/>
-              <w:spacing w:after="0" w:line="264" w:lineRule="auto"/>
-            </w:pPr>
-            <w:r>
-              <w:rPr>
-                <w:sz w:val="16"/>
-              </w:rPr>
-              <w:t xml:space="preserve">D-0230</w:t>
-            </w:r>
-          </w:p>
-        </w:tc>
-      </w:tr>
-      <w:tr>
-        <w:tc>
-          <w:tcPr>
-            <w:tcW w:type="dxa" w:w="3356"/>
-          </w:tcPr>
-          <w:p>
-            <w:pPr>
-              <w:pStyle w:val="Compact"/>
-              <w:spacing w:after="0" w:line="264" w:lineRule="auto"/>
-            </w:pPr>
-            <w:r>
-              <w:rPr>
-                <w:rStyle w:val="VerbatimChar"/>
-                <w:sz w:val="16"/>
-              </w:rPr>
-              <w:t xml:space="preserve">tools/deadcheck.py</w:t>
-            </w:r>
-          </w:p>
-        </w:tc>
-        <w:tc>
-          <w:tcPr>
-            <w:tcW w:type="dxa" w:w="3658"/>
-          </w:tcPr>
-          <w:p>
-            <w:pPr>
-              <w:pStyle w:val="Compact"/>
-              <w:spacing w:after="0" w:line="264" w:lineRule="auto"/>
-            </w:pPr>
+              <w:t xml:space="preserve">적은 수 ↔ 실물</w:t>
+            </w:r>
+            <w:r>
+              <w:rPr>
+                <w:sz w:val="16"/>
+              </w:rPr>
+              <w:t xml:space="preserve"> </w:t>
+            </w:r>
+            <w:r>
+              <w:rPr>
+                <w:sz w:val="16"/>
+              </w:rPr>
+              <w:t xml:space="preserve">·</w:t>
+            </w:r>
+            <w:r>
+              <w:rPr>
+                <w:sz w:val="16"/>
+              </w:rPr>
+              <w:t xml:space="preserve"> </w:t>
+            </w:r>
             <w:r>
               <w:rPr>
                 <w:b/>
                 <w:bCs/>
                 <w:sz w:val="16"/>
               </w:rPr>
+              <w:t xml:space="preserve">거꾸로 보는 눈</w:t>
+            </w:r>
+          </w:p>
+        </w:tc>
+        <w:tc>
+          <w:tcPr>
+            <w:tcW w:type="dxa" w:w="2032"/>
+          </w:tcPr>
+          <w:p>
+            <w:pPr>
+              <w:pStyle w:val="Compact"/>
+              <w:spacing w:after="0" w:line="264" w:lineRule="auto"/>
+            </w:pPr>
+            <w:r>
+              <w:rPr>
+                <w:sz w:val="16"/>
+              </w:rPr>
+              <w:t xml:space="preserve">D-0189 · D-0263 · D-0350</w:t>
+            </w:r>
+          </w:p>
+        </w:tc>
+      </w:tr>
+      <w:tr>
+        <w:tc>
+          <w:tcPr>
+            <w:tcW w:type="dxa" w:w="3348"/>
+          </w:tcPr>
+          <w:p>
+            <w:pPr>
+              <w:pStyle w:val="Compact"/>
+              <w:spacing w:after="0" w:line="264" w:lineRule="auto"/>
+            </w:pPr>
+            <w:r>
+              <w:rPr>
+                <w:rStyle w:val="VerbatimChar"/>
+                <w:sz w:val="16"/>
+              </w:rPr>
+              <w:t xml:space="preserve">tools/encoding_check.py</w:t>
+            </w:r>
+          </w:p>
+        </w:tc>
+        <w:tc>
+          <w:tcPr>
+            <w:tcW w:type="dxa" w:w="3692"/>
+          </w:tcPr>
+          <w:p>
+            <w:pPr>
+              <w:pStyle w:val="Compact"/>
+              <w:spacing w:after="0" w:line="264" w:lineRule="auto"/>
+            </w:pPr>
+            <w:r>
+              <w:rPr>
+                <w:sz w:val="16"/>
+              </w:rPr>
+              <w:t xml:space="preserve">BOM · CRLF · 비 UTF-8 · 끝 개행 없음</w:t>
+            </w:r>
+          </w:p>
+        </w:tc>
+        <w:tc>
+          <w:tcPr>
+            <w:tcW w:type="dxa" w:w="2032"/>
+          </w:tcPr>
+          <w:p>
+            <w:pPr>
+              <w:pStyle w:val="Compact"/>
+              <w:spacing w:after="0" w:line="264" w:lineRule="auto"/>
+            </w:pPr>
+            <w:r>
+              <w:rPr>
+                <w:sz w:val="16"/>
+              </w:rPr>
+              <w:t xml:space="preserve">D-0230</w:t>
+            </w:r>
+          </w:p>
+        </w:tc>
+      </w:tr>
+      <w:tr>
+        <w:tc>
+          <w:tcPr>
+            <w:tcW w:type="dxa" w:w="3348"/>
+          </w:tcPr>
+          <w:p>
+            <w:pPr>
+              <w:pStyle w:val="Compact"/>
+              <w:spacing w:after="0" w:line="264" w:lineRule="auto"/>
+            </w:pPr>
+            <w:r>
+              <w:rPr>
+                <w:rStyle w:val="VerbatimChar"/>
+                <w:sz w:val="16"/>
+              </w:rPr>
+              <w:t xml:space="preserve">tools/deadcheck.py</w:t>
+            </w:r>
+          </w:p>
+        </w:tc>
+        <w:tc>
+          <w:tcPr>
+            <w:tcW w:type="dxa" w:w="3692"/>
+          </w:tcPr>
+          <w:p>
+            <w:pPr>
+              <w:pStyle w:val="Compact"/>
+              <w:spacing w:after="0" w:line="264" w:lineRule="auto"/>
+            </w:pPr>
+            <w:r>
+              <w:rPr>
+                <w:b/>
+                <w:bCs/>
+                <w:sz w:val="16"/>
+              </w:rPr>
               <w:t xml:space="preserve">검사가 죽었는가</w:t>
             </w:r>
             <w:r>
@@ -54034,7 +54175,7 @@
         </w:tc>
         <w:tc>
           <w:tcPr>
-            <w:tcW w:type="dxa" w:w="2058"/>
+            <w:tcW w:type="dxa" w:w="2032"/>
           </w:tcPr>
           <w:p>
             <w:pPr>
@@ -54053,7 +54194,7 @@
       <w:tr>
         <w:tc>
           <w:tcPr>
-            <w:tcW w:type="dxa" w:w="3356"/>
+            <w:tcW w:type="dxa" w:w="3348"/>
           </w:tcPr>
           <w:p>
             <w:pPr>
@@ -54071,7 +54212,7 @@
         </w:tc>
         <w:tc>
           <w:tcPr>
-            <w:tcW w:type="dxa" w:w="3658"/>
+            <w:tcW w:type="dxa" w:w="3692"/>
           </w:tcPr>
           <w:p>
             <w:pPr>
@@ -54088,7 +54229,7 @@
         </w:tc>
         <w:tc>
           <w:tcPr>
-            <w:tcW w:type="dxa" w:w="2058"/>
+            <w:tcW w:type="dxa" w:w="2032"/>
           </w:tcPr>
           <w:p>
             <w:pPr>
@@ -54107,7 +54248,7 @@
       <w:tr>
         <w:tc>
           <w:tcPr>
-            <w:tcW w:type="dxa" w:w="3356"/>
+            <w:tcW w:type="dxa" w:w="3348"/>
           </w:tcPr>
           <w:p>
             <w:pPr>
@@ -54125,7 +54266,7 @@
         </w:tc>
         <w:tc>
           <w:tcPr>
-            <w:tcW w:type="dxa" w:w="3658"/>
+            <w:tcW w:type="dxa" w:w="3692"/>
           </w:tcPr>
           <w:p>
             <w:pPr>
@@ -54167,7 +54308,7 @@
         </w:tc>
         <w:tc>
           <w:tcPr>
-            <w:tcW w:type="dxa" w:w="2058"/>
+            <w:tcW w:type="dxa" w:w="2032"/>
           </w:tcPr>
           <w:p>
             <w:pPr>
@@ -54186,7 +54327,7 @@
       <w:tr>
         <w:tc>
           <w:tcPr>
-            <w:tcW w:type="dxa" w:w="3356"/>
+            <w:tcW w:type="dxa" w:w="3348"/>
           </w:tcPr>
           <w:p>
             <w:pPr>
@@ -54204,7 +54345,7 @@
         </w:tc>
         <w:tc>
           <w:tcPr>
-            <w:tcW w:type="dxa" w:w="3658"/>
+            <w:tcW w:type="dxa" w:w="3692"/>
           </w:tcPr>
           <w:p>
             <w:pPr>
@@ -54221,7 +54362,7 @@
         </w:tc>
         <w:tc>
           <w:tcPr>
-            <w:tcW w:type="dxa" w:w="2058"/>
+            <w:tcW w:type="dxa" w:w="2032"/>
           </w:tcPr>
           <w:p>
             <w:pPr>
@@ -54240,7 +54381,7 @@
       <w:tr>
         <w:tc>
           <w:tcPr>
-            <w:tcW w:type="dxa" w:w="3356"/>
+            <w:tcW w:type="dxa" w:w="3348"/>
           </w:tcPr>
           <w:p>
             <w:pPr>
@@ -54333,7 +54474,7 @@
         </w:tc>
         <w:tc>
           <w:tcPr>
-            <w:tcW w:type="dxa" w:w="3658"/>
+            <w:tcW w:type="dxa" w:w="3692"/>
           </w:tcPr>
           <w:p>
             <w:pPr>
@@ -54350,7 +54491,7 @@
         </w:tc>
         <w:tc>
           <w:tcPr>
-            <w:tcW w:type="dxa" w:w="2058"/>
+            <w:tcW w:type="dxa" w:w="2032"/>
           </w:tcPr>
           <w:p>
             <w:pPr>
@@ -54452,7 +54593,7 @@
       <w:r>
         <w:drawing>
           <wp:inline>
-            <wp:extent cx="4416552" cy="7584319"/>
+            <wp:extent cx="4334256" cy="7589679"/>
             <wp:effectExtent b="0" l="0" r="0" t="0"/>
             <wp:docPr descr="make check · CI · 커밋 훅 대조 (실물에서 읽었다)" title="" id="194" name="Picture"/>
             <a:graphic>
@@ -54473,7 +54614,7 @@
                   <pic:spPr bwMode="auto">
                     <a:xfrm>
                       <a:off x="0" y="0"/>
-                      <a:ext cx="4416552" cy="7584319"/>
+                      <a:ext cx="4334256" cy="7589679"/>
                     </a:xfrm>
                     <a:prstGeom prst="rect">
                       <a:avLst/>

--- a/docs/proposal.docx
+++ b/docs/proposal.docx
@@ -52540,7 +52540,7 @@
           <w:b/>
           <w:bCs/>
         </w:rPr>
-        <w:t xml:space="preserve">관문 도구 18개</w:t>
+        <w:t xml:space="preserve">관문 도구 19개</w:t>
       </w:r>
       <w:r>
         <w:t xml:space="preserve">가</w:t>
@@ -52621,9 +52621,9 @@
         <w:tblLook w:firstRow="1" w:lastRow="0" w:firstColumn="0" w:lastColumn="0" w:noHBand="0" w:noVBand="0" w:val="0020"/>
       </w:tblPr>
       <w:tblGrid>
-        <w:gridCol w:w="3347"/>
-        <w:gridCol w:w="3691"/>
-        <w:gridCol w:w="2032"/>
+        <w:gridCol w:w="3365"/>
+        <w:gridCol w:w="3687"/>
+        <w:gridCol w:w="2018"/>
       </w:tblGrid>
       <w:tr>
         <w:trPr>
@@ -52631,7 +52631,7 @@
         </w:trPr>
         <w:tc>
           <w:tcPr>
-            <w:tcW w:type="dxa" w:w="3348"/>
+            <w:tcW w:type="dxa" w:w="3366"/>
             <w:shd w:val="clear" w:color="auto" w:fill="E8EEF5"/>
           </w:tcPr>
           <w:p>
@@ -52651,7 +52651,7 @@
         </w:tc>
         <w:tc>
           <w:tcPr>
-            <w:tcW w:type="dxa" w:w="3692"/>
+            <w:tcW w:type="dxa" w:w="3687"/>
             <w:shd w:val="clear" w:color="auto" w:fill="E8EEF5"/>
           </w:tcPr>
           <w:p>
@@ -52671,7 +52671,7 @@
         </w:tc>
         <w:tc>
           <w:tcPr>
-            <w:tcW w:type="dxa" w:w="2032"/>
+            <w:tcW w:type="dxa" w:w="2019"/>
             <w:shd w:val="clear" w:color="auto" w:fill="E8EEF5"/>
           </w:tcPr>
           <w:p>
@@ -52693,7 +52693,7 @@
       <w:tr>
         <w:tc>
           <w:tcPr>
-            <w:tcW w:type="dxa" w:w="3348"/>
+            <w:tcW w:type="dxa" w:w="3366"/>
           </w:tcPr>
           <w:p>
             <w:pPr>
@@ -52711,7 +52711,7 @@
         </w:tc>
         <w:tc>
           <w:tcPr>
-            <w:tcW w:type="dxa" w:w="3692"/>
+            <w:tcW w:type="dxa" w:w="3687"/>
           </w:tcPr>
           <w:p>
             <w:pPr>
@@ -52761,7 +52761,7 @@
         </w:tc>
         <w:tc>
           <w:tcPr>
-            <w:tcW w:type="dxa" w:w="2032"/>
+            <w:tcW w:type="dxa" w:w="2019"/>
           </w:tcPr>
           <w:p>
             <w:pPr>
@@ -52780,7 +52780,7 @@
       <w:tr>
         <w:tc>
           <w:tcPr>
-            <w:tcW w:type="dxa" w:w="3348"/>
+            <w:tcW w:type="dxa" w:w="3366"/>
           </w:tcPr>
           <w:p>
             <w:pPr>
@@ -52798,7 +52798,7 @@
         </w:tc>
         <w:tc>
           <w:tcPr>
-            <w:tcW w:type="dxa" w:w="3692"/>
+            <w:tcW w:type="dxa" w:w="3687"/>
           </w:tcPr>
           <w:p>
             <w:pPr>
@@ -52815,7 +52815,7 @@
         </w:tc>
         <w:tc>
           <w:tcPr>
-            <w:tcW w:type="dxa" w:w="2032"/>
+            <w:tcW w:type="dxa" w:w="2019"/>
           </w:tcPr>
           <w:p>
             <w:pPr>
@@ -52834,7 +52834,7 @@
       <w:tr>
         <w:tc>
           <w:tcPr>
-            <w:tcW w:type="dxa" w:w="3348"/>
+            <w:tcW w:type="dxa" w:w="3366"/>
           </w:tcPr>
           <w:p>
             <w:pPr>
@@ -52852,7 +52852,7 @@
         </w:tc>
         <w:tc>
           <w:tcPr>
-            <w:tcW w:type="dxa" w:w="3692"/>
+            <w:tcW w:type="dxa" w:w="3687"/>
           </w:tcPr>
           <w:p>
             <w:pPr>
@@ -52883,7 +52883,7 @@
         </w:tc>
         <w:tc>
           <w:tcPr>
-            <w:tcW w:type="dxa" w:w="2032"/>
+            <w:tcW w:type="dxa" w:w="2019"/>
           </w:tcPr>
           <w:p>
             <w:pPr>
@@ -52902,7 +52902,7 @@
       <w:tr>
         <w:tc>
           <w:tcPr>
-            <w:tcW w:type="dxa" w:w="3348"/>
+            <w:tcW w:type="dxa" w:w="3366"/>
           </w:tcPr>
           <w:p>
             <w:pPr>
@@ -52920,7 +52920,7 @@
         </w:tc>
         <w:tc>
           <w:tcPr>
-            <w:tcW w:type="dxa" w:w="3692"/>
+            <w:tcW w:type="dxa" w:w="3687"/>
           </w:tcPr>
           <w:p>
             <w:pPr>
@@ -52937,7 +52937,7 @@
         </w:tc>
         <w:tc>
           <w:tcPr>
-            <w:tcW w:type="dxa" w:w="2032"/>
+            <w:tcW w:type="dxa" w:w="2019"/>
           </w:tcPr>
           <w:p>
             <w:pPr>
@@ -52956,7 +52956,7 @@
       <w:tr>
         <w:tc>
           <w:tcPr>
-            <w:tcW w:type="dxa" w:w="3348"/>
+            <w:tcW w:type="dxa" w:w="3366"/>
           </w:tcPr>
           <w:p>
             <w:pPr>
@@ -52974,7 +52974,7 @@
         </w:tc>
         <w:tc>
           <w:tcPr>
-            <w:tcW w:type="dxa" w:w="3692"/>
+            <w:tcW w:type="dxa" w:w="3687"/>
           </w:tcPr>
           <w:p>
             <w:pPr>
@@ -52991,7 +52991,7 @@
         </w:tc>
         <w:tc>
           <w:tcPr>
-            <w:tcW w:type="dxa" w:w="2032"/>
+            <w:tcW w:type="dxa" w:w="2019"/>
           </w:tcPr>
           <w:p>
             <w:pPr>
@@ -53010,7 +53010,7 @@
       <w:tr>
         <w:tc>
           <w:tcPr>
-            <w:tcW w:type="dxa" w:w="3348"/>
+            <w:tcW w:type="dxa" w:w="3366"/>
           </w:tcPr>
           <w:p>
             <w:pPr>
@@ -53028,7 +53028,7 @@
         </w:tc>
         <w:tc>
           <w:tcPr>
-            <w:tcW w:type="dxa" w:w="3692"/>
+            <w:tcW w:type="dxa" w:w="3687"/>
           </w:tcPr>
           <w:p>
             <w:pPr>
@@ -53047,7 +53047,7 @@
         </w:tc>
         <w:tc>
           <w:tcPr>
-            <w:tcW w:type="dxa" w:w="2032"/>
+            <w:tcW w:type="dxa" w:w="2019"/>
           </w:tcPr>
           <w:p>
             <w:pPr>
@@ -53066,7 +53066,7 @@
       <w:tr>
         <w:tc>
           <w:tcPr>
-            <w:tcW w:type="dxa" w:w="3348"/>
+            <w:tcW w:type="dxa" w:w="3366"/>
           </w:tcPr>
           <w:p>
             <w:pPr>
@@ -53084,7 +53084,7 @@
         </w:tc>
         <w:tc>
           <w:tcPr>
-            <w:tcW w:type="dxa" w:w="3692"/>
+            <w:tcW w:type="dxa" w:w="3687"/>
           </w:tcPr>
           <w:p>
             <w:pPr>
@@ -53115,7 +53115,7 @@
         </w:tc>
         <w:tc>
           <w:tcPr>
-            <w:tcW w:type="dxa" w:w="2032"/>
+            <w:tcW w:type="dxa" w:w="2019"/>
           </w:tcPr>
           <w:p>
             <w:pPr>
@@ -53134,7 +53134,7 @@
       <w:tr>
         <w:tc>
           <w:tcPr>
-            <w:tcW w:type="dxa" w:w="3348"/>
+            <w:tcW w:type="dxa" w:w="3366"/>
           </w:tcPr>
           <w:p>
             <w:pPr>
@@ -53152,7 +53152,7 @@
         </w:tc>
         <w:tc>
           <w:tcPr>
-            <w:tcW w:type="dxa" w:w="3692"/>
+            <w:tcW w:type="dxa" w:w="3687"/>
           </w:tcPr>
           <w:p>
             <w:pPr>
@@ -53183,7 +53183,7 @@
         </w:tc>
         <w:tc>
           <w:tcPr>
-            <w:tcW w:type="dxa" w:w="2032"/>
+            <w:tcW w:type="dxa" w:w="2019"/>
           </w:tcPr>
           <w:p>
             <w:pPr>
@@ -53202,7 +53202,7 @@
       <w:tr>
         <w:tc>
           <w:tcPr>
-            <w:tcW w:type="dxa" w:w="3348"/>
+            <w:tcW w:type="dxa" w:w="3366"/>
           </w:tcPr>
           <w:p>
             <w:pPr>
@@ -53220,7 +53220,7 @@
         </w:tc>
         <w:tc>
           <w:tcPr>
-            <w:tcW w:type="dxa" w:w="3692"/>
+            <w:tcW w:type="dxa" w:w="3687"/>
           </w:tcPr>
           <w:p>
             <w:pPr>
@@ -53270,7 +53270,7 @@
         </w:tc>
         <w:tc>
           <w:tcPr>
-            <w:tcW w:type="dxa" w:w="2032"/>
+            <w:tcW w:type="dxa" w:w="2019"/>
           </w:tcPr>
           <w:p>
             <w:pPr>
@@ -53289,7 +53289,7 @@
       <w:tr>
         <w:tc>
           <w:tcPr>
-            <w:tcW w:type="dxa" w:w="3348"/>
+            <w:tcW w:type="dxa" w:w="3366"/>
           </w:tcPr>
           <w:p>
             <w:pPr>
@@ -53307,7 +53307,7 @@
         </w:tc>
         <w:tc>
           <w:tcPr>
-            <w:tcW w:type="dxa" w:w="3692"/>
+            <w:tcW w:type="dxa" w:w="3687"/>
           </w:tcPr>
           <w:p>
             <w:pPr>
@@ -53358,7 +53358,7 @@
         </w:tc>
         <w:tc>
           <w:tcPr>
-            <w:tcW w:type="dxa" w:w="2032"/>
+            <w:tcW w:type="dxa" w:w="2019"/>
           </w:tcPr>
           <w:p>
             <w:pPr>
@@ -53377,7 +53377,7 @@
       <w:tr>
         <w:tc>
           <w:tcPr>
-            <w:tcW w:type="dxa" w:w="3348"/>
+            <w:tcW w:type="dxa" w:w="3366"/>
           </w:tcPr>
           <w:p>
             <w:pPr>
@@ -53395,7 +53395,7 @@
         </w:tc>
         <w:tc>
           <w:tcPr>
-            <w:tcW w:type="dxa" w:w="3692"/>
+            <w:tcW w:type="dxa" w:w="3687"/>
           </w:tcPr>
           <w:p>
             <w:pPr>
@@ -53426,7 +53426,7 @@
         </w:tc>
         <w:tc>
           <w:tcPr>
-            <w:tcW w:type="dxa" w:w="2032"/>
+            <w:tcW w:type="dxa" w:w="2019"/>
           </w:tcPr>
           <w:p>
             <w:pPr>
@@ -53445,7 +53445,7 @@
       <w:tr>
         <w:tc>
           <w:tcPr>
-            <w:tcW w:type="dxa" w:w="3348"/>
+            <w:tcW w:type="dxa" w:w="3366"/>
           </w:tcPr>
           <w:p>
             <w:pPr>
@@ -53463,7 +53463,7 @@
         </w:tc>
         <w:tc>
           <w:tcPr>
-            <w:tcW w:type="dxa" w:w="3692"/>
+            <w:tcW w:type="dxa" w:w="3687"/>
           </w:tcPr>
           <w:p>
             <w:pPr>
@@ -53480,7 +53480,7 @@
         </w:tc>
         <w:tc>
           <w:tcPr>
-            <w:tcW w:type="dxa" w:w="2032"/>
+            <w:tcW w:type="dxa" w:w="2019"/>
           </w:tcPr>
           <w:p>
             <w:pPr>
@@ -53499,7 +53499,7 @@
       <w:tr>
         <w:tc>
           <w:tcPr>
-            <w:tcW w:type="dxa" w:w="3348"/>
+            <w:tcW w:type="dxa" w:w="3366"/>
           </w:tcPr>
           <w:p>
             <w:pPr>
@@ -53517,7 +53517,7 @@
         </w:tc>
         <w:tc>
           <w:tcPr>
-            <w:tcW w:type="dxa" w:w="3692"/>
+            <w:tcW w:type="dxa" w:w="3687"/>
           </w:tcPr>
           <w:p>
             <w:pPr>
@@ -53534,7 +53534,7 @@
         </w:tc>
         <w:tc>
           <w:tcPr>
-            <w:tcW w:type="dxa" w:w="2032"/>
+            <w:tcW w:type="dxa" w:w="2019"/>
           </w:tcPr>
           <w:p>
             <w:pPr>
@@ -53553,7 +53553,7 @@
       <w:tr>
         <w:tc>
           <w:tcPr>
-            <w:tcW w:type="dxa" w:w="3348"/>
+            <w:tcW w:type="dxa" w:w="3366"/>
           </w:tcPr>
           <w:p>
             <w:pPr>
@@ -53571,7 +53571,7 @@
         </w:tc>
         <w:tc>
           <w:tcPr>
-            <w:tcW w:type="dxa" w:w="3692"/>
+            <w:tcW w:type="dxa" w:w="3687"/>
           </w:tcPr>
           <w:p>
             <w:pPr>
@@ -53588,7 +53588,7 @@
         </w:tc>
         <w:tc>
           <w:tcPr>
-            <w:tcW w:type="dxa" w:w="2032"/>
+            <w:tcW w:type="dxa" w:w="2019"/>
           </w:tcPr>
           <w:p>
             <w:pPr>
@@ -53607,7 +53607,7 @@
       <w:tr>
         <w:tc>
           <w:tcPr>
-            <w:tcW w:type="dxa" w:w="3348"/>
+            <w:tcW w:type="dxa" w:w="3366"/>
           </w:tcPr>
           <w:p>
             <w:pPr>
@@ -53625,7 +53625,7 @@
         </w:tc>
         <w:tc>
           <w:tcPr>
-            <w:tcW w:type="dxa" w:w="3692"/>
+            <w:tcW w:type="dxa" w:w="3687"/>
           </w:tcPr>
           <w:p>
             <w:pPr>
@@ -53656,7 +53656,7 @@
         </w:tc>
         <w:tc>
           <w:tcPr>
-            <w:tcW w:type="dxa" w:w="2032"/>
+            <w:tcW w:type="dxa" w:w="2019"/>
           </w:tcPr>
           <w:p>
             <w:pPr>
@@ -53675,7 +53675,7 @@
       <w:tr>
         <w:tc>
           <w:tcPr>
-            <w:tcW w:type="dxa" w:w="3348"/>
+            <w:tcW w:type="dxa" w:w="3366"/>
           </w:tcPr>
           <w:p>
             <w:pPr>
@@ -53693,7 +53693,7 @@
         </w:tc>
         <w:tc>
           <w:tcPr>
-            <w:tcW w:type="dxa" w:w="3692"/>
+            <w:tcW w:type="dxa" w:w="3687"/>
           </w:tcPr>
           <w:p>
             <w:pPr>
@@ -53710,7 +53710,7 @@
         </w:tc>
         <w:tc>
           <w:tcPr>
-            <w:tcW w:type="dxa" w:w="2032"/>
+            <w:tcW w:type="dxa" w:w="2019"/>
           </w:tcPr>
           <w:p>
             <w:pPr>
@@ -53729,7 +53729,7 @@
       <w:tr>
         <w:tc>
           <w:tcPr>
-            <w:tcW w:type="dxa" w:w="3348"/>
+            <w:tcW w:type="dxa" w:w="3366"/>
           </w:tcPr>
           <w:p>
             <w:pPr>
@@ -53747,7 +53747,7 @@
         </w:tc>
         <w:tc>
           <w:tcPr>
-            <w:tcW w:type="dxa" w:w="3692"/>
+            <w:tcW w:type="dxa" w:w="3687"/>
           </w:tcPr>
           <w:p>
             <w:pPr>
@@ -53764,7 +53764,7 @@
         </w:tc>
         <w:tc>
           <w:tcPr>
-            <w:tcW w:type="dxa" w:w="2032"/>
+            <w:tcW w:type="dxa" w:w="2019"/>
           </w:tcPr>
           <w:p>
             <w:pPr>
@@ -53783,7 +53783,7 @@
       <w:tr>
         <w:tc>
           <w:tcPr>
-            <w:tcW w:type="dxa" w:w="3348"/>
+            <w:tcW w:type="dxa" w:w="3366"/>
           </w:tcPr>
           <w:p>
             <w:pPr>
@@ -53801,7 +53801,7 @@
         </w:tc>
         <w:tc>
           <w:tcPr>
-            <w:tcW w:type="dxa" w:w="3692"/>
+            <w:tcW w:type="dxa" w:w="3687"/>
           </w:tcPr>
           <w:p>
             <w:pPr>
@@ -53818,7 +53818,7 @@
         </w:tc>
         <w:tc>
           <w:tcPr>
-            <w:tcW w:type="dxa" w:w="2032"/>
+            <w:tcW w:type="dxa" w:w="2019"/>
           </w:tcPr>
           <w:p>
             <w:pPr>
@@ -53837,7 +53837,7 @@
       <w:tr>
         <w:tc>
           <w:tcPr>
-            <w:tcW w:type="dxa" w:w="3348"/>
+            <w:tcW w:type="dxa" w:w="3366"/>
           </w:tcPr>
           <w:p>
             <w:pPr>
@@ -53855,7 +53855,7 @@
         </w:tc>
         <w:tc>
           <w:tcPr>
-            <w:tcW w:type="dxa" w:w="3692"/>
+            <w:tcW w:type="dxa" w:w="3687"/>
           </w:tcPr>
           <w:p>
             <w:pPr>
@@ -53905,7 +53905,7 @@
         </w:tc>
         <w:tc>
           <w:tcPr>
-            <w:tcW w:type="dxa" w:w="2032"/>
+            <w:tcW w:type="dxa" w:w="2019"/>
           </w:tcPr>
           <w:p>
             <w:pPr>
@@ -53924,7 +53924,7 @@
       <w:tr>
         <w:tc>
           <w:tcPr>
-            <w:tcW w:type="dxa" w:w="3348"/>
+            <w:tcW w:type="dxa" w:w="3366"/>
           </w:tcPr>
           <w:p>
             <w:pPr>
@@ -53936,78 +53936,24 @@
                 <w:rStyle w:val="VerbatimChar"/>
                 <w:sz w:val="16"/>
               </w:rPr>
-              <w:t xml:space="preserve">tools/proposal_body.py</w:t>
-            </w:r>
-          </w:p>
-        </w:tc>
-        <w:tc>
-          <w:tcPr>
-            <w:tcW w:type="dxa" w:w="3692"/>
-          </w:tcPr>
-          <w:p>
-            <w:pPr>
-              <w:pStyle w:val="Compact"/>
-              <w:spacing w:after="0" w:line="264" w:lineRule="auto"/>
-            </w:pPr>
-            <w:r>
-              <w:rPr>
-                <w:sz w:val="16"/>
-              </w:rPr>
-              <w:t xml:space="preserve">기획서 본문 조립 — 조립과 docx 쓰기를 가른 윗동</w:t>
-            </w:r>
-          </w:p>
-        </w:tc>
-        <w:tc>
-          <w:tcPr>
-            <w:tcW w:type="dxa" w:w="2032"/>
-          </w:tcPr>
-          <w:p>
-            <w:pPr>
-              <w:pStyle w:val="Compact"/>
-              <w:spacing w:after="0" w:line="264" w:lineRule="auto"/>
-            </w:pPr>
-            <w:r>
-              <w:rPr>
-                <w:sz w:val="16"/>
-              </w:rPr>
-              <w:t xml:space="preserve">D-0368</w:t>
-            </w:r>
-          </w:p>
-        </w:tc>
-      </w:tr>
-      <w:tr>
-        <w:tc>
-          <w:tcPr>
-            <w:tcW w:type="dxa" w:w="3348"/>
-          </w:tcPr>
-          <w:p>
-            <w:pPr>
-              <w:pStyle w:val="Compact"/>
-              <w:spacing w:after="0" w:line="264" w:lineRule="auto"/>
-            </w:pPr>
-            <w:r>
-              <w:rPr>
-                <w:rStyle w:val="VerbatimChar"/>
-                <w:sz w:val="16"/>
-              </w:rPr>
-              <w:t xml:space="preserve">tools/doc_fsck.py</w:t>
-            </w:r>
-          </w:p>
-        </w:tc>
-        <w:tc>
-          <w:tcPr>
-            <w:tcW w:type="dxa" w:w="3692"/>
-          </w:tcPr>
-          <w:p>
-            <w:pPr>
-              <w:pStyle w:val="Compact"/>
-              <w:spacing w:after="0" w:line="264" w:lineRule="auto"/>
-            </w:pPr>
-            <w:r>
-              <w:rPr>
-                <w:sz w:val="16"/>
-              </w:rPr>
-              <w:t xml:space="preserve">문서가 없는 것을 가리키기 ·</w:t>
+              <w:t xml:space="preserve">tools/check_workflow_paths.py</w:t>
+            </w:r>
+          </w:p>
+        </w:tc>
+        <w:tc>
+          <w:tcPr>
+            <w:tcW w:type="dxa" w:w="3687"/>
+          </w:tcPr>
+          <w:p>
+            <w:pPr>
+              <w:pStyle w:val="Compact"/>
+              <w:spacing w:after="0" w:line="264" w:lineRule="auto"/>
+            </w:pPr>
+            <w:r>
+              <w:rPr>
+                <w:sz w:val="16"/>
+              </w:rPr>
+              <w:t xml:space="preserve">워크플로가</w:t>
             </w:r>
             <w:r>
               <w:rPr>
@@ -54021,19 +53967,121 @@
                 <w:bCs/>
                 <w:sz w:val="16"/>
               </w:rPr>
-              <w:t xml:space="preserve">적은 수 ↔ 실물</w:t>
-            </w:r>
-            <w:r>
-              <w:rPr>
-                <w:sz w:val="16"/>
-              </w:rPr>
-              <w:t xml:space="preserve"> </w:t>
-            </w:r>
-            <w:r>
-              <w:rPr>
-                <w:sz w:val="16"/>
-              </w:rPr>
-              <w:t xml:space="preserve">·</w:t>
+              <w:t xml:space="preserve">git이 안 나르는 자리</w:t>
+            </w:r>
+            <w:r>
+              <w:rPr>
+                <w:sz w:val="16"/>
+              </w:rPr>
+              <w:t xml:space="preserve">를 읽나</w:t>
+            </w:r>
+          </w:p>
+        </w:tc>
+        <w:tc>
+          <w:tcPr>
+            <w:tcW w:type="dxa" w:w="2019"/>
+          </w:tcPr>
+          <w:p>
+            <w:pPr>
+              <w:pStyle w:val="Compact"/>
+              <w:spacing w:after="0" w:line="264" w:lineRule="auto"/>
+            </w:pPr>
+            <w:r>
+              <w:rPr>
+                <w:sz w:val="16"/>
+              </w:rPr>
+              <w:t xml:space="preserve">D-0369</w:t>
+            </w:r>
+          </w:p>
+        </w:tc>
+      </w:tr>
+      <w:tr>
+        <w:tc>
+          <w:tcPr>
+            <w:tcW w:type="dxa" w:w="3366"/>
+          </w:tcPr>
+          <w:p>
+            <w:pPr>
+              <w:pStyle w:val="Compact"/>
+              <w:spacing w:after="0" w:line="264" w:lineRule="auto"/>
+            </w:pPr>
+            <w:r>
+              <w:rPr>
+                <w:rStyle w:val="VerbatimChar"/>
+                <w:sz w:val="16"/>
+              </w:rPr>
+              <w:t xml:space="preserve">tools/proposal_body.py</w:t>
+            </w:r>
+          </w:p>
+        </w:tc>
+        <w:tc>
+          <w:tcPr>
+            <w:tcW w:type="dxa" w:w="3687"/>
+          </w:tcPr>
+          <w:p>
+            <w:pPr>
+              <w:pStyle w:val="Compact"/>
+              <w:spacing w:after="0" w:line="264" w:lineRule="auto"/>
+            </w:pPr>
+            <w:r>
+              <w:rPr>
+                <w:sz w:val="16"/>
+              </w:rPr>
+              <w:t xml:space="preserve">기획서 본문 조립 — 조립과 docx 쓰기를 가른 윗동</w:t>
+            </w:r>
+          </w:p>
+        </w:tc>
+        <w:tc>
+          <w:tcPr>
+            <w:tcW w:type="dxa" w:w="2019"/>
+          </w:tcPr>
+          <w:p>
+            <w:pPr>
+              <w:pStyle w:val="Compact"/>
+              <w:spacing w:after="0" w:line="264" w:lineRule="auto"/>
+            </w:pPr>
+            <w:r>
+              <w:rPr>
+                <w:sz w:val="16"/>
+              </w:rPr>
+              <w:t xml:space="preserve">D-0368</w:t>
+            </w:r>
+          </w:p>
+        </w:tc>
+      </w:tr>
+      <w:tr>
+        <w:tc>
+          <w:tcPr>
+            <w:tcW w:type="dxa" w:w="3366"/>
+          </w:tcPr>
+          <w:p>
+            <w:pPr>
+              <w:pStyle w:val="Compact"/>
+              <w:spacing w:after="0" w:line="264" w:lineRule="auto"/>
+            </w:pPr>
+            <w:r>
+              <w:rPr>
+                <w:rStyle w:val="VerbatimChar"/>
+                <w:sz w:val="16"/>
+              </w:rPr>
+              <w:t xml:space="preserve">tools/doc_fsck.py</w:t>
+            </w:r>
+          </w:p>
+        </w:tc>
+        <w:tc>
+          <w:tcPr>
+            <w:tcW w:type="dxa" w:w="3687"/>
+          </w:tcPr>
+          <w:p>
+            <w:pPr>
+              <w:pStyle w:val="Compact"/>
+              <w:spacing w:after="0" w:line="264" w:lineRule="auto"/>
+            </w:pPr>
+            <w:r>
+              <w:rPr>
+                <w:sz w:val="16"/>
+              </w:rPr>
+              <w:t xml:space="preserve">문서가 없는 것을 가리키기 ·</w:t>
             </w:r>
             <w:r>
               <w:rPr>
@@ -54047,116 +54095,142 @@
                 <w:bCs/>
                 <w:sz w:val="16"/>
               </w:rPr>
-              <w:t xml:space="preserve">거꾸로 보는 눈</w:t>
-            </w:r>
-          </w:p>
-        </w:tc>
-        <w:tc>
-          <w:tcPr>
-            <w:tcW w:type="dxa" w:w="2032"/>
-          </w:tcPr>
-          <w:p>
-            <w:pPr>
-              <w:pStyle w:val="Compact"/>
-              <w:spacing w:after="0" w:line="264" w:lineRule="auto"/>
-            </w:pPr>
-            <w:r>
-              <w:rPr>
-                <w:sz w:val="16"/>
-              </w:rPr>
-              <w:t xml:space="preserve">D-0189 · D-0263 · D-0350</w:t>
-            </w:r>
-          </w:p>
-        </w:tc>
-      </w:tr>
-      <w:tr>
-        <w:tc>
-          <w:tcPr>
-            <w:tcW w:type="dxa" w:w="3348"/>
-          </w:tcPr>
-          <w:p>
-            <w:pPr>
-              <w:pStyle w:val="Compact"/>
-              <w:spacing w:after="0" w:line="264" w:lineRule="auto"/>
-            </w:pPr>
-            <w:r>
-              <w:rPr>
-                <w:rStyle w:val="VerbatimChar"/>
-                <w:sz w:val="16"/>
-              </w:rPr>
-              <w:t xml:space="preserve">tools/encoding_check.py</w:t>
-            </w:r>
-          </w:p>
-        </w:tc>
-        <w:tc>
-          <w:tcPr>
-            <w:tcW w:type="dxa" w:w="3692"/>
-          </w:tcPr>
-          <w:p>
-            <w:pPr>
-              <w:pStyle w:val="Compact"/>
-              <w:spacing w:after="0" w:line="264" w:lineRule="auto"/>
-            </w:pPr>
-            <w:r>
-              <w:rPr>
-                <w:sz w:val="16"/>
-              </w:rPr>
-              <w:t xml:space="preserve">BOM · CRLF · 비 UTF-8 · 끝 개행 없음</w:t>
-            </w:r>
-          </w:p>
-        </w:tc>
-        <w:tc>
-          <w:tcPr>
-            <w:tcW w:type="dxa" w:w="2032"/>
-          </w:tcPr>
-          <w:p>
-            <w:pPr>
-              <w:pStyle w:val="Compact"/>
-              <w:spacing w:after="0" w:line="264" w:lineRule="auto"/>
-            </w:pPr>
-            <w:r>
-              <w:rPr>
-                <w:sz w:val="16"/>
-              </w:rPr>
-              <w:t xml:space="preserve">D-0230</w:t>
-            </w:r>
-          </w:p>
-        </w:tc>
-      </w:tr>
-      <w:tr>
-        <w:tc>
-          <w:tcPr>
-            <w:tcW w:type="dxa" w:w="3348"/>
-          </w:tcPr>
-          <w:p>
-            <w:pPr>
-              <w:pStyle w:val="Compact"/>
-              <w:spacing w:after="0" w:line="264" w:lineRule="auto"/>
-            </w:pPr>
-            <w:r>
-              <w:rPr>
-                <w:rStyle w:val="VerbatimChar"/>
-                <w:sz w:val="16"/>
-              </w:rPr>
-              <w:t xml:space="preserve">tools/deadcheck.py</w:t>
-            </w:r>
-          </w:p>
-        </w:tc>
-        <w:tc>
-          <w:tcPr>
-            <w:tcW w:type="dxa" w:w="3692"/>
-          </w:tcPr>
-          <w:p>
-            <w:pPr>
-              <w:pStyle w:val="Compact"/>
-              <w:spacing w:after="0" w:line="264" w:lineRule="auto"/>
-            </w:pPr>
+              <w:t xml:space="preserve">적은 수 ↔ 실물</w:t>
+            </w:r>
+            <w:r>
+              <w:rPr>
+                <w:sz w:val="16"/>
+              </w:rPr>
+              <w:t xml:space="preserve"> </w:t>
+            </w:r>
+            <w:r>
+              <w:rPr>
+                <w:sz w:val="16"/>
+              </w:rPr>
+              <w:t xml:space="preserve">·</w:t>
+            </w:r>
+            <w:r>
+              <w:rPr>
+                <w:sz w:val="16"/>
+              </w:rPr>
+              <w:t xml:space="preserve"> </w:t>
+            </w:r>
             <w:r>
               <w:rPr>
                 <w:b/>
                 <w:bCs/>
                 <w:sz w:val="16"/>
               </w:rPr>
+              <w:t xml:space="preserve">거꾸로 보는 눈</w:t>
+            </w:r>
+          </w:p>
+        </w:tc>
+        <w:tc>
+          <w:tcPr>
+            <w:tcW w:type="dxa" w:w="2019"/>
+          </w:tcPr>
+          <w:p>
+            <w:pPr>
+              <w:pStyle w:val="Compact"/>
+              <w:spacing w:after="0" w:line="264" w:lineRule="auto"/>
+            </w:pPr>
+            <w:r>
+              <w:rPr>
+                <w:sz w:val="16"/>
+              </w:rPr>
+              <w:t xml:space="preserve">D-0189 · D-0263 · D-0350</w:t>
+            </w:r>
+          </w:p>
+        </w:tc>
+      </w:tr>
+      <w:tr>
+        <w:tc>
+          <w:tcPr>
+            <w:tcW w:type="dxa" w:w="3366"/>
+          </w:tcPr>
+          <w:p>
+            <w:pPr>
+              <w:pStyle w:val="Compact"/>
+              <w:spacing w:after="0" w:line="264" w:lineRule="auto"/>
+            </w:pPr>
+            <w:r>
+              <w:rPr>
+                <w:rStyle w:val="VerbatimChar"/>
+                <w:sz w:val="16"/>
+              </w:rPr>
+              <w:t xml:space="preserve">tools/encoding_check.py</w:t>
+            </w:r>
+          </w:p>
+        </w:tc>
+        <w:tc>
+          <w:tcPr>
+            <w:tcW w:type="dxa" w:w="3687"/>
+          </w:tcPr>
+          <w:p>
+            <w:pPr>
+              <w:pStyle w:val="Compact"/>
+              <w:spacing w:after="0" w:line="264" w:lineRule="auto"/>
+            </w:pPr>
+            <w:r>
+              <w:rPr>
+                <w:sz w:val="16"/>
+              </w:rPr>
+              <w:t xml:space="preserve">BOM · CRLF · 비 UTF-8 · 끝 개행 없음</w:t>
+            </w:r>
+          </w:p>
+        </w:tc>
+        <w:tc>
+          <w:tcPr>
+            <w:tcW w:type="dxa" w:w="2019"/>
+          </w:tcPr>
+          <w:p>
+            <w:pPr>
+              <w:pStyle w:val="Compact"/>
+              <w:spacing w:after="0" w:line="264" w:lineRule="auto"/>
+            </w:pPr>
+            <w:r>
+              <w:rPr>
+                <w:sz w:val="16"/>
+              </w:rPr>
+              <w:t xml:space="preserve">D-0230</w:t>
+            </w:r>
+          </w:p>
+        </w:tc>
+      </w:tr>
+      <w:tr>
+        <w:tc>
+          <w:tcPr>
+            <w:tcW w:type="dxa" w:w="3366"/>
+          </w:tcPr>
+          <w:p>
+            <w:pPr>
+              <w:pStyle w:val="Compact"/>
+              <w:spacing w:after="0" w:line="264" w:lineRule="auto"/>
+            </w:pPr>
+            <w:r>
+              <w:rPr>
+                <w:rStyle w:val="VerbatimChar"/>
+                <w:sz w:val="16"/>
+              </w:rPr>
+              <w:t xml:space="preserve">tools/deadcheck.py</w:t>
+            </w:r>
+          </w:p>
+        </w:tc>
+        <w:tc>
+          <w:tcPr>
+            <w:tcW w:type="dxa" w:w="3687"/>
+          </w:tcPr>
+          <w:p>
+            <w:pPr>
+              <w:pStyle w:val="Compact"/>
+              <w:spacing w:after="0" w:line="264" w:lineRule="auto"/>
+            </w:pPr>
+            <w:r>
+              <w:rPr>
+                <w:b/>
+                <w:bCs/>
+                <w:sz w:val="16"/>
+              </w:rPr>
               <w:t xml:space="preserve">검사가 죽었는가</w:t>
             </w:r>
             <w:r>
@@ -54175,7 +54249,7 @@
         </w:tc>
         <w:tc>
           <w:tcPr>
-            <w:tcW w:type="dxa" w:w="2032"/>
+            <w:tcW w:type="dxa" w:w="2019"/>
           </w:tcPr>
           <w:p>
             <w:pPr>
@@ -54194,7 +54268,7 @@
       <w:tr>
         <w:tc>
           <w:tcPr>
-            <w:tcW w:type="dxa" w:w="3348"/>
+            <w:tcW w:type="dxa" w:w="3366"/>
           </w:tcPr>
           <w:p>
             <w:pPr>
@@ -54212,7 +54286,7 @@
         </w:tc>
         <w:tc>
           <w:tcPr>
-            <w:tcW w:type="dxa" w:w="3692"/>
+            <w:tcW w:type="dxa" w:w="3687"/>
           </w:tcPr>
           <w:p>
             <w:pPr>
@@ -54229,7 +54303,7 @@
         </w:tc>
         <w:tc>
           <w:tcPr>
-            <w:tcW w:type="dxa" w:w="2032"/>
+            <w:tcW w:type="dxa" w:w="2019"/>
           </w:tcPr>
           <w:p>
             <w:pPr>
@@ -54248,7 +54322,7 @@
       <w:tr>
         <w:tc>
           <w:tcPr>
-            <w:tcW w:type="dxa" w:w="3348"/>
+            <w:tcW w:type="dxa" w:w="3366"/>
           </w:tcPr>
           <w:p>
             <w:pPr>
@@ -54266,7 +54340,7 @@
         </w:tc>
         <w:tc>
           <w:tcPr>
-            <w:tcW w:type="dxa" w:w="3692"/>
+            <w:tcW w:type="dxa" w:w="3687"/>
           </w:tcPr>
           <w:p>
             <w:pPr>
@@ -54308,7 +54382,7 @@
         </w:tc>
         <w:tc>
           <w:tcPr>
-            <w:tcW w:type="dxa" w:w="2032"/>
+            <w:tcW w:type="dxa" w:w="2019"/>
           </w:tcPr>
           <w:p>
             <w:pPr>
@@ -54327,7 +54401,7 @@
       <w:tr>
         <w:tc>
           <w:tcPr>
-            <w:tcW w:type="dxa" w:w="3348"/>
+            <w:tcW w:type="dxa" w:w="3366"/>
           </w:tcPr>
           <w:p>
             <w:pPr>
@@ -54345,7 +54419,7 @@
         </w:tc>
         <w:tc>
           <w:tcPr>
-            <w:tcW w:type="dxa" w:w="3692"/>
+            <w:tcW w:type="dxa" w:w="3687"/>
           </w:tcPr>
           <w:p>
             <w:pPr>
@@ -54362,7 +54436,7 @@
         </w:tc>
         <w:tc>
           <w:tcPr>
-            <w:tcW w:type="dxa" w:w="2032"/>
+            <w:tcW w:type="dxa" w:w="2019"/>
           </w:tcPr>
           <w:p>
             <w:pPr>
@@ -54381,7 +54455,7 @@
       <w:tr>
         <w:tc>
           <w:tcPr>
-            <w:tcW w:type="dxa" w:w="3348"/>
+            <w:tcW w:type="dxa" w:w="3366"/>
           </w:tcPr>
           <w:p>
             <w:pPr>
@@ -54474,7 +54548,7 @@
         </w:tc>
         <w:tc>
           <w:tcPr>
-            <w:tcW w:type="dxa" w:w="3692"/>
+            <w:tcW w:type="dxa" w:w="3687"/>
           </w:tcPr>
           <w:p>
             <w:pPr>
@@ -54491,7 +54565,7 @@
         </w:tc>
         <w:tc>
           <w:tcPr>
-            <w:tcW w:type="dxa" w:w="2032"/>
+            <w:tcW w:type="dxa" w:w="2019"/>
           </w:tcPr>
           <w:p>
             <w:pPr>
@@ -54593,7 +54667,7 @@
       <w:r>
         <w:drawing>
           <wp:inline>
-            <wp:extent cx="4334256" cy="7589679"/>
+            <wp:extent cx="4297680" cy="7591793"/>
             <wp:effectExtent b="0" l="0" r="0" t="0"/>
             <wp:docPr descr="make check · CI · 커밋 훅 대조 (실물에서 읽었다)" title="" id="194" name="Picture"/>
             <a:graphic>
@@ -54614,7 +54688,7 @@
                   <pic:spPr bwMode="auto">
                     <a:xfrm>
                       <a:off x="0" y="0"/>
-                      <a:ext cx="4334256" cy="7589679"/>
+                      <a:ext cx="4297680" cy="7591793"/>
                     </a:xfrm>
                     <a:prstGeom prst="rect">
                       <a:avLst/>

--- a/docs/proposal.docx
+++ b/docs/proposal.docx
@@ -11457,7 +11457,56 @@
         <w:t xml:space="preserve"> </w:t>
       </w:r>
       <w:r>
-        <w:t xml:space="preserve">— 코퍼스 실측 스크립트</w:t>
+        <w:t xml:space="preserve">— 실측 정본(</w:t>
+      </w:r>
+      <w:r>
+        <w:rPr>
+          <w:rStyle w:val="VerbatimChar"/>
+        </w:rPr>
+        <w:t xml:space="preserve">docs/measured.toml</w:t>
+      </w:r>
+      <w:r>
+        <w:t xml:space="preserve">)의</w:t>
+      </w:r>
+      <w:r>
+        <w:t xml:space="preserve"> </w:t>
+      </w:r>
+      <w:r>
+        <w:t xml:space="preserve">상류.</w:t>
+      </w:r>
+      <w:r>
+        <w:t xml:space="preserve"> </w:t>
+      </w:r>
+      <w:r>
+        <w:rPr>
+          <w:rStyle w:val="VerbatimChar"/>
+        </w:rPr>
+        <w:t xml:space="preserve">--emit</w:t>
+      </w:r>
+      <w:r>
+        <w:t xml:space="preserve">이</w:t>
+      </w:r>
+      <w:r>
+        <w:t xml:space="preserve"> </w:t>
+      </w:r>
+      <w:r>
+        <w:rPr>
+          <w:rStyle w:val="VerbatimChar"/>
+        </w:rPr>
+        <w:t xml:space="preserve">counts</w:t>
+      </w:r>
+      <w:r>
+        <w:t xml:space="preserve">를 직접 쓴다 (D-0366 · D-0371).</w:t>
+      </w:r>
+      <w:r>
+        <w:t xml:space="preserve"> </w:t>
+      </w:r>
+      <w:r>
+        <w:rPr>
+          <w:b/>
+          <w:bCs/>
+        </w:rPr>
+        <w:t xml:space="preserve">기기에서만 돈다</w:t>
       </w:r>
     </w:p>
     <w:p>

--- a/docs/proposal.docx
+++ b/docs/proposal.docx
@@ -32257,6 +32257,14 @@
         </w:tc>
       </w:tr>
     </w:tbl>
+    <w:p>
+      <w:pPr>
+        <w:pStyle w:val="BodyText"/>
+      </w:pPr>
+      <w:r>
+        <w:t xml:space="preserve">1004곡 전수 · 2026-10-05 실측</w:t>
+      </w:r>
+    </w:p>
     <w:bookmarkEnd w:id="89"/>
     <w:bookmarkStart w:id="93" w:name="id3-프레임-실측-1004곡-전수"/>
     <w:p>
@@ -33003,6 +33011,14 @@
         </w:tc>
       </w:tr>
     </w:tbl>
+    <w:p>
+      <w:pPr>
+        <w:pStyle w:val="BodyText"/>
+      </w:pPr>
+      <w:r>
+        <w:t xml:space="preserve">1004곡 전수 · 2026-10-05 실측</w:t>
+      </w:r>
+    </w:p>
     <w:p>
       <w:pPr>
         <w:pStyle w:val="BodyText"/>
@@ -33465,6 +33481,14 @@
         </w:tc>
       </w:tr>
     </w:tbl>
+    <w:p>
+      <w:pPr>
+        <w:pStyle w:val="BodyText"/>
+      </w:pPr>
+      <w:r>
+        <w:t xml:space="preserve">1004곡 전수 · 2026-10-05 실측</w:t>
+      </w:r>
+    </w:p>
     <w:p>
       <w:pPr>
         <w:pStyle w:val="BodyText"/>

--- a/docs/proposal.docx
+++ b/docs/proposal.docx
@@ -124,7 +124,7 @@
           <w:color w:val="888888"/>
           <w:sz w:val="17"/>
         </w:rPr>
-        <w:t>빌드 2026-10-05 · 정본 docs/MASTER.md Part I ~ III</w:t>
+        <w:t>빌드 2026-10-06 · 정본 docs/MASTER.md Part I ~ III</w:t>
       </w:r>
     </w:p>
     <w:p>
@@ -1537,14 +1537,14 @@
       <w:r>
         <w:drawing>
           <wp:inline>
-            <wp:extent cx="4142232" cy="7590286"/>
+            <wp:extent cx="3685032" cy="7595678"/>
             <wp:effectExtent b="0" l="0" r="0" t="0"/>
             <wp:docPr descr="서비스 개념도 — 음원은 기기를 떠나지 않고 벡터만 기획으로 간다" title="" id="11" name="Picture"/>
             <a:graphic>
               <a:graphicData uri="http://schemas.openxmlformats.org/drawingml/2006/picture">
                 <pic:pic>
                   <pic:nvPicPr>
-                    <pic:cNvPr descr="/tmp/claude-0/-home-claude/ca0c3818-fa79-588c-a1fe-d7e40f2b4b69/scratchpad/wt/var/proposal/figures/concept.png" id="12" name="Picture"/>
+                    <pic:cNvPr descr="/home/fox/projects/hathor/var/proposal/figures/concept.png" id="12" name="Picture"/>
                     <pic:cNvPicPr>
                       <a:picLocks noChangeArrowheads="1" noChangeAspect="1"/>
                     </pic:cNvPicPr>
@@ -1558,7 +1558,7 @@
                   <pic:spPr bwMode="auto">
                     <a:xfrm>
                       <a:off x="0" y="0"/>
-                      <a:ext cx="4142232" cy="7590286"/>
+                      <a:ext cx="3685032" cy="7595678"/>
                     </a:xfrm>
                     <a:prstGeom prst="rect">
                       <a:avLst/>
@@ -9447,7 +9447,7 @@
               <a:graphicData uri="http://schemas.openxmlformats.org/drawingml/2006/picture">
                 <pic:pic>
                   <pic:nvPicPr>
-                    <pic:cNvPr descr="/tmp/claude-0/-home-claude/ca0c3818-fa79-588c-a1fe-d7e40f2b4b69/scratchpad/wt/var/proposal/figures/gantt.png" id="35" name="Picture"/>
+                    <pic:cNvPr descr="/home/fox/projects/hathor/var/proposal/figures/gantt.png" id="35" name="Picture"/>
                     <pic:cNvPicPr>
                       <a:picLocks noChangeArrowheads="1" noChangeAspect="1"/>
                     </pic:cNvPicPr>
@@ -11545,14 +11545,14 @@
       <w:r>
         <w:drawing>
           <wp:inline>
-            <wp:extent cx="2898648" cy="7578244"/>
+            <wp:extent cx="2514600" cy="7592003"/>
             <wp:effectExtent b="0" l="0" r="0" t="0"/>
             <wp:docPr descr="요구사항 체계도 — 12개 영역" title="" id="44" name="Picture"/>
             <a:graphic>
               <a:graphicData uri="http://schemas.openxmlformats.org/drawingml/2006/picture">
                 <pic:pic>
                   <pic:nvPicPr>
-                    <pic:cNvPr descr="/tmp/claude-0/-home-claude/ca0c3818-fa79-588c-a1fe-d7e40f2b4b69/scratchpad/wt/var/proposal/figures/requirement_tree.png" id="45" name="Picture"/>
+                    <pic:cNvPr descr="/home/fox/projects/hathor/var/proposal/figures/requirement_tree.png" id="45" name="Picture"/>
                     <pic:cNvPicPr>
                       <a:picLocks noChangeArrowheads="1" noChangeAspect="1"/>
                     </pic:cNvPicPr>
@@ -11566,7 +11566,7 @@
                   <pic:spPr bwMode="auto">
                     <a:xfrm>
                       <a:off x="0" y="0"/>
-                      <a:ext cx="2898648" cy="7578244"/>
+                      <a:ext cx="2514600" cy="7592003"/>
                     </a:xfrm>
                     <a:prstGeom prst="rect">
                       <a:avLst/>
@@ -11600,14 +11600,14 @@
       <w:r>
         <w:drawing>
           <wp:inline>
-            <wp:extent cx="5334000" cy="4318134"/>
+            <wp:extent cx="5334000" cy="4570029"/>
             <wp:effectExtent b="0" l="0" r="0" t="0"/>
             <wp:docPr descr="유스케이스 — 사용자 · 개발자" title="" id="47" name="Picture"/>
             <a:graphic>
               <a:graphicData uri="http://schemas.openxmlformats.org/drawingml/2006/picture">
                 <pic:pic>
                   <pic:nvPicPr>
-                    <pic:cNvPr descr="/tmp/claude-0/-home-claude/ca0c3818-fa79-588c-a1fe-d7e40f2b4b69/scratchpad/wt/var/proposal/figures/use_cases.png" id="48" name="Picture"/>
+                    <pic:cNvPr descr="/home/fox/projects/hathor/var/proposal/figures/use_cases.png" id="48" name="Picture"/>
                     <pic:cNvPicPr>
                       <a:picLocks noChangeArrowheads="1" noChangeAspect="1"/>
                     </pic:cNvPicPr>
@@ -11621,7 +11621,7 @@
                   <pic:spPr bwMode="auto">
                     <a:xfrm>
                       <a:off x="0" y="0"/>
-                      <a:ext cx="5334000" cy="4318134"/>
+                      <a:ext cx="5334000" cy="4570029"/>
                     </a:xfrm>
                     <a:prstGeom prst="rect">
                       <a:avLst/>
@@ -12243,7 +12243,7 @@
               <a:graphicData uri="http://schemas.openxmlformats.org/drawingml/2006/picture">
                 <pic:pic>
                   <pic:nvPicPr>
-                    <pic:cNvPr descr="/tmp/claude-0/-home-claude/ca0c3818-fa79-588c-a1fe-d7e40f2b4b69/scratchpad/wt/var/proposal/figures/requirement_status.png" id="53" name="Picture"/>
+                    <pic:cNvPr descr="/home/fox/projects/hathor/var/proposal/figures/requirement_status.png" id="53" name="Picture"/>
                     <pic:cNvPicPr>
                       <a:picLocks noChangeArrowheads="1" noChangeAspect="1"/>
                     </pic:cNvPicPr>
@@ -28284,14 +28284,14 @@
       <w:r>
         <w:drawing>
           <wp:inline>
-            <wp:extent cx="4754880" cy="7589964"/>
+            <wp:extent cx="4114800" cy="7593231"/>
             <wp:effectExtent b="0" l="0" r="0" t="0"/>
             <wp:docPr descr="전체 파이프라인 — 기기 분석 · 기획 · 렌더 · 관문" title="" id="77" name="Picture"/>
             <a:graphic>
               <a:graphicData uri="http://schemas.openxmlformats.org/drawingml/2006/picture">
                 <pic:pic>
                   <pic:nvPicPr>
-                    <pic:cNvPr descr="/tmp/claude-0/-home-claude/ca0c3818-fa79-588c-a1fe-d7e40f2b4b69/scratchpad/wt/var/proposal/figures/pipeline.png" id="78" name="Picture"/>
+                    <pic:cNvPr descr="/home/fox/projects/hathor/var/proposal/figures/pipeline.png" id="78" name="Picture"/>
                     <pic:cNvPicPr>
                       <a:picLocks noChangeArrowheads="1" noChangeAspect="1"/>
                     </pic:cNvPicPr>
@@ -28305,7 +28305,7 @@
                   <pic:spPr bwMode="auto">
                     <a:xfrm>
                       <a:off x="0" y="0"/>
-                      <a:ext cx="4754880" cy="7589964"/>
+                      <a:ext cx="4114800" cy="7593231"/>
                     </a:xfrm>
                     <a:prstGeom prst="rect">
                       <a:avLst/>
@@ -29214,14 +29214,14 @@
       <w:r>
         <w:drawing>
           <wp:inline>
-            <wp:extent cx="5334000" cy="4926763"/>
+            <wp:extent cx="5334000" cy="5643508"/>
             <wp:effectExtent b="0" l="0" r="0" t="0"/>
             <wp:docPr descr="계층 구조와 import 계약" title="" id="81" name="Picture"/>
             <a:graphic>
               <a:graphicData uri="http://schemas.openxmlformats.org/drawingml/2006/picture">
                 <pic:pic>
                   <pic:nvPicPr>
-                    <pic:cNvPr descr="/tmp/claude-0/-home-claude/ca0c3818-fa79-588c-a1fe-d7e40f2b4b69/scratchpad/wt/var/proposal/figures/layers.png" id="82" name="Picture"/>
+                    <pic:cNvPr descr="/home/fox/projects/hathor/var/proposal/figures/layers.png" id="82" name="Picture"/>
                     <pic:cNvPicPr>
                       <a:picLocks noChangeArrowheads="1" noChangeAspect="1"/>
                     </pic:cNvPicPr>
@@ -29235,7 +29235,7 @@
                   <pic:spPr bwMode="auto">
                     <a:xfrm>
                       <a:off x="0" y="0"/>
-                      <a:ext cx="5334000" cy="4926763"/>
+                      <a:ext cx="5334000" cy="5643508"/>
                     </a:xfrm>
                     <a:prstGeom prst="rect">
                       <a:avLst/>
@@ -32262,7 +32262,7 @@
         <w:pStyle w:val="BodyText"/>
       </w:pPr>
       <w:r>
-        <w:t xml:space="preserve">1004곡 전수 · 2026-10-05 실측</w:t>
+        <w:t xml:space="preserve">1004곡 전수 · 2026-10-06 실측</w:t>
       </w:r>
     </w:p>
     <w:bookmarkEnd w:id="89"/>
@@ -33016,7 +33016,7 @@
         <w:pStyle w:val="BodyText"/>
       </w:pPr>
       <w:r>
-        <w:t xml:space="preserve">1004곡 전수 · 2026-10-05 실측</w:t>
+        <w:t xml:space="preserve">1004곡 전수 · 2026-10-06 실측</w:t>
       </w:r>
     </w:p>
     <w:p>
@@ -33094,7 +33094,7 @@
               <a:graphicData uri="http://schemas.openxmlformats.org/drawingml/2006/picture">
                 <pic:pic>
                   <pic:nvPicPr>
-                    <pic:cNvPr descr="/tmp/claude-0/-home-claude/ca0c3818-fa79-588c-a1fe-d7e40f2b4b69/scratchpad/wt/var/proposal/figures/id3_frames.png" id="92" name="Picture"/>
+                    <pic:cNvPr descr="/home/fox/projects/hathor/var/proposal/figures/id3_frames.png" id="92" name="Picture"/>
                     <pic:cNvPicPr>
                       <a:picLocks noChangeArrowheads="1" noChangeAspect="1"/>
                     </pic:cNvPicPr>
@@ -33486,7 +33486,7 @@
         <w:pStyle w:val="BodyText"/>
       </w:pPr>
       <w:r>
-        <w:t xml:space="preserve">1004곡 전수 · 2026-10-05 실측</w:t>
+        <w:t xml:space="preserve">1004곡 전수 · 2026-10-06 실측</w:t>
       </w:r>
     </w:p>
     <w:p>
@@ -33645,7 +33645,7 @@
               <a:graphicData uri="http://schemas.openxmlformats.org/drawingml/2006/picture">
                 <pic:pic>
                   <pic:nvPicPr>
-                    <pic:cNvPr descr="/tmp/claude-0/-home-claude/ca0c3818-fa79-588c-a1fe-d7e40f2b4b69/scratchpad/wt/var/proposal/figures/artist_notation.png" id="96" name="Picture"/>
+                    <pic:cNvPr descr="/home/fox/projects/hathor/var/proposal/figures/artist_notation.png" id="96" name="Picture"/>
                     <pic:cNvPicPr>
                       <a:picLocks noChangeArrowheads="1" noChangeAspect="1"/>
                     </pic:cNvPicPr>
@@ -34343,14 +34343,14 @@
       <w:r>
         <w:drawing>
           <wp:inline>
-            <wp:extent cx="5334000" cy="5408393"/>
+            <wp:extent cx="5334000" cy="6923726"/>
             <wp:effectExtent b="0" l="0" r="0" t="0"/>
             <wp:docPr descr="ERD — P4 설계" title="" id="100" name="Picture"/>
             <a:graphic>
               <a:graphicData uri="http://schemas.openxmlformats.org/drawingml/2006/picture">
                 <pic:pic>
                   <pic:nvPicPr>
-                    <pic:cNvPr descr="/tmp/claude-0/-home-claude/ca0c3818-fa79-588c-a1fe-d7e40f2b4b69/scratchpad/wt/var/proposal/figures/erd.png" id="101" name="Picture"/>
+                    <pic:cNvPr descr="/home/fox/projects/hathor/var/proposal/figures/erd.png" id="101" name="Picture"/>
                     <pic:cNvPicPr>
                       <a:picLocks noChangeArrowheads="1" noChangeAspect="1"/>
                     </pic:cNvPicPr>
@@ -34364,7 +34364,7 @@
                   <pic:spPr bwMode="auto">
                     <a:xfrm>
                       <a:off x="0" y="0"/>
-                      <a:ext cx="5334000" cy="5408393"/>
+                      <a:ext cx="5334000" cy="6923726"/>
                     </a:xfrm>
                     <a:prstGeom prst="rect">
                       <a:avLst/>
@@ -37401,14 +37401,14 @@
       <w:r>
         <w:drawing>
           <wp:inline>
-            <wp:extent cx="4471416" cy="7588351"/>
+            <wp:extent cx="4251960" cy="7593619"/>
             <wp:effectExtent b="0" l="0" r="0" t="0"/>
             <wp:docPr descr="인제스트 처리 순서" title="" id="106" name="Picture"/>
             <a:graphic>
               <a:graphicData uri="http://schemas.openxmlformats.org/drawingml/2006/picture">
                 <pic:pic>
                   <pic:nvPicPr>
-                    <pic:cNvPr descr="/tmp/claude-0/-home-claude/ca0c3818-fa79-588c-a1fe-d7e40f2b4b69/scratchpad/wt/var/proposal/figures/ingest_flow.png" id="107" name="Picture"/>
+                    <pic:cNvPr descr="/home/fox/projects/hathor/var/proposal/figures/ingest_flow.png" id="107" name="Picture"/>
                     <pic:cNvPicPr>
                       <a:picLocks noChangeArrowheads="1" noChangeAspect="1"/>
                     </pic:cNvPicPr>
@@ -37422,7 +37422,7 @@
                   <pic:spPr bwMode="auto">
                     <a:xfrm>
                       <a:off x="0" y="0"/>
-                      <a:ext cx="4471416" cy="7588351"/>
+                      <a:ext cx="4251960" cy="7593619"/>
                     </a:xfrm>
                     <a:prstGeom prst="rect">
                       <a:avLst/>
@@ -38133,14 +38133,14 @@
       <w:r>
         <w:drawing>
           <wp:inline>
-            <wp:extent cx="5334000" cy="1901949"/>
+            <wp:extent cx="5334000" cy="2221026"/>
             <wp:effectExtent b="0" l="0" r="0" t="0"/>
             <wp:docPr descr="델타 판정 — 재스캔 이벤트 넷" title="" id="111" name="Picture"/>
             <a:graphic>
               <a:graphicData uri="http://schemas.openxmlformats.org/drawingml/2006/picture">
                 <pic:pic>
                   <pic:nvPicPr>
-                    <pic:cNvPr descr="/tmp/claude-0/-home-claude/ca0c3818-fa79-588c-a1fe-d7e40f2b4b69/scratchpad/wt/var/proposal/figures/delta_states.png" id="112" name="Picture"/>
+                    <pic:cNvPr descr="/home/fox/projects/hathor/var/proposal/figures/delta_states.png" id="112" name="Picture"/>
                     <pic:cNvPicPr>
                       <a:picLocks noChangeArrowheads="1" noChangeAspect="1"/>
                     </pic:cNvPicPr>
@@ -38154,7 +38154,7 @@
                   <pic:spPr bwMode="auto">
                     <a:xfrm>
                       <a:off x="0" y="0"/>
-                      <a:ext cx="5334000" cy="1901949"/>
+                      <a:ext cx="5334000" cy="2221026"/>
                     </a:xfrm>
                     <a:prstGeom prst="rect">
                       <a:avLst/>
@@ -39048,7 +39048,7 @@
               <a:graphicData uri="http://schemas.openxmlformats.org/drawingml/2006/picture">
                 <pic:pic>
                   <pic:nvPicPr>
-                    <pic:cNvPr descr="/tmp/claude-0/-home-claude/ca0c3818-fa79-588c-a1fe-d7e40f2b4b69/scratchpad/wt/var/proposal/figures/musicbrainz.png" id="117" name="Picture"/>
+                    <pic:cNvPr descr="/home/fox/projects/hathor/var/proposal/figures/musicbrainz.png" id="117" name="Picture"/>
                     <pic:cNvPicPr>
                       <a:picLocks noChangeArrowheads="1" noChangeAspect="1"/>
                     </pic:cNvPicPr>
@@ -39873,14 +39873,14 @@
       <w:r>
         <w:drawing>
           <wp:inline>
-            <wp:extent cx="5334000" cy="3019195"/>
+            <wp:extent cx="5334000" cy="3124463"/>
             <wp:effectExtent b="0" l="0" r="0" t="0"/>
             <wp:docPr descr="4축과 모델 — 스템 분리가 편곡 · 가창의 전제다" title="" id="121" name="Picture"/>
             <a:graphic>
               <a:graphicData uri="http://schemas.openxmlformats.org/drawingml/2006/picture">
                 <pic:pic>
                   <pic:nvPicPr>
-                    <pic:cNvPr descr="/tmp/claude-0/-home-claude/ca0c3818-fa79-588c-a1fe-d7e40f2b4b69/scratchpad/wt/var/proposal/figures/axes.png" id="122" name="Picture"/>
+                    <pic:cNvPr descr="/home/fox/projects/hathor/var/proposal/figures/axes.png" id="122" name="Picture"/>
                     <pic:cNvPicPr>
                       <a:picLocks noChangeArrowheads="1" noChangeAspect="1"/>
                     </pic:cNvPicPr>
@@ -39894,7 +39894,7 @@
                   <pic:spPr bwMode="auto">
                     <a:xfrm>
                       <a:off x="0" y="0"/>
-                      <a:ext cx="5334000" cy="3019195"/>
+                      <a:ext cx="5334000" cy="3124463"/>
                     </a:xfrm>
                     <a:prstGeom prst="rect">
                       <a:avLst/>
@@ -40561,14 +40561,14 @@
       <w:r>
         <w:drawing>
           <wp:inline>
-            <wp:extent cx="5334000" cy="2616592"/>
+            <wp:extent cx="5334000" cy="3061854"/>
             <wp:effectExtent b="0" l="0" r="0" t="0"/>
             <wp:docPr descr="취향 신호 3층" title="" id="126" name="Picture"/>
             <a:graphic>
               <a:graphicData uri="http://schemas.openxmlformats.org/drawingml/2006/picture">
                 <pic:pic>
                   <pic:nvPicPr>
-                    <pic:cNvPr descr="/tmp/claude-0/-home-claude/ca0c3818-fa79-588c-a1fe-d7e40f2b4b69/scratchpad/wt/var/proposal/figures/taste_layers.png" id="127" name="Picture"/>
+                    <pic:cNvPr descr="/home/fox/projects/hathor/var/proposal/figures/taste_layers.png" id="127" name="Picture"/>
                     <pic:cNvPicPr>
                       <a:picLocks noChangeArrowheads="1" noChangeAspect="1"/>
                     </pic:cNvPicPr>
@@ -40582,7 +40582,7 @@
                   <pic:spPr bwMode="auto">
                     <a:xfrm>
                       <a:off x="0" y="0"/>
-                      <a:ext cx="5334000" cy="2616592"/>
+                      <a:ext cx="5334000" cy="3061854"/>
                     </a:xfrm>
                     <a:prstGeom prst="rect">
                       <a:avLst/>
@@ -40971,14 +40971,14 @@
       <w:r>
         <w:drawing>
           <wp:inline>
-            <wp:extent cx="2880360" cy="7594618"/>
+            <wp:extent cx="2414016" cy="7580704"/>
             <wp:effectExtent b="0" l="0" r="0" t="0"/>
             <wp:docPr descr="hathor가 기획하고 엔진이 소리를 입힌다" title="" id="133" name="Picture"/>
             <a:graphic>
               <a:graphicData uri="http://schemas.openxmlformats.org/drawingml/2006/picture">
                 <pic:pic>
                   <pic:nvPicPr>
-                    <pic:cNvPr descr="/tmp/claude-0/-home-claude/ca0c3818-fa79-588c-a1fe-d7e40f2b4b69/scratchpad/wt/var/proposal/figures/plan_render.png" id="134" name="Picture"/>
+                    <pic:cNvPr descr="/home/fox/projects/hathor/var/proposal/figures/plan_render.png" id="134" name="Picture"/>
                     <pic:cNvPicPr>
                       <a:picLocks noChangeArrowheads="1" noChangeAspect="1"/>
                     </pic:cNvPicPr>
@@ -40992,7 +40992,7 @@
                   <pic:spPr bwMode="auto">
                     <a:xfrm>
                       <a:off x="0" y="0"/>
-                      <a:ext cx="2880360" cy="7594618"/>
+                      <a:ext cx="2414016" cy="7580704"/>
                     </a:xfrm>
                     <a:prstGeom prst="rect">
                       <a:avLst/>
@@ -42080,7 +42080,7 @@
               <a:graphicData uri="http://schemas.openxmlformats.org/drawingml/2006/picture">
                 <pic:pic>
                   <pic:nvPicPr>
-                    <pic:cNvPr descr="/tmp/claude-0/-home-claude/ca0c3818-fa79-588c-a1fe-d7e40f2b4b69/scratchpad/wt/var/proposal/figures/engine_funnel.png" id="139" name="Picture"/>
+                    <pic:cNvPr descr="/home/fox/projects/hathor/var/proposal/figures/engine_funnel.png" id="139" name="Picture"/>
                     <pic:cNvPicPr>
                       <a:picLocks noChangeArrowheads="1" noChangeAspect="1"/>
                     </pic:cNvPicPr>
@@ -42490,14 +42490,14 @@
       <w:r>
         <w:drawing>
           <wp:inline>
-            <wp:extent cx="5334000" cy="4910054"/>
+            <wp:extent cx="5334000" cy="5481519"/>
             <wp:effectExtent b="0" l="0" r="0" t="0"/>
             <wp:docPr descr="엔진 실측 관문 G0 ~ G3" title="" id="142" name="Picture"/>
             <a:graphic>
               <a:graphicData uri="http://schemas.openxmlformats.org/drawingml/2006/picture">
                 <pic:pic>
                   <pic:nvPicPr>
-                    <pic:cNvPr descr="/tmp/claude-0/-home-claude/ca0c3818-fa79-588c-a1fe-d7e40f2b4b69/scratchpad/wt/var/proposal/figures/engine_gates.png" id="143" name="Picture"/>
+                    <pic:cNvPr descr="/home/fox/projects/hathor/var/proposal/figures/engine_gates.png" id="143" name="Picture"/>
                     <pic:cNvPicPr>
                       <a:picLocks noChangeArrowheads="1" noChangeAspect="1"/>
                     </pic:cNvPicPr>
@@ -42511,7 +42511,7 @@
                   <pic:spPr bwMode="auto">
                     <a:xfrm>
                       <a:off x="0" y="0"/>
-                      <a:ext cx="5334000" cy="4910054"/>
+                      <a:ext cx="5334000" cy="5481519"/>
                     </a:xfrm>
                     <a:prstGeom prst="rect">
                       <a:avLst/>
@@ -42882,7 +42882,7 @@
               <a:graphicData uri="http://schemas.openxmlformats.org/drawingml/2006/picture">
                 <pic:pic>
                   <pic:nvPicPr>
-                    <pic:cNvPr descr="/tmp/claude-0/-home-claude/ca0c3818-fa79-588c-a1fe-d7e40f2b4b69/scratchpad/wt/var/proposal/figures/g0_runs.png" id="147" name="Picture"/>
+                    <pic:cNvPr descr="/home/fox/projects/hathor/var/proposal/figures/g0_runs.png" id="147" name="Picture"/>
                     <pic:cNvPicPr>
                       <a:picLocks noChangeArrowheads="1" noChangeAspect="1"/>
                     </pic:cNvPicPr>
@@ -43442,7 +43442,7 @@
               <a:graphicData uri="http://schemas.openxmlformats.org/drawingml/2006/picture">
                 <pic:pic>
                   <pic:nvPicPr>
-                    <pic:cNvPr descr="/tmp/claude-0/-home-claude/ca0c3818-fa79-588c-a1fe-d7e40f2b4b69/scratchpad/wt/var/proposal/figures/listening.png" id="151" name="Picture"/>
+                    <pic:cNvPr descr="/home/fox/projects/hathor/var/proposal/figures/listening.png" id="151" name="Picture"/>
                     <pic:cNvPicPr>
                       <a:picLocks noChangeArrowheads="1" noChangeAspect="1"/>
                     </pic:cNvPicPr>
@@ -43497,7 +43497,7 @@
               <a:graphicData uri="http://schemas.openxmlformats.org/drawingml/2006/picture">
                 <pic:pic>
                   <pic:nvPicPr>
-                    <pic:cNvPr descr="/tmp/claude-0/-home-claude/ca0c3818-fa79-588c-a1fe-d7e40f2b4b69/scratchpad/wt/var/proposal/figures/voice_leading.png" id="154" name="Picture"/>
+                    <pic:cNvPr descr="/home/fox/projects/hathor/var/proposal/figures/voice_leading.png" id="154" name="Picture"/>
                     <pic:cNvPicPr>
                       <a:picLocks noChangeArrowheads="1" noChangeAspect="1"/>
                     </pic:cNvPicPr>
@@ -43649,14 +43649,14 @@
       <w:r>
         <w:drawing>
           <wp:inline>
-            <wp:extent cx="5334000" cy="5843703"/>
+            <wp:extent cx="5334000" cy="6559378"/>
             <wp:effectExtent b="0" l="0" r="0" t="0"/>
             <wp:docPr descr="음색 누설 관문 G2" title="" id="159" name="Picture"/>
             <a:graphic>
               <a:graphicData uri="http://schemas.openxmlformats.org/drawingml/2006/picture">
                 <pic:pic>
                   <pic:nvPicPr>
-                    <pic:cNvPr descr="/tmp/claude-0/-home-claude/ca0c3818-fa79-588c-a1fe-d7e40f2b4b69/scratchpad/wt/var/proposal/figures/leak_gate.png" id="160" name="Picture"/>
+                    <pic:cNvPr descr="/home/fox/projects/hathor/var/proposal/figures/leak_gate.png" id="160" name="Picture"/>
                     <pic:cNvPicPr>
                       <a:picLocks noChangeArrowheads="1" noChangeAspect="1"/>
                     </pic:cNvPicPr>
@@ -43670,7 +43670,7 @@
                   <pic:spPr bwMode="auto">
                     <a:xfrm>
                       <a:off x="0" y="0"/>
-                      <a:ext cx="5334000" cy="5843703"/>
+                      <a:ext cx="5334000" cy="6559378"/>
                     </a:xfrm>
                     <a:prstGeom prst="rect">
                       <a:avLst/>
@@ -48235,7 +48235,7 @@
               <a:graphicData uri="http://schemas.openxmlformats.org/drawingml/2006/picture">
                 <pic:pic>
                   <pic:nvPicPr>
-                    <pic:cNvPr descr="/tmp/claude-0/-home-claude/ca0c3818-fa79-588c-a1fe-d7e40f2b4b69/scratchpad/wt/var/proposal/figures/retrieval.png" id="170" name="Picture"/>
+                    <pic:cNvPr descr="/home/fox/projects/hathor/var/proposal/figures/retrieval.png" id="170" name="Picture"/>
                     <pic:cNvPicPr>
                       <a:picLocks noChangeArrowheads="1" noChangeAspect="1"/>
                     </pic:cNvPicPr>
@@ -48921,7 +48921,7 @@
               <a:graphicData uri="http://schemas.openxmlformats.org/drawingml/2006/picture">
                 <pic:pic>
                   <pic:nvPicPr>
-                    <pic:cNvPr descr="/tmp/claude-0/-home-claude/ca0c3818-fa79-588c-a1fe-d7e40f2b4b69/scratchpad/wt/var/proposal/figures/layer_curve.png" id="174" name="Picture"/>
+                    <pic:cNvPr descr="/home/fox/projects/hathor/var/proposal/figures/layer_curve.png" id="174" name="Picture"/>
                     <pic:cNvPicPr>
                       <a:picLocks noChangeArrowheads="1" noChangeAspect="1"/>
                     </pic:cNvPicPr>
@@ -49666,7 +49666,7 @@
               <a:graphicData uri="http://schemas.openxmlformats.org/drawingml/2006/picture">
                 <pic:pic>
                   <pic:nvPicPr>
-                    <pic:cNvPr descr="/tmp/claude-0/-home-claude/ca0c3818-fa79-588c-a1fe-d7e40f2b4b69/scratchpad/wt/var/proposal/figures/harmony_layers.png" id="178" name="Picture"/>
+                    <pic:cNvPr descr="/home/fox/projects/hathor/var/proposal/figures/harmony_layers.png" id="178" name="Picture"/>
                     <pic:cNvPicPr>
                       <a:picLocks noChangeArrowheads="1" noChangeAspect="1"/>
                     </pic:cNvPicPr>
@@ -52322,14 +52322,14 @@
       <w:r>
         <w:drawing>
           <wp:inline>
-            <wp:extent cx="5334000" cy="5191478"/>
+            <wp:extent cx="5334000" cy="6126539"/>
             <wp:effectExtent b="0" l="0" r="0" t="0"/>
             <wp:docPr descr="패치 파이프" title="" id="190" name="Picture"/>
             <a:graphic>
               <a:graphicData uri="http://schemas.openxmlformats.org/drawingml/2006/picture">
                 <pic:pic>
                   <pic:nvPicPr>
-                    <pic:cNvPr descr="/tmp/claude-0/-home-claude/ca0c3818-fa79-588c-a1fe-d7e40f2b4b69/scratchpad/wt/var/proposal/figures/patch_pipe.png" id="191" name="Picture"/>
+                    <pic:cNvPr descr="/home/fox/projects/hathor/var/proposal/figures/patch_pipe.png" id="191" name="Picture"/>
                     <pic:cNvPicPr>
                       <a:picLocks noChangeArrowheads="1" noChangeAspect="1"/>
                     </pic:cNvPicPr>
@@ -52343,7 +52343,7 @@
                   <pic:spPr bwMode="auto">
                     <a:xfrm>
                       <a:off x="0" y="0"/>
-                      <a:ext cx="5334000" cy="5191478"/>
+                      <a:ext cx="5334000" cy="6126539"/>
                     </a:xfrm>
                     <a:prstGeom prst="rect">
                       <a:avLst/>
@@ -54740,14 +54740,14 @@
       <w:r>
         <w:drawing>
           <wp:inline>
-            <wp:extent cx="4297680" cy="7591793"/>
+            <wp:extent cx="3355848" cy="7595390"/>
             <wp:effectExtent b="0" l="0" r="0" t="0"/>
             <wp:docPr descr="make check · CI · 커밋 훅 대조 (실물에서 읽었다)" title="" id="194" name="Picture"/>
             <a:graphic>
               <a:graphicData uri="http://schemas.openxmlformats.org/drawingml/2006/picture">
                 <pic:pic>
                   <pic:nvPicPr>
-                    <pic:cNvPr descr="/tmp/claude-0/-home-claude/ca0c3818-fa79-588c-a1fe-d7e40f2b4b69/scratchpad/wt/var/proposal/figures/gate_parity.png" id="195" name="Picture"/>
+                    <pic:cNvPr descr="/home/fox/projects/hathor/var/proposal/figures/gate_parity.png" id="195" name="Picture"/>
                     <pic:cNvPicPr>
                       <a:picLocks noChangeArrowheads="1" noChangeAspect="1"/>
                     </pic:cNvPicPr>
@@ -54761,7 +54761,7 @@
                   <pic:spPr bwMode="auto">
                     <a:xfrm>
                       <a:off x="0" y="0"/>
-                      <a:ext cx="4297680" cy="7591793"/>
+                      <a:ext cx="3355848" cy="7595390"/>
                     </a:xfrm>
                     <a:prstGeom prst="rect">
                       <a:avLst/>
@@ -54973,14 +54973,14 @@
       <w:r>
         <w:drawing>
           <wp:inline>
-            <wp:extent cx="5334000" cy="4745802"/>
+            <wp:extent cx="5334000" cy="5445124"/>
             <wp:effectExtent b="0" l="0" r="0" t="0"/>
             <wp:docPr descr="문서 체계 — 기획서는 MASTER에서 빌드한다" title="" id="198" name="Picture"/>
             <a:graphic>
               <a:graphicData uri="http://schemas.openxmlformats.org/drawingml/2006/picture">
                 <pic:pic>
                   <pic:nvPicPr>
-                    <pic:cNvPr descr="/tmp/claude-0/-home-claude/ca0c3818-fa79-588c-a1fe-d7e40f2b4b69/scratchpad/wt/var/proposal/figures/documents.png" id="199" name="Picture"/>
+                    <pic:cNvPr descr="/home/fox/projects/hathor/var/proposal/figures/documents.png" id="199" name="Picture"/>
                     <pic:cNvPicPr>
                       <a:picLocks noChangeArrowheads="1" noChangeAspect="1"/>
                     </pic:cNvPicPr>
@@ -54994,7 +54994,7 @@
                   <pic:spPr bwMode="auto">
                     <a:xfrm>
                       <a:off x="0" y="0"/>
-                      <a:ext cx="5334000" cy="4745802"/>
+                      <a:ext cx="5334000" cy="5445124"/>
                     </a:xfrm>
                     <a:prstGeom prst="rect">
                       <a:avLst/>

--- a/docs/proposal.docx
+++ b/docs/proposal.docx
@@ -124,7 +124,7 @@
           <w:color w:val="888888"/>
           <w:sz w:val="17"/>
         </w:rPr>
-        <w:t>빌드 2026-10-06 · 정본 docs/MASTER.md Part I ~ III</w:t>
+        <w:t>정본 4a85becbb461 · docs/MASTER.md Part I ~ III</w:t>
       </w:r>
     </w:p>
     <w:p>

--- a/docs/proposal.docx
+++ b/docs/proposal.docx
@@ -52322,7 +52322,7 @@
       <w:r>
         <w:drawing>
           <wp:inline>
-            <wp:extent cx="5334000" cy="6126539"/>
+            <wp:extent cx="5334000" cy="6706161"/>
             <wp:effectExtent b="0" l="0" r="0" t="0"/>
             <wp:docPr descr="패치 파이프" title="" id="190" name="Picture"/>
             <a:graphic>
@@ -52343,7 +52343,7 @@
                   <pic:spPr bwMode="auto">
                     <a:xfrm>
                       <a:off x="0" y="0"/>
-                      <a:ext cx="5334000" cy="6126539"/>
+                      <a:ext cx="5334000" cy="6706161"/>
                     </a:xfrm>
                     <a:prstGeom prst="rect">
                       <a:avLst/>

--- a/docs/proposal.docx
+++ b/docs/proposal.docx
@@ -124,7 +124,7 @@
           <w:color w:val="888888"/>
           <w:sz w:val="17"/>
         </w:rPr>
-        <w:t>정본 4a85becbb461 · docs/MASTER.md Part I ~ III</w:t>
+        <w:t>정본 be2012ca5487 · docs/MASTER.md Part I ~ III</w:t>
       </w:r>
     </w:p>
     <w:p>
@@ -52613,7 +52613,7 @@
           <w:b/>
           <w:bCs/>
         </w:rPr>
-        <w:t xml:space="preserve">관문 도구 19개</w:t>
+        <w:t xml:space="preserve">관문 도구 20개</w:t>
       </w:r>
       <w:r>
         <w:t xml:space="preserve">가</w:t>
@@ -52694,9 +52694,9 @@
         <w:tblLook w:firstRow="1" w:lastRow="0" w:firstColumn="0" w:lastColumn="0" w:noHBand="0" w:noVBand="0" w:val="0020"/>
       </w:tblPr>
       <w:tblGrid>
-        <w:gridCol w:w="3365"/>
-        <w:gridCol w:w="3687"/>
-        <w:gridCol w:w="2018"/>
+        <w:gridCol w:w="3361"/>
+        <w:gridCol w:w="3708"/>
+        <w:gridCol w:w="2002"/>
       </w:tblGrid>
       <w:tr>
         <w:trPr>
@@ -52704,7 +52704,7 @@
         </w:trPr>
         <w:tc>
           <w:tcPr>
-            <w:tcW w:type="dxa" w:w="3366"/>
+            <w:tcW w:type="dxa" w:w="3361"/>
             <w:shd w:val="clear" w:color="auto" w:fill="E8EEF5"/>
           </w:tcPr>
           <w:p>
@@ -52724,7 +52724,7 @@
         </w:tc>
         <w:tc>
           <w:tcPr>
-            <w:tcW w:type="dxa" w:w="3687"/>
+            <w:tcW w:type="dxa" w:w="3708"/>
             <w:shd w:val="clear" w:color="auto" w:fill="E8EEF5"/>
           </w:tcPr>
           <w:p>
@@ -52744,7 +52744,7 @@
         </w:tc>
         <w:tc>
           <w:tcPr>
-            <w:tcW w:type="dxa" w:w="2019"/>
+            <w:tcW w:type="dxa" w:w="2002"/>
             <w:shd w:val="clear" w:color="auto" w:fill="E8EEF5"/>
           </w:tcPr>
           <w:p>
@@ -52766,7 +52766,7 @@
       <w:tr>
         <w:tc>
           <w:tcPr>
-            <w:tcW w:type="dxa" w:w="3366"/>
+            <w:tcW w:type="dxa" w:w="3361"/>
           </w:tcPr>
           <w:p>
             <w:pPr>
@@ -52784,7 +52784,7 @@
         </w:tc>
         <w:tc>
           <w:tcPr>
-            <w:tcW w:type="dxa" w:w="3687"/>
+            <w:tcW w:type="dxa" w:w="3708"/>
           </w:tcPr>
           <w:p>
             <w:pPr>
@@ -52834,7 +52834,7 @@
         </w:tc>
         <w:tc>
           <w:tcPr>
-            <w:tcW w:type="dxa" w:w="2019"/>
+            <w:tcW w:type="dxa" w:w="2002"/>
           </w:tcPr>
           <w:p>
             <w:pPr>
@@ -52853,7 +52853,7 @@
       <w:tr>
         <w:tc>
           <w:tcPr>
-            <w:tcW w:type="dxa" w:w="3366"/>
+            <w:tcW w:type="dxa" w:w="3361"/>
           </w:tcPr>
           <w:p>
             <w:pPr>
@@ -52871,7 +52871,7 @@
         </w:tc>
         <w:tc>
           <w:tcPr>
-            <w:tcW w:type="dxa" w:w="3687"/>
+            <w:tcW w:type="dxa" w:w="3708"/>
           </w:tcPr>
           <w:p>
             <w:pPr>
@@ -52888,7 +52888,7 @@
         </w:tc>
         <w:tc>
           <w:tcPr>
-            <w:tcW w:type="dxa" w:w="2019"/>
+            <w:tcW w:type="dxa" w:w="2002"/>
           </w:tcPr>
           <w:p>
             <w:pPr>
@@ -52907,7 +52907,7 @@
       <w:tr>
         <w:tc>
           <w:tcPr>
-            <w:tcW w:type="dxa" w:w="3366"/>
+            <w:tcW w:type="dxa" w:w="3361"/>
           </w:tcPr>
           <w:p>
             <w:pPr>
@@ -52925,7 +52925,7 @@
         </w:tc>
         <w:tc>
           <w:tcPr>
-            <w:tcW w:type="dxa" w:w="3687"/>
+            <w:tcW w:type="dxa" w:w="3708"/>
           </w:tcPr>
           <w:p>
             <w:pPr>
@@ -52956,7 +52956,7 @@
         </w:tc>
         <w:tc>
           <w:tcPr>
-            <w:tcW w:type="dxa" w:w="2019"/>
+            <w:tcW w:type="dxa" w:w="2002"/>
           </w:tcPr>
           <w:p>
             <w:pPr>
@@ -52975,7 +52975,7 @@
       <w:tr>
         <w:tc>
           <w:tcPr>
-            <w:tcW w:type="dxa" w:w="3366"/>
+            <w:tcW w:type="dxa" w:w="3361"/>
           </w:tcPr>
           <w:p>
             <w:pPr>
@@ -52993,7 +52993,7 @@
         </w:tc>
         <w:tc>
           <w:tcPr>
-            <w:tcW w:type="dxa" w:w="3687"/>
+            <w:tcW w:type="dxa" w:w="3708"/>
           </w:tcPr>
           <w:p>
             <w:pPr>
@@ -53010,7 +53010,7 @@
         </w:tc>
         <w:tc>
           <w:tcPr>
-            <w:tcW w:type="dxa" w:w="2019"/>
+            <w:tcW w:type="dxa" w:w="2002"/>
           </w:tcPr>
           <w:p>
             <w:pPr>
@@ -53029,7 +53029,7 @@
       <w:tr>
         <w:tc>
           <w:tcPr>
-            <w:tcW w:type="dxa" w:w="3366"/>
+            <w:tcW w:type="dxa" w:w="3361"/>
           </w:tcPr>
           <w:p>
             <w:pPr>
@@ -53047,7 +53047,7 @@
         </w:tc>
         <w:tc>
           <w:tcPr>
-            <w:tcW w:type="dxa" w:w="3687"/>
+            <w:tcW w:type="dxa" w:w="3708"/>
           </w:tcPr>
           <w:p>
             <w:pPr>
@@ -53064,7 +53064,7 @@
         </w:tc>
         <w:tc>
           <w:tcPr>
-            <w:tcW w:type="dxa" w:w="2019"/>
+            <w:tcW w:type="dxa" w:w="2002"/>
           </w:tcPr>
           <w:p>
             <w:pPr>
@@ -53083,7 +53083,7 @@
       <w:tr>
         <w:tc>
           <w:tcPr>
-            <w:tcW w:type="dxa" w:w="3366"/>
+            <w:tcW w:type="dxa" w:w="3361"/>
           </w:tcPr>
           <w:p>
             <w:pPr>
@@ -53101,7 +53101,7 @@
         </w:tc>
         <w:tc>
           <w:tcPr>
-            <w:tcW w:type="dxa" w:w="3687"/>
+            <w:tcW w:type="dxa" w:w="3708"/>
           </w:tcPr>
           <w:p>
             <w:pPr>
@@ -53120,7 +53120,7 @@
         </w:tc>
         <w:tc>
           <w:tcPr>
-            <w:tcW w:type="dxa" w:w="2019"/>
+            <w:tcW w:type="dxa" w:w="2002"/>
           </w:tcPr>
           <w:p>
             <w:pPr>
@@ -53139,7 +53139,7 @@
       <w:tr>
         <w:tc>
           <w:tcPr>
-            <w:tcW w:type="dxa" w:w="3366"/>
+            <w:tcW w:type="dxa" w:w="3361"/>
           </w:tcPr>
           <w:p>
             <w:pPr>
@@ -53157,7 +53157,7 @@
         </w:tc>
         <w:tc>
           <w:tcPr>
-            <w:tcW w:type="dxa" w:w="3687"/>
+            <w:tcW w:type="dxa" w:w="3708"/>
           </w:tcPr>
           <w:p>
             <w:pPr>
@@ -53188,7 +53188,7 @@
         </w:tc>
         <w:tc>
           <w:tcPr>
-            <w:tcW w:type="dxa" w:w="2019"/>
+            <w:tcW w:type="dxa" w:w="2002"/>
           </w:tcPr>
           <w:p>
             <w:pPr>
@@ -53207,7 +53207,7 @@
       <w:tr>
         <w:tc>
           <w:tcPr>
-            <w:tcW w:type="dxa" w:w="3366"/>
+            <w:tcW w:type="dxa" w:w="3361"/>
           </w:tcPr>
           <w:p>
             <w:pPr>
@@ -53225,7 +53225,7 @@
         </w:tc>
         <w:tc>
           <w:tcPr>
-            <w:tcW w:type="dxa" w:w="3687"/>
+            <w:tcW w:type="dxa" w:w="3708"/>
           </w:tcPr>
           <w:p>
             <w:pPr>
@@ -53256,7 +53256,7 @@
         </w:tc>
         <w:tc>
           <w:tcPr>
-            <w:tcW w:type="dxa" w:w="2019"/>
+            <w:tcW w:type="dxa" w:w="2002"/>
           </w:tcPr>
           <w:p>
             <w:pPr>
@@ -53275,7 +53275,7 @@
       <w:tr>
         <w:tc>
           <w:tcPr>
-            <w:tcW w:type="dxa" w:w="3366"/>
+            <w:tcW w:type="dxa" w:w="3361"/>
           </w:tcPr>
           <w:p>
             <w:pPr>
@@ -53293,7 +53293,7 @@
         </w:tc>
         <w:tc>
           <w:tcPr>
-            <w:tcW w:type="dxa" w:w="3687"/>
+            <w:tcW w:type="dxa" w:w="3708"/>
           </w:tcPr>
           <w:p>
             <w:pPr>
@@ -53343,7 +53343,7 @@
         </w:tc>
         <w:tc>
           <w:tcPr>
-            <w:tcW w:type="dxa" w:w="2019"/>
+            <w:tcW w:type="dxa" w:w="2002"/>
           </w:tcPr>
           <w:p>
             <w:pPr>
@@ -53362,7 +53362,7 @@
       <w:tr>
         <w:tc>
           <w:tcPr>
-            <w:tcW w:type="dxa" w:w="3366"/>
+            <w:tcW w:type="dxa" w:w="3361"/>
           </w:tcPr>
           <w:p>
             <w:pPr>
@@ -53380,7 +53380,7 @@
         </w:tc>
         <w:tc>
           <w:tcPr>
-            <w:tcW w:type="dxa" w:w="3687"/>
+            <w:tcW w:type="dxa" w:w="3708"/>
           </w:tcPr>
           <w:p>
             <w:pPr>
@@ -53431,7 +53431,7 @@
         </w:tc>
         <w:tc>
           <w:tcPr>
-            <w:tcW w:type="dxa" w:w="2019"/>
+            <w:tcW w:type="dxa" w:w="2002"/>
           </w:tcPr>
           <w:p>
             <w:pPr>
@@ -53450,7 +53450,7 @@
       <w:tr>
         <w:tc>
           <w:tcPr>
-            <w:tcW w:type="dxa" w:w="3366"/>
+            <w:tcW w:type="dxa" w:w="3361"/>
           </w:tcPr>
           <w:p>
             <w:pPr>
@@ -53468,7 +53468,7 @@
         </w:tc>
         <w:tc>
           <w:tcPr>
-            <w:tcW w:type="dxa" w:w="3687"/>
+            <w:tcW w:type="dxa" w:w="3708"/>
           </w:tcPr>
           <w:p>
             <w:pPr>
@@ -53499,7 +53499,7 @@
         </w:tc>
         <w:tc>
           <w:tcPr>
-            <w:tcW w:type="dxa" w:w="2019"/>
+            <w:tcW w:type="dxa" w:w="2002"/>
           </w:tcPr>
           <w:p>
             <w:pPr>
@@ -53518,7 +53518,7 @@
       <w:tr>
         <w:tc>
           <w:tcPr>
-            <w:tcW w:type="dxa" w:w="3366"/>
+            <w:tcW w:type="dxa" w:w="3361"/>
           </w:tcPr>
           <w:p>
             <w:pPr>
@@ -53536,7 +53536,7 @@
         </w:tc>
         <w:tc>
           <w:tcPr>
-            <w:tcW w:type="dxa" w:w="3687"/>
+            <w:tcW w:type="dxa" w:w="3708"/>
           </w:tcPr>
           <w:p>
             <w:pPr>
@@ -53553,7 +53553,7 @@
         </w:tc>
         <w:tc>
           <w:tcPr>
-            <w:tcW w:type="dxa" w:w="2019"/>
+            <w:tcW w:type="dxa" w:w="2002"/>
           </w:tcPr>
           <w:p>
             <w:pPr>
@@ -53572,7 +53572,7 @@
       <w:tr>
         <w:tc>
           <w:tcPr>
-            <w:tcW w:type="dxa" w:w="3366"/>
+            <w:tcW w:type="dxa" w:w="3361"/>
           </w:tcPr>
           <w:p>
             <w:pPr>
@@ -53590,7 +53590,7 @@
         </w:tc>
         <w:tc>
           <w:tcPr>
-            <w:tcW w:type="dxa" w:w="3687"/>
+            <w:tcW w:type="dxa" w:w="3708"/>
           </w:tcPr>
           <w:p>
             <w:pPr>
@@ -53607,7 +53607,7 @@
         </w:tc>
         <w:tc>
           <w:tcPr>
-            <w:tcW w:type="dxa" w:w="2019"/>
+            <w:tcW w:type="dxa" w:w="2002"/>
           </w:tcPr>
           <w:p>
             <w:pPr>
@@ -53626,7 +53626,7 @@
       <w:tr>
         <w:tc>
           <w:tcPr>
-            <w:tcW w:type="dxa" w:w="3366"/>
+            <w:tcW w:type="dxa" w:w="3361"/>
           </w:tcPr>
           <w:p>
             <w:pPr>
@@ -53644,7 +53644,7 @@
         </w:tc>
         <w:tc>
           <w:tcPr>
-            <w:tcW w:type="dxa" w:w="3687"/>
+            <w:tcW w:type="dxa" w:w="3708"/>
           </w:tcPr>
           <w:p>
             <w:pPr>
@@ -53661,7 +53661,7 @@
         </w:tc>
         <w:tc>
           <w:tcPr>
-            <w:tcW w:type="dxa" w:w="2019"/>
+            <w:tcW w:type="dxa" w:w="2002"/>
           </w:tcPr>
           <w:p>
             <w:pPr>
@@ -53680,7 +53680,7 @@
       <w:tr>
         <w:tc>
           <w:tcPr>
-            <w:tcW w:type="dxa" w:w="3366"/>
+            <w:tcW w:type="dxa" w:w="3361"/>
           </w:tcPr>
           <w:p>
             <w:pPr>
@@ -53698,7 +53698,7 @@
         </w:tc>
         <w:tc>
           <w:tcPr>
-            <w:tcW w:type="dxa" w:w="3687"/>
+            <w:tcW w:type="dxa" w:w="3708"/>
           </w:tcPr>
           <w:p>
             <w:pPr>
@@ -53729,7 +53729,7 @@
         </w:tc>
         <w:tc>
           <w:tcPr>
-            <w:tcW w:type="dxa" w:w="2019"/>
+            <w:tcW w:type="dxa" w:w="2002"/>
           </w:tcPr>
           <w:p>
             <w:pPr>
@@ -53748,7 +53748,7 @@
       <w:tr>
         <w:tc>
           <w:tcPr>
-            <w:tcW w:type="dxa" w:w="3366"/>
+            <w:tcW w:type="dxa" w:w="3361"/>
           </w:tcPr>
           <w:p>
             <w:pPr>
@@ -53766,7 +53766,7 @@
         </w:tc>
         <w:tc>
           <w:tcPr>
-            <w:tcW w:type="dxa" w:w="3687"/>
+            <w:tcW w:type="dxa" w:w="3708"/>
           </w:tcPr>
           <w:p>
             <w:pPr>
@@ -53783,7 +53783,7 @@
         </w:tc>
         <w:tc>
           <w:tcPr>
-            <w:tcW w:type="dxa" w:w="2019"/>
+            <w:tcW w:type="dxa" w:w="2002"/>
           </w:tcPr>
           <w:p>
             <w:pPr>
@@ -53802,7 +53802,7 @@
       <w:tr>
         <w:tc>
           <w:tcPr>
-            <w:tcW w:type="dxa" w:w="3366"/>
+            <w:tcW w:type="dxa" w:w="3361"/>
           </w:tcPr>
           <w:p>
             <w:pPr>
@@ -53820,7 +53820,7 @@
         </w:tc>
         <w:tc>
           <w:tcPr>
-            <w:tcW w:type="dxa" w:w="3687"/>
+            <w:tcW w:type="dxa" w:w="3708"/>
           </w:tcPr>
           <w:p>
             <w:pPr>
@@ -53837,7 +53837,7 @@
         </w:tc>
         <w:tc>
           <w:tcPr>
-            <w:tcW w:type="dxa" w:w="2019"/>
+            <w:tcW w:type="dxa" w:w="2002"/>
           </w:tcPr>
           <w:p>
             <w:pPr>
@@ -53856,7 +53856,7 @@
       <w:tr>
         <w:tc>
           <w:tcPr>
-            <w:tcW w:type="dxa" w:w="3366"/>
+            <w:tcW w:type="dxa" w:w="3361"/>
           </w:tcPr>
           <w:p>
             <w:pPr>
@@ -53874,7 +53874,7 @@
         </w:tc>
         <w:tc>
           <w:tcPr>
-            <w:tcW w:type="dxa" w:w="3687"/>
+            <w:tcW w:type="dxa" w:w="3708"/>
           </w:tcPr>
           <w:p>
             <w:pPr>
@@ -53891,7 +53891,7 @@
         </w:tc>
         <w:tc>
           <w:tcPr>
-            <w:tcW w:type="dxa" w:w="2019"/>
+            <w:tcW w:type="dxa" w:w="2002"/>
           </w:tcPr>
           <w:p>
             <w:pPr>
@@ -53910,7 +53910,7 @@
       <w:tr>
         <w:tc>
           <w:tcPr>
-            <w:tcW w:type="dxa" w:w="3366"/>
+            <w:tcW w:type="dxa" w:w="3361"/>
           </w:tcPr>
           <w:p>
             <w:pPr>
@@ -53922,13 +53922,67 @@
                 <w:rStyle w:val="VerbatimChar"/>
                 <w:sz w:val="16"/>
               </w:rPr>
+              <w:t xml:space="preserve">tools/check_claims.py</w:t>
+            </w:r>
+          </w:p>
+        </w:tc>
+        <w:tc>
+          <w:tcPr>
+            <w:tcW w:type="dxa" w:w="3708"/>
+          </w:tcPr>
+          <w:p>
+            <w:pPr>
+              <w:pStyle w:val="Compact"/>
+              <w:spacing w:after="0" w:line="264" w:lineRule="auto"/>
+            </w:pPr>
+            <w:r>
+              <w:rPr>
+                <w:sz w:val="16"/>
+              </w:rPr>
+              <w:t xml:space="preserve">기획서 수치의 상류 — 거울 · 요구사항 · 기록 중 아무도 안 보는 수</w:t>
+            </w:r>
+          </w:p>
+        </w:tc>
+        <w:tc>
+          <w:tcPr>
+            <w:tcW w:type="dxa" w:w="2002"/>
+          </w:tcPr>
+          <w:p>
+            <w:pPr>
+              <w:pStyle w:val="Compact"/>
+              <w:spacing w:after="0" w:line="264" w:lineRule="auto"/>
+            </w:pPr>
+            <w:r>
+              <w:rPr>
+                <w:sz w:val="16"/>
+              </w:rPr>
+              <w:t xml:space="preserve">D-0378</w:t>
+            </w:r>
+          </w:p>
+        </w:tc>
+      </w:tr>
+      <w:tr>
+        <w:tc>
+          <w:tcPr>
+            <w:tcW w:type="dxa" w:w="3361"/>
+          </w:tcPr>
+          <w:p>
+            <w:pPr>
+              <w:pStyle w:val="Compact"/>
+              <w:spacing w:after="0" w:line="264" w:lineRule="auto"/>
+            </w:pPr>
+            <w:r>
+              <w:rPr>
+                <w:rStyle w:val="VerbatimChar"/>
+                <w:sz w:val="16"/>
+              </w:rPr>
               <w:t xml:space="preserve">tools/check_script.py</w:t>
             </w:r>
           </w:p>
         </w:tc>
         <w:tc>
           <w:tcPr>
-            <w:tcW w:type="dxa" w:w="3687"/>
+            <w:tcW w:type="dxa" w:w="3708"/>
           </w:tcPr>
           <w:p>
             <w:pPr>
@@ -53978,7 +54032,7 @@
         </w:tc>
         <w:tc>
           <w:tcPr>
-            <w:tcW w:type="dxa" w:w="2019"/>
+            <w:tcW w:type="dxa" w:w="2002"/>
           </w:tcPr>
           <w:p>
             <w:pPr>
@@ -53997,7 +54051,7 @@
       <w:tr>
         <w:tc>
           <w:tcPr>
-            <w:tcW w:type="dxa" w:w="3366"/>
+            <w:tcW w:type="dxa" w:w="3361"/>
           </w:tcPr>
           <w:p>
             <w:pPr>
@@ -54015,7 +54069,7 @@
         </w:tc>
         <w:tc>
           <w:tcPr>
-            <w:tcW w:type="dxa" w:w="3687"/>
+            <w:tcW w:type="dxa" w:w="3708"/>
           </w:tcPr>
           <w:p>
             <w:pPr>
@@ -54052,7 +54106,7 @@
         </w:tc>
         <w:tc>
           <w:tcPr>
-            <w:tcW w:type="dxa" w:w="2019"/>
+            <w:tcW w:type="dxa" w:w="2002"/>
           </w:tcPr>
           <w:p>
             <w:pPr>
@@ -54071,7 +54125,7 @@
       <w:tr>
         <w:tc>
           <w:tcPr>
-            <w:tcW w:type="dxa" w:w="3366"/>
+            <w:tcW w:type="dxa" w:w="3361"/>
           </w:tcPr>
           <w:p>
             <w:pPr>
@@ -54089,7 +54143,7 @@
         </w:tc>
         <w:tc>
           <w:tcPr>
-            <w:tcW w:type="dxa" w:w="3687"/>
+            <w:tcW w:type="dxa" w:w="3708"/>
           </w:tcPr>
           <w:p>
             <w:pPr>
@@ -54106,7 +54160,7 @@
         </w:tc>
         <w:tc>
           <w:tcPr>
-            <w:tcW w:type="dxa" w:w="2019"/>
+            <w:tcW w:type="dxa" w:w="2002"/>
           </w:tcPr>
           <w:p>
             <w:pPr>
@@ -54125,7 +54179,7 @@
       <w:tr>
         <w:tc>
           <w:tcPr>
-            <w:tcW w:type="dxa" w:w="3366"/>
+            <w:tcW w:type="dxa" w:w="3361"/>
           </w:tcPr>
           <w:p>
             <w:pPr>
@@ -54143,7 +54197,7 @@
         </w:tc>
         <w:tc>
           <w:tcPr>
-            <w:tcW w:type="dxa" w:w="3687"/>
+            <w:tcW w:type="dxa" w:w="3708"/>
           </w:tcPr>
           <w:p>
             <w:pPr>
@@ -54200,7 +54254,7 @@
         </w:tc>
         <w:tc>
           <w:tcPr>
-            <w:tcW w:type="dxa" w:w="2019"/>
+            <w:tcW w:type="dxa" w:w="2002"/>
           </w:tcPr>
           <w:p>
             <w:pPr>
@@ -54219,7 +54273,7 @@
       <w:tr>
         <w:tc>
           <w:tcPr>
-            <w:tcW w:type="dxa" w:w="3366"/>
+            <w:tcW w:type="dxa" w:w="3361"/>
           </w:tcPr>
           <w:p>
             <w:pPr>
@@ -54237,7 +54291,7 @@
         </w:tc>
         <w:tc>
           <w:tcPr>
-            <w:tcW w:type="dxa" w:w="3687"/>
+            <w:tcW w:type="dxa" w:w="3708"/>
           </w:tcPr>
           <w:p>
             <w:pPr>
@@ -54254,7 +54308,7 @@
         </w:tc>
         <w:tc>
           <w:tcPr>
-            <w:tcW w:type="dxa" w:w="2019"/>
+            <w:tcW w:type="dxa" w:w="2002"/>
           </w:tcPr>
           <w:p>
             <w:pPr>
@@ -54273,7 +54327,7 @@
       <w:tr>
         <w:tc>
           <w:tcPr>
-            <w:tcW w:type="dxa" w:w="3366"/>
+            <w:tcW w:type="dxa" w:w="3361"/>
           </w:tcPr>
           <w:p>
             <w:pPr>
@@ -54291,7 +54345,7 @@
         </w:tc>
         <w:tc>
           <w:tcPr>
-            <w:tcW w:type="dxa" w:w="3687"/>
+            <w:tcW w:type="dxa" w:w="3708"/>
           </w:tcPr>
           <w:p>
             <w:pPr>
@@ -54322,7 +54376,7 @@
         </w:tc>
         <w:tc>
           <w:tcPr>
-            <w:tcW w:type="dxa" w:w="2019"/>
+            <w:tcW w:type="dxa" w:w="2002"/>
           </w:tcPr>
           <w:p>
             <w:pPr>
@@ -54341,7 +54395,7 @@
       <w:tr>
         <w:tc>
           <w:tcPr>
-            <w:tcW w:type="dxa" w:w="3366"/>
+            <w:tcW w:type="dxa" w:w="3361"/>
           </w:tcPr>
           <w:p>
             <w:pPr>
@@ -54359,7 +54413,7 @@
         </w:tc>
         <w:tc>
           <w:tcPr>
-            <w:tcW w:type="dxa" w:w="3687"/>
+            <w:tcW w:type="dxa" w:w="3708"/>
           </w:tcPr>
           <w:p>
             <w:pPr>
@@ -54376,7 +54430,7 @@
         </w:tc>
         <w:tc>
           <w:tcPr>
-            <w:tcW w:type="dxa" w:w="2019"/>
+            <w:tcW w:type="dxa" w:w="2002"/>
           </w:tcPr>
           <w:p>
             <w:pPr>
@@ -54395,7 +54449,7 @@
       <w:tr>
         <w:tc>
           <w:tcPr>
-            <w:tcW w:type="dxa" w:w="3366"/>
+            <w:tcW w:type="dxa" w:w="3361"/>
           </w:tcPr>
           <w:p>
             <w:pPr>
@@ -54413,7 +54467,7 @@
         </w:tc>
         <w:tc>
           <w:tcPr>
-            <w:tcW w:type="dxa" w:w="3687"/>
+            <w:tcW w:type="dxa" w:w="3708"/>
           </w:tcPr>
           <w:p>
             <w:pPr>
@@ -54455,7 +54509,7 @@
         </w:tc>
         <w:tc>
           <w:tcPr>
-            <w:tcW w:type="dxa" w:w="2019"/>
+            <w:tcW w:type="dxa" w:w="2002"/>
           </w:tcPr>
           <w:p>
             <w:pPr>
@@ -54474,7 +54528,7 @@
       <w:tr>
         <w:tc>
           <w:tcPr>
-            <w:tcW w:type="dxa" w:w="3366"/>
+            <w:tcW w:type="dxa" w:w="3361"/>
           </w:tcPr>
           <w:p>
             <w:pPr>
@@ -54492,7 +54546,7 @@
         </w:tc>
         <w:tc>
           <w:tcPr>
-            <w:tcW w:type="dxa" w:w="3687"/>
+            <w:tcW w:type="dxa" w:w="3708"/>
           </w:tcPr>
           <w:p>
             <w:pPr>
@@ -54509,7 +54563,7 @@
         </w:tc>
         <w:tc>
           <w:tcPr>
-            <w:tcW w:type="dxa" w:w="2019"/>
+            <w:tcW w:type="dxa" w:w="2002"/>
           </w:tcPr>
           <w:p>
             <w:pPr>
@@ -54528,7 +54582,7 @@
       <w:tr>
         <w:tc>
           <w:tcPr>
-            <w:tcW w:type="dxa" w:w="3366"/>
+            <w:tcW w:type="dxa" w:w="3361"/>
           </w:tcPr>
           <w:p>
             <w:pPr>
@@ -54621,7 +54675,7 @@
         </w:tc>
         <w:tc>
           <w:tcPr>
-            <w:tcW w:type="dxa" w:w="3687"/>
+            <w:tcW w:type="dxa" w:w="3708"/>
           </w:tcPr>
           <w:p>
             <w:pPr>
@@ -54638,7 +54692,7 @@
         </w:tc>
         <w:tc>
           <w:tcPr>
-            <w:tcW w:type="dxa" w:w="2019"/>
+            <w:tcW w:type="dxa" w:w="2002"/>
           </w:tcPr>
           <w:p>
             <w:pPr>
@@ -54740,7 +54794,7 @@
       <w:r>
         <w:drawing>
           <wp:inline>
-            <wp:extent cx="3355848" cy="7595390"/>
+            <wp:extent cx="3291840" cy="7593798"/>
             <wp:effectExtent b="0" l="0" r="0" t="0"/>
             <wp:docPr descr="make check · CI · 커밋 훅 대조 (실물에서 읽었다)" title="" id="194" name="Picture"/>
             <a:graphic>
@@ -54761,7 +54815,7 @@
                   <pic:spPr bwMode="auto">
                     <a:xfrm>
                       <a:off x="0" y="0"/>
-                      <a:ext cx="3355848" cy="7595390"/>
+                      <a:ext cx="3291840" cy="7593798"/>
                     </a:xfrm>
                     <a:prstGeom prst="rect">
                       <a:avLst/>
@@ -54964,6 +55018,112 @@
       </w:r>
       <w:r>
         <w:t xml:space="preserve">를 달고 새 번호로 쓴다.</w:t>
+      </w:r>
+    </w:p>
+    <w:p>
+      <w:pPr>
+        <w:pStyle w:val="BodyText"/>
+      </w:pPr>
+      <w:r>
+        <w:rPr>
+          <w:rStyle w:val="VerbatimChar"/>
+        </w:rPr>
+        <w:t xml:space="preserve">docs/</w:t>
+      </w:r>
+      <w:r>
+        <w:t xml:space="preserve">에는 축 셋 말고</w:t>
+      </w:r>
+      <w:r>
+        <w:t xml:space="preserve"> </w:t>
+      </w:r>
+      <w:r>
+        <w:rPr>
+          <w:b/>
+          <w:bCs/>
+        </w:rPr>
+        <w:t xml:space="preserve">시제 밖 3개</w:t>
+      </w:r>
+      <w:r>
+        <w:t xml:space="preserve">가 더 산다 — 실측 정본(</w:t>
+      </w:r>
+      <w:r>
+        <w:rPr>
+          <w:rStyle w:val="VerbatimChar"/>
+        </w:rPr>
+        <w:t xml:space="preserve">measured.toml</w:t>
+      </w:r>
+      <w:r>
+        <w:t xml:space="preserve"> </w:t>
+      </w:r>
+      <w:r>
+        <w:t xml:space="preserve">· D-0366) ·</w:t>
+      </w:r>
+      <w:r>
+        <w:t xml:space="preserve"> </w:t>
+      </w:r>
+      <w:r>
+        <w:t xml:space="preserve">제출본(</w:t>
+      </w:r>
+      <w:r>
+        <w:rPr>
+          <w:rStyle w:val="VerbatimChar"/>
+        </w:rPr>
+        <w:t xml:space="preserve">proposal.docx</w:t>
+      </w:r>
+      <w:r>
+        <w:t xml:space="preserve">) · 그 제출본을 만든 생성기의 자물쇠(</w:t>
+      </w:r>
+      <w:r>
+        <w:rPr>
+          <w:rStyle w:val="VerbatimChar"/>
+        </w:rPr>
+        <w:t xml:space="preserve">proposal.lock.json</w:t>
+      </w:r>
+      <w:r>
+        <w:t xml:space="preserve"> </w:t>
+      </w:r>
+      <w:r>
+        <w:t xml:space="preserve">· D-0376).</w:t>
+      </w:r>
+      <w:r>
+        <w:t xml:space="preserve"> </w:t>
+      </w:r>
+      <w:r>
+        <w:rPr>
+          <w:b/>
+          <w:bCs/>
+        </w:rPr>
+        <w:t xml:space="preserve">문서가 아니라 정본 데이터와 빌드 산출물이다.</w:t>
+      </w:r>
+      <w:r>
+        <w:t xml:space="preserve"> </w:t>
+      </w:r>
+      <w:r>
+        <w:t xml:space="preserve">하위 폴더는 만들지 않으며 (D-0187)</w:t>
+      </w:r>
+      <w:r>
+        <w:t xml:space="preserve"> </w:t>
+      </w:r>
+      <w:r>
+        <w:t xml:space="preserve">목록은</w:t>
+      </w:r>
+      <w:r>
+        <w:t xml:space="preserve"> </w:t>
+      </w:r>
+      <w:r>
+        <w:rPr>
+          <w:rStyle w:val="VerbatimChar"/>
+        </w:rPr>
+        <w:t xml:space="preserve">check_doc_style.OUTSIDE_TENSE</w:t>
+      </w:r>
+      <w:r>
+        <w:t xml:space="preserve">가 들고 수는 여기서 센다 — 디렉터리만 보면 여섯이라</w:t>
+      </w:r>
+      <w:r>
+        <w:t xml:space="preserve"> </w:t>
+      </w:r>
+      <w:r>
+        <w:t xml:space="preserve">축이 늘어난 것처럼 보인다.</w:t>
       </w:r>
     </w:p>
     <w:p>

--- a/docs/proposal.docx
+++ b/docs/proposal.docx
@@ -124,7 +124,7 @@
           <w:color w:val="888888"/>
           <w:sz w:val="17"/>
         </w:rPr>
-        <w:t>정본 be2012ca5487 · docs/MASTER.md Part I ~ III</w:t>
+        <w:t>정본 82470d2bbac7 · docs/MASTER.md Part I ~ III</w:t>
       </w:r>
     </w:p>
     <w:p>
@@ -52613,7 +52613,7 @@
           <w:b/>
           <w:bCs/>
         </w:rPr>
-        <w:t xml:space="preserve">관문 도구 20개</w:t>
+        <w:t xml:space="preserve">관문 도구 21개</w:t>
       </w:r>
       <w:r>
         <w:t xml:space="preserve">가</w:t>
@@ -52694,9 +52694,9 @@
         <w:tblLook w:firstRow="1" w:lastRow="0" w:firstColumn="0" w:lastColumn="0" w:noHBand="0" w:noVBand="0" w:val="0020"/>
       </w:tblPr>
       <w:tblGrid>
-        <w:gridCol w:w="3361"/>
-        <w:gridCol w:w="3708"/>
-        <w:gridCol w:w="2002"/>
+        <w:gridCol w:w="3359"/>
+        <w:gridCol w:w="3727"/>
+        <w:gridCol w:w="1984"/>
       </w:tblGrid>
       <w:tr>
         <w:trPr>
@@ -52704,7 +52704,7 @@
         </w:trPr>
         <w:tc>
           <w:tcPr>
-            <w:tcW w:type="dxa" w:w="3361"/>
+            <w:tcW w:type="dxa" w:w="3359"/>
             <w:shd w:val="clear" w:color="auto" w:fill="E8EEF5"/>
           </w:tcPr>
           <w:p>
@@ -52724,7 +52724,7 @@
         </w:tc>
         <w:tc>
           <w:tcPr>
-            <w:tcW w:type="dxa" w:w="3708"/>
+            <w:tcW w:type="dxa" w:w="3728"/>
             <w:shd w:val="clear" w:color="auto" w:fill="E8EEF5"/>
           </w:tcPr>
           <w:p>
@@ -52744,7 +52744,7 @@
         </w:tc>
         <w:tc>
           <w:tcPr>
-            <w:tcW w:type="dxa" w:w="2002"/>
+            <w:tcW w:type="dxa" w:w="1985"/>
             <w:shd w:val="clear" w:color="auto" w:fill="E8EEF5"/>
           </w:tcPr>
           <w:p>
@@ -52766,7 +52766,7 @@
       <w:tr>
         <w:tc>
           <w:tcPr>
-            <w:tcW w:type="dxa" w:w="3361"/>
+            <w:tcW w:type="dxa" w:w="3359"/>
           </w:tcPr>
           <w:p>
             <w:pPr>
@@ -52784,7 +52784,7 @@
         </w:tc>
         <w:tc>
           <w:tcPr>
-            <w:tcW w:type="dxa" w:w="3708"/>
+            <w:tcW w:type="dxa" w:w="3728"/>
           </w:tcPr>
           <w:p>
             <w:pPr>
@@ -52834,7 +52834,7 @@
         </w:tc>
         <w:tc>
           <w:tcPr>
-            <w:tcW w:type="dxa" w:w="2002"/>
+            <w:tcW w:type="dxa" w:w="1985"/>
           </w:tcPr>
           <w:p>
             <w:pPr>
@@ -52853,7 +52853,7 @@
       <w:tr>
         <w:tc>
           <w:tcPr>
-            <w:tcW w:type="dxa" w:w="3361"/>
+            <w:tcW w:type="dxa" w:w="3359"/>
           </w:tcPr>
           <w:p>
             <w:pPr>
@@ -52871,7 +52871,7 @@
         </w:tc>
         <w:tc>
           <w:tcPr>
-            <w:tcW w:type="dxa" w:w="3708"/>
+            <w:tcW w:type="dxa" w:w="3728"/>
           </w:tcPr>
           <w:p>
             <w:pPr>
@@ -52888,7 +52888,7 @@
         </w:tc>
         <w:tc>
           <w:tcPr>
-            <w:tcW w:type="dxa" w:w="2002"/>
+            <w:tcW w:type="dxa" w:w="1985"/>
           </w:tcPr>
           <w:p>
             <w:pPr>
@@ -52907,7 +52907,7 @@
       <w:tr>
         <w:tc>
           <w:tcPr>
-            <w:tcW w:type="dxa" w:w="3361"/>
+            <w:tcW w:type="dxa" w:w="3359"/>
           </w:tcPr>
           <w:p>
             <w:pPr>
@@ -52925,7 +52925,7 @@
         </w:tc>
         <w:tc>
           <w:tcPr>
-            <w:tcW w:type="dxa" w:w="3708"/>
+            <w:tcW w:type="dxa" w:w="3728"/>
           </w:tcPr>
           <w:p>
             <w:pPr>
@@ -52956,7 +52956,7 @@
         </w:tc>
         <w:tc>
           <w:tcPr>
-            <w:tcW w:type="dxa" w:w="2002"/>
+            <w:tcW w:type="dxa" w:w="1985"/>
           </w:tcPr>
           <w:p>
             <w:pPr>
@@ -52975,7 +52975,7 @@
       <w:tr>
         <w:tc>
           <w:tcPr>
-            <w:tcW w:type="dxa" w:w="3361"/>
+            <w:tcW w:type="dxa" w:w="3359"/>
           </w:tcPr>
           <w:p>
             <w:pPr>
@@ -52993,7 +52993,7 @@
         </w:tc>
         <w:tc>
           <w:tcPr>
-            <w:tcW w:type="dxa" w:w="3708"/>
+            <w:tcW w:type="dxa" w:w="3728"/>
           </w:tcPr>
           <w:p>
             <w:pPr>
@@ -53010,7 +53010,7 @@
         </w:tc>
         <w:tc>
           <w:tcPr>
-            <w:tcW w:type="dxa" w:w="2002"/>
+            <w:tcW w:type="dxa" w:w="1985"/>
           </w:tcPr>
           <w:p>
             <w:pPr>
@@ -53029,7 +53029,7 @@
       <w:tr>
         <w:tc>
           <w:tcPr>
-            <w:tcW w:type="dxa" w:w="3361"/>
+            <w:tcW w:type="dxa" w:w="3359"/>
           </w:tcPr>
           <w:p>
             <w:pPr>
@@ -53047,7 +53047,7 @@
         </w:tc>
         <w:tc>
           <w:tcPr>
-            <w:tcW w:type="dxa" w:w="3708"/>
+            <w:tcW w:type="dxa" w:w="3728"/>
           </w:tcPr>
           <w:p>
             <w:pPr>
@@ -53064,7 +53064,7 @@
         </w:tc>
         <w:tc>
           <w:tcPr>
-            <w:tcW w:type="dxa" w:w="2002"/>
+            <w:tcW w:type="dxa" w:w="1985"/>
           </w:tcPr>
           <w:p>
             <w:pPr>
@@ -53083,7 +53083,7 @@
       <w:tr>
         <w:tc>
           <w:tcPr>
-            <w:tcW w:type="dxa" w:w="3361"/>
+            <w:tcW w:type="dxa" w:w="3359"/>
           </w:tcPr>
           <w:p>
             <w:pPr>
@@ -53101,7 +53101,7 @@
         </w:tc>
         <w:tc>
           <w:tcPr>
-            <w:tcW w:type="dxa" w:w="3708"/>
+            <w:tcW w:type="dxa" w:w="3728"/>
           </w:tcPr>
           <w:p>
             <w:pPr>
@@ -53120,7 +53120,7 @@
         </w:tc>
         <w:tc>
           <w:tcPr>
-            <w:tcW w:type="dxa" w:w="2002"/>
+            <w:tcW w:type="dxa" w:w="1985"/>
           </w:tcPr>
           <w:p>
             <w:pPr>
@@ -53139,7 +53139,7 @@
       <w:tr>
         <w:tc>
           <w:tcPr>
-            <w:tcW w:type="dxa" w:w="3361"/>
+            <w:tcW w:type="dxa" w:w="3359"/>
           </w:tcPr>
           <w:p>
             <w:pPr>
@@ -53157,7 +53157,7 @@
         </w:tc>
         <w:tc>
           <w:tcPr>
-            <w:tcW w:type="dxa" w:w="3708"/>
+            <w:tcW w:type="dxa" w:w="3728"/>
           </w:tcPr>
           <w:p>
             <w:pPr>
@@ -53188,7 +53188,7 @@
         </w:tc>
         <w:tc>
           <w:tcPr>
-            <w:tcW w:type="dxa" w:w="2002"/>
+            <w:tcW w:type="dxa" w:w="1985"/>
           </w:tcPr>
           <w:p>
             <w:pPr>
@@ -53207,7 +53207,7 @@
       <w:tr>
         <w:tc>
           <w:tcPr>
-            <w:tcW w:type="dxa" w:w="3361"/>
+            <w:tcW w:type="dxa" w:w="3359"/>
           </w:tcPr>
           <w:p>
             <w:pPr>
@@ -53225,7 +53225,7 @@
         </w:tc>
         <w:tc>
           <w:tcPr>
-            <w:tcW w:type="dxa" w:w="3708"/>
+            <w:tcW w:type="dxa" w:w="3728"/>
           </w:tcPr>
           <w:p>
             <w:pPr>
@@ -53256,7 +53256,7 @@
         </w:tc>
         <w:tc>
           <w:tcPr>
-            <w:tcW w:type="dxa" w:w="2002"/>
+            <w:tcW w:type="dxa" w:w="1985"/>
           </w:tcPr>
           <w:p>
             <w:pPr>
@@ -53275,7 +53275,7 @@
       <w:tr>
         <w:tc>
           <w:tcPr>
-            <w:tcW w:type="dxa" w:w="3361"/>
+            <w:tcW w:type="dxa" w:w="3359"/>
           </w:tcPr>
           <w:p>
             <w:pPr>
@@ -53293,7 +53293,7 @@
         </w:tc>
         <w:tc>
           <w:tcPr>
-            <w:tcW w:type="dxa" w:w="3708"/>
+            <w:tcW w:type="dxa" w:w="3728"/>
           </w:tcPr>
           <w:p>
             <w:pPr>
@@ -53343,7 +53343,7 @@
         </w:tc>
         <w:tc>
           <w:tcPr>
-            <w:tcW w:type="dxa" w:w="2002"/>
+            <w:tcW w:type="dxa" w:w="1985"/>
           </w:tcPr>
           <w:p>
             <w:pPr>
@@ -53362,7 +53362,7 @@
       <w:tr>
         <w:tc>
           <w:tcPr>
-            <w:tcW w:type="dxa" w:w="3361"/>
+            <w:tcW w:type="dxa" w:w="3359"/>
           </w:tcPr>
           <w:p>
             <w:pPr>
@@ -53380,7 +53380,7 @@
         </w:tc>
         <w:tc>
           <w:tcPr>
-            <w:tcW w:type="dxa" w:w="3708"/>
+            <w:tcW w:type="dxa" w:w="3728"/>
           </w:tcPr>
           <w:p>
             <w:pPr>
@@ -53431,7 +53431,7 @@
         </w:tc>
         <w:tc>
           <w:tcPr>
-            <w:tcW w:type="dxa" w:w="2002"/>
+            <w:tcW w:type="dxa" w:w="1985"/>
           </w:tcPr>
           <w:p>
             <w:pPr>
@@ -53450,7 +53450,7 @@
       <w:tr>
         <w:tc>
           <w:tcPr>
-            <w:tcW w:type="dxa" w:w="3361"/>
+            <w:tcW w:type="dxa" w:w="3359"/>
           </w:tcPr>
           <w:p>
             <w:pPr>
@@ -53468,7 +53468,7 @@
         </w:tc>
         <w:tc>
           <w:tcPr>
-            <w:tcW w:type="dxa" w:w="3708"/>
+            <w:tcW w:type="dxa" w:w="3728"/>
           </w:tcPr>
           <w:p>
             <w:pPr>
@@ -53499,7 +53499,7 @@
         </w:tc>
         <w:tc>
           <w:tcPr>
-            <w:tcW w:type="dxa" w:w="2002"/>
+            <w:tcW w:type="dxa" w:w="1985"/>
           </w:tcPr>
           <w:p>
             <w:pPr>
@@ -53518,7 +53518,7 @@
       <w:tr>
         <w:tc>
           <w:tcPr>
-            <w:tcW w:type="dxa" w:w="3361"/>
+            <w:tcW w:type="dxa" w:w="3359"/>
           </w:tcPr>
           <w:p>
             <w:pPr>
@@ -53536,7 +53536,7 @@
         </w:tc>
         <w:tc>
           <w:tcPr>
-            <w:tcW w:type="dxa" w:w="3708"/>
+            <w:tcW w:type="dxa" w:w="3728"/>
           </w:tcPr>
           <w:p>
             <w:pPr>
@@ -53553,7 +53553,7 @@
         </w:tc>
         <w:tc>
           <w:tcPr>
-            <w:tcW w:type="dxa" w:w="2002"/>
+            <w:tcW w:type="dxa" w:w="1985"/>
           </w:tcPr>
           <w:p>
             <w:pPr>
@@ -53572,7 +53572,7 @@
       <w:tr>
         <w:tc>
           <w:tcPr>
-            <w:tcW w:type="dxa" w:w="3361"/>
+            <w:tcW w:type="dxa" w:w="3359"/>
           </w:tcPr>
           <w:p>
             <w:pPr>
@@ -53590,7 +53590,7 @@
         </w:tc>
         <w:tc>
           <w:tcPr>
-            <w:tcW w:type="dxa" w:w="3708"/>
+            <w:tcW w:type="dxa" w:w="3728"/>
           </w:tcPr>
           <w:p>
             <w:pPr>
@@ -53607,7 +53607,7 @@
         </w:tc>
         <w:tc>
           <w:tcPr>
-            <w:tcW w:type="dxa" w:w="2002"/>
+            <w:tcW w:type="dxa" w:w="1985"/>
           </w:tcPr>
           <w:p>
             <w:pPr>
@@ -53626,7 +53626,7 @@
       <w:tr>
         <w:tc>
           <w:tcPr>
-            <w:tcW w:type="dxa" w:w="3361"/>
+            <w:tcW w:type="dxa" w:w="3359"/>
           </w:tcPr>
           <w:p>
             <w:pPr>
@@ -53644,7 +53644,7 @@
         </w:tc>
         <w:tc>
           <w:tcPr>
-            <w:tcW w:type="dxa" w:w="3708"/>
+            <w:tcW w:type="dxa" w:w="3728"/>
           </w:tcPr>
           <w:p>
             <w:pPr>
@@ -53661,7 +53661,7 @@
         </w:tc>
         <w:tc>
           <w:tcPr>
-            <w:tcW w:type="dxa" w:w="2002"/>
+            <w:tcW w:type="dxa" w:w="1985"/>
           </w:tcPr>
           <w:p>
             <w:pPr>
@@ -53680,7 +53680,7 @@
       <w:tr>
         <w:tc>
           <w:tcPr>
-            <w:tcW w:type="dxa" w:w="3361"/>
+            <w:tcW w:type="dxa" w:w="3359"/>
           </w:tcPr>
           <w:p>
             <w:pPr>
@@ -53698,7 +53698,7 @@
         </w:tc>
         <w:tc>
           <w:tcPr>
-            <w:tcW w:type="dxa" w:w="3708"/>
+            <w:tcW w:type="dxa" w:w="3728"/>
           </w:tcPr>
           <w:p>
             <w:pPr>
@@ -53729,7 +53729,7 @@
         </w:tc>
         <w:tc>
           <w:tcPr>
-            <w:tcW w:type="dxa" w:w="2002"/>
+            <w:tcW w:type="dxa" w:w="1985"/>
           </w:tcPr>
           <w:p>
             <w:pPr>
@@ -53748,7 +53748,7 @@
       <w:tr>
         <w:tc>
           <w:tcPr>
-            <w:tcW w:type="dxa" w:w="3361"/>
+            <w:tcW w:type="dxa" w:w="3359"/>
           </w:tcPr>
           <w:p>
             <w:pPr>
@@ -53766,7 +53766,7 @@
         </w:tc>
         <w:tc>
           <w:tcPr>
-            <w:tcW w:type="dxa" w:w="3708"/>
+            <w:tcW w:type="dxa" w:w="3728"/>
           </w:tcPr>
           <w:p>
             <w:pPr>
@@ -53783,7 +53783,7 @@
         </w:tc>
         <w:tc>
           <w:tcPr>
-            <w:tcW w:type="dxa" w:w="2002"/>
+            <w:tcW w:type="dxa" w:w="1985"/>
           </w:tcPr>
           <w:p>
             <w:pPr>
@@ -53802,7 +53802,7 @@
       <w:tr>
         <w:tc>
           <w:tcPr>
-            <w:tcW w:type="dxa" w:w="3361"/>
+            <w:tcW w:type="dxa" w:w="3359"/>
           </w:tcPr>
           <w:p>
             <w:pPr>
@@ -53820,7 +53820,7 @@
         </w:tc>
         <w:tc>
           <w:tcPr>
-            <w:tcW w:type="dxa" w:w="3708"/>
+            <w:tcW w:type="dxa" w:w="3728"/>
           </w:tcPr>
           <w:p>
             <w:pPr>
@@ -53837,7 +53837,7 @@
         </w:tc>
         <w:tc>
           <w:tcPr>
-            <w:tcW w:type="dxa" w:w="2002"/>
+            <w:tcW w:type="dxa" w:w="1985"/>
           </w:tcPr>
           <w:p>
             <w:pPr>
@@ -53856,7 +53856,7 @@
       <w:tr>
         <w:tc>
           <w:tcPr>
-            <w:tcW w:type="dxa" w:w="3361"/>
+            <w:tcW w:type="dxa" w:w="3359"/>
           </w:tcPr>
           <w:p>
             <w:pPr>
@@ -53874,7 +53874,7 @@
         </w:tc>
         <w:tc>
           <w:tcPr>
-            <w:tcW w:type="dxa" w:w="3708"/>
+            <w:tcW w:type="dxa" w:w="3728"/>
           </w:tcPr>
           <w:p>
             <w:pPr>
@@ -53891,7 +53891,7 @@
         </w:tc>
         <w:tc>
           <w:tcPr>
-            <w:tcW w:type="dxa" w:w="2002"/>
+            <w:tcW w:type="dxa" w:w="1985"/>
           </w:tcPr>
           <w:p>
             <w:pPr>
@@ -53910,7 +53910,7 @@
       <w:tr>
         <w:tc>
           <w:tcPr>
-            <w:tcW w:type="dxa" w:w="3361"/>
+            <w:tcW w:type="dxa" w:w="3359"/>
           </w:tcPr>
           <w:p>
             <w:pPr>
@@ -53928,7 +53928,7 @@
         </w:tc>
         <w:tc>
           <w:tcPr>
-            <w:tcW w:type="dxa" w:w="3708"/>
+            <w:tcW w:type="dxa" w:w="3728"/>
           </w:tcPr>
           <w:p>
             <w:pPr>
@@ -53945,7 +53945,7 @@
         </w:tc>
         <w:tc>
           <w:tcPr>
-            <w:tcW w:type="dxa" w:w="2002"/>
+            <w:tcW w:type="dxa" w:w="1985"/>
           </w:tcPr>
           <w:p>
             <w:pPr>
@@ -53964,7 +53964,7 @@
       <w:tr>
         <w:tc>
           <w:tcPr>
-            <w:tcW w:type="dxa" w:w="3361"/>
+            <w:tcW w:type="dxa" w:w="3359"/>
           </w:tcPr>
           <w:p>
             <w:pPr>
@@ -53976,82 +53976,57 @@
                 <w:rStyle w:val="VerbatimChar"/>
                 <w:sz w:val="16"/>
               </w:rPr>
-              <w:t xml:space="preserve">tools/check_script.py</w:t>
-            </w:r>
-          </w:p>
-        </w:tc>
-        <w:tc>
-          <w:tcPr>
-            <w:tcW w:type="dxa" w:w="3708"/>
-          </w:tcPr>
-          <w:p>
-            <w:pPr>
-              <w:pStyle w:val="Compact"/>
-              <w:spacing w:after="0" w:line="264" w:lineRule="auto"/>
-            </w:pPr>
-            <w:r>
-              <w:rPr>
-                <w:sz w:val="16"/>
-              </w:rPr>
-              <w:t xml:space="preserve">화면 스크립트 문법.</w:t>
-            </w:r>
-            <w:r>
-              <w:rPr>
-                <w:sz w:val="16"/>
-              </w:rPr>
-              <w:t xml:space="preserve"> </w:t>
-            </w:r>
-            <w:r>
-              <w:rPr>
-                <w:rStyle w:val="VerbatimChar"/>
-                <w:sz w:val="16"/>
-              </w:rPr>
-              <w:t xml:space="preserve">node</w:t>
-            </w:r>
-            <w:r>
-              <w:rPr>
-                <w:sz w:val="16"/>
-              </w:rPr>
-              <w:t xml:space="preserve">가 없으면</w:t>
-            </w:r>
-            <w:r>
-              <w:rPr>
-                <w:sz w:val="16"/>
-              </w:rPr>
-              <w:t xml:space="preserve"> </w:t>
-            </w:r>
+              <w:t xml:space="preserve">tools/check_committed.py</w:t>
+            </w:r>
+          </w:p>
+        </w:tc>
+        <w:tc>
+          <w:tcPr>
+            <w:tcW w:type="dxa" w:w="3728"/>
+          </w:tcPr>
+          <w:p>
+            <w:pPr>
+              <w:pStyle w:val="Compact"/>
+              <w:spacing w:after="0" w:line="264" w:lineRule="auto"/>
+            </w:pPr>
             <w:r>
               <w:rPr>
                 <w:b/>
                 <w:bCs/>
                 <w:sz w:val="16"/>
               </w:rPr>
-              <w:t xml:space="preserve">안 쟀다고 적는다</w:t>
-            </w:r>
-          </w:p>
-        </w:tc>
-        <w:tc>
-          <w:tcPr>
-            <w:tcW w:type="dxa" w:w="2002"/>
-          </w:tcPr>
-          <w:p>
-            <w:pPr>
-              <w:pStyle w:val="Compact"/>
-              <w:spacing w:after="0" w:line="264" w:lineRule="auto"/>
-            </w:pPr>
-            <w:r>
-              <w:rPr>
-                <w:sz w:val="16"/>
-              </w:rPr>
-              <w:t xml:space="preserve">D-0368</w:t>
-            </w:r>
-          </w:p>
-        </w:tc>
-      </w:tr>
-      <w:tr>
-        <w:tc>
-          <w:tcPr>
-            <w:tcW w:type="dxa" w:w="3361"/>
+              <w:t xml:space="preserve">커밋된 트리</w:t>
+            </w:r>
+            <w:r>
+              <w:rPr>
+                <w:sz w:val="16"/>
+              </w:rPr>
+              <w:t xml:space="preserve">를 꺼내 관문을 다시 돌린다 — 나머지는 전부 작업 트리를 읽는다</w:t>
+            </w:r>
+          </w:p>
+        </w:tc>
+        <w:tc>
+          <w:tcPr>
+            <w:tcW w:type="dxa" w:w="1985"/>
+          </w:tcPr>
+          <w:p>
+            <w:pPr>
+              <w:pStyle w:val="Compact"/>
+              <w:spacing w:after="0" w:line="264" w:lineRule="auto"/>
+            </w:pPr>
+            <w:r>
+              <w:rPr>
+                <w:sz w:val="16"/>
+              </w:rPr>
+              <w:t xml:space="preserve">D-0380</w:t>
+            </w:r>
+          </w:p>
+        </w:tc>
+      </w:tr>
+      <w:tr>
+        <w:tc>
+          <w:tcPr>
+            <w:tcW w:type="dxa" w:w="3359"/>
           </w:tcPr>
           <w:p>
             <w:pPr>
@@ -54063,24 +54038,43 @@
                 <w:rStyle w:val="VerbatimChar"/>
                 <w:sz w:val="16"/>
               </w:rPr>
-              <w:t xml:space="preserve">tools/check_workflow_paths.py</w:t>
-            </w:r>
-          </w:p>
-        </w:tc>
-        <w:tc>
-          <w:tcPr>
-            <w:tcW w:type="dxa" w:w="3708"/>
-          </w:tcPr>
-          <w:p>
-            <w:pPr>
-              <w:pStyle w:val="Compact"/>
-              <w:spacing w:after="0" w:line="264" w:lineRule="auto"/>
-            </w:pPr>
-            <w:r>
-              <w:rPr>
-                <w:sz w:val="16"/>
-              </w:rPr>
-              <w:t xml:space="preserve">워크플로가</w:t>
+              <w:t xml:space="preserve">tools/check_script.py</w:t>
+            </w:r>
+          </w:p>
+        </w:tc>
+        <w:tc>
+          <w:tcPr>
+            <w:tcW w:type="dxa" w:w="3728"/>
+          </w:tcPr>
+          <w:p>
+            <w:pPr>
+              <w:pStyle w:val="Compact"/>
+              <w:spacing w:after="0" w:line="264" w:lineRule="auto"/>
+            </w:pPr>
+            <w:r>
+              <w:rPr>
+                <w:sz w:val="16"/>
+              </w:rPr>
+              <w:t xml:space="preserve">화면 스크립트 문법.</w:t>
+            </w:r>
+            <w:r>
+              <w:rPr>
+                <w:sz w:val="16"/>
+              </w:rPr>
+              <w:t xml:space="preserve"> </w:t>
+            </w:r>
+            <w:r>
+              <w:rPr>
+                <w:rStyle w:val="VerbatimChar"/>
+                <w:sz w:val="16"/>
+              </w:rPr>
+              <w:t xml:space="preserve">node</w:t>
+            </w:r>
+            <w:r>
+              <w:rPr>
+                <w:sz w:val="16"/>
+              </w:rPr>
+              <w:t xml:space="preserve">가 없으면</w:t>
             </w:r>
             <w:r>
               <w:rPr>
@@ -54094,38 +54088,32 @@
                 <w:bCs/>
                 <w:sz w:val="16"/>
               </w:rPr>
-              <w:t xml:space="preserve">git이 안 나르는 자리</w:t>
-            </w:r>
-            <w:r>
-              <w:rPr>
-                <w:sz w:val="16"/>
-              </w:rPr>
-              <w:t xml:space="preserve">를 읽나</w:t>
-            </w:r>
-          </w:p>
-        </w:tc>
-        <w:tc>
-          <w:tcPr>
-            <w:tcW w:type="dxa" w:w="2002"/>
-          </w:tcPr>
-          <w:p>
-            <w:pPr>
-              <w:pStyle w:val="Compact"/>
-              <w:spacing w:after="0" w:line="264" w:lineRule="auto"/>
-            </w:pPr>
-            <w:r>
-              <w:rPr>
-                <w:sz w:val="16"/>
-              </w:rPr>
-              <w:t xml:space="preserve">D-0369</w:t>
-            </w:r>
-          </w:p>
-        </w:tc>
-      </w:tr>
-      <w:tr>
-        <w:tc>
-          <w:tcPr>
-            <w:tcW w:type="dxa" w:w="3361"/>
+              <w:t xml:space="preserve">안 쟀다고 적는다</w:t>
+            </w:r>
+          </w:p>
+        </w:tc>
+        <w:tc>
+          <w:tcPr>
+            <w:tcW w:type="dxa" w:w="1985"/>
+          </w:tcPr>
+          <w:p>
+            <w:pPr>
+              <w:pStyle w:val="Compact"/>
+              <w:spacing w:after="0" w:line="264" w:lineRule="auto"/>
+            </w:pPr>
+            <w:r>
+              <w:rPr>
+                <w:sz w:val="16"/>
+              </w:rPr>
+              <w:t xml:space="preserve">D-0368</w:t>
+            </w:r>
+          </w:p>
+        </w:tc>
+      </w:tr>
+      <w:tr>
+        <w:tc>
+          <w:tcPr>
+            <w:tcW w:type="dxa" w:w="3359"/>
           </w:tcPr>
           <w:p>
             <w:pPr>
@@ -54137,78 +54125,24 @@
                 <w:rStyle w:val="VerbatimChar"/>
                 <w:sz w:val="16"/>
               </w:rPr>
-              <w:t xml:space="preserve">tools/proposal_body.py</w:t>
-            </w:r>
-          </w:p>
-        </w:tc>
-        <w:tc>
-          <w:tcPr>
-            <w:tcW w:type="dxa" w:w="3708"/>
-          </w:tcPr>
-          <w:p>
-            <w:pPr>
-              <w:pStyle w:val="Compact"/>
-              <w:spacing w:after="0" w:line="264" w:lineRule="auto"/>
-            </w:pPr>
-            <w:r>
-              <w:rPr>
-                <w:sz w:val="16"/>
-              </w:rPr>
-              <w:t xml:space="preserve">기획서 본문 조립 — 조립과 docx 쓰기를 가른 윗동</w:t>
-            </w:r>
-          </w:p>
-        </w:tc>
-        <w:tc>
-          <w:tcPr>
-            <w:tcW w:type="dxa" w:w="2002"/>
-          </w:tcPr>
-          <w:p>
-            <w:pPr>
-              <w:pStyle w:val="Compact"/>
-              <w:spacing w:after="0" w:line="264" w:lineRule="auto"/>
-            </w:pPr>
-            <w:r>
-              <w:rPr>
-                <w:sz w:val="16"/>
-              </w:rPr>
-              <w:t xml:space="preserve">D-0368</w:t>
-            </w:r>
-          </w:p>
-        </w:tc>
-      </w:tr>
-      <w:tr>
-        <w:tc>
-          <w:tcPr>
-            <w:tcW w:type="dxa" w:w="3361"/>
-          </w:tcPr>
-          <w:p>
-            <w:pPr>
-              <w:pStyle w:val="Compact"/>
-              <w:spacing w:after="0" w:line="264" w:lineRule="auto"/>
-            </w:pPr>
-            <w:r>
-              <w:rPr>
-                <w:rStyle w:val="VerbatimChar"/>
-                <w:sz w:val="16"/>
-              </w:rPr>
-              <w:t xml:space="preserve">tools/doc_fsck.py</w:t>
-            </w:r>
-          </w:p>
-        </w:tc>
-        <w:tc>
-          <w:tcPr>
-            <w:tcW w:type="dxa" w:w="3708"/>
-          </w:tcPr>
-          <w:p>
-            <w:pPr>
-              <w:pStyle w:val="Compact"/>
-              <w:spacing w:after="0" w:line="264" w:lineRule="auto"/>
-            </w:pPr>
-            <w:r>
-              <w:rPr>
-                <w:sz w:val="16"/>
-              </w:rPr>
-              <w:t xml:space="preserve">문서가 없는 것을 가리키기 ·</w:t>
+              <w:t xml:space="preserve">tools/check_workflow_paths.py</w:t>
+            </w:r>
+          </w:p>
+        </w:tc>
+        <w:tc>
+          <w:tcPr>
+            <w:tcW w:type="dxa" w:w="3728"/>
+          </w:tcPr>
+          <w:p>
+            <w:pPr>
+              <w:pStyle w:val="Compact"/>
+              <w:spacing w:after="0" w:line="264" w:lineRule="auto"/>
+            </w:pPr>
+            <w:r>
+              <w:rPr>
+                <w:sz w:val="16"/>
+              </w:rPr>
+              <w:t xml:space="preserve">워크플로가</w:t>
             </w:r>
             <w:r>
               <w:rPr>
@@ -54222,19 +54156,121 @@
                 <w:bCs/>
                 <w:sz w:val="16"/>
               </w:rPr>
-              <w:t xml:space="preserve">적은 수 ↔ 실물</w:t>
-            </w:r>
-            <w:r>
-              <w:rPr>
-                <w:sz w:val="16"/>
-              </w:rPr>
-              <w:t xml:space="preserve"> </w:t>
-            </w:r>
-            <w:r>
-              <w:rPr>
-                <w:sz w:val="16"/>
-              </w:rPr>
-              <w:t xml:space="preserve">·</w:t>
+              <w:t xml:space="preserve">git이 안 나르는 자리</w:t>
+            </w:r>
+            <w:r>
+              <w:rPr>
+                <w:sz w:val="16"/>
+              </w:rPr>
+              <w:t xml:space="preserve">를 읽나</w:t>
+            </w:r>
+          </w:p>
+        </w:tc>
+        <w:tc>
+          <w:tcPr>
+            <w:tcW w:type="dxa" w:w="1985"/>
+          </w:tcPr>
+          <w:p>
+            <w:pPr>
+              <w:pStyle w:val="Compact"/>
+              <w:spacing w:after="0" w:line="264" w:lineRule="auto"/>
+            </w:pPr>
+            <w:r>
+              <w:rPr>
+                <w:sz w:val="16"/>
+              </w:rPr>
+              <w:t xml:space="preserve">D-0369</w:t>
+            </w:r>
+          </w:p>
+        </w:tc>
+      </w:tr>
+      <w:tr>
+        <w:tc>
+          <w:tcPr>
+            <w:tcW w:type="dxa" w:w="3359"/>
+          </w:tcPr>
+          <w:p>
+            <w:pPr>
+              <w:pStyle w:val="Compact"/>
+              <w:spacing w:after="0" w:line="264" w:lineRule="auto"/>
+            </w:pPr>
+            <w:r>
+              <w:rPr>
+                <w:rStyle w:val="VerbatimChar"/>
+                <w:sz w:val="16"/>
+              </w:rPr>
+              <w:t xml:space="preserve">tools/proposal_body.py</w:t>
+            </w:r>
+          </w:p>
+        </w:tc>
+        <w:tc>
+          <w:tcPr>
+            <w:tcW w:type="dxa" w:w="3728"/>
+          </w:tcPr>
+          <w:p>
+            <w:pPr>
+              <w:pStyle w:val="Compact"/>
+              <w:spacing w:after="0" w:line="264" w:lineRule="auto"/>
+            </w:pPr>
+            <w:r>
+              <w:rPr>
+                <w:sz w:val="16"/>
+              </w:rPr>
+              <w:t xml:space="preserve">기획서 본문 조립 — 조립과 docx 쓰기를 가른 윗동</w:t>
+            </w:r>
+          </w:p>
+        </w:tc>
+        <w:tc>
+          <w:tcPr>
+            <w:tcW w:type="dxa" w:w="1985"/>
+          </w:tcPr>
+          <w:p>
+            <w:pPr>
+              <w:pStyle w:val="Compact"/>
+              <w:spacing w:after="0" w:line="264" w:lineRule="auto"/>
+            </w:pPr>
+            <w:r>
+              <w:rPr>
+                <w:sz w:val="16"/>
+              </w:rPr>
+              <w:t xml:space="preserve">D-0368</w:t>
+            </w:r>
+          </w:p>
+        </w:tc>
+      </w:tr>
+      <w:tr>
+        <w:tc>
+          <w:tcPr>
+            <w:tcW w:type="dxa" w:w="3359"/>
+          </w:tcPr>
+          <w:p>
+            <w:pPr>
+              <w:pStyle w:val="Compact"/>
+              <w:spacing w:after="0" w:line="264" w:lineRule="auto"/>
+            </w:pPr>
+            <w:r>
+              <w:rPr>
+                <w:rStyle w:val="VerbatimChar"/>
+                <w:sz w:val="16"/>
+              </w:rPr>
+              <w:t xml:space="preserve">tools/doc_fsck.py</w:t>
+            </w:r>
+          </w:p>
+        </w:tc>
+        <w:tc>
+          <w:tcPr>
+            <w:tcW w:type="dxa" w:w="3728"/>
+          </w:tcPr>
+          <w:p>
+            <w:pPr>
+              <w:pStyle w:val="Compact"/>
+              <w:spacing w:after="0" w:line="264" w:lineRule="auto"/>
+            </w:pPr>
+            <w:r>
+              <w:rPr>
+                <w:sz w:val="16"/>
+              </w:rPr>
+              <w:t xml:space="preserve">문서가 없는 것을 가리키기 ·</w:t>
             </w:r>
             <w:r>
               <w:rPr>
@@ -54248,116 +54284,142 @@
                 <w:bCs/>
                 <w:sz w:val="16"/>
               </w:rPr>
-              <w:t xml:space="preserve">거꾸로 보는 눈</w:t>
-            </w:r>
-          </w:p>
-        </w:tc>
-        <w:tc>
-          <w:tcPr>
-            <w:tcW w:type="dxa" w:w="2002"/>
-          </w:tcPr>
-          <w:p>
-            <w:pPr>
-              <w:pStyle w:val="Compact"/>
-              <w:spacing w:after="0" w:line="264" w:lineRule="auto"/>
-            </w:pPr>
-            <w:r>
-              <w:rPr>
-                <w:sz w:val="16"/>
-              </w:rPr>
-              <w:t xml:space="preserve">D-0189 · D-0263 · D-0350</w:t>
-            </w:r>
-          </w:p>
-        </w:tc>
-      </w:tr>
-      <w:tr>
-        <w:tc>
-          <w:tcPr>
-            <w:tcW w:type="dxa" w:w="3361"/>
-          </w:tcPr>
-          <w:p>
-            <w:pPr>
-              <w:pStyle w:val="Compact"/>
-              <w:spacing w:after="0" w:line="264" w:lineRule="auto"/>
-            </w:pPr>
-            <w:r>
-              <w:rPr>
-                <w:rStyle w:val="VerbatimChar"/>
-                <w:sz w:val="16"/>
-              </w:rPr>
-              <w:t xml:space="preserve">tools/encoding_check.py</w:t>
-            </w:r>
-          </w:p>
-        </w:tc>
-        <w:tc>
-          <w:tcPr>
-            <w:tcW w:type="dxa" w:w="3708"/>
-          </w:tcPr>
-          <w:p>
-            <w:pPr>
-              <w:pStyle w:val="Compact"/>
-              <w:spacing w:after="0" w:line="264" w:lineRule="auto"/>
-            </w:pPr>
-            <w:r>
-              <w:rPr>
-                <w:sz w:val="16"/>
-              </w:rPr>
-              <w:t xml:space="preserve">BOM · CRLF · 비 UTF-8 · 끝 개행 없음</w:t>
-            </w:r>
-          </w:p>
-        </w:tc>
-        <w:tc>
-          <w:tcPr>
-            <w:tcW w:type="dxa" w:w="2002"/>
-          </w:tcPr>
-          <w:p>
-            <w:pPr>
-              <w:pStyle w:val="Compact"/>
-              <w:spacing w:after="0" w:line="264" w:lineRule="auto"/>
-            </w:pPr>
-            <w:r>
-              <w:rPr>
-                <w:sz w:val="16"/>
-              </w:rPr>
-              <w:t xml:space="preserve">D-0230</w:t>
-            </w:r>
-          </w:p>
-        </w:tc>
-      </w:tr>
-      <w:tr>
-        <w:tc>
-          <w:tcPr>
-            <w:tcW w:type="dxa" w:w="3361"/>
-          </w:tcPr>
-          <w:p>
-            <w:pPr>
-              <w:pStyle w:val="Compact"/>
-              <w:spacing w:after="0" w:line="264" w:lineRule="auto"/>
-            </w:pPr>
-            <w:r>
-              <w:rPr>
-                <w:rStyle w:val="VerbatimChar"/>
-                <w:sz w:val="16"/>
-              </w:rPr>
-              <w:t xml:space="preserve">tools/deadcheck.py</w:t>
-            </w:r>
-          </w:p>
-        </w:tc>
-        <w:tc>
-          <w:tcPr>
-            <w:tcW w:type="dxa" w:w="3708"/>
-          </w:tcPr>
-          <w:p>
-            <w:pPr>
-              <w:pStyle w:val="Compact"/>
-              <w:spacing w:after="0" w:line="264" w:lineRule="auto"/>
-            </w:pPr>
+              <w:t xml:space="preserve">적은 수 ↔ 실물</w:t>
+            </w:r>
+            <w:r>
+              <w:rPr>
+                <w:sz w:val="16"/>
+              </w:rPr>
+              <w:t xml:space="preserve"> </w:t>
+            </w:r>
+            <w:r>
+              <w:rPr>
+                <w:sz w:val="16"/>
+              </w:rPr>
+              <w:t xml:space="preserve">·</w:t>
+            </w:r>
+            <w:r>
+              <w:rPr>
+                <w:sz w:val="16"/>
+              </w:rPr>
+              <w:t xml:space="preserve"> </w:t>
+            </w:r>
             <w:r>
               <w:rPr>
                 <w:b/>
                 <w:bCs/>
                 <w:sz w:val="16"/>
               </w:rPr>
+              <w:t xml:space="preserve">거꾸로 보는 눈</w:t>
+            </w:r>
+          </w:p>
+        </w:tc>
+        <w:tc>
+          <w:tcPr>
+            <w:tcW w:type="dxa" w:w="1985"/>
+          </w:tcPr>
+          <w:p>
+            <w:pPr>
+              <w:pStyle w:val="Compact"/>
+              <w:spacing w:after="0" w:line="264" w:lineRule="auto"/>
+            </w:pPr>
+            <w:r>
+              <w:rPr>
+                <w:sz w:val="16"/>
+              </w:rPr>
+              <w:t xml:space="preserve">D-0189 · D-0263 · D-0350</w:t>
+            </w:r>
+          </w:p>
+        </w:tc>
+      </w:tr>
+      <w:tr>
+        <w:tc>
+          <w:tcPr>
+            <w:tcW w:type="dxa" w:w="3359"/>
+          </w:tcPr>
+          <w:p>
+            <w:pPr>
+              <w:pStyle w:val="Compact"/>
+              <w:spacing w:after="0" w:line="264" w:lineRule="auto"/>
+            </w:pPr>
+            <w:r>
+              <w:rPr>
+                <w:rStyle w:val="VerbatimChar"/>
+                <w:sz w:val="16"/>
+              </w:rPr>
+              <w:t xml:space="preserve">tools/encoding_check.py</w:t>
+            </w:r>
+          </w:p>
+        </w:tc>
+        <w:tc>
+          <w:tcPr>
+            <w:tcW w:type="dxa" w:w="3728"/>
+          </w:tcPr>
+          <w:p>
+            <w:pPr>
+              <w:pStyle w:val="Compact"/>
+              <w:spacing w:after="0" w:line="264" w:lineRule="auto"/>
+            </w:pPr>
+            <w:r>
+              <w:rPr>
+                <w:sz w:val="16"/>
+              </w:rPr>
+              <w:t xml:space="preserve">BOM · CRLF · 비 UTF-8 · 끝 개행 없음</w:t>
+            </w:r>
+          </w:p>
+        </w:tc>
+        <w:tc>
+          <w:tcPr>
+            <w:tcW w:type="dxa" w:w="1985"/>
+          </w:tcPr>
+          <w:p>
+            <w:pPr>
+              <w:pStyle w:val="Compact"/>
+              <w:spacing w:after="0" w:line="264" w:lineRule="auto"/>
+            </w:pPr>
+            <w:r>
+              <w:rPr>
+                <w:sz w:val="16"/>
+              </w:rPr>
+              <w:t xml:space="preserve">D-0230</w:t>
+            </w:r>
+          </w:p>
+        </w:tc>
+      </w:tr>
+      <w:tr>
+        <w:tc>
+          <w:tcPr>
+            <w:tcW w:type="dxa" w:w="3359"/>
+          </w:tcPr>
+          <w:p>
+            <w:pPr>
+              <w:pStyle w:val="Compact"/>
+              <w:spacing w:after="0" w:line="264" w:lineRule="auto"/>
+            </w:pPr>
+            <w:r>
+              <w:rPr>
+                <w:rStyle w:val="VerbatimChar"/>
+                <w:sz w:val="16"/>
+              </w:rPr>
+              <w:t xml:space="preserve">tools/deadcheck.py</w:t>
+            </w:r>
+          </w:p>
+        </w:tc>
+        <w:tc>
+          <w:tcPr>
+            <w:tcW w:type="dxa" w:w="3728"/>
+          </w:tcPr>
+          <w:p>
+            <w:pPr>
+              <w:pStyle w:val="Compact"/>
+              <w:spacing w:after="0" w:line="264" w:lineRule="auto"/>
+            </w:pPr>
+            <w:r>
+              <w:rPr>
+                <w:b/>
+                <w:bCs/>
+                <w:sz w:val="16"/>
+              </w:rPr>
               <w:t xml:space="preserve">검사가 죽었는가</w:t>
             </w:r>
             <w:r>
@@ -54376,7 +54438,7 @@
         </w:tc>
         <w:tc>
           <w:tcPr>
-            <w:tcW w:type="dxa" w:w="2002"/>
+            <w:tcW w:type="dxa" w:w="1985"/>
           </w:tcPr>
           <w:p>
             <w:pPr>
@@ -54395,7 +54457,7 @@
       <w:tr>
         <w:tc>
           <w:tcPr>
-            <w:tcW w:type="dxa" w:w="3361"/>
+            <w:tcW w:type="dxa" w:w="3359"/>
           </w:tcPr>
           <w:p>
             <w:pPr>
@@ -54413,7 +54475,7 @@
         </w:tc>
         <w:tc>
           <w:tcPr>
-            <w:tcW w:type="dxa" w:w="3708"/>
+            <w:tcW w:type="dxa" w:w="3728"/>
           </w:tcPr>
           <w:p>
             <w:pPr>
@@ -54430,7 +54492,7 @@
         </w:tc>
         <w:tc>
           <w:tcPr>
-            <w:tcW w:type="dxa" w:w="2002"/>
+            <w:tcW w:type="dxa" w:w="1985"/>
           </w:tcPr>
           <w:p>
             <w:pPr>
@@ -54449,7 +54511,7 @@
       <w:tr>
         <w:tc>
           <w:tcPr>
-            <w:tcW w:type="dxa" w:w="3361"/>
+            <w:tcW w:type="dxa" w:w="3359"/>
           </w:tcPr>
           <w:p>
             <w:pPr>
@@ -54467,7 +54529,7 @@
         </w:tc>
         <w:tc>
           <w:tcPr>
-            <w:tcW w:type="dxa" w:w="3708"/>
+            <w:tcW w:type="dxa" w:w="3728"/>
           </w:tcPr>
           <w:p>
             <w:pPr>
@@ -54509,7 +54571,7 @@
         </w:tc>
         <w:tc>
           <w:tcPr>
-            <w:tcW w:type="dxa" w:w="2002"/>
+            <w:tcW w:type="dxa" w:w="1985"/>
           </w:tcPr>
           <w:p>
             <w:pPr>
@@ -54528,7 +54590,7 @@
       <w:tr>
         <w:tc>
           <w:tcPr>
-            <w:tcW w:type="dxa" w:w="3361"/>
+            <w:tcW w:type="dxa" w:w="3359"/>
           </w:tcPr>
           <w:p>
             <w:pPr>
@@ -54546,7 +54608,7 @@
         </w:tc>
         <w:tc>
           <w:tcPr>
-            <w:tcW w:type="dxa" w:w="3708"/>
+            <w:tcW w:type="dxa" w:w="3728"/>
           </w:tcPr>
           <w:p>
             <w:pPr>
@@ -54563,7 +54625,7 @@
         </w:tc>
         <w:tc>
           <w:tcPr>
-            <w:tcW w:type="dxa" w:w="2002"/>
+            <w:tcW w:type="dxa" w:w="1985"/>
           </w:tcPr>
           <w:p>
             <w:pPr>
@@ -54582,7 +54644,7 @@
       <w:tr>
         <w:tc>
           <w:tcPr>
-            <w:tcW w:type="dxa" w:w="3361"/>
+            <w:tcW w:type="dxa" w:w="3359"/>
           </w:tcPr>
           <w:p>
             <w:pPr>
@@ -54675,7 +54737,7 @@
         </w:tc>
         <w:tc>
           <w:tcPr>
-            <w:tcW w:type="dxa" w:w="3708"/>
+            <w:tcW w:type="dxa" w:w="3728"/>
           </w:tcPr>
           <w:p>
             <w:pPr>
@@ -54692,7 +54754,7 @@
         </w:tc>
         <w:tc>
           <w:tcPr>
-            <w:tcW w:type="dxa" w:w="2002"/>
+            <w:tcW w:type="dxa" w:w="1985"/>
           </w:tcPr>
           <w:p>
             <w:pPr>

--- a/docs/proposal.docx
+++ b/docs/proposal.docx
@@ -124,7 +124,7 @@
           <w:color w:val="888888"/>
           <w:sz w:val="17"/>
         </w:rPr>
-        <w:t>정본 82470d2bbac7 · docs/MASTER.md Part I ~ III</w:t>
+        <w:t>정본 cca3d794afa3 · docs/MASTER.md Part I ~ III</w:t>
       </w:r>
     </w:p>
     <w:p>
@@ -25023,9 +25023,9 @@
         <w:tblLook w:firstRow="1" w:lastRow="0" w:firstColumn="0" w:lastColumn="0" w:noHBand="0" w:noVBand="0" w:val="0020"/>
       </w:tblPr>
       <w:tblGrid>
-        <w:gridCol w:w="3087"/>
-        <w:gridCol w:w="1777"/>
-        <w:gridCol w:w="4206"/>
+        <w:gridCol w:w="2961"/>
+        <w:gridCol w:w="1676"/>
+        <w:gridCol w:w="4433"/>
       </w:tblGrid>
       <w:tr>
         <w:trPr>
@@ -25033,7 +25033,7 @@
         </w:trPr>
         <w:tc>
           <w:tcPr>
-            <w:tcW w:type="dxa" w:w="3088"/>
+            <w:tcW w:type="dxa" w:w="2961"/>
             <w:shd w:val="clear" w:color="auto" w:fill="E8EEF5"/>
           </w:tcPr>
           <w:p>
@@ -25053,7 +25053,7 @@
         </w:tc>
         <w:tc>
           <w:tcPr>
-            <w:tcW w:type="dxa" w:w="1778"/>
+            <w:tcW w:type="dxa" w:w="1677"/>
             <w:shd w:val="clear" w:color="auto" w:fill="E8EEF5"/>
           </w:tcPr>
           <w:p>
@@ -25073,7 +25073,7 @@
         </w:tc>
         <w:tc>
           <w:tcPr>
-            <w:tcW w:type="dxa" w:w="4206"/>
+            <w:tcW w:type="dxa" w:w="4434"/>
             <w:shd w:val="clear" w:color="auto" w:fill="E8EEF5"/>
           </w:tcPr>
           <w:p>
@@ -25095,7 +25095,7 @@
       <w:tr>
         <w:tc>
           <w:tcPr>
-            <w:tcW w:type="dxa" w:w="3088"/>
+            <w:tcW w:type="dxa" w:w="2961"/>
           </w:tcPr>
           <w:p>
             <w:pPr>
@@ -25112,7 +25112,7 @@
         </w:tc>
         <w:tc>
           <w:tcPr>
-            <w:tcW w:type="dxa" w:w="1778"/>
+            <w:tcW w:type="dxa" w:w="1677"/>
           </w:tcPr>
           <w:p>
             <w:pPr>
@@ -25129,7 +25129,7 @@
         </w:tc>
         <w:tc>
           <w:tcPr>
-            <w:tcW w:type="dxa" w:w="4206"/>
+            <w:tcW w:type="dxa" w:w="4434"/>
           </w:tcPr>
           <w:p>
             <w:pPr>
@@ -25144,13 +25144,25 @@
               </w:rPr>
               <w:t xml:space="preserve">실측: 1004곡 10.8초 (GTX 1660Ti 환경, drvfs 경유)</w:t>
             </w:r>
-          </w:p>
-        </w:tc>
-      </w:tr>
-      <w:tr>
-        <w:tc>
-          <w:tcPr>
-            <w:tcW w:type="dxa" w:w="3088"/>
+            <w:r>
+              <w:rPr>
+                <w:sz w:val="16"/>
+              </w:rPr>
+              <w:t xml:space="preserve"> </w:t>
+            </w:r>
+            <w:r>
+              <w:rPr>
+                <w:sz w:val="16"/>
+              </w:rPr>
+              <w:t xml:space="preserve">(D-0013)</w:t>
+            </w:r>
+          </w:p>
+        </w:tc>
+      </w:tr>
+      <w:tr>
+        <w:tc>
+          <w:tcPr>
+            <w:tcW w:type="dxa" w:w="2961"/>
           </w:tcPr>
           <w:p>
             <w:pPr>
@@ -25167,7 +25179,7 @@
         </w:tc>
         <w:tc>
           <w:tcPr>
-            <w:tcW w:type="dxa" w:w="1778"/>
+            <w:tcW w:type="dxa" w:w="1677"/>
           </w:tcPr>
           <w:p>
             <w:pPr>
@@ -25184,7 +25196,7 @@
         </w:tc>
         <w:tc>
           <w:tcPr>
-            <w:tcW w:type="dxa" w:w="4206"/>
+            <w:tcW w:type="dxa" w:w="4434"/>
           </w:tcPr>
           <w:p>
             <w:pPr>
@@ -25209,15 +25221,15 @@
               <w:rPr>
                 <w:sz w:val="16"/>
               </w:rPr>
-              <w:t xml:space="preserve">(스템 + MERT, GTX 1660 Ti). CPU는 (실측 필요)</w:t>
-            </w:r>
-          </w:p>
-        </w:tc>
-      </w:tr>
-      <w:tr>
-        <w:tc>
-          <w:tcPr>
-            <w:tcW w:type="dxa" w:w="3088"/>
+              <w:t xml:space="preserve">(스템 + MERT, GTX 1660 Ti · D-0018). CPU는 (실측 필요)</w:t>
+            </w:r>
+          </w:p>
+        </w:tc>
+      </w:tr>
+      <w:tr>
+        <w:tc>
+          <w:tcPr>
+            <w:tcW w:type="dxa" w:w="2961"/>
           </w:tcPr>
           <w:p>
             <w:pPr>
@@ -25234,7 +25246,7 @@
         </w:tc>
         <w:tc>
           <w:tcPr>
-            <w:tcW w:type="dxa" w:w="1778"/>
+            <w:tcW w:type="dxa" w:w="1677"/>
           </w:tcPr>
           <w:p>
             <w:pPr>
@@ -25251,7 +25263,7 @@
         </w:tc>
         <w:tc>
           <w:tcPr>
-            <w:tcW w:type="dxa" w:w="4206"/>
+            <w:tcW w:type="dxa" w:w="4434"/>
           </w:tcPr>
           <w:p>
             <w:pPr>
@@ -25270,7 +25282,7 @@
       <w:tr>
         <w:tc>
           <w:tcPr>
-            <w:tcW w:type="dxa" w:w="3088"/>
+            <w:tcW w:type="dxa" w:w="2961"/>
           </w:tcPr>
           <w:p>
             <w:pPr>
@@ -25287,7 +25299,7 @@
         </w:tc>
         <w:tc>
           <w:tcPr>
-            <w:tcW w:type="dxa" w:w="1778"/>
+            <w:tcW w:type="dxa" w:w="1677"/>
           </w:tcPr>
           <w:p>
             <w:pPr>
@@ -25304,7 +25316,7 @@
         </w:tc>
         <w:tc>
           <w:tcPr>
-            <w:tcW w:type="dxa" w:w="4206"/>
+            <w:tcW w:type="dxa" w:w="4434"/>
           </w:tcPr>
           <w:p>
             <w:pPr>
@@ -25323,7 +25335,7 @@
       <w:tr>
         <w:tc>
           <w:tcPr>
-            <w:tcW w:type="dxa" w:w="3088"/>
+            <w:tcW w:type="dxa" w:w="2961"/>
           </w:tcPr>
           <w:p>
             <w:pPr>
@@ -25340,7 +25352,7 @@
         </w:tc>
         <w:tc>
           <w:tcPr>
-            <w:tcW w:type="dxa" w:w="1778"/>
+            <w:tcW w:type="dxa" w:w="1677"/>
           </w:tcPr>
           <w:p>
             <w:pPr>
@@ -25357,7 +25369,7 @@
         </w:tc>
         <w:tc>
           <w:tcPr>
-            <w:tcW w:type="dxa" w:w="4206"/>
+            <w:tcW w:type="dxa" w:w="4434"/>
           </w:tcPr>
           <w:p>
             <w:pPr>
@@ -25376,7 +25388,7 @@
       <w:tr>
         <w:tc>
           <w:tcPr>
-            <w:tcW w:type="dxa" w:w="3088"/>
+            <w:tcW w:type="dxa" w:w="2961"/>
           </w:tcPr>
           <w:p>
             <w:pPr>
@@ -25393,7 +25405,7 @@
         </w:tc>
         <w:tc>
           <w:tcPr>
-            <w:tcW w:type="dxa" w:w="1778"/>
+            <w:tcW w:type="dxa" w:w="1677"/>
           </w:tcPr>
           <w:p>
             <w:pPr>
@@ -25410,7 +25422,7 @@
         </w:tc>
         <w:tc>
           <w:tcPr>
-            <w:tcW w:type="dxa" w:w="4206"/>
+            <w:tcW w:type="dxa" w:w="4434"/>
           </w:tcPr>
           <w:p>
             <w:pPr>
@@ -25453,9 +25465,9 @@
         <w:tblLook w:firstRow="1" w:lastRow="0" w:firstColumn="0" w:lastColumn="0" w:noHBand="0" w:noVBand="0" w:val="0020"/>
       </w:tblPr>
       <w:tblGrid>
-        <w:gridCol w:w="2649"/>
-        <w:gridCol w:w="1402"/>
-        <w:gridCol w:w="5019"/>
+        <w:gridCol w:w="2636"/>
+        <w:gridCol w:w="1393"/>
+        <w:gridCol w:w="5041"/>
       </w:tblGrid>
       <w:tr>
         <w:trPr>
@@ -25463,7 +25475,7 @@
         </w:trPr>
         <w:tc>
           <w:tcPr>
-            <w:tcW w:type="dxa" w:w="2649"/>
+            <w:tcW w:type="dxa" w:w="2637"/>
             <w:shd w:val="clear" w:color="auto" w:fill="E8EEF5"/>
           </w:tcPr>
           <w:p>
@@ -25483,7 +25495,7 @@
         </w:tc>
         <w:tc>
           <w:tcPr>
-            <w:tcW w:type="dxa" w:w="1403"/>
+            <w:tcW w:type="dxa" w:w="1393"/>
             <w:shd w:val="clear" w:color="auto" w:fill="E8EEF5"/>
           </w:tcPr>
           <w:p>
@@ -25503,7 +25515,7 @@
         </w:tc>
         <w:tc>
           <w:tcPr>
-            <w:tcW w:type="dxa" w:w="5020"/>
+            <w:tcW w:type="dxa" w:w="5042"/>
             <w:shd w:val="clear" w:color="auto" w:fill="E8EEF5"/>
           </w:tcPr>
           <w:p>
@@ -25525,7 +25537,7 @@
       <w:tr>
         <w:tc>
           <w:tcPr>
-            <w:tcW w:type="dxa" w:w="2649"/>
+            <w:tcW w:type="dxa" w:w="2637"/>
           </w:tcPr>
           <w:p>
             <w:pPr>
@@ -25542,7 +25554,7 @@
         </w:tc>
         <w:tc>
           <w:tcPr>
-            <w:tcW w:type="dxa" w:w="1403"/>
+            <w:tcW w:type="dxa" w:w="1393"/>
           </w:tcPr>
           <w:p>
             <w:pPr>
@@ -25561,7 +25573,7 @@
         </w:tc>
         <w:tc>
           <w:tcPr>
-            <w:tcW w:type="dxa" w:w="5020"/>
+            <w:tcW w:type="dxa" w:w="5042"/>
           </w:tcPr>
           <w:p>
             <w:pPr>
@@ -25580,7 +25592,7 @@
       <w:tr>
         <w:tc>
           <w:tcPr>
-            <w:tcW w:type="dxa" w:w="2649"/>
+            <w:tcW w:type="dxa" w:w="2637"/>
           </w:tcPr>
           <w:p>
             <w:pPr>
@@ -25597,7 +25609,7 @@
         </w:tc>
         <w:tc>
           <w:tcPr>
-            <w:tcW w:type="dxa" w:w="1403"/>
+            <w:tcW w:type="dxa" w:w="1393"/>
           </w:tcPr>
           <w:p>
             <w:pPr>
@@ -25614,7 +25626,7 @@
         </w:tc>
         <w:tc>
           <w:tcPr>
-            <w:tcW w:type="dxa" w:w="5020"/>
+            <w:tcW w:type="dxa" w:w="5042"/>
           </w:tcPr>
           <w:p>
             <w:pPr>
@@ -25633,7 +25645,7 @@
       <w:tr>
         <w:tc>
           <w:tcPr>
-            <w:tcW w:type="dxa" w:w="2649"/>
+            <w:tcW w:type="dxa" w:w="2637"/>
           </w:tcPr>
           <w:p>
             <w:pPr>
@@ -25650,7 +25662,7 @@
         </w:tc>
         <w:tc>
           <w:tcPr>
-            <w:tcW w:type="dxa" w:w="1403"/>
+            <w:tcW w:type="dxa" w:w="1393"/>
           </w:tcPr>
           <w:p>
             <w:pPr>
@@ -25667,26 +25679,26 @@
         </w:tc>
         <w:tc>
           <w:tcPr>
-            <w:tcW w:type="dxa" w:w="5020"/>
-          </w:tcPr>
-          <w:p>
-            <w:pPr>
-              <w:pStyle w:val="Compact"/>
-              <w:spacing w:after="0" w:line="264" w:lineRule="auto"/>
-            </w:pPr>
-            <w:r>
-              <w:rPr>
-                <w:sz w:val="16"/>
-              </w:rPr>
-              <w:t xml:space="preserve">상용 음원 1004곡을 저장소·배포물에 포함하지 않는다</w:t>
-            </w:r>
-          </w:p>
-        </w:tc>
-      </w:tr>
-      <w:tr>
-        <w:tc>
-          <w:tcPr>
-            <w:tcW w:type="dxa" w:w="2649"/>
+            <w:tcW w:type="dxa" w:w="5042"/>
+          </w:tcPr>
+          <w:p>
+            <w:pPr>
+              <w:pStyle w:val="Compact"/>
+              <w:spacing w:after="0" w:line="264" w:lineRule="auto"/>
+            </w:pPr>
+            <w:r>
+              <w:rPr>
+                <w:sz w:val="16"/>
+              </w:rPr>
+              <w:t xml:space="preserve">상용 음원 1004곡을 저장소·배포물에 포함하지 않는다 (D-0015)</w:t>
+            </w:r>
+          </w:p>
+        </w:tc>
+      </w:tr>
+      <w:tr>
+        <w:tc>
+          <w:tcPr>
+            <w:tcW w:type="dxa" w:w="2637"/>
           </w:tcPr>
           <w:p>
             <w:pPr>
@@ -25703,7 +25715,7 @@
         </w:tc>
         <w:tc>
           <w:tcPr>
-            <w:tcW w:type="dxa" w:w="1403"/>
+            <w:tcW w:type="dxa" w:w="1393"/>
           </w:tcPr>
           <w:p>
             <w:pPr>
@@ -25720,7 +25732,7 @@
         </w:tc>
         <w:tc>
           <w:tcPr>
-            <w:tcW w:type="dxa" w:w="5020"/>
+            <w:tcW w:type="dxa" w:w="5042"/>
           </w:tcPr>
           <w:p>
             <w:pPr>
@@ -25739,7 +25751,7 @@
       <w:tr>
         <w:tc>
           <w:tcPr>
-            <w:tcW w:type="dxa" w:w="2649"/>
+            <w:tcW w:type="dxa" w:w="2637"/>
           </w:tcPr>
           <w:p>
             <w:pPr>
@@ -25756,7 +25768,7 @@
         </w:tc>
         <w:tc>
           <w:tcPr>
-            <w:tcW w:type="dxa" w:w="1403"/>
+            <w:tcW w:type="dxa" w:w="1393"/>
           </w:tcPr>
           <w:p>
             <w:pPr>
@@ -25773,7 +25785,7 @@
         </w:tc>
         <w:tc>
           <w:tcPr>
-            <w:tcW w:type="dxa" w:w="5020"/>
+            <w:tcW w:type="dxa" w:w="5042"/>
           </w:tcPr>
           <w:p>
             <w:pPr>
@@ -25792,7 +25804,7 @@
       <w:tr>
         <w:tc>
           <w:tcPr>
-            <w:tcW w:type="dxa" w:w="2649"/>
+            <w:tcW w:type="dxa" w:w="2637"/>
           </w:tcPr>
           <w:p>
             <w:pPr>
@@ -25809,7 +25821,7 @@
         </w:tc>
         <w:tc>
           <w:tcPr>
-            <w:tcW w:type="dxa" w:w="1403"/>
+            <w:tcW w:type="dxa" w:w="1393"/>
           </w:tcPr>
           <w:p>
             <w:pPr>
@@ -25826,7 +25838,7 @@
         </w:tc>
         <w:tc>
           <w:tcPr>
-            <w:tcW w:type="dxa" w:w="5020"/>
+            <w:tcW w:type="dxa" w:w="5042"/>
           </w:tcPr>
           <w:p>
             <w:pPr>
@@ -25845,7 +25857,7 @@
       <w:tr>
         <w:tc>
           <w:tcPr>
-            <w:tcW w:type="dxa" w:w="2649"/>
+            <w:tcW w:type="dxa" w:w="2637"/>
           </w:tcPr>
           <w:p>
             <w:pPr>
@@ -25862,7 +25874,7 @@
         </w:tc>
         <w:tc>
           <w:tcPr>
-            <w:tcW w:type="dxa" w:w="1403"/>
+            <w:tcW w:type="dxa" w:w="1393"/>
           </w:tcPr>
           <w:p>
             <w:pPr>
@@ -25879,7 +25891,7 @@
         </w:tc>
         <w:tc>
           <w:tcPr>
-            <w:tcW w:type="dxa" w:w="5020"/>
+            <w:tcW w:type="dxa" w:w="5042"/>
           </w:tcPr>
           <w:p>
             <w:pPr>
@@ -26559,9 +26571,9 @@
         <w:tblLook w:firstRow="1" w:lastRow="0" w:firstColumn="0" w:lastColumn="0" w:noHBand="0" w:noVBand="0" w:val="0020"/>
       </w:tblPr>
       <w:tblGrid>
-        <w:gridCol w:w="2981"/>
-        <w:gridCol w:w="1761"/>
-        <w:gridCol w:w="4328"/>
+        <w:gridCol w:w="2909"/>
+        <w:gridCol w:w="1709"/>
+        <w:gridCol w:w="4452"/>
       </w:tblGrid>
       <w:tr>
         <w:trPr>
@@ -26569,7 +26581,7 @@
         </w:trPr>
         <w:tc>
           <w:tcPr>
-            <w:tcW w:type="dxa" w:w="2982"/>
+            <w:tcW w:type="dxa" w:w="2910"/>
             <w:shd w:val="clear" w:color="auto" w:fill="E8EEF5"/>
           </w:tcPr>
           <w:p>
@@ -26589,7 +26601,7 @@
         </w:tc>
         <w:tc>
           <w:tcPr>
-            <w:tcW w:type="dxa" w:w="1762"/>
+            <w:tcW w:type="dxa" w:w="1710"/>
             <w:shd w:val="clear" w:color="auto" w:fill="E8EEF5"/>
           </w:tcPr>
           <w:p>
@@ -26609,7 +26621,7 @@
         </w:tc>
         <w:tc>
           <w:tcPr>
-            <w:tcW w:type="dxa" w:w="4328"/>
+            <w:tcW w:type="dxa" w:w="4453"/>
             <w:shd w:val="clear" w:color="auto" w:fill="E8EEF5"/>
           </w:tcPr>
           <w:p>
@@ -26631,7 +26643,7 @@
       <w:tr>
         <w:tc>
           <w:tcPr>
-            <w:tcW w:type="dxa" w:w="2982"/>
+            <w:tcW w:type="dxa" w:w="2910"/>
           </w:tcPr>
           <w:p>
             <w:pPr>
@@ -26648,7 +26660,7 @@
         </w:tc>
         <w:tc>
           <w:tcPr>
-            <w:tcW w:type="dxa" w:w="1762"/>
+            <w:tcW w:type="dxa" w:w="1710"/>
           </w:tcPr>
           <w:p>
             <w:pPr>
@@ -26665,26 +26677,26 @@
         </w:tc>
         <w:tc>
           <w:tcPr>
-            <w:tcW w:type="dxa" w:w="4328"/>
-          </w:tcPr>
-          <w:p>
-            <w:pPr>
-              <w:pStyle w:val="Compact"/>
-              <w:spacing w:after="0" w:line="264" w:lineRule="auto"/>
-            </w:pPr>
-            <w:r>
-              <w:rPr>
-                <w:sz w:val="16"/>
-              </w:rPr>
-              <w:t xml:space="preserve">mp3 우선. 확장 가능한 구조 유지 (실측상 코퍼스 100% mp3)</w:t>
-            </w:r>
-          </w:p>
-        </w:tc>
-      </w:tr>
-      <w:tr>
-        <w:tc>
-          <w:tcPr>
-            <w:tcW w:type="dxa" w:w="2982"/>
+            <w:tcW w:type="dxa" w:w="4453"/>
+          </w:tcPr>
+          <w:p>
+            <w:pPr>
+              <w:pStyle w:val="Compact"/>
+              <w:spacing w:after="0" w:line="264" w:lineRule="auto"/>
+            </w:pPr>
+            <w:r>
+              <w:rPr>
+                <w:sz w:val="16"/>
+              </w:rPr>
+              <w:t xml:space="preserve">mp3 우선. 확장 가능한 구조 유지 (실측상 코퍼스 100% mp3 · D-0007)</w:t>
+            </w:r>
+          </w:p>
+        </w:tc>
+      </w:tr>
+      <w:tr>
+        <w:tc>
+          <w:tcPr>
+            <w:tcW w:type="dxa" w:w="2910"/>
           </w:tcPr>
           <w:p>
             <w:pPr>
@@ -26701,7 +26713,7 @@
         </w:tc>
         <w:tc>
           <w:tcPr>
-            <w:tcW w:type="dxa" w:w="1762"/>
+            <w:tcW w:type="dxa" w:w="1710"/>
           </w:tcPr>
           <w:p>
             <w:pPr>
@@ -26718,26 +26730,26 @@
         </w:tc>
         <w:tc>
           <w:tcPr>
-            <w:tcW w:type="dxa" w:w="4328"/>
-          </w:tcPr>
-          <w:p>
-            <w:pPr>
-              <w:pStyle w:val="Compact"/>
-              <w:spacing w:after="0" w:line="264" w:lineRule="auto"/>
-            </w:pPr>
-            <w:r>
-              <w:rPr>
-                <w:sz w:val="16"/>
-              </w:rPr>
-              <w:t xml:space="preserve">44.1kHz / 48kHz 혼재 허용. 통일하지 않는다</w:t>
-            </w:r>
-          </w:p>
-        </w:tc>
-      </w:tr>
-      <w:tr>
-        <w:tc>
-          <w:tcPr>
-            <w:tcW w:type="dxa" w:w="2982"/>
+            <w:tcW w:type="dxa" w:w="4453"/>
+          </w:tcPr>
+          <w:p>
+            <w:pPr>
+              <w:pStyle w:val="Compact"/>
+              <w:spacing w:after="0" w:line="264" w:lineRule="auto"/>
+            </w:pPr>
+            <w:r>
+              <w:rPr>
+                <w:sz w:val="16"/>
+              </w:rPr>
+              <w:t xml:space="preserve">44.1kHz / 48kHz 혼재 허용. 통일하지 않는다 (D-0007)</w:t>
+            </w:r>
+          </w:p>
+        </w:tc>
+      </w:tr>
+      <w:tr>
+        <w:tc>
+          <w:tcPr>
+            <w:tcW w:type="dxa" w:w="2910"/>
           </w:tcPr>
           <w:p>
             <w:pPr>
@@ -26754,7 +26766,7 @@
         </w:tc>
         <w:tc>
           <w:tcPr>
-            <w:tcW w:type="dxa" w:w="1762"/>
+            <w:tcW w:type="dxa" w:w="1710"/>
           </w:tcPr>
           <w:p>
             <w:pPr>
@@ -26771,7 +26783,7 @@
         </w:tc>
         <w:tc>
           <w:tcPr>
-            <w:tcW w:type="dxa" w:w="4328"/>
+            <w:tcW w:type="dxa" w:w="4453"/>
           </w:tcPr>
           <w:p>
             <w:pPr>
@@ -26790,7 +26802,7 @@
       <w:tr>
         <w:tc>
           <w:tcPr>
-            <w:tcW w:type="dxa" w:w="2982"/>
+            <w:tcW w:type="dxa" w:w="2910"/>
           </w:tcPr>
           <w:p>
             <w:pPr>
@@ -26807,7 +26819,7 @@
         </w:tc>
         <w:tc>
           <w:tcPr>
-            <w:tcW w:type="dxa" w:w="1762"/>
+            <w:tcW w:type="dxa" w:w="1710"/>
           </w:tcPr>
           <w:p>
             <w:pPr>
@@ -26824,7 +26836,7 @@
         </w:tc>
         <w:tc>
           <w:tcPr>
-            <w:tcW w:type="dxa" w:w="4328"/>
+            <w:tcW w:type="dxa" w:w="4453"/>
           </w:tcPr>
           <w:p>
             <w:pPr>
@@ -26843,7 +26855,7 @@
       <w:tr>
         <w:tc>
           <w:tcPr>
-            <w:tcW w:type="dxa" w:w="2982"/>
+            <w:tcW w:type="dxa" w:w="2910"/>
           </w:tcPr>
           <w:p>
             <w:pPr>
@@ -26860,7 +26872,7 @@
         </w:tc>
         <w:tc>
           <w:tcPr>
-            <w:tcW w:type="dxa" w:w="1762"/>
+            <w:tcW w:type="dxa" w:w="1710"/>
           </w:tcPr>
           <w:p>
             <w:pPr>
@@ -26877,7 +26889,7 @@
         </w:tc>
         <w:tc>
           <w:tcPr>
-            <w:tcW w:type="dxa" w:w="4328"/>
+            <w:tcW w:type="dxa" w:w="4453"/>
           </w:tcPr>
           <w:p>
             <w:pPr>
@@ -39684,6 +39696,12 @@
         </w:rPr>
         <w:t xml:space="preserve">모델 입력 샘플레이트</w:t>
       </w:r>
+      <w:r>
+        <w:t xml:space="preserve"> </w:t>
+      </w:r>
+      <w:r>
+        <w:t xml:space="preserve">— 인제스트에서 통일하지 않는다 (D-0007)</w:t>
+      </w:r>
     </w:p>
     <w:tbl>
       <w:tblPr>
@@ -51867,8 +51885,8 @@
         <w:tblLook w:firstRow="1" w:lastRow="0" w:firstColumn="0" w:lastColumn="0" w:noHBand="0" w:noVBand="0" w:val="0020"/>
       </w:tblPr>
       <w:tblGrid>
-        <w:gridCol w:w="1660"/>
-        <w:gridCol w:w="7411"/>
+        <w:gridCol w:w="1635"/>
+        <w:gridCol w:w="7436"/>
       </w:tblGrid>
       <w:tr>
         <w:trPr>
@@ -51876,7 +51894,7 @@
         </w:trPr>
         <w:tc>
           <w:tcPr>
-            <w:tcW w:type="dxa" w:w="1661"/>
+            <w:tcW w:type="dxa" w:w="1636"/>
             <w:shd w:val="clear" w:color="auto" w:fill="E8EEF5"/>
           </w:tcPr>
           <w:p>
@@ -51896,7 +51914,7 @@
         </w:tc>
         <w:tc>
           <w:tcPr>
-            <w:tcW w:type="dxa" w:w="7411"/>
+            <w:tcW w:type="dxa" w:w="7436"/>
             <w:shd w:val="clear" w:color="auto" w:fill="E8EEF5"/>
           </w:tcPr>
           <w:p>
@@ -51918,7 +51936,7 @@
       <w:tr>
         <w:tc>
           <w:tcPr>
-            <w:tcW w:type="dxa" w:w="1661"/>
+            <w:tcW w:type="dxa" w:w="1636"/>
           </w:tcPr>
           <w:p>
             <w:pPr>
@@ -51935,7 +51953,7 @@
         </w:tc>
         <w:tc>
           <w:tcPr>
-            <w:tcW w:type="dxa" w:w="7411"/>
+            <w:tcW w:type="dxa" w:w="7436"/>
           </w:tcPr>
           <w:p>
             <w:pPr>
@@ -51954,7 +51972,7 @@
       <w:tr>
         <w:tc>
           <w:tcPr>
-            <w:tcW w:type="dxa" w:w="1661"/>
+            <w:tcW w:type="dxa" w:w="1636"/>
           </w:tcPr>
           <w:p>
             <w:pPr>
@@ -51971,7 +51989,7 @@
         </w:tc>
         <w:tc>
           <w:tcPr>
-            <w:tcW w:type="dxa" w:w="7411"/>
+            <w:tcW w:type="dxa" w:w="7436"/>
           </w:tcPr>
           <w:p>
             <w:pPr>
@@ -52001,15 +52019,15 @@
               <w:rPr>
                 <w:sz w:val="16"/>
               </w:rPr>
-              <w:t xml:space="preserve">핀 고정)</w:t>
-            </w:r>
-          </w:p>
-        </w:tc>
-      </w:tr>
-      <w:tr>
-        <w:tc>
-          <w:tcPr>
-            <w:tcW w:type="dxa" w:w="1661"/>
+              <w:t xml:space="preserve">핀 고정 · D-0009)</w:t>
+            </w:r>
+          </w:p>
+        </w:tc>
+      </w:tr>
+      <w:tr>
+        <w:tc>
+          <w:tcPr>
+            <w:tcW w:type="dxa" w:w="1636"/>
           </w:tcPr>
           <w:p>
             <w:pPr>
@@ -52026,7 +52044,7 @@
         </w:tc>
         <w:tc>
           <w:tcPr>
-            <w:tcW w:type="dxa" w:w="7411"/>
+            <w:tcW w:type="dxa" w:w="7436"/>
           </w:tcPr>
           <w:p>
             <w:pPr>
@@ -52095,7 +52113,7 @@
       <w:tr>
         <w:tc>
           <w:tcPr>
-            <w:tcW w:type="dxa" w:w="1661"/>
+            <w:tcW w:type="dxa" w:w="1636"/>
           </w:tcPr>
           <w:p>
             <w:pPr>
@@ -52112,7 +52130,7 @@
         </w:tc>
         <w:tc>
           <w:tcPr>
-            <w:tcW w:type="dxa" w:w="7411"/>
+            <w:tcW w:type="dxa" w:w="7436"/>
           </w:tcPr>
           <w:p>
             <w:pPr>
@@ -52144,7 +52162,7 @@
       <w:tr>
         <w:tc>
           <w:tcPr>
-            <w:tcW w:type="dxa" w:w="1661"/>
+            <w:tcW w:type="dxa" w:w="1636"/>
           </w:tcPr>
           <w:p>
             <w:pPr>
@@ -52161,7 +52179,7 @@
         </w:tc>
         <w:tc>
           <w:tcPr>
-            <w:tcW w:type="dxa" w:w="7411"/>
+            <w:tcW w:type="dxa" w:w="7436"/>
           </w:tcPr>
           <w:p>
             <w:pPr>
@@ -52206,7 +52224,7 @@
       <w:tr>
         <w:tc>
           <w:tcPr>
-            <w:tcW w:type="dxa" w:w="1661"/>
+            <w:tcW w:type="dxa" w:w="1636"/>
           </w:tcPr>
           <w:p>
             <w:pPr>
@@ -52223,18 +52241,18 @@
         </w:tc>
         <w:tc>
           <w:tcPr>
-            <w:tcW w:type="dxa" w:w="7411"/>
-          </w:tcPr>
-          <w:p>
-            <w:pPr>
-              <w:pStyle w:val="Compact"/>
-              <w:spacing w:after="0" w:line="264" w:lineRule="auto"/>
-            </w:pPr>
-            <w:r>
-              <w:rPr>
-                <w:sz w:val="16"/>
-              </w:rPr>
-              <w:t xml:space="preserve">ffmpeg 8.0.1</w:t>
+            <w:tcW w:type="dxa" w:w="7436"/>
+          </w:tcPr>
+          <w:p>
+            <w:pPr>
+              <w:pStyle w:val="Compact"/>
+              <w:spacing w:after="0" w:line="264" w:lineRule="auto"/>
+            </w:pPr>
+            <w:r>
+              <w:rPr>
+                <w:sz w:val="16"/>
+              </w:rPr>
+              <w:t xml:space="preserve">ffmpeg 8.0.1 (D-0122)</w:t>
             </w:r>
           </w:p>
         </w:tc>
